--- a/data/outputs/v2/Chemistry/SS1.5_Periodicity/Chemistry_Periodicity_CBE_LessonSequence.docx
+++ b/data/outputs/v2/Chemistry/SS1.5_Periodicity/Chemistry_Periodicity_CBE_LessonSequence.docx
@@ -3184,7 +3184,7 @@
             <w:pPr>
               <w:spacing w:after="20" w:before="0"/>
             </w:pPr>
-            <w:hyperlink w:history="1" r:id="rIduhs4blekelal7d-s_fel3">
+            <w:hyperlink w:history="1" r:id="rIdd7yzjacswdmsinvsrfh5s">
               <w:r>
                 <w:rPr>
                   <w:rFonts w:ascii="Arial" w:cs="Arial" w:eastAsia="Arial" w:hAnsi="Arial"/>
@@ -3193,7 +3193,7 @@
                   <w:szCs w:val="16"/>
                   <w:u w:val="single" w:color="2E75B6"/>
                 </w:rPr>
-                <w:t xml:space="preserve">Periodicity of algebraic models</w:t>
+                <w:t xml:space="preserve">Atomic radius trends on periodic table</w:t>
               </w:r>
             </w:hyperlink>
           </w:p>
@@ -3217,7 +3217,7 @@
               <w:spacing w:after="10" w:before="0"/>
               <w:ind w:left="120"/>
             </w:pPr>
-            <w:hyperlink w:history="1" r:id="rId5eduukqjwrgt7pkau5g39">
+            <w:hyperlink w:history="1" r:id="rIdofh9qvnojswepfemepcn0">
               <w:r>
                 <w:rPr>
                   <w:rFonts w:ascii="Arial" w:cs="Arial" w:eastAsia="Arial" w:hAnsi="Arial"/>
@@ -3255,14 +3255,14 @@
                 <w:sz w:val="16"/>
                 <w:szCs w:val="16"/>
               </w:rPr>
-              <w:t xml:space="preserve">📖 PDF:</w:t>
+              <w:t xml:space="preserve">📖 HTML:</w:t>
             </w:r>
           </w:p>
           <w:p>
             <w:pPr>
               <w:spacing w:after="20" w:before="0"/>
             </w:pPr>
-            <w:hyperlink w:history="1" r:id="rIdrtzqsiveswwvazizrqocc">
+            <w:hyperlink w:history="1" r:id="rIdjgqan92ko7pzv3fvco3jh">
               <w:r>
                 <w:rPr>
                   <w:rFonts w:ascii="Arial" w:cs="Arial" w:eastAsia="Arial" w:hAnsi="Arial"/>
@@ -3271,7 +3271,7 @@
                   <w:szCs w:val="16"/>
                   <w:u w:val="single" w:color="2E75B6"/>
                 </w:rPr>
-                <w:t xml:space="preserve">Periodicity of Chemical families</w:t>
+                <w:t xml:space="preserve">Hydrogen and Alkali Metals (Flexbook)</w:t>
               </w:r>
             </w:hyperlink>
           </w:p>
@@ -3287,7 +3287,7 @@
                 <w:sz w:val="14"/>
                 <w:szCs w:val="14"/>
               </w:rPr>
-              <w:t xml:space="preserve">Source: Kenya Curriculum Tools 2025</w:t>
+              <w:t xml:space="preserve">Source: CK-12</w:t>
             </w:r>
           </w:p>
           <w:p>
@@ -3295,7 +3295,7 @@
               <w:spacing w:after="10" w:before="0"/>
               <w:ind w:left="120"/>
             </w:pPr>
-            <w:hyperlink w:history="1" r:id="rId0vhozztvkdohmf8m9nclj">
+            <w:hyperlink w:history="1" r:id="rIdoovrgil_baoeu-fwsysr2">
               <w:r>
                 <w:rPr>
                   <w:rFonts w:ascii="Arial" w:cs="Arial" w:eastAsia="Arial" w:hAnsi="Arial"/>
@@ -3490,7 +3490,7 @@
             <w:pPr>
               <w:spacing w:after="20" w:before="0"/>
             </w:pPr>
-            <w:hyperlink w:history="1" r:id="rId-oegrqcxzac3sjjd1foxv">
+            <w:hyperlink w:history="1" r:id="rIdjc12wfafzvftpns3-ekyc">
               <w:r>
                 <w:rPr>
                   <w:rFonts w:ascii="Arial" w:cs="Arial" w:eastAsia="Arial" w:hAnsi="Arial"/>
@@ -3499,7 +3499,7 @@
                   <w:szCs w:val="16"/>
                   <w:u w:val="single" w:color="2E75B6"/>
                 </w:rPr>
-                <w:t xml:space="preserve">Periodicity of algebraic models</w:t>
+                <w:t xml:space="preserve">The periodic table - classification of elements</w:t>
               </w:r>
             </w:hyperlink>
           </w:p>
@@ -3523,7 +3523,7 @@
               <w:spacing w:after="10" w:before="0"/>
               <w:ind w:left="120"/>
             </w:pPr>
-            <w:hyperlink w:history="1" r:id="rIdjf82gsbkdcn7ixmtdfjwq">
+            <w:hyperlink w:history="1" r:id="rIdahmsdznooh2g6o1pqisrk">
               <w:r>
                 <w:rPr>
                   <w:rFonts w:ascii="Arial" w:cs="Arial" w:eastAsia="Arial" w:hAnsi="Arial"/>
@@ -3561,14 +3561,14 @@
                 <w:sz w:val="16"/>
                 <w:szCs w:val="16"/>
               </w:rPr>
-              <w:t xml:space="preserve">📖 PDF:</w:t>
+              <w:t xml:space="preserve">📖 EXERCISE:</w:t>
             </w:r>
           </w:p>
           <w:p>
             <w:pPr>
               <w:spacing w:after="20" w:before="0"/>
             </w:pPr>
-            <w:hyperlink w:history="1" r:id="rIdcd-0qqs41rlolfzbx3qc3">
+            <w:hyperlink w:history="1" r:id="rIdegipen7cslprifefdmwna">
               <w:r>
                 <w:rPr>
                   <w:rFonts w:ascii="Arial" w:cs="Arial" w:eastAsia="Arial" w:hAnsi="Arial"/>
@@ -3577,7 +3577,7 @@
                   <w:szCs w:val="16"/>
                   <w:u w:val="single" w:color="2E75B6"/>
                 </w:rPr>
-                <w:t xml:space="preserve">Periodicity of Chemical families</w:t>
+                <w:t xml:space="preserve">Hydrogen and Alkali Metals Practice</w:t>
               </w:r>
             </w:hyperlink>
           </w:p>
@@ -3593,7 +3593,7 @@
                 <w:sz w:val="14"/>
                 <w:szCs w:val="14"/>
               </w:rPr>
-              <w:t xml:space="preserve">Source: Kenya Curriculum Tools 2025</w:t>
+              <w:t xml:space="preserve">Source: CK-12</w:t>
             </w:r>
           </w:p>
           <w:p>
@@ -3601,7 +3601,7 @@
               <w:spacing w:after="10" w:before="0"/>
               <w:ind w:left="120"/>
             </w:pPr>
-            <w:hyperlink w:history="1" r:id="rIds0rbxqyplwpzbqgt1dgbp">
+            <w:hyperlink w:history="1" r:id="rId4mammdtc57vythkqw68zh">
               <w:r>
                 <w:rPr>
                   <w:rFonts w:ascii="Arial" w:cs="Arial" w:eastAsia="Arial" w:hAnsi="Arial"/>
@@ -3796,7 +3796,7 @@
             <w:pPr>
               <w:spacing w:after="20" w:before="0"/>
             </w:pPr>
-            <w:hyperlink w:history="1" r:id="rId1yjv-z155drz_anwiawug">
+            <w:hyperlink w:history="1" r:id="rIdn4brknq3tihnw_mn0cize">
               <w:r>
                 <w:rPr>
                   <w:rFonts w:ascii="Arial" w:cs="Arial" w:eastAsia="Arial" w:hAnsi="Arial"/>
@@ -3805,7 +3805,7 @@
                   <w:szCs w:val="16"/>
                   <w:u w:val="single" w:color="2E75B6"/>
                 </w:rPr>
-                <w:t xml:space="preserve">Periodicity of algebraic models</w:t>
+                <w:t xml:space="preserve">Atomic radius trends on periodic table</w:t>
               </w:r>
             </w:hyperlink>
           </w:p>
@@ -3829,7 +3829,7 @@
               <w:spacing w:after="10" w:before="0"/>
               <w:ind w:left="120"/>
             </w:pPr>
-            <w:hyperlink w:history="1" r:id="rIdpy6lo5su-ydzrtznrps1o">
+            <w:hyperlink w:history="1" r:id="rIdxxtjpe3xydnbfkby5ty3v">
               <w:r>
                 <w:rPr>
                   <w:rFonts w:ascii="Arial" w:cs="Arial" w:eastAsia="Arial" w:hAnsi="Arial"/>
@@ -3867,14 +3867,14 @@
                 <w:sz w:val="16"/>
                 <w:szCs w:val="16"/>
               </w:rPr>
-              <w:t xml:space="preserve">📖 PDF:</w:t>
+              <w:t xml:space="preserve">📖 HTML:</w:t>
             </w:r>
           </w:p>
           <w:p>
             <w:pPr>
               <w:spacing w:after="20" w:before="0"/>
             </w:pPr>
-            <w:hyperlink w:history="1" r:id="rIdvfxsk66qfqomxywch8ygt">
+            <w:hyperlink w:history="1" r:id="rIdz1u7yn4-de7ji_qht_psc">
               <w:r>
                 <w:rPr>
                   <w:rFonts w:ascii="Arial" w:cs="Arial" w:eastAsia="Arial" w:hAnsi="Arial"/>
@@ -3883,7 +3883,7 @@
                   <w:szCs w:val="16"/>
                   <w:u w:val="single" w:color="2E75B6"/>
                 </w:rPr>
-                <w:t xml:space="preserve">Periodicity of Chemical families</w:t>
+                <w:t xml:space="preserve">Hydrogen and Alkali Metals (Flexbook)</w:t>
               </w:r>
             </w:hyperlink>
           </w:p>
@@ -3899,7 +3899,7 @@
                 <w:sz w:val="14"/>
                 <w:szCs w:val="14"/>
               </w:rPr>
-              <w:t xml:space="preserve">Source: Kenya Curriculum Tools 2025</w:t>
+              <w:t xml:space="preserve">Source: CK-12</w:t>
             </w:r>
           </w:p>
           <w:p>
@@ -3907,7 +3907,7 @@
               <w:spacing w:after="10" w:before="0"/>
               <w:ind w:left="120"/>
             </w:pPr>
-            <w:hyperlink w:history="1" r:id="rIdogb2r8iz0jrvrd9fbao33">
+            <w:hyperlink w:history="1" r:id="rIdpb8ea_sneud8bv-u-drww">
               <w:r>
                 <w:rPr>
                   <w:rFonts w:ascii="Arial" w:cs="Arial" w:eastAsia="Arial" w:hAnsi="Arial"/>
@@ -4102,7 +4102,7 @@
             <w:pPr>
               <w:spacing w:after="20" w:before="0"/>
             </w:pPr>
-            <w:hyperlink w:history="1" r:id="rIdi-hy75c9jhztgnb8eev0e">
+            <w:hyperlink w:history="1" r:id="rIdoykh3rklnax-tlfh_zlbj">
               <w:r>
                 <w:rPr>
                   <w:rFonts w:ascii="Arial" w:cs="Arial" w:eastAsia="Arial" w:hAnsi="Arial"/>
@@ -4111,7 +4111,7 @@
                   <w:szCs w:val="16"/>
                   <w:u w:val="single" w:color="2E75B6"/>
                 </w:rPr>
-                <w:t xml:space="preserve">Periodicity of algebraic models</w:t>
+                <w:t xml:space="preserve">Atomic radius trends on periodic table</w:t>
               </w:r>
             </w:hyperlink>
           </w:p>
@@ -4135,7 +4135,7 @@
               <w:spacing w:after="10" w:before="0"/>
               <w:ind w:left="120"/>
             </w:pPr>
-            <w:hyperlink w:history="1" r:id="rIdpn7jqyn5o2tj8fobm-iqj">
+            <w:hyperlink w:history="1" r:id="rIdsjrqr1xal8gpnm9iizs99">
               <w:r>
                 <w:rPr>
                   <w:rFonts w:ascii="Arial" w:cs="Arial" w:eastAsia="Arial" w:hAnsi="Arial"/>
@@ -4173,14 +4173,14 @@
                 <w:sz w:val="16"/>
                 <w:szCs w:val="16"/>
               </w:rPr>
-              <w:t xml:space="preserve">📖 PDF:</w:t>
+              <w:t xml:space="preserve">📖 HTML:</w:t>
             </w:r>
           </w:p>
           <w:p>
             <w:pPr>
               <w:spacing w:after="20" w:before="0"/>
             </w:pPr>
-            <w:hyperlink w:history="1" r:id="rIdl8ulpzrat2ndhe9yppug_">
+            <w:hyperlink w:history="1" r:id="rId-qasm6uh9neoyfkiscy7z">
               <w:r>
                 <w:rPr>
                   <w:rFonts w:ascii="Arial" w:cs="Arial" w:eastAsia="Arial" w:hAnsi="Arial"/>
@@ -4189,7 +4189,7 @@
                   <w:szCs w:val="16"/>
                   <w:u w:val="single" w:color="2E75B6"/>
                 </w:rPr>
-                <w:t xml:space="preserve">Periodicity of Chemical families</w:t>
+                <w:t xml:space="preserve">Hydrogen and Alkali Metals (Flexbook)</w:t>
               </w:r>
             </w:hyperlink>
           </w:p>
@@ -4205,7 +4205,7 @@
                 <w:sz w:val="14"/>
                 <w:szCs w:val="14"/>
               </w:rPr>
-              <w:t xml:space="preserve">Source: Kenya Curriculum Tools 2025</w:t>
+              <w:t xml:space="preserve">Source: CK-12</w:t>
             </w:r>
           </w:p>
           <w:p>
@@ -4213,7 +4213,7 @@
               <w:spacing w:after="10" w:before="0"/>
               <w:ind w:left="120"/>
             </w:pPr>
-            <w:hyperlink w:history="1" r:id="rIdq0wm2gf9yhegcejm--psd">
+            <w:hyperlink w:history="1" r:id="rIdhpcikprvnluowxrj0o46s">
               <w:r>
                 <w:rPr>
                   <w:rFonts w:ascii="Arial" w:cs="Arial" w:eastAsia="Arial" w:hAnsi="Arial"/>
@@ -4408,7 +4408,7 @@
             <w:pPr>
               <w:spacing w:after="20" w:before="0"/>
             </w:pPr>
-            <w:hyperlink w:history="1" r:id="rIdmle5k485s7rnsqtwjh9tf">
+            <w:hyperlink w:history="1" r:id="rId_6iqdo9buztijnfxqyffu">
               <w:r>
                 <w:rPr>
                   <w:rFonts w:ascii="Arial" w:cs="Arial" w:eastAsia="Arial" w:hAnsi="Arial"/>
@@ -4417,7 +4417,7 @@
                   <w:szCs w:val="16"/>
                   <w:u w:val="single" w:color="2E75B6"/>
                 </w:rPr>
-                <w:t xml:space="preserve">Periodicity of algebraic models</w:t>
+                <w:t xml:space="preserve">Atomic radius trends on periodic table</w:t>
               </w:r>
             </w:hyperlink>
           </w:p>
@@ -4441,7 +4441,7 @@
               <w:spacing w:after="10" w:before="0"/>
               <w:ind w:left="120"/>
             </w:pPr>
-            <w:hyperlink w:history="1" r:id="rIdb6k1yi2_92a94wm1o3zg6">
+            <w:hyperlink w:history="1" r:id="rIdyzbzpm_fqjsf1vcqykkhe">
               <w:r>
                 <w:rPr>
                   <w:rFonts w:ascii="Arial" w:cs="Arial" w:eastAsia="Arial" w:hAnsi="Arial"/>
@@ -4479,14 +4479,14 @@
                 <w:sz w:val="16"/>
                 <w:szCs w:val="16"/>
               </w:rPr>
-              <w:t xml:space="preserve">📖 PDF:</w:t>
+              <w:t xml:space="preserve">📖 HTML:</w:t>
             </w:r>
           </w:p>
           <w:p>
             <w:pPr>
               <w:spacing w:after="20" w:before="0"/>
             </w:pPr>
-            <w:hyperlink w:history="1" r:id="rId2l41bu29qi6qtqzqnznzv">
+            <w:hyperlink w:history="1" r:id="rIdvttomk6hj4bzfrtxiiqae">
               <w:r>
                 <w:rPr>
                   <w:rFonts w:ascii="Arial" w:cs="Arial" w:eastAsia="Arial" w:hAnsi="Arial"/>
@@ -4495,7 +4495,7 @@
                   <w:szCs w:val="16"/>
                   <w:u w:val="single" w:color="2E75B6"/>
                 </w:rPr>
-                <w:t xml:space="preserve">Periodicity of Chemical families</w:t>
+                <w:t xml:space="preserve">Hydrogen and Alkali Metals (Flexbook)</w:t>
               </w:r>
             </w:hyperlink>
           </w:p>
@@ -4511,7 +4511,7 @@
                 <w:sz w:val="14"/>
                 <w:szCs w:val="14"/>
               </w:rPr>
-              <w:t xml:space="preserve">Source: Kenya Curriculum Tools 2025</w:t>
+              <w:t xml:space="preserve">Source: CK-12</w:t>
             </w:r>
           </w:p>
           <w:p>
@@ -4519,7 +4519,7 @@
               <w:spacing w:after="10" w:before="0"/>
               <w:ind w:left="120"/>
             </w:pPr>
-            <w:hyperlink w:history="1" r:id="rIdwokxpdsgnmjogo7_opiet">
+            <w:hyperlink w:history="1" r:id="rIdrqopyszpbhw6krbxh9kex">
               <w:r>
                 <w:rPr>
                   <w:rFonts w:ascii="Arial" w:cs="Arial" w:eastAsia="Arial" w:hAnsi="Arial"/>
@@ -6006,7 +6006,7 @@
             <w:pPr>
               <w:spacing w:after="20" w:before="0"/>
             </w:pPr>
-            <w:hyperlink w:history="1" r:id="rId2djrhtomxd7hd0nvcnzwe">
+            <w:hyperlink w:history="1" r:id="rIdl7pfotuk1kxdovecc6wvz">
               <w:r>
                 <w:rPr>
                   <w:rFonts w:ascii="Arial" w:cs="Arial" w:eastAsia="Arial" w:hAnsi="Arial"/>
@@ -6015,7 +6015,7 @@
                   <w:szCs w:val="16"/>
                   <w:u w:val="single" w:color="2E75B6"/>
                 </w:rPr>
-                <w:t xml:space="preserve">Naming ions and ionic compounds</w:t>
+                <w:t xml:space="preserve">The periodic table - classification of elements</w:t>
               </w:r>
             </w:hyperlink>
           </w:p>
@@ -6039,7 +6039,7 @@
               <w:spacing w:after="10" w:before="0"/>
               <w:ind w:left="120"/>
             </w:pPr>
-            <w:hyperlink w:history="1" r:id="rIddfkjctjrlgect6bwxvbjx">
+            <w:hyperlink w:history="1" r:id="rIdrt7zh0boi6ew4lyegtcgw">
               <w:r>
                 <w:rPr>
                   <w:rFonts w:ascii="Arial" w:cs="Arial" w:eastAsia="Arial" w:hAnsi="Arial"/>
@@ -6084,7 +6084,7 @@
             <w:pPr>
               <w:spacing w:after="20" w:before="0"/>
             </w:pPr>
-            <w:hyperlink w:history="1" r:id="rIdkmsxepg74xblsqqw1zebt">
+            <w:hyperlink w:history="1" r:id="rIdeyfu2usid60a86njugxmq">
               <w:r>
                 <w:rPr>
                   <w:rFonts w:ascii="Arial" w:cs="Arial" w:eastAsia="Arial" w:hAnsi="Arial"/>
@@ -6093,7 +6093,7 @@
                   <w:szCs w:val="16"/>
                   <w:u w:val="single" w:color="2E75B6"/>
                 </w:rPr>
-                <w:t xml:space="preserve">Elements of a Polynomial Graph (PLIX)</w:t>
+                <w:t xml:space="preserve">Hydrogen and Alkali Metals (Flexbook)</w:t>
               </w:r>
             </w:hyperlink>
           </w:p>
@@ -6117,7 +6117,7 @@
               <w:spacing w:after="10" w:before="0"/>
               <w:ind w:left="120"/>
             </w:pPr>
-            <w:hyperlink w:history="1" r:id="rId-bkkff8y__le1mcwvdbmr">
+            <w:hyperlink w:history="1" r:id="rIdrsnppacf5103yy5fm00c1">
               <w:r>
                 <w:rPr>
                   <w:rFonts w:ascii="Arial" w:cs="Arial" w:eastAsia="Arial" w:hAnsi="Arial"/>
@@ -6312,7 +6312,7 @@
             <w:pPr>
               <w:spacing w:after="20" w:before="0"/>
             </w:pPr>
-            <w:hyperlink w:history="1" r:id="rIdals2kx0016-21ftn_flnu">
+            <w:hyperlink w:history="1" r:id="rId1ewh46slrodndkoxviag6">
               <w:r>
                 <w:rPr>
                   <w:rFonts w:ascii="Arial" w:cs="Arial" w:eastAsia="Arial" w:hAnsi="Arial"/>
@@ -6321,7 +6321,7 @@
                   <w:szCs w:val="16"/>
                   <w:u w:val="single" w:color="2E75B6"/>
                 </w:rPr>
-                <w:t xml:space="preserve">Naming ions and ionic compounds</w:t>
+                <w:t xml:space="preserve">Atomic radius trends on periodic table</w:t>
               </w:r>
             </w:hyperlink>
           </w:p>
@@ -6345,7 +6345,7 @@
               <w:spacing w:after="10" w:before="0"/>
               <w:ind w:left="120"/>
             </w:pPr>
-            <w:hyperlink w:history="1" r:id="rIddltabhwgwab1d2ol75c3y">
+            <w:hyperlink w:history="1" r:id="rIdgr5nttjxtwzfwopzc31h8">
               <w:r>
                 <w:rPr>
                   <w:rFonts w:ascii="Arial" w:cs="Arial" w:eastAsia="Arial" w:hAnsi="Arial"/>
@@ -6383,14 +6383,14 @@
                 <w:sz w:val="16"/>
                 <w:szCs w:val="16"/>
               </w:rPr>
-              <w:t xml:space="preserve">📖 HTML:</w:t>
+              <w:t xml:space="preserve">📖 EXERCISE:</w:t>
             </w:r>
           </w:p>
           <w:p>
             <w:pPr>
               <w:spacing w:after="20" w:before="0"/>
             </w:pPr>
-            <w:hyperlink w:history="1" r:id="rIdl9sexxiqclkipud0vl-oi">
+            <w:hyperlink w:history="1" r:id="rIdqid7l56wukhh0zgoxrghe">
               <w:r>
                 <w:rPr>
                   <w:rFonts w:ascii="Arial" w:cs="Arial" w:eastAsia="Arial" w:hAnsi="Arial"/>
@@ -6399,7 +6399,7 @@
                   <w:szCs w:val="16"/>
                   <w:u w:val="single" w:color="2E75B6"/>
                 </w:rPr>
-                <w:t xml:space="preserve">Elements of a Polynomial Graph (PLIX)</w:t>
+                <w:t xml:space="preserve">Hydrogen and Alkali Metals Practice</w:t>
               </w:r>
             </w:hyperlink>
           </w:p>
@@ -6423,7 +6423,7 @@
               <w:spacing w:after="10" w:before="0"/>
               <w:ind w:left="120"/>
             </w:pPr>
-            <w:hyperlink w:history="1" r:id="rId5are-y6ryfborsey2483j">
+            <w:hyperlink w:history="1" r:id="rIdjlxbvuvf4gl4-m-opzddx">
               <w:r>
                 <w:rPr>
                   <w:rFonts w:ascii="Arial" w:cs="Arial" w:eastAsia="Arial" w:hAnsi="Arial"/>
@@ -6618,7 +6618,7 @@
             <w:pPr>
               <w:spacing w:after="20" w:before="0"/>
             </w:pPr>
-            <w:hyperlink w:history="1" r:id="rIdffcd6dooxlijpuewxzbr7">
+            <w:hyperlink w:history="1" r:id="rIdabd0hkptli0wdry1-klz_">
               <w:r>
                 <w:rPr>
                   <w:rFonts w:ascii="Arial" w:cs="Arial" w:eastAsia="Arial" w:hAnsi="Arial"/>
@@ -6627,7 +6627,7 @@
                   <w:szCs w:val="16"/>
                   <w:u w:val="single" w:color="2E75B6"/>
                 </w:rPr>
-                <w:t xml:space="preserve">Naming ions and ionic compounds</w:t>
+                <w:t xml:space="preserve">Oxidation state trends in periodic table</w:t>
               </w:r>
             </w:hyperlink>
           </w:p>
@@ -6651,7 +6651,7 @@
               <w:spacing w:after="10" w:before="0"/>
               <w:ind w:left="120"/>
             </w:pPr>
-            <w:hyperlink w:history="1" r:id="rIdxh9nnwyjbylwg35vhe8st">
+            <w:hyperlink w:history="1" r:id="rIdfzzwttyymogrlwe6nerew">
               <w:r>
                 <w:rPr>
                   <w:rFonts w:ascii="Arial" w:cs="Arial" w:eastAsia="Arial" w:hAnsi="Arial"/>
@@ -6689,14 +6689,14 @@
                 <w:sz w:val="16"/>
                 <w:szCs w:val="16"/>
               </w:rPr>
-              <w:t xml:space="preserve">📖 HTML:</w:t>
+              <w:t xml:space="preserve">📖 PDF:</w:t>
             </w:r>
           </w:p>
           <w:p>
             <w:pPr>
               <w:spacing w:after="20" w:before="0"/>
             </w:pPr>
-            <w:hyperlink w:history="1" r:id="rIdhqcicwrh-vl7c1ba2hjua">
+            <w:hyperlink w:history="1" r:id="rIdoldt-mqlss8jhggupn-lb">
               <w:r>
                 <w:rPr>
                   <w:rFonts w:ascii="Arial" w:cs="Arial" w:eastAsia="Arial" w:hAnsi="Arial"/>
@@ -6705,7 +6705,7 @@
                   <w:szCs w:val="16"/>
                   <w:u w:val="single" w:color="2E75B6"/>
                 </w:rPr>
-                <w:t xml:space="preserve">Elements of a Polynomial Graph (PLIX)</w:t>
+                <w:t xml:space="preserve">Periodicity of Chemical families</w:t>
               </w:r>
             </w:hyperlink>
           </w:p>
@@ -6721,7 +6721,7 @@
                 <w:sz w:val="14"/>
                 <w:szCs w:val="14"/>
               </w:rPr>
-              <w:t xml:space="preserve">Source: CK-12</w:t>
+              <w:t xml:space="preserve">Source: ARES Local Curriculum  - Digital Literacy Content</w:t>
             </w:r>
           </w:p>
           <w:p>
@@ -6729,7 +6729,7 @@
               <w:spacing w:after="10" w:before="0"/>
               <w:ind w:left="120"/>
             </w:pPr>
-            <w:hyperlink w:history="1" r:id="rIdtii0kzc1c3vdqjpmav5if">
+            <w:hyperlink w:history="1" r:id="rIdj0k3ewg9d_pq_ax0r-v3t">
               <w:r>
                 <w:rPr>
                   <w:rFonts w:ascii="Arial" w:cs="Arial" w:eastAsia="Arial" w:hAnsi="Arial"/>
@@ -6924,7 +6924,7 @@
             <w:pPr>
               <w:spacing w:after="20" w:before="0"/>
             </w:pPr>
-            <w:hyperlink w:history="1" r:id="rIdaxr5ogspqxxuwvplgx55a">
+            <w:hyperlink w:history="1" r:id="rIdcwu4myajztjdicjpep3u_">
               <w:r>
                 <w:rPr>
                   <w:rFonts w:ascii="Arial" w:cs="Arial" w:eastAsia="Arial" w:hAnsi="Arial"/>
@@ -6933,7 +6933,7 @@
                   <w:szCs w:val="16"/>
                   <w:u w:val="single" w:color="2E75B6"/>
                 </w:rPr>
-                <w:t xml:space="preserve">Naming ions and ionic compounds</w:t>
+                <w:t xml:space="preserve">Counting valence electrons for main group elements</w:t>
               </w:r>
             </w:hyperlink>
           </w:p>
@@ -6957,7 +6957,7 @@
               <w:spacing w:after="10" w:before="0"/>
               <w:ind w:left="120"/>
             </w:pPr>
-            <w:hyperlink w:history="1" r:id="rIdokyn39yzjt461dcznkyol">
+            <w:hyperlink w:history="1" r:id="rIdhufdcneymkdt3utnbbu0o">
               <w:r>
                 <w:rPr>
                   <w:rFonts w:ascii="Arial" w:cs="Arial" w:eastAsia="Arial" w:hAnsi="Arial"/>
@@ -7002,7 +7002,7 @@
             <w:pPr>
               <w:spacing w:after="20" w:before="0"/>
             </w:pPr>
-            <w:hyperlink w:history="1" r:id="rId1ubhlsvvrff_hdikhyfft">
+            <w:hyperlink w:history="1" r:id="rId3yw7yfthudrw3dhz0bxij">
               <w:r>
                 <w:rPr>
                   <w:rFonts w:ascii="Arial" w:cs="Arial" w:eastAsia="Arial" w:hAnsi="Arial"/>
@@ -7011,7 +7011,7 @@
                   <w:szCs w:val="16"/>
                   <w:u w:val="single" w:color="2E75B6"/>
                 </w:rPr>
-                <w:t xml:space="preserve">Elements of a Polynomial Graph (PLIX)</w:t>
+                <w:t xml:space="preserve">Hydrogen and Alkali Metals (Flexbook)</w:t>
               </w:r>
             </w:hyperlink>
           </w:p>
@@ -7035,7 +7035,7 @@
               <w:spacing w:after="10" w:before="0"/>
               <w:ind w:left="120"/>
             </w:pPr>
-            <w:hyperlink w:history="1" r:id="rIdmldmcyyvwzaw7vvj4qa_r">
+            <w:hyperlink w:history="1" r:id="rIdzjorwgpd0jlk8l6zibf9f">
               <w:r>
                 <w:rPr>
                   <w:rFonts w:ascii="Arial" w:cs="Arial" w:eastAsia="Arial" w:hAnsi="Arial"/>
@@ -7230,7 +7230,7 @@
             <w:pPr>
               <w:spacing w:after="20" w:before="0"/>
             </w:pPr>
-            <w:hyperlink w:history="1" r:id="rIdkx-lxkukbr2gmtqz9qrqw">
+            <w:hyperlink w:history="1" r:id="rIdsihlxq4k_d-hdvsmvoufh">
               <w:r>
                 <w:rPr>
                   <w:rFonts w:ascii="Arial" w:cs="Arial" w:eastAsia="Arial" w:hAnsi="Arial"/>
@@ -7239,7 +7239,7 @@
                   <w:szCs w:val="16"/>
                   <w:u w:val="single" w:color="2E75B6"/>
                 </w:rPr>
-                <w:t xml:space="preserve">Naming ions and ionic compounds</w:t>
+                <w:t xml:space="preserve">The periodic table - transition metals</w:t>
               </w:r>
             </w:hyperlink>
           </w:p>
@@ -7263,7 +7263,7 @@
               <w:spacing w:after="10" w:before="0"/>
               <w:ind w:left="120"/>
             </w:pPr>
-            <w:hyperlink w:history="1" r:id="rId-ykl3robxszxurnhmoyo-">
+            <w:hyperlink w:history="1" r:id="rIdthmusbondjxzadxmfqibn">
               <w:r>
                 <w:rPr>
                   <w:rFonts w:ascii="Arial" w:cs="Arial" w:eastAsia="Arial" w:hAnsi="Arial"/>
@@ -7308,7 +7308,7 @@
             <w:pPr>
               <w:spacing w:after="20" w:before="0"/>
             </w:pPr>
-            <w:hyperlink w:history="1" r:id="rIdfyh5txlhc1k7elnaifwmi">
+            <w:hyperlink w:history="1" r:id="rIdspn1vg5cfbjyy0iaqsoss">
               <w:r>
                 <w:rPr>
                   <w:rFonts w:ascii="Arial" w:cs="Arial" w:eastAsia="Arial" w:hAnsi="Arial"/>
@@ -7317,7 +7317,7 @@
                   <w:szCs w:val="16"/>
                   <w:u w:val="single" w:color="2E75B6"/>
                 </w:rPr>
-                <w:t xml:space="preserve">Elements of a Polynomial Graph (PLIX)</w:t>
+                <w:t xml:space="preserve">Hydrogen and Alkali Metals (Flexbook)</w:t>
               </w:r>
             </w:hyperlink>
           </w:p>
@@ -7341,7 +7341,7 @@
               <w:spacing w:after="10" w:before="0"/>
               <w:ind w:left="120"/>
             </w:pPr>
-            <w:hyperlink w:history="1" r:id="rIdohuke0m8qebmrnsxlsxt2">
+            <w:hyperlink w:history="1" r:id="rIdqaun8zbzfet1hde35sgbt">
               <w:r>
                 <w:rPr>
                   <w:rFonts w:ascii="Arial" w:cs="Arial" w:eastAsia="Arial" w:hAnsi="Arial"/>
@@ -8828,7 +8828,7 @@
             <w:pPr>
               <w:spacing w:after="20" w:before="0"/>
             </w:pPr>
-            <w:hyperlink w:history="1" r:id="rId0gbsywk_qjszaxmtyifsn">
+            <w:hyperlink w:history="1" r:id="rId0i5c-uhs-vfizat9s3ckd">
               <w:r>
                 <w:rPr>
                   <w:rFonts w:ascii="Arial" w:cs="Arial" w:eastAsia="Arial" w:hAnsi="Arial"/>
@@ -8837,7 +8837,7 @@
                   <w:szCs w:val="16"/>
                   <w:u w:val="single" w:color="2E75B6"/>
                 </w:rPr>
-                <w:t xml:space="preserve">Worked example: Finding the formula of an ionic compound</w:t>
+                <w:t xml:space="preserve">The periodic table - classification of elements</w:t>
               </w:r>
             </w:hyperlink>
           </w:p>
@@ -8861,7 +8861,7 @@
               <w:spacing w:after="10" w:before="0"/>
               <w:ind w:left="120"/>
             </w:pPr>
-            <w:hyperlink w:history="1" r:id="rIdkbm8aihl_pclykteqgmtd">
+            <w:hyperlink w:history="1" r:id="rIdpb8ab4q9_obhtslspbbbr">
               <w:r>
                 <w:rPr>
                   <w:rFonts w:ascii="Arial" w:cs="Arial" w:eastAsia="Arial" w:hAnsi="Arial"/>
@@ -8899,14 +8899,14 @@
                 <w:sz w:val="16"/>
                 <w:szCs w:val="16"/>
               </w:rPr>
-              <w:t xml:space="preserve">📖 HTML:</w:t>
+              <w:t xml:space="preserve">📖 EXERCISE:</w:t>
             </w:r>
           </w:p>
           <w:p>
             <w:pPr>
               <w:spacing w:after="20" w:before="0"/>
             </w:pPr>
-            <w:hyperlink w:history="1" r:id="rIdocrdwikpzjcfaa-0rsjdb">
+            <w:hyperlink w:history="1" r:id="rIdtl8l006knkp1a0v81shnb">
               <w:r>
                 <w:rPr>
                   <w:rFonts w:ascii="Arial" w:cs="Arial" w:eastAsia="Arial" w:hAnsi="Arial"/>
@@ -8915,7 +8915,7 @@
                   <w:szCs w:val="16"/>
                   <w:u w:val="single" w:color="2E75B6"/>
                 </w:rPr>
-                <w:t xml:space="preserve">Elements of a Polynomial Graph (PLIX)</w:t>
+                <w:t xml:space="preserve">Alkaline Earth Metals Practice</w:t>
               </w:r>
             </w:hyperlink>
           </w:p>
@@ -8939,7 +8939,7 @@
               <w:spacing w:after="10" w:before="0"/>
               <w:ind w:left="120"/>
             </w:pPr>
-            <w:hyperlink w:history="1" r:id="rIdclqhnqx5kiq2djcg0z_q5">
+            <w:hyperlink w:history="1" r:id="rIdmt-a3xyxed8mshxn3s6qy">
               <w:r>
                 <w:rPr>
                   <w:rFonts w:ascii="Arial" w:cs="Arial" w:eastAsia="Arial" w:hAnsi="Arial"/>
@@ -9286,7 +9286,7 @@
             <w:pPr>
               <w:spacing w:after="20" w:before="0"/>
             </w:pPr>
-            <w:hyperlink w:history="1" r:id="rIdcnnvihlkvv0-urayj9t_f">
+            <w:hyperlink w:history="1" r:id="rIdcijxh8oem3kl7-k-dctme">
               <w:r>
                 <w:rPr>
                   <w:rFonts w:ascii="Arial" w:cs="Arial" w:eastAsia="Arial" w:hAnsi="Arial"/>
@@ -9295,7 +9295,7 @@
                   <w:szCs w:val="16"/>
                   <w:u w:val="single" w:color="2E75B6"/>
                 </w:rPr>
-                <w:t xml:space="preserve">Worked example: Finding the formula of an ionic compound</w:t>
+                <w:t xml:space="preserve">Atomic radius trends on periodic table</w:t>
               </w:r>
             </w:hyperlink>
           </w:p>
@@ -9319,7 +9319,7 @@
               <w:spacing w:after="10" w:before="0"/>
               <w:ind w:left="120"/>
             </w:pPr>
-            <w:hyperlink w:history="1" r:id="rIdsudwf2seogeos_bfm0e4t">
+            <w:hyperlink w:history="1" r:id="rIdpyz2pjqi1ds4vonxpo9l8">
               <w:r>
                 <w:rPr>
                   <w:rFonts w:ascii="Arial" w:cs="Arial" w:eastAsia="Arial" w:hAnsi="Arial"/>
@@ -9364,7 +9364,7 @@
             <w:pPr>
               <w:spacing w:after="20" w:before="0"/>
             </w:pPr>
-            <w:hyperlink w:history="1" r:id="rIdtrdqxcztvup7eh5wmphsi">
+            <w:hyperlink w:history="1" r:id="rIdqqbeuussl2mnmexcftreg">
               <w:r>
                 <w:rPr>
                   <w:rFonts w:ascii="Arial" w:cs="Arial" w:eastAsia="Arial" w:hAnsi="Arial"/>
@@ -9373,7 +9373,7 @@
                   <w:szCs w:val="16"/>
                   <w:u w:val="single" w:color="2E75B6"/>
                 </w:rPr>
-                <w:t xml:space="preserve">Elements of a Polynomial Graph (PLIX)</w:t>
+                <w:t xml:space="preserve">Alkaline Earth Metals (Flexbook)</w:t>
               </w:r>
             </w:hyperlink>
           </w:p>
@@ -9397,7 +9397,7 @@
               <w:spacing w:after="10" w:before="0"/>
               <w:ind w:left="120"/>
             </w:pPr>
-            <w:hyperlink w:history="1" r:id="rIdci03n6hup2ipv77bhkads">
+            <w:hyperlink w:history="1" r:id="rIdp3shg0f9ouppethmxm92r">
               <w:r>
                 <w:rPr>
                   <w:rFonts w:ascii="Arial" w:cs="Arial" w:eastAsia="Arial" w:hAnsi="Arial"/>
@@ -9972,7 +9972,7 @@
             <w:pPr>
               <w:spacing w:after="20" w:before="0"/>
             </w:pPr>
-            <w:hyperlink w:history="1" r:id="rIdleo0bs6yr-zwi66_4x-_m">
+            <w:hyperlink w:history="1" r:id="rIdfxurpbtkcnbmcrflvtzqy">
               <w:r>
                 <w:rPr>
                   <w:rFonts w:ascii="Arial" w:cs="Arial" w:eastAsia="Arial" w:hAnsi="Arial"/>
@@ -9981,7 +9981,7 @@
                   <w:szCs w:val="16"/>
                   <w:u w:val="single" w:color="2E75B6"/>
                 </w:rPr>
-                <w:t xml:space="preserve">Worked example: Finding the formula of an ionic compound</w:t>
+                <w:t xml:space="preserve">Atomic and ionic radii</w:t>
               </w:r>
             </w:hyperlink>
           </w:p>
@@ -10005,7 +10005,7 @@
               <w:spacing w:after="10" w:before="0"/>
               <w:ind w:left="120"/>
             </w:pPr>
-            <w:hyperlink w:history="1" r:id="rId49cism3enyk0d0znfd76u">
+            <w:hyperlink w:history="1" r:id="rIda1vdrtnsoeoepzxjqii71">
               <w:r>
                 <w:rPr>
                   <w:rFonts w:ascii="Arial" w:cs="Arial" w:eastAsia="Arial" w:hAnsi="Arial"/>
@@ -10043,14 +10043,14 @@
                 <w:sz w:val="16"/>
                 <w:szCs w:val="16"/>
               </w:rPr>
-              <w:t xml:space="preserve">📖 HTML:</w:t>
+              <w:t xml:space="preserve">📖 EXERCISE:</w:t>
             </w:r>
           </w:p>
           <w:p>
             <w:pPr>
               <w:spacing w:after="20" w:before="0"/>
             </w:pPr>
-            <w:hyperlink w:history="1" r:id="rId_bycy-wu4okzbkmquuklg">
+            <w:hyperlink w:history="1" r:id="rIdrreoxhedofezlkqd6f7ck">
               <w:r>
                 <w:rPr>
                   <w:rFonts w:ascii="Arial" w:cs="Arial" w:eastAsia="Arial" w:hAnsi="Arial"/>
@@ -10059,7 +10059,7 @@
                   <w:szCs w:val="16"/>
                   <w:u w:val="single" w:color="2E75B6"/>
                 </w:rPr>
-                <w:t xml:space="preserve">Elements of a Polynomial Graph (PLIX)</w:t>
+                <w:t xml:space="preserve">Alkaline Earth Metals Practice</w:t>
               </w:r>
             </w:hyperlink>
           </w:p>
@@ -10083,7 +10083,7 @@
               <w:spacing w:after="10" w:before="0"/>
               <w:ind w:left="120"/>
             </w:pPr>
-            <w:hyperlink w:history="1" r:id="rIdtud_82mxfxee1oobnx0-e">
+            <w:hyperlink w:history="1" r:id="rIdau7rxpqjgxrtajvfkyraq">
               <w:r>
                 <w:rPr>
                   <w:rFonts w:ascii="Arial" w:cs="Arial" w:eastAsia="Arial" w:hAnsi="Arial"/>
@@ -10620,7 +10620,7 @@
             <w:pPr>
               <w:spacing w:after="20" w:before="0"/>
             </w:pPr>
-            <w:hyperlink w:history="1" r:id="rIdhzhobza09soapvf-1q5xn">
+            <w:hyperlink w:history="1" r:id="rId5-c3kj6oih1wzadad-qin">
               <w:r>
                 <w:rPr>
                   <w:rFonts w:ascii="Arial" w:cs="Arial" w:eastAsia="Arial" w:hAnsi="Arial"/>
@@ -10629,7 +10629,7 @@
                   <w:szCs w:val="16"/>
                   <w:u w:val="single" w:color="2E75B6"/>
                 </w:rPr>
-                <w:t xml:space="preserve">Worked example: Finding the formula of an ionic compound</w:t>
+                <w:t xml:space="preserve">Oxidation state trends in periodic table</w:t>
               </w:r>
             </w:hyperlink>
           </w:p>
@@ -10653,7 +10653,7 @@
               <w:spacing w:after="10" w:before="0"/>
               <w:ind w:left="120"/>
             </w:pPr>
-            <w:hyperlink w:history="1" r:id="rId22oovmqturd2fogiatk2f">
+            <w:hyperlink w:history="1" r:id="rIdl6tqy1gstv_vqmk_jnflr">
               <w:r>
                 <w:rPr>
                   <w:rFonts w:ascii="Arial" w:cs="Arial" w:eastAsia="Arial" w:hAnsi="Arial"/>
@@ -10691,14 +10691,14 @@
                 <w:sz w:val="16"/>
                 <w:szCs w:val="16"/>
               </w:rPr>
-              <w:t xml:space="preserve">📖 HTML:</w:t>
+              <w:t xml:space="preserve">📖 EXERCISE:</w:t>
             </w:r>
           </w:p>
           <w:p>
             <w:pPr>
               <w:spacing w:after="20" w:before="0"/>
             </w:pPr>
-            <w:hyperlink w:history="1" r:id="rIdz4xsqitjqhp891caflelh">
+            <w:hyperlink w:history="1" r:id="rId6zzbd7_bljw7qznourhqg">
               <w:r>
                 <w:rPr>
                   <w:rFonts w:ascii="Arial" w:cs="Arial" w:eastAsia="Arial" w:hAnsi="Arial"/>
@@ -10707,7 +10707,7 @@
                   <w:szCs w:val="16"/>
                   <w:u w:val="single" w:color="2E75B6"/>
                 </w:rPr>
-                <w:t xml:space="preserve">Elements of a Polynomial Graph (PLIX)</w:t>
+                <w:t xml:space="preserve">Alkaline Earth Metals Practice</w:t>
               </w:r>
             </w:hyperlink>
           </w:p>
@@ -10731,7 +10731,7 @@
               <w:spacing w:after="10" w:before="0"/>
               <w:ind w:left="120"/>
             </w:pPr>
-            <w:hyperlink w:history="1" r:id="rIdclopud8k0vot_xgkwqe07">
+            <w:hyperlink w:history="1" r:id="rIdjsdexirwopa9gzu1lwmor">
               <w:r>
                 <w:rPr>
                   <w:rFonts w:ascii="Arial" w:cs="Arial" w:eastAsia="Arial" w:hAnsi="Arial"/>
@@ -11154,7 +11154,7 @@
             <w:pPr>
               <w:spacing w:after="20" w:before="0"/>
             </w:pPr>
-            <w:hyperlink w:history="1" r:id="rIdn8uw51ck-_2bgrorux1rq">
+            <w:hyperlink w:history="1" r:id="rIdbrgiimudekvtui_7e_kyn">
               <w:r>
                 <w:rPr>
                   <w:rFonts w:ascii="Arial" w:cs="Arial" w:eastAsia="Arial" w:hAnsi="Arial"/>
@@ -11163,7 +11163,7 @@
                   <w:szCs w:val="16"/>
                   <w:u w:val="single" w:color="2E75B6"/>
                 </w:rPr>
-                <w:t xml:space="preserve">Worked example: Finding the formula of an ionic compound</w:t>
+                <w:t xml:space="preserve">Groups of the periodic table</w:t>
               </w:r>
             </w:hyperlink>
           </w:p>
@@ -11187,7 +11187,7 @@
               <w:spacing w:after="10" w:before="0"/>
               <w:ind w:left="120"/>
             </w:pPr>
-            <w:hyperlink w:history="1" r:id="rIdmzwikk628ewx8eoaezupc">
+            <w:hyperlink w:history="1" r:id="rId__ov3pcktnj0m2ybokzf3">
               <w:r>
                 <w:rPr>
                   <w:rFonts w:ascii="Arial" w:cs="Arial" w:eastAsia="Arial" w:hAnsi="Arial"/>
@@ -11225,14 +11225,14 @@
                 <w:sz w:val="16"/>
                 <w:szCs w:val="16"/>
               </w:rPr>
-              <w:t xml:space="preserve">📖 HTML:</w:t>
+              <w:t xml:space="preserve">📖 EXERCISE:</w:t>
             </w:r>
           </w:p>
           <w:p>
             <w:pPr>
               <w:spacing w:after="20" w:before="0"/>
             </w:pPr>
-            <w:hyperlink w:history="1" r:id="rIdo_qydymmoqldkl8hf-r44">
+            <w:hyperlink w:history="1" r:id="rId1lrb5y0krmw8mxhng3pj7">
               <w:r>
                 <w:rPr>
                   <w:rFonts w:ascii="Arial" w:cs="Arial" w:eastAsia="Arial" w:hAnsi="Arial"/>
@@ -11241,7 +11241,7 @@
                   <w:szCs w:val="16"/>
                   <w:u w:val="single" w:color="2E75B6"/>
                 </w:rPr>
-                <w:t xml:space="preserve">Elements of a Polynomial Graph (PLIX)</w:t>
+                <w:t xml:space="preserve">Alkaline Earth Metals Practice</w:t>
               </w:r>
             </w:hyperlink>
           </w:p>
@@ -11265,7 +11265,7 @@
               <w:spacing w:after="10" w:before="0"/>
               <w:ind w:left="120"/>
             </w:pPr>
-            <w:hyperlink w:history="1" r:id="rId2uzygfmcq0rxjcm_wqpph">
+            <w:hyperlink w:history="1" r:id="rIdjfscqypel7fvtzvevct2b">
               <w:r>
                 <w:rPr>
                   <w:rFonts w:ascii="Arial" w:cs="Arial" w:eastAsia="Arial" w:hAnsi="Arial"/>
@@ -13056,7 +13056,7 @@
             <w:pPr>
               <w:spacing w:after="20" w:before="0"/>
             </w:pPr>
-            <w:hyperlink w:history="1" r:id="rId-jq2tcwjxur6vhozec35i">
+            <w:hyperlink w:history="1" r:id="rIdfzhpudijifafvbcfafmpp">
               <w:r>
                 <w:rPr>
                   <w:rFonts w:ascii="Arial" w:cs="Arial" w:eastAsia="Arial" w:hAnsi="Arial"/>
@@ -13065,7 +13065,7 @@
                   <w:szCs w:val="16"/>
                   <w:u w:val="single" w:color="2E75B6"/>
                 </w:rPr>
-                <w:t xml:space="preserve">Valence electrons and ionic compounds</w:t>
+                <w:t xml:space="preserve">Alkene halogenation</w:t>
               </w:r>
             </w:hyperlink>
           </w:p>
@@ -13089,7 +13089,7 @@
               <w:spacing w:after="10" w:before="0"/>
               <w:ind w:left="120"/>
             </w:pPr>
-            <w:hyperlink w:history="1" r:id="rIdtwsv6juvckok8rxoie6vj">
+            <w:hyperlink w:history="1" r:id="rId2lfz_7cswq77hwwuprhte">
               <w:r>
                 <w:rPr>
                   <w:rFonts w:ascii="Arial" w:cs="Arial" w:eastAsia="Arial" w:hAnsi="Arial"/>
@@ -13134,7 +13134,7 @@
             <w:pPr>
               <w:spacing w:after="20" w:before="0"/>
             </w:pPr>
-            <w:hyperlink w:history="1" r:id="rIdyjaxmaym0yitkwaziw10b">
+            <w:hyperlink w:history="1" r:id="rIdqikcjlutitehmaj2-rira">
               <w:r>
                 <w:rPr>
                   <w:rFonts w:ascii="Arial" w:cs="Arial" w:eastAsia="Arial" w:hAnsi="Arial"/>
@@ -13143,7 +13143,7 @@
                   <w:szCs w:val="16"/>
                   <w:u w:val="single" w:color="2E75B6"/>
                 </w:rPr>
-                <w:t xml:space="preserve">Chemistry of Chlorine</w:t>
+                <w:t xml:space="preserve">Periodicity of Chemical families</w:t>
               </w:r>
             </w:hyperlink>
           </w:p>
@@ -13159,7 +13159,7 @@
                 <w:sz w:val="14"/>
                 <w:szCs w:val="14"/>
               </w:rPr>
-              <w:t xml:space="preserve">Source: Kenya Curriculum Tools 2025</w:t>
+              <w:t xml:space="preserve">Source: ARES Local Curriculum  - Digital Literacy Content</w:t>
             </w:r>
           </w:p>
           <w:p>
@@ -13167,7 +13167,7 @@
               <w:spacing w:after="10" w:before="0"/>
               <w:ind w:left="120"/>
             </w:pPr>
-            <w:hyperlink w:history="1" r:id="rIdhmi-pjjsunivoteoqa0ld">
+            <w:hyperlink w:history="1" r:id="rId_iijik-dbha2m2wobg8kx">
               <w:r>
                 <w:rPr>
                   <w:rFonts w:ascii="Arial" w:cs="Arial" w:eastAsia="Arial" w:hAnsi="Arial"/>
@@ -13362,7 +13362,7 @@
             <w:pPr>
               <w:spacing w:after="20" w:before="0"/>
             </w:pPr>
-            <w:hyperlink w:history="1" r:id="rIdedc7nxls0iviyfmcx5xfw">
+            <w:hyperlink w:history="1" r:id="rId_2z1ovexndcfqj0lnwyq0">
               <w:r>
                 <w:rPr>
                   <w:rFonts w:ascii="Arial" w:cs="Arial" w:eastAsia="Arial" w:hAnsi="Arial"/>
@@ -13371,7 +13371,7 @@
                   <w:szCs w:val="16"/>
                   <w:u w:val="single" w:color="2E75B6"/>
                 </w:rPr>
-                <w:t xml:space="preserve">Valence electrons and ionic compounds</w:t>
+                <w:t xml:space="preserve">Alkene halogenation</w:t>
               </w:r>
             </w:hyperlink>
           </w:p>
@@ -13395,7 +13395,7 @@
               <w:spacing w:after="10" w:before="0"/>
               <w:ind w:left="120"/>
             </w:pPr>
-            <w:hyperlink w:history="1" r:id="rIdleuysz6r4knp4nd5lvvyx">
+            <w:hyperlink w:history="1" r:id="rId8ojp48v_03udwtzmwxcjk">
               <w:r>
                 <w:rPr>
                   <w:rFonts w:ascii="Arial" w:cs="Arial" w:eastAsia="Arial" w:hAnsi="Arial"/>
@@ -13440,7 +13440,7 @@
             <w:pPr>
               <w:spacing w:after="20" w:before="0"/>
             </w:pPr>
-            <w:hyperlink w:history="1" r:id="rId1m2fs5ku9icqgtro0arz7">
+            <w:hyperlink w:history="1" r:id="rId3u43-dru8pckfxiue-7vy">
               <w:r>
                 <w:rPr>
                   <w:rFonts w:ascii="Arial" w:cs="Arial" w:eastAsia="Arial" w:hAnsi="Arial"/>
@@ -13449,7 +13449,7 @@
                   <w:szCs w:val="16"/>
                   <w:u w:val="single" w:color="2E75B6"/>
                 </w:rPr>
-                <w:t xml:space="preserve">Chemistry of Chlorine</w:t>
+                <w:t xml:space="preserve">Periodicity of Chemical families</w:t>
               </w:r>
             </w:hyperlink>
           </w:p>
@@ -13465,7 +13465,7 @@
                 <w:sz w:val="14"/>
                 <w:szCs w:val="14"/>
               </w:rPr>
-              <w:t xml:space="preserve">Source: Kenya Curriculum Tools 2025</w:t>
+              <w:t xml:space="preserve">Source: ARES Local Curriculum  - Digital Literacy Content</w:t>
             </w:r>
           </w:p>
           <w:p>
@@ -13473,7 +13473,7 @@
               <w:spacing w:after="10" w:before="0"/>
               <w:ind w:left="120"/>
             </w:pPr>
-            <w:hyperlink w:history="1" r:id="rId44bp1uoovlfcj8eww2fhb">
+            <w:hyperlink w:history="1" r:id="rIdtoyy04wf07rdfk0lon7tw">
               <w:r>
                 <w:rPr>
                   <w:rFonts w:ascii="Arial" w:cs="Arial" w:eastAsia="Arial" w:hAnsi="Arial"/>
@@ -13668,7 +13668,7 @@
             <w:pPr>
               <w:spacing w:after="20" w:before="0"/>
             </w:pPr>
-            <w:hyperlink w:history="1" r:id="rIduh9bof2lakcgbncwa2o1w">
+            <w:hyperlink w:history="1" r:id="rIdoyqzejsxx8gjo1qoyb2fe">
               <w:r>
                 <w:rPr>
                   <w:rFonts w:ascii="Arial" w:cs="Arial" w:eastAsia="Arial" w:hAnsi="Arial"/>
@@ -13677,7 +13677,7 @@
                   <w:szCs w:val="16"/>
                   <w:u w:val="single" w:color="2E75B6"/>
                 </w:rPr>
-                <w:t xml:space="preserve">Valence electrons and ionic compounds</w:t>
+                <w:t xml:space="preserve">Alkene halogenation</w:t>
               </w:r>
             </w:hyperlink>
           </w:p>
@@ -13701,7 +13701,7 @@
               <w:spacing w:after="10" w:before="0"/>
               <w:ind w:left="120"/>
             </w:pPr>
-            <w:hyperlink w:history="1" r:id="rId4fotegyihhomqsy_lajt_">
+            <w:hyperlink w:history="1" r:id="rIdjzclwtvr2w0nmgpysakcl">
               <w:r>
                 <w:rPr>
                   <w:rFonts w:ascii="Arial" w:cs="Arial" w:eastAsia="Arial" w:hAnsi="Arial"/>
@@ -13746,7 +13746,7 @@
             <w:pPr>
               <w:spacing w:after="20" w:before="0"/>
             </w:pPr>
-            <w:hyperlink w:history="1" r:id="rIdaxoz6ubuuvhskfdrokvoa">
+            <w:hyperlink w:history="1" r:id="rIdet2ofvp6o3rhyeczq8ega">
               <w:r>
                 <w:rPr>
                   <w:rFonts w:ascii="Arial" w:cs="Arial" w:eastAsia="Arial" w:hAnsi="Arial"/>
@@ -13755,7 +13755,7 @@
                   <w:szCs w:val="16"/>
                   <w:u w:val="single" w:color="2E75B6"/>
                 </w:rPr>
-                <w:t xml:space="preserve">Chemistry of Chlorine</w:t>
+                <w:t xml:space="preserve">Periodicity of Chemical families</w:t>
               </w:r>
             </w:hyperlink>
           </w:p>
@@ -13771,7 +13771,7 @@
                 <w:sz w:val="14"/>
                 <w:szCs w:val="14"/>
               </w:rPr>
-              <w:t xml:space="preserve">Source: Kenya Curriculum Tools 2025</w:t>
+              <w:t xml:space="preserve">Source: ARES Local Curriculum  - Digital Literacy Content</w:t>
             </w:r>
           </w:p>
           <w:p>
@@ -13779,7 +13779,7 @@
               <w:spacing w:after="10" w:before="0"/>
               <w:ind w:left="120"/>
             </w:pPr>
-            <w:hyperlink w:history="1" r:id="rIdoxqjhlchg81cfdmgxrhl0">
+            <w:hyperlink w:history="1" r:id="rIdt4htp7jpxdqvevmwoctvn">
               <w:r>
                 <w:rPr>
                   <w:rFonts w:ascii="Arial" w:cs="Arial" w:eastAsia="Arial" w:hAnsi="Arial"/>
@@ -13974,7 +13974,7 @@
             <w:pPr>
               <w:spacing w:after="20" w:before="0"/>
             </w:pPr>
-            <w:hyperlink w:history="1" r:id="rIdokc4gguejgfnehegmexk8">
+            <w:hyperlink w:history="1" r:id="rId55czycipdg3dlpvm4raqh">
               <w:r>
                 <w:rPr>
                   <w:rFonts w:ascii="Arial" w:cs="Arial" w:eastAsia="Arial" w:hAnsi="Arial"/>
@@ -13983,7 +13983,7 @@
                   <w:szCs w:val="16"/>
                   <w:u w:val="single" w:color="2E75B6"/>
                 </w:rPr>
-                <w:t xml:space="preserve">Valence electrons and ionic compounds</w:t>
+                <w:t xml:space="preserve">Alkene halogenation</w:t>
               </w:r>
             </w:hyperlink>
           </w:p>
@@ -14007,7 +14007,7 @@
               <w:spacing w:after="10" w:before="0"/>
               <w:ind w:left="120"/>
             </w:pPr>
-            <w:hyperlink w:history="1" r:id="rIdazk7h356vf_ez5ft7nvqa">
+            <w:hyperlink w:history="1" r:id="rIdtf5embfgzaxytzc9hda54">
               <w:r>
                 <w:rPr>
                   <w:rFonts w:ascii="Arial" w:cs="Arial" w:eastAsia="Arial" w:hAnsi="Arial"/>
@@ -14052,7 +14052,7 @@
             <w:pPr>
               <w:spacing w:after="20" w:before="0"/>
             </w:pPr>
-            <w:hyperlink w:history="1" r:id="rIdh9n55nnfwdeiq1nr0qmvs">
+            <w:hyperlink w:history="1" r:id="rIdsqbba9slgwnem3gysv5k7">
               <w:r>
                 <w:rPr>
                   <w:rFonts w:ascii="Arial" w:cs="Arial" w:eastAsia="Arial" w:hAnsi="Arial"/>
@@ -14061,7 +14061,7 @@
                   <w:szCs w:val="16"/>
                   <w:u w:val="single" w:color="2E75B6"/>
                 </w:rPr>
-                <w:t xml:space="preserve">Chemistry of Chlorine</w:t>
+                <w:t xml:space="preserve">Periodicity of Chemical families</w:t>
               </w:r>
             </w:hyperlink>
           </w:p>
@@ -14077,7 +14077,7 @@
                 <w:sz w:val="14"/>
                 <w:szCs w:val="14"/>
               </w:rPr>
-              <w:t xml:space="preserve">Source: Kenya Curriculum Tools 2025</w:t>
+              <w:t xml:space="preserve">Source: ARES Local Curriculum  - Digital Literacy Content</w:t>
             </w:r>
           </w:p>
           <w:p>
@@ -14085,7 +14085,7 @@
               <w:spacing w:after="10" w:before="0"/>
               <w:ind w:left="120"/>
             </w:pPr>
-            <w:hyperlink w:history="1" r:id="rIdwvh-uh93dq5iof0fym7as">
+            <w:hyperlink w:history="1" r:id="rId5wcevo5lrexvadadno4pr">
               <w:r>
                 <w:rPr>
                   <w:rFonts w:ascii="Arial" w:cs="Arial" w:eastAsia="Arial" w:hAnsi="Arial"/>
@@ -14280,7 +14280,7 @@
             <w:pPr>
               <w:spacing w:after="20" w:before="0"/>
             </w:pPr>
-            <w:hyperlink w:history="1" r:id="rId3v5kfainyuh7odfa0jwdf">
+            <w:hyperlink w:history="1" r:id="rIdesxvrobqilcu4hfpha7am">
               <w:r>
                 <w:rPr>
                   <w:rFonts w:ascii="Arial" w:cs="Arial" w:eastAsia="Arial" w:hAnsi="Arial"/>
@@ -14289,7 +14289,7 @@
                   <w:szCs w:val="16"/>
                   <w:u w:val="single" w:color="2E75B6"/>
                 </w:rPr>
-                <w:t xml:space="preserve">Valence electrons and ionic compounds</w:t>
+                <w:t xml:space="preserve">Alkene halogenation</w:t>
               </w:r>
             </w:hyperlink>
           </w:p>
@@ -14313,7 +14313,7 @@
               <w:spacing w:after="10" w:before="0"/>
               <w:ind w:left="120"/>
             </w:pPr>
-            <w:hyperlink w:history="1" r:id="rIdwu9sr6uglldxspk5jka0j">
+            <w:hyperlink w:history="1" r:id="rIdkamsjou--sqqbk7wnktj8">
               <w:r>
                 <w:rPr>
                   <w:rFonts w:ascii="Arial" w:cs="Arial" w:eastAsia="Arial" w:hAnsi="Arial"/>
@@ -14358,7 +14358,7 @@
             <w:pPr>
               <w:spacing w:after="20" w:before="0"/>
             </w:pPr>
-            <w:hyperlink w:history="1" r:id="rIdjnw3jbtdd6qidmklv2vbq">
+            <w:hyperlink w:history="1" r:id="rIds7jejxiazqspioje9hvxv">
               <w:r>
                 <w:rPr>
                   <w:rFonts w:ascii="Arial" w:cs="Arial" w:eastAsia="Arial" w:hAnsi="Arial"/>
@@ -14367,7 +14367,7 @@
                   <w:szCs w:val="16"/>
                   <w:u w:val="single" w:color="2E75B6"/>
                 </w:rPr>
-                <w:t xml:space="preserve">Chemistry of Chlorine</w:t>
+                <w:t xml:space="preserve">Periodicity of Chemical families</w:t>
               </w:r>
             </w:hyperlink>
           </w:p>
@@ -14383,7 +14383,7 @@
                 <w:sz w:val="14"/>
                 <w:szCs w:val="14"/>
               </w:rPr>
-              <w:t xml:space="preserve">Source: Kenya Curriculum Tools 2025</w:t>
+              <w:t xml:space="preserve">Source: ARES Local Curriculum  - Digital Literacy Content</w:t>
             </w:r>
           </w:p>
           <w:p>
@@ -14391,7 +14391,7 @@
               <w:spacing w:after="10" w:before="0"/>
               <w:ind w:left="120"/>
             </w:pPr>
-            <w:hyperlink w:history="1" r:id="rIduf3iiv_wqy_fwwtlmphmh">
+            <w:hyperlink w:history="1" r:id="rIdqiwhfyeqwurtrkqko21w9">
               <w:r>
                 <w:rPr>
                   <w:rFonts w:ascii="Arial" w:cs="Arial" w:eastAsia="Arial" w:hAnsi="Arial"/>
@@ -15878,7 +15878,7 @@
             <w:pPr>
               <w:spacing w:after="20" w:before="0"/>
             </w:pPr>
-            <w:hyperlink w:history="1" r:id="rIdvfqn2mszhs5ek20yrjwnt">
+            <w:hyperlink w:history="1" r:id="rIdwc2l_qaynsqs55vx9fqla">
               <w:r>
                 <w:rPr>
                   <w:rFonts w:ascii="Arial" w:cs="Arial" w:eastAsia="Arial" w:hAnsi="Arial"/>
@@ -15887,7 +15887,7 @@
                   <w:szCs w:val="16"/>
                   <w:u w:val="single" w:color="2E75B6"/>
                 </w:rPr>
-                <w:t xml:space="preserve">Periodicity of algebraic models</w:t>
+                <w:t xml:space="preserve">Electron configurations for the second period</w:t>
               </w:r>
             </w:hyperlink>
           </w:p>
@@ -15911,7 +15911,7 @@
               <w:spacing w:after="10" w:before="0"/>
               <w:ind w:left="120"/>
             </w:pPr>
-            <w:hyperlink w:history="1" r:id="rIdz-ucz-hfdsnelldkl6fye">
+            <w:hyperlink w:history="1" r:id="rId0_likrjywmv1kwvjn6xw9">
               <w:r>
                 <w:rPr>
                   <w:rFonts w:ascii="Arial" w:cs="Arial" w:eastAsia="Arial" w:hAnsi="Arial"/>
@@ -15949,14 +15949,14 @@
                 <w:sz w:val="16"/>
                 <w:szCs w:val="16"/>
               </w:rPr>
-              <w:t xml:space="preserve">📖 PDF:</w:t>
+              <w:t xml:space="preserve">📖 EXERCISE:</w:t>
             </w:r>
           </w:p>
           <w:p>
             <w:pPr>
               <w:spacing w:after="20" w:before="0"/>
             </w:pPr>
-            <w:hyperlink w:history="1" r:id="rIdd-zpz94ru53bd-8tgleo6">
+            <w:hyperlink w:history="1" r:id="rId9f1lwiwx6nx185b1fy6lf">
               <w:r>
                 <w:rPr>
                   <w:rFonts w:ascii="Arial" w:cs="Arial" w:eastAsia="Arial" w:hAnsi="Arial"/>
@@ -15965,7 +15965,7 @@
                   <w:szCs w:val="16"/>
                   <w:u w:val="single" w:color="2E75B6"/>
                 </w:rPr>
-                <w:t xml:space="preserve">Periodicity of Chemical families</w:t>
+                <w:t xml:space="preserve">Noble Gases Practice</w:t>
               </w:r>
             </w:hyperlink>
           </w:p>
@@ -15981,7 +15981,7 @@
                 <w:sz w:val="14"/>
                 <w:szCs w:val="14"/>
               </w:rPr>
-              <w:t xml:space="preserve">Source: Kenya Curriculum Tools 2025</w:t>
+              <w:t xml:space="preserve">Source: CK-12</w:t>
             </w:r>
           </w:p>
           <w:p>
@@ -15989,7 +15989,7 @@
               <w:spacing w:after="10" w:before="0"/>
               <w:ind w:left="120"/>
             </w:pPr>
-            <w:hyperlink w:history="1" r:id="rIdmftxik1eqwjx7n485risr">
+            <w:hyperlink w:history="1" r:id="rIdg4ysglmceqxmwlvbn062e">
               <w:r>
                 <w:rPr>
                   <w:rFonts w:ascii="Arial" w:cs="Arial" w:eastAsia="Arial" w:hAnsi="Arial"/>
@@ -16184,7 +16184,7 @@
             <w:pPr>
               <w:spacing w:after="20" w:before="0"/>
             </w:pPr>
-            <w:hyperlink w:history="1" r:id="rIdas0zwtx5jm_pfcndk_kmg">
+            <w:hyperlink w:history="1" r:id="rIdrzunsxmlf1wn_g9wfbdtg">
               <w:r>
                 <w:rPr>
                   <w:rFonts w:ascii="Arial" w:cs="Arial" w:eastAsia="Arial" w:hAnsi="Arial"/>
@@ -16193,7 +16193,7 @@
                   <w:szCs w:val="16"/>
                   <w:u w:val="single" w:color="2E75B6"/>
                 </w:rPr>
-                <w:t xml:space="preserve">Periodicity of algebraic models</w:t>
+                <w:t xml:space="preserve">The periodic table - classification of elements</w:t>
               </w:r>
             </w:hyperlink>
           </w:p>
@@ -16217,7 +16217,7 @@
               <w:spacing w:after="10" w:before="0"/>
               <w:ind w:left="120"/>
             </w:pPr>
-            <w:hyperlink w:history="1" r:id="rIdax9juragsobrdf_pq4vu3">
+            <w:hyperlink w:history="1" r:id="rIddx3oodh-d5mq8epigxsuh">
               <w:r>
                 <w:rPr>
                   <w:rFonts w:ascii="Arial" w:cs="Arial" w:eastAsia="Arial" w:hAnsi="Arial"/>
@@ -16255,14 +16255,14 @@
                 <w:sz w:val="16"/>
                 <w:szCs w:val="16"/>
               </w:rPr>
-              <w:t xml:space="preserve">📖 PDF:</w:t>
+              <w:t xml:space="preserve">📖 HTML:</w:t>
             </w:r>
           </w:p>
           <w:p>
             <w:pPr>
               <w:spacing w:after="20" w:before="0"/>
             </w:pPr>
-            <w:hyperlink w:history="1" r:id="rIdmvpbpzesjxwiwkvbddnrf">
+            <w:hyperlink w:history="1" r:id="rIdazeuudpgzohy8aniida0e">
               <w:r>
                 <w:rPr>
                   <w:rFonts w:ascii="Arial" w:cs="Arial" w:eastAsia="Arial" w:hAnsi="Arial"/>
@@ -16271,7 +16271,7 @@
                   <w:szCs w:val="16"/>
                   <w:u w:val="single" w:color="2E75B6"/>
                 </w:rPr>
-                <w:t xml:space="preserve">Periodicity of Chemical families</w:t>
+                <w:t xml:space="preserve">Noble Gases (Flexbook)</w:t>
               </w:r>
             </w:hyperlink>
           </w:p>
@@ -16287,7 +16287,7 @@
                 <w:sz w:val="14"/>
                 <w:szCs w:val="14"/>
               </w:rPr>
-              <w:t xml:space="preserve">Source: Kenya Curriculum Tools 2025</w:t>
+              <w:t xml:space="preserve">Source: CK-12</w:t>
             </w:r>
           </w:p>
           <w:p>
@@ -16295,7 +16295,7 @@
               <w:spacing w:after="10" w:before="0"/>
               <w:ind w:left="120"/>
             </w:pPr>
-            <w:hyperlink w:history="1" r:id="rIdbkbxmes3j_fm3zsimuwgk">
+            <w:hyperlink w:history="1" r:id="rIdemhqka82ryswhhhbal8cw">
               <w:r>
                 <w:rPr>
                   <w:rFonts w:ascii="Arial" w:cs="Arial" w:eastAsia="Arial" w:hAnsi="Arial"/>
@@ -16490,7 +16490,7 @@
             <w:pPr>
               <w:spacing w:after="20" w:before="0"/>
             </w:pPr>
-            <w:hyperlink w:history="1" r:id="rIdogh9uuhg0mefpdjcv2r6z">
+            <w:hyperlink w:history="1" r:id="rIdiew-pmtwtwc646lervs8x">
               <w:r>
                 <w:rPr>
                   <w:rFonts w:ascii="Arial" w:cs="Arial" w:eastAsia="Arial" w:hAnsi="Arial"/>
@@ -16499,7 +16499,7 @@
                   <w:szCs w:val="16"/>
                   <w:u w:val="single" w:color="2E75B6"/>
                 </w:rPr>
-                <w:t xml:space="preserve">Periodicity of algebraic models</w:t>
+                <w:t xml:space="preserve">Atomic radius trends on periodic table</w:t>
               </w:r>
             </w:hyperlink>
           </w:p>
@@ -16523,7 +16523,7 @@
               <w:spacing w:after="10" w:before="0"/>
               <w:ind w:left="120"/>
             </w:pPr>
-            <w:hyperlink w:history="1" r:id="rIdingm2w-cm_ase9oudfz8y">
+            <w:hyperlink w:history="1" r:id="rIdehzdcoz2qzromjnmf9i17">
               <w:r>
                 <w:rPr>
                   <w:rFonts w:ascii="Arial" w:cs="Arial" w:eastAsia="Arial" w:hAnsi="Arial"/>
@@ -16561,14 +16561,14 @@
                 <w:sz w:val="16"/>
                 <w:szCs w:val="16"/>
               </w:rPr>
-              <w:t xml:space="preserve">📖 PDF:</w:t>
+              <w:t xml:space="preserve">📖 EXERCISE:</w:t>
             </w:r>
           </w:p>
           <w:p>
             <w:pPr>
               <w:spacing w:after="20" w:before="0"/>
             </w:pPr>
-            <w:hyperlink w:history="1" r:id="rId_hluhow2k9g1txhgnc8ls">
+            <w:hyperlink w:history="1" r:id="rIdg1kgexqlswzt6fvrz0nhr">
               <w:r>
                 <w:rPr>
                   <w:rFonts w:ascii="Arial" w:cs="Arial" w:eastAsia="Arial" w:hAnsi="Arial"/>
@@ -16577,7 +16577,7 @@
                   <w:szCs w:val="16"/>
                   <w:u w:val="single" w:color="2E75B6"/>
                 </w:rPr>
-                <w:t xml:space="preserve">Periodicity of Chemical families</w:t>
+                <w:t xml:space="preserve">Atomic structure and electron configuration</w:t>
               </w:r>
             </w:hyperlink>
           </w:p>
@@ -16593,7 +16593,7 @@
                 <w:sz w:val="14"/>
                 <w:szCs w:val="14"/>
               </w:rPr>
-              <w:t xml:space="preserve">Source: Kenya Curriculum Tools 2025</w:t>
+              <w:t xml:space="preserve">Source: Khan Academy (English - US curriculum)</w:t>
             </w:r>
           </w:p>
           <w:p>
@@ -16601,7 +16601,7 @@
               <w:spacing w:after="10" w:before="0"/>
               <w:ind w:left="120"/>
             </w:pPr>
-            <w:hyperlink w:history="1" r:id="rId2boty4pscysavfqs_cwsb">
+            <w:hyperlink w:history="1" r:id="rIdxmcycrcpv1exo7x1fxb01">
               <w:r>
                 <w:rPr>
                   <w:rFonts w:ascii="Arial" w:cs="Arial" w:eastAsia="Arial" w:hAnsi="Arial"/>
@@ -16796,7 +16796,7 @@
             <w:pPr>
               <w:spacing w:after="20" w:before="0"/>
             </w:pPr>
-            <w:hyperlink w:history="1" r:id="rIdetei_grrbilr5fwniu-do">
+            <w:hyperlink w:history="1" r:id="rIdn6w72qleluqhvxaqtvyui">
               <w:r>
                 <w:rPr>
                   <w:rFonts w:ascii="Arial" w:cs="Arial" w:eastAsia="Arial" w:hAnsi="Arial"/>
@@ -16805,7 +16805,7 @@
                   <w:szCs w:val="16"/>
                   <w:u w:val="single" w:color="2E75B6"/>
                 </w:rPr>
-                <w:t xml:space="preserve">Periodicity of algebraic models</w:t>
+                <w:t xml:space="preserve">Electron configurations for the third and fourth periods</w:t>
               </w:r>
             </w:hyperlink>
           </w:p>
@@ -16829,7 +16829,7 @@
               <w:spacing w:after="10" w:before="0"/>
               <w:ind w:left="120"/>
             </w:pPr>
-            <w:hyperlink w:history="1" r:id="rIdjgycmyihqu8yayibk63ap">
+            <w:hyperlink w:history="1" r:id="rIdwxyaw7pcec2-n3pfommc5">
               <w:r>
                 <w:rPr>
                   <w:rFonts w:ascii="Arial" w:cs="Arial" w:eastAsia="Arial" w:hAnsi="Arial"/>
@@ -16867,14 +16867,14 @@
                 <w:sz w:val="16"/>
                 <w:szCs w:val="16"/>
               </w:rPr>
-              <w:t xml:space="preserve">📖 PDF:</w:t>
+              <w:t xml:space="preserve">📖 EXERCISE:</w:t>
             </w:r>
           </w:p>
           <w:p>
             <w:pPr>
               <w:spacing w:after="20" w:before="0"/>
             </w:pPr>
-            <w:hyperlink w:history="1" r:id="rIdxqblxy0p0_4utg3s2fadr">
+            <w:hyperlink w:history="1" r:id="rIdcahasywg3rif0nanurrob">
               <w:r>
                 <w:rPr>
                   <w:rFonts w:ascii="Arial" w:cs="Arial" w:eastAsia="Arial" w:hAnsi="Arial"/>
@@ -16883,7 +16883,7 @@
                   <w:szCs w:val="16"/>
                   <w:u w:val="single" w:color="2E75B6"/>
                 </w:rPr>
-                <w:t xml:space="preserve">Periodicity of Chemical families</w:t>
+                <w:t xml:space="preserve">Noble Gases Practice</w:t>
               </w:r>
             </w:hyperlink>
           </w:p>
@@ -16899,7 +16899,7 @@
                 <w:sz w:val="14"/>
                 <w:szCs w:val="14"/>
               </w:rPr>
-              <w:t xml:space="preserve">Source: Kenya Curriculum Tools 2025</w:t>
+              <w:t xml:space="preserve">Source: CK-12</w:t>
             </w:r>
           </w:p>
           <w:p>
@@ -16907,7 +16907,7 @@
               <w:spacing w:after="10" w:before="0"/>
               <w:ind w:left="120"/>
             </w:pPr>
-            <w:hyperlink w:history="1" r:id="rIdk4uurfuftb2ozihmwceud">
+            <w:hyperlink w:history="1" r:id="rIdrlofiaqgaqoeqswlvu5zm">
               <w:r>
                 <w:rPr>
                   <w:rFonts w:ascii="Arial" w:cs="Arial" w:eastAsia="Arial" w:hAnsi="Arial"/>
@@ -17102,7 +17102,7 @@
             <w:pPr>
               <w:spacing w:after="20" w:before="0"/>
             </w:pPr>
-            <w:hyperlink w:history="1" r:id="rId2zai757aguodmhoit-_5t">
+            <w:hyperlink w:history="1" r:id="rId9yema6wzvcer3bxl7onyt">
               <w:r>
                 <w:rPr>
                   <w:rFonts w:ascii="Arial" w:cs="Arial" w:eastAsia="Arial" w:hAnsi="Arial"/>
@@ -17111,7 +17111,7 @@
                   <w:szCs w:val="16"/>
                   <w:u w:val="single" w:color="2E75B6"/>
                 </w:rPr>
-                <w:t xml:space="preserve">Periodicity of algebraic models</w:t>
+                <w:t xml:space="preserve">Electron configuration (Rules and Diagrams) - Overview</w:t>
               </w:r>
             </w:hyperlink>
           </w:p>
@@ -17127,7 +17127,7 @@
                 <w:sz w:val="14"/>
                 <w:szCs w:val="14"/>
               </w:rPr>
-              <w:t xml:space="preserve">Source: Khan Academy (English - US curriculum)</w:t>
+              <w:t xml:space="preserve">Source: CK-12</w:t>
             </w:r>
           </w:p>
           <w:p>
@@ -17135,7 +17135,7 @@
               <w:spacing w:after="10" w:before="0"/>
               <w:ind w:left="120"/>
             </w:pPr>
-            <w:hyperlink w:history="1" r:id="rIdhtsti7hiiskqfizuoeg9p">
+            <w:hyperlink w:history="1" r:id="rIdmy2km5uhysv29psynwfga">
               <w:r>
                 <w:rPr>
                   <w:rFonts w:ascii="Arial" w:cs="Arial" w:eastAsia="Arial" w:hAnsi="Arial"/>
@@ -17173,14 +17173,14 @@
                 <w:sz w:val="16"/>
                 <w:szCs w:val="16"/>
               </w:rPr>
-              <w:t xml:space="preserve">📖 PDF:</w:t>
+              <w:t xml:space="preserve">📖 EXERCISE:</w:t>
             </w:r>
           </w:p>
           <w:p>
             <w:pPr>
               <w:spacing w:after="20" w:before="0"/>
             </w:pPr>
-            <w:hyperlink w:history="1" r:id="rIda-ldfrmyg5a1ek90osqvl">
+            <w:hyperlink w:history="1" r:id="rIddwdziwt4es21ioie_pb0a">
               <w:r>
                 <w:rPr>
                   <w:rFonts w:ascii="Arial" w:cs="Arial" w:eastAsia="Arial" w:hAnsi="Arial"/>
@@ -17189,7 +17189,7 @@
                   <w:szCs w:val="16"/>
                   <w:u w:val="single" w:color="2E75B6"/>
                 </w:rPr>
-                <w:t xml:space="preserve">Periodicity of Chemical families</w:t>
+                <w:t xml:space="preserve">Atomic structure and electron configuration</w:t>
               </w:r>
             </w:hyperlink>
           </w:p>
@@ -17205,7 +17205,7 @@
                 <w:sz w:val="14"/>
                 <w:szCs w:val="14"/>
               </w:rPr>
-              <w:t xml:space="preserve">Source: Kenya Curriculum Tools 2025</w:t>
+              <w:t xml:space="preserve">Source: Khan Academy (English - US curriculum)</w:t>
             </w:r>
           </w:p>
           <w:p>
@@ -17213,7 +17213,7 @@
               <w:spacing w:after="10" w:before="0"/>
               <w:ind w:left="120"/>
             </w:pPr>
-            <w:hyperlink w:history="1" r:id="rId2u2hknmqiuivqudzm9xlo">
+            <w:hyperlink w:history="1" r:id="rId-fx1iwuqk-nexioxuav4p">
               <w:r>
                 <w:rPr>
                   <w:rFonts w:ascii="Arial" w:cs="Arial" w:eastAsia="Arial" w:hAnsi="Arial"/>
@@ -18928,7 +18928,7 @@
             <w:pPr>
               <w:spacing w:after="20" w:before="0"/>
             </w:pPr>
-            <w:hyperlink w:history="1" r:id="rId6dcnxr19_tbht1li_t4zy">
+            <w:hyperlink w:history="1" r:id="rIdfuo3ujc0ics4bkbcm8cvu">
               <w:r>
                 <w:rPr>
                   <w:rFonts w:ascii="Arial" w:cs="Arial" w:eastAsia="Arial" w:hAnsi="Arial"/>
@@ -18937,7 +18937,7 @@
                   <w:szCs w:val="16"/>
                   <w:u w:val="single" w:color="2E75B6"/>
                 </w:rPr>
-                <w:t xml:space="preserve">Video: Least-Squares Regression</w:t>
+                <w:t xml:space="preserve">Titration of a strong acid with a strong base</w:t>
               </w:r>
             </w:hyperlink>
           </w:p>
@@ -18953,7 +18953,7 @@
                 <w:sz w:val="14"/>
                 <w:szCs w:val="14"/>
               </w:rPr>
-              <w:t xml:space="preserve">Source: PhET Interactive Simulations (English)</w:t>
+              <w:t xml:space="preserve">Source: Khan Academy (English - US curriculum)</w:t>
             </w:r>
           </w:p>
           <w:p>
@@ -18961,7 +18961,7 @@
               <w:spacing w:after="10" w:before="0"/>
               <w:ind w:left="120"/>
             </w:pPr>
-            <w:hyperlink w:history="1" r:id="rIdydz7o7awqzcrqt6572fvk">
+            <w:hyperlink w:history="1" r:id="rIdzcl81avwklkyjmvkfy_ph">
               <w:r>
                 <w:rPr>
                   <w:rFonts w:ascii="Arial" w:cs="Arial" w:eastAsia="Arial" w:hAnsi="Arial"/>
@@ -18999,14 +18999,241 @@
                 <w:sz w:val="16"/>
                 <w:szCs w:val="16"/>
               </w:rPr>
-              <w:t xml:space="preserve">📖 HTML:</w:t>
+              <w:t xml:space="preserve">📖 READING:</w:t>
             </w:r>
           </w:p>
           <w:p>
             <w:pPr>
               <w:spacing w:after="20" w:before="0"/>
             </w:pPr>
-            <w:hyperlink w:history="1" r:id="rId8-kfycl-wirttwlp3h3zn">
+            <w:r>
+              <w:rPr>
+                <w:rFonts w:ascii="Arial" w:cs="Arial" w:eastAsia="Arial" w:hAnsi="Arial"/>
+                <w:i/>
+                <w:iCs/>
+                <w:color w:val="595959"/>
+                <w:sz w:val="16"/>
+                <w:szCs w:val="16"/>
+              </w:rPr>
+              <w:t xml:space="preserve">No closely matching reading in the ARES library for this activity.</w:t>
+            </w:r>
+          </w:p>
+          <w:p>
+            <w:pPr>
+              <w:spacing w:after="10" w:before="0"/>
+              <w:ind w:left="120"/>
+            </w:pPr>
+            <w:hyperlink w:history="1" r:id="rId0l_vfwrcqdqgwu86_lcvc">
+              <w:r>
+                <w:rPr>
+                  <w:rFonts w:ascii="Arial" w:cs="Arial" w:eastAsia="Arial" w:hAnsi="Arial"/>
+                  <w:color w:val="595959"/>
+                  <w:sz w:val="14"/>
+                  <w:szCs w:val="14"/>
+                  <w:u w:val="single" w:color="595959"/>
+                </w:rPr>
+                <w:t xml:space="preserve">🔍 Search ARES for readings</w:t>
+              </w:r>
+            </w:hyperlink>
+          </w:p>
+          <w:p>
+            <w:pPr>
+              <w:spacing w:after="10" w:before="0"/>
+              <w:ind w:left="120"/>
+            </w:pPr>
+            <w:r>
+              <w:rPr>
+                <w:rFonts w:ascii="Arial" w:cs="Arial" w:eastAsia="Arial" w:hAnsi="Arial"/>
+                <w:color w:val="595959"/>
+                <w:sz w:val="14"/>
+                <w:szCs w:val="14"/>
+              </w:rPr>
+              <w:t xml:space="preserve">Search terms: periodicity period reactions reactivity</w:t>
+            </w:r>
+          </w:p>
+        </w:tc>
+        <w:tc>
+          <w:tcPr>
+            <w:tcW w:type="dxa" w:w="3040"/>
+            <w:shd w:fill="FFFFFF" w:color="auto" w:val="clear"/>
+            <w:tcMar>
+              <w:top w:type="dxa" w:w="60"/>
+              <w:left w:type="dxa" w:w="120"/>
+              <w:bottom w:type="dxa" w:w="60"/>
+              <w:right w:type="dxa" w:w="120"/>
+            </w:tcMar>
+            <w:vAlign w:val="top"/>
+          </w:tcPr>
+          <w:p>
+            <w:pPr>
+              <w:spacing w:after="40" w:before="0"/>
+              <w:jc w:val="left"/>
+            </w:pPr>
+            <w:r>
+              <w:rPr>
+                <w:rFonts w:ascii="Arial" w:cs="Arial" w:eastAsia="Arial" w:hAnsi="Arial"/>
+                <w:b w:val="false"/>
+                <w:bCs w:val="false"/>
+                <w:i w:val="false"/>
+                <w:iCs w:val="false"/>
+                <w:color w:val="000000"/>
+                <w:sz w:val="18"/>
+                <w:szCs w:val="18"/>
+              </w:rPr>
+              <w:t xml:space="preserve">Students receive a Predict-Observe-Explain (POE) worksheet listing six reaction scenarios: (1) Na with cold water, (2) Mg with cold water, (3) Al with cold water, (4) Mg with dilute HCl, (5) Al with dilute HCl, (6) S burning in oxygen. For each scenario, students individually write a prediction (vigorous / slow / no reaction) and a one-sentence justification referencing ionisation energy or electron configuration from Lesson 5 data. After 3 minutes of individual thinking, pairs compare predictions and flag any disagreements. The teacher selects three pairs with different predictions to share briefly.</w:t>
+            </w:r>
+          </w:p>
+        </w:tc>
+        <w:tc>
+          <w:tcPr>
+            <w:tcW w:type="dxa" w:w="3040"/>
+            <w:shd w:fill="F2F2F2" w:color="auto" w:val="clear"/>
+            <w:tcMar>
+              <w:top w:type="dxa" w:w="60"/>
+              <w:left w:type="dxa" w:w="120"/>
+              <w:bottom w:type="dxa" w:w="60"/>
+              <w:right w:type="dxa" w:w="120"/>
+            </w:tcMar>
+            <w:vAlign w:val="top"/>
+          </w:tcPr>
+          <w:p>
+            <w:pPr>
+              <w:spacing w:after="40" w:before="0"/>
+              <w:jc w:val="left"/>
+            </w:pPr>
+            <w:r>
+              <w:rPr>
+                <w:rFonts w:ascii="Arial" w:cs="Arial" w:eastAsia="Arial" w:hAnsi="Arial"/>
+                <w:b w:val="false"/>
+                <w:bCs w:val="false"/>
+                <w:i w:val="false"/>
+                <w:iCs w:val="false"/>
+                <w:color w:val="000000"/>
+                <w:sz w:val="18"/>
+                <w:szCs w:val="18"/>
+              </w:rPr>
+              <w:t xml:space="preserve">Display the ionisation energy bar chart from Lesson 5 on the board. Say: 'Look at the ionisation energy values we plotted last lesson — Na is 496 kJ per mole, Mg is 738, Al is 577, Si is 786. Before we touch any chemicals, use only this data to predict how each element will react with water and with dilute HCl. Write your prediction AND your reasoning — I want to see the link to electron configuration.' Allow 3 minutes of silent individual writing. [WAIT TIME: 3 minutes — resist the urge to prompt; students must commit to a prediction in writing before observing.] Then ask pairs to compare. Cold-call two pairs: 'Amara and Brian, you disagreed about aluminium — what did each of you predict and why?' Use a T-chart on the board to record the class split predictions for aluminium and magnesium only, as these are the most contested. Say: 'Let us hold these predictions. In the next phase we will find out who was right — and more importantly, why.'</w:t>
+            </w:r>
+          </w:p>
+        </w:tc>
+        <w:tc>
+          <w:tcPr>
+            <w:tcW w:type="dxa" w:w="3040"/>
+            <w:shd w:fill="FFFFFF" w:color="auto" w:val="clear"/>
+            <w:tcMar>
+              <w:top w:type="dxa" w:w="60"/>
+              <w:left w:type="dxa" w:w="120"/>
+              <w:bottom w:type="dxa" w:w="60"/>
+              <w:right w:type="dxa" w:w="120"/>
+            </w:tcMar>
+            <w:vAlign w:val="top"/>
+          </w:tcPr>
+          <w:p>
+            <w:pPr>
+              <w:spacing w:after="40" w:before="0"/>
+              <w:jc w:val="left"/>
+            </w:pPr>
+            <w:r>
+              <w:rPr>
+                <w:rFonts w:ascii="Arial" w:cs="Arial" w:eastAsia="Arial" w:hAnsi="Arial"/>
+                <w:b w:val="false"/>
+                <w:bCs w:val="false"/>
+                <w:i w:val="false"/>
+                <w:iCs w:val="false"/>
+                <w:color w:val="000000"/>
+                <w:sz w:val="18"/>
+                <w:szCs w:val="18"/>
+              </w:rPr>
+              <w:t xml:space="preserve">T-chart of class predictions on the whiteboard makes prior knowledge visible and creates cognitive tension before observation. Requiring a written justification referencing ionisation energy ensures predictions are mechanistic, not just guesses, connecting directly to Lesson 5 learning.</w:t>
+            </w:r>
+          </w:p>
+        </w:tc>
+        <w:tc>
+          <w:tcPr>
+            <w:tcW w:type="dxa" w:w="3040"/>
+            <w:shd w:fill="F2F2F2" w:color="auto" w:val="clear"/>
+            <w:tcMar>
+              <w:top w:type="dxa" w:w="60"/>
+              <w:left w:type="dxa" w:w="120"/>
+              <w:bottom w:type="dxa" w:w="60"/>
+              <w:right w:type="dxa" w:w="120"/>
+            </w:tcMar>
+            <w:vAlign w:val="top"/>
+          </w:tcPr>
+          <w:p>
+            <w:pPr>
+              <w:spacing w:after="40" w:before="0"/>
+              <w:jc w:val="left"/>
+            </w:pPr>
+            <w:r>
+              <w:rPr>
+                <w:rFonts w:ascii="Arial" w:cs="Arial" w:eastAsia="Arial" w:hAnsi="Arial"/>
+                <w:b w:val="false"/>
+                <w:bCs w:val="false"/>
+                <w:i w:val="false"/>
+                <w:iCs w:val="false"/>
+                <w:color w:val="000000"/>
+                <w:sz w:val="18"/>
+                <w:szCs w:val="18"/>
+              </w:rPr>
+              <w:t xml:space="preserve">Scan student worksheets during individual writing time. Look for: correct use of ionisation energy trend as a justification; any student still predicting that Al will react vigorously with cold water (common misconception — the passivating oxide layer). Note these students for targeted questioning during the Explain phase.</w:t>
+            </w:r>
+          </w:p>
+        </w:tc>
+      </w:tr>
+      <w:tr>
+        <w:tc>
+          <w:tcPr>
+            <w:tcW w:type="dxa" w:w="1520"/>
+            <w:shd w:fill="D9EEF1" w:color="auto" w:val="clear"/>
+            <w:tcMar>
+              <w:top w:type="dxa" w:w="60"/>
+              <w:left w:type="dxa" w:w="120"/>
+              <w:bottom w:type="dxa" w:w="60"/>
+              <w:right w:type="dxa" w:w="120"/>
+            </w:tcMar>
+            <w:vAlign w:val="top"/>
+          </w:tcPr>
+          <w:p>
+            <w:pPr>
+              <w:spacing w:after="40" w:before="0"/>
+              <w:jc w:val="left"/>
+            </w:pPr>
+            <w:r>
+              <w:rPr>
+                <w:rFonts w:ascii="Arial" w:cs="Arial" w:eastAsia="Arial" w:hAnsi="Arial"/>
+                <w:b/>
+                <w:bCs/>
+                <w:i w:val="false"/>
+                <w:iCs w:val="false"/>
+                <w:color w:val="000000"/>
+                <w:sz w:val="18"/>
+                <w:szCs w:val="18"/>
+              </w:rPr>
+              <w:t xml:space="preserve">Observe Phase</w:t>
+            </w:r>
+          </w:p>
+          <w:p>
+            <w:pPr>
+              <w:spacing w:after="20" w:before="0"/>
+            </w:pPr>
+            <w:r>
+              <w:rPr>
+                <w:rFonts w:ascii="Arial" w:cs="Arial" w:eastAsia="Arial" w:hAnsi="Arial"/>
+                <w:b/>
+                <w:bCs/>
+                <w:color w:val="1F3864"/>
+                <w:sz w:val="16"/>
+                <w:szCs w:val="16"/>
+              </w:rPr>
+              <w:t xml:space="preserve">📹 VIDEO:</w:t>
+            </w:r>
+          </w:p>
+          <w:p>
+            <w:pPr>
+              <w:spacing w:after="20" w:before="0"/>
+            </w:pPr>
+            <w:hyperlink w:history="1" r:id="rIdwox-d_9e3bx6dptjtk8cq">
               <w:r>
                 <w:rPr>
                   <w:rFonts w:ascii="Arial" w:cs="Arial" w:eastAsia="Arial" w:hAnsi="Arial"/>
@@ -19015,7 +19242,7 @@
                   <w:szCs w:val="16"/>
                   <w:u w:val="single" w:color="2E75B6"/>
                 </w:rPr>
-                <w:t xml:space="preserve">Compound Interest per Period (Flexbook)</w:t>
+                <w:t xml:space="preserve">Titration of a strong acid with a strong base</w:t>
               </w:r>
             </w:hyperlink>
           </w:p>
@@ -19031,7 +19258,7 @@
                 <w:sz w:val="14"/>
                 <w:szCs w:val="14"/>
               </w:rPr>
-              <w:t xml:space="preserve">Source: CK-12</w:t>
+              <w:t xml:space="preserve">Source: Khan Academy (English - US curriculum)</w:t>
             </w:r>
           </w:p>
           <w:p>
@@ -19039,235 +19266,7 @@
               <w:spacing w:after="10" w:before="0"/>
               <w:ind w:left="120"/>
             </w:pPr>
-            <w:hyperlink w:history="1" r:id="rId6lkcmmf0bh5wmrmppfire">
-              <w:r>
-                <w:rPr>
-                  <w:rFonts w:ascii="Arial" w:cs="Arial" w:eastAsia="Arial" w:hAnsi="Arial"/>
-                  <w:color w:val="595959"/>
-                  <w:sz w:val="14"/>
-                  <w:szCs w:val="14"/>
-                  <w:u w:val="single" w:color="595959"/>
-                </w:rPr>
-                <w:t xml:space="preserve">🔍 Search ARES for similar readings</w:t>
-              </w:r>
-            </w:hyperlink>
-          </w:p>
-        </w:tc>
-        <w:tc>
-          <w:tcPr>
-            <w:tcW w:type="dxa" w:w="3040"/>
-            <w:shd w:fill="FFFFFF" w:color="auto" w:val="clear"/>
-            <w:tcMar>
-              <w:top w:type="dxa" w:w="60"/>
-              <w:left w:type="dxa" w:w="120"/>
-              <w:bottom w:type="dxa" w:w="60"/>
-              <w:right w:type="dxa" w:w="120"/>
-            </w:tcMar>
-            <w:vAlign w:val="top"/>
-          </w:tcPr>
-          <w:p>
-            <w:pPr>
-              <w:spacing w:after="40" w:before="0"/>
-              <w:jc w:val="left"/>
-            </w:pPr>
-            <w:r>
-              <w:rPr>
-                <w:rFonts w:ascii="Arial" w:cs="Arial" w:eastAsia="Arial" w:hAnsi="Arial"/>
-                <w:b w:val="false"/>
-                <w:bCs w:val="false"/>
-                <w:i w:val="false"/>
-                <w:iCs w:val="false"/>
-                <w:color w:val="000000"/>
-                <w:sz w:val="18"/>
-                <w:szCs w:val="18"/>
-              </w:rPr>
-              <w:t xml:space="preserve">Students receive a Predict-Observe-Explain (POE) worksheet listing six reaction scenarios: (1) Na with cold water, (2) Mg with cold water, (3) Al with cold water, (4) Mg with dilute HCl, (5) Al with dilute HCl, (6) S burning in oxygen. For each scenario, students individually write a prediction (vigorous / slow / no reaction) and a one-sentence justification referencing ionisation energy or electron configuration from Lesson 5 data. After 3 minutes of individual thinking, pairs compare predictions and flag any disagreements. The teacher selects three pairs with different predictions to share briefly.</w:t>
-            </w:r>
-          </w:p>
-        </w:tc>
-        <w:tc>
-          <w:tcPr>
-            <w:tcW w:type="dxa" w:w="3040"/>
-            <w:shd w:fill="F2F2F2" w:color="auto" w:val="clear"/>
-            <w:tcMar>
-              <w:top w:type="dxa" w:w="60"/>
-              <w:left w:type="dxa" w:w="120"/>
-              <w:bottom w:type="dxa" w:w="60"/>
-              <w:right w:type="dxa" w:w="120"/>
-            </w:tcMar>
-            <w:vAlign w:val="top"/>
-          </w:tcPr>
-          <w:p>
-            <w:pPr>
-              <w:spacing w:after="40" w:before="0"/>
-              <w:jc w:val="left"/>
-            </w:pPr>
-            <w:r>
-              <w:rPr>
-                <w:rFonts w:ascii="Arial" w:cs="Arial" w:eastAsia="Arial" w:hAnsi="Arial"/>
-                <w:b w:val="false"/>
-                <w:bCs w:val="false"/>
-                <w:i w:val="false"/>
-                <w:iCs w:val="false"/>
-                <w:color w:val="000000"/>
-                <w:sz w:val="18"/>
-                <w:szCs w:val="18"/>
-              </w:rPr>
-              <w:t xml:space="preserve">Display the ionisation energy bar chart from Lesson 5 on the board. Say: 'Look at the ionisation energy values we plotted last lesson — Na is 496 kJ per mole, Mg is 738, Al is 577, Si is 786. Before we touch any chemicals, use only this data to predict how each element will react with water and with dilute HCl. Write your prediction AND your reasoning — I want to see the link to electron configuration.' Allow 3 minutes of silent individual writing. [WAIT TIME: 3 minutes — resist the urge to prompt; students must commit to a prediction in writing before observing.] Then ask pairs to compare. Cold-call two pairs: 'Amara and Brian, you disagreed about aluminium — what did each of you predict and why?' Use a T-chart on the board to record the class split predictions for aluminium and magnesium only, as these are the most contested. Say: 'Let us hold these predictions. In the next phase we will find out who was right — and more importantly, why.'</w:t>
-            </w:r>
-          </w:p>
-        </w:tc>
-        <w:tc>
-          <w:tcPr>
-            <w:tcW w:type="dxa" w:w="3040"/>
-            <w:shd w:fill="FFFFFF" w:color="auto" w:val="clear"/>
-            <w:tcMar>
-              <w:top w:type="dxa" w:w="60"/>
-              <w:left w:type="dxa" w:w="120"/>
-              <w:bottom w:type="dxa" w:w="60"/>
-              <w:right w:type="dxa" w:w="120"/>
-            </w:tcMar>
-            <w:vAlign w:val="top"/>
-          </w:tcPr>
-          <w:p>
-            <w:pPr>
-              <w:spacing w:after="40" w:before="0"/>
-              <w:jc w:val="left"/>
-            </w:pPr>
-            <w:r>
-              <w:rPr>
-                <w:rFonts w:ascii="Arial" w:cs="Arial" w:eastAsia="Arial" w:hAnsi="Arial"/>
-                <w:b w:val="false"/>
-                <w:bCs w:val="false"/>
-                <w:i w:val="false"/>
-                <w:iCs w:val="false"/>
-                <w:color w:val="000000"/>
-                <w:sz w:val="18"/>
-                <w:szCs w:val="18"/>
-              </w:rPr>
-              <w:t xml:space="preserve">T-chart of class predictions on the whiteboard makes prior knowledge visible and creates cognitive tension before observation. Requiring a written justification referencing ionisation energy ensures predictions are mechanistic, not just guesses, connecting directly to Lesson 5 learning.</w:t>
-            </w:r>
-          </w:p>
-        </w:tc>
-        <w:tc>
-          <w:tcPr>
-            <w:tcW w:type="dxa" w:w="3040"/>
-            <w:shd w:fill="F2F2F2" w:color="auto" w:val="clear"/>
-            <w:tcMar>
-              <w:top w:type="dxa" w:w="60"/>
-              <w:left w:type="dxa" w:w="120"/>
-              <w:bottom w:type="dxa" w:w="60"/>
-              <w:right w:type="dxa" w:w="120"/>
-            </w:tcMar>
-            <w:vAlign w:val="top"/>
-          </w:tcPr>
-          <w:p>
-            <w:pPr>
-              <w:spacing w:after="40" w:before="0"/>
-              <w:jc w:val="left"/>
-            </w:pPr>
-            <w:r>
-              <w:rPr>
-                <w:rFonts w:ascii="Arial" w:cs="Arial" w:eastAsia="Arial" w:hAnsi="Arial"/>
-                <w:b w:val="false"/>
-                <w:bCs w:val="false"/>
-                <w:i w:val="false"/>
-                <w:iCs w:val="false"/>
-                <w:color w:val="000000"/>
-                <w:sz w:val="18"/>
-                <w:szCs w:val="18"/>
-              </w:rPr>
-              <w:t xml:space="preserve">Scan student worksheets during individual writing time. Look for: correct use of ionisation energy trend as a justification; any student still predicting that Al will react vigorously with cold water (common misconception — the passivating oxide layer). Note these students for targeted questioning during the Explain phase.</w:t>
-            </w:r>
-          </w:p>
-        </w:tc>
-      </w:tr>
-      <w:tr>
-        <w:tc>
-          <w:tcPr>
-            <w:tcW w:type="dxa" w:w="1520"/>
-            <w:shd w:fill="D9EEF1" w:color="auto" w:val="clear"/>
-            <w:tcMar>
-              <w:top w:type="dxa" w:w="60"/>
-              <w:left w:type="dxa" w:w="120"/>
-              <w:bottom w:type="dxa" w:w="60"/>
-              <w:right w:type="dxa" w:w="120"/>
-            </w:tcMar>
-            <w:vAlign w:val="top"/>
-          </w:tcPr>
-          <w:p>
-            <w:pPr>
-              <w:spacing w:after="40" w:before="0"/>
-              <w:jc w:val="left"/>
-            </w:pPr>
-            <w:r>
-              <w:rPr>
-                <w:rFonts w:ascii="Arial" w:cs="Arial" w:eastAsia="Arial" w:hAnsi="Arial"/>
-                <w:b/>
-                <w:bCs/>
-                <w:i w:val="false"/>
-                <w:iCs w:val="false"/>
-                <w:color w:val="000000"/>
-                <w:sz w:val="18"/>
-                <w:szCs w:val="18"/>
-              </w:rPr>
-              <w:t xml:space="preserve">Observe Phase</w:t>
-            </w:r>
-          </w:p>
-          <w:p>
-            <w:pPr>
-              <w:spacing w:after="20" w:before="0"/>
-            </w:pPr>
-            <w:r>
-              <w:rPr>
-                <w:rFonts w:ascii="Arial" w:cs="Arial" w:eastAsia="Arial" w:hAnsi="Arial"/>
-                <w:b/>
-                <w:bCs/>
-                <w:color w:val="1F3864"/>
-                <w:sz w:val="16"/>
-                <w:szCs w:val="16"/>
-              </w:rPr>
-              <w:t xml:space="preserve">📹 VIDEO:</w:t>
-            </w:r>
-          </w:p>
-          <w:p>
-            <w:pPr>
-              <w:spacing w:after="20" w:before="0"/>
-            </w:pPr>
-            <w:hyperlink w:history="1" r:id="rIdexgsb8m_f9hhxqk1bjitg">
-              <w:r>
-                <w:rPr>
-                  <w:rFonts w:ascii="Arial" w:cs="Arial" w:eastAsia="Arial" w:hAnsi="Arial"/>
-                  <w:color w:val="2E75B6"/>
-                  <w:sz w:val="16"/>
-                  <w:szCs w:val="16"/>
-                  <w:u w:val="single" w:color="2E75B6"/>
-                </w:rPr>
-                <w:t xml:space="preserve">Video: Least-Squares Regression</w:t>
-              </w:r>
-            </w:hyperlink>
-          </w:p>
-          <w:p>
-            <w:pPr>
-              <w:spacing w:after="10" w:before="0"/>
-              <w:ind w:left="120"/>
-            </w:pPr>
-            <w:r>
-              <w:rPr>
-                <w:rFonts w:ascii="Arial" w:cs="Arial" w:eastAsia="Arial" w:hAnsi="Arial"/>
-                <w:color w:val="595959"/>
-                <w:sz w:val="14"/>
-                <w:szCs w:val="14"/>
-              </w:rPr>
-              <w:t xml:space="preserve">Source: PhET Interactive Simulations (English)</w:t>
-            </w:r>
-          </w:p>
-          <w:p>
-            <w:pPr>
-              <w:spacing w:after="10" w:before="0"/>
-              <w:ind w:left="120"/>
-            </w:pPr>
-            <w:hyperlink w:history="1" r:id="rIdjyrvj8dwkkybjowrkqeus">
+            <w:hyperlink w:history="1" r:id="rIdhbrt-e84viweldv44ezsc">
               <w:r>
                 <w:rPr>
                   <w:rFonts w:ascii="Arial" w:cs="Arial" w:eastAsia="Arial" w:hAnsi="Arial"/>
@@ -19305,14 +19304,241 @@
                 <w:sz w:val="16"/>
                 <w:szCs w:val="16"/>
               </w:rPr>
-              <w:t xml:space="preserve">📖 HTML:</w:t>
+              <w:t xml:space="preserve">📖 READING:</w:t>
             </w:r>
           </w:p>
           <w:p>
             <w:pPr>
               <w:spacing w:after="20" w:before="0"/>
             </w:pPr>
-            <w:hyperlink w:history="1" r:id="rId-oiku6anp53ehoj4nyypi">
+            <w:r>
+              <w:rPr>
+                <w:rFonts w:ascii="Arial" w:cs="Arial" w:eastAsia="Arial" w:hAnsi="Arial"/>
+                <w:i/>
+                <w:iCs/>
+                <w:color w:val="595959"/>
+                <w:sz w:val="16"/>
+                <w:szCs w:val="16"/>
+              </w:rPr>
+              <w:t xml:space="preserve">No closely matching reading in the ARES library for this activity.</w:t>
+            </w:r>
+          </w:p>
+          <w:p>
+            <w:pPr>
+              <w:spacing w:after="10" w:before="0"/>
+              <w:ind w:left="120"/>
+            </w:pPr>
+            <w:hyperlink w:history="1" r:id="rIdtsspstx9l_ar5nwpctajs">
+              <w:r>
+                <w:rPr>
+                  <w:rFonts w:ascii="Arial" w:cs="Arial" w:eastAsia="Arial" w:hAnsi="Arial"/>
+                  <w:color w:val="595959"/>
+                  <w:sz w:val="14"/>
+                  <w:szCs w:val="14"/>
+                  <w:u w:val="single" w:color="595959"/>
+                </w:rPr>
+                <w:t xml:space="preserve">🔍 Search ARES for readings</w:t>
+              </w:r>
+            </w:hyperlink>
+          </w:p>
+          <w:p>
+            <w:pPr>
+              <w:spacing w:after="10" w:before="0"/>
+              <w:ind w:left="120"/>
+            </w:pPr>
+            <w:r>
+              <w:rPr>
+                <w:rFonts w:ascii="Arial" w:cs="Arial" w:eastAsia="Arial" w:hAnsi="Arial"/>
+                <w:color w:val="595959"/>
+                <w:sz w:val="14"/>
+                <w:szCs w:val="14"/>
+              </w:rPr>
+              <w:t xml:space="preserve">Search terms: periodicity period reactions reactivity</w:t>
+            </w:r>
+          </w:p>
+        </w:tc>
+        <w:tc>
+          <w:tcPr>
+            <w:tcW w:type="dxa" w:w="3040"/>
+            <w:shd w:fill="FFFFFF" w:color="auto" w:val="clear"/>
+            <w:tcMar>
+              <w:top w:type="dxa" w:w="60"/>
+              <w:left w:type="dxa" w:w="120"/>
+              <w:bottom w:type="dxa" w:w="60"/>
+              <w:right w:type="dxa" w:w="120"/>
+            </w:tcMar>
+            <w:vAlign w:val="top"/>
+          </w:tcPr>
+          <w:p>
+            <w:pPr>
+              <w:spacing w:after="40" w:before="0"/>
+              <w:jc w:val="left"/>
+            </w:pPr>
+            <w:r>
+              <w:rPr>
+                <w:rFonts w:ascii="Arial" w:cs="Arial" w:eastAsia="Arial" w:hAnsi="Arial"/>
+                <w:b w:val="false"/>
+                <w:bCs w:val="false"/>
+                <w:i w:val="false"/>
+                <w:iCs w:val="false"/>
+                <w:color w:val="000000"/>
+                <w:sz w:val="18"/>
+                <w:szCs w:val="18"/>
+              </w:rPr>
+              <w:t xml:space="preserve">Teacher carries out a structured demonstration sequence. Students complete the Observe column of their POE worksheet for each reaction, noting: what they see (colour change, gas, flame, vigour), what they hear (fizzing level), and what they can infer about products. For the water reactions: Na (teacher demo, behind safety screen), Mg ribbon in cold water (students can observe closely), Al foil in cold water (negative result — students record this carefully). For dilute HCl reactions: Mg ribbon (students test gas with glowing splint), Al foil (students observe rate, compare to Mg). For burning in oxygen: Mg ribbon burns brilliantly (students use dark glass), sulfur burns with blue flame producing choking gas (fume cupboard, teacher only). A 4-column observation table on the board is filled in real time as a class.</w:t>
+            </w:r>
+          </w:p>
+        </w:tc>
+        <w:tc>
+          <w:tcPr>
+            <w:tcW w:type="dxa" w:w="3040"/>
+            <w:shd w:fill="F2F2F2" w:color="auto" w:val="clear"/>
+            <w:tcMar>
+              <w:top w:type="dxa" w:w="60"/>
+              <w:left w:type="dxa" w:w="120"/>
+              <w:bottom w:type="dxa" w:w="60"/>
+              <w:right w:type="dxa" w:w="120"/>
+            </w:tcMar>
+            <w:vAlign w:val="top"/>
+          </w:tcPr>
+          <w:p>
+            <w:pPr>
+              <w:spacing w:after="40" w:before="0"/>
+              <w:jc w:val="left"/>
+            </w:pPr>
+            <w:r>
+              <w:rPr>
+                <w:rFonts w:ascii="Arial" w:cs="Arial" w:eastAsia="Arial" w:hAnsi="Arial"/>
+                <w:b w:val="false"/>
+                <w:bCs w:val="false"/>
+                <w:i w:val="false"/>
+                <w:iCs w:val="false"/>
+                <w:color w:val="000000"/>
+                <w:sz w:val="18"/>
+                <w:szCs w:val="18"/>
+              </w:rPr>
+              <w:t xml:space="preserve">Begin with the anchoring phenomenon re-enactment: 'We are going back to Kisumu Water Plant. Watch this sodium — same sodium the water officer used.' Drop a 2 mm piece of sodium into a beaker of water behind the safety screen. After students react, say: 'Write exactly what you see in your Observe column — be precise. Is it more or less vigorous than Lesson 2?' [WAIT TIME: 30 seconds of silent writing.] Move through the sequence: Mg in cold water — 'Compare the vigour to sodium. Write numbers if you can — count the bubbles per second.' Al in cold water — 'Record what you see. Nothing is also a valid scientific observation.' For HCl reactions, prompt: 'Collect the gas from the Mg reaction. What does the glowing splint tell you?' Before burning Mg, warn: 'Eyes protected — look away or use dark glass. I will count to three.' After each demonstration, pause for [WAIT TIME: 20 seconds] of individual recording. For sulfur, say from fume cupboard: 'Notice the colour of the flame and the sharp smell — that gas is sulfur dioxide. Note the product and the hazard — both are data.'</w:t>
+            </w:r>
+          </w:p>
+        </w:tc>
+        <w:tc>
+          <w:tcPr>
+            <w:tcW w:type="dxa" w:w="3040"/>
+            <w:shd w:fill="FFFFFF" w:color="auto" w:val="clear"/>
+            <w:tcMar>
+              <w:top w:type="dxa" w:w="60"/>
+              <w:left w:type="dxa" w:w="120"/>
+              <w:bottom w:type="dxa" w:w="60"/>
+              <w:right w:type="dxa" w:w="120"/>
+            </w:tcMar>
+            <w:vAlign w:val="top"/>
+          </w:tcPr>
+          <w:p>
+            <w:pPr>
+              <w:spacing w:after="40" w:before="0"/>
+              <w:jc w:val="left"/>
+            </w:pPr>
+            <w:r>
+              <w:rPr>
+                <w:rFonts w:ascii="Arial" w:cs="Arial" w:eastAsia="Arial" w:hAnsi="Arial"/>
+                <w:b w:val="false"/>
+                <w:bCs w:val="false"/>
+                <w:i w:val="false"/>
+                <w:iCs w:val="false"/>
+                <w:color w:val="000000"/>
+                <w:sz w:val="18"/>
+                <w:szCs w:val="18"/>
+              </w:rPr>
+              <w:t xml:space="preserve">Real-time co-construction of the 4-column class table (Element / Reacts with water? / Reacts with HCl? / Reacts with oxygen?) on the board externalises observations incrementally, allowing students to check their own records against a shared reference and spot discrepancies immediately.</w:t>
+            </w:r>
+          </w:p>
+        </w:tc>
+        <w:tc>
+          <w:tcPr>
+            <w:tcW w:type="dxa" w:w="3040"/>
+            <w:shd w:fill="F2F2F2" w:color="auto" w:val="clear"/>
+            <w:tcMar>
+              <w:top w:type="dxa" w:w="60"/>
+              <w:left w:type="dxa" w:w="120"/>
+              <w:bottom w:type="dxa" w:w="60"/>
+              <w:right w:type="dxa" w:w="120"/>
+            </w:tcMar>
+            <w:vAlign w:val="top"/>
+          </w:tcPr>
+          <w:p>
+            <w:pPr>
+              <w:spacing w:after="40" w:before="0"/>
+              <w:jc w:val="left"/>
+            </w:pPr>
+            <w:r>
+              <w:rPr>
+                <w:rFonts w:ascii="Arial" w:cs="Arial" w:eastAsia="Arial" w:hAnsi="Arial"/>
+                <w:b w:val="false"/>
+                <w:bCs w:val="false"/>
+                <w:i w:val="false"/>
+                <w:iCs w:val="false"/>
+                <w:color w:val="000000"/>
+                <w:sz w:val="18"/>
+                <w:szCs w:val="18"/>
+              </w:rPr>
+              <w:t xml:space="preserve">Use circulation during observations to check students are recording specific observations (not just 'it reacted') and are distinguishing vigour levels (violent / moderate / slow / nil). Ask individuals: 'How does the rate for Al with HCl compare to Mg with HCl? Can you quantify it?' Listen for unprompted use of the word ionisation energy — note which students are already connecting observation to mechanism.</w:t>
+            </w:r>
+          </w:p>
+        </w:tc>
+      </w:tr>
+      <w:tr>
+        <w:tc>
+          <w:tcPr>
+            <w:tcW w:type="dxa" w:w="1520"/>
+            <w:shd w:fill="E2EFDA" w:color="auto" w:val="clear"/>
+            <w:tcMar>
+              <w:top w:type="dxa" w:w="60"/>
+              <w:left w:type="dxa" w:w="120"/>
+              <w:bottom w:type="dxa" w:w="60"/>
+              <w:right w:type="dxa" w:w="120"/>
+            </w:tcMar>
+            <w:vAlign w:val="top"/>
+          </w:tcPr>
+          <w:p>
+            <w:pPr>
+              <w:spacing w:after="40" w:before="0"/>
+              <w:jc w:val="left"/>
+            </w:pPr>
+            <w:r>
+              <w:rPr>
+                <w:rFonts w:ascii="Arial" w:cs="Arial" w:eastAsia="Arial" w:hAnsi="Arial"/>
+                <w:b/>
+                <w:bCs/>
+                <w:i w:val="false"/>
+                <w:iCs w:val="false"/>
+                <w:color w:val="000000"/>
+                <w:sz w:val="18"/>
+                <w:szCs w:val="18"/>
+              </w:rPr>
+              <w:t xml:space="preserve">Explain Phase</w:t>
+            </w:r>
+          </w:p>
+          <w:p>
+            <w:pPr>
+              <w:spacing w:after="20" w:before="0"/>
+            </w:pPr>
+            <w:r>
+              <w:rPr>
+                <w:rFonts w:ascii="Arial" w:cs="Arial" w:eastAsia="Arial" w:hAnsi="Arial"/>
+                <w:b/>
+                <w:bCs/>
+                <w:color w:val="1F3864"/>
+                <w:sz w:val="16"/>
+                <w:szCs w:val="16"/>
+              </w:rPr>
+              <w:t xml:space="preserve">📹 VIDEO:</w:t>
+            </w:r>
+          </w:p>
+          <w:p>
+            <w:pPr>
+              <w:spacing w:after="20" w:before="0"/>
+            </w:pPr>
+            <w:hyperlink w:history="1" r:id="rIdvxn9wjjzmdgi6chon0ll7">
               <w:r>
                 <w:rPr>
                   <w:rFonts w:ascii="Arial" w:cs="Arial" w:eastAsia="Arial" w:hAnsi="Arial"/>
@@ -19321,7 +19547,7 @@
                   <w:szCs w:val="16"/>
                   <w:u w:val="single" w:color="2E75B6"/>
                 </w:rPr>
-                <w:t xml:space="preserve">Compound Interest per Period (Flexbook)</w:t>
+                <w:t xml:space="preserve">Titration of a strong acid with a strong base</w:t>
               </w:r>
             </w:hyperlink>
           </w:p>
@@ -19337,7 +19563,7 @@
                 <w:sz w:val="14"/>
                 <w:szCs w:val="14"/>
               </w:rPr>
-              <w:t xml:space="preserve">Source: CK-12</w:t>
+              <w:t xml:space="preserve">Source: Khan Academy (English - US curriculum)</w:t>
             </w:r>
           </w:p>
           <w:p>
@@ -19345,235 +19571,7 @@
               <w:spacing w:after="10" w:before="0"/>
               <w:ind w:left="120"/>
             </w:pPr>
-            <w:hyperlink w:history="1" r:id="rIdaylchu_hticffrkv_g-y3">
-              <w:r>
-                <w:rPr>
-                  <w:rFonts w:ascii="Arial" w:cs="Arial" w:eastAsia="Arial" w:hAnsi="Arial"/>
-                  <w:color w:val="595959"/>
-                  <w:sz w:val="14"/>
-                  <w:szCs w:val="14"/>
-                  <w:u w:val="single" w:color="595959"/>
-                </w:rPr>
-                <w:t xml:space="preserve">🔍 Search ARES for similar readings</w:t>
-              </w:r>
-            </w:hyperlink>
-          </w:p>
-        </w:tc>
-        <w:tc>
-          <w:tcPr>
-            <w:tcW w:type="dxa" w:w="3040"/>
-            <w:shd w:fill="FFFFFF" w:color="auto" w:val="clear"/>
-            <w:tcMar>
-              <w:top w:type="dxa" w:w="60"/>
-              <w:left w:type="dxa" w:w="120"/>
-              <w:bottom w:type="dxa" w:w="60"/>
-              <w:right w:type="dxa" w:w="120"/>
-            </w:tcMar>
-            <w:vAlign w:val="top"/>
-          </w:tcPr>
-          <w:p>
-            <w:pPr>
-              <w:spacing w:after="40" w:before="0"/>
-              <w:jc w:val="left"/>
-            </w:pPr>
-            <w:r>
-              <w:rPr>
-                <w:rFonts w:ascii="Arial" w:cs="Arial" w:eastAsia="Arial" w:hAnsi="Arial"/>
-                <w:b w:val="false"/>
-                <w:bCs w:val="false"/>
-                <w:i w:val="false"/>
-                <w:iCs w:val="false"/>
-                <w:color w:val="000000"/>
-                <w:sz w:val="18"/>
-                <w:szCs w:val="18"/>
-              </w:rPr>
-              <w:t xml:space="preserve">Teacher carries out a structured demonstration sequence. Students complete the Observe column of their POE worksheet for each reaction, noting: what they see (colour change, gas, flame, vigour), what they hear (fizzing level), and what they can infer about products. For the water reactions: Na (teacher demo, behind safety screen), Mg ribbon in cold water (students can observe closely), Al foil in cold water (negative result — students record this carefully). For dilute HCl reactions: Mg ribbon (students test gas with glowing splint), Al foil (students observe rate, compare to Mg). For burning in oxygen: Mg ribbon burns brilliantly (students use dark glass), sulfur burns with blue flame producing choking gas (fume cupboard, teacher only). A 4-column observation table on the board is filled in real time as a class.</w:t>
-            </w:r>
-          </w:p>
-        </w:tc>
-        <w:tc>
-          <w:tcPr>
-            <w:tcW w:type="dxa" w:w="3040"/>
-            <w:shd w:fill="F2F2F2" w:color="auto" w:val="clear"/>
-            <w:tcMar>
-              <w:top w:type="dxa" w:w="60"/>
-              <w:left w:type="dxa" w:w="120"/>
-              <w:bottom w:type="dxa" w:w="60"/>
-              <w:right w:type="dxa" w:w="120"/>
-            </w:tcMar>
-            <w:vAlign w:val="top"/>
-          </w:tcPr>
-          <w:p>
-            <w:pPr>
-              <w:spacing w:after="40" w:before="0"/>
-              <w:jc w:val="left"/>
-            </w:pPr>
-            <w:r>
-              <w:rPr>
-                <w:rFonts w:ascii="Arial" w:cs="Arial" w:eastAsia="Arial" w:hAnsi="Arial"/>
-                <w:b w:val="false"/>
-                <w:bCs w:val="false"/>
-                <w:i w:val="false"/>
-                <w:iCs w:val="false"/>
-                <w:color w:val="000000"/>
-                <w:sz w:val="18"/>
-                <w:szCs w:val="18"/>
-              </w:rPr>
-              <w:t xml:space="preserve">Begin with the anchoring phenomenon re-enactment: 'We are going back to Kisumu Water Plant. Watch this sodium — same sodium the water officer used.' Drop a 2 mm piece of sodium into a beaker of water behind the safety screen. After students react, say: 'Write exactly what you see in your Observe column — be precise. Is it more or less vigorous than Lesson 2?' [WAIT TIME: 30 seconds of silent writing.] Move through the sequence: Mg in cold water — 'Compare the vigour to sodium. Write numbers if you can — count the bubbles per second.' Al in cold water — 'Record what you see. Nothing is also a valid scientific observation.' For HCl reactions, prompt: 'Collect the gas from the Mg reaction. What does the glowing splint tell you?' Before burning Mg, warn: 'Eyes protected — look away or use dark glass. I will count to three.' After each demonstration, pause for [WAIT TIME: 20 seconds] of individual recording. For sulfur, say from fume cupboard: 'Notice the colour of the flame and the sharp smell — that gas is sulfur dioxide. Note the product and the hazard — both are data.'</w:t>
-            </w:r>
-          </w:p>
-        </w:tc>
-        <w:tc>
-          <w:tcPr>
-            <w:tcW w:type="dxa" w:w="3040"/>
-            <w:shd w:fill="FFFFFF" w:color="auto" w:val="clear"/>
-            <w:tcMar>
-              <w:top w:type="dxa" w:w="60"/>
-              <w:left w:type="dxa" w:w="120"/>
-              <w:bottom w:type="dxa" w:w="60"/>
-              <w:right w:type="dxa" w:w="120"/>
-            </w:tcMar>
-            <w:vAlign w:val="top"/>
-          </w:tcPr>
-          <w:p>
-            <w:pPr>
-              <w:spacing w:after="40" w:before="0"/>
-              <w:jc w:val="left"/>
-            </w:pPr>
-            <w:r>
-              <w:rPr>
-                <w:rFonts w:ascii="Arial" w:cs="Arial" w:eastAsia="Arial" w:hAnsi="Arial"/>
-                <w:b w:val="false"/>
-                <w:bCs w:val="false"/>
-                <w:i w:val="false"/>
-                <w:iCs w:val="false"/>
-                <w:color w:val="000000"/>
-                <w:sz w:val="18"/>
-                <w:szCs w:val="18"/>
-              </w:rPr>
-              <w:t xml:space="preserve">Real-time co-construction of the 4-column class table (Element / Reacts with water? / Reacts with HCl? / Reacts with oxygen?) on the board externalises observations incrementally, allowing students to check their own records against a shared reference and spot discrepancies immediately.</w:t>
-            </w:r>
-          </w:p>
-        </w:tc>
-        <w:tc>
-          <w:tcPr>
-            <w:tcW w:type="dxa" w:w="3040"/>
-            <w:shd w:fill="F2F2F2" w:color="auto" w:val="clear"/>
-            <w:tcMar>
-              <w:top w:type="dxa" w:w="60"/>
-              <w:left w:type="dxa" w:w="120"/>
-              <w:bottom w:type="dxa" w:w="60"/>
-              <w:right w:type="dxa" w:w="120"/>
-            </w:tcMar>
-            <w:vAlign w:val="top"/>
-          </w:tcPr>
-          <w:p>
-            <w:pPr>
-              <w:spacing w:after="40" w:before="0"/>
-              <w:jc w:val="left"/>
-            </w:pPr>
-            <w:r>
-              <w:rPr>
-                <w:rFonts w:ascii="Arial" w:cs="Arial" w:eastAsia="Arial" w:hAnsi="Arial"/>
-                <w:b w:val="false"/>
-                <w:bCs w:val="false"/>
-                <w:i w:val="false"/>
-                <w:iCs w:val="false"/>
-                <w:color w:val="000000"/>
-                <w:sz w:val="18"/>
-                <w:szCs w:val="18"/>
-              </w:rPr>
-              <w:t xml:space="preserve">Use circulation during observations to check students are recording specific observations (not just 'it reacted') and are distinguishing vigour levels (violent / moderate / slow / nil). Ask individuals: 'How does the rate for Al with HCl compare to Mg with HCl? Can you quantify it?' Listen for unprompted use of the word ionisation energy — note which students are already connecting observation to mechanism.</w:t>
-            </w:r>
-          </w:p>
-        </w:tc>
-      </w:tr>
-      <w:tr>
-        <w:tc>
-          <w:tcPr>
-            <w:tcW w:type="dxa" w:w="1520"/>
-            <w:shd w:fill="E2EFDA" w:color="auto" w:val="clear"/>
-            <w:tcMar>
-              <w:top w:type="dxa" w:w="60"/>
-              <w:left w:type="dxa" w:w="120"/>
-              <w:bottom w:type="dxa" w:w="60"/>
-              <w:right w:type="dxa" w:w="120"/>
-            </w:tcMar>
-            <w:vAlign w:val="top"/>
-          </w:tcPr>
-          <w:p>
-            <w:pPr>
-              <w:spacing w:after="40" w:before="0"/>
-              <w:jc w:val="left"/>
-            </w:pPr>
-            <w:r>
-              <w:rPr>
-                <w:rFonts w:ascii="Arial" w:cs="Arial" w:eastAsia="Arial" w:hAnsi="Arial"/>
-                <w:b/>
-                <w:bCs/>
-                <w:i w:val="false"/>
-                <w:iCs w:val="false"/>
-                <w:color w:val="000000"/>
-                <w:sz w:val="18"/>
-                <w:szCs w:val="18"/>
-              </w:rPr>
-              <w:t xml:space="preserve">Explain Phase</w:t>
-            </w:r>
-          </w:p>
-          <w:p>
-            <w:pPr>
-              <w:spacing w:after="20" w:before="0"/>
-            </w:pPr>
-            <w:r>
-              <w:rPr>
-                <w:rFonts w:ascii="Arial" w:cs="Arial" w:eastAsia="Arial" w:hAnsi="Arial"/>
-                <w:b/>
-                <w:bCs/>
-                <w:color w:val="1F3864"/>
-                <w:sz w:val="16"/>
-                <w:szCs w:val="16"/>
-              </w:rPr>
-              <w:t xml:space="preserve">📹 VIDEO:</w:t>
-            </w:r>
-          </w:p>
-          <w:p>
-            <w:pPr>
-              <w:spacing w:after="20" w:before="0"/>
-            </w:pPr>
-            <w:hyperlink w:history="1" r:id="rId5domyn0h7c0rdecwadhnk">
-              <w:r>
-                <w:rPr>
-                  <w:rFonts w:ascii="Arial" w:cs="Arial" w:eastAsia="Arial" w:hAnsi="Arial"/>
-                  <w:color w:val="2E75B6"/>
-                  <w:sz w:val="16"/>
-                  <w:szCs w:val="16"/>
-                  <w:u w:val="single" w:color="2E75B6"/>
-                </w:rPr>
-                <w:t xml:space="preserve">Video: Least-Squares Regression</w:t>
-              </w:r>
-            </w:hyperlink>
-          </w:p>
-          <w:p>
-            <w:pPr>
-              <w:spacing w:after="10" w:before="0"/>
-              <w:ind w:left="120"/>
-            </w:pPr>
-            <w:r>
-              <w:rPr>
-                <w:rFonts w:ascii="Arial" w:cs="Arial" w:eastAsia="Arial" w:hAnsi="Arial"/>
-                <w:color w:val="595959"/>
-                <w:sz w:val="14"/>
-                <w:szCs w:val="14"/>
-              </w:rPr>
-              <w:t xml:space="preserve">Source: PhET Interactive Simulations (English)</w:t>
-            </w:r>
-          </w:p>
-          <w:p>
-            <w:pPr>
-              <w:spacing w:after="10" w:before="0"/>
-              <w:ind w:left="120"/>
-            </w:pPr>
-            <w:hyperlink w:history="1" r:id="rIdoyutkhl41l_lpgfy2cjlx">
+            <w:hyperlink w:history="1" r:id="rIdnrw6s4shcx0ji46igfwmr">
               <w:r>
                 <w:rPr>
                   <w:rFonts w:ascii="Arial" w:cs="Arial" w:eastAsia="Arial" w:hAnsi="Arial"/>
@@ -19611,14 +19609,241 @@
                 <w:sz w:val="16"/>
                 <w:szCs w:val="16"/>
               </w:rPr>
-              <w:t xml:space="preserve">📖 HTML:</w:t>
+              <w:t xml:space="preserve">📖 READING:</w:t>
             </w:r>
           </w:p>
           <w:p>
             <w:pPr>
               <w:spacing w:after="20" w:before="0"/>
             </w:pPr>
-            <w:hyperlink w:history="1" r:id="rIdxcqjah1mlo5wsvcxqtqj3">
+            <w:r>
+              <w:rPr>
+                <w:rFonts w:ascii="Arial" w:cs="Arial" w:eastAsia="Arial" w:hAnsi="Arial"/>
+                <w:i/>
+                <w:iCs/>
+                <w:color w:val="595959"/>
+                <w:sz w:val="16"/>
+                <w:szCs w:val="16"/>
+              </w:rPr>
+              <w:t xml:space="preserve">No closely matching reading in the ARES library for this activity.</w:t>
+            </w:r>
+          </w:p>
+          <w:p>
+            <w:pPr>
+              <w:spacing w:after="10" w:before="0"/>
+              <w:ind w:left="120"/>
+            </w:pPr>
+            <w:hyperlink w:history="1" r:id="rIdoycghsjn06xpwt4rrju_t">
+              <w:r>
+                <w:rPr>
+                  <w:rFonts w:ascii="Arial" w:cs="Arial" w:eastAsia="Arial" w:hAnsi="Arial"/>
+                  <w:color w:val="595959"/>
+                  <w:sz w:val="14"/>
+                  <w:szCs w:val="14"/>
+                  <w:u w:val="single" w:color="595959"/>
+                </w:rPr>
+                <w:t xml:space="preserve">🔍 Search ARES for readings</w:t>
+              </w:r>
+            </w:hyperlink>
+          </w:p>
+          <w:p>
+            <w:pPr>
+              <w:spacing w:after="10" w:before="0"/>
+              <w:ind w:left="120"/>
+            </w:pPr>
+            <w:r>
+              <w:rPr>
+                <w:rFonts w:ascii="Arial" w:cs="Arial" w:eastAsia="Arial" w:hAnsi="Arial"/>
+                <w:color w:val="595959"/>
+                <w:sz w:val="14"/>
+                <w:szCs w:val="14"/>
+              </w:rPr>
+              <w:t xml:space="preserve">Search terms: periodicity period reactions reactivity</w:t>
+            </w:r>
+          </w:p>
+        </w:tc>
+        <w:tc>
+          <w:tcPr>
+            <w:tcW w:type="dxa" w:w="3040"/>
+            <w:shd w:fill="FFFFFF" w:color="auto" w:val="clear"/>
+            <w:tcMar>
+              <w:top w:type="dxa" w:w="60"/>
+              <w:left w:type="dxa" w:w="120"/>
+              <w:bottom w:type="dxa" w:w="60"/>
+              <w:right w:type="dxa" w:w="120"/>
+            </w:tcMar>
+            <w:vAlign w:val="top"/>
+          </w:tcPr>
+          <w:p>
+            <w:pPr>
+              <w:spacing w:after="40" w:before="0"/>
+              <w:jc w:val="left"/>
+            </w:pPr>
+            <w:r>
+              <w:rPr>
+                <w:rFonts w:ascii="Arial" w:cs="Arial" w:eastAsia="Arial" w:hAnsi="Arial"/>
+                <w:b w:val="false"/>
+                <w:bCs w:val="false"/>
+                <w:i w:val="false"/>
+                <w:iCs w:val="false"/>
+                <w:color w:val="000000"/>
+                <w:sz w:val="18"/>
+                <w:szCs w:val="18"/>
+              </w:rPr>
+              <w:t xml:space="preserve">In groups of three, students complete the Explain column of their POE worksheet for each reaction, then tackle three constructed tasks: (A) Write balanced chemical equations with state symbols for: Na(s) + H2O(l), Mg(s) + HCl(aq), Al(s) + O2(g), S(s) + O2(g). (B) Draw electron configuration diagrams for Na, Mg, Al and Si side by side, annotating the number of outer electrons and the first ionisation energy for each, then write one sentence explaining the reactivity trend using the words nuclear charge, shielding and outer electrons. (C) Complete a reactivity summary table ranking Na, Mg, Al, Si, S, Cl, Ar from most to least reactive in period 3 chemical reactions and justify the ranking.</w:t>
+            </w:r>
+          </w:p>
+        </w:tc>
+        <w:tc>
+          <w:tcPr>
+            <w:tcW w:type="dxa" w:w="3040"/>
+            <w:shd w:fill="F2F2F2" w:color="auto" w:val="clear"/>
+            <w:tcMar>
+              <w:top w:type="dxa" w:w="60"/>
+              <w:left w:type="dxa" w:w="120"/>
+              <w:bottom w:type="dxa" w:w="60"/>
+              <w:right w:type="dxa" w:w="120"/>
+            </w:tcMar>
+            <w:vAlign w:val="top"/>
+          </w:tcPr>
+          <w:p>
+            <w:pPr>
+              <w:spacing w:after="40" w:before="0"/>
+              <w:jc w:val="left"/>
+            </w:pPr>
+            <w:r>
+              <w:rPr>
+                <w:rFonts w:ascii="Arial" w:cs="Arial" w:eastAsia="Arial" w:hAnsi="Arial"/>
+                <w:b w:val="false"/>
+                <w:bCs w:val="false"/>
+                <w:i w:val="false"/>
+                <w:iCs w:val="false"/>
+                <w:color w:val="000000"/>
+                <w:sz w:val="18"/>
+                <w:szCs w:val="18"/>
+              </w:rPr>
+              <w:t xml:space="preserve">Say: 'Your predictions are on the board. Now explain what you observed using the electron configuration model. Do not just describe — I want a causal story: why does sodium lose its electron so easily?' [WAIT TIME: 4 minutes of group work before any teacher input.] Circulate and listen. After 4 minutes, cold-call: 'Fatuma, your group said sodium has a low ionisation energy — tell me what that actually means in terms of what is happening at the atomic level when sodium touches water.' After the response, press: 'So why does magnesium, with two outer electrons, react more slowly — surely two electrons are easier to give away than one?' [WAIT TIME: 15 seconds.] Anticipate the misconception: students may say two electrons means more reactive. Guide: 'Compare the nuclear charges of Na and Mg — Na has 11 protons, Mg has 12. With similar shielding, which ion holds its electrons more tightly?' For equation writing, display a partially balanced equation and ask: 'What is wrong with this equation?' Use peer checking — groups swap worksheets and check equations using the atom-counting rule.</w:t>
+            </w:r>
+          </w:p>
+        </w:tc>
+        <w:tc>
+          <w:tcPr>
+            <w:tcW w:type="dxa" w:w="3040"/>
+            <w:shd w:fill="FFFFFF" w:color="auto" w:val="clear"/>
+            <w:tcMar>
+              <w:top w:type="dxa" w:w="60"/>
+              <w:left w:type="dxa" w:w="120"/>
+              <w:bottom w:type="dxa" w:w="60"/>
+              <w:right w:type="dxa" w:w="120"/>
+            </w:tcMar>
+            <w:vAlign w:val="top"/>
+          </w:tcPr>
+          <w:p>
+            <w:pPr>
+              <w:spacing w:after="40" w:before="0"/>
+              <w:jc w:val="left"/>
+            </w:pPr>
+            <w:r>
+              <w:rPr>
+                <w:rFonts w:ascii="Arial" w:cs="Arial" w:eastAsia="Arial" w:hAnsi="Arial"/>
+                <w:b w:val="false"/>
+                <w:bCs w:val="false"/>
+                <w:i w:val="false"/>
+                <w:iCs w:val="false"/>
+                <w:color w:val="000000"/>
+                <w:sz w:val="18"/>
+                <w:szCs w:val="18"/>
+              </w:rPr>
+              <w:t xml:space="preserve">The side-by-side electron configuration diagram task (Task B) is the core sensemaking tool — it makes the nuclear charge versus shielding argument visual and forces students to connect the diagram directly to the number they plotted in Lesson 5. The reactivity ranking table (Task C) consolidates the whole period 3 chemical story into one artefact that will be used in Lesson 7.</w:t>
+            </w:r>
+          </w:p>
+        </w:tc>
+        <w:tc>
+          <w:tcPr>
+            <w:tcW w:type="dxa" w:w="3040"/>
+            <w:shd w:fill="F2F2F2" w:color="auto" w:val="clear"/>
+            <w:tcMar>
+              <w:top w:type="dxa" w:w="60"/>
+              <w:left w:type="dxa" w:w="120"/>
+              <w:bottom w:type="dxa" w:w="60"/>
+              <w:right w:type="dxa" w:w="120"/>
+            </w:tcMar>
+            <w:vAlign w:val="top"/>
+          </w:tcPr>
+          <w:p>
+            <w:pPr>
+              <w:spacing w:after="40" w:before="0"/>
+              <w:jc w:val="left"/>
+            </w:pPr>
+            <w:r>
+              <w:rPr>
+                <w:rFonts w:ascii="Arial" w:cs="Arial" w:eastAsia="Arial" w:hAnsi="Arial"/>
+                <w:b w:val="false"/>
+                <w:bCs w:val="false"/>
+                <w:i w:val="false"/>
+                <w:iCs w:val="false"/>
+                <w:color w:val="000000"/>
+                <w:sz w:val="18"/>
+                <w:szCs w:val="18"/>
+              </w:rPr>
+              <w:t xml:space="preserve">Collect three to four worksheets at random and check Task B sentences for correct use of nuclear charge and shielding. Common errors to watch for: (1) student says Al is less reactive than Mg because it has more electrons — correct to nuclear charge argument; (2) student writes unbalanced equations — use peer checking to surface this. Ask exit-check oral question to the class: 'Give me one word that explains why silicon does not react with cold water.' Expect: ionisation energy or nuclear charge.</w:t>
+            </w:r>
+          </w:p>
+        </w:tc>
+      </w:tr>
+      <w:tr>
+        <w:tc>
+          <w:tcPr>
+            <w:tcW w:type="dxa" w:w="1520"/>
+            <w:shd w:fill="FCE4D6" w:color="auto" w:val="clear"/>
+            <w:tcMar>
+              <w:top w:type="dxa" w:w="60"/>
+              <w:left w:type="dxa" w:w="120"/>
+              <w:bottom w:type="dxa" w:w="60"/>
+              <w:right w:type="dxa" w:w="120"/>
+            </w:tcMar>
+            <w:vAlign w:val="top"/>
+          </w:tcPr>
+          <w:p>
+            <w:pPr>
+              <w:spacing w:after="40" w:before="0"/>
+              <w:jc w:val="left"/>
+            </w:pPr>
+            <w:r>
+              <w:rPr>
+                <w:rFonts w:ascii="Arial" w:cs="Arial" w:eastAsia="Arial" w:hAnsi="Arial"/>
+                <w:b/>
+                <w:bCs/>
+                <w:i w:val="false"/>
+                <w:iCs w:val="false"/>
+                <w:color w:val="000000"/>
+                <w:sz w:val="18"/>
+                <w:szCs w:val="18"/>
+              </w:rPr>
+              <w:t xml:space="preserve">Driving Question Board (DQB) Creation</w:t>
+            </w:r>
+          </w:p>
+          <w:p>
+            <w:pPr>
+              <w:spacing w:after="20" w:before="0"/>
+            </w:pPr>
+            <w:r>
+              <w:rPr>
+                <w:rFonts w:ascii="Arial" w:cs="Arial" w:eastAsia="Arial" w:hAnsi="Arial"/>
+                <w:b/>
+                <w:bCs/>
+                <w:color w:val="1F3864"/>
+                <w:sz w:val="16"/>
+                <w:szCs w:val="16"/>
+              </w:rPr>
+              <w:t xml:space="preserve">📹 VIDEO:</w:t>
+            </w:r>
+          </w:p>
+          <w:p>
+            <w:pPr>
+              <w:spacing w:after="20" w:before="0"/>
+            </w:pPr>
+            <w:hyperlink w:history="1" r:id="rId-inlxh5lw45qf3camoajy">
               <w:r>
                 <w:rPr>
                   <w:rFonts w:ascii="Arial" w:cs="Arial" w:eastAsia="Arial" w:hAnsi="Arial"/>
@@ -19627,7 +19852,7 @@
                   <w:szCs w:val="16"/>
                   <w:u w:val="single" w:color="2E75B6"/>
                 </w:rPr>
-                <w:t xml:space="preserve">Compound Interest per Period (Flexbook)</w:t>
+                <w:t xml:space="preserve">Titration of a strong acid with a strong base</w:t>
               </w:r>
             </w:hyperlink>
           </w:p>
@@ -19643,7 +19868,7 @@
                 <w:sz w:val="14"/>
                 <w:szCs w:val="14"/>
               </w:rPr>
-              <w:t xml:space="preserve">Source: CK-12</w:t>
+              <w:t xml:space="preserve">Source: Khan Academy (English - US curriculum)</w:t>
             </w:r>
           </w:p>
           <w:p>
@@ -19651,235 +19876,7 @@
               <w:spacing w:after="10" w:before="0"/>
               <w:ind w:left="120"/>
             </w:pPr>
-            <w:hyperlink w:history="1" r:id="rIdjcplhvgrzwmysja61fsh4">
-              <w:r>
-                <w:rPr>
-                  <w:rFonts w:ascii="Arial" w:cs="Arial" w:eastAsia="Arial" w:hAnsi="Arial"/>
-                  <w:color w:val="595959"/>
-                  <w:sz w:val="14"/>
-                  <w:szCs w:val="14"/>
-                  <w:u w:val="single" w:color="595959"/>
-                </w:rPr>
-                <w:t xml:space="preserve">🔍 Search ARES for similar readings</w:t>
-              </w:r>
-            </w:hyperlink>
-          </w:p>
-        </w:tc>
-        <w:tc>
-          <w:tcPr>
-            <w:tcW w:type="dxa" w:w="3040"/>
-            <w:shd w:fill="FFFFFF" w:color="auto" w:val="clear"/>
-            <w:tcMar>
-              <w:top w:type="dxa" w:w="60"/>
-              <w:left w:type="dxa" w:w="120"/>
-              <w:bottom w:type="dxa" w:w="60"/>
-              <w:right w:type="dxa" w:w="120"/>
-            </w:tcMar>
-            <w:vAlign w:val="top"/>
-          </w:tcPr>
-          <w:p>
-            <w:pPr>
-              <w:spacing w:after="40" w:before="0"/>
-              <w:jc w:val="left"/>
-            </w:pPr>
-            <w:r>
-              <w:rPr>
-                <w:rFonts w:ascii="Arial" w:cs="Arial" w:eastAsia="Arial" w:hAnsi="Arial"/>
-                <w:b w:val="false"/>
-                <w:bCs w:val="false"/>
-                <w:i w:val="false"/>
-                <w:iCs w:val="false"/>
-                <w:color w:val="000000"/>
-                <w:sz w:val="18"/>
-                <w:szCs w:val="18"/>
-              </w:rPr>
-              <w:t xml:space="preserve">In groups of three, students complete the Explain column of their POE worksheet for each reaction, then tackle three constructed tasks: (A) Write balanced chemical equations with state symbols for: Na(s) + H2O(l), Mg(s) + HCl(aq), Al(s) + O2(g), S(s) + O2(g). (B) Draw electron configuration diagrams for Na, Mg, Al and Si side by side, annotating the number of outer electrons and the first ionisation energy for each, then write one sentence explaining the reactivity trend using the words nuclear charge, shielding and outer electrons. (C) Complete a reactivity summary table ranking Na, Mg, Al, Si, S, Cl, Ar from most to least reactive in period 3 chemical reactions and justify the ranking.</w:t>
-            </w:r>
-          </w:p>
-        </w:tc>
-        <w:tc>
-          <w:tcPr>
-            <w:tcW w:type="dxa" w:w="3040"/>
-            <w:shd w:fill="F2F2F2" w:color="auto" w:val="clear"/>
-            <w:tcMar>
-              <w:top w:type="dxa" w:w="60"/>
-              <w:left w:type="dxa" w:w="120"/>
-              <w:bottom w:type="dxa" w:w="60"/>
-              <w:right w:type="dxa" w:w="120"/>
-            </w:tcMar>
-            <w:vAlign w:val="top"/>
-          </w:tcPr>
-          <w:p>
-            <w:pPr>
-              <w:spacing w:after="40" w:before="0"/>
-              <w:jc w:val="left"/>
-            </w:pPr>
-            <w:r>
-              <w:rPr>
-                <w:rFonts w:ascii="Arial" w:cs="Arial" w:eastAsia="Arial" w:hAnsi="Arial"/>
-                <w:b w:val="false"/>
-                <w:bCs w:val="false"/>
-                <w:i w:val="false"/>
-                <w:iCs w:val="false"/>
-                <w:color w:val="000000"/>
-                <w:sz w:val="18"/>
-                <w:szCs w:val="18"/>
-              </w:rPr>
-              <w:t xml:space="preserve">Say: 'Your predictions are on the board. Now explain what you observed using the electron configuration model. Do not just describe — I want a causal story: why does sodium lose its electron so easily?' [WAIT TIME: 4 minutes of group work before any teacher input.] Circulate and listen. After 4 minutes, cold-call: 'Fatuma, your group said sodium has a low ionisation energy — tell me what that actually means in terms of what is happening at the atomic level when sodium touches water.' After the response, press: 'So why does magnesium, with two outer electrons, react more slowly — surely two electrons are easier to give away than one?' [WAIT TIME: 15 seconds.] Anticipate the misconception: students may say two electrons means more reactive. Guide: 'Compare the nuclear charges of Na and Mg — Na has 11 protons, Mg has 12. With similar shielding, which ion holds its electrons more tightly?' For equation writing, display a partially balanced equation and ask: 'What is wrong with this equation?' Use peer checking — groups swap worksheets and check equations using the atom-counting rule.</w:t>
-            </w:r>
-          </w:p>
-        </w:tc>
-        <w:tc>
-          <w:tcPr>
-            <w:tcW w:type="dxa" w:w="3040"/>
-            <w:shd w:fill="FFFFFF" w:color="auto" w:val="clear"/>
-            <w:tcMar>
-              <w:top w:type="dxa" w:w="60"/>
-              <w:left w:type="dxa" w:w="120"/>
-              <w:bottom w:type="dxa" w:w="60"/>
-              <w:right w:type="dxa" w:w="120"/>
-            </w:tcMar>
-            <w:vAlign w:val="top"/>
-          </w:tcPr>
-          <w:p>
-            <w:pPr>
-              <w:spacing w:after="40" w:before="0"/>
-              <w:jc w:val="left"/>
-            </w:pPr>
-            <w:r>
-              <w:rPr>
-                <w:rFonts w:ascii="Arial" w:cs="Arial" w:eastAsia="Arial" w:hAnsi="Arial"/>
-                <w:b w:val="false"/>
-                <w:bCs w:val="false"/>
-                <w:i w:val="false"/>
-                <w:iCs w:val="false"/>
-                <w:color w:val="000000"/>
-                <w:sz w:val="18"/>
-                <w:szCs w:val="18"/>
-              </w:rPr>
-              <w:t xml:space="preserve">The side-by-side electron configuration diagram task (Task B) is the core sensemaking tool — it makes the nuclear charge versus shielding argument visual and forces students to connect the diagram directly to the number they plotted in Lesson 5. The reactivity ranking table (Task C) consolidates the whole period 3 chemical story into one artefact that will be used in Lesson 7.</w:t>
-            </w:r>
-          </w:p>
-        </w:tc>
-        <w:tc>
-          <w:tcPr>
-            <w:tcW w:type="dxa" w:w="3040"/>
-            <w:shd w:fill="F2F2F2" w:color="auto" w:val="clear"/>
-            <w:tcMar>
-              <w:top w:type="dxa" w:w="60"/>
-              <w:left w:type="dxa" w:w="120"/>
-              <w:bottom w:type="dxa" w:w="60"/>
-              <w:right w:type="dxa" w:w="120"/>
-            </w:tcMar>
-            <w:vAlign w:val="top"/>
-          </w:tcPr>
-          <w:p>
-            <w:pPr>
-              <w:spacing w:after="40" w:before="0"/>
-              <w:jc w:val="left"/>
-            </w:pPr>
-            <w:r>
-              <w:rPr>
-                <w:rFonts w:ascii="Arial" w:cs="Arial" w:eastAsia="Arial" w:hAnsi="Arial"/>
-                <w:b w:val="false"/>
-                <w:bCs w:val="false"/>
-                <w:i w:val="false"/>
-                <w:iCs w:val="false"/>
-                <w:color w:val="000000"/>
-                <w:sz w:val="18"/>
-                <w:szCs w:val="18"/>
-              </w:rPr>
-              <w:t xml:space="preserve">Collect three to four worksheets at random and check Task B sentences for correct use of nuclear charge and shielding. Common errors to watch for: (1) student says Al is less reactive than Mg because it has more electrons — correct to nuclear charge argument; (2) student writes unbalanced equations — use peer checking to surface this. Ask exit-check oral question to the class: 'Give me one word that explains why silicon does not react with cold water.' Expect: ionisation energy or nuclear charge.</w:t>
-            </w:r>
-          </w:p>
-        </w:tc>
-      </w:tr>
-      <w:tr>
-        <w:tc>
-          <w:tcPr>
-            <w:tcW w:type="dxa" w:w="1520"/>
-            <w:shd w:fill="FCE4D6" w:color="auto" w:val="clear"/>
-            <w:tcMar>
-              <w:top w:type="dxa" w:w="60"/>
-              <w:left w:type="dxa" w:w="120"/>
-              <w:bottom w:type="dxa" w:w="60"/>
-              <w:right w:type="dxa" w:w="120"/>
-            </w:tcMar>
-            <w:vAlign w:val="top"/>
-          </w:tcPr>
-          <w:p>
-            <w:pPr>
-              <w:spacing w:after="40" w:before="0"/>
-              <w:jc w:val="left"/>
-            </w:pPr>
-            <w:r>
-              <w:rPr>
-                <w:rFonts w:ascii="Arial" w:cs="Arial" w:eastAsia="Arial" w:hAnsi="Arial"/>
-                <w:b/>
-                <w:bCs/>
-                <w:i w:val="false"/>
-                <w:iCs w:val="false"/>
-                <w:color w:val="000000"/>
-                <w:sz w:val="18"/>
-                <w:szCs w:val="18"/>
-              </w:rPr>
-              <w:t xml:space="preserve">Driving Question Board (DQB) Creation</w:t>
-            </w:r>
-          </w:p>
-          <w:p>
-            <w:pPr>
-              <w:spacing w:after="20" w:before="0"/>
-            </w:pPr>
-            <w:r>
-              <w:rPr>
-                <w:rFonts w:ascii="Arial" w:cs="Arial" w:eastAsia="Arial" w:hAnsi="Arial"/>
-                <w:b/>
-                <w:bCs/>
-                <w:color w:val="1F3864"/>
-                <w:sz w:val="16"/>
-                <w:szCs w:val="16"/>
-              </w:rPr>
-              <w:t xml:space="preserve">📹 VIDEO:</w:t>
-            </w:r>
-          </w:p>
-          <w:p>
-            <w:pPr>
-              <w:spacing w:after="20" w:before="0"/>
-            </w:pPr>
-            <w:hyperlink w:history="1" r:id="rIdytwnjtwe-spmdz-4r7pfc">
-              <w:r>
-                <w:rPr>
-                  <w:rFonts w:ascii="Arial" w:cs="Arial" w:eastAsia="Arial" w:hAnsi="Arial"/>
-                  <w:color w:val="2E75B6"/>
-                  <w:sz w:val="16"/>
-                  <w:szCs w:val="16"/>
-                  <w:u w:val="single" w:color="2E75B6"/>
-                </w:rPr>
-                <w:t xml:space="preserve">Video: Least-Squares Regression</w:t>
-              </w:r>
-            </w:hyperlink>
-          </w:p>
-          <w:p>
-            <w:pPr>
-              <w:spacing w:after="10" w:before="0"/>
-              <w:ind w:left="120"/>
-            </w:pPr>
-            <w:r>
-              <w:rPr>
-                <w:rFonts w:ascii="Arial" w:cs="Arial" w:eastAsia="Arial" w:hAnsi="Arial"/>
-                <w:color w:val="595959"/>
-                <w:sz w:val="14"/>
-                <w:szCs w:val="14"/>
-              </w:rPr>
-              <w:t xml:space="preserve">Source: PhET Interactive Simulations (English)</w:t>
-            </w:r>
-          </w:p>
-          <w:p>
-            <w:pPr>
-              <w:spacing w:after="10" w:before="0"/>
-              <w:ind w:left="120"/>
-            </w:pPr>
-            <w:hyperlink w:history="1" r:id="rIdifttqxk7g30m4iod8tckf">
+            <w:hyperlink w:history="1" r:id="rIdqwtr1ocvaq6ypeusmmhx0">
               <w:r>
                 <w:rPr>
                   <w:rFonts w:ascii="Arial" w:cs="Arial" w:eastAsia="Arial" w:hAnsi="Arial"/>
@@ -19917,14 +19914,241 @@
                 <w:sz w:val="16"/>
                 <w:szCs w:val="16"/>
               </w:rPr>
-              <w:t xml:space="preserve">📖 HTML:</w:t>
+              <w:t xml:space="preserve">📖 READING:</w:t>
             </w:r>
           </w:p>
           <w:p>
             <w:pPr>
               <w:spacing w:after="20" w:before="0"/>
             </w:pPr>
-            <w:hyperlink w:history="1" r:id="rIdwh_ic48lofocxeb21xj4x">
+            <w:r>
+              <w:rPr>
+                <w:rFonts w:ascii="Arial" w:cs="Arial" w:eastAsia="Arial" w:hAnsi="Arial"/>
+                <w:i/>
+                <w:iCs/>
+                <w:color w:val="595959"/>
+                <w:sz w:val="16"/>
+                <w:szCs w:val="16"/>
+              </w:rPr>
+              <w:t xml:space="preserve">No closely matching reading in the ARES library for this activity.</w:t>
+            </w:r>
+          </w:p>
+          <w:p>
+            <w:pPr>
+              <w:spacing w:after="10" w:before="0"/>
+              <w:ind w:left="120"/>
+            </w:pPr>
+            <w:hyperlink w:history="1" r:id="rIdkgmu_tu67qna7wyqse6yw">
+              <w:r>
+                <w:rPr>
+                  <w:rFonts w:ascii="Arial" w:cs="Arial" w:eastAsia="Arial" w:hAnsi="Arial"/>
+                  <w:color w:val="595959"/>
+                  <w:sz w:val="14"/>
+                  <w:szCs w:val="14"/>
+                  <w:u w:val="single" w:color="595959"/>
+                </w:rPr>
+                <w:t xml:space="preserve">🔍 Search ARES for readings</w:t>
+              </w:r>
+            </w:hyperlink>
+          </w:p>
+          <w:p>
+            <w:pPr>
+              <w:spacing w:after="10" w:before="0"/>
+              <w:ind w:left="120"/>
+            </w:pPr>
+            <w:r>
+              <w:rPr>
+                <w:rFonts w:ascii="Arial" w:cs="Arial" w:eastAsia="Arial" w:hAnsi="Arial"/>
+                <w:color w:val="595959"/>
+                <w:sz w:val="14"/>
+                <w:szCs w:val="14"/>
+              </w:rPr>
+              <w:t xml:space="preserve">Search terms: periodicity period reactions reactivity</w:t>
+            </w:r>
+          </w:p>
+        </w:tc>
+        <w:tc>
+          <w:tcPr>
+            <w:tcW w:type="dxa" w:w="3040"/>
+            <w:shd w:fill="FFFFFF" w:color="auto" w:val="clear"/>
+            <w:tcMar>
+              <w:top w:type="dxa" w:w="60"/>
+              <w:left w:type="dxa" w:w="120"/>
+              <w:bottom w:type="dxa" w:w="60"/>
+              <w:right w:type="dxa" w:w="120"/>
+            </w:tcMar>
+            <w:vAlign w:val="top"/>
+          </w:tcPr>
+          <w:p>
+            <w:pPr>
+              <w:spacing w:after="40" w:before="0"/>
+              <w:jc w:val="left"/>
+            </w:pPr>
+            <w:r>
+              <w:rPr>
+                <w:rFonts w:ascii="Arial" w:cs="Arial" w:eastAsia="Arial" w:hAnsi="Arial"/>
+                <w:b w:val="false"/>
+                <w:bCs w:val="false"/>
+                <w:i w:val="false"/>
+                <w:iCs w:val="false"/>
+                <w:color w:val="000000"/>
+                <w:sz w:val="18"/>
+                <w:szCs w:val="18"/>
+              </w:rPr>
+              <w:t xml:space="preserve">The teacher projects the original Driving Question Board constructed in Lesson 1. Students individually re-read the questions they posted and, on a sticky note, write: (1) one DQB question they can now fully answer using today's evidence, and (2) one question that today's lesson raised or deepened. Students post both notes on the DQB under the headers CAN NOW ANSWER and NEW EVIDENCE NEEDED. The class reads the new additions silently for 90 seconds.</w:t>
+            </w:r>
+          </w:p>
+        </w:tc>
+        <w:tc>
+          <w:tcPr>
+            <w:tcW w:type="dxa" w:w="3040"/>
+            <w:shd w:fill="F2F2F2" w:color="auto" w:val="clear"/>
+            <w:tcMar>
+              <w:top w:type="dxa" w:w="60"/>
+              <w:left w:type="dxa" w:w="120"/>
+              <w:bottom w:type="dxa" w:w="60"/>
+              <w:right w:type="dxa" w:w="120"/>
+            </w:tcMar>
+            <w:vAlign w:val="top"/>
+          </w:tcPr>
+          <w:p>
+            <w:pPr>
+              <w:spacing w:after="40" w:before="0"/>
+              <w:jc w:val="left"/>
+            </w:pPr>
+            <w:r>
+              <w:rPr>
+                <w:rFonts w:ascii="Arial" w:cs="Arial" w:eastAsia="Arial" w:hAnsi="Arial"/>
+                <w:b w:val="false"/>
+                <w:bCs w:val="false"/>
+                <w:i w:val="false"/>
+                <w:iCs w:val="false"/>
+                <w:color w:val="000000"/>
+                <w:sz w:val="18"/>
+                <w:szCs w:val="18"/>
+              </w:rPr>
+              <w:t xml:space="preserve">Say: 'We started this unit with a puzzling question: why does sodium explode in Lake Victoria water while magnesium barely fizzes? Look at the DQB from Lesson 1. Find the question that today most directly answers. Write the question number on your sticky note and a one-sentence answer on the back.' After posting, read two or three of the CAN NOW ANSWER notes aloud. Then say: 'Has anyone posted something under NEW EVIDENCE NEEDED? Let us hear one.' If no new questions emerge, prompt: 'We have seen that Al does not react with cold water — but the officer uses Al containers near the lake. Is Al truly unreactive or is something else protecting it? Does that belong on our board?' [WAIT TIME: 20 seconds for students to think.] Add the oxide passivation question to the DQB if raised. Preview: 'Next lesson we answer every remaining question and find out where these elements are actually used in Kenya.'</w:t>
+            </w:r>
+          </w:p>
+        </w:tc>
+        <w:tc>
+          <w:tcPr>
+            <w:tcW w:type="dxa" w:w="3040"/>
+            <w:shd w:fill="FFFFFF" w:color="auto" w:val="clear"/>
+            <w:tcMar>
+              <w:top w:type="dxa" w:w="60"/>
+              <w:left w:type="dxa" w:w="120"/>
+              <w:bottom w:type="dxa" w:w="60"/>
+              <w:right w:type="dxa" w:w="120"/>
+            </w:tcMar>
+            <w:vAlign w:val="top"/>
+          </w:tcPr>
+          <w:p>
+            <w:pPr>
+              <w:spacing w:after="40" w:before="0"/>
+              <w:jc w:val="left"/>
+            </w:pPr>
+            <w:r>
+              <w:rPr>
+                <w:rFonts w:ascii="Arial" w:cs="Arial" w:eastAsia="Arial" w:hAnsi="Arial"/>
+                <w:b w:val="false"/>
+                <w:bCs w:val="false"/>
+                <w:i w:val="false"/>
+                <w:iCs w:val="false"/>
+                <w:color w:val="000000"/>
+                <w:sz w:val="18"/>
+                <w:szCs w:val="18"/>
+              </w:rPr>
+              <w:t xml:space="preserve">Revisiting the Lesson 1 DQB makes the learning journey visible — students see that the puzzles they could not explain in Lesson 1 now have answers grounded in evidence collected across six lessons. The dual sticky-note structure (answered versus new) models scientific thinking: answering one question always opens another.</w:t>
+            </w:r>
+          </w:p>
+        </w:tc>
+        <w:tc>
+          <w:tcPr>
+            <w:tcW w:type="dxa" w:w="3040"/>
+            <w:shd w:fill="F2F2F2" w:color="auto" w:val="clear"/>
+            <w:tcMar>
+              <w:top w:type="dxa" w:w="60"/>
+              <w:left w:type="dxa" w:w="120"/>
+              <w:bottom w:type="dxa" w:w="60"/>
+              <w:right w:type="dxa" w:w="120"/>
+            </w:tcMar>
+            <w:vAlign w:val="top"/>
+          </w:tcPr>
+          <w:p>
+            <w:pPr>
+              <w:spacing w:after="40" w:before="0"/>
+              <w:jc w:val="left"/>
+            </w:pPr>
+            <w:r>
+              <w:rPr>
+                <w:rFonts w:ascii="Arial" w:cs="Arial" w:eastAsia="Arial" w:hAnsi="Arial"/>
+                <w:b w:val="false"/>
+                <w:bCs w:val="false"/>
+                <w:i w:val="false"/>
+                <w:iCs w:val="false"/>
+                <w:color w:val="000000"/>
+                <w:sz w:val="18"/>
+                <w:szCs w:val="18"/>
+              </w:rPr>
+              <w:t xml:space="preserve">Read the CAN NOW ANSWER sticky notes after class to assess the quality of student explanations. Look for: correct attribution of sodium reactivity to low ionisation energy and single outer electron; recognition that the trend is caused by increasing nuclear charge across the period. Identify any notes that still cite atomic mass rather than nuclear charge or electron configuration — these students need targeted feedback before Lesson 7.</w:t>
+            </w:r>
+          </w:p>
+        </w:tc>
+      </w:tr>
+      <w:tr>
+        <w:tc>
+          <w:tcPr>
+            <w:tcW w:type="dxa" w:w="1520"/>
+            <w:shd w:fill="D5E8F0" w:color="auto" w:val="clear"/>
+            <w:tcMar>
+              <w:top w:type="dxa" w:w="60"/>
+              <w:left w:type="dxa" w:w="120"/>
+              <w:bottom w:type="dxa" w:w="60"/>
+              <w:right w:type="dxa" w:w="120"/>
+            </w:tcMar>
+            <w:vAlign w:val="top"/>
+          </w:tcPr>
+          <w:p>
+            <w:pPr>
+              <w:spacing w:after="40" w:before="0"/>
+              <w:jc w:val="left"/>
+            </w:pPr>
+            <w:r>
+              <w:rPr>
+                <w:rFonts w:ascii="Arial" w:cs="Arial" w:eastAsia="Arial" w:hAnsi="Arial"/>
+                <w:b/>
+                <w:bCs/>
+                <w:i w:val="false"/>
+                <w:iCs w:val="false"/>
+                <w:color w:val="000000"/>
+                <w:sz w:val="18"/>
+                <w:szCs w:val="18"/>
+              </w:rPr>
+              <w:t xml:space="preserve">Model Building Phase</w:t>
+            </w:r>
+          </w:p>
+          <w:p>
+            <w:pPr>
+              <w:spacing w:after="20" w:before="0"/>
+            </w:pPr>
+            <w:r>
+              <w:rPr>
+                <w:rFonts w:ascii="Arial" w:cs="Arial" w:eastAsia="Arial" w:hAnsi="Arial"/>
+                <w:b/>
+                <w:bCs/>
+                <w:color w:val="1F3864"/>
+                <w:sz w:val="16"/>
+                <w:szCs w:val="16"/>
+              </w:rPr>
+              <w:t xml:space="preserve">📹 VIDEO:</w:t>
+            </w:r>
+          </w:p>
+          <w:p>
+            <w:pPr>
+              <w:spacing w:after="20" w:before="0"/>
+            </w:pPr>
+            <w:hyperlink w:history="1" r:id="rIddkrekhcizw1n5_ysachd3">
               <w:r>
                 <w:rPr>
                   <w:rFonts w:ascii="Arial" w:cs="Arial" w:eastAsia="Arial" w:hAnsi="Arial"/>
@@ -19933,7 +20157,7 @@
                   <w:szCs w:val="16"/>
                   <w:u w:val="single" w:color="2E75B6"/>
                 </w:rPr>
-                <w:t xml:space="preserve">Compound Interest per Period (Flexbook)</w:t>
+                <w:t xml:space="preserve">Titration of a strong acid with a strong base</w:t>
               </w:r>
             </w:hyperlink>
           </w:p>
@@ -19949,7 +20173,7 @@
                 <w:sz w:val="14"/>
                 <w:szCs w:val="14"/>
               </w:rPr>
-              <w:t xml:space="preserve">Source: CK-12</w:t>
+              <w:t xml:space="preserve">Source: Khan Academy (English - US curriculum)</w:t>
             </w:r>
           </w:p>
           <w:p>
@@ -19957,235 +20181,7 @@
               <w:spacing w:after="10" w:before="0"/>
               <w:ind w:left="120"/>
             </w:pPr>
-            <w:hyperlink w:history="1" r:id="rIdjduhbygrhlil1zcsameg5">
-              <w:r>
-                <w:rPr>
-                  <w:rFonts w:ascii="Arial" w:cs="Arial" w:eastAsia="Arial" w:hAnsi="Arial"/>
-                  <w:color w:val="595959"/>
-                  <w:sz w:val="14"/>
-                  <w:szCs w:val="14"/>
-                  <w:u w:val="single" w:color="595959"/>
-                </w:rPr>
-                <w:t xml:space="preserve">🔍 Search ARES for similar readings</w:t>
-              </w:r>
-            </w:hyperlink>
-          </w:p>
-        </w:tc>
-        <w:tc>
-          <w:tcPr>
-            <w:tcW w:type="dxa" w:w="3040"/>
-            <w:shd w:fill="FFFFFF" w:color="auto" w:val="clear"/>
-            <w:tcMar>
-              <w:top w:type="dxa" w:w="60"/>
-              <w:left w:type="dxa" w:w="120"/>
-              <w:bottom w:type="dxa" w:w="60"/>
-              <w:right w:type="dxa" w:w="120"/>
-            </w:tcMar>
-            <w:vAlign w:val="top"/>
-          </w:tcPr>
-          <w:p>
-            <w:pPr>
-              <w:spacing w:after="40" w:before="0"/>
-              <w:jc w:val="left"/>
-            </w:pPr>
-            <w:r>
-              <w:rPr>
-                <w:rFonts w:ascii="Arial" w:cs="Arial" w:eastAsia="Arial" w:hAnsi="Arial"/>
-                <w:b w:val="false"/>
-                <w:bCs w:val="false"/>
-                <w:i w:val="false"/>
-                <w:iCs w:val="false"/>
-                <w:color w:val="000000"/>
-                <w:sz w:val="18"/>
-                <w:szCs w:val="18"/>
-              </w:rPr>
-              <w:t xml:space="preserve">The teacher projects the original Driving Question Board constructed in Lesson 1. Students individually re-read the questions they posted and, on a sticky note, write: (1) one DQB question they can now fully answer using today's evidence, and (2) one question that today's lesson raised or deepened. Students post both notes on the DQB under the headers CAN NOW ANSWER and NEW EVIDENCE NEEDED. The class reads the new additions silently for 90 seconds.</w:t>
-            </w:r>
-          </w:p>
-        </w:tc>
-        <w:tc>
-          <w:tcPr>
-            <w:tcW w:type="dxa" w:w="3040"/>
-            <w:shd w:fill="F2F2F2" w:color="auto" w:val="clear"/>
-            <w:tcMar>
-              <w:top w:type="dxa" w:w="60"/>
-              <w:left w:type="dxa" w:w="120"/>
-              <w:bottom w:type="dxa" w:w="60"/>
-              <w:right w:type="dxa" w:w="120"/>
-            </w:tcMar>
-            <w:vAlign w:val="top"/>
-          </w:tcPr>
-          <w:p>
-            <w:pPr>
-              <w:spacing w:after="40" w:before="0"/>
-              <w:jc w:val="left"/>
-            </w:pPr>
-            <w:r>
-              <w:rPr>
-                <w:rFonts w:ascii="Arial" w:cs="Arial" w:eastAsia="Arial" w:hAnsi="Arial"/>
-                <w:b w:val="false"/>
-                <w:bCs w:val="false"/>
-                <w:i w:val="false"/>
-                <w:iCs w:val="false"/>
-                <w:color w:val="000000"/>
-                <w:sz w:val="18"/>
-                <w:szCs w:val="18"/>
-              </w:rPr>
-              <w:t xml:space="preserve">Say: 'We started this unit with a puzzling question: why does sodium explode in Lake Victoria water while magnesium barely fizzes? Look at the DQB from Lesson 1. Find the question that today most directly answers. Write the question number on your sticky note and a one-sentence answer on the back.' After posting, read two or three of the CAN NOW ANSWER notes aloud. Then say: 'Has anyone posted something under NEW EVIDENCE NEEDED? Let us hear one.' If no new questions emerge, prompt: 'We have seen that Al does not react with cold water — but the officer uses Al containers near the lake. Is Al truly unreactive or is something else protecting it? Does that belong on our board?' [WAIT TIME: 20 seconds for students to think.] Add the oxide passivation question to the DQB if raised. Preview: 'Next lesson we answer every remaining question and find out where these elements are actually used in Kenya.'</w:t>
-            </w:r>
-          </w:p>
-        </w:tc>
-        <w:tc>
-          <w:tcPr>
-            <w:tcW w:type="dxa" w:w="3040"/>
-            <w:shd w:fill="FFFFFF" w:color="auto" w:val="clear"/>
-            <w:tcMar>
-              <w:top w:type="dxa" w:w="60"/>
-              <w:left w:type="dxa" w:w="120"/>
-              <w:bottom w:type="dxa" w:w="60"/>
-              <w:right w:type="dxa" w:w="120"/>
-            </w:tcMar>
-            <w:vAlign w:val="top"/>
-          </w:tcPr>
-          <w:p>
-            <w:pPr>
-              <w:spacing w:after="40" w:before="0"/>
-              <w:jc w:val="left"/>
-            </w:pPr>
-            <w:r>
-              <w:rPr>
-                <w:rFonts w:ascii="Arial" w:cs="Arial" w:eastAsia="Arial" w:hAnsi="Arial"/>
-                <w:b w:val="false"/>
-                <w:bCs w:val="false"/>
-                <w:i w:val="false"/>
-                <w:iCs w:val="false"/>
-                <w:color w:val="000000"/>
-                <w:sz w:val="18"/>
-                <w:szCs w:val="18"/>
-              </w:rPr>
-              <w:t xml:space="preserve">Revisiting the Lesson 1 DQB makes the learning journey visible — students see that the puzzles they could not explain in Lesson 1 now have answers grounded in evidence collected across six lessons. The dual sticky-note structure (answered versus new) models scientific thinking: answering one question always opens another.</w:t>
-            </w:r>
-          </w:p>
-        </w:tc>
-        <w:tc>
-          <w:tcPr>
-            <w:tcW w:type="dxa" w:w="3040"/>
-            <w:shd w:fill="F2F2F2" w:color="auto" w:val="clear"/>
-            <w:tcMar>
-              <w:top w:type="dxa" w:w="60"/>
-              <w:left w:type="dxa" w:w="120"/>
-              <w:bottom w:type="dxa" w:w="60"/>
-              <w:right w:type="dxa" w:w="120"/>
-            </w:tcMar>
-            <w:vAlign w:val="top"/>
-          </w:tcPr>
-          <w:p>
-            <w:pPr>
-              <w:spacing w:after="40" w:before="0"/>
-              <w:jc w:val="left"/>
-            </w:pPr>
-            <w:r>
-              <w:rPr>
-                <w:rFonts w:ascii="Arial" w:cs="Arial" w:eastAsia="Arial" w:hAnsi="Arial"/>
-                <w:b w:val="false"/>
-                <w:bCs w:val="false"/>
-                <w:i w:val="false"/>
-                <w:iCs w:val="false"/>
-                <w:color w:val="000000"/>
-                <w:sz w:val="18"/>
-                <w:szCs w:val="18"/>
-              </w:rPr>
-              <w:t xml:space="preserve">Read the CAN NOW ANSWER sticky notes after class to assess the quality of student explanations. Look for: correct attribution of sodium reactivity to low ionisation energy and single outer electron; recognition that the trend is caused by increasing nuclear charge across the period. Identify any notes that still cite atomic mass rather than nuclear charge or electron configuration — these students need targeted feedback before Lesson 7.</w:t>
-            </w:r>
-          </w:p>
-        </w:tc>
-      </w:tr>
-      <w:tr>
-        <w:tc>
-          <w:tcPr>
-            <w:tcW w:type="dxa" w:w="1520"/>
-            <w:shd w:fill="D5E8F0" w:color="auto" w:val="clear"/>
-            <w:tcMar>
-              <w:top w:type="dxa" w:w="60"/>
-              <w:left w:type="dxa" w:w="120"/>
-              <w:bottom w:type="dxa" w:w="60"/>
-              <w:right w:type="dxa" w:w="120"/>
-            </w:tcMar>
-            <w:vAlign w:val="top"/>
-          </w:tcPr>
-          <w:p>
-            <w:pPr>
-              <w:spacing w:after="40" w:before="0"/>
-              <w:jc w:val="left"/>
-            </w:pPr>
-            <w:r>
-              <w:rPr>
-                <w:rFonts w:ascii="Arial" w:cs="Arial" w:eastAsia="Arial" w:hAnsi="Arial"/>
-                <w:b/>
-                <w:bCs/>
-                <w:i w:val="false"/>
-                <w:iCs w:val="false"/>
-                <w:color w:val="000000"/>
-                <w:sz w:val="18"/>
-                <w:szCs w:val="18"/>
-              </w:rPr>
-              <w:t xml:space="preserve">Model Building Phase</w:t>
-            </w:r>
-          </w:p>
-          <w:p>
-            <w:pPr>
-              <w:spacing w:after="20" w:before="0"/>
-            </w:pPr>
-            <w:r>
-              <w:rPr>
-                <w:rFonts w:ascii="Arial" w:cs="Arial" w:eastAsia="Arial" w:hAnsi="Arial"/>
-                <w:b/>
-                <w:bCs/>
-                <w:color w:val="1F3864"/>
-                <w:sz w:val="16"/>
-                <w:szCs w:val="16"/>
-              </w:rPr>
-              <w:t xml:space="preserve">📹 VIDEO:</w:t>
-            </w:r>
-          </w:p>
-          <w:p>
-            <w:pPr>
-              <w:spacing w:after="20" w:before="0"/>
-            </w:pPr>
-            <w:hyperlink w:history="1" r:id="rIdwbmx7uyjptxjmbk0m8mxq">
-              <w:r>
-                <w:rPr>
-                  <w:rFonts w:ascii="Arial" w:cs="Arial" w:eastAsia="Arial" w:hAnsi="Arial"/>
-                  <w:color w:val="2E75B6"/>
-                  <w:sz w:val="16"/>
-                  <w:szCs w:val="16"/>
-                  <w:u w:val="single" w:color="2E75B6"/>
-                </w:rPr>
-                <w:t xml:space="preserve">Video: Least-Squares Regression</w:t>
-              </w:r>
-            </w:hyperlink>
-          </w:p>
-          <w:p>
-            <w:pPr>
-              <w:spacing w:after="10" w:before="0"/>
-              <w:ind w:left="120"/>
-            </w:pPr>
-            <w:r>
-              <w:rPr>
-                <w:rFonts w:ascii="Arial" w:cs="Arial" w:eastAsia="Arial" w:hAnsi="Arial"/>
-                <w:color w:val="595959"/>
-                <w:sz w:val="14"/>
-                <w:szCs w:val="14"/>
-              </w:rPr>
-              <w:t xml:space="preserve">Source: PhET Interactive Simulations (English)</w:t>
-            </w:r>
-          </w:p>
-          <w:p>
-            <w:pPr>
-              <w:spacing w:after="10" w:before="0"/>
-              <w:ind w:left="120"/>
-            </w:pPr>
-            <w:hyperlink w:history="1" r:id="rId8yphzy_ngwbsqycnemrtm">
+            <w:hyperlink w:history="1" r:id="rIdgb6c9poiv-6vdukjiwxo-">
               <w:r>
                 <w:rPr>
                   <w:rFonts w:ascii="Arial" w:cs="Arial" w:eastAsia="Arial" w:hAnsi="Arial"/>
@@ -20223,47 +20219,31 @@
                 <w:sz w:val="16"/>
                 <w:szCs w:val="16"/>
               </w:rPr>
-              <w:t xml:space="preserve">📖 HTML:</w:t>
+              <w:t xml:space="preserve">📖 READING:</w:t>
             </w:r>
           </w:p>
           <w:p>
             <w:pPr>
               <w:spacing w:after="20" w:before="0"/>
             </w:pPr>
-            <w:hyperlink w:history="1" r:id="rIdu24rqqhwvtvpr9aejs2ur">
-              <w:r>
-                <w:rPr>
-                  <w:rFonts w:ascii="Arial" w:cs="Arial" w:eastAsia="Arial" w:hAnsi="Arial"/>
-                  <w:color w:val="2E75B6"/>
-                  <w:sz w:val="16"/>
-                  <w:szCs w:val="16"/>
-                  <w:u w:val="single" w:color="2E75B6"/>
-                </w:rPr>
-                <w:t xml:space="preserve">Compound Interest per Period (Flexbook)</w:t>
-              </w:r>
-            </w:hyperlink>
+            <w:r>
+              <w:rPr>
+                <w:rFonts w:ascii="Arial" w:cs="Arial" w:eastAsia="Arial" w:hAnsi="Arial"/>
+                <w:i/>
+                <w:iCs/>
+                <w:color w:val="595959"/>
+                <w:sz w:val="16"/>
+                <w:szCs w:val="16"/>
+              </w:rPr>
+              <w:t xml:space="preserve">No closely matching reading in the ARES library for this activity.</w:t>
+            </w:r>
           </w:p>
           <w:p>
             <w:pPr>
               <w:spacing w:after="10" w:before="0"/>
               <w:ind w:left="120"/>
             </w:pPr>
-            <w:r>
-              <w:rPr>
-                <w:rFonts w:ascii="Arial" w:cs="Arial" w:eastAsia="Arial" w:hAnsi="Arial"/>
-                <w:color w:val="595959"/>
-                <w:sz w:val="14"/>
-                <w:szCs w:val="14"/>
-              </w:rPr>
-              <w:t xml:space="preserve">Source: CK-12</w:t>
-            </w:r>
-          </w:p>
-          <w:p>
-            <w:pPr>
-              <w:spacing w:after="10" w:before="0"/>
-              <w:ind w:left="120"/>
-            </w:pPr>
-            <w:hyperlink w:history="1" r:id="rIdcv3e1pekv7dszszplumoe">
+            <w:hyperlink w:history="1" r:id="rId8mxln3-ral6tkrmaca0ql">
               <w:r>
                 <w:rPr>
                   <w:rFonts w:ascii="Arial" w:cs="Arial" w:eastAsia="Arial" w:hAnsi="Arial"/>
@@ -20272,9 +20252,24 @@
                   <w:szCs w:val="14"/>
                   <w:u w:val="single" w:color="595959"/>
                 </w:rPr>
-                <w:t xml:space="preserve">🔍 Search ARES for similar readings</w:t>
+                <w:t xml:space="preserve">🔍 Search ARES for readings</w:t>
               </w:r>
             </w:hyperlink>
+          </w:p>
+          <w:p>
+            <w:pPr>
+              <w:spacing w:after="10" w:before="0"/>
+              <w:ind w:left="120"/>
+            </w:pPr>
+            <w:r>
+              <w:rPr>
+                <w:rFonts w:ascii="Arial" w:cs="Arial" w:eastAsia="Arial" w:hAnsi="Arial"/>
+                <w:color w:val="595959"/>
+                <w:sz w:val="14"/>
+                <w:szCs w:val="14"/>
+              </w:rPr>
+              <w:t xml:space="preserve">Search terms: periodicity period reactions reactivity</w:t>
+            </w:r>
           </w:p>
         </w:tc>
         <w:tc>
@@ -21750,7 +21745,7 @@
             <w:pPr>
               <w:spacing w:after="20" w:before="0"/>
             </w:pPr>
-            <w:hyperlink w:history="1" r:id="rIditcmt5dxok1ys7cua323y">
+            <w:hyperlink w:history="1" r:id="rIdhb8gh1-fwrhqym77osatv">
               <w:r>
                 <w:rPr>
                   <w:rFonts w:ascii="Arial" w:cs="Arial" w:eastAsia="Arial" w:hAnsi="Arial"/>
@@ -21759,7 +21754,7 @@
                   <w:szCs w:val="16"/>
                   <w:u w:val="single" w:color="2E75B6"/>
                 </w:rPr>
-                <w:t xml:space="preserve">Periodicity of algebraic models</w:t>
+                <w:t xml:space="preserve">The periodic table - classification of elements</w:t>
               </w:r>
             </w:hyperlink>
           </w:p>
@@ -21783,7 +21778,7 @@
               <w:spacing w:after="10" w:before="0"/>
               <w:ind w:left="120"/>
             </w:pPr>
-            <w:hyperlink w:history="1" r:id="rIdpjlp2ejx5dry1v19p0kx7">
+            <w:hyperlink w:history="1" r:id="rIdlacbslohoykpj-ocgukbh">
               <w:r>
                 <w:rPr>
                   <w:rFonts w:ascii="Arial" w:cs="Arial" w:eastAsia="Arial" w:hAnsi="Arial"/>
@@ -21821,14 +21816,14 @@
                 <w:sz w:val="16"/>
                 <w:szCs w:val="16"/>
               </w:rPr>
-              <w:t xml:space="preserve">📖 PDF:</w:t>
+              <w:t xml:space="preserve">📖 EXERCISE:</w:t>
             </w:r>
           </w:p>
           <w:p>
             <w:pPr>
               <w:spacing w:after="20" w:before="0"/>
             </w:pPr>
-            <w:hyperlink w:history="1" r:id="rIdcd0agopotl6edpz_s1a0i">
+            <w:hyperlink w:history="1" r:id="rIdf13tzxmw4y7u9ov2uedty">
               <w:r>
                 <w:rPr>
                   <w:rFonts w:ascii="Arial" w:cs="Arial" w:eastAsia="Arial" w:hAnsi="Arial"/>
@@ -21837,7 +21832,7 @@
                   <w:szCs w:val="16"/>
                   <w:u w:val="single" w:color="2E75B6"/>
                 </w:rPr>
-                <w:t xml:space="preserve">Periodicity of Chemical families</w:t>
+                <w:t xml:space="preserve">Atomic structure and electron configuration</w:t>
               </w:r>
             </w:hyperlink>
           </w:p>
@@ -21853,7 +21848,7 @@
                 <w:sz w:val="14"/>
                 <w:szCs w:val="14"/>
               </w:rPr>
-              <w:t xml:space="preserve">Source: Kenya Curriculum Tools 2025</w:t>
+              <w:t xml:space="preserve">Source: Khan Academy (English - US curriculum)</w:t>
             </w:r>
           </w:p>
           <w:p>
@@ -21861,7 +21856,7 @@
               <w:spacing w:after="10" w:before="0"/>
               <w:ind w:left="120"/>
             </w:pPr>
-            <w:hyperlink w:history="1" r:id="rIdhwcvgn0rkkxqshu0cswpz">
+            <w:hyperlink w:history="1" r:id="rIdxbcl7usvsvjlfqcchsosk">
               <w:r>
                 <w:rPr>
                   <w:rFonts w:ascii="Arial" w:cs="Arial" w:eastAsia="Arial" w:hAnsi="Arial"/>
@@ -22056,7 +22051,7 @@
             <w:pPr>
               <w:spacing w:after="20" w:before="0"/>
             </w:pPr>
-            <w:hyperlink w:history="1" r:id="rIdnndj_ttn16_sxohyjmbyj">
+            <w:hyperlink w:history="1" r:id="rId0pmpvtijbmkxnoe0zzeu9">
               <w:r>
                 <w:rPr>
                   <w:rFonts w:ascii="Arial" w:cs="Arial" w:eastAsia="Arial" w:hAnsi="Arial"/>
@@ -22065,7 +22060,7 @@
                   <w:szCs w:val="16"/>
                   <w:u w:val="single" w:color="2E75B6"/>
                 </w:rPr>
-                <w:t xml:space="preserve">Periodicity of algebraic models</w:t>
+                <w:t xml:space="preserve">The periodic table - classification of elements</w:t>
               </w:r>
             </w:hyperlink>
           </w:p>
@@ -22089,7 +22084,7 @@
               <w:spacing w:after="10" w:before="0"/>
               <w:ind w:left="120"/>
             </w:pPr>
-            <w:hyperlink w:history="1" r:id="rIdtak0nfnh0iby6euwo7q76">
+            <w:hyperlink w:history="1" r:id="rIdolabw1_0eq0ypaccrhs2x">
               <w:r>
                 <w:rPr>
                   <w:rFonts w:ascii="Arial" w:cs="Arial" w:eastAsia="Arial" w:hAnsi="Arial"/>
@@ -22127,14 +22122,14 @@
                 <w:sz w:val="16"/>
                 <w:szCs w:val="16"/>
               </w:rPr>
-              <w:t xml:space="preserve">📖 PDF:</w:t>
+              <w:t xml:space="preserve">📖 HTML:</w:t>
             </w:r>
           </w:p>
           <w:p>
             <w:pPr>
               <w:spacing w:after="20" w:before="0"/>
             </w:pPr>
-            <w:hyperlink w:history="1" r:id="rId5dr9osih5v3mzxjl0rfkd">
+            <w:hyperlink w:history="1" r:id="rIdyqg3np4uhdrcodqamxtcn">
               <w:r>
                 <w:rPr>
                   <w:rFonts w:ascii="Arial" w:cs="Arial" w:eastAsia="Arial" w:hAnsi="Arial"/>
@@ -22143,7 +22138,7 @@
                   <w:szCs w:val="16"/>
                   <w:u w:val="single" w:color="2E75B6"/>
                 </w:rPr>
-                <w:t xml:space="preserve">Periodicity of Chemical families</w:t>
+                <w:t xml:space="preserve">Modern Periodic Table: Periods and Groups (Flexbook)</w:t>
               </w:r>
             </w:hyperlink>
           </w:p>
@@ -22159,7 +22154,7 @@
                 <w:sz w:val="14"/>
                 <w:szCs w:val="14"/>
               </w:rPr>
-              <w:t xml:space="preserve">Source: Kenya Curriculum Tools 2025</w:t>
+              <w:t xml:space="preserve">Source: CK-12</w:t>
             </w:r>
           </w:p>
           <w:p>
@@ -22167,7 +22162,7 @@
               <w:spacing w:after="10" w:before="0"/>
               <w:ind w:left="120"/>
             </w:pPr>
-            <w:hyperlink w:history="1" r:id="rId7mlahn8pmvg3obdljsg08">
+            <w:hyperlink w:history="1" r:id="rIdgf6yaq9vzawm3ahm2mtgq">
               <w:r>
                 <w:rPr>
                   <w:rFonts w:ascii="Arial" w:cs="Arial" w:eastAsia="Arial" w:hAnsi="Arial"/>
@@ -22362,7 +22357,7 @@
             <w:pPr>
               <w:spacing w:after="20" w:before="0"/>
             </w:pPr>
-            <w:hyperlink w:history="1" r:id="rIdol3aawjrujj1_guz-oc24">
+            <w:hyperlink w:history="1" r:id="rIdetmnsp-x39mljlhxn9i5y">
               <w:r>
                 <w:rPr>
                   <w:rFonts w:ascii="Arial" w:cs="Arial" w:eastAsia="Arial" w:hAnsi="Arial"/>
@@ -22371,7 +22366,7 @@
                   <w:szCs w:val="16"/>
                   <w:u w:val="single" w:color="2E75B6"/>
                 </w:rPr>
-                <w:t xml:space="preserve">Periodicity of algebraic models</w:t>
+                <w:t xml:space="preserve">The periodic table - classification of elements</w:t>
               </w:r>
             </w:hyperlink>
           </w:p>
@@ -22395,7 +22390,7 @@
               <w:spacing w:after="10" w:before="0"/>
               <w:ind w:left="120"/>
             </w:pPr>
-            <w:hyperlink w:history="1" r:id="rId7_0rsgikfxgtm-ouxkaf3">
+            <w:hyperlink w:history="1" r:id="rIduro2jgxmnyq5c2rdxxafg">
               <w:r>
                 <w:rPr>
                   <w:rFonts w:ascii="Arial" w:cs="Arial" w:eastAsia="Arial" w:hAnsi="Arial"/>
@@ -22433,14 +22428,14 @@
                 <w:sz w:val="16"/>
                 <w:szCs w:val="16"/>
               </w:rPr>
-              <w:t xml:space="preserve">📖 PDF:</w:t>
+              <w:t xml:space="preserve">📖 EXERCISE:</w:t>
             </w:r>
           </w:p>
           <w:p>
             <w:pPr>
               <w:spacing w:after="20" w:before="0"/>
             </w:pPr>
-            <w:hyperlink w:history="1" r:id="rId-1knjkoivj-icgczcic5q">
+            <w:hyperlink w:history="1" r:id="rIdkrnzem5a9yrrphgglf2_g">
               <w:r>
                 <w:rPr>
                   <w:rFonts w:ascii="Arial" w:cs="Arial" w:eastAsia="Arial" w:hAnsi="Arial"/>
@@ -22449,7 +22444,7 @@
                   <w:szCs w:val="16"/>
                   <w:u w:val="single" w:color="2E75B6"/>
                 </w:rPr>
-                <w:t xml:space="preserve">Periodicity of Chemical families</w:t>
+                <w:t xml:space="preserve">Atomic structure and electron configuration</w:t>
               </w:r>
             </w:hyperlink>
           </w:p>
@@ -22465,7 +22460,7 @@
                 <w:sz w:val="14"/>
                 <w:szCs w:val="14"/>
               </w:rPr>
-              <w:t xml:space="preserve">Source: Kenya Curriculum Tools 2025</w:t>
+              <w:t xml:space="preserve">Source: Khan Academy (English - US curriculum)</w:t>
             </w:r>
           </w:p>
           <w:p>
@@ -22473,7 +22468,7 @@
               <w:spacing w:after="10" w:before="0"/>
               <w:ind w:left="120"/>
             </w:pPr>
-            <w:hyperlink w:history="1" r:id="rIdr-0phdgchrxfceaniummn">
+            <w:hyperlink w:history="1" r:id="rIdctz1wbjtzinyubxn5bnsc">
               <w:r>
                 <w:rPr>
                   <w:rFonts w:ascii="Arial" w:cs="Arial" w:eastAsia="Arial" w:hAnsi="Arial"/>
@@ -22668,7 +22663,7 @@
             <w:pPr>
               <w:spacing w:after="20" w:before="0"/>
             </w:pPr>
-            <w:hyperlink w:history="1" r:id="rIdvuldkegjnmtitmdytqfd-">
+            <w:hyperlink w:history="1" r:id="rIdvgcwhau7q8kdq7p9tbik9">
               <w:r>
                 <w:rPr>
                   <w:rFonts w:ascii="Arial" w:cs="Arial" w:eastAsia="Arial" w:hAnsi="Arial"/>
@@ -22677,7 +22672,7 @@
                   <w:szCs w:val="16"/>
                   <w:u w:val="single" w:color="2E75B6"/>
                 </w:rPr>
-                <w:t xml:space="preserve">Periodicity of algebraic models</w:t>
+                <w:t xml:space="preserve">The periodic table - classification of elements</w:t>
               </w:r>
             </w:hyperlink>
           </w:p>
@@ -22701,7 +22696,7 @@
               <w:spacing w:after="10" w:before="0"/>
               <w:ind w:left="120"/>
             </w:pPr>
-            <w:hyperlink w:history="1" r:id="rIddtjv_1ptz7qh1wpsihrkx">
+            <w:hyperlink w:history="1" r:id="rIduns3b12ozkkvpkddmimla">
               <w:r>
                 <w:rPr>
                   <w:rFonts w:ascii="Arial" w:cs="Arial" w:eastAsia="Arial" w:hAnsi="Arial"/>
@@ -22739,14 +22734,14 @@
                 <w:sz w:val="16"/>
                 <w:szCs w:val="16"/>
               </w:rPr>
-              <w:t xml:space="preserve">📖 PDF:</w:t>
+              <w:t xml:space="preserve">📖 EXERCISE:</w:t>
             </w:r>
           </w:p>
           <w:p>
             <w:pPr>
               <w:spacing w:after="20" w:before="0"/>
             </w:pPr>
-            <w:hyperlink w:history="1" r:id="rIdm1tucdp_qx5abkicrypml">
+            <w:hyperlink w:history="1" r:id="rIdipqxq_kfpaawzngfzhilf">
               <w:r>
                 <w:rPr>
                   <w:rFonts w:ascii="Arial" w:cs="Arial" w:eastAsia="Arial" w:hAnsi="Arial"/>
@@ -22755,7 +22750,7 @@
                   <w:szCs w:val="16"/>
                   <w:u w:val="single" w:color="2E75B6"/>
                 </w:rPr>
-                <w:t xml:space="preserve">Periodicity of Chemical families</w:t>
+                <w:t xml:space="preserve">Atomic structure and electron configuration</w:t>
               </w:r>
             </w:hyperlink>
           </w:p>
@@ -22771,7 +22766,7 @@
                 <w:sz w:val="14"/>
                 <w:szCs w:val="14"/>
               </w:rPr>
-              <w:t xml:space="preserve">Source: Kenya Curriculum Tools 2025</w:t>
+              <w:t xml:space="preserve">Source: Khan Academy (English - US curriculum)</w:t>
             </w:r>
           </w:p>
           <w:p>
@@ -22779,7 +22774,7 @@
               <w:spacing w:after="10" w:before="0"/>
               <w:ind w:left="120"/>
             </w:pPr>
-            <w:hyperlink w:history="1" r:id="rId5f6g4g3sev8volwh-eiiu">
+            <w:hyperlink w:history="1" r:id="rIdzhavqcewhq7ajijjpsvq6">
               <w:r>
                 <w:rPr>
                   <w:rFonts w:ascii="Arial" w:cs="Arial" w:eastAsia="Arial" w:hAnsi="Arial"/>
@@ -22974,7 +22969,7 @@
             <w:pPr>
               <w:spacing w:after="20" w:before="0"/>
             </w:pPr>
-            <w:hyperlink w:history="1" r:id="rIdczjpsxxdm_kb3kztcquto">
+            <w:hyperlink w:history="1" r:id="rId8gnbg2xdibdcouq6hqw0a">
               <w:r>
                 <w:rPr>
                   <w:rFonts w:ascii="Arial" w:cs="Arial" w:eastAsia="Arial" w:hAnsi="Arial"/>
@@ -22983,7 +22978,7 @@
                   <w:szCs w:val="16"/>
                   <w:u w:val="single" w:color="2E75B6"/>
                 </w:rPr>
-                <w:t xml:space="preserve">Periodicity of algebraic models</w:t>
+                <w:t xml:space="preserve">The periodic table - classification of elements</w:t>
               </w:r>
             </w:hyperlink>
           </w:p>
@@ -23007,7 +23002,7 @@
               <w:spacing w:after="10" w:before="0"/>
               <w:ind w:left="120"/>
             </w:pPr>
-            <w:hyperlink w:history="1" r:id="rId9mnhlaeskpcdalcqczzm_">
+            <w:hyperlink w:history="1" r:id="rId2ga4ijjc0ny_8-ckafeee">
               <w:r>
                 <w:rPr>
                   <w:rFonts w:ascii="Arial" w:cs="Arial" w:eastAsia="Arial" w:hAnsi="Arial"/>
@@ -23045,14 +23040,14 @@
                 <w:sz w:val="16"/>
                 <w:szCs w:val="16"/>
               </w:rPr>
-              <w:t xml:space="preserve">📖 PDF:</w:t>
+              <w:t xml:space="preserve">📖 EXERCISE:</w:t>
             </w:r>
           </w:p>
           <w:p>
             <w:pPr>
               <w:spacing w:after="20" w:before="0"/>
             </w:pPr>
-            <w:hyperlink w:history="1" r:id="rId6v87ewjc8rvvsfhyjyulo">
+            <w:hyperlink w:history="1" r:id="rIddfu4fy77sd4dqel8awejf">
               <w:r>
                 <w:rPr>
                   <w:rFonts w:ascii="Arial" w:cs="Arial" w:eastAsia="Arial" w:hAnsi="Arial"/>
@@ -23061,7 +23056,7 @@
                   <w:szCs w:val="16"/>
                   <w:u w:val="single" w:color="2E75B6"/>
                 </w:rPr>
-                <w:t xml:space="preserve">Periodicity of Chemical families</w:t>
+                <w:t xml:space="preserve">Atomic structure and electron configuration</w:t>
               </w:r>
             </w:hyperlink>
           </w:p>
@@ -23077,7 +23072,7 @@
                 <w:sz w:val="14"/>
                 <w:szCs w:val="14"/>
               </w:rPr>
-              <w:t xml:space="preserve">Source: Kenya Curriculum Tools 2025</w:t>
+              <w:t xml:space="preserve">Source: Khan Academy (English - US curriculum)</w:t>
             </w:r>
           </w:p>
           <w:p>
@@ -23085,7 +23080,7 @@
               <w:spacing w:after="10" w:before="0"/>
               <w:ind w:left="120"/>
             </w:pPr>
-            <w:hyperlink w:history="1" r:id="rIdczpxjqg8wjdxayjvncvu6">
+            <w:hyperlink w:history="1" r:id="rIdmlz2xzav-wpthsdrrui_t">
               <w:r>
                 <w:rPr>
                   <w:rFonts w:ascii="Arial" w:cs="Arial" w:eastAsia="Arial" w:hAnsi="Arial"/>

--- a/data/outputs/v2/Chemistry/SS1.5_Periodicity/Chemistry_Periodicity_CBE_LessonSequence.docx
+++ b/data/outputs/v2/Chemistry/SS1.5_Periodicity/Chemistry_Periodicity_CBE_LessonSequence.docx
@@ -3184,7 +3184,7 @@
             <w:pPr>
               <w:spacing w:after="20" w:before="0"/>
             </w:pPr>
-            <w:hyperlink w:history="1" r:id="rIdd7yzjacswdmsinvsrfh5s">
+            <w:hyperlink w:history="1" r:id="rIdipnwlaz_pvuddanthmj-g">
               <w:r>
                 <w:rPr>
                   <w:rFonts w:ascii="Arial" w:cs="Arial" w:eastAsia="Arial" w:hAnsi="Arial"/>
@@ -3217,7 +3217,7 @@
               <w:spacing w:after="10" w:before="0"/>
               <w:ind w:left="120"/>
             </w:pPr>
-            <w:hyperlink w:history="1" r:id="rIdofh9qvnojswepfemepcn0">
+            <w:hyperlink w:history="1" r:id="rIdqhnns2rbjwmcf2qi06vmb">
               <w:r>
                 <w:rPr>
                   <w:rFonts w:ascii="Arial" w:cs="Arial" w:eastAsia="Arial" w:hAnsi="Arial"/>
@@ -3262,7 +3262,7 @@
             <w:pPr>
               <w:spacing w:after="20" w:before="0"/>
             </w:pPr>
-            <w:hyperlink w:history="1" r:id="rIdjgqan92ko7pzv3fvco3jh">
+            <w:hyperlink w:history="1" r:id="rIde0qokiwnj2a6xrbrik4to">
               <w:r>
                 <w:rPr>
                   <w:rFonts w:ascii="Arial" w:cs="Arial" w:eastAsia="Arial" w:hAnsi="Arial"/>
@@ -3295,7 +3295,7 @@
               <w:spacing w:after="10" w:before="0"/>
               <w:ind w:left="120"/>
             </w:pPr>
-            <w:hyperlink w:history="1" r:id="rIdoovrgil_baoeu-fwsysr2">
+            <w:hyperlink w:history="1" r:id="rIdmdqqdopqnvxxwur9rv54f">
               <w:r>
                 <w:rPr>
                   <w:rFonts w:ascii="Arial" w:cs="Arial" w:eastAsia="Arial" w:hAnsi="Arial"/>
@@ -3490,7 +3490,313 @@
             <w:pPr>
               <w:spacing w:after="20" w:before="0"/>
             </w:pPr>
-            <w:hyperlink w:history="1" r:id="rIdjc12wfafzvftpns3-ekyc">
+            <w:hyperlink w:history="1" r:id="rIdp5ftmydlcwmyclq7b3spn">
+              <w:r>
+                <w:rPr>
+                  <w:rFonts w:ascii="Arial" w:cs="Arial" w:eastAsia="Arial" w:hAnsi="Arial"/>
+                  <w:color w:val="2E75B6"/>
+                  <w:sz w:val="16"/>
+                  <w:szCs w:val="16"/>
+                  <w:u w:val="single" w:color="2E75B6"/>
+                </w:rPr>
+                <w:t xml:space="preserve">Ionization energy: group trend</w:t>
+              </w:r>
+            </w:hyperlink>
+          </w:p>
+          <w:p>
+            <w:pPr>
+              <w:spacing w:after="10" w:before="0"/>
+              <w:ind w:left="120"/>
+            </w:pPr>
+            <w:r>
+              <w:rPr>
+                <w:rFonts w:ascii="Arial" w:cs="Arial" w:eastAsia="Arial" w:hAnsi="Arial"/>
+                <w:color w:val="595959"/>
+                <w:sz w:val="14"/>
+                <w:szCs w:val="14"/>
+              </w:rPr>
+              <w:t xml:space="preserve">Source: Khan Academy (English - US curriculum)</w:t>
+            </w:r>
+          </w:p>
+          <w:p>
+            <w:pPr>
+              <w:spacing w:after="10" w:before="0"/>
+              <w:ind w:left="120"/>
+            </w:pPr>
+            <w:hyperlink w:history="1" r:id="rIdca4mmbketsvlwsclb5xio">
+              <w:r>
+                <w:rPr>
+                  <w:rFonts w:ascii="Arial" w:cs="Arial" w:eastAsia="Arial" w:hAnsi="Arial"/>
+                  <w:color w:val="595959"/>
+                  <w:sz w:val="14"/>
+                  <w:szCs w:val="14"/>
+                  <w:u w:val="single" w:color="595959"/>
+                </w:rPr>
+                <w:t xml:space="preserve">🔍 Search ARES for similar videos</w:t>
+              </w:r>
+            </w:hyperlink>
+          </w:p>
+          <w:p>
+            <w:pPr>
+              <w:spacing w:after="40" w:before="0"/>
+            </w:pPr>
+            <w:r>
+              <w:rPr>
+                <w:sz w:val="14"/>
+                <w:szCs w:val="14"/>
+              </w:rPr>
+              <w:t xml:space="preserve"/>
+            </w:r>
+          </w:p>
+          <w:p>
+            <w:pPr>
+              <w:spacing w:after="20" w:before="0"/>
+            </w:pPr>
+            <w:r>
+              <w:rPr>
+                <w:rFonts w:ascii="Arial" w:cs="Arial" w:eastAsia="Arial" w:hAnsi="Arial"/>
+                <w:b/>
+                <w:bCs/>
+                <w:color w:val="1F3864"/>
+                <w:sz w:val="16"/>
+                <w:szCs w:val="16"/>
+              </w:rPr>
+              <w:t xml:space="preserve">📖 EXERCISE:</w:t>
+            </w:r>
+          </w:p>
+          <w:p>
+            <w:pPr>
+              <w:spacing w:after="20" w:before="0"/>
+            </w:pPr>
+            <w:hyperlink w:history="1" r:id="rId-8sfivd96srpklfmteu-h">
+              <w:r>
+                <w:rPr>
+                  <w:rFonts w:ascii="Arial" w:cs="Arial" w:eastAsia="Arial" w:hAnsi="Arial"/>
+                  <w:color w:val="2E75B6"/>
+                  <w:sz w:val="16"/>
+                  <w:szCs w:val="16"/>
+                  <w:u w:val="single" w:color="2E75B6"/>
+                </w:rPr>
+                <w:t xml:space="preserve">Hydrogen and Alkali Metals Practice</w:t>
+              </w:r>
+            </w:hyperlink>
+          </w:p>
+          <w:p>
+            <w:pPr>
+              <w:spacing w:after="10" w:before="0"/>
+              <w:ind w:left="120"/>
+            </w:pPr>
+            <w:r>
+              <w:rPr>
+                <w:rFonts w:ascii="Arial" w:cs="Arial" w:eastAsia="Arial" w:hAnsi="Arial"/>
+                <w:color w:val="595959"/>
+                <w:sz w:val="14"/>
+                <w:szCs w:val="14"/>
+              </w:rPr>
+              <w:t xml:space="preserve">Source: CK-12</w:t>
+            </w:r>
+          </w:p>
+          <w:p>
+            <w:pPr>
+              <w:spacing w:after="10" w:before="0"/>
+              <w:ind w:left="120"/>
+            </w:pPr>
+            <w:hyperlink w:history="1" r:id="rIdgjtyructnvnvi5mbnmjuu">
+              <w:r>
+                <w:rPr>
+                  <w:rFonts w:ascii="Arial" w:cs="Arial" w:eastAsia="Arial" w:hAnsi="Arial"/>
+                  <w:color w:val="595959"/>
+                  <w:sz w:val="14"/>
+                  <w:szCs w:val="14"/>
+                  <w:u w:val="single" w:color="595959"/>
+                </w:rPr>
+                <w:t xml:space="preserve">🔍 Search ARES for similar readings</w:t>
+              </w:r>
+            </w:hyperlink>
+          </w:p>
+        </w:tc>
+        <w:tc>
+          <w:tcPr>
+            <w:tcW w:type="dxa" w:w="3040"/>
+            <w:shd w:fill="FFFFFF" w:color="auto" w:val="clear"/>
+            <w:tcMar>
+              <w:top w:type="dxa" w:w="60"/>
+              <w:left w:type="dxa" w:w="120"/>
+              <w:bottom w:type="dxa" w:w="60"/>
+              <w:right w:type="dxa" w:w="120"/>
+            </w:tcMar>
+            <w:vAlign w:val="top"/>
+          </w:tcPr>
+          <w:p>
+            <w:pPr>
+              <w:spacing w:after="40" w:before="0"/>
+              <w:jc w:val="left"/>
+            </w:pPr>
+            <w:r>
+              <w:rPr>
+                <w:rFonts w:ascii="Arial" w:cs="Arial" w:eastAsia="Arial" w:hAnsi="Arial"/>
+                <w:b w:val="false"/>
+                <w:bCs w:val="false"/>
+                <w:i w:val="false"/>
+                <w:iCs w:val="false"/>
+                <w:color w:val="000000"/>
+                <w:sz w:val="18"/>
+                <w:szCs w:val="18"/>
+              </w:rPr>
+              <w:t xml:space="preserve">The teacher performs a live demonstration (or plays a high-quality curated video — e.g., from the University of Nairobi Chemistry Department or the Royal Society of Chemistry) showing in sequence: (A) sodium dropped into a trough of water — students observe it skimming the surface, fizzing, igniting with an orange flame, and the resulting solution turning phenolphthalein pink; (B) a magnesium ribbon placed in cold water — barely any fizzing, no flame; (C) an aluminium strip in cold water — no visible reaction; (D) an argon-filled glass ampoule — teacher taps it, shakes it, holds it near a flame — nothing happens. Students complete a structured OBSERVATION TABLE in their exercise books with four columns: Element | What I See | What I Hear | What I Infer (a guess at what is being produced). Groups of four then compare tables and circle one observation that SURPRISED them most. Each group nominates a spokesperson to share their biggest surprise with the class.</w:t>
+            </w:r>
+          </w:p>
+        </w:tc>
+        <w:tc>
+          <w:tcPr>
+            <w:tcW w:type="dxa" w:w="3040"/>
+            <w:shd w:fill="F2F2F2" w:color="auto" w:val="clear"/>
+            <w:tcMar>
+              <w:top w:type="dxa" w:w="60"/>
+              <w:left w:type="dxa" w:w="120"/>
+              <w:bottom w:type="dxa" w:w="60"/>
+              <w:right w:type="dxa" w:w="120"/>
+            </w:tcMar>
+            <w:vAlign w:val="top"/>
+          </w:tcPr>
+          <w:p>
+            <w:pPr>
+              <w:spacing w:after="40" w:before="0"/>
+              <w:jc w:val="left"/>
+            </w:pPr>
+            <w:r>
+              <w:rPr>
+                <w:rFonts w:ascii="Arial" w:cs="Arial" w:eastAsia="Arial" w:hAnsi="Arial"/>
+                <w:b w:val="false"/>
+                <w:bCs w:val="false"/>
+                <w:i w:val="false"/>
+                <w:iCs w:val="false"/>
+                <w:color w:val="000000"/>
+                <w:sz w:val="18"/>
+                <w:szCs w:val="18"/>
+              </w:rPr>
+              <w:t xml:space="preserve">Before starting the demonstration, distribute the Observation Table worksheet and say: 'You are scientists at the Kisumu plant. Your job is to fill in every row of this table as you watch. I will pause between each element — you will have 60 seconds to write before we move on.' SAFETY BRIEFING: Before touching any sodium, say verbatim: 'Sodium metal is stored under mineral oil because it reacts violently with moisture in the air. I am using only a tiny piece — smaller than a pea. Everyone must stay behind this line. Goggles on.' Perform or play each segment, pausing for 60 seconds of silent writing after each. After all four observations: 'In your groups of four, compare your Inference column. Where do you disagree? You have 2 minutes.' After group discussion, COLD-CALL 4 group spokespeople (one per group): 'Group 3 — Juma, what surprised your group the most?' After all four share, gesture to the T-chart from Phase 1 and say: 'Look at your predictions. Without flipping your sticky note yet — show me with a thumbs-up or thumbs-down: were you surprised by what happened to magnesium?' Wait 10 seconds. Count thumbs. Say: 'Most of you predicted... Let us keep that tension in our minds.'</w:t>
+            </w:r>
+          </w:p>
+        </w:tc>
+        <w:tc>
+          <w:tcPr>
+            <w:tcW w:type="dxa" w:w="3040"/>
+            <w:shd w:fill="FFFFFF" w:color="auto" w:val="clear"/>
+            <w:tcMar>
+              <w:top w:type="dxa" w:w="60"/>
+              <w:left w:type="dxa" w:w="120"/>
+              <w:bottom w:type="dxa" w:w="60"/>
+              <w:right w:type="dxa" w:w="120"/>
+            </w:tcMar>
+            <w:vAlign w:val="top"/>
+          </w:tcPr>
+          <w:p>
+            <w:pPr>
+              <w:spacing w:after="40" w:before="0"/>
+              <w:jc w:val="left"/>
+            </w:pPr>
+            <w:r>
+              <w:rPr>
+                <w:rFonts w:ascii="Arial" w:cs="Arial" w:eastAsia="Arial" w:hAnsi="Arial"/>
+                <w:b w:val="false"/>
+                <w:bCs w:val="false"/>
+                <w:i w:val="false"/>
+                <w:iCs w:val="false"/>
+                <w:color w:val="000000"/>
+                <w:sz w:val="18"/>
+                <w:szCs w:val="18"/>
+              </w:rPr>
+              <w:t xml:space="preserve">Strategy: STRUCTURED OBSERVATION TABLE with GROUP COMPARISON (Evidence-Based Observation). The four-column format (See / Hear / Infer) scaffolds the NGSS Science and Engineering Practice of 'Analysing and Interpreting Data' by separating raw sensory evidence from preliminary interpretation. Group comparison immediately surfaces disagreements in the Infer column, which become productive starting points for the Explain phase. Nominating one spokesperson per group develops Communication and Collaboration competency (KICD core competency).</w:t>
+            </w:r>
+          </w:p>
+        </w:tc>
+        <w:tc>
+          <w:tcPr>
+            <w:tcW w:type="dxa" w:w="3040"/>
+            <w:shd w:fill="F2F2F2" w:color="auto" w:val="clear"/>
+            <w:tcMar>
+              <w:top w:type="dxa" w:w="60"/>
+              <w:left w:type="dxa" w:w="120"/>
+              <w:bottom w:type="dxa" w:w="60"/>
+              <w:right w:type="dxa" w:w="120"/>
+            </w:tcMar>
+            <w:vAlign w:val="top"/>
+          </w:tcPr>
+          <w:p>
+            <w:pPr>
+              <w:spacing w:after="40" w:before="0"/>
+              <w:jc w:val="left"/>
+            </w:pPr>
+            <w:r>
+              <w:rPr>
+                <w:rFonts w:ascii="Arial" w:cs="Arial" w:eastAsia="Arial" w:hAnsi="Arial"/>
+                <w:b w:val="false"/>
+                <w:bCs w:val="false"/>
+                <w:i w:val="false"/>
+                <w:iCs w:val="false"/>
+                <w:color w:val="000000"/>
+                <w:sz w:val="18"/>
+                <w:szCs w:val="18"/>
+              </w:rPr>
+              <w:t xml:space="preserve">OBSERVABLE INDICATOR: During the 60-second silent writing windows, teacher scans for students who leave the 'Infer' column blank (indicates difficulty distinguishing observation from inference — a key scientific practice gap to address). After group comparison, listen for whether groups articulate a gas being produced at the sodium reaction; if fewer than half the class infer hydrogen gas production, flag this for explicit attention in Phase 3. Collect one Observation Table per group at the end of the lesson for review.</w:t>
+            </w:r>
+          </w:p>
+        </w:tc>
+      </w:tr>
+      <w:tr>
+        <w:tc>
+          <w:tcPr>
+            <w:tcW w:type="dxa" w:w="1520"/>
+            <w:shd w:fill="E2EFDA" w:color="auto" w:val="clear"/>
+            <w:tcMar>
+              <w:top w:type="dxa" w:w="60"/>
+              <w:left w:type="dxa" w:w="120"/>
+              <w:bottom w:type="dxa" w:w="60"/>
+              <w:right w:type="dxa" w:w="120"/>
+            </w:tcMar>
+            <w:vAlign w:val="top"/>
+          </w:tcPr>
+          <w:p>
+            <w:pPr>
+              <w:spacing w:after="40" w:before="0"/>
+              <w:jc w:val="left"/>
+            </w:pPr>
+            <w:r>
+              <w:rPr>
+                <w:rFonts w:ascii="Arial" w:cs="Arial" w:eastAsia="Arial" w:hAnsi="Arial"/>
+                <w:b/>
+                <w:bCs/>
+                <w:i w:val="false"/>
+                <w:iCs w:val="false"/>
+                <w:color w:val="000000"/>
+                <w:sz w:val="18"/>
+                <w:szCs w:val="18"/>
+              </w:rPr>
+              <w:t xml:space="preserve">Explain Phase</w:t>
+            </w:r>
+          </w:p>
+          <w:p>
+            <w:pPr>
+              <w:spacing w:after="20" w:before="0"/>
+            </w:pPr>
+            <w:r>
+              <w:rPr>
+                <w:rFonts w:ascii="Arial" w:cs="Arial" w:eastAsia="Arial" w:hAnsi="Arial"/>
+                <w:b/>
+                <w:bCs/>
+                <w:color w:val="1F3864"/>
+                <w:sz w:val="16"/>
+                <w:szCs w:val="16"/>
+              </w:rPr>
+              <w:t xml:space="preserve">📹 VIDEO:</w:t>
+            </w:r>
+          </w:p>
+          <w:p>
+            <w:pPr>
+              <w:spacing w:after="20" w:before="0"/>
+            </w:pPr>
+            <w:hyperlink w:history="1" r:id="rIdfa0fdt5luwfqbsyw0cqvk">
               <w:r>
                 <w:rPr>
                   <w:rFonts w:ascii="Arial" w:cs="Arial" w:eastAsia="Arial" w:hAnsi="Arial"/>
@@ -3523,7 +3829,7 @@
               <w:spacing w:after="10" w:before="0"/>
               <w:ind w:left="120"/>
             </w:pPr>
-            <w:hyperlink w:history="1" r:id="rIdahmsdznooh2g6o1pqisrk">
+            <w:hyperlink w:history="1" r:id="rIdrojvdhs8e8mtauuvrfejh">
               <w:r>
                 <w:rPr>
                   <w:rFonts w:ascii="Arial" w:cs="Arial" w:eastAsia="Arial" w:hAnsi="Arial"/>
@@ -3561,14 +3867,14 @@
                 <w:sz w:val="16"/>
                 <w:szCs w:val="16"/>
               </w:rPr>
-              <w:t xml:space="preserve">📖 EXERCISE:</w:t>
+              <w:t xml:space="preserve">📖 HTML:</w:t>
             </w:r>
           </w:p>
           <w:p>
             <w:pPr>
               <w:spacing w:after="20" w:before="0"/>
             </w:pPr>
-            <w:hyperlink w:history="1" r:id="rIdegipen7cslprifefdmwna">
+            <w:hyperlink w:history="1" r:id="rIdixcatliwjqccealjob6li">
               <w:r>
                 <w:rPr>
                   <w:rFonts w:ascii="Arial" w:cs="Arial" w:eastAsia="Arial" w:hAnsi="Arial"/>
@@ -3577,7 +3883,7 @@
                   <w:szCs w:val="16"/>
                   <w:u w:val="single" w:color="2E75B6"/>
                 </w:rPr>
-                <w:t xml:space="preserve">Hydrogen and Alkali Metals Practice</w:t>
+                <w:t xml:space="preserve">Hydrogen and Alkali Metals (Flexbook)</w:t>
               </w:r>
             </w:hyperlink>
           </w:p>
@@ -3601,7 +3907,7 @@
               <w:spacing w:after="10" w:before="0"/>
               <w:ind w:left="120"/>
             </w:pPr>
-            <w:hyperlink w:history="1" r:id="rId4mammdtc57vythkqw68zh">
+            <w:hyperlink w:history="1" r:id="rIdhlzsmnltoydzbqutzaovi">
               <w:r>
                 <w:rPr>
                   <w:rFonts w:ascii="Arial" w:cs="Arial" w:eastAsia="Arial" w:hAnsi="Arial"/>
@@ -3643,7 +3949,7 @@
                 <w:sz w:val="18"/>
                 <w:szCs w:val="18"/>
               </w:rPr>
-              <w:t xml:space="preserve">The teacher performs a live demonstration (or plays a high-quality curated video — e.g., from the University of Nairobi Chemistry Department or the Royal Society of Chemistry) showing in sequence: (A) sodium dropped into a trough of water — students observe it skimming the surface, fizzing, igniting with an orange flame, and the resulting solution turning phenolphthalein pink; (B) a magnesium ribbon placed in cold water — barely any fizzing, no flame; (C) an aluminium strip in cold water — no visible reaction; (D) an argon-filled glass ampoule — teacher taps it, shakes it, holds it near a flame — nothing happens. Students complete a structured OBSERVATION TABLE in their exercise books with four columns: Element | What I See | What I Hear | What I Infer (a guess at what is being produced). Groups of four then compare tables and circle one observation that SURPRISED them most. Each group nominates a spokesperson to share their biggest surprise with the class.</w:t>
+              <w:t xml:space="preserve">Students receive a one-page data sheet titled 'Group I Physical Properties — A Gradient Down the Family' containing a table of Li, Na, K, Rb, Cs data: atomic radius (pm), melting point (°C), density (g/cm³), appearance description, and first ionisation energy (kJ/mol) — though ionisation energy is not yet explained; it is simply labelled 'energy needed to remove one electron (details coming in Lesson 4).' Working in pairs, students answer four guided analysis questions: (1) Describe the trend in atomic radius going from Li to Cs. (2) Describe the trend in melting point. Is the metal getting stronger or weaker as you go down? (3) A chef in Mombasa accidentally drops a small piece of lithium into a pot of water. Based on the trend you see in the data, predict whether this would be more or less dramatic than the sodium explosion we just watched. Justify with data. (4) Why do you think the data sheet lists 'first ionisation energy' — what might this have to do with reactivity? (Students write a hypothesis; it will not be 'corrected' yet.) The class then shares answers to questions 1–3 in a brief whole-class discussion. Question 4 answers are posted on sticky notes to seed the DQB.</w:t>
             </w:r>
           </w:p>
         </w:tc>
@@ -3675,7 +3981,7 @@
                 <w:sz w:val="18"/>
                 <w:szCs w:val="18"/>
               </w:rPr>
-              <w:t xml:space="preserve">Before starting the demonstration, distribute the Observation Table worksheet and say: 'You are scientists at the Kisumu plant. Your job is to fill in every row of this table as you watch. I will pause between each element — you will have 60 seconds to write before we move on.' SAFETY BRIEFING: Before touching any sodium, say verbatim: 'Sodium metal is stored under mineral oil because it reacts violently with moisture in the air. I am using only a tiny piece — smaller than a pea. Everyone must stay behind this line. Goggles on.' Perform or play each segment, pausing for 60 seconds of silent writing after each. After all four observations: 'In your groups of four, compare your Inference column. Where do you disagree? You have 2 minutes.' After group discussion, COLD-CALL 4 group spokespeople (one per group): 'Group 3 — Juma, what surprised your group the most?' After all four share, gesture to the T-chart from Phase 1 and say: 'Look at your predictions. Without flipping your sticky note yet — show me with a thumbs-up or thumbs-down: were you surprised by what happened to magnesium?' Wait 10 seconds. Count thumbs. Say: 'Most of you predicted... Let us keep that tension in our minds.'</w:t>
+              <w:t xml:space="preserve">Distribute the data sheet. Say: 'This table holds clues about WHY the sodium demonstration looked the way it did. Work with your partner — you have 8 minutes for all four questions. Use evidence from the table in every answer.' Circulate and listen specifically for the language students use around question 3 — prompt any pair that says 'lithium would be the same' with: 'Look at the atomic radius column — what changes as you go down the group? What might that mean for how tightly the metal holds its electrons?' After 8 minutes, bring the class back. For question 1, COLD-CALL 2 students: 'Fatuma, read me your answer for question 1 — atomic radius trend.' After she answers, ask a follow-up to a second student: 'Otieno, can you add anything or challenge what Fatuma said?' WAIT 12 seconds before accepting an answer. For question 2, project the melting point column and ask: 'If I told you that caesium melts at 28°C — about the temperature of a warm afternoon in Kisumu — what does that tell you about how strongly the atoms are held together? WAIT 10 seconds. Cold-call 1 student. Transition to question 4 by saying: 'That last question — about ionisation energy — is not something I will answer today. I want your best hypothesis on a sticky note, because those questions are going straight onto our Driving Question Board.'</w:t>
             </w:r>
           </w:p>
         </w:tc>
@@ -3707,7 +4013,7 @@
                 <w:sz w:val="18"/>
                 <w:szCs w:val="18"/>
               </w:rPr>
-              <w:t xml:space="preserve">Strategy: STRUCTURED OBSERVATION TABLE with GROUP COMPARISON (Evidence-Based Observation). The four-column format (See / Hear / Infer) scaffolds the NGSS Science and Engineering Practice of 'Analysing and Interpreting Data' by separating raw sensory evidence from preliminary interpretation. Group comparison immediately surfaces disagreements in the Infer column, which become productive starting points for the Explain phase. Nominating one spokesperson per group develops Communication and Collaboration competency (KICD core competency).</w:t>
+              <w:t xml:space="preserve">Strategy: DATA-DRIVEN TREND ANALYSIS with GUIDED QUESTIONS (Pattern Recognition → Mechanistic Reasoning). By asking students to describe trends before explaining them, this strategy mirrors how Mendeleev himself built the periodic table — pattern first, mechanism second. The deliberate withholding of the ionisation energy explanation creates a productive knowledge gap that motivates inquiry across the next several lessons. Connecting melting point to the familiar heat of a Kisumu afternoon grounds abstract data in sensory, Kenya-relevant experience.</w:t>
             </w:r>
           </w:p>
         </w:tc>
@@ -3739,7 +4045,7 @@
                 <w:sz w:val="18"/>
                 <w:szCs w:val="18"/>
               </w:rPr>
-              <w:t xml:space="preserve">OBSERVABLE INDICATOR: During the 60-second silent writing windows, teacher scans for students who leave the 'Infer' column blank (indicates difficulty distinguishing observation from inference — a key scientific practice gap to address). After group comparison, listen for whether groups articulate a gas being produced at the sodium reaction; if fewer than half the class infer hydrogen gas production, flag this for explicit attention in Phase 3. Collect one Observation Table per group at the end of the lesson for review.</w:t>
+              <w:t xml:space="preserve">OBSERVABLE INDICATOR: During circulation, assess whether student answers to question 3 include specific data values (e.g., 'lithium's atomic radius is 152 pm, smaller than sodium's 186 pm, so...') or remain qualitative ('it would be less dramatic'). Students who cite specific data are demonstrating the NGSS practice of 'Using Mathematics and Computational Thinking'; flag those who do not for targeted prompting. Listen for correct use of the word 'trend' — if students say 'it changes' without direction, probe: 'Does it increase or decrease? By a little or a lot?'</w:t>
             </w:r>
           </w:p>
         </w:tc>
@@ -3748,32 +4054,32 @@
         <w:tc>
           <w:tcPr>
             <w:tcW w:type="dxa" w:w="1520"/>
-            <w:shd w:fill="E2EFDA" w:color="auto" w:val="clear"/>
-            <w:tcMar>
-              <w:top w:type="dxa" w:w="60"/>
-              <w:left w:type="dxa" w:w="120"/>
-              <w:bottom w:type="dxa" w:w="60"/>
-              <w:right w:type="dxa" w:w="120"/>
-            </w:tcMar>
-            <w:vAlign w:val="top"/>
-          </w:tcPr>
-          <w:p>
-            <w:pPr>
-              <w:spacing w:after="40" w:before="0"/>
-              <w:jc w:val="left"/>
-            </w:pPr>
-            <w:r>
-              <w:rPr>
-                <w:rFonts w:ascii="Arial" w:cs="Arial" w:eastAsia="Arial" w:hAnsi="Arial"/>
-                <w:b/>
-                <w:bCs/>
-                <w:i w:val="false"/>
-                <w:iCs w:val="false"/>
-                <w:color w:val="000000"/>
-                <w:sz w:val="18"/>
-                <w:szCs w:val="18"/>
-              </w:rPr>
-              <w:t xml:space="preserve">Explain Phase</w:t>
+            <w:shd w:fill="FCE4D6" w:color="auto" w:val="clear"/>
+            <w:tcMar>
+              <w:top w:type="dxa" w:w="60"/>
+              <w:left w:type="dxa" w:w="120"/>
+              <w:bottom w:type="dxa" w:w="60"/>
+              <w:right w:type="dxa" w:w="120"/>
+            </w:tcMar>
+            <w:vAlign w:val="top"/>
+          </w:tcPr>
+          <w:p>
+            <w:pPr>
+              <w:spacing w:after="40" w:before="0"/>
+              <w:jc w:val="left"/>
+            </w:pPr>
+            <w:r>
+              <w:rPr>
+                <w:rFonts w:ascii="Arial" w:cs="Arial" w:eastAsia="Arial" w:hAnsi="Arial"/>
+                <w:b/>
+                <w:bCs/>
+                <w:i w:val="false"/>
+                <w:iCs w:val="false"/>
+                <w:color w:val="000000"/>
+                <w:sz w:val="18"/>
+                <w:szCs w:val="18"/>
+              </w:rPr>
+              <w:t xml:space="preserve">Driving Question Board (DQB) Creation</w:t>
             </w:r>
           </w:p>
           <w:p>
@@ -3796,7 +4102,7 @@
             <w:pPr>
               <w:spacing w:after="20" w:before="0"/>
             </w:pPr>
-            <w:hyperlink w:history="1" r:id="rIdn4brknq3tihnw_mn0cize">
+            <w:hyperlink w:history="1" r:id="rId9hot5jwdkvricrhm8fd6i">
               <w:r>
                 <w:rPr>
                   <w:rFonts w:ascii="Arial" w:cs="Arial" w:eastAsia="Arial" w:hAnsi="Arial"/>
@@ -3829,7 +4135,7 @@
               <w:spacing w:after="10" w:before="0"/>
               <w:ind w:left="120"/>
             </w:pPr>
-            <w:hyperlink w:history="1" r:id="rIdxxtjpe3xydnbfkby5ty3v">
+            <w:hyperlink w:history="1" r:id="rIdl1wdzfksxxhxis205arth">
               <w:r>
                 <w:rPr>
                   <w:rFonts w:ascii="Arial" w:cs="Arial" w:eastAsia="Arial" w:hAnsi="Arial"/>
@@ -3874,7 +4180,7 @@
             <w:pPr>
               <w:spacing w:after="20" w:before="0"/>
             </w:pPr>
-            <w:hyperlink w:history="1" r:id="rIdz1u7yn4-de7ji_qht_psc">
+            <w:hyperlink w:history="1" r:id="rIds4m98txuycklgh7dppk5x">
               <w:r>
                 <w:rPr>
                   <w:rFonts w:ascii="Arial" w:cs="Arial" w:eastAsia="Arial" w:hAnsi="Arial"/>
@@ -3907,7 +4213,7 @@
               <w:spacing w:after="10" w:before="0"/>
               <w:ind w:left="120"/>
             </w:pPr>
-            <w:hyperlink w:history="1" r:id="rIdpb8ea_sneud8bv-u-drww">
+            <w:hyperlink w:history="1" r:id="rIditk6b75gbiwd4ypsybja7">
               <w:r>
                 <w:rPr>
                   <w:rFonts w:ascii="Arial" w:cs="Arial" w:eastAsia="Arial" w:hAnsi="Arial"/>
@@ -3949,7 +4255,7 @@
                 <w:sz w:val="18"/>
                 <w:szCs w:val="18"/>
               </w:rPr>
-              <w:t xml:space="preserve">Students receive a one-page data sheet titled 'Group I Physical Properties — A Gradient Down the Family' containing a table of Li, Na, K, Rb, Cs data: atomic radius (pm), melting point (°C), density (g/cm³), appearance description, and first ionisation energy (kJ/mol) — though ionisation energy is not yet explained; it is simply labelled 'energy needed to remove one electron (details coming in Lesson 4).' Working in pairs, students answer four guided analysis questions: (1) Describe the trend in atomic radius going from Li to Cs. (2) Describe the trend in melting point. Is the metal getting stronger or weaker as you go down? (3) A chef in Mombasa accidentally drops a small piece of lithium into a pot of water. Based on the trend you see in the data, predict whether this would be more or less dramatic than the sodium explosion we just watched. Justify with data. (4) Why do you think the data sheet lists 'first ionisation energy' — what might this have to do with reactivity? (Students write a hypothesis; it will not be 'corrected' yet.) The class then shares answers to questions 1–3 in a brief whole-class discussion. Question 4 answers are posted on sticky notes to seed the DQB.</w:t>
+              <w:t xml:space="preserve">Each student receives three sticky notes of different colours: BLUE = 'What I noticed that I cannot explain'; YELLOW = 'What I want to know to understand the sodium explosion'; GREEN = 'What I think connects the periodic table position to what we saw.' Students write one question or statement per note (minimum one of each colour) and bring them to a large class poster titled 'The Kisumu Water Plant Mystery — Our Growing Map of Understanding.' The teacher facilitates a 5-minute whole-class gallery walk where students read the board silently, then the class groups the sticky notes into emerging themes by voting (show of hands). Themes are circled and given provisional labels: e.g., 'Why does reactivity change across a period?', 'What is happening to electrons?', 'Why do Group I metals get MORE reactive going down?', 'What makes argon so different from chlorine?'. The Driving Question itself is written at the top of the board in bold. Students copy the DQB map into their exercise books as a personal reference to update each lesson.</w:t>
             </w:r>
           </w:p>
         </w:tc>
@@ -3981,7 +4287,7 @@
                 <w:sz w:val="18"/>
                 <w:szCs w:val="18"/>
               </w:rPr>
-              <w:t xml:space="preserve">Distribute the data sheet. Say: 'This table holds clues about WHY the sodium demonstration looked the way it did. Work with your partner — you have 8 minutes for all four questions. Use evidence from the table in every answer.' Circulate and listen specifically for the language students use around question 3 — prompt any pair that says 'lithium would be the same' with: 'Look at the atomic radius column — what changes as you go down the group? What might that mean for how tightly the metal holds its electrons?' After 8 minutes, bring the class back. For question 1, COLD-CALL 2 students: 'Fatuma, read me your answer for question 1 — atomic radius trend.' After she answers, ask a follow-up to a second student: 'Otieno, can you add anything or challenge what Fatuma said?' WAIT 12 seconds before accepting an answer. For question 2, project the melting point column and ask: 'If I told you that caesium melts at 28°C — about the temperature of a warm afternoon in Kisumu — what does that tell you about how strongly the atoms are held together? WAIT 10 seconds. Cold-call 1 student. Transition to question 4 by saying: 'That last question — about ionisation energy — is not something I will answer today. I want your best hypothesis on a sticky note, because those questions are going straight onto our Driving Question Board.'</w:t>
+              <w:t xml:space="preserve">Distribute sticky notes and say: 'You have 3 minutes — one question or idea per note. BLUE: something you observed that you cannot yet explain. YELLOW: something you need to know. GREEN: your best guess at a connection between the periodic table and what we watched. Go.' After 3 minutes, direct students to bring notes to the poster simultaneously ('Walk up together, place your note, read two others before you sit down'). Once all notes are placed, say: 'I am going to read some of these aloud. Every time you hear a question that is ALSO in your head, tap your desk.' Read 6–8 notes, pausing after each for tapping. Cluster tapped questions together. Ask the class: 'What shall we call this cluster?' WAIT 12 seconds. Accept student-generated labels. Write the Driving Question in red marker at the top: 'Why do elements that sit next to each other in the periodic table behave so differently — and can we use an element's position to predict exactly how it will behave before we ever put it in a test tube?' Say: 'Every lesson, we will come back here. By the end of this sub-strand, every single question on this board will have an answer — written in your handwriting, with evidence from experiments you have done.'</w:t>
             </w:r>
           </w:p>
         </w:tc>
@@ -4013,7 +4319,7 @@
                 <w:sz w:val="18"/>
                 <w:szCs w:val="18"/>
               </w:rPr>
-              <w:t xml:space="preserve">Strategy: DATA-DRIVEN TREND ANALYSIS with GUIDED QUESTIONS (Pattern Recognition → Mechanistic Reasoning). By asking students to describe trends before explaining them, this strategy mirrors how Mendeleev himself built the periodic table — pattern first, mechanism second. The deliberate withholding of the ionisation energy explanation creates a productive knowledge gap that motivates inquiry across the next several lessons. Connecting melting point to the familiar heat of a Kisumu afternoon grounds abstract data in sensory, Kenya-relevant experience.</w:t>
+              <w:t xml:space="preserve">Strategy: COLOUR-CODED DRIVING QUESTION BOARD (Public Knowledge Construction). The three-colour system separates observations (BLUE) from knowledge needs (YELLOW) from hypotheses (GREEN), scaffolding the distinction between data, questions, and claims — core to NGSS 'Constructing Explanations.' The gallery walk and tapping ritual create a shared intellectual community around the phenomenon and gives every student, including quiet learners, a voice. Copying the DQB into exercise books externalises the class's growing model and makes progress visible across the sub-strand.</w:t>
             </w:r>
           </w:p>
         </w:tc>
@@ -4045,7 +4351,7 @@
                 <w:sz w:val="18"/>
                 <w:szCs w:val="18"/>
               </w:rPr>
-              <w:t xml:space="preserve">OBSERVABLE INDICATOR: During circulation, assess whether student answers to question 3 include specific data values (e.g., 'lithium's atomic radius is 152 pm, smaller than sodium's 186 pm, so...') or remain qualitative ('it would be less dramatic'). Students who cite specific data are demonstrating the NGSS practice of 'Using Mathematics and Computational Thinking'; flag those who do not for targeted prompting. Listen for correct use of the word 'trend' — if students say 'it changes' without direction, probe: 'Does it increase or decrease? By a little or a lot?'</w:t>
+              <w:t xml:space="preserve">OBSERVABLE INDICATOR: Collect and photograph all sticky notes before students leave. Count the proportion of YELLOW notes that are mechanistic ('How do electrons cause reactivity?') versus descriptive ('What is the name of the gas produced?'). A high proportion of mechanistic questions indicates students are already thinking at the particle level — an indicator of readiness to move quickly into electron configuration in Lesson 2. Flag any GREEN notes that contain scientifically accurate hypotheses about electron loss to celebrate publicly at the start of Lesson 2.</w:t>
             </w:r>
           </w:p>
         </w:tc>
@@ -4054,32 +4360,32 @@
         <w:tc>
           <w:tcPr>
             <w:tcW w:type="dxa" w:w="1520"/>
-            <w:shd w:fill="FCE4D6" w:color="auto" w:val="clear"/>
-            <w:tcMar>
-              <w:top w:type="dxa" w:w="60"/>
-              <w:left w:type="dxa" w:w="120"/>
-              <w:bottom w:type="dxa" w:w="60"/>
-              <w:right w:type="dxa" w:w="120"/>
-            </w:tcMar>
-            <w:vAlign w:val="top"/>
-          </w:tcPr>
-          <w:p>
-            <w:pPr>
-              <w:spacing w:after="40" w:before="0"/>
-              <w:jc w:val="left"/>
-            </w:pPr>
-            <w:r>
-              <w:rPr>
-                <w:rFonts w:ascii="Arial" w:cs="Arial" w:eastAsia="Arial" w:hAnsi="Arial"/>
-                <w:b/>
-                <w:bCs/>
-                <w:i w:val="false"/>
-                <w:iCs w:val="false"/>
-                <w:color w:val="000000"/>
-                <w:sz w:val="18"/>
-                <w:szCs w:val="18"/>
-              </w:rPr>
-              <w:t xml:space="preserve">Driving Question Board (DQB) Creation</w:t>
+            <w:shd w:fill="D5E8F0" w:color="auto" w:val="clear"/>
+            <w:tcMar>
+              <w:top w:type="dxa" w:w="60"/>
+              <w:left w:type="dxa" w:w="120"/>
+              <w:bottom w:type="dxa" w:w="60"/>
+              <w:right w:type="dxa" w:w="120"/>
+            </w:tcMar>
+            <w:vAlign w:val="top"/>
+          </w:tcPr>
+          <w:p>
+            <w:pPr>
+              <w:spacing w:after="40" w:before="0"/>
+              <w:jc w:val="left"/>
+            </w:pPr>
+            <w:r>
+              <w:rPr>
+                <w:rFonts w:ascii="Arial" w:cs="Arial" w:eastAsia="Arial" w:hAnsi="Arial"/>
+                <w:b/>
+                <w:bCs/>
+                <w:i w:val="false"/>
+                <w:iCs w:val="false"/>
+                <w:color w:val="000000"/>
+                <w:sz w:val="18"/>
+                <w:szCs w:val="18"/>
+              </w:rPr>
+              <w:t xml:space="preserve">Model Building Phase</w:t>
             </w:r>
           </w:p>
           <w:p>
@@ -4102,7 +4408,7 @@
             <w:pPr>
               <w:spacing w:after="20" w:before="0"/>
             </w:pPr>
-            <w:hyperlink w:history="1" r:id="rIdoykh3rklnax-tlfh_zlbj">
+            <w:hyperlink w:history="1" r:id="rIddfnniykeytcx2bfrstsf9">
               <w:r>
                 <w:rPr>
                   <w:rFonts w:ascii="Arial" w:cs="Arial" w:eastAsia="Arial" w:hAnsi="Arial"/>
@@ -4135,7 +4441,7 @@
               <w:spacing w:after="10" w:before="0"/>
               <w:ind w:left="120"/>
             </w:pPr>
-            <w:hyperlink w:history="1" r:id="rIdsjrqr1xal8gpnm9iizs99">
+            <w:hyperlink w:history="1" r:id="rIdxeevv6crl9cido1scozau">
               <w:r>
                 <w:rPr>
                   <w:rFonts w:ascii="Arial" w:cs="Arial" w:eastAsia="Arial" w:hAnsi="Arial"/>
@@ -4180,7 +4486,7 @@
             <w:pPr>
               <w:spacing w:after="20" w:before="0"/>
             </w:pPr>
-            <w:hyperlink w:history="1" r:id="rId-qasm6uh9neoyfkiscy7z">
+            <w:hyperlink w:history="1" r:id="rIdidpg7hxqdn-pqp7ekj5ch">
               <w:r>
                 <w:rPr>
                   <w:rFonts w:ascii="Arial" w:cs="Arial" w:eastAsia="Arial" w:hAnsi="Arial"/>
@@ -4213,313 +4519,7 @@
               <w:spacing w:after="10" w:before="0"/>
               <w:ind w:left="120"/>
             </w:pPr>
-            <w:hyperlink w:history="1" r:id="rIdhpcikprvnluowxrj0o46s">
-              <w:r>
-                <w:rPr>
-                  <w:rFonts w:ascii="Arial" w:cs="Arial" w:eastAsia="Arial" w:hAnsi="Arial"/>
-                  <w:color w:val="595959"/>
-                  <w:sz w:val="14"/>
-                  <w:szCs w:val="14"/>
-                  <w:u w:val="single" w:color="595959"/>
-                </w:rPr>
-                <w:t xml:space="preserve">🔍 Search ARES for similar readings</w:t>
-              </w:r>
-            </w:hyperlink>
-          </w:p>
-        </w:tc>
-        <w:tc>
-          <w:tcPr>
-            <w:tcW w:type="dxa" w:w="3040"/>
-            <w:shd w:fill="FFFFFF" w:color="auto" w:val="clear"/>
-            <w:tcMar>
-              <w:top w:type="dxa" w:w="60"/>
-              <w:left w:type="dxa" w:w="120"/>
-              <w:bottom w:type="dxa" w:w="60"/>
-              <w:right w:type="dxa" w:w="120"/>
-            </w:tcMar>
-            <w:vAlign w:val="top"/>
-          </w:tcPr>
-          <w:p>
-            <w:pPr>
-              <w:spacing w:after="40" w:before="0"/>
-              <w:jc w:val="left"/>
-            </w:pPr>
-            <w:r>
-              <w:rPr>
-                <w:rFonts w:ascii="Arial" w:cs="Arial" w:eastAsia="Arial" w:hAnsi="Arial"/>
-                <w:b w:val="false"/>
-                <w:bCs w:val="false"/>
-                <w:i w:val="false"/>
-                <w:iCs w:val="false"/>
-                <w:color w:val="000000"/>
-                <w:sz w:val="18"/>
-                <w:szCs w:val="18"/>
-              </w:rPr>
-              <w:t xml:space="preserve">Each student receives three sticky notes of different colours: BLUE = 'What I noticed that I cannot explain'; YELLOW = 'What I want to know to understand the sodium explosion'; GREEN = 'What I think connects the periodic table position to what we saw.' Students write one question or statement per note (minimum one of each colour) and bring them to a large class poster titled 'The Kisumu Water Plant Mystery — Our Growing Map of Understanding.' The teacher facilitates a 5-minute whole-class gallery walk where students read the board silently, then the class groups the sticky notes into emerging themes by voting (show of hands). Themes are circled and given provisional labels: e.g., 'Why does reactivity change across a period?', 'What is happening to electrons?', 'Why do Group I metals get MORE reactive going down?', 'What makes argon so different from chlorine?'. The Driving Question itself is written at the top of the board in bold. Students copy the DQB map into their exercise books as a personal reference to update each lesson.</w:t>
-            </w:r>
-          </w:p>
-        </w:tc>
-        <w:tc>
-          <w:tcPr>
-            <w:tcW w:type="dxa" w:w="3040"/>
-            <w:shd w:fill="F2F2F2" w:color="auto" w:val="clear"/>
-            <w:tcMar>
-              <w:top w:type="dxa" w:w="60"/>
-              <w:left w:type="dxa" w:w="120"/>
-              <w:bottom w:type="dxa" w:w="60"/>
-              <w:right w:type="dxa" w:w="120"/>
-            </w:tcMar>
-            <w:vAlign w:val="top"/>
-          </w:tcPr>
-          <w:p>
-            <w:pPr>
-              <w:spacing w:after="40" w:before="0"/>
-              <w:jc w:val="left"/>
-            </w:pPr>
-            <w:r>
-              <w:rPr>
-                <w:rFonts w:ascii="Arial" w:cs="Arial" w:eastAsia="Arial" w:hAnsi="Arial"/>
-                <w:b w:val="false"/>
-                <w:bCs w:val="false"/>
-                <w:i w:val="false"/>
-                <w:iCs w:val="false"/>
-                <w:color w:val="000000"/>
-                <w:sz w:val="18"/>
-                <w:szCs w:val="18"/>
-              </w:rPr>
-              <w:t xml:space="preserve">Distribute sticky notes and say: 'You have 3 minutes — one question or idea per note. BLUE: something you observed that you cannot yet explain. YELLOW: something you need to know. GREEN: your best guess at a connection between the periodic table and what we watched. Go.' After 3 minutes, direct students to bring notes to the poster simultaneously ('Walk up together, place your note, read two others before you sit down'). Once all notes are placed, say: 'I am going to read some of these aloud. Every time you hear a question that is ALSO in your head, tap your desk.' Read 6–8 notes, pausing after each for tapping. Cluster tapped questions together. Ask the class: 'What shall we call this cluster?' WAIT 12 seconds. Accept student-generated labels. Write the Driving Question in red marker at the top: 'Why do elements that sit next to each other in the periodic table behave so differently — and can we use an element's position to predict exactly how it will behave before we ever put it in a test tube?' Say: 'Every lesson, we will come back here. By the end of this sub-strand, every single question on this board will have an answer — written in your handwriting, with evidence from experiments you have done.'</w:t>
-            </w:r>
-          </w:p>
-        </w:tc>
-        <w:tc>
-          <w:tcPr>
-            <w:tcW w:type="dxa" w:w="3040"/>
-            <w:shd w:fill="FFFFFF" w:color="auto" w:val="clear"/>
-            <w:tcMar>
-              <w:top w:type="dxa" w:w="60"/>
-              <w:left w:type="dxa" w:w="120"/>
-              <w:bottom w:type="dxa" w:w="60"/>
-              <w:right w:type="dxa" w:w="120"/>
-            </w:tcMar>
-            <w:vAlign w:val="top"/>
-          </w:tcPr>
-          <w:p>
-            <w:pPr>
-              <w:spacing w:after="40" w:before="0"/>
-              <w:jc w:val="left"/>
-            </w:pPr>
-            <w:r>
-              <w:rPr>
-                <w:rFonts w:ascii="Arial" w:cs="Arial" w:eastAsia="Arial" w:hAnsi="Arial"/>
-                <w:b w:val="false"/>
-                <w:bCs w:val="false"/>
-                <w:i w:val="false"/>
-                <w:iCs w:val="false"/>
-                <w:color w:val="000000"/>
-                <w:sz w:val="18"/>
-                <w:szCs w:val="18"/>
-              </w:rPr>
-              <w:t xml:space="preserve">Strategy: COLOUR-CODED DRIVING QUESTION BOARD (Public Knowledge Construction). The three-colour system separates observations (BLUE) from knowledge needs (YELLOW) from hypotheses (GREEN), scaffolding the distinction between data, questions, and claims — core to NGSS 'Constructing Explanations.' The gallery walk and tapping ritual create a shared intellectual community around the phenomenon and gives every student, including quiet learners, a voice. Copying the DQB into exercise books externalises the class's growing model and makes progress visible across the sub-strand.</w:t>
-            </w:r>
-          </w:p>
-        </w:tc>
-        <w:tc>
-          <w:tcPr>
-            <w:tcW w:type="dxa" w:w="3040"/>
-            <w:shd w:fill="F2F2F2" w:color="auto" w:val="clear"/>
-            <w:tcMar>
-              <w:top w:type="dxa" w:w="60"/>
-              <w:left w:type="dxa" w:w="120"/>
-              <w:bottom w:type="dxa" w:w="60"/>
-              <w:right w:type="dxa" w:w="120"/>
-            </w:tcMar>
-            <w:vAlign w:val="top"/>
-          </w:tcPr>
-          <w:p>
-            <w:pPr>
-              <w:spacing w:after="40" w:before="0"/>
-              <w:jc w:val="left"/>
-            </w:pPr>
-            <w:r>
-              <w:rPr>
-                <w:rFonts w:ascii="Arial" w:cs="Arial" w:eastAsia="Arial" w:hAnsi="Arial"/>
-                <w:b w:val="false"/>
-                <w:bCs w:val="false"/>
-                <w:i w:val="false"/>
-                <w:iCs w:val="false"/>
-                <w:color w:val="000000"/>
-                <w:sz w:val="18"/>
-                <w:szCs w:val="18"/>
-              </w:rPr>
-              <w:t xml:space="preserve">OBSERVABLE INDICATOR: Collect and photograph all sticky notes before students leave. Count the proportion of YELLOW notes that are mechanistic ('How do electrons cause reactivity?') versus descriptive ('What is the name of the gas produced?'). A high proportion of mechanistic questions indicates students are already thinking at the particle level — an indicator of readiness to move quickly into electron configuration in Lesson 2. Flag any GREEN notes that contain scientifically accurate hypotheses about electron loss to celebrate publicly at the start of Lesson 2.</w:t>
-            </w:r>
-          </w:p>
-        </w:tc>
-      </w:tr>
-      <w:tr>
-        <w:tc>
-          <w:tcPr>
-            <w:tcW w:type="dxa" w:w="1520"/>
-            <w:shd w:fill="D5E8F0" w:color="auto" w:val="clear"/>
-            <w:tcMar>
-              <w:top w:type="dxa" w:w="60"/>
-              <w:left w:type="dxa" w:w="120"/>
-              <w:bottom w:type="dxa" w:w="60"/>
-              <w:right w:type="dxa" w:w="120"/>
-            </w:tcMar>
-            <w:vAlign w:val="top"/>
-          </w:tcPr>
-          <w:p>
-            <w:pPr>
-              <w:spacing w:after="40" w:before="0"/>
-              <w:jc w:val="left"/>
-            </w:pPr>
-            <w:r>
-              <w:rPr>
-                <w:rFonts w:ascii="Arial" w:cs="Arial" w:eastAsia="Arial" w:hAnsi="Arial"/>
-                <w:b/>
-                <w:bCs/>
-                <w:i w:val="false"/>
-                <w:iCs w:val="false"/>
-                <w:color w:val="000000"/>
-                <w:sz w:val="18"/>
-                <w:szCs w:val="18"/>
-              </w:rPr>
-              <w:t xml:space="preserve">Model Building Phase</w:t>
-            </w:r>
-          </w:p>
-          <w:p>
-            <w:pPr>
-              <w:spacing w:after="20" w:before="0"/>
-            </w:pPr>
-            <w:r>
-              <w:rPr>
-                <w:rFonts w:ascii="Arial" w:cs="Arial" w:eastAsia="Arial" w:hAnsi="Arial"/>
-                <w:b/>
-                <w:bCs/>
-                <w:color w:val="1F3864"/>
-                <w:sz w:val="16"/>
-                <w:szCs w:val="16"/>
-              </w:rPr>
-              <w:t xml:space="preserve">📹 VIDEO:</w:t>
-            </w:r>
-          </w:p>
-          <w:p>
-            <w:pPr>
-              <w:spacing w:after="20" w:before="0"/>
-            </w:pPr>
-            <w:hyperlink w:history="1" r:id="rId_6iqdo9buztijnfxqyffu">
-              <w:r>
-                <w:rPr>
-                  <w:rFonts w:ascii="Arial" w:cs="Arial" w:eastAsia="Arial" w:hAnsi="Arial"/>
-                  <w:color w:val="2E75B6"/>
-                  <w:sz w:val="16"/>
-                  <w:szCs w:val="16"/>
-                  <w:u w:val="single" w:color="2E75B6"/>
-                </w:rPr>
-                <w:t xml:space="preserve">Atomic radius trends on periodic table</w:t>
-              </w:r>
-            </w:hyperlink>
-          </w:p>
-          <w:p>
-            <w:pPr>
-              <w:spacing w:after="10" w:before="0"/>
-              <w:ind w:left="120"/>
-            </w:pPr>
-            <w:r>
-              <w:rPr>
-                <w:rFonts w:ascii="Arial" w:cs="Arial" w:eastAsia="Arial" w:hAnsi="Arial"/>
-                <w:color w:val="595959"/>
-                <w:sz w:val="14"/>
-                <w:szCs w:val="14"/>
-              </w:rPr>
-              <w:t xml:space="preserve">Source: Khan Academy (English - US curriculum)</w:t>
-            </w:r>
-          </w:p>
-          <w:p>
-            <w:pPr>
-              <w:spacing w:after="10" w:before="0"/>
-              <w:ind w:left="120"/>
-            </w:pPr>
-            <w:hyperlink w:history="1" r:id="rIdyzbzpm_fqjsf1vcqykkhe">
-              <w:r>
-                <w:rPr>
-                  <w:rFonts w:ascii="Arial" w:cs="Arial" w:eastAsia="Arial" w:hAnsi="Arial"/>
-                  <w:color w:val="595959"/>
-                  <w:sz w:val="14"/>
-                  <w:szCs w:val="14"/>
-                  <w:u w:val="single" w:color="595959"/>
-                </w:rPr>
-                <w:t xml:space="preserve">🔍 Search ARES for similar videos</w:t>
-              </w:r>
-            </w:hyperlink>
-          </w:p>
-          <w:p>
-            <w:pPr>
-              <w:spacing w:after="40" w:before="0"/>
-            </w:pPr>
-            <w:r>
-              <w:rPr>
-                <w:sz w:val="14"/>
-                <w:szCs w:val="14"/>
-              </w:rPr>
-              <w:t xml:space="preserve"/>
-            </w:r>
-          </w:p>
-          <w:p>
-            <w:pPr>
-              <w:spacing w:after="20" w:before="0"/>
-            </w:pPr>
-            <w:r>
-              <w:rPr>
-                <w:rFonts w:ascii="Arial" w:cs="Arial" w:eastAsia="Arial" w:hAnsi="Arial"/>
-                <w:b/>
-                <w:bCs/>
-                <w:color w:val="1F3864"/>
-                <w:sz w:val="16"/>
-                <w:szCs w:val="16"/>
-              </w:rPr>
-              <w:t xml:space="preserve">📖 HTML:</w:t>
-            </w:r>
-          </w:p>
-          <w:p>
-            <w:pPr>
-              <w:spacing w:after="20" w:before="0"/>
-            </w:pPr>
-            <w:hyperlink w:history="1" r:id="rIdvttomk6hj4bzfrtxiiqae">
-              <w:r>
-                <w:rPr>
-                  <w:rFonts w:ascii="Arial" w:cs="Arial" w:eastAsia="Arial" w:hAnsi="Arial"/>
-                  <w:color w:val="2E75B6"/>
-                  <w:sz w:val="16"/>
-                  <w:szCs w:val="16"/>
-                  <w:u w:val="single" w:color="2E75B6"/>
-                </w:rPr>
-                <w:t xml:space="preserve">Hydrogen and Alkali Metals (Flexbook)</w:t>
-              </w:r>
-            </w:hyperlink>
-          </w:p>
-          <w:p>
-            <w:pPr>
-              <w:spacing w:after="10" w:before="0"/>
-              <w:ind w:left="120"/>
-            </w:pPr>
-            <w:r>
-              <w:rPr>
-                <w:rFonts w:ascii="Arial" w:cs="Arial" w:eastAsia="Arial" w:hAnsi="Arial"/>
-                <w:color w:val="595959"/>
-                <w:sz w:val="14"/>
-                <w:szCs w:val="14"/>
-              </w:rPr>
-              <w:t xml:space="preserve">Source: CK-12</w:t>
-            </w:r>
-          </w:p>
-          <w:p>
-            <w:pPr>
-              <w:spacing w:after="10" w:before="0"/>
-              <w:ind w:left="120"/>
-            </w:pPr>
-            <w:hyperlink w:history="1" r:id="rIdrqopyszpbhw6krbxh9kex">
+            <w:hyperlink w:history="1" r:id="rIddmphfl2wvcumjpuguylta">
               <w:r>
                 <w:rPr>
                   <w:rFonts w:ascii="Arial" w:cs="Arial" w:eastAsia="Arial" w:hAnsi="Arial"/>
@@ -6006,7 +6006,7 @@
             <w:pPr>
               <w:spacing w:after="20" w:before="0"/>
             </w:pPr>
-            <w:hyperlink w:history="1" r:id="rIdl7pfotuk1kxdovecc6wvz">
+            <w:hyperlink w:history="1" r:id="rIdn7wb3iymw5o-dvuluflgd">
               <w:r>
                 <w:rPr>
                   <w:rFonts w:ascii="Arial" w:cs="Arial" w:eastAsia="Arial" w:hAnsi="Arial"/>
@@ -6039,7 +6039,7 @@
               <w:spacing w:after="10" w:before="0"/>
               <w:ind w:left="120"/>
             </w:pPr>
-            <w:hyperlink w:history="1" r:id="rIdrt7zh0boi6ew4lyegtcgw">
+            <w:hyperlink w:history="1" r:id="rIdawzygvmlmpsxnsu85ruxq">
               <w:r>
                 <w:rPr>
                   <w:rFonts w:ascii="Arial" w:cs="Arial" w:eastAsia="Arial" w:hAnsi="Arial"/>
@@ -6084,7 +6084,7 @@
             <w:pPr>
               <w:spacing w:after="20" w:before="0"/>
             </w:pPr>
-            <w:hyperlink w:history="1" r:id="rIdeyfu2usid60a86njugxmq">
+            <w:hyperlink w:history="1" r:id="rId0q2tiswmgwyysn4u_uuro">
               <w:r>
                 <w:rPr>
                   <w:rFonts w:ascii="Arial" w:cs="Arial" w:eastAsia="Arial" w:hAnsi="Arial"/>
@@ -6117,7 +6117,7 @@
               <w:spacing w:after="10" w:before="0"/>
               <w:ind w:left="120"/>
             </w:pPr>
-            <w:hyperlink w:history="1" r:id="rIdrsnppacf5103yy5fm00c1">
+            <w:hyperlink w:history="1" r:id="rId_pg8ttgfhqzjmjk9j5opk">
               <w:r>
                 <w:rPr>
                   <w:rFonts w:ascii="Arial" w:cs="Arial" w:eastAsia="Arial" w:hAnsi="Arial"/>
@@ -6312,7 +6312,313 @@
             <w:pPr>
               <w:spacing w:after="20" w:before="0"/>
             </w:pPr>
-            <w:hyperlink w:history="1" r:id="rId1ewh46slrodndkoxviag6">
+            <w:hyperlink w:history="1" r:id="rIdcptkcoaiyckkmtok9vzmz">
+              <w:r>
+                <w:rPr>
+                  <w:rFonts w:ascii="Arial" w:cs="Arial" w:eastAsia="Arial" w:hAnsi="Arial"/>
+                  <w:color w:val="2E75B6"/>
+                  <w:sz w:val="16"/>
+                  <w:szCs w:val="16"/>
+                  <w:u w:val="single" w:color="2E75B6"/>
+                </w:rPr>
+                <w:t xml:space="preserve">Ionization energy: group trend</w:t>
+              </w:r>
+            </w:hyperlink>
+          </w:p>
+          <w:p>
+            <w:pPr>
+              <w:spacing w:after="10" w:before="0"/>
+              <w:ind w:left="120"/>
+            </w:pPr>
+            <w:r>
+              <w:rPr>
+                <w:rFonts w:ascii="Arial" w:cs="Arial" w:eastAsia="Arial" w:hAnsi="Arial"/>
+                <w:color w:val="595959"/>
+                <w:sz w:val="14"/>
+                <w:szCs w:val="14"/>
+              </w:rPr>
+              <w:t xml:space="preserve">Source: Khan Academy (English - US curriculum)</w:t>
+            </w:r>
+          </w:p>
+          <w:p>
+            <w:pPr>
+              <w:spacing w:after="10" w:before="0"/>
+              <w:ind w:left="120"/>
+            </w:pPr>
+            <w:hyperlink w:history="1" r:id="rIdhph4sl9-ng_wikxpx4nbn">
+              <w:r>
+                <w:rPr>
+                  <w:rFonts w:ascii="Arial" w:cs="Arial" w:eastAsia="Arial" w:hAnsi="Arial"/>
+                  <w:color w:val="595959"/>
+                  <w:sz w:val="14"/>
+                  <w:szCs w:val="14"/>
+                  <w:u w:val="single" w:color="595959"/>
+                </w:rPr>
+                <w:t xml:space="preserve">🔍 Search ARES for similar videos</w:t>
+              </w:r>
+            </w:hyperlink>
+          </w:p>
+          <w:p>
+            <w:pPr>
+              <w:spacing w:after="40" w:before="0"/>
+            </w:pPr>
+            <w:r>
+              <w:rPr>
+                <w:sz w:val="14"/>
+                <w:szCs w:val="14"/>
+              </w:rPr>
+              <w:t xml:space="preserve"/>
+            </w:r>
+          </w:p>
+          <w:p>
+            <w:pPr>
+              <w:spacing w:after="20" w:before="0"/>
+            </w:pPr>
+            <w:r>
+              <w:rPr>
+                <w:rFonts w:ascii="Arial" w:cs="Arial" w:eastAsia="Arial" w:hAnsi="Arial"/>
+                <w:b/>
+                <w:bCs/>
+                <w:color w:val="1F3864"/>
+                <w:sz w:val="16"/>
+                <w:szCs w:val="16"/>
+              </w:rPr>
+              <w:t xml:space="preserve">📖 EXERCISE:</w:t>
+            </w:r>
+          </w:p>
+          <w:p>
+            <w:pPr>
+              <w:spacing w:after="20" w:before="0"/>
+            </w:pPr>
+            <w:hyperlink w:history="1" r:id="rIdbj79fknctnizl2lrmh7gh">
+              <w:r>
+                <w:rPr>
+                  <w:rFonts w:ascii="Arial" w:cs="Arial" w:eastAsia="Arial" w:hAnsi="Arial"/>
+                  <w:color w:val="2E75B6"/>
+                  <w:sz w:val="16"/>
+                  <w:szCs w:val="16"/>
+                  <w:u w:val="single" w:color="2E75B6"/>
+                </w:rPr>
+                <w:t xml:space="preserve">Hydrogen and Alkali Metals Practice</w:t>
+              </w:r>
+            </w:hyperlink>
+          </w:p>
+          <w:p>
+            <w:pPr>
+              <w:spacing w:after="10" w:before="0"/>
+              <w:ind w:left="120"/>
+            </w:pPr>
+            <w:r>
+              <w:rPr>
+                <w:rFonts w:ascii="Arial" w:cs="Arial" w:eastAsia="Arial" w:hAnsi="Arial"/>
+                <w:color w:val="595959"/>
+                <w:sz w:val="14"/>
+                <w:szCs w:val="14"/>
+              </w:rPr>
+              <w:t xml:space="preserve">Source: CK-12</w:t>
+            </w:r>
+          </w:p>
+          <w:p>
+            <w:pPr>
+              <w:spacing w:after="10" w:before="0"/>
+              <w:ind w:left="120"/>
+            </w:pPr>
+            <w:hyperlink w:history="1" r:id="rIdsrwljqwool_7ut4derp4d">
+              <w:r>
+                <w:rPr>
+                  <w:rFonts w:ascii="Arial" w:cs="Arial" w:eastAsia="Arial" w:hAnsi="Arial"/>
+                  <w:color w:val="595959"/>
+                  <w:sz w:val="14"/>
+                  <w:szCs w:val="14"/>
+                  <w:u w:val="single" w:color="595959"/>
+                </w:rPr>
+                <w:t xml:space="preserve">🔍 Search ARES for similar readings</w:t>
+              </w:r>
+            </w:hyperlink>
+          </w:p>
+        </w:tc>
+        <w:tc>
+          <w:tcPr>
+            <w:tcW w:type="dxa" w:w="3040"/>
+            <w:shd w:fill="FFFFFF" w:color="auto" w:val="clear"/>
+            <w:tcMar>
+              <w:top w:type="dxa" w:w="60"/>
+              <w:left w:type="dxa" w:w="120"/>
+              <w:bottom w:type="dxa" w:w="60"/>
+              <w:right w:type="dxa" w:w="120"/>
+            </w:tcMar>
+            <w:vAlign w:val="top"/>
+          </w:tcPr>
+          <w:p>
+            <w:pPr>
+              <w:spacing w:after="40" w:before="0"/>
+              <w:jc w:val="left"/>
+            </w:pPr>
+            <w:r>
+              <w:rPr>
+                <w:rFonts w:ascii="Arial" w:cs="Arial" w:eastAsia="Arial" w:hAnsi="Arial"/>
+                <w:b w:val="false"/>
+                <w:bCs w:val="false"/>
+                <w:i w:val="false"/>
+                <w:iCs w:val="false"/>
+                <w:color w:val="000000"/>
+                <w:sz w:val="18"/>
+                <w:szCs w:val="18"/>
+              </w:rPr>
+              <w:t xml:space="preserve">Students are arranged in groups of four around their lab benches. The structured practical proceeds in three stages: STAGE 1 — Lithium with water (student-conducted with teacher at the front): Each group receives a large clear plastic trough half-filled with distilled water, a small piece of universal indicator paper (or 3 drops of universal indicator solution added to the water), and a test tube for gas collection. The teacher uses tongs to place a rice-grain piece of lithium into each group trough. Students observe and record: speed of reaction, appearance of the metal surface, sound, whether the metal sinks or floats, gas produced (test tube inverted over metal to collect gas — teacher brings glowing splint to each group for testing), and colour change of indicator. STAGE 2 — Sodium with water (student-conducted, repeating Lesson 1 observations now with data collection): Teacher provides each group with a rice-grain piece of sodium. Students repeat observations and gas test, and measure pH using the indicator. STAGE 3 — Potassium with water (TEACHER DEMONSTRATION ONLY, students observe from seats): Teacher moves to the front demonstration bench, places a safety screen, and drops a rice-grain piece of potassium into a large water trough. Students observe the characteristic lilac/purple flame, rapid movement across the surface and vigorous fizzing from their seats. Students record all observations in a structured results table with columns: Element | Appearance of metal | Reaction speed (slow/medium/fast/explosive) | Gas produced (yes/no) | Splint result | pH of solution | Other observations.</w:t>
+            </w:r>
+          </w:p>
+        </w:tc>
+        <w:tc>
+          <w:tcPr>
+            <w:tcW w:type="dxa" w:w="3040"/>
+            <w:shd w:fill="F2F2F2" w:color="auto" w:val="clear"/>
+            <w:tcMar>
+              <w:top w:type="dxa" w:w="60"/>
+              <w:left w:type="dxa" w:w="120"/>
+              <w:bottom w:type="dxa" w:w="60"/>
+              <w:right w:type="dxa" w:w="120"/>
+            </w:tcMar>
+            <w:vAlign w:val="top"/>
+          </w:tcPr>
+          <w:p>
+            <w:pPr>
+              <w:spacing w:after="40" w:before="0"/>
+              <w:jc w:val="left"/>
+            </w:pPr>
+            <w:r>
+              <w:rPr>
+                <w:rFonts w:ascii="Arial" w:cs="Arial" w:eastAsia="Arial" w:hAnsi="Arial"/>
+                <w:b w:val="false"/>
+                <w:bCs w:val="false"/>
+                <w:i w:val="false"/>
+                <w:iCs w:val="false"/>
+                <w:color w:val="000000"/>
+                <w:sz w:val="18"/>
+                <w:szCs w:val="18"/>
+              </w:rPr>
+              <w:t xml:space="preserve">Before Stage 1: 'Before I give each group the lithium, I want you to write down — in the Observations column — what you PREDICT you will see for lithium based on what you already know. Leave the actual observation blank for now.' [WAIT TIME: 30 seconds for writing.] During Stage 1, circulate and prompt with: 'What is happening to the surface of the lithium? Is it floating or sinking? What does that tell you about its density relative to water?' During Stage 2, ask: 'Compare your sodium observation to your lithium observation right now — what is different? Write that comparison in your notebook.' During Stage 3 (K demo), after the reaction: 'Describe what you just saw using only words — no evaluation words like amazing or scary, only what your senses detected.' [WAIT TIME: 45 seconds for silent writing before any class discussion.] Safety narration during demo: 'I am using a piece no larger than a grain of rice. Potassium is stored under oil because even contact with air moisture begins to react. This is why the Kisumu officer stored sodium under oil in that sealed container.'</w:t>
+            </w:r>
+          </w:p>
+        </w:tc>
+        <w:tc>
+          <w:tcPr>
+            <w:tcW w:type="dxa" w:w="3040"/>
+            <w:shd w:fill="FFFFFF" w:color="auto" w:val="clear"/>
+            <w:tcMar>
+              <w:top w:type="dxa" w:w="60"/>
+              <w:left w:type="dxa" w:w="120"/>
+              <w:bottom w:type="dxa" w:w="60"/>
+              <w:right w:type="dxa" w:w="120"/>
+            </w:tcMar>
+            <w:vAlign w:val="top"/>
+          </w:tcPr>
+          <w:p>
+            <w:pPr>
+              <w:spacing w:after="40" w:before="0"/>
+              <w:jc w:val="left"/>
+            </w:pPr>
+            <w:r>
+              <w:rPr>
+                <w:rFonts w:ascii="Arial" w:cs="Arial" w:eastAsia="Arial" w:hAnsi="Arial"/>
+                <w:b w:val="false"/>
+                <w:bCs w:val="false"/>
+                <w:i w:val="false"/>
+                <w:iCs w:val="false"/>
+                <w:color w:val="000000"/>
+                <w:sz w:val="18"/>
+                <w:szCs w:val="18"/>
+              </w:rPr>
+              <w:t xml:space="preserve">Structured observation table forces systematic data recording. The predict-then-observe sequence within the table makes the discrepancy between prediction and observation visible. Comparing lithium and sodium side-by-side in real time builds the empirical trend before any explanation is offered.</w:t>
+            </w:r>
+          </w:p>
+        </w:tc>
+        <w:tc>
+          <w:tcPr>
+            <w:tcW w:type="dxa" w:w="3040"/>
+            <w:shd w:fill="F2F2F2" w:color="auto" w:val="clear"/>
+            <w:tcMar>
+              <w:top w:type="dxa" w:w="60"/>
+              <w:left w:type="dxa" w:w="120"/>
+              <w:bottom w:type="dxa" w:w="60"/>
+              <w:right w:type="dxa" w:w="120"/>
+            </w:tcMar>
+            <w:vAlign w:val="top"/>
+          </w:tcPr>
+          <w:p>
+            <w:pPr>
+              <w:spacing w:after="40" w:before="0"/>
+              <w:jc w:val="left"/>
+            </w:pPr>
+            <w:r>
+              <w:rPr>
+                <w:rFonts w:ascii="Arial" w:cs="Arial" w:eastAsia="Arial" w:hAnsi="Arial"/>
+                <w:b w:val="false"/>
+                <w:bCs w:val="false"/>
+                <w:i w:val="false"/>
+                <w:iCs w:val="false"/>
+                <w:color w:val="000000"/>
+                <w:sz w:val="18"/>
+                <w:szCs w:val="18"/>
+              </w:rPr>
+              <w:t xml:space="preserve">Teacher checks that each group has complete data in the results table before moving to the Explain phase. Listen for misconceptions: 'the bigger piece would react faster' (confounding size with reactivity) or 'potassium is not really a metal because it floats' (incomplete metal concept). Address these briefly: 'What is the definition of a metal? Does floating on water change that definition?'</w:t>
+            </w:r>
+          </w:p>
+        </w:tc>
+      </w:tr>
+      <w:tr>
+        <w:tc>
+          <w:tcPr>
+            <w:tcW w:type="dxa" w:w="1520"/>
+            <w:shd w:fill="E2EFDA" w:color="auto" w:val="clear"/>
+            <w:tcMar>
+              <w:top w:type="dxa" w:w="60"/>
+              <w:left w:type="dxa" w:w="120"/>
+              <w:bottom w:type="dxa" w:w="60"/>
+              <w:right w:type="dxa" w:w="120"/>
+            </w:tcMar>
+            <w:vAlign w:val="top"/>
+          </w:tcPr>
+          <w:p>
+            <w:pPr>
+              <w:spacing w:after="40" w:before="0"/>
+              <w:jc w:val="left"/>
+            </w:pPr>
+            <w:r>
+              <w:rPr>
+                <w:rFonts w:ascii="Arial" w:cs="Arial" w:eastAsia="Arial" w:hAnsi="Arial"/>
+                <w:b/>
+                <w:bCs/>
+                <w:i w:val="false"/>
+                <w:iCs w:val="false"/>
+                <w:color w:val="000000"/>
+                <w:sz w:val="18"/>
+                <w:szCs w:val="18"/>
+              </w:rPr>
+              <w:t xml:space="preserve">Explain Phase</w:t>
+            </w:r>
+          </w:p>
+          <w:p>
+            <w:pPr>
+              <w:spacing w:after="20" w:before="0"/>
+            </w:pPr>
+            <w:r>
+              <w:rPr>
+                <w:rFonts w:ascii="Arial" w:cs="Arial" w:eastAsia="Arial" w:hAnsi="Arial"/>
+                <w:b/>
+                <w:bCs/>
+                <w:color w:val="1F3864"/>
+                <w:sz w:val="16"/>
+                <w:szCs w:val="16"/>
+              </w:rPr>
+              <w:t xml:space="preserve">📹 VIDEO:</w:t>
+            </w:r>
+          </w:p>
+          <w:p>
+            <w:pPr>
+              <w:spacing w:after="20" w:before="0"/>
+            </w:pPr>
+            <w:hyperlink w:history="1" r:id="rIdj5p0eznyuqvm0jpmgnob9">
               <w:r>
                 <w:rPr>
                   <w:rFonts w:ascii="Arial" w:cs="Arial" w:eastAsia="Arial" w:hAnsi="Arial"/>
@@ -6345,7 +6651,7 @@
               <w:spacing w:after="10" w:before="0"/>
               <w:ind w:left="120"/>
             </w:pPr>
-            <w:hyperlink w:history="1" r:id="rIdgr5nttjxtwzfwopzc31h8">
+            <w:hyperlink w:history="1" r:id="rId4lbq2t0zq6nczqqntuiyc">
               <w:r>
                 <w:rPr>
                   <w:rFonts w:ascii="Arial" w:cs="Arial" w:eastAsia="Arial" w:hAnsi="Arial"/>
@@ -6383,14 +6689,14 @@
                 <w:sz w:val="16"/>
                 <w:szCs w:val="16"/>
               </w:rPr>
-              <w:t xml:space="preserve">📖 EXERCISE:</w:t>
+              <w:t xml:space="preserve">📖 PDF:</w:t>
             </w:r>
           </w:p>
           <w:p>
             <w:pPr>
               <w:spacing w:after="20" w:before="0"/>
             </w:pPr>
-            <w:hyperlink w:history="1" r:id="rIdqid7l56wukhh0zgoxrghe">
+            <w:hyperlink w:history="1" r:id="rIdflfiwmpriz40vtzzdgv5x">
               <w:r>
                 <w:rPr>
                   <w:rFonts w:ascii="Arial" w:cs="Arial" w:eastAsia="Arial" w:hAnsi="Arial"/>
@@ -6399,7 +6705,7 @@
                   <w:szCs w:val="16"/>
                   <w:u w:val="single" w:color="2E75B6"/>
                 </w:rPr>
-                <w:t xml:space="preserve">Hydrogen and Alkali Metals Practice</w:t>
+                <w:t xml:space="preserve">Periodicity of Chemical families</w:t>
               </w:r>
             </w:hyperlink>
           </w:p>
@@ -6415,7 +6721,7 @@
                 <w:sz w:val="14"/>
                 <w:szCs w:val="14"/>
               </w:rPr>
-              <w:t xml:space="preserve">Source: CK-12</w:t>
+              <w:t xml:space="preserve">Source: ARES Local Curriculum  - Digital Literacy Content</w:t>
             </w:r>
           </w:p>
           <w:p>
@@ -6423,7 +6729,7 @@
               <w:spacing w:after="10" w:before="0"/>
               <w:ind w:left="120"/>
             </w:pPr>
-            <w:hyperlink w:history="1" r:id="rIdjlxbvuvf4gl4-m-opzddx">
+            <w:hyperlink w:history="1" r:id="rIdiwapod4-dojse2e6wc-4w">
               <w:r>
                 <w:rPr>
                   <w:rFonts w:ascii="Arial" w:cs="Arial" w:eastAsia="Arial" w:hAnsi="Arial"/>
@@ -6465,7 +6771,7 @@
                 <w:sz w:val="18"/>
                 <w:szCs w:val="18"/>
               </w:rPr>
-              <w:t xml:space="preserve">Students are arranged in groups of four around their lab benches. The structured practical proceeds in three stages: STAGE 1 — Lithium with water (student-conducted with teacher at the front): Each group receives a large clear plastic trough half-filled with distilled water, a small piece of universal indicator paper (or 3 drops of universal indicator solution added to the water), and a test tube for gas collection. The teacher uses tongs to place a rice-grain piece of lithium into each group trough. Students observe and record: speed of reaction, appearance of the metal surface, sound, whether the metal sinks or floats, gas produced (test tube inverted over metal to collect gas — teacher brings glowing splint to each group for testing), and colour change of indicator. STAGE 2 — Sodium with water (student-conducted, repeating Lesson 1 observations now with data collection): Teacher provides each group with a rice-grain piece of sodium. Students repeat observations and gas test, and measure pH using the indicator. STAGE 3 — Potassium with water (TEACHER DEMONSTRATION ONLY, students observe from seats): Teacher moves to the front demonstration bench, places a safety screen, and drops a rice-grain piece of potassium into a large water trough. Students observe the characteristic lilac/purple flame, rapid movement across the surface and vigorous fizzing from their seats. Students record all observations in a structured results table with columns: Element | Appearance of metal | Reaction speed (slow/medium/fast/explosive) | Gas produced (yes/no) | Splint result | pH of solution | Other observations.</w:t>
+              <w:t xml:space="preserve">Students remain in their groups for 12 minutes of structured explanation activity: ACTIVITY 1 — Electron configuration diagrams (5 minutes): Each student draws the electron configuration of Li (2,1), Na (2,8,1) and K (2,8,8,1) in their notebooks side by side, labelling the nucleus, each electron shell and the outer electron. They then answer two guided questions: (a) What do lithium, sodium and potassium have in common in their electron configurations? (b) How does the distance of the outer electron from the nucleus change as you go from Li to Na to K? ACTIVITY 2 — Linking configuration to ionisation energy (3 minutes): Students read a data strip card (provided by teacher) showing the first ionisation energies: Li = 520 kJ/mol, Na = 496 kJ/mol, K = 419 kJ/mol. They plot these three values as a bar chart in their notebooks and answer: 'What is the trend in ionisation energy going down Group I? How does this explain the reactivity trend you observed today?' ACTIVITY 3 — Writing balanced equations (4 minutes): Students write and balance the three equations — (a) 2Li(s) + 2H2O(l) → 2LiOH(aq) + H2(g); (b) 2Na(s) + 2H2O(l) → 2NaOH(aq) + H2(g); (c) 2K(s) + 2H2O(l) → 2KOH(aq) + H2(g) — and peer-check with a partner using a checklist: (i) formulae correct, (ii) balanced, (iii) state symbols included, (iv) arrow direction correct. The teacher connects back to the phenomenon: 'The NaOH produced in the Kisumu demonstration is what made that solution strongly alkaline — that is exactly what you measured today with your universal indicator.'</w:t>
             </w:r>
           </w:p>
         </w:tc>
@@ -6497,7 +6803,7 @@
                 <w:sz w:val="18"/>
                 <w:szCs w:val="18"/>
               </w:rPr>
-              <w:t xml:space="preserve">Before Stage 1: 'Before I give each group the lithium, I want you to write down — in the Observations column — what you PREDICT you will see for lithium based on what you already know. Leave the actual observation blank for now.' [WAIT TIME: 30 seconds for writing.] During Stage 1, circulate and prompt with: 'What is happening to the surface of the lithium? Is it floating or sinking? What does that tell you about its density relative to water?' During Stage 2, ask: 'Compare your sodium observation to your lithium observation right now — what is different? Write that comparison in your notebook.' During Stage 3 (K demo), after the reaction: 'Describe what you just saw using only words — no evaluation words like amazing or scary, only what your senses detected.' [WAIT TIME: 45 seconds for silent writing before any class discussion.] Safety narration during demo: 'I am using a piece no larger than a grain of rice. Potassium is stored under oil because even contact with air moisture begins to react. This is why the Kisumu officer stored sodium under oil in that sealed container.'</w:t>
+              <w:t xml:space="preserve">After Activity 1 drawings are complete, teacher selects one student to hold up their diagram for the class and asks: 'Everyone — look at the outer shell of lithium, sodium and potassium in this diagram. What single thing do they all share?' [WAIT TIME: 20 seconds.] After responses: 'Exactly — one electron in the outer shell. That single electron is what each metal gives away when it reacts. Now — which atom holds that outer electron most tightly, and why?' [WAIT TIME: 30 seconds.] Guide students toward the idea of shielding: 'Potassium has more inner shells between the nucleus and the outer electron. Those inner shells act like a shield — they reduce the pull of the nucleus on the outer electron. So potassium loses its outer electron more easily than sodium, which loses it more easily than lithium. Less energy needed to remove the electron means more reactive.' During peer-checking of equations, move around and listen. If a group has not included state symbols, say: 'Your equation tells us WHAT reacts but not in what form. A solid metal and a liquid are very different. How do we show that difference?' Reinforce Kenya context: 'The LiOH, NaOH and KOH produced in these reactions are all strong alkalis used in manufacturing soap — sodium hydroxide is used in the production of bar soap across Kenya.'</w:t>
             </w:r>
           </w:p>
         </w:tc>
@@ -6529,7 +6835,7 @@
                 <w:sz w:val="18"/>
                 <w:szCs w:val="18"/>
               </w:rPr>
-              <w:t xml:space="preserve">Structured observation table forces systematic data recording. The predict-then-observe sequence within the table makes the discrepancy between prediction and observation visible. Comparing lithium and sodium side-by-side in real time builds the empirical trend before any explanation is offered.</w:t>
+              <w:t xml:space="preserve">The electron configuration diagram serves as a visual anchor for the abstract concept of shielding. The bar chart of ionisation energies makes the trend quantitative rather than just qualitative. Peer-checking equations develops metacognitive accuracy. Explicit connection to the Kisumu phenomenon keeps the explanation grounded in the observable event from Lesson 1.</w:t>
             </w:r>
           </w:p>
         </w:tc>
@@ -6561,7 +6867,7 @@
                 <w:sz w:val="18"/>
                 <w:szCs w:val="18"/>
               </w:rPr>
-              <w:t xml:space="preserve">Teacher checks that each group has complete data in the results table before moving to the Explain phase. Listen for misconceptions: 'the bigger piece would react faster' (confounding size with reactivity) or 'potassium is not really a metal because it floats' (incomplete metal concept). Address these briefly: 'What is the definition of a metal? Does floating on water change that definition?'</w:t>
+              <w:t xml:space="preserve">Collect one equation set per pair (written on half a sheet of paper) for quick marking. Exit check question (oral, whole class show-of-hands): 'Raise your hand if you can state in one sentence why potassium is more reactive than lithium.' Cold-call two students — one who raised a hand and one who did not — to check depth of understanding. Target misconception to probe: 'Potassium is more reactive because it has more protons' — redirect to the outer electron distance and shielding argument.</w:t>
             </w:r>
           </w:p>
         </w:tc>
@@ -6570,32 +6876,32 @@
         <w:tc>
           <w:tcPr>
             <w:tcW w:type="dxa" w:w="1520"/>
-            <w:shd w:fill="E2EFDA" w:color="auto" w:val="clear"/>
-            <w:tcMar>
-              <w:top w:type="dxa" w:w="60"/>
-              <w:left w:type="dxa" w:w="120"/>
-              <w:bottom w:type="dxa" w:w="60"/>
-              <w:right w:type="dxa" w:w="120"/>
-            </w:tcMar>
-            <w:vAlign w:val="top"/>
-          </w:tcPr>
-          <w:p>
-            <w:pPr>
-              <w:spacing w:after="40" w:before="0"/>
-              <w:jc w:val="left"/>
-            </w:pPr>
-            <w:r>
-              <w:rPr>
-                <w:rFonts w:ascii="Arial" w:cs="Arial" w:eastAsia="Arial" w:hAnsi="Arial"/>
-                <w:b/>
-                <w:bCs/>
-                <w:i w:val="false"/>
-                <w:iCs w:val="false"/>
-                <w:color w:val="000000"/>
-                <w:sz w:val="18"/>
-                <w:szCs w:val="18"/>
-              </w:rPr>
-              <w:t xml:space="preserve">Explain Phase</w:t>
+            <w:shd w:fill="FCE4D6" w:color="auto" w:val="clear"/>
+            <w:tcMar>
+              <w:top w:type="dxa" w:w="60"/>
+              <w:left w:type="dxa" w:w="120"/>
+              <w:bottom w:type="dxa" w:w="60"/>
+              <w:right w:type="dxa" w:w="120"/>
+            </w:tcMar>
+            <w:vAlign w:val="top"/>
+          </w:tcPr>
+          <w:p>
+            <w:pPr>
+              <w:spacing w:after="40" w:before="0"/>
+              <w:jc w:val="left"/>
+            </w:pPr>
+            <w:r>
+              <w:rPr>
+                <w:rFonts w:ascii="Arial" w:cs="Arial" w:eastAsia="Arial" w:hAnsi="Arial"/>
+                <w:b/>
+                <w:bCs/>
+                <w:i w:val="false"/>
+                <w:iCs w:val="false"/>
+                <w:color w:val="000000"/>
+                <w:sz w:val="18"/>
+                <w:szCs w:val="18"/>
+              </w:rPr>
+              <w:t xml:space="preserve">Driving Question Board (DQB) Creation</w:t>
             </w:r>
           </w:p>
           <w:p>
@@ -6618,7 +6924,7 @@
             <w:pPr>
               <w:spacing w:after="20" w:before="0"/>
             </w:pPr>
-            <w:hyperlink w:history="1" r:id="rIdabd0hkptli0wdry1-klz_">
+            <w:hyperlink w:history="1" r:id="rIdpyfzxoya62aphmvlrxtwy">
               <w:r>
                 <w:rPr>
                   <w:rFonts w:ascii="Arial" w:cs="Arial" w:eastAsia="Arial" w:hAnsi="Arial"/>
@@ -6651,7 +6957,7 @@
               <w:spacing w:after="10" w:before="0"/>
               <w:ind w:left="120"/>
             </w:pPr>
-            <w:hyperlink w:history="1" r:id="rIdfzzwttyymogrlwe6nerew">
+            <w:hyperlink w:history="1" r:id="rIdhie52dgihok8tjylugijo">
               <w:r>
                 <w:rPr>
                   <w:rFonts w:ascii="Arial" w:cs="Arial" w:eastAsia="Arial" w:hAnsi="Arial"/>
@@ -6689,14 +6995,14 @@
                 <w:sz w:val="16"/>
                 <w:szCs w:val="16"/>
               </w:rPr>
-              <w:t xml:space="preserve">📖 PDF:</w:t>
+              <w:t xml:space="preserve">📖 HTML:</w:t>
             </w:r>
           </w:p>
           <w:p>
             <w:pPr>
               <w:spacing w:after="20" w:before="0"/>
             </w:pPr>
-            <w:hyperlink w:history="1" r:id="rIdoldt-mqlss8jhggupn-lb">
+            <w:hyperlink w:history="1" r:id="rIdcbxscuvvxhwn0tgzebd6n">
               <w:r>
                 <w:rPr>
                   <w:rFonts w:ascii="Arial" w:cs="Arial" w:eastAsia="Arial" w:hAnsi="Arial"/>
@@ -6705,7 +7011,7 @@
                   <w:szCs w:val="16"/>
                   <w:u w:val="single" w:color="2E75B6"/>
                 </w:rPr>
-                <w:t xml:space="preserve">Periodicity of Chemical families</w:t>
+                <w:t xml:space="preserve">Hydrogen and Alkali Metals (Flexbook)</w:t>
               </w:r>
             </w:hyperlink>
           </w:p>
@@ -6721,7 +7027,7 @@
                 <w:sz w:val="14"/>
                 <w:szCs w:val="14"/>
               </w:rPr>
-              <w:t xml:space="preserve">Source: ARES Local Curriculum  - Digital Literacy Content</w:t>
+              <w:t xml:space="preserve">Source: CK-12</w:t>
             </w:r>
           </w:p>
           <w:p>
@@ -6729,7 +7035,7 @@
               <w:spacing w:after="10" w:before="0"/>
               <w:ind w:left="120"/>
             </w:pPr>
-            <w:hyperlink w:history="1" r:id="rIdj0k3ewg9d_pq_ax0r-v3t">
+            <w:hyperlink w:history="1" r:id="rIdnacltdemm7-nysi08ewhk">
               <w:r>
                 <w:rPr>
                   <w:rFonts w:ascii="Arial" w:cs="Arial" w:eastAsia="Arial" w:hAnsi="Arial"/>
@@ -6771,7 +7077,7 @@
                 <w:sz w:val="18"/>
                 <w:szCs w:val="18"/>
               </w:rPr>
-              <w:t xml:space="preserve">Students remain in their groups for 12 minutes of structured explanation activity: ACTIVITY 1 — Electron configuration diagrams (5 minutes): Each student draws the electron configuration of Li (2,1), Na (2,8,1) and K (2,8,8,1) in their notebooks side by side, labelling the nucleus, each electron shell and the outer electron. They then answer two guided questions: (a) What do lithium, sodium and potassium have in common in their electron configurations? (b) How does the distance of the outer electron from the nucleus change as you go from Li to Na to K? ACTIVITY 2 — Linking configuration to ionisation energy (3 minutes): Students read a data strip card (provided by teacher) showing the first ionisation energies: Li = 520 kJ/mol, Na = 496 kJ/mol, K = 419 kJ/mol. They plot these three values as a bar chart in their notebooks and answer: 'What is the trend in ionisation energy going down Group I? How does this explain the reactivity trend you observed today?' ACTIVITY 3 — Writing balanced equations (4 minutes): Students write and balance the three equations — (a) 2Li(s) + 2H2O(l) → 2LiOH(aq) + H2(g); (b) 2Na(s) + 2H2O(l) → 2NaOH(aq) + H2(g); (c) 2K(s) + 2H2O(l) → 2KOH(aq) + H2(g) — and peer-check with a partner using a checklist: (i) formulae correct, (ii) balanced, (iii) state symbols included, (iv) arrow direction correct. The teacher connects back to the phenomenon: 'The NaOH produced in the Kisumu demonstration is what made that solution strongly alkaline — that is exactly what you measured today with your universal indicator.'</w:t>
+              <w:t xml:space="preserve">Students return to the class DQB constructed in Lesson 1. Each group reviews the questions their class posted last lesson. For 3 minutes, each group selects ONE question on the DQB that today's experiment has provided evidence to answer (even partially), and writes a brief evidence-based answer on a different-coloured sticky note, attaching it directly below the original question. They also add any NEW questions that today's lesson raised — for example: 'If Group I elements all have one outer electron, what happens if there are TWO outer electrons — like in magnesium?', 'Why does adding one more proton in magnesium make it so much less reactive than sodium?', 'What makes noble gases different from all these reactive metals?'</w:t>
             </w:r>
           </w:p>
         </w:tc>
@@ -6803,7 +7109,7 @@
                 <w:sz w:val="18"/>
                 <w:szCs w:val="18"/>
               </w:rPr>
-              <w:t xml:space="preserve">After Activity 1 drawings are complete, teacher selects one student to hold up their diagram for the class and asks: 'Everyone — look at the outer shell of lithium, sodium and potassium in this diagram. What single thing do they all share?' [WAIT TIME: 20 seconds.] After responses: 'Exactly — one electron in the outer shell. That single electron is what each metal gives away when it reacts. Now — which atom holds that outer electron most tightly, and why?' [WAIT TIME: 30 seconds.] Guide students toward the idea of shielding: 'Potassium has more inner shells between the nucleus and the outer electron. Those inner shells act like a shield — they reduce the pull of the nucleus on the outer electron. So potassium loses its outer electron more easily than sodium, which loses it more easily than lithium. Less energy needed to remove the electron means more reactive.' During peer-checking of equations, move around and listen. If a group has not included state symbols, say: 'Your equation tells us WHAT reacts but not in what form. A solid metal and a liquid are very different. How do we show that difference?' Reinforce Kenya context: 'The LiOH, NaOH and KOH produced in these reactions are all strong alkalis used in manufacturing soap — sodium hydroxide is used in the production of bar soap across Kenya.'</w:t>
+              <w:t xml:space="preserve">Teacher directs attention to the DQB: 'Our board from Lesson 1 had many unanswered questions. Look at the questions your class posted. Which ones can we now partially answer with today's evidence?' After groups post their answers: 'I can see several groups have answered the question about why reactivity increases down the group. But I notice no one has yet answered this question over here — [points to the question about magnesium or chlorine from Lesson 1]. Keep that question in your mind. That is exactly where we are going in Lesson 3.' Teacher reads aloud any new questions students have added and validates them: 'These are excellent scientific questions. A chemist who can ask a precise question is already halfway to an answer.'</w:t>
             </w:r>
           </w:p>
         </w:tc>
@@ -6835,7 +7141,7 @@
                 <w:sz w:val="18"/>
                 <w:szCs w:val="18"/>
               </w:rPr>
-              <w:t xml:space="preserve">The electron configuration diagram serves as a visual anchor for the abstract concept of shielding. The bar chart of ionisation energies makes the trend quantitative rather than just qualitative. Peer-checking equations develops metacognitive accuracy. Explicit connection to the Kisumu phenomenon keeps the explanation grounded in the observable event from Lesson 1.</w:t>
+              <w:t xml:space="preserve">The DQB functions as a living argument map — questions from Lesson 1 get answered with evidence from Lesson 2, while new questions scaffold into Lessons 3 and 4. This shows students that science is a progressive, cumulative process of inquiry, not isolated lessons.</w:t>
             </w:r>
           </w:p>
         </w:tc>
@@ -6867,7 +7173,7 @@
                 <w:sz w:val="18"/>
                 <w:szCs w:val="18"/>
               </w:rPr>
-              <w:t xml:space="preserve">Collect one equation set per pair (written on half a sheet of paper) for quick marking. Exit check question (oral, whole class show-of-hands): 'Raise your hand if you can state in one sentence why potassium is more reactive than lithium.' Cold-call two students — one who raised a hand and one who did not — to check depth of understanding. Target misconception to probe: 'Potassium is more reactive because it has more protons' — redirect to the outer electron distance and shielding argument.</w:t>
+              <w:t xml:space="preserve">Teacher photographs the updated DQB at the end of each lesson to track the progression of student thinking across all seven lessons. Check whether the answers students post are evidence-based ('We saw that K reacted faster and our data shows pH was highest for K') versus opinion-based ('We think potassium is more reactive'). Prompt for evidence language if needed.</w:t>
             </w:r>
           </w:p>
         </w:tc>
@@ -6876,32 +7182,32 @@
         <w:tc>
           <w:tcPr>
             <w:tcW w:type="dxa" w:w="1520"/>
-            <w:shd w:fill="FCE4D6" w:color="auto" w:val="clear"/>
-            <w:tcMar>
-              <w:top w:type="dxa" w:w="60"/>
-              <w:left w:type="dxa" w:w="120"/>
-              <w:bottom w:type="dxa" w:w="60"/>
-              <w:right w:type="dxa" w:w="120"/>
-            </w:tcMar>
-            <w:vAlign w:val="top"/>
-          </w:tcPr>
-          <w:p>
-            <w:pPr>
-              <w:spacing w:after="40" w:before="0"/>
-              <w:jc w:val="left"/>
-            </w:pPr>
-            <w:r>
-              <w:rPr>
-                <w:rFonts w:ascii="Arial" w:cs="Arial" w:eastAsia="Arial" w:hAnsi="Arial"/>
-                <w:b/>
-                <w:bCs/>
-                <w:i w:val="false"/>
-                <w:iCs w:val="false"/>
-                <w:color w:val="000000"/>
-                <w:sz w:val="18"/>
-                <w:szCs w:val="18"/>
-              </w:rPr>
-              <w:t xml:space="preserve">Driving Question Board (DQB) Creation</w:t>
+            <w:shd w:fill="D5E8F0" w:color="auto" w:val="clear"/>
+            <w:tcMar>
+              <w:top w:type="dxa" w:w="60"/>
+              <w:left w:type="dxa" w:w="120"/>
+              <w:bottom w:type="dxa" w:w="60"/>
+              <w:right w:type="dxa" w:w="120"/>
+            </w:tcMar>
+            <w:vAlign w:val="top"/>
+          </w:tcPr>
+          <w:p>
+            <w:pPr>
+              <w:spacing w:after="40" w:before="0"/>
+              <w:jc w:val="left"/>
+            </w:pPr>
+            <w:r>
+              <w:rPr>
+                <w:rFonts w:ascii="Arial" w:cs="Arial" w:eastAsia="Arial" w:hAnsi="Arial"/>
+                <w:b/>
+                <w:bCs/>
+                <w:i w:val="false"/>
+                <w:iCs w:val="false"/>
+                <w:color w:val="000000"/>
+                <w:sz w:val="18"/>
+                <w:szCs w:val="18"/>
+              </w:rPr>
+              <w:t xml:space="preserve">Model Building Phase</w:t>
             </w:r>
           </w:p>
           <w:p>
@@ -6924,7 +7230,7 @@
             <w:pPr>
               <w:spacing w:after="20" w:before="0"/>
             </w:pPr>
-            <w:hyperlink w:history="1" r:id="rIdcwu4myajztjdicjpep3u_">
+            <w:hyperlink w:history="1" r:id="rIdeqdwpua8ue1jmrsbnjn1p">
               <w:r>
                 <w:rPr>
                   <w:rFonts w:ascii="Arial" w:cs="Arial" w:eastAsia="Arial" w:hAnsi="Arial"/>
@@ -6957,7 +7263,7 @@
               <w:spacing w:after="10" w:before="0"/>
               <w:ind w:left="120"/>
             </w:pPr>
-            <w:hyperlink w:history="1" r:id="rIdhufdcneymkdt3utnbbu0o">
+            <w:hyperlink w:history="1" r:id="rIdxfakpib0pb92u763k1mxm">
               <w:r>
                 <w:rPr>
                   <w:rFonts w:ascii="Arial" w:cs="Arial" w:eastAsia="Arial" w:hAnsi="Arial"/>
@@ -7002,7 +7308,7 @@
             <w:pPr>
               <w:spacing w:after="20" w:before="0"/>
             </w:pPr>
-            <w:hyperlink w:history="1" r:id="rId3yw7yfthudrw3dhz0bxij">
+            <w:hyperlink w:history="1" r:id="rIds28fjlwzwh19aagpnzzz7">
               <w:r>
                 <w:rPr>
                   <w:rFonts w:ascii="Arial" w:cs="Arial" w:eastAsia="Arial" w:hAnsi="Arial"/>
@@ -7035,313 +7341,7 @@
               <w:spacing w:after="10" w:before="0"/>
               <w:ind w:left="120"/>
             </w:pPr>
-            <w:hyperlink w:history="1" r:id="rIdzjorwgpd0jlk8l6zibf9f">
-              <w:r>
-                <w:rPr>
-                  <w:rFonts w:ascii="Arial" w:cs="Arial" w:eastAsia="Arial" w:hAnsi="Arial"/>
-                  <w:color w:val="595959"/>
-                  <w:sz w:val="14"/>
-                  <w:szCs w:val="14"/>
-                  <w:u w:val="single" w:color="595959"/>
-                </w:rPr>
-                <w:t xml:space="preserve">🔍 Search ARES for similar readings</w:t>
-              </w:r>
-            </w:hyperlink>
-          </w:p>
-        </w:tc>
-        <w:tc>
-          <w:tcPr>
-            <w:tcW w:type="dxa" w:w="3040"/>
-            <w:shd w:fill="FFFFFF" w:color="auto" w:val="clear"/>
-            <w:tcMar>
-              <w:top w:type="dxa" w:w="60"/>
-              <w:left w:type="dxa" w:w="120"/>
-              <w:bottom w:type="dxa" w:w="60"/>
-              <w:right w:type="dxa" w:w="120"/>
-            </w:tcMar>
-            <w:vAlign w:val="top"/>
-          </w:tcPr>
-          <w:p>
-            <w:pPr>
-              <w:spacing w:after="40" w:before="0"/>
-              <w:jc w:val="left"/>
-            </w:pPr>
-            <w:r>
-              <w:rPr>
-                <w:rFonts w:ascii="Arial" w:cs="Arial" w:eastAsia="Arial" w:hAnsi="Arial"/>
-                <w:b w:val="false"/>
-                <w:bCs w:val="false"/>
-                <w:i w:val="false"/>
-                <w:iCs w:val="false"/>
-                <w:color w:val="000000"/>
-                <w:sz w:val="18"/>
-                <w:szCs w:val="18"/>
-              </w:rPr>
-              <w:t xml:space="preserve">Students return to the class DQB constructed in Lesson 1. Each group reviews the questions their class posted last lesson. For 3 minutes, each group selects ONE question on the DQB that today's experiment has provided evidence to answer (even partially), and writes a brief evidence-based answer on a different-coloured sticky note, attaching it directly below the original question. They also add any NEW questions that today's lesson raised — for example: 'If Group I elements all have one outer electron, what happens if there are TWO outer electrons — like in magnesium?', 'Why does adding one more proton in magnesium make it so much less reactive than sodium?', 'What makes noble gases different from all these reactive metals?'</w:t>
-            </w:r>
-          </w:p>
-        </w:tc>
-        <w:tc>
-          <w:tcPr>
-            <w:tcW w:type="dxa" w:w="3040"/>
-            <w:shd w:fill="F2F2F2" w:color="auto" w:val="clear"/>
-            <w:tcMar>
-              <w:top w:type="dxa" w:w="60"/>
-              <w:left w:type="dxa" w:w="120"/>
-              <w:bottom w:type="dxa" w:w="60"/>
-              <w:right w:type="dxa" w:w="120"/>
-            </w:tcMar>
-            <w:vAlign w:val="top"/>
-          </w:tcPr>
-          <w:p>
-            <w:pPr>
-              <w:spacing w:after="40" w:before="0"/>
-              <w:jc w:val="left"/>
-            </w:pPr>
-            <w:r>
-              <w:rPr>
-                <w:rFonts w:ascii="Arial" w:cs="Arial" w:eastAsia="Arial" w:hAnsi="Arial"/>
-                <w:b w:val="false"/>
-                <w:bCs w:val="false"/>
-                <w:i w:val="false"/>
-                <w:iCs w:val="false"/>
-                <w:color w:val="000000"/>
-                <w:sz w:val="18"/>
-                <w:szCs w:val="18"/>
-              </w:rPr>
-              <w:t xml:space="preserve">Teacher directs attention to the DQB: 'Our board from Lesson 1 had many unanswered questions. Look at the questions your class posted. Which ones can we now partially answer with today's evidence?' After groups post their answers: 'I can see several groups have answered the question about why reactivity increases down the group. But I notice no one has yet answered this question over here — [points to the question about magnesium or chlorine from Lesson 1]. Keep that question in your mind. That is exactly where we are going in Lesson 3.' Teacher reads aloud any new questions students have added and validates them: 'These are excellent scientific questions. A chemist who can ask a precise question is already halfway to an answer.'</w:t>
-            </w:r>
-          </w:p>
-        </w:tc>
-        <w:tc>
-          <w:tcPr>
-            <w:tcW w:type="dxa" w:w="3040"/>
-            <w:shd w:fill="FFFFFF" w:color="auto" w:val="clear"/>
-            <w:tcMar>
-              <w:top w:type="dxa" w:w="60"/>
-              <w:left w:type="dxa" w:w="120"/>
-              <w:bottom w:type="dxa" w:w="60"/>
-              <w:right w:type="dxa" w:w="120"/>
-            </w:tcMar>
-            <w:vAlign w:val="top"/>
-          </w:tcPr>
-          <w:p>
-            <w:pPr>
-              <w:spacing w:after="40" w:before="0"/>
-              <w:jc w:val="left"/>
-            </w:pPr>
-            <w:r>
-              <w:rPr>
-                <w:rFonts w:ascii="Arial" w:cs="Arial" w:eastAsia="Arial" w:hAnsi="Arial"/>
-                <w:b w:val="false"/>
-                <w:bCs w:val="false"/>
-                <w:i w:val="false"/>
-                <w:iCs w:val="false"/>
-                <w:color w:val="000000"/>
-                <w:sz w:val="18"/>
-                <w:szCs w:val="18"/>
-              </w:rPr>
-              <w:t xml:space="preserve">The DQB functions as a living argument map — questions from Lesson 1 get answered with evidence from Lesson 2, while new questions scaffold into Lessons 3 and 4. This shows students that science is a progressive, cumulative process of inquiry, not isolated lessons.</w:t>
-            </w:r>
-          </w:p>
-        </w:tc>
-        <w:tc>
-          <w:tcPr>
-            <w:tcW w:type="dxa" w:w="3040"/>
-            <w:shd w:fill="F2F2F2" w:color="auto" w:val="clear"/>
-            <w:tcMar>
-              <w:top w:type="dxa" w:w="60"/>
-              <w:left w:type="dxa" w:w="120"/>
-              <w:bottom w:type="dxa" w:w="60"/>
-              <w:right w:type="dxa" w:w="120"/>
-            </w:tcMar>
-            <w:vAlign w:val="top"/>
-          </w:tcPr>
-          <w:p>
-            <w:pPr>
-              <w:spacing w:after="40" w:before="0"/>
-              <w:jc w:val="left"/>
-            </w:pPr>
-            <w:r>
-              <w:rPr>
-                <w:rFonts w:ascii="Arial" w:cs="Arial" w:eastAsia="Arial" w:hAnsi="Arial"/>
-                <w:b w:val="false"/>
-                <w:bCs w:val="false"/>
-                <w:i w:val="false"/>
-                <w:iCs w:val="false"/>
-                <w:color w:val="000000"/>
-                <w:sz w:val="18"/>
-                <w:szCs w:val="18"/>
-              </w:rPr>
-              <w:t xml:space="preserve">Teacher photographs the updated DQB at the end of each lesson to track the progression of student thinking across all seven lessons. Check whether the answers students post are evidence-based ('We saw that K reacted faster and our data shows pH was highest for K') versus opinion-based ('We think potassium is more reactive'). Prompt for evidence language if needed.</w:t>
-            </w:r>
-          </w:p>
-        </w:tc>
-      </w:tr>
-      <w:tr>
-        <w:tc>
-          <w:tcPr>
-            <w:tcW w:type="dxa" w:w="1520"/>
-            <w:shd w:fill="D5E8F0" w:color="auto" w:val="clear"/>
-            <w:tcMar>
-              <w:top w:type="dxa" w:w="60"/>
-              <w:left w:type="dxa" w:w="120"/>
-              <w:bottom w:type="dxa" w:w="60"/>
-              <w:right w:type="dxa" w:w="120"/>
-            </w:tcMar>
-            <w:vAlign w:val="top"/>
-          </w:tcPr>
-          <w:p>
-            <w:pPr>
-              <w:spacing w:after="40" w:before="0"/>
-              <w:jc w:val="left"/>
-            </w:pPr>
-            <w:r>
-              <w:rPr>
-                <w:rFonts w:ascii="Arial" w:cs="Arial" w:eastAsia="Arial" w:hAnsi="Arial"/>
-                <w:b/>
-                <w:bCs/>
-                <w:i w:val="false"/>
-                <w:iCs w:val="false"/>
-                <w:color w:val="000000"/>
-                <w:sz w:val="18"/>
-                <w:szCs w:val="18"/>
-              </w:rPr>
-              <w:t xml:space="preserve">Model Building Phase</w:t>
-            </w:r>
-          </w:p>
-          <w:p>
-            <w:pPr>
-              <w:spacing w:after="20" w:before="0"/>
-            </w:pPr>
-            <w:r>
-              <w:rPr>
-                <w:rFonts w:ascii="Arial" w:cs="Arial" w:eastAsia="Arial" w:hAnsi="Arial"/>
-                <w:b/>
-                <w:bCs/>
-                <w:color w:val="1F3864"/>
-                <w:sz w:val="16"/>
-                <w:szCs w:val="16"/>
-              </w:rPr>
-              <w:t xml:space="preserve">📹 VIDEO:</w:t>
-            </w:r>
-          </w:p>
-          <w:p>
-            <w:pPr>
-              <w:spacing w:after="20" w:before="0"/>
-            </w:pPr>
-            <w:hyperlink w:history="1" r:id="rIdsihlxq4k_d-hdvsmvoufh">
-              <w:r>
-                <w:rPr>
-                  <w:rFonts w:ascii="Arial" w:cs="Arial" w:eastAsia="Arial" w:hAnsi="Arial"/>
-                  <w:color w:val="2E75B6"/>
-                  <w:sz w:val="16"/>
-                  <w:szCs w:val="16"/>
-                  <w:u w:val="single" w:color="2E75B6"/>
-                </w:rPr>
-                <w:t xml:space="preserve">The periodic table - transition metals</w:t>
-              </w:r>
-            </w:hyperlink>
-          </w:p>
-          <w:p>
-            <w:pPr>
-              <w:spacing w:after="10" w:before="0"/>
-              <w:ind w:left="120"/>
-            </w:pPr>
-            <w:r>
-              <w:rPr>
-                <w:rFonts w:ascii="Arial" w:cs="Arial" w:eastAsia="Arial" w:hAnsi="Arial"/>
-                <w:color w:val="595959"/>
-                <w:sz w:val="14"/>
-                <w:szCs w:val="14"/>
-              </w:rPr>
-              <w:t xml:space="preserve">Source: Khan Academy (English - US curriculum)</w:t>
-            </w:r>
-          </w:p>
-          <w:p>
-            <w:pPr>
-              <w:spacing w:after="10" w:before="0"/>
-              <w:ind w:left="120"/>
-            </w:pPr>
-            <w:hyperlink w:history="1" r:id="rIdthmusbondjxzadxmfqibn">
-              <w:r>
-                <w:rPr>
-                  <w:rFonts w:ascii="Arial" w:cs="Arial" w:eastAsia="Arial" w:hAnsi="Arial"/>
-                  <w:color w:val="595959"/>
-                  <w:sz w:val="14"/>
-                  <w:szCs w:val="14"/>
-                  <w:u w:val="single" w:color="595959"/>
-                </w:rPr>
-                <w:t xml:space="preserve">🔍 Search ARES for similar videos</w:t>
-              </w:r>
-            </w:hyperlink>
-          </w:p>
-          <w:p>
-            <w:pPr>
-              <w:spacing w:after="40" w:before="0"/>
-            </w:pPr>
-            <w:r>
-              <w:rPr>
-                <w:sz w:val="14"/>
-                <w:szCs w:val="14"/>
-              </w:rPr>
-              <w:t xml:space="preserve"/>
-            </w:r>
-          </w:p>
-          <w:p>
-            <w:pPr>
-              <w:spacing w:after="20" w:before="0"/>
-            </w:pPr>
-            <w:r>
-              <w:rPr>
-                <w:rFonts w:ascii="Arial" w:cs="Arial" w:eastAsia="Arial" w:hAnsi="Arial"/>
-                <w:b/>
-                <w:bCs/>
-                <w:color w:val="1F3864"/>
-                <w:sz w:val="16"/>
-                <w:szCs w:val="16"/>
-              </w:rPr>
-              <w:t xml:space="preserve">📖 HTML:</w:t>
-            </w:r>
-          </w:p>
-          <w:p>
-            <w:pPr>
-              <w:spacing w:after="20" w:before="0"/>
-            </w:pPr>
-            <w:hyperlink w:history="1" r:id="rIdspn1vg5cfbjyy0iaqsoss">
-              <w:r>
-                <w:rPr>
-                  <w:rFonts w:ascii="Arial" w:cs="Arial" w:eastAsia="Arial" w:hAnsi="Arial"/>
-                  <w:color w:val="2E75B6"/>
-                  <w:sz w:val="16"/>
-                  <w:szCs w:val="16"/>
-                  <w:u w:val="single" w:color="2E75B6"/>
-                </w:rPr>
-                <w:t xml:space="preserve">Hydrogen and Alkali Metals (Flexbook)</w:t>
-              </w:r>
-            </w:hyperlink>
-          </w:p>
-          <w:p>
-            <w:pPr>
-              <w:spacing w:after="10" w:before="0"/>
-              <w:ind w:left="120"/>
-            </w:pPr>
-            <w:r>
-              <w:rPr>
-                <w:rFonts w:ascii="Arial" w:cs="Arial" w:eastAsia="Arial" w:hAnsi="Arial"/>
-                <w:color w:val="595959"/>
-                <w:sz w:val="14"/>
-                <w:szCs w:val="14"/>
-              </w:rPr>
-              <w:t xml:space="preserve">Source: CK-12</w:t>
-            </w:r>
-          </w:p>
-          <w:p>
-            <w:pPr>
-              <w:spacing w:after="10" w:before="0"/>
-              <w:ind w:left="120"/>
-            </w:pPr>
-            <w:hyperlink w:history="1" r:id="rIdqaun8zbzfet1hde35sgbt">
+            <w:hyperlink w:history="1" r:id="rIdj4fw--wefvkad0x1mv0fq">
               <w:r>
                 <w:rPr>
                   <w:rFonts w:ascii="Arial" w:cs="Arial" w:eastAsia="Arial" w:hAnsi="Arial"/>
@@ -8828,7 +8828,7 @@
             <w:pPr>
               <w:spacing w:after="20" w:before="0"/>
             </w:pPr>
-            <w:hyperlink w:history="1" r:id="rId0i5c-uhs-vfizat9s3ckd">
+            <w:hyperlink w:history="1" r:id="rIdcga6rvze_2knzgm07_mhs">
               <w:r>
                 <w:rPr>
                   <w:rFonts w:ascii="Arial" w:cs="Arial" w:eastAsia="Arial" w:hAnsi="Arial"/>
@@ -8861,7 +8861,7 @@
               <w:spacing w:after="10" w:before="0"/>
               <w:ind w:left="120"/>
             </w:pPr>
-            <w:hyperlink w:history="1" r:id="rIdpb8ab4q9_obhtslspbbbr">
+            <w:hyperlink w:history="1" r:id="rId61kdpacyxozcihzs-g57m">
               <w:r>
                 <w:rPr>
                   <w:rFonts w:ascii="Arial" w:cs="Arial" w:eastAsia="Arial" w:hAnsi="Arial"/>
@@ -8906,7 +8906,7 @@
             <w:pPr>
               <w:spacing w:after="20" w:before="0"/>
             </w:pPr>
-            <w:hyperlink w:history="1" r:id="rIdtl8l006knkp1a0v81shnb">
+            <w:hyperlink w:history="1" r:id="rId15ash5tzzycejsg_zky59">
               <w:r>
                 <w:rPr>
                   <w:rFonts w:ascii="Arial" w:cs="Arial" w:eastAsia="Arial" w:hAnsi="Arial"/>
@@ -8939,7 +8939,7 @@
               <w:spacing w:after="10" w:before="0"/>
               <w:ind w:left="120"/>
             </w:pPr>
-            <w:hyperlink w:history="1" r:id="rIdmt-a3xyxed8mshxn3s6qy">
+            <w:hyperlink w:history="1" r:id="rIdoyw0bcgsssawx0yn9myrh">
               <w:r>
                 <w:rPr>
                   <w:rFonts w:ascii="Arial" w:cs="Arial" w:eastAsia="Arial" w:hAnsi="Arial"/>
@@ -9286,7 +9286,693 @@
             <w:pPr>
               <w:spacing w:after="20" w:before="0"/>
             </w:pPr>
-            <w:hyperlink w:history="1" r:id="rIdcijxh8oem3kl7-k-dctme">
+            <w:hyperlink w:history="1" r:id="rIdcltmker_1360euljre2p7">
+              <w:r>
+                <w:rPr>
+                  <w:rFonts w:ascii="Arial" w:cs="Arial" w:eastAsia="Arial" w:hAnsi="Arial"/>
+                  <w:color w:val="2E75B6"/>
+                  <w:sz w:val="16"/>
+                  <w:szCs w:val="16"/>
+                  <w:u w:val="single" w:color="2E75B6"/>
+                </w:rPr>
+                <w:t xml:space="preserve">Ionization energy: period trend</w:t>
+              </w:r>
+            </w:hyperlink>
+          </w:p>
+          <w:p>
+            <w:pPr>
+              <w:spacing w:after="10" w:before="0"/>
+              <w:ind w:left="120"/>
+            </w:pPr>
+            <w:r>
+              <w:rPr>
+                <w:rFonts w:ascii="Arial" w:cs="Arial" w:eastAsia="Arial" w:hAnsi="Arial"/>
+                <w:color w:val="595959"/>
+                <w:sz w:val="14"/>
+                <w:szCs w:val="14"/>
+              </w:rPr>
+              <w:t xml:space="preserve">Source: Khan Academy (English - US curriculum)</w:t>
+            </w:r>
+          </w:p>
+          <w:p>
+            <w:pPr>
+              <w:spacing w:after="10" w:before="0"/>
+              <w:ind w:left="120"/>
+            </w:pPr>
+            <w:hyperlink w:history="1" r:id="rIdl0aynahwwybynzgtlsz6u">
+              <w:r>
+                <w:rPr>
+                  <w:rFonts w:ascii="Arial" w:cs="Arial" w:eastAsia="Arial" w:hAnsi="Arial"/>
+                  <w:color w:val="595959"/>
+                  <w:sz w:val="14"/>
+                  <w:szCs w:val="14"/>
+                  <w:u w:val="single" w:color="595959"/>
+                </w:rPr>
+                <w:t xml:space="preserve">🔍 Search ARES for similar videos</w:t>
+              </w:r>
+            </w:hyperlink>
+          </w:p>
+          <w:p>
+            <w:pPr>
+              <w:spacing w:after="40" w:before="0"/>
+            </w:pPr>
+            <w:r>
+              <w:rPr>
+                <w:sz w:val="14"/>
+                <w:szCs w:val="14"/>
+              </w:rPr>
+              <w:t xml:space="preserve"/>
+            </w:r>
+          </w:p>
+          <w:p>
+            <w:pPr>
+              <w:spacing w:after="20" w:before="0"/>
+            </w:pPr>
+            <w:r>
+              <w:rPr>
+                <w:rFonts w:ascii="Arial" w:cs="Arial" w:eastAsia="Arial" w:hAnsi="Arial"/>
+                <w:b/>
+                <w:bCs/>
+                <w:color w:val="1F3864"/>
+                <w:sz w:val="16"/>
+                <w:szCs w:val="16"/>
+              </w:rPr>
+              <w:t xml:space="preserve">📖 HTML:</w:t>
+            </w:r>
+          </w:p>
+          <w:p>
+            <w:pPr>
+              <w:spacing w:after="20" w:before="0"/>
+            </w:pPr>
+            <w:hyperlink w:history="1" r:id="rIdmmlnmhggxjvplqjtxqxlh">
+              <w:r>
+                <w:rPr>
+                  <w:rFonts w:ascii="Arial" w:cs="Arial" w:eastAsia="Arial" w:hAnsi="Arial"/>
+                  <w:color w:val="2E75B6"/>
+                  <w:sz w:val="16"/>
+                  <w:szCs w:val="16"/>
+                  <w:u w:val="single" w:color="2E75B6"/>
+                </w:rPr>
+                <w:t xml:space="preserve">Alkaline Earth Metals (Flexbook)</w:t>
+              </w:r>
+            </w:hyperlink>
+          </w:p>
+          <w:p>
+            <w:pPr>
+              <w:spacing w:after="10" w:before="0"/>
+              <w:ind w:left="120"/>
+            </w:pPr>
+            <w:r>
+              <w:rPr>
+                <w:rFonts w:ascii="Arial" w:cs="Arial" w:eastAsia="Arial" w:hAnsi="Arial"/>
+                <w:color w:val="595959"/>
+                <w:sz w:val="14"/>
+                <w:szCs w:val="14"/>
+              </w:rPr>
+              <w:t xml:space="preserve">Source: CK-12</w:t>
+            </w:r>
+          </w:p>
+          <w:p>
+            <w:pPr>
+              <w:spacing w:after="10" w:before="0"/>
+              <w:ind w:left="120"/>
+            </w:pPr>
+            <w:hyperlink w:history="1" r:id="rIdcayw7fe-04dkqlftiecen">
+              <w:r>
+                <w:rPr>
+                  <w:rFonts w:ascii="Arial" w:cs="Arial" w:eastAsia="Arial" w:hAnsi="Arial"/>
+                  <w:color w:val="595959"/>
+                  <w:sz w:val="14"/>
+                  <w:szCs w:val="14"/>
+                  <w:u w:val="single" w:color="595959"/>
+                </w:rPr>
+                <w:t xml:space="preserve">🔍 Search ARES for similar readings</w:t>
+              </w:r>
+            </w:hyperlink>
+          </w:p>
+        </w:tc>
+        <w:tc>
+          <w:tcPr>
+            <w:tcW w:type="dxa" w:w="3040"/>
+            <w:shd w:fill="FFFFFF" w:color="auto" w:val="clear"/>
+            <w:tcMar>
+              <w:top w:type="dxa" w:w="60"/>
+              <w:left w:type="dxa" w:w="120"/>
+              <w:bottom w:type="dxa" w:w="60"/>
+              <w:right w:type="dxa" w:w="120"/>
+            </w:tcMar>
+            <w:vAlign w:val="top"/>
+          </w:tcPr>
+          <w:p>
+            <w:pPr>
+              <w:spacing w:after="40" w:before="0"/>
+              <w:jc w:val="left"/>
+            </w:pPr>
+            <w:r>
+              <w:rPr>
+                <w:rFonts w:ascii="Arial" w:cs="Arial" w:eastAsia="Arial" w:hAnsi="Arial"/>
+                <w:b w:val="false"/>
+                <w:bCs w:val="false"/>
+                <w:i w:val="false"/>
+                <w:iCs w:val="false"/>
+                <w:color w:val="000000"/>
+                <w:sz w:val="18"/>
+                <w:szCs w:val="18"/>
+              </w:rPr>
+              <w:t xml:space="preserve">Students work in groups of 4. Each group runs three sequential investigations using a structured practical worksheet with pre-drawn data tables and observation prompts:</w:t>
+            </w:r>
+          </w:p>
+          <w:p>
+            <w:pPr>
+              <w:spacing w:after="40" w:before="0"/>
+              <w:jc w:val="left"/>
+            </w:pPr>
+            <w:r>
+              <w:rPr>
+                <w:rFonts w:ascii="Arial" w:cs="Arial" w:eastAsia="Arial" w:hAnsi="Arial"/>
+                <w:b w:val="false"/>
+                <w:bCs w:val="false"/>
+                <w:i w:val="false"/>
+                <w:iCs w:val="false"/>
+                <w:color w:val="000000"/>
+                <w:sz w:val="18"/>
+                <w:szCs w:val="18"/>
+              </w:rPr>
+              <w:t xml:space="preserve"/>
+            </w:r>
+          </w:p>
+          <w:p>
+            <w:pPr>
+              <w:spacing w:after="40" w:before="0"/>
+              <w:jc w:val="left"/>
+            </w:pPr>
+            <w:r>
+              <w:rPr>
+                <w:rFonts w:ascii="Arial" w:cs="Arial" w:eastAsia="Arial" w:hAnsi="Arial"/>
+                <w:b w:val="false"/>
+                <w:bCs w:val="false"/>
+                <w:i w:val="false"/>
+                <w:iCs w:val="false"/>
+                <w:color w:val="000000"/>
+                <w:sz w:val="18"/>
+                <w:szCs w:val="18"/>
+              </w:rPr>
+              <w:t xml:space="preserve">INVESTIGATION A — Magnesium in Cold Water (8 min): Place a 3 cm strip of pre-cleaned magnesium ribbon into a test tube of cold water. Observe for 5 minutes. At the end, test any gas collected (if using a delivery tube and inverted test tube) with a lighted splint. Test the solution with universal indicator. Record: (a) appearance of magnesium before and after, (b) rate of bubbling (describe: vigorous / slow / barely visible / none), (c) splint result, (d) indicator colour and pH estimate.</w:t>
+            </w:r>
+          </w:p>
+          <w:p>
+            <w:pPr>
+              <w:spacing w:after="40" w:before="0"/>
+              <w:jc w:val="left"/>
+            </w:pPr>
+            <w:r>
+              <w:rPr>
+                <w:rFonts w:ascii="Arial" w:cs="Arial" w:eastAsia="Arial" w:hAnsi="Arial"/>
+                <w:b w:val="false"/>
+                <w:bCs w:val="false"/>
+                <w:i w:val="false"/>
+                <w:iCs w:val="false"/>
+                <w:color w:val="000000"/>
+                <w:sz w:val="18"/>
+                <w:szCs w:val="18"/>
+              </w:rPr>
+              <w:t xml:space="preserve"/>
+            </w:r>
+          </w:p>
+          <w:p>
+            <w:pPr>
+              <w:spacing w:after="40" w:before="0"/>
+              <w:jc w:val="left"/>
+            </w:pPr>
+            <w:r>
+              <w:rPr>
+                <w:rFonts w:ascii="Arial" w:cs="Arial" w:eastAsia="Arial" w:hAnsi="Arial"/>
+                <w:b w:val="false"/>
+                <w:bCs w:val="false"/>
+                <w:i w:val="false"/>
+                <w:iCs w:val="false"/>
+                <w:color w:val="000000"/>
+                <w:sz w:val="18"/>
+                <w:szCs w:val="18"/>
+              </w:rPr>
+              <w:t xml:space="preserve">INVESTIGATION B — Magnesium Burning in Steam (8 min): Teacher demonstrates OR advanced groups set up: Heat water in a boiling tube to generate steam; hold magnesium ribbon in tongs and ignite it, then pass it through the steam. Observe the bright white flame and white ash deposit. Students record colour, brightness, and products. SAFETY: Students look away from the flame.</w:t>
+            </w:r>
+          </w:p>
+          <w:p>
+            <w:pPr>
+              <w:spacing w:after="40" w:before="0"/>
+              <w:jc w:val="left"/>
+            </w:pPr>
+            <w:r>
+              <w:rPr>
+                <w:rFonts w:ascii="Arial" w:cs="Arial" w:eastAsia="Arial" w:hAnsi="Arial"/>
+                <w:b w:val="false"/>
+                <w:bCs w:val="false"/>
+                <w:i w:val="false"/>
+                <w:iCs w:val="false"/>
+                <w:color w:val="000000"/>
+                <w:sz w:val="18"/>
+                <w:szCs w:val="18"/>
+              </w:rPr>
+              <w:t xml:space="preserve"/>
+            </w:r>
+          </w:p>
+          <w:p>
+            <w:pPr>
+              <w:spacing w:after="40" w:before="0"/>
+              <w:jc w:val="left"/>
+            </w:pPr>
+            <w:r>
+              <w:rPr>
+                <w:rFonts w:ascii="Arial" w:cs="Arial" w:eastAsia="Arial" w:hAnsi="Arial"/>
+                <w:b w:val="false"/>
+                <w:bCs w:val="false"/>
+                <w:i w:val="false"/>
+                <w:iCs w:val="false"/>
+                <w:color w:val="000000"/>
+                <w:sz w:val="18"/>
+                <w:szCs w:val="18"/>
+              </w:rPr>
+              <w:t xml:space="preserve">INVESTIGATION C — Magnesium in Dilute HCl (5 min): Add a 2 cm strip of magnesium ribbon to a test tube containing 5 mL of 1 mol/L HCl. Observe rate of reaction, temperature change (feel the outside of the tube carefully), and test gas with a lighted splint. Record all observations.</w:t>
+            </w:r>
+          </w:p>
+          <w:p>
+            <w:pPr>
+              <w:spacing w:after="40" w:before="0"/>
+              <w:jc w:val="left"/>
+            </w:pPr>
+            <w:r>
+              <w:rPr>
+                <w:rFonts w:ascii="Arial" w:cs="Arial" w:eastAsia="Arial" w:hAnsi="Arial"/>
+                <w:b w:val="false"/>
+                <w:bCs w:val="false"/>
+                <w:i w:val="false"/>
+                <w:iCs w:val="false"/>
+                <w:color w:val="000000"/>
+                <w:sz w:val="18"/>
+                <w:szCs w:val="18"/>
+              </w:rPr>
+              <w:t xml:space="preserve"/>
+            </w:r>
+          </w:p>
+          <w:p>
+            <w:pPr>
+              <w:spacing w:after="40" w:before="0"/>
+              <w:jc w:val="left"/>
+            </w:pPr>
+            <w:r>
+              <w:rPr>
+                <w:rFonts w:ascii="Arial" w:cs="Arial" w:eastAsia="Arial" w:hAnsi="Arial"/>
+                <w:b w:val="false"/>
+                <w:bCs w:val="false"/>
+                <w:i w:val="false"/>
+                <w:iCs w:val="false"/>
+                <w:color w:val="000000"/>
+                <w:sz w:val="18"/>
+                <w:szCs w:val="18"/>
+              </w:rPr>
+              <w:t xml:space="preserve">TEACHER DEMONSTRATION — Calcium in Cold Water (7 min): Teacher drops a 0.5 cm piece of calcium into 50 mL of cold water in a beaker while students observe. Students test the resulting solution with universal indicator. Groups compare calcium's cold-water reaction rate to magnesium's cold-water reaction from Investigation A.</w:t>
+            </w:r>
+          </w:p>
+          <w:p>
+            <w:pPr>
+              <w:spacing w:after="40" w:before="0"/>
+              <w:jc w:val="left"/>
+            </w:pPr>
+            <w:r>
+              <w:rPr>
+                <w:rFonts w:ascii="Arial" w:cs="Arial" w:eastAsia="Arial" w:hAnsi="Arial"/>
+                <w:b w:val="false"/>
+                <w:bCs w:val="false"/>
+                <w:i w:val="false"/>
+                <w:iCs w:val="false"/>
+                <w:color w:val="000000"/>
+                <w:sz w:val="18"/>
+                <w:szCs w:val="18"/>
+              </w:rPr>
+              <w:t xml:space="preserve"/>
+            </w:r>
+          </w:p>
+          <w:p>
+            <w:pPr>
+              <w:spacing w:after="40" w:before="0"/>
+              <w:jc w:val="left"/>
+            </w:pPr>
+            <w:r>
+              <w:rPr>
+                <w:rFonts w:ascii="Arial" w:cs="Arial" w:eastAsia="Arial" w:hAnsi="Arial"/>
+                <w:b w:val="false"/>
+                <w:bCs w:val="false"/>
+                <w:i w:val="false"/>
+                <w:iCs w:val="false"/>
+                <w:color w:val="000000"/>
+                <w:sz w:val="18"/>
+                <w:szCs w:val="18"/>
+              </w:rPr>
+              <w:t xml:space="preserve">GRAPHING TASK (concurrent, completed during wait times): Using the data table printed on the back of the worksheet, students plot three graphs on pre-drawn axes: (1) Atomic radius (pm) vs. Group II element (Be→Ba); (2) First ionisation energy (kJ/mol) vs. element; (3) Melting point (°C) vs. element. Data values are provided in the worksheet. Students draw best-fit lines and annotate the trend direction with an arrow.</w:t>
+            </w:r>
+          </w:p>
+        </w:tc>
+        <w:tc>
+          <w:tcPr>
+            <w:tcW w:type="dxa" w:w="3040"/>
+            <w:shd w:fill="F2F2F2" w:color="auto" w:val="clear"/>
+            <w:tcMar>
+              <w:top w:type="dxa" w:w="60"/>
+              <w:left w:type="dxa" w:w="120"/>
+              <w:bottom w:type="dxa" w:w="60"/>
+              <w:right w:type="dxa" w:w="120"/>
+            </w:tcMar>
+            <w:vAlign w:val="top"/>
+          </w:tcPr>
+          <w:p>
+            <w:pPr>
+              <w:spacing w:after="40" w:before="0"/>
+              <w:jc w:val="left"/>
+            </w:pPr>
+            <w:r>
+              <w:rPr>
+                <w:rFonts w:ascii="Arial" w:cs="Arial" w:eastAsia="Arial" w:hAnsi="Arial"/>
+                <w:b w:val="false"/>
+                <w:bCs w:val="false"/>
+                <w:i w:val="false"/>
+                <w:iCs w:val="false"/>
+                <w:color w:val="000000"/>
+                <w:sz w:val="18"/>
+                <w:szCs w:val="18"/>
+              </w:rPr>
+              <w:t xml:space="preserve">Before investigations begin, teacher reads the safety notes aloud (verbatim from the SLO safety section) and conducts a 2-minute equipment check with the class.</w:t>
+            </w:r>
+          </w:p>
+          <w:p>
+            <w:pPr>
+              <w:spacing w:after="40" w:before="0"/>
+              <w:jc w:val="left"/>
+            </w:pPr>
+            <w:r>
+              <w:rPr>
+                <w:rFonts w:ascii="Arial" w:cs="Arial" w:eastAsia="Arial" w:hAnsi="Arial"/>
+                <w:b w:val="false"/>
+                <w:bCs w:val="false"/>
+                <w:i w:val="false"/>
+                <w:iCs w:val="false"/>
+                <w:color w:val="000000"/>
+                <w:sz w:val="18"/>
+                <w:szCs w:val="18"/>
+              </w:rPr>
+              <w:t xml:space="preserve"/>
+            </w:r>
+          </w:p>
+          <w:p>
+            <w:pPr>
+              <w:spacing w:after="40" w:before="0"/>
+              <w:jc w:val="left"/>
+            </w:pPr>
+            <w:r>
+              <w:rPr>
+                <w:rFonts w:ascii="Arial" w:cs="Arial" w:eastAsia="Arial" w:hAnsi="Arial"/>
+                <w:b w:val="false"/>
+                <w:bCs w:val="false"/>
+                <w:i w:val="false"/>
+                <w:iCs w:val="false"/>
+                <w:color w:val="000000"/>
+                <w:sz w:val="18"/>
+                <w:szCs w:val="18"/>
+              </w:rPr>
+              <w:t xml:space="preserve">During Investigation A, circulate to groups and prompt: 'Compare the bubble rate here to what you remember from sodium in Kisumu. How would you describe the difference — use a precise word, not just slow or fast.' WAIT TIME: 10 seconds after posing each question before accepting answers.</w:t>
+            </w:r>
+          </w:p>
+          <w:p>
+            <w:pPr>
+              <w:spacing w:after="40" w:before="0"/>
+              <w:jc w:val="left"/>
+            </w:pPr>
+            <w:r>
+              <w:rPr>
+                <w:rFonts w:ascii="Arial" w:cs="Arial" w:eastAsia="Arial" w:hAnsi="Arial"/>
+                <w:b w:val="false"/>
+                <w:bCs w:val="false"/>
+                <w:i w:val="false"/>
+                <w:iCs w:val="false"/>
+                <w:color w:val="000000"/>
+                <w:sz w:val="18"/>
+                <w:szCs w:val="18"/>
+              </w:rPr>
+              <w:t xml:space="preserve"/>
+            </w:r>
+          </w:p>
+          <w:p>
+            <w:pPr>
+              <w:spacing w:after="40" w:before="0"/>
+              <w:jc w:val="left"/>
+            </w:pPr>
+            <w:r>
+              <w:rPr>
+                <w:rFonts w:ascii="Arial" w:cs="Arial" w:eastAsia="Arial" w:hAnsi="Arial"/>
+                <w:b w:val="false"/>
+                <w:bCs w:val="false"/>
+                <w:i w:val="false"/>
+                <w:iCs w:val="false"/>
+                <w:color w:val="000000"/>
+                <w:sz w:val="18"/>
+                <w:szCs w:val="18"/>
+              </w:rPr>
+              <w:t xml:space="preserve">During Investigation B (demo or group), teacher narrates: 'Notice the magnesium burns in steam — it is reactive enough when given energy, but it did not react in cold water. Why might heat change things? Hold that thought for Phase 3.'</w:t>
+            </w:r>
+          </w:p>
+          <w:p>
+            <w:pPr>
+              <w:spacing w:after="40" w:before="0"/>
+              <w:jc w:val="left"/>
+            </w:pPr>
+            <w:r>
+              <w:rPr>
+                <w:rFonts w:ascii="Arial" w:cs="Arial" w:eastAsia="Arial" w:hAnsi="Arial"/>
+                <w:b w:val="false"/>
+                <w:bCs w:val="false"/>
+                <w:i w:val="false"/>
+                <w:iCs w:val="false"/>
+                <w:color w:val="000000"/>
+                <w:sz w:val="18"/>
+                <w:szCs w:val="18"/>
+              </w:rPr>
+              <w:t xml:space="preserve"/>
+            </w:r>
+          </w:p>
+          <w:p>
+            <w:pPr>
+              <w:spacing w:after="40" w:before="0"/>
+              <w:jc w:val="left"/>
+            </w:pPr>
+            <w:r>
+              <w:rPr>
+                <w:rFonts w:ascii="Arial" w:cs="Arial" w:eastAsia="Arial" w:hAnsi="Arial"/>
+                <w:b w:val="false"/>
+                <w:bCs w:val="false"/>
+                <w:i w:val="false"/>
+                <w:iCs w:val="false"/>
+                <w:color w:val="000000"/>
+                <w:sz w:val="18"/>
+                <w:szCs w:val="18"/>
+              </w:rPr>
+              <w:t xml:space="preserve">During the calcium demonstration, teacher asks: 'Watch carefully — I want three specific observations from three different people. Jomo, tell me what you see happening to the surface of the calcium. Faith, what is happening to the water? Korir, what does the splint test tell us?' Cold-call by name, WAIT TIME 10 seconds each.</w:t>
+            </w:r>
+          </w:p>
+          <w:p>
+            <w:pPr>
+              <w:spacing w:after="40" w:before="0"/>
+              <w:jc w:val="left"/>
+            </w:pPr>
+            <w:r>
+              <w:rPr>
+                <w:rFonts w:ascii="Arial" w:cs="Arial" w:eastAsia="Arial" w:hAnsi="Arial"/>
+                <w:b w:val="false"/>
+                <w:bCs w:val="false"/>
+                <w:i w:val="false"/>
+                <w:iCs w:val="false"/>
+                <w:color w:val="000000"/>
+                <w:sz w:val="18"/>
+                <w:szCs w:val="18"/>
+              </w:rPr>
+              <w:t xml:space="preserve"/>
+            </w:r>
+          </w:p>
+          <w:p>
+            <w:pPr>
+              <w:spacing w:after="40" w:before="0"/>
+              <w:jc w:val="left"/>
+            </w:pPr>
+            <w:r>
+              <w:rPr>
+                <w:rFonts w:ascii="Arial" w:cs="Arial" w:eastAsia="Arial" w:hAnsi="Arial"/>
+                <w:b w:val="false"/>
+                <w:bCs w:val="false"/>
+                <w:i w:val="false"/>
+                <w:iCs w:val="false"/>
+                <w:color w:val="000000"/>
+                <w:sz w:val="18"/>
+                <w:szCs w:val="18"/>
+              </w:rPr>
+              <w:t xml:space="preserve">After all investigations, teacher directs: 'In your groups, rank today's reactions from most to least vigorous: calcium in cold water, magnesium in cold water, magnesium in steam, magnesium in HCl. Then place SODIUM from last lesson's phenomenon into that ranking. Where does sodium fit? Discuss for 2 minutes — I will cold-call one reporter per group.'</w:t>
+            </w:r>
+          </w:p>
+          <w:p>
+            <w:pPr>
+              <w:spacing w:after="40" w:before="0"/>
+              <w:jc w:val="left"/>
+            </w:pPr>
+            <w:r>
+              <w:rPr>
+                <w:rFonts w:ascii="Arial" w:cs="Arial" w:eastAsia="Arial" w:hAnsi="Arial"/>
+                <w:b w:val="false"/>
+                <w:bCs w:val="false"/>
+                <w:i w:val="false"/>
+                <w:iCs w:val="false"/>
+                <w:color w:val="000000"/>
+                <w:sz w:val="18"/>
+                <w:szCs w:val="18"/>
+              </w:rPr>
+              <w:t xml:space="preserve"/>
+            </w:r>
+          </w:p>
+          <w:p>
+            <w:pPr>
+              <w:spacing w:after="40" w:before="0"/>
+              <w:jc w:val="left"/>
+            </w:pPr>
+            <w:r>
+              <w:rPr>
+                <w:rFonts w:ascii="Arial" w:cs="Arial" w:eastAsia="Arial" w:hAnsi="Arial"/>
+                <w:b w:val="false"/>
+                <w:bCs w:val="false"/>
+                <w:i w:val="false"/>
+                <w:iCs w:val="false"/>
+                <w:color w:val="000000"/>
+                <w:sz w:val="18"/>
+                <w:szCs w:val="18"/>
+              </w:rPr>
+              <w:t xml:space="preserve">Key teacher phrase: 'Your data from this bench is your evidence. Scientists in Nairobi, Tokyo and London doing this same experiment would get the same ranking. That is why we trust it.'</w:t>
+            </w:r>
+          </w:p>
+        </w:tc>
+        <w:tc>
+          <w:tcPr>
+            <w:tcW w:type="dxa" w:w="3040"/>
+            <w:shd w:fill="FFFFFF" w:color="auto" w:val="clear"/>
+            <w:tcMar>
+              <w:top w:type="dxa" w:w="60"/>
+              <w:left w:type="dxa" w:w="120"/>
+              <w:bottom w:type="dxa" w:w="60"/>
+              <w:right w:type="dxa" w:w="120"/>
+            </w:tcMar>
+            <w:vAlign w:val="top"/>
+          </w:tcPr>
+          <w:p>
+            <w:pPr>
+              <w:spacing w:after="40" w:before="0"/>
+              <w:jc w:val="left"/>
+            </w:pPr>
+            <w:r>
+              <w:rPr>
+                <w:rFonts w:ascii="Arial" w:cs="Arial" w:eastAsia="Arial" w:hAnsi="Arial"/>
+                <w:b w:val="false"/>
+                <w:bCs w:val="false"/>
+                <w:i w:val="false"/>
+                <w:iCs w:val="false"/>
+                <w:color w:val="000000"/>
+                <w:sz w:val="18"/>
+                <w:szCs w:val="18"/>
+              </w:rPr>
+              <w:t xml:space="preserve">Strategy: STRUCTURED OBSERVATION with COMPARATIVE RANKING. Rather than allowing students to observe each reaction in isolation, the worksheet and teacher questioning force students to continuously compare Group II reactions to each other AND to the sodium benchmark from the anchoring phenomenon. The ranking task converts qualitative observations into an ordered sequence — a proto-model — that will be explained mechanistically in Phase 3. The graphing task runs concurrently, so students are building quantitative physical-property trends at the same time as they gather qualitative chemical-property evidence, priming the connection between the two in the Explain phase.</w:t>
+            </w:r>
+          </w:p>
+        </w:tc>
+        <w:tc>
+          <w:tcPr>
+            <w:tcW w:type="dxa" w:w="3040"/>
+            <w:shd w:fill="F2F2F2" w:color="auto" w:val="clear"/>
+            <w:tcMar>
+              <w:top w:type="dxa" w:w="60"/>
+              <w:left w:type="dxa" w:w="120"/>
+              <w:bottom w:type="dxa" w:w="60"/>
+              <w:right w:type="dxa" w:w="120"/>
+            </w:tcMar>
+            <w:vAlign w:val="top"/>
+          </w:tcPr>
+          <w:p>
+            <w:pPr>
+              <w:spacing w:after="40" w:before="0"/>
+              <w:jc w:val="left"/>
+            </w:pPr>
+            <w:r>
+              <w:rPr>
+                <w:rFonts w:ascii="Arial" w:cs="Arial" w:eastAsia="Arial" w:hAnsi="Arial"/>
+                <w:b w:val="false"/>
+                <w:bCs w:val="false"/>
+                <w:i w:val="false"/>
+                <w:iCs w:val="false"/>
+                <w:color w:val="000000"/>
+                <w:sz w:val="18"/>
+                <w:szCs w:val="18"/>
+              </w:rPr>
+              <w:t xml:space="preserve">Observable indicators: (1) Each group produces a completed data table with observations for all three investigations before moving to Phase 3 — teacher initials each table during circulation. (2) Each group places sodium correctly in the vigour ranking (between calcium and Group I extremes, or above magnesium in cold water) — if a group cannot do this, teacher prompts: 'Go back to your Lesson 1 notes — what did you record about sodium in water?' (3) All three graphs show a correct trend direction (atomic radius increases down the group; first ionisation energy and melting point decrease down the group) — teacher scans graphs during the transition to Phase 3 and flags incorrect trends for targeted correction.</w:t>
+            </w:r>
+          </w:p>
+        </w:tc>
+      </w:tr>
+      <w:tr>
+        <w:tc>
+          <w:tcPr>
+            <w:tcW w:type="dxa" w:w="1520"/>
+            <w:shd w:fill="E2EFDA" w:color="auto" w:val="clear"/>
+            <w:tcMar>
+              <w:top w:type="dxa" w:w="60"/>
+              <w:left w:type="dxa" w:w="120"/>
+              <w:bottom w:type="dxa" w:w="60"/>
+              <w:right w:type="dxa" w:w="120"/>
+            </w:tcMar>
+            <w:vAlign w:val="top"/>
+          </w:tcPr>
+          <w:p>
+            <w:pPr>
+              <w:spacing w:after="40" w:before="0"/>
+              <w:jc w:val="left"/>
+            </w:pPr>
+            <w:r>
+              <w:rPr>
+                <w:rFonts w:ascii="Arial" w:cs="Arial" w:eastAsia="Arial" w:hAnsi="Arial"/>
+                <w:b/>
+                <w:bCs/>
+                <w:i w:val="false"/>
+                <w:iCs w:val="false"/>
+                <w:color w:val="000000"/>
+                <w:sz w:val="18"/>
+                <w:szCs w:val="18"/>
+              </w:rPr>
+              <w:t xml:space="preserve">Explain Phase</w:t>
+            </w:r>
+          </w:p>
+          <w:p>
+            <w:pPr>
+              <w:spacing w:after="20" w:before="0"/>
+            </w:pPr>
+            <w:r>
+              <w:rPr>
+                <w:rFonts w:ascii="Arial" w:cs="Arial" w:eastAsia="Arial" w:hAnsi="Arial"/>
+                <w:b/>
+                <w:bCs/>
+                <w:color w:val="1F3864"/>
+                <w:sz w:val="16"/>
+                <w:szCs w:val="16"/>
+              </w:rPr>
+              <w:t xml:space="preserve">📹 VIDEO:</w:t>
+            </w:r>
+          </w:p>
+          <w:p>
+            <w:pPr>
+              <w:spacing w:after="20" w:before="0"/>
+            </w:pPr>
+            <w:hyperlink w:history="1" r:id="rIdwv7wkfqocggdszorhdirf">
               <w:r>
                 <w:rPr>
                   <w:rFonts w:ascii="Arial" w:cs="Arial" w:eastAsia="Arial" w:hAnsi="Arial"/>
@@ -9319,7 +10005,7 @@
               <w:spacing w:after="10" w:before="0"/>
               <w:ind w:left="120"/>
             </w:pPr>
-            <w:hyperlink w:history="1" r:id="rIdpyz2pjqi1ds4vonxpo9l8">
+            <w:hyperlink w:history="1" r:id="rId4-irpivhqww3kg0zj6wjy">
               <w:r>
                 <w:rPr>
                   <w:rFonts w:ascii="Arial" w:cs="Arial" w:eastAsia="Arial" w:hAnsi="Arial"/>
@@ -9357,14 +10043,14 @@
                 <w:sz w:val="16"/>
                 <w:szCs w:val="16"/>
               </w:rPr>
-              <w:t xml:space="preserve">📖 HTML:</w:t>
+              <w:t xml:space="preserve">📖 PDF:</w:t>
             </w:r>
           </w:p>
           <w:p>
             <w:pPr>
               <w:spacing w:after="20" w:before="0"/>
             </w:pPr>
-            <w:hyperlink w:history="1" r:id="rIdqqbeuussl2mnmexcftreg">
+            <w:hyperlink w:history="1" r:id="rId4espq_kq5op9prcdtvb1i">
               <w:r>
                 <w:rPr>
                   <w:rFonts w:ascii="Arial" w:cs="Arial" w:eastAsia="Arial" w:hAnsi="Arial"/>
@@ -9373,7 +10059,7 @@
                   <w:szCs w:val="16"/>
                   <w:u w:val="single" w:color="2E75B6"/>
                 </w:rPr>
-                <w:t xml:space="preserve">Alkaline Earth Metals (Flexbook)</w:t>
+                <w:t xml:space="preserve">Periodicity of Chemical families</w:t>
               </w:r>
             </w:hyperlink>
           </w:p>
@@ -9389,7 +10075,7 @@
                 <w:sz w:val="14"/>
                 <w:szCs w:val="14"/>
               </w:rPr>
-              <w:t xml:space="preserve">Source: CK-12</w:t>
+              <w:t xml:space="preserve">Source: ARES Local Curriculum  - Digital Literacy Content</w:t>
             </w:r>
           </w:p>
           <w:p>
@@ -9397,7 +10083,7 @@
               <w:spacing w:after="10" w:before="0"/>
               <w:ind w:left="120"/>
             </w:pPr>
-            <w:hyperlink w:history="1" r:id="rIdp3shg0f9ouppethmxm92r">
+            <w:hyperlink w:history="1" r:id="rIdwifkiixyqowtuducw7obm">
               <w:r>
                 <w:rPr>
                   <w:rFonts w:ascii="Arial" w:cs="Arial" w:eastAsia="Arial" w:hAnsi="Arial"/>
@@ -9439,7 +10125,7 @@
                 <w:sz w:val="18"/>
                 <w:szCs w:val="18"/>
               </w:rPr>
-              <w:t xml:space="preserve">Students work in groups of 4. Each group runs three sequential investigations using a structured practical worksheet with pre-drawn data tables and observation prompts:</w:t>
+              <w:t xml:space="preserve">Groups spend 5 minutes writing balanced chemical equations for each reaction they observed, using a scaffold provided on the worksheet:</w:t>
             </w:r>
           </w:p>
           <w:p>
@@ -9477,7 +10163,83 @@
                 <w:sz w:val="18"/>
                 <w:szCs w:val="18"/>
               </w:rPr>
-              <w:t xml:space="preserve">INVESTIGATION A — Magnesium in Cold Water (8 min): Place a 3 cm strip of pre-cleaned magnesium ribbon into a test tube of cold water. Observe for 5 minutes. At the end, test any gas collected (if using a delivery tube and inverted test tube) with a lighted splint. Test the solution with universal indicator. Record: (a) appearance of magnesium before and after, (b) rate of bubbling (describe: vigorous / slow / barely visible / none), (c) splint result, (d) indicator colour and pH estimate.</w:t>
+              <w:t xml:space="preserve">(1) Mg(s) + 2H₂O(l) → Mg(OH)₂(s) + H₂(g) [cold water, slow]</w:t>
+            </w:r>
+          </w:p>
+          <w:p>
+            <w:pPr>
+              <w:spacing w:after="40" w:before="0"/>
+              <w:jc w:val="left"/>
+            </w:pPr>
+            <w:r>
+              <w:rPr>
+                <w:rFonts w:ascii="Arial" w:cs="Arial" w:eastAsia="Arial" w:hAnsi="Arial"/>
+                <w:b w:val="false"/>
+                <w:bCs w:val="false"/>
+                <w:i w:val="false"/>
+                <w:iCs w:val="false"/>
+                <w:color w:val="000000"/>
+                <w:sz w:val="18"/>
+                <w:szCs w:val="18"/>
+              </w:rPr>
+              <w:t xml:space="preserve">(2) Mg(s) + H₂O(g) → MgO(s) + H₂(g) [steam]</w:t>
+            </w:r>
+          </w:p>
+          <w:p>
+            <w:pPr>
+              <w:spacing w:after="40" w:before="0"/>
+              <w:jc w:val="left"/>
+            </w:pPr>
+            <w:r>
+              <w:rPr>
+                <w:rFonts w:ascii="Arial" w:cs="Arial" w:eastAsia="Arial" w:hAnsi="Arial"/>
+                <w:b w:val="false"/>
+                <w:bCs w:val="false"/>
+                <w:i w:val="false"/>
+                <w:iCs w:val="false"/>
+                <w:color w:val="000000"/>
+                <w:sz w:val="18"/>
+                <w:szCs w:val="18"/>
+              </w:rPr>
+              <w:t xml:space="preserve">(3) Mg(s) + 2HCl(aq) → MgCl₂(aq) + H₂(g) [dilute acid]</w:t>
+            </w:r>
+          </w:p>
+          <w:p>
+            <w:pPr>
+              <w:spacing w:after="40" w:before="0"/>
+              <w:jc w:val="left"/>
+            </w:pPr>
+            <w:r>
+              <w:rPr>
+                <w:rFonts w:ascii="Arial" w:cs="Arial" w:eastAsia="Arial" w:hAnsi="Arial"/>
+                <w:b w:val="false"/>
+                <w:bCs w:val="false"/>
+                <w:i w:val="false"/>
+                <w:iCs w:val="false"/>
+                <w:color w:val="000000"/>
+                <w:sz w:val="18"/>
+                <w:szCs w:val="18"/>
+              </w:rPr>
+              <w:t xml:space="preserve">(4) Ca(s) + 2H₂O(l) → Ca(OH)₂(aq) + H₂(g) [cold water, faster]</w:t>
+            </w:r>
+          </w:p>
+          <w:p>
+            <w:pPr>
+              <w:spacing w:after="40" w:before="0"/>
+              <w:jc w:val="left"/>
+            </w:pPr>
+            <w:r>
+              <w:rPr>
+                <w:rFonts w:ascii="Arial" w:cs="Arial" w:eastAsia="Arial" w:hAnsi="Arial"/>
+                <w:b w:val="false"/>
+                <w:bCs w:val="false"/>
+                <w:i w:val="false"/>
+                <w:iCs w:val="false"/>
+                <w:color w:val="000000"/>
+                <w:sz w:val="18"/>
+                <w:szCs w:val="18"/>
+              </w:rPr>
+              <w:t xml:space="preserve">(5) 2Mg(s) + O₂(g) → 2MgO(s) [burning in air]</w:t>
             </w:r>
           </w:p>
           <w:p>
@@ -9515,7 +10277,7 @@
                 <w:sz w:val="18"/>
                 <w:szCs w:val="18"/>
               </w:rPr>
-              <w:t xml:space="preserve">INVESTIGATION B — Magnesium Burning in Steam (8 min): Teacher demonstrates OR advanced groups set up: Heat water in a boiling tube to generate steam; hold magnesium ribbon in tongs and ignite it, then pass it through the steam. Observe the bright white flame and white ash deposit. Students record colour, brightness, and products. SAFETY: Students look away from the flame.</w:t>
+              <w:t xml:space="preserve">Groups then apply the 'Two-Electron Tax' sensemaking frame (introduced by the teacher): to react, a Group II atom must lose TWO electrons; a Group I atom only needs to lose ONE. Students annotate their electron configuration diagrams for Na and Mg: (Na: 2,8,1 — one outer electron to lose; Mg: 2,8,2 — two outer electrons to lose, and the second is held by a higher effective nuclear charge). Groups write a 3-sentence explanation: 'Magnesium is less reactive than sodium with cold water because… Going from magnesium to calcium down Group II, reactivity increases because… This connects to the Kisumu phenomenon because…'</w:t>
             </w:r>
           </w:p>
           <w:p>
@@ -9553,83 +10315,7 @@
                 <w:sz w:val="18"/>
                 <w:szCs w:val="18"/>
               </w:rPr>
-              <w:t xml:space="preserve">INVESTIGATION C — Magnesium in Dilute HCl (5 min): Add a 2 cm strip of magnesium ribbon to a test tube containing 5 mL of 1 mol/L HCl. Observe rate of reaction, temperature change (feel the outside of the tube carefully), and test gas with a lighted splint. Record all observations.</w:t>
-            </w:r>
-          </w:p>
-          <w:p>
-            <w:pPr>
-              <w:spacing w:after="40" w:before="0"/>
-              <w:jc w:val="left"/>
-            </w:pPr>
-            <w:r>
-              <w:rPr>
-                <w:rFonts w:ascii="Arial" w:cs="Arial" w:eastAsia="Arial" w:hAnsi="Arial"/>
-                <w:b w:val="false"/>
-                <w:bCs w:val="false"/>
-                <w:i w:val="false"/>
-                <w:iCs w:val="false"/>
-                <w:color w:val="000000"/>
-                <w:sz w:val="18"/>
-                <w:szCs w:val="18"/>
-              </w:rPr>
-              <w:t xml:space="preserve"/>
-            </w:r>
-          </w:p>
-          <w:p>
-            <w:pPr>
-              <w:spacing w:after="40" w:before="0"/>
-              <w:jc w:val="left"/>
-            </w:pPr>
-            <w:r>
-              <w:rPr>
-                <w:rFonts w:ascii="Arial" w:cs="Arial" w:eastAsia="Arial" w:hAnsi="Arial"/>
-                <w:b w:val="false"/>
-                <w:bCs w:val="false"/>
-                <w:i w:val="false"/>
-                <w:iCs w:val="false"/>
-                <w:color w:val="000000"/>
-                <w:sz w:val="18"/>
-                <w:szCs w:val="18"/>
-              </w:rPr>
-              <w:t xml:space="preserve">TEACHER DEMONSTRATION — Calcium in Cold Water (7 min): Teacher drops a 0.5 cm piece of calcium into 50 mL of cold water in a beaker while students observe. Students test the resulting solution with universal indicator. Groups compare calcium's cold-water reaction rate to magnesium's cold-water reaction from Investigation A.</w:t>
-            </w:r>
-          </w:p>
-          <w:p>
-            <w:pPr>
-              <w:spacing w:after="40" w:before="0"/>
-              <w:jc w:val="left"/>
-            </w:pPr>
-            <w:r>
-              <w:rPr>
-                <w:rFonts w:ascii="Arial" w:cs="Arial" w:eastAsia="Arial" w:hAnsi="Arial"/>
-                <w:b w:val="false"/>
-                <w:bCs w:val="false"/>
-                <w:i w:val="false"/>
-                <w:iCs w:val="false"/>
-                <w:color w:val="000000"/>
-                <w:sz w:val="18"/>
-                <w:szCs w:val="18"/>
-              </w:rPr>
-              <w:t xml:space="preserve"/>
-            </w:r>
-          </w:p>
-          <w:p>
-            <w:pPr>
-              <w:spacing w:after="40" w:before="0"/>
-              <w:jc w:val="left"/>
-            </w:pPr>
-            <w:r>
-              <w:rPr>
-                <w:rFonts w:ascii="Arial" w:cs="Arial" w:eastAsia="Arial" w:hAnsi="Arial"/>
-                <w:b w:val="false"/>
-                <w:bCs w:val="false"/>
-                <w:i w:val="false"/>
-                <w:iCs w:val="false"/>
-                <w:color w:val="000000"/>
-                <w:sz w:val="18"/>
-                <w:szCs w:val="18"/>
-              </w:rPr>
-              <w:t xml:space="preserve">GRAPHING TASK (concurrent, completed during wait times): Using the data table printed on the back of the worksheet, students plot three graphs on pre-drawn axes: (1) Atomic radius (pm) vs. Group II element (Be→Ba); (2) First ionisation energy (kJ/mol) vs. element; (3) Melting point (°C) vs. element. Data values are provided in the worksheet. Students draw best-fit lines and annotate the trend direction with an arrow.</w:t>
+              <w:t xml:space="preserve">A group spokesperson presents one explanation to the class (jigsaw-style, each group takes one sentence). The class co-constructs a full paragraph explanation on the board.</w:t>
             </w:r>
           </w:p>
         </w:tc>
@@ -9661,7 +10347,7 @@
                 <w:sz w:val="18"/>
                 <w:szCs w:val="18"/>
               </w:rPr>
-              <w:t xml:space="preserve">Before investigations begin, teacher reads the safety notes aloud (verbatim from the SLO safety section) and conducts a 2-minute equipment check with the class.</w:t>
+              <w:t xml:space="preserve">Teacher introduces the 'Two-Electron Tax' frame explicitly: 'I want to give you a thinking tool called the Two-Electron Tax. Every time a Group II atom reacts, it must pay a tax of TWO electrons. Group I only pays ONE. Which tax is harder to pay?' WAIT TIME: 12 seconds. Cold-call 3 students: 'Akinyi — which is harder, and why?' 'Mwangi — does nuclear charge make that tax easier or harder to pay for magnesium compared to sodium?' 'Chebet — so what does that tell us about reactivity?'</w:t>
             </w:r>
           </w:p>
           <w:p>
@@ -9699,7 +10385,7 @@
                 <w:sz w:val="18"/>
                 <w:szCs w:val="18"/>
               </w:rPr>
-              <w:t xml:space="preserve">During Investigation A, circulate to groups and prompt: 'Compare the bubble rate here to what you remember from sodium in Kisumu. How would you describe the difference — use a precise word, not just slow or fast.' WAIT TIME: 10 seconds after posing each question before accepting answers.</w:t>
+              <w:t xml:space="preserve">When groups write their 3-sentence explanations, teacher circulates and listens for the key conceptual link: does the student connect ionisation energy (from the graph) to reactivity (from the practical)? Prompt if missing: 'Your graph shows magnesium has a higher first ionisation energy than sodium. What does that mean for how easily it loses an electron? What does that mean for how fast it reacts?'</w:t>
             </w:r>
           </w:p>
           <w:p>
@@ -9737,7 +10423,7 @@
                 <w:sz w:val="18"/>
                 <w:szCs w:val="18"/>
               </w:rPr>
-              <w:t xml:space="preserve">During Investigation B (demo or group), teacher narrates: 'Notice the magnesium burns in steam — it is reactive enough when given energy, but it did not react in cold water. Why might heat change things? Hold that thought for Phase 3.'</w:t>
+              <w:t xml:space="preserve">During the jigsaw presentation, teacher scribes key phrases on the board verbatim as students say them, then asks the class: 'Is this explanation consistent with our graph data? Thumbs up if yes, sideways if unsure.' Address any sideways thumbs immediately.</w:t>
             </w:r>
           </w:p>
           <w:p>
@@ -9775,7 +10461,7 @@
                 <w:sz w:val="18"/>
                 <w:szCs w:val="18"/>
               </w:rPr>
-              <w:t xml:space="preserve">During the calcium demonstration, teacher asks: 'Watch carefully — I want three specific observations from three different people. Jomo, tell me what you see happening to the surface of the calcium. Faith, what is happening to the water? Korir, what does the splint test tell us?' Cold-call by name, WAIT TIME 10 seconds each.</w:t>
+              <w:t xml:space="preserve">Key teacher phrase: 'Connect every explanation back to the officer in Kisumu — if she had dropped magnesium instead of sodium into Lake Victoria water, what would the crowd have seen differently, and WHY?'</w:t>
             </w:r>
           </w:p>
           <w:p>
@@ -9813,45 +10499,7 @@
                 <w:sz w:val="18"/>
                 <w:szCs w:val="18"/>
               </w:rPr>
-              <w:t xml:space="preserve">After all investigations, teacher directs: 'In your groups, rank today's reactions from most to least vigorous: calcium in cold water, magnesium in cold water, magnesium in steam, magnesium in HCl. Then place SODIUM from last lesson's phenomenon into that ranking. Where does sodium fit? Discuss for 2 minutes — I will cold-call one reporter per group.'</w:t>
-            </w:r>
-          </w:p>
-          <w:p>
-            <w:pPr>
-              <w:spacing w:after="40" w:before="0"/>
-              <w:jc w:val="left"/>
-            </w:pPr>
-            <w:r>
-              <w:rPr>
-                <w:rFonts w:ascii="Arial" w:cs="Arial" w:eastAsia="Arial" w:hAnsi="Arial"/>
-                <w:b w:val="false"/>
-                <w:bCs w:val="false"/>
-                <w:i w:val="false"/>
-                <w:iCs w:val="false"/>
-                <w:color w:val="000000"/>
-                <w:sz w:val="18"/>
-                <w:szCs w:val="18"/>
-              </w:rPr>
-              <w:t xml:space="preserve"/>
-            </w:r>
-          </w:p>
-          <w:p>
-            <w:pPr>
-              <w:spacing w:after="40" w:before="0"/>
-              <w:jc w:val="left"/>
-            </w:pPr>
-            <w:r>
-              <w:rPr>
-                <w:rFonts w:ascii="Arial" w:cs="Arial" w:eastAsia="Arial" w:hAnsi="Arial"/>
-                <w:b w:val="false"/>
-                <w:bCs w:val="false"/>
-                <w:i w:val="false"/>
-                <w:iCs w:val="false"/>
-                <w:color w:val="000000"/>
-                <w:sz w:val="18"/>
-                <w:szCs w:val="18"/>
-              </w:rPr>
-              <w:t xml:space="preserve">Key teacher phrase: 'Your data from this bench is your evidence. Scientists in Nairobi, Tokyo and London doing this same experiment would get the same ranking. That is why we trust it.'</w:t>
+              <w:t xml:space="preserve">Close the phase by returning to the class prediction tally on the board: 'Who predicted magnesium would be less reactive than sodium? Your prediction was supported by evidence. Who predicted the same or more? What was your reasoning, and where did it go wrong?' WAIT TIME: 10 seconds before cold-calling 2 students who had incorrect predictions.</w:t>
             </w:r>
           </w:p>
         </w:tc>
@@ -9883,7 +10531,7 @@
                 <w:sz w:val="18"/>
                 <w:szCs w:val="18"/>
               </w:rPr>
-              <w:t xml:space="preserve">Strategy: STRUCTURED OBSERVATION with COMPARATIVE RANKING. Rather than allowing students to observe each reaction in isolation, the worksheet and teacher questioning force students to continuously compare Group II reactions to each other AND to the sodium benchmark from the anchoring phenomenon. The ranking task converts qualitative observations into an ordered sequence — a proto-model — that will be explained mechanistically in Phase 3. The graphing task runs concurrently, so students are building quantitative physical-property trends at the same time as they gather qualitative chemical-property evidence, priming the connection between the two in the Explain phase.</w:t>
+              <w:t xml:space="preserve">Strategy: TWO-ELECTRON TAX FRAME + JIGSAW PRESENTATION. The 'Two-Electron Tax' is a mechanistic analogy that gives students a memorable, causal handle on the ionisation-energy argument without reducing it to a memorised rule. By requiring students to link the tax metaphor explicitly to their graph data (ionisation energy) and their practical data (reaction rate), the frame demands multi-representational reasoning — a hallmark of NGSS Science and Engineering Practice 6 (Constructing Explanations). The jigsaw presentation ensures all students hear and critique multiple explanation attempts, consolidating understanding through social sensemaking.</w:t>
             </w:r>
           </w:p>
         </w:tc>
@@ -9915,7 +10563,7 @@
                 <w:sz w:val="18"/>
                 <w:szCs w:val="18"/>
               </w:rPr>
-              <w:t xml:space="preserve">Observable indicators: (1) Each group produces a completed data table with observations for all three investigations before moving to Phase 3 — teacher initials each table during circulation. (2) Each group places sodium correctly in the vigour ranking (between calcium and Group I extremes, or above magnesium in cold water) — if a group cannot do this, teacher prompts: 'Go back to your Lesson 1 notes — what did you record about sodium in water?' (3) All three graphs show a correct trend direction (atomic radius increases down the group; first ionisation energy and melting point decrease down the group) — teacher scans graphs during the transition to Phase 3 and flags incorrect trends for targeted correction.</w:t>
+              <w:t xml:space="preserve">Observable indicators: (1) Each group's 3-sentence explanation correctly uses the words 'ionisation energy', 'nuclear charge' or 'shielding', and 'two electrons' — teacher reads and ticks these terms during circulation. (2) Balanced equations are checked: common errors to watch for include missing state symbols, unbalanced hydrogen (H₂ not H), and writing Ca(OH)₂ as CaOH. Teacher corrects equations on the board in real time. (3) Jigsaw presentations are evaluated for causal language: does the student say 'because' and cite a mechanism, or only describe what happened? Students who only describe (no causal language) are prompted: 'Tell me WHY, not just WHAT.'</w:t>
             </w:r>
           </w:p>
         </w:tc>
@@ -9924,32 +10572,32 @@
         <w:tc>
           <w:tcPr>
             <w:tcW w:type="dxa" w:w="1520"/>
-            <w:shd w:fill="E2EFDA" w:color="auto" w:val="clear"/>
-            <w:tcMar>
-              <w:top w:type="dxa" w:w="60"/>
-              <w:left w:type="dxa" w:w="120"/>
-              <w:bottom w:type="dxa" w:w="60"/>
-              <w:right w:type="dxa" w:w="120"/>
-            </w:tcMar>
-            <w:vAlign w:val="top"/>
-          </w:tcPr>
-          <w:p>
-            <w:pPr>
-              <w:spacing w:after="40" w:before="0"/>
-              <w:jc w:val="left"/>
-            </w:pPr>
-            <w:r>
-              <w:rPr>
-                <w:rFonts w:ascii="Arial" w:cs="Arial" w:eastAsia="Arial" w:hAnsi="Arial"/>
-                <w:b/>
-                <w:bCs/>
-                <w:i w:val="false"/>
-                <w:iCs w:val="false"/>
-                <w:color w:val="000000"/>
-                <w:sz w:val="18"/>
-                <w:szCs w:val="18"/>
-              </w:rPr>
-              <w:t xml:space="preserve">Explain Phase</w:t>
+            <w:shd w:fill="FCE4D6" w:color="auto" w:val="clear"/>
+            <w:tcMar>
+              <w:top w:type="dxa" w:w="60"/>
+              <w:left w:type="dxa" w:w="120"/>
+              <w:bottom w:type="dxa" w:w="60"/>
+              <w:right w:type="dxa" w:w="120"/>
+            </w:tcMar>
+            <w:vAlign w:val="top"/>
+          </w:tcPr>
+          <w:p>
+            <w:pPr>
+              <w:spacing w:after="40" w:before="0"/>
+              <w:jc w:val="left"/>
+            </w:pPr>
+            <w:r>
+              <w:rPr>
+                <w:rFonts w:ascii="Arial" w:cs="Arial" w:eastAsia="Arial" w:hAnsi="Arial"/>
+                <w:b/>
+                <w:bCs/>
+                <w:i w:val="false"/>
+                <w:iCs w:val="false"/>
+                <w:color w:val="000000"/>
+                <w:sz w:val="18"/>
+                <w:szCs w:val="18"/>
+              </w:rPr>
+              <w:t xml:space="preserve">Driving Question Board (DQB) Creation</w:t>
             </w:r>
           </w:p>
           <w:p>
@@ -9972,7 +10620,541 @@
             <w:pPr>
               <w:spacing w:after="20" w:before="0"/>
             </w:pPr>
-            <w:hyperlink w:history="1" r:id="rIdfxurpbtkcnbmcrflvtzqy">
+            <w:hyperlink w:history="1" r:id="rIddiexsqv6zxgh1_y80ujch">
+              <w:r>
+                <w:rPr>
+                  <w:rFonts w:ascii="Arial" w:cs="Arial" w:eastAsia="Arial" w:hAnsi="Arial"/>
+                  <w:color w:val="2E75B6"/>
+                  <w:sz w:val="16"/>
+                  <w:szCs w:val="16"/>
+                  <w:u w:val="single" w:color="2E75B6"/>
+                </w:rPr>
+                <w:t xml:space="preserve">Ionization energy: group trend</w:t>
+              </w:r>
+            </w:hyperlink>
+          </w:p>
+          <w:p>
+            <w:pPr>
+              <w:spacing w:after="10" w:before="0"/>
+              <w:ind w:left="120"/>
+            </w:pPr>
+            <w:r>
+              <w:rPr>
+                <w:rFonts w:ascii="Arial" w:cs="Arial" w:eastAsia="Arial" w:hAnsi="Arial"/>
+                <w:color w:val="595959"/>
+                <w:sz w:val="14"/>
+                <w:szCs w:val="14"/>
+              </w:rPr>
+              <w:t xml:space="preserve">Source: Khan Academy (English - US curriculum)</w:t>
+            </w:r>
+          </w:p>
+          <w:p>
+            <w:pPr>
+              <w:spacing w:after="10" w:before="0"/>
+              <w:ind w:left="120"/>
+            </w:pPr>
+            <w:hyperlink w:history="1" r:id="rIdfcfsrgzrgb0tqrropwj7y">
+              <w:r>
+                <w:rPr>
+                  <w:rFonts w:ascii="Arial" w:cs="Arial" w:eastAsia="Arial" w:hAnsi="Arial"/>
+                  <w:color w:val="595959"/>
+                  <w:sz w:val="14"/>
+                  <w:szCs w:val="14"/>
+                  <w:u w:val="single" w:color="595959"/>
+                </w:rPr>
+                <w:t xml:space="preserve">🔍 Search ARES for similar videos</w:t>
+              </w:r>
+            </w:hyperlink>
+          </w:p>
+          <w:p>
+            <w:pPr>
+              <w:spacing w:after="40" w:before="0"/>
+            </w:pPr>
+            <w:r>
+              <w:rPr>
+                <w:sz w:val="14"/>
+                <w:szCs w:val="14"/>
+              </w:rPr>
+              <w:t xml:space="preserve"/>
+            </w:r>
+          </w:p>
+          <w:p>
+            <w:pPr>
+              <w:spacing w:after="20" w:before="0"/>
+            </w:pPr>
+            <w:r>
+              <w:rPr>
+                <w:rFonts w:ascii="Arial" w:cs="Arial" w:eastAsia="Arial" w:hAnsi="Arial"/>
+                <w:b/>
+                <w:bCs/>
+                <w:color w:val="1F3864"/>
+                <w:sz w:val="16"/>
+                <w:szCs w:val="16"/>
+              </w:rPr>
+              <w:t xml:space="preserve">📖 EXERCISE:</w:t>
+            </w:r>
+          </w:p>
+          <w:p>
+            <w:pPr>
+              <w:spacing w:after="20" w:before="0"/>
+            </w:pPr>
+            <w:hyperlink w:history="1" r:id="rIdfmldyok1jxswmnhryg7-b">
+              <w:r>
+                <w:rPr>
+                  <w:rFonts w:ascii="Arial" w:cs="Arial" w:eastAsia="Arial" w:hAnsi="Arial"/>
+                  <w:color w:val="2E75B6"/>
+                  <w:sz w:val="16"/>
+                  <w:szCs w:val="16"/>
+                  <w:u w:val="single" w:color="2E75B6"/>
+                </w:rPr>
+                <w:t xml:space="preserve">Alkaline Earth Metals Practice</w:t>
+              </w:r>
+            </w:hyperlink>
+          </w:p>
+          <w:p>
+            <w:pPr>
+              <w:spacing w:after="10" w:before="0"/>
+              <w:ind w:left="120"/>
+            </w:pPr>
+            <w:r>
+              <w:rPr>
+                <w:rFonts w:ascii="Arial" w:cs="Arial" w:eastAsia="Arial" w:hAnsi="Arial"/>
+                <w:color w:val="595959"/>
+                <w:sz w:val="14"/>
+                <w:szCs w:val="14"/>
+              </w:rPr>
+              <w:t xml:space="preserve">Source: CK-12</w:t>
+            </w:r>
+          </w:p>
+          <w:p>
+            <w:pPr>
+              <w:spacing w:after="10" w:before="0"/>
+              <w:ind w:left="120"/>
+            </w:pPr>
+            <w:hyperlink w:history="1" r:id="rIdk-xzwtnvilqqar5diiehv">
+              <w:r>
+                <w:rPr>
+                  <w:rFonts w:ascii="Arial" w:cs="Arial" w:eastAsia="Arial" w:hAnsi="Arial"/>
+                  <w:color w:val="595959"/>
+                  <w:sz w:val="14"/>
+                  <w:szCs w:val="14"/>
+                  <w:u w:val="single" w:color="595959"/>
+                </w:rPr>
+                <w:t xml:space="preserve">🔍 Search ARES for similar readings</w:t>
+              </w:r>
+            </w:hyperlink>
+          </w:p>
+        </w:tc>
+        <w:tc>
+          <w:tcPr>
+            <w:tcW w:type="dxa" w:w="3040"/>
+            <w:shd w:fill="FFFFFF" w:color="auto" w:val="clear"/>
+            <w:tcMar>
+              <w:top w:type="dxa" w:w="60"/>
+              <w:left w:type="dxa" w:w="120"/>
+              <w:bottom w:type="dxa" w:w="60"/>
+              <w:right w:type="dxa" w:w="120"/>
+            </w:tcMar>
+            <w:vAlign w:val="top"/>
+          </w:tcPr>
+          <w:p>
+            <w:pPr>
+              <w:spacing w:after="40" w:before="0"/>
+              <w:jc w:val="left"/>
+            </w:pPr>
+            <w:r>
+              <w:rPr>
+                <w:rFonts w:ascii="Arial" w:cs="Arial" w:eastAsia="Arial" w:hAnsi="Arial"/>
+                <w:b w:val="false"/>
+                <w:bCs w:val="false"/>
+                <w:i w:val="false"/>
+                <w:iCs w:val="false"/>
+                <w:color w:val="000000"/>
+                <w:sz w:val="18"/>
+                <w:szCs w:val="18"/>
+              </w:rPr>
+              <w:t xml:space="preserve">Each student writes two contributions on sticky notes (or in their DQB section of their exercise book):</w:t>
+            </w:r>
+          </w:p>
+          <w:p>
+            <w:pPr>
+              <w:spacing w:after="40" w:before="0"/>
+              <w:jc w:val="left"/>
+            </w:pPr>
+            <w:r>
+              <w:rPr>
+                <w:rFonts w:ascii="Arial" w:cs="Arial" w:eastAsia="Arial" w:hAnsi="Arial"/>
+                <w:b w:val="false"/>
+                <w:bCs w:val="false"/>
+                <w:i w:val="false"/>
+                <w:iCs w:val="false"/>
+                <w:color w:val="000000"/>
+                <w:sz w:val="18"/>
+                <w:szCs w:val="18"/>
+              </w:rPr>
+              <w:t xml:space="preserve"/>
+            </w:r>
+          </w:p>
+          <w:p>
+            <w:pPr>
+              <w:spacing w:after="40" w:before="0"/>
+              <w:jc w:val="left"/>
+            </w:pPr>
+            <w:r>
+              <w:rPr>
+                <w:rFonts w:ascii="Arial" w:cs="Arial" w:eastAsia="Arial" w:hAnsi="Arial"/>
+                <w:b w:val="false"/>
+                <w:bCs w:val="false"/>
+                <w:i w:val="false"/>
+                <w:iCs w:val="false"/>
+                <w:color w:val="000000"/>
+                <w:sz w:val="18"/>
+                <w:szCs w:val="18"/>
+              </w:rPr>
+              <w:t xml:space="preserve">GREEN NOTE — 'Something we can now answer about the driving question': e.g., 'We can now explain why magnesium reacts less violently than sodium with water — it must lose two electrons and has a higher effective nuclear charge.' OR 'We can predict that barium will react more vigorously with cold water than calcium, because shielding increases down Group II, lowering ionisation energy.'</w:t>
+            </w:r>
+          </w:p>
+          <w:p>
+            <w:pPr>
+              <w:spacing w:after="40" w:before="0"/>
+              <w:jc w:val="left"/>
+            </w:pPr>
+            <w:r>
+              <w:rPr>
+                <w:rFonts w:ascii="Arial" w:cs="Arial" w:eastAsia="Arial" w:hAnsi="Arial"/>
+                <w:b w:val="false"/>
+                <w:bCs w:val="false"/>
+                <w:i w:val="false"/>
+                <w:iCs w:val="false"/>
+                <w:color w:val="000000"/>
+                <w:sz w:val="18"/>
+                <w:szCs w:val="18"/>
+              </w:rPr>
+              <w:t xml:space="preserve"/>
+            </w:r>
+          </w:p>
+          <w:p>
+            <w:pPr>
+              <w:spacing w:after="40" w:before="0"/>
+              <w:jc w:val="left"/>
+            </w:pPr>
+            <w:r>
+              <w:rPr>
+                <w:rFonts w:ascii="Arial" w:cs="Arial" w:eastAsia="Arial" w:hAnsi="Arial"/>
+                <w:b w:val="false"/>
+                <w:bCs w:val="false"/>
+                <w:i w:val="false"/>
+                <w:iCs w:val="false"/>
+                <w:color w:val="000000"/>
+                <w:sz w:val="18"/>
+                <w:szCs w:val="18"/>
+              </w:rPr>
+              <w:t xml:space="preserve">ORANGE NOTE — 'A new question this lesson has raised': e.g., 'If shielding explains the down-group trend in Group II, does the same logic apply across Period 3 — from sodium to magnesium to aluminium?' OR 'Why does magnesium react in steam but not cold water — is it just about temperature, or does the electron structure change?'</w:t>
+            </w:r>
+          </w:p>
+          <w:p>
+            <w:pPr>
+              <w:spacing w:after="40" w:before="0"/>
+              <w:jc w:val="left"/>
+            </w:pPr>
+            <w:r>
+              <w:rPr>
+                <w:rFonts w:ascii="Arial" w:cs="Arial" w:eastAsia="Arial" w:hAnsi="Arial"/>
+                <w:b w:val="false"/>
+                <w:bCs w:val="false"/>
+                <w:i w:val="false"/>
+                <w:iCs w:val="false"/>
+                <w:color w:val="000000"/>
+                <w:sz w:val="18"/>
+                <w:szCs w:val="18"/>
+              </w:rPr>
+              <w:t xml:space="preserve"/>
+            </w:r>
+          </w:p>
+          <w:p>
+            <w:pPr>
+              <w:spacing w:after="40" w:before="0"/>
+              <w:jc w:val="left"/>
+            </w:pPr>
+            <w:r>
+              <w:rPr>
+                <w:rFonts w:ascii="Arial" w:cs="Arial" w:eastAsia="Arial" w:hAnsi="Arial"/>
+                <w:b w:val="false"/>
+                <w:bCs w:val="false"/>
+                <w:i w:val="false"/>
+                <w:iCs w:val="false"/>
+                <w:color w:val="000000"/>
+                <w:sz w:val="18"/>
+                <w:szCs w:val="18"/>
+              </w:rPr>
+              <w:t xml:space="preserve">Students post notes on the class DQB (a large paper sheet or section of the board organised under 'What we can explain' and 'What we still wonder'). Teacher reads 3–4 notes aloud and explicitly links them to the driving question.</w:t>
+            </w:r>
+          </w:p>
+        </w:tc>
+        <w:tc>
+          <w:tcPr>
+            <w:tcW w:type="dxa" w:w="3040"/>
+            <w:shd w:fill="F2F2F2" w:color="auto" w:val="clear"/>
+            <w:tcMar>
+              <w:top w:type="dxa" w:w="60"/>
+              <w:left w:type="dxa" w:w="120"/>
+              <w:bottom w:type="dxa" w:w="60"/>
+              <w:right w:type="dxa" w:w="120"/>
+            </w:tcMar>
+            <w:vAlign w:val="top"/>
+          </w:tcPr>
+          <w:p>
+            <w:pPr>
+              <w:spacing w:after="40" w:before="0"/>
+              <w:jc w:val="left"/>
+            </w:pPr>
+            <w:r>
+              <w:rPr>
+                <w:rFonts w:ascii="Arial" w:cs="Arial" w:eastAsia="Arial" w:hAnsi="Arial"/>
+                <w:b w:val="false"/>
+                <w:bCs w:val="false"/>
+                <w:i w:val="false"/>
+                <w:iCs w:val="false"/>
+                <w:color w:val="000000"/>
+                <w:sz w:val="18"/>
+                <w:szCs w:val="18"/>
+              </w:rPr>
+              <w:t xml:space="preserve">Teacher frames the DQB update: 'The driving question asks whether we can predict how an element will behave from its position in the table. Three lessons in — can we? What can we predict confidently now, and what is still out of reach?' WAIT TIME: 10 seconds of individual thinking before students write.</w:t>
+            </w:r>
+          </w:p>
+          <w:p>
+            <w:pPr>
+              <w:spacing w:after="40" w:before="0"/>
+              <w:jc w:val="left"/>
+            </w:pPr>
+            <w:r>
+              <w:rPr>
+                <w:rFonts w:ascii="Arial" w:cs="Arial" w:eastAsia="Arial" w:hAnsi="Arial"/>
+                <w:b w:val="false"/>
+                <w:bCs w:val="false"/>
+                <w:i w:val="false"/>
+                <w:iCs w:val="false"/>
+                <w:color w:val="000000"/>
+                <w:sz w:val="18"/>
+                <w:szCs w:val="18"/>
+              </w:rPr>
+              <w:t xml:space="preserve"/>
+            </w:r>
+          </w:p>
+          <w:p>
+            <w:pPr>
+              <w:spacing w:after="40" w:before="0"/>
+              <w:jc w:val="left"/>
+            </w:pPr>
+            <w:r>
+              <w:rPr>
+                <w:rFonts w:ascii="Arial" w:cs="Arial" w:eastAsia="Arial" w:hAnsi="Arial"/>
+                <w:b w:val="false"/>
+                <w:bCs w:val="false"/>
+                <w:i w:val="false"/>
+                <w:iCs w:val="false"/>
+                <w:color w:val="000000"/>
+                <w:sz w:val="18"/>
+                <w:szCs w:val="18"/>
+              </w:rPr>
+              <w:t xml:space="preserve">After posting, teacher reads 2 green notes and 2 orange notes aloud, then asks: 'Which of these orange questions do you think we will be able to answer by Lesson 7? Give me a thumbs up if you think we will crack it.' Use this as a preview of the sequence ahead.</w:t>
+            </w:r>
+          </w:p>
+          <w:p>
+            <w:pPr>
+              <w:spacing w:after="40" w:before="0"/>
+              <w:jc w:val="left"/>
+            </w:pPr>
+            <w:r>
+              <w:rPr>
+                <w:rFonts w:ascii="Arial" w:cs="Arial" w:eastAsia="Arial" w:hAnsi="Arial"/>
+                <w:b w:val="false"/>
+                <w:bCs w:val="false"/>
+                <w:i w:val="false"/>
+                <w:iCs w:val="false"/>
+                <w:color w:val="000000"/>
+                <w:sz w:val="18"/>
+                <w:szCs w:val="18"/>
+              </w:rPr>
+              <w:t xml:space="preserve"/>
+            </w:r>
+          </w:p>
+          <w:p>
+            <w:pPr>
+              <w:spacing w:after="40" w:before="0"/>
+              <w:jc w:val="left"/>
+            </w:pPr>
+            <w:r>
+              <w:rPr>
+                <w:rFonts w:ascii="Arial" w:cs="Arial" w:eastAsia="Arial" w:hAnsi="Arial"/>
+                <w:b w:val="false"/>
+                <w:bCs w:val="false"/>
+                <w:i w:val="false"/>
+                <w:iCs w:val="false"/>
+                <w:color w:val="000000"/>
+                <w:sz w:val="18"/>
+                <w:szCs w:val="18"/>
+              </w:rPr>
+              <w:t xml:space="preserve">Key teacher phrase: 'Every question on this board is a gap in our model. By the end of this unit, we want to fill every gap with evidence — not guesses.'</w:t>
+            </w:r>
+          </w:p>
+          <w:p>
+            <w:pPr>
+              <w:spacing w:after="40" w:before="0"/>
+              <w:jc w:val="left"/>
+            </w:pPr>
+            <w:r>
+              <w:rPr>
+                <w:rFonts w:ascii="Arial" w:cs="Arial" w:eastAsia="Arial" w:hAnsi="Arial"/>
+                <w:b w:val="false"/>
+                <w:bCs w:val="false"/>
+                <w:i w:val="false"/>
+                <w:iCs w:val="false"/>
+                <w:color w:val="000000"/>
+                <w:sz w:val="18"/>
+                <w:szCs w:val="18"/>
+              </w:rPr>
+              <w:t xml:space="preserve"/>
+            </w:r>
+          </w:p>
+          <w:p>
+            <w:pPr>
+              <w:spacing w:after="40" w:before="0"/>
+              <w:jc w:val="left"/>
+            </w:pPr>
+            <w:r>
+              <w:rPr>
+                <w:rFonts w:ascii="Arial" w:cs="Arial" w:eastAsia="Arial" w:hAnsi="Arial"/>
+                <w:b w:val="false"/>
+                <w:bCs w:val="false"/>
+                <w:i w:val="false"/>
+                <w:iCs w:val="false"/>
+                <w:color w:val="000000"/>
+                <w:sz w:val="18"/>
+                <w:szCs w:val="18"/>
+              </w:rPr>
+              <w:t xml:space="preserve">Teacher explicitly bridges to the next lesson: 'Your orange notes have already started asking about Period 3 trends and about Group VII. Those are exactly where we go next. Keep those questions alive.'</w:t>
+            </w:r>
+          </w:p>
+        </w:tc>
+        <w:tc>
+          <w:tcPr>
+            <w:tcW w:type="dxa" w:w="3040"/>
+            <w:shd w:fill="FFFFFF" w:color="auto" w:val="clear"/>
+            <w:tcMar>
+              <w:top w:type="dxa" w:w="60"/>
+              <w:left w:type="dxa" w:w="120"/>
+              <w:bottom w:type="dxa" w:w="60"/>
+              <w:right w:type="dxa" w:w="120"/>
+            </w:tcMar>
+            <w:vAlign w:val="top"/>
+          </w:tcPr>
+          <w:p>
+            <w:pPr>
+              <w:spacing w:after="40" w:before="0"/>
+              <w:jc w:val="left"/>
+            </w:pPr>
+            <w:r>
+              <w:rPr>
+                <w:rFonts w:ascii="Arial" w:cs="Arial" w:eastAsia="Arial" w:hAnsi="Arial"/>
+                <w:b w:val="false"/>
+                <w:bCs w:val="false"/>
+                <w:i w:val="false"/>
+                <w:iCs w:val="false"/>
+                <w:color w:val="000000"/>
+                <w:sz w:val="18"/>
+                <w:szCs w:val="18"/>
+              </w:rPr>
+              <w:t xml:space="preserve">Strategy: DRIVING QUESTION BOARD as CUMULATIVE KNOWLEDGE TRACKER. The DQB functions as a visible, public record of the class's growing explanatory model. Distinguishing 'what we can now explain' from 'what we still wonder' trains students in the epistemic habit of knowing the boundary of their own knowledge — a core dimension of NGSS Practice 8 (Obtaining, Evaluating, and Communicating Information). The orange notes also serve a motivational function: students see their own curiosity shaping the lesson sequence ahead.</w:t>
+            </w:r>
+          </w:p>
+        </w:tc>
+        <w:tc>
+          <w:tcPr>
+            <w:tcW w:type="dxa" w:w="3040"/>
+            <w:shd w:fill="F2F2F2" w:color="auto" w:val="clear"/>
+            <w:tcMar>
+              <w:top w:type="dxa" w:w="60"/>
+              <w:left w:type="dxa" w:w="120"/>
+              <w:bottom w:type="dxa" w:w="60"/>
+              <w:right w:type="dxa" w:w="120"/>
+            </w:tcMar>
+            <w:vAlign w:val="top"/>
+          </w:tcPr>
+          <w:p>
+            <w:pPr>
+              <w:spacing w:after="40" w:before="0"/>
+              <w:jc w:val="left"/>
+            </w:pPr>
+            <w:r>
+              <w:rPr>
+                <w:rFonts w:ascii="Arial" w:cs="Arial" w:eastAsia="Arial" w:hAnsi="Arial"/>
+                <w:b w:val="false"/>
+                <w:bCs w:val="false"/>
+                <w:i w:val="false"/>
+                <w:iCs w:val="false"/>
+                <w:color w:val="000000"/>
+                <w:sz w:val="18"/>
+                <w:szCs w:val="18"/>
+              </w:rPr>
+              <w:t xml:space="preserve">Observable indicators: (1) Green notes cite specific evidence from today's lesson (not vague generalities) — teacher redirects students who write only 'we learned about Group II' by prompting: 'What SPECIFICALLY can you now explain that you could not explain this morning?' (2) Orange notes are genuine questions (contain a question mark and identify a specific gap) rather than restatements of lesson content. (3) Teacher checks that at least one green note per group explicitly references the anchoring phenomenon (sodium in Kisumu) as the comparison benchmark.</w:t>
+            </w:r>
+          </w:p>
+        </w:tc>
+      </w:tr>
+      <w:tr>
+        <w:tc>
+          <w:tcPr>
+            <w:tcW w:type="dxa" w:w="1520"/>
+            <w:shd w:fill="D5E8F0" w:color="auto" w:val="clear"/>
+            <w:tcMar>
+              <w:top w:type="dxa" w:w="60"/>
+              <w:left w:type="dxa" w:w="120"/>
+              <w:bottom w:type="dxa" w:w="60"/>
+              <w:right w:type="dxa" w:w="120"/>
+            </w:tcMar>
+            <w:vAlign w:val="top"/>
+          </w:tcPr>
+          <w:p>
+            <w:pPr>
+              <w:spacing w:after="40" w:before="0"/>
+              <w:jc w:val="left"/>
+            </w:pPr>
+            <w:r>
+              <w:rPr>
+                <w:rFonts w:ascii="Arial" w:cs="Arial" w:eastAsia="Arial" w:hAnsi="Arial"/>
+                <w:b/>
+                <w:bCs/>
+                <w:i w:val="false"/>
+                <w:iCs w:val="false"/>
+                <w:color w:val="000000"/>
+                <w:sz w:val="18"/>
+                <w:szCs w:val="18"/>
+              </w:rPr>
+              <w:t xml:space="preserve">Model Building Phase</w:t>
+            </w:r>
+          </w:p>
+          <w:p>
+            <w:pPr>
+              <w:spacing w:after="20" w:before="0"/>
+            </w:pPr>
+            <w:r>
+              <w:rPr>
+                <w:rFonts w:ascii="Arial" w:cs="Arial" w:eastAsia="Arial" w:hAnsi="Arial"/>
+                <w:b/>
+                <w:bCs/>
+                <w:color w:val="1F3864"/>
+                <w:sz w:val="16"/>
+                <w:szCs w:val="16"/>
+              </w:rPr>
+              <w:t xml:space="preserve">📹 VIDEO:</w:t>
+            </w:r>
+          </w:p>
+          <w:p>
+            <w:pPr>
+              <w:spacing w:after="20" w:before="0"/>
+            </w:pPr>
+            <w:hyperlink w:history="1" r:id="rId6ps_fthdd-qlcpmwpxvtk">
               <w:r>
                 <w:rPr>
                   <w:rFonts w:ascii="Arial" w:cs="Arial" w:eastAsia="Arial" w:hAnsi="Arial"/>
@@ -10005,7 +11187,7 @@
               <w:spacing w:after="10" w:before="0"/>
               <w:ind w:left="120"/>
             </w:pPr>
-            <w:hyperlink w:history="1" r:id="rIda1vdrtnsoeoepzxjqii71">
+            <w:hyperlink w:history="1" r:id="rIdrgb0akhemgrb3kazqlfpi">
               <w:r>
                 <w:rPr>
                   <w:rFonts w:ascii="Arial" w:cs="Arial" w:eastAsia="Arial" w:hAnsi="Arial"/>
@@ -10050,7 +11232,7 @@
             <w:pPr>
               <w:spacing w:after="20" w:before="0"/>
             </w:pPr>
-            <w:hyperlink w:history="1" r:id="rIdrreoxhedofezlkqd6f7ck">
+            <w:hyperlink w:history="1" r:id="rIdhjqb9ajipgeosmzf_iylu">
               <w:r>
                 <w:rPr>
                   <w:rFonts w:ascii="Arial" w:cs="Arial" w:eastAsia="Arial" w:hAnsi="Arial"/>
@@ -10083,1189 +11265,7 @@
               <w:spacing w:after="10" w:before="0"/>
               <w:ind w:left="120"/>
             </w:pPr>
-            <w:hyperlink w:history="1" r:id="rIdau7rxpqjgxrtajvfkyraq">
-              <w:r>
-                <w:rPr>
-                  <w:rFonts w:ascii="Arial" w:cs="Arial" w:eastAsia="Arial" w:hAnsi="Arial"/>
-                  <w:color w:val="595959"/>
-                  <w:sz w:val="14"/>
-                  <w:szCs w:val="14"/>
-                  <w:u w:val="single" w:color="595959"/>
-                </w:rPr>
-                <w:t xml:space="preserve">🔍 Search ARES for similar readings</w:t>
-              </w:r>
-            </w:hyperlink>
-          </w:p>
-        </w:tc>
-        <w:tc>
-          <w:tcPr>
-            <w:tcW w:type="dxa" w:w="3040"/>
-            <w:shd w:fill="FFFFFF" w:color="auto" w:val="clear"/>
-            <w:tcMar>
-              <w:top w:type="dxa" w:w="60"/>
-              <w:left w:type="dxa" w:w="120"/>
-              <w:bottom w:type="dxa" w:w="60"/>
-              <w:right w:type="dxa" w:w="120"/>
-            </w:tcMar>
-            <w:vAlign w:val="top"/>
-          </w:tcPr>
-          <w:p>
-            <w:pPr>
-              <w:spacing w:after="40" w:before="0"/>
-              <w:jc w:val="left"/>
-            </w:pPr>
-            <w:r>
-              <w:rPr>
-                <w:rFonts w:ascii="Arial" w:cs="Arial" w:eastAsia="Arial" w:hAnsi="Arial"/>
-                <w:b w:val="false"/>
-                <w:bCs w:val="false"/>
-                <w:i w:val="false"/>
-                <w:iCs w:val="false"/>
-                <w:color w:val="000000"/>
-                <w:sz w:val="18"/>
-                <w:szCs w:val="18"/>
-              </w:rPr>
-              <w:t xml:space="preserve">Groups spend 5 minutes writing balanced chemical equations for each reaction they observed, using a scaffold provided on the worksheet:</w:t>
-            </w:r>
-          </w:p>
-          <w:p>
-            <w:pPr>
-              <w:spacing w:after="40" w:before="0"/>
-              <w:jc w:val="left"/>
-            </w:pPr>
-            <w:r>
-              <w:rPr>
-                <w:rFonts w:ascii="Arial" w:cs="Arial" w:eastAsia="Arial" w:hAnsi="Arial"/>
-                <w:b w:val="false"/>
-                <w:bCs w:val="false"/>
-                <w:i w:val="false"/>
-                <w:iCs w:val="false"/>
-                <w:color w:val="000000"/>
-                <w:sz w:val="18"/>
-                <w:szCs w:val="18"/>
-              </w:rPr>
-              <w:t xml:space="preserve"/>
-            </w:r>
-          </w:p>
-          <w:p>
-            <w:pPr>
-              <w:spacing w:after="40" w:before="0"/>
-              <w:jc w:val="left"/>
-            </w:pPr>
-            <w:r>
-              <w:rPr>
-                <w:rFonts w:ascii="Arial" w:cs="Arial" w:eastAsia="Arial" w:hAnsi="Arial"/>
-                <w:b w:val="false"/>
-                <w:bCs w:val="false"/>
-                <w:i w:val="false"/>
-                <w:iCs w:val="false"/>
-                <w:color w:val="000000"/>
-                <w:sz w:val="18"/>
-                <w:szCs w:val="18"/>
-              </w:rPr>
-              <w:t xml:space="preserve">(1) Mg(s) + 2H₂O(l) → Mg(OH)₂(s) + H₂(g) [cold water, slow]</w:t>
-            </w:r>
-          </w:p>
-          <w:p>
-            <w:pPr>
-              <w:spacing w:after="40" w:before="0"/>
-              <w:jc w:val="left"/>
-            </w:pPr>
-            <w:r>
-              <w:rPr>
-                <w:rFonts w:ascii="Arial" w:cs="Arial" w:eastAsia="Arial" w:hAnsi="Arial"/>
-                <w:b w:val="false"/>
-                <w:bCs w:val="false"/>
-                <w:i w:val="false"/>
-                <w:iCs w:val="false"/>
-                <w:color w:val="000000"/>
-                <w:sz w:val="18"/>
-                <w:szCs w:val="18"/>
-              </w:rPr>
-              <w:t xml:space="preserve">(2) Mg(s) + H₂O(g) → MgO(s) + H₂(g) [steam]</w:t>
-            </w:r>
-          </w:p>
-          <w:p>
-            <w:pPr>
-              <w:spacing w:after="40" w:before="0"/>
-              <w:jc w:val="left"/>
-            </w:pPr>
-            <w:r>
-              <w:rPr>
-                <w:rFonts w:ascii="Arial" w:cs="Arial" w:eastAsia="Arial" w:hAnsi="Arial"/>
-                <w:b w:val="false"/>
-                <w:bCs w:val="false"/>
-                <w:i w:val="false"/>
-                <w:iCs w:val="false"/>
-                <w:color w:val="000000"/>
-                <w:sz w:val="18"/>
-                <w:szCs w:val="18"/>
-              </w:rPr>
-              <w:t xml:space="preserve">(3) Mg(s) + 2HCl(aq) → MgCl₂(aq) + H₂(g) [dilute acid]</w:t>
-            </w:r>
-          </w:p>
-          <w:p>
-            <w:pPr>
-              <w:spacing w:after="40" w:before="0"/>
-              <w:jc w:val="left"/>
-            </w:pPr>
-            <w:r>
-              <w:rPr>
-                <w:rFonts w:ascii="Arial" w:cs="Arial" w:eastAsia="Arial" w:hAnsi="Arial"/>
-                <w:b w:val="false"/>
-                <w:bCs w:val="false"/>
-                <w:i w:val="false"/>
-                <w:iCs w:val="false"/>
-                <w:color w:val="000000"/>
-                <w:sz w:val="18"/>
-                <w:szCs w:val="18"/>
-              </w:rPr>
-              <w:t xml:space="preserve">(4) Ca(s) + 2H₂O(l) → Ca(OH)₂(aq) + H₂(g) [cold water, faster]</w:t>
-            </w:r>
-          </w:p>
-          <w:p>
-            <w:pPr>
-              <w:spacing w:after="40" w:before="0"/>
-              <w:jc w:val="left"/>
-            </w:pPr>
-            <w:r>
-              <w:rPr>
-                <w:rFonts w:ascii="Arial" w:cs="Arial" w:eastAsia="Arial" w:hAnsi="Arial"/>
-                <w:b w:val="false"/>
-                <w:bCs w:val="false"/>
-                <w:i w:val="false"/>
-                <w:iCs w:val="false"/>
-                <w:color w:val="000000"/>
-                <w:sz w:val="18"/>
-                <w:szCs w:val="18"/>
-              </w:rPr>
-              <w:t xml:space="preserve">(5) 2Mg(s) + O₂(g) → 2MgO(s) [burning in air]</w:t>
-            </w:r>
-          </w:p>
-          <w:p>
-            <w:pPr>
-              <w:spacing w:after="40" w:before="0"/>
-              <w:jc w:val="left"/>
-            </w:pPr>
-            <w:r>
-              <w:rPr>
-                <w:rFonts w:ascii="Arial" w:cs="Arial" w:eastAsia="Arial" w:hAnsi="Arial"/>
-                <w:b w:val="false"/>
-                <w:bCs w:val="false"/>
-                <w:i w:val="false"/>
-                <w:iCs w:val="false"/>
-                <w:color w:val="000000"/>
-                <w:sz w:val="18"/>
-                <w:szCs w:val="18"/>
-              </w:rPr>
-              <w:t xml:space="preserve"/>
-            </w:r>
-          </w:p>
-          <w:p>
-            <w:pPr>
-              <w:spacing w:after="40" w:before="0"/>
-              <w:jc w:val="left"/>
-            </w:pPr>
-            <w:r>
-              <w:rPr>
-                <w:rFonts w:ascii="Arial" w:cs="Arial" w:eastAsia="Arial" w:hAnsi="Arial"/>
-                <w:b w:val="false"/>
-                <w:bCs w:val="false"/>
-                <w:i w:val="false"/>
-                <w:iCs w:val="false"/>
-                <w:color w:val="000000"/>
-                <w:sz w:val="18"/>
-                <w:szCs w:val="18"/>
-              </w:rPr>
-              <w:t xml:space="preserve">Groups then apply the 'Two-Electron Tax' sensemaking frame (introduced by the teacher): to react, a Group II atom must lose TWO electrons; a Group I atom only needs to lose ONE. Students annotate their electron configuration diagrams for Na and Mg: (Na: 2,8,1 — one outer electron to lose; Mg: 2,8,2 — two outer electrons to lose, and the second is held by a higher effective nuclear charge). Groups write a 3-sentence explanation: 'Magnesium is less reactive than sodium with cold water because… Going from magnesium to calcium down Group II, reactivity increases because… This connects to the Kisumu phenomenon because…'</w:t>
-            </w:r>
-          </w:p>
-          <w:p>
-            <w:pPr>
-              <w:spacing w:after="40" w:before="0"/>
-              <w:jc w:val="left"/>
-            </w:pPr>
-            <w:r>
-              <w:rPr>
-                <w:rFonts w:ascii="Arial" w:cs="Arial" w:eastAsia="Arial" w:hAnsi="Arial"/>
-                <w:b w:val="false"/>
-                <w:bCs w:val="false"/>
-                <w:i w:val="false"/>
-                <w:iCs w:val="false"/>
-                <w:color w:val="000000"/>
-                <w:sz w:val="18"/>
-                <w:szCs w:val="18"/>
-              </w:rPr>
-              <w:t xml:space="preserve"/>
-            </w:r>
-          </w:p>
-          <w:p>
-            <w:pPr>
-              <w:spacing w:after="40" w:before="0"/>
-              <w:jc w:val="left"/>
-            </w:pPr>
-            <w:r>
-              <w:rPr>
-                <w:rFonts w:ascii="Arial" w:cs="Arial" w:eastAsia="Arial" w:hAnsi="Arial"/>
-                <w:b w:val="false"/>
-                <w:bCs w:val="false"/>
-                <w:i w:val="false"/>
-                <w:iCs w:val="false"/>
-                <w:color w:val="000000"/>
-                <w:sz w:val="18"/>
-                <w:szCs w:val="18"/>
-              </w:rPr>
-              <w:t xml:space="preserve">A group spokesperson presents one explanation to the class (jigsaw-style, each group takes one sentence). The class co-constructs a full paragraph explanation on the board.</w:t>
-            </w:r>
-          </w:p>
-        </w:tc>
-        <w:tc>
-          <w:tcPr>
-            <w:tcW w:type="dxa" w:w="3040"/>
-            <w:shd w:fill="F2F2F2" w:color="auto" w:val="clear"/>
-            <w:tcMar>
-              <w:top w:type="dxa" w:w="60"/>
-              <w:left w:type="dxa" w:w="120"/>
-              <w:bottom w:type="dxa" w:w="60"/>
-              <w:right w:type="dxa" w:w="120"/>
-            </w:tcMar>
-            <w:vAlign w:val="top"/>
-          </w:tcPr>
-          <w:p>
-            <w:pPr>
-              <w:spacing w:after="40" w:before="0"/>
-              <w:jc w:val="left"/>
-            </w:pPr>
-            <w:r>
-              <w:rPr>
-                <w:rFonts w:ascii="Arial" w:cs="Arial" w:eastAsia="Arial" w:hAnsi="Arial"/>
-                <w:b w:val="false"/>
-                <w:bCs w:val="false"/>
-                <w:i w:val="false"/>
-                <w:iCs w:val="false"/>
-                <w:color w:val="000000"/>
-                <w:sz w:val="18"/>
-                <w:szCs w:val="18"/>
-              </w:rPr>
-              <w:t xml:space="preserve">Teacher introduces the 'Two-Electron Tax' frame explicitly: 'I want to give you a thinking tool called the Two-Electron Tax. Every time a Group II atom reacts, it must pay a tax of TWO electrons. Group I only pays ONE. Which tax is harder to pay?' WAIT TIME: 12 seconds. Cold-call 3 students: 'Akinyi — which is harder, and why?' 'Mwangi — does nuclear charge make that tax easier or harder to pay for magnesium compared to sodium?' 'Chebet — so what does that tell us about reactivity?'</w:t>
-            </w:r>
-          </w:p>
-          <w:p>
-            <w:pPr>
-              <w:spacing w:after="40" w:before="0"/>
-              <w:jc w:val="left"/>
-            </w:pPr>
-            <w:r>
-              <w:rPr>
-                <w:rFonts w:ascii="Arial" w:cs="Arial" w:eastAsia="Arial" w:hAnsi="Arial"/>
-                <w:b w:val="false"/>
-                <w:bCs w:val="false"/>
-                <w:i w:val="false"/>
-                <w:iCs w:val="false"/>
-                <w:color w:val="000000"/>
-                <w:sz w:val="18"/>
-                <w:szCs w:val="18"/>
-              </w:rPr>
-              <w:t xml:space="preserve"/>
-            </w:r>
-          </w:p>
-          <w:p>
-            <w:pPr>
-              <w:spacing w:after="40" w:before="0"/>
-              <w:jc w:val="left"/>
-            </w:pPr>
-            <w:r>
-              <w:rPr>
-                <w:rFonts w:ascii="Arial" w:cs="Arial" w:eastAsia="Arial" w:hAnsi="Arial"/>
-                <w:b w:val="false"/>
-                <w:bCs w:val="false"/>
-                <w:i w:val="false"/>
-                <w:iCs w:val="false"/>
-                <w:color w:val="000000"/>
-                <w:sz w:val="18"/>
-                <w:szCs w:val="18"/>
-              </w:rPr>
-              <w:t xml:space="preserve">When groups write their 3-sentence explanations, teacher circulates and listens for the key conceptual link: does the student connect ionisation energy (from the graph) to reactivity (from the practical)? Prompt if missing: 'Your graph shows magnesium has a higher first ionisation energy than sodium. What does that mean for how easily it loses an electron? What does that mean for how fast it reacts?'</w:t>
-            </w:r>
-          </w:p>
-          <w:p>
-            <w:pPr>
-              <w:spacing w:after="40" w:before="0"/>
-              <w:jc w:val="left"/>
-            </w:pPr>
-            <w:r>
-              <w:rPr>
-                <w:rFonts w:ascii="Arial" w:cs="Arial" w:eastAsia="Arial" w:hAnsi="Arial"/>
-                <w:b w:val="false"/>
-                <w:bCs w:val="false"/>
-                <w:i w:val="false"/>
-                <w:iCs w:val="false"/>
-                <w:color w:val="000000"/>
-                <w:sz w:val="18"/>
-                <w:szCs w:val="18"/>
-              </w:rPr>
-              <w:t xml:space="preserve"/>
-            </w:r>
-          </w:p>
-          <w:p>
-            <w:pPr>
-              <w:spacing w:after="40" w:before="0"/>
-              <w:jc w:val="left"/>
-            </w:pPr>
-            <w:r>
-              <w:rPr>
-                <w:rFonts w:ascii="Arial" w:cs="Arial" w:eastAsia="Arial" w:hAnsi="Arial"/>
-                <w:b w:val="false"/>
-                <w:bCs w:val="false"/>
-                <w:i w:val="false"/>
-                <w:iCs w:val="false"/>
-                <w:color w:val="000000"/>
-                <w:sz w:val="18"/>
-                <w:szCs w:val="18"/>
-              </w:rPr>
-              <w:t xml:space="preserve">During the jigsaw presentation, teacher scribes key phrases on the board verbatim as students say them, then asks the class: 'Is this explanation consistent with our graph data? Thumbs up if yes, sideways if unsure.' Address any sideways thumbs immediately.</w:t>
-            </w:r>
-          </w:p>
-          <w:p>
-            <w:pPr>
-              <w:spacing w:after="40" w:before="0"/>
-              <w:jc w:val="left"/>
-            </w:pPr>
-            <w:r>
-              <w:rPr>
-                <w:rFonts w:ascii="Arial" w:cs="Arial" w:eastAsia="Arial" w:hAnsi="Arial"/>
-                <w:b w:val="false"/>
-                <w:bCs w:val="false"/>
-                <w:i w:val="false"/>
-                <w:iCs w:val="false"/>
-                <w:color w:val="000000"/>
-                <w:sz w:val="18"/>
-                <w:szCs w:val="18"/>
-              </w:rPr>
-              <w:t xml:space="preserve"/>
-            </w:r>
-          </w:p>
-          <w:p>
-            <w:pPr>
-              <w:spacing w:after="40" w:before="0"/>
-              <w:jc w:val="left"/>
-            </w:pPr>
-            <w:r>
-              <w:rPr>
-                <w:rFonts w:ascii="Arial" w:cs="Arial" w:eastAsia="Arial" w:hAnsi="Arial"/>
-                <w:b w:val="false"/>
-                <w:bCs w:val="false"/>
-                <w:i w:val="false"/>
-                <w:iCs w:val="false"/>
-                <w:color w:val="000000"/>
-                <w:sz w:val="18"/>
-                <w:szCs w:val="18"/>
-              </w:rPr>
-              <w:t xml:space="preserve">Key teacher phrase: 'Connect every explanation back to the officer in Kisumu — if she had dropped magnesium instead of sodium into Lake Victoria water, what would the crowd have seen differently, and WHY?'</w:t>
-            </w:r>
-          </w:p>
-          <w:p>
-            <w:pPr>
-              <w:spacing w:after="40" w:before="0"/>
-              <w:jc w:val="left"/>
-            </w:pPr>
-            <w:r>
-              <w:rPr>
-                <w:rFonts w:ascii="Arial" w:cs="Arial" w:eastAsia="Arial" w:hAnsi="Arial"/>
-                <w:b w:val="false"/>
-                <w:bCs w:val="false"/>
-                <w:i w:val="false"/>
-                <w:iCs w:val="false"/>
-                <w:color w:val="000000"/>
-                <w:sz w:val="18"/>
-                <w:szCs w:val="18"/>
-              </w:rPr>
-              <w:t xml:space="preserve"/>
-            </w:r>
-          </w:p>
-          <w:p>
-            <w:pPr>
-              <w:spacing w:after="40" w:before="0"/>
-              <w:jc w:val="left"/>
-            </w:pPr>
-            <w:r>
-              <w:rPr>
-                <w:rFonts w:ascii="Arial" w:cs="Arial" w:eastAsia="Arial" w:hAnsi="Arial"/>
-                <w:b w:val="false"/>
-                <w:bCs w:val="false"/>
-                <w:i w:val="false"/>
-                <w:iCs w:val="false"/>
-                <w:color w:val="000000"/>
-                <w:sz w:val="18"/>
-                <w:szCs w:val="18"/>
-              </w:rPr>
-              <w:t xml:space="preserve">Close the phase by returning to the class prediction tally on the board: 'Who predicted magnesium would be less reactive than sodium? Your prediction was supported by evidence. Who predicted the same or more? What was your reasoning, and where did it go wrong?' WAIT TIME: 10 seconds before cold-calling 2 students who had incorrect predictions.</w:t>
-            </w:r>
-          </w:p>
-        </w:tc>
-        <w:tc>
-          <w:tcPr>
-            <w:tcW w:type="dxa" w:w="3040"/>
-            <w:shd w:fill="FFFFFF" w:color="auto" w:val="clear"/>
-            <w:tcMar>
-              <w:top w:type="dxa" w:w="60"/>
-              <w:left w:type="dxa" w:w="120"/>
-              <w:bottom w:type="dxa" w:w="60"/>
-              <w:right w:type="dxa" w:w="120"/>
-            </w:tcMar>
-            <w:vAlign w:val="top"/>
-          </w:tcPr>
-          <w:p>
-            <w:pPr>
-              <w:spacing w:after="40" w:before="0"/>
-              <w:jc w:val="left"/>
-            </w:pPr>
-            <w:r>
-              <w:rPr>
-                <w:rFonts w:ascii="Arial" w:cs="Arial" w:eastAsia="Arial" w:hAnsi="Arial"/>
-                <w:b w:val="false"/>
-                <w:bCs w:val="false"/>
-                <w:i w:val="false"/>
-                <w:iCs w:val="false"/>
-                <w:color w:val="000000"/>
-                <w:sz w:val="18"/>
-                <w:szCs w:val="18"/>
-              </w:rPr>
-              <w:t xml:space="preserve">Strategy: TWO-ELECTRON TAX FRAME + JIGSAW PRESENTATION. The 'Two-Electron Tax' is a mechanistic analogy that gives students a memorable, causal handle on the ionisation-energy argument without reducing it to a memorised rule. By requiring students to link the tax metaphor explicitly to their graph data (ionisation energy) and their practical data (reaction rate), the frame demands multi-representational reasoning — a hallmark of NGSS Science and Engineering Practice 6 (Constructing Explanations). The jigsaw presentation ensures all students hear and critique multiple explanation attempts, consolidating understanding through social sensemaking.</w:t>
-            </w:r>
-          </w:p>
-        </w:tc>
-        <w:tc>
-          <w:tcPr>
-            <w:tcW w:type="dxa" w:w="3040"/>
-            <w:shd w:fill="F2F2F2" w:color="auto" w:val="clear"/>
-            <w:tcMar>
-              <w:top w:type="dxa" w:w="60"/>
-              <w:left w:type="dxa" w:w="120"/>
-              <w:bottom w:type="dxa" w:w="60"/>
-              <w:right w:type="dxa" w:w="120"/>
-            </w:tcMar>
-            <w:vAlign w:val="top"/>
-          </w:tcPr>
-          <w:p>
-            <w:pPr>
-              <w:spacing w:after="40" w:before="0"/>
-              <w:jc w:val="left"/>
-            </w:pPr>
-            <w:r>
-              <w:rPr>
-                <w:rFonts w:ascii="Arial" w:cs="Arial" w:eastAsia="Arial" w:hAnsi="Arial"/>
-                <w:b w:val="false"/>
-                <w:bCs w:val="false"/>
-                <w:i w:val="false"/>
-                <w:iCs w:val="false"/>
-                <w:color w:val="000000"/>
-                <w:sz w:val="18"/>
-                <w:szCs w:val="18"/>
-              </w:rPr>
-              <w:t xml:space="preserve">Observable indicators: (1) Each group's 3-sentence explanation correctly uses the words 'ionisation energy', 'nuclear charge' or 'shielding', and 'two electrons' — teacher reads and ticks these terms during circulation. (2) Balanced equations are checked: common errors to watch for include missing state symbols, unbalanced hydrogen (H₂ not H), and writing Ca(OH)₂ as CaOH. Teacher corrects equations on the board in real time. (3) Jigsaw presentations are evaluated for causal language: does the student say 'because' and cite a mechanism, or only describe what happened? Students who only describe (no causal language) are prompted: 'Tell me WHY, not just WHAT.'</w:t>
-            </w:r>
-          </w:p>
-        </w:tc>
-      </w:tr>
-      <w:tr>
-        <w:tc>
-          <w:tcPr>
-            <w:tcW w:type="dxa" w:w="1520"/>
-            <w:shd w:fill="FCE4D6" w:color="auto" w:val="clear"/>
-            <w:tcMar>
-              <w:top w:type="dxa" w:w="60"/>
-              <w:left w:type="dxa" w:w="120"/>
-              <w:bottom w:type="dxa" w:w="60"/>
-              <w:right w:type="dxa" w:w="120"/>
-            </w:tcMar>
-            <w:vAlign w:val="top"/>
-          </w:tcPr>
-          <w:p>
-            <w:pPr>
-              <w:spacing w:after="40" w:before="0"/>
-              <w:jc w:val="left"/>
-            </w:pPr>
-            <w:r>
-              <w:rPr>
-                <w:rFonts w:ascii="Arial" w:cs="Arial" w:eastAsia="Arial" w:hAnsi="Arial"/>
-                <w:b/>
-                <w:bCs/>
-                <w:i w:val="false"/>
-                <w:iCs w:val="false"/>
-                <w:color w:val="000000"/>
-                <w:sz w:val="18"/>
-                <w:szCs w:val="18"/>
-              </w:rPr>
-              <w:t xml:space="preserve">Driving Question Board (DQB) Creation</w:t>
-            </w:r>
-          </w:p>
-          <w:p>
-            <w:pPr>
-              <w:spacing w:after="20" w:before="0"/>
-            </w:pPr>
-            <w:r>
-              <w:rPr>
-                <w:rFonts w:ascii="Arial" w:cs="Arial" w:eastAsia="Arial" w:hAnsi="Arial"/>
-                <w:b/>
-                <w:bCs/>
-                <w:color w:val="1F3864"/>
-                <w:sz w:val="16"/>
-                <w:szCs w:val="16"/>
-              </w:rPr>
-              <w:t xml:space="preserve">📹 VIDEO:</w:t>
-            </w:r>
-          </w:p>
-          <w:p>
-            <w:pPr>
-              <w:spacing w:after="20" w:before="0"/>
-            </w:pPr>
-            <w:hyperlink w:history="1" r:id="rId5-c3kj6oih1wzadad-qin">
-              <w:r>
-                <w:rPr>
-                  <w:rFonts w:ascii="Arial" w:cs="Arial" w:eastAsia="Arial" w:hAnsi="Arial"/>
-                  <w:color w:val="2E75B6"/>
-                  <w:sz w:val="16"/>
-                  <w:szCs w:val="16"/>
-                  <w:u w:val="single" w:color="2E75B6"/>
-                </w:rPr>
-                <w:t xml:space="preserve">Oxidation state trends in periodic table</w:t>
-              </w:r>
-            </w:hyperlink>
-          </w:p>
-          <w:p>
-            <w:pPr>
-              <w:spacing w:after="10" w:before="0"/>
-              <w:ind w:left="120"/>
-            </w:pPr>
-            <w:r>
-              <w:rPr>
-                <w:rFonts w:ascii="Arial" w:cs="Arial" w:eastAsia="Arial" w:hAnsi="Arial"/>
-                <w:color w:val="595959"/>
-                <w:sz w:val="14"/>
-                <w:szCs w:val="14"/>
-              </w:rPr>
-              <w:t xml:space="preserve">Source: Khan Academy (English - US curriculum)</w:t>
-            </w:r>
-          </w:p>
-          <w:p>
-            <w:pPr>
-              <w:spacing w:after="10" w:before="0"/>
-              <w:ind w:left="120"/>
-            </w:pPr>
-            <w:hyperlink w:history="1" r:id="rIdl6tqy1gstv_vqmk_jnflr">
-              <w:r>
-                <w:rPr>
-                  <w:rFonts w:ascii="Arial" w:cs="Arial" w:eastAsia="Arial" w:hAnsi="Arial"/>
-                  <w:color w:val="595959"/>
-                  <w:sz w:val="14"/>
-                  <w:szCs w:val="14"/>
-                  <w:u w:val="single" w:color="595959"/>
-                </w:rPr>
-                <w:t xml:space="preserve">🔍 Search ARES for similar videos</w:t>
-              </w:r>
-            </w:hyperlink>
-          </w:p>
-          <w:p>
-            <w:pPr>
-              <w:spacing w:after="40" w:before="0"/>
-            </w:pPr>
-            <w:r>
-              <w:rPr>
-                <w:sz w:val="14"/>
-                <w:szCs w:val="14"/>
-              </w:rPr>
-              <w:t xml:space="preserve"/>
-            </w:r>
-          </w:p>
-          <w:p>
-            <w:pPr>
-              <w:spacing w:after="20" w:before="0"/>
-            </w:pPr>
-            <w:r>
-              <w:rPr>
-                <w:rFonts w:ascii="Arial" w:cs="Arial" w:eastAsia="Arial" w:hAnsi="Arial"/>
-                <w:b/>
-                <w:bCs/>
-                <w:color w:val="1F3864"/>
-                <w:sz w:val="16"/>
-                <w:szCs w:val="16"/>
-              </w:rPr>
-              <w:t xml:space="preserve">📖 EXERCISE:</w:t>
-            </w:r>
-          </w:p>
-          <w:p>
-            <w:pPr>
-              <w:spacing w:after="20" w:before="0"/>
-            </w:pPr>
-            <w:hyperlink w:history="1" r:id="rId6zzbd7_bljw7qznourhqg">
-              <w:r>
-                <w:rPr>
-                  <w:rFonts w:ascii="Arial" w:cs="Arial" w:eastAsia="Arial" w:hAnsi="Arial"/>
-                  <w:color w:val="2E75B6"/>
-                  <w:sz w:val="16"/>
-                  <w:szCs w:val="16"/>
-                  <w:u w:val="single" w:color="2E75B6"/>
-                </w:rPr>
-                <w:t xml:space="preserve">Alkaline Earth Metals Practice</w:t>
-              </w:r>
-            </w:hyperlink>
-          </w:p>
-          <w:p>
-            <w:pPr>
-              <w:spacing w:after="10" w:before="0"/>
-              <w:ind w:left="120"/>
-            </w:pPr>
-            <w:r>
-              <w:rPr>
-                <w:rFonts w:ascii="Arial" w:cs="Arial" w:eastAsia="Arial" w:hAnsi="Arial"/>
-                <w:color w:val="595959"/>
-                <w:sz w:val="14"/>
-                <w:szCs w:val="14"/>
-              </w:rPr>
-              <w:t xml:space="preserve">Source: CK-12</w:t>
-            </w:r>
-          </w:p>
-          <w:p>
-            <w:pPr>
-              <w:spacing w:after="10" w:before="0"/>
-              <w:ind w:left="120"/>
-            </w:pPr>
-            <w:hyperlink w:history="1" r:id="rIdjsdexirwopa9gzu1lwmor">
-              <w:r>
-                <w:rPr>
-                  <w:rFonts w:ascii="Arial" w:cs="Arial" w:eastAsia="Arial" w:hAnsi="Arial"/>
-                  <w:color w:val="595959"/>
-                  <w:sz w:val="14"/>
-                  <w:szCs w:val="14"/>
-                  <w:u w:val="single" w:color="595959"/>
-                </w:rPr>
-                <w:t xml:space="preserve">🔍 Search ARES for similar readings</w:t>
-              </w:r>
-            </w:hyperlink>
-          </w:p>
-        </w:tc>
-        <w:tc>
-          <w:tcPr>
-            <w:tcW w:type="dxa" w:w="3040"/>
-            <w:shd w:fill="FFFFFF" w:color="auto" w:val="clear"/>
-            <w:tcMar>
-              <w:top w:type="dxa" w:w="60"/>
-              <w:left w:type="dxa" w:w="120"/>
-              <w:bottom w:type="dxa" w:w="60"/>
-              <w:right w:type="dxa" w:w="120"/>
-            </w:tcMar>
-            <w:vAlign w:val="top"/>
-          </w:tcPr>
-          <w:p>
-            <w:pPr>
-              <w:spacing w:after="40" w:before="0"/>
-              <w:jc w:val="left"/>
-            </w:pPr>
-            <w:r>
-              <w:rPr>
-                <w:rFonts w:ascii="Arial" w:cs="Arial" w:eastAsia="Arial" w:hAnsi="Arial"/>
-                <w:b w:val="false"/>
-                <w:bCs w:val="false"/>
-                <w:i w:val="false"/>
-                <w:iCs w:val="false"/>
-                <w:color w:val="000000"/>
-                <w:sz w:val="18"/>
-                <w:szCs w:val="18"/>
-              </w:rPr>
-              <w:t xml:space="preserve">Each student writes two contributions on sticky notes (or in their DQB section of their exercise book):</w:t>
-            </w:r>
-          </w:p>
-          <w:p>
-            <w:pPr>
-              <w:spacing w:after="40" w:before="0"/>
-              <w:jc w:val="left"/>
-            </w:pPr>
-            <w:r>
-              <w:rPr>
-                <w:rFonts w:ascii="Arial" w:cs="Arial" w:eastAsia="Arial" w:hAnsi="Arial"/>
-                <w:b w:val="false"/>
-                <w:bCs w:val="false"/>
-                <w:i w:val="false"/>
-                <w:iCs w:val="false"/>
-                <w:color w:val="000000"/>
-                <w:sz w:val="18"/>
-                <w:szCs w:val="18"/>
-              </w:rPr>
-              <w:t xml:space="preserve"/>
-            </w:r>
-          </w:p>
-          <w:p>
-            <w:pPr>
-              <w:spacing w:after="40" w:before="0"/>
-              <w:jc w:val="left"/>
-            </w:pPr>
-            <w:r>
-              <w:rPr>
-                <w:rFonts w:ascii="Arial" w:cs="Arial" w:eastAsia="Arial" w:hAnsi="Arial"/>
-                <w:b w:val="false"/>
-                <w:bCs w:val="false"/>
-                <w:i w:val="false"/>
-                <w:iCs w:val="false"/>
-                <w:color w:val="000000"/>
-                <w:sz w:val="18"/>
-                <w:szCs w:val="18"/>
-              </w:rPr>
-              <w:t xml:space="preserve">GREEN NOTE — 'Something we can now answer about the driving question': e.g., 'We can now explain why magnesium reacts less violently than sodium with water — it must lose two electrons and has a higher effective nuclear charge.' OR 'We can predict that barium will react more vigorously with cold water than calcium, because shielding increases down Group II, lowering ionisation energy.'</w:t>
-            </w:r>
-          </w:p>
-          <w:p>
-            <w:pPr>
-              <w:spacing w:after="40" w:before="0"/>
-              <w:jc w:val="left"/>
-            </w:pPr>
-            <w:r>
-              <w:rPr>
-                <w:rFonts w:ascii="Arial" w:cs="Arial" w:eastAsia="Arial" w:hAnsi="Arial"/>
-                <w:b w:val="false"/>
-                <w:bCs w:val="false"/>
-                <w:i w:val="false"/>
-                <w:iCs w:val="false"/>
-                <w:color w:val="000000"/>
-                <w:sz w:val="18"/>
-                <w:szCs w:val="18"/>
-              </w:rPr>
-              <w:t xml:space="preserve"/>
-            </w:r>
-          </w:p>
-          <w:p>
-            <w:pPr>
-              <w:spacing w:after="40" w:before="0"/>
-              <w:jc w:val="left"/>
-            </w:pPr>
-            <w:r>
-              <w:rPr>
-                <w:rFonts w:ascii="Arial" w:cs="Arial" w:eastAsia="Arial" w:hAnsi="Arial"/>
-                <w:b w:val="false"/>
-                <w:bCs w:val="false"/>
-                <w:i w:val="false"/>
-                <w:iCs w:val="false"/>
-                <w:color w:val="000000"/>
-                <w:sz w:val="18"/>
-                <w:szCs w:val="18"/>
-              </w:rPr>
-              <w:t xml:space="preserve">ORANGE NOTE — 'A new question this lesson has raised': e.g., 'If shielding explains the down-group trend in Group II, does the same logic apply across Period 3 — from sodium to magnesium to aluminium?' OR 'Why does magnesium react in steam but not cold water — is it just about temperature, or does the electron structure change?'</w:t>
-            </w:r>
-          </w:p>
-          <w:p>
-            <w:pPr>
-              <w:spacing w:after="40" w:before="0"/>
-              <w:jc w:val="left"/>
-            </w:pPr>
-            <w:r>
-              <w:rPr>
-                <w:rFonts w:ascii="Arial" w:cs="Arial" w:eastAsia="Arial" w:hAnsi="Arial"/>
-                <w:b w:val="false"/>
-                <w:bCs w:val="false"/>
-                <w:i w:val="false"/>
-                <w:iCs w:val="false"/>
-                <w:color w:val="000000"/>
-                <w:sz w:val="18"/>
-                <w:szCs w:val="18"/>
-              </w:rPr>
-              <w:t xml:space="preserve"/>
-            </w:r>
-          </w:p>
-          <w:p>
-            <w:pPr>
-              <w:spacing w:after="40" w:before="0"/>
-              <w:jc w:val="left"/>
-            </w:pPr>
-            <w:r>
-              <w:rPr>
-                <w:rFonts w:ascii="Arial" w:cs="Arial" w:eastAsia="Arial" w:hAnsi="Arial"/>
-                <w:b w:val="false"/>
-                <w:bCs w:val="false"/>
-                <w:i w:val="false"/>
-                <w:iCs w:val="false"/>
-                <w:color w:val="000000"/>
-                <w:sz w:val="18"/>
-                <w:szCs w:val="18"/>
-              </w:rPr>
-              <w:t xml:space="preserve">Students post notes on the class DQB (a large paper sheet or section of the board organised under 'What we can explain' and 'What we still wonder'). Teacher reads 3–4 notes aloud and explicitly links them to the driving question.</w:t>
-            </w:r>
-          </w:p>
-        </w:tc>
-        <w:tc>
-          <w:tcPr>
-            <w:tcW w:type="dxa" w:w="3040"/>
-            <w:shd w:fill="F2F2F2" w:color="auto" w:val="clear"/>
-            <w:tcMar>
-              <w:top w:type="dxa" w:w="60"/>
-              <w:left w:type="dxa" w:w="120"/>
-              <w:bottom w:type="dxa" w:w="60"/>
-              <w:right w:type="dxa" w:w="120"/>
-            </w:tcMar>
-            <w:vAlign w:val="top"/>
-          </w:tcPr>
-          <w:p>
-            <w:pPr>
-              <w:spacing w:after="40" w:before="0"/>
-              <w:jc w:val="left"/>
-            </w:pPr>
-            <w:r>
-              <w:rPr>
-                <w:rFonts w:ascii="Arial" w:cs="Arial" w:eastAsia="Arial" w:hAnsi="Arial"/>
-                <w:b w:val="false"/>
-                <w:bCs w:val="false"/>
-                <w:i w:val="false"/>
-                <w:iCs w:val="false"/>
-                <w:color w:val="000000"/>
-                <w:sz w:val="18"/>
-                <w:szCs w:val="18"/>
-              </w:rPr>
-              <w:t xml:space="preserve">Teacher frames the DQB update: 'The driving question asks whether we can predict how an element will behave from its position in the table. Three lessons in — can we? What can we predict confidently now, and what is still out of reach?' WAIT TIME: 10 seconds of individual thinking before students write.</w:t>
-            </w:r>
-          </w:p>
-          <w:p>
-            <w:pPr>
-              <w:spacing w:after="40" w:before="0"/>
-              <w:jc w:val="left"/>
-            </w:pPr>
-            <w:r>
-              <w:rPr>
-                <w:rFonts w:ascii="Arial" w:cs="Arial" w:eastAsia="Arial" w:hAnsi="Arial"/>
-                <w:b w:val="false"/>
-                <w:bCs w:val="false"/>
-                <w:i w:val="false"/>
-                <w:iCs w:val="false"/>
-                <w:color w:val="000000"/>
-                <w:sz w:val="18"/>
-                <w:szCs w:val="18"/>
-              </w:rPr>
-              <w:t xml:space="preserve"/>
-            </w:r>
-          </w:p>
-          <w:p>
-            <w:pPr>
-              <w:spacing w:after="40" w:before="0"/>
-              <w:jc w:val="left"/>
-            </w:pPr>
-            <w:r>
-              <w:rPr>
-                <w:rFonts w:ascii="Arial" w:cs="Arial" w:eastAsia="Arial" w:hAnsi="Arial"/>
-                <w:b w:val="false"/>
-                <w:bCs w:val="false"/>
-                <w:i w:val="false"/>
-                <w:iCs w:val="false"/>
-                <w:color w:val="000000"/>
-                <w:sz w:val="18"/>
-                <w:szCs w:val="18"/>
-              </w:rPr>
-              <w:t xml:space="preserve">After posting, teacher reads 2 green notes and 2 orange notes aloud, then asks: 'Which of these orange questions do you think we will be able to answer by Lesson 7? Give me a thumbs up if you think we will crack it.' Use this as a preview of the sequence ahead.</w:t>
-            </w:r>
-          </w:p>
-          <w:p>
-            <w:pPr>
-              <w:spacing w:after="40" w:before="0"/>
-              <w:jc w:val="left"/>
-            </w:pPr>
-            <w:r>
-              <w:rPr>
-                <w:rFonts w:ascii="Arial" w:cs="Arial" w:eastAsia="Arial" w:hAnsi="Arial"/>
-                <w:b w:val="false"/>
-                <w:bCs w:val="false"/>
-                <w:i w:val="false"/>
-                <w:iCs w:val="false"/>
-                <w:color w:val="000000"/>
-                <w:sz w:val="18"/>
-                <w:szCs w:val="18"/>
-              </w:rPr>
-              <w:t xml:space="preserve"/>
-            </w:r>
-          </w:p>
-          <w:p>
-            <w:pPr>
-              <w:spacing w:after="40" w:before="0"/>
-              <w:jc w:val="left"/>
-            </w:pPr>
-            <w:r>
-              <w:rPr>
-                <w:rFonts w:ascii="Arial" w:cs="Arial" w:eastAsia="Arial" w:hAnsi="Arial"/>
-                <w:b w:val="false"/>
-                <w:bCs w:val="false"/>
-                <w:i w:val="false"/>
-                <w:iCs w:val="false"/>
-                <w:color w:val="000000"/>
-                <w:sz w:val="18"/>
-                <w:szCs w:val="18"/>
-              </w:rPr>
-              <w:t xml:space="preserve">Key teacher phrase: 'Every question on this board is a gap in our model. By the end of this unit, we want to fill every gap with evidence — not guesses.'</w:t>
-            </w:r>
-          </w:p>
-          <w:p>
-            <w:pPr>
-              <w:spacing w:after="40" w:before="0"/>
-              <w:jc w:val="left"/>
-            </w:pPr>
-            <w:r>
-              <w:rPr>
-                <w:rFonts w:ascii="Arial" w:cs="Arial" w:eastAsia="Arial" w:hAnsi="Arial"/>
-                <w:b w:val="false"/>
-                <w:bCs w:val="false"/>
-                <w:i w:val="false"/>
-                <w:iCs w:val="false"/>
-                <w:color w:val="000000"/>
-                <w:sz w:val="18"/>
-                <w:szCs w:val="18"/>
-              </w:rPr>
-              <w:t xml:space="preserve"/>
-            </w:r>
-          </w:p>
-          <w:p>
-            <w:pPr>
-              <w:spacing w:after="40" w:before="0"/>
-              <w:jc w:val="left"/>
-            </w:pPr>
-            <w:r>
-              <w:rPr>
-                <w:rFonts w:ascii="Arial" w:cs="Arial" w:eastAsia="Arial" w:hAnsi="Arial"/>
-                <w:b w:val="false"/>
-                <w:bCs w:val="false"/>
-                <w:i w:val="false"/>
-                <w:iCs w:val="false"/>
-                <w:color w:val="000000"/>
-                <w:sz w:val="18"/>
-                <w:szCs w:val="18"/>
-              </w:rPr>
-              <w:t xml:space="preserve">Teacher explicitly bridges to the next lesson: 'Your orange notes have already started asking about Period 3 trends and about Group VII. Those are exactly where we go next. Keep those questions alive.'</w:t>
-            </w:r>
-          </w:p>
-        </w:tc>
-        <w:tc>
-          <w:tcPr>
-            <w:tcW w:type="dxa" w:w="3040"/>
-            <w:shd w:fill="FFFFFF" w:color="auto" w:val="clear"/>
-            <w:tcMar>
-              <w:top w:type="dxa" w:w="60"/>
-              <w:left w:type="dxa" w:w="120"/>
-              <w:bottom w:type="dxa" w:w="60"/>
-              <w:right w:type="dxa" w:w="120"/>
-            </w:tcMar>
-            <w:vAlign w:val="top"/>
-          </w:tcPr>
-          <w:p>
-            <w:pPr>
-              <w:spacing w:after="40" w:before="0"/>
-              <w:jc w:val="left"/>
-            </w:pPr>
-            <w:r>
-              <w:rPr>
-                <w:rFonts w:ascii="Arial" w:cs="Arial" w:eastAsia="Arial" w:hAnsi="Arial"/>
-                <w:b w:val="false"/>
-                <w:bCs w:val="false"/>
-                <w:i w:val="false"/>
-                <w:iCs w:val="false"/>
-                <w:color w:val="000000"/>
-                <w:sz w:val="18"/>
-                <w:szCs w:val="18"/>
-              </w:rPr>
-              <w:t xml:space="preserve">Strategy: DRIVING QUESTION BOARD as CUMULATIVE KNOWLEDGE TRACKER. The DQB functions as a visible, public record of the class's growing explanatory model. Distinguishing 'what we can now explain' from 'what we still wonder' trains students in the epistemic habit of knowing the boundary of their own knowledge — a core dimension of NGSS Practice 8 (Obtaining, Evaluating, and Communicating Information). The orange notes also serve a motivational function: students see their own curiosity shaping the lesson sequence ahead.</w:t>
-            </w:r>
-          </w:p>
-        </w:tc>
-        <w:tc>
-          <w:tcPr>
-            <w:tcW w:type="dxa" w:w="3040"/>
-            <w:shd w:fill="F2F2F2" w:color="auto" w:val="clear"/>
-            <w:tcMar>
-              <w:top w:type="dxa" w:w="60"/>
-              <w:left w:type="dxa" w:w="120"/>
-              <w:bottom w:type="dxa" w:w="60"/>
-              <w:right w:type="dxa" w:w="120"/>
-            </w:tcMar>
-            <w:vAlign w:val="top"/>
-          </w:tcPr>
-          <w:p>
-            <w:pPr>
-              <w:spacing w:after="40" w:before="0"/>
-              <w:jc w:val="left"/>
-            </w:pPr>
-            <w:r>
-              <w:rPr>
-                <w:rFonts w:ascii="Arial" w:cs="Arial" w:eastAsia="Arial" w:hAnsi="Arial"/>
-                <w:b w:val="false"/>
-                <w:bCs w:val="false"/>
-                <w:i w:val="false"/>
-                <w:iCs w:val="false"/>
-                <w:color w:val="000000"/>
-                <w:sz w:val="18"/>
-                <w:szCs w:val="18"/>
-              </w:rPr>
-              <w:t xml:space="preserve">Observable indicators: (1) Green notes cite specific evidence from today's lesson (not vague generalities) — teacher redirects students who write only 'we learned about Group II' by prompting: 'What SPECIFICALLY can you now explain that you could not explain this morning?' (2) Orange notes are genuine questions (contain a question mark and identify a specific gap) rather than restatements of lesson content. (3) Teacher checks that at least one green note per group explicitly references the anchoring phenomenon (sodium in Kisumu) as the comparison benchmark.</w:t>
-            </w:r>
-          </w:p>
-        </w:tc>
-      </w:tr>
-      <w:tr>
-        <w:tc>
-          <w:tcPr>
-            <w:tcW w:type="dxa" w:w="1520"/>
-            <w:shd w:fill="D5E8F0" w:color="auto" w:val="clear"/>
-            <w:tcMar>
-              <w:top w:type="dxa" w:w="60"/>
-              <w:left w:type="dxa" w:w="120"/>
-              <w:bottom w:type="dxa" w:w="60"/>
-              <w:right w:type="dxa" w:w="120"/>
-            </w:tcMar>
-            <w:vAlign w:val="top"/>
-          </w:tcPr>
-          <w:p>
-            <w:pPr>
-              <w:spacing w:after="40" w:before="0"/>
-              <w:jc w:val="left"/>
-            </w:pPr>
-            <w:r>
-              <w:rPr>
-                <w:rFonts w:ascii="Arial" w:cs="Arial" w:eastAsia="Arial" w:hAnsi="Arial"/>
-                <w:b/>
-                <w:bCs/>
-                <w:i w:val="false"/>
-                <w:iCs w:val="false"/>
-                <w:color w:val="000000"/>
-                <w:sz w:val="18"/>
-                <w:szCs w:val="18"/>
-              </w:rPr>
-              <w:t xml:space="preserve">Model Building Phase</w:t>
-            </w:r>
-          </w:p>
-          <w:p>
-            <w:pPr>
-              <w:spacing w:after="20" w:before="0"/>
-            </w:pPr>
-            <w:r>
-              <w:rPr>
-                <w:rFonts w:ascii="Arial" w:cs="Arial" w:eastAsia="Arial" w:hAnsi="Arial"/>
-                <w:b/>
-                <w:bCs/>
-                <w:color w:val="1F3864"/>
-                <w:sz w:val="16"/>
-                <w:szCs w:val="16"/>
-              </w:rPr>
-              <w:t xml:space="preserve">📹 VIDEO:</w:t>
-            </w:r>
-          </w:p>
-          <w:p>
-            <w:pPr>
-              <w:spacing w:after="20" w:before="0"/>
-            </w:pPr>
-            <w:hyperlink w:history="1" r:id="rIdbrgiimudekvtui_7e_kyn">
-              <w:r>
-                <w:rPr>
-                  <w:rFonts w:ascii="Arial" w:cs="Arial" w:eastAsia="Arial" w:hAnsi="Arial"/>
-                  <w:color w:val="2E75B6"/>
-                  <w:sz w:val="16"/>
-                  <w:szCs w:val="16"/>
-                  <w:u w:val="single" w:color="2E75B6"/>
-                </w:rPr>
-                <w:t xml:space="preserve">Groups of the periodic table</w:t>
-              </w:r>
-            </w:hyperlink>
-          </w:p>
-          <w:p>
-            <w:pPr>
-              <w:spacing w:after="10" w:before="0"/>
-              <w:ind w:left="120"/>
-            </w:pPr>
-            <w:r>
-              <w:rPr>
-                <w:rFonts w:ascii="Arial" w:cs="Arial" w:eastAsia="Arial" w:hAnsi="Arial"/>
-                <w:color w:val="595959"/>
-                <w:sz w:val="14"/>
-                <w:szCs w:val="14"/>
-              </w:rPr>
-              <w:t xml:space="preserve">Source: Khan Academy (English - US curriculum)</w:t>
-            </w:r>
-          </w:p>
-          <w:p>
-            <w:pPr>
-              <w:spacing w:after="10" w:before="0"/>
-              <w:ind w:left="120"/>
-            </w:pPr>
-            <w:hyperlink w:history="1" r:id="rId__ov3pcktnj0m2ybokzf3">
-              <w:r>
-                <w:rPr>
-                  <w:rFonts w:ascii="Arial" w:cs="Arial" w:eastAsia="Arial" w:hAnsi="Arial"/>
-                  <w:color w:val="595959"/>
-                  <w:sz w:val="14"/>
-                  <w:szCs w:val="14"/>
-                  <w:u w:val="single" w:color="595959"/>
-                </w:rPr>
-                <w:t xml:space="preserve">🔍 Search ARES for similar videos</w:t>
-              </w:r>
-            </w:hyperlink>
-          </w:p>
-          <w:p>
-            <w:pPr>
-              <w:spacing w:after="40" w:before="0"/>
-            </w:pPr>
-            <w:r>
-              <w:rPr>
-                <w:sz w:val="14"/>
-                <w:szCs w:val="14"/>
-              </w:rPr>
-              <w:t xml:space="preserve"/>
-            </w:r>
-          </w:p>
-          <w:p>
-            <w:pPr>
-              <w:spacing w:after="20" w:before="0"/>
-            </w:pPr>
-            <w:r>
-              <w:rPr>
-                <w:rFonts w:ascii="Arial" w:cs="Arial" w:eastAsia="Arial" w:hAnsi="Arial"/>
-                <w:b/>
-                <w:bCs/>
-                <w:color w:val="1F3864"/>
-                <w:sz w:val="16"/>
-                <w:szCs w:val="16"/>
-              </w:rPr>
-              <w:t xml:space="preserve">📖 EXERCISE:</w:t>
-            </w:r>
-          </w:p>
-          <w:p>
-            <w:pPr>
-              <w:spacing w:after="20" w:before="0"/>
-            </w:pPr>
-            <w:hyperlink w:history="1" r:id="rId1lrb5y0krmw8mxhng3pj7">
-              <w:r>
-                <w:rPr>
-                  <w:rFonts w:ascii="Arial" w:cs="Arial" w:eastAsia="Arial" w:hAnsi="Arial"/>
-                  <w:color w:val="2E75B6"/>
-                  <w:sz w:val="16"/>
-                  <w:szCs w:val="16"/>
-                  <w:u w:val="single" w:color="2E75B6"/>
-                </w:rPr>
-                <w:t xml:space="preserve">Alkaline Earth Metals Practice</w:t>
-              </w:r>
-            </w:hyperlink>
-          </w:p>
-          <w:p>
-            <w:pPr>
-              <w:spacing w:after="10" w:before="0"/>
-              <w:ind w:left="120"/>
-            </w:pPr>
-            <w:r>
-              <w:rPr>
-                <w:rFonts w:ascii="Arial" w:cs="Arial" w:eastAsia="Arial" w:hAnsi="Arial"/>
-                <w:color w:val="595959"/>
-                <w:sz w:val="14"/>
-                <w:szCs w:val="14"/>
-              </w:rPr>
-              <w:t xml:space="preserve">Source: CK-12</w:t>
-            </w:r>
-          </w:p>
-          <w:p>
-            <w:pPr>
-              <w:spacing w:after="10" w:before="0"/>
-              <w:ind w:left="120"/>
-            </w:pPr>
-            <w:hyperlink w:history="1" r:id="rIdjfscqypel7fvtzvevct2b">
+            <w:hyperlink w:history="1" r:id="rIdwzomfkwhvfa5kc0l_qsiq">
               <w:r>
                 <w:rPr>
                   <w:rFonts w:ascii="Arial" w:cs="Arial" w:eastAsia="Arial" w:hAnsi="Arial"/>
@@ -13056,7 +13056,7 @@
             <w:pPr>
               <w:spacing w:after="20" w:before="0"/>
             </w:pPr>
-            <w:hyperlink w:history="1" r:id="rIdfzhpudijifafvbcfafmpp">
+            <w:hyperlink w:history="1" r:id="rIdxpnigopnulddflxgefdjm">
               <w:r>
                 <w:rPr>
                   <w:rFonts w:ascii="Arial" w:cs="Arial" w:eastAsia="Arial" w:hAnsi="Arial"/>
@@ -13089,7 +13089,7 @@
               <w:spacing w:after="10" w:before="0"/>
               <w:ind w:left="120"/>
             </w:pPr>
-            <w:hyperlink w:history="1" r:id="rId2lfz_7cswq77hwwuprhte">
+            <w:hyperlink w:history="1" r:id="rIdogqssmy8v8zadthkakwjf">
               <w:r>
                 <w:rPr>
                   <w:rFonts w:ascii="Arial" w:cs="Arial" w:eastAsia="Arial" w:hAnsi="Arial"/>
@@ -13134,7 +13134,7 @@
             <w:pPr>
               <w:spacing w:after="20" w:before="0"/>
             </w:pPr>
-            <w:hyperlink w:history="1" r:id="rIdqikcjlutitehmaj2-rira">
+            <w:hyperlink w:history="1" r:id="rIdu1lrnodj1teia4qeb1tve">
               <w:r>
                 <w:rPr>
                   <w:rFonts w:ascii="Arial" w:cs="Arial" w:eastAsia="Arial" w:hAnsi="Arial"/>
@@ -13167,7 +13167,7 @@
               <w:spacing w:after="10" w:before="0"/>
               <w:ind w:left="120"/>
             </w:pPr>
-            <w:hyperlink w:history="1" r:id="rId_iijik-dbha2m2wobg8kx">
+            <w:hyperlink w:history="1" r:id="rIdxfz8shpswsg17wbxtgxy6">
               <w:r>
                 <w:rPr>
                   <w:rFonts w:ascii="Arial" w:cs="Arial" w:eastAsia="Arial" w:hAnsi="Arial"/>
@@ -13362,7 +13362,7 @@
             <w:pPr>
               <w:spacing w:after="20" w:before="0"/>
             </w:pPr>
-            <w:hyperlink w:history="1" r:id="rId_2z1ovexndcfqj0lnwyq0">
+            <w:hyperlink w:history="1" r:id="rIdqasjpjpq3klzo9t2lluzb">
               <w:r>
                 <w:rPr>
                   <w:rFonts w:ascii="Arial" w:cs="Arial" w:eastAsia="Arial" w:hAnsi="Arial"/>
@@ -13395,7 +13395,7 @@
               <w:spacing w:after="10" w:before="0"/>
               <w:ind w:left="120"/>
             </w:pPr>
-            <w:hyperlink w:history="1" r:id="rId8ojp48v_03udwtzmwxcjk">
+            <w:hyperlink w:history="1" r:id="rIdnx9sjv83hxvcb5_mas97d">
               <w:r>
                 <w:rPr>
                   <w:rFonts w:ascii="Arial" w:cs="Arial" w:eastAsia="Arial" w:hAnsi="Arial"/>
@@ -13440,7 +13440,7 @@
             <w:pPr>
               <w:spacing w:after="20" w:before="0"/>
             </w:pPr>
-            <w:hyperlink w:history="1" r:id="rId3u43-dru8pckfxiue-7vy">
+            <w:hyperlink w:history="1" r:id="rIdc2u5ikhnzexwyjpfxsirq">
               <w:r>
                 <w:rPr>
                   <w:rFonts w:ascii="Arial" w:cs="Arial" w:eastAsia="Arial" w:hAnsi="Arial"/>
@@ -13473,7 +13473,7 @@
               <w:spacing w:after="10" w:before="0"/>
               <w:ind w:left="120"/>
             </w:pPr>
-            <w:hyperlink w:history="1" r:id="rIdtoyy04wf07rdfk0lon7tw">
+            <w:hyperlink w:history="1" r:id="rIdi9abivpkexfl071oesnes">
               <w:r>
                 <w:rPr>
                   <w:rFonts w:ascii="Arial" w:cs="Arial" w:eastAsia="Arial" w:hAnsi="Arial"/>
@@ -13668,7 +13668,7 @@
             <w:pPr>
               <w:spacing w:after="20" w:before="0"/>
             </w:pPr>
-            <w:hyperlink w:history="1" r:id="rIdoyqzejsxx8gjo1qoyb2fe">
+            <w:hyperlink w:history="1" r:id="rIdsr3b62rqge5f3euigyrft">
               <w:r>
                 <w:rPr>
                   <w:rFonts w:ascii="Arial" w:cs="Arial" w:eastAsia="Arial" w:hAnsi="Arial"/>
@@ -13701,7 +13701,7 @@
               <w:spacing w:after="10" w:before="0"/>
               <w:ind w:left="120"/>
             </w:pPr>
-            <w:hyperlink w:history="1" r:id="rIdjzclwtvr2w0nmgpysakcl">
+            <w:hyperlink w:history="1" r:id="rIdg1jmx-_omrb2aoj050fij">
               <w:r>
                 <w:rPr>
                   <w:rFonts w:ascii="Arial" w:cs="Arial" w:eastAsia="Arial" w:hAnsi="Arial"/>
@@ -13746,7 +13746,7 @@
             <w:pPr>
               <w:spacing w:after="20" w:before="0"/>
             </w:pPr>
-            <w:hyperlink w:history="1" r:id="rIdet2ofvp6o3rhyeczq8ega">
+            <w:hyperlink w:history="1" r:id="rIdeb_djo6n9glryb7zu_--i">
               <w:r>
                 <w:rPr>
                   <w:rFonts w:ascii="Arial" w:cs="Arial" w:eastAsia="Arial" w:hAnsi="Arial"/>
@@ -13779,7 +13779,7 @@
               <w:spacing w:after="10" w:before="0"/>
               <w:ind w:left="120"/>
             </w:pPr>
-            <w:hyperlink w:history="1" r:id="rIdt4htp7jpxdqvevmwoctvn">
+            <w:hyperlink w:history="1" r:id="rIdhz_oqdayogcs8pbdutsxo">
               <w:r>
                 <w:rPr>
                   <w:rFonts w:ascii="Arial" w:cs="Arial" w:eastAsia="Arial" w:hAnsi="Arial"/>
@@ -13974,7 +13974,7 @@
             <w:pPr>
               <w:spacing w:after="20" w:before="0"/>
             </w:pPr>
-            <w:hyperlink w:history="1" r:id="rId55czycipdg3dlpvm4raqh">
+            <w:hyperlink w:history="1" r:id="rIdrld-qjqjurgozoyst1is9">
               <w:r>
                 <w:rPr>
                   <w:rFonts w:ascii="Arial" w:cs="Arial" w:eastAsia="Arial" w:hAnsi="Arial"/>
@@ -14007,7 +14007,7 @@
               <w:spacing w:after="10" w:before="0"/>
               <w:ind w:left="120"/>
             </w:pPr>
-            <w:hyperlink w:history="1" r:id="rIdtf5embfgzaxytzc9hda54">
+            <w:hyperlink w:history="1" r:id="rIdfaaw8ek8vsvtttl93emlt">
               <w:r>
                 <w:rPr>
                   <w:rFonts w:ascii="Arial" w:cs="Arial" w:eastAsia="Arial" w:hAnsi="Arial"/>
@@ -14052,7 +14052,7 @@
             <w:pPr>
               <w:spacing w:after="20" w:before="0"/>
             </w:pPr>
-            <w:hyperlink w:history="1" r:id="rIdsqbba9slgwnem3gysv5k7">
+            <w:hyperlink w:history="1" r:id="rIdzunlrvqiyptrukepvqi5g">
               <w:r>
                 <w:rPr>
                   <w:rFonts w:ascii="Arial" w:cs="Arial" w:eastAsia="Arial" w:hAnsi="Arial"/>
@@ -14085,7 +14085,7 @@
               <w:spacing w:after="10" w:before="0"/>
               <w:ind w:left="120"/>
             </w:pPr>
-            <w:hyperlink w:history="1" r:id="rId5wcevo5lrexvadadno4pr">
+            <w:hyperlink w:history="1" r:id="rIdvb8o9um4jpw4vdan1bgt_">
               <w:r>
                 <w:rPr>
                   <w:rFonts w:ascii="Arial" w:cs="Arial" w:eastAsia="Arial" w:hAnsi="Arial"/>
@@ -14280,7 +14280,7 @@
             <w:pPr>
               <w:spacing w:after="20" w:before="0"/>
             </w:pPr>
-            <w:hyperlink w:history="1" r:id="rIdesxvrobqilcu4hfpha7am">
+            <w:hyperlink w:history="1" r:id="rIdnylp0zs_1rf0cfz_17w5g">
               <w:r>
                 <w:rPr>
                   <w:rFonts w:ascii="Arial" w:cs="Arial" w:eastAsia="Arial" w:hAnsi="Arial"/>
@@ -14313,7 +14313,7 @@
               <w:spacing w:after="10" w:before="0"/>
               <w:ind w:left="120"/>
             </w:pPr>
-            <w:hyperlink w:history="1" r:id="rIdkamsjou--sqqbk7wnktj8">
+            <w:hyperlink w:history="1" r:id="rIdqvo1xgmmbpfgcrffs-nxg">
               <w:r>
                 <w:rPr>
                   <w:rFonts w:ascii="Arial" w:cs="Arial" w:eastAsia="Arial" w:hAnsi="Arial"/>
@@ -14358,7 +14358,7 @@
             <w:pPr>
               <w:spacing w:after="20" w:before="0"/>
             </w:pPr>
-            <w:hyperlink w:history="1" r:id="rIds7jejxiazqspioje9hvxv">
+            <w:hyperlink w:history="1" r:id="rIdamdmsfvhz_escud2li9hf">
               <w:r>
                 <w:rPr>
                   <w:rFonts w:ascii="Arial" w:cs="Arial" w:eastAsia="Arial" w:hAnsi="Arial"/>
@@ -14391,7 +14391,7 @@
               <w:spacing w:after="10" w:before="0"/>
               <w:ind w:left="120"/>
             </w:pPr>
-            <w:hyperlink w:history="1" r:id="rIdqiwhfyeqwurtrkqko21w9">
+            <w:hyperlink w:history="1" r:id="rIdievhrz3n60jcu3afx6n_x">
               <w:r>
                 <w:rPr>
                   <w:rFonts w:ascii="Arial" w:cs="Arial" w:eastAsia="Arial" w:hAnsi="Arial"/>
@@ -15878,7 +15878,7 @@
             <w:pPr>
               <w:spacing w:after="20" w:before="0"/>
             </w:pPr>
-            <w:hyperlink w:history="1" r:id="rIdwc2l_qaynsqs55vx9fqla">
+            <w:hyperlink w:history="1" r:id="rIdacxd-hmr7th_anvou2fr4">
               <w:r>
                 <w:rPr>
                   <w:rFonts w:ascii="Arial" w:cs="Arial" w:eastAsia="Arial" w:hAnsi="Arial"/>
@@ -15911,7 +15911,7 @@
               <w:spacing w:after="10" w:before="0"/>
               <w:ind w:left="120"/>
             </w:pPr>
-            <w:hyperlink w:history="1" r:id="rId0_likrjywmv1kwvjn6xw9">
+            <w:hyperlink w:history="1" r:id="rId-qiqcsmrh8hv-ux3xpj8i">
               <w:r>
                 <w:rPr>
                   <w:rFonts w:ascii="Arial" w:cs="Arial" w:eastAsia="Arial" w:hAnsi="Arial"/>
@@ -15956,7 +15956,7 @@
             <w:pPr>
               <w:spacing w:after="20" w:before="0"/>
             </w:pPr>
-            <w:hyperlink w:history="1" r:id="rId9f1lwiwx6nx185b1fy6lf">
+            <w:hyperlink w:history="1" r:id="rIdlyw3xpfmnhv0q8cjc0fl2">
               <w:r>
                 <w:rPr>
                   <w:rFonts w:ascii="Arial" w:cs="Arial" w:eastAsia="Arial" w:hAnsi="Arial"/>
@@ -15989,7 +15989,7 @@
               <w:spacing w:after="10" w:before="0"/>
               <w:ind w:left="120"/>
             </w:pPr>
-            <w:hyperlink w:history="1" r:id="rIdg4ysglmceqxmwlvbn062e">
+            <w:hyperlink w:history="1" r:id="rIdmanzg261hkrwm6rzs0r0p">
               <w:r>
                 <w:rPr>
                   <w:rFonts w:ascii="Arial" w:cs="Arial" w:eastAsia="Arial" w:hAnsi="Arial"/>
@@ -16184,7 +16184,313 @@
             <w:pPr>
               <w:spacing w:after="20" w:before="0"/>
             </w:pPr>
-            <w:hyperlink w:history="1" r:id="rIdrzunsxmlf1wn_g9wfbdtg">
+            <w:hyperlink w:history="1" r:id="rIdrayhcu4xl7d_yprnrmvix">
+              <w:r>
+                <w:rPr>
+                  <w:rFonts w:ascii="Arial" w:cs="Arial" w:eastAsia="Arial" w:hAnsi="Arial"/>
+                  <w:color w:val="2E75B6"/>
+                  <w:sz w:val="16"/>
+                  <w:szCs w:val="16"/>
+                  <w:u w:val="single" w:color="2E75B6"/>
+                </w:rPr>
+                <w:t xml:space="preserve">Periodic trends and Coulomb's law</w:t>
+              </w:r>
+            </w:hyperlink>
+          </w:p>
+          <w:p>
+            <w:pPr>
+              <w:spacing w:after="10" w:before="0"/>
+              <w:ind w:left="120"/>
+            </w:pPr>
+            <w:r>
+              <w:rPr>
+                <w:rFonts w:ascii="Arial" w:cs="Arial" w:eastAsia="Arial" w:hAnsi="Arial"/>
+                <w:color w:val="595959"/>
+                <w:sz w:val="14"/>
+                <w:szCs w:val="14"/>
+              </w:rPr>
+              <w:t xml:space="preserve">Source: Khan Academy (English - US curriculum)</w:t>
+            </w:r>
+          </w:p>
+          <w:p>
+            <w:pPr>
+              <w:spacing w:after="10" w:before="0"/>
+              <w:ind w:left="120"/>
+            </w:pPr>
+            <w:hyperlink w:history="1" r:id="rIdosk9jw9urvguq3k-ta1lu">
+              <w:r>
+                <w:rPr>
+                  <w:rFonts w:ascii="Arial" w:cs="Arial" w:eastAsia="Arial" w:hAnsi="Arial"/>
+                  <w:color w:val="595959"/>
+                  <w:sz w:val="14"/>
+                  <w:szCs w:val="14"/>
+                  <w:u w:val="single" w:color="595959"/>
+                </w:rPr>
+                <w:t xml:space="preserve">🔍 Search ARES for similar videos</w:t>
+              </w:r>
+            </w:hyperlink>
+          </w:p>
+          <w:p>
+            <w:pPr>
+              <w:spacing w:after="40" w:before="0"/>
+            </w:pPr>
+            <w:r>
+              <w:rPr>
+                <w:sz w:val="14"/>
+                <w:szCs w:val="14"/>
+              </w:rPr>
+              <w:t xml:space="preserve"/>
+            </w:r>
+          </w:p>
+          <w:p>
+            <w:pPr>
+              <w:spacing w:after="20" w:before="0"/>
+            </w:pPr>
+            <w:r>
+              <w:rPr>
+                <w:rFonts w:ascii="Arial" w:cs="Arial" w:eastAsia="Arial" w:hAnsi="Arial"/>
+                <w:b/>
+                <w:bCs/>
+                <w:color w:val="1F3864"/>
+                <w:sz w:val="16"/>
+                <w:szCs w:val="16"/>
+              </w:rPr>
+              <w:t xml:space="preserve">📖 HTML:</w:t>
+            </w:r>
+          </w:p>
+          <w:p>
+            <w:pPr>
+              <w:spacing w:after="20" w:before="0"/>
+            </w:pPr>
+            <w:hyperlink w:history="1" r:id="rIdugpogbb3ykfnuwlvcfdj5">
+              <w:r>
+                <w:rPr>
+                  <w:rFonts w:ascii="Arial" w:cs="Arial" w:eastAsia="Arial" w:hAnsi="Arial"/>
+                  <w:color w:val="2E75B6"/>
+                  <w:sz w:val="16"/>
+                  <w:szCs w:val="16"/>
+                  <w:u w:val="single" w:color="2E75B6"/>
+                </w:rPr>
+                <w:t xml:space="preserve">Noble Gases (Flexbook)</w:t>
+              </w:r>
+            </w:hyperlink>
+          </w:p>
+          <w:p>
+            <w:pPr>
+              <w:spacing w:after="10" w:before="0"/>
+              <w:ind w:left="120"/>
+            </w:pPr>
+            <w:r>
+              <w:rPr>
+                <w:rFonts w:ascii="Arial" w:cs="Arial" w:eastAsia="Arial" w:hAnsi="Arial"/>
+                <w:color w:val="595959"/>
+                <w:sz w:val="14"/>
+                <w:szCs w:val="14"/>
+              </w:rPr>
+              <w:t xml:space="preserve">Source: CK-12</w:t>
+            </w:r>
+          </w:p>
+          <w:p>
+            <w:pPr>
+              <w:spacing w:after="10" w:before="0"/>
+              <w:ind w:left="120"/>
+            </w:pPr>
+            <w:hyperlink w:history="1" r:id="rIdoxx3jubebr74c9yzhidaa">
+              <w:r>
+                <w:rPr>
+                  <w:rFonts w:ascii="Arial" w:cs="Arial" w:eastAsia="Arial" w:hAnsi="Arial"/>
+                  <w:color w:val="595959"/>
+                  <w:sz w:val="14"/>
+                  <w:szCs w:val="14"/>
+                  <w:u w:val="single" w:color="595959"/>
+                </w:rPr>
+                <w:t xml:space="preserve">🔍 Search ARES for similar readings</w:t>
+              </w:r>
+            </w:hyperlink>
+          </w:p>
+        </w:tc>
+        <w:tc>
+          <w:tcPr>
+            <w:tcW w:type="dxa" w:w="3040"/>
+            <w:shd w:fill="FFFFFF" w:color="auto" w:val="clear"/>
+            <w:tcMar>
+              <w:top w:type="dxa" w:w="60"/>
+              <w:left w:type="dxa" w:w="120"/>
+              <w:bottom w:type="dxa" w:w="60"/>
+              <w:right w:type="dxa" w:w="120"/>
+            </w:tcMar>
+            <w:vAlign w:val="top"/>
+          </w:tcPr>
+          <w:p>
+            <w:pPr>
+              <w:spacing w:after="40" w:before="0"/>
+              <w:jc w:val="left"/>
+            </w:pPr>
+            <w:r>
+              <w:rPr>
+                <w:rFonts w:ascii="Arial" w:cs="Arial" w:eastAsia="Arial" w:hAnsi="Arial"/>
+                <w:b w:val="false"/>
+                <w:bCs w:val="false"/>
+                <w:i w:val="false"/>
+                <w:iCs w:val="false"/>
+                <w:color w:val="000000"/>
+                <w:sz w:val="18"/>
+                <w:szCs w:val="18"/>
+              </w:rPr>
+              <w:t xml:space="preserve">Activity A (8 min) — Group VIII Data Table Analysis: In pairs, students receive a printed data card (or view on shared device) containing a table of Group VIII elements: He, Ne, Ar, Kr — showing atomic number, electron configuration, atomic radius (pm), boiling point (°C), and first ionisation energy (kJ/mol). Pairs answer three guided questions on a worksheet: (Q1) 'Describe the trend in boiling point down Group VIII — use the word increases or decreases and link it to atomic radius.' (Q2) 'All four elements have first ionisation energies above 1000 kJ/mol. Compare this to Na (496 kJ/mol) — what does this tell you about how tightly Group VIII elements hold their electrons?' (Q3) 'Write the electron configuration of Ar. Count the electrons in its outer shell. How does this explain why the officer could safely store reactive sodium in an argon atmosphere?' Activity B (12 min) — Period 3 Graph-Plotting Relay: The class is divided into 4 groups. Each group receives a pre-printed axis sheet and a data table of Period 3 elements (Na, Mg, Al, Si, P, S, Cl, Ar) and is assigned one property to graph: Group A → first ionisation energy (kJ/mol) vs atomic number; Group B → atomic radius (pm) vs atomic number; Group C → melting point (°C) vs atomic number; Group D → electronegativity (Pauling scale) vs atomic number. Each group plots their graph on A3 paper, draws a best-fit trend line or curve, circles any anomalies, and writes a one-sentence caption. Teacher also prompts Group A and B to mark the positions of Na, Mg, Al with small metal symbols (🔩) and Cl, S, P with non-metal symbols to reinforce classification.</w:t>
+            </w:r>
+          </w:p>
+        </w:tc>
+        <w:tc>
+          <w:tcPr>
+            <w:tcW w:type="dxa" w:w="3040"/>
+            <w:shd w:fill="F2F2F2" w:color="auto" w:val="clear"/>
+            <w:tcMar>
+              <w:top w:type="dxa" w:w="60"/>
+              <w:left w:type="dxa" w:w="120"/>
+              <w:bottom w:type="dxa" w:w="60"/>
+              <w:right w:type="dxa" w:w="120"/>
+            </w:tcMar>
+            <w:vAlign w:val="top"/>
+          </w:tcPr>
+          <w:p>
+            <w:pPr>
+              <w:spacing w:after="40" w:before="0"/>
+              <w:jc w:val="left"/>
+            </w:pPr>
+            <w:r>
+              <w:rPr>
+                <w:rFonts w:ascii="Arial" w:cs="Arial" w:eastAsia="Arial" w:hAnsi="Arial"/>
+                <w:b w:val="false"/>
+                <w:bCs w:val="false"/>
+                <w:i w:val="false"/>
+                <w:iCs w:val="false"/>
+                <w:color w:val="000000"/>
+                <w:sz w:val="18"/>
+                <w:szCs w:val="18"/>
+              </w:rPr>
+              <w:t xml:space="preserve">Distribute data cards and worksheets. Say: 'You have 8 minutes for Activity A — work in pairs, answer all three questions, and I want every person writing, not just one partner.' Set a visible timer. During Activity A, circulate and ask targeted questions to flagged students: 'Look at the electron configuration of argon — 2,8,8. Count the electrons in the last shell. What is the magic number we keep coming back to?' (Wait 10 seconds.) After 8 minutes, do NOT take full answers — say: 'Keep your answers — you'll need them for the DQB later. Now move into your groups of four for the graph activity.' Assign groups and distribute A3 graph paper and data tables. Say verbatim: 'Each group is responsible for ONE graph. Your graph must have: a title, labelled axes with units, all 8 data points plotted correctly, a trend line or curve, and any anomalies circled and labelled. You have 12 minutes. At the end, your graph goes on the board — it becomes part of our class Period 3 Properties Wall.' Circulate every 2–3 minutes. For Group A (ionisation energy), prompt: 'You should see two dips — one at aluminium and one at sulfur. Before you label them as anomalies, check: what is aluminium's electron configuration? Where is its outer electron sitting?' (Wait 12 seconds before cold-calling.) For Group C (melting point), prompt: 'Silicon has by far the highest melting point. We know silicon has a giant covalent structure — does that match your graph?' For Group D, remind: 'Argon has no electronegativity value — what does that tell you?'</w:t>
+            </w:r>
+          </w:p>
+        </w:tc>
+        <w:tc>
+          <w:tcPr>
+            <w:tcW w:type="dxa" w:w="3040"/>
+            <w:shd w:fill="FFFFFF" w:color="auto" w:val="clear"/>
+            <w:tcMar>
+              <w:top w:type="dxa" w:w="60"/>
+              <w:left w:type="dxa" w:w="120"/>
+              <w:bottom w:type="dxa" w:w="60"/>
+              <w:right w:type="dxa" w:w="120"/>
+            </w:tcMar>
+            <w:vAlign w:val="top"/>
+          </w:tcPr>
+          <w:p>
+            <w:pPr>
+              <w:spacing w:after="40" w:before="0"/>
+              <w:jc w:val="left"/>
+            </w:pPr>
+            <w:r>
+              <w:rPr>
+                <w:rFonts w:ascii="Arial" w:cs="Arial" w:eastAsia="Arial" w:hAnsi="Arial"/>
+                <w:b w:val="false"/>
+                <w:bCs w:val="false"/>
+                <w:i w:val="false"/>
+                <w:iCs w:val="false"/>
+                <w:color w:val="000000"/>
+                <w:sz w:val="18"/>
+                <w:szCs w:val="18"/>
+              </w:rPr>
+              <w:t xml:space="preserve">Jigsaw Data Assembly (Distributed Graph Construction): Each group holds one piece of the Period 3 puzzle. No single group can see the full picture until all four graphs are posted together on the 'Properties Wall'. This structure mirrors how real scientists divide analytical labour, promotes interdependence (Unity value), and means every student must engage deeply with at least one data set. The act of posting graphs side-by-side and then stepping back to see ALL trends simultaneously is a powerful perceptual moment — students can literally see the periodic pattern as a visual landscape.</w:t>
+            </w:r>
+          </w:p>
+        </w:tc>
+        <w:tc>
+          <w:tcPr>
+            <w:tcW w:type="dxa" w:w="3040"/>
+            <w:shd w:fill="F2F2F2" w:color="auto" w:val="clear"/>
+            <w:tcMar>
+              <w:top w:type="dxa" w:w="60"/>
+              <w:left w:type="dxa" w:w="120"/>
+              <w:bottom w:type="dxa" w:w="60"/>
+              <w:right w:type="dxa" w:w="120"/>
+            </w:tcMar>
+            <w:vAlign w:val="top"/>
+          </w:tcPr>
+          <w:p>
+            <w:pPr>
+              <w:spacing w:after="40" w:before="0"/>
+              <w:jc w:val="left"/>
+            </w:pPr>
+            <w:r>
+              <w:rPr>
+                <w:rFonts w:ascii="Arial" w:cs="Arial" w:eastAsia="Arial" w:hAnsi="Arial"/>
+                <w:b w:val="false"/>
+                <w:bCs w:val="false"/>
+                <w:i w:val="false"/>
+                <w:iCs w:val="false"/>
+                <w:color w:val="000000"/>
+                <w:sz w:val="18"/>
+                <w:szCs w:val="18"/>
+              </w:rPr>
+              <w:t xml:space="preserve">During graph plotting: check that all data points are correctly placed (circulate with an answer key). Key observable indicators: (1) Group A correctly circles Al (dip at Z=13) and S (dip at Z=16) as anomalies — if not, prompt with electron configuration question above; (2) Group B shows a generally decreasing atomic radius from Na to Cl with a jump at Ar — accept this if the jump is noted and labelled; (3) Group C shows Si as the clear peak — if students draw a simple rising line, ask 'What happens to bonding structure as we go from metals to non-metals?'; (4) Group D leaves Ar blank or writes 'N/A' — if students invent a value for Ar, this is a critical misconception to address immediately.</w:t>
+            </w:r>
+          </w:p>
+        </w:tc>
+      </w:tr>
+      <w:tr>
+        <w:tc>
+          <w:tcPr>
+            <w:tcW w:type="dxa" w:w="1520"/>
+            <w:shd w:fill="E2EFDA" w:color="auto" w:val="clear"/>
+            <w:tcMar>
+              <w:top w:type="dxa" w:w="60"/>
+              <w:left w:type="dxa" w:w="120"/>
+              <w:bottom w:type="dxa" w:w="60"/>
+              <w:right w:type="dxa" w:w="120"/>
+            </w:tcMar>
+            <w:vAlign w:val="top"/>
+          </w:tcPr>
+          <w:p>
+            <w:pPr>
+              <w:spacing w:after="40" w:before="0"/>
+              <w:jc w:val="left"/>
+            </w:pPr>
+            <w:r>
+              <w:rPr>
+                <w:rFonts w:ascii="Arial" w:cs="Arial" w:eastAsia="Arial" w:hAnsi="Arial"/>
+                <w:b/>
+                <w:bCs/>
+                <w:i w:val="false"/>
+                <w:iCs w:val="false"/>
+                <w:color w:val="000000"/>
+                <w:sz w:val="18"/>
+                <w:szCs w:val="18"/>
+              </w:rPr>
+              <w:t xml:space="preserve">Explain Phase</w:t>
+            </w:r>
+          </w:p>
+          <w:p>
+            <w:pPr>
+              <w:spacing w:after="20" w:before="0"/>
+            </w:pPr>
+            <w:r>
+              <w:rPr>
+                <w:rFonts w:ascii="Arial" w:cs="Arial" w:eastAsia="Arial" w:hAnsi="Arial"/>
+                <w:b/>
+                <w:bCs/>
+                <w:color w:val="1F3864"/>
+                <w:sz w:val="16"/>
+                <w:szCs w:val="16"/>
+              </w:rPr>
+              <w:t xml:space="preserve">📹 VIDEO:</w:t>
+            </w:r>
+          </w:p>
+          <w:p>
+            <w:pPr>
+              <w:spacing w:after="20" w:before="0"/>
+            </w:pPr>
+            <w:hyperlink w:history="1" r:id="rIdu6ug6cicgkbuhzpu3uksf">
               <w:r>
                 <w:rPr>
                   <w:rFonts w:ascii="Arial" w:cs="Arial" w:eastAsia="Arial" w:hAnsi="Arial"/>
@@ -16217,7 +16523,7 @@
               <w:spacing w:after="10" w:before="0"/>
               <w:ind w:left="120"/>
             </w:pPr>
-            <w:hyperlink w:history="1" r:id="rIddx3oodh-d5mq8epigxsuh">
+            <w:hyperlink w:history="1" r:id="rIdbaazaj8fylnzumbqndfih">
               <w:r>
                 <w:rPr>
                   <w:rFonts w:ascii="Arial" w:cs="Arial" w:eastAsia="Arial" w:hAnsi="Arial"/>
@@ -16255,14 +16561,14 @@
                 <w:sz w:val="16"/>
                 <w:szCs w:val="16"/>
               </w:rPr>
-              <w:t xml:space="preserve">📖 HTML:</w:t>
+              <w:t xml:space="preserve">📖 EXERCISE:</w:t>
             </w:r>
           </w:p>
           <w:p>
             <w:pPr>
               <w:spacing w:after="20" w:before="0"/>
             </w:pPr>
-            <w:hyperlink w:history="1" r:id="rIdazeuudpgzohy8aniida0e">
+            <w:hyperlink w:history="1" r:id="rIdfdz2xht0ibqr88swlpbnp">
               <w:r>
                 <w:rPr>
                   <w:rFonts w:ascii="Arial" w:cs="Arial" w:eastAsia="Arial" w:hAnsi="Arial"/>
@@ -16271,7 +16577,7 @@
                   <w:szCs w:val="16"/>
                   <w:u w:val="single" w:color="2E75B6"/>
                 </w:rPr>
-                <w:t xml:space="preserve">Noble Gases (Flexbook)</w:t>
+                <w:t xml:space="preserve">Atomic structure and electron configuration</w:t>
               </w:r>
             </w:hyperlink>
           </w:p>
@@ -16287,7 +16593,7 @@
                 <w:sz w:val="14"/>
                 <w:szCs w:val="14"/>
               </w:rPr>
-              <w:t xml:space="preserve">Source: CK-12</w:t>
+              <w:t xml:space="preserve">Source: Khan Academy (English - US curriculum)</w:t>
             </w:r>
           </w:p>
           <w:p>
@@ -16295,7 +16601,7 @@
               <w:spacing w:after="10" w:before="0"/>
               <w:ind w:left="120"/>
             </w:pPr>
-            <w:hyperlink w:history="1" r:id="rIdemhqka82ryswhhhbal8cw">
+            <w:hyperlink w:history="1" r:id="rIdmj248txztfmgqvm5icnra">
               <w:r>
                 <w:rPr>
                   <w:rFonts w:ascii="Arial" w:cs="Arial" w:eastAsia="Arial" w:hAnsi="Arial"/>
@@ -16337,7 +16643,7 @@
                 <w:sz w:val="18"/>
                 <w:szCs w:val="18"/>
               </w:rPr>
-              <w:t xml:space="preserve">Activity A (8 min) — Group VIII Data Table Analysis: In pairs, students receive a printed data card (or view on shared device) containing a table of Group VIII elements: He, Ne, Ar, Kr — showing atomic number, electron configuration, atomic radius (pm), boiling point (°C), and first ionisation energy (kJ/mol). Pairs answer three guided questions on a worksheet: (Q1) 'Describe the trend in boiling point down Group VIII — use the word increases or decreases and link it to atomic radius.' (Q2) 'All four elements have first ionisation energies above 1000 kJ/mol. Compare this to Na (496 kJ/mol) — what does this tell you about how tightly Group VIII elements hold their electrons?' (Q3) 'Write the electron configuration of Ar. Count the electrons in its outer shell. How does this explain why the officer could safely store reactive sodium in an argon atmosphere?' Activity B (12 min) — Period 3 Graph-Plotting Relay: The class is divided into 4 groups. Each group receives a pre-printed axis sheet and a data table of Period 3 elements (Na, Mg, Al, Si, P, S, Cl, Ar) and is assigned one property to graph: Group A → first ionisation energy (kJ/mol) vs atomic number; Group B → atomic radius (pm) vs atomic number; Group C → melting point (°C) vs atomic number; Group D → electronegativity (Pauling scale) vs atomic number. Each group plots their graph on A3 paper, draws a best-fit trend line or curve, circles any anomalies, and writes a one-sentence caption. Teacher also prompts Group A and B to mark the positions of Na, Mg, Al with small metal symbols (🔩) and Cl, S, P with non-metal symbols to reinforce classification.</w:t>
+              <w:t xml:space="preserve">Part A — Gallery Walk + Anomaly Explanation (12 min): All four graphs are posted side-by-side on the classroom wall as the 'Period 3 Properties Wall'. Students do a structured gallery walk (2–3 min per graph) with sticky notes: they place a GREEN sticky note on any trend they can explain using nuclear charge or electron configuration, and a YELLOW sticky note on any anomaly or pattern they cannot yet fully explain. After the gallery walk, students return to seats and the class discusses the two most-annotated anomalies: (1) the ionisation energy dip at Al — explained by the fact that Al's outer electron is in a 3p sub-shell, slightly higher in energy and more easily removed than Mg's 3s²; (2) the ionisation energy dip at S — explained by electron-electron repulsion in the paired 3p orbital. Part B — Conductivity and Physical Properties of Period 3 Metals (10 min): Teacher leads a guided discussion using a data table showing electrical conductivity, malleability and ductility for Na, Mg and Al. Students record in notebooks: 'Conductivity increases Na → Al because the number of delocalised electrons per atom increases (Na: 1, Mg: 2, Al: 3).' Students then connect this back to the phenomenon: 'Sodium is the softest and least conductive of the three metals — yet it is the most reactive with water. Which property — conductivity OR ionisation energy — is the better predictor of reactivity with water?' Students write a 2-sentence answer.</w:t>
             </w:r>
           </w:p>
         </w:tc>
@@ -16369,7 +16675,7 @@
                 <w:sz w:val="18"/>
                 <w:szCs w:val="18"/>
               </w:rPr>
-              <w:t xml:space="preserve">Distribute data cards and worksheets. Say: 'You have 8 minutes for Activity A — work in pairs, answer all three questions, and I want every person writing, not just one partner.' Set a visible timer. During Activity A, circulate and ask targeted questions to flagged students: 'Look at the electron configuration of argon — 2,8,8. Count the electrons in the last shell. What is the magic number we keep coming back to?' (Wait 10 seconds.) After 8 minutes, do NOT take full answers — say: 'Keep your answers — you'll need them for the DQB later. Now move into your groups of four for the graph activity.' Assign groups and distribute A3 graph paper and data tables. Say verbatim: 'Each group is responsible for ONE graph. Your graph must have: a title, labelled axes with units, all 8 data points plotted correctly, a trend line or curve, and any anomalies circled and labelled. You have 12 minutes. At the end, your graph goes on the board — it becomes part of our class Period 3 Properties Wall.' Circulate every 2–3 minutes. For Group A (ionisation energy), prompt: 'You should see two dips — one at aluminium and one at sulfur. Before you label them as anomalies, check: what is aluminium's electron configuration? Where is its outer electron sitting?' (Wait 12 seconds before cold-calling.) For Group C (melting point), prompt: 'Silicon has by far the highest melting point. We know silicon has a giant covalent structure — does that match your graph?' For Group D, remind: 'Argon has no electronegativity value — what does that tell you?'</w:t>
+              <w:t xml:space="preserve">Introduce the gallery walk: 'You have 2–3 minutes at each graph. GREEN sticky = I can explain this using nuclear charge or electron shells. YELLOW sticky = This surprises me or I am not sure why.' After the walk, stand at the ionisation energy graph and say: 'I can see a lot of yellow sticky notes at aluminium. Let me ask — ' (cold-call a student who placed a yellow note): 'What electron configuration did we write for aluminium in Lesson 3?' (Wait 12 seconds.) Guide the class: 'Magnesium is 2,8,2 — both outer electrons are in the 3s sub-shell. Aluminium is 2,8,3 — that third electron is in a 3p sub-shell, which sits slightly HIGHER in energy. Higher energy means easier to remove. So the dip is not a mistake in the data — it is a window into sub-shell structure.' Write on board: 'ANOMALY → DEEPER PATTERN.' Repeat for the S dip: 'Sulfur is 2,8,6. Draw the 3p box diagram — phosphorus has one electron in each 3p box. Sulfur has to pair one up. Paired electrons repel each other — which one is easier to remove?' (Wait 10 seconds, cold-call.) For the conductivity discussion, say: 'Mama Achieng in Kisumu uses aluminium sufurias because aluminium conducts heat well and is malleable enough to shape. Using today's data, explain to your partner in 30 seconds why aluminium conducts better than sodium.' Cold-call 2 pairs. Close Part B with: 'Now write your 2-sentence answer about ionisation energy versus conductivity as a predictor of reactivity. We will use this in the DQB.'</w:t>
             </w:r>
           </w:p>
         </w:tc>
@@ -16401,7 +16707,7 @@
                 <w:sz w:val="18"/>
                 <w:szCs w:val="18"/>
               </w:rPr>
-              <w:t xml:space="preserve">Jigsaw Data Assembly (Distributed Graph Construction): Each group holds one piece of the Period 3 puzzle. No single group can see the full picture until all four graphs are posted together on the 'Properties Wall'. This structure mirrors how real scientists divide analytical labour, promotes interdependence (Unity value), and means every student must engage deeply with at least one data set. The act of posting graphs side-by-side and then stepping back to see ALL trends simultaneously is a powerful perceptual moment — students can literally see the periodic pattern as a visual landscape.</w:t>
+              <w:t xml:space="preserve">Anomaly-as-Evidence Strategy (Green/Yellow Sticky Gallery Walk): Rather than presenting anomalies as 'exceptions to memorise', this strategy frames them as the most informative data points — anomalies reveal deeper structure. By having students physically flag what surprises them BEFORE the explanation, the teacher can target explanations to actual points of confusion, and students experience the explanation as resolving their own puzzlement rather than receiving a lecture.</w:t>
             </w:r>
           </w:p>
         </w:tc>
@@ -16433,7 +16739,7 @@
                 <w:sz w:val="18"/>
                 <w:szCs w:val="18"/>
               </w:rPr>
-              <w:t xml:space="preserve">During graph plotting: check that all data points are correctly placed (circulate with an answer key). Key observable indicators: (1) Group A correctly circles Al (dip at Z=13) and S (dip at Z=16) as anomalies — if not, prompt with electron configuration question above; (2) Group B shows a generally decreasing atomic radius from Na to Cl with a jump at Ar — accept this if the jump is noted and labelled; (3) Group C shows Si as the clear peak — if students draw a simple rising line, ask 'What happens to bonding structure as we go from metals to non-metals?'; (4) Group D leaves Ar blank or writes 'N/A' — if students invent a value for Ar, this is a critical misconception to address immediately.</w:t>
+              <w:t xml:space="preserve">Collect one sticky note per student at the end of the gallery walk — read yellow notes to identify the top 3 misconceptions before the Explain phase begins. Key indicators during discussion: (1) a student who can independently articulate 'the 3p electron in Al is easier to remove than a 3s electron in Mg' is demonstrating beyond-grade-level mastery; (2) a student who says 'ionisation energy is the better predictor of reactivity' for the final 2-sentence task is showing strong causal reasoning — ask them to justify using the Lake Victoria data from Lesson 1; (3) a student who cannot distinguish conductivity from reactivity needs a one-to-one prompt: 'Sodium conducts less than aluminium — but which one explodes in water? So conductivity and reactivity are measuring different things.'</w:t>
             </w:r>
           </w:p>
         </w:tc>
@@ -16442,32 +16748,32 @@
         <w:tc>
           <w:tcPr>
             <w:tcW w:type="dxa" w:w="1520"/>
-            <w:shd w:fill="E2EFDA" w:color="auto" w:val="clear"/>
-            <w:tcMar>
-              <w:top w:type="dxa" w:w="60"/>
-              <w:left w:type="dxa" w:w="120"/>
-              <w:bottom w:type="dxa" w:w="60"/>
-              <w:right w:type="dxa" w:w="120"/>
-            </w:tcMar>
-            <w:vAlign w:val="top"/>
-          </w:tcPr>
-          <w:p>
-            <w:pPr>
-              <w:spacing w:after="40" w:before="0"/>
-              <w:jc w:val="left"/>
-            </w:pPr>
-            <w:r>
-              <w:rPr>
-                <w:rFonts w:ascii="Arial" w:cs="Arial" w:eastAsia="Arial" w:hAnsi="Arial"/>
-                <w:b/>
-                <w:bCs/>
-                <w:i w:val="false"/>
-                <w:iCs w:val="false"/>
-                <w:color w:val="000000"/>
-                <w:sz w:val="18"/>
-                <w:szCs w:val="18"/>
-              </w:rPr>
-              <w:t xml:space="preserve">Explain Phase</w:t>
+            <w:shd w:fill="FCE4D6" w:color="auto" w:val="clear"/>
+            <w:tcMar>
+              <w:top w:type="dxa" w:w="60"/>
+              <w:left w:type="dxa" w:w="120"/>
+              <w:bottom w:type="dxa" w:w="60"/>
+              <w:right w:type="dxa" w:w="120"/>
+            </w:tcMar>
+            <w:vAlign w:val="top"/>
+          </w:tcPr>
+          <w:p>
+            <w:pPr>
+              <w:spacing w:after="40" w:before="0"/>
+              <w:jc w:val="left"/>
+            </w:pPr>
+            <w:r>
+              <w:rPr>
+                <w:rFonts w:ascii="Arial" w:cs="Arial" w:eastAsia="Arial" w:hAnsi="Arial"/>
+                <w:b/>
+                <w:bCs/>
+                <w:i w:val="false"/>
+                <w:iCs w:val="false"/>
+                <w:color w:val="000000"/>
+                <w:sz w:val="18"/>
+                <w:szCs w:val="18"/>
+              </w:rPr>
+              <w:t xml:space="preserve">Driving Question Board (DQB) Creation</w:t>
             </w:r>
           </w:p>
           <w:p>
@@ -16490,7 +16796,7 @@
             <w:pPr>
               <w:spacing w:after="20" w:before="0"/>
             </w:pPr>
-            <w:hyperlink w:history="1" r:id="rIdiew-pmtwtwc646lervs8x">
+            <w:hyperlink w:history="1" r:id="rId89fluloo8v2ffrinuhi6n">
               <w:r>
                 <w:rPr>
                   <w:rFonts w:ascii="Arial" w:cs="Arial" w:eastAsia="Arial" w:hAnsi="Arial"/>
@@ -16523,7 +16829,7 @@
               <w:spacing w:after="10" w:before="0"/>
               <w:ind w:left="120"/>
             </w:pPr>
-            <w:hyperlink w:history="1" r:id="rIdehzdcoz2qzromjnmf9i17">
+            <w:hyperlink w:history="1" r:id="rIdni2k5aoedoaqzskrgzbai">
               <w:r>
                 <w:rPr>
                   <w:rFonts w:ascii="Arial" w:cs="Arial" w:eastAsia="Arial" w:hAnsi="Arial"/>
@@ -16568,7 +16874,313 @@
             <w:pPr>
               <w:spacing w:after="20" w:before="0"/>
             </w:pPr>
-            <w:hyperlink w:history="1" r:id="rIdg1kgexqlswzt6fvrz0nhr">
+            <w:hyperlink w:history="1" r:id="rIdlmevgmmfielz4t7frpjkj">
+              <w:r>
+                <w:rPr>
+                  <w:rFonts w:ascii="Arial" w:cs="Arial" w:eastAsia="Arial" w:hAnsi="Arial"/>
+                  <w:color w:val="2E75B6"/>
+                  <w:sz w:val="16"/>
+                  <w:szCs w:val="16"/>
+                  <w:u w:val="single" w:color="2E75B6"/>
+                </w:rPr>
+                <w:t xml:space="preserve">Noble Gases Practice</w:t>
+              </w:r>
+            </w:hyperlink>
+          </w:p>
+          <w:p>
+            <w:pPr>
+              <w:spacing w:after="10" w:before="0"/>
+              <w:ind w:left="120"/>
+            </w:pPr>
+            <w:r>
+              <w:rPr>
+                <w:rFonts w:ascii="Arial" w:cs="Arial" w:eastAsia="Arial" w:hAnsi="Arial"/>
+                <w:color w:val="595959"/>
+                <w:sz w:val="14"/>
+                <w:szCs w:val="14"/>
+              </w:rPr>
+              <w:t xml:space="preserve">Source: CK-12</w:t>
+            </w:r>
+          </w:p>
+          <w:p>
+            <w:pPr>
+              <w:spacing w:after="10" w:before="0"/>
+              <w:ind w:left="120"/>
+            </w:pPr>
+            <w:hyperlink w:history="1" r:id="rIdbbixurth6fstk08vgrjpf">
+              <w:r>
+                <w:rPr>
+                  <w:rFonts w:ascii="Arial" w:cs="Arial" w:eastAsia="Arial" w:hAnsi="Arial"/>
+                  <w:color w:val="595959"/>
+                  <w:sz w:val="14"/>
+                  <w:szCs w:val="14"/>
+                  <w:u w:val="single" w:color="595959"/>
+                </w:rPr>
+                <w:t xml:space="preserve">🔍 Search ARES for similar readings</w:t>
+              </w:r>
+            </w:hyperlink>
+          </w:p>
+        </w:tc>
+        <w:tc>
+          <w:tcPr>
+            <w:tcW w:type="dxa" w:w="3040"/>
+            <w:shd w:fill="FFFFFF" w:color="auto" w:val="clear"/>
+            <w:tcMar>
+              <w:top w:type="dxa" w:w="60"/>
+              <w:left w:type="dxa" w:w="120"/>
+              <w:bottom w:type="dxa" w:w="60"/>
+              <w:right w:type="dxa" w:w="120"/>
+            </w:tcMar>
+            <w:vAlign w:val="top"/>
+          </w:tcPr>
+          <w:p>
+            <w:pPr>
+              <w:spacing w:after="40" w:before="0"/>
+              <w:jc w:val="left"/>
+            </w:pPr>
+            <w:r>
+              <w:rPr>
+                <w:rFonts w:ascii="Arial" w:cs="Arial" w:eastAsia="Arial" w:hAnsi="Arial"/>
+                <w:b w:val="false"/>
+                <w:bCs w:val="false"/>
+                <w:i w:val="false"/>
+                <w:iCs w:val="false"/>
+                <w:color w:val="000000"/>
+                <w:sz w:val="18"/>
+                <w:szCs w:val="18"/>
+              </w:rPr>
+              <w:t xml:space="preserve">Students return to the class Driving Question Board (DQB). In groups of 3, they review the DQB cards posted in Lessons 1–4 and complete two tasks: (1) Move any card from the 'We wondered…' column to the 'We can now explain…' column if today's lesson provided the answer, writing a 1-sentence evidence summary on the back of the card. Likely cards to move: 'Why is argon safe to store sodium in?', 'Why does ionisation energy generally increase across a period?', 'What makes metals good conductors?' (2) Post at least one NEW question card generated by today's lesson — likely candidates: 'Why does the melting point crash after silicon?', 'Do Period 2 elements show the same trends as Period 3?', 'Can we use electronegativity to predict what compounds an element will form?' Each group briefly shares their most important moved-card and their new question with the class.</w:t>
+            </w:r>
+          </w:p>
+        </w:tc>
+        <w:tc>
+          <w:tcPr>
+            <w:tcW w:type="dxa" w:w="3040"/>
+            <w:shd w:fill="F2F2F2" w:color="auto" w:val="clear"/>
+            <w:tcMar>
+              <w:top w:type="dxa" w:w="60"/>
+              <w:left w:type="dxa" w:w="120"/>
+              <w:bottom w:type="dxa" w:w="60"/>
+              <w:right w:type="dxa" w:w="120"/>
+            </w:tcMar>
+            <w:vAlign w:val="top"/>
+          </w:tcPr>
+          <w:p>
+            <w:pPr>
+              <w:spacing w:after="40" w:before="0"/>
+              <w:jc w:val="left"/>
+            </w:pPr>
+            <w:r>
+              <w:rPr>
+                <w:rFonts w:ascii="Arial" w:cs="Arial" w:eastAsia="Arial" w:hAnsi="Arial"/>
+                <w:b w:val="false"/>
+                <w:bCs w:val="false"/>
+                <w:i w:val="false"/>
+                <w:iCs w:val="false"/>
+                <w:color w:val="000000"/>
+                <w:sz w:val="18"/>
+                <w:szCs w:val="18"/>
+              </w:rPr>
+              <w:t xml:space="preserve">Say: 'Our DQB has been growing since Lesson 1 when we watched sodium explode in Lake Victoria water. Today we added a lot of new evidence. Take 5 minutes in your groups — find every card we can now answer, flip it over, and write one sentence of evidence on the back. Then add one new question that today's data raised for you.' Circulate and prompt groups who are stuck: 'Look at the argon ampoule card from Lesson 1 — can we explain that now?' After 5 minutes, call on 3 groups to share their moved card and evidence sentence. After each, say: 'Does everyone agree this question is answered? Thumbs up, thumbs sideways, or thumbs down.' Address any thumbs-down with: 'What part of the explanation are you still unsure about?' Close by pointing to the driving question displayed on the wall: 'We said at the start — can we use position in the table to predict behaviour BEFORE we put an element in a test tube? After today, I want you to think: for PHYSICAL properties, could you now make that prediction? What are we still missing for CHEMICAL properties?' (This previews Lessons 6–7.)</w:t>
+            </w:r>
+          </w:p>
+        </w:tc>
+        <w:tc>
+          <w:tcPr>
+            <w:tcW w:type="dxa" w:w="3040"/>
+            <w:shd w:fill="FFFFFF" w:color="auto" w:val="clear"/>
+            <w:tcMar>
+              <w:top w:type="dxa" w:w="60"/>
+              <w:left w:type="dxa" w:w="120"/>
+              <w:bottom w:type="dxa" w:w="60"/>
+              <w:right w:type="dxa" w:w="120"/>
+            </w:tcMar>
+            <w:vAlign w:val="top"/>
+          </w:tcPr>
+          <w:p>
+            <w:pPr>
+              <w:spacing w:after="40" w:before="0"/>
+              <w:jc w:val="left"/>
+            </w:pPr>
+            <w:r>
+              <w:rPr>
+                <w:rFonts w:ascii="Arial" w:cs="Arial" w:eastAsia="Arial" w:hAnsi="Arial"/>
+                <w:b w:val="false"/>
+                <w:bCs w:val="false"/>
+                <w:i w:val="false"/>
+                <w:iCs w:val="false"/>
+                <w:color w:val="000000"/>
+                <w:sz w:val="18"/>
+                <w:szCs w:val="18"/>
+              </w:rPr>
+              <w:t xml:space="preserve">Progressive DQB Curation (Evidence Archaeology): The DQB functions as a living, public record of the class's growing understanding across the 7-lesson sequence. Moving cards from 'wondered' to 'explained' makes learning growth visible and motivating — students see themselves becoming more capable of answering the driving question over time. The requirement to write a 1-sentence evidence summary on the back of each moved card forces condensation and consolidation of reasoning.</w:t>
+            </w:r>
+          </w:p>
+        </w:tc>
+        <w:tc>
+          <w:tcPr>
+            <w:tcW w:type="dxa" w:w="3040"/>
+            <w:shd w:fill="F2F2F2" w:color="auto" w:val="clear"/>
+            <w:tcMar>
+              <w:top w:type="dxa" w:w="60"/>
+              <w:left w:type="dxa" w:w="120"/>
+              <w:bottom w:type="dxa" w:w="60"/>
+              <w:right w:type="dxa" w:w="120"/>
+            </w:tcMar>
+            <w:vAlign w:val="top"/>
+          </w:tcPr>
+          <w:p>
+            <w:pPr>
+              <w:spacing w:after="40" w:before="0"/>
+              <w:jc w:val="left"/>
+            </w:pPr>
+            <w:r>
+              <w:rPr>
+                <w:rFonts w:ascii="Arial" w:cs="Arial" w:eastAsia="Arial" w:hAnsi="Arial"/>
+                <w:b w:val="false"/>
+                <w:bCs w:val="false"/>
+                <w:i w:val="false"/>
+                <w:iCs w:val="false"/>
+                <w:color w:val="000000"/>
+                <w:sz w:val="18"/>
+                <w:szCs w:val="18"/>
+              </w:rPr>
+              <w:t xml:space="preserve">Read the evidence sentences written on the backs of moved cards — these are direct windows into student understanding. Look for: (1) sentences that cite specific data ('Ar has a first ionisation energy of 1521 kJ/mol — much higher than Na's 496 kJ/mol — so its electrons cannot be removed under normal conditions') — high quality; (2) sentences that are vague ('argon is inert because it is a noble gas') — these students have named the category without explaining the mechanism; intervene with: 'WHY is it a noble gas? What do all noble gases have in common in terms of electrons?' (3) new question cards that reference chemical properties (reactions with water, acids) — these students are connecting to the driving question and are ready for Lessons 6–7.</w:t>
+            </w:r>
+          </w:p>
+        </w:tc>
+      </w:tr>
+      <w:tr>
+        <w:tc>
+          <w:tcPr>
+            <w:tcW w:type="dxa" w:w="1520"/>
+            <w:shd w:fill="D5E8F0" w:color="auto" w:val="clear"/>
+            <w:tcMar>
+              <w:top w:type="dxa" w:w="60"/>
+              <w:left w:type="dxa" w:w="120"/>
+              <w:bottom w:type="dxa" w:w="60"/>
+              <w:right w:type="dxa" w:w="120"/>
+            </w:tcMar>
+            <w:vAlign w:val="top"/>
+          </w:tcPr>
+          <w:p>
+            <w:pPr>
+              <w:spacing w:after="40" w:before="0"/>
+              <w:jc w:val="left"/>
+            </w:pPr>
+            <w:r>
+              <w:rPr>
+                <w:rFonts w:ascii="Arial" w:cs="Arial" w:eastAsia="Arial" w:hAnsi="Arial"/>
+                <w:b/>
+                <w:bCs/>
+                <w:i w:val="false"/>
+                <w:iCs w:val="false"/>
+                <w:color w:val="000000"/>
+                <w:sz w:val="18"/>
+                <w:szCs w:val="18"/>
+              </w:rPr>
+              <w:t xml:space="preserve">Model Building Phase</w:t>
+            </w:r>
+          </w:p>
+          <w:p>
+            <w:pPr>
+              <w:spacing w:after="20" w:before="0"/>
+            </w:pPr>
+            <w:r>
+              <w:rPr>
+                <w:rFonts w:ascii="Arial" w:cs="Arial" w:eastAsia="Arial" w:hAnsi="Arial"/>
+                <w:b/>
+                <w:bCs/>
+                <w:color w:val="1F3864"/>
+                <w:sz w:val="16"/>
+                <w:szCs w:val="16"/>
+              </w:rPr>
+              <w:t xml:space="preserve">📹 VIDEO:</w:t>
+            </w:r>
+          </w:p>
+          <w:p>
+            <w:pPr>
+              <w:spacing w:after="20" w:before="0"/>
+            </w:pPr>
+            <w:hyperlink w:history="1" r:id="rIdoe1yq1qpjvh6z4133uitj">
+              <w:r>
+                <w:rPr>
+                  <w:rFonts w:ascii="Arial" w:cs="Arial" w:eastAsia="Arial" w:hAnsi="Arial"/>
+                  <w:color w:val="2E75B6"/>
+                  <w:sz w:val="16"/>
+                  <w:szCs w:val="16"/>
+                  <w:u w:val="single" w:color="2E75B6"/>
+                </w:rPr>
+                <w:t xml:space="preserve">Electron configurations for the third and fourth periods</w:t>
+              </w:r>
+            </w:hyperlink>
+          </w:p>
+          <w:p>
+            <w:pPr>
+              <w:spacing w:after="10" w:before="0"/>
+              <w:ind w:left="120"/>
+            </w:pPr>
+            <w:r>
+              <w:rPr>
+                <w:rFonts w:ascii="Arial" w:cs="Arial" w:eastAsia="Arial" w:hAnsi="Arial"/>
+                <w:color w:val="595959"/>
+                <w:sz w:val="14"/>
+                <w:szCs w:val="14"/>
+              </w:rPr>
+              <w:t xml:space="preserve">Source: Khan Academy (English - US curriculum)</w:t>
+            </w:r>
+          </w:p>
+          <w:p>
+            <w:pPr>
+              <w:spacing w:after="10" w:before="0"/>
+              <w:ind w:left="120"/>
+            </w:pPr>
+            <w:hyperlink w:history="1" r:id="rIddool6pwglncv83t_t-xjw">
+              <w:r>
+                <w:rPr>
+                  <w:rFonts w:ascii="Arial" w:cs="Arial" w:eastAsia="Arial" w:hAnsi="Arial"/>
+                  <w:color w:val="595959"/>
+                  <w:sz w:val="14"/>
+                  <w:szCs w:val="14"/>
+                  <w:u w:val="single" w:color="595959"/>
+                </w:rPr>
+                <w:t xml:space="preserve">🔍 Search ARES for similar videos</w:t>
+              </w:r>
+            </w:hyperlink>
+          </w:p>
+          <w:p>
+            <w:pPr>
+              <w:spacing w:after="40" w:before="0"/>
+            </w:pPr>
+            <w:r>
+              <w:rPr>
+                <w:sz w:val="14"/>
+                <w:szCs w:val="14"/>
+              </w:rPr>
+              <w:t xml:space="preserve"/>
+            </w:r>
+          </w:p>
+          <w:p>
+            <w:pPr>
+              <w:spacing w:after="20" w:before="0"/>
+            </w:pPr>
+            <w:r>
+              <w:rPr>
+                <w:rFonts w:ascii="Arial" w:cs="Arial" w:eastAsia="Arial" w:hAnsi="Arial"/>
+                <w:b/>
+                <w:bCs/>
+                <w:color w:val="1F3864"/>
+                <w:sz w:val="16"/>
+                <w:szCs w:val="16"/>
+              </w:rPr>
+              <w:t xml:space="preserve">📖 EXERCISE:</w:t>
+            </w:r>
+          </w:p>
+          <w:p>
+            <w:pPr>
+              <w:spacing w:after="20" w:before="0"/>
+            </w:pPr>
+            <w:hyperlink w:history="1" r:id="rId7nin3jubu_zimi4yri-wk">
               <w:r>
                 <w:rPr>
                   <w:rFonts w:ascii="Arial" w:cs="Arial" w:eastAsia="Arial" w:hAnsi="Arial"/>
@@ -16601,619 +17213,7 @@
               <w:spacing w:after="10" w:before="0"/>
               <w:ind w:left="120"/>
             </w:pPr>
-            <w:hyperlink w:history="1" r:id="rIdxmcycrcpv1exo7x1fxb01">
-              <w:r>
-                <w:rPr>
-                  <w:rFonts w:ascii="Arial" w:cs="Arial" w:eastAsia="Arial" w:hAnsi="Arial"/>
-                  <w:color w:val="595959"/>
-                  <w:sz w:val="14"/>
-                  <w:szCs w:val="14"/>
-                  <w:u w:val="single" w:color="595959"/>
-                </w:rPr>
-                <w:t xml:space="preserve">🔍 Search ARES for similar readings</w:t>
-              </w:r>
-            </w:hyperlink>
-          </w:p>
-        </w:tc>
-        <w:tc>
-          <w:tcPr>
-            <w:tcW w:type="dxa" w:w="3040"/>
-            <w:shd w:fill="FFFFFF" w:color="auto" w:val="clear"/>
-            <w:tcMar>
-              <w:top w:type="dxa" w:w="60"/>
-              <w:left w:type="dxa" w:w="120"/>
-              <w:bottom w:type="dxa" w:w="60"/>
-              <w:right w:type="dxa" w:w="120"/>
-            </w:tcMar>
-            <w:vAlign w:val="top"/>
-          </w:tcPr>
-          <w:p>
-            <w:pPr>
-              <w:spacing w:after="40" w:before="0"/>
-              <w:jc w:val="left"/>
-            </w:pPr>
-            <w:r>
-              <w:rPr>
-                <w:rFonts w:ascii="Arial" w:cs="Arial" w:eastAsia="Arial" w:hAnsi="Arial"/>
-                <w:b w:val="false"/>
-                <w:bCs w:val="false"/>
-                <w:i w:val="false"/>
-                <w:iCs w:val="false"/>
-                <w:color w:val="000000"/>
-                <w:sz w:val="18"/>
-                <w:szCs w:val="18"/>
-              </w:rPr>
-              <w:t xml:space="preserve">Part A — Gallery Walk + Anomaly Explanation (12 min): All four graphs are posted side-by-side on the classroom wall as the 'Period 3 Properties Wall'. Students do a structured gallery walk (2–3 min per graph) with sticky notes: they place a GREEN sticky note on any trend they can explain using nuclear charge or electron configuration, and a YELLOW sticky note on any anomaly or pattern they cannot yet fully explain. After the gallery walk, students return to seats and the class discusses the two most-annotated anomalies: (1) the ionisation energy dip at Al — explained by the fact that Al's outer electron is in a 3p sub-shell, slightly higher in energy and more easily removed than Mg's 3s²; (2) the ionisation energy dip at S — explained by electron-electron repulsion in the paired 3p orbital. Part B — Conductivity and Physical Properties of Period 3 Metals (10 min): Teacher leads a guided discussion using a data table showing electrical conductivity, malleability and ductility for Na, Mg and Al. Students record in notebooks: 'Conductivity increases Na → Al because the number of delocalised electrons per atom increases (Na: 1, Mg: 2, Al: 3).' Students then connect this back to the phenomenon: 'Sodium is the softest and least conductive of the three metals — yet it is the most reactive with water. Which property — conductivity OR ionisation energy — is the better predictor of reactivity with water?' Students write a 2-sentence answer.</w:t>
-            </w:r>
-          </w:p>
-        </w:tc>
-        <w:tc>
-          <w:tcPr>
-            <w:tcW w:type="dxa" w:w="3040"/>
-            <w:shd w:fill="F2F2F2" w:color="auto" w:val="clear"/>
-            <w:tcMar>
-              <w:top w:type="dxa" w:w="60"/>
-              <w:left w:type="dxa" w:w="120"/>
-              <w:bottom w:type="dxa" w:w="60"/>
-              <w:right w:type="dxa" w:w="120"/>
-            </w:tcMar>
-            <w:vAlign w:val="top"/>
-          </w:tcPr>
-          <w:p>
-            <w:pPr>
-              <w:spacing w:after="40" w:before="0"/>
-              <w:jc w:val="left"/>
-            </w:pPr>
-            <w:r>
-              <w:rPr>
-                <w:rFonts w:ascii="Arial" w:cs="Arial" w:eastAsia="Arial" w:hAnsi="Arial"/>
-                <w:b w:val="false"/>
-                <w:bCs w:val="false"/>
-                <w:i w:val="false"/>
-                <w:iCs w:val="false"/>
-                <w:color w:val="000000"/>
-                <w:sz w:val="18"/>
-                <w:szCs w:val="18"/>
-              </w:rPr>
-              <w:t xml:space="preserve">Introduce the gallery walk: 'You have 2–3 minutes at each graph. GREEN sticky = I can explain this using nuclear charge or electron shells. YELLOW sticky = This surprises me or I am not sure why.' After the walk, stand at the ionisation energy graph and say: 'I can see a lot of yellow sticky notes at aluminium. Let me ask — ' (cold-call a student who placed a yellow note): 'What electron configuration did we write for aluminium in Lesson 3?' (Wait 12 seconds.) Guide the class: 'Magnesium is 2,8,2 — both outer electrons are in the 3s sub-shell. Aluminium is 2,8,3 — that third electron is in a 3p sub-shell, which sits slightly HIGHER in energy. Higher energy means easier to remove. So the dip is not a mistake in the data — it is a window into sub-shell structure.' Write on board: 'ANOMALY → DEEPER PATTERN.' Repeat for the S dip: 'Sulfur is 2,8,6. Draw the 3p box diagram — phosphorus has one electron in each 3p box. Sulfur has to pair one up. Paired electrons repel each other — which one is easier to remove?' (Wait 10 seconds, cold-call.) For the conductivity discussion, say: 'Mama Achieng in Kisumu uses aluminium sufurias because aluminium conducts heat well and is malleable enough to shape. Using today's data, explain to your partner in 30 seconds why aluminium conducts better than sodium.' Cold-call 2 pairs. Close Part B with: 'Now write your 2-sentence answer about ionisation energy versus conductivity as a predictor of reactivity. We will use this in the DQB.'</w:t>
-            </w:r>
-          </w:p>
-        </w:tc>
-        <w:tc>
-          <w:tcPr>
-            <w:tcW w:type="dxa" w:w="3040"/>
-            <w:shd w:fill="FFFFFF" w:color="auto" w:val="clear"/>
-            <w:tcMar>
-              <w:top w:type="dxa" w:w="60"/>
-              <w:left w:type="dxa" w:w="120"/>
-              <w:bottom w:type="dxa" w:w="60"/>
-              <w:right w:type="dxa" w:w="120"/>
-            </w:tcMar>
-            <w:vAlign w:val="top"/>
-          </w:tcPr>
-          <w:p>
-            <w:pPr>
-              <w:spacing w:after="40" w:before="0"/>
-              <w:jc w:val="left"/>
-            </w:pPr>
-            <w:r>
-              <w:rPr>
-                <w:rFonts w:ascii="Arial" w:cs="Arial" w:eastAsia="Arial" w:hAnsi="Arial"/>
-                <w:b w:val="false"/>
-                <w:bCs w:val="false"/>
-                <w:i w:val="false"/>
-                <w:iCs w:val="false"/>
-                <w:color w:val="000000"/>
-                <w:sz w:val="18"/>
-                <w:szCs w:val="18"/>
-              </w:rPr>
-              <w:t xml:space="preserve">Anomaly-as-Evidence Strategy (Green/Yellow Sticky Gallery Walk): Rather than presenting anomalies as 'exceptions to memorise', this strategy frames them as the most informative data points — anomalies reveal deeper structure. By having students physically flag what surprises them BEFORE the explanation, the teacher can target explanations to actual points of confusion, and students experience the explanation as resolving their own puzzlement rather than receiving a lecture.</w:t>
-            </w:r>
-          </w:p>
-        </w:tc>
-        <w:tc>
-          <w:tcPr>
-            <w:tcW w:type="dxa" w:w="3040"/>
-            <w:shd w:fill="F2F2F2" w:color="auto" w:val="clear"/>
-            <w:tcMar>
-              <w:top w:type="dxa" w:w="60"/>
-              <w:left w:type="dxa" w:w="120"/>
-              <w:bottom w:type="dxa" w:w="60"/>
-              <w:right w:type="dxa" w:w="120"/>
-            </w:tcMar>
-            <w:vAlign w:val="top"/>
-          </w:tcPr>
-          <w:p>
-            <w:pPr>
-              <w:spacing w:after="40" w:before="0"/>
-              <w:jc w:val="left"/>
-            </w:pPr>
-            <w:r>
-              <w:rPr>
-                <w:rFonts w:ascii="Arial" w:cs="Arial" w:eastAsia="Arial" w:hAnsi="Arial"/>
-                <w:b w:val="false"/>
-                <w:bCs w:val="false"/>
-                <w:i w:val="false"/>
-                <w:iCs w:val="false"/>
-                <w:color w:val="000000"/>
-                <w:sz w:val="18"/>
-                <w:szCs w:val="18"/>
-              </w:rPr>
-              <w:t xml:space="preserve">Collect one sticky note per student at the end of the gallery walk — read yellow notes to identify the top 3 misconceptions before the Explain phase begins. Key indicators during discussion: (1) a student who can independently articulate 'the 3p electron in Al is easier to remove than a 3s electron in Mg' is demonstrating beyond-grade-level mastery; (2) a student who says 'ionisation energy is the better predictor of reactivity' for the final 2-sentence task is showing strong causal reasoning — ask them to justify using the Lake Victoria data from Lesson 1; (3) a student who cannot distinguish conductivity from reactivity needs a one-to-one prompt: 'Sodium conducts less than aluminium — but which one explodes in water? So conductivity and reactivity are measuring different things.'</w:t>
-            </w:r>
-          </w:p>
-        </w:tc>
-      </w:tr>
-      <w:tr>
-        <w:tc>
-          <w:tcPr>
-            <w:tcW w:type="dxa" w:w="1520"/>
-            <w:shd w:fill="FCE4D6" w:color="auto" w:val="clear"/>
-            <w:tcMar>
-              <w:top w:type="dxa" w:w="60"/>
-              <w:left w:type="dxa" w:w="120"/>
-              <w:bottom w:type="dxa" w:w="60"/>
-              <w:right w:type="dxa" w:w="120"/>
-            </w:tcMar>
-            <w:vAlign w:val="top"/>
-          </w:tcPr>
-          <w:p>
-            <w:pPr>
-              <w:spacing w:after="40" w:before="0"/>
-              <w:jc w:val="left"/>
-            </w:pPr>
-            <w:r>
-              <w:rPr>
-                <w:rFonts w:ascii="Arial" w:cs="Arial" w:eastAsia="Arial" w:hAnsi="Arial"/>
-                <w:b/>
-                <w:bCs/>
-                <w:i w:val="false"/>
-                <w:iCs w:val="false"/>
-                <w:color w:val="000000"/>
-                <w:sz w:val="18"/>
-                <w:szCs w:val="18"/>
-              </w:rPr>
-              <w:t xml:space="preserve">Driving Question Board (DQB) Creation</w:t>
-            </w:r>
-          </w:p>
-          <w:p>
-            <w:pPr>
-              <w:spacing w:after="20" w:before="0"/>
-            </w:pPr>
-            <w:r>
-              <w:rPr>
-                <w:rFonts w:ascii="Arial" w:cs="Arial" w:eastAsia="Arial" w:hAnsi="Arial"/>
-                <w:b/>
-                <w:bCs/>
-                <w:color w:val="1F3864"/>
-                <w:sz w:val="16"/>
-                <w:szCs w:val="16"/>
-              </w:rPr>
-              <w:t xml:space="preserve">📹 VIDEO:</w:t>
-            </w:r>
-          </w:p>
-          <w:p>
-            <w:pPr>
-              <w:spacing w:after="20" w:before="0"/>
-            </w:pPr>
-            <w:hyperlink w:history="1" r:id="rIdn6w72qleluqhvxaqtvyui">
-              <w:r>
-                <w:rPr>
-                  <w:rFonts w:ascii="Arial" w:cs="Arial" w:eastAsia="Arial" w:hAnsi="Arial"/>
-                  <w:color w:val="2E75B6"/>
-                  <w:sz w:val="16"/>
-                  <w:szCs w:val="16"/>
-                  <w:u w:val="single" w:color="2E75B6"/>
-                </w:rPr>
-                <w:t xml:space="preserve">Electron configurations for the third and fourth periods</w:t>
-              </w:r>
-            </w:hyperlink>
-          </w:p>
-          <w:p>
-            <w:pPr>
-              <w:spacing w:after="10" w:before="0"/>
-              <w:ind w:left="120"/>
-            </w:pPr>
-            <w:r>
-              <w:rPr>
-                <w:rFonts w:ascii="Arial" w:cs="Arial" w:eastAsia="Arial" w:hAnsi="Arial"/>
-                <w:color w:val="595959"/>
-                <w:sz w:val="14"/>
-                <w:szCs w:val="14"/>
-              </w:rPr>
-              <w:t xml:space="preserve">Source: Khan Academy (English - US curriculum)</w:t>
-            </w:r>
-          </w:p>
-          <w:p>
-            <w:pPr>
-              <w:spacing w:after="10" w:before="0"/>
-              <w:ind w:left="120"/>
-            </w:pPr>
-            <w:hyperlink w:history="1" r:id="rIdwxyaw7pcec2-n3pfommc5">
-              <w:r>
-                <w:rPr>
-                  <w:rFonts w:ascii="Arial" w:cs="Arial" w:eastAsia="Arial" w:hAnsi="Arial"/>
-                  <w:color w:val="595959"/>
-                  <w:sz w:val="14"/>
-                  <w:szCs w:val="14"/>
-                  <w:u w:val="single" w:color="595959"/>
-                </w:rPr>
-                <w:t xml:space="preserve">🔍 Search ARES for similar videos</w:t>
-              </w:r>
-            </w:hyperlink>
-          </w:p>
-          <w:p>
-            <w:pPr>
-              <w:spacing w:after="40" w:before="0"/>
-            </w:pPr>
-            <w:r>
-              <w:rPr>
-                <w:sz w:val="14"/>
-                <w:szCs w:val="14"/>
-              </w:rPr>
-              <w:t xml:space="preserve"/>
-            </w:r>
-          </w:p>
-          <w:p>
-            <w:pPr>
-              <w:spacing w:after="20" w:before="0"/>
-            </w:pPr>
-            <w:r>
-              <w:rPr>
-                <w:rFonts w:ascii="Arial" w:cs="Arial" w:eastAsia="Arial" w:hAnsi="Arial"/>
-                <w:b/>
-                <w:bCs/>
-                <w:color w:val="1F3864"/>
-                <w:sz w:val="16"/>
-                <w:szCs w:val="16"/>
-              </w:rPr>
-              <w:t xml:space="preserve">📖 EXERCISE:</w:t>
-            </w:r>
-          </w:p>
-          <w:p>
-            <w:pPr>
-              <w:spacing w:after="20" w:before="0"/>
-            </w:pPr>
-            <w:hyperlink w:history="1" r:id="rIdcahasywg3rif0nanurrob">
-              <w:r>
-                <w:rPr>
-                  <w:rFonts w:ascii="Arial" w:cs="Arial" w:eastAsia="Arial" w:hAnsi="Arial"/>
-                  <w:color w:val="2E75B6"/>
-                  <w:sz w:val="16"/>
-                  <w:szCs w:val="16"/>
-                  <w:u w:val="single" w:color="2E75B6"/>
-                </w:rPr>
-                <w:t xml:space="preserve">Noble Gases Practice</w:t>
-              </w:r>
-            </w:hyperlink>
-          </w:p>
-          <w:p>
-            <w:pPr>
-              <w:spacing w:after="10" w:before="0"/>
-              <w:ind w:left="120"/>
-            </w:pPr>
-            <w:r>
-              <w:rPr>
-                <w:rFonts w:ascii="Arial" w:cs="Arial" w:eastAsia="Arial" w:hAnsi="Arial"/>
-                <w:color w:val="595959"/>
-                <w:sz w:val="14"/>
-                <w:szCs w:val="14"/>
-              </w:rPr>
-              <w:t xml:space="preserve">Source: CK-12</w:t>
-            </w:r>
-          </w:p>
-          <w:p>
-            <w:pPr>
-              <w:spacing w:after="10" w:before="0"/>
-              <w:ind w:left="120"/>
-            </w:pPr>
-            <w:hyperlink w:history="1" r:id="rIdrlofiaqgaqoeqswlvu5zm">
-              <w:r>
-                <w:rPr>
-                  <w:rFonts w:ascii="Arial" w:cs="Arial" w:eastAsia="Arial" w:hAnsi="Arial"/>
-                  <w:color w:val="595959"/>
-                  <w:sz w:val="14"/>
-                  <w:szCs w:val="14"/>
-                  <w:u w:val="single" w:color="595959"/>
-                </w:rPr>
-                <w:t xml:space="preserve">🔍 Search ARES for similar readings</w:t>
-              </w:r>
-            </w:hyperlink>
-          </w:p>
-        </w:tc>
-        <w:tc>
-          <w:tcPr>
-            <w:tcW w:type="dxa" w:w="3040"/>
-            <w:shd w:fill="FFFFFF" w:color="auto" w:val="clear"/>
-            <w:tcMar>
-              <w:top w:type="dxa" w:w="60"/>
-              <w:left w:type="dxa" w:w="120"/>
-              <w:bottom w:type="dxa" w:w="60"/>
-              <w:right w:type="dxa" w:w="120"/>
-            </w:tcMar>
-            <w:vAlign w:val="top"/>
-          </w:tcPr>
-          <w:p>
-            <w:pPr>
-              <w:spacing w:after="40" w:before="0"/>
-              <w:jc w:val="left"/>
-            </w:pPr>
-            <w:r>
-              <w:rPr>
-                <w:rFonts w:ascii="Arial" w:cs="Arial" w:eastAsia="Arial" w:hAnsi="Arial"/>
-                <w:b w:val="false"/>
-                <w:bCs w:val="false"/>
-                <w:i w:val="false"/>
-                <w:iCs w:val="false"/>
-                <w:color w:val="000000"/>
-                <w:sz w:val="18"/>
-                <w:szCs w:val="18"/>
-              </w:rPr>
-              <w:t xml:space="preserve">Students return to the class Driving Question Board (DQB). In groups of 3, they review the DQB cards posted in Lessons 1–4 and complete two tasks: (1) Move any card from the 'We wondered…' column to the 'We can now explain…' column if today's lesson provided the answer, writing a 1-sentence evidence summary on the back of the card. Likely cards to move: 'Why is argon safe to store sodium in?', 'Why does ionisation energy generally increase across a period?', 'What makes metals good conductors?' (2) Post at least one NEW question card generated by today's lesson — likely candidates: 'Why does the melting point crash after silicon?', 'Do Period 2 elements show the same trends as Period 3?', 'Can we use electronegativity to predict what compounds an element will form?' Each group briefly shares their most important moved-card and their new question with the class.</w:t>
-            </w:r>
-          </w:p>
-        </w:tc>
-        <w:tc>
-          <w:tcPr>
-            <w:tcW w:type="dxa" w:w="3040"/>
-            <w:shd w:fill="F2F2F2" w:color="auto" w:val="clear"/>
-            <w:tcMar>
-              <w:top w:type="dxa" w:w="60"/>
-              <w:left w:type="dxa" w:w="120"/>
-              <w:bottom w:type="dxa" w:w="60"/>
-              <w:right w:type="dxa" w:w="120"/>
-            </w:tcMar>
-            <w:vAlign w:val="top"/>
-          </w:tcPr>
-          <w:p>
-            <w:pPr>
-              <w:spacing w:after="40" w:before="0"/>
-              <w:jc w:val="left"/>
-            </w:pPr>
-            <w:r>
-              <w:rPr>
-                <w:rFonts w:ascii="Arial" w:cs="Arial" w:eastAsia="Arial" w:hAnsi="Arial"/>
-                <w:b w:val="false"/>
-                <w:bCs w:val="false"/>
-                <w:i w:val="false"/>
-                <w:iCs w:val="false"/>
-                <w:color w:val="000000"/>
-                <w:sz w:val="18"/>
-                <w:szCs w:val="18"/>
-              </w:rPr>
-              <w:t xml:space="preserve">Say: 'Our DQB has been growing since Lesson 1 when we watched sodium explode in Lake Victoria water. Today we added a lot of new evidence. Take 5 minutes in your groups — find every card we can now answer, flip it over, and write one sentence of evidence on the back. Then add one new question that today's data raised for you.' Circulate and prompt groups who are stuck: 'Look at the argon ampoule card from Lesson 1 — can we explain that now?' After 5 minutes, call on 3 groups to share their moved card and evidence sentence. After each, say: 'Does everyone agree this question is answered? Thumbs up, thumbs sideways, or thumbs down.' Address any thumbs-down with: 'What part of the explanation are you still unsure about?' Close by pointing to the driving question displayed on the wall: 'We said at the start — can we use position in the table to predict behaviour BEFORE we put an element in a test tube? After today, I want you to think: for PHYSICAL properties, could you now make that prediction? What are we still missing for CHEMICAL properties?' (This previews Lessons 6–7.)</w:t>
-            </w:r>
-          </w:p>
-        </w:tc>
-        <w:tc>
-          <w:tcPr>
-            <w:tcW w:type="dxa" w:w="3040"/>
-            <w:shd w:fill="FFFFFF" w:color="auto" w:val="clear"/>
-            <w:tcMar>
-              <w:top w:type="dxa" w:w="60"/>
-              <w:left w:type="dxa" w:w="120"/>
-              <w:bottom w:type="dxa" w:w="60"/>
-              <w:right w:type="dxa" w:w="120"/>
-            </w:tcMar>
-            <w:vAlign w:val="top"/>
-          </w:tcPr>
-          <w:p>
-            <w:pPr>
-              <w:spacing w:after="40" w:before="0"/>
-              <w:jc w:val="left"/>
-            </w:pPr>
-            <w:r>
-              <w:rPr>
-                <w:rFonts w:ascii="Arial" w:cs="Arial" w:eastAsia="Arial" w:hAnsi="Arial"/>
-                <w:b w:val="false"/>
-                <w:bCs w:val="false"/>
-                <w:i w:val="false"/>
-                <w:iCs w:val="false"/>
-                <w:color w:val="000000"/>
-                <w:sz w:val="18"/>
-                <w:szCs w:val="18"/>
-              </w:rPr>
-              <w:t xml:space="preserve">Progressive DQB Curation (Evidence Archaeology): The DQB functions as a living, public record of the class's growing understanding across the 7-lesson sequence. Moving cards from 'wondered' to 'explained' makes learning growth visible and motivating — students see themselves becoming more capable of answering the driving question over time. The requirement to write a 1-sentence evidence summary on the back of each moved card forces condensation and consolidation of reasoning.</w:t>
-            </w:r>
-          </w:p>
-        </w:tc>
-        <w:tc>
-          <w:tcPr>
-            <w:tcW w:type="dxa" w:w="3040"/>
-            <w:shd w:fill="F2F2F2" w:color="auto" w:val="clear"/>
-            <w:tcMar>
-              <w:top w:type="dxa" w:w="60"/>
-              <w:left w:type="dxa" w:w="120"/>
-              <w:bottom w:type="dxa" w:w="60"/>
-              <w:right w:type="dxa" w:w="120"/>
-            </w:tcMar>
-            <w:vAlign w:val="top"/>
-          </w:tcPr>
-          <w:p>
-            <w:pPr>
-              <w:spacing w:after="40" w:before="0"/>
-              <w:jc w:val="left"/>
-            </w:pPr>
-            <w:r>
-              <w:rPr>
-                <w:rFonts w:ascii="Arial" w:cs="Arial" w:eastAsia="Arial" w:hAnsi="Arial"/>
-                <w:b w:val="false"/>
-                <w:bCs w:val="false"/>
-                <w:i w:val="false"/>
-                <w:iCs w:val="false"/>
-                <w:color w:val="000000"/>
-                <w:sz w:val="18"/>
-                <w:szCs w:val="18"/>
-              </w:rPr>
-              <w:t xml:space="preserve">Read the evidence sentences written on the backs of moved cards — these are direct windows into student understanding. Look for: (1) sentences that cite specific data ('Ar has a first ionisation energy of 1521 kJ/mol — much higher than Na's 496 kJ/mol — so its electrons cannot be removed under normal conditions') — high quality; (2) sentences that are vague ('argon is inert because it is a noble gas') — these students have named the category without explaining the mechanism; intervene with: 'WHY is it a noble gas? What do all noble gases have in common in terms of electrons?' (3) new question cards that reference chemical properties (reactions with water, acids) — these students are connecting to the driving question and are ready for Lessons 6–7.</w:t>
-            </w:r>
-          </w:p>
-        </w:tc>
-      </w:tr>
-      <w:tr>
-        <w:tc>
-          <w:tcPr>
-            <w:tcW w:type="dxa" w:w="1520"/>
-            <w:shd w:fill="D5E8F0" w:color="auto" w:val="clear"/>
-            <w:tcMar>
-              <w:top w:type="dxa" w:w="60"/>
-              <w:left w:type="dxa" w:w="120"/>
-              <w:bottom w:type="dxa" w:w="60"/>
-              <w:right w:type="dxa" w:w="120"/>
-            </w:tcMar>
-            <w:vAlign w:val="top"/>
-          </w:tcPr>
-          <w:p>
-            <w:pPr>
-              <w:spacing w:after="40" w:before="0"/>
-              <w:jc w:val="left"/>
-            </w:pPr>
-            <w:r>
-              <w:rPr>
-                <w:rFonts w:ascii="Arial" w:cs="Arial" w:eastAsia="Arial" w:hAnsi="Arial"/>
-                <w:b/>
-                <w:bCs/>
-                <w:i w:val="false"/>
-                <w:iCs w:val="false"/>
-                <w:color w:val="000000"/>
-                <w:sz w:val="18"/>
-                <w:szCs w:val="18"/>
-              </w:rPr>
-              <w:t xml:space="preserve">Model Building Phase</w:t>
-            </w:r>
-          </w:p>
-          <w:p>
-            <w:pPr>
-              <w:spacing w:after="20" w:before="0"/>
-            </w:pPr>
-            <w:r>
-              <w:rPr>
-                <w:rFonts w:ascii="Arial" w:cs="Arial" w:eastAsia="Arial" w:hAnsi="Arial"/>
-                <w:b/>
-                <w:bCs/>
-                <w:color w:val="1F3864"/>
-                <w:sz w:val="16"/>
-                <w:szCs w:val="16"/>
-              </w:rPr>
-              <w:t xml:space="preserve">📹 VIDEO:</w:t>
-            </w:r>
-          </w:p>
-          <w:p>
-            <w:pPr>
-              <w:spacing w:after="20" w:before="0"/>
-            </w:pPr>
-            <w:hyperlink w:history="1" r:id="rId9yema6wzvcer3bxl7onyt">
-              <w:r>
-                <w:rPr>
-                  <w:rFonts w:ascii="Arial" w:cs="Arial" w:eastAsia="Arial" w:hAnsi="Arial"/>
-                  <w:color w:val="2E75B6"/>
-                  <w:sz w:val="16"/>
-                  <w:szCs w:val="16"/>
-                  <w:u w:val="single" w:color="2E75B6"/>
-                </w:rPr>
-                <w:t xml:space="preserve">Electron configuration (Rules and Diagrams) - Overview</w:t>
-              </w:r>
-            </w:hyperlink>
-          </w:p>
-          <w:p>
-            <w:pPr>
-              <w:spacing w:after="10" w:before="0"/>
-              <w:ind w:left="120"/>
-            </w:pPr>
-            <w:r>
-              <w:rPr>
-                <w:rFonts w:ascii="Arial" w:cs="Arial" w:eastAsia="Arial" w:hAnsi="Arial"/>
-                <w:color w:val="595959"/>
-                <w:sz w:val="14"/>
-                <w:szCs w:val="14"/>
-              </w:rPr>
-              <w:t xml:space="preserve">Source: CK-12</w:t>
-            </w:r>
-          </w:p>
-          <w:p>
-            <w:pPr>
-              <w:spacing w:after="10" w:before="0"/>
-              <w:ind w:left="120"/>
-            </w:pPr>
-            <w:hyperlink w:history="1" r:id="rIdmy2km5uhysv29psynwfga">
-              <w:r>
-                <w:rPr>
-                  <w:rFonts w:ascii="Arial" w:cs="Arial" w:eastAsia="Arial" w:hAnsi="Arial"/>
-                  <w:color w:val="595959"/>
-                  <w:sz w:val="14"/>
-                  <w:szCs w:val="14"/>
-                  <w:u w:val="single" w:color="595959"/>
-                </w:rPr>
-                <w:t xml:space="preserve">🔍 Search ARES for similar videos</w:t>
-              </w:r>
-            </w:hyperlink>
-          </w:p>
-          <w:p>
-            <w:pPr>
-              <w:spacing w:after="40" w:before="0"/>
-            </w:pPr>
-            <w:r>
-              <w:rPr>
-                <w:sz w:val="14"/>
-                <w:szCs w:val="14"/>
-              </w:rPr>
-              <w:t xml:space="preserve"/>
-            </w:r>
-          </w:p>
-          <w:p>
-            <w:pPr>
-              <w:spacing w:after="20" w:before="0"/>
-            </w:pPr>
-            <w:r>
-              <w:rPr>
-                <w:rFonts w:ascii="Arial" w:cs="Arial" w:eastAsia="Arial" w:hAnsi="Arial"/>
-                <w:b/>
-                <w:bCs/>
-                <w:color w:val="1F3864"/>
-                <w:sz w:val="16"/>
-                <w:szCs w:val="16"/>
-              </w:rPr>
-              <w:t xml:space="preserve">📖 EXERCISE:</w:t>
-            </w:r>
-          </w:p>
-          <w:p>
-            <w:pPr>
-              <w:spacing w:after="20" w:before="0"/>
-            </w:pPr>
-            <w:hyperlink w:history="1" r:id="rIddwdziwt4es21ioie_pb0a">
-              <w:r>
-                <w:rPr>
-                  <w:rFonts w:ascii="Arial" w:cs="Arial" w:eastAsia="Arial" w:hAnsi="Arial"/>
-                  <w:color w:val="2E75B6"/>
-                  <w:sz w:val="16"/>
-                  <w:szCs w:val="16"/>
-                  <w:u w:val="single" w:color="2E75B6"/>
-                </w:rPr>
-                <w:t xml:space="preserve">Atomic structure and electron configuration</w:t>
-              </w:r>
-            </w:hyperlink>
-          </w:p>
-          <w:p>
-            <w:pPr>
-              <w:spacing w:after="10" w:before="0"/>
-              <w:ind w:left="120"/>
-            </w:pPr>
-            <w:r>
-              <w:rPr>
-                <w:rFonts w:ascii="Arial" w:cs="Arial" w:eastAsia="Arial" w:hAnsi="Arial"/>
-                <w:color w:val="595959"/>
-                <w:sz w:val="14"/>
-                <w:szCs w:val="14"/>
-              </w:rPr>
-              <w:t xml:space="preserve">Source: Khan Academy (English - US curriculum)</w:t>
-            </w:r>
-          </w:p>
-          <w:p>
-            <w:pPr>
-              <w:spacing w:after="10" w:before="0"/>
-              <w:ind w:left="120"/>
-            </w:pPr>
-            <w:hyperlink w:history="1" r:id="rId-fx1iwuqk-nexioxuav4p">
+            <w:hyperlink w:history="1" r:id="rIdxejvdwv_hjipksqup0ucp">
               <w:r>
                 <w:rPr>
                   <w:rFonts w:ascii="Arial" w:cs="Arial" w:eastAsia="Arial" w:hAnsi="Arial"/>
@@ -18928,7 +18928,312 @@
             <w:pPr>
               <w:spacing w:after="20" w:before="0"/>
             </w:pPr>
-            <w:hyperlink w:history="1" r:id="rIdfuo3ujc0ics4bkbcm8cvu">
+            <w:hyperlink w:history="1" r:id="rId_v4jxwo5h1_kqdemibrfb">
+              <w:r>
+                <w:rPr>
+                  <w:rFonts w:ascii="Arial" w:cs="Arial" w:eastAsia="Arial" w:hAnsi="Arial"/>
+                  <w:color w:val="2E75B6"/>
+                  <w:sz w:val="16"/>
+                  <w:szCs w:val="16"/>
+                  <w:u w:val="single" w:color="2E75B6"/>
+                </w:rPr>
+                <w:t xml:space="preserve">Ionization energy: period trend</w:t>
+              </w:r>
+            </w:hyperlink>
+          </w:p>
+          <w:p>
+            <w:pPr>
+              <w:spacing w:after="10" w:before="0"/>
+              <w:ind w:left="120"/>
+            </w:pPr>
+            <w:r>
+              <w:rPr>
+                <w:rFonts w:ascii="Arial" w:cs="Arial" w:eastAsia="Arial" w:hAnsi="Arial"/>
+                <w:color w:val="595959"/>
+                <w:sz w:val="14"/>
+                <w:szCs w:val="14"/>
+              </w:rPr>
+              <w:t xml:space="preserve">Source: Khan Academy (English - US curriculum)</w:t>
+            </w:r>
+          </w:p>
+          <w:p>
+            <w:pPr>
+              <w:spacing w:after="10" w:before="0"/>
+              <w:ind w:left="120"/>
+            </w:pPr>
+            <w:hyperlink w:history="1" r:id="rId0aeoec2zhi90ipk0n0s7r">
+              <w:r>
+                <w:rPr>
+                  <w:rFonts w:ascii="Arial" w:cs="Arial" w:eastAsia="Arial" w:hAnsi="Arial"/>
+                  <w:color w:val="595959"/>
+                  <w:sz w:val="14"/>
+                  <w:szCs w:val="14"/>
+                  <w:u w:val="single" w:color="595959"/>
+                </w:rPr>
+                <w:t xml:space="preserve">🔍 Search ARES for similar videos</w:t>
+              </w:r>
+            </w:hyperlink>
+          </w:p>
+          <w:p>
+            <w:pPr>
+              <w:spacing w:after="40" w:before="0"/>
+            </w:pPr>
+            <w:r>
+              <w:rPr>
+                <w:sz w:val="14"/>
+                <w:szCs w:val="14"/>
+              </w:rPr>
+              <w:t xml:space="preserve"/>
+            </w:r>
+          </w:p>
+          <w:p>
+            <w:pPr>
+              <w:spacing w:after="20" w:before="0"/>
+            </w:pPr>
+            <w:r>
+              <w:rPr>
+                <w:rFonts w:ascii="Arial" w:cs="Arial" w:eastAsia="Arial" w:hAnsi="Arial"/>
+                <w:b/>
+                <w:bCs/>
+                <w:color w:val="1F3864"/>
+                <w:sz w:val="16"/>
+                <w:szCs w:val="16"/>
+              </w:rPr>
+              <w:t xml:space="preserve">📖 READING:</w:t>
+            </w:r>
+          </w:p>
+          <w:p>
+            <w:pPr>
+              <w:spacing w:after="20" w:before="0"/>
+            </w:pPr>
+            <w:r>
+              <w:rPr>
+                <w:rFonts w:ascii="Arial" w:cs="Arial" w:eastAsia="Arial" w:hAnsi="Arial"/>
+                <w:i/>
+                <w:iCs/>
+                <w:color w:val="595959"/>
+                <w:sz w:val="16"/>
+                <w:szCs w:val="16"/>
+              </w:rPr>
+              <w:t xml:space="preserve">No closely matching reading in the ARES library for this activity.</w:t>
+            </w:r>
+          </w:p>
+          <w:p>
+            <w:pPr>
+              <w:spacing w:after="10" w:before="0"/>
+              <w:ind w:left="120"/>
+            </w:pPr>
+            <w:hyperlink w:history="1" r:id="rId29c-ceblwegf2tf5bptax">
+              <w:r>
+                <w:rPr>
+                  <w:rFonts w:ascii="Arial" w:cs="Arial" w:eastAsia="Arial" w:hAnsi="Arial"/>
+                  <w:color w:val="595959"/>
+                  <w:sz w:val="14"/>
+                  <w:szCs w:val="14"/>
+                  <w:u w:val="single" w:color="595959"/>
+                </w:rPr>
+                <w:t xml:space="preserve">🔍 Search ARES for readings</w:t>
+              </w:r>
+            </w:hyperlink>
+          </w:p>
+          <w:p>
+            <w:pPr>
+              <w:spacing w:after="10" w:before="0"/>
+              <w:ind w:left="120"/>
+            </w:pPr>
+            <w:r>
+              <w:rPr>
+                <w:rFonts w:ascii="Arial" w:cs="Arial" w:eastAsia="Arial" w:hAnsi="Arial"/>
+                <w:color w:val="595959"/>
+                <w:sz w:val="14"/>
+                <w:szCs w:val="14"/>
+              </w:rPr>
+              <w:t xml:space="preserve">Search terms: periodicity period reactions reactivity</w:t>
+            </w:r>
+          </w:p>
+        </w:tc>
+        <w:tc>
+          <w:tcPr>
+            <w:tcW w:type="dxa" w:w="3040"/>
+            <w:shd w:fill="FFFFFF" w:color="auto" w:val="clear"/>
+            <w:tcMar>
+              <w:top w:type="dxa" w:w="60"/>
+              <w:left w:type="dxa" w:w="120"/>
+              <w:bottom w:type="dxa" w:w="60"/>
+              <w:right w:type="dxa" w:w="120"/>
+            </w:tcMar>
+            <w:vAlign w:val="top"/>
+          </w:tcPr>
+          <w:p>
+            <w:pPr>
+              <w:spacing w:after="40" w:before="0"/>
+              <w:jc w:val="left"/>
+            </w:pPr>
+            <w:r>
+              <w:rPr>
+                <w:rFonts w:ascii="Arial" w:cs="Arial" w:eastAsia="Arial" w:hAnsi="Arial"/>
+                <w:b w:val="false"/>
+                <w:bCs w:val="false"/>
+                <w:i w:val="false"/>
+                <w:iCs w:val="false"/>
+                <w:color w:val="000000"/>
+                <w:sz w:val="18"/>
+                <w:szCs w:val="18"/>
+              </w:rPr>
+              <w:t xml:space="preserve">Students receive a Predict-Observe-Explain (POE) worksheet listing six reaction scenarios: (1) Na with cold water, (2) Mg with cold water, (3) Al with cold water, (4) Mg with dilute HCl, (5) Al with dilute HCl, (6) S burning in oxygen. For each scenario, students individually write a prediction (vigorous / slow / no reaction) and a one-sentence justification referencing ionisation energy or electron configuration from Lesson 5 data. After 3 minutes of individual thinking, pairs compare predictions and flag any disagreements. The teacher selects three pairs with different predictions to share briefly.</w:t>
+            </w:r>
+          </w:p>
+        </w:tc>
+        <w:tc>
+          <w:tcPr>
+            <w:tcW w:type="dxa" w:w="3040"/>
+            <w:shd w:fill="F2F2F2" w:color="auto" w:val="clear"/>
+            <w:tcMar>
+              <w:top w:type="dxa" w:w="60"/>
+              <w:left w:type="dxa" w:w="120"/>
+              <w:bottom w:type="dxa" w:w="60"/>
+              <w:right w:type="dxa" w:w="120"/>
+            </w:tcMar>
+            <w:vAlign w:val="top"/>
+          </w:tcPr>
+          <w:p>
+            <w:pPr>
+              <w:spacing w:after="40" w:before="0"/>
+              <w:jc w:val="left"/>
+            </w:pPr>
+            <w:r>
+              <w:rPr>
+                <w:rFonts w:ascii="Arial" w:cs="Arial" w:eastAsia="Arial" w:hAnsi="Arial"/>
+                <w:b w:val="false"/>
+                <w:bCs w:val="false"/>
+                <w:i w:val="false"/>
+                <w:iCs w:val="false"/>
+                <w:color w:val="000000"/>
+                <w:sz w:val="18"/>
+                <w:szCs w:val="18"/>
+              </w:rPr>
+              <w:t xml:space="preserve">Display the ionisation energy bar chart from Lesson 5 on the board. Say: 'Look at the ionisation energy values we plotted last lesson — Na is 496 kJ per mole, Mg is 738, Al is 577, Si is 786. Before we touch any chemicals, use only this data to predict how each element will react with water and with dilute HCl. Write your prediction AND your reasoning — I want to see the link to electron configuration.' Allow 3 minutes of silent individual writing. [WAIT TIME: 3 minutes — resist the urge to prompt; students must commit to a prediction in writing before observing.] Then ask pairs to compare. Cold-call two pairs: 'Amara and Brian, you disagreed about aluminium — what did each of you predict and why?' Use a T-chart on the board to record the class split predictions for aluminium and magnesium only, as these are the most contested. Say: 'Let us hold these predictions. In the next phase we will find out who was right — and more importantly, why.'</w:t>
+            </w:r>
+          </w:p>
+        </w:tc>
+        <w:tc>
+          <w:tcPr>
+            <w:tcW w:type="dxa" w:w="3040"/>
+            <w:shd w:fill="FFFFFF" w:color="auto" w:val="clear"/>
+            <w:tcMar>
+              <w:top w:type="dxa" w:w="60"/>
+              <w:left w:type="dxa" w:w="120"/>
+              <w:bottom w:type="dxa" w:w="60"/>
+              <w:right w:type="dxa" w:w="120"/>
+            </w:tcMar>
+            <w:vAlign w:val="top"/>
+          </w:tcPr>
+          <w:p>
+            <w:pPr>
+              <w:spacing w:after="40" w:before="0"/>
+              <w:jc w:val="left"/>
+            </w:pPr>
+            <w:r>
+              <w:rPr>
+                <w:rFonts w:ascii="Arial" w:cs="Arial" w:eastAsia="Arial" w:hAnsi="Arial"/>
+                <w:b w:val="false"/>
+                <w:bCs w:val="false"/>
+                <w:i w:val="false"/>
+                <w:iCs w:val="false"/>
+                <w:color w:val="000000"/>
+                <w:sz w:val="18"/>
+                <w:szCs w:val="18"/>
+              </w:rPr>
+              <w:t xml:space="preserve">T-chart of class predictions on the whiteboard makes prior knowledge visible and creates cognitive tension before observation. Requiring a written justification referencing ionisation energy ensures predictions are mechanistic, not just guesses, connecting directly to Lesson 5 learning.</w:t>
+            </w:r>
+          </w:p>
+        </w:tc>
+        <w:tc>
+          <w:tcPr>
+            <w:tcW w:type="dxa" w:w="3040"/>
+            <w:shd w:fill="F2F2F2" w:color="auto" w:val="clear"/>
+            <w:tcMar>
+              <w:top w:type="dxa" w:w="60"/>
+              <w:left w:type="dxa" w:w="120"/>
+              <w:bottom w:type="dxa" w:w="60"/>
+              <w:right w:type="dxa" w:w="120"/>
+            </w:tcMar>
+            <w:vAlign w:val="top"/>
+          </w:tcPr>
+          <w:p>
+            <w:pPr>
+              <w:spacing w:after="40" w:before="0"/>
+              <w:jc w:val="left"/>
+            </w:pPr>
+            <w:r>
+              <w:rPr>
+                <w:rFonts w:ascii="Arial" w:cs="Arial" w:eastAsia="Arial" w:hAnsi="Arial"/>
+                <w:b w:val="false"/>
+                <w:bCs w:val="false"/>
+                <w:i w:val="false"/>
+                <w:iCs w:val="false"/>
+                <w:color w:val="000000"/>
+                <w:sz w:val="18"/>
+                <w:szCs w:val="18"/>
+              </w:rPr>
+              <w:t xml:space="preserve">Scan student worksheets during individual writing time. Look for: correct use of ionisation energy trend as a justification; any student still predicting that Al will react vigorously with cold water (common misconception — the passivating oxide layer). Note these students for targeted questioning during the Explain phase.</w:t>
+            </w:r>
+          </w:p>
+        </w:tc>
+      </w:tr>
+      <w:tr>
+        <w:tc>
+          <w:tcPr>
+            <w:tcW w:type="dxa" w:w="1520"/>
+            <w:shd w:fill="D9EEF1" w:color="auto" w:val="clear"/>
+            <w:tcMar>
+              <w:top w:type="dxa" w:w="60"/>
+              <w:left w:type="dxa" w:w="120"/>
+              <w:bottom w:type="dxa" w:w="60"/>
+              <w:right w:type="dxa" w:w="120"/>
+            </w:tcMar>
+            <w:vAlign w:val="top"/>
+          </w:tcPr>
+          <w:p>
+            <w:pPr>
+              <w:spacing w:after="40" w:before="0"/>
+              <w:jc w:val="left"/>
+            </w:pPr>
+            <w:r>
+              <w:rPr>
+                <w:rFonts w:ascii="Arial" w:cs="Arial" w:eastAsia="Arial" w:hAnsi="Arial"/>
+                <w:b/>
+                <w:bCs/>
+                <w:i w:val="false"/>
+                <w:iCs w:val="false"/>
+                <w:color w:val="000000"/>
+                <w:sz w:val="18"/>
+                <w:szCs w:val="18"/>
+              </w:rPr>
+              <w:t xml:space="preserve">Observe Phase</w:t>
+            </w:r>
+          </w:p>
+          <w:p>
+            <w:pPr>
+              <w:spacing w:after="20" w:before="0"/>
+            </w:pPr>
+            <w:r>
+              <w:rPr>
+                <w:rFonts w:ascii="Arial" w:cs="Arial" w:eastAsia="Arial" w:hAnsi="Arial"/>
+                <w:b/>
+                <w:bCs/>
+                <w:color w:val="1F3864"/>
+                <w:sz w:val="16"/>
+                <w:szCs w:val="16"/>
+              </w:rPr>
+              <w:t xml:space="preserve">📹 VIDEO:</w:t>
+            </w:r>
+          </w:p>
+          <w:p>
+            <w:pPr>
+              <w:spacing w:after="20" w:before="0"/>
+            </w:pPr>
+            <w:hyperlink w:history="1" r:id="rId5fssghc5kyeocluds3yzp">
               <w:r>
                 <w:rPr>
                   <w:rFonts w:ascii="Arial" w:cs="Arial" w:eastAsia="Arial" w:hAnsi="Arial"/>
@@ -18961,7 +19266,7 @@
               <w:spacing w:after="10" w:before="0"/>
               <w:ind w:left="120"/>
             </w:pPr>
-            <w:hyperlink w:history="1" r:id="rIdzcl81avwklkyjmvkfy_ph">
+            <w:hyperlink w:history="1" r:id="rIdtpp4getgls8apylqmf8f6">
               <w:r>
                 <w:rPr>
                   <w:rFonts w:ascii="Arial" w:cs="Arial" w:eastAsia="Arial" w:hAnsi="Arial"/>
@@ -19023,7 +19328,7 @@
               <w:spacing w:after="10" w:before="0"/>
               <w:ind w:left="120"/>
             </w:pPr>
-            <w:hyperlink w:history="1" r:id="rId0l_vfwrcqdqgwu86_lcvc">
+            <w:hyperlink w:history="1" r:id="rIdauruxmjssuw_ypfxlofur">
               <w:r>
                 <w:rPr>
                   <w:rFonts w:ascii="Arial" w:cs="Arial" w:eastAsia="Arial" w:hAnsi="Arial"/>
@@ -19080,7 +19385,7 @@
                 <w:sz w:val="18"/>
                 <w:szCs w:val="18"/>
               </w:rPr>
-              <w:t xml:space="preserve">Students receive a Predict-Observe-Explain (POE) worksheet listing six reaction scenarios: (1) Na with cold water, (2) Mg with cold water, (3) Al with cold water, (4) Mg with dilute HCl, (5) Al with dilute HCl, (6) S burning in oxygen. For each scenario, students individually write a prediction (vigorous / slow / no reaction) and a one-sentence justification referencing ionisation energy or electron configuration from Lesson 5 data. After 3 minutes of individual thinking, pairs compare predictions and flag any disagreements. The teacher selects three pairs with different predictions to share briefly.</w:t>
+              <w:t xml:space="preserve">Teacher carries out a structured demonstration sequence. Students complete the Observe column of their POE worksheet for each reaction, noting: what they see (colour change, gas, flame, vigour), what they hear (fizzing level), and what they can infer about products. For the water reactions: Na (teacher demo, behind safety screen), Mg ribbon in cold water (students can observe closely), Al foil in cold water (negative result — students record this carefully). For dilute HCl reactions: Mg ribbon (students test gas with glowing splint), Al foil (students observe rate, compare to Mg). For burning in oxygen: Mg ribbon burns brilliantly (students use dark glass), sulfur burns with blue flame producing choking gas (fume cupboard, teacher only). A 4-column observation table on the board is filled in real time as a class.</w:t>
             </w:r>
           </w:p>
         </w:tc>
@@ -19112,7 +19417,7 @@
                 <w:sz w:val="18"/>
                 <w:szCs w:val="18"/>
               </w:rPr>
-              <w:t xml:space="preserve">Display the ionisation energy bar chart from Lesson 5 on the board. Say: 'Look at the ionisation energy values we plotted last lesson — Na is 496 kJ per mole, Mg is 738, Al is 577, Si is 786. Before we touch any chemicals, use only this data to predict how each element will react with water and with dilute HCl. Write your prediction AND your reasoning — I want to see the link to electron configuration.' Allow 3 minutes of silent individual writing. [WAIT TIME: 3 minutes — resist the urge to prompt; students must commit to a prediction in writing before observing.] Then ask pairs to compare. Cold-call two pairs: 'Amara and Brian, you disagreed about aluminium — what did each of you predict and why?' Use a T-chart on the board to record the class split predictions for aluminium and magnesium only, as these are the most contested. Say: 'Let us hold these predictions. In the next phase we will find out who was right — and more importantly, why.'</w:t>
+              <w:t xml:space="preserve">Begin with the anchoring phenomenon re-enactment: 'We are going back to Kisumu Water Plant. Watch this sodium — same sodium the water officer used.' Drop a 2 mm piece of sodium into a beaker of water behind the safety screen. After students react, say: 'Write exactly what you see in your Observe column — be precise. Is it more or less vigorous than Lesson 2?' [WAIT TIME: 30 seconds of silent writing.] Move through the sequence: Mg in cold water — 'Compare the vigour to sodium. Write numbers if you can — count the bubbles per second.' Al in cold water — 'Record what you see. Nothing is also a valid scientific observation.' For HCl reactions, prompt: 'Collect the gas from the Mg reaction. What does the glowing splint tell you?' Before burning Mg, warn: 'Eyes protected — look away or use dark glass. I will count to three.' After each demonstration, pause for [WAIT TIME: 20 seconds] of individual recording. For sulfur, say from fume cupboard: 'Notice the colour of the flame and the sharp smell — that gas is sulfur dioxide. Note the product and the hazard — both are data.'</w:t>
             </w:r>
           </w:p>
         </w:tc>
@@ -19144,7 +19449,7 @@
                 <w:sz w:val="18"/>
                 <w:szCs w:val="18"/>
               </w:rPr>
-              <w:t xml:space="preserve">T-chart of class predictions on the whiteboard makes prior knowledge visible and creates cognitive tension before observation. Requiring a written justification referencing ionisation energy ensures predictions are mechanistic, not just guesses, connecting directly to Lesson 5 learning.</w:t>
+              <w:t xml:space="preserve">Real-time co-construction of the 4-column class table (Element / Reacts with water? / Reacts with HCl? / Reacts with oxygen?) on the board externalises observations incrementally, allowing students to check their own records against a shared reference and spot discrepancies immediately.</w:t>
             </w:r>
           </w:p>
         </w:tc>
@@ -19176,7 +19481,7 @@
                 <w:sz w:val="18"/>
                 <w:szCs w:val="18"/>
               </w:rPr>
-              <w:t xml:space="preserve">Scan student worksheets during individual writing time. Look for: correct use of ionisation energy trend as a justification; any student still predicting that Al will react vigorously with cold water (common misconception — the passivating oxide layer). Note these students for targeted questioning during the Explain phase.</w:t>
+              <w:t xml:space="preserve">Use circulation during observations to check students are recording specific observations (not just 'it reacted') and are distinguishing vigour levels (violent / moderate / slow / nil). Ask individuals: 'How does the rate for Al with HCl compare to Mg with HCl? Can you quantify it?' Listen for unprompted use of the word ionisation energy — note which students are already connecting observation to mechanism.</w:t>
             </w:r>
           </w:p>
         </w:tc>
@@ -19185,32 +19490,32 @@
         <w:tc>
           <w:tcPr>
             <w:tcW w:type="dxa" w:w="1520"/>
-            <w:shd w:fill="D9EEF1" w:color="auto" w:val="clear"/>
-            <w:tcMar>
-              <w:top w:type="dxa" w:w="60"/>
-              <w:left w:type="dxa" w:w="120"/>
-              <w:bottom w:type="dxa" w:w="60"/>
-              <w:right w:type="dxa" w:w="120"/>
-            </w:tcMar>
-            <w:vAlign w:val="top"/>
-          </w:tcPr>
-          <w:p>
-            <w:pPr>
-              <w:spacing w:after="40" w:before="0"/>
-              <w:jc w:val="left"/>
-            </w:pPr>
-            <w:r>
-              <w:rPr>
-                <w:rFonts w:ascii="Arial" w:cs="Arial" w:eastAsia="Arial" w:hAnsi="Arial"/>
-                <w:b/>
-                <w:bCs/>
-                <w:i w:val="false"/>
-                <w:iCs w:val="false"/>
-                <w:color w:val="000000"/>
-                <w:sz w:val="18"/>
-                <w:szCs w:val="18"/>
-              </w:rPr>
-              <w:t xml:space="preserve">Observe Phase</w:t>
+            <w:shd w:fill="E2EFDA" w:color="auto" w:val="clear"/>
+            <w:tcMar>
+              <w:top w:type="dxa" w:w="60"/>
+              <w:left w:type="dxa" w:w="120"/>
+              <w:bottom w:type="dxa" w:w="60"/>
+              <w:right w:type="dxa" w:w="120"/>
+            </w:tcMar>
+            <w:vAlign w:val="top"/>
+          </w:tcPr>
+          <w:p>
+            <w:pPr>
+              <w:spacing w:after="40" w:before="0"/>
+              <w:jc w:val="left"/>
+            </w:pPr>
+            <w:r>
+              <w:rPr>
+                <w:rFonts w:ascii="Arial" w:cs="Arial" w:eastAsia="Arial" w:hAnsi="Arial"/>
+                <w:b/>
+                <w:bCs/>
+                <w:i w:val="false"/>
+                <w:iCs w:val="false"/>
+                <w:color w:val="000000"/>
+                <w:sz w:val="18"/>
+                <w:szCs w:val="18"/>
+              </w:rPr>
+              <w:t xml:space="preserve">Explain Phase</w:t>
             </w:r>
           </w:p>
           <w:p>
@@ -19233,7 +19538,7 @@
             <w:pPr>
               <w:spacing w:after="20" w:before="0"/>
             </w:pPr>
-            <w:hyperlink w:history="1" r:id="rIdwox-d_9e3bx6dptjtk8cq">
+            <w:hyperlink w:history="1" r:id="rIdweuhcweqysiwc7unhlrny">
               <w:r>
                 <w:rPr>
                   <w:rFonts w:ascii="Arial" w:cs="Arial" w:eastAsia="Arial" w:hAnsi="Arial"/>
@@ -19242,7 +19547,7 @@
                   <w:szCs w:val="16"/>
                   <w:u w:val="single" w:color="2E75B6"/>
                 </w:rPr>
-                <w:t xml:space="preserve">Titration of a strong acid with a strong base</w:t>
+                <w:t xml:space="preserve">Periodic trends and Coulomb's law</w:t>
               </w:r>
             </w:hyperlink>
           </w:p>
@@ -19266,7 +19571,7 @@
               <w:spacing w:after="10" w:before="0"/>
               <w:ind w:left="120"/>
             </w:pPr>
-            <w:hyperlink w:history="1" r:id="rIdhbrt-e84viweldv44ezsc">
+            <w:hyperlink w:history="1" r:id="rIdmfrogfk8flaknsw0ncsvh">
               <w:r>
                 <w:rPr>
                   <w:rFonts w:ascii="Arial" w:cs="Arial" w:eastAsia="Arial" w:hAnsi="Arial"/>
@@ -19328,7 +19633,7 @@
               <w:spacing w:after="10" w:before="0"/>
               <w:ind w:left="120"/>
             </w:pPr>
-            <w:hyperlink w:history="1" r:id="rIdtsspstx9l_ar5nwpctajs">
+            <w:hyperlink w:history="1" r:id="rId9vfivh2rv-mrahgweafoz">
               <w:r>
                 <w:rPr>
                   <w:rFonts w:ascii="Arial" w:cs="Arial" w:eastAsia="Arial" w:hAnsi="Arial"/>
@@ -19385,7 +19690,7 @@
                 <w:sz w:val="18"/>
                 <w:szCs w:val="18"/>
               </w:rPr>
-              <w:t xml:space="preserve">Teacher carries out a structured demonstration sequence. Students complete the Observe column of their POE worksheet for each reaction, noting: what they see (colour change, gas, flame, vigour), what they hear (fizzing level), and what they can infer about products. For the water reactions: Na (teacher demo, behind safety screen), Mg ribbon in cold water (students can observe closely), Al foil in cold water (negative result — students record this carefully). For dilute HCl reactions: Mg ribbon (students test gas with glowing splint), Al foil (students observe rate, compare to Mg). For burning in oxygen: Mg ribbon burns brilliantly (students use dark glass), sulfur burns with blue flame producing choking gas (fume cupboard, teacher only). A 4-column observation table on the board is filled in real time as a class.</w:t>
+              <w:t xml:space="preserve">In groups of three, students complete the Explain column of their POE worksheet for each reaction, then tackle three constructed tasks: (A) Write balanced chemical equations with state symbols for: Na(s) + H2O(l), Mg(s) + HCl(aq), Al(s) + O2(g), S(s) + O2(g). (B) Draw electron configuration diagrams for Na, Mg, Al and Si side by side, annotating the number of outer electrons and the first ionisation energy for each, then write one sentence explaining the reactivity trend using the words nuclear charge, shielding and outer electrons. (C) Complete a reactivity summary table ranking Na, Mg, Al, Si, S, Cl, Ar from most to least reactive in period 3 chemical reactions and justify the ranking.</w:t>
             </w:r>
           </w:p>
         </w:tc>
@@ -19417,7 +19722,7 @@
                 <w:sz w:val="18"/>
                 <w:szCs w:val="18"/>
               </w:rPr>
-              <w:t xml:space="preserve">Begin with the anchoring phenomenon re-enactment: 'We are going back to Kisumu Water Plant. Watch this sodium — same sodium the water officer used.' Drop a 2 mm piece of sodium into a beaker of water behind the safety screen. After students react, say: 'Write exactly what you see in your Observe column — be precise. Is it more or less vigorous than Lesson 2?' [WAIT TIME: 30 seconds of silent writing.] Move through the sequence: Mg in cold water — 'Compare the vigour to sodium. Write numbers if you can — count the bubbles per second.' Al in cold water — 'Record what you see. Nothing is also a valid scientific observation.' For HCl reactions, prompt: 'Collect the gas from the Mg reaction. What does the glowing splint tell you?' Before burning Mg, warn: 'Eyes protected — look away or use dark glass. I will count to three.' After each demonstration, pause for [WAIT TIME: 20 seconds] of individual recording. For sulfur, say from fume cupboard: 'Notice the colour of the flame and the sharp smell — that gas is sulfur dioxide. Note the product and the hazard — both are data.'</w:t>
+              <w:t xml:space="preserve">Say: 'Your predictions are on the board. Now explain what you observed using the electron configuration model. Do not just describe — I want a causal story: why does sodium lose its electron so easily?' [WAIT TIME: 4 minutes of group work before any teacher input.] Circulate and listen. After 4 minutes, cold-call: 'Fatuma, your group said sodium has a low ionisation energy — tell me what that actually means in terms of what is happening at the atomic level when sodium touches water.' After the response, press: 'So why does magnesium, with two outer electrons, react more slowly — surely two electrons are easier to give away than one?' [WAIT TIME: 15 seconds.] Anticipate the misconception: students may say two electrons means more reactive. Guide: 'Compare the nuclear charges of Na and Mg — Na has 11 protons, Mg has 12. With similar shielding, which ion holds its electrons more tightly?' For equation writing, display a partially balanced equation and ask: 'What is wrong with this equation?' Use peer checking — groups swap worksheets and check equations using the atom-counting rule.</w:t>
             </w:r>
           </w:p>
         </w:tc>
@@ -19449,7 +19754,7 @@
                 <w:sz w:val="18"/>
                 <w:szCs w:val="18"/>
               </w:rPr>
-              <w:t xml:space="preserve">Real-time co-construction of the 4-column class table (Element / Reacts with water? / Reacts with HCl? / Reacts with oxygen?) on the board externalises observations incrementally, allowing students to check their own records against a shared reference and spot discrepancies immediately.</w:t>
+              <w:t xml:space="preserve">The side-by-side electron configuration diagram task (Task B) is the core sensemaking tool — it makes the nuclear charge versus shielding argument visual and forces students to connect the diagram directly to the number they plotted in Lesson 5. The reactivity ranking table (Task C) consolidates the whole period 3 chemical story into one artefact that will be used in Lesson 7.</w:t>
             </w:r>
           </w:p>
         </w:tc>
@@ -19481,7 +19786,7 @@
                 <w:sz w:val="18"/>
                 <w:szCs w:val="18"/>
               </w:rPr>
-              <w:t xml:space="preserve">Use circulation during observations to check students are recording specific observations (not just 'it reacted') and are distinguishing vigour levels (violent / moderate / slow / nil). Ask individuals: 'How does the rate for Al with HCl compare to Mg with HCl? Can you quantify it?' Listen for unprompted use of the word ionisation energy — note which students are already connecting observation to mechanism.</w:t>
+              <w:t xml:space="preserve">Collect three to four worksheets at random and check Task B sentences for correct use of nuclear charge and shielding. Common errors to watch for: (1) student says Al is less reactive than Mg because it has more electrons — correct to nuclear charge argument; (2) student writes unbalanced equations — use peer checking to surface this. Ask exit-check oral question to the class: 'Give me one word that explains why silicon does not react with cold water.' Expect: ionisation energy or nuclear charge.</w:t>
             </w:r>
           </w:p>
         </w:tc>
@@ -19490,32 +19795,32 @@
         <w:tc>
           <w:tcPr>
             <w:tcW w:type="dxa" w:w="1520"/>
-            <w:shd w:fill="E2EFDA" w:color="auto" w:val="clear"/>
-            <w:tcMar>
-              <w:top w:type="dxa" w:w="60"/>
-              <w:left w:type="dxa" w:w="120"/>
-              <w:bottom w:type="dxa" w:w="60"/>
-              <w:right w:type="dxa" w:w="120"/>
-            </w:tcMar>
-            <w:vAlign w:val="top"/>
-          </w:tcPr>
-          <w:p>
-            <w:pPr>
-              <w:spacing w:after="40" w:before="0"/>
-              <w:jc w:val="left"/>
-            </w:pPr>
-            <w:r>
-              <w:rPr>
-                <w:rFonts w:ascii="Arial" w:cs="Arial" w:eastAsia="Arial" w:hAnsi="Arial"/>
-                <w:b/>
-                <w:bCs/>
-                <w:i w:val="false"/>
-                <w:iCs w:val="false"/>
-                <w:color w:val="000000"/>
-                <w:sz w:val="18"/>
-                <w:szCs w:val="18"/>
-              </w:rPr>
-              <w:t xml:space="preserve">Explain Phase</w:t>
+            <w:shd w:fill="FCE4D6" w:color="auto" w:val="clear"/>
+            <w:tcMar>
+              <w:top w:type="dxa" w:w="60"/>
+              <w:left w:type="dxa" w:w="120"/>
+              <w:bottom w:type="dxa" w:w="60"/>
+              <w:right w:type="dxa" w:w="120"/>
+            </w:tcMar>
+            <w:vAlign w:val="top"/>
+          </w:tcPr>
+          <w:p>
+            <w:pPr>
+              <w:spacing w:after="40" w:before="0"/>
+              <w:jc w:val="left"/>
+            </w:pPr>
+            <w:r>
+              <w:rPr>
+                <w:rFonts w:ascii="Arial" w:cs="Arial" w:eastAsia="Arial" w:hAnsi="Arial"/>
+                <w:b/>
+                <w:bCs/>
+                <w:i w:val="false"/>
+                <w:iCs w:val="false"/>
+                <w:color w:val="000000"/>
+                <w:sz w:val="18"/>
+                <w:szCs w:val="18"/>
+              </w:rPr>
+              <w:t xml:space="preserve">Driving Question Board (DQB) Creation</w:t>
             </w:r>
           </w:p>
           <w:p>
@@ -19538,7 +19843,7 @@
             <w:pPr>
               <w:spacing w:after="20" w:before="0"/>
             </w:pPr>
-            <w:hyperlink w:history="1" r:id="rIdvxn9wjjzmdgi6chon0ll7">
+            <w:hyperlink w:history="1" r:id="rIdvq5rrsfsqqkhwhv4wncbf">
               <w:r>
                 <w:rPr>
                   <w:rFonts w:ascii="Arial" w:cs="Arial" w:eastAsia="Arial" w:hAnsi="Arial"/>
@@ -19547,7 +19852,7 @@
                   <w:szCs w:val="16"/>
                   <w:u w:val="single" w:color="2E75B6"/>
                 </w:rPr>
-                <w:t xml:space="preserve">Titration of a strong acid with a strong base</w:t>
+                <w:t xml:space="preserve">Ionization energy: period trend</w:t>
               </w:r>
             </w:hyperlink>
           </w:p>
@@ -19571,7 +19876,7 @@
               <w:spacing w:after="10" w:before="0"/>
               <w:ind w:left="120"/>
             </w:pPr>
-            <w:hyperlink w:history="1" r:id="rIdnrw6s4shcx0ji46igfwmr">
+            <w:hyperlink w:history="1" r:id="rIdzm-n2vmy6zo7bkucte-aj">
               <w:r>
                 <w:rPr>
                   <w:rFonts w:ascii="Arial" w:cs="Arial" w:eastAsia="Arial" w:hAnsi="Arial"/>
@@ -19633,7 +19938,7 @@
               <w:spacing w:after="10" w:before="0"/>
               <w:ind w:left="120"/>
             </w:pPr>
-            <w:hyperlink w:history="1" r:id="rIdoycghsjn06xpwt4rrju_t">
+            <w:hyperlink w:history="1" r:id="rIdkrbs3moxov9f1gyknfjvo">
               <w:r>
                 <w:rPr>
                   <w:rFonts w:ascii="Arial" w:cs="Arial" w:eastAsia="Arial" w:hAnsi="Arial"/>
@@ -19690,7 +19995,7 @@
                 <w:sz w:val="18"/>
                 <w:szCs w:val="18"/>
               </w:rPr>
-              <w:t xml:space="preserve">In groups of three, students complete the Explain column of their POE worksheet for each reaction, then tackle three constructed tasks: (A) Write balanced chemical equations with state symbols for: Na(s) + H2O(l), Mg(s) + HCl(aq), Al(s) + O2(g), S(s) + O2(g). (B) Draw electron configuration diagrams for Na, Mg, Al and Si side by side, annotating the number of outer electrons and the first ionisation energy for each, then write one sentence explaining the reactivity trend using the words nuclear charge, shielding and outer electrons. (C) Complete a reactivity summary table ranking Na, Mg, Al, Si, S, Cl, Ar from most to least reactive in period 3 chemical reactions and justify the ranking.</w:t>
+              <w:t xml:space="preserve">The teacher projects the original Driving Question Board constructed in Lesson 1. Students individually re-read the questions they posted and, on a sticky note, write: (1) one DQB question they can now fully answer using today's evidence, and (2) one question that today's lesson raised or deepened. Students post both notes on the DQB under the headers CAN NOW ANSWER and NEW EVIDENCE NEEDED. The class reads the new additions silently for 90 seconds.</w:t>
             </w:r>
           </w:p>
         </w:tc>
@@ -19722,7 +20027,7 @@
                 <w:sz w:val="18"/>
                 <w:szCs w:val="18"/>
               </w:rPr>
-              <w:t xml:space="preserve">Say: 'Your predictions are on the board. Now explain what you observed using the electron configuration model. Do not just describe — I want a causal story: why does sodium lose its electron so easily?' [WAIT TIME: 4 minutes of group work before any teacher input.] Circulate and listen. After 4 minutes, cold-call: 'Fatuma, your group said sodium has a low ionisation energy — tell me what that actually means in terms of what is happening at the atomic level when sodium touches water.' After the response, press: 'So why does magnesium, with two outer electrons, react more slowly — surely two electrons are easier to give away than one?' [WAIT TIME: 15 seconds.] Anticipate the misconception: students may say two electrons means more reactive. Guide: 'Compare the nuclear charges of Na and Mg — Na has 11 protons, Mg has 12. With similar shielding, which ion holds its electrons more tightly?' For equation writing, display a partially balanced equation and ask: 'What is wrong with this equation?' Use peer checking — groups swap worksheets and check equations using the atom-counting rule.</w:t>
+              <w:t xml:space="preserve">Say: 'We started this unit with a puzzling question: why does sodium explode in Lake Victoria water while magnesium barely fizzes? Look at the DQB from Lesson 1. Find the question that today most directly answers. Write the question number on your sticky note and a one-sentence answer on the back.' After posting, read two or three of the CAN NOW ANSWER notes aloud. Then say: 'Has anyone posted something under NEW EVIDENCE NEEDED? Let us hear one.' If no new questions emerge, prompt: 'We have seen that Al does not react with cold water — but the officer uses Al containers near the lake. Is Al truly unreactive or is something else protecting it? Does that belong on our board?' [WAIT TIME: 20 seconds for students to think.] Add the oxide passivation question to the DQB if raised. Preview: 'Next lesson we answer every remaining question and find out where these elements are actually used in Kenya.'</w:t>
             </w:r>
           </w:p>
         </w:tc>
@@ -19754,7 +20059,7 @@
                 <w:sz w:val="18"/>
                 <w:szCs w:val="18"/>
               </w:rPr>
-              <w:t xml:space="preserve">The side-by-side electron configuration diagram task (Task B) is the core sensemaking tool — it makes the nuclear charge versus shielding argument visual and forces students to connect the diagram directly to the number they plotted in Lesson 5. The reactivity ranking table (Task C) consolidates the whole period 3 chemical story into one artefact that will be used in Lesson 7.</w:t>
+              <w:t xml:space="preserve">Revisiting the Lesson 1 DQB makes the learning journey visible — students see that the puzzles they could not explain in Lesson 1 now have answers grounded in evidence collected across six lessons. The dual sticky-note structure (answered versus new) models scientific thinking: answering one question always opens another.</w:t>
             </w:r>
           </w:p>
         </w:tc>
@@ -19786,7 +20091,7 @@
                 <w:sz w:val="18"/>
                 <w:szCs w:val="18"/>
               </w:rPr>
-              <w:t xml:space="preserve">Collect three to four worksheets at random and check Task B sentences for correct use of nuclear charge and shielding. Common errors to watch for: (1) student says Al is less reactive than Mg because it has more electrons — correct to nuclear charge argument; (2) student writes unbalanced equations — use peer checking to surface this. Ask exit-check oral question to the class: 'Give me one word that explains why silicon does not react with cold water.' Expect: ionisation energy or nuclear charge.</w:t>
+              <w:t xml:space="preserve">Read the CAN NOW ANSWER sticky notes after class to assess the quality of student explanations. Look for: correct attribution of sodium reactivity to low ionisation energy and single outer electron; recognition that the trend is caused by increasing nuclear charge across the period. Identify any notes that still cite atomic mass rather than nuclear charge or electron configuration — these students need targeted feedback before Lesson 7.</w:t>
             </w:r>
           </w:p>
         </w:tc>
@@ -19795,32 +20100,32 @@
         <w:tc>
           <w:tcPr>
             <w:tcW w:type="dxa" w:w="1520"/>
-            <w:shd w:fill="FCE4D6" w:color="auto" w:val="clear"/>
-            <w:tcMar>
-              <w:top w:type="dxa" w:w="60"/>
-              <w:left w:type="dxa" w:w="120"/>
-              <w:bottom w:type="dxa" w:w="60"/>
-              <w:right w:type="dxa" w:w="120"/>
-            </w:tcMar>
-            <w:vAlign w:val="top"/>
-          </w:tcPr>
-          <w:p>
-            <w:pPr>
-              <w:spacing w:after="40" w:before="0"/>
-              <w:jc w:val="left"/>
-            </w:pPr>
-            <w:r>
-              <w:rPr>
-                <w:rFonts w:ascii="Arial" w:cs="Arial" w:eastAsia="Arial" w:hAnsi="Arial"/>
-                <w:b/>
-                <w:bCs/>
-                <w:i w:val="false"/>
-                <w:iCs w:val="false"/>
-                <w:color w:val="000000"/>
-                <w:sz w:val="18"/>
-                <w:szCs w:val="18"/>
-              </w:rPr>
-              <w:t xml:space="preserve">Driving Question Board (DQB) Creation</w:t>
+            <w:shd w:fill="D5E8F0" w:color="auto" w:val="clear"/>
+            <w:tcMar>
+              <w:top w:type="dxa" w:w="60"/>
+              <w:left w:type="dxa" w:w="120"/>
+              <w:bottom w:type="dxa" w:w="60"/>
+              <w:right w:type="dxa" w:w="120"/>
+            </w:tcMar>
+            <w:vAlign w:val="top"/>
+          </w:tcPr>
+          <w:p>
+            <w:pPr>
+              <w:spacing w:after="40" w:before="0"/>
+              <w:jc w:val="left"/>
+            </w:pPr>
+            <w:r>
+              <w:rPr>
+                <w:rFonts w:ascii="Arial" w:cs="Arial" w:eastAsia="Arial" w:hAnsi="Arial"/>
+                <w:b/>
+                <w:bCs/>
+                <w:i w:val="false"/>
+                <w:iCs w:val="false"/>
+                <w:color w:val="000000"/>
+                <w:sz w:val="18"/>
+                <w:szCs w:val="18"/>
+              </w:rPr>
+              <w:t xml:space="preserve">Model Building Phase</w:t>
             </w:r>
           </w:p>
           <w:p>
@@ -19843,7 +20148,7 @@
             <w:pPr>
               <w:spacing w:after="20" w:before="0"/>
             </w:pPr>
-            <w:hyperlink w:history="1" r:id="rId-inlxh5lw45qf3camoajy">
+            <w:hyperlink w:history="1" r:id="rIdlsrpk6acxxpkeusehy0iq">
               <w:r>
                 <w:rPr>
                   <w:rFonts w:ascii="Arial" w:cs="Arial" w:eastAsia="Arial" w:hAnsi="Arial"/>
@@ -19852,7 +20157,7 @@
                   <w:szCs w:val="16"/>
                   <w:u w:val="single" w:color="2E75B6"/>
                 </w:rPr>
-                <w:t xml:space="preserve">Titration of a strong acid with a strong base</w:t>
+                <w:t xml:space="preserve">Ionization energy: period trend</w:t>
               </w:r>
             </w:hyperlink>
           </w:p>
@@ -19876,7 +20181,7 @@
               <w:spacing w:after="10" w:before="0"/>
               <w:ind w:left="120"/>
             </w:pPr>
-            <w:hyperlink w:history="1" r:id="rIdqwtr1ocvaq6ypeusmmhx0">
+            <w:hyperlink w:history="1" r:id="rIdtm29qnmshhec4atyzfjjt">
               <w:r>
                 <w:rPr>
                   <w:rFonts w:ascii="Arial" w:cs="Arial" w:eastAsia="Arial" w:hAnsi="Arial"/>
@@ -19938,312 +20243,7 @@
               <w:spacing w:after="10" w:before="0"/>
               <w:ind w:left="120"/>
             </w:pPr>
-            <w:hyperlink w:history="1" r:id="rIdkgmu_tu67qna7wyqse6yw">
-              <w:r>
-                <w:rPr>
-                  <w:rFonts w:ascii="Arial" w:cs="Arial" w:eastAsia="Arial" w:hAnsi="Arial"/>
-                  <w:color w:val="595959"/>
-                  <w:sz w:val="14"/>
-                  <w:szCs w:val="14"/>
-                  <w:u w:val="single" w:color="595959"/>
-                </w:rPr>
-                <w:t xml:space="preserve">🔍 Search ARES for readings</w:t>
-              </w:r>
-            </w:hyperlink>
-          </w:p>
-          <w:p>
-            <w:pPr>
-              <w:spacing w:after="10" w:before="0"/>
-              <w:ind w:left="120"/>
-            </w:pPr>
-            <w:r>
-              <w:rPr>
-                <w:rFonts w:ascii="Arial" w:cs="Arial" w:eastAsia="Arial" w:hAnsi="Arial"/>
-                <w:color w:val="595959"/>
-                <w:sz w:val="14"/>
-                <w:szCs w:val="14"/>
-              </w:rPr>
-              <w:t xml:space="preserve">Search terms: periodicity period reactions reactivity</w:t>
-            </w:r>
-          </w:p>
-        </w:tc>
-        <w:tc>
-          <w:tcPr>
-            <w:tcW w:type="dxa" w:w="3040"/>
-            <w:shd w:fill="FFFFFF" w:color="auto" w:val="clear"/>
-            <w:tcMar>
-              <w:top w:type="dxa" w:w="60"/>
-              <w:left w:type="dxa" w:w="120"/>
-              <w:bottom w:type="dxa" w:w="60"/>
-              <w:right w:type="dxa" w:w="120"/>
-            </w:tcMar>
-            <w:vAlign w:val="top"/>
-          </w:tcPr>
-          <w:p>
-            <w:pPr>
-              <w:spacing w:after="40" w:before="0"/>
-              <w:jc w:val="left"/>
-            </w:pPr>
-            <w:r>
-              <w:rPr>
-                <w:rFonts w:ascii="Arial" w:cs="Arial" w:eastAsia="Arial" w:hAnsi="Arial"/>
-                <w:b w:val="false"/>
-                <w:bCs w:val="false"/>
-                <w:i w:val="false"/>
-                <w:iCs w:val="false"/>
-                <w:color w:val="000000"/>
-                <w:sz w:val="18"/>
-                <w:szCs w:val="18"/>
-              </w:rPr>
-              <w:t xml:space="preserve">The teacher projects the original Driving Question Board constructed in Lesson 1. Students individually re-read the questions they posted and, on a sticky note, write: (1) one DQB question they can now fully answer using today's evidence, and (2) one question that today's lesson raised or deepened. Students post both notes on the DQB under the headers CAN NOW ANSWER and NEW EVIDENCE NEEDED. The class reads the new additions silently for 90 seconds.</w:t>
-            </w:r>
-          </w:p>
-        </w:tc>
-        <w:tc>
-          <w:tcPr>
-            <w:tcW w:type="dxa" w:w="3040"/>
-            <w:shd w:fill="F2F2F2" w:color="auto" w:val="clear"/>
-            <w:tcMar>
-              <w:top w:type="dxa" w:w="60"/>
-              <w:left w:type="dxa" w:w="120"/>
-              <w:bottom w:type="dxa" w:w="60"/>
-              <w:right w:type="dxa" w:w="120"/>
-            </w:tcMar>
-            <w:vAlign w:val="top"/>
-          </w:tcPr>
-          <w:p>
-            <w:pPr>
-              <w:spacing w:after="40" w:before="0"/>
-              <w:jc w:val="left"/>
-            </w:pPr>
-            <w:r>
-              <w:rPr>
-                <w:rFonts w:ascii="Arial" w:cs="Arial" w:eastAsia="Arial" w:hAnsi="Arial"/>
-                <w:b w:val="false"/>
-                <w:bCs w:val="false"/>
-                <w:i w:val="false"/>
-                <w:iCs w:val="false"/>
-                <w:color w:val="000000"/>
-                <w:sz w:val="18"/>
-                <w:szCs w:val="18"/>
-              </w:rPr>
-              <w:t xml:space="preserve">Say: 'We started this unit with a puzzling question: why does sodium explode in Lake Victoria water while magnesium barely fizzes? Look at the DQB from Lesson 1. Find the question that today most directly answers. Write the question number on your sticky note and a one-sentence answer on the back.' After posting, read two or three of the CAN NOW ANSWER notes aloud. Then say: 'Has anyone posted something under NEW EVIDENCE NEEDED? Let us hear one.' If no new questions emerge, prompt: 'We have seen that Al does not react with cold water — but the officer uses Al containers near the lake. Is Al truly unreactive or is something else protecting it? Does that belong on our board?' [WAIT TIME: 20 seconds for students to think.] Add the oxide passivation question to the DQB if raised. Preview: 'Next lesson we answer every remaining question and find out where these elements are actually used in Kenya.'</w:t>
-            </w:r>
-          </w:p>
-        </w:tc>
-        <w:tc>
-          <w:tcPr>
-            <w:tcW w:type="dxa" w:w="3040"/>
-            <w:shd w:fill="FFFFFF" w:color="auto" w:val="clear"/>
-            <w:tcMar>
-              <w:top w:type="dxa" w:w="60"/>
-              <w:left w:type="dxa" w:w="120"/>
-              <w:bottom w:type="dxa" w:w="60"/>
-              <w:right w:type="dxa" w:w="120"/>
-            </w:tcMar>
-            <w:vAlign w:val="top"/>
-          </w:tcPr>
-          <w:p>
-            <w:pPr>
-              <w:spacing w:after="40" w:before="0"/>
-              <w:jc w:val="left"/>
-            </w:pPr>
-            <w:r>
-              <w:rPr>
-                <w:rFonts w:ascii="Arial" w:cs="Arial" w:eastAsia="Arial" w:hAnsi="Arial"/>
-                <w:b w:val="false"/>
-                <w:bCs w:val="false"/>
-                <w:i w:val="false"/>
-                <w:iCs w:val="false"/>
-                <w:color w:val="000000"/>
-                <w:sz w:val="18"/>
-                <w:szCs w:val="18"/>
-              </w:rPr>
-              <w:t xml:space="preserve">Revisiting the Lesson 1 DQB makes the learning journey visible — students see that the puzzles they could not explain in Lesson 1 now have answers grounded in evidence collected across six lessons. The dual sticky-note structure (answered versus new) models scientific thinking: answering one question always opens another.</w:t>
-            </w:r>
-          </w:p>
-        </w:tc>
-        <w:tc>
-          <w:tcPr>
-            <w:tcW w:type="dxa" w:w="3040"/>
-            <w:shd w:fill="F2F2F2" w:color="auto" w:val="clear"/>
-            <w:tcMar>
-              <w:top w:type="dxa" w:w="60"/>
-              <w:left w:type="dxa" w:w="120"/>
-              <w:bottom w:type="dxa" w:w="60"/>
-              <w:right w:type="dxa" w:w="120"/>
-            </w:tcMar>
-            <w:vAlign w:val="top"/>
-          </w:tcPr>
-          <w:p>
-            <w:pPr>
-              <w:spacing w:after="40" w:before="0"/>
-              <w:jc w:val="left"/>
-            </w:pPr>
-            <w:r>
-              <w:rPr>
-                <w:rFonts w:ascii="Arial" w:cs="Arial" w:eastAsia="Arial" w:hAnsi="Arial"/>
-                <w:b w:val="false"/>
-                <w:bCs w:val="false"/>
-                <w:i w:val="false"/>
-                <w:iCs w:val="false"/>
-                <w:color w:val="000000"/>
-                <w:sz w:val="18"/>
-                <w:szCs w:val="18"/>
-              </w:rPr>
-              <w:t xml:space="preserve">Read the CAN NOW ANSWER sticky notes after class to assess the quality of student explanations. Look for: correct attribution of sodium reactivity to low ionisation energy and single outer electron; recognition that the trend is caused by increasing nuclear charge across the period. Identify any notes that still cite atomic mass rather than nuclear charge or electron configuration — these students need targeted feedback before Lesson 7.</w:t>
-            </w:r>
-          </w:p>
-        </w:tc>
-      </w:tr>
-      <w:tr>
-        <w:tc>
-          <w:tcPr>
-            <w:tcW w:type="dxa" w:w="1520"/>
-            <w:shd w:fill="D5E8F0" w:color="auto" w:val="clear"/>
-            <w:tcMar>
-              <w:top w:type="dxa" w:w="60"/>
-              <w:left w:type="dxa" w:w="120"/>
-              <w:bottom w:type="dxa" w:w="60"/>
-              <w:right w:type="dxa" w:w="120"/>
-            </w:tcMar>
-            <w:vAlign w:val="top"/>
-          </w:tcPr>
-          <w:p>
-            <w:pPr>
-              <w:spacing w:after="40" w:before="0"/>
-              <w:jc w:val="left"/>
-            </w:pPr>
-            <w:r>
-              <w:rPr>
-                <w:rFonts w:ascii="Arial" w:cs="Arial" w:eastAsia="Arial" w:hAnsi="Arial"/>
-                <w:b/>
-                <w:bCs/>
-                <w:i w:val="false"/>
-                <w:iCs w:val="false"/>
-                <w:color w:val="000000"/>
-                <w:sz w:val="18"/>
-                <w:szCs w:val="18"/>
-              </w:rPr>
-              <w:t xml:space="preserve">Model Building Phase</w:t>
-            </w:r>
-          </w:p>
-          <w:p>
-            <w:pPr>
-              <w:spacing w:after="20" w:before="0"/>
-            </w:pPr>
-            <w:r>
-              <w:rPr>
-                <w:rFonts w:ascii="Arial" w:cs="Arial" w:eastAsia="Arial" w:hAnsi="Arial"/>
-                <w:b/>
-                <w:bCs/>
-                <w:color w:val="1F3864"/>
-                <w:sz w:val="16"/>
-                <w:szCs w:val="16"/>
-              </w:rPr>
-              <w:t xml:space="preserve">📹 VIDEO:</w:t>
-            </w:r>
-          </w:p>
-          <w:p>
-            <w:pPr>
-              <w:spacing w:after="20" w:before="0"/>
-            </w:pPr>
-            <w:hyperlink w:history="1" r:id="rIddkrekhcizw1n5_ysachd3">
-              <w:r>
-                <w:rPr>
-                  <w:rFonts w:ascii="Arial" w:cs="Arial" w:eastAsia="Arial" w:hAnsi="Arial"/>
-                  <w:color w:val="2E75B6"/>
-                  <w:sz w:val="16"/>
-                  <w:szCs w:val="16"/>
-                  <w:u w:val="single" w:color="2E75B6"/>
-                </w:rPr>
-                <w:t xml:space="preserve">Titration of a strong acid with a strong base</w:t>
-              </w:r>
-            </w:hyperlink>
-          </w:p>
-          <w:p>
-            <w:pPr>
-              <w:spacing w:after="10" w:before="0"/>
-              <w:ind w:left="120"/>
-            </w:pPr>
-            <w:r>
-              <w:rPr>
-                <w:rFonts w:ascii="Arial" w:cs="Arial" w:eastAsia="Arial" w:hAnsi="Arial"/>
-                <w:color w:val="595959"/>
-                <w:sz w:val="14"/>
-                <w:szCs w:val="14"/>
-              </w:rPr>
-              <w:t xml:space="preserve">Source: Khan Academy (English - US curriculum)</w:t>
-            </w:r>
-          </w:p>
-          <w:p>
-            <w:pPr>
-              <w:spacing w:after="10" w:before="0"/>
-              <w:ind w:left="120"/>
-            </w:pPr>
-            <w:hyperlink w:history="1" r:id="rIdgb6c9poiv-6vdukjiwxo-">
-              <w:r>
-                <w:rPr>
-                  <w:rFonts w:ascii="Arial" w:cs="Arial" w:eastAsia="Arial" w:hAnsi="Arial"/>
-                  <w:color w:val="595959"/>
-                  <w:sz w:val="14"/>
-                  <w:szCs w:val="14"/>
-                  <w:u w:val="single" w:color="595959"/>
-                </w:rPr>
-                <w:t xml:space="preserve">🔍 Search ARES for similar videos</w:t>
-              </w:r>
-            </w:hyperlink>
-          </w:p>
-          <w:p>
-            <w:pPr>
-              <w:spacing w:after="40" w:before="0"/>
-            </w:pPr>
-            <w:r>
-              <w:rPr>
-                <w:sz w:val="14"/>
-                <w:szCs w:val="14"/>
-              </w:rPr>
-              <w:t xml:space="preserve"/>
-            </w:r>
-          </w:p>
-          <w:p>
-            <w:pPr>
-              <w:spacing w:after="20" w:before="0"/>
-            </w:pPr>
-            <w:r>
-              <w:rPr>
-                <w:rFonts w:ascii="Arial" w:cs="Arial" w:eastAsia="Arial" w:hAnsi="Arial"/>
-                <w:b/>
-                <w:bCs/>
-                <w:color w:val="1F3864"/>
-                <w:sz w:val="16"/>
-                <w:szCs w:val="16"/>
-              </w:rPr>
-              <w:t xml:space="preserve">📖 READING:</w:t>
-            </w:r>
-          </w:p>
-          <w:p>
-            <w:pPr>
-              <w:spacing w:after="20" w:before="0"/>
-            </w:pPr>
-            <w:r>
-              <w:rPr>
-                <w:rFonts w:ascii="Arial" w:cs="Arial" w:eastAsia="Arial" w:hAnsi="Arial"/>
-                <w:i/>
-                <w:iCs/>
-                <w:color w:val="595959"/>
-                <w:sz w:val="16"/>
-                <w:szCs w:val="16"/>
-              </w:rPr>
-              <w:t xml:space="preserve">No closely matching reading in the ARES library for this activity.</w:t>
-            </w:r>
-          </w:p>
-          <w:p>
-            <w:pPr>
-              <w:spacing w:after="10" w:before="0"/>
-              <w:ind w:left="120"/>
-            </w:pPr>
-            <w:hyperlink w:history="1" r:id="rId8mxln3-ral6tkrmaca0ql">
+            <w:hyperlink w:history="1" r:id="rIdbp0jbafba0nq_kwnlkuhf">
               <w:r>
                 <w:rPr>
                   <w:rFonts w:ascii="Arial" w:cs="Arial" w:eastAsia="Arial" w:hAnsi="Arial"/>
@@ -21745,7 +21745,7 @@
             <w:pPr>
               <w:spacing w:after="20" w:before="0"/>
             </w:pPr>
-            <w:hyperlink w:history="1" r:id="rIdhb8gh1-fwrhqym77osatv">
+            <w:hyperlink w:history="1" r:id="rIdjai9v3qdwhfjqytgfw3vy">
               <w:r>
                 <w:rPr>
                   <w:rFonts w:ascii="Arial" w:cs="Arial" w:eastAsia="Arial" w:hAnsi="Arial"/>
@@ -21778,7 +21778,7 @@
               <w:spacing w:after="10" w:before="0"/>
               <w:ind w:left="120"/>
             </w:pPr>
-            <w:hyperlink w:history="1" r:id="rIdlacbslohoykpj-ocgukbh">
+            <w:hyperlink w:history="1" r:id="rIdngd3eqm4sjvo2cv_rnemf">
               <w:r>
                 <w:rPr>
                   <w:rFonts w:ascii="Arial" w:cs="Arial" w:eastAsia="Arial" w:hAnsi="Arial"/>
@@ -21816,6 +21816,312 @@
                 <w:sz w:val="16"/>
                 <w:szCs w:val="16"/>
               </w:rPr>
+              <w:t xml:space="preserve">📖 HTML:</w:t>
+            </w:r>
+          </w:p>
+          <w:p>
+            <w:pPr>
+              <w:spacing w:after="20" w:before="0"/>
+            </w:pPr>
+            <w:hyperlink w:history="1" r:id="rIdwkx8gxujlhw6-vt94vuu3">
+              <w:r>
+                <w:rPr>
+                  <w:rFonts w:ascii="Arial" w:cs="Arial" w:eastAsia="Arial" w:hAnsi="Arial"/>
+                  <w:color w:val="2E75B6"/>
+                  <w:sz w:val="16"/>
+                  <w:szCs w:val="16"/>
+                  <w:u w:val="single" w:color="2E75B6"/>
+                </w:rPr>
+                <w:t xml:space="preserve">Periodic Trends: Ionization Energy (Flexbook)</w:t>
+              </w:r>
+            </w:hyperlink>
+          </w:p>
+          <w:p>
+            <w:pPr>
+              <w:spacing w:after="10" w:before="0"/>
+              <w:ind w:left="120"/>
+            </w:pPr>
+            <w:r>
+              <w:rPr>
+                <w:rFonts w:ascii="Arial" w:cs="Arial" w:eastAsia="Arial" w:hAnsi="Arial"/>
+                <w:color w:val="595959"/>
+                <w:sz w:val="14"/>
+                <w:szCs w:val="14"/>
+              </w:rPr>
+              <w:t xml:space="preserve">Source: CK-12</w:t>
+            </w:r>
+          </w:p>
+          <w:p>
+            <w:pPr>
+              <w:spacing w:after="10" w:before="0"/>
+              <w:ind w:left="120"/>
+            </w:pPr>
+            <w:hyperlink w:history="1" r:id="rId9dd-pxtidzvqenw58mxhz">
+              <w:r>
+                <w:rPr>
+                  <w:rFonts w:ascii="Arial" w:cs="Arial" w:eastAsia="Arial" w:hAnsi="Arial"/>
+                  <w:color w:val="595959"/>
+                  <w:sz w:val="14"/>
+                  <w:szCs w:val="14"/>
+                  <w:u w:val="single" w:color="595959"/>
+                </w:rPr>
+                <w:t xml:space="preserve">🔍 Search ARES for similar readings</w:t>
+              </w:r>
+            </w:hyperlink>
+          </w:p>
+        </w:tc>
+        <w:tc>
+          <w:tcPr>
+            <w:tcW w:type="dxa" w:w="3040"/>
+            <w:shd w:fill="FFFFFF" w:color="auto" w:val="clear"/>
+            <w:tcMar>
+              <w:top w:type="dxa" w:w="60"/>
+              <w:left w:type="dxa" w:w="120"/>
+              <w:bottom w:type="dxa" w:w="60"/>
+              <w:right w:type="dxa" w:w="120"/>
+            </w:tcMar>
+            <w:vAlign w:val="top"/>
+          </w:tcPr>
+          <w:p>
+            <w:pPr>
+              <w:spacing w:after="40" w:before="0"/>
+              <w:jc w:val="left"/>
+            </w:pPr>
+            <w:r>
+              <w:rPr>
+                <w:rFonts w:ascii="Arial" w:cs="Arial" w:eastAsia="Arial" w:hAnsi="Arial"/>
+                <w:b w:val="false"/>
+                <w:bCs w:val="false"/>
+                <w:i w:val="false"/>
+                <w:iCs w:val="false"/>
+                <w:color w:val="000000"/>
+                <w:sz w:val="18"/>
+                <w:szCs w:val="18"/>
+              </w:rPr>
+              <w:t xml:space="preserve">Students individually re-read the anchoring phenomenon description (the Kisumu water purification officer's sodium-water demonstration) displayed on the board. They then silently compare their current understanding to their Lesson 1 initial model, writing two sentences in their notebooks: (1) 'What I thought was happening in Lesson 1:' and (2) 'What I now know is actually happening:'. Students share with a shoulder partner for 2 minutes. The teacher cold-calls 3 pairs to share contrasts. Students then receive a printed copy of all DQB questions generated in Lesson 1 and spend 2 minutes individually marking each question: a tick if they feel confident they can now answer it, a question mark if they are still unsure.</w:t>
+            </w:r>
+          </w:p>
+        </w:tc>
+        <w:tc>
+          <w:tcPr>
+            <w:tcW w:type="dxa" w:w="3040"/>
+            <w:shd w:fill="F2F2F2" w:color="auto" w:val="clear"/>
+            <w:tcMar>
+              <w:top w:type="dxa" w:w="60"/>
+              <w:left w:type="dxa" w:w="120"/>
+              <w:bottom w:type="dxa" w:w="60"/>
+              <w:right w:type="dxa" w:w="120"/>
+            </w:tcMar>
+            <w:vAlign w:val="top"/>
+          </w:tcPr>
+          <w:p>
+            <w:pPr>
+              <w:spacing w:after="40" w:before="0"/>
+              <w:jc w:val="left"/>
+            </w:pPr>
+            <w:r>
+              <w:rPr>
+                <w:rFonts w:ascii="Arial" w:cs="Arial" w:eastAsia="Arial" w:hAnsi="Arial"/>
+                <w:b w:val="false"/>
+                <w:bCs w:val="false"/>
+                <w:i w:val="false"/>
+                <w:iCs w:val="false"/>
+                <w:color w:val="000000"/>
+                <w:sz w:val="18"/>
+                <w:szCs w:val="18"/>
+              </w:rPr>
+              <w:t xml:space="preserve">Display the anchoring phenomenon text and the Lesson 1 initial model template on the board simultaneously. Say: 'We started this unit watching sodium explode in Lake Victoria water and you had no idea why. Look at your very first model from Lesson 1. What did you think was happening then?' [WAIT 10 seconds]. Cold-call 3 students. Then say: 'In the next 70 minutes, we are going to prove — using everything from Lessons 1 to 6 — that we can now fully answer the driving question. Let's begin by checking our DQB.' Distribute printed DQB question sheets. After students mark their confidence, tally the class: 'How many questions does everyone feel they can answer? How many still have question marks?' Use this as a live formative checkpoint to decide which DQB questions need the most attention during Phase 4.</w:t>
+            </w:r>
+          </w:p>
+        </w:tc>
+        <w:tc>
+          <w:tcPr>
+            <w:tcW w:type="dxa" w:w="3040"/>
+            <w:shd w:fill="FFFFFF" w:color="auto" w:val="clear"/>
+            <w:tcMar>
+              <w:top w:type="dxa" w:w="60"/>
+              <w:left w:type="dxa" w:w="120"/>
+              <w:bottom w:type="dxa" w:w="60"/>
+              <w:right w:type="dxa" w:w="120"/>
+            </w:tcMar>
+            <w:vAlign w:val="top"/>
+          </w:tcPr>
+          <w:p>
+            <w:pPr>
+              <w:spacing w:after="40" w:before="0"/>
+              <w:jc w:val="left"/>
+            </w:pPr>
+            <w:r>
+              <w:rPr>
+                <w:rFonts w:ascii="Arial" w:cs="Arial" w:eastAsia="Arial" w:hAnsi="Arial"/>
+                <w:b w:val="false"/>
+                <w:bCs w:val="false"/>
+                <w:i w:val="false"/>
+                <w:iCs w:val="false"/>
+                <w:color w:val="000000"/>
+                <w:sz w:val="18"/>
+                <w:szCs w:val="18"/>
+              </w:rPr>
+              <w:t xml:space="preserve">Strategy: Prior Knowledge Activation via Model Comparison. Students juxtapose their naïve Lesson 1 model with their current understanding, making cognitive growth explicit and metacognitive. Tallying DQB confidence creates a class-level map of residual uncertainty that guides Phase 4 instruction.</w:t>
+            </w:r>
+          </w:p>
+        </w:tc>
+        <w:tc>
+          <w:tcPr>
+            <w:tcW w:type="dxa" w:w="3040"/>
+            <w:shd w:fill="F2F2F2" w:color="auto" w:val="clear"/>
+            <w:tcMar>
+              <w:top w:type="dxa" w:w="60"/>
+              <w:left w:type="dxa" w:w="120"/>
+              <w:bottom w:type="dxa" w:w="60"/>
+              <w:right w:type="dxa" w:w="120"/>
+            </w:tcMar>
+            <w:vAlign w:val="top"/>
+          </w:tcPr>
+          <w:p>
+            <w:pPr>
+              <w:spacing w:after="40" w:before="0"/>
+              <w:jc w:val="left"/>
+            </w:pPr>
+            <w:r>
+              <w:rPr>
+                <w:rFonts w:ascii="Arial" w:cs="Arial" w:eastAsia="Arial" w:hAnsi="Arial"/>
+                <w:b w:val="false"/>
+                <w:bCs w:val="false"/>
+                <w:i w:val="false"/>
+                <w:iCs w:val="false"/>
+                <w:color w:val="000000"/>
+                <w:sz w:val="18"/>
+                <w:szCs w:val="18"/>
+              </w:rPr>
+              <w:t xml:space="preserve">Observable indicator: Every student has written two sentences contrasting Lesson 1 thinking with current understanding. Teacher circulates and checks for specificity — students should reference electron configuration, shielding, or ionisation energy in their 'now I know' sentence, not just vague statements like 'I know more.' Students who write only vague statements are flagged for targeted support during Phase 3.</w:t>
+            </w:r>
+          </w:p>
+        </w:tc>
+      </w:tr>
+      <w:tr>
+        <w:tc>
+          <w:tcPr>
+            <w:tcW w:type="dxa" w:w="1520"/>
+            <w:shd w:fill="D9EEF1" w:color="auto" w:val="clear"/>
+            <w:tcMar>
+              <w:top w:type="dxa" w:w="60"/>
+              <w:left w:type="dxa" w:w="120"/>
+              <w:bottom w:type="dxa" w:w="60"/>
+              <w:right w:type="dxa" w:w="120"/>
+            </w:tcMar>
+            <w:vAlign w:val="top"/>
+          </w:tcPr>
+          <w:p>
+            <w:pPr>
+              <w:spacing w:after="40" w:before="0"/>
+              <w:jc w:val="left"/>
+            </w:pPr>
+            <w:r>
+              <w:rPr>
+                <w:rFonts w:ascii="Arial" w:cs="Arial" w:eastAsia="Arial" w:hAnsi="Arial"/>
+                <w:b/>
+                <w:bCs/>
+                <w:i w:val="false"/>
+                <w:iCs w:val="false"/>
+                <w:color w:val="000000"/>
+                <w:sz w:val="18"/>
+                <w:szCs w:val="18"/>
+              </w:rPr>
+              <w:t xml:space="preserve">Observe Phase</w:t>
+            </w:r>
+          </w:p>
+          <w:p>
+            <w:pPr>
+              <w:spacing w:after="20" w:before="0"/>
+            </w:pPr>
+            <w:r>
+              <w:rPr>
+                <w:rFonts w:ascii="Arial" w:cs="Arial" w:eastAsia="Arial" w:hAnsi="Arial"/>
+                <w:b/>
+                <w:bCs/>
+                <w:color w:val="1F3864"/>
+                <w:sz w:val="16"/>
+                <w:szCs w:val="16"/>
+              </w:rPr>
+              <w:t xml:space="preserve">📹 VIDEO:</w:t>
+            </w:r>
+          </w:p>
+          <w:p>
+            <w:pPr>
+              <w:spacing w:after="20" w:before="0"/>
+            </w:pPr>
+            <w:hyperlink w:history="1" r:id="rIdexw7ngjobrbrydnkrdmup">
+              <w:r>
+                <w:rPr>
+                  <w:rFonts w:ascii="Arial" w:cs="Arial" w:eastAsia="Arial" w:hAnsi="Arial"/>
+                  <w:color w:val="2E75B6"/>
+                  <w:sz w:val="16"/>
+                  <w:szCs w:val="16"/>
+                  <w:u w:val="single" w:color="2E75B6"/>
+                </w:rPr>
+                <w:t xml:space="preserve">Periodic trends and Coulomb's law</w:t>
+              </w:r>
+            </w:hyperlink>
+          </w:p>
+          <w:p>
+            <w:pPr>
+              <w:spacing w:after="10" w:before="0"/>
+              <w:ind w:left="120"/>
+            </w:pPr>
+            <w:r>
+              <w:rPr>
+                <w:rFonts w:ascii="Arial" w:cs="Arial" w:eastAsia="Arial" w:hAnsi="Arial"/>
+                <w:color w:val="595959"/>
+                <w:sz w:val="14"/>
+                <w:szCs w:val="14"/>
+              </w:rPr>
+              <w:t xml:space="preserve">Source: Khan Academy (English - US curriculum)</w:t>
+            </w:r>
+          </w:p>
+          <w:p>
+            <w:pPr>
+              <w:spacing w:after="10" w:before="0"/>
+              <w:ind w:left="120"/>
+            </w:pPr>
+            <w:hyperlink w:history="1" r:id="rId9vktfbfzfiophmtrvu_zu">
+              <w:r>
+                <w:rPr>
+                  <w:rFonts w:ascii="Arial" w:cs="Arial" w:eastAsia="Arial" w:hAnsi="Arial"/>
+                  <w:color w:val="595959"/>
+                  <w:sz w:val="14"/>
+                  <w:szCs w:val="14"/>
+                  <w:u w:val="single" w:color="595959"/>
+                </w:rPr>
+                <w:t xml:space="preserve">🔍 Search ARES for similar videos</w:t>
+              </w:r>
+            </w:hyperlink>
+          </w:p>
+          <w:p>
+            <w:pPr>
+              <w:spacing w:after="40" w:before="0"/>
+            </w:pPr>
+            <w:r>
+              <w:rPr>
+                <w:sz w:val="14"/>
+                <w:szCs w:val="14"/>
+              </w:rPr>
+              <w:t xml:space="preserve"/>
+            </w:r>
+          </w:p>
+          <w:p>
+            <w:pPr>
+              <w:spacing w:after="20" w:before="0"/>
+            </w:pPr>
+            <w:r>
+              <w:rPr>
+                <w:rFonts w:ascii="Arial" w:cs="Arial" w:eastAsia="Arial" w:hAnsi="Arial"/>
+                <w:b/>
+                <w:bCs/>
+                <w:color w:val="1F3864"/>
+                <w:sz w:val="16"/>
+                <w:szCs w:val="16"/>
+              </w:rPr>
               <w:t xml:space="preserve">📖 EXERCISE:</w:t>
             </w:r>
           </w:p>
@@ -21823,7 +22129,313 @@
             <w:pPr>
               <w:spacing w:after="20" w:before="0"/>
             </w:pPr>
-            <w:hyperlink w:history="1" r:id="rIdf13tzxmw4y7u9ov2uedty">
+            <w:hyperlink w:history="1" r:id="rIdbfqmspwtczclopxrjnoaq">
+              <w:r>
+                <w:rPr>
+                  <w:rFonts w:ascii="Arial" w:cs="Arial" w:eastAsia="Arial" w:hAnsi="Arial"/>
+                  <w:color w:val="2E75B6"/>
+                  <w:sz w:val="16"/>
+                  <w:szCs w:val="16"/>
+                  <w:u w:val="single" w:color="2E75B6"/>
+                </w:rPr>
+                <w:t xml:space="preserve">Periodic Trends: Ionization Energy Practice</w:t>
+              </w:r>
+            </w:hyperlink>
+          </w:p>
+          <w:p>
+            <w:pPr>
+              <w:spacing w:after="10" w:before="0"/>
+              <w:ind w:left="120"/>
+            </w:pPr>
+            <w:r>
+              <w:rPr>
+                <w:rFonts w:ascii="Arial" w:cs="Arial" w:eastAsia="Arial" w:hAnsi="Arial"/>
+                <w:color w:val="595959"/>
+                <w:sz w:val="14"/>
+                <w:szCs w:val="14"/>
+              </w:rPr>
+              <w:t xml:space="preserve">Source: CK-12</w:t>
+            </w:r>
+          </w:p>
+          <w:p>
+            <w:pPr>
+              <w:spacing w:after="10" w:before="0"/>
+              <w:ind w:left="120"/>
+            </w:pPr>
+            <w:hyperlink w:history="1" r:id="rIdz7qibwu37bdgg7g2qdcfa">
+              <w:r>
+                <w:rPr>
+                  <w:rFonts w:ascii="Arial" w:cs="Arial" w:eastAsia="Arial" w:hAnsi="Arial"/>
+                  <w:color w:val="595959"/>
+                  <w:sz w:val="14"/>
+                  <w:szCs w:val="14"/>
+                  <w:u w:val="single" w:color="595959"/>
+                </w:rPr>
+                <w:t xml:space="preserve">🔍 Search ARES for similar readings</w:t>
+              </w:r>
+            </w:hyperlink>
+          </w:p>
+        </w:tc>
+        <w:tc>
+          <w:tcPr>
+            <w:tcW w:type="dxa" w:w="3040"/>
+            <w:shd w:fill="FFFFFF" w:color="auto" w:val="clear"/>
+            <w:tcMar>
+              <w:top w:type="dxa" w:w="60"/>
+              <w:left w:type="dxa" w:w="120"/>
+              <w:bottom w:type="dxa" w:w="60"/>
+              <w:right w:type="dxa" w:w="120"/>
+            </w:tcMar>
+            <w:vAlign w:val="top"/>
+          </w:tcPr>
+          <w:p>
+            <w:pPr>
+              <w:spacing w:after="40" w:before="0"/>
+              <w:jc w:val="left"/>
+            </w:pPr>
+            <w:r>
+              <w:rPr>
+                <w:rFonts w:ascii="Arial" w:cs="Arial" w:eastAsia="Arial" w:hAnsi="Arial"/>
+                <w:b w:val="false"/>
+                <w:bCs w:val="false"/>
+                <w:i w:val="false"/>
+                <w:iCs w:val="false"/>
+                <w:color w:val="000000"/>
+                <w:sz w:val="18"/>
+                <w:szCs w:val="18"/>
+              </w:rPr>
+              <w:t xml:space="preserve">The class is divided into four expert groups, each assigned one element group: Group A — Group I elements (sodium: street lighting in Nairobi, NaOH in soap-making, lithium in batteries used in mobile phones across Kenya); Group B — Group II elements (calcium: cement production for Kenyan construction, magnesium in chlorophyll supporting maize and tea farming in the Rift Valley, calcium in milk and bone health); Group C — Group VII elements (chlorine: water treatment at Kisumu Water and Sanitation Company, iodine in antiseptics used in Kenyan hospitals and in iodised salt added to ugali); Group D — Group VIII elements (argon: inert shielding gas in welding used in infrastructure projects like the SGR, neon in advertising signs in Nairobi's CBD, helium in weather balloons used by the Kenya Meteorological Department). Each group uses digital devices or print resources (teacher-prepared information sheets as fallback) to research their assigned elements for 10 minutes, then prepares a 3-minute oral presentation on a sheet of paper structured around three headings: (1) What is this element used for in Kenya? (2) Which property makes it suitable? (3) How does electron configuration explain that property? Groups present sequentially (12 minutes total, 3 minutes per group).</w:t>
+            </w:r>
+          </w:p>
+        </w:tc>
+        <w:tc>
+          <w:tcPr>
+            <w:tcW w:type="dxa" w:w="3040"/>
+            <w:shd w:fill="F2F2F2" w:color="auto" w:val="clear"/>
+            <w:tcMar>
+              <w:top w:type="dxa" w:w="60"/>
+              <w:left w:type="dxa" w:w="120"/>
+              <w:bottom w:type="dxa" w:w="60"/>
+              <w:right w:type="dxa" w:w="120"/>
+            </w:tcMar>
+            <w:vAlign w:val="top"/>
+          </w:tcPr>
+          <w:p>
+            <w:pPr>
+              <w:spacing w:after="40" w:before="0"/>
+              <w:jc w:val="left"/>
+            </w:pPr>
+            <w:r>
+              <w:rPr>
+                <w:rFonts w:ascii="Arial" w:cs="Arial" w:eastAsia="Arial" w:hAnsi="Arial"/>
+                <w:b w:val="false"/>
+                <w:bCs w:val="false"/>
+                <w:i w:val="false"/>
+                <w:iCs w:val="false"/>
+                <w:color w:val="000000"/>
+                <w:sz w:val="18"/>
+                <w:szCs w:val="18"/>
+              </w:rPr>
+              <w:t xml:space="preserve">Assign groups and post the three-heading framework on the board. Say: 'You have exactly 10 minutes to become the class experts on your group's elements. Your presentation must answer three questions — what is it used for in Kenya, what property makes it useful, and how does electron configuration explain that property. Every single application must connect back to our periodic table model.' [WAIT 12 seconds for groups to orient]. Circulate actively during research — spend approximately 2 minutes with each group. Prompt Group A: 'Why does sodium emit orange-yellow light? Think about energy levels.' Prompt Group B: 'Why is calcium important in cement — what chemical property links to its two valence electrons?' Prompt Group C: 'Why does chlorine kill bacteria in water — link to its electron affinity and oxidising power.' Prompt Group D: 'Why is argon the perfect welding shield — link to its full outer shell and zero reactivity.' During presentations, stand to the side and visually track which DQB questions are being answered. After each presentation, ask one targeted question to the presenting group and one to the listening class. Cold-call at least 2 students per presentation with: 'Can someone from a different group add the electron-configuration explanation that links to what Group [X] just said?'</w:t>
+            </w:r>
+          </w:p>
+        </w:tc>
+        <w:tc>
+          <w:tcPr>
+            <w:tcW w:type="dxa" w:w="3040"/>
+            <w:shd w:fill="FFFFFF" w:color="auto" w:val="clear"/>
+            <w:tcMar>
+              <w:top w:type="dxa" w:w="60"/>
+              <w:left w:type="dxa" w:w="120"/>
+              <w:bottom w:type="dxa" w:w="60"/>
+              <w:right w:type="dxa" w:w="120"/>
+            </w:tcMar>
+            <w:vAlign w:val="top"/>
+          </w:tcPr>
+          <w:p>
+            <w:pPr>
+              <w:spacing w:after="40" w:before="0"/>
+              <w:jc w:val="left"/>
+            </w:pPr>
+            <w:r>
+              <w:rPr>
+                <w:rFonts w:ascii="Arial" w:cs="Arial" w:eastAsia="Arial" w:hAnsi="Arial"/>
+                <w:b w:val="false"/>
+                <w:bCs w:val="false"/>
+                <w:i w:val="false"/>
+                <w:iCs w:val="false"/>
+                <w:color w:val="000000"/>
+                <w:sz w:val="18"/>
+                <w:szCs w:val="18"/>
+              </w:rPr>
+              <w:t xml:space="preserve">Strategy: Jigsaw Expert Teaching. Each group develops deep expertise on one application domain and then teaches the rest of the class, distributing cognitive load while ensuring all students encounter all four groups' applications. Requiring the three-heading structure forces students to move beyond factual recall to mechanistic explanation rooted in electron configuration, directly advancing the driving question.</w:t>
+            </w:r>
+          </w:p>
+        </w:tc>
+        <w:tc>
+          <w:tcPr>
+            <w:tcW w:type="dxa" w:w="3040"/>
+            <w:shd w:fill="F2F2F2" w:color="auto" w:val="clear"/>
+            <w:tcMar>
+              <w:top w:type="dxa" w:w="60"/>
+              <w:left w:type="dxa" w:w="120"/>
+              <w:bottom w:type="dxa" w:w="60"/>
+              <w:right w:type="dxa" w:w="120"/>
+            </w:tcMar>
+            <w:vAlign w:val="top"/>
+          </w:tcPr>
+          <w:p>
+            <w:pPr>
+              <w:spacing w:after="40" w:before="0"/>
+              <w:jc w:val="left"/>
+            </w:pPr>
+            <w:r>
+              <w:rPr>
+                <w:rFonts w:ascii="Arial" w:cs="Arial" w:eastAsia="Arial" w:hAnsi="Arial"/>
+                <w:b w:val="false"/>
+                <w:bCs w:val="false"/>
+                <w:i w:val="false"/>
+                <w:iCs w:val="false"/>
+                <w:color w:val="000000"/>
+                <w:sz w:val="18"/>
+                <w:szCs w:val="18"/>
+              </w:rPr>
+              <w:t xml:space="preserve">Observable indicator: Each group's presentation explicitly names a property (e.g., 'chlorine's high electronegativity / oxidising power'), states a Kenyan application, and links the property to electron configuration (e.g., 'chlorine has 7 valence electrons, needs one more to complete its shell, so it strongly pulls electrons from bacterial cell membranes, destroying them'). Groups that present only facts without property-to-configuration links are immediately prompted by the teacher: 'That's a great use — now why does that element have that property? Go back to its electron configuration.'</w:t>
+            </w:r>
+          </w:p>
+        </w:tc>
+      </w:tr>
+      <w:tr>
+        <w:tc>
+          <w:tcPr>
+            <w:tcW w:type="dxa" w:w="1520"/>
+            <w:shd w:fill="E2EFDA" w:color="auto" w:val="clear"/>
+            <w:tcMar>
+              <w:top w:type="dxa" w:w="60"/>
+              <w:left w:type="dxa" w:w="120"/>
+              <w:bottom w:type="dxa" w:w="60"/>
+              <w:right w:type="dxa" w:w="120"/>
+            </w:tcMar>
+            <w:vAlign w:val="top"/>
+          </w:tcPr>
+          <w:p>
+            <w:pPr>
+              <w:spacing w:after="40" w:before="0"/>
+              <w:jc w:val="left"/>
+            </w:pPr>
+            <w:r>
+              <w:rPr>
+                <w:rFonts w:ascii="Arial" w:cs="Arial" w:eastAsia="Arial" w:hAnsi="Arial"/>
+                <w:b/>
+                <w:bCs/>
+                <w:i w:val="false"/>
+                <w:iCs w:val="false"/>
+                <w:color w:val="000000"/>
+                <w:sz w:val="18"/>
+                <w:szCs w:val="18"/>
+              </w:rPr>
+              <w:t xml:space="preserve">Explain Phase</w:t>
+            </w:r>
+          </w:p>
+          <w:p>
+            <w:pPr>
+              <w:spacing w:after="20" w:before="0"/>
+            </w:pPr>
+            <w:r>
+              <w:rPr>
+                <w:rFonts w:ascii="Arial" w:cs="Arial" w:eastAsia="Arial" w:hAnsi="Arial"/>
+                <w:b/>
+                <w:bCs/>
+                <w:color w:val="1F3864"/>
+                <w:sz w:val="16"/>
+                <w:szCs w:val="16"/>
+              </w:rPr>
+              <w:t xml:space="preserve">📹 VIDEO:</w:t>
+            </w:r>
+          </w:p>
+          <w:p>
+            <w:pPr>
+              <w:spacing w:after="20" w:before="0"/>
+            </w:pPr>
+            <w:hyperlink w:history="1" r:id="rIdq51fqigothyggbozhzxsu">
+              <w:r>
+                <w:rPr>
+                  <w:rFonts w:ascii="Arial" w:cs="Arial" w:eastAsia="Arial" w:hAnsi="Arial"/>
+                  <w:color w:val="2E75B6"/>
+                  <w:sz w:val="16"/>
+                  <w:szCs w:val="16"/>
+                  <w:u w:val="single" w:color="2E75B6"/>
+                </w:rPr>
+                <w:t xml:space="preserve">The periodic table - classification of elements</w:t>
+              </w:r>
+            </w:hyperlink>
+          </w:p>
+          <w:p>
+            <w:pPr>
+              <w:spacing w:after="10" w:before="0"/>
+              <w:ind w:left="120"/>
+            </w:pPr>
+            <w:r>
+              <w:rPr>
+                <w:rFonts w:ascii="Arial" w:cs="Arial" w:eastAsia="Arial" w:hAnsi="Arial"/>
+                <w:color w:val="595959"/>
+                <w:sz w:val="14"/>
+                <w:szCs w:val="14"/>
+              </w:rPr>
+              <w:t xml:space="preserve">Source: Khan Academy (English - US curriculum)</w:t>
+            </w:r>
+          </w:p>
+          <w:p>
+            <w:pPr>
+              <w:spacing w:after="10" w:before="0"/>
+              <w:ind w:left="120"/>
+            </w:pPr>
+            <w:hyperlink w:history="1" r:id="rIdzspsfl_ngkllr10ufxkht">
+              <w:r>
+                <w:rPr>
+                  <w:rFonts w:ascii="Arial" w:cs="Arial" w:eastAsia="Arial" w:hAnsi="Arial"/>
+                  <w:color w:val="595959"/>
+                  <w:sz w:val="14"/>
+                  <w:szCs w:val="14"/>
+                  <w:u w:val="single" w:color="595959"/>
+                </w:rPr>
+                <w:t xml:space="preserve">🔍 Search ARES for similar videos</w:t>
+              </w:r>
+            </w:hyperlink>
+          </w:p>
+          <w:p>
+            <w:pPr>
+              <w:spacing w:after="40" w:before="0"/>
+            </w:pPr>
+            <w:r>
+              <w:rPr>
+                <w:sz w:val="14"/>
+                <w:szCs w:val="14"/>
+              </w:rPr>
+              <w:t xml:space="preserve"/>
+            </w:r>
+          </w:p>
+          <w:p>
+            <w:pPr>
+              <w:spacing w:after="20" w:before="0"/>
+            </w:pPr>
+            <w:r>
+              <w:rPr>
+                <w:rFonts w:ascii="Arial" w:cs="Arial" w:eastAsia="Arial" w:hAnsi="Arial"/>
+                <w:b/>
+                <w:bCs/>
+                <w:color w:val="1F3864"/>
+                <w:sz w:val="16"/>
+                <w:szCs w:val="16"/>
+              </w:rPr>
+              <w:t xml:space="preserve">📖 EXERCISE:</w:t>
+            </w:r>
+          </w:p>
+          <w:p>
+            <w:pPr>
+              <w:spacing w:after="20" w:before="0"/>
+            </w:pPr>
+            <w:hyperlink w:history="1" r:id="rIdixgncwbaxsmq523uoqbnj">
               <w:r>
                 <w:rPr>
                   <w:rFonts w:ascii="Arial" w:cs="Arial" w:eastAsia="Arial" w:hAnsi="Arial"/>
@@ -21856,7 +22468,7 @@
               <w:spacing w:after="10" w:before="0"/>
               <w:ind w:left="120"/>
             </w:pPr>
-            <w:hyperlink w:history="1" r:id="rIdxbcl7usvsvjlfqcchsosk">
+            <w:hyperlink w:history="1" r:id="rIdyfzf8kazg5jzatnqumjds">
               <w:r>
                 <w:rPr>
                   <w:rFonts w:ascii="Arial" w:cs="Arial" w:eastAsia="Arial" w:hAnsi="Arial"/>
@@ -21898,7 +22510,7 @@
                 <w:sz w:val="18"/>
                 <w:szCs w:val="18"/>
               </w:rPr>
-              <w:t xml:space="preserve">Students individually re-read the anchoring phenomenon description (the Kisumu water purification officer's sodium-water demonstration) displayed on the board. They then silently compare their current understanding to their Lesson 1 initial model, writing two sentences in their notebooks: (1) 'What I thought was happening in Lesson 1:' and (2) 'What I now know is actually happening:'. Students share with a shoulder partner for 2 minutes. The teacher cold-calls 3 pairs to share contrasts. Students then receive a printed copy of all DQB questions generated in Lesson 1 and spend 2 minutes individually marking each question: a tick if they feel confident they can now answer it, a question mark if they are still unsure.</w:t>
+              <w:t xml:space="preserve">The teacher facilitates a whole-class synthesis discussion using a large printed or projected periodic table on which key elements (Li, Na, K, Mg, Ca, Cl, Br, I, Ar, Ne) are highlighted. Students contribute to building a class master explanation by responding to a sequence of escalating synthesis questions. The teacher writes student responses on the board in an organised framework under two headings: 'Property' and 'Electron Configuration Root Cause'. Students copy the completed framework into their notebooks. The synthesis culminates in students crafting a class consensus answer to the driving question — written on the board word-by-word as students dictate it and the teacher scribes.</w:t>
             </w:r>
           </w:p>
         </w:tc>
@@ -21930,7 +22542,7 @@
                 <w:sz w:val="18"/>
                 <w:szCs w:val="18"/>
               </w:rPr>
-              <w:t xml:space="preserve">Display the anchoring phenomenon text and the Lesson 1 initial model template on the board simultaneously. Say: 'We started this unit watching sodium explode in Lake Victoria water and you had no idea why. Look at your very first model from Lesson 1. What did you think was happening then?' [WAIT 10 seconds]. Cold-call 3 students. Then say: 'In the next 70 minutes, we are going to prove — using everything from Lessons 1 to 6 — that we can now fully answer the driving question. Let's begin by checking our DQB.' Distribute printed DQB question sheets. After students mark their confidence, tally the class: 'How many questions does everyone feel they can answer? How many still have question marks?' Use this as a live formative checkpoint to decide which DQB questions need the most attention during Phase 4.</w:t>
+              <w:t xml:space="preserve">Open with: 'Every application your groups just described — from chlorine in Kisumu's water treatment plant to argon protecting welders on SGR construction sites — has one master explanation. What is it?' [WAIT 15 seconds]. Cold-call 3 students. Guide toward: 'electron configuration determines chemical behaviour, and position in the periodic table tells us the electron configuration.' Then ask the sequence: (1) 'Why does sodium explode in Lake Victoria water but argon does nothing?' — [WAIT 10 sec] — cold-call 2 students; (2) 'Why does potassium explode more violently than sodium, which explodes more violently than lithium?' — [WAIT 12 sec] — cold-call 2 students; (3) 'Why does chlorine disinfect water but argon cannot?' — [WAIT 10 sec] — cold-call 2 students; (4) 'So — using electron configuration — can we predict how any element in the periodic table will behave before we put it in a test tube?' — [WAIT 15 sec] — cold-call 3 students. Scribe student answers into the two-column framework on the board. Then say: 'We are going to write our class answer to the driving question together. I will scribe exactly what you say.' Facilitate word-by-word construction of the consensus answer, ensuring it references: electron configuration, period/group position, shielding, ionisation energy, and at least one Kenyan example.</w:t>
             </w:r>
           </w:p>
         </w:tc>
@@ -21962,7 +22574,7 @@
                 <w:sz w:val="18"/>
                 <w:szCs w:val="18"/>
               </w:rPr>
-              <w:t xml:space="preserve">Strategy: Prior Knowledge Activation via Model Comparison. Students juxtapose their naïve Lesson 1 model with their current understanding, making cognitive growth explicit and metacognitive. Tallying DQB confidence creates a class-level map of residual uncertainty that guides Phase 4 instruction.</w:t>
+              <w:t xml:space="preserve">Strategy: Structured Whole-Class Socratic Synthesis. The teacher uses escalating synthesis questions to guide students from isolated facts (uses of elements) to the unifying mechanism (electron configuration as master predictor). Scribing the consensus answer publicly externalises collective understanding, models scientific explanation-writing, and creates an anchor text students can use in their individual Final Explanation.</w:t>
             </w:r>
           </w:p>
         </w:tc>
@@ -21994,7 +22606,7 @@
                 <w:sz w:val="18"/>
                 <w:szCs w:val="18"/>
               </w:rPr>
-              <w:t xml:space="preserve">Observable indicator: Every student has written two sentences contrasting Lesson 1 thinking with current understanding. Teacher circulates and checks for specificity — students should reference electron configuration, shielding, or ionisation energy in their 'now I know' sentence, not just vague statements like 'I know more.' Students who write only vague statements are flagged for targeted support during Phase 3.</w:t>
+              <w:t xml:space="preserve">Observable indicator: The class consensus answer on the board includes all five required elements — electron configuration, period/group position, shielding, ionisation energy, and a Kenyan example. The teacher assesses individual understanding by cold-calling students who were quiet during Phase 2 to contribute at least one clause to the consensus answer. Students who cannot contribute are paired with a peer for support during Phase 5.</w:t>
             </w:r>
           </w:p>
         </w:tc>
@@ -22003,32 +22615,32 @@
         <w:tc>
           <w:tcPr>
             <w:tcW w:type="dxa" w:w="1520"/>
-            <w:shd w:fill="D9EEF1" w:color="auto" w:val="clear"/>
-            <w:tcMar>
-              <w:top w:type="dxa" w:w="60"/>
-              <w:left w:type="dxa" w:w="120"/>
-              <w:bottom w:type="dxa" w:w="60"/>
-              <w:right w:type="dxa" w:w="120"/>
-            </w:tcMar>
-            <w:vAlign w:val="top"/>
-          </w:tcPr>
-          <w:p>
-            <w:pPr>
-              <w:spacing w:after="40" w:before="0"/>
-              <w:jc w:val="left"/>
-            </w:pPr>
-            <w:r>
-              <w:rPr>
-                <w:rFonts w:ascii="Arial" w:cs="Arial" w:eastAsia="Arial" w:hAnsi="Arial"/>
-                <w:b/>
-                <w:bCs/>
-                <w:i w:val="false"/>
-                <w:iCs w:val="false"/>
-                <w:color w:val="000000"/>
-                <w:sz w:val="18"/>
-                <w:szCs w:val="18"/>
-              </w:rPr>
-              <w:t xml:space="preserve">Observe Phase</w:t>
+            <w:shd w:fill="FCE4D6" w:color="auto" w:val="clear"/>
+            <w:tcMar>
+              <w:top w:type="dxa" w:w="60"/>
+              <w:left w:type="dxa" w:w="120"/>
+              <w:bottom w:type="dxa" w:w="60"/>
+              <w:right w:type="dxa" w:w="120"/>
+            </w:tcMar>
+            <w:vAlign w:val="top"/>
+          </w:tcPr>
+          <w:p>
+            <w:pPr>
+              <w:spacing w:after="40" w:before="0"/>
+              <w:jc w:val="left"/>
+            </w:pPr>
+            <w:r>
+              <w:rPr>
+                <w:rFonts w:ascii="Arial" w:cs="Arial" w:eastAsia="Arial" w:hAnsi="Arial"/>
+                <w:b/>
+                <w:bCs/>
+                <w:i w:val="false"/>
+                <w:iCs w:val="false"/>
+                <w:color w:val="000000"/>
+                <w:sz w:val="18"/>
+                <w:szCs w:val="18"/>
+              </w:rPr>
+              <w:t xml:space="preserve">Driving Question Board (DQB) Creation</w:t>
             </w:r>
           </w:p>
           <w:p>
@@ -22051,7 +22663,7 @@
             <w:pPr>
               <w:spacing w:after="20" w:before="0"/>
             </w:pPr>
-            <w:hyperlink w:history="1" r:id="rId0pmpvtijbmkxnoe0zzeu9">
+            <w:hyperlink w:history="1" r:id="rIdvibypdkvhm7zr1xjcsvss">
               <w:r>
                 <w:rPr>
                   <w:rFonts w:ascii="Arial" w:cs="Arial" w:eastAsia="Arial" w:hAnsi="Arial"/>
@@ -22084,7 +22696,7 @@
               <w:spacing w:after="10" w:before="0"/>
               <w:ind w:left="120"/>
             </w:pPr>
-            <w:hyperlink w:history="1" r:id="rIdolabw1_0eq0ypaccrhs2x">
+            <w:hyperlink w:history="1" r:id="rIdzfjyt1hmsdpnnyj6hoorj">
               <w:r>
                 <w:rPr>
                   <w:rFonts w:ascii="Arial" w:cs="Arial" w:eastAsia="Arial" w:hAnsi="Arial"/>
@@ -22129,7 +22741,7 @@
             <w:pPr>
               <w:spacing w:after="20" w:before="0"/>
             </w:pPr>
-            <w:hyperlink w:history="1" r:id="rIdyqg3np4uhdrcodqamxtcn">
+            <w:hyperlink w:history="1" r:id="rIdxmze2ufc8hubl5nhtxase">
               <w:r>
                 <w:rPr>
                   <w:rFonts w:ascii="Arial" w:cs="Arial" w:eastAsia="Arial" w:hAnsi="Arial"/>
@@ -22138,7 +22750,7 @@
                   <w:szCs w:val="16"/>
                   <w:u w:val="single" w:color="2E75B6"/>
                 </w:rPr>
-                <w:t xml:space="preserve">Modern Periodic Table: Periods and Groups (Flexbook)</w:t>
+                <w:t xml:space="preserve">Periodic Trends: Ionization Energy (Flexbook)</w:t>
               </w:r>
             </w:hyperlink>
           </w:p>
@@ -22162,7 +22774,7 @@
               <w:spacing w:after="10" w:before="0"/>
               <w:ind w:left="120"/>
             </w:pPr>
-            <w:hyperlink w:history="1" r:id="rIdgf6yaq9vzawm3ahm2mtgq">
+            <w:hyperlink w:history="1" r:id="rIdcc0h6dk_bqfx9v8zcpwyw">
               <w:r>
                 <w:rPr>
                   <w:rFonts w:ascii="Arial" w:cs="Arial" w:eastAsia="Arial" w:hAnsi="Arial"/>
@@ -22204,7 +22816,7 @@
                 <w:sz w:val="18"/>
                 <w:szCs w:val="18"/>
               </w:rPr>
-              <w:t xml:space="preserve">The class is divided into four expert groups, each assigned one element group: Group A — Group I elements (sodium: street lighting in Nairobi, NaOH in soap-making, lithium in batteries used in mobile phones across Kenya); Group B — Group II elements (calcium: cement production for Kenyan construction, magnesium in chlorophyll supporting maize and tea farming in the Rift Valley, calcium in milk and bone health); Group C — Group VII elements (chlorine: water treatment at Kisumu Water and Sanitation Company, iodine in antiseptics used in Kenyan hospitals and in iodised salt added to ugali); Group D — Group VIII elements (argon: inert shielding gas in welding used in infrastructure projects like the SGR, neon in advertising signs in Nairobi's CBD, helium in weather balloons used by the Kenya Meteorological Department). Each group uses digital devices or print resources (teacher-prepared information sheets as fallback) to research their assigned elements for 10 minutes, then prepares a 3-minute oral presentation on a sheet of paper structured around three headings: (1) What is this element used for in Kenya? (2) Which property makes it suitable? (3) How does electron configuration explain that property? Groups present sequentially (12 minutes total, 3 minutes per group).</w:t>
+              <w:t xml:space="preserve">The teacher projects or displays the full DQB from Lesson 1 (all student questions posted on sticky notes or a digital board). Working in pairs, students receive a numbered list of all DQB questions. Each pair is assigned 2–3 questions to answer in writing using evidence from specific lessons (e.g., 'We learned this in Lesson 3 when we measured ionisation energies across Period 3'). After 5 minutes of pair writing, the teacher conducts a rapid whole-class DQB review: one pair reads their question aloud, states their evidence-based answer, and nominates another pair to confirm, challenge or extend. Every DQB question is addressed. Questions the class cannot yet fully answer are explicitly acknowledged ('This question — [X] — we have partially answered; here is what we know and here is what further chemistry study will reveal'). The teacher physically moves each sticky note from 'Open Questions' to 'Answered Questions' on the DQB, making the intellectual closure visible and celebratory.</w:t>
             </w:r>
           </w:p>
         </w:tc>
@@ -22236,7 +22848,7 @@
                 <w:sz w:val="18"/>
                 <w:szCs w:val="18"/>
               </w:rPr>
-              <w:t xml:space="preserve">Assign groups and post the three-heading framework on the board. Say: 'You have exactly 10 minutes to become the class experts on your group's elements. Your presentation must answer three questions — what is it used for in Kenya, what property makes it useful, and how does electron configuration explain that property. Every single application must connect back to our periodic table model.' [WAIT 12 seconds for groups to orient]. Circulate actively during research — spend approximately 2 minutes with each group. Prompt Group A: 'Why does sodium emit orange-yellow light? Think about energy levels.' Prompt Group B: 'Why is calcium important in cement — what chemical property links to its two valence electrons?' Prompt Group C: 'Why does chlorine kill bacteria in water — link to its electron affinity and oxidising power.' Prompt Group D: 'Why is argon the perfect welding shield — link to its full outer shell and zero reactivity.' During presentations, stand to the side and visually track which DQB questions are being answered. After each presentation, ask one targeted question to the presenting group and one to the listening class. Cold-call at least 2 students per presentation with: 'Can someone from a different group add the electron-configuration explanation that links to what Group [X] just said?'</w:t>
+              <w:t xml:space="preserve">Display the full DQB. Say: 'In Lesson 1, you posted these questions because the sodium explosion puzzled you. Seven lessons later — let's close every single one.' Assign pairs and distribute the numbered DQB question sheets. Circulate during the 5-minute pair-writing phase, checking that answers cite lesson evidence (not just general knowledge). After 5 minutes, begin the rapid review: 'Pair 1 — read Question 1 and give your evidence-based answer.' After each pair answers, ask the class: 'Does anyone want to add evidence from a different lesson?' [WAIT 8 seconds]. Cold-call one additional student per question. As each question is answered, dramatically move the sticky note to the 'Answered' column and say: 'That question is closed!' If any question cannot be fully answered, say: 'We have a partial answer — this is the frontier of what Grade 10 periodicity can explain. In future chemistry, you will go deeper.' End the DQB session by reading the full driving question aloud with the class and asking: 'Can we now answer this — fully, using evidence?' [WAIT 10 seconds]. Lead the class in a collective 'Yes' and transition to Phase 5.</w:t>
             </w:r>
           </w:p>
         </w:tc>
@@ -22268,7 +22880,7 @@
                 <w:sz w:val="18"/>
                 <w:szCs w:val="18"/>
               </w:rPr>
-              <w:t xml:space="preserve">Strategy: Jigsaw Expert Teaching. Each group develops deep expertise on one application domain and then teaches the rest of the class, distributing cognitive load while ensuring all students encounter all four groups' applications. Requiring the three-heading structure forces students to move beyond factual recall to mechanistic explanation rooted in electron configuration, directly advancing the driving question.</w:t>
+              <w:t xml:space="preserve">Strategy: Evidence-Cited DQB Closure. Requiring pairs to cite specific lesson evidence (not just state answers) reinforces that scientific understanding is built on cumulative evidence. The physical act of moving questions from 'Open' to 'Answered' makes the narrative arc of the unit visible and gives students a concrete sense of intellectual accomplishment, reinforcing the metacognitive dimension of science learning.</w:t>
             </w:r>
           </w:p>
         </w:tc>
@@ -22300,7 +22912,7 @@
                 <w:sz w:val="18"/>
                 <w:szCs w:val="18"/>
               </w:rPr>
-              <w:t xml:space="preserve">Observable indicator: Each group's presentation explicitly names a property (e.g., 'chlorine's high electronegativity / oxidising power'), states a Kenyan application, and links the property to electron configuration (e.g., 'chlorine has 7 valence electrons, needs one more to complete its shell, so it strongly pulls electrons from bacterial cell membranes, destroying them'). Groups that present only facts without property-to-configuration links are immediately prompted by the teacher: 'That's a great use — now why does that element have that property? Go back to its electron configuration.'</w:t>
+              <w:t xml:space="preserve">Observable indicator: Every pair produces written answers that cite at least one specific lesson by number as evidence (e.g., 'In Lesson 4 we found that ionisation energy increases across Period 3, which explains why...'). The teacher collects these written answer sheets at the end of the lesson as a written formative record. Questions that multiple pairs struggle to answer are flagged for brief teacher clarification before the end of the DQB session.</w:t>
             </w:r>
           </w:p>
         </w:tc>
@@ -22309,32 +22921,32 @@
         <w:tc>
           <w:tcPr>
             <w:tcW w:type="dxa" w:w="1520"/>
-            <w:shd w:fill="E2EFDA" w:color="auto" w:val="clear"/>
-            <w:tcMar>
-              <w:top w:type="dxa" w:w="60"/>
-              <w:left w:type="dxa" w:w="120"/>
-              <w:bottom w:type="dxa" w:w="60"/>
-              <w:right w:type="dxa" w:w="120"/>
-            </w:tcMar>
-            <w:vAlign w:val="top"/>
-          </w:tcPr>
-          <w:p>
-            <w:pPr>
-              <w:spacing w:after="40" w:before="0"/>
-              <w:jc w:val="left"/>
-            </w:pPr>
-            <w:r>
-              <w:rPr>
-                <w:rFonts w:ascii="Arial" w:cs="Arial" w:eastAsia="Arial" w:hAnsi="Arial"/>
-                <w:b/>
-                <w:bCs/>
-                <w:i w:val="false"/>
-                <w:iCs w:val="false"/>
-                <w:color w:val="000000"/>
-                <w:sz w:val="18"/>
-                <w:szCs w:val="18"/>
-              </w:rPr>
-              <w:t xml:space="preserve">Explain Phase</w:t>
+            <w:shd w:fill="D5E8F0" w:color="auto" w:val="clear"/>
+            <w:tcMar>
+              <w:top w:type="dxa" w:w="60"/>
+              <w:left w:type="dxa" w:w="120"/>
+              <w:bottom w:type="dxa" w:w="60"/>
+              <w:right w:type="dxa" w:w="120"/>
+            </w:tcMar>
+            <w:vAlign w:val="top"/>
+          </w:tcPr>
+          <w:p>
+            <w:pPr>
+              <w:spacing w:after="40" w:before="0"/>
+              <w:jc w:val="left"/>
+            </w:pPr>
+            <w:r>
+              <w:rPr>
+                <w:rFonts w:ascii="Arial" w:cs="Arial" w:eastAsia="Arial" w:hAnsi="Arial"/>
+                <w:b/>
+                <w:bCs/>
+                <w:i w:val="false"/>
+                <w:iCs w:val="false"/>
+                <w:color w:val="000000"/>
+                <w:sz w:val="18"/>
+                <w:szCs w:val="18"/>
+              </w:rPr>
+              <w:t xml:space="preserve">Model Building Phase</w:t>
             </w:r>
           </w:p>
           <w:p>
@@ -22357,7 +22969,7 @@
             <w:pPr>
               <w:spacing w:after="20" w:before="0"/>
             </w:pPr>
-            <w:hyperlink w:history="1" r:id="rIdetmnsp-x39mljlhxn9i5y">
+            <w:hyperlink w:history="1" r:id="rIdr4i5nbxpgfjvd0uwdukd0">
               <w:r>
                 <w:rPr>
                   <w:rFonts w:ascii="Arial" w:cs="Arial" w:eastAsia="Arial" w:hAnsi="Arial"/>
@@ -22390,7 +23002,7 @@
               <w:spacing w:after="10" w:before="0"/>
               <w:ind w:left="120"/>
             </w:pPr>
-            <w:hyperlink w:history="1" r:id="rIduro2jgxmnyq5c2rdxxafg">
+            <w:hyperlink w:history="1" r:id="rIdegon5ubk7unl5uwbhmt-4">
               <w:r>
                 <w:rPr>
                   <w:rFonts w:ascii="Arial" w:cs="Arial" w:eastAsia="Arial" w:hAnsi="Arial"/>
@@ -22428,14 +23040,14 @@
                 <w:sz w:val="16"/>
                 <w:szCs w:val="16"/>
               </w:rPr>
-              <w:t xml:space="preserve">📖 EXERCISE:</w:t>
+              <w:t xml:space="preserve">📖 HTML:</w:t>
             </w:r>
           </w:p>
           <w:p>
             <w:pPr>
               <w:spacing w:after="20" w:before="0"/>
             </w:pPr>
-            <w:hyperlink w:history="1" r:id="rIdkrnzem5a9yrrphgglf2_g">
+            <w:hyperlink w:history="1" r:id="rIdicghxsyaykclfyuu6muas">
               <w:r>
                 <w:rPr>
                   <w:rFonts w:ascii="Arial" w:cs="Arial" w:eastAsia="Arial" w:hAnsi="Arial"/>
@@ -22444,7 +23056,7 @@
                   <w:szCs w:val="16"/>
                   <w:u w:val="single" w:color="2E75B6"/>
                 </w:rPr>
-                <w:t xml:space="preserve">Atomic structure and electron configuration</w:t>
+                <w:t xml:space="preserve">Periodic Trends: Ionization Energy (Flexbook)</w:t>
               </w:r>
             </w:hyperlink>
           </w:p>
@@ -22460,7 +23072,7 @@
                 <w:sz w:val="14"/>
                 <w:szCs w:val="14"/>
               </w:rPr>
-              <w:t xml:space="preserve">Source: Khan Academy (English - US curriculum)</w:t>
+              <w:t xml:space="preserve">Source: CK-12</w:t>
             </w:r>
           </w:p>
           <w:p>
@@ -22468,619 +23080,7 @@
               <w:spacing w:after="10" w:before="0"/>
               <w:ind w:left="120"/>
             </w:pPr>
-            <w:hyperlink w:history="1" r:id="rIdctz1wbjtzinyubxn5bnsc">
-              <w:r>
-                <w:rPr>
-                  <w:rFonts w:ascii="Arial" w:cs="Arial" w:eastAsia="Arial" w:hAnsi="Arial"/>
-                  <w:color w:val="595959"/>
-                  <w:sz w:val="14"/>
-                  <w:szCs w:val="14"/>
-                  <w:u w:val="single" w:color="595959"/>
-                </w:rPr>
-                <w:t xml:space="preserve">🔍 Search ARES for similar readings</w:t>
-              </w:r>
-            </w:hyperlink>
-          </w:p>
-        </w:tc>
-        <w:tc>
-          <w:tcPr>
-            <w:tcW w:type="dxa" w:w="3040"/>
-            <w:shd w:fill="FFFFFF" w:color="auto" w:val="clear"/>
-            <w:tcMar>
-              <w:top w:type="dxa" w:w="60"/>
-              <w:left w:type="dxa" w:w="120"/>
-              <w:bottom w:type="dxa" w:w="60"/>
-              <w:right w:type="dxa" w:w="120"/>
-            </w:tcMar>
-            <w:vAlign w:val="top"/>
-          </w:tcPr>
-          <w:p>
-            <w:pPr>
-              <w:spacing w:after="40" w:before="0"/>
-              <w:jc w:val="left"/>
-            </w:pPr>
-            <w:r>
-              <w:rPr>
-                <w:rFonts w:ascii="Arial" w:cs="Arial" w:eastAsia="Arial" w:hAnsi="Arial"/>
-                <w:b w:val="false"/>
-                <w:bCs w:val="false"/>
-                <w:i w:val="false"/>
-                <w:iCs w:val="false"/>
-                <w:color w:val="000000"/>
-                <w:sz w:val="18"/>
-                <w:szCs w:val="18"/>
-              </w:rPr>
-              <w:t xml:space="preserve">The teacher facilitates a whole-class synthesis discussion using a large printed or projected periodic table on which key elements (Li, Na, K, Mg, Ca, Cl, Br, I, Ar, Ne) are highlighted. Students contribute to building a class master explanation by responding to a sequence of escalating synthesis questions. The teacher writes student responses on the board in an organised framework under two headings: 'Property' and 'Electron Configuration Root Cause'. Students copy the completed framework into their notebooks. The synthesis culminates in students crafting a class consensus answer to the driving question — written on the board word-by-word as students dictate it and the teacher scribes.</w:t>
-            </w:r>
-          </w:p>
-        </w:tc>
-        <w:tc>
-          <w:tcPr>
-            <w:tcW w:type="dxa" w:w="3040"/>
-            <w:shd w:fill="F2F2F2" w:color="auto" w:val="clear"/>
-            <w:tcMar>
-              <w:top w:type="dxa" w:w="60"/>
-              <w:left w:type="dxa" w:w="120"/>
-              <w:bottom w:type="dxa" w:w="60"/>
-              <w:right w:type="dxa" w:w="120"/>
-            </w:tcMar>
-            <w:vAlign w:val="top"/>
-          </w:tcPr>
-          <w:p>
-            <w:pPr>
-              <w:spacing w:after="40" w:before="0"/>
-              <w:jc w:val="left"/>
-            </w:pPr>
-            <w:r>
-              <w:rPr>
-                <w:rFonts w:ascii="Arial" w:cs="Arial" w:eastAsia="Arial" w:hAnsi="Arial"/>
-                <w:b w:val="false"/>
-                <w:bCs w:val="false"/>
-                <w:i w:val="false"/>
-                <w:iCs w:val="false"/>
-                <w:color w:val="000000"/>
-                <w:sz w:val="18"/>
-                <w:szCs w:val="18"/>
-              </w:rPr>
-              <w:t xml:space="preserve">Open with: 'Every application your groups just described — from chlorine in Kisumu's water treatment plant to argon protecting welders on SGR construction sites — has one master explanation. What is it?' [WAIT 15 seconds]. Cold-call 3 students. Guide toward: 'electron configuration determines chemical behaviour, and position in the periodic table tells us the electron configuration.' Then ask the sequence: (1) 'Why does sodium explode in Lake Victoria water but argon does nothing?' — [WAIT 10 sec] — cold-call 2 students; (2) 'Why does potassium explode more violently than sodium, which explodes more violently than lithium?' — [WAIT 12 sec] — cold-call 2 students; (3) 'Why does chlorine disinfect water but argon cannot?' — [WAIT 10 sec] — cold-call 2 students; (4) 'So — using electron configuration — can we predict how any element in the periodic table will behave before we put it in a test tube?' — [WAIT 15 sec] — cold-call 3 students. Scribe student answers into the two-column framework on the board. Then say: 'We are going to write our class answer to the driving question together. I will scribe exactly what you say.' Facilitate word-by-word construction of the consensus answer, ensuring it references: electron configuration, period/group position, shielding, ionisation energy, and at least one Kenyan example.</w:t>
-            </w:r>
-          </w:p>
-        </w:tc>
-        <w:tc>
-          <w:tcPr>
-            <w:tcW w:type="dxa" w:w="3040"/>
-            <w:shd w:fill="FFFFFF" w:color="auto" w:val="clear"/>
-            <w:tcMar>
-              <w:top w:type="dxa" w:w="60"/>
-              <w:left w:type="dxa" w:w="120"/>
-              <w:bottom w:type="dxa" w:w="60"/>
-              <w:right w:type="dxa" w:w="120"/>
-            </w:tcMar>
-            <w:vAlign w:val="top"/>
-          </w:tcPr>
-          <w:p>
-            <w:pPr>
-              <w:spacing w:after="40" w:before="0"/>
-              <w:jc w:val="left"/>
-            </w:pPr>
-            <w:r>
-              <w:rPr>
-                <w:rFonts w:ascii="Arial" w:cs="Arial" w:eastAsia="Arial" w:hAnsi="Arial"/>
-                <w:b w:val="false"/>
-                <w:bCs w:val="false"/>
-                <w:i w:val="false"/>
-                <w:iCs w:val="false"/>
-                <w:color w:val="000000"/>
-                <w:sz w:val="18"/>
-                <w:szCs w:val="18"/>
-              </w:rPr>
-              <w:t xml:space="preserve">Strategy: Structured Whole-Class Socratic Synthesis. The teacher uses escalating synthesis questions to guide students from isolated facts (uses of elements) to the unifying mechanism (electron configuration as master predictor). Scribing the consensus answer publicly externalises collective understanding, models scientific explanation-writing, and creates an anchor text students can use in their individual Final Explanation.</w:t>
-            </w:r>
-          </w:p>
-        </w:tc>
-        <w:tc>
-          <w:tcPr>
-            <w:tcW w:type="dxa" w:w="3040"/>
-            <w:shd w:fill="F2F2F2" w:color="auto" w:val="clear"/>
-            <w:tcMar>
-              <w:top w:type="dxa" w:w="60"/>
-              <w:left w:type="dxa" w:w="120"/>
-              <w:bottom w:type="dxa" w:w="60"/>
-              <w:right w:type="dxa" w:w="120"/>
-            </w:tcMar>
-            <w:vAlign w:val="top"/>
-          </w:tcPr>
-          <w:p>
-            <w:pPr>
-              <w:spacing w:after="40" w:before="0"/>
-              <w:jc w:val="left"/>
-            </w:pPr>
-            <w:r>
-              <w:rPr>
-                <w:rFonts w:ascii="Arial" w:cs="Arial" w:eastAsia="Arial" w:hAnsi="Arial"/>
-                <w:b w:val="false"/>
-                <w:bCs w:val="false"/>
-                <w:i w:val="false"/>
-                <w:iCs w:val="false"/>
-                <w:color w:val="000000"/>
-                <w:sz w:val="18"/>
-                <w:szCs w:val="18"/>
-              </w:rPr>
-              <w:t xml:space="preserve">Observable indicator: The class consensus answer on the board includes all five required elements — electron configuration, period/group position, shielding, ionisation energy, and a Kenyan example. The teacher assesses individual understanding by cold-calling students who were quiet during Phase 2 to contribute at least one clause to the consensus answer. Students who cannot contribute are paired with a peer for support during Phase 5.</w:t>
-            </w:r>
-          </w:p>
-        </w:tc>
-      </w:tr>
-      <w:tr>
-        <w:tc>
-          <w:tcPr>
-            <w:tcW w:type="dxa" w:w="1520"/>
-            <w:shd w:fill="FCE4D6" w:color="auto" w:val="clear"/>
-            <w:tcMar>
-              <w:top w:type="dxa" w:w="60"/>
-              <w:left w:type="dxa" w:w="120"/>
-              <w:bottom w:type="dxa" w:w="60"/>
-              <w:right w:type="dxa" w:w="120"/>
-            </w:tcMar>
-            <w:vAlign w:val="top"/>
-          </w:tcPr>
-          <w:p>
-            <w:pPr>
-              <w:spacing w:after="40" w:before="0"/>
-              <w:jc w:val="left"/>
-            </w:pPr>
-            <w:r>
-              <w:rPr>
-                <w:rFonts w:ascii="Arial" w:cs="Arial" w:eastAsia="Arial" w:hAnsi="Arial"/>
-                <w:b/>
-                <w:bCs/>
-                <w:i w:val="false"/>
-                <w:iCs w:val="false"/>
-                <w:color w:val="000000"/>
-                <w:sz w:val="18"/>
-                <w:szCs w:val="18"/>
-              </w:rPr>
-              <w:t xml:space="preserve">Driving Question Board (DQB) Creation</w:t>
-            </w:r>
-          </w:p>
-          <w:p>
-            <w:pPr>
-              <w:spacing w:after="20" w:before="0"/>
-            </w:pPr>
-            <w:r>
-              <w:rPr>
-                <w:rFonts w:ascii="Arial" w:cs="Arial" w:eastAsia="Arial" w:hAnsi="Arial"/>
-                <w:b/>
-                <w:bCs/>
-                <w:color w:val="1F3864"/>
-                <w:sz w:val="16"/>
-                <w:szCs w:val="16"/>
-              </w:rPr>
-              <w:t xml:space="preserve">📹 VIDEO:</w:t>
-            </w:r>
-          </w:p>
-          <w:p>
-            <w:pPr>
-              <w:spacing w:after="20" w:before="0"/>
-            </w:pPr>
-            <w:hyperlink w:history="1" r:id="rIdvgcwhau7q8kdq7p9tbik9">
-              <w:r>
-                <w:rPr>
-                  <w:rFonts w:ascii="Arial" w:cs="Arial" w:eastAsia="Arial" w:hAnsi="Arial"/>
-                  <w:color w:val="2E75B6"/>
-                  <w:sz w:val="16"/>
-                  <w:szCs w:val="16"/>
-                  <w:u w:val="single" w:color="2E75B6"/>
-                </w:rPr>
-                <w:t xml:space="preserve">The periodic table - classification of elements</w:t>
-              </w:r>
-            </w:hyperlink>
-          </w:p>
-          <w:p>
-            <w:pPr>
-              <w:spacing w:after="10" w:before="0"/>
-              <w:ind w:left="120"/>
-            </w:pPr>
-            <w:r>
-              <w:rPr>
-                <w:rFonts w:ascii="Arial" w:cs="Arial" w:eastAsia="Arial" w:hAnsi="Arial"/>
-                <w:color w:val="595959"/>
-                <w:sz w:val="14"/>
-                <w:szCs w:val="14"/>
-              </w:rPr>
-              <w:t xml:space="preserve">Source: Khan Academy (English - US curriculum)</w:t>
-            </w:r>
-          </w:p>
-          <w:p>
-            <w:pPr>
-              <w:spacing w:after="10" w:before="0"/>
-              <w:ind w:left="120"/>
-            </w:pPr>
-            <w:hyperlink w:history="1" r:id="rIduns3b12ozkkvpkddmimla">
-              <w:r>
-                <w:rPr>
-                  <w:rFonts w:ascii="Arial" w:cs="Arial" w:eastAsia="Arial" w:hAnsi="Arial"/>
-                  <w:color w:val="595959"/>
-                  <w:sz w:val="14"/>
-                  <w:szCs w:val="14"/>
-                  <w:u w:val="single" w:color="595959"/>
-                </w:rPr>
-                <w:t xml:space="preserve">🔍 Search ARES for similar videos</w:t>
-              </w:r>
-            </w:hyperlink>
-          </w:p>
-          <w:p>
-            <w:pPr>
-              <w:spacing w:after="40" w:before="0"/>
-            </w:pPr>
-            <w:r>
-              <w:rPr>
-                <w:sz w:val="14"/>
-                <w:szCs w:val="14"/>
-              </w:rPr>
-              <w:t xml:space="preserve"/>
-            </w:r>
-          </w:p>
-          <w:p>
-            <w:pPr>
-              <w:spacing w:after="20" w:before="0"/>
-            </w:pPr>
-            <w:r>
-              <w:rPr>
-                <w:rFonts w:ascii="Arial" w:cs="Arial" w:eastAsia="Arial" w:hAnsi="Arial"/>
-                <w:b/>
-                <w:bCs/>
-                <w:color w:val="1F3864"/>
-                <w:sz w:val="16"/>
-                <w:szCs w:val="16"/>
-              </w:rPr>
-              <w:t xml:space="preserve">📖 EXERCISE:</w:t>
-            </w:r>
-          </w:p>
-          <w:p>
-            <w:pPr>
-              <w:spacing w:after="20" w:before="0"/>
-            </w:pPr>
-            <w:hyperlink w:history="1" r:id="rIdipqxq_kfpaawzngfzhilf">
-              <w:r>
-                <w:rPr>
-                  <w:rFonts w:ascii="Arial" w:cs="Arial" w:eastAsia="Arial" w:hAnsi="Arial"/>
-                  <w:color w:val="2E75B6"/>
-                  <w:sz w:val="16"/>
-                  <w:szCs w:val="16"/>
-                  <w:u w:val="single" w:color="2E75B6"/>
-                </w:rPr>
-                <w:t xml:space="preserve">Atomic structure and electron configuration</w:t>
-              </w:r>
-            </w:hyperlink>
-          </w:p>
-          <w:p>
-            <w:pPr>
-              <w:spacing w:after="10" w:before="0"/>
-              <w:ind w:left="120"/>
-            </w:pPr>
-            <w:r>
-              <w:rPr>
-                <w:rFonts w:ascii="Arial" w:cs="Arial" w:eastAsia="Arial" w:hAnsi="Arial"/>
-                <w:color w:val="595959"/>
-                <w:sz w:val="14"/>
-                <w:szCs w:val="14"/>
-              </w:rPr>
-              <w:t xml:space="preserve">Source: Khan Academy (English - US curriculum)</w:t>
-            </w:r>
-          </w:p>
-          <w:p>
-            <w:pPr>
-              <w:spacing w:after="10" w:before="0"/>
-              <w:ind w:left="120"/>
-            </w:pPr>
-            <w:hyperlink w:history="1" r:id="rIdzhavqcewhq7ajijjpsvq6">
-              <w:r>
-                <w:rPr>
-                  <w:rFonts w:ascii="Arial" w:cs="Arial" w:eastAsia="Arial" w:hAnsi="Arial"/>
-                  <w:color w:val="595959"/>
-                  <w:sz w:val="14"/>
-                  <w:szCs w:val="14"/>
-                  <w:u w:val="single" w:color="595959"/>
-                </w:rPr>
-                <w:t xml:space="preserve">🔍 Search ARES for similar readings</w:t>
-              </w:r>
-            </w:hyperlink>
-          </w:p>
-        </w:tc>
-        <w:tc>
-          <w:tcPr>
-            <w:tcW w:type="dxa" w:w="3040"/>
-            <w:shd w:fill="FFFFFF" w:color="auto" w:val="clear"/>
-            <w:tcMar>
-              <w:top w:type="dxa" w:w="60"/>
-              <w:left w:type="dxa" w:w="120"/>
-              <w:bottom w:type="dxa" w:w="60"/>
-              <w:right w:type="dxa" w:w="120"/>
-            </w:tcMar>
-            <w:vAlign w:val="top"/>
-          </w:tcPr>
-          <w:p>
-            <w:pPr>
-              <w:spacing w:after="40" w:before="0"/>
-              <w:jc w:val="left"/>
-            </w:pPr>
-            <w:r>
-              <w:rPr>
-                <w:rFonts w:ascii="Arial" w:cs="Arial" w:eastAsia="Arial" w:hAnsi="Arial"/>
-                <w:b w:val="false"/>
-                <w:bCs w:val="false"/>
-                <w:i w:val="false"/>
-                <w:iCs w:val="false"/>
-                <w:color w:val="000000"/>
-                <w:sz w:val="18"/>
-                <w:szCs w:val="18"/>
-              </w:rPr>
-              <w:t xml:space="preserve">The teacher projects or displays the full DQB from Lesson 1 (all student questions posted on sticky notes or a digital board). Working in pairs, students receive a numbered list of all DQB questions. Each pair is assigned 2–3 questions to answer in writing using evidence from specific lessons (e.g., 'We learned this in Lesson 3 when we measured ionisation energies across Period 3'). After 5 minutes of pair writing, the teacher conducts a rapid whole-class DQB review: one pair reads their question aloud, states their evidence-based answer, and nominates another pair to confirm, challenge or extend. Every DQB question is addressed. Questions the class cannot yet fully answer are explicitly acknowledged ('This question — [X] — we have partially answered; here is what we know and here is what further chemistry study will reveal'). The teacher physically moves each sticky note from 'Open Questions' to 'Answered Questions' on the DQB, making the intellectual closure visible and celebratory.</w:t>
-            </w:r>
-          </w:p>
-        </w:tc>
-        <w:tc>
-          <w:tcPr>
-            <w:tcW w:type="dxa" w:w="3040"/>
-            <w:shd w:fill="F2F2F2" w:color="auto" w:val="clear"/>
-            <w:tcMar>
-              <w:top w:type="dxa" w:w="60"/>
-              <w:left w:type="dxa" w:w="120"/>
-              <w:bottom w:type="dxa" w:w="60"/>
-              <w:right w:type="dxa" w:w="120"/>
-            </w:tcMar>
-            <w:vAlign w:val="top"/>
-          </w:tcPr>
-          <w:p>
-            <w:pPr>
-              <w:spacing w:after="40" w:before="0"/>
-              <w:jc w:val="left"/>
-            </w:pPr>
-            <w:r>
-              <w:rPr>
-                <w:rFonts w:ascii="Arial" w:cs="Arial" w:eastAsia="Arial" w:hAnsi="Arial"/>
-                <w:b w:val="false"/>
-                <w:bCs w:val="false"/>
-                <w:i w:val="false"/>
-                <w:iCs w:val="false"/>
-                <w:color w:val="000000"/>
-                <w:sz w:val="18"/>
-                <w:szCs w:val="18"/>
-              </w:rPr>
-              <w:t xml:space="preserve">Display the full DQB. Say: 'In Lesson 1, you posted these questions because the sodium explosion puzzled you. Seven lessons later — let's close every single one.' Assign pairs and distribute the numbered DQB question sheets. Circulate during the 5-minute pair-writing phase, checking that answers cite lesson evidence (not just general knowledge). After 5 minutes, begin the rapid review: 'Pair 1 — read Question 1 and give your evidence-based answer.' After each pair answers, ask the class: 'Does anyone want to add evidence from a different lesson?' [WAIT 8 seconds]. Cold-call one additional student per question. As each question is answered, dramatically move the sticky note to the 'Answered' column and say: 'That question is closed!' If any question cannot be fully answered, say: 'We have a partial answer — this is the frontier of what Grade 10 periodicity can explain. In future chemistry, you will go deeper.' End the DQB session by reading the full driving question aloud with the class and asking: 'Can we now answer this — fully, using evidence?' [WAIT 10 seconds]. Lead the class in a collective 'Yes' and transition to Phase 5.</w:t>
-            </w:r>
-          </w:p>
-        </w:tc>
-        <w:tc>
-          <w:tcPr>
-            <w:tcW w:type="dxa" w:w="3040"/>
-            <w:shd w:fill="FFFFFF" w:color="auto" w:val="clear"/>
-            <w:tcMar>
-              <w:top w:type="dxa" w:w="60"/>
-              <w:left w:type="dxa" w:w="120"/>
-              <w:bottom w:type="dxa" w:w="60"/>
-              <w:right w:type="dxa" w:w="120"/>
-            </w:tcMar>
-            <w:vAlign w:val="top"/>
-          </w:tcPr>
-          <w:p>
-            <w:pPr>
-              <w:spacing w:after="40" w:before="0"/>
-              <w:jc w:val="left"/>
-            </w:pPr>
-            <w:r>
-              <w:rPr>
-                <w:rFonts w:ascii="Arial" w:cs="Arial" w:eastAsia="Arial" w:hAnsi="Arial"/>
-                <w:b w:val="false"/>
-                <w:bCs w:val="false"/>
-                <w:i w:val="false"/>
-                <w:iCs w:val="false"/>
-                <w:color w:val="000000"/>
-                <w:sz w:val="18"/>
-                <w:szCs w:val="18"/>
-              </w:rPr>
-              <w:t xml:space="preserve">Strategy: Evidence-Cited DQB Closure. Requiring pairs to cite specific lesson evidence (not just state answers) reinforces that scientific understanding is built on cumulative evidence. The physical act of moving questions from 'Open' to 'Answered' makes the narrative arc of the unit visible and gives students a concrete sense of intellectual accomplishment, reinforcing the metacognitive dimension of science learning.</w:t>
-            </w:r>
-          </w:p>
-        </w:tc>
-        <w:tc>
-          <w:tcPr>
-            <w:tcW w:type="dxa" w:w="3040"/>
-            <w:shd w:fill="F2F2F2" w:color="auto" w:val="clear"/>
-            <w:tcMar>
-              <w:top w:type="dxa" w:w="60"/>
-              <w:left w:type="dxa" w:w="120"/>
-              <w:bottom w:type="dxa" w:w="60"/>
-              <w:right w:type="dxa" w:w="120"/>
-            </w:tcMar>
-            <w:vAlign w:val="top"/>
-          </w:tcPr>
-          <w:p>
-            <w:pPr>
-              <w:spacing w:after="40" w:before="0"/>
-              <w:jc w:val="left"/>
-            </w:pPr>
-            <w:r>
-              <w:rPr>
-                <w:rFonts w:ascii="Arial" w:cs="Arial" w:eastAsia="Arial" w:hAnsi="Arial"/>
-                <w:b w:val="false"/>
-                <w:bCs w:val="false"/>
-                <w:i w:val="false"/>
-                <w:iCs w:val="false"/>
-                <w:color w:val="000000"/>
-                <w:sz w:val="18"/>
-                <w:szCs w:val="18"/>
-              </w:rPr>
-              <w:t xml:space="preserve">Observable indicator: Every pair produces written answers that cite at least one specific lesson by number as evidence (e.g., 'In Lesson 4 we found that ionisation energy increases across Period 3, which explains why...'). The teacher collects these written answer sheets at the end of the lesson as a written formative record. Questions that multiple pairs struggle to answer are flagged for brief teacher clarification before the end of the DQB session.</w:t>
-            </w:r>
-          </w:p>
-        </w:tc>
-      </w:tr>
-      <w:tr>
-        <w:tc>
-          <w:tcPr>
-            <w:tcW w:type="dxa" w:w="1520"/>
-            <w:shd w:fill="D5E8F0" w:color="auto" w:val="clear"/>
-            <w:tcMar>
-              <w:top w:type="dxa" w:w="60"/>
-              <w:left w:type="dxa" w:w="120"/>
-              <w:bottom w:type="dxa" w:w="60"/>
-              <w:right w:type="dxa" w:w="120"/>
-            </w:tcMar>
-            <w:vAlign w:val="top"/>
-          </w:tcPr>
-          <w:p>
-            <w:pPr>
-              <w:spacing w:after="40" w:before="0"/>
-              <w:jc w:val="left"/>
-            </w:pPr>
-            <w:r>
-              <w:rPr>
-                <w:rFonts w:ascii="Arial" w:cs="Arial" w:eastAsia="Arial" w:hAnsi="Arial"/>
-                <w:b/>
-                <w:bCs/>
-                <w:i w:val="false"/>
-                <w:iCs w:val="false"/>
-                <w:color w:val="000000"/>
-                <w:sz w:val="18"/>
-                <w:szCs w:val="18"/>
-              </w:rPr>
-              <w:t xml:space="preserve">Model Building Phase</w:t>
-            </w:r>
-          </w:p>
-          <w:p>
-            <w:pPr>
-              <w:spacing w:after="20" w:before="0"/>
-            </w:pPr>
-            <w:r>
-              <w:rPr>
-                <w:rFonts w:ascii="Arial" w:cs="Arial" w:eastAsia="Arial" w:hAnsi="Arial"/>
-                <w:b/>
-                <w:bCs/>
-                <w:color w:val="1F3864"/>
-                <w:sz w:val="16"/>
-                <w:szCs w:val="16"/>
-              </w:rPr>
-              <w:t xml:space="preserve">📹 VIDEO:</w:t>
-            </w:r>
-          </w:p>
-          <w:p>
-            <w:pPr>
-              <w:spacing w:after="20" w:before="0"/>
-            </w:pPr>
-            <w:hyperlink w:history="1" r:id="rId8gnbg2xdibdcouq6hqw0a">
-              <w:r>
-                <w:rPr>
-                  <w:rFonts w:ascii="Arial" w:cs="Arial" w:eastAsia="Arial" w:hAnsi="Arial"/>
-                  <w:color w:val="2E75B6"/>
-                  <w:sz w:val="16"/>
-                  <w:szCs w:val="16"/>
-                  <w:u w:val="single" w:color="2E75B6"/>
-                </w:rPr>
-                <w:t xml:space="preserve">The periodic table - classification of elements</w:t>
-              </w:r>
-            </w:hyperlink>
-          </w:p>
-          <w:p>
-            <w:pPr>
-              <w:spacing w:after="10" w:before="0"/>
-              <w:ind w:left="120"/>
-            </w:pPr>
-            <w:r>
-              <w:rPr>
-                <w:rFonts w:ascii="Arial" w:cs="Arial" w:eastAsia="Arial" w:hAnsi="Arial"/>
-                <w:color w:val="595959"/>
-                <w:sz w:val="14"/>
-                <w:szCs w:val="14"/>
-              </w:rPr>
-              <w:t xml:space="preserve">Source: Khan Academy (English - US curriculum)</w:t>
-            </w:r>
-          </w:p>
-          <w:p>
-            <w:pPr>
-              <w:spacing w:after="10" w:before="0"/>
-              <w:ind w:left="120"/>
-            </w:pPr>
-            <w:hyperlink w:history="1" r:id="rId2ga4ijjc0ny_8-ckafeee">
-              <w:r>
-                <w:rPr>
-                  <w:rFonts w:ascii="Arial" w:cs="Arial" w:eastAsia="Arial" w:hAnsi="Arial"/>
-                  <w:color w:val="595959"/>
-                  <w:sz w:val="14"/>
-                  <w:szCs w:val="14"/>
-                  <w:u w:val="single" w:color="595959"/>
-                </w:rPr>
-                <w:t xml:space="preserve">🔍 Search ARES for similar videos</w:t>
-              </w:r>
-            </w:hyperlink>
-          </w:p>
-          <w:p>
-            <w:pPr>
-              <w:spacing w:after="40" w:before="0"/>
-            </w:pPr>
-            <w:r>
-              <w:rPr>
-                <w:sz w:val="14"/>
-                <w:szCs w:val="14"/>
-              </w:rPr>
-              <w:t xml:space="preserve"/>
-            </w:r>
-          </w:p>
-          <w:p>
-            <w:pPr>
-              <w:spacing w:after="20" w:before="0"/>
-            </w:pPr>
-            <w:r>
-              <w:rPr>
-                <w:rFonts w:ascii="Arial" w:cs="Arial" w:eastAsia="Arial" w:hAnsi="Arial"/>
-                <w:b/>
-                <w:bCs/>
-                <w:color w:val="1F3864"/>
-                <w:sz w:val="16"/>
-                <w:szCs w:val="16"/>
-              </w:rPr>
-              <w:t xml:space="preserve">📖 EXERCISE:</w:t>
-            </w:r>
-          </w:p>
-          <w:p>
-            <w:pPr>
-              <w:spacing w:after="20" w:before="0"/>
-            </w:pPr>
-            <w:hyperlink w:history="1" r:id="rIddfu4fy77sd4dqel8awejf">
-              <w:r>
-                <w:rPr>
-                  <w:rFonts w:ascii="Arial" w:cs="Arial" w:eastAsia="Arial" w:hAnsi="Arial"/>
-                  <w:color w:val="2E75B6"/>
-                  <w:sz w:val="16"/>
-                  <w:szCs w:val="16"/>
-                  <w:u w:val="single" w:color="2E75B6"/>
-                </w:rPr>
-                <w:t xml:space="preserve">Atomic structure and electron configuration</w:t>
-              </w:r>
-            </w:hyperlink>
-          </w:p>
-          <w:p>
-            <w:pPr>
-              <w:spacing w:after="10" w:before="0"/>
-              <w:ind w:left="120"/>
-            </w:pPr>
-            <w:r>
-              <w:rPr>
-                <w:rFonts w:ascii="Arial" w:cs="Arial" w:eastAsia="Arial" w:hAnsi="Arial"/>
-                <w:color w:val="595959"/>
-                <w:sz w:val="14"/>
-                <w:szCs w:val="14"/>
-              </w:rPr>
-              <w:t xml:space="preserve">Source: Khan Academy (English - US curriculum)</w:t>
-            </w:r>
-          </w:p>
-          <w:p>
-            <w:pPr>
-              <w:spacing w:after="10" w:before="0"/>
-              <w:ind w:left="120"/>
-            </w:pPr>
-            <w:hyperlink w:history="1" r:id="rIdmlz2xzav-wpthsdrrui_t">
+            <w:hyperlink w:history="1" r:id="rId0cutq2cmkas8pv3yl7x3j">
               <w:r>
                 <w:rPr>
                   <w:rFonts w:ascii="Arial" w:cs="Arial" w:eastAsia="Arial" w:hAnsi="Arial"/>

--- a/data/outputs/v2/Chemistry/SS1.5_Periodicity/Chemistry_Periodicity_CBE_LessonSequence.docx
+++ b/data/outputs/v2/Chemistry/SS1.5_Periodicity/Chemistry_Periodicity_CBE_LessonSequence.docx
@@ -42,6 +42,177 @@
     </w:p>
     <w:p>
       <w:pPr>
+        <w:spacing w:after="80" w:before="120"/>
+      </w:pPr>
+      <w:r>
+        <w:rPr>
+          <w:rFonts w:ascii="Arial" w:cs="Arial" w:eastAsia="Arial" w:hAnsi="Arial"/>
+          <w:b/>
+          <w:bCs/>
+          <w:color w:val="1F3864"/>
+          <w:sz w:val="20"/>
+          <w:szCs w:val="20"/>
+        </w:rPr>
+        <w:t xml:space="preserve">ATTRIBUTION AND LICENSING</w:t>
+      </w:r>
+    </w:p>
+    <w:p>
+      <w:pPr>
+        <w:spacing w:after="60" w:before="0"/>
+      </w:pPr>
+      <w:r>
+        <w:rPr>
+          <w:rFonts w:ascii="Arial" w:cs="Arial" w:eastAsia="Arial" w:hAnsi="Arial"/>
+          <w:b/>
+          <w:bCs/>
+          <w:sz w:val="17"/>
+          <w:szCs w:val="17"/>
+        </w:rPr>
+        <w:t xml:space="preserve">Curriculum Alignment: </w:t>
+      </w:r>
+      <w:r>
+        <w:rPr>
+          <w:rFonts w:ascii="Arial" w:cs="Arial" w:eastAsia="Arial" w:hAnsi="Arial"/>
+          <w:sz w:val="17"/>
+          <w:szCs w:val="17"/>
+        </w:rPr>
+        <w:t xml:space="preserve">Structured in pedagogical alignment with the competence-based curriculum format and learning outcomes established by the Kenya Institute of Curriculum Development (KICD). This material is independently developed and is not officially endorsed or published by KICD.</w:t>
+      </w:r>
+    </w:p>
+    <w:p>
+      <w:pPr>
+        <w:spacing w:after="60" w:before="0"/>
+      </w:pPr>
+      <w:r>
+        <w:rPr>
+          <w:rFonts w:ascii="Arial" w:cs="Arial" w:eastAsia="Arial" w:hAnsi="Arial"/>
+          <w:b/>
+          <w:bCs/>
+          <w:sz w:val="17"/>
+          <w:szCs w:val="17"/>
+        </w:rPr>
+        <w:t xml:space="preserve">Content &amp; Pedagogy: </w:t>
+      </w:r>
+      <w:r>
+        <w:rPr>
+          <w:rFonts w:ascii="Arial" w:cs="Arial" w:eastAsia="Arial" w:hAnsi="Arial"/>
+          <w:sz w:val="17"/>
+          <w:szCs w:val="17"/>
+        </w:rPr>
+        <w:t xml:space="preserve">Developed and adapted by the educator team at SeaVuria (registered 501(c)(3) in the United States and registered NGO in Kenya, No. 872-850A-BF11), who designed the pedagogical framework, lesson templates and exemplar lessons on which this material is based.</w:t>
+      </w:r>
+    </w:p>
+    <w:p>
+      <w:pPr>
+        <w:spacing w:after="60" w:before="0"/>
+      </w:pPr>
+      <w:r>
+        <w:rPr>
+          <w:rFonts w:ascii="Arial" w:cs="Arial" w:eastAsia="Arial" w:hAnsi="Arial"/>
+          <w:b/>
+          <w:bCs/>
+          <w:sz w:val="17"/>
+          <w:szCs w:val="17"/>
+        </w:rPr>
+        <w:t xml:space="preserve">Production &amp; Layout: </w:t>
+      </w:r>
+      <w:r>
+        <w:rPr>
+          <w:rFonts w:ascii="Arial" w:cs="Arial" w:eastAsia="Arial" w:hAnsi="Arial"/>
+          <w:sz w:val="17"/>
+          <w:szCs w:val="17"/>
+        </w:rPr>
+        <w:t xml:space="preserve">Educational design and curriculum sequencing by SeaVuria. Technical layout, structural formatting, and digital optimization/implementation executed in partnership with ARES Education (registered 501(c)(3) in the United States and Canada (as Afretech Aid) and registered NGO in Kenya), with lesson drafting and compilation assisted by AI (Claude, Anthropic).</w:t>
+      </w:r>
+    </w:p>
+    <w:p>
+      <w:pPr>
+        <w:pBdr>
+          <w:bottom w:val="single" w:color="1F3864" w:sz="6" w:space="6"/>
+        </w:pBdr>
+        <w:spacing w:after="60" w:before="0"/>
+      </w:pPr>
+      <w:r>
+        <w:rPr>
+          <w:rFonts w:ascii="Arial" w:cs="Arial" w:eastAsia="Arial" w:hAnsi="Arial"/>
+          <w:b/>
+          <w:bCs/>
+          <w:sz w:val="17"/>
+          <w:szCs w:val="17"/>
+        </w:rPr>
+        <w:t xml:space="preserve">Licensing &amp; Copyright: </w:t>
+      </w:r>
+      <w:r>
+        <w:rPr>
+          <w:rFonts w:ascii="Arial" w:cs="Arial" w:eastAsia="Arial" w:hAnsi="Arial"/>
+          <w:sz w:val="17"/>
+          <w:szCs w:val="17"/>
+        </w:rPr>
+        <w:t xml:space="preserve">© 2026 SeaVuria and ARES. This work is licensed under a </w:t>
+      </w:r>
+      <w:hyperlink w:history="1" r:id="rIdofpebfkl1d3l6e3jbcbhy">
+        <w:r>
+          <w:rPr>
+            <w:rFonts w:ascii="Arial" w:cs="Arial" w:eastAsia="Arial" w:hAnsi="Arial"/>
+            <w:color w:val="1F6B75"/>
+            <w:sz w:val="17"/>
+            <w:szCs w:val="17"/>
+            <w:u w:val="single" w:color="1F6B75"/>
+          </w:rPr>
+          <w:t xml:space="preserve">Creative Commons Attribution-NonCommercial 4.0 International License</w:t>
+        </w:r>
+      </w:hyperlink>
+      <w:r>
+        <w:rPr>
+          <w:rFonts w:ascii="Arial" w:cs="Arial" w:eastAsia="Arial" w:hAnsi="Arial"/>
+          <w:sz w:val="17"/>
+          <w:szCs w:val="17"/>
+        </w:rPr>
+        <w:t xml:space="preserve"> (</w:t>
+      </w:r>
+      <w:hyperlink w:history="1" r:id="rIdgmm2wxtkebnyon-8btkxg">
+        <w:r>
+          <w:rPr>
+            <w:rFonts w:ascii="Arial" w:cs="Arial" w:eastAsia="Arial" w:hAnsi="Arial"/>
+            <w:color w:val="1F6B75"/>
+            <w:sz w:val="17"/>
+            <w:szCs w:val="17"/>
+            <w:u w:val="single" w:color="1F6B75"/>
+          </w:rPr>
+          <w:t xml:space="preserve">CC BY-NC 4.0</w:t>
+        </w:r>
+      </w:hyperlink>
+      <w:r>
+        <w:rPr>
+          <w:rFonts w:ascii="Arial" w:cs="Arial" w:eastAsia="Arial" w:hAnsi="Arial"/>
+          <w:sz w:val="17"/>
+          <w:szCs w:val="17"/>
+        </w:rPr>
+        <w:t xml:space="preserve">). To view a copy of this license, visit </w:t>
+      </w:r>
+      <w:hyperlink w:history="1" r:id="rId_tpaunaoln4r9r29vtc_v">
+        <w:r>
+          <w:rPr>
+            <w:rFonts w:ascii="Arial" w:cs="Arial" w:eastAsia="Arial" w:hAnsi="Arial"/>
+            <w:color w:val="1F6B75"/>
+            <w:sz w:val="17"/>
+            <w:szCs w:val="17"/>
+            <w:u w:val="single" w:color="1F6B75"/>
+          </w:rPr>
+          <w:t xml:space="preserve">https://creativecommons.org/licenses/by-nc/4.0/</w:t>
+        </w:r>
+      </w:hyperlink>
+      <w:r>
+        <w:rPr>
+          <w:rFonts w:ascii="Arial" w:cs="Arial" w:eastAsia="Arial" w:hAnsi="Arial"/>
+          <w:sz w:val="17"/>
+          <w:szCs w:val="17"/>
+        </w:rPr>
+        <w:t xml:space="preserve">. You are free to copy, redistribute, and adapt this material in any medium or format, provided appropriate credit is given and the material is not used for commercial purposes. KICD learning outcomes and curriculum designations reproduced here for alignment purposes remain the property of KICD and are not covered by this license. Linked external resources (e.g. CK-12, Khan Academy, PhET) are subject to their own licenses.</w:t>
+      </w:r>
+    </w:p>
+    <w:p>
+      <w:pPr>
         <w:spacing w:after="120"/>
       </w:pPr>
       <w:r>
@@ -3184,7 +3355,7 @@
             <w:pPr>
               <w:spacing w:after="20" w:before="0"/>
             </w:pPr>
-            <w:hyperlink w:history="1" r:id="rIdipnwlaz_pvuddanthmj-g">
+            <w:hyperlink w:history="1" r:id="rId8wzpcp3wyj2hchckgh42a">
               <w:r>
                 <w:rPr>
                   <w:rFonts w:ascii="Arial" w:cs="Arial" w:eastAsia="Arial" w:hAnsi="Arial"/>
@@ -3217,7 +3388,7 @@
               <w:spacing w:after="10" w:before="0"/>
               <w:ind w:left="120"/>
             </w:pPr>
-            <w:hyperlink w:history="1" r:id="rIdqhnns2rbjwmcf2qi06vmb">
+            <w:hyperlink w:history="1" r:id="rIdpt7rklibvvvh1dq93bzve">
               <w:r>
                 <w:rPr>
                   <w:rFonts w:ascii="Arial" w:cs="Arial" w:eastAsia="Arial" w:hAnsi="Arial"/>
@@ -3262,7 +3433,7 @@
             <w:pPr>
               <w:spacing w:after="20" w:before="0"/>
             </w:pPr>
-            <w:hyperlink w:history="1" r:id="rIde0qokiwnj2a6xrbrik4to">
+            <w:hyperlink w:history="1" r:id="rIdx-mwke5iazpos8gglxbzj">
               <w:r>
                 <w:rPr>
                   <w:rFonts w:ascii="Arial" w:cs="Arial" w:eastAsia="Arial" w:hAnsi="Arial"/>
@@ -3295,7 +3466,7 @@
               <w:spacing w:after="10" w:before="0"/>
               <w:ind w:left="120"/>
             </w:pPr>
-            <w:hyperlink w:history="1" r:id="rIdmdqqdopqnvxxwur9rv54f">
+            <w:hyperlink w:history="1" r:id="rIdijas_fb3lg28l4en6ljbj">
               <w:r>
                 <w:rPr>
                   <w:rFonts w:ascii="Arial" w:cs="Arial" w:eastAsia="Arial" w:hAnsi="Arial"/>
@@ -3490,7 +3661,7 @@
             <w:pPr>
               <w:spacing w:after="20" w:before="0"/>
             </w:pPr>
-            <w:hyperlink w:history="1" r:id="rIdp5ftmydlcwmyclq7b3spn">
+            <w:hyperlink w:history="1" r:id="rId7e44gfejsplmqnydjafe9">
               <w:r>
                 <w:rPr>
                   <w:rFonts w:ascii="Arial" w:cs="Arial" w:eastAsia="Arial" w:hAnsi="Arial"/>
@@ -3523,7 +3694,7 @@
               <w:spacing w:after="10" w:before="0"/>
               <w:ind w:left="120"/>
             </w:pPr>
-            <w:hyperlink w:history="1" r:id="rIdca4mmbketsvlwsclb5xio">
+            <w:hyperlink w:history="1" r:id="rIdyffatbvyq4_bbn04d0bfc">
               <w:r>
                 <w:rPr>
                   <w:rFonts w:ascii="Arial" w:cs="Arial" w:eastAsia="Arial" w:hAnsi="Arial"/>
@@ -3568,7 +3739,7 @@
             <w:pPr>
               <w:spacing w:after="20" w:before="0"/>
             </w:pPr>
-            <w:hyperlink w:history="1" r:id="rId-8sfivd96srpklfmteu-h">
+            <w:hyperlink w:history="1" r:id="rIdsxgd_oejpvwu7os157qf1">
               <w:r>
                 <w:rPr>
                   <w:rFonts w:ascii="Arial" w:cs="Arial" w:eastAsia="Arial" w:hAnsi="Arial"/>
@@ -3601,7 +3772,7 @@
               <w:spacing w:after="10" w:before="0"/>
               <w:ind w:left="120"/>
             </w:pPr>
-            <w:hyperlink w:history="1" r:id="rIdgjtyructnvnvi5mbnmjuu">
+            <w:hyperlink w:history="1" r:id="rIdfv1mqguj-63ddy37epoio">
               <w:r>
                 <w:rPr>
                   <w:rFonts w:ascii="Arial" w:cs="Arial" w:eastAsia="Arial" w:hAnsi="Arial"/>
@@ -3796,7 +3967,7 @@
             <w:pPr>
               <w:spacing w:after="20" w:before="0"/>
             </w:pPr>
-            <w:hyperlink w:history="1" r:id="rIdfa0fdt5luwfqbsyw0cqvk">
+            <w:hyperlink w:history="1" r:id="rId74-h5znbtorfrozbfastq">
               <w:r>
                 <w:rPr>
                   <w:rFonts w:ascii="Arial" w:cs="Arial" w:eastAsia="Arial" w:hAnsi="Arial"/>
@@ -3829,7 +4000,7 @@
               <w:spacing w:after="10" w:before="0"/>
               <w:ind w:left="120"/>
             </w:pPr>
-            <w:hyperlink w:history="1" r:id="rIdrojvdhs8e8mtauuvrfejh">
+            <w:hyperlink w:history="1" r:id="rIdem38vxtpsuxsaadatffot">
               <w:r>
                 <w:rPr>
                   <w:rFonts w:ascii="Arial" w:cs="Arial" w:eastAsia="Arial" w:hAnsi="Arial"/>
@@ -3874,7 +4045,7 @@
             <w:pPr>
               <w:spacing w:after="20" w:before="0"/>
             </w:pPr>
-            <w:hyperlink w:history="1" r:id="rIdixcatliwjqccealjob6li">
+            <w:hyperlink w:history="1" r:id="rIdz2ntos6c93ikxp9z1wnh4">
               <w:r>
                 <w:rPr>
                   <w:rFonts w:ascii="Arial" w:cs="Arial" w:eastAsia="Arial" w:hAnsi="Arial"/>
@@ -3907,7 +4078,7 @@
               <w:spacing w:after="10" w:before="0"/>
               <w:ind w:left="120"/>
             </w:pPr>
-            <w:hyperlink w:history="1" r:id="rIdhlzsmnltoydzbqutzaovi">
+            <w:hyperlink w:history="1" r:id="rIdym8o3wf33jorphglqr2m7">
               <w:r>
                 <w:rPr>
                   <w:rFonts w:ascii="Arial" w:cs="Arial" w:eastAsia="Arial" w:hAnsi="Arial"/>
@@ -4102,7 +4273,7 @@
             <w:pPr>
               <w:spacing w:after="20" w:before="0"/>
             </w:pPr>
-            <w:hyperlink w:history="1" r:id="rId9hot5jwdkvricrhm8fd6i">
+            <w:hyperlink w:history="1" r:id="rIdav1usrzt_h8ifdlxfdbzf">
               <w:r>
                 <w:rPr>
                   <w:rFonts w:ascii="Arial" w:cs="Arial" w:eastAsia="Arial" w:hAnsi="Arial"/>
@@ -4135,7 +4306,7 @@
               <w:spacing w:after="10" w:before="0"/>
               <w:ind w:left="120"/>
             </w:pPr>
-            <w:hyperlink w:history="1" r:id="rIdl1wdzfksxxhxis205arth">
+            <w:hyperlink w:history="1" r:id="rIdn6ykybbgicnzqrs4bryou">
               <w:r>
                 <w:rPr>
                   <w:rFonts w:ascii="Arial" w:cs="Arial" w:eastAsia="Arial" w:hAnsi="Arial"/>
@@ -4180,7 +4351,7 @@
             <w:pPr>
               <w:spacing w:after="20" w:before="0"/>
             </w:pPr>
-            <w:hyperlink w:history="1" r:id="rIds4m98txuycklgh7dppk5x">
+            <w:hyperlink w:history="1" r:id="rIdbqcjsxvbwzeyvhaq2psl2">
               <w:r>
                 <w:rPr>
                   <w:rFonts w:ascii="Arial" w:cs="Arial" w:eastAsia="Arial" w:hAnsi="Arial"/>
@@ -4213,7 +4384,7 @@
               <w:spacing w:after="10" w:before="0"/>
               <w:ind w:left="120"/>
             </w:pPr>
-            <w:hyperlink w:history="1" r:id="rIditk6b75gbiwd4ypsybja7">
+            <w:hyperlink w:history="1" r:id="rIdj0eqikgi8ucids2pil7b5">
               <w:r>
                 <w:rPr>
                   <w:rFonts w:ascii="Arial" w:cs="Arial" w:eastAsia="Arial" w:hAnsi="Arial"/>
@@ -4408,7 +4579,7 @@
             <w:pPr>
               <w:spacing w:after="20" w:before="0"/>
             </w:pPr>
-            <w:hyperlink w:history="1" r:id="rIddfnniykeytcx2bfrstsf9">
+            <w:hyperlink w:history="1" r:id="rIdeihw-momyuoods4xwypey">
               <w:r>
                 <w:rPr>
                   <w:rFonts w:ascii="Arial" w:cs="Arial" w:eastAsia="Arial" w:hAnsi="Arial"/>
@@ -4441,7 +4612,7 @@
               <w:spacing w:after="10" w:before="0"/>
               <w:ind w:left="120"/>
             </w:pPr>
-            <w:hyperlink w:history="1" r:id="rIdxeevv6crl9cido1scozau">
+            <w:hyperlink w:history="1" r:id="rIdhxhw3be5yyz9ritv8bs26">
               <w:r>
                 <w:rPr>
                   <w:rFonts w:ascii="Arial" w:cs="Arial" w:eastAsia="Arial" w:hAnsi="Arial"/>
@@ -4486,7 +4657,7 @@
             <w:pPr>
               <w:spacing w:after="20" w:before="0"/>
             </w:pPr>
-            <w:hyperlink w:history="1" r:id="rIdidpg7hxqdn-pqp7ekj5ch">
+            <w:hyperlink w:history="1" r:id="rIddlgawamouvqcouir8fjpw">
               <w:r>
                 <w:rPr>
                   <w:rFonts w:ascii="Arial" w:cs="Arial" w:eastAsia="Arial" w:hAnsi="Arial"/>
@@ -4519,7 +4690,7 @@
               <w:spacing w:after="10" w:before="0"/>
               <w:ind w:left="120"/>
             </w:pPr>
-            <w:hyperlink w:history="1" r:id="rIddmphfl2wvcumjpuguylta">
+            <w:hyperlink w:history="1" r:id="rIdkd7ddndeh-t7g7vrcnifu">
               <w:r>
                 <w:rPr>
                   <w:rFonts w:ascii="Arial" w:cs="Arial" w:eastAsia="Arial" w:hAnsi="Arial"/>
@@ -5015,6 +5186,65 @@
         </w:tc>
       </w:tr>
     </w:tbl>
+    <w:p>
+      <w:pPr>
+        <w:pBdr>
+          <w:top w:val="single" w:color="BBBBBB" w:sz="4" w:space="4"/>
+        </w:pBdr>
+        <w:spacing w:after="0" w:before="160"/>
+      </w:pPr>
+      <w:r>
+        <w:rPr>
+          <w:rFonts w:ascii="Arial" w:cs="Arial" w:eastAsia="Arial" w:hAnsi="Arial"/>
+          <w:color w:val="666666"/>
+          <w:sz w:val="14"/>
+          <w:szCs w:val="14"/>
+        </w:rPr>
+        <w:t xml:space="preserve">© 2026 SeaVuria and ARES. Aligned with KICD objectives. Developed by SeaVuria; technical implementation by ARES (with AI assistance from Claude). Licensed under </w:t>
+      </w:r>
+      <w:hyperlink w:history="1" r:id="rIdcn8rw5ehjat8s-rf95s-2">
+        <w:r>
+          <w:rPr>
+            <w:rFonts w:ascii="Arial" w:cs="Arial" w:eastAsia="Arial" w:hAnsi="Arial"/>
+            <w:color w:val="1F6B75"/>
+            <w:sz w:val="14"/>
+            <w:szCs w:val="14"/>
+            <w:u w:val="single" w:color="1F6B75"/>
+          </w:rPr>
+          <w:t xml:space="preserve">CC BY-NC 4.0</w:t>
+        </w:r>
+      </w:hyperlink>
+      <w:r>
+        <w:rPr>
+          <w:rFonts w:ascii="Arial" w:cs="Arial" w:eastAsia="Arial" w:hAnsi="Arial"/>
+          <w:color w:val="666666"/>
+          <w:sz w:val="14"/>
+          <w:szCs w:val="14"/>
+        </w:rPr>
+        <w:t xml:space="preserve"> (</w:t>
+      </w:r>
+      <w:hyperlink w:history="1" r:id="rIdlr6arlldm9hwqw7cqcglu">
+        <w:r>
+          <w:rPr>
+            <w:rFonts w:ascii="Arial" w:cs="Arial" w:eastAsia="Arial" w:hAnsi="Arial"/>
+            <w:color w:val="1F6B75"/>
+            <w:sz w:val="14"/>
+            <w:szCs w:val="14"/>
+            <w:u w:val="single" w:color="1F6B75"/>
+          </w:rPr>
+          <w:t xml:space="preserve">https://creativecommons.org/licenses/by-nc/4.0/</w:t>
+        </w:r>
+      </w:hyperlink>
+      <w:r>
+        <w:rPr>
+          <w:rFonts w:ascii="Arial" w:cs="Arial" w:eastAsia="Arial" w:hAnsi="Arial"/>
+          <w:color w:val="666666"/>
+          <w:sz w:val="14"/>
+          <w:szCs w:val="14"/>
+        </w:rPr>
+        <w:t xml:space="preserve">).</w:t>
+      </w:r>
+    </w:p>
     <w:p>
       <w:r>
         <w:br w:type="page"/>
@@ -6006,7 +6236,7 @@
             <w:pPr>
               <w:spacing w:after="20" w:before="0"/>
             </w:pPr>
-            <w:hyperlink w:history="1" r:id="rIdn7wb3iymw5o-dvuluflgd">
+            <w:hyperlink w:history="1" r:id="rIdjxhygqq-zubhacj2dktfg">
               <w:r>
                 <w:rPr>
                   <w:rFonts w:ascii="Arial" w:cs="Arial" w:eastAsia="Arial" w:hAnsi="Arial"/>
@@ -6039,7 +6269,7 @@
               <w:spacing w:after="10" w:before="0"/>
               <w:ind w:left="120"/>
             </w:pPr>
-            <w:hyperlink w:history="1" r:id="rIdawzygvmlmpsxnsu85ruxq">
+            <w:hyperlink w:history="1" r:id="rIdhvy65xpmghfk3sqmo0mvt">
               <w:r>
                 <w:rPr>
                   <w:rFonts w:ascii="Arial" w:cs="Arial" w:eastAsia="Arial" w:hAnsi="Arial"/>
@@ -6084,7 +6314,7 @@
             <w:pPr>
               <w:spacing w:after="20" w:before="0"/>
             </w:pPr>
-            <w:hyperlink w:history="1" r:id="rId0q2tiswmgwyysn4u_uuro">
+            <w:hyperlink w:history="1" r:id="rIdsqb7lwacjalnnxqi7ljdw">
               <w:r>
                 <w:rPr>
                   <w:rFonts w:ascii="Arial" w:cs="Arial" w:eastAsia="Arial" w:hAnsi="Arial"/>
@@ -6117,7 +6347,7 @@
               <w:spacing w:after="10" w:before="0"/>
               <w:ind w:left="120"/>
             </w:pPr>
-            <w:hyperlink w:history="1" r:id="rId_pg8ttgfhqzjmjk9j5opk">
+            <w:hyperlink w:history="1" r:id="rIdlgtpdip-9_nvzn95o5tbp">
               <w:r>
                 <w:rPr>
                   <w:rFonts w:ascii="Arial" w:cs="Arial" w:eastAsia="Arial" w:hAnsi="Arial"/>
@@ -6312,7 +6542,7 @@
             <w:pPr>
               <w:spacing w:after="20" w:before="0"/>
             </w:pPr>
-            <w:hyperlink w:history="1" r:id="rIdcptkcoaiyckkmtok9vzmz">
+            <w:hyperlink w:history="1" r:id="rIdg7qomm-bcnt04r9blrz7f">
               <w:r>
                 <w:rPr>
                   <w:rFonts w:ascii="Arial" w:cs="Arial" w:eastAsia="Arial" w:hAnsi="Arial"/>
@@ -6345,7 +6575,7 @@
               <w:spacing w:after="10" w:before="0"/>
               <w:ind w:left="120"/>
             </w:pPr>
-            <w:hyperlink w:history="1" r:id="rIdhph4sl9-ng_wikxpx4nbn">
+            <w:hyperlink w:history="1" r:id="rIdfbybfzmgwvzloifsswscv">
               <w:r>
                 <w:rPr>
                   <w:rFonts w:ascii="Arial" w:cs="Arial" w:eastAsia="Arial" w:hAnsi="Arial"/>
@@ -6390,7 +6620,7 @@
             <w:pPr>
               <w:spacing w:after="20" w:before="0"/>
             </w:pPr>
-            <w:hyperlink w:history="1" r:id="rIdbj79fknctnizl2lrmh7gh">
+            <w:hyperlink w:history="1" r:id="rIdjg_fuv1q1kabhrnyfw94r">
               <w:r>
                 <w:rPr>
                   <w:rFonts w:ascii="Arial" w:cs="Arial" w:eastAsia="Arial" w:hAnsi="Arial"/>
@@ -6423,7 +6653,7 @@
               <w:spacing w:after="10" w:before="0"/>
               <w:ind w:left="120"/>
             </w:pPr>
-            <w:hyperlink w:history="1" r:id="rIdsrwljqwool_7ut4derp4d">
+            <w:hyperlink w:history="1" r:id="rIdurysdm7kbd74mnzlt0pzu">
               <w:r>
                 <w:rPr>
                   <w:rFonts w:ascii="Arial" w:cs="Arial" w:eastAsia="Arial" w:hAnsi="Arial"/>
@@ -6618,7 +6848,7 @@
             <w:pPr>
               <w:spacing w:after="20" w:before="0"/>
             </w:pPr>
-            <w:hyperlink w:history="1" r:id="rIdj5p0eznyuqvm0jpmgnob9">
+            <w:hyperlink w:history="1" r:id="rId1dhhptr4dpfbz-uc__9ve">
               <w:r>
                 <w:rPr>
                   <w:rFonts w:ascii="Arial" w:cs="Arial" w:eastAsia="Arial" w:hAnsi="Arial"/>
@@ -6651,7 +6881,7 @@
               <w:spacing w:after="10" w:before="0"/>
               <w:ind w:left="120"/>
             </w:pPr>
-            <w:hyperlink w:history="1" r:id="rId4lbq2t0zq6nczqqntuiyc">
+            <w:hyperlink w:history="1" r:id="rIdblicutl4swwyh-051itef">
               <w:r>
                 <w:rPr>
                   <w:rFonts w:ascii="Arial" w:cs="Arial" w:eastAsia="Arial" w:hAnsi="Arial"/>
@@ -6696,7 +6926,7 @@
             <w:pPr>
               <w:spacing w:after="20" w:before="0"/>
             </w:pPr>
-            <w:hyperlink w:history="1" r:id="rIdflfiwmpriz40vtzzdgv5x">
+            <w:hyperlink w:history="1" r:id="rIdrnfdp93evfag2lk9lf5jf">
               <w:r>
                 <w:rPr>
                   <w:rFonts w:ascii="Arial" w:cs="Arial" w:eastAsia="Arial" w:hAnsi="Arial"/>
@@ -6729,7 +6959,7 @@
               <w:spacing w:after="10" w:before="0"/>
               <w:ind w:left="120"/>
             </w:pPr>
-            <w:hyperlink w:history="1" r:id="rIdiwapod4-dojse2e6wc-4w">
+            <w:hyperlink w:history="1" r:id="rIdev1m1_utokcj05v4qqycl">
               <w:r>
                 <w:rPr>
                   <w:rFonts w:ascii="Arial" w:cs="Arial" w:eastAsia="Arial" w:hAnsi="Arial"/>
@@ -6924,7 +7154,7 @@
             <w:pPr>
               <w:spacing w:after="20" w:before="0"/>
             </w:pPr>
-            <w:hyperlink w:history="1" r:id="rIdpyfzxoya62aphmvlrxtwy">
+            <w:hyperlink w:history="1" r:id="rIdrrqwlfqc88pui8wxjrnqx">
               <w:r>
                 <w:rPr>
                   <w:rFonts w:ascii="Arial" w:cs="Arial" w:eastAsia="Arial" w:hAnsi="Arial"/>
@@ -6957,7 +7187,7 @@
               <w:spacing w:after="10" w:before="0"/>
               <w:ind w:left="120"/>
             </w:pPr>
-            <w:hyperlink w:history="1" r:id="rIdhie52dgihok8tjylugijo">
+            <w:hyperlink w:history="1" r:id="rIdrygnu6e__wxdj3wjlflzh">
               <w:r>
                 <w:rPr>
                   <w:rFonts w:ascii="Arial" w:cs="Arial" w:eastAsia="Arial" w:hAnsi="Arial"/>
@@ -7002,7 +7232,7 @@
             <w:pPr>
               <w:spacing w:after="20" w:before="0"/>
             </w:pPr>
-            <w:hyperlink w:history="1" r:id="rIdcbxscuvvxhwn0tgzebd6n">
+            <w:hyperlink w:history="1" r:id="rId33f3-0jclqu70fcjgssi9">
               <w:r>
                 <w:rPr>
                   <w:rFonts w:ascii="Arial" w:cs="Arial" w:eastAsia="Arial" w:hAnsi="Arial"/>
@@ -7035,7 +7265,7 @@
               <w:spacing w:after="10" w:before="0"/>
               <w:ind w:left="120"/>
             </w:pPr>
-            <w:hyperlink w:history="1" r:id="rIdnacltdemm7-nysi08ewhk">
+            <w:hyperlink w:history="1" r:id="rIdyyw0xznzmyygtqoiyx4yi">
               <w:r>
                 <w:rPr>
                   <w:rFonts w:ascii="Arial" w:cs="Arial" w:eastAsia="Arial" w:hAnsi="Arial"/>
@@ -7230,7 +7460,7 @@
             <w:pPr>
               <w:spacing w:after="20" w:before="0"/>
             </w:pPr>
-            <w:hyperlink w:history="1" r:id="rIdeqdwpua8ue1jmrsbnjn1p">
+            <w:hyperlink w:history="1" r:id="rId2hzr-7stzbdgdqcluj8ay">
               <w:r>
                 <w:rPr>
                   <w:rFonts w:ascii="Arial" w:cs="Arial" w:eastAsia="Arial" w:hAnsi="Arial"/>
@@ -7263,7 +7493,7 @@
               <w:spacing w:after="10" w:before="0"/>
               <w:ind w:left="120"/>
             </w:pPr>
-            <w:hyperlink w:history="1" r:id="rIdxfakpib0pb92u763k1mxm">
+            <w:hyperlink w:history="1" r:id="rIdo3zyob-a3zg8yzdvli5fn">
               <w:r>
                 <w:rPr>
                   <w:rFonts w:ascii="Arial" w:cs="Arial" w:eastAsia="Arial" w:hAnsi="Arial"/>
@@ -7308,7 +7538,7 @@
             <w:pPr>
               <w:spacing w:after="20" w:before="0"/>
             </w:pPr>
-            <w:hyperlink w:history="1" r:id="rIds28fjlwzwh19aagpnzzz7">
+            <w:hyperlink w:history="1" r:id="rIdmbkinejk3ktpzrpj9c6e5">
               <w:r>
                 <w:rPr>
                   <w:rFonts w:ascii="Arial" w:cs="Arial" w:eastAsia="Arial" w:hAnsi="Arial"/>
@@ -7341,7 +7571,7 @@
               <w:spacing w:after="10" w:before="0"/>
               <w:ind w:left="120"/>
             </w:pPr>
-            <w:hyperlink w:history="1" r:id="rIdj4fw--wefvkad0x1mv0fq">
+            <w:hyperlink w:history="1" r:id="rIdr0exoih6pl9stijol0dia">
               <w:r>
                 <w:rPr>
                   <w:rFonts w:ascii="Arial" w:cs="Arial" w:eastAsia="Arial" w:hAnsi="Arial"/>
@@ -7837,6 +8067,65 @@
         </w:tc>
       </w:tr>
     </w:tbl>
+    <w:p>
+      <w:pPr>
+        <w:pBdr>
+          <w:top w:val="single" w:color="BBBBBB" w:sz="4" w:space="4"/>
+        </w:pBdr>
+        <w:spacing w:after="0" w:before="160"/>
+      </w:pPr>
+      <w:r>
+        <w:rPr>
+          <w:rFonts w:ascii="Arial" w:cs="Arial" w:eastAsia="Arial" w:hAnsi="Arial"/>
+          <w:color w:val="666666"/>
+          <w:sz w:val="14"/>
+          <w:szCs w:val="14"/>
+        </w:rPr>
+        <w:t xml:space="preserve">© 2026 SeaVuria and ARES. Aligned with KICD objectives. Developed by SeaVuria; technical implementation by ARES (with AI assistance from Claude). Licensed under </w:t>
+      </w:r>
+      <w:hyperlink w:history="1" r:id="rIdgdvn6hiubrabm9sni7fj3">
+        <w:r>
+          <w:rPr>
+            <w:rFonts w:ascii="Arial" w:cs="Arial" w:eastAsia="Arial" w:hAnsi="Arial"/>
+            <w:color w:val="1F6B75"/>
+            <w:sz w:val="14"/>
+            <w:szCs w:val="14"/>
+            <w:u w:val="single" w:color="1F6B75"/>
+          </w:rPr>
+          <w:t xml:space="preserve">CC BY-NC 4.0</w:t>
+        </w:r>
+      </w:hyperlink>
+      <w:r>
+        <w:rPr>
+          <w:rFonts w:ascii="Arial" w:cs="Arial" w:eastAsia="Arial" w:hAnsi="Arial"/>
+          <w:color w:val="666666"/>
+          <w:sz w:val="14"/>
+          <w:szCs w:val="14"/>
+        </w:rPr>
+        <w:t xml:space="preserve"> (</w:t>
+      </w:r>
+      <w:hyperlink w:history="1" r:id="rIdojw5ixved4osamkn2gome">
+        <w:r>
+          <w:rPr>
+            <w:rFonts w:ascii="Arial" w:cs="Arial" w:eastAsia="Arial" w:hAnsi="Arial"/>
+            <w:color w:val="1F6B75"/>
+            <w:sz w:val="14"/>
+            <w:szCs w:val="14"/>
+            <w:u w:val="single" w:color="1F6B75"/>
+          </w:rPr>
+          <w:t xml:space="preserve">https://creativecommons.org/licenses/by-nc/4.0/</w:t>
+        </w:r>
+      </w:hyperlink>
+      <w:r>
+        <w:rPr>
+          <w:rFonts w:ascii="Arial" w:cs="Arial" w:eastAsia="Arial" w:hAnsi="Arial"/>
+          <w:color w:val="666666"/>
+          <w:sz w:val="14"/>
+          <w:szCs w:val="14"/>
+        </w:rPr>
+        <w:t xml:space="preserve">).</w:t>
+      </w:r>
+    </w:p>
     <w:p>
       <w:r>
         <w:br w:type="page"/>
@@ -8828,7 +9117,7 @@
             <w:pPr>
               <w:spacing w:after="20" w:before="0"/>
             </w:pPr>
-            <w:hyperlink w:history="1" r:id="rIdcga6rvze_2knzgm07_mhs">
+            <w:hyperlink w:history="1" r:id="rIdkwd4-cjckkqzghk-lvris">
               <w:r>
                 <w:rPr>
                   <w:rFonts w:ascii="Arial" w:cs="Arial" w:eastAsia="Arial" w:hAnsi="Arial"/>
@@ -8861,7 +9150,7 @@
               <w:spacing w:after="10" w:before="0"/>
               <w:ind w:left="120"/>
             </w:pPr>
-            <w:hyperlink w:history="1" r:id="rId61kdpacyxozcihzs-g57m">
+            <w:hyperlink w:history="1" r:id="rIdd2xsq5hrxu7wo_klitksz">
               <w:r>
                 <w:rPr>
                   <w:rFonts w:ascii="Arial" w:cs="Arial" w:eastAsia="Arial" w:hAnsi="Arial"/>
@@ -8906,7 +9195,7 @@
             <w:pPr>
               <w:spacing w:after="20" w:before="0"/>
             </w:pPr>
-            <w:hyperlink w:history="1" r:id="rId15ash5tzzycejsg_zky59">
+            <w:hyperlink w:history="1" r:id="rIdruysq_k9kban2yimejdxy">
               <w:r>
                 <w:rPr>
                   <w:rFonts w:ascii="Arial" w:cs="Arial" w:eastAsia="Arial" w:hAnsi="Arial"/>
@@ -8939,7 +9228,7 @@
               <w:spacing w:after="10" w:before="0"/>
               <w:ind w:left="120"/>
             </w:pPr>
-            <w:hyperlink w:history="1" r:id="rIdoyw0bcgsssawx0yn9myrh">
+            <w:hyperlink w:history="1" r:id="rIdfwdj6fi8vluodkuka9j9q">
               <w:r>
                 <w:rPr>
                   <w:rFonts w:ascii="Arial" w:cs="Arial" w:eastAsia="Arial" w:hAnsi="Arial"/>
@@ -9286,7 +9575,7 @@
             <w:pPr>
               <w:spacing w:after="20" w:before="0"/>
             </w:pPr>
-            <w:hyperlink w:history="1" r:id="rIdcltmker_1360euljre2p7">
+            <w:hyperlink w:history="1" r:id="rIdgdrbl9wq53adqicqyj2v0">
               <w:r>
                 <w:rPr>
                   <w:rFonts w:ascii="Arial" w:cs="Arial" w:eastAsia="Arial" w:hAnsi="Arial"/>
@@ -9319,7 +9608,7 @@
               <w:spacing w:after="10" w:before="0"/>
               <w:ind w:left="120"/>
             </w:pPr>
-            <w:hyperlink w:history="1" r:id="rIdl0aynahwwybynzgtlsz6u">
+            <w:hyperlink w:history="1" r:id="rIdvoq6g9do2cmojdwbpkuch">
               <w:r>
                 <w:rPr>
                   <w:rFonts w:ascii="Arial" w:cs="Arial" w:eastAsia="Arial" w:hAnsi="Arial"/>
@@ -9364,7 +9653,7 @@
             <w:pPr>
               <w:spacing w:after="20" w:before="0"/>
             </w:pPr>
-            <w:hyperlink w:history="1" r:id="rIdmmlnmhggxjvplqjtxqxlh">
+            <w:hyperlink w:history="1" r:id="rIdofvg0hxnvotl5hgjl0uuh">
               <w:r>
                 <w:rPr>
                   <w:rFonts w:ascii="Arial" w:cs="Arial" w:eastAsia="Arial" w:hAnsi="Arial"/>
@@ -9397,7 +9686,7 @@
               <w:spacing w:after="10" w:before="0"/>
               <w:ind w:left="120"/>
             </w:pPr>
-            <w:hyperlink w:history="1" r:id="rIdcayw7fe-04dkqlftiecen">
+            <w:hyperlink w:history="1" r:id="rId_orn069jj68e77hwwokiw">
               <w:r>
                 <w:rPr>
                   <w:rFonts w:ascii="Arial" w:cs="Arial" w:eastAsia="Arial" w:hAnsi="Arial"/>
@@ -9972,7 +10261,7 @@
             <w:pPr>
               <w:spacing w:after="20" w:before="0"/>
             </w:pPr>
-            <w:hyperlink w:history="1" r:id="rIdwv7wkfqocggdszorhdirf">
+            <w:hyperlink w:history="1" r:id="rId-56z8z6ifadq9zkqzdume">
               <w:r>
                 <w:rPr>
                   <w:rFonts w:ascii="Arial" w:cs="Arial" w:eastAsia="Arial" w:hAnsi="Arial"/>
@@ -10005,7 +10294,7 @@
               <w:spacing w:after="10" w:before="0"/>
               <w:ind w:left="120"/>
             </w:pPr>
-            <w:hyperlink w:history="1" r:id="rId4-irpivhqww3kg0zj6wjy">
+            <w:hyperlink w:history="1" r:id="rIdfnxkhj9ibsd-wtujactoa">
               <w:r>
                 <w:rPr>
                   <w:rFonts w:ascii="Arial" w:cs="Arial" w:eastAsia="Arial" w:hAnsi="Arial"/>
@@ -10050,7 +10339,7 @@
             <w:pPr>
               <w:spacing w:after="20" w:before="0"/>
             </w:pPr>
-            <w:hyperlink w:history="1" r:id="rId4espq_kq5op9prcdtvb1i">
+            <w:hyperlink w:history="1" r:id="rIdxpp4eakg2frrsw9hwuxq4">
               <w:r>
                 <w:rPr>
                   <w:rFonts w:ascii="Arial" w:cs="Arial" w:eastAsia="Arial" w:hAnsi="Arial"/>
@@ -10083,7 +10372,7 @@
               <w:spacing w:after="10" w:before="0"/>
               <w:ind w:left="120"/>
             </w:pPr>
-            <w:hyperlink w:history="1" r:id="rIdwifkiixyqowtuducw7obm">
+            <w:hyperlink w:history="1" r:id="rIdnd5famdwshehiecqaoa0p">
               <w:r>
                 <w:rPr>
                   <w:rFonts w:ascii="Arial" w:cs="Arial" w:eastAsia="Arial" w:hAnsi="Arial"/>
@@ -10620,7 +10909,7 @@
             <w:pPr>
               <w:spacing w:after="20" w:before="0"/>
             </w:pPr>
-            <w:hyperlink w:history="1" r:id="rIddiexsqv6zxgh1_y80ujch">
+            <w:hyperlink w:history="1" r:id="rIdoicumxk7pf47th28fcp3x">
               <w:r>
                 <w:rPr>
                   <w:rFonts w:ascii="Arial" w:cs="Arial" w:eastAsia="Arial" w:hAnsi="Arial"/>
@@ -10653,7 +10942,7 @@
               <w:spacing w:after="10" w:before="0"/>
               <w:ind w:left="120"/>
             </w:pPr>
-            <w:hyperlink w:history="1" r:id="rIdfcfsrgzrgb0tqrropwj7y">
+            <w:hyperlink w:history="1" r:id="rId6ur-9str3zbkmdg3cadba">
               <w:r>
                 <w:rPr>
                   <w:rFonts w:ascii="Arial" w:cs="Arial" w:eastAsia="Arial" w:hAnsi="Arial"/>
@@ -10698,7 +10987,7 @@
             <w:pPr>
               <w:spacing w:after="20" w:before="0"/>
             </w:pPr>
-            <w:hyperlink w:history="1" r:id="rIdfmldyok1jxswmnhryg7-b">
+            <w:hyperlink w:history="1" r:id="rIdyhzzhwvg5npud5mrdspwu">
               <w:r>
                 <w:rPr>
                   <w:rFonts w:ascii="Arial" w:cs="Arial" w:eastAsia="Arial" w:hAnsi="Arial"/>
@@ -10731,7 +11020,7 @@
               <w:spacing w:after="10" w:before="0"/>
               <w:ind w:left="120"/>
             </w:pPr>
-            <w:hyperlink w:history="1" r:id="rIdk-xzwtnvilqqar5diiehv">
+            <w:hyperlink w:history="1" r:id="rId2frysjt3_nzi80tvl03hs">
               <w:r>
                 <w:rPr>
                   <w:rFonts w:ascii="Arial" w:cs="Arial" w:eastAsia="Arial" w:hAnsi="Arial"/>
@@ -11154,7 +11443,7 @@
             <w:pPr>
               <w:spacing w:after="20" w:before="0"/>
             </w:pPr>
-            <w:hyperlink w:history="1" r:id="rId6ps_fthdd-qlcpmwpxvtk">
+            <w:hyperlink w:history="1" r:id="rIdj4nbpn6mnuhrcrtmciqem">
               <w:r>
                 <w:rPr>
                   <w:rFonts w:ascii="Arial" w:cs="Arial" w:eastAsia="Arial" w:hAnsi="Arial"/>
@@ -11187,7 +11476,7 @@
               <w:spacing w:after="10" w:before="0"/>
               <w:ind w:left="120"/>
             </w:pPr>
-            <w:hyperlink w:history="1" r:id="rIdrgb0akhemgrb3kazqlfpi">
+            <w:hyperlink w:history="1" r:id="rIdsd1hq6zajlflfcrizf6nx">
               <w:r>
                 <w:rPr>
                   <w:rFonts w:ascii="Arial" w:cs="Arial" w:eastAsia="Arial" w:hAnsi="Arial"/>
@@ -11232,7 +11521,7 @@
             <w:pPr>
               <w:spacing w:after="20" w:before="0"/>
             </w:pPr>
-            <w:hyperlink w:history="1" r:id="rIdhjqb9ajipgeosmzf_iylu">
+            <w:hyperlink w:history="1" r:id="rId9tin8awnzymsyf7a4lyzp">
               <w:r>
                 <w:rPr>
                   <w:rFonts w:ascii="Arial" w:cs="Arial" w:eastAsia="Arial" w:hAnsi="Arial"/>
@@ -11265,7 +11554,7 @@
               <w:spacing w:after="10" w:before="0"/>
               <w:ind w:left="120"/>
             </w:pPr>
-            <w:hyperlink w:history="1" r:id="rIdwzomfkwhvfa5kc0l_qsiq">
+            <w:hyperlink w:history="1" r:id="rId8jabox9m02bwgjp3un9ao">
               <w:r>
                 <w:rPr>
                   <w:rFonts w:ascii="Arial" w:cs="Arial" w:eastAsia="Arial" w:hAnsi="Arial"/>
@@ -12065,6 +12354,65 @@
         </w:tc>
       </w:tr>
     </w:tbl>
+    <w:p>
+      <w:pPr>
+        <w:pBdr>
+          <w:top w:val="single" w:color="BBBBBB" w:sz="4" w:space="4"/>
+        </w:pBdr>
+        <w:spacing w:after="0" w:before="160"/>
+      </w:pPr>
+      <w:r>
+        <w:rPr>
+          <w:rFonts w:ascii="Arial" w:cs="Arial" w:eastAsia="Arial" w:hAnsi="Arial"/>
+          <w:color w:val="666666"/>
+          <w:sz w:val="14"/>
+          <w:szCs w:val="14"/>
+        </w:rPr>
+        <w:t xml:space="preserve">© 2026 SeaVuria and ARES. Aligned with KICD objectives. Developed by SeaVuria; technical implementation by ARES (with AI assistance from Claude). Licensed under </w:t>
+      </w:r>
+      <w:hyperlink w:history="1" r:id="rIdjhjggb7dxqg2nxk0uydp8">
+        <w:r>
+          <w:rPr>
+            <w:rFonts w:ascii="Arial" w:cs="Arial" w:eastAsia="Arial" w:hAnsi="Arial"/>
+            <w:color w:val="1F6B75"/>
+            <w:sz w:val="14"/>
+            <w:szCs w:val="14"/>
+            <w:u w:val="single" w:color="1F6B75"/>
+          </w:rPr>
+          <w:t xml:space="preserve">CC BY-NC 4.0</w:t>
+        </w:r>
+      </w:hyperlink>
+      <w:r>
+        <w:rPr>
+          <w:rFonts w:ascii="Arial" w:cs="Arial" w:eastAsia="Arial" w:hAnsi="Arial"/>
+          <w:color w:val="666666"/>
+          <w:sz w:val="14"/>
+          <w:szCs w:val="14"/>
+        </w:rPr>
+        <w:t xml:space="preserve"> (</w:t>
+      </w:r>
+      <w:hyperlink w:history="1" r:id="rIdodhgfprbx0syqwaitidbn">
+        <w:r>
+          <w:rPr>
+            <w:rFonts w:ascii="Arial" w:cs="Arial" w:eastAsia="Arial" w:hAnsi="Arial"/>
+            <w:color w:val="1F6B75"/>
+            <w:sz w:val="14"/>
+            <w:szCs w:val="14"/>
+            <w:u w:val="single" w:color="1F6B75"/>
+          </w:rPr>
+          <w:t xml:space="preserve">https://creativecommons.org/licenses/by-nc/4.0/</w:t>
+        </w:r>
+      </w:hyperlink>
+      <w:r>
+        <w:rPr>
+          <w:rFonts w:ascii="Arial" w:cs="Arial" w:eastAsia="Arial" w:hAnsi="Arial"/>
+          <w:color w:val="666666"/>
+          <w:sz w:val="14"/>
+          <w:szCs w:val="14"/>
+        </w:rPr>
+        <w:t xml:space="preserve">).</w:t>
+      </w:r>
+    </w:p>
     <w:p>
       <w:r>
         <w:br w:type="page"/>
@@ -13056,7 +13404,7 @@
             <w:pPr>
               <w:spacing w:after="20" w:before="0"/>
             </w:pPr>
-            <w:hyperlink w:history="1" r:id="rIdxpnigopnulddflxgefdjm">
+            <w:hyperlink w:history="1" r:id="rId30sbvxusdidn6v-8gvzrk">
               <w:r>
                 <w:rPr>
                   <w:rFonts w:ascii="Arial" w:cs="Arial" w:eastAsia="Arial" w:hAnsi="Arial"/>
@@ -13089,7 +13437,7 @@
               <w:spacing w:after="10" w:before="0"/>
               <w:ind w:left="120"/>
             </w:pPr>
-            <w:hyperlink w:history="1" r:id="rIdogqssmy8v8zadthkakwjf">
+            <w:hyperlink w:history="1" r:id="rIdvyzfjuexxw0iqzpc7ytnt">
               <w:r>
                 <w:rPr>
                   <w:rFonts w:ascii="Arial" w:cs="Arial" w:eastAsia="Arial" w:hAnsi="Arial"/>
@@ -13134,7 +13482,7 @@
             <w:pPr>
               <w:spacing w:after="20" w:before="0"/>
             </w:pPr>
-            <w:hyperlink w:history="1" r:id="rIdu1lrnodj1teia4qeb1tve">
+            <w:hyperlink w:history="1" r:id="rId5bh7pyi6pv9hncr-t3xwu">
               <w:r>
                 <w:rPr>
                   <w:rFonts w:ascii="Arial" w:cs="Arial" w:eastAsia="Arial" w:hAnsi="Arial"/>
@@ -13167,7 +13515,7 @@
               <w:spacing w:after="10" w:before="0"/>
               <w:ind w:left="120"/>
             </w:pPr>
-            <w:hyperlink w:history="1" r:id="rIdxfz8shpswsg17wbxtgxy6">
+            <w:hyperlink w:history="1" r:id="rIdozdnai79soumloh5hngjy">
               <w:r>
                 <w:rPr>
                   <w:rFonts w:ascii="Arial" w:cs="Arial" w:eastAsia="Arial" w:hAnsi="Arial"/>
@@ -13362,7 +13710,7 @@
             <w:pPr>
               <w:spacing w:after="20" w:before="0"/>
             </w:pPr>
-            <w:hyperlink w:history="1" r:id="rIdqasjpjpq3klzo9t2lluzb">
+            <w:hyperlink w:history="1" r:id="rIdf9lahocjlp7e8qivh6ia9">
               <w:r>
                 <w:rPr>
                   <w:rFonts w:ascii="Arial" w:cs="Arial" w:eastAsia="Arial" w:hAnsi="Arial"/>
@@ -13395,7 +13743,7 @@
               <w:spacing w:after="10" w:before="0"/>
               <w:ind w:left="120"/>
             </w:pPr>
-            <w:hyperlink w:history="1" r:id="rIdnx9sjv83hxvcb5_mas97d">
+            <w:hyperlink w:history="1" r:id="rId-pzqjsb8gi6middiwjwt2">
               <w:r>
                 <w:rPr>
                   <w:rFonts w:ascii="Arial" w:cs="Arial" w:eastAsia="Arial" w:hAnsi="Arial"/>
@@ -13440,7 +13788,7 @@
             <w:pPr>
               <w:spacing w:after="20" w:before="0"/>
             </w:pPr>
-            <w:hyperlink w:history="1" r:id="rIdc2u5ikhnzexwyjpfxsirq">
+            <w:hyperlink w:history="1" r:id="rIdtmm8klbmsqr9suaf4ov1j">
               <w:r>
                 <w:rPr>
                   <w:rFonts w:ascii="Arial" w:cs="Arial" w:eastAsia="Arial" w:hAnsi="Arial"/>
@@ -13473,7 +13821,7 @@
               <w:spacing w:after="10" w:before="0"/>
               <w:ind w:left="120"/>
             </w:pPr>
-            <w:hyperlink w:history="1" r:id="rIdi9abivpkexfl071oesnes">
+            <w:hyperlink w:history="1" r:id="rIdnx7vpdcokhg6cs53wgyrq">
               <w:r>
                 <w:rPr>
                   <w:rFonts w:ascii="Arial" w:cs="Arial" w:eastAsia="Arial" w:hAnsi="Arial"/>
@@ -13668,7 +14016,7 @@
             <w:pPr>
               <w:spacing w:after="20" w:before="0"/>
             </w:pPr>
-            <w:hyperlink w:history="1" r:id="rIdsr3b62rqge5f3euigyrft">
+            <w:hyperlink w:history="1" r:id="rIdg1ot0jq_h07xvpmv9thfl">
               <w:r>
                 <w:rPr>
                   <w:rFonts w:ascii="Arial" w:cs="Arial" w:eastAsia="Arial" w:hAnsi="Arial"/>
@@ -13701,7 +14049,7 @@
               <w:spacing w:after="10" w:before="0"/>
               <w:ind w:left="120"/>
             </w:pPr>
-            <w:hyperlink w:history="1" r:id="rIdg1jmx-_omrb2aoj050fij">
+            <w:hyperlink w:history="1" r:id="rIdffjqsq6kzvsitgaisyw0t">
               <w:r>
                 <w:rPr>
                   <w:rFonts w:ascii="Arial" w:cs="Arial" w:eastAsia="Arial" w:hAnsi="Arial"/>
@@ -13746,7 +14094,7 @@
             <w:pPr>
               <w:spacing w:after="20" w:before="0"/>
             </w:pPr>
-            <w:hyperlink w:history="1" r:id="rIdeb_djo6n9glryb7zu_--i">
+            <w:hyperlink w:history="1" r:id="rIda_zxstbatz7_qn-ng8tx7">
               <w:r>
                 <w:rPr>
                   <w:rFonts w:ascii="Arial" w:cs="Arial" w:eastAsia="Arial" w:hAnsi="Arial"/>
@@ -13779,7 +14127,7 @@
               <w:spacing w:after="10" w:before="0"/>
               <w:ind w:left="120"/>
             </w:pPr>
-            <w:hyperlink w:history="1" r:id="rIdhz_oqdayogcs8pbdutsxo">
+            <w:hyperlink w:history="1" r:id="rIdjhfa0hyfusdrun81z7lxh">
               <w:r>
                 <w:rPr>
                   <w:rFonts w:ascii="Arial" w:cs="Arial" w:eastAsia="Arial" w:hAnsi="Arial"/>
@@ -13974,7 +14322,7 @@
             <w:pPr>
               <w:spacing w:after="20" w:before="0"/>
             </w:pPr>
-            <w:hyperlink w:history="1" r:id="rIdrld-qjqjurgozoyst1is9">
+            <w:hyperlink w:history="1" r:id="rIdqq1le6cq7ancsrdglmiuv">
               <w:r>
                 <w:rPr>
                   <w:rFonts w:ascii="Arial" w:cs="Arial" w:eastAsia="Arial" w:hAnsi="Arial"/>
@@ -14007,7 +14355,7 @@
               <w:spacing w:after="10" w:before="0"/>
               <w:ind w:left="120"/>
             </w:pPr>
-            <w:hyperlink w:history="1" r:id="rIdfaaw8ek8vsvtttl93emlt">
+            <w:hyperlink w:history="1" r:id="rIdamza5rzbuhdeufolzjgqe">
               <w:r>
                 <w:rPr>
                   <w:rFonts w:ascii="Arial" w:cs="Arial" w:eastAsia="Arial" w:hAnsi="Arial"/>
@@ -14052,7 +14400,7 @@
             <w:pPr>
               <w:spacing w:after="20" w:before="0"/>
             </w:pPr>
-            <w:hyperlink w:history="1" r:id="rIdzunlrvqiyptrukepvqi5g">
+            <w:hyperlink w:history="1" r:id="rIdkewtotpdpeom4eecs4neg">
               <w:r>
                 <w:rPr>
                   <w:rFonts w:ascii="Arial" w:cs="Arial" w:eastAsia="Arial" w:hAnsi="Arial"/>
@@ -14085,7 +14433,7 @@
               <w:spacing w:after="10" w:before="0"/>
               <w:ind w:left="120"/>
             </w:pPr>
-            <w:hyperlink w:history="1" r:id="rIdvb8o9um4jpw4vdan1bgt_">
+            <w:hyperlink w:history="1" r:id="rIdlquift2a7dg3sms-j5p08">
               <w:r>
                 <w:rPr>
                   <w:rFonts w:ascii="Arial" w:cs="Arial" w:eastAsia="Arial" w:hAnsi="Arial"/>
@@ -14280,7 +14628,7 @@
             <w:pPr>
               <w:spacing w:after="20" w:before="0"/>
             </w:pPr>
-            <w:hyperlink w:history="1" r:id="rIdnylp0zs_1rf0cfz_17w5g">
+            <w:hyperlink w:history="1" r:id="rIdumnmfx91okcwp13l9yvmv">
               <w:r>
                 <w:rPr>
                   <w:rFonts w:ascii="Arial" w:cs="Arial" w:eastAsia="Arial" w:hAnsi="Arial"/>
@@ -14313,7 +14661,7 @@
               <w:spacing w:after="10" w:before="0"/>
               <w:ind w:left="120"/>
             </w:pPr>
-            <w:hyperlink w:history="1" r:id="rIdqvo1xgmmbpfgcrffs-nxg">
+            <w:hyperlink w:history="1" r:id="rIdgtfregqd1roltq6e_hnuu">
               <w:r>
                 <w:rPr>
                   <w:rFonts w:ascii="Arial" w:cs="Arial" w:eastAsia="Arial" w:hAnsi="Arial"/>
@@ -14358,7 +14706,7 @@
             <w:pPr>
               <w:spacing w:after="20" w:before="0"/>
             </w:pPr>
-            <w:hyperlink w:history="1" r:id="rIdamdmsfvhz_escud2li9hf">
+            <w:hyperlink w:history="1" r:id="rId0gjw52vhbiv69hwrzyk8t">
               <w:r>
                 <w:rPr>
                   <w:rFonts w:ascii="Arial" w:cs="Arial" w:eastAsia="Arial" w:hAnsi="Arial"/>
@@ -14391,7 +14739,7 @@
               <w:spacing w:after="10" w:before="0"/>
               <w:ind w:left="120"/>
             </w:pPr>
-            <w:hyperlink w:history="1" r:id="rIdievhrz3n60jcu3afx6n_x">
+            <w:hyperlink w:history="1" r:id="rIdrsqq9juheior3kebz0dmu">
               <w:r>
                 <w:rPr>
                   <w:rFonts w:ascii="Arial" w:cs="Arial" w:eastAsia="Arial" w:hAnsi="Arial"/>
@@ -14887,6 +15235,65 @@
         </w:tc>
       </w:tr>
     </w:tbl>
+    <w:p>
+      <w:pPr>
+        <w:pBdr>
+          <w:top w:val="single" w:color="BBBBBB" w:sz="4" w:space="4"/>
+        </w:pBdr>
+        <w:spacing w:after="0" w:before="160"/>
+      </w:pPr>
+      <w:r>
+        <w:rPr>
+          <w:rFonts w:ascii="Arial" w:cs="Arial" w:eastAsia="Arial" w:hAnsi="Arial"/>
+          <w:color w:val="666666"/>
+          <w:sz w:val="14"/>
+          <w:szCs w:val="14"/>
+        </w:rPr>
+        <w:t xml:space="preserve">© 2026 SeaVuria and ARES. Aligned with KICD objectives. Developed by SeaVuria; technical implementation by ARES (with AI assistance from Claude). Licensed under </w:t>
+      </w:r>
+      <w:hyperlink w:history="1" r:id="rId7-xbu38bdows4gj9w6kvs">
+        <w:r>
+          <w:rPr>
+            <w:rFonts w:ascii="Arial" w:cs="Arial" w:eastAsia="Arial" w:hAnsi="Arial"/>
+            <w:color w:val="1F6B75"/>
+            <w:sz w:val="14"/>
+            <w:szCs w:val="14"/>
+            <w:u w:val="single" w:color="1F6B75"/>
+          </w:rPr>
+          <w:t xml:space="preserve">CC BY-NC 4.0</w:t>
+        </w:r>
+      </w:hyperlink>
+      <w:r>
+        <w:rPr>
+          <w:rFonts w:ascii="Arial" w:cs="Arial" w:eastAsia="Arial" w:hAnsi="Arial"/>
+          <w:color w:val="666666"/>
+          <w:sz w:val="14"/>
+          <w:szCs w:val="14"/>
+        </w:rPr>
+        <w:t xml:space="preserve"> (</w:t>
+      </w:r>
+      <w:hyperlink w:history="1" r:id="rIdhfo0979cmtewiu1eepkvg">
+        <w:r>
+          <w:rPr>
+            <w:rFonts w:ascii="Arial" w:cs="Arial" w:eastAsia="Arial" w:hAnsi="Arial"/>
+            <w:color w:val="1F6B75"/>
+            <w:sz w:val="14"/>
+            <w:szCs w:val="14"/>
+            <w:u w:val="single" w:color="1F6B75"/>
+          </w:rPr>
+          <w:t xml:space="preserve">https://creativecommons.org/licenses/by-nc/4.0/</w:t>
+        </w:r>
+      </w:hyperlink>
+      <w:r>
+        <w:rPr>
+          <w:rFonts w:ascii="Arial" w:cs="Arial" w:eastAsia="Arial" w:hAnsi="Arial"/>
+          <w:color w:val="666666"/>
+          <w:sz w:val="14"/>
+          <w:szCs w:val="14"/>
+        </w:rPr>
+        <w:t xml:space="preserve">).</w:t>
+      </w:r>
+    </w:p>
     <w:p>
       <w:r>
         <w:br w:type="page"/>
@@ -15878,7 +16285,7 @@
             <w:pPr>
               <w:spacing w:after="20" w:before="0"/>
             </w:pPr>
-            <w:hyperlink w:history="1" r:id="rIdacxd-hmr7th_anvou2fr4">
+            <w:hyperlink w:history="1" r:id="rIda0cnlzaq4j6-s3p_1qbc4">
               <w:r>
                 <w:rPr>
                   <w:rFonts w:ascii="Arial" w:cs="Arial" w:eastAsia="Arial" w:hAnsi="Arial"/>
@@ -15911,7 +16318,7 @@
               <w:spacing w:after="10" w:before="0"/>
               <w:ind w:left="120"/>
             </w:pPr>
-            <w:hyperlink w:history="1" r:id="rId-qiqcsmrh8hv-ux3xpj8i">
+            <w:hyperlink w:history="1" r:id="rIdy3ici3rngwis8wgsvwb76">
               <w:r>
                 <w:rPr>
                   <w:rFonts w:ascii="Arial" w:cs="Arial" w:eastAsia="Arial" w:hAnsi="Arial"/>
@@ -15956,7 +16363,7 @@
             <w:pPr>
               <w:spacing w:after="20" w:before="0"/>
             </w:pPr>
-            <w:hyperlink w:history="1" r:id="rIdlyw3xpfmnhv0q8cjc0fl2">
+            <w:hyperlink w:history="1" r:id="rIdlhd3dt_cs6mgheynnq2aj">
               <w:r>
                 <w:rPr>
                   <w:rFonts w:ascii="Arial" w:cs="Arial" w:eastAsia="Arial" w:hAnsi="Arial"/>
@@ -15989,7 +16396,7 @@
               <w:spacing w:after="10" w:before="0"/>
               <w:ind w:left="120"/>
             </w:pPr>
-            <w:hyperlink w:history="1" r:id="rIdmanzg261hkrwm6rzs0r0p">
+            <w:hyperlink w:history="1" r:id="rIduuxyu1qebhyvmjm8xuwei">
               <w:r>
                 <w:rPr>
                   <w:rFonts w:ascii="Arial" w:cs="Arial" w:eastAsia="Arial" w:hAnsi="Arial"/>
@@ -16184,7 +16591,7 @@
             <w:pPr>
               <w:spacing w:after="20" w:before="0"/>
             </w:pPr>
-            <w:hyperlink w:history="1" r:id="rIdrayhcu4xl7d_yprnrmvix">
+            <w:hyperlink w:history="1" r:id="rId_5wbrlycxdvdayggammnk">
               <w:r>
                 <w:rPr>
                   <w:rFonts w:ascii="Arial" w:cs="Arial" w:eastAsia="Arial" w:hAnsi="Arial"/>
@@ -16217,7 +16624,7 @@
               <w:spacing w:after="10" w:before="0"/>
               <w:ind w:left="120"/>
             </w:pPr>
-            <w:hyperlink w:history="1" r:id="rIdosk9jw9urvguq3k-ta1lu">
+            <w:hyperlink w:history="1" r:id="rIdt6akgoudnqeruunu4iped">
               <w:r>
                 <w:rPr>
                   <w:rFonts w:ascii="Arial" w:cs="Arial" w:eastAsia="Arial" w:hAnsi="Arial"/>
@@ -16262,7 +16669,7 @@
             <w:pPr>
               <w:spacing w:after="20" w:before="0"/>
             </w:pPr>
-            <w:hyperlink w:history="1" r:id="rIdugpogbb3ykfnuwlvcfdj5">
+            <w:hyperlink w:history="1" r:id="rIdcorrqtqjyy28jbpluoinz">
               <w:r>
                 <w:rPr>
                   <w:rFonts w:ascii="Arial" w:cs="Arial" w:eastAsia="Arial" w:hAnsi="Arial"/>
@@ -16295,7 +16702,7 @@
               <w:spacing w:after="10" w:before="0"/>
               <w:ind w:left="120"/>
             </w:pPr>
-            <w:hyperlink w:history="1" r:id="rIdoxx3jubebr74c9yzhidaa">
+            <w:hyperlink w:history="1" r:id="rId9o-gkmbrmjfbhxx2h1chd">
               <w:r>
                 <w:rPr>
                   <w:rFonts w:ascii="Arial" w:cs="Arial" w:eastAsia="Arial" w:hAnsi="Arial"/>
@@ -16490,7 +16897,7 @@
             <w:pPr>
               <w:spacing w:after="20" w:before="0"/>
             </w:pPr>
-            <w:hyperlink w:history="1" r:id="rIdu6ug6cicgkbuhzpu3uksf">
+            <w:hyperlink w:history="1" r:id="rIdvbgw-cj2ffpt1eofo_fv2">
               <w:r>
                 <w:rPr>
                   <w:rFonts w:ascii="Arial" w:cs="Arial" w:eastAsia="Arial" w:hAnsi="Arial"/>
@@ -16523,7 +16930,7 @@
               <w:spacing w:after="10" w:before="0"/>
               <w:ind w:left="120"/>
             </w:pPr>
-            <w:hyperlink w:history="1" r:id="rIdbaazaj8fylnzumbqndfih">
+            <w:hyperlink w:history="1" r:id="rIdcse_tugrydksmkq8t3ir_">
               <w:r>
                 <w:rPr>
                   <w:rFonts w:ascii="Arial" w:cs="Arial" w:eastAsia="Arial" w:hAnsi="Arial"/>
@@ -16568,7 +16975,7 @@
             <w:pPr>
               <w:spacing w:after="20" w:before="0"/>
             </w:pPr>
-            <w:hyperlink w:history="1" r:id="rIdfdz2xht0ibqr88swlpbnp">
+            <w:hyperlink w:history="1" r:id="rIdbx2_bxe4s-pqcnjoqru9r">
               <w:r>
                 <w:rPr>
                   <w:rFonts w:ascii="Arial" w:cs="Arial" w:eastAsia="Arial" w:hAnsi="Arial"/>
@@ -16601,7 +17008,7 @@
               <w:spacing w:after="10" w:before="0"/>
               <w:ind w:left="120"/>
             </w:pPr>
-            <w:hyperlink w:history="1" r:id="rIdmj248txztfmgqvm5icnra">
+            <w:hyperlink w:history="1" r:id="rId7jojmvuyenl6-atrtuebq">
               <w:r>
                 <w:rPr>
                   <w:rFonts w:ascii="Arial" w:cs="Arial" w:eastAsia="Arial" w:hAnsi="Arial"/>
@@ -16796,7 +17203,7 @@
             <w:pPr>
               <w:spacing w:after="20" w:before="0"/>
             </w:pPr>
-            <w:hyperlink w:history="1" r:id="rId89fluloo8v2ffrinuhi6n">
+            <w:hyperlink w:history="1" r:id="rIdzzxv7u-rmkzsrbsnj7jmb">
               <w:r>
                 <w:rPr>
                   <w:rFonts w:ascii="Arial" w:cs="Arial" w:eastAsia="Arial" w:hAnsi="Arial"/>
@@ -16829,7 +17236,7 @@
               <w:spacing w:after="10" w:before="0"/>
               <w:ind w:left="120"/>
             </w:pPr>
-            <w:hyperlink w:history="1" r:id="rIdni2k5aoedoaqzskrgzbai">
+            <w:hyperlink w:history="1" r:id="rIdmgffjdmeo59achhhmgfp3">
               <w:r>
                 <w:rPr>
                   <w:rFonts w:ascii="Arial" w:cs="Arial" w:eastAsia="Arial" w:hAnsi="Arial"/>
@@ -16874,7 +17281,7 @@
             <w:pPr>
               <w:spacing w:after="20" w:before="0"/>
             </w:pPr>
-            <w:hyperlink w:history="1" r:id="rIdlmevgmmfielz4t7frpjkj">
+            <w:hyperlink w:history="1" r:id="rId_qapoixbjsnyrpgwafkhc">
               <w:r>
                 <w:rPr>
                   <w:rFonts w:ascii="Arial" w:cs="Arial" w:eastAsia="Arial" w:hAnsi="Arial"/>
@@ -16907,7 +17314,7 @@
               <w:spacing w:after="10" w:before="0"/>
               <w:ind w:left="120"/>
             </w:pPr>
-            <w:hyperlink w:history="1" r:id="rIdbbixurth6fstk08vgrjpf">
+            <w:hyperlink w:history="1" r:id="rId2ytvohwjsfqjzmlp-jewm">
               <w:r>
                 <w:rPr>
                   <w:rFonts w:ascii="Arial" w:cs="Arial" w:eastAsia="Arial" w:hAnsi="Arial"/>
@@ -17102,7 +17509,7 @@
             <w:pPr>
               <w:spacing w:after="20" w:before="0"/>
             </w:pPr>
-            <w:hyperlink w:history="1" r:id="rIdoe1yq1qpjvh6z4133uitj">
+            <w:hyperlink w:history="1" r:id="rIddtjqhm_8eesymrkodulvv">
               <w:r>
                 <w:rPr>
                   <w:rFonts w:ascii="Arial" w:cs="Arial" w:eastAsia="Arial" w:hAnsi="Arial"/>
@@ -17135,7 +17542,7 @@
               <w:spacing w:after="10" w:before="0"/>
               <w:ind w:left="120"/>
             </w:pPr>
-            <w:hyperlink w:history="1" r:id="rIddool6pwglncv83t_t-xjw">
+            <w:hyperlink w:history="1" r:id="rIdolwyppv2j6nohrehhfa8m">
               <w:r>
                 <w:rPr>
                   <w:rFonts w:ascii="Arial" w:cs="Arial" w:eastAsia="Arial" w:hAnsi="Arial"/>
@@ -17180,7 +17587,7 @@
             <w:pPr>
               <w:spacing w:after="20" w:before="0"/>
             </w:pPr>
-            <w:hyperlink w:history="1" r:id="rId7nin3jubu_zimi4yri-wk">
+            <w:hyperlink w:history="1" r:id="rIdvm-du76p7hsyyukzchwd5">
               <w:r>
                 <w:rPr>
                   <w:rFonts w:ascii="Arial" w:cs="Arial" w:eastAsia="Arial" w:hAnsi="Arial"/>
@@ -17213,7 +17620,7 @@
               <w:spacing w:after="10" w:before="0"/>
               <w:ind w:left="120"/>
             </w:pPr>
-            <w:hyperlink w:history="1" r:id="rIdxejvdwv_hjipksqup0ucp">
+            <w:hyperlink w:history="1" r:id="rIdo0qpxhrzll18r5fofeyaf">
               <w:r>
                 <w:rPr>
                   <w:rFonts w:ascii="Arial" w:cs="Arial" w:eastAsia="Arial" w:hAnsi="Arial"/>
@@ -17937,6 +18344,65 @@
         </w:tc>
       </w:tr>
     </w:tbl>
+    <w:p>
+      <w:pPr>
+        <w:pBdr>
+          <w:top w:val="single" w:color="BBBBBB" w:sz="4" w:space="4"/>
+        </w:pBdr>
+        <w:spacing w:after="0" w:before="160"/>
+      </w:pPr>
+      <w:r>
+        <w:rPr>
+          <w:rFonts w:ascii="Arial" w:cs="Arial" w:eastAsia="Arial" w:hAnsi="Arial"/>
+          <w:color w:val="666666"/>
+          <w:sz w:val="14"/>
+          <w:szCs w:val="14"/>
+        </w:rPr>
+        <w:t xml:space="preserve">© 2026 SeaVuria and ARES. Aligned with KICD objectives. Developed by SeaVuria; technical implementation by ARES (with AI assistance from Claude). Licensed under </w:t>
+      </w:r>
+      <w:hyperlink w:history="1" r:id="rId98ytum9gxvvysj6i1xt7p">
+        <w:r>
+          <w:rPr>
+            <w:rFonts w:ascii="Arial" w:cs="Arial" w:eastAsia="Arial" w:hAnsi="Arial"/>
+            <w:color w:val="1F6B75"/>
+            <w:sz w:val="14"/>
+            <w:szCs w:val="14"/>
+            <w:u w:val="single" w:color="1F6B75"/>
+          </w:rPr>
+          <w:t xml:space="preserve">CC BY-NC 4.0</w:t>
+        </w:r>
+      </w:hyperlink>
+      <w:r>
+        <w:rPr>
+          <w:rFonts w:ascii="Arial" w:cs="Arial" w:eastAsia="Arial" w:hAnsi="Arial"/>
+          <w:color w:val="666666"/>
+          <w:sz w:val="14"/>
+          <w:szCs w:val="14"/>
+        </w:rPr>
+        <w:t xml:space="preserve"> (</w:t>
+      </w:r>
+      <w:hyperlink w:history="1" r:id="rIdwg-hujkclb2yntzulm4wh">
+        <w:r>
+          <w:rPr>
+            <w:rFonts w:ascii="Arial" w:cs="Arial" w:eastAsia="Arial" w:hAnsi="Arial"/>
+            <w:color w:val="1F6B75"/>
+            <w:sz w:val="14"/>
+            <w:szCs w:val="14"/>
+            <w:u w:val="single" w:color="1F6B75"/>
+          </w:rPr>
+          <w:t xml:space="preserve">https://creativecommons.org/licenses/by-nc/4.0/</w:t>
+        </w:r>
+      </w:hyperlink>
+      <w:r>
+        <w:rPr>
+          <w:rFonts w:ascii="Arial" w:cs="Arial" w:eastAsia="Arial" w:hAnsi="Arial"/>
+          <w:color w:val="666666"/>
+          <w:sz w:val="14"/>
+          <w:szCs w:val="14"/>
+        </w:rPr>
+        <w:t xml:space="preserve">).</w:t>
+      </w:r>
+    </w:p>
     <w:p>
       <w:r>
         <w:br w:type="page"/>
@@ -18928,7 +19394,7 @@
             <w:pPr>
               <w:spacing w:after="20" w:before="0"/>
             </w:pPr>
-            <w:hyperlink w:history="1" r:id="rId_v4jxwo5h1_kqdemibrfb">
+            <w:hyperlink w:history="1" r:id="rIdludld2ybsartg23flcpgd">
               <w:r>
                 <w:rPr>
                   <w:rFonts w:ascii="Arial" w:cs="Arial" w:eastAsia="Arial" w:hAnsi="Arial"/>
@@ -18961,7 +19427,7 @@
               <w:spacing w:after="10" w:before="0"/>
               <w:ind w:left="120"/>
             </w:pPr>
-            <w:hyperlink w:history="1" r:id="rId0aeoec2zhi90ipk0n0s7r">
+            <w:hyperlink w:history="1" r:id="rIdvsolojla7xr7w6gohkgw5">
               <w:r>
                 <w:rPr>
                   <w:rFonts w:ascii="Arial" w:cs="Arial" w:eastAsia="Arial" w:hAnsi="Arial"/>
@@ -19023,7 +19489,7 @@
               <w:spacing w:after="10" w:before="0"/>
               <w:ind w:left="120"/>
             </w:pPr>
-            <w:hyperlink w:history="1" r:id="rId29c-ceblwegf2tf5bptax">
+            <w:hyperlink w:history="1" r:id="rIdx8_kcucsen9ty-wlirjxx">
               <w:r>
                 <w:rPr>
                   <w:rFonts w:ascii="Arial" w:cs="Arial" w:eastAsia="Arial" w:hAnsi="Arial"/>
@@ -19233,7 +19699,7 @@
             <w:pPr>
               <w:spacing w:after="20" w:before="0"/>
             </w:pPr>
-            <w:hyperlink w:history="1" r:id="rId5fssghc5kyeocluds3yzp">
+            <w:hyperlink w:history="1" r:id="rIdcvndcbjfx8s2x-nkrxqxa">
               <w:r>
                 <w:rPr>
                   <w:rFonts w:ascii="Arial" w:cs="Arial" w:eastAsia="Arial" w:hAnsi="Arial"/>
@@ -19266,7 +19732,7 @@
               <w:spacing w:after="10" w:before="0"/>
               <w:ind w:left="120"/>
             </w:pPr>
-            <w:hyperlink w:history="1" r:id="rIdtpp4getgls8apylqmf8f6">
+            <w:hyperlink w:history="1" r:id="rIdshgcawshj3efc0jrvulw9">
               <w:r>
                 <w:rPr>
                   <w:rFonts w:ascii="Arial" w:cs="Arial" w:eastAsia="Arial" w:hAnsi="Arial"/>
@@ -19328,7 +19794,7 @@
               <w:spacing w:after="10" w:before="0"/>
               <w:ind w:left="120"/>
             </w:pPr>
-            <w:hyperlink w:history="1" r:id="rIdauruxmjssuw_ypfxlofur">
+            <w:hyperlink w:history="1" r:id="rIdbesffqvyjgylklqqtnktj">
               <w:r>
                 <w:rPr>
                   <w:rFonts w:ascii="Arial" w:cs="Arial" w:eastAsia="Arial" w:hAnsi="Arial"/>
@@ -19538,7 +20004,7 @@
             <w:pPr>
               <w:spacing w:after="20" w:before="0"/>
             </w:pPr>
-            <w:hyperlink w:history="1" r:id="rIdweuhcweqysiwc7unhlrny">
+            <w:hyperlink w:history="1" r:id="rId_hxdecoptemgik8k9qbsk">
               <w:r>
                 <w:rPr>
                   <w:rFonts w:ascii="Arial" w:cs="Arial" w:eastAsia="Arial" w:hAnsi="Arial"/>
@@ -19571,7 +20037,7 @@
               <w:spacing w:after="10" w:before="0"/>
               <w:ind w:left="120"/>
             </w:pPr>
-            <w:hyperlink w:history="1" r:id="rIdmfrogfk8flaknsw0ncsvh">
+            <w:hyperlink w:history="1" r:id="rId4pp5xjn3gp3wfssscjaps">
               <w:r>
                 <w:rPr>
                   <w:rFonts w:ascii="Arial" w:cs="Arial" w:eastAsia="Arial" w:hAnsi="Arial"/>
@@ -19633,7 +20099,7 @@
               <w:spacing w:after="10" w:before="0"/>
               <w:ind w:left="120"/>
             </w:pPr>
-            <w:hyperlink w:history="1" r:id="rId9vfivh2rv-mrahgweafoz">
+            <w:hyperlink w:history="1" r:id="rIdccf1zboonf9x_6o6h0fpk">
               <w:r>
                 <w:rPr>
                   <w:rFonts w:ascii="Arial" w:cs="Arial" w:eastAsia="Arial" w:hAnsi="Arial"/>
@@ -19843,7 +20309,7 @@
             <w:pPr>
               <w:spacing w:after="20" w:before="0"/>
             </w:pPr>
-            <w:hyperlink w:history="1" r:id="rIdvq5rrsfsqqkhwhv4wncbf">
+            <w:hyperlink w:history="1" r:id="rIdnoerwtlb8ru6pqo7oedib">
               <w:r>
                 <w:rPr>
                   <w:rFonts w:ascii="Arial" w:cs="Arial" w:eastAsia="Arial" w:hAnsi="Arial"/>
@@ -19876,7 +20342,7 @@
               <w:spacing w:after="10" w:before="0"/>
               <w:ind w:left="120"/>
             </w:pPr>
-            <w:hyperlink w:history="1" r:id="rIdzm-n2vmy6zo7bkucte-aj">
+            <w:hyperlink w:history="1" r:id="rIdmjpbygknauqi9dgpjernp">
               <w:r>
                 <w:rPr>
                   <w:rFonts w:ascii="Arial" w:cs="Arial" w:eastAsia="Arial" w:hAnsi="Arial"/>
@@ -19938,7 +20404,7 @@
               <w:spacing w:after="10" w:before="0"/>
               <w:ind w:left="120"/>
             </w:pPr>
-            <w:hyperlink w:history="1" r:id="rIdkrbs3moxov9f1gyknfjvo">
+            <w:hyperlink w:history="1" r:id="rIdjto1gts6kbib_bppwr6ey">
               <w:r>
                 <w:rPr>
                   <w:rFonts w:ascii="Arial" w:cs="Arial" w:eastAsia="Arial" w:hAnsi="Arial"/>
@@ -20148,7 +20614,7 @@
             <w:pPr>
               <w:spacing w:after="20" w:before="0"/>
             </w:pPr>
-            <w:hyperlink w:history="1" r:id="rIdlsrpk6acxxpkeusehy0iq">
+            <w:hyperlink w:history="1" r:id="rIdxbukkgq9g9lxphmm1jdxh">
               <w:r>
                 <w:rPr>
                   <w:rFonts w:ascii="Arial" w:cs="Arial" w:eastAsia="Arial" w:hAnsi="Arial"/>
@@ -20181,7 +20647,7 @@
               <w:spacing w:after="10" w:before="0"/>
               <w:ind w:left="120"/>
             </w:pPr>
-            <w:hyperlink w:history="1" r:id="rIdtm29qnmshhec4atyzfjjt">
+            <w:hyperlink w:history="1" r:id="rIdcilnannj8f3l1bd8upmd1">
               <w:r>
                 <w:rPr>
                   <w:rFonts w:ascii="Arial" w:cs="Arial" w:eastAsia="Arial" w:hAnsi="Arial"/>
@@ -20243,7 +20709,7 @@
               <w:spacing w:after="10" w:before="0"/>
               <w:ind w:left="120"/>
             </w:pPr>
-            <w:hyperlink w:history="1" r:id="rIdbp0jbafba0nq_kwnlkuhf">
+            <w:hyperlink w:history="1" r:id="rId8s1uh3phwq40zyj7-wmua">
               <w:r>
                 <w:rPr>
                   <w:rFonts w:ascii="Arial" w:cs="Arial" w:eastAsia="Arial" w:hAnsi="Arial"/>
@@ -20754,6 +21220,65 @@
         </w:tc>
       </w:tr>
     </w:tbl>
+    <w:p>
+      <w:pPr>
+        <w:pBdr>
+          <w:top w:val="single" w:color="BBBBBB" w:sz="4" w:space="4"/>
+        </w:pBdr>
+        <w:spacing w:after="0" w:before="160"/>
+      </w:pPr>
+      <w:r>
+        <w:rPr>
+          <w:rFonts w:ascii="Arial" w:cs="Arial" w:eastAsia="Arial" w:hAnsi="Arial"/>
+          <w:color w:val="666666"/>
+          <w:sz w:val="14"/>
+          <w:szCs w:val="14"/>
+        </w:rPr>
+        <w:t xml:space="preserve">© 2026 SeaVuria and ARES. Aligned with KICD objectives. Developed by SeaVuria; technical implementation by ARES (with AI assistance from Claude). Licensed under </w:t>
+      </w:r>
+      <w:hyperlink w:history="1" r:id="rIdvmmz_ayxv0iypd_rqzcil">
+        <w:r>
+          <w:rPr>
+            <w:rFonts w:ascii="Arial" w:cs="Arial" w:eastAsia="Arial" w:hAnsi="Arial"/>
+            <w:color w:val="1F6B75"/>
+            <w:sz w:val="14"/>
+            <w:szCs w:val="14"/>
+            <w:u w:val="single" w:color="1F6B75"/>
+          </w:rPr>
+          <w:t xml:space="preserve">CC BY-NC 4.0</w:t>
+        </w:r>
+      </w:hyperlink>
+      <w:r>
+        <w:rPr>
+          <w:rFonts w:ascii="Arial" w:cs="Arial" w:eastAsia="Arial" w:hAnsi="Arial"/>
+          <w:color w:val="666666"/>
+          <w:sz w:val="14"/>
+          <w:szCs w:val="14"/>
+        </w:rPr>
+        <w:t xml:space="preserve"> (</w:t>
+      </w:r>
+      <w:hyperlink w:history="1" r:id="rIdrzwa3eylmdsfm2gwmmnch">
+        <w:r>
+          <w:rPr>
+            <w:rFonts w:ascii="Arial" w:cs="Arial" w:eastAsia="Arial" w:hAnsi="Arial"/>
+            <w:color w:val="1F6B75"/>
+            <w:sz w:val="14"/>
+            <w:szCs w:val="14"/>
+            <w:u w:val="single" w:color="1F6B75"/>
+          </w:rPr>
+          <w:t xml:space="preserve">https://creativecommons.org/licenses/by-nc/4.0/</w:t>
+        </w:r>
+      </w:hyperlink>
+      <w:r>
+        <w:rPr>
+          <w:rFonts w:ascii="Arial" w:cs="Arial" w:eastAsia="Arial" w:hAnsi="Arial"/>
+          <w:color w:val="666666"/>
+          <w:sz w:val="14"/>
+          <w:szCs w:val="14"/>
+        </w:rPr>
+        <w:t xml:space="preserve">).</w:t>
+      </w:r>
+    </w:p>
     <w:p>
       <w:r>
         <w:br w:type="page"/>
@@ -21745,7 +22270,7 @@
             <w:pPr>
               <w:spacing w:after="20" w:before="0"/>
             </w:pPr>
-            <w:hyperlink w:history="1" r:id="rIdjai9v3qdwhfjqytgfw3vy">
+            <w:hyperlink w:history="1" r:id="rIdb-p6qnbtkbw_zyw-vgjq8">
               <w:r>
                 <w:rPr>
                   <w:rFonts w:ascii="Arial" w:cs="Arial" w:eastAsia="Arial" w:hAnsi="Arial"/>
@@ -21778,7 +22303,7 @@
               <w:spacing w:after="10" w:before="0"/>
               <w:ind w:left="120"/>
             </w:pPr>
-            <w:hyperlink w:history="1" r:id="rIdngd3eqm4sjvo2cv_rnemf">
+            <w:hyperlink w:history="1" r:id="rIdh0gpz_orxpwgsn_ornwda">
               <w:r>
                 <w:rPr>
                   <w:rFonts w:ascii="Arial" w:cs="Arial" w:eastAsia="Arial" w:hAnsi="Arial"/>
@@ -21823,7 +22348,7 @@
             <w:pPr>
               <w:spacing w:after="20" w:before="0"/>
             </w:pPr>
-            <w:hyperlink w:history="1" r:id="rIdwkx8gxujlhw6-vt94vuu3">
+            <w:hyperlink w:history="1" r:id="rIdgwb7-nycqwrcaupn4rqp_">
               <w:r>
                 <w:rPr>
                   <w:rFonts w:ascii="Arial" w:cs="Arial" w:eastAsia="Arial" w:hAnsi="Arial"/>
@@ -21856,7 +22381,7 @@
               <w:spacing w:after="10" w:before="0"/>
               <w:ind w:left="120"/>
             </w:pPr>
-            <w:hyperlink w:history="1" r:id="rId9dd-pxtidzvqenw58mxhz">
+            <w:hyperlink w:history="1" r:id="rId5o_hwx8zrs4ujrjtqzzv7">
               <w:r>
                 <w:rPr>
                   <w:rFonts w:ascii="Arial" w:cs="Arial" w:eastAsia="Arial" w:hAnsi="Arial"/>
@@ -22051,7 +22576,7 @@
             <w:pPr>
               <w:spacing w:after="20" w:before="0"/>
             </w:pPr>
-            <w:hyperlink w:history="1" r:id="rIdexw7ngjobrbrydnkrdmup">
+            <w:hyperlink w:history="1" r:id="rId2pgyvqevjqz-k0fnwqdvs">
               <w:r>
                 <w:rPr>
                   <w:rFonts w:ascii="Arial" w:cs="Arial" w:eastAsia="Arial" w:hAnsi="Arial"/>
@@ -22084,7 +22609,7 @@
               <w:spacing w:after="10" w:before="0"/>
               <w:ind w:left="120"/>
             </w:pPr>
-            <w:hyperlink w:history="1" r:id="rId9vktfbfzfiophmtrvu_zu">
+            <w:hyperlink w:history="1" r:id="rIduvlkgxdrcma8ub2zsvqr0">
               <w:r>
                 <w:rPr>
                   <w:rFonts w:ascii="Arial" w:cs="Arial" w:eastAsia="Arial" w:hAnsi="Arial"/>
@@ -22129,7 +22654,7 @@
             <w:pPr>
               <w:spacing w:after="20" w:before="0"/>
             </w:pPr>
-            <w:hyperlink w:history="1" r:id="rIdbfqmspwtczclopxrjnoaq">
+            <w:hyperlink w:history="1" r:id="rId5avxvop4ideba2htlb-cc">
               <w:r>
                 <w:rPr>
                   <w:rFonts w:ascii="Arial" w:cs="Arial" w:eastAsia="Arial" w:hAnsi="Arial"/>
@@ -22162,7 +22687,7 @@
               <w:spacing w:after="10" w:before="0"/>
               <w:ind w:left="120"/>
             </w:pPr>
-            <w:hyperlink w:history="1" r:id="rIdz7qibwu37bdgg7g2qdcfa">
+            <w:hyperlink w:history="1" r:id="rId6zwmudbsflzgv1cvp6ken">
               <w:r>
                 <w:rPr>
                   <w:rFonts w:ascii="Arial" w:cs="Arial" w:eastAsia="Arial" w:hAnsi="Arial"/>
@@ -22357,7 +22882,7 @@
             <w:pPr>
               <w:spacing w:after="20" w:before="0"/>
             </w:pPr>
-            <w:hyperlink w:history="1" r:id="rIdq51fqigothyggbozhzxsu">
+            <w:hyperlink w:history="1" r:id="rIdwwxvmb92te-r8jfbjjc9o">
               <w:r>
                 <w:rPr>
                   <w:rFonts w:ascii="Arial" w:cs="Arial" w:eastAsia="Arial" w:hAnsi="Arial"/>
@@ -22390,7 +22915,7 @@
               <w:spacing w:after="10" w:before="0"/>
               <w:ind w:left="120"/>
             </w:pPr>
-            <w:hyperlink w:history="1" r:id="rIdzspsfl_ngkllr10ufxkht">
+            <w:hyperlink w:history="1" r:id="rId1dz0azwbjqlbi-paratyv">
               <w:r>
                 <w:rPr>
                   <w:rFonts w:ascii="Arial" w:cs="Arial" w:eastAsia="Arial" w:hAnsi="Arial"/>
@@ -22435,7 +22960,7 @@
             <w:pPr>
               <w:spacing w:after="20" w:before="0"/>
             </w:pPr>
-            <w:hyperlink w:history="1" r:id="rIdixgncwbaxsmq523uoqbnj">
+            <w:hyperlink w:history="1" r:id="rId5o8lkwmeisqsn9tprv5fw">
               <w:r>
                 <w:rPr>
                   <w:rFonts w:ascii="Arial" w:cs="Arial" w:eastAsia="Arial" w:hAnsi="Arial"/>
@@ -22468,7 +22993,7 @@
               <w:spacing w:after="10" w:before="0"/>
               <w:ind w:left="120"/>
             </w:pPr>
-            <w:hyperlink w:history="1" r:id="rIdyfzf8kazg5jzatnqumjds">
+            <w:hyperlink w:history="1" r:id="rIddj6uk5jkokv7lxglk1x-8">
               <w:r>
                 <w:rPr>
                   <w:rFonts w:ascii="Arial" w:cs="Arial" w:eastAsia="Arial" w:hAnsi="Arial"/>
@@ -22663,7 +23188,7 @@
             <w:pPr>
               <w:spacing w:after="20" w:before="0"/>
             </w:pPr>
-            <w:hyperlink w:history="1" r:id="rIdvibypdkvhm7zr1xjcsvss">
+            <w:hyperlink w:history="1" r:id="rIdn4ayu4udab4x-yr3smsi_">
               <w:r>
                 <w:rPr>
                   <w:rFonts w:ascii="Arial" w:cs="Arial" w:eastAsia="Arial" w:hAnsi="Arial"/>
@@ -22696,7 +23221,7 @@
               <w:spacing w:after="10" w:before="0"/>
               <w:ind w:left="120"/>
             </w:pPr>
-            <w:hyperlink w:history="1" r:id="rIdzfjyt1hmsdpnnyj6hoorj">
+            <w:hyperlink w:history="1" r:id="rIdvy_vgz48i3meocoebj4s2">
               <w:r>
                 <w:rPr>
                   <w:rFonts w:ascii="Arial" w:cs="Arial" w:eastAsia="Arial" w:hAnsi="Arial"/>
@@ -22741,7 +23266,7 @@
             <w:pPr>
               <w:spacing w:after="20" w:before="0"/>
             </w:pPr>
-            <w:hyperlink w:history="1" r:id="rIdxmze2ufc8hubl5nhtxase">
+            <w:hyperlink w:history="1" r:id="rIdlv0haz04bgs_fdtc2dwqy">
               <w:r>
                 <w:rPr>
                   <w:rFonts w:ascii="Arial" w:cs="Arial" w:eastAsia="Arial" w:hAnsi="Arial"/>
@@ -22774,7 +23299,7 @@
               <w:spacing w:after="10" w:before="0"/>
               <w:ind w:left="120"/>
             </w:pPr>
-            <w:hyperlink w:history="1" r:id="rIdcc0h6dk_bqfx9v8zcpwyw">
+            <w:hyperlink w:history="1" r:id="rIdsb666uhtcww2kj4is-0ic">
               <w:r>
                 <w:rPr>
                   <w:rFonts w:ascii="Arial" w:cs="Arial" w:eastAsia="Arial" w:hAnsi="Arial"/>
@@ -22969,7 +23494,7 @@
             <w:pPr>
               <w:spacing w:after="20" w:before="0"/>
             </w:pPr>
-            <w:hyperlink w:history="1" r:id="rIdr4i5nbxpgfjvd0uwdukd0">
+            <w:hyperlink w:history="1" r:id="rId-s-lbithwpddjaobdmarm">
               <w:r>
                 <w:rPr>
                   <w:rFonts w:ascii="Arial" w:cs="Arial" w:eastAsia="Arial" w:hAnsi="Arial"/>
@@ -23002,7 +23527,7 @@
               <w:spacing w:after="10" w:before="0"/>
               <w:ind w:left="120"/>
             </w:pPr>
-            <w:hyperlink w:history="1" r:id="rIdegon5ubk7unl5uwbhmt-4">
+            <w:hyperlink w:history="1" r:id="rIdrwciauclu5jliobozgahz">
               <w:r>
                 <w:rPr>
                   <w:rFonts w:ascii="Arial" w:cs="Arial" w:eastAsia="Arial" w:hAnsi="Arial"/>
@@ -23047,7 +23572,7 @@
             <w:pPr>
               <w:spacing w:after="20" w:before="0"/>
             </w:pPr>
-            <w:hyperlink w:history="1" r:id="rIdicghxsyaykclfyuu6muas">
+            <w:hyperlink w:history="1" r:id="rIdlx9vvgvwqjvdd6okrpjdd">
               <w:r>
                 <w:rPr>
                   <w:rFonts w:ascii="Arial" w:cs="Arial" w:eastAsia="Arial" w:hAnsi="Arial"/>
@@ -23080,7 +23605,7 @@
               <w:spacing w:after="10" w:before="0"/>
               <w:ind w:left="120"/>
             </w:pPr>
-            <w:hyperlink w:history="1" r:id="rId0cutq2cmkas8pv3yl7x3j">
+            <w:hyperlink w:history="1" r:id="rIdgsotq4wku6mxbsw5dwudt">
               <w:r>
                 <w:rPr>
                   <w:rFonts w:ascii="Arial" w:cs="Arial" w:eastAsia="Arial" w:hAnsi="Arial"/>
@@ -23842,6 +24367,65 @@
         </w:tc>
       </w:tr>
     </w:tbl>
+    <w:p>
+      <w:pPr>
+        <w:pBdr>
+          <w:top w:val="single" w:color="BBBBBB" w:sz="4" w:space="4"/>
+        </w:pBdr>
+        <w:spacing w:after="0" w:before="160"/>
+      </w:pPr>
+      <w:r>
+        <w:rPr>
+          <w:rFonts w:ascii="Arial" w:cs="Arial" w:eastAsia="Arial" w:hAnsi="Arial"/>
+          <w:color w:val="666666"/>
+          <w:sz w:val="14"/>
+          <w:szCs w:val="14"/>
+        </w:rPr>
+        <w:t xml:space="preserve">© 2026 SeaVuria and ARES. Aligned with KICD objectives. Developed by SeaVuria; technical implementation by ARES (with AI assistance from Claude). Licensed under </w:t>
+      </w:r>
+      <w:hyperlink w:history="1" r:id="rIdxepkd4rluhhinaqux7mf6">
+        <w:r>
+          <w:rPr>
+            <w:rFonts w:ascii="Arial" w:cs="Arial" w:eastAsia="Arial" w:hAnsi="Arial"/>
+            <w:color w:val="1F6B75"/>
+            <w:sz w:val="14"/>
+            <w:szCs w:val="14"/>
+            <w:u w:val="single" w:color="1F6B75"/>
+          </w:rPr>
+          <w:t xml:space="preserve">CC BY-NC 4.0</w:t>
+        </w:r>
+      </w:hyperlink>
+      <w:r>
+        <w:rPr>
+          <w:rFonts w:ascii="Arial" w:cs="Arial" w:eastAsia="Arial" w:hAnsi="Arial"/>
+          <w:color w:val="666666"/>
+          <w:sz w:val="14"/>
+          <w:szCs w:val="14"/>
+        </w:rPr>
+        <w:t xml:space="preserve"> (</w:t>
+      </w:r>
+      <w:hyperlink w:history="1" r:id="rIdmgijvnpbpidchiqcj7paf">
+        <w:r>
+          <w:rPr>
+            <w:rFonts w:ascii="Arial" w:cs="Arial" w:eastAsia="Arial" w:hAnsi="Arial"/>
+            <w:color w:val="1F6B75"/>
+            <w:sz w:val="14"/>
+            <w:szCs w:val="14"/>
+            <w:u w:val="single" w:color="1F6B75"/>
+          </w:rPr>
+          <w:t xml:space="preserve">https://creativecommons.org/licenses/by-nc/4.0/</w:t>
+        </w:r>
+      </w:hyperlink>
+      <w:r>
+        <w:rPr>
+          <w:rFonts w:ascii="Arial" w:cs="Arial" w:eastAsia="Arial" w:hAnsi="Arial"/>
+          <w:color w:val="666666"/>
+          <w:sz w:val="14"/>
+          <w:szCs w:val="14"/>
+        </w:rPr>
+        <w:t xml:space="preserve">).</w:t>
+      </w:r>
+    </w:p>
     <w:p>
       <w:r>
         <w:br w:type="page"/>

--- a/data/outputs/v2/Chemistry/SS1.5_Periodicity/Chemistry_Periodicity_CBE_LessonSequence.docx
+++ b/data/outputs/v2/Chemistry/SS1.5_Periodicity/Chemistry_Periodicity_CBE_LessonSequence.docx
@@ -38,6 +38,2159 @@
           <w:szCs w:val="22"/>
         </w:rPr>
         <w:t xml:space="preserve">CBE Phenomenon-Driven Lesson Sequence — Sub-Strand 1.5 (7 Lessons)</w:t>
+      </w:r>
+    </w:p>
+    <w:p>
+      <w:pPr>
+        <w:spacing w:after="120"/>
+      </w:pPr>
+      <w:r>
+        <w:t xml:space="preserve"/>
+      </w:r>
+    </w:p>
+    <w:tbl>
+      <w:tblPr>
+        <w:tblW w:type="dxa" w:w="13680"/>
+        <w:tblBorders>
+          <w:top w:val="single" w:color="AAAAAA" w:sz="4"/>
+          <w:left w:val="single" w:color="AAAAAA" w:sz="4"/>
+          <w:bottom w:val="single" w:color="AAAAAA" w:sz="4"/>
+          <w:right w:val="single" w:color="AAAAAA" w:sz="4"/>
+          <w:insideH w:val="single" w:color="auto" w:sz="4"/>
+          <w:insideV w:val="single" w:color="auto" w:sz="4"/>
+        </w:tblBorders>
+        <w:tblLayout w:type="fixed"/>
+      </w:tblPr>
+      <w:tblGrid>
+        <w:gridCol w:w="3000"/>
+        <w:gridCol w:w="10680"/>
+      </w:tblGrid>
+      <w:tr>
+        <w:tc>
+          <w:tcPr>
+            <w:tcW w:type="dxa" w:w="13680"/>
+            <w:gridSpan w:val="2"/>
+            <w:shd w:fill="1F3864" w:color="auto" w:val="clear"/>
+            <w:tcMar>
+              <w:top w:type="dxa" w:w="60"/>
+              <w:left w:type="dxa" w:w="120"/>
+              <w:bottom w:type="dxa" w:w="60"/>
+              <w:right w:type="dxa" w:w="120"/>
+            </w:tcMar>
+            <w:vAlign w:val="top"/>
+          </w:tcPr>
+          <w:p>
+            <w:pPr>
+              <w:spacing w:after="40" w:before="0"/>
+              <w:jc w:val="center"/>
+            </w:pPr>
+            <w:r>
+              <w:rPr>
+                <w:rFonts w:ascii="Arial" w:cs="Arial" w:eastAsia="Arial" w:hAnsi="Arial"/>
+                <w:b/>
+                <w:bCs/>
+                <w:i w:val="false"/>
+                <w:iCs w:val="false"/>
+                <w:color w:val="FFFFFF"/>
+                <w:sz w:val="22"/>
+                <w:szCs w:val="22"/>
+              </w:rPr>
+              <w:t xml:space="preserve">SUB-STRAND OVERVIEW</w:t>
+            </w:r>
+          </w:p>
+        </w:tc>
+      </w:tr>
+      <w:tr>
+        <w:tc>
+          <w:tcPr>
+            <w:tcW w:type="dxa" w:w="3000"/>
+            <w:shd w:fill="D5E8F0" w:color="auto" w:val="clear"/>
+            <w:tcMar>
+              <w:top w:type="dxa" w:w="60"/>
+              <w:left w:type="dxa" w:w="120"/>
+              <w:bottom w:type="dxa" w:w="60"/>
+              <w:right w:type="dxa" w:w="120"/>
+            </w:tcMar>
+            <w:vAlign w:val="top"/>
+          </w:tcPr>
+          <w:p>
+            <w:pPr>
+              <w:spacing w:after="40" w:before="0"/>
+              <w:jc w:val="left"/>
+            </w:pPr>
+            <w:r>
+              <w:rPr>
+                <w:rFonts w:ascii="Arial" w:cs="Arial" w:eastAsia="Arial" w:hAnsi="Arial"/>
+                <w:b/>
+                <w:bCs/>
+                <w:i w:val="false"/>
+                <w:iCs w:val="false"/>
+                <w:color w:val="000000"/>
+                <w:sz w:val="18"/>
+                <w:szCs w:val="18"/>
+              </w:rPr>
+              <w:t xml:space="preserve">Grade Level</w:t>
+            </w:r>
+          </w:p>
+        </w:tc>
+        <w:tc>
+          <w:tcPr>
+            <w:tcW w:type="dxa" w:w="10680"/>
+            <w:shd w:fill="FFFFFF" w:color="auto" w:val="clear"/>
+            <w:tcMar>
+              <w:top w:type="dxa" w:w="60"/>
+              <w:left w:type="dxa" w:w="120"/>
+              <w:bottom w:type="dxa" w:w="60"/>
+              <w:right w:type="dxa" w:w="120"/>
+            </w:tcMar>
+            <w:vAlign w:val="top"/>
+          </w:tcPr>
+          <w:p>
+            <w:pPr>
+              <w:spacing w:after="40" w:before="0"/>
+              <w:jc w:val="left"/>
+            </w:pPr>
+            <w:r>
+              <w:rPr>
+                <w:rFonts w:ascii="Arial" w:cs="Arial" w:eastAsia="Arial" w:hAnsi="Arial"/>
+                <w:b w:val="false"/>
+                <w:bCs w:val="false"/>
+                <w:i w:val="false"/>
+                <w:iCs w:val="false"/>
+                <w:color w:val="000000"/>
+                <w:sz w:val="18"/>
+                <w:szCs w:val="18"/>
+              </w:rPr>
+              <w:t xml:space="preserve">10</w:t>
+            </w:r>
+          </w:p>
+        </w:tc>
+      </w:tr>
+      <w:tr>
+        <w:tc>
+          <w:tcPr>
+            <w:tcW w:type="dxa" w:w="3000"/>
+            <w:shd w:fill="D5E8F0" w:color="auto" w:val="clear"/>
+            <w:tcMar>
+              <w:top w:type="dxa" w:w="60"/>
+              <w:left w:type="dxa" w:w="120"/>
+              <w:bottom w:type="dxa" w:w="60"/>
+              <w:right w:type="dxa" w:w="120"/>
+            </w:tcMar>
+            <w:vAlign w:val="top"/>
+          </w:tcPr>
+          <w:p>
+            <w:pPr>
+              <w:spacing w:after="40" w:before="0"/>
+              <w:jc w:val="left"/>
+            </w:pPr>
+            <w:r>
+              <w:rPr>
+                <w:rFonts w:ascii="Arial" w:cs="Arial" w:eastAsia="Arial" w:hAnsi="Arial"/>
+                <w:b/>
+                <w:bCs/>
+                <w:i w:val="false"/>
+                <w:iCs w:val="false"/>
+                <w:color w:val="000000"/>
+                <w:sz w:val="18"/>
+                <w:szCs w:val="18"/>
+              </w:rPr>
+              <w:t xml:space="preserve">Subject</w:t>
+            </w:r>
+          </w:p>
+        </w:tc>
+        <w:tc>
+          <w:tcPr>
+            <w:tcW w:type="dxa" w:w="10680"/>
+            <w:shd w:fill="FFFFFF" w:color="auto" w:val="clear"/>
+            <w:tcMar>
+              <w:top w:type="dxa" w:w="60"/>
+              <w:left w:type="dxa" w:w="120"/>
+              <w:bottom w:type="dxa" w:w="60"/>
+              <w:right w:type="dxa" w:w="120"/>
+            </w:tcMar>
+            <w:vAlign w:val="top"/>
+          </w:tcPr>
+          <w:p>
+            <w:pPr>
+              <w:spacing w:after="40" w:before="0"/>
+              <w:jc w:val="left"/>
+            </w:pPr>
+            <w:r>
+              <w:rPr>
+                <w:rFonts w:ascii="Arial" w:cs="Arial" w:eastAsia="Arial" w:hAnsi="Arial"/>
+                <w:b w:val="false"/>
+                <w:bCs w:val="false"/>
+                <w:i w:val="false"/>
+                <w:iCs w:val="false"/>
+                <w:color w:val="000000"/>
+                <w:sz w:val="18"/>
+                <w:szCs w:val="18"/>
+              </w:rPr>
+              <w:t xml:space="preserve">Chemistry</w:t>
+            </w:r>
+          </w:p>
+        </w:tc>
+      </w:tr>
+      <w:tr>
+        <w:tc>
+          <w:tcPr>
+            <w:tcW w:type="dxa" w:w="3000"/>
+            <w:shd w:fill="D5E8F0" w:color="auto" w:val="clear"/>
+            <w:tcMar>
+              <w:top w:type="dxa" w:w="60"/>
+              <w:left w:type="dxa" w:w="120"/>
+              <w:bottom w:type="dxa" w:w="60"/>
+              <w:right w:type="dxa" w:w="120"/>
+            </w:tcMar>
+            <w:vAlign w:val="top"/>
+          </w:tcPr>
+          <w:p>
+            <w:pPr>
+              <w:spacing w:after="40" w:before="0"/>
+              <w:jc w:val="left"/>
+            </w:pPr>
+            <w:r>
+              <w:rPr>
+                <w:rFonts w:ascii="Arial" w:cs="Arial" w:eastAsia="Arial" w:hAnsi="Arial"/>
+                <w:b/>
+                <w:bCs/>
+                <w:i w:val="false"/>
+                <w:iCs w:val="false"/>
+                <w:color w:val="000000"/>
+                <w:sz w:val="18"/>
+                <w:szCs w:val="18"/>
+              </w:rPr>
+              <w:t xml:space="preserve">Strand</w:t>
+            </w:r>
+          </w:p>
+        </w:tc>
+        <w:tc>
+          <w:tcPr>
+            <w:tcW w:type="dxa" w:w="10680"/>
+            <w:shd w:fill="FFFFFF" w:color="auto" w:val="clear"/>
+            <w:tcMar>
+              <w:top w:type="dxa" w:w="60"/>
+              <w:left w:type="dxa" w:w="120"/>
+              <w:bottom w:type="dxa" w:w="60"/>
+              <w:right w:type="dxa" w:w="120"/>
+            </w:tcMar>
+            <w:vAlign w:val="top"/>
+          </w:tcPr>
+          <w:p>
+            <w:pPr>
+              <w:spacing w:after="40" w:before="0"/>
+              <w:jc w:val="left"/>
+            </w:pPr>
+            <w:r>
+              <w:rPr>
+                <w:rFonts w:ascii="Arial" w:cs="Arial" w:eastAsia="Arial" w:hAnsi="Arial"/>
+                <w:b w:val="false"/>
+                <w:bCs w:val="false"/>
+                <w:i w:val="false"/>
+                <w:iCs w:val="false"/>
+                <w:color w:val="000000"/>
+                <w:sz w:val="18"/>
+                <w:szCs w:val="18"/>
+              </w:rPr>
+              <w:t xml:space="preserve">Strand 1.0: Chemical Families</w:t>
+            </w:r>
+          </w:p>
+        </w:tc>
+      </w:tr>
+      <w:tr>
+        <w:tc>
+          <w:tcPr>
+            <w:tcW w:type="dxa" w:w="3000"/>
+            <w:shd w:fill="D5E8F0" w:color="auto" w:val="clear"/>
+            <w:tcMar>
+              <w:top w:type="dxa" w:w="60"/>
+              <w:left w:type="dxa" w:w="120"/>
+              <w:bottom w:type="dxa" w:w="60"/>
+              <w:right w:type="dxa" w:w="120"/>
+            </w:tcMar>
+            <w:vAlign w:val="top"/>
+          </w:tcPr>
+          <w:p>
+            <w:pPr>
+              <w:spacing w:after="40" w:before="0"/>
+              <w:jc w:val="left"/>
+            </w:pPr>
+            <w:r>
+              <w:rPr>
+                <w:rFonts w:ascii="Arial" w:cs="Arial" w:eastAsia="Arial" w:hAnsi="Arial"/>
+                <w:b/>
+                <w:bCs/>
+                <w:i w:val="false"/>
+                <w:iCs w:val="false"/>
+                <w:color w:val="000000"/>
+                <w:sz w:val="18"/>
+                <w:szCs w:val="18"/>
+              </w:rPr>
+              <w:t xml:space="preserve">Sub-Strand</w:t>
+            </w:r>
+          </w:p>
+        </w:tc>
+        <w:tc>
+          <w:tcPr>
+            <w:tcW w:type="dxa" w:w="10680"/>
+            <w:shd w:fill="FFFFFF" w:color="auto" w:val="clear"/>
+            <w:tcMar>
+              <w:top w:type="dxa" w:w="60"/>
+              <w:left w:type="dxa" w:w="120"/>
+              <w:bottom w:type="dxa" w:w="60"/>
+              <w:right w:type="dxa" w:w="120"/>
+            </w:tcMar>
+            <w:vAlign w:val="top"/>
+          </w:tcPr>
+          <w:p>
+            <w:pPr>
+              <w:spacing w:after="40" w:before="0"/>
+              <w:jc w:val="left"/>
+            </w:pPr>
+            <w:r>
+              <w:rPr>
+                <w:rFonts w:ascii="Arial" w:cs="Arial" w:eastAsia="Arial" w:hAnsi="Arial"/>
+                <w:b w:val="false"/>
+                <w:bCs w:val="false"/>
+                <w:i w:val="false"/>
+                <w:iCs w:val="false"/>
+                <w:color w:val="000000"/>
+                <w:sz w:val="18"/>
+                <w:szCs w:val="18"/>
+              </w:rPr>
+              <w:t xml:space="preserve">Sub-Strand 1.5: Periodicity</w:t>
+            </w:r>
+          </w:p>
+        </w:tc>
+      </w:tr>
+      <w:tr>
+        <w:tc>
+          <w:tcPr>
+            <w:tcW w:type="dxa" w:w="3000"/>
+            <w:shd w:fill="D5E8F0" w:color="auto" w:val="clear"/>
+            <w:tcMar>
+              <w:top w:type="dxa" w:w="60"/>
+              <w:left w:type="dxa" w:w="120"/>
+              <w:bottom w:type="dxa" w:w="60"/>
+              <w:right w:type="dxa" w:w="120"/>
+            </w:tcMar>
+            <w:vAlign w:val="top"/>
+          </w:tcPr>
+          <w:p>
+            <w:pPr>
+              <w:spacing w:after="40" w:before="0"/>
+              <w:jc w:val="left"/>
+            </w:pPr>
+            <w:r>
+              <w:rPr>
+                <w:rFonts w:ascii="Arial" w:cs="Arial" w:eastAsia="Arial" w:hAnsi="Arial"/>
+                <w:b/>
+                <w:bCs/>
+                <w:i w:val="false"/>
+                <w:iCs w:val="false"/>
+                <w:color w:val="000000"/>
+                <w:sz w:val="18"/>
+                <w:szCs w:val="18"/>
+              </w:rPr>
+              <w:t xml:space="preserve">Total Duration</w:t>
+            </w:r>
+          </w:p>
+        </w:tc>
+        <w:tc>
+          <w:tcPr>
+            <w:tcW w:type="dxa" w:w="10680"/>
+            <w:shd w:fill="FFFFFF" w:color="auto" w:val="clear"/>
+            <w:tcMar>
+              <w:top w:type="dxa" w:w="60"/>
+              <w:left w:type="dxa" w:w="120"/>
+              <w:bottom w:type="dxa" w:w="60"/>
+              <w:right w:type="dxa" w:w="120"/>
+            </w:tcMar>
+            <w:vAlign w:val="top"/>
+          </w:tcPr>
+          <w:p>
+            <w:pPr>
+              <w:spacing w:after="40" w:before="0"/>
+              <w:jc w:val="left"/>
+            </w:pPr>
+            <w:r>
+              <w:rPr>
+                <w:rFonts w:ascii="Arial" w:cs="Arial" w:eastAsia="Arial" w:hAnsi="Arial"/>
+                <w:b w:val="false"/>
+                <w:bCs w:val="false"/>
+                <w:i w:val="false"/>
+                <w:iCs w:val="false"/>
+                <w:color w:val="000000"/>
+                <w:sz w:val="18"/>
+                <w:szCs w:val="18"/>
+              </w:rPr>
+              <w:t xml:space="preserve">7 lessons (approximately 14 periods × 40 minutes = 560 minutes)</w:t>
+            </w:r>
+          </w:p>
+        </w:tc>
+      </w:tr>
+      <w:tr>
+        <w:tc>
+          <w:tcPr>
+            <w:tcW w:type="dxa" w:w="3000"/>
+            <w:shd w:fill="D5E8F0" w:color="auto" w:val="clear"/>
+            <w:tcMar>
+              <w:top w:type="dxa" w:w="60"/>
+              <w:left w:type="dxa" w:w="120"/>
+              <w:bottom w:type="dxa" w:w="60"/>
+              <w:right w:type="dxa" w:w="120"/>
+            </w:tcMar>
+            <w:vAlign w:val="top"/>
+          </w:tcPr>
+          <w:p>
+            <w:pPr>
+              <w:spacing w:after="40" w:before="0"/>
+              <w:jc w:val="left"/>
+            </w:pPr>
+            <w:r>
+              <w:rPr>
+                <w:rFonts w:ascii="Arial" w:cs="Arial" w:eastAsia="Arial" w:hAnsi="Arial"/>
+                <w:b/>
+                <w:bCs/>
+                <w:i w:val="false"/>
+                <w:iCs w:val="false"/>
+                <w:color w:val="000000"/>
+                <w:sz w:val="18"/>
+                <w:szCs w:val="18"/>
+              </w:rPr>
+              <w:t xml:space="preserve">Sub-Strand Content</w:t>
+            </w:r>
+          </w:p>
+        </w:tc>
+        <w:tc>
+          <w:tcPr>
+            <w:tcW w:type="dxa" w:w="10680"/>
+            <w:shd w:fill="FFFFFF" w:color="auto" w:val="clear"/>
+            <w:tcMar>
+              <w:top w:type="dxa" w:w="60"/>
+              <w:left w:type="dxa" w:w="120"/>
+              <w:bottom w:type="dxa" w:w="60"/>
+              <w:right w:type="dxa" w:w="120"/>
+            </w:tcMar>
+            <w:vAlign w:val="top"/>
+          </w:tcPr>
+          <w:p>
+            <w:pPr>
+              <w:spacing w:after="30" w:before="0"/>
+              <w:ind w:left="360" w:hanging="180"/>
+              <w:jc w:val="left"/>
+            </w:pPr>
+            <w:r>
+              <w:rPr>
+                <w:rFonts w:ascii="Arial" w:cs="Arial" w:eastAsia="Arial" w:hAnsi="Arial"/>
+                <w:b w:val="false"/>
+                <w:bCs w:val="false"/>
+                <w:i w:val="false"/>
+                <w:iCs w:val="false"/>
+                <w:color w:val="000000"/>
+                <w:sz w:val="18"/>
+                <w:szCs w:val="18"/>
+              </w:rPr>
+              <w:t xml:space="preserve">–  Trends in groups I, II, VII, VIII and period 3</w:t>
+            </w:r>
+          </w:p>
+          <w:p>
+            <w:pPr>
+              <w:spacing w:after="30" w:before="0"/>
+              <w:ind w:left="360" w:hanging="180"/>
+              <w:jc w:val="left"/>
+            </w:pPr>
+            <w:r>
+              <w:rPr>
+                <w:rFonts w:ascii="Arial" w:cs="Arial" w:eastAsia="Arial" w:hAnsi="Arial"/>
+                <w:b w:val="false"/>
+                <w:bCs w:val="false"/>
+                <w:i w:val="false"/>
+                <w:iCs w:val="false"/>
+                <w:color w:val="000000"/>
+                <w:sz w:val="18"/>
+                <w:szCs w:val="18"/>
+              </w:rPr>
+              <w:t xml:space="preserve">–  Gradation in size of atoms and ions, appearance, ionisation energy, electron affinity, melting and boiling points</w:t>
+            </w:r>
+          </w:p>
+          <w:p>
+            <w:pPr>
+              <w:spacing w:after="30" w:before="0"/>
+              <w:ind w:left="360" w:hanging="180"/>
+              <w:jc w:val="left"/>
+            </w:pPr>
+            <w:r>
+              <w:rPr>
+                <w:rFonts w:ascii="Arial" w:cs="Arial" w:eastAsia="Arial" w:hAnsi="Arial"/>
+                <w:b w:val="false"/>
+                <w:bCs w:val="false"/>
+                <w:i w:val="false"/>
+                <w:iCs w:val="false"/>
+                <w:color w:val="000000"/>
+                <w:sz w:val="18"/>
+                <w:szCs w:val="18"/>
+              </w:rPr>
+              <w:t xml:space="preserve">–  Ductility, malleability and electrical conductivity</w:t>
+            </w:r>
+          </w:p>
+          <w:p>
+            <w:pPr>
+              <w:spacing w:after="30" w:before="0"/>
+              <w:ind w:left="360" w:hanging="180"/>
+              <w:jc w:val="left"/>
+            </w:pPr>
+            <w:r>
+              <w:rPr>
+                <w:rFonts w:ascii="Arial" w:cs="Arial" w:eastAsia="Arial" w:hAnsi="Arial"/>
+                <w:b w:val="false"/>
+                <w:bCs w:val="false"/>
+                <w:i w:val="false"/>
+                <w:iCs w:val="false"/>
+                <w:color w:val="000000"/>
+                <w:sz w:val="18"/>
+                <w:szCs w:val="18"/>
+              </w:rPr>
+              <w:t xml:space="preserve">–  Chemical properties of group I and II elements (reaction with oxygen, chlorine, cold water, steam and dilute acids)</w:t>
+            </w:r>
+          </w:p>
+          <w:p>
+            <w:pPr>
+              <w:spacing w:after="30" w:before="0"/>
+              <w:ind w:left="360" w:hanging="180"/>
+              <w:jc w:val="left"/>
+            </w:pPr>
+            <w:r>
+              <w:rPr>
+                <w:rFonts w:ascii="Arial" w:cs="Arial" w:eastAsia="Arial" w:hAnsi="Arial"/>
+                <w:b w:val="false"/>
+                <w:bCs w:val="false"/>
+                <w:i w:val="false"/>
+                <w:iCs w:val="false"/>
+                <w:color w:val="000000"/>
+                <w:sz w:val="18"/>
+                <w:szCs w:val="18"/>
+              </w:rPr>
+              <w:t xml:space="preserve">–  Physical properties of chlorine, bromine and iodine (appearance, smell, solubility in water and physical states)</w:t>
+            </w:r>
+          </w:p>
+          <w:p>
+            <w:pPr>
+              <w:spacing w:after="30" w:before="0"/>
+              <w:ind w:left="360" w:hanging="180"/>
+              <w:jc w:val="left"/>
+            </w:pPr>
+            <w:r>
+              <w:rPr>
+                <w:rFonts w:ascii="Arial" w:cs="Arial" w:eastAsia="Arial" w:hAnsi="Arial"/>
+                <w:b w:val="false"/>
+                <w:bCs w:val="false"/>
+                <w:i w:val="false"/>
+                <w:iCs w:val="false"/>
+                <w:color w:val="000000"/>
+                <w:sz w:val="18"/>
+                <w:szCs w:val="18"/>
+              </w:rPr>
+              <w:t xml:space="preserve">–  Chemical properties of chlorine (reaction with water, hydrogen, metals, displacement reactions, bleaching action)</w:t>
+            </w:r>
+          </w:p>
+          <w:p>
+            <w:pPr>
+              <w:spacing w:after="30" w:before="0"/>
+              <w:ind w:left="360" w:hanging="180"/>
+              <w:jc w:val="left"/>
+            </w:pPr>
+            <w:r>
+              <w:rPr>
+                <w:rFonts w:ascii="Arial" w:cs="Arial" w:eastAsia="Arial" w:hAnsi="Arial"/>
+                <w:b w:val="false"/>
+                <w:bCs w:val="false"/>
+                <w:i w:val="false"/>
+                <w:iCs w:val="false"/>
+                <w:color w:val="000000"/>
+                <w:sz w:val="18"/>
+                <w:szCs w:val="18"/>
+              </w:rPr>
+              <w:t xml:space="preserve">–  Physical properties of period three elements (atomic size, ionisation energy, electron affinity, electronegativity, melting and boiling points)</w:t>
+            </w:r>
+          </w:p>
+          <w:p>
+            <w:pPr>
+              <w:spacing w:after="30" w:before="0"/>
+              <w:ind w:left="360" w:hanging="180"/>
+              <w:jc w:val="left"/>
+            </w:pPr>
+            <w:r>
+              <w:rPr>
+                <w:rFonts w:ascii="Arial" w:cs="Arial" w:eastAsia="Arial" w:hAnsi="Arial"/>
+                <w:b w:val="false"/>
+                <w:bCs w:val="false"/>
+                <w:i w:val="false"/>
+                <w:iCs w:val="false"/>
+                <w:color w:val="000000"/>
+                <w:sz w:val="18"/>
+                <w:szCs w:val="18"/>
+              </w:rPr>
+              <w:t xml:space="preserve">–  Chemical properties of period three elements with oxygen, water, chlorine and dilute acids</w:t>
+            </w:r>
+          </w:p>
+          <w:p>
+            <w:pPr>
+              <w:spacing w:after="30" w:before="0"/>
+              <w:ind w:left="360" w:hanging="180"/>
+              <w:jc w:val="left"/>
+            </w:pPr>
+            <w:r>
+              <w:rPr>
+                <w:rFonts w:ascii="Arial" w:cs="Arial" w:eastAsia="Arial" w:hAnsi="Arial"/>
+                <w:b w:val="false"/>
+                <w:bCs w:val="false"/>
+                <w:i w:val="false"/>
+                <w:iCs w:val="false"/>
+                <w:color w:val="000000"/>
+                <w:sz w:val="18"/>
+                <w:szCs w:val="18"/>
+              </w:rPr>
+              <w:t xml:space="preserve">–  Uses of selected elements in groups I, II, VII and VIII</w:t>
+            </w:r>
+          </w:p>
+        </w:tc>
+      </w:tr>
+      <w:tr>
+        <w:tc>
+          <w:tcPr>
+            <w:tcW w:type="dxa" w:w="3000"/>
+            <w:shd w:fill="D5E8F0" w:color="auto" w:val="clear"/>
+            <w:tcMar>
+              <w:top w:type="dxa" w:w="60"/>
+              <w:left w:type="dxa" w:w="120"/>
+              <w:bottom w:type="dxa" w:w="60"/>
+              <w:right w:type="dxa" w:w="120"/>
+            </w:tcMar>
+            <w:vAlign w:val="top"/>
+          </w:tcPr>
+          <w:p>
+            <w:pPr>
+              <w:spacing w:after="40" w:before="0"/>
+              <w:jc w:val="left"/>
+            </w:pPr>
+            <w:r>
+              <w:rPr>
+                <w:rFonts w:ascii="Arial" w:cs="Arial" w:eastAsia="Arial" w:hAnsi="Arial"/>
+                <w:b/>
+                <w:bCs/>
+                <w:i w:val="false"/>
+                <w:iCs w:val="false"/>
+                <w:color w:val="000000"/>
+                <w:sz w:val="18"/>
+                <w:szCs w:val="18"/>
+              </w:rPr>
+              <w:t xml:space="preserve">Learning Outcomes</w:t>
+            </w:r>
+          </w:p>
+        </w:tc>
+        <w:tc>
+          <w:tcPr>
+            <w:tcW w:type="dxa" w:w="10680"/>
+            <w:shd w:fill="FFFFFF" w:color="auto" w:val="clear"/>
+            <w:tcMar>
+              <w:top w:type="dxa" w:w="60"/>
+              <w:left w:type="dxa" w:w="120"/>
+              <w:bottom w:type="dxa" w:w="60"/>
+              <w:right w:type="dxa" w:w="120"/>
+            </w:tcMar>
+            <w:vAlign w:val="top"/>
+          </w:tcPr>
+          <w:p>
+            <w:pPr>
+              <w:spacing w:after="40" w:before="0"/>
+              <w:jc w:val="left"/>
+            </w:pPr>
+            <w:r>
+              <w:rPr>
+                <w:rFonts w:ascii="Arial" w:cs="Arial" w:eastAsia="Arial" w:hAnsi="Arial"/>
+                <w:b w:val="false"/>
+                <w:bCs w:val="false"/>
+                <w:i w:val="false"/>
+                <w:iCs w:val="false"/>
+                <w:color w:val="000000"/>
+                <w:sz w:val="18"/>
+                <w:szCs w:val="18"/>
+              </w:rPr>
+              <w:t xml:space="preserve">By the end of the sub-strand, the learner should be able to:</w:t>
+            </w:r>
+          </w:p>
+          <w:p>
+            <w:pPr>
+              <w:spacing w:after="40" w:before="0"/>
+              <w:jc w:val="left"/>
+            </w:pPr>
+            <w:r>
+              <w:rPr>
+                <w:rFonts w:ascii="Arial" w:cs="Arial" w:eastAsia="Arial" w:hAnsi="Arial"/>
+                <w:b w:val="false"/>
+                <w:bCs w:val="false"/>
+                <w:i w:val="false"/>
+                <w:iCs w:val="false"/>
+                <w:color w:val="000000"/>
+                <w:sz w:val="18"/>
+                <w:szCs w:val="18"/>
+              </w:rPr>
+              <w:t xml:space="preserve">a) describe the trends in physical properties of elements of the periodic table;</w:t>
+            </w:r>
+          </w:p>
+          <w:p>
+            <w:pPr>
+              <w:spacing w:after="40" w:before="0"/>
+              <w:jc w:val="left"/>
+            </w:pPr>
+            <w:r>
+              <w:rPr>
+                <w:rFonts w:ascii="Arial" w:cs="Arial" w:eastAsia="Arial" w:hAnsi="Arial"/>
+                <w:b w:val="false"/>
+                <w:bCs w:val="false"/>
+                <w:i w:val="false"/>
+                <w:iCs w:val="false"/>
+                <w:color w:val="000000"/>
+                <w:sz w:val="18"/>
+                <w:szCs w:val="18"/>
+              </w:rPr>
+              <w:t xml:space="preserve">b) investigate the chemical properties of elements in groups of the periodic table;</w:t>
+            </w:r>
+          </w:p>
+          <w:p>
+            <w:pPr>
+              <w:spacing w:after="40" w:before="0"/>
+              <w:jc w:val="left"/>
+            </w:pPr>
+            <w:r>
+              <w:rPr>
+                <w:rFonts w:ascii="Arial" w:cs="Arial" w:eastAsia="Arial" w:hAnsi="Arial"/>
+                <w:b w:val="false"/>
+                <w:bCs w:val="false"/>
+                <w:i w:val="false"/>
+                <w:iCs w:val="false"/>
+                <w:color w:val="000000"/>
+                <w:sz w:val="18"/>
+                <w:szCs w:val="18"/>
+              </w:rPr>
+              <w:t xml:space="preserve">c) describe the trends in properties across a period;</w:t>
+            </w:r>
+          </w:p>
+          <w:p>
+            <w:pPr>
+              <w:spacing w:after="40" w:before="0"/>
+              <w:jc w:val="left"/>
+            </w:pPr>
+            <w:r>
+              <w:rPr>
+                <w:rFonts w:ascii="Arial" w:cs="Arial" w:eastAsia="Arial" w:hAnsi="Arial"/>
+                <w:b w:val="false"/>
+                <w:bCs w:val="false"/>
+                <w:i w:val="false"/>
+                <w:iCs w:val="false"/>
+                <w:color w:val="000000"/>
+                <w:sz w:val="18"/>
+                <w:szCs w:val="18"/>
+              </w:rPr>
+              <w:t xml:space="preserve">d) outline applications of elements of the periodic table;</w:t>
+            </w:r>
+          </w:p>
+          <w:p>
+            <w:pPr>
+              <w:spacing w:after="40" w:before="0"/>
+              <w:jc w:val="left"/>
+            </w:pPr>
+            <w:r>
+              <w:rPr>
+                <w:rFonts w:ascii="Arial" w:cs="Arial" w:eastAsia="Arial" w:hAnsi="Arial"/>
+                <w:b w:val="false"/>
+                <w:bCs w:val="false"/>
+                <w:i w:val="false"/>
+                <w:iCs w:val="false"/>
+                <w:color w:val="000000"/>
+                <w:sz w:val="18"/>
+                <w:szCs w:val="18"/>
+              </w:rPr>
+              <w:t xml:space="preserve">e) appreciate applications of various elements of the periodic table.</w:t>
+            </w:r>
+          </w:p>
+        </w:tc>
+      </w:tr>
+      <w:tr>
+        <w:tc>
+          <w:tcPr>
+            <w:tcW w:type="dxa" w:w="3000"/>
+            <w:shd w:fill="D5E8F0" w:color="auto" w:val="clear"/>
+            <w:tcMar>
+              <w:top w:type="dxa" w:w="60"/>
+              <w:left w:type="dxa" w:w="120"/>
+              <w:bottom w:type="dxa" w:w="60"/>
+              <w:right w:type="dxa" w:w="120"/>
+            </w:tcMar>
+            <w:vAlign w:val="top"/>
+          </w:tcPr>
+          <w:p>
+            <w:pPr>
+              <w:spacing w:after="40" w:before="0"/>
+              <w:jc w:val="left"/>
+            </w:pPr>
+            <w:r>
+              <w:rPr>
+                <w:rFonts w:ascii="Arial" w:cs="Arial" w:eastAsia="Arial" w:hAnsi="Arial"/>
+                <w:b/>
+                <w:bCs/>
+                <w:i w:val="false"/>
+                <w:iCs w:val="false"/>
+                <w:color w:val="000000"/>
+                <w:sz w:val="18"/>
+                <w:szCs w:val="18"/>
+              </w:rPr>
+              <w:t xml:space="preserve">Core Competencies</w:t>
+            </w:r>
+          </w:p>
+        </w:tc>
+        <w:tc>
+          <w:tcPr>
+            <w:tcW w:type="dxa" w:w="10680"/>
+            <w:shd w:fill="FFFFFF" w:color="auto" w:val="clear"/>
+            <w:tcMar>
+              <w:top w:type="dxa" w:w="60"/>
+              <w:left w:type="dxa" w:w="120"/>
+              <w:bottom w:type="dxa" w:w="60"/>
+              <w:right w:type="dxa" w:w="120"/>
+            </w:tcMar>
+            <w:vAlign w:val="top"/>
+          </w:tcPr>
+          <w:p>
+            <w:pPr>
+              <w:spacing w:after="30" w:before="0"/>
+              <w:ind w:left="360" w:hanging="180"/>
+              <w:jc w:val="left"/>
+            </w:pPr>
+            <w:r>
+              <w:rPr>
+                <w:rFonts w:ascii="Arial" w:cs="Arial" w:eastAsia="Arial" w:hAnsi="Arial"/>
+                <w:b w:val="false"/>
+                <w:bCs w:val="false"/>
+                <w:i w:val="false"/>
+                <w:iCs w:val="false"/>
+                <w:color w:val="000000"/>
+                <w:sz w:val="18"/>
+                <w:szCs w:val="18"/>
+              </w:rPr>
+              <w:t xml:space="preserve">–  Communication and Collaboration: The learner discusses in groups the trends in physical properties of elements in groups I, II, VII and VIII, practising respectful scientific dialogue and peer explanation — modelled on how research chemists at institutions such as the University of Nairobi collaborate to characterise new compounds.</w:t>
+            </w:r>
+          </w:p>
+          <w:p>
+            <w:pPr>
+              <w:spacing w:after="30" w:before="0"/>
+              <w:ind w:left="360" w:hanging="180"/>
+              <w:jc w:val="left"/>
+            </w:pPr>
+            <w:r>
+              <w:rPr>
+                <w:rFonts w:ascii="Arial" w:cs="Arial" w:eastAsia="Arial" w:hAnsi="Arial"/>
+                <w:b w:val="false"/>
+                <w:bCs w:val="false"/>
+                <w:i w:val="false"/>
+                <w:iCs w:val="false"/>
+                <w:color w:val="000000"/>
+                <w:sz w:val="18"/>
+                <w:szCs w:val="18"/>
+              </w:rPr>
+              <w:t xml:space="preserve">–  Self-efficacy: The learner confidently communicates the uses of selected elements while making presentations in plenary, building the belief that their chemical reasoning is valid and valuable.</w:t>
+            </w:r>
+          </w:p>
+          <w:p>
+            <w:pPr>
+              <w:spacing w:after="30" w:before="0"/>
+              <w:ind w:left="360" w:hanging="180"/>
+              <w:jc w:val="left"/>
+            </w:pPr>
+            <w:r>
+              <w:rPr>
+                <w:rFonts w:ascii="Arial" w:cs="Arial" w:eastAsia="Arial" w:hAnsi="Arial"/>
+                <w:b w:val="false"/>
+                <w:bCs w:val="false"/>
+                <w:i w:val="false"/>
+                <w:iCs w:val="false"/>
+                <w:color w:val="000000"/>
+                <w:sz w:val="18"/>
+                <w:szCs w:val="18"/>
+              </w:rPr>
+              <w:t xml:space="preserve">–  Learning to Learn: The learner independently practises writing balanced chemical equations for reactions involving group I, II and VII elements, taking ownership of their own conceptual gaps and filling them through self-directed revision.</w:t>
+            </w:r>
+          </w:p>
+          <w:p>
+            <w:pPr>
+              <w:spacing w:after="30" w:before="0"/>
+              <w:ind w:left="360" w:hanging="180"/>
+              <w:jc w:val="left"/>
+            </w:pPr>
+            <w:r>
+              <w:rPr>
+                <w:rFonts w:ascii="Arial" w:cs="Arial" w:eastAsia="Arial" w:hAnsi="Arial"/>
+                <w:b w:val="false"/>
+                <w:bCs w:val="false"/>
+                <w:i w:val="false"/>
+                <w:iCs w:val="false"/>
+                <w:color w:val="000000"/>
+                <w:sz w:val="18"/>
+                <w:szCs w:val="18"/>
+              </w:rPr>
+              <w:t xml:space="preserve">–  Digital Literacy: The learner uses digital devices appropriately to search for information on the uses of group I, II, VII and VIII elements, critically evaluating online sources and curating relevant evidence.</w:t>
+            </w:r>
+          </w:p>
+        </w:tc>
+      </w:tr>
+      <w:tr>
+        <w:tc>
+          <w:tcPr>
+            <w:tcW w:type="dxa" w:w="3000"/>
+            <w:shd w:fill="E2EFDA" w:color="auto" w:val="clear"/>
+            <w:tcMar>
+              <w:top w:type="dxa" w:w="60"/>
+              <w:left w:type="dxa" w:w="120"/>
+              <w:bottom w:type="dxa" w:w="60"/>
+              <w:right w:type="dxa" w:w="120"/>
+            </w:tcMar>
+            <w:vAlign w:val="top"/>
+          </w:tcPr>
+          <w:p>
+            <w:pPr>
+              <w:spacing w:after="40" w:before="0"/>
+              <w:jc w:val="left"/>
+            </w:pPr>
+            <w:r>
+              <w:rPr>
+                <w:rFonts w:ascii="Arial" w:cs="Arial" w:eastAsia="Arial" w:hAnsi="Arial"/>
+                <w:b/>
+                <w:bCs/>
+                <w:i w:val="false"/>
+                <w:iCs w:val="false"/>
+                <w:color w:val="000000"/>
+                <w:sz w:val="18"/>
+                <w:szCs w:val="18"/>
+              </w:rPr>
+              <w:t xml:space="preserve">Core Values</w:t>
+            </w:r>
+          </w:p>
+        </w:tc>
+        <w:tc>
+          <w:tcPr>
+            <w:tcW w:type="dxa" w:w="10680"/>
+            <w:shd w:fill="FFFFFF" w:color="auto" w:val="clear"/>
+            <w:tcMar>
+              <w:top w:type="dxa" w:w="60"/>
+              <w:left w:type="dxa" w:w="120"/>
+              <w:bottom w:type="dxa" w:w="60"/>
+              <w:right w:type="dxa" w:w="120"/>
+            </w:tcMar>
+            <w:vAlign w:val="top"/>
+          </w:tcPr>
+          <w:p>
+            <w:pPr>
+              <w:spacing w:after="30" w:before="0"/>
+              <w:ind w:left="360" w:hanging="180"/>
+              <w:jc w:val="left"/>
+            </w:pPr>
+            <w:r>
+              <w:rPr>
+                <w:rFonts w:ascii="Arial" w:cs="Arial" w:eastAsia="Arial" w:hAnsi="Arial"/>
+                <w:b w:val="false"/>
+                <w:bCs w:val="false"/>
+                <w:i w:val="false"/>
+                <w:iCs w:val="false"/>
+                <w:color w:val="000000"/>
+                <w:sz w:val="18"/>
+                <w:szCs w:val="18"/>
+              </w:rPr>
+              <w:t xml:space="preserve">–  Unity: The learner appreciates the participation of each member of the group as they carry out experiments to investigate the physical and chemical properties of elements in the chemical families, recognising that accurate results depend on every team member's contribution.</w:t>
+            </w:r>
+          </w:p>
+        </w:tc>
+      </w:tr>
+      <w:tr>
+        <w:tc>
+          <w:tcPr>
+            <w:tcW w:type="dxa" w:w="3000"/>
+            <w:shd w:fill="D5E8F0" w:color="auto" w:val="clear"/>
+            <w:tcMar>
+              <w:top w:type="dxa" w:w="60"/>
+              <w:left w:type="dxa" w:w="120"/>
+              <w:bottom w:type="dxa" w:w="60"/>
+              <w:right w:type="dxa" w:w="120"/>
+            </w:tcMar>
+            <w:vAlign w:val="top"/>
+          </w:tcPr>
+          <w:p>
+            <w:pPr>
+              <w:spacing w:after="40" w:before="0"/>
+              <w:jc w:val="left"/>
+            </w:pPr>
+            <w:r>
+              <w:rPr>
+                <w:rFonts w:ascii="Arial" w:cs="Arial" w:eastAsia="Arial" w:hAnsi="Arial"/>
+                <w:b/>
+                <w:bCs/>
+                <w:i w:val="false"/>
+                <w:iCs w:val="false"/>
+                <w:color w:val="000000"/>
+                <w:sz w:val="18"/>
+                <w:szCs w:val="18"/>
+              </w:rPr>
+              <w:t xml:space="preserve">Science &amp; Engineering Practices</w:t>
+            </w:r>
+          </w:p>
+        </w:tc>
+        <w:tc>
+          <w:tcPr>
+            <w:tcW w:type="dxa" w:w="10680"/>
+            <w:shd w:fill="FFFFFF" w:color="auto" w:val="clear"/>
+            <w:tcMar>
+              <w:top w:type="dxa" w:w="60"/>
+              <w:left w:type="dxa" w:w="120"/>
+              <w:bottom w:type="dxa" w:w="60"/>
+              <w:right w:type="dxa" w:w="120"/>
+            </w:tcMar>
+            <w:vAlign w:val="top"/>
+          </w:tcPr>
+          <w:p>
+            <w:pPr>
+              <w:spacing w:after="30" w:before="0"/>
+              <w:ind w:left="360" w:hanging="180"/>
+              <w:jc w:val="left"/>
+            </w:pPr>
+            <w:r>
+              <w:rPr>
+                <w:rFonts w:ascii="Arial" w:cs="Arial" w:eastAsia="Arial" w:hAnsi="Arial"/>
+                <w:b w:val="false"/>
+                <w:bCs w:val="false"/>
+                <w:i w:val="false"/>
+                <w:iCs w:val="false"/>
+                <w:color w:val="000000"/>
+                <w:sz w:val="18"/>
+                <w:szCs w:val="18"/>
+              </w:rPr>
+              <w:t xml:space="preserve">–  Asking Questions and Defining Problems: Students generate and refine questions about why sodium reacts violently with water while magnesium barely reacts, anchoring curiosity in observable evidence before any direct instruction.</w:t>
+            </w:r>
+          </w:p>
+          <w:p>
+            <w:pPr>
+              <w:spacing w:after="30" w:before="0"/>
+              <w:ind w:left="360" w:hanging="180"/>
+              <w:jc w:val="left"/>
+            </w:pPr>
+            <w:r>
+              <w:rPr>
+                <w:rFonts w:ascii="Arial" w:cs="Arial" w:eastAsia="Arial" w:hAnsi="Arial"/>
+                <w:b w:val="false"/>
+                <w:bCs w:val="false"/>
+                <w:i w:val="false"/>
+                <w:iCs w:val="false"/>
+                <w:color w:val="000000"/>
+                <w:sz w:val="18"/>
+                <w:szCs w:val="18"/>
+              </w:rPr>
+              <w:t xml:space="preserve">–  Planning and Carrying Out Investigations: Learners design and conduct experiments to investigate physical and chemical properties of group I, II and VII elements — including reactions with oxygen, cold water, steam and dilute acids — recording controlled variables and safety precautions.</w:t>
+            </w:r>
+          </w:p>
+          <w:p>
+            <w:pPr>
+              <w:spacing w:after="30" w:before="0"/>
+              <w:ind w:left="360" w:hanging="180"/>
+              <w:jc w:val="left"/>
+            </w:pPr>
+            <w:r>
+              <w:rPr>
+                <w:rFonts w:ascii="Arial" w:cs="Arial" w:eastAsia="Arial" w:hAnsi="Arial"/>
+                <w:b w:val="false"/>
+                <w:bCs w:val="false"/>
+                <w:i w:val="false"/>
+                <w:iCs w:val="false"/>
+                <w:color w:val="000000"/>
+                <w:sz w:val="18"/>
+                <w:szCs w:val="18"/>
+              </w:rPr>
+              <w:t xml:space="preserve">–  Analysing and Interpreting Data: Students construct data tables of periodic trends (atomic radius, ionisation energy, electronegativity, melting point) across period 3 and down groups, identifying patterns and anomalies and linking them to electron configuration.</w:t>
+            </w:r>
+          </w:p>
+          <w:p>
+            <w:pPr>
+              <w:spacing w:after="30" w:before="0"/>
+              <w:ind w:left="360" w:hanging="180"/>
+              <w:jc w:val="left"/>
+            </w:pPr>
+            <w:r>
+              <w:rPr>
+                <w:rFonts w:ascii="Arial" w:cs="Arial" w:eastAsia="Arial" w:hAnsi="Arial"/>
+                <w:b w:val="false"/>
+                <w:bCs w:val="false"/>
+                <w:i w:val="false"/>
+                <w:iCs w:val="false"/>
+                <w:color w:val="000000"/>
+                <w:sz w:val="18"/>
+                <w:szCs w:val="18"/>
+              </w:rPr>
+              <w:t xml:space="preserve">–  Constructing Explanations: Learners build written and visual explanations that connect observed reactivity trends directly to changes in electron configuration, nuclear charge and shielding across periods and down groups.</w:t>
+            </w:r>
+          </w:p>
+          <w:p>
+            <w:pPr>
+              <w:spacing w:after="30" w:before="0"/>
+              <w:ind w:left="360" w:hanging="180"/>
+              <w:jc w:val="left"/>
+            </w:pPr>
+            <w:r>
+              <w:rPr>
+                <w:rFonts w:ascii="Arial" w:cs="Arial" w:eastAsia="Arial" w:hAnsi="Arial"/>
+                <w:b w:val="false"/>
+                <w:bCs w:val="false"/>
+                <w:i w:val="false"/>
+                <w:iCs w:val="false"/>
+                <w:color w:val="000000"/>
+                <w:sz w:val="18"/>
+                <w:szCs w:val="18"/>
+              </w:rPr>
+              <w:t xml:space="preserve">–  Obtaining, Evaluating and Communicating Information: Students use digital and print resources to research industrial and everyday uses of selected elements in Kenya (e.g., chlorine in water treatment at Nairobi Water Company, sodium in street-light lamps along Thika Road) and present findings in plenary.</w:t>
+            </w:r>
+          </w:p>
+        </w:tc>
+      </w:tr>
+      <w:tr>
+        <w:tc>
+          <w:tcPr>
+            <w:tcW w:type="dxa" w:w="3000"/>
+            <w:shd w:fill="FCE4D6" w:color="auto" w:val="clear"/>
+            <w:tcMar>
+              <w:top w:type="dxa" w:w="60"/>
+              <w:left w:type="dxa" w:w="120"/>
+              <w:bottom w:type="dxa" w:w="60"/>
+              <w:right w:type="dxa" w:w="120"/>
+            </w:tcMar>
+            <w:vAlign w:val="top"/>
+          </w:tcPr>
+          <w:p>
+            <w:pPr>
+              <w:spacing w:after="40" w:before="0"/>
+              <w:jc w:val="left"/>
+            </w:pPr>
+            <w:r>
+              <w:rPr>
+                <w:rFonts w:ascii="Arial" w:cs="Arial" w:eastAsia="Arial" w:hAnsi="Arial"/>
+                <w:b/>
+                <w:bCs/>
+                <w:i w:val="false"/>
+                <w:iCs w:val="false"/>
+                <w:color w:val="000000"/>
+                <w:sz w:val="18"/>
+                <w:szCs w:val="18"/>
+              </w:rPr>
+              <w:t xml:space="preserve">Pertinent &amp; Contemporary Issues (PCIs)</w:t>
+            </w:r>
+          </w:p>
+        </w:tc>
+        <w:tc>
+          <w:tcPr>
+            <w:tcW w:type="dxa" w:w="10680"/>
+            <w:shd w:fill="FFFFFF" w:color="auto" w:val="clear"/>
+            <w:tcMar>
+              <w:top w:type="dxa" w:w="60"/>
+              <w:left w:type="dxa" w:w="120"/>
+              <w:bottom w:type="dxa" w:w="60"/>
+              <w:right w:type="dxa" w:w="120"/>
+            </w:tcMar>
+            <w:vAlign w:val="top"/>
+          </w:tcPr>
+          <w:p>
+            <w:pPr>
+              <w:spacing w:after="30" w:before="0"/>
+              <w:ind w:left="360" w:hanging="180"/>
+              <w:jc w:val="left"/>
+            </w:pPr>
+            <w:r>
+              <w:rPr>
+                <w:rFonts w:ascii="Arial" w:cs="Arial" w:eastAsia="Arial" w:hAnsi="Arial"/>
+                <w:b w:val="false"/>
+                <w:bCs w:val="false"/>
+                <w:i w:val="false"/>
+                <w:iCs w:val="false"/>
+                <w:color w:val="000000"/>
+                <w:sz w:val="18"/>
+                <w:szCs w:val="18"/>
+              </w:rPr>
+              <w:t xml:space="preserve">–  Learner Support Programmes (healthy inter and intrapersonal relationships): The learner searches with peers for information on the uses of elements in groups I, II, VII and VIII, building respectful collaborative relationships and healthy peer interdependence.</w:t>
+            </w:r>
+          </w:p>
+          <w:p>
+            <w:pPr>
+              <w:spacing w:after="30" w:before="0"/>
+              <w:ind w:left="360" w:hanging="180"/>
+              <w:jc w:val="left"/>
+            </w:pPr>
+            <w:r>
+              <w:rPr>
+                <w:rFonts w:ascii="Arial" w:cs="Arial" w:eastAsia="Arial" w:hAnsi="Arial"/>
+                <w:b w:val="false"/>
+                <w:bCs w:val="false"/>
+                <w:i w:val="false"/>
+                <w:iCs w:val="false"/>
+                <w:color w:val="000000"/>
+                <w:sz w:val="18"/>
+                <w:szCs w:val="18"/>
+              </w:rPr>
+              <w:t xml:space="preserve">–  Socio-Economic and Environmental Issues (road safety): The learner discusses the use of selected elements — such as sodium vapour and xenon — in illuminating street lights for safe roads, connecting chemistry to public safety infrastructure in Kenyan cities like Nairobi and Mombasa.</w:t>
+            </w:r>
+          </w:p>
+          <w:p>
+            <w:pPr>
+              <w:spacing w:after="30" w:before="0"/>
+              <w:ind w:left="360" w:hanging="180"/>
+              <w:jc w:val="left"/>
+            </w:pPr>
+            <w:r>
+              <w:rPr>
+                <w:rFonts w:ascii="Arial" w:cs="Arial" w:eastAsia="Arial" w:hAnsi="Arial"/>
+                <w:b w:val="false"/>
+                <w:bCs w:val="false"/>
+                <w:i w:val="false"/>
+                <w:iCs w:val="false"/>
+                <w:color w:val="000000"/>
+                <w:sz w:val="18"/>
+                <w:szCs w:val="18"/>
+              </w:rPr>
+              <w:t xml:space="preserve">–  Life Skills (assertiveness): The learner confidently presents their findings on the uses of elements to the whole class, practising assertive, evidence-based communication in a safe academic environment.</w:t>
+            </w:r>
+          </w:p>
+        </w:tc>
+      </w:tr>
+      <w:tr>
+        <w:tc>
+          <w:tcPr>
+            <w:tcW w:type="dxa" w:w="3000"/>
+            <w:shd w:fill="D9EEF1" w:color="auto" w:val="clear"/>
+            <w:tcMar>
+              <w:top w:type="dxa" w:w="60"/>
+              <w:left w:type="dxa" w:w="120"/>
+              <w:bottom w:type="dxa" w:w="60"/>
+              <w:right w:type="dxa" w:w="120"/>
+            </w:tcMar>
+            <w:vAlign w:val="top"/>
+          </w:tcPr>
+          <w:p>
+            <w:pPr>
+              <w:spacing w:after="40" w:before="0"/>
+              <w:jc w:val="left"/>
+            </w:pPr>
+            <w:r>
+              <w:rPr>
+                <w:rFonts w:ascii="Arial" w:cs="Arial" w:eastAsia="Arial" w:hAnsi="Arial"/>
+                <w:b/>
+                <w:bCs/>
+                <w:i w:val="false"/>
+                <w:iCs w:val="false"/>
+                <w:color w:val="000000"/>
+                <w:sz w:val="18"/>
+                <w:szCs w:val="18"/>
+              </w:rPr>
+              <w:t xml:space="preserve">Career Connections</w:t>
+            </w:r>
+          </w:p>
+        </w:tc>
+        <w:tc>
+          <w:tcPr>
+            <w:tcW w:type="dxa" w:w="10680"/>
+            <w:shd w:fill="FFFFFF" w:color="auto" w:val="clear"/>
+            <w:tcMar>
+              <w:top w:type="dxa" w:w="60"/>
+              <w:left w:type="dxa" w:w="120"/>
+              <w:bottom w:type="dxa" w:w="60"/>
+              <w:right w:type="dxa" w:w="120"/>
+            </w:tcMar>
+            <w:vAlign w:val="top"/>
+          </w:tcPr>
+          <w:p>
+            <w:pPr>
+              <w:spacing w:after="30" w:before="0"/>
+              <w:ind w:left="360" w:hanging="180"/>
+              <w:jc w:val="left"/>
+            </w:pPr>
+            <w:r>
+              <w:rPr>
+                <w:rFonts w:ascii="Arial" w:cs="Arial" w:eastAsia="Arial" w:hAnsi="Arial"/>
+                <w:b w:val="false"/>
+                <w:bCs w:val="false"/>
+                <w:i w:val="false"/>
+                <w:iCs w:val="false"/>
+                <w:color w:val="000000"/>
+                <w:sz w:val="18"/>
+                <w:szCs w:val="18"/>
+              </w:rPr>
+              <w:t xml:space="preserve">–  Pharmacist / Pharmaceutical Chemist: Understanding periodic trends in reactivity and electronegativity underpins drug design and the selection of safe reactive compounds — relevant to Kenya's growing pharmaceutical manufacturing sector in Nairobi's industrial area.</w:t>
+            </w:r>
+          </w:p>
+          <w:p>
+            <w:pPr>
+              <w:spacing w:after="30" w:before="0"/>
+              <w:ind w:left="360" w:hanging="180"/>
+              <w:jc w:val="left"/>
+            </w:pPr>
+            <w:r>
+              <w:rPr>
+                <w:rFonts w:ascii="Arial" w:cs="Arial" w:eastAsia="Arial" w:hAnsi="Arial"/>
+                <w:b w:val="false"/>
+                <w:bCs w:val="false"/>
+                <w:i w:val="false"/>
+                <w:iCs w:val="false"/>
+                <w:color w:val="000000"/>
+                <w:sz w:val="18"/>
+                <w:szCs w:val="18"/>
+              </w:rPr>
+              <w:t xml:space="preserve">–  Water Treatment Technologist: Knowledge of chlorine's chemical properties (reaction with water, bleaching, disinfection) is directly applied by technicians at water treatment plants such as those operated by Nairobi Water and Sewerage Company and the Kisumu Water and Sanitation Company.</w:t>
+            </w:r>
+          </w:p>
+          <w:p>
+            <w:pPr>
+              <w:spacing w:after="30" w:before="0"/>
+              <w:ind w:left="360" w:hanging="180"/>
+              <w:jc w:val="left"/>
+            </w:pPr>
+            <w:r>
+              <w:rPr>
+                <w:rFonts w:ascii="Arial" w:cs="Arial" w:eastAsia="Arial" w:hAnsi="Arial"/>
+                <w:b w:val="false"/>
+                <w:bCs w:val="false"/>
+                <w:i w:val="false"/>
+                <w:iCs w:val="false"/>
+                <w:color w:val="000000"/>
+                <w:sz w:val="18"/>
+                <w:szCs w:val="18"/>
+              </w:rPr>
+              <w:t xml:space="preserve">–  Materials Engineer / Metallurgist: Trends in ductility, malleability and electrical conductivity across period 3 inform the selection of metals for construction and electronics manufacturing — critical skills for engineers working on Kenya's infrastructure projects.</w:t>
+            </w:r>
+          </w:p>
+          <w:p>
+            <w:pPr>
+              <w:spacing w:after="30" w:before="0"/>
+              <w:ind w:left="360" w:hanging="180"/>
+              <w:jc w:val="left"/>
+            </w:pPr>
+            <w:r>
+              <w:rPr>
+                <w:rFonts w:ascii="Arial" w:cs="Arial" w:eastAsia="Arial" w:hAnsi="Arial"/>
+                <w:b w:val="false"/>
+                <w:bCs w:val="false"/>
+                <w:i w:val="false"/>
+                <w:iCs w:val="false"/>
+                <w:color w:val="000000"/>
+                <w:sz w:val="18"/>
+                <w:szCs w:val="18"/>
+              </w:rPr>
+              <w:t xml:space="preserve">–  Agricultural Soil Scientist: Understanding the reactivity of group I and II elements (e.g., potassium, calcium, magnesium) with water and acids explains soil nutrient availability for Kenyan smallholder farmers in the Rift Valley and Central Kenya.</w:t>
+            </w:r>
+          </w:p>
+          <w:p>
+            <w:pPr>
+              <w:spacing w:after="30" w:before="0"/>
+              <w:ind w:left="360" w:hanging="180"/>
+              <w:jc w:val="left"/>
+            </w:pPr>
+            <w:r>
+              <w:rPr>
+                <w:rFonts w:ascii="Arial" w:cs="Arial" w:eastAsia="Arial" w:hAnsi="Arial"/>
+                <w:b w:val="false"/>
+                <w:bCs w:val="false"/>
+                <w:i w:val="false"/>
+                <w:iCs w:val="false"/>
+                <w:color w:val="000000"/>
+                <w:sz w:val="18"/>
+                <w:szCs w:val="18"/>
+              </w:rPr>
+              <w:t xml:space="preserve">–  Chemical Engineer (Industrial Chemistry): Knowledge of elemental properties and periodic trends supports process design in Kenya's chemical industries, including soda ash production at Magadi and fertiliser manufacturing.</w:t>
+            </w:r>
+          </w:p>
+        </w:tc>
+      </w:tr>
+      <w:tr>
+        <w:tc>
+          <w:tcPr>
+            <w:tcW w:type="dxa" w:w="3000"/>
+            <w:shd w:fill="D5E8F0" w:color="auto" w:val="clear"/>
+            <w:tcMar>
+              <w:top w:type="dxa" w:w="60"/>
+              <w:left w:type="dxa" w:w="120"/>
+              <w:bottom w:type="dxa" w:w="60"/>
+              <w:right w:type="dxa" w:w="120"/>
+            </w:tcMar>
+            <w:vAlign w:val="top"/>
+          </w:tcPr>
+          <w:p>
+            <w:pPr>
+              <w:spacing w:after="40" w:before="0"/>
+              <w:jc w:val="left"/>
+            </w:pPr>
+            <w:r>
+              <w:rPr>
+                <w:rFonts w:ascii="Arial" w:cs="Arial" w:eastAsia="Arial" w:hAnsi="Arial"/>
+                <w:b/>
+                <w:bCs/>
+                <w:i w:val="false"/>
+                <w:iCs w:val="false"/>
+                <w:color w:val="000000"/>
+                <w:sz w:val="18"/>
+                <w:szCs w:val="18"/>
+              </w:rPr>
+              <w:t xml:space="preserve">Focus for Lessons</w:t>
+            </w:r>
+          </w:p>
+        </w:tc>
+        <w:tc>
+          <w:tcPr>
+            <w:tcW w:type="dxa" w:w="10680"/>
+            <w:shd w:fill="FFFFFF" w:color="auto" w:val="clear"/>
+            <w:tcMar>
+              <w:top w:type="dxa" w:w="60"/>
+              <w:left w:type="dxa" w:w="120"/>
+              <w:bottom w:type="dxa" w:w="60"/>
+              <w:right w:type="dxa" w:w="120"/>
+            </w:tcMar>
+            <w:vAlign w:val="top"/>
+          </w:tcPr>
+          <w:p>
+            <w:pPr>
+              <w:spacing w:after="40" w:before="0"/>
+              <w:jc w:val="left"/>
+            </w:pPr>
+            <w:r>
+              <w:rPr>
+                <w:rFonts w:ascii="Arial" w:cs="Arial" w:eastAsia="Arial" w:hAnsi="Arial"/>
+                <w:b w:val="false"/>
+                <w:bCs w:val="false"/>
+                <w:i w:val="false"/>
+                <w:iCs w:val="false"/>
+                <w:color w:val="000000"/>
+                <w:sz w:val="18"/>
+                <w:szCs w:val="18"/>
+              </w:rPr>
+              <w:t xml:space="preserve">This unit guides Grade 10 learners to discover that the periodic table is not merely a reference chart but a predictive map of chemical behaviour — where an element's position encodes its electron configuration, which in turn determines every measurable physical and chemical property. Using a Kenyan-context anchoring phenomenon (the dramatic contrast between how lithium, sodium and potassium react with water from Lake Victoria versus how inert argon and neon are), learners build an evidence-based model of periodic trends across groups I, II, VII and VIII and across period 3. The instructional approach blends hands-on experiments, collaborative group discussion, digital research and model revision, ensuring learners move from surface-level pattern recognition to deep mechanistic understanding rooted in electron configuration.</w:t>
+            </w:r>
+          </w:p>
+        </w:tc>
+      </w:tr>
+      <w:tr>
+        <w:tc>
+          <w:tcPr>
+            <w:tcW w:type="dxa" w:w="3000"/>
+            <w:shd w:fill="EAD1F5" w:color="auto" w:val="clear"/>
+            <w:tcMar>
+              <w:top w:type="dxa" w:w="60"/>
+              <w:left w:type="dxa" w:w="120"/>
+              <w:bottom w:type="dxa" w:w="60"/>
+              <w:right w:type="dxa" w:w="120"/>
+            </w:tcMar>
+            <w:vAlign w:val="top"/>
+          </w:tcPr>
+          <w:p>
+            <w:pPr>
+              <w:spacing w:after="40" w:before="0"/>
+              <w:jc w:val="left"/>
+            </w:pPr>
+            <w:r>
+              <w:rPr>
+                <w:rFonts w:ascii="Arial" w:cs="Arial" w:eastAsia="Arial" w:hAnsi="Arial"/>
+                <w:b/>
+                <w:bCs/>
+                <w:i w:val="false"/>
+                <w:iCs w:val="false"/>
+                <w:color w:val="000000"/>
+                <w:sz w:val="18"/>
+                <w:szCs w:val="18"/>
+              </w:rPr>
+              <w:t xml:space="preserve">Driving Question / Key Inquiry Questions</w:t>
+            </w:r>
+          </w:p>
+        </w:tc>
+        <w:tc>
+          <w:tcPr>
+            <w:tcW w:type="dxa" w:w="10680"/>
+            <w:shd w:fill="FFFFFF" w:color="auto" w:val="clear"/>
+            <w:tcMar>
+              <w:top w:type="dxa" w:w="60"/>
+              <w:left w:type="dxa" w:w="120"/>
+              <w:bottom w:type="dxa" w:w="60"/>
+              <w:right w:type="dxa" w:w="120"/>
+            </w:tcMar>
+            <w:vAlign w:val="top"/>
+          </w:tcPr>
+          <w:p>
+            <w:pPr>
+              <w:spacing w:after="40" w:before="0"/>
+              <w:jc w:val="left"/>
+            </w:pPr>
+            <w:r>
+              <w:rPr>
+                <w:rFonts w:ascii="Arial" w:cs="Arial" w:eastAsia="Arial" w:hAnsi="Arial"/>
+                <w:b w:val="false"/>
+                <w:bCs w:val="false"/>
+                <w:i w:val="false"/>
+                <w:iCs w:val="false"/>
+                <w:color w:val="000000"/>
+                <w:sz w:val="18"/>
+                <w:szCs w:val="18"/>
+              </w:rPr>
+              <w:t xml:space="preserve">DRIVING QUESTION: "Why do elements that sit next to each other in the periodic table — like sodium and magnesium, or chlorine and argon — behave so differently, and can we use an element's position in the table to predict exactly how it will behave before we ever put it in a test tube?"</w:t>
+            </w:r>
+          </w:p>
+          <w:p>
+            <w:pPr>
+              <w:spacing w:after="40" w:before="0"/>
+              <w:jc w:val="left"/>
+            </w:pPr>
+            <w:r>
+              <w:rPr>
+                <w:rFonts w:ascii="Arial" w:cs="Arial" w:eastAsia="Arial" w:hAnsi="Arial"/>
+                <w:b w:val="false"/>
+                <w:bCs w:val="false"/>
+                <w:i w:val="false"/>
+                <w:iCs w:val="false"/>
+                <w:color w:val="000000"/>
+                <w:sz w:val="18"/>
+                <w:szCs w:val="18"/>
+              </w:rPr>
+              <w:t xml:space="preserve"/>
+            </w:r>
+          </w:p>
+          <w:p>
+            <w:pPr>
+              <w:spacing w:after="40" w:before="0"/>
+              <w:jc w:val="left"/>
+            </w:pPr>
+            <w:r>
+              <w:rPr>
+                <w:rFonts w:ascii="Arial" w:cs="Arial" w:eastAsia="Arial" w:hAnsi="Arial"/>
+                <w:b w:val="false"/>
+                <w:bCs w:val="false"/>
+                <w:i w:val="false"/>
+                <w:iCs w:val="false"/>
+                <w:color w:val="000000"/>
+                <w:sz w:val="18"/>
+                <w:szCs w:val="18"/>
+              </w:rPr>
+              <w:t xml:space="preserve">KICD KEY INQUIRY QUESTIONS:</w:t>
+            </w:r>
+          </w:p>
+          <w:p>
+            <w:pPr>
+              <w:spacing w:after="40" w:before="0"/>
+              <w:jc w:val="left"/>
+            </w:pPr>
+            <w:r>
+              <w:rPr>
+                <w:rFonts w:ascii="Arial" w:cs="Arial" w:eastAsia="Arial" w:hAnsi="Arial"/>
+                <w:b w:val="false"/>
+                <w:bCs w:val="false"/>
+                <w:i w:val="false"/>
+                <w:iCs w:val="false"/>
+                <w:color w:val="000000"/>
+                <w:sz w:val="18"/>
+                <w:szCs w:val="18"/>
+              </w:rPr>
+              <w:t xml:space="preserve">1. Why is the study of chemical families important?</w:t>
+            </w:r>
+          </w:p>
+          <w:p>
+            <w:pPr>
+              <w:spacing w:after="40" w:before="0"/>
+              <w:jc w:val="left"/>
+            </w:pPr>
+            <w:r>
+              <w:rPr>
+                <w:rFonts w:ascii="Arial" w:cs="Arial" w:eastAsia="Arial" w:hAnsi="Arial"/>
+                <w:b w:val="false"/>
+                <w:bCs w:val="false"/>
+                <w:i w:val="false"/>
+                <w:iCs w:val="false"/>
+                <w:color w:val="000000"/>
+                <w:sz w:val="18"/>
+                <w:szCs w:val="18"/>
+              </w:rPr>
+              <w:t xml:space="preserve">2. How does the position of an element in the periodic table influence its properties?</w:t>
+            </w:r>
+          </w:p>
+        </w:tc>
+      </w:tr>
+      <w:tr>
+        <w:tc>
+          <w:tcPr>
+            <w:tcW w:type="dxa" w:w="3000"/>
+            <w:shd w:fill="EAD1F5" w:color="auto" w:val="clear"/>
+            <w:tcMar>
+              <w:top w:type="dxa" w:w="60"/>
+              <w:left w:type="dxa" w:w="120"/>
+              <w:bottom w:type="dxa" w:w="60"/>
+              <w:right w:type="dxa" w:w="120"/>
+            </w:tcMar>
+            <w:vAlign w:val="top"/>
+          </w:tcPr>
+          <w:p>
+            <w:pPr>
+              <w:spacing w:after="40" w:before="0"/>
+              <w:jc w:val="left"/>
+            </w:pPr>
+            <w:r>
+              <w:rPr>
+                <w:rFonts w:ascii="Arial" w:cs="Arial" w:eastAsia="Arial" w:hAnsi="Arial"/>
+                <w:b/>
+                <w:bCs/>
+                <w:i w:val="false"/>
+                <w:iCs w:val="false"/>
+                <w:color w:val="000000"/>
+                <w:sz w:val="18"/>
+                <w:szCs w:val="18"/>
+              </w:rPr>
+              <w:t xml:space="preserve">Anchoring Phenomenon</w:t>
+            </w:r>
+          </w:p>
+        </w:tc>
+        <w:tc>
+          <w:tcPr>
+            <w:tcW w:type="dxa" w:w="10680"/>
+            <w:shd w:fill="FFFFFF" w:color="auto" w:val="clear"/>
+            <w:tcMar>
+              <w:top w:type="dxa" w:w="60"/>
+              <w:left w:type="dxa" w:w="120"/>
+              <w:bottom w:type="dxa" w:w="60"/>
+              <w:right w:type="dxa" w:w="120"/>
+            </w:tcMar>
+            <w:vAlign w:val="top"/>
+          </w:tcPr>
+          <w:p>
+            <w:pPr>
+              <w:spacing w:after="40" w:before="0"/>
+              <w:jc w:val="left"/>
+            </w:pPr>
+            <w:r>
+              <w:rPr>
+                <w:rFonts w:ascii="Arial" w:cs="Arial" w:eastAsia="Arial" w:hAnsi="Arial"/>
+                <w:b w:val="false"/>
+                <w:bCs w:val="false"/>
+                <w:i w:val="false"/>
+                <w:iCs w:val="false"/>
+                <w:color w:val="000000"/>
+                <w:sz w:val="18"/>
+                <w:szCs w:val="18"/>
+              </w:rPr>
+              <w:t xml:space="preserve">ANCHORING PHENOMENON — "The Exploding Metals of Lake Victoria"</w:t>
+            </w:r>
+          </w:p>
+          <w:p>
+            <w:pPr>
+              <w:spacing w:after="40" w:before="0"/>
+              <w:jc w:val="left"/>
+            </w:pPr>
+            <w:r>
+              <w:rPr>
+                <w:rFonts w:ascii="Arial" w:cs="Arial" w:eastAsia="Arial" w:hAnsi="Arial"/>
+                <w:b w:val="false"/>
+                <w:bCs w:val="false"/>
+                <w:i w:val="false"/>
+                <w:iCs w:val="false"/>
+                <w:color w:val="000000"/>
+                <w:sz w:val="18"/>
+                <w:szCs w:val="18"/>
+              </w:rPr>
+              <w:t xml:space="preserve"/>
+            </w:r>
+          </w:p>
+          <w:p>
+            <w:pPr>
+              <w:spacing w:after="40" w:before="0"/>
+              <w:jc w:val="left"/>
+            </w:pPr>
+            <w:r>
+              <w:rPr>
+                <w:rFonts w:ascii="Arial" w:cs="Arial" w:eastAsia="Arial" w:hAnsi="Arial"/>
+                <w:b w:val="false"/>
+                <w:bCs w:val="false"/>
+                <w:i w:val="false"/>
+                <w:iCs w:val="false"/>
+                <w:color w:val="000000"/>
+                <w:sz w:val="18"/>
+                <w:szCs w:val="18"/>
+              </w:rPr>
+              <w:t xml:space="preserve">A water purification officer at the Kisumu Water and Sanitation Company demonstrates that pure sodium metal — the same element found chemically bonded in ordinary table salt (sodium chloride) used daily on ugali and sukuma wiki — explodes violently when dropped into a beaker of Lake Victoria water, skimming across the surface, fizzing furiously and igniting into an orange flame, leaving behind a strongly alkaline solution. Yet in the same demonstration, a strip of magnesium (from the next group) barely fizzes in cold water, and a piece of aluminium (one step further across period 3) shows no reaction at all with cold water. Meanwhile, the sealed glass ampoule of argon gas the officer uses to shield the sodium during transport is completely inert — it reacts with nothing. Students observe: (1) dramatic, visible reactivity differences between chemically adjacent elements, (2) a clear left-to-right gradient of reactivity across period 3 that then reverses for the noble gases, and (3) striking down-group acceleration — potassium explodes more violently than sodium, which explodes more violently than lithium.</w:t>
+            </w:r>
+          </w:p>
+          <w:p>
+            <w:pPr>
+              <w:spacing w:after="40" w:before="0"/>
+              <w:jc w:val="left"/>
+            </w:pPr>
+            <w:r>
+              <w:rPr>
+                <w:rFonts w:ascii="Arial" w:cs="Arial" w:eastAsia="Arial" w:hAnsi="Arial"/>
+                <w:b w:val="false"/>
+                <w:bCs w:val="false"/>
+                <w:i w:val="false"/>
+                <w:iCs w:val="false"/>
+                <w:color w:val="000000"/>
+                <w:sz w:val="18"/>
+                <w:szCs w:val="18"/>
+              </w:rPr>
+              <w:t xml:space="preserve"/>
+            </w:r>
+          </w:p>
+          <w:p>
+            <w:pPr>
+              <w:spacing w:after="40" w:before="0"/>
+              <w:jc w:val="left"/>
+            </w:pPr>
+            <w:r>
+              <w:rPr>
+                <w:rFonts w:ascii="Arial" w:cs="Arial" w:eastAsia="Arial" w:hAnsi="Arial"/>
+                <w:b w:val="false"/>
+                <w:bCs w:val="false"/>
+                <w:i w:val="false"/>
+                <w:iCs w:val="false"/>
+                <w:color w:val="000000"/>
+                <w:sz w:val="18"/>
+                <w:szCs w:val="18"/>
+              </w:rPr>
+              <w:t xml:space="preserve">WHY IT IS PUZZLING: If sodium and magnesium are neighbours on the periodic table, separated by a single proton, why is their reactivity with water so dramatically different? Why does adding one more proton (going from Na to Mg) make an element almost completely unreactive with cold water, while going DOWN group I (adding a whole new electron shell) makes the element MORE reactive? And why does argon — sitting right next to the highly reactive chlorine — refuse to react with anything at all? Students cannot yet explain these puzzles using only atomic number; they need the concept of electron configuration, shielding and ionisation energy to build a complete model.</w:t>
+            </w:r>
+          </w:p>
+        </w:tc>
+      </w:tr>
+      <w:tr>
+        <w:tc>
+          <w:tcPr>
+            <w:tcW w:type="dxa" w:w="3000"/>
+            <w:shd w:fill="D9EEF1" w:color="auto" w:val="clear"/>
+            <w:tcMar>
+              <w:top w:type="dxa" w:w="60"/>
+              <w:left w:type="dxa" w:w="120"/>
+              <w:bottom w:type="dxa" w:w="60"/>
+              <w:right w:type="dxa" w:w="120"/>
+            </w:tcMar>
+            <w:vAlign w:val="top"/>
+          </w:tcPr>
+          <w:p>
+            <w:pPr>
+              <w:spacing w:after="40" w:before="0"/>
+              <w:jc w:val="left"/>
+            </w:pPr>
+            <w:r>
+              <w:rPr>
+                <w:rFonts w:ascii="Arial" w:cs="Arial" w:eastAsia="Arial" w:hAnsi="Arial"/>
+                <w:b/>
+                <w:bCs/>
+                <w:i w:val="false"/>
+                <w:iCs w:val="false"/>
+                <w:color w:val="000000"/>
+                <w:sz w:val="18"/>
+                <w:szCs w:val="18"/>
+              </w:rPr>
+              <w:t xml:space="preserve">Storyline Thread</w:t>
+            </w:r>
+          </w:p>
+        </w:tc>
+        <w:tc>
+          <w:tcPr>
+            <w:tcW w:type="dxa" w:w="10680"/>
+            <w:shd w:fill="FFFFFF" w:color="auto" w:val="clear"/>
+            <w:tcMar>
+              <w:top w:type="dxa" w:w="60"/>
+              <w:left w:type="dxa" w:w="120"/>
+              <w:bottom w:type="dxa" w:w="60"/>
+              <w:right w:type="dxa" w:w="120"/>
+            </w:tcMar>
+            <w:vAlign w:val="top"/>
+          </w:tcPr>
+          <w:p>
+            <w:pPr>
+              <w:spacing w:after="40" w:before="0"/>
+              <w:jc w:val="left"/>
+            </w:pPr>
+            <w:r>
+              <w:rPr>
+                <w:rFonts w:ascii="Arial" w:cs="Arial" w:eastAsia="Arial" w:hAnsi="Arial"/>
+                <w:b w:val="false"/>
+                <w:bCs w:val="false"/>
+                <w:i w:val="false"/>
+                <w:iCs w:val="false"/>
+                <w:color w:val="000000"/>
+                <w:sz w:val="18"/>
+                <w:szCs w:val="18"/>
+              </w:rPr>
+              <w:t xml:space="preserve">Lesson 1 — "Something Strange at the Water Plant" (Anchoring Phenomenon + Predict Phase): Students are introduced to the anchoring phenomenon via a teacher demonstration (sodium in water) or a short video clip. In small groups they record their initial observations, generate "Notice / Wonder" statements, and make written predictions about what would happen with lithium, potassium and magnesium. The class co-constructs the initial Driving Question Board (DQB) with all unanswered questions. Sub-focus: introduction to group I trends in physical properties (atomic radius, melting point, appearance).</w:t>
+            </w:r>
+          </w:p>
+          <w:p>
+            <w:pPr>
+              <w:spacing w:after="40" w:before="0"/>
+              <w:jc w:val="left"/>
+            </w:pPr>
+            <w:r>
+              <w:rPr>
+                <w:rFonts w:ascii="Arial" w:cs="Arial" w:eastAsia="Arial" w:hAnsi="Arial"/>
+                <w:b w:val="false"/>
+                <w:bCs w:val="false"/>
+                <w:i w:val="false"/>
+                <w:iCs w:val="false"/>
+                <w:color w:val="000000"/>
+                <w:sz w:val="18"/>
+                <w:szCs w:val="18"/>
+              </w:rPr>
+              <w:t xml:space="preserve"/>
+            </w:r>
+          </w:p>
+          <w:p>
+            <w:pPr>
+              <w:spacing w:after="40" w:before="0"/>
+              <w:jc w:val="left"/>
+            </w:pPr>
+            <w:r>
+              <w:rPr>
+                <w:rFonts w:ascii="Arial" w:cs="Arial" w:eastAsia="Arial" w:hAnsi="Arial"/>
+                <w:b w:val="false"/>
+                <w:bCs w:val="false"/>
+                <w:i w:val="false"/>
+                <w:iCs w:val="false"/>
+                <w:color w:val="000000"/>
+                <w:sz w:val="18"/>
+                <w:szCs w:val="18"/>
+              </w:rPr>
+              <w:t xml:space="preserve">Lesson 2 — "Mapping the Group I Family" (Observe + Explain — Group I Physical &amp; Chemical Properties): Learners carry out a structured experiment investigating the reactions of lithium, sodium and potassium with cold water, collecting gas and testing with a glowing splint, and measuring pH of the resulting solutions. Data is tabulated and trends in reactivity, atomic size and ionisation energy are explained using electron configuration diagrams. Balanced chemical equations are written and peer-checked. Students revise their initial DQB predictions.</w:t>
+            </w:r>
+          </w:p>
+          <w:p>
+            <w:pPr>
+              <w:spacing w:after="40" w:before="0"/>
+              <w:jc w:val="left"/>
+            </w:pPr>
+            <w:r>
+              <w:rPr>
+                <w:rFonts w:ascii="Arial" w:cs="Arial" w:eastAsia="Arial" w:hAnsi="Arial"/>
+                <w:b w:val="false"/>
+                <w:bCs w:val="false"/>
+                <w:i w:val="false"/>
+                <w:iCs w:val="false"/>
+                <w:color w:val="000000"/>
+                <w:sz w:val="18"/>
+                <w:szCs w:val="18"/>
+              </w:rPr>
+              <w:t xml:space="preserve"/>
+            </w:r>
+          </w:p>
+          <w:p>
+            <w:pPr>
+              <w:spacing w:after="40" w:before="0"/>
+              <w:jc w:val="left"/>
+            </w:pPr>
+            <w:r>
+              <w:rPr>
+                <w:rFonts w:ascii="Arial" w:cs="Arial" w:eastAsia="Arial" w:hAnsi="Arial"/>
+                <w:b w:val="false"/>
+                <w:bCs w:val="false"/>
+                <w:i w:val="false"/>
+                <w:iCs w:val="false"/>
+                <w:color w:val="000000"/>
+                <w:sz w:val="18"/>
+                <w:szCs w:val="18"/>
+              </w:rPr>
+              <w:t xml:space="preserve">Lesson 3 — "Magnesium, Calcium and the Stubborn Metals" (Observe + Explain — Group II Physical &amp; Chemical Properties): Students investigate group II elements — magnesium ribbon with cold water (slow), steam (burns), and dilute hydrochloric acid (vigorous). Calcium's reaction with cold water is compared. Physical property trends (melting point, atomic radius, ionisation energy) are graphed. Learners explain why group II is less reactive than group I using a shielding and nuclear charge argument. The magnesium-burning-in-air supporting phenomenon is connected.</w:t>
+            </w:r>
+          </w:p>
+          <w:p>
+            <w:pPr>
+              <w:spacing w:after="40" w:before="0"/>
+              <w:jc w:val="left"/>
+            </w:pPr>
+            <w:r>
+              <w:rPr>
+                <w:rFonts w:ascii="Arial" w:cs="Arial" w:eastAsia="Arial" w:hAnsi="Arial"/>
+                <w:b w:val="false"/>
+                <w:bCs w:val="false"/>
+                <w:i w:val="false"/>
+                <w:iCs w:val="false"/>
+                <w:color w:val="000000"/>
+                <w:sz w:val="18"/>
+                <w:szCs w:val="18"/>
+              </w:rPr>
+              <w:t xml:space="preserve"/>
+            </w:r>
+          </w:p>
+          <w:p>
+            <w:pPr>
+              <w:spacing w:after="40" w:before="0"/>
+              <w:jc w:val="left"/>
+            </w:pPr>
+            <w:r>
+              <w:rPr>
+                <w:rFonts w:ascii="Arial" w:cs="Arial" w:eastAsia="Arial" w:hAnsi="Arial"/>
+                <w:b w:val="false"/>
+                <w:bCs w:val="false"/>
+                <w:i w:val="false"/>
+                <w:iCs w:val="false"/>
+                <w:color w:val="000000"/>
+                <w:sz w:val="18"/>
+                <w:szCs w:val="18"/>
+              </w:rPr>
+              <w:t xml:space="preserve">Lesson 4 — "The Halogen Family: From Gas to Solid" (Observe + Explain — Group VII Physical &amp; Chemical Properties + Chlorine Chemistry): Students examine physical samples or photographs/data cards for chlorine, bromine and iodine (appearance, physical state, smell, solubility in water). The bleaching-kanga supporting phenomenon is investigated: chlorine water is prepared and its reaction with water, metals and displacement reactions (chlorine displacing bromide, bromine displacing iodide) are demonstrated or carried out. Learners explain the trend in reactivity down group VII using electron affinity and atomic radius. Displacement reactions are linked to relative oxidising power.</w:t>
+            </w:r>
+          </w:p>
+          <w:p>
+            <w:pPr>
+              <w:spacing w:after="40" w:before="0"/>
+              <w:jc w:val="left"/>
+            </w:pPr>
+            <w:r>
+              <w:rPr>
+                <w:rFonts w:ascii="Arial" w:cs="Arial" w:eastAsia="Arial" w:hAnsi="Arial"/>
+                <w:b w:val="false"/>
+                <w:bCs w:val="false"/>
+                <w:i w:val="false"/>
+                <w:iCs w:val="false"/>
+                <w:color w:val="000000"/>
+                <w:sz w:val="18"/>
+                <w:szCs w:val="18"/>
+              </w:rPr>
+              <w:t xml:space="preserve"/>
+            </w:r>
+          </w:p>
+          <w:p>
+            <w:pPr>
+              <w:spacing w:after="40" w:before="0"/>
+              <w:jc w:val="left"/>
+            </w:pPr>
+            <w:r>
+              <w:rPr>
+                <w:rFonts w:ascii="Arial" w:cs="Arial" w:eastAsia="Arial" w:hAnsi="Arial"/>
+                <w:b w:val="false"/>
+                <w:bCs w:val="false"/>
+                <w:i w:val="false"/>
+                <w:iCs w:val="false"/>
+                <w:color w:val="000000"/>
+                <w:sz w:val="18"/>
+                <w:szCs w:val="18"/>
+              </w:rPr>
+              <w:t xml:space="preserve">Lesson 5 — "The Nobles and the Patterns of Eight" (Observe + Explain — Group VIII + Period 3 Physical Properties): Students examine data for group VIII elements (helium, neon, argon, krypton) — boiling points, atomic radii, ionisation energies — and explain inertness using full outer shells. The street-light supporting phenomenon is revisited. The focus then shifts to period 3: students plot graphs of atomic radius, ionisation energy, electronegativity and melting/boiling point across Na → Ar, identify the trends and anomalies, and connect each data point back to electron configuration and nuclear charge. Ductility, malleability and electrical conductivity trends are included for the metallic elements of period 3.</w:t>
+            </w:r>
+          </w:p>
+          <w:p>
+            <w:pPr>
+              <w:spacing w:after="40" w:before="0"/>
+              <w:jc w:val="left"/>
+            </w:pPr>
+            <w:r>
+              <w:rPr>
+                <w:rFonts w:ascii="Arial" w:cs="Arial" w:eastAsia="Arial" w:hAnsi="Arial"/>
+                <w:b w:val="false"/>
+                <w:bCs w:val="false"/>
+                <w:i w:val="false"/>
+                <w:iCs w:val="false"/>
+                <w:color w:val="000000"/>
+                <w:sz w:val="18"/>
+                <w:szCs w:val="18"/>
+              </w:rPr>
+              <w:t xml:space="preserve"/>
+            </w:r>
+          </w:p>
+          <w:p>
+            <w:pPr>
+              <w:spacing w:after="40" w:before="0"/>
+              <w:jc w:val="left"/>
+            </w:pPr>
+            <w:r>
+              <w:rPr>
+                <w:rFonts w:ascii="Arial" w:cs="Arial" w:eastAsia="Arial" w:hAnsi="Arial"/>
+                <w:b w:val="false"/>
+                <w:bCs w:val="false"/>
+                <w:i w:val="false"/>
+                <w:iCs w:val="false"/>
+                <w:color w:val="000000"/>
+                <w:sz w:val="18"/>
+                <w:szCs w:val="18"/>
+              </w:rPr>
+              <w:t xml:space="preserve">Lesson 6 — "Period 3 Reacts: Metals, Non-Metals and the Chlorine Test" (Investigate — Period 3 Chemical Properties): Learners carry out or observe teacher demonstrations of period 3 elements reacting with oxygen (Mg ribbon, sulfur burning, phosphorus if available), water (Na vs. Mg vs. Al), dilute hydrochloric acid (Na, Mg, Al, Si), and chlorine gas. Products are identified and equations written. Students construct a reactivity-trend summary table and answer: "How does electron configuration explain why sodium reacts explosively with water but silicon and sulfur do not?" The anchoring phenomenon is explicitly revisited and the model is refined.</w:t>
+            </w:r>
+          </w:p>
+          <w:p>
+            <w:pPr>
+              <w:spacing w:after="40" w:before="0"/>
+              <w:jc w:val="left"/>
+            </w:pPr>
+            <w:r>
+              <w:rPr>
+                <w:rFonts w:ascii="Arial" w:cs="Arial" w:eastAsia="Arial" w:hAnsi="Arial"/>
+                <w:b w:val="false"/>
+                <w:bCs w:val="false"/>
+                <w:i w:val="false"/>
+                <w:iCs w:val="false"/>
+                <w:color w:val="000000"/>
+                <w:sz w:val="18"/>
+                <w:szCs w:val="18"/>
+              </w:rPr>
+              <w:t xml:space="preserve"/>
+            </w:r>
+          </w:p>
+          <w:p>
+            <w:pPr>
+              <w:spacing w:after="40" w:before="0"/>
+              <w:jc w:val="left"/>
+            </w:pPr>
+            <w:r>
+              <w:rPr>
+                <w:rFonts w:ascii="Arial" w:cs="Arial" w:eastAsia="Arial" w:hAnsi="Arial"/>
+                <w:b w:val="false"/>
+                <w:bCs w:val="false"/>
+                <w:i w:val="false"/>
+                <w:iCs w:val="false"/>
+                <w:color w:val="000000"/>
+                <w:sz w:val="18"/>
+                <w:szCs w:val="18"/>
+              </w:rPr>
+              <w:t xml:space="preserve">Lesson 7 — "What Are These Elements Good For?" (Explain + Model Building + DQB Closure — Uses and Applications): Students use digital devices or print resources to research the uses of selected elements from groups I, II, VII and VIII in Kenyan contexts (sodium in street lighting, chlorine in water treatment, argon in welding, calcium in cement/construction, iodine in medical antiseptics). Groups prepare and deliver short presentations. The class returns to the DQB and systematically answers every question posted in Lesson 1. Each student produces a final cumulative annotated periodic-table model showing how electron configuration drives the trends observed across all seven lessons, completing the storyline thread from the puzzling sodium-water explosion to a predictive, explanatory framework for all elements.</w:t>
+            </w:r>
+          </w:p>
+        </w:tc>
+      </w:tr>
+      <w:tr>
+        <w:tc>
+          <w:tcPr>
+            <w:tcW w:type="dxa" w:w="3000"/>
+            <w:shd w:fill="EAD1F5" w:color="auto" w:val="clear"/>
+            <w:tcMar>
+              <w:top w:type="dxa" w:w="60"/>
+              <w:left w:type="dxa" w:w="120"/>
+              <w:bottom w:type="dxa" w:w="60"/>
+              <w:right w:type="dxa" w:w="120"/>
+            </w:tcMar>
+            <w:vAlign w:val="top"/>
+          </w:tcPr>
+          <w:p>
+            <w:pPr>
+              <w:spacing w:after="40" w:before="0"/>
+              <w:jc w:val="left"/>
+            </w:pPr>
+            <w:r>
+              <w:rPr>
+                <w:rFonts w:ascii="Arial" w:cs="Arial" w:eastAsia="Arial" w:hAnsi="Arial"/>
+                <w:b/>
+                <w:bCs/>
+                <w:i w:val="false"/>
+                <w:iCs w:val="false"/>
+                <w:color w:val="000000"/>
+                <w:sz w:val="18"/>
+                <w:szCs w:val="18"/>
+              </w:rPr>
+              <w:t xml:space="preserve">Supporting Phenomena</w:t>
+            </w:r>
+          </w:p>
+        </w:tc>
+        <w:tc>
+          <w:tcPr>
+            <w:tcW w:type="dxa" w:w="10680"/>
+            <w:shd w:fill="FFFFFF" w:color="auto" w:val="clear"/>
+            <w:tcMar>
+              <w:top w:type="dxa" w:w="60"/>
+              <w:left w:type="dxa" w:w="120"/>
+              <w:bottom w:type="dxa" w:w="60"/>
+              <w:right w:type="dxa" w:w="120"/>
+            </w:tcMar>
+            <w:vAlign w:val="top"/>
+          </w:tcPr>
+          <w:p>
+            <w:pPr>
+              <w:spacing w:after="30" w:before="0"/>
+              <w:ind w:left="360" w:hanging="180"/>
+              <w:jc w:val="left"/>
+            </w:pPr>
+            <w:r>
+              <w:rPr>
+                <w:rFonts w:ascii="Arial" w:cs="Arial" w:eastAsia="Arial" w:hAnsi="Arial"/>
+                <w:b w:val="false"/>
+                <w:bCs w:val="false"/>
+                <w:i w:val="false"/>
+                <w:iCs w:val="false"/>
+                <w:color w:val="000000"/>
+                <w:sz w:val="18"/>
+                <w:szCs w:val="18"/>
+              </w:rPr>
+              <w:t xml:space="preserve">–  Supporting Phenomenon 1 — "Bleaching a Kanga": A piece of brightly coloured kanga fabric is partially dipped into chlorine water (prepared in the school lab), and the submerged section loses its colour within minutes while the dry section remains vivid. This puzzles students: chlorine is a yellow-green poisonous gas, yet dissolved in water it becomes a bleaching and disinfecting agent used in swimming pools in Nairobi and in municipal water treatment — how does a gas become a bleaching liquid, and what is the chemistry of that transformation?</w:t>
+            </w:r>
+          </w:p>
+          <w:p>
+            <w:pPr>
+              <w:spacing w:after="30" w:before="0"/>
+              <w:ind w:left="360" w:hanging="180"/>
+              <w:jc w:val="left"/>
+            </w:pPr>
+            <w:r>
+              <w:rPr>
+                <w:rFonts w:ascii="Arial" w:cs="Arial" w:eastAsia="Arial" w:hAnsi="Arial"/>
+                <w:b w:val="false"/>
+                <w:bCs w:val="false"/>
+                <w:i w:val="false"/>
+                <w:iCs w:val="false"/>
+                <w:color w:val="000000"/>
+                <w:sz w:val="18"/>
+                <w:szCs w:val="18"/>
+              </w:rPr>
+              <w:t xml:space="preserve">–  Supporting Phenomenon 2 — "The Street Light Spectrum": Photographs comparing the warm orange glow of older sodium-vapour street lights along Thika Superhighway with the blue-white glow of newer xenon/argon-filled LED street lights prompt the question: why do different group I and VIII elements emit completely different colours of light, and why is argon (a noble gas) useful precisely because it does NOT react with the hot metal filament?</w:t>
+            </w:r>
+          </w:p>
+          <w:p>
+            <w:pPr>
+              <w:spacing w:after="30" w:before="0"/>
+              <w:ind w:left="360" w:hanging="180"/>
+              <w:jc w:val="left"/>
+            </w:pPr>
+            <w:r>
+              <w:rPr>
+                <w:rFonts w:ascii="Arial" w:cs="Arial" w:eastAsia="Arial" w:hAnsi="Arial"/>
+                <w:b w:val="false"/>
+                <w:bCs w:val="false"/>
+                <w:i w:val="false"/>
+                <w:iCs w:val="false"/>
+                <w:color w:val="000000"/>
+                <w:sz w:val="18"/>
+                <w:szCs w:val="18"/>
+              </w:rPr>
+              <w:t xml:space="preserve">–  Supporting Phenomenon 3 — "Magnesium Burns in a Maize-Drying Fire": A farmer in Kericho accidentally drops a strip of magnesium ribbon into a charcoal fire used to dry maize. The magnesium ignites with a blinding white flame far brighter and hotter than the charcoal, producing a white powdery ash (MgO). Students puzzle over why a shiny metal becomes a white powder, and why magnesium burns so much more intensely than the iron jembe left near the same fire.</w:t>
+            </w:r>
+          </w:p>
+          <w:p>
+            <w:pPr>
+              <w:spacing w:after="30" w:before="0"/>
+              <w:ind w:left="360" w:hanging="180"/>
+              <w:jc w:val="left"/>
+            </w:pPr>
+            <w:r>
+              <w:rPr>
+                <w:rFonts w:ascii="Arial" w:cs="Arial" w:eastAsia="Arial" w:hAnsi="Arial"/>
+                <w:b w:val="false"/>
+                <w:bCs w:val="false"/>
+                <w:i w:val="false"/>
+                <w:iCs w:val="false"/>
+                <w:color w:val="000000"/>
+                <w:sz w:val="18"/>
+                <w:szCs w:val="18"/>
+              </w:rPr>
+              <w:t xml:space="preserve">–  Supporting Phenomenon 4 — "Iodine Turns Ugali Purple": A drop of iodine solution is placed on a slice of cold ugali (maize meal). The spot immediately turns dark blue-black. Yet when the same iodine solution is placed on a piece of nyama choma (roasted meat), no colour change occurs. This supporting phenomenon, while primarily a starch test, introduces the halogens as a group — iodine's distinctive chemistry connects to the broader question of how all halogens (chlorine, bromine, iodine) share a family resemblance yet differ systematically in reactivity and physical state.</w:t>
+            </w:r>
+          </w:p>
+        </w:tc>
+      </w:tr>
+    </w:tbl>
+    <w:p>
+      <w:pPr>
+        <w:spacing w:after="120"/>
+      </w:pPr>
+      <w:r>
+        <w:t xml:space="preserve"/>
       </w:r>
     </w:p>
     <w:p>
@@ -150,7 +2303,7 @@
         </w:rPr>
         <w:t xml:space="preserve">© 2026 SeaVuria and ARES. This work is licensed under a </w:t>
       </w:r>
-      <w:hyperlink w:history="1" r:id="rIdofpebfkl1d3l6e3jbcbhy">
+      <w:hyperlink w:history="1" r:id="rIdzo4nxw78yqwqnkam-f3jb">
         <w:r>
           <w:rPr>
             <w:rFonts w:ascii="Arial" w:cs="Arial" w:eastAsia="Arial" w:hAnsi="Arial"/>
@@ -170,7 +2323,7 @@
         </w:rPr>
         <w:t xml:space="preserve"> (</w:t>
       </w:r>
-      <w:hyperlink w:history="1" r:id="rIdgmm2wxtkebnyon-8btkxg">
+      <w:hyperlink w:history="1" r:id="rIdvsw4yt707xvbyfy1yofyu">
         <w:r>
           <w:rPr>
             <w:rFonts w:ascii="Arial" w:cs="Arial" w:eastAsia="Arial" w:hAnsi="Arial"/>
@@ -190,7 +2343,7 @@
         </w:rPr>
         <w:t xml:space="preserve">). To view a copy of this license, visit </w:t>
       </w:r>
-      <w:hyperlink w:history="1" r:id="rId_tpaunaoln4r9r29vtc_v">
+      <w:hyperlink w:history="1" r:id="rIdviqrtd8mpjq3z5xpkvo86">
         <w:r>
           <w:rPr>
             <w:rFonts w:ascii="Arial" w:cs="Arial" w:eastAsia="Arial" w:hAnsi="Arial"/>
@@ -209,2159 +2362,6 @@
           <w:szCs w:val="17"/>
         </w:rPr>
         <w:t xml:space="preserve">. You are free to copy, redistribute, and adapt this material in any medium or format, provided appropriate credit is given and the material is not used for commercial purposes. KICD learning outcomes and curriculum designations reproduced here for alignment purposes remain the property of KICD and are not covered by this license. Linked external resources (e.g. CK-12, Khan Academy, PhET) are subject to their own licenses.</w:t>
-      </w:r>
-    </w:p>
-    <w:p>
-      <w:pPr>
-        <w:spacing w:after="120"/>
-      </w:pPr>
-      <w:r>
-        <w:t xml:space="preserve"/>
-      </w:r>
-    </w:p>
-    <w:tbl>
-      <w:tblPr>
-        <w:tblW w:type="dxa" w:w="13680"/>
-        <w:tblBorders>
-          <w:top w:val="single" w:color="AAAAAA" w:sz="4"/>
-          <w:left w:val="single" w:color="AAAAAA" w:sz="4"/>
-          <w:bottom w:val="single" w:color="AAAAAA" w:sz="4"/>
-          <w:right w:val="single" w:color="AAAAAA" w:sz="4"/>
-          <w:insideH w:val="single" w:color="auto" w:sz="4"/>
-          <w:insideV w:val="single" w:color="auto" w:sz="4"/>
-        </w:tblBorders>
-        <w:tblLayout w:type="fixed"/>
-      </w:tblPr>
-      <w:tblGrid>
-        <w:gridCol w:w="3000"/>
-        <w:gridCol w:w="10680"/>
-      </w:tblGrid>
-      <w:tr>
-        <w:tc>
-          <w:tcPr>
-            <w:tcW w:type="dxa" w:w="13680"/>
-            <w:gridSpan w:val="2"/>
-            <w:shd w:fill="1F3864" w:color="auto" w:val="clear"/>
-            <w:tcMar>
-              <w:top w:type="dxa" w:w="60"/>
-              <w:left w:type="dxa" w:w="120"/>
-              <w:bottom w:type="dxa" w:w="60"/>
-              <w:right w:type="dxa" w:w="120"/>
-            </w:tcMar>
-            <w:vAlign w:val="top"/>
-          </w:tcPr>
-          <w:p>
-            <w:pPr>
-              <w:spacing w:after="40" w:before="0"/>
-              <w:jc w:val="center"/>
-            </w:pPr>
-            <w:r>
-              <w:rPr>
-                <w:rFonts w:ascii="Arial" w:cs="Arial" w:eastAsia="Arial" w:hAnsi="Arial"/>
-                <w:b/>
-                <w:bCs/>
-                <w:i w:val="false"/>
-                <w:iCs w:val="false"/>
-                <w:color w:val="FFFFFF"/>
-                <w:sz w:val="22"/>
-                <w:szCs w:val="22"/>
-              </w:rPr>
-              <w:t xml:space="preserve">SUB-STRAND OVERVIEW</w:t>
-            </w:r>
-          </w:p>
-        </w:tc>
-      </w:tr>
-      <w:tr>
-        <w:tc>
-          <w:tcPr>
-            <w:tcW w:type="dxa" w:w="3000"/>
-            <w:shd w:fill="D5E8F0" w:color="auto" w:val="clear"/>
-            <w:tcMar>
-              <w:top w:type="dxa" w:w="60"/>
-              <w:left w:type="dxa" w:w="120"/>
-              <w:bottom w:type="dxa" w:w="60"/>
-              <w:right w:type="dxa" w:w="120"/>
-            </w:tcMar>
-            <w:vAlign w:val="top"/>
-          </w:tcPr>
-          <w:p>
-            <w:pPr>
-              <w:spacing w:after="40" w:before="0"/>
-              <w:jc w:val="left"/>
-            </w:pPr>
-            <w:r>
-              <w:rPr>
-                <w:rFonts w:ascii="Arial" w:cs="Arial" w:eastAsia="Arial" w:hAnsi="Arial"/>
-                <w:b/>
-                <w:bCs/>
-                <w:i w:val="false"/>
-                <w:iCs w:val="false"/>
-                <w:color w:val="000000"/>
-                <w:sz w:val="18"/>
-                <w:szCs w:val="18"/>
-              </w:rPr>
-              <w:t xml:space="preserve">Grade Level</w:t>
-            </w:r>
-          </w:p>
-        </w:tc>
-        <w:tc>
-          <w:tcPr>
-            <w:tcW w:type="dxa" w:w="10680"/>
-            <w:shd w:fill="FFFFFF" w:color="auto" w:val="clear"/>
-            <w:tcMar>
-              <w:top w:type="dxa" w:w="60"/>
-              <w:left w:type="dxa" w:w="120"/>
-              <w:bottom w:type="dxa" w:w="60"/>
-              <w:right w:type="dxa" w:w="120"/>
-            </w:tcMar>
-            <w:vAlign w:val="top"/>
-          </w:tcPr>
-          <w:p>
-            <w:pPr>
-              <w:spacing w:after="40" w:before="0"/>
-              <w:jc w:val="left"/>
-            </w:pPr>
-            <w:r>
-              <w:rPr>
-                <w:rFonts w:ascii="Arial" w:cs="Arial" w:eastAsia="Arial" w:hAnsi="Arial"/>
-                <w:b w:val="false"/>
-                <w:bCs w:val="false"/>
-                <w:i w:val="false"/>
-                <w:iCs w:val="false"/>
-                <w:color w:val="000000"/>
-                <w:sz w:val="18"/>
-                <w:szCs w:val="18"/>
-              </w:rPr>
-              <w:t xml:space="preserve">10</w:t>
-            </w:r>
-          </w:p>
-        </w:tc>
-      </w:tr>
-      <w:tr>
-        <w:tc>
-          <w:tcPr>
-            <w:tcW w:type="dxa" w:w="3000"/>
-            <w:shd w:fill="D5E8F0" w:color="auto" w:val="clear"/>
-            <w:tcMar>
-              <w:top w:type="dxa" w:w="60"/>
-              <w:left w:type="dxa" w:w="120"/>
-              <w:bottom w:type="dxa" w:w="60"/>
-              <w:right w:type="dxa" w:w="120"/>
-            </w:tcMar>
-            <w:vAlign w:val="top"/>
-          </w:tcPr>
-          <w:p>
-            <w:pPr>
-              <w:spacing w:after="40" w:before="0"/>
-              <w:jc w:val="left"/>
-            </w:pPr>
-            <w:r>
-              <w:rPr>
-                <w:rFonts w:ascii="Arial" w:cs="Arial" w:eastAsia="Arial" w:hAnsi="Arial"/>
-                <w:b/>
-                <w:bCs/>
-                <w:i w:val="false"/>
-                <w:iCs w:val="false"/>
-                <w:color w:val="000000"/>
-                <w:sz w:val="18"/>
-                <w:szCs w:val="18"/>
-              </w:rPr>
-              <w:t xml:space="preserve">Subject</w:t>
-            </w:r>
-          </w:p>
-        </w:tc>
-        <w:tc>
-          <w:tcPr>
-            <w:tcW w:type="dxa" w:w="10680"/>
-            <w:shd w:fill="FFFFFF" w:color="auto" w:val="clear"/>
-            <w:tcMar>
-              <w:top w:type="dxa" w:w="60"/>
-              <w:left w:type="dxa" w:w="120"/>
-              <w:bottom w:type="dxa" w:w="60"/>
-              <w:right w:type="dxa" w:w="120"/>
-            </w:tcMar>
-            <w:vAlign w:val="top"/>
-          </w:tcPr>
-          <w:p>
-            <w:pPr>
-              <w:spacing w:after="40" w:before="0"/>
-              <w:jc w:val="left"/>
-            </w:pPr>
-            <w:r>
-              <w:rPr>
-                <w:rFonts w:ascii="Arial" w:cs="Arial" w:eastAsia="Arial" w:hAnsi="Arial"/>
-                <w:b w:val="false"/>
-                <w:bCs w:val="false"/>
-                <w:i w:val="false"/>
-                <w:iCs w:val="false"/>
-                <w:color w:val="000000"/>
-                <w:sz w:val="18"/>
-                <w:szCs w:val="18"/>
-              </w:rPr>
-              <w:t xml:space="preserve">Chemistry</w:t>
-            </w:r>
-          </w:p>
-        </w:tc>
-      </w:tr>
-      <w:tr>
-        <w:tc>
-          <w:tcPr>
-            <w:tcW w:type="dxa" w:w="3000"/>
-            <w:shd w:fill="D5E8F0" w:color="auto" w:val="clear"/>
-            <w:tcMar>
-              <w:top w:type="dxa" w:w="60"/>
-              <w:left w:type="dxa" w:w="120"/>
-              <w:bottom w:type="dxa" w:w="60"/>
-              <w:right w:type="dxa" w:w="120"/>
-            </w:tcMar>
-            <w:vAlign w:val="top"/>
-          </w:tcPr>
-          <w:p>
-            <w:pPr>
-              <w:spacing w:after="40" w:before="0"/>
-              <w:jc w:val="left"/>
-            </w:pPr>
-            <w:r>
-              <w:rPr>
-                <w:rFonts w:ascii="Arial" w:cs="Arial" w:eastAsia="Arial" w:hAnsi="Arial"/>
-                <w:b/>
-                <w:bCs/>
-                <w:i w:val="false"/>
-                <w:iCs w:val="false"/>
-                <w:color w:val="000000"/>
-                <w:sz w:val="18"/>
-                <w:szCs w:val="18"/>
-              </w:rPr>
-              <w:t xml:space="preserve">Strand</w:t>
-            </w:r>
-          </w:p>
-        </w:tc>
-        <w:tc>
-          <w:tcPr>
-            <w:tcW w:type="dxa" w:w="10680"/>
-            <w:shd w:fill="FFFFFF" w:color="auto" w:val="clear"/>
-            <w:tcMar>
-              <w:top w:type="dxa" w:w="60"/>
-              <w:left w:type="dxa" w:w="120"/>
-              <w:bottom w:type="dxa" w:w="60"/>
-              <w:right w:type="dxa" w:w="120"/>
-            </w:tcMar>
-            <w:vAlign w:val="top"/>
-          </w:tcPr>
-          <w:p>
-            <w:pPr>
-              <w:spacing w:after="40" w:before="0"/>
-              <w:jc w:val="left"/>
-            </w:pPr>
-            <w:r>
-              <w:rPr>
-                <w:rFonts w:ascii="Arial" w:cs="Arial" w:eastAsia="Arial" w:hAnsi="Arial"/>
-                <w:b w:val="false"/>
-                <w:bCs w:val="false"/>
-                <w:i w:val="false"/>
-                <w:iCs w:val="false"/>
-                <w:color w:val="000000"/>
-                <w:sz w:val="18"/>
-                <w:szCs w:val="18"/>
-              </w:rPr>
-              <w:t xml:space="preserve">Strand 1.0: Chemical Families</w:t>
-            </w:r>
-          </w:p>
-        </w:tc>
-      </w:tr>
-      <w:tr>
-        <w:tc>
-          <w:tcPr>
-            <w:tcW w:type="dxa" w:w="3000"/>
-            <w:shd w:fill="D5E8F0" w:color="auto" w:val="clear"/>
-            <w:tcMar>
-              <w:top w:type="dxa" w:w="60"/>
-              <w:left w:type="dxa" w:w="120"/>
-              <w:bottom w:type="dxa" w:w="60"/>
-              <w:right w:type="dxa" w:w="120"/>
-            </w:tcMar>
-            <w:vAlign w:val="top"/>
-          </w:tcPr>
-          <w:p>
-            <w:pPr>
-              <w:spacing w:after="40" w:before="0"/>
-              <w:jc w:val="left"/>
-            </w:pPr>
-            <w:r>
-              <w:rPr>
-                <w:rFonts w:ascii="Arial" w:cs="Arial" w:eastAsia="Arial" w:hAnsi="Arial"/>
-                <w:b/>
-                <w:bCs/>
-                <w:i w:val="false"/>
-                <w:iCs w:val="false"/>
-                <w:color w:val="000000"/>
-                <w:sz w:val="18"/>
-                <w:szCs w:val="18"/>
-              </w:rPr>
-              <w:t xml:space="preserve">Sub-Strand</w:t>
-            </w:r>
-          </w:p>
-        </w:tc>
-        <w:tc>
-          <w:tcPr>
-            <w:tcW w:type="dxa" w:w="10680"/>
-            <w:shd w:fill="FFFFFF" w:color="auto" w:val="clear"/>
-            <w:tcMar>
-              <w:top w:type="dxa" w:w="60"/>
-              <w:left w:type="dxa" w:w="120"/>
-              <w:bottom w:type="dxa" w:w="60"/>
-              <w:right w:type="dxa" w:w="120"/>
-            </w:tcMar>
-            <w:vAlign w:val="top"/>
-          </w:tcPr>
-          <w:p>
-            <w:pPr>
-              <w:spacing w:after="40" w:before="0"/>
-              <w:jc w:val="left"/>
-            </w:pPr>
-            <w:r>
-              <w:rPr>
-                <w:rFonts w:ascii="Arial" w:cs="Arial" w:eastAsia="Arial" w:hAnsi="Arial"/>
-                <w:b w:val="false"/>
-                <w:bCs w:val="false"/>
-                <w:i w:val="false"/>
-                <w:iCs w:val="false"/>
-                <w:color w:val="000000"/>
-                <w:sz w:val="18"/>
-                <w:szCs w:val="18"/>
-              </w:rPr>
-              <w:t xml:space="preserve">Sub-Strand 1.5: Periodicity</w:t>
-            </w:r>
-          </w:p>
-        </w:tc>
-      </w:tr>
-      <w:tr>
-        <w:tc>
-          <w:tcPr>
-            <w:tcW w:type="dxa" w:w="3000"/>
-            <w:shd w:fill="D5E8F0" w:color="auto" w:val="clear"/>
-            <w:tcMar>
-              <w:top w:type="dxa" w:w="60"/>
-              <w:left w:type="dxa" w:w="120"/>
-              <w:bottom w:type="dxa" w:w="60"/>
-              <w:right w:type="dxa" w:w="120"/>
-            </w:tcMar>
-            <w:vAlign w:val="top"/>
-          </w:tcPr>
-          <w:p>
-            <w:pPr>
-              <w:spacing w:after="40" w:before="0"/>
-              <w:jc w:val="left"/>
-            </w:pPr>
-            <w:r>
-              <w:rPr>
-                <w:rFonts w:ascii="Arial" w:cs="Arial" w:eastAsia="Arial" w:hAnsi="Arial"/>
-                <w:b/>
-                <w:bCs/>
-                <w:i w:val="false"/>
-                <w:iCs w:val="false"/>
-                <w:color w:val="000000"/>
-                <w:sz w:val="18"/>
-                <w:szCs w:val="18"/>
-              </w:rPr>
-              <w:t xml:space="preserve">Total Duration</w:t>
-            </w:r>
-          </w:p>
-        </w:tc>
-        <w:tc>
-          <w:tcPr>
-            <w:tcW w:type="dxa" w:w="10680"/>
-            <w:shd w:fill="FFFFFF" w:color="auto" w:val="clear"/>
-            <w:tcMar>
-              <w:top w:type="dxa" w:w="60"/>
-              <w:left w:type="dxa" w:w="120"/>
-              <w:bottom w:type="dxa" w:w="60"/>
-              <w:right w:type="dxa" w:w="120"/>
-            </w:tcMar>
-            <w:vAlign w:val="top"/>
-          </w:tcPr>
-          <w:p>
-            <w:pPr>
-              <w:spacing w:after="40" w:before="0"/>
-              <w:jc w:val="left"/>
-            </w:pPr>
-            <w:r>
-              <w:rPr>
-                <w:rFonts w:ascii="Arial" w:cs="Arial" w:eastAsia="Arial" w:hAnsi="Arial"/>
-                <w:b w:val="false"/>
-                <w:bCs w:val="false"/>
-                <w:i w:val="false"/>
-                <w:iCs w:val="false"/>
-                <w:color w:val="000000"/>
-                <w:sz w:val="18"/>
-                <w:szCs w:val="18"/>
-              </w:rPr>
-              <w:t xml:space="preserve">7 lessons (approximately 14 periods × 40 minutes = 560 minutes)</w:t>
-            </w:r>
-          </w:p>
-        </w:tc>
-      </w:tr>
-      <w:tr>
-        <w:tc>
-          <w:tcPr>
-            <w:tcW w:type="dxa" w:w="3000"/>
-            <w:shd w:fill="D5E8F0" w:color="auto" w:val="clear"/>
-            <w:tcMar>
-              <w:top w:type="dxa" w:w="60"/>
-              <w:left w:type="dxa" w:w="120"/>
-              <w:bottom w:type="dxa" w:w="60"/>
-              <w:right w:type="dxa" w:w="120"/>
-            </w:tcMar>
-            <w:vAlign w:val="top"/>
-          </w:tcPr>
-          <w:p>
-            <w:pPr>
-              <w:spacing w:after="40" w:before="0"/>
-              <w:jc w:val="left"/>
-            </w:pPr>
-            <w:r>
-              <w:rPr>
-                <w:rFonts w:ascii="Arial" w:cs="Arial" w:eastAsia="Arial" w:hAnsi="Arial"/>
-                <w:b/>
-                <w:bCs/>
-                <w:i w:val="false"/>
-                <w:iCs w:val="false"/>
-                <w:color w:val="000000"/>
-                <w:sz w:val="18"/>
-                <w:szCs w:val="18"/>
-              </w:rPr>
-              <w:t xml:space="preserve">Sub-Strand Content</w:t>
-            </w:r>
-          </w:p>
-        </w:tc>
-        <w:tc>
-          <w:tcPr>
-            <w:tcW w:type="dxa" w:w="10680"/>
-            <w:shd w:fill="FFFFFF" w:color="auto" w:val="clear"/>
-            <w:tcMar>
-              <w:top w:type="dxa" w:w="60"/>
-              <w:left w:type="dxa" w:w="120"/>
-              <w:bottom w:type="dxa" w:w="60"/>
-              <w:right w:type="dxa" w:w="120"/>
-            </w:tcMar>
-            <w:vAlign w:val="top"/>
-          </w:tcPr>
-          <w:p>
-            <w:pPr>
-              <w:spacing w:after="30" w:before="0"/>
-              <w:ind w:left="360" w:hanging="180"/>
-              <w:jc w:val="left"/>
-            </w:pPr>
-            <w:r>
-              <w:rPr>
-                <w:rFonts w:ascii="Arial" w:cs="Arial" w:eastAsia="Arial" w:hAnsi="Arial"/>
-                <w:b w:val="false"/>
-                <w:bCs w:val="false"/>
-                <w:i w:val="false"/>
-                <w:iCs w:val="false"/>
-                <w:color w:val="000000"/>
-                <w:sz w:val="18"/>
-                <w:szCs w:val="18"/>
-              </w:rPr>
-              <w:t xml:space="preserve">–  Trends in groups I, II, VII, VIII and period 3</w:t>
-            </w:r>
-          </w:p>
-          <w:p>
-            <w:pPr>
-              <w:spacing w:after="30" w:before="0"/>
-              <w:ind w:left="360" w:hanging="180"/>
-              <w:jc w:val="left"/>
-            </w:pPr>
-            <w:r>
-              <w:rPr>
-                <w:rFonts w:ascii="Arial" w:cs="Arial" w:eastAsia="Arial" w:hAnsi="Arial"/>
-                <w:b w:val="false"/>
-                <w:bCs w:val="false"/>
-                <w:i w:val="false"/>
-                <w:iCs w:val="false"/>
-                <w:color w:val="000000"/>
-                <w:sz w:val="18"/>
-                <w:szCs w:val="18"/>
-              </w:rPr>
-              <w:t xml:space="preserve">–  Gradation in size of atoms and ions, appearance, ionisation energy, electron affinity, melting and boiling points</w:t>
-            </w:r>
-          </w:p>
-          <w:p>
-            <w:pPr>
-              <w:spacing w:after="30" w:before="0"/>
-              <w:ind w:left="360" w:hanging="180"/>
-              <w:jc w:val="left"/>
-            </w:pPr>
-            <w:r>
-              <w:rPr>
-                <w:rFonts w:ascii="Arial" w:cs="Arial" w:eastAsia="Arial" w:hAnsi="Arial"/>
-                <w:b w:val="false"/>
-                <w:bCs w:val="false"/>
-                <w:i w:val="false"/>
-                <w:iCs w:val="false"/>
-                <w:color w:val="000000"/>
-                <w:sz w:val="18"/>
-                <w:szCs w:val="18"/>
-              </w:rPr>
-              <w:t xml:space="preserve">–  Ductility, malleability and electrical conductivity</w:t>
-            </w:r>
-          </w:p>
-          <w:p>
-            <w:pPr>
-              <w:spacing w:after="30" w:before="0"/>
-              <w:ind w:left="360" w:hanging="180"/>
-              <w:jc w:val="left"/>
-            </w:pPr>
-            <w:r>
-              <w:rPr>
-                <w:rFonts w:ascii="Arial" w:cs="Arial" w:eastAsia="Arial" w:hAnsi="Arial"/>
-                <w:b w:val="false"/>
-                <w:bCs w:val="false"/>
-                <w:i w:val="false"/>
-                <w:iCs w:val="false"/>
-                <w:color w:val="000000"/>
-                <w:sz w:val="18"/>
-                <w:szCs w:val="18"/>
-              </w:rPr>
-              <w:t xml:space="preserve">–  Chemical properties of group I and II elements (reaction with oxygen, chlorine, cold water, steam and dilute acids)</w:t>
-            </w:r>
-          </w:p>
-          <w:p>
-            <w:pPr>
-              <w:spacing w:after="30" w:before="0"/>
-              <w:ind w:left="360" w:hanging="180"/>
-              <w:jc w:val="left"/>
-            </w:pPr>
-            <w:r>
-              <w:rPr>
-                <w:rFonts w:ascii="Arial" w:cs="Arial" w:eastAsia="Arial" w:hAnsi="Arial"/>
-                <w:b w:val="false"/>
-                <w:bCs w:val="false"/>
-                <w:i w:val="false"/>
-                <w:iCs w:val="false"/>
-                <w:color w:val="000000"/>
-                <w:sz w:val="18"/>
-                <w:szCs w:val="18"/>
-              </w:rPr>
-              <w:t xml:space="preserve">–  Physical properties of chlorine, bromine and iodine (appearance, smell, solubility in water and physical states)</w:t>
-            </w:r>
-          </w:p>
-          <w:p>
-            <w:pPr>
-              <w:spacing w:after="30" w:before="0"/>
-              <w:ind w:left="360" w:hanging="180"/>
-              <w:jc w:val="left"/>
-            </w:pPr>
-            <w:r>
-              <w:rPr>
-                <w:rFonts w:ascii="Arial" w:cs="Arial" w:eastAsia="Arial" w:hAnsi="Arial"/>
-                <w:b w:val="false"/>
-                <w:bCs w:val="false"/>
-                <w:i w:val="false"/>
-                <w:iCs w:val="false"/>
-                <w:color w:val="000000"/>
-                <w:sz w:val="18"/>
-                <w:szCs w:val="18"/>
-              </w:rPr>
-              <w:t xml:space="preserve">–  Chemical properties of chlorine (reaction with water, hydrogen, metals, displacement reactions, bleaching action)</w:t>
-            </w:r>
-          </w:p>
-          <w:p>
-            <w:pPr>
-              <w:spacing w:after="30" w:before="0"/>
-              <w:ind w:left="360" w:hanging="180"/>
-              <w:jc w:val="left"/>
-            </w:pPr>
-            <w:r>
-              <w:rPr>
-                <w:rFonts w:ascii="Arial" w:cs="Arial" w:eastAsia="Arial" w:hAnsi="Arial"/>
-                <w:b w:val="false"/>
-                <w:bCs w:val="false"/>
-                <w:i w:val="false"/>
-                <w:iCs w:val="false"/>
-                <w:color w:val="000000"/>
-                <w:sz w:val="18"/>
-                <w:szCs w:val="18"/>
-              </w:rPr>
-              <w:t xml:space="preserve">–  Physical properties of period three elements (atomic size, ionisation energy, electron affinity, electronegativity, melting and boiling points)</w:t>
-            </w:r>
-          </w:p>
-          <w:p>
-            <w:pPr>
-              <w:spacing w:after="30" w:before="0"/>
-              <w:ind w:left="360" w:hanging="180"/>
-              <w:jc w:val="left"/>
-            </w:pPr>
-            <w:r>
-              <w:rPr>
-                <w:rFonts w:ascii="Arial" w:cs="Arial" w:eastAsia="Arial" w:hAnsi="Arial"/>
-                <w:b w:val="false"/>
-                <w:bCs w:val="false"/>
-                <w:i w:val="false"/>
-                <w:iCs w:val="false"/>
-                <w:color w:val="000000"/>
-                <w:sz w:val="18"/>
-                <w:szCs w:val="18"/>
-              </w:rPr>
-              <w:t xml:space="preserve">–  Chemical properties of period three elements with oxygen, water, chlorine and dilute acids</w:t>
-            </w:r>
-          </w:p>
-          <w:p>
-            <w:pPr>
-              <w:spacing w:after="30" w:before="0"/>
-              <w:ind w:left="360" w:hanging="180"/>
-              <w:jc w:val="left"/>
-            </w:pPr>
-            <w:r>
-              <w:rPr>
-                <w:rFonts w:ascii="Arial" w:cs="Arial" w:eastAsia="Arial" w:hAnsi="Arial"/>
-                <w:b w:val="false"/>
-                <w:bCs w:val="false"/>
-                <w:i w:val="false"/>
-                <w:iCs w:val="false"/>
-                <w:color w:val="000000"/>
-                <w:sz w:val="18"/>
-                <w:szCs w:val="18"/>
-              </w:rPr>
-              <w:t xml:space="preserve">–  Uses of selected elements in groups I, II, VII and VIII</w:t>
-            </w:r>
-          </w:p>
-        </w:tc>
-      </w:tr>
-      <w:tr>
-        <w:tc>
-          <w:tcPr>
-            <w:tcW w:type="dxa" w:w="3000"/>
-            <w:shd w:fill="D5E8F0" w:color="auto" w:val="clear"/>
-            <w:tcMar>
-              <w:top w:type="dxa" w:w="60"/>
-              <w:left w:type="dxa" w:w="120"/>
-              <w:bottom w:type="dxa" w:w="60"/>
-              <w:right w:type="dxa" w:w="120"/>
-            </w:tcMar>
-            <w:vAlign w:val="top"/>
-          </w:tcPr>
-          <w:p>
-            <w:pPr>
-              <w:spacing w:after="40" w:before="0"/>
-              <w:jc w:val="left"/>
-            </w:pPr>
-            <w:r>
-              <w:rPr>
-                <w:rFonts w:ascii="Arial" w:cs="Arial" w:eastAsia="Arial" w:hAnsi="Arial"/>
-                <w:b/>
-                <w:bCs/>
-                <w:i w:val="false"/>
-                <w:iCs w:val="false"/>
-                <w:color w:val="000000"/>
-                <w:sz w:val="18"/>
-                <w:szCs w:val="18"/>
-              </w:rPr>
-              <w:t xml:space="preserve">Learning Outcomes</w:t>
-            </w:r>
-          </w:p>
-        </w:tc>
-        <w:tc>
-          <w:tcPr>
-            <w:tcW w:type="dxa" w:w="10680"/>
-            <w:shd w:fill="FFFFFF" w:color="auto" w:val="clear"/>
-            <w:tcMar>
-              <w:top w:type="dxa" w:w="60"/>
-              <w:left w:type="dxa" w:w="120"/>
-              <w:bottom w:type="dxa" w:w="60"/>
-              <w:right w:type="dxa" w:w="120"/>
-            </w:tcMar>
-            <w:vAlign w:val="top"/>
-          </w:tcPr>
-          <w:p>
-            <w:pPr>
-              <w:spacing w:after="40" w:before="0"/>
-              <w:jc w:val="left"/>
-            </w:pPr>
-            <w:r>
-              <w:rPr>
-                <w:rFonts w:ascii="Arial" w:cs="Arial" w:eastAsia="Arial" w:hAnsi="Arial"/>
-                <w:b w:val="false"/>
-                <w:bCs w:val="false"/>
-                <w:i w:val="false"/>
-                <w:iCs w:val="false"/>
-                <w:color w:val="000000"/>
-                <w:sz w:val="18"/>
-                <w:szCs w:val="18"/>
-              </w:rPr>
-              <w:t xml:space="preserve">By the end of the sub-strand, the learner should be able to:</w:t>
-            </w:r>
-          </w:p>
-          <w:p>
-            <w:pPr>
-              <w:spacing w:after="40" w:before="0"/>
-              <w:jc w:val="left"/>
-            </w:pPr>
-            <w:r>
-              <w:rPr>
-                <w:rFonts w:ascii="Arial" w:cs="Arial" w:eastAsia="Arial" w:hAnsi="Arial"/>
-                <w:b w:val="false"/>
-                <w:bCs w:val="false"/>
-                <w:i w:val="false"/>
-                <w:iCs w:val="false"/>
-                <w:color w:val="000000"/>
-                <w:sz w:val="18"/>
-                <w:szCs w:val="18"/>
-              </w:rPr>
-              <w:t xml:space="preserve">a) describe the trends in physical properties of elements of the periodic table;</w:t>
-            </w:r>
-          </w:p>
-          <w:p>
-            <w:pPr>
-              <w:spacing w:after="40" w:before="0"/>
-              <w:jc w:val="left"/>
-            </w:pPr>
-            <w:r>
-              <w:rPr>
-                <w:rFonts w:ascii="Arial" w:cs="Arial" w:eastAsia="Arial" w:hAnsi="Arial"/>
-                <w:b w:val="false"/>
-                <w:bCs w:val="false"/>
-                <w:i w:val="false"/>
-                <w:iCs w:val="false"/>
-                <w:color w:val="000000"/>
-                <w:sz w:val="18"/>
-                <w:szCs w:val="18"/>
-              </w:rPr>
-              <w:t xml:space="preserve">b) investigate the chemical properties of elements in groups of the periodic table;</w:t>
-            </w:r>
-          </w:p>
-          <w:p>
-            <w:pPr>
-              <w:spacing w:after="40" w:before="0"/>
-              <w:jc w:val="left"/>
-            </w:pPr>
-            <w:r>
-              <w:rPr>
-                <w:rFonts w:ascii="Arial" w:cs="Arial" w:eastAsia="Arial" w:hAnsi="Arial"/>
-                <w:b w:val="false"/>
-                <w:bCs w:val="false"/>
-                <w:i w:val="false"/>
-                <w:iCs w:val="false"/>
-                <w:color w:val="000000"/>
-                <w:sz w:val="18"/>
-                <w:szCs w:val="18"/>
-              </w:rPr>
-              <w:t xml:space="preserve">c) describe the trends in properties across a period;</w:t>
-            </w:r>
-          </w:p>
-          <w:p>
-            <w:pPr>
-              <w:spacing w:after="40" w:before="0"/>
-              <w:jc w:val="left"/>
-            </w:pPr>
-            <w:r>
-              <w:rPr>
-                <w:rFonts w:ascii="Arial" w:cs="Arial" w:eastAsia="Arial" w:hAnsi="Arial"/>
-                <w:b w:val="false"/>
-                <w:bCs w:val="false"/>
-                <w:i w:val="false"/>
-                <w:iCs w:val="false"/>
-                <w:color w:val="000000"/>
-                <w:sz w:val="18"/>
-                <w:szCs w:val="18"/>
-              </w:rPr>
-              <w:t xml:space="preserve">d) outline applications of elements of the periodic table;</w:t>
-            </w:r>
-          </w:p>
-          <w:p>
-            <w:pPr>
-              <w:spacing w:after="40" w:before="0"/>
-              <w:jc w:val="left"/>
-            </w:pPr>
-            <w:r>
-              <w:rPr>
-                <w:rFonts w:ascii="Arial" w:cs="Arial" w:eastAsia="Arial" w:hAnsi="Arial"/>
-                <w:b w:val="false"/>
-                <w:bCs w:val="false"/>
-                <w:i w:val="false"/>
-                <w:iCs w:val="false"/>
-                <w:color w:val="000000"/>
-                <w:sz w:val="18"/>
-                <w:szCs w:val="18"/>
-              </w:rPr>
-              <w:t xml:space="preserve">e) appreciate applications of various elements of the periodic table.</w:t>
-            </w:r>
-          </w:p>
-        </w:tc>
-      </w:tr>
-      <w:tr>
-        <w:tc>
-          <w:tcPr>
-            <w:tcW w:type="dxa" w:w="3000"/>
-            <w:shd w:fill="D5E8F0" w:color="auto" w:val="clear"/>
-            <w:tcMar>
-              <w:top w:type="dxa" w:w="60"/>
-              <w:left w:type="dxa" w:w="120"/>
-              <w:bottom w:type="dxa" w:w="60"/>
-              <w:right w:type="dxa" w:w="120"/>
-            </w:tcMar>
-            <w:vAlign w:val="top"/>
-          </w:tcPr>
-          <w:p>
-            <w:pPr>
-              <w:spacing w:after="40" w:before="0"/>
-              <w:jc w:val="left"/>
-            </w:pPr>
-            <w:r>
-              <w:rPr>
-                <w:rFonts w:ascii="Arial" w:cs="Arial" w:eastAsia="Arial" w:hAnsi="Arial"/>
-                <w:b/>
-                <w:bCs/>
-                <w:i w:val="false"/>
-                <w:iCs w:val="false"/>
-                <w:color w:val="000000"/>
-                <w:sz w:val="18"/>
-                <w:szCs w:val="18"/>
-              </w:rPr>
-              <w:t xml:space="preserve">Core Competencies</w:t>
-            </w:r>
-          </w:p>
-        </w:tc>
-        <w:tc>
-          <w:tcPr>
-            <w:tcW w:type="dxa" w:w="10680"/>
-            <w:shd w:fill="FFFFFF" w:color="auto" w:val="clear"/>
-            <w:tcMar>
-              <w:top w:type="dxa" w:w="60"/>
-              <w:left w:type="dxa" w:w="120"/>
-              <w:bottom w:type="dxa" w:w="60"/>
-              <w:right w:type="dxa" w:w="120"/>
-            </w:tcMar>
-            <w:vAlign w:val="top"/>
-          </w:tcPr>
-          <w:p>
-            <w:pPr>
-              <w:spacing w:after="30" w:before="0"/>
-              <w:ind w:left="360" w:hanging="180"/>
-              <w:jc w:val="left"/>
-            </w:pPr>
-            <w:r>
-              <w:rPr>
-                <w:rFonts w:ascii="Arial" w:cs="Arial" w:eastAsia="Arial" w:hAnsi="Arial"/>
-                <w:b w:val="false"/>
-                <w:bCs w:val="false"/>
-                <w:i w:val="false"/>
-                <w:iCs w:val="false"/>
-                <w:color w:val="000000"/>
-                <w:sz w:val="18"/>
-                <w:szCs w:val="18"/>
-              </w:rPr>
-              <w:t xml:space="preserve">–  Communication and Collaboration: The learner discusses in groups the trends in physical properties of elements in groups I, II, VII and VIII, practising respectful scientific dialogue and peer explanation — modelled on how research chemists at institutions such as the University of Nairobi collaborate to characterise new compounds.</w:t>
-            </w:r>
-          </w:p>
-          <w:p>
-            <w:pPr>
-              <w:spacing w:after="30" w:before="0"/>
-              <w:ind w:left="360" w:hanging="180"/>
-              <w:jc w:val="left"/>
-            </w:pPr>
-            <w:r>
-              <w:rPr>
-                <w:rFonts w:ascii="Arial" w:cs="Arial" w:eastAsia="Arial" w:hAnsi="Arial"/>
-                <w:b w:val="false"/>
-                <w:bCs w:val="false"/>
-                <w:i w:val="false"/>
-                <w:iCs w:val="false"/>
-                <w:color w:val="000000"/>
-                <w:sz w:val="18"/>
-                <w:szCs w:val="18"/>
-              </w:rPr>
-              <w:t xml:space="preserve">–  Self-efficacy: The learner confidently communicates the uses of selected elements while making presentations in plenary, building the belief that their chemical reasoning is valid and valuable.</w:t>
-            </w:r>
-          </w:p>
-          <w:p>
-            <w:pPr>
-              <w:spacing w:after="30" w:before="0"/>
-              <w:ind w:left="360" w:hanging="180"/>
-              <w:jc w:val="left"/>
-            </w:pPr>
-            <w:r>
-              <w:rPr>
-                <w:rFonts w:ascii="Arial" w:cs="Arial" w:eastAsia="Arial" w:hAnsi="Arial"/>
-                <w:b w:val="false"/>
-                <w:bCs w:val="false"/>
-                <w:i w:val="false"/>
-                <w:iCs w:val="false"/>
-                <w:color w:val="000000"/>
-                <w:sz w:val="18"/>
-                <w:szCs w:val="18"/>
-              </w:rPr>
-              <w:t xml:space="preserve">–  Learning to Learn: The learner independently practises writing balanced chemical equations for reactions involving group I, II and VII elements, taking ownership of their own conceptual gaps and filling them through self-directed revision.</w:t>
-            </w:r>
-          </w:p>
-          <w:p>
-            <w:pPr>
-              <w:spacing w:after="30" w:before="0"/>
-              <w:ind w:left="360" w:hanging="180"/>
-              <w:jc w:val="left"/>
-            </w:pPr>
-            <w:r>
-              <w:rPr>
-                <w:rFonts w:ascii="Arial" w:cs="Arial" w:eastAsia="Arial" w:hAnsi="Arial"/>
-                <w:b w:val="false"/>
-                <w:bCs w:val="false"/>
-                <w:i w:val="false"/>
-                <w:iCs w:val="false"/>
-                <w:color w:val="000000"/>
-                <w:sz w:val="18"/>
-                <w:szCs w:val="18"/>
-              </w:rPr>
-              <w:t xml:space="preserve">–  Digital Literacy: The learner uses digital devices appropriately to search for information on the uses of group I, II, VII and VIII elements, critically evaluating online sources and curating relevant evidence.</w:t>
-            </w:r>
-          </w:p>
-        </w:tc>
-      </w:tr>
-      <w:tr>
-        <w:tc>
-          <w:tcPr>
-            <w:tcW w:type="dxa" w:w="3000"/>
-            <w:shd w:fill="E2EFDA" w:color="auto" w:val="clear"/>
-            <w:tcMar>
-              <w:top w:type="dxa" w:w="60"/>
-              <w:left w:type="dxa" w:w="120"/>
-              <w:bottom w:type="dxa" w:w="60"/>
-              <w:right w:type="dxa" w:w="120"/>
-            </w:tcMar>
-            <w:vAlign w:val="top"/>
-          </w:tcPr>
-          <w:p>
-            <w:pPr>
-              <w:spacing w:after="40" w:before="0"/>
-              <w:jc w:val="left"/>
-            </w:pPr>
-            <w:r>
-              <w:rPr>
-                <w:rFonts w:ascii="Arial" w:cs="Arial" w:eastAsia="Arial" w:hAnsi="Arial"/>
-                <w:b/>
-                <w:bCs/>
-                <w:i w:val="false"/>
-                <w:iCs w:val="false"/>
-                <w:color w:val="000000"/>
-                <w:sz w:val="18"/>
-                <w:szCs w:val="18"/>
-              </w:rPr>
-              <w:t xml:space="preserve">Core Values</w:t>
-            </w:r>
-          </w:p>
-        </w:tc>
-        <w:tc>
-          <w:tcPr>
-            <w:tcW w:type="dxa" w:w="10680"/>
-            <w:shd w:fill="FFFFFF" w:color="auto" w:val="clear"/>
-            <w:tcMar>
-              <w:top w:type="dxa" w:w="60"/>
-              <w:left w:type="dxa" w:w="120"/>
-              <w:bottom w:type="dxa" w:w="60"/>
-              <w:right w:type="dxa" w:w="120"/>
-            </w:tcMar>
-            <w:vAlign w:val="top"/>
-          </w:tcPr>
-          <w:p>
-            <w:pPr>
-              <w:spacing w:after="30" w:before="0"/>
-              <w:ind w:left="360" w:hanging="180"/>
-              <w:jc w:val="left"/>
-            </w:pPr>
-            <w:r>
-              <w:rPr>
-                <w:rFonts w:ascii="Arial" w:cs="Arial" w:eastAsia="Arial" w:hAnsi="Arial"/>
-                <w:b w:val="false"/>
-                <w:bCs w:val="false"/>
-                <w:i w:val="false"/>
-                <w:iCs w:val="false"/>
-                <w:color w:val="000000"/>
-                <w:sz w:val="18"/>
-                <w:szCs w:val="18"/>
-              </w:rPr>
-              <w:t xml:space="preserve">–  Unity: The learner appreciates the participation of each member of the group as they carry out experiments to investigate the physical and chemical properties of elements in the chemical families, recognising that accurate results depend on every team member's contribution.</w:t>
-            </w:r>
-          </w:p>
-        </w:tc>
-      </w:tr>
-      <w:tr>
-        <w:tc>
-          <w:tcPr>
-            <w:tcW w:type="dxa" w:w="3000"/>
-            <w:shd w:fill="D5E8F0" w:color="auto" w:val="clear"/>
-            <w:tcMar>
-              <w:top w:type="dxa" w:w="60"/>
-              <w:left w:type="dxa" w:w="120"/>
-              <w:bottom w:type="dxa" w:w="60"/>
-              <w:right w:type="dxa" w:w="120"/>
-            </w:tcMar>
-            <w:vAlign w:val="top"/>
-          </w:tcPr>
-          <w:p>
-            <w:pPr>
-              <w:spacing w:after="40" w:before="0"/>
-              <w:jc w:val="left"/>
-            </w:pPr>
-            <w:r>
-              <w:rPr>
-                <w:rFonts w:ascii="Arial" w:cs="Arial" w:eastAsia="Arial" w:hAnsi="Arial"/>
-                <w:b/>
-                <w:bCs/>
-                <w:i w:val="false"/>
-                <w:iCs w:val="false"/>
-                <w:color w:val="000000"/>
-                <w:sz w:val="18"/>
-                <w:szCs w:val="18"/>
-              </w:rPr>
-              <w:t xml:space="preserve">Science &amp; Engineering Practices</w:t>
-            </w:r>
-          </w:p>
-        </w:tc>
-        <w:tc>
-          <w:tcPr>
-            <w:tcW w:type="dxa" w:w="10680"/>
-            <w:shd w:fill="FFFFFF" w:color="auto" w:val="clear"/>
-            <w:tcMar>
-              <w:top w:type="dxa" w:w="60"/>
-              <w:left w:type="dxa" w:w="120"/>
-              <w:bottom w:type="dxa" w:w="60"/>
-              <w:right w:type="dxa" w:w="120"/>
-            </w:tcMar>
-            <w:vAlign w:val="top"/>
-          </w:tcPr>
-          <w:p>
-            <w:pPr>
-              <w:spacing w:after="30" w:before="0"/>
-              <w:ind w:left="360" w:hanging="180"/>
-              <w:jc w:val="left"/>
-            </w:pPr>
-            <w:r>
-              <w:rPr>
-                <w:rFonts w:ascii="Arial" w:cs="Arial" w:eastAsia="Arial" w:hAnsi="Arial"/>
-                <w:b w:val="false"/>
-                <w:bCs w:val="false"/>
-                <w:i w:val="false"/>
-                <w:iCs w:val="false"/>
-                <w:color w:val="000000"/>
-                <w:sz w:val="18"/>
-                <w:szCs w:val="18"/>
-              </w:rPr>
-              <w:t xml:space="preserve">–  Asking Questions and Defining Problems: Students generate and refine questions about why sodium reacts violently with water while magnesium barely reacts, anchoring curiosity in observable evidence before any direct instruction.</w:t>
-            </w:r>
-          </w:p>
-          <w:p>
-            <w:pPr>
-              <w:spacing w:after="30" w:before="0"/>
-              <w:ind w:left="360" w:hanging="180"/>
-              <w:jc w:val="left"/>
-            </w:pPr>
-            <w:r>
-              <w:rPr>
-                <w:rFonts w:ascii="Arial" w:cs="Arial" w:eastAsia="Arial" w:hAnsi="Arial"/>
-                <w:b w:val="false"/>
-                <w:bCs w:val="false"/>
-                <w:i w:val="false"/>
-                <w:iCs w:val="false"/>
-                <w:color w:val="000000"/>
-                <w:sz w:val="18"/>
-                <w:szCs w:val="18"/>
-              </w:rPr>
-              <w:t xml:space="preserve">–  Planning and Carrying Out Investigations: Learners design and conduct experiments to investigate physical and chemical properties of group I, II and VII elements — including reactions with oxygen, cold water, steam and dilute acids — recording controlled variables and safety precautions.</w:t>
-            </w:r>
-          </w:p>
-          <w:p>
-            <w:pPr>
-              <w:spacing w:after="30" w:before="0"/>
-              <w:ind w:left="360" w:hanging="180"/>
-              <w:jc w:val="left"/>
-            </w:pPr>
-            <w:r>
-              <w:rPr>
-                <w:rFonts w:ascii="Arial" w:cs="Arial" w:eastAsia="Arial" w:hAnsi="Arial"/>
-                <w:b w:val="false"/>
-                <w:bCs w:val="false"/>
-                <w:i w:val="false"/>
-                <w:iCs w:val="false"/>
-                <w:color w:val="000000"/>
-                <w:sz w:val="18"/>
-                <w:szCs w:val="18"/>
-              </w:rPr>
-              <w:t xml:space="preserve">–  Analysing and Interpreting Data: Students construct data tables of periodic trends (atomic radius, ionisation energy, electronegativity, melting point) across period 3 and down groups, identifying patterns and anomalies and linking them to electron configuration.</w:t>
-            </w:r>
-          </w:p>
-          <w:p>
-            <w:pPr>
-              <w:spacing w:after="30" w:before="0"/>
-              <w:ind w:left="360" w:hanging="180"/>
-              <w:jc w:val="left"/>
-            </w:pPr>
-            <w:r>
-              <w:rPr>
-                <w:rFonts w:ascii="Arial" w:cs="Arial" w:eastAsia="Arial" w:hAnsi="Arial"/>
-                <w:b w:val="false"/>
-                <w:bCs w:val="false"/>
-                <w:i w:val="false"/>
-                <w:iCs w:val="false"/>
-                <w:color w:val="000000"/>
-                <w:sz w:val="18"/>
-                <w:szCs w:val="18"/>
-              </w:rPr>
-              <w:t xml:space="preserve">–  Constructing Explanations: Learners build written and visual explanations that connect observed reactivity trends directly to changes in electron configuration, nuclear charge and shielding across periods and down groups.</w:t>
-            </w:r>
-          </w:p>
-          <w:p>
-            <w:pPr>
-              <w:spacing w:after="30" w:before="0"/>
-              <w:ind w:left="360" w:hanging="180"/>
-              <w:jc w:val="left"/>
-            </w:pPr>
-            <w:r>
-              <w:rPr>
-                <w:rFonts w:ascii="Arial" w:cs="Arial" w:eastAsia="Arial" w:hAnsi="Arial"/>
-                <w:b w:val="false"/>
-                <w:bCs w:val="false"/>
-                <w:i w:val="false"/>
-                <w:iCs w:val="false"/>
-                <w:color w:val="000000"/>
-                <w:sz w:val="18"/>
-                <w:szCs w:val="18"/>
-              </w:rPr>
-              <w:t xml:space="preserve">–  Obtaining, Evaluating and Communicating Information: Students use digital and print resources to research industrial and everyday uses of selected elements in Kenya (e.g., chlorine in water treatment at Nairobi Water Company, sodium in street-light lamps along Thika Road) and present findings in plenary.</w:t>
-            </w:r>
-          </w:p>
-        </w:tc>
-      </w:tr>
-      <w:tr>
-        <w:tc>
-          <w:tcPr>
-            <w:tcW w:type="dxa" w:w="3000"/>
-            <w:shd w:fill="FCE4D6" w:color="auto" w:val="clear"/>
-            <w:tcMar>
-              <w:top w:type="dxa" w:w="60"/>
-              <w:left w:type="dxa" w:w="120"/>
-              <w:bottom w:type="dxa" w:w="60"/>
-              <w:right w:type="dxa" w:w="120"/>
-            </w:tcMar>
-            <w:vAlign w:val="top"/>
-          </w:tcPr>
-          <w:p>
-            <w:pPr>
-              <w:spacing w:after="40" w:before="0"/>
-              <w:jc w:val="left"/>
-            </w:pPr>
-            <w:r>
-              <w:rPr>
-                <w:rFonts w:ascii="Arial" w:cs="Arial" w:eastAsia="Arial" w:hAnsi="Arial"/>
-                <w:b/>
-                <w:bCs/>
-                <w:i w:val="false"/>
-                <w:iCs w:val="false"/>
-                <w:color w:val="000000"/>
-                <w:sz w:val="18"/>
-                <w:szCs w:val="18"/>
-              </w:rPr>
-              <w:t xml:space="preserve">Pertinent &amp; Contemporary Issues (PCIs)</w:t>
-            </w:r>
-          </w:p>
-        </w:tc>
-        <w:tc>
-          <w:tcPr>
-            <w:tcW w:type="dxa" w:w="10680"/>
-            <w:shd w:fill="FFFFFF" w:color="auto" w:val="clear"/>
-            <w:tcMar>
-              <w:top w:type="dxa" w:w="60"/>
-              <w:left w:type="dxa" w:w="120"/>
-              <w:bottom w:type="dxa" w:w="60"/>
-              <w:right w:type="dxa" w:w="120"/>
-            </w:tcMar>
-            <w:vAlign w:val="top"/>
-          </w:tcPr>
-          <w:p>
-            <w:pPr>
-              <w:spacing w:after="30" w:before="0"/>
-              <w:ind w:left="360" w:hanging="180"/>
-              <w:jc w:val="left"/>
-            </w:pPr>
-            <w:r>
-              <w:rPr>
-                <w:rFonts w:ascii="Arial" w:cs="Arial" w:eastAsia="Arial" w:hAnsi="Arial"/>
-                <w:b w:val="false"/>
-                <w:bCs w:val="false"/>
-                <w:i w:val="false"/>
-                <w:iCs w:val="false"/>
-                <w:color w:val="000000"/>
-                <w:sz w:val="18"/>
-                <w:szCs w:val="18"/>
-              </w:rPr>
-              <w:t xml:space="preserve">–  Learner Support Programmes (healthy inter and intrapersonal relationships): The learner searches with peers for information on the uses of elements in groups I, II, VII and VIII, building respectful collaborative relationships and healthy peer interdependence.</w:t>
-            </w:r>
-          </w:p>
-          <w:p>
-            <w:pPr>
-              <w:spacing w:after="30" w:before="0"/>
-              <w:ind w:left="360" w:hanging="180"/>
-              <w:jc w:val="left"/>
-            </w:pPr>
-            <w:r>
-              <w:rPr>
-                <w:rFonts w:ascii="Arial" w:cs="Arial" w:eastAsia="Arial" w:hAnsi="Arial"/>
-                <w:b w:val="false"/>
-                <w:bCs w:val="false"/>
-                <w:i w:val="false"/>
-                <w:iCs w:val="false"/>
-                <w:color w:val="000000"/>
-                <w:sz w:val="18"/>
-                <w:szCs w:val="18"/>
-              </w:rPr>
-              <w:t xml:space="preserve">–  Socio-Economic and Environmental Issues (road safety): The learner discusses the use of selected elements — such as sodium vapour and xenon — in illuminating street lights for safe roads, connecting chemistry to public safety infrastructure in Kenyan cities like Nairobi and Mombasa.</w:t>
-            </w:r>
-          </w:p>
-          <w:p>
-            <w:pPr>
-              <w:spacing w:after="30" w:before="0"/>
-              <w:ind w:left="360" w:hanging="180"/>
-              <w:jc w:val="left"/>
-            </w:pPr>
-            <w:r>
-              <w:rPr>
-                <w:rFonts w:ascii="Arial" w:cs="Arial" w:eastAsia="Arial" w:hAnsi="Arial"/>
-                <w:b w:val="false"/>
-                <w:bCs w:val="false"/>
-                <w:i w:val="false"/>
-                <w:iCs w:val="false"/>
-                <w:color w:val="000000"/>
-                <w:sz w:val="18"/>
-                <w:szCs w:val="18"/>
-              </w:rPr>
-              <w:t xml:space="preserve">–  Life Skills (assertiveness): The learner confidently presents their findings on the uses of elements to the whole class, practising assertive, evidence-based communication in a safe academic environment.</w:t>
-            </w:r>
-          </w:p>
-        </w:tc>
-      </w:tr>
-      <w:tr>
-        <w:tc>
-          <w:tcPr>
-            <w:tcW w:type="dxa" w:w="3000"/>
-            <w:shd w:fill="D9EEF1" w:color="auto" w:val="clear"/>
-            <w:tcMar>
-              <w:top w:type="dxa" w:w="60"/>
-              <w:left w:type="dxa" w:w="120"/>
-              <w:bottom w:type="dxa" w:w="60"/>
-              <w:right w:type="dxa" w:w="120"/>
-            </w:tcMar>
-            <w:vAlign w:val="top"/>
-          </w:tcPr>
-          <w:p>
-            <w:pPr>
-              <w:spacing w:after="40" w:before="0"/>
-              <w:jc w:val="left"/>
-            </w:pPr>
-            <w:r>
-              <w:rPr>
-                <w:rFonts w:ascii="Arial" w:cs="Arial" w:eastAsia="Arial" w:hAnsi="Arial"/>
-                <w:b/>
-                <w:bCs/>
-                <w:i w:val="false"/>
-                <w:iCs w:val="false"/>
-                <w:color w:val="000000"/>
-                <w:sz w:val="18"/>
-                <w:szCs w:val="18"/>
-              </w:rPr>
-              <w:t xml:space="preserve">Career Connections</w:t>
-            </w:r>
-          </w:p>
-        </w:tc>
-        <w:tc>
-          <w:tcPr>
-            <w:tcW w:type="dxa" w:w="10680"/>
-            <w:shd w:fill="FFFFFF" w:color="auto" w:val="clear"/>
-            <w:tcMar>
-              <w:top w:type="dxa" w:w="60"/>
-              <w:left w:type="dxa" w:w="120"/>
-              <w:bottom w:type="dxa" w:w="60"/>
-              <w:right w:type="dxa" w:w="120"/>
-            </w:tcMar>
-            <w:vAlign w:val="top"/>
-          </w:tcPr>
-          <w:p>
-            <w:pPr>
-              <w:spacing w:after="30" w:before="0"/>
-              <w:ind w:left="360" w:hanging="180"/>
-              <w:jc w:val="left"/>
-            </w:pPr>
-            <w:r>
-              <w:rPr>
-                <w:rFonts w:ascii="Arial" w:cs="Arial" w:eastAsia="Arial" w:hAnsi="Arial"/>
-                <w:b w:val="false"/>
-                <w:bCs w:val="false"/>
-                <w:i w:val="false"/>
-                <w:iCs w:val="false"/>
-                <w:color w:val="000000"/>
-                <w:sz w:val="18"/>
-                <w:szCs w:val="18"/>
-              </w:rPr>
-              <w:t xml:space="preserve">–  Pharmacist / Pharmaceutical Chemist: Understanding periodic trends in reactivity and electronegativity underpins drug design and the selection of safe reactive compounds — relevant to Kenya's growing pharmaceutical manufacturing sector in Nairobi's industrial area.</w:t>
-            </w:r>
-          </w:p>
-          <w:p>
-            <w:pPr>
-              <w:spacing w:after="30" w:before="0"/>
-              <w:ind w:left="360" w:hanging="180"/>
-              <w:jc w:val="left"/>
-            </w:pPr>
-            <w:r>
-              <w:rPr>
-                <w:rFonts w:ascii="Arial" w:cs="Arial" w:eastAsia="Arial" w:hAnsi="Arial"/>
-                <w:b w:val="false"/>
-                <w:bCs w:val="false"/>
-                <w:i w:val="false"/>
-                <w:iCs w:val="false"/>
-                <w:color w:val="000000"/>
-                <w:sz w:val="18"/>
-                <w:szCs w:val="18"/>
-              </w:rPr>
-              <w:t xml:space="preserve">–  Water Treatment Technologist: Knowledge of chlorine's chemical properties (reaction with water, bleaching, disinfection) is directly applied by technicians at water treatment plants such as those operated by Nairobi Water and Sewerage Company and the Kisumu Water and Sanitation Company.</w:t>
-            </w:r>
-          </w:p>
-          <w:p>
-            <w:pPr>
-              <w:spacing w:after="30" w:before="0"/>
-              <w:ind w:left="360" w:hanging="180"/>
-              <w:jc w:val="left"/>
-            </w:pPr>
-            <w:r>
-              <w:rPr>
-                <w:rFonts w:ascii="Arial" w:cs="Arial" w:eastAsia="Arial" w:hAnsi="Arial"/>
-                <w:b w:val="false"/>
-                <w:bCs w:val="false"/>
-                <w:i w:val="false"/>
-                <w:iCs w:val="false"/>
-                <w:color w:val="000000"/>
-                <w:sz w:val="18"/>
-                <w:szCs w:val="18"/>
-              </w:rPr>
-              <w:t xml:space="preserve">–  Materials Engineer / Metallurgist: Trends in ductility, malleability and electrical conductivity across period 3 inform the selection of metals for construction and electronics manufacturing — critical skills for engineers working on Kenya's infrastructure projects.</w:t>
-            </w:r>
-          </w:p>
-          <w:p>
-            <w:pPr>
-              <w:spacing w:after="30" w:before="0"/>
-              <w:ind w:left="360" w:hanging="180"/>
-              <w:jc w:val="left"/>
-            </w:pPr>
-            <w:r>
-              <w:rPr>
-                <w:rFonts w:ascii="Arial" w:cs="Arial" w:eastAsia="Arial" w:hAnsi="Arial"/>
-                <w:b w:val="false"/>
-                <w:bCs w:val="false"/>
-                <w:i w:val="false"/>
-                <w:iCs w:val="false"/>
-                <w:color w:val="000000"/>
-                <w:sz w:val="18"/>
-                <w:szCs w:val="18"/>
-              </w:rPr>
-              <w:t xml:space="preserve">–  Agricultural Soil Scientist: Understanding the reactivity of group I and II elements (e.g., potassium, calcium, magnesium) with water and acids explains soil nutrient availability for Kenyan smallholder farmers in the Rift Valley and Central Kenya.</w:t>
-            </w:r>
-          </w:p>
-          <w:p>
-            <w:pPr>
-              <w:spacing w:after="30" w:before="0"/>
-              <w:ind w:left="360" w:hanging="180"/>
-              <w:jc w:val="left"/>
-            </w:pPr>
-            <w:r>
-              <w:rPr>
-                <w:rFonts w:ascii="Arial" w:cs="Arial" w:eastAsia="Arial" w:hAnsi="Arial"/>
-                <w:b w:val="false"/>
-                <w:bCs w:val="false"/>
-                <w:i w:val="false"/>
-                <w:iCs w:val="false"/>
-                <w:color w:val="000000"/>
-                <w:sz w:val="18"/>
-                <w:szCs w:val="18"/>
-              </w:rPr>
-              <w:t xml:space="preserve">–  Chemical Engineer (Industrial Chemistry): Knowledge of elemental properties and periodic trends supports process design in Kenya's chemical industries, including soda ash production at Magadi and fertiliser manufacturing.</w:t>
-            </w:r>
-          </w:p>
-        </w:tc>
-      </w:tr>
-      <w:tr>
-        <w:tc>
-          <w:tcPr>
-            <w:tcW w:type="dxa" w:w="3000"/>
-            <w:shd w:fill="D5E8F0" w:color="auto" w:val="clear"/>
-            <w:tcMar>
-              <w:top w:type="dxa" w:w="60"/>
-              <w:left w:type="dxa" w:w="120"/>
-              <w:bottom w:type="dxa" w:w="60"/>
-              <w:right w:type="dxa" w:w="120"/>
-            </w:tcMar>
-            <w:vAlign w:val="top"/>
-          </w:tcPr>
-          <w:p>
-            <w:pPr>
-              <w:spacing w:after="40" w:before="0"/>
-              <w:jc w:val="left"/>
-            </w:pPr>
-            <w:r>
-              <w:rPr>
-                <w:rFonts w:ascii="Arial" w:cs="Arial" w:eastAsia="Arial" w:hAnsi="Arial"/>
-                <w:b/>
-                <w:bCs/>
-                <w:i w:val="false"/>
-                <w:iCs w:val="false"/>
-                <w:color w:val="000000"/>
-                <w:sz w:val="18"/>
-                <w:szCs w:val="18"/>
-              </w:rPr>
-              <w:t xml:space="preserve">Focus for Lessons</w:t>
-            </w:r>
-          </w:p>
-        </w:tc>
-        <w:tc>
-          <w:tcPr>
-            <w:tcW w:type="dxa" w:w="10680"/>
-            <w:shd w:fill="FFFFFF" w:color="auto" w:val="clear"/>
-            <w:tcMar>
-              <w:top w:type="dxa" w:w="60"/>
-              <w:left w:type="dxa" w:w="120"/>
-              <w:bottom w:type="dxa" w:w="60"/>
-              <w:right w:type="dxa" w:w="120"/>
-            </w:tcMar>
-            <w:vAlign w:val="top"/>
-          </w:tcPr>
-          <w:p>
-            <w:pPr>
-              <w:spacing w:after="40" w:before="0"/>
-              <w:jc w:val="left"/>
-            </w:pPr>
-            <w:r>
-              <w:rPr>
-                <w:rFonts w:ascii="Arial" w:cs="Arial" w:eastAsia="Arial" w:hAnsi="Arial"/>
-                <w:b w:val="false"/>
-                <w:bCs w:val="false"/>
-                <w:i w:val="false"/>
-                <w:iCs w:val="false"/>
-                <w:color w:val="000000"/>
-                <w:sz w:val="18"/>
-                <w:szCs w:val="18"/>
-              </w:rPr>
-              <w:t xml:space="preserve">This unit guides Grade 10 learners to discover that the periodic table is not merely a reference chart but a predictive map of chemical behaviour — where an element's position encodes its electron configuration, which in turn determines every measurable physical and chemical property. Using a Kenyan-context anchoring phenomenon (the dramatic contrast between how lithium, sodium and potassium react with water from Lake Victoria versus how inert argon and neon are), learners build an evidence-based model of periodic trends across groups I, II, VII and VIII and across period 3. The instructional approach blends hands-on experiments, collaborative group discussion, digital research and model revision, ensuring learners move from surface-level pattern recognition to deep mechanistic understanding rooted in electron configuration.</w:t>
-            </w:r>
-          </w:p>
-        </w:tc>
-      </w:tr>
-      <w:tr>
-        <w:tc>
-          <w:tcPr>
-            <w:tcW w:type="dxa" w:w="3000"/>
-            <w:shd w:fill="EAD1F5" w:color="auto" w:val="clear"/>
-            <w:tcMar>
-              <w:top w:type="dxa" w:w="60"/>
-              <w:left w:type="dxa" w:w="120"/>
-              <w:bottom w:type="dxa" w:w="60"/>
-              <w:right w:type="dxa" w:w="120"/>
-            </w:tcMar>
-            <w:vAlign w:val="top"/>
-          </w:tcPr>
-          <w:p>
-            <w:pPr>
-              <w:spacing w:after="40" w:before="0"/>
-              <w:jc w:val="left"/>
-            </w:pPr>
-            <w:r>
-              <w:rPr>
-                <w:rFonts w:ascii="Arial" w:cs="Arial" w:eastAsia="Arial" w:hAnsi="Arial"/>
-                <w:b/>
-                <w:bCs/>
-                <w:i w:val="false"/>
-                <w:iCs w:val="false"/>
-                <w:color w:val="000000"/>
-                <w:sz w:val="18"/>
-                <w:szCs w:val="18"/>
-              </w:rPr>
-              <w:t xml:space="preserve">Driving Question / Key Inquiry Questions</w:t>
-            </w:r>
-          </w:p>
-        </w:tc>
-        <w:tc>
-          <w:tcPr>
-            <w:tcW w:type="dxa" w:w="10680"/>
-            <w:shd w:fill="FFFFFF" w:color="auto" w:val="clear"/>
-            <w:tcMar>
-              <w:top w:type="dxa" w:w="60"/>
-              <w:left w:type="dxa" w:w="120"/>
-              <w:bottom w:type="dxa" w:w="60"/>
-              <w:right w:type="dxa" w:w="120"/>
-            </w:tcMar>
-            <w:vAlign w:val="top"/>
-          </w:tcPr>
-          <w:p>
-            <w:pPr>
-              <w:spacing w:after="40" w:before="0"/>
-              <w:jc w:val="left"/>
-            </w:pPr>
-            <w:r>
-              <w:rPr>
-                <w:rFonts w:ascii="Arial" w:cs="Arial" w:eastAsia="Arial" w:hAnsi="Arial"/>
-                <w:b w:val="false"/>
-                <w:bCs w:val="false"/>
-                <w:i w:val="false"/>
-                <w:iCs w:val="false"/>
-                <w:color w:val="000000"/>
-                <w:sz w:val="18"/>
-                <w:szCs w:val="18"/>
-              </w:rPr>
-              <w:t xml:space="preserve">DRIVING QUESTION: "Why do elements that sit next to each other in the periodic table — like sodium and magnesium, or chlorine and argon — behave so differently, and can we use an element's position in the table to predict exactly how it will behave before we ever put it in a test tube?"</w:t>
-            </w:r>
-          </w:p>
-          <w:p>
-            <w:pPr>
-              <w:spacing w:after="40" w:before="0"/>
-              <w:jc w:val="left"/>
-            </w:pPr>
-            <w:r>
-              <w:rPr>
-                <w:rFonts w:ascii="Arial" w:cs="Arial" w:eastAsia="Arial" w:hAnsi="Arial"/>
-                <w:b w:val="false"/>
-                <w:bCs w:val="false"/>
-                <w:i w:val="false"/>
-                <w:iCs w:val="false"/>
-                <w:color w:val="000000"/>
-                <w:sz w:val="18"/>
-                <w:szCs w:val="18"/>
-              </w:rPr>
-              <w:t xml:space="preserve"/>
-            </w:r>
-          </w:p>
-          <w:p>
-            <w:pPr>
-              <w:spacing w:after="40" w:before="0"/>
-              <w:jc w:val="left"/>
-            </w:pPr>
-            <w:r>
-              <w:rPr>
-                <w:rFonts w:ascii="Arial" w:cs="Arial" w:eastAsia="Arial" w:hAnsi="Arial"/>
-                <w:b w:val="false"/>
-                <w:bCs w:val="false"/>
-                <w:i w:val="false"/>
-                <w:iCs w:val="false"/>
-                <w:color w:val="000000"/>
-                <w:sz w:val="18"/>
-                <w:szCs w:val="18"/>
-              </w:rPr>
-              <w:t xml:space="preserve">KICD KEY INQUIRY QUESTIONS:</w:t>
-            </w:r>
-          </w:p>
-          <w:p>
-            <w:pPr>
-              <w:spacing w:after="40" w:before="0"/>
-              <w:jc w:val="left"/>
-            </w:pPr>
-            <w:r>
-              <w:rPr>
-                <w:rFonts w:ascii="Arial" w:cs="Arial" w:eastAsia="Arial" w:hAnsi="Arial"/>
-                <w:b w:val="false"/>
-                <w:bCs w:val="false"/>
-                <w:i w:val="false"/>
-                <w:iCs w:val="false"/>
-                <w:color w:val="000000"/>
-                <w:sz w:val="18"/>
-                <w:szCs w:val="18"/>
-              </w:rPr>
-              <w:t xml:space="preserve">1. Why is the study of chemical families important?</w:t>
-            </w:r>
-          </w:p>
-          <w:p>
-            <w:pPr>
-              <w:spacing w:after="40" w:before="0"/>
-              <w:jc w:val="left"/>
-            </w:pPr>
-            <w:r>
-              <w:rPr>
-                <w:rFonts w:ascii="Arial" w:cs="Arial" w:eastAsia="Arial" w:hAnsi="Arial"/>
-                <w:b w:val="false"/>
-                <w:bCs w:val="false"/>
-                <w:i w:val="false"/>
-                <w:iCs w:val="false"/>
-                <w:color w:val="000000"/>
-                <w:sz w:val="18"/>
-                <w:szCs w:val="18"/>
-              </w:rPr>
-              <w:t xml:space="preserve">2. How does the position of an element in the periodic table influence its properties?</w:t>
-            </w:r>
-          </w:p>
-        </w:tc>
-      </w:tr>
-      <w:tr>
-        <w:tc>
-          <w:tcPr>
-            <w:tcW w:type="dxa" w:w="3000"/>
-            <w:shd w:fill="EAD1F5" w:color="auto" w:val="clear"/>
-            <w:tcMar>
-              <w:top w:type="dxa" w:w="60"/>
-              <w:left w:type="dxa" w:w="120"/>
-              <w:bottom w:type="dxa" w:w="60"/>
-              <w:right w:type="dxa" w:w="120"/>
-            </w:tcMar>
-            <w:vAlign w:val="top"/>
-          </w:tcPr>
-          <w:p>
-            <w:pPr>
-              <w:spacing w:after="40" w:before="0"/>
-              <w:jc w:val="left"/>
-            </w:pPr>
-            <w:r>
-              <w:rPr>
-                <w:rFonts w:ascii="Arial" w:cs="Arial" w:eastAsia="Arial" w:hAnsi="Arial"/>
-                <w:b/>
-                <w:bCs/>
-                <w:i w:val="false"/>
-                <w:iCs w:val="false"/>
-                <w:color w:val="000000"/>
-                <w:sz w:val="18"/>
-                <w:szCs w:val="18"/>
-              </w:rPr>
-              <w:t xml:space="preserve">Anchoring Phenomenon</w:t>
-            </w:r>
-          </w:p>
-        </w:tc>
-        <w:tc>
-          <w:tcPr>
-            <w:tcW w:type="dxa" w:w="10680"/>
-            <w:shd w:fill="FFFFFF" w:color="auto" w:val="clear"/>
-            <w:tcMar>
-              <w:top w:type="dxa" w:w="60"/>
-              <w:left w:type="dxa" w:w="120"/>
-              <w:bottom w:type="dxa" w:w="60"/>
-              <w:right w:type="dxa" w:w="120"/>
-            </w:tcMar>
-            <w:vAlign w:val="top"/>
-          </w:tcPr>
-          <w:p>
-            <w:pPr>
-              <w:spacing w:after="40" w:before="0"/>
-              <w:jc w:val="left"/>
-            </w:pPr>
-            <w:r>
-              <w:rPr>
-                <w:rFonts w:ascii="Arial" w:cs="Arial" w:eastAsia="Arial" w:hAnsi="Arial"/>
-                <w:b w:val="false"/>
-                <w:bCs w:val="false"/>
-                <w:i w:val="false"/>
-                <w:iCs w:val="false"/>
-                <w:color w:val="000000"/>
-                <w:sz w:val="18"/>
-                <w:szCs w:val="18"/>
-              </w:rPr>
-              <w:t xml:space="preserve">ANCHORING PHENOMENON — "The Exploding Metals of Lake Victoria"</w:t>
-            </w:r>
-          </w:p>
-          <w:p>
-            <w:pPr>
-              <w:spacing w:after="40" w:before="0"/>
-              <w:jc w:val="left"/>
-            </w:pPr>
-            <w:r>
-              <w:rPr>
-                <w:rFonts w:ascii="Arial" w:cs="Arial" w:eastAsia="Arial" w:hAnsi="Arial"/>
-                <w:b w:val="false"/>
-                <w:bCs w:val="false"/>
-                <w:i w:val="false"/>
-                <w:iCs w:val="false"/>
-                <w:color w:val="000000"/>
-                <w:sz w:val="18"/>
-                <w:szCs w:val="18"/>
-              </w:rPr>
-              <w:t xml:space="preserve"/>
-            </w:r>
-          </w:p>
-          <w:p>
-            <w:pPr>
-              <w:spacing w:after="40" w:before="0"/>
-              <w:jc w:val="left"/>
-            </w:pPr>
-            <w:r>
-              <w:rPr>
-                <w:rFonts w:ascii="Arial" w:cs="Arial" w:eastAsia="Arial" w:hAnsi="Arial"/>
-                <w:b w:val="false"/>
-                <w:bCs w:val="false"/>
-                <w:i w:val="false"/>
-                <w:iCs w:val="false"/>
-                <w:color w:val="000000"/>
-                <w:sz w:val="18"/>
-                <w:szCs w:val="18"/>
-              </w:rPr>
-              <w:t xml:space="preserve">A water purification officer at the Kisumu Water and Sanitation Company demonstrates that pure sodium metal — the same element found chemically bonded in ordinary table salt (sodium chloride) used daily on ugali and sukuma wiki — explodes violently when dropped into a beaker of Lake Victoria water, skimming across the surface, fizzing furiously and igniting into an orange flame, leaving behind a strongly alkaline solution. Yet in the same demonstration, a strip of magnesium (from the next group) barely fizzes in cold water, and a piece of aluminium (one step further across period 3) shows no reaction at all with cold water. Meanwhile, the sealed glass ampoule of argon gas the officer uses to shield the sodium during transport is completely inert — it reacts with nothing. Students observe: (1) dramatic, visible reactivity differences between chemically adjacent elements, (2) a clear left-to-right gradient of reactivity across period 3 that then reverses for the noble gases, and (3) striking down-group acceleration — potassium explodes more violently than sodium, which explodes more violently than lithium.</w:t>
-            </w:r>
-          </w:p>
-          <w:p>
-            <w:pPr>
-              <w:spacing w:after="40" w:before="0"/>
-              <w:jc w:val="left"/>
-            </w:pPr>
-            <w:r>
-              <w:rPr>
-                <w:rFonts w:ascii="Arial" w:cs="Arial" w:eastAsia="Arial" w:hAnsi="Arial"/>
-                <w:b w:val="false"/>
-                <w:bCs w:val="false"/>
-                <w:i w:val="false"/>
-                <w:iCs w:val="false"/>
-                <w:color w:val="000000"/>
-                <w:sz w:val="18"/>
-                <w:szCs w:val="18"/>
-              </w:rPr>
-              <w:t xml:space="preserve"/>
-            </w:r>
-          </w:p>
-          <w:p>
-            <w:pPr>
-              <w:spacing w:after="40" w:before="0"/>
-              <w:jc w:val="left"/>
-            </w:pPr>
-            <w:r>
-              <w:rPr>
-                <w:rFonts w:ascii="Arial" w:cs="Arial" w:eastAsia="Arial" w:hAnsi="Arial"/>
-                <w:b w:val="false"/>
-                <w:bCs w:val="false"/>
-                <w:i w:val="false"/>
-                <w:iCs w:val="false"/>
-                <w:color w:val="000000"/>
-                <w:sz w:val="18"/>
-                <w:szCs w:val="18"/>
-              </w:rPr>
-              <w:t xml:space="preserve">WHY IT IS PUZZLING: If sodium and magnesium are neighbours on the periodic table, separated by a single proton, why is their reactivity with water so dramatically different? Why does adding one more proton (going from Na to Mg) make an element almost completely unreactive with cold water, while going DOWN group I (adding a whole new electron shell) makes the element MORE reactive? And why does argon — sitting right next to the highly reactive chlorine — refuse to react with anything at all? Students cannot yet explain these puzzles using only atomic number; they need the concept of electron configuration, shielding and ionisation energy to build a complete model.</w:t>
-            </w:r>
-          </w:p>
-        </w:tc>
-      </w:tr>
-      <w:tr>
-        <w:tc>
-          <w:tcPr>
-            <w:tcW w:type="dxa" w:w="3000"/>
-            <w:shd w:fill="D9EEF1" w:color="auto" w:val="clear"/>
-            <w:tcMar>
-              <w:top w:type="dxa" w:w="60"/>
-              <w:left w:type="dxa" w:w="120"/>
-              <w:bottom w:type="dxa" w:w="60"/>
-              <w:right w:type="dxa" w:w="120"/>
-            </w:tcMar>
-            <w:vAlign w:val="top"/>
-          </w:tcPr>
-          <w:p>
-            <w:pPr>
-              <w:spacing w:after="40" w:before="0"/>
-              <w:jc w:val="left"/>
-            </w:pPr>
-            <w:r>
-              <w:rPr>
-                <w:rFonts w:ascii="Arial" w:cs="Arial" w:eastAsia="Arial" w:hAnsi="Arial"/>
-                <w:b/>
-                <w:bCs/>
-                <w:i w:val="false"/>
-                <w:iCs w:val="false"/>
-                <w:color w:val="000000"/>
-                <w:sz w:val="18"/>
-                <w:szCs w:val="18"/>
-              </w:rPr>
-              <w:t xml:space="preserve">Storyline Thread</w:t>
-            </w:r>
-          </w:p>
-        </w:tc>
-        <w:tc>
-          <w:tcPr>
-            <w:tcW w:type="dxa" w:w="10680"/>
-            <w:shd w:fill="FFFFFF" w:color="auto" w:val="clear"/>
-            <w:tcMar>
-              <w:top w:type="dxa" w:w="60"/>
-              <w:left w:type="dxa" w:w="120"/>
-              <w:bottom w:type="dxa" w:w="60"/>
-              <w:right w:type="dxa" w:w="120"/>
-            </w:tcMar>
-            <w:vAlign w:val="top"/>
-          </w:tcPr>
-          <w:p>
-            <w:pPr>
-              <w:spacing w:after="40" w:before="0"/>
-              <w:jc w:val="left"/>
-            </w:pPr>
-            <w:r>
-              <w:rPr>
-                <w:rFonts w:ascii="Arial" w:cs="Arial" w:eastAsia="Arial" w:hAnsi="Arial"/>
-                <w:b w:val="false"/>
-                <w:bCs w:val="false"/>
-                <w:i w:val="false"/>
-                <w:iCs w:val="false"/>
-                <w:color w:val="000000"/>
-                <w:sz w:val="18"/>
-                <w:szCs w:val="18"/>
-              </w:rPr>
-              <w:t xml:space="preserve">Lesson 1 — "Something Strange at the Water Plant" (Anchoring Phenomenon + Predict Phase): Students are introduced to the anchoring phenomenon via a teacher demonstration (sodium in water) or a short video clip. In small groups they record their initial observations, generate "Notice / Wonder" statements, and make written predictions about what would happen with lithium, potassium and magnesium. The class co-constructs the initial Driving Question Board (DQB) with all unanswered questions. Sub-focus: introduction to group I trends in physical properties (atomic radius, melting point, appearance).</w:t>
-            </w:r>
-          </w:p>
-          <w:p>
-            <w:pPr>
-              <w:spacing w:after="40" w:before="0"/>
-              <w:jc w:val="left"/>
-            </w:pPr>
-            <w:r>
-              <w:rPr>
-                <w:rFonts w:ascii="Arial" w:cs="Arial" w:eastAsia="Arial" w:hAnsi="Arial"/>
-                <w:b w:val="false"/>
-                <w:bCs w:val="false"/>
-                <w:i w:val="false"/>
-                <w:iCs w:val="false"/>
-                <w:color w:val="000000"/>
-                <w:sz w:val="18"/>
-                <w:szCs w:val="18"/>
-              </w:rPr>
-              <w:t xml:space="preserve"/>
-            </w:r>
-          </w:p>
-          <w:p>
-            <w:pPr>
-              <w:spacing w:after="40" w:before="0"/>
-              <w:jc w:val="left"/>
-            </w:pPr>
-            <w:r>
-              <w:rPr>
-                <w:rFonts w:ascii="Arial" w:cs="Arial" w:eastAsia="Arial" w:hAnsi="Arial"/>
-                <w:b w:val="false"/>
-                <w:bCs w:val="false"/>
-                <w:i w:val="false"/>
-                <w:iCs w:val="false"/>
-                <w:color w:val="000000"/>
-                <w:sz w:val="18"/>
-                <w:szCs w:val="18"/>
-              </w:rPr>
-              <w:t xml:space="preserve">Lesson 2 — "Mapping the Group I Family" (Observe + Explain — Group I Physical &amp; Chemical Properties): Learners carry out a structured experiment investigating the reactions of lithium, sodium and potassium with cold water, collecting gas and testing with a glowing splint, and measuring pH of the resulting solutions. Data is tabulated and trends in reactivity, atomic size and ionisation energy are explained using electron configuration diagrams. Balanced chemical equations are written and peer-checked. Students revise their initial DQB predictions.</w:t>
-            </w:r>
-          </w:p>
-          <w:p>
-            <w:pPr>
-              <w:spacing w:after="40" w:before="0"/>
-              <w:jc w:val="left"/>
-            </w:pPr>
-            <w:r>
-              <w:rPr>
-                <w:rFonts w:ascii="Arial" w:cs="Arial" w:eastAsia="Arial" w:hAnsi="Arial"/>
-                <w:b w:val="false"/>
-                <w:bCs w:val="false"/>
-                <w:i w:val="false"/>
-                <w:iCs w:val="false"/>
-                <w:color w:val="000000"/>
-                <w:sz w:val="18"/>
-                <w:szCs w:val="18"/>
-              </w:rPr>
-              <w:t xml:space="preserve"/>
-            </w:r>
-          </w:p>
-          <w:p>
-            <w:pPr>
-              <w:spacing w:after="40" w:before="0"/>
-              <w:jc w:val="left"/>
-            </w:pPr>
-            <w:r>
-              <w:rPr>
-                <w:rFonts w:ascii="Arial" w:cs="Arial" w:eastAsia="Arial" w:hAnsi="Arial"/>
-                <w:b w:val="false"/>
-                <w:bCs w:val="false"/>
-                <w:i w:val="false"/>
-                <w:iCs w:val="false"/>
-                <w:color w:val="000000"/>
-                <w:sz w:val="18"/>
-                <w:szCs w:val="18"/>
-              </w:rPr>
-              <w:t xml:space="preserve">Lesson 3 — "Magnesium, Calcium and the Stubborn Metals" (Observe + Explain — Group II Physical &amp; Chemical Properties): Students investigate group II elements — magnesium ribbon with cold water (slow), steam (burns), and dilute hydrochloric acid (vigorous). Calcium's reaction with cold water is compared. Physical property trends (melting point, atomic radius, ionisation energy) are graphed. Learners explain why group II is less reactive than group I using a shielding and nuclear charge argument. The magnesium-burning-in-air supporting phenomenon is connected.</w:t>
-            </w:r>
-          </w:p>
-          <w:p>
-            <w:pPr>
-              <w:spacing w:after="40" w:before="0"/>
-              <w:jc w:val="left"/>
-            </w:pPr>
-            <w:r>
-              <w:rPr>
-                <w:rFonts w:ascii="Arial" w:cs="Arial" w:eastAsia="Arial" w:hAnsi="Arial"/>
-                <w:b w:val="false"/>
-                <w:bCs w:val="false"/>
-                <w:i w:val="false"/>
-                <w:iCs w:val="false"/>
-                <w:color w:val="000000"/>
-                <w:sz w:val="18"/>
-                <w:szCs w:val="18"/>
-              </w:rPr>
-              <w:t xml:space="preserve"/>
-            </w:r>
-          </w:p>
-          <w:p>
-            <w:pPr>
-              <w:spacing w:after="40" w:before="0"/>
-              <w:jc w:val="left"/>
-            </w:pPr>
-            <w:r>
-              <w:rPr>
-                <w:rFonts w:ascii="Arial" w:cs="Arial" w:eastAsia="Arial" w:hAnsi="Arial"/>
-                <w:b w:val="false"/>
-                <w:bCs w:val="false"/>
-                <w:i w:val="false"/>
-                <w:iCs w:val="false"/>
-                <w:color w:val="000000"/>
-                <w:sz w:val="18"/>
-                <w:szCs w:val="18"/>
-              </w:rPr>
-              <w:t xml:space="preserve">Lesson 4 — "The Halogen Family: From Gas to Solid" (Observe + Explain — Group VII Physical &amp; Chemical Properties + Chlorine Chemistry): Students examine physical samples or photographs/data cards for chlorine, bromine and iodine (appearance, physical state, smell, solubility in water). The bleaching-kanga supporting phenomenon is investigated: chlorine water is prepared and its reaction with water, metals and displacement reactions (chlorine displacing bromide, bromine displacing iodide) are demonstrated or carried out. Learners explain the trend in reactivity down group VII using electron affinity and atomic radius. Displacement reactions are linked to relative oxidising power.</w:t>
-            </w:r>
-          </w:p>
-          <w:p>
-            <w:pPr>
-              <w:spacing w:after="40" w:before="0"/>
-              <w:jc w:val="left"/>
-            </w:pPr>
-            <w:r>
-              <w:rPr>
-                <w:rFonts w:ascii="Arial" w:cs="Arial" w:eastAsia="Arial" w:hAnsi="Arial"/>
-                <w:b w:val="false"/>
-                <w:bCs w:val="false"/>
-                <w:i w:val="false"/>
-                <w:iCs w:val="false"/>
-                <w:color w:val="000000"/>
-                <w:sz w:val="18"/>
-                <w:szCs w:val="18"/>
-              </w:rPr>
-              <w:t xml:space="preserve"/>
-            </w:r>
-          </w:p>
-          <w:p>
-            <w:pPr>
-              <w:spacing w:after="40" w:before="0"/>
-              <w:jc w:val="left"/>
-            </w:pPr>
-            <w:r>
-              <w:rPr>
-                <w:rFonts w:ascii="Arial" w:cs="Arial" w:eastAsia="Arial" w:hAnsi="Arial"/>
-                <w:b w:val="false"/>
-                <w:bCs w:val="false"/>
-                <w:i w:val="false"/>
-                <w:iCs w:val="false"/>
-                <w:color w:val="000000"/>
-                <w:sz w:val="18"/>
-                <w:szCs w:val="18"/>
-              </w:rPr>
-              <w:t xml:space="preserve">Lesson 5 — "The Nobles and the Patterns of Eight" (Observe + Explain — Group VIII + Period 3 Physical Properties): Students examine data for group VIII elements (helium, neon, argon, krypton) — boiling points, atomic radii, ionisation energies — and explain inertness using full outer shells. The street-light supporting phenomenon is revisited. The focus then shifts to period 3: students plot graphs of atomic radius, ionisation energy, electronegativity and melting/boiling point across Na → Ar, identify the trends and anomalies, and connect each data point back to electron configuration and nuclear charge. Ductility, malleability and electrical conductivity trends are included for the metallic elements of period 3.</w:t>
-            </w:r>
-          </w:p>
-          <w:p>
-            <w:pPr>
-              <w:spacing w:after="40" w:before="0"/>
-              <w:jc w:val="left"/>
-            </w:pPr>
-            <w:r>
-              <w:rPr>
-                <w:rFonts w:ascii="Arial" w:cs="Arial" w:eastAsia="Arial" w:hAnsi="Arial"/>
-                <w:b w:val="false"/>
-                <w:bCs w:val="false"/>
-                <w:i w:val="false"/>
-                <w:iCs w:val="false"/>
-                <w:color w:val="000000"/>
-                <w:sz w:val="18"/>
-                <w:szCs w:val="18"/>
-              </w:rPr>
-              <w:t xml:space="preserve"/>
-            </w:r>
-          </w:p>
-          <w:p>
-            <w:pPr>
-              <w:spacing w:after="40" w:before="0"/>
-              <w:jc w:val="left"/>
-            </w:pPr>
-            <w:r>
-              <w:rPr>
-                <w:rFonts w:ascii="Arial" w:cs="Arial" w:eastAsia="Arial" w:hAnsi="Arial"/>
-                <w:b w:val="false"/>
-                <w:bCs w:val="false"/>
-                <w:i w:val="false"/>
-                <w:iCs w:val="false"/>
-                <w:color w:val="000000"/>
-                <w:sz w:val="18"/>
-                <w:szCs w:val="18"/>
-              </w:rPr>
-              <w:t xml:space="preserve">Lesson 6 — "Period 3 Reacts: Metals, Non-Metals and the Chlorine Test" (Investigate — Period 3 Chemical Properties): Learners carry out or observe teacher demonstrations of period 3 elements reacting with oxygen (Mg ribbon, sulfur burning, phosphorus if available), water (Na vs. Mg vs. Al), dilute hydrochloric acid (Na, Mg, Al, Si), and chlorine gas. Products are identified and equations written. Students construct a reactivity-trend summary table and answer: "How does electron configuration explain why sodium reacts explosively with water but silicon and sulfur do not?" The anchoring phenomenon is explicitly revisited and the model is refined.</w:t>
-            </w:r>
-          </w:p>
-          <w:p>
-            <w:pPr>
-              <w:spacing w:after="40" w:before="0"/>
-              <w:jc w:val="left"/>
-            </w:pPr>
-            <w:r>
-              <w:rPr>
-                <w:rFonts w:ascii="Arial" w:cs="Arial" w:eastAsia="Arial" w:hAnsi="Arial"/>
-                <w:b w:val="false"/>
-                <w:bCs w:val="false"/>
-                <w:i w:val="false"/>
-                <w:iCs w:val="false"/>
-                <w:color w:val="000000"/>
-                <w:sz w:val="18"/>
-                <w:szCs w:val="18"/>
-              </w:rPr>
-              <w:t xml:space="preserve"/>
-            </w:r>
-          </w:p>
-          <w:p>
-            <w:pPr>
-              <w:spacing w:after="40" w:before="0"/>
-              <w:jc w:val="left"/>
-            </w:pPr>
-            <w:r>
-              <w:rPr>
-                <w:rFonts w:ascii="Arial" w:cs="Arial" w:eastAsia="Arial" w:hAnsi="Arial"/>
-                <w:b w:val="false"/>
-                <w:bCs w:val="false"/>
-                <w:i w:val="false"/>
-                <w:iCs w:val="false"/>
-                <w:color w:val="000000"/>
-                <w:sz w:val="18"/>
-                <w:szCs w:val="18"/>
-              </w:rPr>
-              <w:t xml:space="preserve">Lesson 7 — "What Are These Elements Good For?" (Explain + Model Building + DQB Closure — Uses and Applications): Students use digital devices or print resources to research the uses of selected elements from groups I, II, VII and VIII in Kenyan contexts (sodium in street lighting, chlorine in water treatment, argon in welding, calcium in cement/construction, iodine in medical antiseptics). Groups prepare and deliver short presentations. The class returns to the DQB and systematically answers every question posted in Lesson 1. Each student produces a final cumulative annotated periodic-table model showing how electron configuration drives the trends observed across all seven lessons, completing the storyline thread from the puzzling sodium-water explosion to a predictive, explanatory framework for all elements.</w:t>
-            </w:r>
-          </w:p>
-        </w:tc>
-      </w:tr>
-      <w:tr>
-        <w:tc>
-          <w:tcPr>
-            <w:tcW w:type="dxa" w:w="3000"/>
-            <w:shd w:fill="EAD1F5" w:color="auto" w:val="clear"/>
-            <w:tcMar>
-              <w:top w:type="dxa" w:w="60"/>
-              <w:left w:type="dxa" w:w="120"/>
-              <w:bottom w:type="dxa" w:w="60"/>
-              <w:right w:type="dxa" w:w="120"/>
-            </w:tcMar>
-            <w:vAlign w:val="top"/>
-          </w:tcPr>
-          <w:p>
-            <w:pPr>
-              <w:spacing w:after="40" w:before="0"/>
-              <w:jc w:val="left"/>
-            </w:pPr>
-            <w:r>
-              <w:rPr>
-                <w:rFonts w:ascii="Arial" w:cs="Arial" w:eastAsia="Arial" w:hAnsi="Arial"/>
-                <w:b/>
-                <w:bCs/>
-                <w:i w:val="false"/>
-                <w:iCs w:val="false"/>
-                <w:color w:val="000000"/>
-                <w:sz w:val="18"/>
-                <w:szCs w:val="18"/>
-              </w:rPr>
-              <w:t xml:space="preserve">Supporting Phenomena</w:t>
-            </w:r>
-          </w:p>
-        </w:tc>
-        <w:tc>
-          <w:tcPr>
-            <w:tcW w:type="dxa" w:w="10680"/>
-            <w:shd w:fill="FFFFFF" w:color="auto" w:val="clear"/>
-            <w:tcMar>
-              <w:top w:type="dxa" w:w="60"/>
-              <w:left w:type="dxa" w:w="120"/>
-              <w:bottom w:type="dxa" w:w="60"/>
-              <w:right w:type="dxa" w:w="120"/>
-            </w:tcMar>
-            <w:vAlign w:val="top"/>
-          </w:tcPr>
-          <w:p>
-            <w:pPr>
-              <w:spacing w:after="30" w:before="0"/>
-              <w:ind w:left="360" w:hanging="180"/>
-              <w:jc w:val="left"/>
-            </w:pPr>
-            <w:r>
-              <w:rPr>
-                <w:rFonts w:ascii="Arial" w:cs="Arial" w:eastAsia="Arial" w:hAnsi="Arial"/>
-                <w:b w:val="false"/>
-                <w:bCs w:val="false"/>
-                <w:i w:val="false"/>
-                <w:iCs w:val="false"/>
-                <w:color w:val="000000"/>
-                <w:sz w:val="18"/>
-                <w:szCs w:val="18"/>
-              </w:rPr>
-              <w:t xml:space="preserve">–  Supporting Phenomenon 1 — "Bleaching a Kanga": A piece of brightly coloured kanga fabric is partially dipped into chlorine water (prepared in the school lab), and the submerged section loses its colour within minutes while the dry section remains vivid. This puzzles students: chlorine is a yellow-green poisonous gas, yet dissolved in water it becomes a bleaching and disinfecting agent used in swimming pools in Nairobi and in municipal water treatment — how does a gas become a bleaching liquid, and what is the chemistry of that transformation?</w:t>
-            </w:r>
-          </w:p>
-          <w:p>
-            <w:pPr>
-              <w:spacing w:after="30" w:before="0"/>
-              <w:ind w:left="360" w:hanging="180"/>
-              <w:jc w:val="left"/>
-            </w:pPr>
-            <w:r>
-              <w:rPr>
-                <w:rFonts w:ascii="Arial" w:cs="Arial" w:eastAsia="Arial" w:hAnsi="Arial"/>
-                <w:b w:val="false"/>
-                <w:bCs w:val="false"/>
-                <w:i w:val="false"/>
-                <w:iCs w:val="false"/>
-                <w:color w:val="000000"/>
-                <w:sz w:val="18"/>
-                <w:szCs w:val="18"/>
-              </w:rPr>
-              <w:t xml:space="preserve">–  Supporting Phenomenon 2 — "The Street Light Spectrum": Photographs comparing the warm orange glow of older sodium-vapour street lights along Thika Superhighway with the blue-white glow of newer xenon/argon-filled LED street lights prompt the question: why do different group I and VIII elements emit completely different colours of light, and why is argon (a noble gas) useful precisely because it does NOT react with the hot metal filament?</w:t>
-            </w:r>
-          </w:p>
-          <w:p>
-            <w:pPr>
-              <w:spacing w:after="30" w:before="0"/>
-              <w:ind w:left="360" w:hanging="180"/>
-              <w:jc w:val="left"/>
-            </w:pPr>
-            <w:r>
-              <w:rPr>
-                <w:rFonts w:ascii="Arial" w:cs="Arial" w:eastAsia="Arial" w:hAnsi="Arial"/>
-                <w:b w:val="false"/>
-                <w:bCs w:val="false"/>
-                <w:i w:val="false"/>
-                <w:iCs w:val="false"/>
-                <w:color w:val="000000"/>
-                <w:sz w:val="18"/>
-                <w:szCs w:val="18"/>
-              </w:rPr>
-              <w:t xml:space="preserve">–  Supporting Phenomenon 3 — "Magnesium Burns in a Maize-Drying Fire": A farmer in Kericho accidentally drops a strip of magnesium ribbon into a charcoal fire used to dry maize. The magnesium ignites with a blinding white flame far brighter and hotter than the charcoal, producing a white powdery ash (MgO). Students puzzle over why a shiny metal becomes a white powder, and why magnesium burns so much more intensely than the iron jembe left near the same fire.</w:t>
-            </w:r>
-          </w:p>
-          <w:p>
-            <w:pPr>
-              <w:spacing w:after="30" w:before="0"/>
-              <w:ind w:left="360" w:hanging="180"/>
-              <w:jc w:val="left"/>
-            </w:pPr>
-            <w:r>
-              <w:rPr>
-                <w:rFonts w:ascii="Arial" w:cs="Arial" w:eastAsia="Arial" w:hAnsi="Arial"/>
-                <w:b w:val="false"/>
-                <w:bCs w:val="false"/>
-                <w:i w:val="false"/>
-                <w:iCs w:val="false"/>
-                <w:color w:val="000000"/>
-                <w:sz w:val="18"/>
-                <w:szCs w:val="18"/>
-              </w:rPr>
-              <w:t xml:space="preserve">–  Supporting Phenomenon 4 — "Iodine Turns Ugali Purple": A drop of iodine solution is placed on a slice of cold ugali (maize meal). The spot immediately turns dark blue-black. Yet when the same iodine solution is placed on a piece of nyama choma (roasted meat), no colour change occurs. This supporting phenomenon, while primarily a starch test, introduces the halogens as a group — iodine's distinctive chemistry connects to the broader question of how all halogens (chlorine, bromine, iodine) share a family resemblance yet differ systematically in reactivity and physical state.</w:t>
-            </w:r>
-          </w:p>
-        </w:tc>
-      </w:tr>
-    </w:tbl>
-    <w:p>
-      <w:pPr>
-        <w:spacing w:after="120"/>
-      </w:pPr>
-      <w:r>
-        <w:t xml:space="preserve"/>
       </w:r>
     </w:p>
     <w:p>
@@ -3355,7 +3355,7 @@
             <w:pPr>
               <w:spacing w:after="20" w:before="0"/>
             </w:pPr>
-            <w:hyperlink w:history="1" r:id="rId8wzpcp3wyj2hchckgh42a">
+            <w:hyperlink w:history="1" r:id="rIddkwyeolirnvzlcyiznzwa">
               <w:r>
                 <w:rPr>
                   <w:rFonts w:ascii="Arial" w:cs="Arial" w:eastAsia="Arial" w:hAnsi="Arial"/>
@@ -3388,7 +3388,7 @@
               <w:spacing w:after="10" w:before="0"/>
               <w:ind w:left="120"/>
             </w:pPr>
-            <w:hyperlink w:history="1" r:id="rIdpt7rklibvvvh1dq93bzve">
+            <w:hyperlink w:history="1" r:id="rIddh_0gxfyda9wpxmhku1la">
               <w:r>
                 <w:rPr>
                   <w:rFonts w:ascii="Arial" w:cs="Arial" w:eastAsia="Arial" w:hAnsi="Arial"/>
@@ -3433,7 +3433,7 @@
             <w:pPr>
               <w:spacing w:after="20" w:before="0"/>
             </w:pPr>
-            <w:hyperlink w:history="1" r:id="rIdx-mwke5iazpos8gglxbzj">
+            <w:hyperlink w:history="1" r:id="rIddlxf8p6fk9bzmtiq2p3s6">
               <w:r>
                 <w:rPr>
                   <w:rFonts w:ascii="Arial" w:cs="Arial" w:eastAsia="Arial" w:hAnsi="Arial"/>
@@ -3466,7 +3466,7 @@
               <w:spacing w:after="10" w:before="0"/>
               <w:ind w:left="120"/>
             </w:pPr>
-            <w:hyperlink w:history="1" r:id="rIdijas_fb3lg28l4en6ljbj">
+            <w:hyperlink w:history="1" r:id="rIdiqocmpikg0rlmg8rymlhh">
               <w:r>
                 <w:rPr>
                   <w:rFonts w:ascii="Arial" w:cs="Arial" w:eastAsia="Arial" w:hAnsi="Arial"/>
@@ -3661,7 +3661,7 @@
             <w:pPr>
               <w:spacing w:after="20" w:before="0"/>
             </w:pPr>
-            <w:hyperlink w:history="1" r:id="rId7e44gfejsplmqnydjafe9">
+            <w:hyperlink w:history="1" r:id="rIdtgwzsvp4bkvyw3gbgwpvc">
               <w:r>
                 <w:rPr>
                   <w:rFonts w:ascii="Arial" w:cs="Arial" w:eastAsia="Arial" w:hAnsi="Arial"/>
@@ -3694,7 +3694,7 @@
               <w:spacing w:after="10" w:before="0"/>
               <w:ind w:left="120"/>
             </w:pPr>
-            <w:hyperlink w:history="1" r:id="rIdyffatbvyq4_bbn04d0bfc">
+            <w:hyperlink w:history="1" r:id="rIdsubt2nfbvcqy6xg7yv0wt">
               <w:r>
                 <w:rPr>
                   <w:rFonts w:ascii="Arial" w:cs="Arial" w:eastAsia="Arial" w:hAnsi="Arial"/>
@@ -3739,7 +3739,7 @@
             <w:pPr>
               <w:spacing w:after="20" w:before="0"/>
             </w:pPr>
-            <w:hyperlink w:history="1" r:id="rIdsxgd_oejpvwu7os157qf1">
+            <w:hyperlink w:history="1" r:id="rIdhdrgxhnyftcfyuko-nsza">
               <w:r>
                 <w:rPr>
                   <w:rFonts w:ascii="Arial" w:cs="Arial" w:eastAsia="Arial" w:hAnsi="Arial"/>
@@ -3772,7 +3772,7 @@
               <w:spacing w:after="10" w:before="0"/>
               <w:ind w:left="120"/>
             </w:pPr>
-            <w:hyperlink w:history="1" r:id="rIdfv1mqguj-63ddy37epoio">
+            <w:hyperlink w:history="1" r:id="rIdaf1emyr_nbrgvy7dy2ohk">
               <w:r>
                 <w:rPr>
                   <w:rFonts w:ascii="Arial" w:cs="Arial" w:eastAsia="Arial" w:hAnsi="Arial"/>
@@ -3967,7 +3967,7 @@
             <w:pPr>
               <w:spacing w:after="20" w:before="0"/>
             </w:pPr>
-            <w:hyperlink w:history="1" r:id="rId74-h5znbtorfrozbfastq">
+            <w:hyperlink w:history="1" r:id="rIdmjtckcmt725dkdhb77hbm">
               <w:r>
                 <w:rPr>
                   <w:rFonts w:ascii="Arial" w:cs="Arial" w:eastAsia="Arial" w:hAnsi="Arial"/>
@@ -4000,7 +4000,7 @@
               <w:spacing w:after="10" w:before="0"/>
               <w:ind w:left="120"/>
             </w:pPr>
-            <w:hyperlink w:history="1" r:id="rIdem38vxtpsuxsaadatffot">
+            <w:hyperlink w:history="1" r:id="rIdjqprypr9smuff0dlbejb4">
               <w:r>
                 <w:rPr>
                   <w:rFonts w:ascii="Arial" w:cs="Arial" w:eastAsia="Arial" w:hAnsi="Arial"/>
@@ -4045,7 +4045,7 @@
             <w:pPr>
               <w:spacing w:after="20" w:before="0"/>
             </w:pPr>
-            <w:hyperlink w:history="1" r:id="rIdz2ntos6c93ikxp9z1wnh4">
+            <w:hyperlink w:history="1" r:id="rIdontu-hbv4u7fa8gvizd21">
               <w:r>
                 <w:rPr>
                   <w:rFonts w:ascii="Arial" w:cs="Arial" w:eastAsia="Arial" w:hAnsi="Arial"/>
@@ -4078,7 +4078,7 @@
               <w:spacing w:after="10" w:before="0"/>
               <w:ind w:left="120"/>
             </w:pPr>
-            <w:hyperlink w:history="1" r:id="rIdym8o3wf33jorphglqr2m7">
+            <w:hyperlink w:history="1" r:id="rIduryxwwtur8mviok7duv99">
               <w:r>
                 <w:rPr>
                   <w:rFonts w:ascii="Arial" w:cs="Arial" w:eastAsia="Arial" w:hAnsi="Arial"/>
@@ -4273,7 +4273,7 @@
             <w:pPr>
               <w:spacing w:after="20" w:before="0"/>
             </w:pPr>
-            <w:hyperlink w:history="1" r:id="rIdav1usrzt_h8ifdlxfdbzf">
+            <w:hyperlink w:history="1" r:id="rIdqrfpsghezyswag7cbdge_">
               <w:r>
                 <w:rPr>
                   <w:rFonts w:ascii="Arial" w:cs="Arial" w:eastAsia="Arial" w:hAnsi="Arial"/>
@@ -4306,7 +4306,7 @@
               <w:spacing w:after="10" w:before="0"/>
               <w:ind w:left="120"/>
             </w:pPr>
-            <w:hyperlink w:history="1" r:id="rIdn6ykybbgicnzqrs4bryou">
+            <w:hyperlink w:history="1" r:id="rIdgrg12abkunwjvathplqyq">
               <w:r>
                 <w:rPr>
                   <w:rFonts w:ascii="Arial" w:cs="Arial" w:eastAsia="Arial" w:hAnsi="Arial"/>
@@ -4351,7 +4351,7 @@
             <w:pPr>
               <w:spacing w:after="20" w:before="0"/>
             </w:pPr>
-            <w:hyperlink w:history="1" r:id="rIdbqcjsxvbwzeyvhaq2psl2">
+            <w:hyperlink w:history="1" r:id="rIdtqa-i7ons-eb4pz07k4ea">
               <w:r>
                 <w:rPr>
                   <w:rFonts w:ascii="Arial" w:cs="Arial" w:eastAsia="Arial" w:hAnsi="Arial"/>
@@ -4384,7 +4384,7 @@
               <w:spacing w:after="10" w:before="0"/>
               <w:ind w:left="120"/>
             </w:pPr>
-            <w:hyperlink w:history="1" r:id="rIdj0eqikgi8ucids2pil7b5">
+            <w:hyperlink w:history="1" r:id="rIdn-z1hfm2qrcuw3a9rhjvt">
               <w:r>
                 <w:rPr>
                   <w:rFonts w:ascii="Arial" w:cs="Arial" w:eastAsia="Arial" w:hAnsi="Arial"/>
@@ -4579,7 +4579,7 @@
             <w:pPr>
               <w:spacing w:after="20" w:before="0"/>
             </w:pPr>
-            <w:hyperlink w:history="1" r:id="rIdeihw-momyuoods4xwypey">
+            <w:hyperlink w:history="1" r:id="rId7rx0vgz-et7rftfgsuoaf">
               <w:r>
                 <w:rPr>
                   <w:rFonts w:ascii="Arial" w:cs="Arial" w:eastAsia="Arial" w:hAnsi="Arial"/>
@@ -4612,7 +4612,7 @@
               <w:spacing w:after="10" w:before="0"/>
               <w:ind w:left="120"/>
             </w:pPr>
-            <w:hyperlink w:history="1" r:id="rIdhxhw3be5yyz9ritv8bs26">
+            <w:hyperlink w:history="1" r:id="rIdb4h7jto9_mkqbsr3sid5e">
               <w:r>
                 <w:rPr>
                   <w:rFonts w:ascii="Arial" w:cs="Arial" w:eastAsia="Arial" w:hAnsi="Arial"/>
@@ -4657,7 +4657,7 @@
             <w:pPr>
               <w:spacing w:after="20" w:before="0"/>
             </w:pPr>
-            <w:hyperlink w:history="1" r:id="rIddlgawamouvqcouir8fjpw">
+            <w:hyperlink w:history="1" r:id="rIdjah2e2rfn3cv_7z5uzkex">
               <w:r>
                 <w:rPr>
                   <w:rFonts w:ascii="Arial" w:cs="Arial" w:eastAsia="Arial" w:hAnsi="Arial"/>
@@ -4690,7 +4690,7 @@
               <w:spacing w:after="10" w:before="0"/>
               <w:ind w:left="120"/>
             </w:pPr>
-            <w:hyperlink w:history="1" r:id="rIdkd7ddndeh-t7g7vrcnifu">
+            <w:hyperlink w:history="1" r:id="rIdo7anlxj741a-amvrzaozk">
               <w:r>
                 <w:rPr>
                   <w:rFonts w:ascii="Arial" w:cs="Arial" w:eastAsia="Arial" w:hAnsi="Arial"/>
@@ -5202,7 +5202,7 @@
         </w:rPr>
         <w:t xml:space="preserve">© 2026 SeaVuria and ARES. Aligned with KICD objectives. Developed by SeaVuria; technical implementation by ARES (with AI assistance from Claude). Licensed under </w:t>
       </w:r>
-      <w:hyperlink w:history="1" r:id="rIdcn8rw5ehjat8s-rf95s-2">
+      <w:hyperlink w:history="1" r:id="rIdms678n70dbhjciste_jce">
         <w:r>
           <w:rPr>
             <w:rFonts w:ascii="Arial" w:cs="Arial" w:eastAsia="Arial" w:hAnsi="Arial"/>
@@ -5223,7 +5223,7 @@
         </w:rPr>
         <w:t xml:space="preserve"> (</w:t>
       </w:r>
-      <w:hyperlink w:history="1" r:id="rIdlr6arlldm9hwqw7cqcglu">
+      <w:hyperlink w:history="1" r:id="rId09qo2iobhmzc9sbnw1yoq">
         <w:r>
           <w:rPr>
             <w:rFonts w:ascii="Arial" w:cs="Arial" w:eastAsia="Arial" w:hAnsi="Arial"/>
@@ -6236,7 +6236,7 @@
             <w:pPr>
               <w:spacing w:after="20" w:before="0"/>
             </w:pPr>
-            <w:hyperlink w:history="1" r:id="rIdjxhygqq-zubhacj2dktfg">
+            <w:hyperlink w:history="1" r:id="rIdcgo1gwvqdhbw4ezp6htle">
               <w:r>
                 <w:rPr>
                   <w:rFonts w:ascii="Arial" w:cs="Arial" w:eastAsia="Arial" w:hAnsi="Arial"/>
@@ -6269,7 +6269,7 @@
               <w:spacing w:after="10" w:before="0"/>
               <w:ind w:left="120"/>
             </w:pPr>
-            <w:hyperlink w:history="1" r:id="rIdhvy65xpmghfk3sqmo0mvt">
+            <w:hyperlink w:history="1" r:id="rIdcucazqlw7q-gy4zbeg6h1">
               <w:r>
                 <w:rPr>
                   <w:rFonts w:ascii="Arial" w:cs="Arial" w:eastAsia="Arial" w:hAnsi="Arial"/>
@@ -6314,7 +6314,7 @@
             <w:pPr>
               <w:spacing w:after="20" w:before="0"/>
             </w:pPr>
-            <w:hyperlink w:history="1" r:id="rIdsqb7lwacjalnnxqi7ljdw">
+            <w:hyperlink w:history="1" r:id="rIda3ajizluni9wutzrtcq63">
               <w:r>
                 <w:rPr>
                   <w:rFonts w:ascii="Arial" w:cs="Arial" w:eastAsia="Arial" w:hAnsi="Arial"/>
@@ -6347,7 +6347,7 @@
               <w:spacing w:after="10" w:before="0"/>
               <w:ind w:left="120"/>
             </w:pPr>
-            <w:hyperlink w:history="1" r:id="rIdlgtpdip-9_nvzn95o5tbp">
+            <w:hyperlink w:history="1" r:id="rIdlxo5duidvaucublmptcam">
               <w:r>
                 <w:rPr>
                   <w:rFonts w:ascii="Arial" w:cs="Arial" w:eastAsia="Arial" w:hAnsi="Arial"/>
@@ -6542,7 +6542,7 @@
             <w:pPr>
               <w:spacing w:after="20" w:before="0"/>
             </w:pPr>
-            <w:hyperlink w:history="1" r:id="rIdg7qomm-bcnt04r9blrz7f">
+            <w:hyperlink w:history="1" r:id="rIdcvgqnxs7otn7afjs5zxuq">
               <w:r>
                 <w:rPr>
                   <w:rFonts w:ascii="Arial" w:cs="Arial" w:eastAsia="Arial" w:hAnsi="Arial"/>
@@ -6575,7 +6575,7 @@
               <w:spacing w:after="10" w:before="0"/>
               <w:ind w:left="120"/>
             </w:pPr>
-            <w:hyperlink w:history="1" r:id="rIdfbybfzmgwvzloifsswscv">
+            <w:hyperlink w:history="1" r:id="rIdn9l_6mrgns44kq6svqjwy">
               <w:r>
                 <w:rPr>
                   <w:rFonts w:ascii="Arial" w:cs="Arial" w:eastAsia="Arial" w:hAnsi="Arial"/>
@@ -6620,7 +6620,7 @@
             <w:pPr>
               <w:spacing w:after="20" w:before="0"/>
             </w:pPr>
-            <w:hyperlink w:history="1" r:id="rIdjg_fuv1q1kabhrnyfw94r">
+            <w:hyperlink w:history="1" r:id="rIdm6t1gp6s5zamadeasv5fx">
               <w:r>
                 <w:rPr>
                   <w:rFonts w:ascii="Arial" w:cs="Arial" w:eastAsia="Arial" w:hAnsi="Arial"/>
@@ -6653,7 +6653,7 @@
               <w:spacing w:after="10" w:before="0"/>
               <w:ind w:left="120"/>
             </w:pPr>
-            <w:hyperlink w:history="1" r:id="rIdurysdm7kbd74mnzlt0pzu">
+            <w:hyperlink w:history="1" r:id="rIdm6bv6djhyur61rvwsczkd">
               <w:r>
                 <w:rPr>
                   <w:rFonts w:ascii="Arial" w:cs="Arial" w:eastAsia="Arial" w:hAnsi="Arial"/>
@@ -6848,7 +6848,7 @@
             <w:pPr>
               <w:spacing w:after="20" w:before="0"/>
             </w:pPr>
-            <w:hyperlink w:history="1" r:id="rId1dhhptr4dpfbz-uc__9ve">
+            <w:hyperlink w:history="1" r:id="rIdvq_bclv7xu8gym2gvonci">
               <w:r>
                 <w:rPr>
                   <w:rFonts w:ascii="Arial" w:cs="Arial" w:eastAsia="Arial" w:hAnsi="Arial"/>
@@ -6881,7 +6881,7 @@
               <w:spacing w:after="10" w:before="0"/>
               <w:ind w:left="120"/>
             </w:pPr>
-            <w:hyperlink w:history="1" r:id="rIdblicutl4swwyh-051itef">
+            <w:hyperlink w:history="1" r:id="rIdpfrtwvvluzxq9upjjkqyf">
               <w:r>
                 <w:rPr>
                   <w:rFonts w:ascii="Arial" w:cs="Arial" w:eastAsia="Arial" w:hAnsi="Arial"/>
@@ -6926,7 +6926,7 @@
             <w:pPr>
               <w:spacing w:after="20" w:before="0"/>
             </w:pPr>
-            <w:hyperlink w:history="1" r:id="rIdrnfdp93evfag2lk9lf5jf">
+            <w:hyperlink w:history="1" r:id="rIdrpr2kbcllqlc5a9ifwgpk">
               <w:r>
                 <w:rPr>
                   <w:rFonts w:ascii="Arial" w:cs="Arial" w:eastAsia="Arial" w:hAnsi="Arial"/>
@@ -6959,7 +6959,7 @@
               <w:spacing w:after="10" w:before="0"/>
               <w:ind w:left="120"/>
             </w:pPr>
-            <w:hyperlink w:history="1" r:id="rIdev1m1_utokcj05v4qqycl">
+            <w:hyperlink w:history="1" r:id="rIdva4khxd7i2uh0uiym6fii">
               <w:r>
                 <w:rPr>
                   <w:rFonts w:ascii="Arial" w:cs="Arial" w:eastAsia="Arial" w:hAnsi="Arial"/>
@@ -7154,7 +7154,7 @@
             <w:pPr>
               <w:spacing w:after="20" w:before="0"/>
             </w:pPr>
-            <w:hyperlink w:history="1" r:id="rIdrrqwlfqc88pui8wxjrnqx">
+            <w:hyperlink w:history="1" r:id="rIdpz5fzyqs1vequyogxe2sj">
               <w:r>
                 <w:rPr>
                   <w:rFonts w:ascii="Arial" w:cs="Arial" w:eastAsia="Arial" w:hAnsi="Arial"/>
@@ -7187,7 +7187,7 @@
               <w:spacing w:after="10" w:before="0"/>
               <w:ind w:left="120"/>
             </w:pPr>
-            <w:hyperlink w:history="1" r:id="rIdrygnu6e__wxdj3wjlflzh">
+            <w:hyperlink w:history="1" r:id="rIdkewe7mr02cqfbv1am8qqh">
               <w:r>
                 <w:rPr>
                   <w:rFonts w:ascii="Arial" w:cs="Arial" w:eastAsia="Arial" w:hAnsi="Arial"/>
@@ -7232,7 +7232,7 @@
             <w:pPr>
               <w:spacing w:after="20" w:before="0"/>
             </w:pPr>
-            <w:hyperlink w:history="1" r:id="rId33f3-0jclqu70fcjgssi9">
+            <w:hyperlink w:history="1" r:id="rIdhv3uuy5kntuwtp-smypvu">
               <w:r>
                 <w:rPr>
                   <w:rFonts w:ascii="Arial" w:cs="Arial" w:eastAsia="Arial" w:hAnsi="Arial"/>
@@ -7265,7 +7265,7 @@
               <w:spacing w:after="10" w:before="0"/>
               <w:ind w:left="120"/>
             </w:pPr>
-            <w:hyperlink w:history="1" r:id="rIdyyw0xznzmyygtqoiyx4yi">
+            <w:hyperlink w:history="1" r:id="rIdpwkix7je4rofi84xwgiy7">
               <w:r>
                 <w:rPr>
                   <w:rFonts w:ascii="Arial" w:cs="Arial" w:eastAsia="Arial" w:hAnsi="Arial"/>
@@ -7460,7 +7460,7 @@
             <w:pPr>
               <w:spacing w:after="20" w:before="0"/>
             </w:pPr>
-            <w:hyperlink w:history="1" r:id="rId2hzr-7stzbdgdqcluj8ay">
+            <w:hyperlink w:history="1" r:id="rIdvcybhl01xmexmr0cid-sg">
               <w:r>
                 <w:rPr>
                   <w:rFonts w:ascii="Arial" w:cs="Arial" w:eastAsia="Arial" w:hAnsi="Arial"/>
@@ -7493,7 +7493,7 @@
               <w:spacing w:after="10" w:before="0"/>
               <w:ind w:left="120"/>
             </w:pPr>
-            <w:hyperlink w:history="1" r:id="rIdo3zyob-a3zg8yzdvli5fn">
+            <w:hyperlink w:history="1" r:id="rIdotw5dowvppkpianetjzxx">
               <w:r>
                 <w:rPr>
                   <w:rFonts w:ascii="Arial" w:cs="Arial" w:eastAsia="Arial" w:hAnsi="Arial"/>
@@ -7538,7 +7538,7 @@
             <w:pPr>
               <w:spacing w:after="20" w:before="0"/>
             </w:pPr>
-            <w:hyperlink w:history="1" r:id="rIdmbkinejk3ktpzrpj9c6e5">
+            <w:hyperlink w:history="1" r:id="rIdpmlsm7l-k19j10kbubkuo">
               <w:r>
                 <w:rPr>
                   <w:rFonts w:ascii="Arial" w:cs="Arial" w:eastAsia="Arial" w:hAnsi="Arial"/>
@@ -7571,7 +7571,7 @@
               <w:spacing w:after="10" w:before="0"/>
               <w:ind w:left="120"/>
             </w:pPr>
-            <w:hyperlink w:history="1" r:id="rIdr0exoih6pl9stijol0dia">
+            <w:hyperlink w:history="1" r:id="rId-do9oqeo2nbkzikkrqslx">
               <w:r>
                 <w:rPr>
                   <w:rFonts w:ascii="Arial" w:cs="Arial" w:eastAsia="Arial" w:hAnsi="Arial"/>
@@ -8083,7 +8083,7 @@
         </w:rPr>
         <w:t xml:space="preserve">© 2026 SeaVuria and ARES. Aligned with KICD objectives. Developed by SeaVuria; technical implementation by ARES (with AI assistance from Claude). Licensed under </w:t>
       </w:r>
-      <w:hyperlink w:history="1" r:id="rIdgdvn6hiubrabm9sni7fj3">
+      <w:hyperlink w:history="1" r:id="rIdxejalfsbmqggl6zjngfsu">
         <w:r>
           <w:rPr>
             <w:rFonts w:ascii="Arial" w:cs="Arial" w:eastAsia="Arial" w:hAnsi="Arial"/>
@@ -8104,7 +8104,7 @@
         </w:rPr>
         <w:t xml:space="preserve"> (</w:t>
       </w:r>
-      <w:hyperlink w:history="1" r:id="rIdojw5ixved4osamkn2gome">
+      <w:hyperlink w:history="1" r:id="rIdvncjtmkzbkkof3llo3a1r">
         <w:r>
           <w:rPr>
             <w:rFonts w:ascii="Arial" w:cs="Arial" w:eastAsia="Arial" w:hAnsi="Arial"/>
@@ -9117,7 +9117,7 @@
             <w:pPr>
               <w:spacing w:after="20" w:before="0"/>
             </w:pPr>
-            <w:hyperlink w:history="1" r:id="rIdkwd4-cjckkqzghk-lvris">
+            <w:hyperlink w:history="1" r:id="rIdwdkydlkdyii26-jyo1kxx">
               <w:r>
                 <w:rPr>
                   <w:rFonts w:ascii="Arial" w:cs="Arial" w:eastAsia="Arial" w:hAnsi="Arial"/>
@@ -9150,7 +9150,7 @@
               <w:spacing w:after="10" w:before="0"/>
               <w:ind w:left="120"/>
             </w:pPr>
-            <w:hyperlink w:history="1" r:id="rIdd2xsq5hrxu7wo_klitksz">
+            <w:hyperlink w:history="1" r:id="rIdrv9k0h7novq4zo2fivudk">
               <w:r>
                 <w:rPr>
                   <w:rFonts w:ascii="Arial" w:cs="Arial" w:eastAsia="Arial" w:hAnsi="Arial"/>
@@ -9195,7 +9195,7 @@
             <w:pPr>
               <w:spacing w:after="20" w:before="0"/>
             </w:pPr>
-            <w:hyperlink w:history="1" r:id="rIdruysq_k9kban2yimejdxy">
+            <w:hyperlink w:history="1" r:id="rIdatgj68vavem-kwgmfk9ux">
               <w:r>
                 <w:rPr>
                   <w:rFonts w:ascii="Arial" w:cs="Arial" w:eastAsia="Arial" w:hAnsi="Arial"/>
@@ -9228,7 +9228,7 @@
               <w:spacing w:after="10" w:before="0"/>
               <w:ind w:left="120"/>
             </w:pPr>
-            <w:hyperlink w:history="1" r:id="rIdfwdj6fi8vluodkuka9j9q">
+            <w:hyperlink w:history="1" r:id="rId_63q36-t_k2w9vwia3bfn">
               <w:r>
                 <w:rPr>
                   <w:rFonts w:ascii="Arial" w:cs="Arial" w:eastAsia="Arial" w:hAnsi="Arial"/>
@@ -9575,7 +9575,7 @@
             <w:pPr>
               <w:spacing w:after="20" w:before="0"/>
             </w:pPr>
-            <w:hyperlink w:history="1" r:id="rIdgdrbl9wq53adqicqyj2v0">
+            <w:hyperlink w:history="1" r:id="rIdyfk7ocfwc_ibvmg7x3u46">
               <w:r>
                 <w:rPr>
                   <w:rFonts w:ascii="Arial" w:cs="Arial" w:eastAsia="Arial" w:hAnsi="Arial"/>
@@ -9608,7 +9608,7 @@
               <w:spacing w:after="10" w:before="0"/>
               <w:ind w:left="120"/>
             </w:pPr>
-            <w:hyperlink w:history="1" r:id="rIdvoq6g9do2cmojdwbpkuch">
+            <w:hyperlink w:history="1" r:id="rIdfzepyipec2isidk71qlcy">
               <w:r>
                 <w:rPr>
                   <w:rFonts w:ascii="Arial" w:cs="Arial" w:eastAsia="Arial" w:hAnsi="Arial"/>
@@ -9653,7 +9653,7 @@
             <w:pPr>
               <w:spacing w:after="20" w:before="0"/>
             </w:pPr>
-            <w:hyperlink w:history="1" r:id="rIdofvg0hxnvotl5hgjl0uuh">
+            <w:hyperlink w:history="1" r:id="rIdnrtvagabg4xgzxinisort">
               <w:r>
                 <w:rPr>
                   <w:rFonts w:ascii="Arial" w:cs="Arial" w:eastAsia="Arial" w:hAnsi="Arial"/>
@@ -9686,7 +9686,7 @@
               <w:spacing w:after="10" w:before="0"/>
               <w:ind w:left="120"/>
             </w:pPr>
-            <w:hyperlink w:history="1" r:id="rId_orn069jj68e77hwwokiw">
+            <w:hyperlink w:history="1" r:id="rIdwg2w1rzdpq0svfqguyjvl">
               <w:r>
                 <w:rPr>
                   <w:rFonts w:ascii="Arial" w:cs="Arial" w:eastAsia="Arial" w:hAnsi="Arial"/>
@@ -10261,7 +10261,7 @@
             <w:pPr>
               <w:spacing w:after="20" w:before="0"/>
             </w:pPr>
-            <w:hyperlink w:history="1" r:id="rId-56z8z6ifadq9zkqzdume">
+            <w:hyperlink w:history="1" r:id="rIdszsdumezjwmopqgxy0qax">
               <w:r>
                 <w:rPr>
                   <w:rFonts w:ascii="Arial" w:cs="Arial" w:eastAsia="Arial" w:hAnsi="Arial"/>
@@ -10294,7 +10294,7 @@
               <w:spacing w:after="10" w:before="0"/>
               <w:ind w:left="120"/>
             </w:pPr>
-            <w:hyperlink w:history="1" r:id="rIdfnxkhj9ibsd-wtujactoa">
+            <w:hyperlink w:history="1" r:id="rId_oeybymsukchwuytnugoi">
               <w:r>
                 <w:rPr>
                   <w:rFonts w:ascii="Arial" w:cs="Arial" w:eastAsia="Arial" w:hAnsi="Arial"/>
@@ -10339,7 +10339,7 @@
             <w:pPr>
               <w:spacing w:after="20" w:before="0"/>
             </w:pPr>
-            <w:hyperlink w:history="1" r:id="rIdxpp4eakg2frrsw9hwuxq4">
+            <w:hyperlink w:history="1" r:id="rIdxw0zrzgfh5bcfxtucdm74">
               <w:r>
                 <w:rPr>
                   <w:rFonts w:ascii="Arial" w:cs="Arial" w:eastAsia="Arial" w:hAnsi="Arial"/>
@@ -10372,7 +10372,7 @@
               <w:spacing w:after="10" w:before="0"/>
               <w:ind w:left="120"/>
             </w:pPr>
-            <w:hyperlink w:history="1" r:id="rIdnd5famdwshehiecqaoa0p">
+            <w:hyperlink w:history="1" r:id="rIdef7fe2dtxlnsvkq6cuzya">
               <w:r>
                 <w:rPr>
                   <w:rFonts w:ascii="Arial" w:cs="Arial" w:eastAsia="Arial" w:hAnsi="Arial"/>
@@ -10909,7 +10909,7 @@
             <w:pPr>
               <w:spacing w:after="20" w:before="0"/>
             </w:pPr>
-            <w:hyperlink w:history="1" r:id="rIdoicumxk7pf47th28fcp3x">
+            <w:hyperlink w:history="1" r:id="rIdhyntlgx_jhpogver5idl0">
               <w:r>
                 <w:rPr>
                   <w:rFonts w:ascii="Arial" w:cs="Arial" w:eastAsia="Arial" w:hAnsi="Arial"/>
@@ -10942,7 +10942,7 @@
               <w:spacing w:after="10" w:before="0"/>
               <w:ind w:left="120"/>
             </w:pPr>
-            <w:hyperlink w:history="1" r:id="rId6ur-9str3zbkmdg3cadba">
+            <w:hyperlink w:history="1" r:id="rId2w-veeyzta0i76fvca7s3">
               <w:r>
                 <w:rPr>
                   <w:rFonts w:ascii="Arial" w:cs="Arial" w:eastAsia="Arial" w:hAnsi="Arial"/>
@@ -10987,7 +10987,7 @@
             <w:pPr>
               <w:spacing w:after="20" w:before="0"/>
             </w:pPr>
-            <w:hyperlink w:history="1" r:id="rIdyhzzhwvg5npud5mrdspwu">
+            <w:hyperlink w:history="1" r:id="rId6rhkjz7xr5vbee7_cwftj">
               <w:r>
                 <w:rPr>
                   <w:rFonts w:ascii="Arial" w:cs="Arial" w:eastAsia="Arial" w:hAnsi="Arial"/>
@@ -11020,7 +11020,7 @@
               <w:spacing w:after="10" w:before="0"/>
               <w:ind w:left="120"/>
             </w:pPr>
-            <w:hyperlink w:history="1" r:id="rId2frysjt3_nzi80tvl03hs">
+            <w:hyperlink w:history="1" r:id="rIdw41up9plxldhnrsqhcv2f">
               <w:r>
                 <w:rPr>
                   <w:rFonts w:ascii="Arial" w:cs="Arial" w:eastAsia="Arial" w:hAnsi="Arial"/>
@@ -11443,7 +11443,7 @@
             <w:pPr>
               <w:spacing w:after="20" w:before="0"/>
             </w:pPr>
-            <w:hyperlink w:history="1" r:id="rIdj4nbpn6mnuhrcrtmciqem">
+            <w:hyperlink w:history="1" r:id="rIdlecszm4otdlstsl15znrg">
               <w:r>
                 <w:rPr>
                   <w:rFonts w:ascii="Arial" w:cs="Arial" w:eastAsia="Arial" w:hAnsi="Arial"/>
@@ -11476,7 +11476,7 @@
               <w:spacing w:after="10" w:before="0"/>
               <w:ind w:left="120"/>
             </w:pPr>
-            <w:hyperlink w:history="1" r:id="rIdsd1hq6zajlflfcrizf6nx">
+            <w:hyperlink w:history="1" r:id="rIdmedkvzzjxwlqxmeij1kvt">
               <w:r>
                 <w:rPr>
                   <w:rFonts w:ascii="Arial" w:cs="Arial" w:eastAsia="Arial" w:hAnsi="Arial"/>
@@ -11521,7 +11521,7 @@
             <w:pPr>
               <w:spacing w:after="20" w:before="0"/>
             </w:pPr>
-            <w:hyperlink w:history="1" r:id="rId9tin8awnzymsyf7a4lyzp">
+            <w:hyperlink w:history="1" r:id="rIdxkmtukeqzeltppzw27xbh">
               <w:r>
                 <w:rPr>
                   <w:rFonts w:ascii="Arial" w:cs="Arial" w:eastAsia="Arial" w:hAnsi="Arial"/>
@@ -11554,7 +11554,7 @@
               <w:spacing w:after="10" w:before="0"/>
               <w:ind w:left="120"/>
             </w:pPr>
-            <w:hyperlink w:history="1" r:id="rId8jabox9m02bwgjp3un9ao">
+            <w:hyperlink w:history="1" r:id="rId1vwd33ugdi-g2fp-y8ydv">
               <w:r>
                 <w:rPr>
                   <w:rFonts w:ascii="Arial" w:cs="Arial" w:eastAsia="Arial" w:hAnsi="Arial"/>
@@ -12370,7 +12370,7 @@
         </w:rPr>
         <w:t xml:space="preserve">© 2026 SeaVuria and ARES. Aligned with KICD objectives. Developed by SeaVuria; technical implementation by ARES (with AI assistance from Claude). Licensed under </w:t>
       </w:r>
-      <w:hyperlink w:history="1" r:id="rIdjhjggb7dxqg2nxk0uydp8">
+      <w:hyperlink w:history="1" r:id="rIdcun18yguhsfzpgqtqcynr">
         <w:r>
           <w:rPr>
             <w:rFonts w:ascii="Arial" w:cs="Arial" w:eastAsia="Arial" w:hAnsi="Arial"/>
@@ -12391,7 +12391,7 @@
         </w:rPr>
         <w:t xml:space="preserve"> (</w:t>
       </w:r>
-      <w:hyperlink w:history="1" r:id="rIdodhgfprbx0syqwaitidbn">
+      <w:hyperlink w:history="1" r:id="rIdls77kxps77pq1drcyqy4u">
         <w:r>
           <w:rPr>
             <w:rFonts w:ascii="Arial" w:cs="Arial" w:eastAsia="Arial" w:hAnsi="Arial"/>
@@ -13404,7 +13404,7 @@
             <w:pPr>
               <w:spacing w:after="20" w:before="0"/>
             </w:pPr>
-            <w:hyperlink w:history="1" r:id="rId30sbvxusdidn6v-8gvzrk">
+            <w:hyperlink w:history="1" r:id="rIdaw2aqhzdjfrqe1mz0z3lf">
               <w:r>
                 <w:rPr>
                   <w:rFonts w:ascii="Arial" w:cs="Arial" w:eastAsia="Arial" w:hAnsi="Arial"/>
@@ -13437,7 +13437,7 @@
               <w:spacing w:after="10" w:before="0"/>
               <w:ind w:left="120"/>
             </w:pPr>
-            <w:hyperlink w:history="1" r:id="rIdvyzfjuexxw0iqzpc7ytnt">
+            <w:hyperlink w:history="1" r:id="rId_punhuoda68-wqzcnrhcs">
               <w:r>
                 <w:rPr>
                   <w:rFonts w:ascii="Arial" w:cs="Arial" w:eastAsia="Arial" w:hAnsi="Arial"/>
@@ -13482,7 +13482,7 @@
             <w:pPr>
               <w:spacing w:after="20" w:before="0"/>
             </w:pPr>
-            <w:hyperlink w:history="1" r:id="rId5bh7pyi6pv9hncr-t3xwu">
+            <w:hyperlink w:history="1" r:id="rIdigh9vdjqlr5ijqzts8vw_">
               <w:r>
                 <w:rPr>
                   <w:rFonts w:ascii="Arial" w:cs="Arial" w:eastAsia="Arial" w:hAnsi="Arial"/>
@@ -13515,7 +13515,7 @@
               <w:spacing w:after="10" w:before="0"/>
               <w:ind w:left="120"/>
             </w:pPr>
-            <w:hyperlink w:history="1" r:id="rIdozdnai79soumloh5hngjy">
+            <w:hyperlink w:history="1" r:id="rIdiw0cepdpe9nhnsmikouh8">
               <w:r>
                 <w:rPr>
                   <w:rFonts w:ascii="Arial" w:cs="Arial" w:eastAsia="Arial" w:hAnsi="Arial"/>
@@ -13710,7 +13710,7 @@
             <w:pPr>
               <w:spacing w:after="20" w:before="0"/>
             </w:pPr>
-            <w:hyperlink w:history="1" r:id="rIdf9lahocjlp7e8qivh6ia9">
+            <w:hyperlink w:history="1" r:id="rIdrckiepot2djyjb0_ehcc3">
               <w:r>
                 <w:rPr>
                   <w:rFonts w:ascii="Arial" w:cs="Arial" w:eastAsia="Arial" w:hAnsi="Arial"/>
@@ -13743,7 +13743,7 @@
               <w:spacing w:after="10" w:before="0"/>
               <w:ind w:left="120"/>
             </w:pPr>
-            <w:hyperlink w:history="1" r:id="rId-pzqjsb8gi6middiwjwt2">
+            <w:hyperlink w:history="1" r:id="rIdllqjy1yle4tacriug-xul">
               <w:r>
                 <w:rPr>
                   <w:rFonts w:ascii="Arial" w:cs="Arial" w:eastAsia="Arial" w:hAnsi="Arial"/>
@@ -13788,7 +13788,7 @@
             <w:pPr>
               <w:spacing w:after="20" w:before="0"/>
             </w:pPr>
-            <w:hyperlink w:history="1" r:id="rIdtmm8klbmsqr9suaf4ov1j">
+            <w:hyperlink w:history="1" r:id="rIdai5xq-ofg6cbugqstibyr">
               <w:r>
                 <w:rPr>
                   <w:rFonts w:ascii="Arial" w:cs="Arial" w:eastAsia="Arial" w:hAnsi="Arial"/>
@@ -13821,7 +13821,7 @@
               <w:spacing w:after="10" w:before="0"/>
               <w:ind w:left="120"/>
             </w:pPr>
-            <w:hyperlink w:history="1" r:id="rIdnx7vpdcokhg6cs53wgyrq">
+            <w:hyperlink w:history="1" r:id="rIdsw32vvdxfam9vinnuhu5z">
               <w:r>
                 <w:rPr>
                   <w:rFonts w:ascii="Arial" w:cs="Arial" w:eastAsia="Arial" w:hAnsi="Arial"/>
@@ -14016,7 +14016,7 @@
             <w:pPr>
               <w:spacing w:after="20" w:before="0"/>
             </w:pPr>
-            <w:hyperlink w:history="1" r:id="rIdg1ot0jq_h07xvpmv9thfl">
+            <w:hyperlink w:history="1" r:id="rIdqrp_s6qikqbshjxi5fbxi">
               <w:r>
                 <w:rPr>
                   <w:rFonts w:ascii="Arial" w:cs="Arial" w:eastAsia="Arial" w:hAnsi="Arial"/>
@@ -14049,7 +14049,7 @@
               <w:spacing w:after="10" w:before="0"/>
               <w:ind w:left="120"/>
             </w:pPr>
-            <w:hyperlink w:history="1" r:id="rIdffjqsq6kzvsitgaisyw0t">
+            <w:hyperlink w:history="1" r:id="rIdpi0ael5czuqtpsqpahean">
               <w:r>
                 <w:rPr>
                   <w:rFonts w:ascii="Arial" w:cs="Arial" w:eastAsia="Arial" w:hAnsi="Arial"/>
@@ -14094,7 +14094,7 @@
             <w:pPr>
               <w:spacing w:after="20" w:before="0"/>
             </w:pPr>
-            <w:hyperlink w:history="1" r:id="rIda_zxstbatz7_qn-ng8tx7">
+            <w:hyperlink w:history="1" r:id="rIdqfdcdfcu5tbflscsexy3d">
               <w:r>
                 <w:rPr>
                   <w:rFonts w:ascii="Arial" w:cs="Arial" w:eastAsia="Arial" w:hAnsi="Arial"/>
@@ -14127,7 +14127,7 @@
               <w:spacing w:after="10" w:before="0"/>
               <w:ind w:left="120"/>
             </w:pPr>
-            <w:hyperlink w:history="1" r:id="rIdjhfa0hyfusdrun81z7lxh">
+            <w:hyperlink w:history="1" r:id="rIdwn2wblserbvivk_2asgjn">
               <w:r>
                 <w:rPr>
                   <w:rFonts w:ascii="Arial" w:cs="Arial" w:eastAsia="Arial" w:hAnsi="Arial"/>
@@ -14322,7 +14322,7 @@
             <w:pPr>
               <w:spacing w:after="20" w:before="0"/>
             </w:pPr>
-            <w:hyperlink w:history="1" r:id="rIdqq1le6cq7ancsrdglmiuv">
+            <w:hyperlink w:history="1" r:id="rIddxqwicbnn_was--l8cyc6">
               <w:r>
                 <w:rPr>
                   <w:rFonts w:ascii="Arial" w:cs="Arial" w:eastAsia="Arial" w:hAnsi="Arial"/>
@@ -14355,7 +14355,7 @@
               <w:spacing w:after="10" w:before="0"/>
               <w:ind w:left="120"/>
             </w:pPr>
-            <w:hyperlink w:history="1" r:id="rIdamza5rzbuhdeufolzjgqe">
+            <w:hyperlink w:history="1" r:id="rIdps95rajs2mzyqqffearpl">
               <w:r>
                 <w:rPr>
                   <w:rFonts w:ascii="Arial" w:cs="Arial" w:eastAsia="Arial" w:hAnsi="Arial"/>
@@ -14400,7 +14400,7 @@
             <w:pPr>
               <w:spacing w:after="20" w:before="0"/>
             </w:pPr>
-            <w:hyperlink w:history="1" r:id="rIdkewtotpdpeom4eecs4neg">
+            <w:hyperlink w:history="1" r:id="rIdxqh5gbwdidkf9hz4he84k">
               <w:r>
                 <w:rPr>
                   <w:rFonts w:ascii="Arial" w:cs="Arial" w:eastAsia="Arial" w:hAnsi="Arial"/>
@@ -14433,7 +14433,7 @@
               <w:spacing w:after="10" w:before="0"/>
               <w:ind w:left="120"/>
             </w:pPr>
-            <w:hyperlink w:history="1" r:id="rIdlquift2a7dg3sms-j5p08">
+            <w:hyperlink w:history="1" r:id="rIdkwjikbxdnkewo4rak4-s8">
               <w:r>
                 <w:rPr>
                   <w:rFonts w:ascii="Arial" w:cs="Arial" w:eastAsia="Arial" w:hAnsi="Arial"/>
@@ -14628,7 +14628,7 @@
             <w:pPr>
               <w:spacing w:after="20" w:before="0"/>
             </w:pPr>
-            <w:hyperlink w:history="1" r:id="rIdumnmfx91okcwp13l9yvmv">
+            <w:hyperlink w:history="1" r:id="rIdeo94rsjhrbdlorwt6n0o1">
               <w:r>
                 <w:rPr>
                   <w:rFonts w:ascii="Arial" w:cs="Arial" w:eastAsia="Arial" w:hAnsi="Arial"/>
@@ -14661,7 +14661,7 @@
               <w:spacing w:after="10" w:before="0"/>
               <w:ind w:left="120"/>
             </w:pPr>
-            <w:hyperlink w:history="1" r:id="rIdgtfregqd1roltq6e_hnuu">
+            <w:hyperlink w:history="1" r:id="rIdcmjjh9leejgndtm8ltfug">
               <w:r>
                 <w:rPr>
                   <w:rFonts w:ascii="Arial" w:cs="Arial" w:eastAsia="Arial" w:hAnsi="Arial"/>
@@ -14706,7 +14706,7 @@
             <w:pPr>
               <w:spacing w:after="20" w:before="0"/>
             </w:pPr>
-            <w:hyperlink w:history="1" r:id="rId0gjw52vhbiv69hwrzyk8t">
+            <w:hyperlink w:history="1" r:id="rId-th0q4serelonovfuxvbi">
               <w:r>
                 <w:rPr>
                   <w:rFonts w:ascii="Arial" w:cs="Arial" w:eastAsia="Arial" w:hAnsi="Arial"/>
@@ -14739,7 +14739,7 @@
               <w:spacing w:after="10" w:before="0"/>
               <w:ind w:left="120"/>
             </w:pPr>
-            <w:hyperlink w:history="1" r:id="rIdrsqq9juheior3kebz0dmu">
+            <w:hyperlink w:history="1" r:id="rIdugpwfkygojp9too-zfl3b">
               <w:r>
                 <w:rPr>
                   <w:rFonts w:ascii="Arial" w:cs="Arial" w:eastAsia="Arial" w:hAnsi="Arial"/>
@@ -15251,7 +15251,7 @@
         </w:rPr>
         <w:t xml:space="preserve">© 2026 SeaVuria and ARES. Aligned with KICD objectives. Developed by SeaVuria; technical implementation by ARES (with AI assistance from Claude). Licensed under </w:t>
       </w:r>
-      <w:hyperlink w:history="1" r:id="rId7-xbu38bdows4gj9w6kvs">
+      <w:hyperlink w:history="1" r:id="rIdhehrqbvsjurgwp45pbucd">
         <w:r>
           <w:rPr>
             <w:rFonts w:ascii="Arial" w:cs="Arial" w:eastAsia="Arial" w:hAnsi="Arial"/>
@@ -15272,7 +15272,7 @@
         </w:rPr>
         <w:t xml:space="preserve"> (</w:t>
       </w:r>
-      <w:hyperlink w:history="1" r:id="rIdhfo0979cmtewiu1eepkvg">
+      <w:hyperlink w:history="1" r:id="rIdgxeicssps5ntnsrk7nba4">
         <w:r>
           <w:rPr>
             <w:rFonts w:ascii="Arial" w:cs="Arial" w:eastAsia="Arial" w:hAnsi="Arial"/>
@@ -16285,7 +16285,7 @@
             <w:pPr>
               <w:spacing w:after="20" w:before="0"/>
             </w:pPr>
-            <w:hyperlink w:history="1" r:id="rIda0cnlzaq4j6-s3p_1qbc4">
+            <w:hyperlink w:history="1" r:id="rIddnhf3_idf0gvnyzq9kl6n">
               <w:r>
                 <w:rPr>
                   <w:rFonts w:ascii="Arial" w:cs="Arial" w:eastAsia="Arial" w:hAnsi="Arial"/>
@@ -16318,7 +16318,7 @@
               <w:spacing w:after="10" w:before="0"/>
               <w:ind w:left="120"/>
             </w:pPr>
-            <w:hyperlink w:history="1" r:id="rIdy3ici3rngwis8wgsvwb76">
+            <w:hyperlink w:history="1" r:id="rIdsuv_zz5-deysbmdahasxu">
               <w:r>
                 <w:rPr>
                   <w:rFonts w:ascii="Arial" w:cs="Arial" w:eastAsia="Arial" w:hAnsi="Arial"/>
@@ -16363,7 +16363,7 @@
             <w:pPr>
               <w:spacing w:after="20" w:before="0"/>
             </w:pPr>
-            <w:hyperlink w:history="1" r:id="rIdlhd3dt_cs6mgheynnq2aj">
+            <w:hyperlink w:history="1" r:id="rId70xxhfrckvs6juokb8acm">
               <w:r>
                 <w:rPr>
                   <w:rFonts w:ascii="Arial" w:cs="Arial" w:eastAsia="Arial" w:hAnsi="Arial"/>
@@ -16396,7 +16396,7 @@
               <w:spacing w:after="10" w:before="0"/>
               <w:ind w:left="120"/>
             </w:pPr>
-            <w:hyperlink w:history="1" r:id="rIduuxyu1qebhyvmjm8xuwei">
+            <w:hyperlink w:history="1" r:id="rIdgmxuhf-jlxaez6q8qdigk">
               <w:r>
                 <w:rPr>
                   <w:rFonts w:ascii="Arial" w:cs="Arial" w:eastAsia="Arial" w:hAnsi="Arial"/>
@@ -16591,7 +16591,7 @@
             <w:pPr>
               <w:spacing w:after="20" w:before="0"/>
             </w:pPr>
-            <w:hyperlink w:history="1" r:id="rId_5wbrlycxdvdayggammnk">
+            <w:hyperlink w:history="1" r:id="rIdr1hxauwprh5ds0p_7kv9o">
               <w:r>
                 <w:rPr>
                   <w:rFonts w:ascii="Arial" w:cs="Arial" w:eastAsia="Arial" w:hAnsi="Arial"/>
@@ -16624,7 +16624,7 @@
               <w:spacing w:after="10" w:before="0"/>
               <w:ind w:left="120"/>
             </w:pPr>
-            <w:hyperlink w:history="1" r:id="rIdt6akgoudnqeruunu4iped">
+            <w:hyperlink w:history="1" r:id="rIdlim8oj6_vt8jqtmaxzrii">
               <w:r>
                 <w:rPr>
                   <w:rFonts w:ascii="Arial" w:cs="Arial" w:eastAsia="Arial" w:hAnsi="Arial"/>
@@ -16669,7 +16669,7 @@
             <w:pPr>
               <w:spacing w:after="20" w:before="0"/>
             </w:pPr>
-            <w:hyperlink w:history="1" r:id="rIdcorrqtqjyy28jbpluoinz">
+            <w:hyperlink w:history="1" r:id="rIdncqu3ywbesgibnw4qqyee">
               <w:r>
                 <w:rPr>
                   <w:rFonts w:ascii="Arial" w:cs="Arial" w:eastAsia="Arial" w:hAnsi="Arial"/>
@@ -16702,7 +16702,7 @@
               <w:spacing w:after="10" w:before="0"/>
               <w:ind w:left="120"/>
             </w:pPr>
-            <w:hyperlink w:history="1" r:id="rId9o-gkmbrmjfbhxx2h1chd">
+            <w:hyperlink w:history="1" r:id="rIdavg-5wxas9xmxwojgifx6">
               <w:r>
                 <w:rPr>
                   <w:rFonts w:ascii="Arial" w:cs="Arial" w:eastAsia="Arial" w:hAnsi="Arial"/>
@@ -16897,7 +16897,7 @@
             <w:pPr>
               <w:spacing w:after="20" w:before="0"/>
             </w:pPr>
-            <w:hyperlink w:history="1" r:id="rIdvbgw-cj2ffpt1eofo_fv2">
+            <w:hyperlink w:history="1" r:id="rIdnf-nx9lsjyuvenvqsl2sd">
               <w:r>
                 <w:rPr>
                   <w:rFonts w:ascii="Arial" w:cs="Arial" w:eastAsia="Arial" w:hAnsi="Arial"/>
@@ -16930,7 +16930,7 @@
               <w:spacing w:after="10" w:before="0"/>
               <w:ind w:left="120"/>
             </w:pPr>
-            <w:hyperlink w:history="1" r:id="rIdcse_tugrydksmkq8t3ir_">
+            <w:hyperlink w:history="1" r:id="rIdlopvqraqrvfy6vvrggvra">
               <w:r>
                 <w:rPr>
                   <w:rFonts w:ascii="Arial" w:cs="Arial" w:eastAsia="Arial" w:hAnsi="Arial"/>
@@ -16975,7 +16975,7 @@
             <w:pPr>
               <w:spacing w:after="20" w:before="0"/>
             </w:pPr>
-            <w:hyperlink w:history="1" r:id="rIdbx2_bxe4s-pqcnjoqru9r">
+            <w:hyperlink w:history="1" r:id="rIdaqd9h8ueoybehxp1ilq_x">
               <w:r>
                 <w:rPr>
                   <w:rFonts w:ascii="Arial" w:cs="Arial" w:eastAsia="Arial" w:hAnsi="Arial"/>
@@ -17008,7 +17008,7 @@
               <w:spacing w:after="10" w:before="0"/>
               <w:ind w:left="120"/>
             </w:pPr>
-            <w:hyperlink w:history="1" r:id="rId7jojmvuyenl6-atrtuebq">
+            <w:hyperlink w:history="1" r:id="rIdpytahkppnnaa67suvdwgg">
               <w:r>
                 <w:rPr>
                   <w:rFonts w:ascii="Arial" w:cs="Arial" w:eastAsia="Arial" w:hAnsi="Arial"/>
@@ -17203,7 +17203,7 @@
             <w:pPr>
               <w:spacing w:after="20" w:before="0"/>
             </w:pPr>
-            <w:hyperlink w:history="1" r:id="rIdzzxv7u-rmkzsrbsnj7jmb">
+            <w:hyperlink w:history="1" r:id="rIduvzcg2fy2oti2kcbe3suw">
               <w:r>
                 <w:rPr>
                   <w:rFonts w:ascii="Arial" w:cs="Arial" w:eastAsia="Arial" w:hAnsi="Arial"/>
@@ -17236,7 +17236,7 @@
               <w:spacing w:after="10" w:before="0"/>
               <w:ind w:left="120"/>
             </w:pPr>
-            <w:hyperlink w:history="1" r:id="rIdmgffjdmeo59achhhmgfp3">
+            <w:hyperlink w:history="1" r:id="rIdiks4fdear7peljmxnyvir">
               <w:r>
                 <w:rPr>
                   <w:rFonts w:ascii="Arial" w:cs="Arial" w:eastAsia="Arial" w:hAnsi="Arial"/>
@@ -17281,7 +17281,7 @@
             <w:pPr>
               <w:spacing w:after="20" w:before="0"/>
             </w:pPr>
-            <w:hyperlink w:history="1" r:id="rId_qapoixbjsnyrpgwafkhc">
+            <w:hyperlink w:history="1" r:id="rIdzmyodbhds4ccgfurpzjpl">
               <w:r>
                 <w:rPr>
                   <w:rFonts w:ascii="Arial" w:cs="Arial" w:eastAsia="Arial" w:hAnsi="Arial"/>
@@ -17314,7 +17314,7 @@
               <w:spacing w:after="10" w:before="0"/>
               <w:ind w:left="120"/>
             </w:pPr>
-            <w:hyperlink w:history="1" r:id="rId2ytvohwjsfqjzmlp-jewm">
+            <w:hyperlink w:history="1" r:id="rId9lfc0gh2gruatsn_molgz">
               <w:r>
                 <w:rPr>
                   <w:rFonts w:ascii="Arial" w:cs="Arial" w:eastAsia="Arial" w:hAnsi="Arial"/>
@@ -17509,7 +17509,7 @@
             <w:pPr>
               <w:spacing w:after="20" w:before="0"/>
             </w:pPr>
-            <w:hyperlink w:history="1" r:id="rIddtjqhm_8eesymrkodulvv">
+            <w:hyperlink w:history="1" r:id="rIdnxbny_mugdx-cfw_ez2eb">
               <w:r>
                 <w:rPr>
                   <w:rFonts w:ascii="Arial" w:cs="Arial" w:eastAsia="Arial" w:hAnsi="Arial"/>
@@ -17542,7 +17542,7 @@
               <w:spacing w:after="10" w:before="0"/>
               <w:ind w:left="120"/>
             </w:pPr>
-            <w:hyperlink w:history="1" r:id="rIdolwyppv2j6nohrehhfa8m">
+            <w:hyperlink w:history="1" r:id="rIdgdac0v2xxosi8ibjtgjxq">
               <w:r>
                 <w:rPr>
                   <w:rFonts w:ascii="Arial" w:cs="Arial" w:eastAsia="Arial" w:hAnsi="Arial"/>
@@ -17587,7 +17587,7 @@
             <w:pPr>
               <w:spacing w:after="20" w:before="0"/>
             </w:pPr>
-            <w:hyperlink w:history="1" r:id="rIdvm-du76p7hsyyukzchwd5">
+            <w:hyperlink w:history="1" r:id="rIdysqtem-fo-bm491z-2e0z">
               <w:r>
                 <w:rPr>
                   <w:rFonts w:ascii="Arial" w:cs="Arial" w:eastAsia="Arial" w:hAnsi="Arial"/>
@@ -17620,7 +17620,7 @@
               <w:spacing w:after="10" w:before="0"/>
               <w:ind w:left="120"/>
             </w:pPr>
-            <w:hyperlink w:history="1" r:id="rIdo0qpxhrzll18r5fofeyaf">
+            <w:hyperlink w:history="1" r:id="rId7vlbli3fxusbydqzqq1bt">
               <w:r>
                 <w:rPr>
                   <w:rFonts w:ascii="Arial" w:cs="Arial" w:eastAsia="Arial" w:hAnsi="Arial"/>
@@ -18360,7 +18360,7 @@
         </w:rPr>
         <w:t xml:space="preserve">© 2026 SeaVuria and ARES. Aligned with KICD objectives. Developed by SeaVuria; technical implementation by ARES (with AI assistance from Claude). Licensed under </w:t>
       </w:r>
-      <w:hyperlink w:history="1" r:id="rId98ytum9gxvvysj6i1xt7p">
+      <w:hyperlink w:history="1" r:id="rId-onjes0s8lurgm4fv1lmo">
         <w:r>
           <w:rPr>
             <w:rFonts w:ascii="Arial" w:cs="Arial" w:eastAsia="Arial" w:hAnsi="Arial"/>
@@ -18381,7 +18381,7 @@
         </w:rPr>
         <w:t xml:space="preserve"> (</w:t>
       </w:r>
-      <w:hyperlink w:history="1" r:id="rIdwg-hujkclb2yntzulm4wh">
+      <w:hyperlink w:history="1" r:id="rId87p1b7mo51kpyz-mky1zu">
         <w:r>
           <w:rPr>
             <w:rFonts w:ascii="Arial" w:cs="Arial" w:eastAsia="Arial" w:hAnsi="Arial"/>
@@ -19394,7 +19394,7 @@
             <w:pPr>
               <w:spacing w:after="20" w:before="0"/>
             </w:pPr>
-            <w:hyperlink w:history="1" r:id="rIdludld2ybsartg23flcpgd">
+            <w:hyperlink w:history="1" r:id="rIdrwziyfwgo8oz7hqzlfyiq">
               <w:r>
                 <w:rPr>
                   <w:rFonts w:ascii="Arial" w:cs="Arial" w:eastAsia="Arial" w:hAnsi="Arial"/>
@@ -19427,7 +19427,7 @@
               <w:spacing w:after="10" w:before="0"/>
               <w:ind w:left="120"/>
             </w:pPr>
-            <w:hyperlink w:history="1" r:id="rIdvsolojla7xr7w6gohkgw5">
+            <w:hyperlink w:history="1" r:id="rIdat9tc1ndz4781_hwcxuqx">
               <w:r>
                 <w:rPr>
                   <w:rFonts w:ascii="Arial" w:cs="Arial" w:eastAsia="Arial" w:hAnsi="Arial"/>
@@ -19489,7 +19489,7 @@
               <w:spacing w:after="10" w:before="0"/>
               <w:ind w:left="120"/>
             </w:pPr>
-            <w:hyperlink w:history="1" r:id="rIdx8_kcucsen9ty-wlirjxx">
+            <w:hyperlink w:history="1" r:id="rId0-ko8zvvfphpfwtgjlas_">
               <w:r>
                 <w:rPr>
                   <w:rFonts w:ascii="Arial" w:cs="Arial" w:eastAsia="Arial" w:hAnsi="Arial"/>
@@ -19699,7 +19699,7 @@
             <w:pPr>
               <w:spacing w:after="20" w:before="0"/>
             </w:pPr>
-            <w:hyperlink w:history="1" r:id="rIdcvndcbjfx8s2x-nkrxqxa">
+            <w:hyperlink w:history="1" r:id="rIdbbp25m0vvgmrd_zrpjgtv">
               <w:r>
                 <w:rPr>
                   <w:rFonts w:ascii="Arial" w:cs="Arial" w:eastAsia="Arial" w:hAnsi="Arial"/>
@@ -19732,7 +19732,7 @@
               <w:spacing w:after="10" w:before="0"/>
               <w:ind w:left="120"/>
             </w:pPr>
-            <w:hyperlink w:history="1" r:id="rIdshgcawshj3efc0jrvulw9">
+            <w:hyperlink w:history="1" r:id="rIdcaarash5q1yv3cathv1hv">
               <w:r>
                 <w:rPr>
                   <w:rFonts w:ascii="Arial" w:cs="Arial" w:eastAsia="Arial" w:hAnsi="Arial"/>
@@ -19794,7 +19794,7 @@
               <w:spacing w:after="10" w:before="0"/>
               <w:ind w:left="120"/>
             </w:pPr>
-            <w:hyperlink w:history="1" r:id="rIdbesffqvyjgylklqqtnktj">
+            <w:hyperlink w:history="1" r:id="rId_jkormwtlltwzgivadldv">
               <w:r>
                 <w:rPr>
                   <w:rFonts w:ascii="Arial" w:cs="Arial" w:eastAsia="Arial" w:hAnsi="Arial"/>
@@ -20004,7 +20004,7 @@
             <w:pPr>
               <w:spacing w:after="20" w:before="0"/>
             </w:pPr>
-            <w:hyperlink w:history="1" r:id="rId_hxdecoptemgik8k9qbsk">
+            <w:hyperlink w:history="1" r:id="rIdbiqpnapnaztyg7axzyugf">
               <w:r>
                 <w:rPr>
                   <w:rFonts w:ascii="Arial" w:cs="Arial" w:eastAsia="Arial" w:hAnsi="Arial"/>
@@ -20037,7 +20037,7 @@
               <w:spacing w:after="10" w:before="0"/>
               <w:ind w:left="120"/>
             </w:pPr>
-            <w:hyperlink w:history="1" r:id="rId4pp5xjn3gp3wfssscjaps">
+            <w:hyperlink w:history="1" r:id="rIdd5m7zhpjxvyk9otrc4f32">
               <w:r>
                 <w:rPr>
                   <w:rFonts w:ascii="Arial" w:cs="Arial" w:eastAsia="Arial" w:hAnsi="Arial"/>
@@ -20099,7 +20099,7 @@
               <w:spacing w:after="10" w:before="0"/>
               <w:ind w:left="120"/>
             </w:pPr>
-            <w:hyperlink w:history="1" r:id="rIdccf1zboonf9x_6o6h0fpk">
+            <w:hyperlink w:history="1" r:id="rIdrmaz0vob_ffvtj0acwb1e">
               <w:r>
                 <w:rPr>
                   <w:rFonts w:ascii="Arial" w:cs="Arial" w:eastAsia="Arial" w:hAnsi="Arial"/>
@@ -20309,7 +20309,7 @@
             <w:pPr>
               <w:spacing w:after="20" w:before="0"/>
             </w:pPr>
-            <w:hyperlink w:history="1" r:id="rIdnoerwtlb8ru6pqo7oedib">
+            <w:hyperlink w:history="1" r:id="rIdue7jg5tyb3r2wkwkske8y">
               <w:r>
                 <w:rPr>
                   <w:rFonts w:ascii="Arial" w:cs="Arial" w:eastAsia="Arial" w:hAnsi="Arial"/>
@@ -20342,7 +20342,7 @@
               <w:spacing w:after="10" w:before="0"/>
               <w:ind w:left="120"/>
             </w:pPr>
-            <w:hyperlink w:history="1" r:id="rIdmjpbygknauqi9dgpjernp">
+            <w:hyperlink w:history="1" r:id="rIdyopjbjx08ffogcu9inm3d">
               <w:r>
                 <w:rPr>
                   <w:rFonts w:ascii="Arial" w:cs="Arial" w:eastAsia="Arial" w:hAnsi="Arial"/>
@@ -20404,7 +20404,7 @@
               <w:spacing w:after="10" w:before="0"/>
               <w:ind w:left="120"/>
             </w:pPr>
-            <w:hyperlink w:history="1" r:id="rIdjto1gts6kbib_bppwr6ey">
+            <w:hyperlink w:history="1" r:id="rIdimemegxeg7wv8zfdv-emp">
               <w:r>
                 <w:rPr>
                   <w:rFonts w:ascii="Arial" w:cs="Arial" w:eastAsia="Arial" w:hAnsi="Arial"/>
@@ -20614,7 +20614,7 @@
             <w:pPr>
               <w:spacing w:after="20" w:before="0"/>
             </w:pPr>
-            <w:hyperlink w:history="1" r:id="rIdxbukkgq9g9lxphmm1jdxh">
+            <w:hyperlink w:history="1" r:id="rId2y7x8eu1a-9srhrgamgv4">
               <w:r>
                 <w:rPr>
                   <w:rFonts w:ascii="Arial" w:cs="Arial" w:eastAsia="Arial" w:hAnsi="Arial"/>
@@ -20647,7 +20647,7 @@
               <w:spacing w:after="10" w:before="0"/>
               <w:ind w:left="120"/>
             </w:pPr>
-            <w:hyperlink w:history="1" r:id="rIdcilnannj8f3l1bd8upmd1">
+            <w:hyperlink w:history="1" r:id="rId6ukux8doxqhgautklsanj">
               <w:r>
                 <w:rPr>
                   <w:rFonts w:ascii="Arial" w:cs="Arial" w:eastAsia="Arial" w:hAnsi="Arial"/>
@@ -20709,7 +20709,7 @@
               <w:spacing w:after="10" w:before="0"/>
               <w:ind w:left="120"/>
             </w:pPr>
-            <w:hyperlink w:history="1" r:id="rId8s1uh3phwq40zyj7-wmua">
+            <w:hyperlink w:history="1" r:id="rIdrgu1lxshutxpqmjfcay5k">
               <w:r>
                 <w:rPr>
                   <w:rFonts w:ascii="Arial" w:cs="Arial" w:eastAsia="Arial" w:hAnsi="Arial"/>
@@ -21236,7 +21236,7 @@
         </w:rPr>
         <w:t xml:space="preserve">© 2026 SeaVuria and ARES. Aligned with KICD objectives. Developed by SeaVuria; technical implementation by ARES (with AI assistance from Claude). Licensed under </w:t>
       </w:r>
-      <w:hyperlink w:history="1" r:id="rIdvmmz_ayxv0iypd_rqzcil">
+      <w:hyperlink w:history="1" r:id="rIdxla8mps8cmg8ywfindgpv">
         <w:r>
           <w:rPr>
             <w:rFonts w:ascii="Arial" w:cs="Arial" w:eastAsia="Arial" w:hAnsi="Arial"/>
@@ -21257,7 +21257,7 @@
         </w:rPr>
         <w:t xml:space="preserve"> (</w:t>
       </w:r>
-      <w:hyperlink w:history="1" r:id="rIdrzwa3eylmdsfm2gwmmnch">
+      <w:hyperlink w:history="1" r:id="rIds0w7rlzpwnui57asv1z7r">
         <w:r>
           <w:rPr>
             <w:rFonts w:ascii="Arial" w:cs="Arial" w:eastAsia="Arial" w:hAnsi="Arial"/>
@@ -22270,7 +22270,7 @@
             <w:pPr>
               <w:spacing w:after="20" w:before="0"/>
             </w:pPr>
-            <w:hyperlink w:history="1" r:id="rIdb-p6qnbtkbw_zyw-vgjq8">
+            <w:hyperlink w:history="1" r:id="rIdrxooxlf9tmla2qdoo1xn3">
               <w:r>
                 <w:rPr>
                   <w:rFonts w:ascii="Arial" w:cs="Arial" w:eastAsia="Arial" w:hAnsi="Arial"/>
@@ -22303,7 +22303,7 @@
               <w:spacing w:after="10" w:before="0"/>
               <w:ind w:left="120"/>
             </w:pPr>
-            <w:hyperlink w:history="1" r:id="rIdh0gpz_orxpwgsn_ornwda">
+            <w:hyperlink w:history="1" r:id="rIdyhjupszfu3metliucmsft">
               <w:r>
                 <w:rPr>
                   <w:rFonts w:ascii="Arial" w:cs="Arial" w:eastAsia="Arial" w:hAnsi="Arial"/>
@@ -22348,7 +22348,7 @@
             <w:pPr>
               <w:spacing w:after="20" w:before="0"/>
             </w:pPr>
-            <w:hyperlink w:history="1" r:id="rIdgwb7-nycqwrcaupn4rqp_">
+            <w:hyperlink w:history="1" r:id="rIddeft6kjt2farvt-mqyxfd">
               <w:r>
                 <w:rPr>
                   <w:rFonts w:ascii="Arial" w:cs="Arial" w:eastAsia="Arial" w:hAnsi="Arial"/>
@@ -22381,7 +22381,7 @@
               <w:spacing w:after="10" w:before="0"/>
               <w:ind w:left="120"/>
             </w:pPr>
-            <w:hyperlink w:history="1" r:id="rId5o_hwx8zrs4ujrjtqzzv7">
+            <w:hyperlink w:history="1" r:id="rId60oxkqn_w_9sufatygof4">
               <w:r>
                 <w:rPr>
                   <w:rFonts w:ascii="Arial" w:cs="Arial" w:eastAsia="Arial" w:hAnsi="Arial"/>
@@ -22576,7 +22576,7 @@
             <w:pPr>
               <w:spacing w:after="20" w:before="0"/>
             </w:pPr>
-            <w:hyperlink w:history="1" r:id="rId2pgyvqevjqz-k0fnwqdvs">
+            <w:hyperlink w:history="1" r:id="rIdbc0jldwvcbdabhy-d_xnh">
               <w:r>
                 <w:rPr>
                   <w:rFonts w:ascii="Arial" w:cs="Arial" w:eastAsia="Arial" w:hAnsi="Arial"/>
@@ -22609,7 +22609,7 @@
               <w:spacing w:after="10" w:before="0"/>
               <w:ind w:left="120"/>
             </w:pPr>
-            <w:hyperlink w:history="1" r:id="rIduvlkgxdrcma8ub2zsvqr0">
+            <w:hyperlink w:history="1" r:id="rIddzpkuovvzx-otfhw-0kkx">
               <w:r>
                 <w:rPr>
                   <w:rFonts w:ascii="Arial" w:cs="Arial" w:eastAsia="Arial" w:hAnsi="Arial"/>
@@ -22654,7 +22654,7 @@
             <w:pPr>
               <w:spacing w:after="20" w:before="0"/>
             </w:pPr>
-            <w:hyperlink w:history="1" r:id="rId5avxvop4ideba2htlb-cc">
+            <w:hyperlink w:history="1" r:id="rIdprcgnbjxetslak3zlnfvt">
               <w:r>
                 <w:rPr>
                   <w:rFonts w:ascii="Arial" w:cs="Arial" w:eastAsia="Arial" w:hAnsi="Arial"/>
@@ -22687,7 +22687,7 @@
               <w:spacing w:after="10" w:before="0"/>
               <w:ind w:left="120"/>
             </w:pPr>
-            <w:hyperlink w:history="1" r:id="rId6zwmudbsflzgv1cvp6ken">
+            <w:hyperlink w:history="1" r:id="rId0bi4jqo37qayoec7rr0uv">
               <w:r>
                 <w:rPr>
                   <w:rFonts w:ascii="Arial" w:cs="Arial" w:eastAsia="Arial" w:hAnsi="Arial"/>
@@ -22882,7 +22882,7 @@
             <w:pPr>
               <w:spacing w:after="20" w:before="0"/>
             </w:pPr>
-            <w:hyperlink w:history="1" r:id="rIdwwxvmb92te-r8jfbjjc9o">
+            <w:hyperlink w:history="1" r:id="rIdfkduth2ylenl-gyytmhjk">
               <w:r>
                 <w:rPr>
                   <w:rFonts w:ascii="Arial" w:cs="Arial" w:eastAsia="Arial" w:hAnsi="Arial"/>
@@ -22915,7 +22915,7 @@
               <w:spacing w:after="10" w:before="0"/>
               <w:ind w:left="120"/>
             </w:pPr>
-            <w:hyperlink w:history="1" r:id="rId1dz0azwbjqlbi-paratyv">
+            <w:hyperlink w:history="1" r:id="rIdwvyzobiak_ztsevjhnm5i">
               <w:r>
                 <w:rPr>
                   <w:rFonts w:ascii="Arial" w:cs="Arial" w:eastAsia="Arial" w:hAnsi="Arial"/>
@@ -22960,7 +22960,7 @@
             <w:pPr>
               <w:spacing w:after="20" w:before="0"/>
             </w:pPr>
-            <w:hyperlink w:history="1" r:id="rId5o8lkwmeisqsn9tprv5fw">
+            <w:hyperlink w:history="1" r:id="rIdjzxpiinuat9zwyq2f4bzc">
               <w:r>
                 <w:rPr>
                   <w:rFonts w:ascii="Arial" w:cs="Arial" w:eastAsia="Arial" w:hAnsi="Arial"/>
@@ -22993,7 +22993,7 @@
               <w:spacing w:after="10" w:before="0"/>
               <w:ind w:left="120"/>
             </w:pPr>
-            <w:hyperlink w:history="1" r:id="rIddj6uk5jkokv7lxglk1x-8">
+            <w:hyperlink w:history="1" r:id="rIddmdacidlktnu0cxotmfl1">
               <w:r>
                 <w:rPr>
                   <w:rFonts w:ascii="Arial" w:cs="Arial" w:eastAsia="Arial" w:hAnsi="Arial"/>
@@ -23188,7 +23188,7 @@
             <w:pPr>
               <w:spacing w:after="20" w:before="0"/>
             </w:pPr>
-            <w:hyperlink w:history="1" r:id="rIdn4ayu4udab4x-yr3smsi_">
+            <w:hyperlink w:history="1" r:id="rIda_mgtxexbhqhywhxm7d2o">
               <w:r>
                 <w:rPr>
                   <w:rFonts w:ascii="Arial" w:cs="Arial" w:eastAsia="Arial" w:hAnsi="Arial"/>
@@ -23221,7 +23221,7 @@
               <w:spacing w:after="10" w:before="0"/>
               <w:ind w:left="120"/>
             </w:pPr>
-            <w:hyperlink w:history="1" r:id="rIdvy_vgz48i3meocoebj4s2">
+            <w:hyperlink w:history="1" r:id="rIdjprdjfiym17w6m-tpxlp-">
               <w:r>
                 <w:rPr>
                   <w:rFonts w:ascii="Arial" w:cs="Arial" w:eastAsia="Arial" w:hAnsi="Arial"/>
@@ -23266,7 +23266,7 @@
             <w:pPr>
               <w:spacing w:after="20" w:before="0"/>
             </w:pPr>
-            <w:hyperlink w:history="1" r:id="rIdlv0haz04bgs_fdtc2dwqy">
+            <w:hyperlink w:history="1" r:id="rIdaqwelk8ur85_mbc_b6acs">
               <w:r>
                 <w:rPr>
                   <w:rFonts w:ascii="Arial" w:cs="Arial" w:eastAsia="Arial" w:hAnsi="Arial"/>
@@ -23299,7 +23299,7 @@
               <w:spacing w:after="10" w:before="0"/>
               <w:ind w:left="120"/>
             </w:pPr>
-            <w:hyperlink w:history="1" r:id="rIdsb666uhtcww2kj4is-0ic">
+            <w:hyperlink w:history="1" r:id="rIdqxrsvi-uohqv6wj7gi-hu">
               <w:r>
                 <w:rPr>
                   <w:rFonts w:ascii="Arial" w:cs="Arial" w:eastAsia="Arial" w:hAnsi="Arial"/>
@@ -23494,7 +23494,7 @@
             <w:pPr>
               <w:spacing w:after="20" w:before="0"/>
             </w:pPr>
-            <w:hyperlink w:history="1" r:id="rId-s-lbithwpddjaobdmarm">
+            <w:hyperlink w:history="1" r:id="rIda7ywry-vax9vzks8br3tt">
               <w:r>
                 <w:rPr>
                   <w:rFonts w:ascii="Arial" w:cs="Arial" w:eastAsia="Arial" w:hAnsi="Arial"/>
@@ -23527,7 +23527,7 @@
               <w:spacing w:after="10" w:before="0"/>
               <w:ind w:left="120"/>
             </w:pPr>
-            <w:hyperlink w:history="1" r:id="rIdrwciauclu5jliobozgahz">
+            <w:hyperlink w:history="1" r:id="rIdhuh8ubbvl06u4ur_0pqsb">
               <w:r>
                 <w:rPr>
                   <w:rFonts w:ascii="Arial" w:cs="Arial" w:eastAsia="Arial" w:hAnsi="Arial"/>
@@ -23572,7 +23572,7 @@
             <w:pPr>
               <w:spacing w:after="20" w:before="0"/>
             </w:pPr>
-            <w:hyperlink w:history="1" r:id="rIdlx9vvgvwqjvdd6okrpjdd">
+            <w:hyperlink w:history="1" r:id="rIdmn67jbyl7htdgfp5gacxr">
               <w:r>
                 <w:rPr>
                   <w:rFonts w:ascii="Arial" w:cs="Arial" w:eastAsia="Arial" w:hAnsi="Arial"/>
@@ -23605,7 +23605,7 @@
               <w:spacing w:after="10" w:before="0"/>
               <w:ind w:left="120"/>
             </w:pPr>
-            <w:hyperlink w:history="1" r:id="rIdgsotq4wku6mxbsw5dwudt">
+            <w:hyperlink w:history="1" r:id="rIdkl_jmic-ywg1xrerqmxjy">
               <w:r>
                 <w:rPr>
                   <w:rFonts w:ascii="Arial" w:cs="Arial" w:eastAsia="Arial" w:hAnsi="Arial"/>
@@ -24383,7 +24383,7 @@
         </w:rPr>
         <w:t xml:space="preserve">© 2026 SeaVuria and ARES. Aligned with KICD objectives. Developed by SeaVuria; technical implementation by ARES (with AI assistance from Claude). Licensed under </w:t>
       </w:r>
-      <w:hyperlink w:history="1" r:id="rIdxepkd4rluhhinaqux7mf6">
+      <w:hyperlink w:history="1" r:id="rIdweog2pxqfgxj2kqhcmstz">
         <w:r>
           <w:rPr>
             <w:rFonts w:ascii="Arial" w:cs="Arial" w:eastAsia="Arial" w:hAnsi="Arial"/>
@@ -24404,7 +24404,7 @@
         </w:rPr>
         <w:t xml:space="preserve"> (</w:t>
       </w:r>
-      <w:hyperlink w:history="1" r:id="rIdmgijvnpbpidchiqcj7paf">
+      <w:hyperlink w:history="1" r:id="rIdfps5e-ff3v6ja8vsxi9ms">
         <w:r>
           <w:rPr>
             <w:rFonts w:ascii="Arial" w:cs="Arial" w:eastAsia="Arial" w:hAnsi="Arial"/>

--- a/data/outputs/v2/Chemistry/SS1.5_Periodicity/Chemistry_Periodicity_CBE_LessonSequence.docx
+++ b/data/outputs/v2/Chemistry/SS1.5_Periodicity/Chemistry_Periodicity_CBE_LessonSequence.docx
@@ -2303,7 +2303,7 @@
         </w:rPr>
         <w:t xml:space="preserve">© 2026 SeaVuria and ARES. This work is licensed under a </w:t>
       </w:r>
-      <w:hyperlink w:history="1" r:id="rId2bz3os1sout4iyeahtdom">
+      <w:hyperlink w:history="1" r:id="rIdzxqqq1zz74jw8rfaz6fvx">
         <w:r>
           <w:rPr>
             <w:rFonts w:ascii="Arial" w:cs="Arial" w:eastAsia="Arial" w:hAnsi="Arial"/>
@@ -2323,7 +2323,7 @@
         </w:rPr>
         <w:t xml:space="preserve"> (</w:t>
       </w:r>
-      <w:hyperlink w:history="1" r:id="rIdff0jvpz7hltjy8g-xhkpn">
+      <w:hyperlink w:history="1" r:id="rIdhpltezhnlo8jnow9doawx">
         <w:r>
           <w:rPr>
             <w:rFonts w:ascii="Arial" w:cs="Arial" w:eastAsia="Arial" w:hAnsi="Arial"/>
@@ -2343,7 +2343,7 @@
         </w:rPr>
         <w:t xml:space="preserve">). To view a copy of this license, visit </w:t>
       </w:r>
-      <w:hyperlink w:history="1" r:id="rIdrkpalnb0ixdoqyufcuaph">
+      <w:hyperlink w:history="1" r:id="rId2ygg6dxcvnktn3bvsjfuu">
         <w:r>
           <w:rPr>
             <w:rFonts w:ascii="Arial" w:cs="Arial" w:eastAsia="Arial" w:hAnsi="Arial"/>
@@ -3355,7 +3355,7 @@
             <w:pPr>
               <w:spacing w:after="20" w:before="0"/>
             </w:pPr>
-            <w:hyperlink w:history="1" r:id="rId6bltbmlxzyczmekok1syq">
+            <w:hyperlink w:history="1" r:id="rIdqlop0vylnwdgdsrqecdbc">
               <w:r>
                 <w:rPr>
                   <w:rFonts w:ascii="Arial" w:cs="Arial" w:eastAsia="Arial" w:hAnsi="Arial"/>
@@ -3388,7 +3388,7 @@
               <w:spacing w:after="10" w:before="0"/>
               <w:ind w:left="120"/>
             </w:pPr>
-            <w:hyperlink w:history="1" r:id="rIdrrxez9h0ggxnvk-wogeia">
+            <w:hyperlink w:history="1" r:id="rId4zmno0wsdcay1dje8u9cy">
               <w:r>
                 <w:rPr>
                   <w:rFonts w:ascii="Arial" w:cs="Arial" w:eastAsia="Arial" w:hAnsi="Arial"/>
@@ -3433,7 +3433,7 @@
             <w:pPr>
               <w:spacing w:after="20" w:before="0"/>
             </w:pPr>
-            <w:hyperlink w:history="1" r:id="rIdopdhpz0p31m8rjckaw6l2">
+            <w:hyperlink w:history="1" r:id="rIdjfnjdwramhpnjsruj2spj">
               <w:r>
                 <w:rPr>
                   <w:rFonts w:ascii="Arial" w:cs="Arial" w:eastAsia="Arial" w:hAnsi="Arial"/>
@@ -3466,7 +3466,7 @@
               <w:spacing w:after="10" w:before="0"/>
               <w:ind w:left="120"/>
             </w:pPr>
-            <w:hyperlink w:history="1" r:id="rIdrqlzhm5juyv_mp-vzibh2">
+            <w:hyperlink w:history="1" r:id="rIdi2eyxzfzvajii7u7-l3er">
               <w:r>
                 <w:rPr>
                   <w:rFonts w:ascii="Arial" w:cs="Arial" w:eastAsia="Arial" w:hAnsi="Arial"/>
@@ -3661,7 +3661,7 @@
             <w:pPr>
               <w:spacing w:after="20" w:before="0"/>
             </w:pPr>
-            <w:hyperlink w:history="1" r:id="rIdfshq5gcvou-yfjvzmirvy">
+            <w:hyperlink w:history="1" r:id="rIdxoceqiuac08pru0kpa7w8">
               <w:r>
                 <w:rPr>
                   <w:rFonts w:ascii="Arial" w:cs="Arial" w:eastAsia="Arial" w:hAnsi="Arial"/>
@@ -3694,7 +3694,7 @@
               <w:spacing w:after="10" w:before="0"/>
               <w:ind w:left="120"/>
             </w:pPr>
-            <w:hyperlink w:history="1" r:id="rId3npxytevyuivvi3nzzhdu">
+            <w:hyperlink w:history="1" r:id="rIdqso9niq660kupnu-od8tr">
               <w:r>
                 <w:rPr>
                   <w:rFonts w:ascii="Arial" w:cs="Arial" w:eastAsia="Arial" w:hAnsi="Arial"/>
@@ -3739,7 +3739,7 @@
             <w:pPr>
               <w:spacing w:after="20" w:before="0"/>
             </w:pPr>
-            <w:hyperlink w:history="1" r:id="rIdfs2cjopfuqq5w5pred7sv">
+            <w:hyperlink w:history="1" r:id="rId_gkau7wwxpdb3zhcnrsv-">
               <w:r>
                 <w:rPr>
                   <w:rFonts w:ascii="Arial" w:cs="Arial" w:eastAsia="Arial" w:hAnsi="Arial"/>
@@ -3772,7 +3772,7 @@
               <w:spacing w:after="10" w:before="0"/>
               <w:ind w:left="120"/>
             </w:pPr>
-            <w:hyperlink w:history="1" r:id="rIdrwfsjfr8xuatsbgrg70wo">
+            <w:hyperlink w:history="1" r:id="rIdheh44gnuisajsxi1pvqcj">
               <w:r>
                 <w:rPr>
                   <w:rFonts w:ascii="Arial" w:cs="Arial" w:eastAsia="Arial" w:hAnsi="Arial"/>
@@ -3967,7 +3967,7 @@
             <w:pPr>
               <w:spacing w:after="20" w:before="0"/>
             </w:pPr>
-            <w:hyperlink w:history="1" r:id="rIdsuv6pxz74wp7c2y8akbt7">
+            <w:hyperlink w:history="1" r:id="rId_qyeq3pzykg6amv9yuw9j">
               <w:r>
                 <w:rPr>
                   <w:rFonts w:ascii="Arial" w:cs="Arial" w:eastAsia="Arial" w:hAnsi="Arial"/>
@@ -4016,7 +4016,7 @@
               <w:spacing w:after="10" w:before="0"/>
               <w:ind w:left="120"/>
             </w:pPr>
-            <w:hyperlink w:history="1" r:id="rIdm0mqgqplpppzl6u15oxpg">
+            <w:hyperlink w:history="1" r:id="rId0mw013ft-s2htp4psft3a">
               <w:r>
                 <w:rPr>
                   <w:rFonts w:ascii="Arial" w:cs="Arial" w:eastAsia="Arial" w:hAnsi="Arial"/>
@@ -4061,7 +4061,7 @@
             <w:pPr>
               <w:spacing w:after="20" w:before="0"/>
             </w:pPr>
-            <w:hyperlink w:history="1" r:id="rIdmdx6h1doa9k2p7nmdkv1t">
+            <w:hyperlink w:history="1" r:id="rIduml3406x192eka7qhxe3y">
               <w:r>
                 <w:rPr>
                   <w:rFonts w:ascii="Arial" w:cs="Arial" w:eastAsia="Arial" w:hAnsi="Arial"/>
@@ -4094,7 +4094,7 @@
               <w:spacing w:after="10" w:before="0"/>
               <w:ind w:left="120"/>
             </w:pPr>
-            <w:hyperlink w:history="1" r:id="rIdqvpocawew6mmark-dshpp">
+            <w:hyperlink w:history="1" r:id="rId5n6ecghlhwqm_o-5lsowx">
               <w:r>
                 <w:rPr>
                   <w:rFonts w:ascii="Arial" w:cs="Arial" w:eastAsia="Arial" w:hAnsi="Arial"/>
@@ -4289,7 +4289,7 @@
             <w:pPr>
               <w:spacing w:after="20" w:before="0"/>
             </w:pPr>
-            <w:hyperlink w:history="1" r:id="rIdf_zneh0br86dzcr16qgtd">
+            <w:hyperlink w:history="1" r:id="rIdqz5vmkfj-3wpbw8nzqnst">
               <w:r>
                 <w:rPr>
                   <w:rFonts w:ascii="Arial" w:cs="Arial" w:eastAsia="Arial" w:hAnsi="Arial"/>
@@ -4338,7 +4338,7 @@
               <w:spacing w:after="10" w:before="0"/>
               <w:ind w:left="120"/>
             </w:pPr>
-            <w:hyperlink w:history="1" r:id="rIdw6ilkv-f9fh7taijmm1zo">
+            <w:hyperlink w:history="1" r:id="rId76kaes3vhzmwezodwqqro">
               <w:r>
                 <w:rPr>
                   <w:rFonts w:ascii="Arial" w:cs="Arial" w:eastAsia="Arial" w:hAnsi="Arial"/>
@@ -4383,7 +4383,7 @@
             <w:pPr>
               <w:spacing w:after="20" w:before="0"/>
             </w:pPr>
-            <w:hyperlink w:history="1" r:id="rIdpnz1ri9c19oqvxg21m2ez">
+            <w:hyperlink w:history="1" r:id="rIdnkeitmcmx0_ewa3x-nm1x">
               <w:r>
                 <w:rPr>
                   <w:rFonts w:ascii="Arial" w:cs="Arial" w:eastAsia="Arial" w:hAnsi="Arial"/>
@@ -4416,7 +4416,7 @@
               <w:spacing w:after="10" w:before="0"/>
               <w:ind w:left="120"/>
             </w:pPr>
-            <w:hyperlink w:history="1" r:id="rIdxjtirwoo0sm3r5xrbyu6y">
+            <w:hyperlink w:history="1" r:id="rIdl5twpaaeojpvrbkq9oezr">
               <w:r>
                 <w:rPr>
                   <w:rFonts w:ascii="Arial" w:cs="Arial" w:eastAsia="Arial" w:hAnsi="Arial"/>
@@ -4611,7 +4611,7 @@
             <w:pPr>
               <w:spacing w:after="20" w:before="0"/>
             </w:pPr>
-            <w:hyperlink w:history="1" r:id="rIdkrn61gnwmsvvvnzawgdra">
+            <w:hyperlink w:history="1" r:id="rIddj9fmpdrpe1aauz-4pecj">
               <w:r>
                 <w:rPr>
                   <w:rFonts w:ascii="Arial" w:cs="Arial" w:eastAsia="Arial" w:hAnsi="Arial"/>
@@ -4660,7 +4660,7 @@
               <w:spacing w:after="10" w:before="0"/>
               <w:ind w:left="120"/>
             </w:pPr>
-            <w:hyperlink w:history="1" r:id="rIdpbug1fwg31tk0qhxrmza4">
+            <w:hyperlink w:history="1" r:id="rIdsqt9roo7-24dw0ovca-z8">
               <w:r>
                 <w:rPr>
                   <w:rFonts w:ascii="Arial" w:cs="Arial" w:eastAsia="Arial" w:hAnsi="Arial"/>
@@ -4705,7 +4705,7 @@
             <w:pPr>
               <w:spacing w:after="20" w:before="0"/>
             </w:pPr>
-            <w:hyperlink w:history="1" r:id="rIdzw3ogxrw0f_a7dhxiw41c">
+            <w:hyperlink w:history="1" r:id="rIdnh1yt5qdzsvbpwn8lagej">
               <w:r>
                 <w:rPr>
                   <w:rFonts w:ascii="Arial" w:cs="Arial" w:eastAsia="Arial" w:hAnsi="Arial"/>
@@ -4754,7 +4754,7 @@
               <w:spacing w:after="10" w:before="0"/>
               <w:ind w:left="120"/>
             </w:pPr>
-            <w:hyperlink w:history="1" r:id="rIdnpnryboj0nxu5bxozhh6d">
+            <w:hyperlink w:history="1" r:id="rIdli4is8zhxxam44ayjwwgk">
               <w:r>
                 <w:rPr>
                   <w:rFonts w:ascii="Arial" w:cs="Arial" w:eastAsia="Arial" w:hAnsi="Arial"/>
@@ -5266,7 +5266,7 @@
         </w:rPr>
         <w:t xml:space="preserve">© 2026 SeaVuria and ARES. Aligned with KICD objectives. Developed by SeaVuria; technical implementation by ARES (with AI assistance from Claude). Licensed under </w:t>
       </w:r>
-      <w:hyperlink w:history="1" r:id="rIdyw1mil7h9lowmuwspw6en">
+      <w:hyperlink w:history="1" r:id="rIdcdbge4qrtxxczjnqmk-db">
         <w:r>
           <w:rPr>
             <w:rFonts w:ascii="Arial" w:cs="Arial" w:eastAsia="Arial" w:hAnsi="Arial"/>
@@ -5287,7 +5287,7 @@
         </w:rPr>
         <w:t xml:space="preserve"> (</w:t>
       </w:r>
-      <w:hyperlink w:history="1" r:id="rIdbh7t21mmw-gjmejke1tdy">
+      <w:hyperlink w:history="1" r:id="rIdnbu_rs6e7j1sw5_im13ic">
         <w:r>
           <w:rPr>
             <w:rFonts w:ascii="Arial" w:cs="Arial" w:eastAsia="Arial" w:hAnsi="Arial"/>
@@ -6300,7 +6300,7 @@
             <w:pPr>
               <w:spacing w:after="20" w:before="0"/>
             </w:pPr>
-            <w:hyperlink w:history="1" r:id="rIdhrphavnsoqpefunzarxfb">
+            <w:hyperlink w:history="1" r:id="rIdtyoibqgsznafkvjhamfse">
               <w:r>
                 <w:rPr>
                   <w:rFonts w:ascii="Arial" w:cs="Arial" w:eastAsia="Arial" w:hAnsi="Arial"/>
@@ -6333,7 +6333,7 @@
               <w:spacing w:after="10" w:before="0"/>
               <w:ind w:left="120"/>
             </w:pPr>
-            <w:hyperlink w:history="1" r:id="rIdjhqopwjtdd9di95jjqcnt">
+            <w:hyperlink w:history="1" r:id="rId2obqrgtg7etysba0ydzfl">
               <w:r>
                 <w:rPr>
                   <w:rFonts w:ascii="Arial" w:cs="Arial" w:eastAsia="Arial" w:hAnsi="Arial"/>
@@ -6378,7 +6378,7 @@
             <w:pPr>
               <w:spacing w:after="20" w:before="0"/>
             </w:pPr>
-            <w:hyperlink w:history="1" r:id="rId1nrr2aafklokbnaz1ek0m">
+            <w:hyperlink w:history="1" r:id="rIde_b6io8vq-hcezn2p-ymx">
               <w:r>
                 <w:rPr>
                   <w:rFonts w:ascii="Arial" w:cs="Arial" w:eastAsia="Arial" w:hAnsi="Arial"/>
@@ -6411,7 +6411,7 @@
               <w:spacing w:after="10" w:before="0"/>
               <w:ind w:left="120"/>
             </w:pPr>
-            <w:hyperlink w:history="1" r:id="rId9istxevonakyd4otaluej">
+            <w:hyperlink w:history="1" r:id="rIdna9gxisegc_ruecxqfesj">
               <w:r>
                 <w:rPr>
                   <w:rFonts w:ascii="Arial" w:cs="Arial" w:eastAsia="Arial" w:hAnsi="Arial"/>
@@ -6606,7 +6606,7 @@
             <w:pPr>
               <w:spacing w:after="20" w:before="0"/>
             </w:pPr>
-            <w:hyperlink w:history="1" r:id="rIdwb6mrb9p7wlqebzqlccku">
+            <w:hyperlink w:history="1" r:id="rIdiriw6dzlbrjc3aw-mcutw">
               <w:r>
                 <w:rPr>
                   <w:rFonts w:ascii="Arial" w:cs="Arial" w:eastAsia="Arial" w:hAnsi="Arial"/>
@@ -6639,7 +6639,7 @@
               <w:spacing w:after="10" w:before="0"/>
               <w:ind w:left="120"/>
             </w:pPr>
-            <w:hyperlink w:history="1" r:id="rIdrl_sma_8jx-nivl6lr_2h">
+            <w:hyperlink w:history="1" r:id="rIdu51qjz_8srwwpkjl3m9tb">
               <w:r>
                 <w:rPr>
                   <w:rFonts w:ascii="Arial" w:cs="Arial" w:eastAsia="Arial" w:hAnsi="Arial"/>
@@ -6684,7 +6684,7 @@
             <w:pPr>
               <w:spacing w:after="20" w:before="0"/>
             </w:pPr>
-            <w:hyperlink w:history="1" r:id="rIddvbpomebn0wi_ywes-y3p">
+            <w:hyperlink w:history="1" r:id="rId3lfp_9gjxosowlp-49jzb">
               <w:r>
                 <w:rPr>
                   <w:rFonts w:ascii="Arial" w:cs="Arial" w:eastAsia="Arial" w:hAnsi="Arial"/>
@@ -6717,7 +6717,7 @@
               <w:spacing w:after="10" w:before="0"/>
               <w:ind w:left="120"/>
             </w:pPr>
-            <w:hyperlink w:history="1" r:id="rIdat7n825wl5g9u8pquuuxg">
+            <w:hyperlink w:history="1" r:id="rIdxp_bz4gww-oe1tczoncol">
               <w:r>
                 <w:rPr>
                   <w:rFonts w:ascii="Arial" w:cs="Arial" w:eastAsia="Arial" w:hAnsi="Arial"/>
@@ -6912,7 +6912,7 @@
             <w:pPr>
               <w:spacing w:after="20" w:before="0"/>
             </w:pPr>
-            <w:hyperlink w:history="1" r:id="rId1fasc0m820t9cdhpjzpxr">
+            <w:hyperlink w:history="1" r:id="rIdbf586pf-2ydooovnnlbkk">
               <w:r>
                 <w:rPr>
                   <w:rFonts w:ascii="Arial" w:cs="Arial" w:eastAsia="Arial" w:hAnsi="Arial"/>
@@ -6945,7 +6945,7 @@
               <w:spacing w:after="10" w:before="0"/>
               <w:ind w:left="120"/>
             </w:pPr>
-            <w:hyperlink w:history="1" r:id="rIdl5x7bxr3qaifrcysrwxy7">
+            <w:hyperlink w:history="1" r:id="rIdhwuspnuabzv8scupka7jk">
               <w:r>
                 <w:rPr>
                   <w:rFonts w:ascii="Arial" w:cs="Arial" w:eastAsia="Arial" w:hAnsi="Arial"/>
@@ -6990,7 +6990,7 @@
             <w:pPr>
               <w:spacing w:after="20" w:before="0"/>
             </w:pPr>
-            <w:hyperlink w:history="1" r:id="rId4e2bopwvjllli_et5387f">
+            <w:hyperlink w:history="1" r:id="rId_vkavft1vqf9mem_rerkb">
               <w:r>
                 <w:rPr>
                   <w:rFonts w:ascii="Arial" w:cs="Arial" w:eastAsia="Arial" w:hAnsi="Arial"/>
@@ -7023,7 +7023,7 @@
               <w:spacing w:after="10" w:before="0"/>
               <w:ind w:left="120"/>
             </w:pPr>
-            <w:hyperlink w:history="1" r:id="rIdekemrzejzk2a2widnzxjf">
+            <w:hyperlink w:history="1" r:id="rIdsm1g-sct9mrbgidzrstvc">
               <w:r>
                 <w:rPr>
                   <w:rFonts w:ascii="Arial" w:cs="Arial" w:eastAsia="Arial" w:hAnsi="Arial"/>
@@ -7218,7 +7218,7 @@
             <w:pPr>
               <w:spacing w:after="20" w:before="0"/>
             </w:pPr>
-            <w:hyperlink w:history="1" r:id="rIdl43myktlc0e3mkttiwvgt">
+            <w:hyperlink w:history="1" r:id="rIdxnvfmbpcq9unhxqhl88j3">
               <w:r>
                 <w:rPr>
                   <w:rFonts w:ascii="Arial" w:cs="Arial" w:eastAsia="Arial" w:hAnsi="Arial"/>
@@ -7251,7 +7251,7 @@
               <w:spacing w:after="10" w:before="0"/>
               <w:ind w:left="120"/>
             </w:pPr>
-            <w:hyperlink w:history="1" r:id="rIdi_bbg1esnlxmarp27yxnk">
+            <w:hyperlink w:history="1" r:id="rId1djl4-zunt7kx1wn8qtht">
               <w:r>
                 <w:rPr>
                   <w:rFonts w:ascii="Arial" w:cs="Arial" w:eastAsia="Arial" w:hAnsi="Arial"/>
@@ -7296,7 +7296,7 @@
             <w:pPr>
               <w:spacing w:after="20" w:before="0"/>
             </w:pPr>
-            <w:hyperlink w:history="1" r:id="rIdqgrf39iscwbfwrl8k44lr">
+            <w:hyperlink w:history="1" r:id="rIdwygzjf6_arnav2urgpnhv">
               <w:r>
                 <w:rPr>
                   <w:rFonts w:ascii="Arial" w:cs="Arial" w:eastAsia="Arial" w:hAnsi="Arial"/>
@@ -7329,7 +7329,7 @@
               <w:spacing w:after="10" w:before="0"/>
               <w:ind w:left="120"/>
             </w:pPr>
-            <w:hyperlink w:history="1" r:id="rId9q1gqerlv7apgkkenyyeb">
+            <w:hyperlink w:history="1" r:id="rIdbp4k1br5tz5t2hnlsrxdh">
               <w:r>
                 <w:rPr>
                   <w:rFonts w:ascii="Arial" w:cs="Arial" w:eastAsia="Arial" w:hAnsi="Arial"/>
@@ -7524,7 +7524,7 @@
             <w:pPr>
               <w:spacing w:after="20" w:before="0"/>
             </w:pPr>
-            <w:hyperlink w:history="1" r:id="rIdpzekh_mvyijcvlgyjlt1d">
+            <w:hyperlink w:history="1" r:id="rIdxsd9_uhdtrutz6nz2mdkn">
               <w:r>
                 <w:rPr>
                   <w:rFonts w:ascii="Arial" w:cs="Arial" w:eastAsia="Arial" w:hAnsi="Arial"/>
@@ -7557,7 +7557,7 @@
               <w:spacing w:after="10" w:before="0"/>
               <w:ind w:left="120"/>
             </w:pPr>
-            <w:hyperlink w:history="1" r:id="rIdkl-fzvc2wihmhx2bz6dfl">
+            <w:hyperlink w:history="1" r:id="rIdj5bt8x3qnjk3uzxem8pl3">
               <w:r>
                 <w:rPr>
                   <w:rFonts w:ascii="Arial" w:cs="Arial" w:eastAsia="Arial" w:hAnsi="Arial"/>
@@ -7602,7 +7602,7 @@
             <w:pPr>
               <w:spacing w:after="20" w:before="0"/>
             </w:pPr>
-            <w:hyperlink w:history="1" r:id="rIdl75nh1e2yphwxj4evkb3w">
+            <w:hyperlink w:history="1" r:id="rIdgg6qvnr-zlt6g_4dnrbmb">
               <w:r>
                 <w:rPr>
                   <w:rFonts w:ascii="Arial" w:cs="Arial" w:eastAsia="Arial" w:hAnsi="Arial"/>
@@ -7635,7 +7635,7 @@
               <w:spacing w:after="10" w:before="0"/>
               <w:ind w:left="120"/>
             </w:pPr>
-            <w:hyperlink w:history="1" r:id="rId-1-mfws_9agvo8d78cqpv">
+            <w:hyperlink w:history="1" r:id="rId8r1yuzmjini8bcuobpua3">
               <w:r>
                 <w:rPr>
                   <w:rFonts w:ascii="Arial" w:cs="Arial" w:eastAsia="Arial" w:hAnsi="Arial"/>
@@ -8147,7 +8147,7 @@
         </w:rPr>
         <w:t xml:space="preserve">© 2026 SeaVuria and ARES. Aligned with KICD objectives. Developed by SeaVuria; technical implementation by ARES (with AI assistance from Claude). Licensed under </w:t>
       </w:r>
-      <w:hyperlink w:history="1" r:id="rIdvmdi4pyrzhmvw30cjkjcr">
+      <w:hyperlink w:history="1" r:id="rIdotcs1ry58vubkivsxzorx">
         <w:r>
           <w:rPr>
             <w:rFonts w:ascii="Arial" w:cs="Arial" w:eastAsia="Arial" w:hAnsi="Arial"/>
@@ -8168,7 +8168,7 @@
         </w:rPr>
         <w:t xml:space="preserve"> (</w:t>
       </w:r>
-      <w:hyperlink w:history="1" r:id="rIdhxxz5_2xe6c0xecwtf_pq">
+      <w:hyperlink w:history="1" r:id="rIdqswxplmsbdaftiuf5drqt">
         <w:r>
           <w:rPr>
             <w:rFonts w:ascii="Arial" w:cs="Arial" w:eastAsia="Arial" w:hAnsi="Arial"/>
@@ -9181,7 +9181,7 @@
             <w:pPr>
               <w:spacing w:after="20" w:before="0"/>
             </w:pPr>
-            <w:hyperlink w:history="1" r:id="rIdfs3ogdbiuzlglfogw8z5a">
+            <w:hyperlink w:history="1" r:id="rIdqht_q6abvbysf2zvsq_y4">
               <w:r>
                 <w:rPr>
                   <w:rFonts w:ascii="Arial" w:cs="Arial" w:eastAsia="Arial" w:hAnsi="Arial"/>
@@ -9214,7 +9214,7 @@
               <w:spacing w:after="10" w:before="0"/>
               <w:ind w:left="120"/>
             </w:pPr>
-            <w:hyperlink w:history="1" r:id="rIdxg65mqg_8jl0jixr_ovzi">
+            <w:hyperlink w:history="1" r:id="rIdbu4ojfynh372xlve78ift">
               <w:r>
                 <w:rPr>
                   <w:rFonts w:ascii="Arial" w:cs="Arial" w:eastAsia="Arial" w:hAnsi="Arial"/>
@@ -9259,7 +9259,7 @@
             <w:pPr>
               <w:spacing w:after="20" w:before="0"/>
             </w:pPr>
-            <w:hyperlink w:history="1" r:id="rIdnsjkpvf3juxjtp3kxcbox">
+            <w:hyperlink w:history="1" r:id="rIdyty7xu8r6d5ncenqjttvs">
               <w:r>
                 <w:rPr>
                   <w:rFonts w:ascii="Arial" w:cs="Arial" w:eastAsia="Arial" w:hAnsi="Arial"/>
@@ -9292,7 +9292,7 @@
               <w:spacing w:after="10" w:before="0"/>
               <w:ind w:left="120"/>
             </w:pPr>
-            <w:hyperlink w:history="1" r:id="rIdmi2ocl7hqdqojfhhwe40k">
+            <w:hyperlink w:history="1" r:id="rIdivzfmkfwtuorlbytgaalw">
               <w:r>
                 <w:rPr>
                   <w:rFonts w:ascii="Arial" w:cs="Arial" w:eastAsia="Arial" w:hAnsi="Arial"/>
@@ -9639,7 +9639,7 @@
             <w:pPr>
               <w:spacing w:after="20" w:before="0"/>
             </w:pPr>
-            <w:hyperlink w:history="1" r:id="rId5bommg0srgwqnushpvlj-">
+            <w:hyperlink w:history="1" r:id="rIdjrgclyxiwwhifbhwv_-sw">
               <w:r>
                 <w:rPr>
                   <w:rFonts w:ascii="Arial" w:cs="Arial" w:eastAsia="Arial" w:hAnsi="Arial"/>
@@ -9672,7 +9672,7 @@
               <w:spacing w:after="10" w:before="0"/>
               <w:ind w:left="120"/>
             </w:pPr>
-            <w:hyperlink w:history="1" r:id="rIdobgybwl3ttzpsk5couxkn">
+            <w:hyperlink w:history="1" r:id="rIdejprbonfepdxs4_cusdyx">
               <w:r>
                 <w:rPr>
                   <w:rFonts w:ascii="Arial" w:cs="Arial" w:eastAsia="Arial" w:hAnsi="Arial"/>
@@ -9717,7 +9717,7 @@
             <w:pPr>
               <w:spacing w:after="20" w:before="0"/>
             </w:pPr>
-            <w:hyperlink w:history="1" r:id="rIdwl4znwarrmbfba-4-s90z">
+            <w:hyperlink w:history="1" r:id="rIdaxz2wshqyyro2pyw7hqiv">
               <w:r>
                 <w:rPr>
                   <w:rFonts w:ascii="Arial" w:cs="Arial" w:eastAsia="Arial" w:hAnsi="Arial"/>
@@ -9750,7 +9750,7 @@
               <w:spacing w:after="10" w:before="0"/>
               <w:ind w:left="120"/>
             </w:pPr>
-            <w:hyperlink w:history="1" r:id="rIdfjqbohsg1jrpi8zlrgsvi">
+            <w:hyperlink w:history="1" r:id="rIddzsyhogqubzxpqtojo3mj">
               <w:r>
                 <w:rPr>
                   <w:rFonts w:ascii="Arial" w:cs="Arial" w:eastAsia="Arial" w:hAnsi="Arial"/>
@@ -10325,7 +10325,7 @@
             <w:pPr>
               <w:spacing w:after="20" w:before="0"/>
             </w:pPr>
-            <w:hyperlink w:history="1" r:id="rIdkr7ogar_r5f8nvjtcub4u">
+            <w:hyperlink w:history="1" r:id="rIdzcrcvsgqkv43lgorxdcuj">
               <w:r>
                 <w:rPr>
                   <w:rFonts w:ascii="Arial" w:cs="Arial" w:eastAsia="Arial" w:hAnsi="Arial"/>
@@ -10374,7 +10374,7 @@
               <w:spacing w:after="10" w:before="0"/>
               <w:ind w:left="120"/>
             </w:pPr>
-            <w:hyperlink w:history="1" r:id="rIdh5on7plu3axcx_nqxb1ap">
+            <w:hyperlink w:history="1" r:id="rIdjt6bluqxw4zo01u41nihp">
               <w:r>
                 <w:rPr>
                   <w:rFonts w:ascii="Arial" w:cs="Arial" w:eastAsia="Arial" w:hAnsi="Arial"/>
@@ -10419,7 +10419,7 @@
             <w:pPr>
               <w:spacing w:after="20" w:before="0"/>
             </w:pPr>
-            <w:hyperlink w:history="1" r:id="rId8ey4cwe2glld9gqh70nnd">
+            <w:hyperlink w:history="1" r:id="rIdfqv4gplg3vhj-r99hfxmj">
               <w:r>
                 <w:rPr>
                   <w:rFonts w:ascii="Arial" w:cs="Arial" w:eastAsia="Arial" w:hAnsi="Arial"/>
@@ -10452,7 +10452,7 @@
               <w:spacing w:after="10" w:before="0"/>
               <w:ind w:left="120"/>
             </w:pPr>
-            <w:hyperlink w:history="1" r:id="rId8zv4zcmox9pmz2djbvrea">
+            <w:hyperlink w:history="1" r:id="rIdbsl8g5nq2vbmrqi-gfm0n">
               <w:r>
                 <w:rPr>
                   <w:rFonts w:ascii="Arial" w:cs="Arial" w:eastAsia="Arial" w:hAnsi="Arial"/>
@@ -10989,7 +10989,7 @@
             <w:pPr>
               <w:spacing w:after="20" w:before="0"/>
             </w:pPr>
-            <w:hyperlink w:history="1" r:id="rIdsroyj-4t974303pxwhcln">
+            <w:hyperlink w:history="1" r:id="rIdb4k3a18rv015vggpzkd30">
               <w:r>
                 <w:rPr>
                   <w:rFonts w:ascii="Arial" w:cs="Arial" w:eastAsia="Arial" w:hAnsi="Arial"/>
@@ -11038,7 +11038,7 @@
               <w:spacing w:after="10" w:before="0"/>
               <w:ind w:left="120"/>
             </w:pPr>
-            <w:hyperlink w:history="1" r:id="rIdzyxx2agf9ph9jvrde2fod">
+            <w:hyperlink w:history="1" r:id="rIdyzy9yvuwtgmn4hlwscv3-">
               <w:r>
                 <w:rPr>
                   <w:rFonts w:ascii="Arial" w:cs="Arial" w:eastAsia="Arial" w:hAnsi="Arial"/>
@@ -11083,7 +11083,7 @@
             <w:pPr>
               <w:spacing w:after="20" w:before="0"/>
             </w:pPr>
-            <w:hyperlink w:history="1" r:id="rId2mfpi_s5p1khx3bcyqx88">
+            <w:hyperlink w:history="1" r:id="rIdortmf5ycj7y17u7mfu3wf">
               <w:r>
                 <w:rPr>
                   <w:rFonts w:ascii="Arial" w:cs="Arial" w:eastAsia="Arial" w:hAnsi="Arial"/>
@@ -11116,7 +11116,7 @@
               <w:spacing w:after="10" w:before="0"/>
               <w:ind w:left="120"/>
             </w:pPr>
-            <w:hyperlink w:history="1" r:id="rIdgj_rwcfhyoop4vxnquynw">
+            <w:hyperlink w:history="1" r:id="rIdmlohqyjadh-jrig3a-jcn">
               <w:r>
                 <w:rPr>
                   <w:rFonts w:ascii="Arial" w:cs="Arial" w:eastAsia="Arial" w:hAnsi="Arial"/>
@@ -11539,7 +11539,7 @@
             <w:pPr>
               <w:spacing w:after="20" w:before="0"/>
             </w:pPr>
-            <w:hyperlink w:history="1" r:id="rIdcwhy259sl5kzmk9odwrb9">
+            <w:hyperlink w:history="1" r:id="rIdocztyemr02fay0pijbn6u">
               <w:r>
                 <w:rPr>
                   <w:rFonts w:ascii="Arial" w:cs="Arial" w:eastAsia="Arial" w:hAnsi="Arial"/>
@@ -11588,7 +11588,7 @@
               <w:spacing w:after="10" w:before="0"/>
               <w:ind w:left="120"/>
             </w:pPr>
-            <w:hyperlink w:history="1" r:id="rId3huz8ux-ybfnh8npqlimy">
+            <w:hyperlink w:history="1" r:id="rId-flttzgqk-faxvaxyclsj">
               <w:r>
                 <w:rPr>
                   <w:rFonts w:ascii="Arial" w:cs="Arial" w:eastAsia="Arial" w:hAnsi="Arial"/>
@@ -11633,7 +11633,7 @@
             <w:pPr>
               <w:spacing w:after="20" w:before="0"/>
             </w:pPr>
-            <w:hyperlink w:history="1" r:id="rIdydmcl2uy-u2ttdch_uf60">
+            <w:hyperlink w:history="1" r:id="rId393lmqw-_7eqm90txyigw">
               <w:r>
                 <w:rPr>
                   <w:rFonts w:ascii="Arial" w:cs="Arial" w:eastAsia="Arial" w:hAnsi="Arial"/>
@@ -11666,7 +11666,7 @@
               <w:spacing w:after="10" w:before="0"/>
               <w:ind w:left="120"/>
             </w:pPr>
-            <w:hyperlink w:history="1" r:id="rIds9zf1du3to0cfszzgie1l">
+            <w:hyperlink w:history="1" r:id="rId2g_x5aqaax90ewnsufnxw">
               <w:r>
                 <w:rPr>
                   <w:rFonts w:ascii="Arial" w:cs="Arial" w:eastAsia="Arial" w:hAnsi="Arial"/>
@@ -12482,7 +12482,7 @@
         </w:rPr>
         <w:t xml:space="preserve">© 2026 SeaVuria and ARES. Aligned with KICD objectives. Developed by SeaVuria; technical implementation by ARES (with AI assistance from Claude). Licensed under </w:t>
       </w:r>
-      <w:hyperlink w:history="1" r:id="rIdqeux1uo6ebbqvdkzbrahj">
+      <w:hyperlink w:history="1" r:id="rIdfdlntkpaliakxojxllxvz">
         <w:r>
           <w:rPr>
             <w:rFonts w:ascii="Arial" w:cs="Arial" w:eastAsia="Arial" w:hAnsi="Arial"/>
@@ -12503,7 +12503,7 @@
         </w:rPr>
         <w:t xml:space="preserve"> (</w:t>
       </w:r>
-      <w:hyperlink w:history="1" r:id="rIdxvevjeqzi7wbm7yxo_vh2">
+      <w:hyperlink w:history="1" r:id="rIdiuyw0jgto58kou5q-aehh">
         <w:r>
           <w:rPr>
             <w:rFonts w:ascii="Arial" w:cs="Arial" w:eastAsia="Arial" w:hAnsi="Arial"/>
@@ -13516,7 +13516,7 @@
             <w:pPr>
               <w:spacing w:after="20" w:before="0"/>
             </w:pPr>
-            <w:hyperlink w:history="1" r:id="rIdzptp-lopjgcf8rjyqgdyv">
+            <w:hyperlink w:history="1" r:id="rIdy2swl91ct8d6wbpl5fv2b">
               <w:r>
                 <w:rPr>
                   <w:rFonts w:ascii="Arial" w:cs="Arial" w:eastAsia="Arial" w:hAnsi="Arial"/>
@@ -13549,7 +13549,7 @@
               <w:spacing w:after="10" w:before="0"/>
               <w:ind w:left="120"/>
             </w:pPr>
-            <w:hyperlink w:history="1" r:id="rIdxtw_ovfomxptmi0i0z2bx">
+            <w:hyperlink w:history="1" r:id="rIdpzq0y69nqqsgjs4dbquq3">
               <w:r>
                 <w:rPr>
                   <w:rFonts w:ascii="Arial" w:cs="Arial" w:eastAsia="Arial" w:hAnsi="Arial"/>
@@ -13594,7 +13594,7 @@
             <w:pPr>
               <w:spacing w:after="20" w:before="0"/>
             </w:pPr>
-            <w:hyperlink w:history="1" r:id="rIdhtop1sxurgydgj4xizay_">
+            <w:hyperlink w:history="1" r:id="rId-lno7g-6os2av-m0oo1xj">
               <w:r>
                 <w:rPr>
                   <w:rFonts w:ascii="Arial" w:cs="Arial" w:eastAsia="Arial" w:hAnsi="Arial"/>
@@ -13627,7 +13627,7 @@
               <w:spacing w:after="10" w:before="0"/>
               <w:ind w:left="120"/>
             </w:pPr>
-            <w:hyperlink w:history="1" r:id="rIdmeg1dqyaa46wbjlhfpzdz">
+            <w:hyperlink w:history="1" r:id="rIdsolzz2qgvtsranhb0vaje">
               <w:r>
                 <w:rPr>
                   <w:rFonts w:ascii="Arial" w:cs="Arial" w:eastAsia="Arial" w:hAnsi="Arial"/>
@@ -13822,7 +13822,7 @@
             <w:pPr>
               <w:spacing w:after="20" w:before="0"/>
             </w:pPr>
-            <w:hyperlink w:history="1" r:id="rIdk7tyq0fo_jxuxozwoqi85">
+            <w:hyperlink w:history="1" r:id="rId9tmadls9zt8rxfwlkc9mk">
               <w:r>
                 <w:rPr>
                   <w:rFonts w:ascii="Arial" w:cs="Arial" w:eastAsia="Arial" w:hAnsi="Arial"/>
@@ -13855,7 +13855,7 @@
               <w:spacing w:after="10" w:before="0"/>
               <w:ind w:left="120"/>
             </w:pPr>
-            <w:hyperlink w:history="1" r:id="rIdbt9011lhkmppmd48lokhc">
+            <w:hyperlink w:history="1" r:id="rId6jr811kvmgm3ng0c0ieim">
               <w:r>
                 <w:rPr>
                   <w:rFonts w:ascii="Arial" w:cs="Arial" w:eastAsia="Arial" w:hAnsi="Arial"/>
@@ -13900,7 +13900,7 @@
             <w:pPr>
               <w:spacing w:after="20" w:before="0"/>
             </w:pPr>
-            <w:hyperlink w:history="1" r:id="rIdbrykr2poccr89zlmuwywc">
+            <w:hyperlink w:history="1" r:id="rIdzio24i_egnw8w0adfqtsw">
               <w:r>
                 <w:rPr>
                   <w:rFonts w:ascii="Arial" w:cs="Arial" w:eastAsia="Arial" w:hAnsi="Arial"/>
@@ -13933,7 +13933,7 @@
               <w:spacing w:after="10" w:before="0"/>
               <w:ind w:left="120"/>
             </w:pPr>
-            <w:hyperlink w:history="1" r:id="rIdz3ahpr5rs94viehnh-3g_">
+            <w:hyperlink w:history="1" r:id="rId1d1aw-kj5i56z_yisw0ho">
               <w:r>
                 <w:rPr>
                   <w:rFonts w:ascii="Arial" w:cs="Arial" w:eastAsia="Arial" w:hAnsi="Arial"/>
@@ -14128,7 +14128,7 @@
             <w:pPr>
               <w:spacing w:after="20" w:before="0"/>
             </w:pPr>
-            <w:hyperlink w:history="1" r:id="rId6xy3evsylirwspbkh80p9">
+            <w:hyperlink w:history="1" r:id="rIdqlzrd1tregtifakcq6q9e">
               <w:r>
                 <w:rPr>
                   <w:rFonts w:ascii="Arial" w:cs="Arial" w:eastAsia="Arial" w:hAnsi="Arial"/>
@@ -14177,7 +14177,7 @@
               <w:spacing w:after="10" w:before="0"/>
               <w:ind w:left="120"/>
             </w:pPr>
-            <w:hyperlink w:history="1" r:id="rIdpvjlwdchpmhhdc7bv5ft-">
+            <w:hyperlink w:history="1" r:id="rId_igymj8bfha9yrldfgb2v">
               <w:r>
                 <w:rPr>
                   <w:rFonts w:ascii="Arial" w:cs="Arial" w:eastAsia="Arial" w:hAnsi="Arial"/>
@@ -14222,7 +14222,7 @@
             <w:pPr>
               <w:spacing w:after="20" w:before="0"/>
             </w:pPr>
-            <w:hyperlink w:history="1" r:id="rId4pc4zbvrksjjjbkhzrdfb">
+            <w:hyperlink w:history="1" r:id="rIdca1wjoiecswuxw_hbcuyo">
               <w:r>
                 <w:rPr>
                   <w:rFonts w:ascii="Arial" w:cs="Arial" w:eastAsia="Arial" w:hAnsi="Arial"/>
@@ -14255,7 +14255,7 @@
               <w:spacing w:after="10" w:before="0"/>
               <w:ind w:left="120"/>
             </w:pPr>
-            <w:hyperlink w:history="1" r:id="rIdhj0q31iqlz8etupsbgbru">
+            <w:hyperlink w:history="1" r:id="rIdmsojxp7zwmpunsdid9u1w">
               <w:r>
                 <w:rPr>
                   <w:rFonts w:ascii="Arial" w:cs="Arial" w:eastAsia="Arial" w:hAnsi="Arial"/>
@@ -14450,7 +14450,7 @@
             <w:pPr>
               <w:spacing w:after="20" w:before="0"/>
             </w:pPr>
-            <w:hyperlink w:history="1" r:id="rIdnpnf7zmb9lrq8zaob6s_7">
+            <w:hyperlink w:history="1" r:id="rIddhunscopj4obyfxp-6m00">
               <w:r>
                 <w:rPr>
                   <w:rFonts w:ascii="Arial" w:cs="Arial" w:eastAsia="Arial" w:hAnsi="Arial"/>
@@ -14499,7 +14499,7 @@
               <w:spacing w:after="10" w:before="0"/>
               <w:ind w:left="120"/>
             </w:pPr>
-            <w:hyperlink w:history="1" r:id="rIddxt7r-le_njykc2cyfyr8">
+            <w:hyperlink w:history="1" r:id="rIduf7ydnwutkf3_6rujglaf">
               <w:r>
                 <w:rPr>
                   <w:rFonts w:ascii="Arial" w:cs="Arial" w:eastAsia="Arial" w:hAnsi="Arial"/>
@@ -14544,7 +14544,7 @@
             <w:pPr>
               <w:spacing w:after="20" w:before="0"/>
             </w:pPr>
-            <w:hyperlink w:history="1" r:id="rIdg39wm3cgrs64o0z9iv6d3">
+            <w:hyperlink w:history="1" r:id="rIdgwnaj1uesroxwitpb3fmz">
               <w:r>
                 <w:rPr>
                   <w:rFonts w:ascii="Arial" w:cs="Arial" w:eastAsia="Arial" w:hAnsi="Arial"/>
@@ -14577,7 +14577,7 @@
               <w:spacing w:after="10" w:before="0"/>
               <w:ind w:left="120"/>
             </w:pPr>
-            <w:hyperlink w:history="1" r:id="rIdkb8oqvdzlcbi0o67r9jx2">
+            <w:hyperlink w:history="1" r:id="rIdusokl_mwfhbqtlq3zkesg">
               <w:r>
                 <w:rPr>
                   <w:rFonts w:ascii="Arial" w:cs="Arial" w:eastAsia="Arial" w:hAnsi="Arial"/>
@@ -14772,7 +14772,7 @@
             <w:pPr>
               <w:spacing w:after="20" w:before="0"/>
             </w:pPr>
-            <w:hyperlink w:history="1" r:id="rId3iwjhzu8_hunfbpckreew">
+            <w:hyperlink w:history="1" r:id="rIdidfh8hbk76ntvkyyknb6x">
               <w:r>
                 <w:rPr>
                   <w:rFonts w:ascii="Arial" w:cs="Arial" w:eastAsia="Arial" w:hAnsi="Arial"/>
@@ -14821,7 +14821,7 @@
               <w:spacing w:after="10" w:before="0"/>
               <w:ind w:left="120"/>
             </w:pPr>
-            <w:hyperlink w:history="1" r:id="rIdql2bdsmxisx3criuehwbt">
+            <w:hyperlink w:history="1" r:id="rId_dwijm3j5noxrwuozi-jy">
               <w:r>
                 <w:rPr>
                   <w:rFonts w:ascii="Arial" w:cs="Arial" w:eastAsia="Arial" w:hAnsi="Arial"/>
@@ -14866,7 +14866,7 @@
             <w:pPr>
               <w:spacing w:after="20" w:before="0"/>
             </w:pPr>
-            <w:hyperlink w:history="1" r:id="rIdn1izillwvde_vr5hpr7ix">
+            <w:hyperlink w:history="1" r:id="rId6co_-kme4irklw4wag01c">
               <w:r>
                 <w:rPr>
                   <w:rFonts w:ascii="Arial" w:cs="Arial" w:eastAsia="Arial" w:hAnsi="Arial"/>
@@ -14915,7 +14915,7 @@
               <w:spacing w:after="10" w:before="0"/>
               <w:ind w:left="120"/>
             </w:pPr>
-            <w:hyperlink w:history="1" r:id="rIdoz73ekvvh2h1swoxnbcoy">
+            <w:hyperlink w:history="1" r:id="rIdclrpiqmemrz15madlwng-">
               <w:r>
                 <w:rPr>
                   <w:rFonts w:ascii="Arial" w:cs="Arial" w:eastAsia="Arial" w:hAnsi="Arial"/>
@@ -15427,7 +15427,7 @@
         </w:rPr>
         <w:t xml:space="preserve">© 2026 SeaVuria and ARES. Aligned with KICD objectives. Developed by SeaVuria; technical implementation by ARES (with AI assistance from Claude). Licensed under </w:t>
       </w:r>
-      <w:hyperlink w:history="1" r:id="rIdj6-moiosajo-yz57wk7mc">
+      <w:hyperlink w:history="1" r:id="rIdy_q6nxbfuningdw0na2j8">
         <w:r>
           <w:rPr>
             <w:rFonts w:ascii="Arial" w:cs="Arial" w:eastAsia="Arial" w:hAnsi="Arial"/>
@@ -15448,7 +15448,7 @@
         </w:rPr>
         <w:t xml:space="preserve"> (</w:t>
       </w:r>
-      <w:hyperlink w:history="1" r:id="rIdluhkynu3mzwktesp_2yxc">
+      <w:hyperlink w:history="1" r:id="rIdrnpisc5fgwxloo-r9-7fk">
         <w:r>
           <w:rPr>
             <w:rFonts w:ascii="Arial" w:cs="Arial" w:eastAsia="Arial" w:hAnsi="Arial"/>
@@ -16461,7 +16461,7 @@
             <w:pPr>
               <w:spacing w:after="20" w:before="0"/>
             </w:pPr>
-            <w:hyperlink w:history="1" r:id="rIdbmaxmhavd56bgjkvmfmq5">
+            <w:hyperlink w:history="1" r:id="rId5kqnj-mwd_arindm6umbf">
               <w:r>
                 <w:rPr>
                   <w:rFonts w:ascii="Arial" w:cs="Arial" w:eastAsia="Arial" w:hAnsi="Arial"/>
@@ -16494,7 +16494,7 @@
               <w:spacing w:after="10" w:before="0"/>
               <w:ind w:left="120"/>
             </w:pPr>
-            <w:hyperlink w:history="1" r:id="rIdlhcomll3q09jf6d9log_o">
+            <w:hyperlink w:history="1" r:id="rIdb1k_xygn4lf98ksm4h-o2">
               <w:r>
                 <w:rPr>
                   <w:rFonts w:ascii="Arial" w:cs="Arial" w:eastAsia="Arial" w:hAnsi="Arial"/>
@@ -16539,7 +16539,7 @@
             <w:pPr>
               <w:spacing w:after="20" w:before="0"/>
             </w:pPr>
-            <w:hyperlink w:history="1" r:id="rIduq_deaz0tyaq4_xv9z2vv">
+            <w:hyperlink w:history="1" r:id="rIdkglcdwthnsmwhpczdrpwk">
               <w:r>
                 <w:rPr>
                   <w:rFonts w:ascii="Arial" w:cs="Arial" w:eastAsia="Arial" w:hAnsi="Arial"/>
@@ -16572,7 +16572,7 @@
               <w:spacing w:after="10" w:before="0"/>
               <w:ind w:left="120"/>
             </w:pPr>
-            <w:hyperlink w:history="1" r:id="rIdlqsutmykpzqgbbrewdpsq">
+            <w:hyperlink w:history="1" r:id="rIdmnm0yrnqhvxec2qbr2m1i">
               <w:r>
                 <w:rPr>
                   <w:rFonts w:ascii="Arial" w:cs="Arial" w:eastAsia="Arial" w:hAnsi="Arial"/>
@@ -16767,7 +16767,7 @@
             <w:pPr>
               <w:spacing w:after="20" w:before="0"/>
             </w:pPr>
-            <w:hyperlink w:history="1" r:id="rId4kxnciarq_sqc9jy0aksp">
+            <w:hyperlink w:history="1" r:id="rIdwg5g_n1mukgptupmaj47d">
               <w:r>
                 <w:rPr>
                   <w:rFonts w:ascii="Arial" w:cs="Arial" w:eastAsia="Arial" w:hAnsi="Arial"/>
@@ -16800,7 +16800,7 @@
               <w:spacing w:after="10" w:before="0"/>
               <w:ind w:left="120"/>
             </w:pPr>
-            <w:hyperlink w:history="1" r:id="rIdoekpxsitj67zgbdou-lre">
+            <w:hyperlink w:history="1" r:id="rId399apz-y502hjschn_bl7">
               <w:r>
                 <w:rPr>
                   <w:rFonts w:ascii="Arial" w:cs="Arial" w:eastAsia="Arial" w:hAnsi="Arial"/>
@@ -16845,7 +16845,7 @@
             <w:pPr>
               <w:spacing w:after="20" w:before="0"/>
             </w:pPr>
-            <w:hyperlink w:history="1" r:id="rId_rh-qp__gm5oyoxwyo5ud">
+            <w:hyperlink w:history="1" r:id="rId3v68rk-ffnxkqdu3dr-oe">
               <w:r>
                 <w:rPr>
                   <w:rFonts w:ascii="Arial" w:cs="Arial" w:eastAsia="Arial" w:hAnsi="Arial"/>
@@ -16878,7 +16878,7 @@
               <w:spacing w:after="10" w:before="0"/>
               <w:ind w:left="120"/>
             </w:pPr>
-            <w:hyperlink w:history="1" r:id="rIdua6u6pw349zohdsja-5wl">
+            <w:hyperlink w:history="1" r:id="rIdwzaqlbndonycvk9shx_mg">
               <w:r>
                 <w:rPr>
                   <w:rFonts w:ascii="Arial" w:cs="Arial" w:eastAsia="Arial" w:hAnsi="Arial"/>
@@ -17073,7 +17073,7 @@
             <w:pPr>
               <w:spacing w:after="20" w:before="0"/>
             </w:pPr>
-            <w:hyperlink w:history="1" r:id="rIdrpxy5p794hhuyy6eoklib">
+            <w:hyperlink w:history="1" r:id="rIdahcc_snlhhmvojyuft9dk">
               <w:r>
                 <w:rPr>
                   <w:rFonts w:ascii="Arial" w:cs="Arial" w:eastAsia="Arial" w:hAnsi="Arial"/>
@@ -17106,7 +17106,7 @@
               <w:spacing w:after="10" w:before="0"/>
               <w:ind w:left="120"/>
             </w:pPr>
-            <w:hyperlink w:history="1" r:id="rIdidqqxysve9uijtygrnj2h">
+            <w:hyperlink w:history="1" r:id="rIdzw9pbhbc20dyhswml9re6">
               <w:r>
                 <w:rPr>
                   <w:rFonts w:ascii="Arial" w:cs="Arial" w:eastAsia="Arial" w:hAnsi="Arial"/>
@@ -17151,7 +17151,7 @@
             <w:pPr>
               <w:spacing w:after="20" w:before="0"/>
             </w:pPr>
-            <w:hyperlink w:history="1" r:id="rIdfdrangdisllshgiwui8fc">
+            <w:hyperlink w:history="1" r:id="rIdugzmf3ard3-unaocihk4k">
               <w:r>
                 <w:rPr>
                   <w:rFonts w:ascii="Arial" w:cs="Arial" w:eastAsia="Arial" w:hAnsi="Arial"/>
@@ -17184,7 +17184,7 @@
               <w:spacing w:after="10" w:before="0"/>
               <w:ind w:left="120"/>
             </w:pPr>
-            <w:hyperlink w:history="1" r:id="rIdi6mpt5ptplyjdgnz_jbfv">
+            <w:hyperlink w:history="1" r:id="rIdntrx-k-pusthfhczdujrs">
               <w:r>
                 <w:rPr>
                   <w:rFonts w:ascii="Arial" w:cs="Arial" w:eastAsia="Arial" w:hAnsi="Arial"/>
@@ -17258,7 +17258,7 @@
                 <w:sz w:val="18"/>
                 <w:szCs w:val="18"/>
               </w:rPr>
-              <w:t xml:space="preserve">Introduce the gallery walk: 'You have 2–3 minutes at each graph. GREEN sticky = I can explain this using nuclear charge or electron shells. YELLOW sticky = This surprises me or I am not sure why.' After the walk, stand at the ionisation energy graph and say: 'I can see a lot of yellow sticky notes at aluminium. Let me ask — ' (cold-call a student who placed a yellow note): 'What electron configuration did we write for aluminium in Lesson 3?' (Wait 12 seconds.) Guide the class: 'Magnesium is 2,8,2 — both outer electrons are in the 3s sub-shell. Aluminium is 2,8,3 — that third electron is in a 3p sub-shell, which sits slightly HIGHER in energy. Higher energy means easier to remove. So the dip is not a mistake in the data — it is a window into sub-shell structure.' Write on board: 'ANOMALY → DEEPER PATTERN.' Repeat for the S dip: 'Sulfur is 2,8,6. Draw the 3p box diagram — phosphorus has one electron in each 3p box. Sulfur has to pair one up. Paired electrons repel each other — which one is easier to remove?' (Wait 10 seconds, cold-call.) For the conductivity discussion, say: 'Mama Achieng in Kisumu uses aluminium sufurias because aluminium conducts heat well and is malleable enough to shape. Using today's data, explain to your partner in 30 seconds why aluminium conducts better than sodium.' Cold-call 2 pairs. Close Part B with: 'Now write your 2-sentence answer about ionisation energy versus conductivity as a predictor of reactivity. We will use this in the DQB.'</w:t>
+              <w:t xml:space="preserve">Introduce the gallery walk: 'You have 2–3 minutes at each graph. GREEN sticky = I can explain this using nuclear charge or electron shells. YELLOW sticky = This surprises me or I am not sure why.' After the walk, stand at the ionisation energy graph and say: 'I can see a lot of yellow sticky notes at aluminium. Let me ask — ' (cold-call a student who placed a yellow note): 'What electron configuration would we write for aluminium?' (Wait 12 seconds.) Guide the class: 'Magnesium is 2,8,2 — both outer electrons are in the 3s sub-shell. Aluminium is 2,8,3 — that third electron is in a 3p sub-shell, which sits slightly HIGHER in energy. Higher energy means easier to remove. So the dip is not a mistake in the data — it is a window into sub-shell structure.' Write on board: 'ANOMALY → DEEPER PATTERN.' Repeat for the S dip: 'Sulfur is 2,8,6. Draw the 3p box diagram — phosphorus has one electron in each 3p box. Sulfur has to pair one up. Paired electrons repel each other — which one is easier to remove?' (Wait 10 seconds, cold-call.) For the conductivity discussion, say: 'Mama Achieng in Kisumu uses aluminium sufurias because aluminium conducts heat well and is malleable enough to shape. Using today's data, explain to your partner in 30 seconds why aluminium conducts better than sodium.' Cold-call 2 pairs. Close Part B with: 'Now write your 2-sentence answer about ionisation energy versus conductivity as a predictor of reactivity. We will use this in the DQB.'</w:t>
             </w:r>
           </w:p>
         </w:tc>
@@ -17379,7 +17379,7 @@
             <w:pPr>
               <w:spacing w:after="20" w:before="0"/>
             </w:pPr>
-            <w:hyperlink w:history="1" r:id="rIdt5v1o5dpazvf-1l6cqout">
+            <w:hyperlink w:history="1" r:id="rIdfzxiimxpag41oh7thwv3p">
               <w:r>
                 <w:rPr>
                   <w:rFonts w:ascii="Arial" w:cs="Arial" w:eastAsia="Arial" w:hAnsi="Arial"/>
@@ -17412,7 +17412,7 @@
               <w:spacing w:after="10" w:before="0"/>
               <w:ind w:left="120"/>
             </w:pPr>
-            <w:hyperlink w:history="1" r:id="rIdfsmxjjvqtknrkj3_qrvk-">
+            <w:hyperlink w:history="1" r:id="rIdsq-w2zhzikf5py5e7pywe">
               <w:r>
                 <w:rPr>
                   <w:rFonts w:ascii="Arial" w:cs="Arial" w:eastAsia="Arial" w:hAnsi="Arial"/>
@@ -17457,7 +17457,7 @@
             <w:pPr>
               <w:spacing w:after="20" w:before="0"/>
             </w:pPr>
-            <w:hyperlink w:history="1" r:id="rIdx7dksjtzbu_xfsry2ekby">
+            <w:hyperlink w:history="1" r:id="rId9gxigulyb2axqs5_zsfk5">
               <w:r>
                 <w:rPr>
                   <w:rFonts w:ascii="Arial" w:cs="Arial" w:eastAsia="Arial" w:hAnsi="Arial"/>
@@ -17490,7 +17490,7 @@
               <w:spacing w:after="10" w:before="0"/>
               <w:ind w:left="120"/>
             </w:pPr>
-            <w:hyperlink w:history="1" r:id="rIdit64atafz50kup-ovihwy">
+            <w:hyperlink w:history="1" r:id="rIdbhwcsxg1imfhokuyvlko2">
               <w:r>
                 <w:rPr>
                   <w:rFonts w:ascii="Arial" w:cs="Arial" w:eastAsia="Arial" w:hAnsi="Arial"/>
@@ -17685,7 +17685,7 @@
             <w:pPr>
               <w:spacing w:after="20" w:before="0"/>
             </w:pPr>
-            <w:hyperlink w:history="1" r:id="rIdxtp2cuojbpdrfd2owat1y">
+            <w:hyperlink w:history="1" r:id="rId_htzcbtdg-yqx1j--iejx">
               <w:r>
                 <w:rPr>
                   <w:rFonts w:ascii="Arial" w:cs="Arial" w:eastAsia="Arial" w:hAnsi="Arial"/>
@@ -17718,7 +17718,7 @@
               <w:spacing w:after="10" w:before="0"/>
               <w:ind w:left="120"/>
             </w:pPr>
-            <w:hyperlink w:history="1" r:id="rIdjcheth7dizpce1wvtmejt">
+            <w:hyperlink w:history="1" r:id="rIdnuxfqwhm4ld-8g-watk8h">
               <w:r>
                 <w:rPr>
                   <w:rFonts w:ascii="Arial" w:cs="Arial" w:eastAsia="Arial" w:hAnsi="Arial"/>
@@ -17763,7 +17763,7 @@
             <w:pPr>
               <w:spacing w:after="20" w:before="0"/>
             </w:pPr>
-            <w:hyperlink w:history="1" r:id="rId6i-ceit3mfkrwfovspzu4">
+            <w:hyperlink w:history="1" r:id="rIdvli7pvcwg1cnjhtali6xh">
               <w:r>
                 <w:rPr>
                   <w:rFonts w:ascii="Arial" w:cs="Arial" w:eastAsia="Arial" w:hAnsi="Arial"/>
@@ -17796,7 +17796,7 @@
               <w:spacing w:after="10" w:before="0"/>
               <w:ind w:left="120"/>
             </w:pPr>
-            <w:hyperlink w:history="1" r:id="rIdl5w2eyg3dsxjjdeg8pote">
+            <w:hyperlink w:history="1" r:id="rId9lde8v8iiagtgkr5z6oja">
               <w:r>
                 <w:rPr>
                   <w:rFonts w:ascii="Arial" w:cs="Arial" w:eastAsia="Arial" w:hAnsi="Arial"/>
@@ -18536,7 +18536,7 @@
         </w:rPr>
         <w:t xml:space="preserve">© 2026 SeaVuria and ARES. Aligned with KICD objectives. Developed by SeaVuria; technical implementation by ARES (with AI assistance from Claude). Licensed under </w:t>
       </w:r>
-      <w:hyperlink w:history="1" r:id="rIdy1kzt9vumrqcjabc4eym3">
+      <w:hyperlink w:history="1" r:id="rIddtju1ccudkszrnybjufbo">
         <w:r>
           <w:rPr>
             <w:rFonts w:ascii="Arial" w:cs="Arial" w:eastAsia="Arial" w:hAnsi="Arial"/>
@@ -18557,7 +18557,7 @@
         </w:rPr>
         <w:t xml:space="preserve"> (</w:t>
       </w:r>
-      <w:hyperlink w:history="1" r:id="rIdfaorpr68vcvn0-pg7nwzb">
+      <w:hyperlink w:history="1" r:id="rIdnt5sihm7_euewmhjheh-m">
         <w:r>
           <w:rPr>
             <w:rFonts w:ascii="Arial" w:cs="Arial" w:eastAsia="Arial" w:hAnsi="Arial"/>
@@ -19570,7 +19570,7 @@
             <w:pPr>
               <w:spacing w:after="20" w:before="0"/>
             </w:pPr>
-            <w:hyperlink w:history="1" r:id="rIdy8pc7mj6hmlgnn_x-vyg1">
+            <w:hyperlink w:history="1" r:id="rIdgagefcqjawrgo0ejazd0f">
               <w:r>
                 <w:rPr>
                   <w:rFonts w:ascii="Arial" w:cs="Arial" w:eastAsia="Arial" w:hAnsi="Arial"/>
@@ -19603,7 +19603,7 @@
               <w:spacing w:after="10" w:before="0"/>
               <w:ind w:left="120"/>
             </w:pPr>
-            <w:hyperlink w:history="1" r:id="rId1num5jyz25lor89ql8b77">
+            <w:hyperlink w:history="1" r:id="rIdg_udhhyin0hwhrewcdodk">
               <w:r>
                 <w:rPr>
                   <w:rFonts w:ascii="Arial" w:cs="Arial" w:eastAsia="Arial" w:hAnsi="Arial"/>
@@ -19665,7 +19665,7 @@
               <w:spacing w:after="10" w:before="0"/>
               <w:ind w:left="120"/>
             </w:pPr>
-            <w:hyperlink w:history="1" r:id="rId-oaurz0epjnsy6hl6bie8">
+            <w:hyperlink w:history="1" r:id="rIddjjaajys4thdauejg0kmq">
               <w:r>
                 <w:rPr>
                   <w:rFonts w:ascii="Arial" w:cs="Arial" w:eastAsia="Arial" w:hAnsi="Arial"/>
@@ -19875,7 +19875,7 @@
             <w:pPr>
               <w:spacing w:after="20" w:before="0"/>
             </w:pPr>
-            <w:hyperlink w:history="1" r:id="rId6rno-2yndzgx5ovutmjau">
+            <w:hyperlink w:history="1" r:id="rIdxtujnay94xouaqd-zxujy">
               <w:r>
                 <w:rPr>
                   <w:rFonts w:ascii="Arial" w:cs="Arial" w:eastAsia="Arial" w:hAnsi="Arial"/>
@@ -19908,7 +19908,7 @@
               <w:spacing w:after="10" w:before="0"/>
               <w:ind w:left="120"/>
             </w:pPr>
-            <w:hyperlink w:history="1" r:id="rIdc7cvfte74mafccdaf18y_">
+            <w:hyperlink w:history="1" r:id="rId5_g243uv14t_fls6lavm_">
               <w:r>
                 <w:rPr>
                   <w:rFonts w:ascii="Arial" w:cs="Arial" w:eastAsia="Arial" w:hAnsi="Arial"/>
@@ -19970,7 +19970,7 @@
               <w:spacing w:after="10" w:before="0"/>
               <w:ind w:left="120"/>
             </w:pPr>
-            <w:hyperlink w:history="1" r:id="rIdzseve0ist93zsz32yx29r">
+            <w:hyperlink w:history="1" r:id="rIdfp1f3h-vzws_mfw-bo8cb">
               <w:r>
                 <w:rPr>
                   <w:rFonts w:ascii="Arial" w:cs="Arial" w:eastAsia="Arial" w:hAnsi="Arial"/>
@@ -20180,7 +20180,7 @@
             <w:pPr>
               <w:spacing w:after="20" w:before="0"/>
             </w:pPr>
-            <w:hyperlink w:history="1" r:id="rIdjoqkk72dfgzyxoviq5are">
+            <w:hyperlink w:history="1" r:id="rIdjt_knkd1qiw7ly2ojzefz">
               <w:r>
                 <w:rPr>
                   <w:rFonts w:ascii="Arial" w:cs="Arial" w:eastAsia="Arial" w:hAnsi="Arial"/>
@@ -20229,7 +20229,7 @@
               <w:spacing w:after="10" w:before="0"/>
               <w:ind w:left="120"/>
             </w:pPr>
-            <w:hyperlink w:history="1" r:id="rIdybdg4vgpx4msfg2wunpzl">
+            <w:hyperlink w:history="1" r:id="rIdqpxi2phn4p4wmw1o07gzo">
               <w:r>
                 <w:rPr>
                   <w:rFonts w:ascii="Arial" w:cs="Arial" w:eastAsia="Arial" w:hAnsi="Arial"/>
@@ -20291,7 +20291,7 @@
               <w:spacing w:after="10" w:before="0"/>
               <w:ind w:left="120"/>
             </w:pPr>
-            <w:hyperlink w:history="1" r:id="rIdmrfw9dekxtkr03dv-fr6d">
+            <w:hyperlink w:history="1" r:id="rIdmcdrmwspnsmgldg3nyg8f">
               <w:r>
                 <w:rPr>
                   <w:rFonts w:ascii="Arial" w:cs="Arial" w:eastAsia="Arial" w:hAnsi="Arial"/>
@@ -20501,7 +20501,7 @@
             <w:pPr>
               <w:spacing w:after="20" w:before="0"/>
             </w:pPr>
-            <w:hyperlink w:history="1" r:id="rIdee12n2pjshqysvxd3z3_n">
+            <w:hyperlink w:history="1" r:id="rIdlzkmgvmtocdg_u7z05dmx">
               <w:r>
                 <w:rPr>
                   <w:rFonts w:ascii="Arial" w:cs="Arial" w:eastAsia="Arial" w:hAnsi="Arial"/>
@@ -20550,7 +20550,7 @@
               <w:spacing w:after="10" w:before="0"/>
               <w:ind w:left="120"/>
             </w:pPr>
-            <w:hyperlink w:history="1" r:id="rIdcjusngzrwqaptgncvqsom">
+            <w:hyperlink w:history="1" r:id="rIdzrgp1mi_lb2fithxw_wdg">
               <w:r>
                 <w:rPr>
                   <w:rFonts w:ascii="Arial" w:cs="Arial" w:eastAsia="Arial" w:hAnsi="Arial"/>
@@ -20612,7 +20612,7 @@
               <w:spacing w:after="10" w:before="0"/>
               <w:ind w:left="120"/>
             </w:pPr>
-            <w:hyperlink w:history="1" r:id="rIdafcdnsfenmazmlmtzm00r">
+            <w:hyperlink w:history="1" r:id="rIdwdd-2r3-kltvfvc3izlxx">
               <w:r>
                 <w:rPr>
                   <w:rFonts w:ascii="Arial" w:cs="Arial" w:eastAsia="Arial" w:hAnsi="Arial"/>
@@ -20822,7 +20822,7 @@
             <w:pPr>
               <w:spacing w:after="20" w:before="0"/>
             </w:pPr>
-            <w:hyperlink w:history="1" r:id="rIdxio3tp5c4gvaatenegp0a">
+            <w:hyperlink w:history="1" r:id="rIdklagp-mschb04gagm0hx3">
               <w:r>
                 <w:rPr>
                   <w:rFonts w:ascii="Arial" w:cs="Arial" w:eastAsia="Arial" w:hAnsi="Arial"/>
@@ -20855,7 +20855,7 @@
               <w:spacing w:after="10" w:before="0"/>
               <w:ind w:left="120"/>
             </w:pPr>
-            <w:hyperlink w:history="1" r:id="rId_ukqnemnh8nav6kw848ii">
+            <w:hyperlink w:history="1" r:id="rIdfgartiyy1llt5vpcc-cal">
               <w:r>
                 <w:rPr>
                   <w:rFonts w:ascii="Arial" w:cs="Arial" w:eastAsia="Arial" w:hAnsi="Arial"/>
@@ -20917,7 +20917,7 @@
               <w:spacing w:after="10" w:before="0"/>
               <w:ind w:left="120"/>
             </w:pPr>
-            <w:hyperlink w:history="1" r:id="rIda6q4zhjqdibpmyc4cmwiu">
+            <w:hyperlink w:history="1" r:id="rIdvqpw2oshpfb2-jg7n41yt">
               <w:r>
                 <w:rPr>
                   <w:rFonts w:ascii="Arial" w:cs="Arial" w:eastAsia="Arial" w:hAnsi="Arial"/>
@@ -20974,7 +20974,7 @@
                 <w:sz w:val="18"/>
                 <w:szCs w:val="18"/>
               </w:rPr>
-              <w:t xml:space="preserve">Each student opens their cumulative annotated periodic table model (started in Lesson 2 and updated each lesson). For the period 3 row, they add colour-coded reactivity annotations: (1) highlight Na in red, Mg in orange, Al in yellow, Si in green, S in blue, Cl in violet, Ar in grey, corresponding to their reactivity ranking; (2) annotate each element with its reaction outcome with water (one word: violent / slow / none) and with oxygen (burns / glows / none); (3) draw a trend arrow across the period labelled: ionisation energy increases, reactivity with water and metals decreases, with the exact data points from the Lesson 5 graph. Students who finish early extend: add the equation for the reaction of the oxide of Na with water (forms NaOH — basic) and the equation for SO2 dissolving in water (forms H2SO3 — acidic), annotating which side of period 3 gives basic and which gives acidic oxides.</w:t>
+              <w:t xml:space="preserve">Each student opens their cumulative annotated periodic table model (started in Lesson 1 and updated each lesson). For the period 3 row, they add colour-coded reactivity annotations: (1) highlight Na in red, Mg in orange, Al in yellow, Si in green, S in blue, Cl in violet, Ar in grey, corresponding to their reactivity ranking; (2) annotate each element with its reaction outcome with water (one word: violent / slow / none) and with oxygen (burns / glows / none); (3) draw a trend arrow across the period labelled: ionisation energy increases, reactivity with water and metals decreases, with the exact data points from the Lesson 5 graph. Students who finish early extend: add the equation for the reaction of the oxide of Na with water (forms NaOH — basic) and the equation for SO2 dissolving in water (forms H2SO3 — acidic), annotating which side of period 3 gives basic and which gives acidic oxides.</w:t>
             </w:r>
           </w:p>
         </w:tc>
@@ -21444,7 +21444,7 @@
         </w:rPr>
         <w:t xml:space="preserve">© 2026 SeaVuria and ARES. Aligned with KICD objectives. Developed by SeaVuria; technical implementation by ARES (with AI assistance from Claude). Licensed under </w:t>
       </w:r>
-      <w:hyperlink w:history="1" r:id="rIdzmyadiepzhlkrgiuzvmgx">
+      <w:hyperlink w:history="1" r:id="rIdj8e2zbryyq1xaac1jukef">
         <w:r>
           <w:rPr>
             <w:rFonts w:ascii="Arial" w:cs="Arial" w:eastAsia="Arial" w:hAnsi="Arial"/>
@@ -21465,7 +21465,7 @@
         </w:rPr>
         <w:t xml:space="preserve"> (</w:t>
       </w:r>
-      <w:hyperlink w:history="1" r:id="rIdd7-m1sdah9ul1rhrzryed">
+      <w:hyperlink w:history="1" r:id="rIduny00yypca39mvg3c8r0p">
         <w:r>
           <w:rPr>
             <w:rFonts w:ascii="Arial" w:cs="Arial" w:eastAsia="Arial" w:hAnsi="Arial"/>
@@ -22478,7 +22478,7 @@
             <w:pPr>
               <w:spacing w:after="20" w:before="0"/>
             </w:pPr>
-            <w:hyperlink w:history="1" r:id="rIdkzofibabcuygokphpiw6j">
+            <w:hyperlink w:history="1" r:id="rIdc3hgiuqxkt6cvmokniljt">
               <w:r>
                 <w:rPr>
                   <w:rFonts w:ascii="Arial" w:cs="Arial" w:eastAsia="Arial" w:hAnsi="Arial"/>
@@ -22511,7 +22511,7 @@
               <w:spacing w:after="10" w:before="0"/>
               <w:ind w:left="120"/>
             </w:pPr>
-            <w:hyperlink w:history="1" r:id="rIdakwesi4vmmrh0hixeqsiq">
+            <w:hyperlink w:history="1" r:id="rIdifjboai4movihepieffgm">
               <w:r>
                 <w:rPr>
                   <w:rFonts w:ascii="Arial" w:cs="Arial" w:eastAsia="Arial" w:hAnsi="Arial"/>
@@ -22556,7 +22556,7 @@
             <w:pPr>
               <w:spacing w:after="20" w:before="0"/>
             </w:pPr>
-            <w:hyperlink w:history="1" r:id="rId6ihtx3rc8lpmnwf7owwou">
+            <w:hyperlink w:history="1" r:id="rIdhkqgj1mfxhzlmnfmklx7j">
               <w:r>
                 <w:rPr>
                   <w:rFonts w:ascii="Arial" w:cs="Arial" w:eastAsia="Arial" w:hAnsi="Arial"/>
@@ -22589,7 +22589,7 @@
               <w:spacing w:after="10" w:before="0"/>
               <w:ind w:left="120"/>
             </w:pPr>
-            <w:hyperlink w:history="1" r:id="rId78afc7qkbyqboejzzb4lv">
+            <w:hyperlink w:history="1" r:id="rIdoy4tzxztc4p-u7htgyww6">
               <w:r>
                 <w:rPr>
                   <w:rFonts w:ascii="Arial" w:cs="Arial" w:eastAsia="Arial" w:hAnsi="Arial"/>
@@ -22784,7 +22784,7 @@
             <w:pPr>
               <w:spacing w:after="20" w:before="0"/>
             </w:pPr>
-            <w:hyperlink w:history="1" r:id="rIdpatxfc8uveqew5k-z8a3p">
+            <w:hyperlink w:history="1" r:id="rId4enx-tsvpy02ybu8nrx-c">
               <w:r>
                 <w:rPr>
                   <w:rFonts w:ascii="Arial" w:cs="Arial" w:eastAsia="Arial" w:hAnsi="Arial"/>
@@ -22817,7 +22817,7 @@
               <w:spacing w:after="10" w:before="0"/>
               <w:ind w:left="120"/>
             </w:pPr>
-            <w:hyperlink w:history="1" r:id="rIdkg4s4l_ebzgctpiuqyhah">
+            <w:hyperlink w:history="1" r:id="rIdetkmgkekrrlyjnwlmdjss">
               <w:r>
                 <w:rPr>
                   <w:rFonts w:ascii="Arial" w:cs="Arial" w:eastAsia="Arial" w:hAnsi="Arial"/>
@@ -22862,7 +22862,7 @@
             <w:pPr>
               <w:spacing w:after="20" w:before="0"/>
             </w:pPr>
-            <w:hyperlink w:history="1" r:id="rIdyhy1j1ufiau4gho2howjg">
+            <w:hyperlink w:history="1" r:id="rIdx60mxwyauoy1t3sy0rwgu">
               <w:r>
                 <w:rPr>
                   <w:rFonts w:ascii="Arial" w:cs="Arial" w:eastAsia="Arial" w:hAnsi="Arial"/>
@@ -22895,7 +22895,7 @@
               <w:spacing w:after="10" w:before="0"/>
               <w:ind w:left="120"/>
             </w:pPr>
-            <w:hyperlink w:history="1" r:id="rIduhshqfttytyn-j2qxhjcg">
+            <w:hyperlink w:history="1" r:id="rIdiabrptt0en4xoamig2auv">
               <w:r>
                 <w:rPr>
                   <w:rFonts w:ascii="Arial" w:cs="Arial" w:eastAsia="Arial" w:hAnsi="Arial"/>
@@ -23090,7 +23090,7 @@
             <w:pPr>
               <w:spacing w:after="20" w:before="0"/>
             </w:pPr>
-            <w:hyperlink w:history="1" r:id="rIdyescses0xjlaiamysmwmz">
+            <w:hyperlink w:history="1" r:id="rIdcurijq64bg1o84rhy3t10">
               <w:r>
                 <w:rPr>
                   <w:rFonts w:ascii="Arial" w:cs="Arial" w:eastAsia="Arial" w:hAnsi="Arial"/>
@@ -23139,7 +23139,7 @@
               <w:spacing w:after="10" w:before="0"/>
               <w:ind w:left="120"/>
             </w:pPr>
-            <w:hyperlink w:history="1" r:id="rIddvup9h29zlh_ls9dmai0a">
+            <w:hyperlink w:history="1" r:id="rId7fuxhavylw2xoiy2tuosq">
               <w:r>
                 <w:rPr>
                   <w:rFonts w:ascii="Arial" w:cs="Arial" w:eastAsia="Arial" w:hAnsi="Arial"/>
@@ -23184,7 +23184,7 @@
             <w:pPr>
               <w:spacing w:after="20" w:before="0"/>
             </w:pPr>
-            <w:hyperlink w:history="1" r:id="rIdmfqcxmgd0ehc0ltiqwwxv">
+            <w:hyperlink w:history="1" r:id="rId_h8lofqkm9uuoy02gsbie">
               <w:r>
                 <w:rPr>
                   <w:rFonts w:ascii="Arial" w:cs="Arial" w:eastAsia="Arial" w:hAnsi="Arial"/>
@@ -23233,7 +23233,7 @@
               <w:spacing w:after="10" w:before="0"/>
               <w:ind w:left="120"/>
             </w:pPr>
-            <w:hyperlink w:history="1" r:id="rIdogxofqgl8flhxsu2tgnct">
+            <w:hyperlink w:history="1" r:id="rIdiucmjpozkhhe8143at3ma">
               <w:r>
                 <w:rPr>
                   <w:rFonts w:ascii="Arial" w:cs="Arial" w:eastAsia="Arial" w:hAnsi="Arial"/>
@@ -23428,7 +23428,7 @@
             <w:pPr>
               <w:spacing w:after="20" w:before="0"/>
             </w:pPr>
-            <w:hyperlink w:history="1" r:id="rIdfbmdq5ppxe1dw8d7mlryl">
+            <w:hyperlink w:history="1" r:id="rIdwfpgxe1sptprd-hruxhhc">
               <w:r>
                 <w:rPr>
                   <w:rFonts w:ascii="Arial" w:cs="Arial" w:eastAsia="Arial" w:hAnsi="Arial"/>
@@ -23477,7 +23477,7 @@
               <w:spacing w:after="10" w:before="0"/>
               <w:ind w:left="120"/>
             </w:pPr>
-            <w:hyperlink w:history="1" r:id="rIdgbgynywl7xywhs_ipeepf">
+            <w:hyperlink w:history="1" r:id="rIdzf9jmg-wksyfh7kobz0zh">
               <w:r>
                 <w:rPr>
                   <w:rFonts w:ascii="Arial" w:cs="Arial" w:eastAsia="Arial" w:hAnsi="Arial"/>
@@ -23522,7 +23522,7 @@
             <w:pPr>
               <w:spacing w:after="20" w:before="0"/>
             </w:pPr>
-            <w:hyperlink w:history="1" r:id="rIdp5fd9x-x9c0b5mh_3me-z">
+            <w:hyperlink w:history="1" r:id="rId6e0piky6jqtn99p83_jqp">
               <w:r>
                 <w:rPr>
                   <w:rFonts w:ascii="Arial" w:cs="Arial" w:eastAsia="Arial" w:hAnsi="Arial"/>
@@ -23571,7 +23571,7 @@
               <w:spacing w:after="10" w:before="0"/>
               <w:ind w:left="120"/>
             </w:pPr>
-            <w:hyperlink w:history="1" r:id="rId1dnhecpbphn100ty4cqwi">
+            <w:hyperlink w:history="1" r:id="rIdjt28slk-z6nsfzkepgjdp">
               <w:r>
                 <w:rPr>
                   <w:rFonts w:ascii="Arial" w:cs="Arial" w:eastAsia="Arial" w:hAnsi="Arial"/>
@@ -23613,7 +23613,7 @@
                 <w:sz w:val="18"/>
                 <w:szCs w:val="18"/>
               </w:rPr>
-              <w:t xml:space="preserve">The teacher projects or displays the full DQB from Lesson 1 (all student questions posted on sticky notes or a digital board). Working in pairs, students receive a numbered list of all DQB questions. Each pair is assigned 2–3 questions to answer in writing using evidence from specific lessons (e.g., 'We learned this in Lesson 3 when we measured ionisation energies across Period 3'). After 5 minutes of pair writing, the teacher conducts a rapid whole-class DQB review: one pair reads their question aloud, states their evidence-based answer, and nominates another pair to confirm, challenge or extend. Every DQB question is addressed. Questions the class cannot yet fully answer are explicitly acknowledged ('This question — [X] — we have partially answered; here is what we know and here is what further chemistry study will reveal'). The teacher physically moves each sticky note from 'Open Questions' to 'Answered Questions' on the DQB, making the intellectual closure visible and celebratory.</w:t>
+              <w:t xml:space="preserve">The teacher projects or displays the full DQB from Lesson 1 (all student questions posted on sticky notes or a digital board). Working in pairs, students receive a numbered list of all DQB questions. Each pair is assigned 2–3 questions to answer in writing using evidence from specific lessons (e.g., 'We learned this in Lesson 5 when we measured ionisation energies across Period 3'). After 5 minutes of pair writing, the teacher conducts a rapid whole-class DQB review: one pair reads their question aloud, states their evidence-based answer, and nominates another pair to confirm, challenge or extend. Every DQB question is addressed. Questions the class cannot yet fully answer are explicitly acknowledged ('This question — [X] — we have partially answered; here is what we know and here is what further chemistry study will reveal'). The teacher physically moves each sticky note from 'Open Questions' to 'Answered Questions' on the DQB, making the intellectual closure visible and celebratory.</w:t>
             </w:r>
           </w:p>
         </w:tc>
@@ -23766,7 +23766,7 @@
             <w:pPr>
               <w:spacing w:after="20" w:before="0"/>
             </w:pPr>
-            <w:hyperlink w:history="1" r:id="rIdsu_o152cj-tcr0szqfvy3">
+            <w:hyperlink w:history="1" r:id="rIdahzhovchg5ufyws2k-dvb">
               <w:r>
                 <w:rPr>
                   <w:rFonts w:ascii="Arial" w:cs="Arial" w:eastAsia="Arial" w:hAnsi="Arial"/>
@@ -23815,7 +23815,7 @@
               <w:spacing w:after="10" w:before="0"/>
               <w:ind w:left="120"/>
             </w:pPr>
-            <w:hyperlink w:history="1" r:id="rId-zfopnxqq_gk2o536ffs0">
+            <w:hyperlink w:history="1" r:id="rIdetu0zn7s_v31snjijgra6">
               <w:r>
                 <w:rPr>
                   <w:rFonts w:ascii="Arial" w:cs="Arial" w:eastAsia="Arial" w:hAnsi="Arial"/>
@@ -23860,7 +23860,7 @@
             <w:pPr>
               <w:spacing w:after="20" w:before="0"/>
             </w:pPr>
-            <w:hyperlink w:history="1" r:id="rIdpuswfptqvipgvqggav1sf">
+            <w:hyperlink w:history="1" r:id="rIdhmj0-cex-xzdeqyzc2wrg">
               <w:r>
                 <w:rPr>
                   <w:rFonts w:ascii="Arial" w:cs="Arial" w:eastAsia="Arial" w:hAnsi="Arial"/>
@@ -23909,7 +23909,7 @@
               <w:spacing w:after="10" w:before="0"/>
               <w:ind w:left="120"/>
             </w:pPr>
-            <w:hyperlink w:history="1" r:id="rIdi1gxcwr1urkrzpgs3d_9i">
+            <w:hyperlink w:history="1" r:id="rIdrxrsm52wo7lmx5ljocolh">
               <w:r>
                 <w:rPr>
                   <w:rFonts w:ascii="Arial" w:cs="Arial" w:eastAsia="Arial" w:hAnsi="Arial"/>
@@ -24687,7 +24687,7 @@
         </w:rPr>
         <w:t xml:space="preserve">© 2026 SeaVuria and ARES. Aligned with KICD objectives. Developed by SeaVuria; technical implementation by ARES (with AI assistance from Claude). Licensed under </w:t>
       </w:r>
-      <w:hyperlink w:history="1" r:id="rIdvsd4mgoftqxatlupqv6iq">
+      <w:hyperlink w:history="1" r:id="rIduoo-ifxt2qgb901o3v2hu">
         <w:r>
           <w:rPr>
             <w:rFonts w:ascii="Arial" w:cs="Arial" w:eastAsia="Arial" w:hAnsi="Arial"/>
@@ -24708,7 +24708,7 @@
         </w:rPr>
         <w:t xml:space="preserve"> (</w:t>
       </w:r>
-      <w:hyperlink w:history="1" r:id="rId0trqn3cfzbkqfnhtfap4j">
+      <w:hyperlink w:history="1" r:id="rIde4hzfu5q2247iwmwwabtu">
         <w:r>
           <w:rPr>
             <w:rFonts w:ascii="Arial" w:cs="Arial" w:eastAsia="Arial" w:hAnsi="Arial"/>

--- a/data/outputs/v2/Chemistry/SS1.5_Periodicity/Chemistry_Periodicity_CBE_LessonSequence.docx
+++ b/data/outputs/v2/Chemistry/SS1.5_Periodicity/Chemistry_Periodicity_CBE_LessonSequence.docx
@@ -2303,7 +2303,7 @@
         </w:rPr>
         <w:t xml:space="preserve">© 2026 SeaVuria and ARES. This work is licensed under a </w:t>
       </w:r>
-      <w:hyperlink w:history="1" r:id="rIdzxqqq1zz74jw8rfaz6fvx">
+      <w:hyperlink w:history="1" r:id="rId10sz7s27nhadlrgmlcghy">
         <w:r>
           <w:rPr>
             <w:rFonts w:ascii="Arial" w:cs="Arial" w:eastAsia="Arial" w:hAnsi="Arial"/>
@@ -2323,7 +2323,7 @@
         </w:rPr>
         <w:t xml:space="preserve"> (</w:t>
       </w:r>
-      <w:hyperlink w:history="1" r:id="rIdhpltezhnlo8jnow9doawx">
+      <w:hyperlink w:history="1" r:id="rIdm9qkx-3ag01cxmtv3ii5w">
         <w:r>
           <w:rPr>
             <w:rFonts w:ascii="Arial" w:cs="Arial" w:eastAsia="Arial" w:hAnsi="Arial"/>
@@ -2343,7 +2343,7 @@
         </w:rPr>
         <w:t xml:space="preserve">). To view a copy of this license, visit </w:t>
       </w:r>
-      <w:hyperlink w:history="1" r:id="rId2ygg6dxcvnktn3bvsjfuu">
+      <w:hyperlink w:history="1" r:id="rId9gc6omm1ahs0vypnwo_bp">
         <w:r>
           <w:rPr>
             <w:rFonts w:ascii="Arial" w:cs="Arial" w:eastAsia="Arial" w:hAnsi="Arial"/>
@@ -3355,7 +3355,7 @@
             <w:pPr>
               <w:spacing w:after="20" w:before="0"/>
             </w:pPr>
-            <w:hyperlink w:history="1" r:id="rIdqlop0vylnwdgdsrqecdbc">
+            <w:hyperlink w:history="1" r:id="rId-ekbwtl-f8tjulz05s2-6">
               <w:r>
                 <w:rPr>
                   <w:rFonts w:ascii="Arial" w:cs="Arial" w:eastAsia="Arial" w:hAnsi="Arial"/>
@@ -3388,7 +3388,7 @@
               <w:spacing w:after="10" w:before="0"/>
               <w:ind w:left="120"/>
             </w:pPr>
-            <w:hyperlink w:history="1" r:id="rId4zmno0wsdcay1dje8u9cy">
+            <w:hyperlink w:history="1" r:id="rIdhjb5aynesmkqvpooxo-o0">
               <w:r>
                 <w:rPr>
                   <w:rFonts w:ascii="Arial" w:cs="Arial" w:eastAsia="Arial" w:hAnsi="Arial"/>
@@ -3433,7 +3433,7 @@
             <w:pPr>
               <w:spacing w:after="20" w:before="0"/>
             </w:pPr>
-            <w:hyperlink w:history="1" r:id="rIdjfnjdwramhpnjsruj2spj">
+            <w:hyperlink w:history="1" r:id="rIdrb-k9lybn-7xqnjxmaymm">
               <w:r>
                 <w:rPr>
                   <w:rFonts w:ascii="Arial" w:cs="Arial" w:eastAsia="Arial" w:hAnsi="Arial"/>
@@ -3466,7 +3466,7 @@
               <w:spacing w:after="10" w:before="0"/>
               <w:ind w:left="120"/>
             </w:pPr>
-            <w:hyperlink w:history="1" r:id="rIdi2eyxzfzvajii7u7-l3er">
+            <w:hyperlink w:history="1" r:id="rIdg1o3llfnyan340vidzdpa">
               <w:r>
                 <w:rPr>
                   <w:rFonts w:ascii="Arial" w:cs="Arial" w:eastAsia="Arial" w:hAnsi="Arial"/>
@@ -3661,7 +3661,7 @@
             <w:pPr>
               <w:spacing w:after="20" w:before="0"/>
             </w:pPr>
-            <w:hyperlink w:history="1" r:id="rIdxoceqiuac08pru0kpa7w8">
+            <w:hyperlink w:history="1" r:id="rId-mowm2y4caddymgzvrgrh">
               <w:r>
                 <w:rPr>
                   <w:rFonts w:ascii="Arial" w:cs="Arial" w:eastAsia="Arial" w:hAnsi="Arial"/>
@@ -3694,7 +3694,7 @@
               <w:spacing w:after="10" w:before="0"/>
               <w:ind w:left="120"/>
             </w:pPr>
-            <w:hyperlink w:history="1" r:id="rIdqso9niq660kupnu-od8tr">
+            <w:hyperlink w:history="1" r:id="rIdv81mfhfie3br6fh0gjz0l">
               <w:r>
                 <w:rPr>
                   <w:rFonts w:ascii="Arial" w:cs="Arial" w:eastAsia="Arial" w:hAnsi="Arial"/>
@@ -3739,7 +3739,7 @@
             <w:pPr>
               <w:spacing w:after="20" w:before="0"/>
             </w:pPr>
-            <w:hyperlink w:history="1" r:id="rId_gkau7wwxpdb3zhcnrsv-">
+            <w:hyperlink w:history="1" r:id="rIdpuf9ufcgridjleotfooej">
               <w:r>
                 <w:rPr>
                   <w:rFonts w:ascii="Arial" w:cs="Arial" w:eastAsia="Arial" w:hAnsi="Arial"/>
@@ -3772,7 +3772,7 @@
               <w:spacing w:after="10" w:before="0"/>
               <w:ind w:left="120"/>
             </w:pPr>
-            <w:hyperlink w:history="1" r:id="rIdheh44gnuisajsxi1pvqcj">
+            <w:hyperlink w:history="1" r:id="rIdd-rajdg9fai_wtapbpvu7">
               <w:r>
                 <w:rPr>
                   <w:rFonts w:ascii="Arial" w:cs="Arial" w:eastAsia="Arial" w:hAnsi="Arial"/>
@@ -3967,7 +3967,7 @@
             <w:pPr>
               <w:spacing w:after="20" w:before="0"/>
             </w:pPr>
-            <w:hyperlink w:history="1" r:id="rId_qyeq3pzykg6amv9yuw9j">
+            <w:hyperlink w:history="1" r:id="rIdkhw2uufms9sg5gfzzyrst">
               <w:r>
                 <w:rPr>
                   <w:rFonts w:ascii="Arial" w:cs="Arial" w:eastAsia="Arial" w:hAnsi="Arial"/>
@@ -4016,7 +4016,7 @@
               <w:spacing w:after="10" w:before="0"/>
               <w:ind w:left="120"/>
             </w:pPr>
-            <w:hyperlink w:history="1" r:id="rId0mw013ft-s2htp4psft3a">
+            <w:hyperlink w:history="1" r:id="rIdsapqhzumpa0xx1cmhtpkx">
               <w:r>
                 <w:rPr>
                   <w:rFonts w:ascii="Arial" w:cs="Arial" w:eastAsia="Arial" w:hAnsi="Arial"/>
@@ -4061,7 +4061,7 @@
             <w:pPr>
               <w:spacing w:after="20" w:before="0"/>
             </w:pPr>
-            <w:hyperlink w:history="1" r:id="rIduml3406x192eka7qhxe3y">
+            <w:hyperlink w:history="1" r:id="rId3p_r4khnsjgqy4ldc0m2s">
               <w:r>
                 <w:rPr>
                   <w:rFonts w:ascii="Arial" w:cs="Arial" w:eastAsia="Arial" w:hAnsi="Arial"/>
@@ -4094,7 +4094,7 @@
               <w:spacing w:after="10" w:before="0"/>
               <w:ind w:left="120"/>
             </w:pPr>
-            <w:hyperlink w:history="1" r:id="rId5n6ecghlhwqm_o-5lsowx">
+            <w:hyperlink w:history="1" r:id="rIdo6hqvohhavcujwu-o1vak">
               <w:r>
                 <w:rPr>
                   <w:rFonts w:ascii="Arial" w:cs="Arial" w:eastAsia="Arial" w:hAnsi="Arial"/>
@@ -4289,7 +4289,7 @@
             <w:pPr>
               <w:spacing w:after="20" w:before="0"/>
             </w:pPr>
-            <w:hyperlink w:history="1" r:id="rIdqz5vmkfj-3wpbw8nzqnst">
+            <w:hyperlink w:history="1" r:id="rIduwvprsoyktvlxqmvk1q1q">
               <w:r>
                 <w:rPr>
                   <w:rFonts w:ascii="Arial" w:cs="Arial" w:eastAsia="Arial" w:hAnsi="Arial"/>
@@ -4338,7 +4338,7 @@
               <w:spacing w:after="10" w:before="0"/>
               <w:ind w:left="120"/>
             </w:pPr>
-            <w:hyperlink w:history="1" r:id="rId76kaes3vhzmwezodwqqro">
+            <w:hyperlink w:history="1" r:id="rIdmcg7z8-moqp2dr__9nl8q">
               <w:r>
                 <w:rPr>
                   <w:rFonts w:ascii="Arial" w:cs="Arial" w:eastAsia="Arial" w:hAnsi="Arial"/>
@@ -4383,7 +4383,7 @@
             <w:pPr>
               <w:spacing w:after="20" w:before="0"/>
             </w:pPr>
-            <w:hyperlink w:history="1" r:id="rIdnkeitmcmx0_ewa3x-nm1x">
+            <w:hyperlink w:history="1" r:id="rIdqyz8hmwdgr7idwk4jjbve">
               <w:r>
                 <w:rPr>
                   <w:rFonts w:ascii="Arial" w:cs="Arial" w:eastAsia="Arial" w:hAnsi="Arial"/>
@@ -4416,7 +4416,7 @@
               <w:spacing w:after="10" w:before="0"/>
               <w:ind w:left="120"/>
             </w:pPr>
-            <w:hyperlink w:history="1" r:id="rIdl5twpaaeojpvrbkq9oezr">
+            <w:hyperlink w:history="1" r:id="rId6tmbcw4hu2nm7gp5guj1-">
               <w:r>
                 <w:rPr>
                   <w:rFonts w:ascii="Arial" w:cs="Arial" w:eastAsia="Arial" w:hAnsi="Arial"/>
@@ -4611,7 +4611,7 @@
             <w:pPr>
               <w:spacing w:after="20" w:before="0"/>
             </w:pPr>
-            <w:hyperlink w:history="1" r:id="rIddj9fmpdrpe1aauz-4pecj">
+            <w:hyperlink w:history="1" r:id="rId07_jqdoarob0xrgptltqa">
               <w:r>
                 <w:rPr>
                   <w:rFonts w:ascii="Arial" w:cs="Arial" w:eastAsia="Arial" w:hAnsi="Arial"/>
@@ -4660,7 +4660,7 @@
               <w:spacing w:after="10" w:before="0"/>
               <w:ind w:left="120"/>
             </w:pPr>
-            <w:hyperlink w:history="1" r:id="rIdsqt9roo7-24dw0ovca-z8">
+            <w:hyperlink w:history="1" r:id="rIdkqjog5ssej1xv4cbv1tri">
               <w:r>
                 <w:rPr>
                   <w:rFonts w:ascii="Arial" w:cs="Arial" w:eastAsia="Arial" w:hAnsi="Arial"/>
@@ -4705,7 +4705,7 @@
             <w:pPr>
               <w:spacing w:after="20" w:before="0"/>
             </w:pPr>
-            <w:hyperlink w:history="1" r:id="rIdnh1yt5qdzsvbpwn8lagej">
+            <w:hyperlink w:history="1" r:id="rIdj8kyx4em8ovf6dhx-ecqp">
               <w:r>
                 <w:rPr>
                   <w:rFonts w:ascii="Arial" w:cs="Arial" w:eastAsia="Arial" w:hAnsi="Arial"/>
@@ -4754,7 +4754,7 @@
               <w:spacing w:after="10" w:before="0"/>
               <w:ind w:left="120"/>
             </w:pPr>
-            <w:hyperlink w:history="1" r:id="rIdli4is8zhxxam44ayjwwgk">
+            <w:hyperlink w:history="1" r:id="rIds3hoaz5c4wsizevjhv3ir">
               <w:r>
                 <w:rPr>
                   <w:rFonts w:ascii="Arial" w:cs="Arial" w:eastAsia="Arial" w:hAnsi="Arial"/>
@@ -5266,7 +5266,7 @@
         </w:rPr>
         <w:t xml:space="preserve">© 2026 SeaVuria and ARES. Aligned with KICD objectives. Developed by SeaVuria; technical implementation by ARES (with AI assistance from Claude). Licensed under </w:t>
       </w:r>
-      <w:hyperlink w:history="1" r:id="rIdcdbge4qrtxxczjnqmk-db">
+      <w:hyperlink w:history="1" r:id="rIdtqcvbg8u4hym_fbn9ey5-">
         <w:r>
           <w:rPr>
             <w:rFonts w:ascii="Arial" w:cs="Arial" w:eastAsia="Arial" w:hAnsi="Arial"/>
@@ -5287,7 +5287,7 @@
         </w:rPr>
         <w:t xml:space="preserve"> (</w:t>
       </w:r>
-      <w:hyperlink w:history="1" r:id="rIdnbu_rs6e7j1sw5_im13ic">
+      <w:hyperlink w:history="1" r:id="rIdwadz4xfd7fjdv4kdbh2ae">
         <w:r>
           <w:rPr>
             <w:rFonts w:ascii="Arial" w:cs="Arial" w:eastAsia="Arial" w:hAnsi="Arial"/>
@@ -6300,7 +6300,7 @@
             <w:pPr>
               <w:spacing w:after="20" w:before="0"/>
             </w:pPr>
-            <w:hyperlink w:history="1" r:id="rIdtyoibqgsznafkvjhamfse">
+            <w:hyperlink w:history="1" r:id="rIdwlbxqizntjjaq5pf71cak">
               <w:r>
                 <w:rPr>
                   <w:rFonts w:ascii="Arial" w:cs="Arial" w:eastAsia="Arial" w:hAnsi="Arial"/>
@@ -6333,7 +6333,7 @@
               <w:spacing w:after="10" w:before="0"/>
               <w:ind w:left="120"/>
             </w:pPr>
-            <w:hyperlink w:history="1" r:id="rId2obqrgtg7etysba0ydzfl">
+            <w:hyperlink w:history="1" r:id="rId3roevcfun2xlj9tzko_hq">
               <w:r>
                 <w:rPr>
                   <w:rFonts w:ascii="Arial" w:cs="Arial" w:eastAsia="Arial" w:hAnsi="Arial"/>
@@ -6378,7 +6378,7 @@
             <w:pPr>
               <w:spacing w:after="20" w:before="0"/>
             </w:pPr>
-            <w:hyperlink w:history="1" r:id="rIde_b6io8vq-hcezn2p-ymx">
+            <w:hyperlink w:history="1" r:id="rIdifywlmi1sxxwou3jgzpfh">
               <w:r>
                 <w:rPr>
                   <w:rFonts w:ascii="Arial" w:cs="Arial" w:eastAsia="Arial" w:hAnsi="Arial"/>
@@ -6411,7 +6411,7 @@
               <w:spacing w:after="10" w:before="0"/>
               <w:ind w:left="120"/>
             </w:pPr>
-            <w:hyperlink w:history="1" r:id="rIdna9gxisegc_ruecxqfesj">
+            <w:hyperlink w:history="1" r:id="rIds1yxdjy5xjokfheemd_zo">
               <w:r>
                 <w:rPr>
                   <w:rFonts w:ascii="Arial" w:cs="Arial" w:eastAsia="Arial" w:hAnsi="Arial"/>
@@ -6606,7 +6606,7 @@
             <w:pPr>
               <w:spacing w:after="20" w:before="0"/>
             </w:pPr>
-            <w:hyperlink w:history="1" r:id="rIdiriw6dzlbrjc3aw-mcutw">
+            <w:hyperlink w:history="1" r:id="rId_nzktiz-dqvaeshhig4fd">
               <w:r>
                 <w:rPr>
                   <w:rFonts w:ascii="Arial" w:cs="Arial" w:eastAsia="Arial" w:hAnsi="Arial"/>
@@ -6639,7 +6639,7 @@
               <w:spacing w:after="10" w:before="0"/>
               <w:ind w:left="120"/>
             </w:pPr>
-            <w:hyperlink w:history="1" r:id="rIdu51qjz_8srwwpkjl3m9tb">
+            <w:hyperlink w:history="1" r:id="rId_mu1zdibfvjwojnvqqqgr">
               <w:r>
                 <w:rPr>
                   <w:rFonts w:ascii="Arial" w:cs="Arial" w:eastAsia="Arial" w:hAnsi="Arial"/>
@@ -6684,7 +6684,7 @@
             <w:pPr>
               <w:spacing w:after="20" w:before="0"/>
             </w:pPr>
-            <w:hyperlink w:history="1" r:id="rId3lfp_9gjxosowlp-49jzb">
+            <w:hyperlink w:history="1" r:id="rIdimqdswsr6dgu6erbihlnx">
               <w:r>
                 <w:rPr>
                   <w:rFonts w:ascii="Arial" w:cs="Arial" w:eastAsia="Arial" w:hAnsi="Arial"/>
@@ -6717,7 +6717,7 @@
               <w:spacing w:after="10" w:before="0"/>
               <w:ind w:left="120"/>
             </w:pPr>
-            <w:hyperlink w:history="1" r:id="rIdxp_bz4gww-oe1tczoncol">
+            <w:hyperlink w:history="1" r:id="rIdmnm_zrwz0glgwxcdayl1t">
               <w:r>
                 <w:rPr>
                   <w:rFonts w:ascii="Arial" w:cs="Arial" w:eastAsia="Arial" w:hAnsi="Arial"/>
@@ -6912,7 +6912,7 @@
             <w:pPr>
               <w:spacing w:after="20" w:before="0"/>
             </w:pPr>
-            <w:hyperlink w:history="1" r:id="rIdbf586pf-2ydooovnnlbkk">
+            <w:hyperlink w:history="1" r:id="rIdwdtkpjdcg3avibscj7480">
               <w:r>
                 <w:rPr>
                   <w:rFonts w:ascii="Arial" w:cs="Arial" w:eastAsia="Arial" w:hAnsi="Arial"/>
@@ -6945,7 +6945,7 @@
               <w:spacing w:after="10" w:before="0"/>
               <w:ind w:left="120"/>
             </w:pPr>
-            <w:hyperlink w:history="1" r:id="rIdhwuspnuabzv8scupka7jk">
+            <w:hyperlink w:history="1" r:id="rIdat5dus134s9rrxwojwbxk">
               <w:r>
                 <w:rPr>
                   <w:rFonts w:ascii="Arial" w:cs="Arial" w:eastAsia="Arial" w:hAnsi="Arial"/>
@@ -6990,7 +6990,7 @@
             <w:pPr>
               <w:spacing w:after="20" w:before="0"/>
             </w:pPr>
-            <w:hyperlink w:history="1" r:id="rId_vkavft1vqf9mem_rerkb">
+            <w:hyperlink w:history="1" r:id="rIdbpv5x5k_fvhwynfoqg8oe">
               <w:r>
                 <w:rPr>
                   <w:rFonts w:ascii="Arial" w:cs="Arial" w:eastAsia="Arial" w:hAnsi="Arial"/>
@@ -7023,7 +7023,7 @@
               <w:spacing w:after="10" w:before="0"/>
               <w:ind w:left="120"/>
             </w:pPr>
-            <w:hyperlink w:history="1" r:id="rIdsm1g-sct9mrbgidzrstvc">
+            <w:hyperlink w:history="1" r:id="rId7bjlaiuro5lsid6omra1k">
               <w:r>
                 <w:rPr>
                   <w:rFonts w:ascii="Arial" w:cs="Arial" w:eastAsia="Arial" w:hAnsi="Arial"/>
@@ -7218,7 +7218,7 @@
             <w:pPr>
               <w:spacing w:after="20" w:before="0"/>
             </w:pPr>
-            <w:hyperlink w:history="1" r:id="rIdxnvfmbpcq9unhxqhl88j3">
+            <w:hyperlink w:history="1" r:id="rIdxnpwutp8tmdp04o_g0rav">
               <w:r>
                 <w:rPr>
                   <w:rFonts w:ascii="Arial" w:cs="Arial" w:eastAsia="Arial" w:hAnsi="Arial"/>
@@ -7251,7 +7251,7 @@
               <w:spacing w:after="10" w:before="0"/>
               <w:ind w:left="120"/>
             </w:pPr>
-            <w:hyperlink w:history="1" r:id="rId1djl4-zunt7kx1wn8qtht">
+            <w:hyperlink w:history="1" r:id="rIda6ds9p70w1gffyhvj_acz">
               <w:r>
                 <w:rPr>
                   <w:rFonts w:ascii="Arial" w:cs="Arial" w:eastAsia="Arial" w:hAnsi="Arial"/>
@@ -7296,7 +7296,7 @@
             <w:pPr>
               <w:spacing w:after="20" w:before="0"/>
             </w:pPr>
-            <w:hyperlink w:history="1" r:id="rIdwygzjf6_arnav2urgpnhv">
+            <w:hyperlink w:history="1" r:id="rId_mcgwpxii1x5xn6oibnhb">
               <w:r>
                 <w:rPr>
                   <w:rFonts w:ascii="Arial" w:cs="Arial" w:eastAsia="Arial" w:hAnsi="Arial"/>
@@ -7329,7 +7329,7 @@
               <w:spacing w:after="10" w:before="0"/>
               <w:ind w:left="120"/>
             </w:pPr>
-            <w:hyperlink w:history="1" r:id="rIdbp4k1br5tz5t2hnlsrxdh">
+            <w:hyperlink w:history="1" r:id="rIdevz158pwamrhjaxvsnnev">
               <w:r>
                 <w:rPr>
                   <w:rFonts w:ascii="Arial" w:cs="Arial" w:eastAsia="Arial" w:hAnsi="Arial"/>
@@ -7524,7 +7524,7 @@
             <w:pPr>
               <w:spacing w:after="20" w:before="0"/>
             </w:pPr>
-            <w:hyperlink w:history="1" r:id="rIdxsd9_uhdtrutz6nz2mdkn">
+            <w:hyperlink w:history="1" r:id="rIdybe3slwhq4w4pxx8t8egv">
               <w:r>
                 <w:rPr>
                   <w:rFonts w:ascii="Arial" w:cs="Arial" w:eastAsia="Arial" w:hAnsi="Arial"/>
@@ -7557,7 +7557,7 @@
               <w:spacing w:after="10" w:before="0"/>
               <w:ind w:left="120"/>
             </w:pPr>
-            <w:hyperlink w:history="1" r:id="rIdj5bt8x3qnjk3uzxem8pl3">
+            <w:hyperlink w:history="1" r:id="rId9mxpgbbudnrh4ug5hpngq">
               <w:r>
                 <w:rPr>
                   <w:rFonts w:ascii="Arial" w:cs="Arial" w:eastAsia="Arial" w:hAnsi="Arial"/>
@@ -7602,7 +7602,7 @@
             <w:pPr>
               <w:spacing w:after="20" w:before="0"/>
             </w:pPr>
-            <w:hyperlink w:history="1" r:id="rIdgg6qvnr-zlt6g_4dnrbmb">
+            <w:hyperlink w:history="1" r:id="rIdjq8nnc2giiwuhgaek1q9e">
               <w:r>
                 <w:rPr>
                   <w:rFonts w:ascii="Arial" w:cs="Arial" w:eastAsia="Arial" w:hAnsi="Arial"/>
@@ -7635,7 +7635,7 @@
               <w:spacing w:after="10" w:before="0"/>
               <w:ind w:left="120"/>
             </w:pPr>
-            <w:hyperlink w:history="1" r:id="rId8r1yuzmjini8bcuobpua3">
+            <w:hyperlink w:history="1" r:id="rIdr6w-j1pynamb3qwect4sb">
               <w:r>
                 <w:rPr>
                   <w:rFonts w:ascii="Arial" w:cs="Arial" w:eastAsia="Arial" w:hAnsi="Arial"/>
@@ -8147,7 +8147,7 @@
         </w:rPr>
         <w:t xml:space="preserve">© 2026 SeaVuria and ARES. Aligned with KICD objectives. Developed by SeaVuria; technical implementation by ARES (with AI assistance from Claude). Licensed under </w:t>
       </w:r>
-      <w:hyperlink w:history="1" r:id="rIdotcs1ry58vubkivsxzorx">
+      <w:hyperlink w:history="1" r:id="rIdfsykynubfm5caa2035eya">
         <w:r>
           <w:rPr>
             <w:rFonts w:ascii="Arial" w:cs="Arial" w:eastAsia="Arial" w:hAnsi="Arial"/>
@@ -8168,7 +8168,7 @@
         </w:rPr>
         <w:t xml:space="preserve"> (</w:t>
       </w:r>
-      <w:hyperlink w:history="1" r:id="rIdqswxplmsbdaftiuf5drqt">
+      <w:hyperlink w:history="1" r:id="rIdoy6wyav0u79mu-ubumobm">
         <w:r>
           <w:rPr>
             <w:rFonts w:ascii="Arial" w:cs="Arial" w:eastAsia="Arial" w:hAnsi="Arial"/>
@@ -9181,7 +9181,7 @@
             <w:pPr>
               <w:spacing w:after="20" w:before="0"/>
             </w:pPr>
-            <w:hyperlink w:history="1" r:id="rIdqht_q6abvbysf2zvsq_y4">
+            <w:hyperlink w:history="1" r:id="rIdxugygy1zlsoz-l8lcco7x">
               <w:r>
                 <w:rPr>
                   <w:rFonts w:ascii="Arial" w:cs="Arial" w:eastAsia="Arial" w:hAnsi="Arial"/>
@@ -9214,7 +9214,7 @@
               <w:spacing w:after="10" w:before="0"/>
               <w:ind w:left="120"/>
             </w:pPr>
-            <w:hyperlink w:history="1" r:id="rIdbu4ojfynh372xlve78ift">
+            <w:hyperlink w:history="1" r:id="rIdl1vzsfev6i2vwll00sxcv">
               <w:r>
                 <w:rPr>
                   <w:rFonts w:ascii="Arial" w:cs="Arial" w:eastAsia="Arial" w:hAnsi="Arial"/>
@@ -9259,7 +9259,7 @@
             <w:pPr>
               <w:spacing w:after="20" w:before="0"/>
             </w:pPr>
-            <w:hyperlink w:history="1" r:id="rIdyty7xu8r6d5ncenqjttvs">
+            <w:hyperlink w:history="1" r:id="rIdic9x2yt2yglzluuttczfv">
               <w:r>
                 <w:rPr>
                   <w:rFonts w:ascii="Arial" w:cs="Arial" w:eastAsia="Arial" w:hAnsi="Arial"/>
@@ -9292,7 +9292,7 @@
               <w:spacing w:after="10" w:before="0"/>
               <w:ind w:left="120"/>
             </w:pPr>
-            <w:hyperlink w:history="1" r:id="rIdivzfmkfwtuorlbytgaalw">
+            <w:hyperlink w:history="1" r:id="rIdw8qsqofzwfvqwjagebh1x">
               <w:r>
                 <w:rPr>
                   <w:rFonts w:ascii="Arial" w:cs="Arial" w:eastAsia="Arial" w:hAnsi="Arial"/>
@@ -9639,7 +9639,7 @@
             <w:pPr>
               <w:spacing w:after="20" w:before="0"/>
             </w:pPr>
-            <w:hyperlink w:history="1" r:id="rIdjrgclyxiwwhifbhwv_-sw">
+            <w:hyperlink w:history="1" r:id="rIdkp0pzyerjhqseuthuhhek">
               <w:r>
                 <w:rPr>
                   <w:rFonts w:ascii="Arial" w:cs="Arial" w:eastAsia="Arial" w:hAnsi="Arial"/>
@@ -9672,7 +9672,7 @@
               <w:spacing w:after="10" w:before="0"/>
               <w:ind w:left="120"/>
             </w:pPr>
-            <w:hyperlink w:history="1" r:id="rIdejprbonfepdxs4_cusdyx">
+            <w:hyperlink w:history="1" r:id="rIdnvkizs-eekusgx86ar9st">
               <w:r>
                 <w:rPr>
                   <w:rFonts w:ascii="Arial" w:cs="Arial" w:eastAsia="Arial" w:hAnsi="Arial"/>
@@ -9717,7 +9717,7 @@
             <w:pPr>
               <w:spacing w:after="20" w:before="0"/>
             </w:pPr>
-            <w:hyperlink w:history="1" r:id="rIdaxz2wshqyyro2pyw7hqiv">
+            <w:hyperlink w:history="1" r:id="rIdneqpzfyzhvwqsc9tjcy6b">
               <w:r>
                 <w:rPr>
                   <w:rFonts w:ascii="Arial" w:cs="Arial" w:eastAsia="Arial" w:hAnsi="Arial"/>
@@ -9750,7 +9750,7 @@
               <w:spacing w:after="10" w:before="0"/>
               <w:ind w:left="120"/>
             </w:pPr>
-            <w:hyperlink w:history="1" r:id="rIddzsyhogqubzxpqtojo3mj">
+            <w:hyperlink w:history="1" r:id="rIdig_hylkhilnop3vdll6y1">
               <w:r>
                 <w:rPr>
                   <w:rFonts w:ascii="Arial" w:cs="Arial" w:eastAsia="Arial" w:hAnsi="Arial"/>
@@ -10325,7 +10325,7 @@
             <w:pPr>
               <w:spacing w:after="20" w:before="0"/>
             </w:pPr>
-            <w:hyperlink w:history="1" r:id="rIdzcrcvsgqkv43lgorxdcuj">
+            <w:hyperlink w:history="1" r:id="rIdybcqi44thy6y9qytayns_">
               <w:r>
                 <w:rPr>
                   <w:rFonts w:ascii="Arial" w:cs="Arial" w:eastAsia="Arial" w:hAnsi="Arial"/>
@@ -10374,7 +10374,7 @@
               <w:spacing w:after="10" w:before="0"/>
               <w:ind w:left="120"/>
             </w:pPr>
-            <w:hyperlink w:history="1" r:id="rIdjt6bluqxw4zo01u41nihp">
+            <w:hyperlink w:history="1" r:id="rIdfrecqa5ggmhesrsvynyje">
               <w:r>
                 <w:rPr>
                   <w:rFonts w:ascii="Arial" w:cs="Arial" w:eastAsia="Arial" w:hAnsi="Arial"/>
@@ -10419,7 +10419,7 @@
             <w:pPr>
               <w:spacing w:after="20" w:before="0"/>
             </w:pPr>
-            <w:hyperlink w:history="1" r:id="rIdfqv4gplg3vhj-r99hfxmj">
+            <w:hyperlink w:history="1" r:id="rIdtxsijl58nlxwfgg19oeqk">
               <w:r>
                 <w:rPr>
                   <w:rFonts w:ascii="Arial" w:cs="Arial" w:eastAsia="Arial" w:hAnsi="Arial"/>
@@ -10452,7 +10452,7 @@
               <w:spacing w:after="10" w:before="0"/>
               <w:ind w:left="120"/>
             </w:pPr>
-            <w:hyperlink w:history="1" r:id="rIdbsl8g5nq2vbmrqi-gfm0n">
+            <w:hyperlink w:history="1" r:id="rIdvzj656gn7jtraxymbmktd">
               <w:r>
                 <w:rPr>
                   <w:rFonts w:ascii="Arial" w:cs="Arial" w:eastAsia="Arial" w:hAnsi="Arial"/>
@@ -10989,7 +10989,7 @@
             <w:pPr>
               <w:spacing w:after="20" w:before="0"/>
             </w:pPr>
-            <w:hyperlink w:history="1" r:id="rIdb4k3a18rv015vggpzkd30">
+            <w:hyperlink w:history="1" r:id="rId9zuiyvrbfvgidmhlfnm4k">
               <w:r>
                 <w:rPr>
                   <w:rFonts w:ascii="Arial" w:cs="Arial" w:eastAsia="Arial" w:hAnsi="Arial"/>
@@ -11038,7 +11038,7 @@
               <w:spacing w:after="10" w:before="0"/>
               <w:ind w:left="120"/>
             </w:pPr>
-            <w:hyperlink w:history="1" r:id="rIdyzy9yvuwtgmn4hlwscv3-">
+            <w:hyperlink w:history="1" r:id="rIdvckddgmgcrh5qz6adaby5">
               <w:r>
                 <w:rPr>
                   <w:rFonts w:ascii="Arial" w:cs="Arial" w:eastAsia="Arial" w:hAnsi="Arial"/>
@@ -11083,7 +11083,7 @@
             <w:pPr>
               <w:spacing w:after="20" w:before="0"/>
             </w:pPr>
-            <w:hyperlink w:history="1" r:id="rIdortmf5ycj7y17u7mfu3wf">
+            <w:hyperlink w:history="1" r:id="rIdzczfs98kr6wahrheoagmy">
               <w:r>
                 <w:rPr>
                   <w:rFonts w:ascii="Arial" w:cs="Arial" w:eastAsia="Arial" w:hAnsi="Arial"/>
@@ -11116,7 +11116,7 @@
               <w:spacing w:after="10" w:before="0"/>
               <w:ind w:left="120"/>
             </w:pPr>
-            <w:hyperlink w:history="1" r:id="rIdmlohqyjadh-jrig3a-jcn">
+            <w:hyperlink w:history="1" r:id="rIdsp4fbqwnad_wjvzcldyfo">
               <w:r>
                 <w:rPr>
                   <w:rFonts w:ascii="Arial" w:cs="Arial" w:eastAsia="Arial" w:hAnsi="Arial"/>
@@ -11539,7 +11539,7 @@
             <w:pPr>
               <w:spacing w:after="20" w:before="0"/>
             </w:pPr>
-            <w:hyperlink w:history="1" r:id="rIdocztyemr02fay0pijbn6u">
+            <w:hyperlink w:history="1" r:id="rIdnzxfvv2fnqoas8gufoohv">
               <w:r>
                 <w:rPr>
                   <w:rFonts w:ascii="Arial" w:cs="Arial" w:eastAsia="Arial" w:hAnsi="Arial"/>
@@ -11588,7 +11588,7 @@
               <w:spacing w:after="10" w:before="0"/>
               <w:ind w:left="120"/>
             </w:pPr>
-            <w:hyperlink w:history="1" r:id="rId-flttzgqk-faxvaxyclsj">
+            <w:hyperlink w:history="1" r:id="rIdozp4vdiqnkfthpvzrqp1v">
               <w:r>
                 <w:rPr>
                   <w:rFonts w:ascii="Arial" w:cs="Arial" w:eastAsia="Arial" w:hAnsi="Arial"/>
@@ -11633,7 +11633,7 @@
             <w:pPr>
               <w:spacing w:after="20" w:before="0"/>
             </w:pPr>
-            <w:hyperlink w:history="1" r:id="rId393lmqw-_7eqm90txyigw">
+            <w:hyperlink w:history="1" r:id="rIdf-jtz-7tmqaurfxvsbuyj">
               <w:r>
                 <w:rPr>
                   <w:rFonts w:ascii="Arial" w:cs="Arial" w:eastAsia="Arial" w:hAnsi="Arial"/>
@@ -11666,7 +11666,7 @@
               <w:spacing w:after="10" w:before="0"/>
               <w:ind w:left="120"/>
             </w:pPr>
-            <w:hyperlink w:history="1" r:id="rId2g_x5aqaax90ewnsufnxw">
+            <w:hyperlink w:history="1" r:id="rId-fux1zvzznd2kxxo-kour">
               <w:r>
                 <w:rPr>
                   <w:rFonts w:ascii="Arial" w:cs="Arial" w:eastAsia="Arial" w:hAnsi="Arial"/>
@@ -12482,7 +12482,7 @@
         </w:rPr>
         <w:t xml:space="preserve">© 2026 SeaVuria and ARES. Aligned with KICD objectives. Developed by SeaVuria; technical implementation by ARES (with AI assistance from Claude). Licensed under </w:t>
       </w:r>
-      <w:hyperlink w:history="1" r:id="rIdfdlntkpaliakxojxllxvz">
+      <w:hyperlink w:history="1" r:id="rId0ocx5bwtewopy-gbcjvbx">
         <w:r>
           <w:rPr>
             <w:rFonts w:ascii="Arial" w:cs="Arial" w:eastAsia="Arial" w:hAnsi="Arial"/>
@@ -12503,7 +12503,7 @@
         </w:rPr>
         <w:t xml:space="preserve"> (</w:t>
       </w:r>
-      <w:hyperlink w:history="1" r:id="rIdiuyw0jgto58kou5q-aehh">
+      <w:hyperlink w:history="1" r:id="rIduhvdafjwlanus1yxrjftw">
         <w:r>
           <w:rPr>
             <w:rFonts w:ascii="Arial" w:cs="Arial" w:eastAsia="Arial" w:hAnsi="Arial"/>
@@ -13516,7 +13516,7 @@
             <w:pPr>
               <w:spacing w:after="20" w:before="0"/>
             </w:pPr>
-            <w:hyperlink w:history="1" r:id="rIdy2swl91ct8d6wbpl5fv2b">
+            <w:hyperlink w:history="1" r:id="rIdaqcv0ixxwn8uur-jt24ok">
               <w:r>
                 <w:rPr>
                   <w:rFonts w:ascii="Arial" w:cs="Arial" w:eastAsia="Arial" w:hAnsi="Arial"/>
@@ -13549,7 +13549,7 @@
               <w:spacing w:after="10" w:before="0"/>
               <w:ind w:left="120"/>
             </w:pPr>
-            <w:hyperlink w:history="1" r:id="rIdpzq0y69nqqsgjs4dbquq3">
+            <w:hyperlink w:history="1" r:id="rIdhl6f3wy_f1mmzoeuc8-fb">
               <w:r>
                 <w:rPr>
                   <w:rFonts w:ascii="Arial" w:cs="Arial" w:eastAsia="Arial" w:hAnsi="Arial"/>
@@ -13594,7 +13594,7 @@
             <w:pPr>
               <w:spacing w:after="20" w:before="0"/>
             </w:pPr>
-            <w:hyperlink w:history="1" r:id="rId-lno7g-6os2av-m0oo1xj">
+            <w:hyperlink w:history="1" r:id="rIdqefbsf9tuhyexlhd7toly">
               <w:r>
                 <w:rPr>
                   <w:rFonts w:ascii="Arial" w:cs="Arial" w:eastAsia="Arial" w:hAnsi="Arial"/>
@@ -13627,7 +13627,7 @@
               <w:spacing w:after="10" w:before="0"/>
               <w:ind w:left="120"/>
             </w:pPr>
-            <w:hyperlink w:history="1" r:id="rIdsolzz2qgvtsranhb0vaje">
+            <w:hyperlink w:history="1" r:id="rIdo-hhoi_yp08wonpsgl5nl">
               <w:r>
                 <w:rPr>
                   <w:rFonts w:ascii="Arial" w:cs="Arial" w:eastAsia="Arial" w:hAnsi="Arial"/>
@@ -13822,7 +13822,7 @@
             <w:pPr>
               <w:spacing w:after="20" w:before="0"/>
             </w:pPr>
-            <w:hyperlink w:history="1" r:id="rId9tmadls9zt8rxfwlkc9mk">
+            <w:hyperlink w:history="1" r:id="rIdq4tnj3maoemecf2ibjz4m">
               <w:r>
                 <w:rPr>
                   <w:rFonts w:ascii="Arial" w:cs="Arial" w:eastAsia="Arial" w:hAnsi="Arial"/>
@@ -13855,7 +13855,7 @@
               <w:spacing w:after="10" w:before="0"/>
               <w:ind w:left="120"/>
             </w:pPr>
-            <w:hyperlink w:history="1" r:id="rId6jr811kvmgm3ng0c0ieim">
+            <w:hyperlink w:history="1" r:id="rIdgseblntts-2rllnnuj8lj">
               <w:r>
                 <w:rPr>
                   <w:rFonts w:ascii="Arial" w:cs="Arial" w:eastAsia="Arial" w:hAnsi="Arial"/>
@@ -13900,7 +13900,7 @@
             <w:pPr>
               <w:spacing w:after="20" w:before="0"/>
             </w:pPr>
-            <w:hyperlink w:history="1" r:id="rIdzio24i_egnw8w0adfqtsw">
+            <w:hyperlink w:history="1" r:id="rId6x16lmswemfbazm0th_qw">
               <w:r>
                 <w:rPr>
                   <w:rFonts w:ascii="Arial" w:cs="Arial" w:eastAsia="Arial" w:hAnsi="Arial"/>
@@ -13933,7 +13933,7 @@
               <w:spacing w:after="10" w:before="0"/>
               <w:ind w:left="120"/>
             </w:pPr>
-            <w:hyperlink w:history="1" r:id="rId1d1aw-kj5i56z_yisw0ho">
+            <w:hyperlink w:history="1" r:id="rIdltgennu8wmygn3mgjzbqs">
               <w:r>
                 <w:rPr>
                   <w:rFonts w:ascii="Arial" w:cs="Arial" w:eastAsia="Arial" w:hAnsi="Arial"/>
@@ -14128,7 +14128,7 @@
             <w:pPr>
               <w:spacing w:after="20" w:before="0"/>
             </w:pPr>
-            <w:hyperlink w:history="1" r:id="rIdqlzrd1tregtifakcq6q9e">
+            <w:hyperlink w:history="1" r:id="rId-po5axo7v7pgby0o7tvtb">
               <w:r>
                 <w:rPr>
                   <w:rFonts w:ascii="Arial" w:cs="Arial" w:eastAsia="Arial" w:hAnsi="Arial"/>
@@ -14177,7 +14177,7 @@
               <w:spacing w:after="10" w:before="0"/>
               <w:ind w:left="120"/>
             </w:pPr>
-            <w:hyperlink w:history="1" r:id="rId_igymj8bfha9yrldfgb2v">
+            <w:hyperlink w:history="1" r:id="rIdjmyibhcelhcfj2du2umaj">
               <w:r>
                 <w:rPr>
                   <w:rFonts w:ascii="Arial" w:cs="Arial" w:eastAsia="Arial" w:hAnsi="Arial"/>
@@ -14222,7 +14222,7 @@
             <w:pPr>
               <w:spacing w:after="20" w:before="0"/>
             </w:pPr>
-            <w:hyperlink w:history="1" r:id="rIdca1wjoiecswuxw_hbcuyo">
+            <w:hyperlink w:history="1" r:id="rIdmpfvw4anfnj9jhvwzmmjo">
               <w:r>
                 <w:rPr>
                   <w:rFonts w:ascii="Arial" w:cs="Arial" w:eastAsia="Arial" w:hAnsi="Arial"/>
@@ -14255,7 +14255,7 @@
               <w:spacing w:after="10" w:before="0"/>
               <w:ind w:left="120"/>
             </w:pPr>
-            <w:hyperlink w:history="1" r:id="rIdmsojxp7zwmpunsdid9u1w">
+            <w:hyperlink w:history="1" r:id="rId89m4s9yxi1d9wec53jsbf">
               <w:r>
                 <w:rPr>
                   <w:rFonts w:ascii="Arial" w:cs="Arial" w:eastAsia="Arial" w:hAnsi="Arial"/>
@@ -14450,7 +14450,7 @@
             <w:pPr>
               <w:spacing w:after="20" w:before="0"/>
             </w:pPr>
-            <w:hyperlink w:history="1" r:id="rIddhunscopj4obyfxp-6m00">
+            <w:hyperlink w:history="1" r:id="rIdnhfcpr06mg-f_slalhi54">
               <w:r>
                 <w:rPr>
                   <w:rFonts w:ascii="Arial" w:cs="Arial" w:eastAsia="Arial" w:hAnsi="Arial"/>
@@ -14499,7 +14499,7 @@
               <w:spacing w:after="10" w:before="0"/>
               <w:ind w:left="120"/>
             </w:pPr>
-            <w:hyperlink w:history="1" r:id="rIduf7ydnwutkf3_6rujglaf">
+            <w:hyperlink w:history="1" r:id="rIdzvrbi5_p6seoyxs3c6g2k">
               <w:r>
                 <w:rPr>
                   <w:rFonts w:ascii="Arial" w:cs="Arial" w:eastAsia="Arial" w:hAnsi="Arial"/>
@@ -14544,7 +14544,7 @@
             <w:pPr>
               <w:spacing w:after="20" w:before="0"/>
             </w:pPr>
-            <w:hyperlink w:history="1" r:id="rIdgwnaj1uesroxwitpb3fmz">
+            <w:hyperlink w:history="1" r:id="rIdpng3rhq57j2r1dcmklqkt">
               <w:r>
                 <w:rPr>
                   <w:rFonts w:ascii="Arial" w:cs="Arial" w:eastAsia="Arial" w:hAnsi="Arial"/>
@@ -14577,7 +14577,7 @@
               <w:spacing w:after="10" w:before="0"/>
               <w:ind w:left="120"/>
             </w:pPr>
-            <w:hyperlink w:history="1" r:id="rIdusokl_mwfhbqtlq3zkesg">
+            <w:hyperlink w:history="1" r:id="rIdqxaec_jf0bgh5pecsjkdt">
               <w:r>
                 <w:rPr>
                   <w:rFonts w:ascii="Arial" w:cs="Arial" w:eastAsia="Arial" w:hAnsi="Arial"/>
@@ -14772,7 +14772,7 @@
             <w:pPr>
               <w:spacing w:after="20" w:before="0"/>
             </w:pPr>
-            <w:hyperlink w:history="1" r:id="rIdidfh8hbk76ntvkyyknb6x">
+            <w:hyperlink w:history="1" r:id="rIdekuuwgtywvmp2tzgl1y0-">
               <w:r>
                 <w:rPr>
                   <w:rFonts w:ascii="Arial" w:cs="Arial" w:eastAsia="Arial" w:hAnsi="Arial"/>
@@ -14821,7 +14821,7 @@
               <w:spacing w:after="10" w:before="0"/>
               <w:ind w:left="120"/>
             </w:pPr>
-            <w:hyperlink w:history="1" r:id="rId_dwijm3j5noxrwuozi-jy">
+            <w:hyperlink w:history="1" r:id="rIdchczbdmihio--828lxbmv">
               <w:r>
                 <w:rPr>
                   <w:rFonts w:ascii="Arial" w:cs="Arial" w:eastAsia="Arial" w:hAnsi="Arial"/>
@@ -14866,7 +14866,7 @@
             <w:pPr>
               <w:spacing w:after="20" w:before="0"/>
             </w:pPr>
-            <w:hyperlink w:history="1" r:id="rId6co_-kme4irklw4wag01c">
+            <w:hyperlink w:history="1" r:id="rId7-luukojcujttpdvp7sak">
               <w:r>
                 <w:rPr>
                   <w:rFonts w:ascii="Arial" w:cs="Arial" w:eastAsia="Arial" w:hAnsi="Arial"/>
@@ -14915,7 +14915,7 @@
               <w:spacing w:after="10" w:before="0"/>
               <w:ind w:left="120"/>
             </w:pPr>
-            <w:hyperlink w:history="1" r:id="rIdclrpiqmemrz15madlwng-">
+            <w:hyperlink w:history="1" r:id="rIdf2ly0wxsvjbgp-esbhq2j">
               <w:r>
                 <w:rPr>
                   <w:rFonts w:ascii="Arial" w:cs="Arial" w:eastAsia="Arial" w:hAnsi="Arial"/>
@@ -15427,7 +15427,7 @@
         </w:rPr>
         <w:t xml:space="preserve">© 2026 SeaVuria and ARES. Aligned with KICD objectives. Developed by SeaVuria; technical implementation by ARES (with AI assistance from Claude). Licensed under </w:t>
       </w:r>
-      <w:hyperlink w:history="1" r:id="rIdy_q6nxbfuningdw0na2j8">
+      <w:hyperlink w:history="1" r:id="rId2kps6rfbhpgab_nebwtcp">
         <w:r>
           <w:rPr>
             <w:rFonts w:ascii="Arial" w:cs="Arial" w:eastAsia="Arial" w:hAnsi="Arial"/>
@@ -15448,7 +15448,7 @@
         </w:rPr>
         <w:t xml:space="preserve"> (</w:t>
       </w:r>
-      <w:hyperlink w:history="1" r:id="rIdrnpisc5fgwxloo-r9-7fk">
+      <w:hyperlink w:history="1" r:id="rIdnjlnnms_q9wlaq3k0eor2">
         <w:r>
           <w:rPr>
             <w:rFonts w:ascii="Arial" w:cs="Arial" w:eastAsia="Arial" w:hAnsi="Arial"/>
@@ -16461,7 +16461,7 @@
             <w:pPr>
               <w:spacing w:after="20" w:before="0"/>
             </w:pPr>
-            <w:hyperlink w:history="1" r:id="rId5kqnj-mwd_arindm6umbf">
+            <w:hyperlink w:history="1" r:id="rIdihzgaww_o3kfhwpqdncsf">
               <w:r>
                 <w:rPr>
                   <w:rFonts w:ascii="Arial" w:cs="Arial" w:eastAsia="Arial" w:hAnsi="Arial"/>
@@ -16494,7 +16494,7 @@
               <w:spacing w:after="10" w:before="0"/>
               <w:ind w:left="120"/>
             </w:pPr>
-            <w:hyperlink w:history="1" r:id="rIdb1k_xygn4lf98ksm4h-o2">
+            <w:hyperlink w:history="1" r:id="rId3d0ycolwprz0kbcksc2e0">
               <w:r>
                 <w:rPr>
                   <w:rFonts w:ascii="Arial" w:cs="Arial" w:eastAsia="Arial" w:hAnsi="Arial"/>
@@ -16539,7 +16539,7 @@
             <w:pPr>
               <w:spacing w:after="20" w:before="0"/>
             </w:pPr>
-            <w:hyperlink w:history="1" r:id="rIdkglcdwthnsmwhpczdrpwk">
+            <w:hyperlink w:history="1" r:id="rIda4cwkxezuhcaywvytrgej">
               <w:r>
                 <w:rPr>
                   <w:rFonts w:ascii="Arial" w:cs="Arial" w:eastAsia="Arial" w:hAnsi="Arial"/>
@@ -16572,7 +16572,7 @@
               <w:spacing w:after="10" w:before="0"/>
               <w:ind w:left="120"/>
             </w:pPr>
-            <w:hyperlink w:history="1" r:id="rIdmnm0yrnqhvxec2qbr2m1i">
+            <w:hyperlink w:history="1" r:id="rIdenjl7ruz_llwpvy6lc3dc">
               <w:r>
                 <w:rPr>
                   <w:rFonts w:ascii="Arial" w:cs="Arial" w:eastAsia="Arial" w:hAnsi="Arial"/>
@@ -16767,7 +16767,7 @@
             <w:pPr>
               <w:spacing w:after="20" w:before="0"/>
             </w:pPr>
-            <w:hyperlink w:history="1" r:id="rIdwg5g_n1mukgptupmaj47d">
+            <w:hyperlink w:history="1" r:id="rId8-juaf4b1irx4zfx3je2p">
               <w:r>
                 <w:rPr>
                   <w:rFonts w:ascii="Arial" w:cs="Arial" w:eastAsia="Arial" w:hAnsi="Arial"/>
@@ -16800,7 +16800,7 @@
               <w:spacing w:after="10" w:before="0"/>
               <w:ind w:left="120"/>
             </w:pPr>
-            <w:hyperlink w:history="1" r:id="rId399apz-y502hjschn_bl7">
+            <w:hyperlink w:history="1" r:id="rIdhh7fakfhzufcplxmw2nq3">
               <w:r>
                 <w:rPr>
                   <w:rFonts w:ascii="Arial" w:cs="Arial" w:eastAsia="Arial" w:hAnsi="Arial"/>
@@ -16845,7 +16845,7 @@
             <w:pPr>
               <w:spacing w:after="20" w:before="0"/>
             </w:pPr>
-            <w:hyperlink w:history="1" r:id="rId3v68rk-ffnxkqdu3dr-oe">
+            <w:hyperlink w:history="1" r:id="rIdbrih50byl_hysnhaf0rap">
               <w:r>
                 <w:rPr>
                   <w:rFonts w:ascii="Arial" w:cs="Arial" w:eastAsia="Arial" w:hAnsi="Arial"/>
@@ -16878,7 +16878,7 @@
               <w:spacing w:after="10" w:before="0"/>
               <w:ind w:left="120"/>
             </w:pPr>
-            <w:hyperlink w:history="1" r:id="rIdwzaqlbndonycvk9shx_mg">
+            <w:hyperlink w:history="1" r:id="rIdsm4xjqieukuufhvdhieaz">
               <w:r>
                 <w:rPr>
                   <w:rFonts w:ascii="Arial" w:cs="Arial" w:eastAsia="Arial" w:hAnsi="Arial"/>
@@ -17073,7 +17073,7 @@
             <w:pPr>
               <w:spacing w:after="20" w:before="0"/>
             </w:pPr>
-            <w:hyperlink w:history="1" r:id="rIdahcc_snlhhmvojyuft9dk">
+            <w:hyperlink w:history="1" r:id="rId-tqzijfndgdam2ozm-uo0">
               <w:r>
                 <w:rPr>
                   <w:rFonts w:ascii="Arial" w:cs="Arial" w:eastAsia="Arial" w:hAnsi="Arial"/>
@@ -17106,7 +17106,7 @@
               <w:spacing w:after="10" w:before="0"/>
               <w:ind w:left="120"/>
             </w:pPr>
-            <w:hyperlink w:history="1" r:id="rIdzw9pbhbc20dyhswml9re6">
+            <w:hyperlink w:history="1" r:id="rIdyggsfznihpmreoxzcuouo">
               <w:r>
                 <w:rPr>
                   <w:rFonts w:ascii="Arial" w:cs="Arial" w:eastAsia="Arial" w:hAnsi="Arial"/>
@@ -17151,7 +17151,7 @@
             <w:pPr>
               <w:spacing w:after="20" w:before="0"/>
             </w:pPr>
-            <w:hyperlink w:history="1" r:id="rIdugzmf3ard3-unaocihk4k">
+            <w:hyperlink w:history="1" r:id="rIdt50aj41umyjbk0mekkvfc">
               <w:r>
                 <w:rPr>
                   <w:rFonts w:ascii="Arial" w:cs="Arial" w:eastAsia="Arial" w:hAnsi="Arial"/>
@@ -17184,7 +17184,7 @@
               <w:spacing w:after="10" w:before="0"/>
               <w:ind w:left="120"/>
             </w:pPr>
-            <w:hyperlink w:history="1" r:id="rIdntrx-k-pusthfhczdujrs">
+            <w:hyperlink w:history="1" r:id="rIdzgw_yrcsyiadzqwl2a2qu">
               <w:r>
                 <w:rPr>
                   <w:rFonts w:ascii="Arial" w:cs="Arial" w:eastAsia="Arial" w:hAnsi="Arial"/>
@@ -17379,7 +17379,7 @@
             <w:pPr>
               <w:spacing w:after="20" w:before="0"/>
             </w:pPr>
-            <w:hyperlink w:history="1" r:id="rIdfzxiimxpag41oh7thwv3p">
+            <w:hyperlink w:history="1" r:id="rIdugys1xu3rkjfmnwyqynic">
               <w:r>
                 <w:rPr>
                   <w:rFonts w:ascii="Arial" w:cs="Arial" w:eastAsia="Arial" w:hAnsi="Arial"/>
@@ -17412,7 +17412,7 @@
               <w:spacing w:after="10" w:before="0"/>
               <w:ind w:left="120"/>
             </w:pPr>
-            <w:hyperlink w:history="1" r:id="rIdsq-w2zhzikf5py5e7pywe">
+            <w:hyperlink w:history="1" r:id="rIdo8wmylzcm6f-hagpejftf">
               <w:r>
                 <w:rPr>
                   <w:rFonts w:ascii="Arial" w:cs="Arial" w:eastAsia="Arial" w:hAnsi="Arial"/>
@@ -17457,7 +17457,7 @@
             <w:pPr>
               <w:spacing w:after="20" w:before="0"/>
             </w:pPr>
-            <w:hyperlink w:history="1" r:id="rId9gxigulyb2axqs5_zsfk5">
+            <w:hyperlink w:history="1" r:id="rId4o-z3kxus9btzvkiurx_p">
               <w:r>
                 <w:rPr>
                   <w:rFonts w:ascii="Arial" w:cs="Arial" w:eastAsia="Arial" w:hAnsi="Arial"/>
@@ -17490,7 +17490,7 @@
               <w:spacing w:after="10" w:before="0"/>
               <w:ind w:left="120"/>
             </w:pPr>
-            <w:hyperlink w:history="1" r:id="rIdbhwcsxg1imfhokuyvlko2">
+            <w:hyperlink w:history="1" r:id="rIdgdujubeolczucbhjbbhkh">
               <w:r>
                 <w:rPr>
                   <w:rFonts w:ascii="Arial" w:cs="Arial" w:eastAsia="Arial" w:hAnsi="Arial"/>
@@ -17685,7 +17685,7 @@
             <w:pPr>
               <w:spacing w:after="20" w:before="0"/>
             </w:pPr>
-            <w:hyperlink w:history="1" r:id="rId_htzcbtdg-yqx1j--iejx">
+            <w:hyperlink w:history="1" r:id="rId860e9wprcqnzg6taxul-k">
               <w:r>
                 <w:rPr>
                   <w:rFonts w:ascii="Arial" w:cs="Arial" w:eastAsia="Arial" w:hAnsi="Arial"/>
@@ -17718,7 +17718,7 @@
               <w:spacing w:after="10" w:before="0"/>
               <w:ind w:left="120"/>
             </w:pPr>
-            <w:hyperlink w:history="1" r:id="rIdnuxfqwhm4ld-8g-watk8h">
+            <w:hyperlink w:history="1" r:id="rIdybjobz5koemd72pz4dm-m">
               <w:r>
                 <w:rPr>
                   <w:rFonts w:ascii="Arial" w:cs="Arial" w:eastAsia="Arial" w:hAnsi="Arial"/>
@@ -17763,7 +17763,7 @@
             <w:pPr>
               <w:spacing w:after="20" w:before="0"/>
             </w:pPr>
-            <w:hyperlink w:history="1" r:id="rIdvli7pvcwg1cnjhtali6xh">
+            <w:hyperlink w:history="1" r:id="rIdvtq87ps8dofz0lzwim-bg">
               <w:r>
                 <w:rPr>
                   <w:rFonts w:ascii="Arial" w:cs="Arial" w:eastAsia="Arial" w:hAnsi="Arial"/>
@@ -17796,7 +17796,7 @@
               <w:spacing w:after="10" w:before="0"/>
               <w:ind w:left="120"/>
             </w:pPr>
-            <w:hyperlink w:history="1" r:id="rId9lde8v8iiagtgkr5z6oja">
+            <w:hyperlink w:history="1" r:id="rIdblkqm4hqgpkv1km6bhthg">
               <w:r>
                 <w:rPr>
                   <w:rFonts w:ascii="Arial" w:cs="Arial" w:eastAsia="Arial" w:hAnsi="Arial"/>
@@ -18536,7 +18536,7 @@
         </w:rPr>
         <w:t xml:space="preserve">© 2026 SeaVuria and ARES. Aligned with KICD objectives. Developed by SeaVuria; technical implementation by ARES (with AI assistance from Claude). Licensed under </w:t>
       </w:r>
-      <w:hyperlink w:history="1" r:id="rIddtju1ccudkszrnybjufbo">
+      <w:hyperlink w:history="1" r:id="rIds9xxz-8z8yaor9uexp2ve">
         <w:r>
           <w:rPr>
             <w:rFonts w:ascii="Arial" w:cs="Arial" w:eastAsia="Arial" w:hAnsi="Arial"/>
@@ -18557,7 +18557,7 @@
         </w:rPr>
         <w:t xml:space="preserve"> (</w:t>
       </w:r>
-      <w:hyperlink w:history="1" r:id="rIdnt5sihm7_euewmhjheh-m">
+      <w:hyperlink w:history="1" r:id="rIdpe2sbmwtwmzmd1ezk_vhl">
         <w:r>
           <w:rPr>
             <w:rFonts w:ascii="Arial" w:cs="Arial" w:eastAsia="Arial" w:hAnsi="Arial"/>
@@ -19570,7 +19570,7 @@
             <w:pPr>
               <w:spacing w:after="20" w:before="0"/>
             </w:pPr>
-            <w:hyperlink w:history="1" r:id="rIdgagefcqjawrgo0ejazd0f">
+            <w:hyperlink w:history="1" r:id="rIdvw31yptjn-gt6okmg2lez">
               <w:r>
                 <w:rPr>
                   <w:rFonts w:ascii="Arial" w:cs="Arial" w:eastAsia="Arial" w:hAnsi="Arial"/>
@@ -19603,7 +19603,7 @@
               <w:spacing w:after="10" w:before="0"/>
               <w:ind w:left="120"/>
             </w:pPr>
-            <w:hyperlink w:history="1" r:id="rIdg_udhhyin0hwhrewcdodk">
+            <w:hyperlink w:history="1" r:id="rIduepce3jqy02clmuhjygjn">
               <w:r>
                 <w:rPr>
                   <w:rFonts w:ascii="Arial" w:cs="Arial" w:eastAsia="Arial" w:hAnsi="Arial"/>
@@ -19665,7 +19665,7 @@
               <w:spacing w:after="10" w:before="0"/>
               <w:ind w:left="120"/>
             </w:pPr>
-            <w:hyperlink w:history="1" r:id="rIddjjaajys4thdauejg0kmq">
+            <w:hyperlink w:history="1" r:id="rId1rd7ujnyxw4kstbrcmyrl">
               <w:r>
                 <w:rPr>
                   <w:rFonts w:ascii="Arial" w:cs="Arial" w:eastAsia="Arial" w:hAnsi="Arial"/>
@@ -19875,7 +19875,7 @@
             <w:pPr>
               <w:spacing w:after="20" w:before="0"/>
             </w:pPr>
-            <w:hyperlink w:history="1" r:id="rIdxtujnay94xouaqd-zxujy">
+            <w:hyperlink w:history="1" r:id="rIdbe0qi3np214iqr4qafvvi">
               <w:r>
                 <w:rPr>
                   <w:rFonts w:ascii="Arial" w:cs="Arial" w:eastAsia="Arial" w:hAnsi="Arial"/>
@@ -19908,7 +19908,7 @@
               <w:spacing w:after="10" w:before="0"/>
               <w:ind w:left="120"/>
             </w:pPr>
-            <w:hyperlink w:history="1" r:id="rId5_g243uv14t_fls6lavm_">
+            <w:hyperlink w:history="1" r:id="rIdrecl3e2gwm3v9ui5omjo1">
               <w:r>
                 <w:rPr>
                   <w:rFonts w:ascii="Arial" w:cs="Arial" w:eastAsia="Arial" w:hAnsi="Arial"/>
@@ -19970,7 +19970,7 @@
               <w:spacing w:after="10" w:before="0"/>
               <w:ind w:left="120"/>
             </w:pPr>
-            <w:hyperlink w:history="1" r:id="rIdfp1f3h-vzws_mfw-bo8cb">
+            <w:hyperlink w:history="1" r:id="rIdblcxrwl9gvl88xdd0_egi">
               <w:r>
                 <w:rPr>
                   <w:rFonts w:ascii="Arial" w:cs="Arial" w:eastAsia="Arial" w:hAnsi="Arial"/>
@@ -20180,7 +20180,7 @@
             <w:pPr>
               <w:spacing w:after="20" w:before="0"/>
             </w:pPr>
-            <w:hyperlink w:history="1" r:id="rIdjt_knkd1qiw7ly2ojzefz">
+            <w:hyperlink w:history="1" r:id="rId636wff1o2wu-yhq-xqqi2">
               <w:r>
                 <w:rPr>
                   <w:rFonts w:ascii="Arial" w:cs="Arial" w:eastAsia="Arial" w:hAnsi="Arial"/>
@@ -20229,7 +20229,7 @@
               <w:spacing w:after="10" w:before="0"/>
               <w:ind w:left="120"/>
             </w:pPr>
-            <w:hyperlink w:history="1" r:id="rIdqpxi2phn4p4wmw1o07gzo">
+            <w:hyperlink w:history="1" r:id="rIdxdtlyrfc5ba2iiyx4rgno">
               <w:r>
                 <w:rPr>
                   <w:rFonts w:ascii="Arial" w:cs="Arial" w:eastAsia="Arial" w:hAnsi="Arial"/>
@@ -20291,7 +20291,7 @@
               <w:spacing w:after="10" w:before="0"/>
               <w:ind w:left="120"/>
             </w:pPr>
-            <w:hyperlink w:history="1" r:id="rIdmcdrmwspnsmgldg3nyg8f">
+            <w:hyperlink w:history="1" r:id="rIdbjogpbnne5x9nybrtkd3q">
               <w:r>
                 <w:rPr>
                   <w:rFonts w:ascii="Arial" w:cs="Arial" w:eastAsia="Arial" w:hAnsi="Arial"/>
@@ -20501,7 +20501,7 @@
             <w:pPr>
               <w:spacing w:after="20" w:before="0"/>
             </w:pPr>
-            <w:hyperlink w:history="1" r:id="rIdlzkmgvmtocdg_u7z05dmx">
+            <w:hyperlink w:history="1" r:id="rIdwskznhzpr7nnjms5hncnt">
               <w:r>
                 <w:rPr>
                   <w:rFonts w:ascii="Arial" w:cs="Arial" w:eastAsia="Arial" w:hAnsi="Arial"/>
@@ -20550,7 +20550,7 @@
               <w:spacing w:after="10" w:before="0"/>
               <w:ind w:left="120"/>
             </w:pPr>
-            <w:hyperlink w:history="1" r:id="rIdzrgp1mi_lb2fithxw_wdg">
+            <w:hyperlink w:history="1" r:id="rIdrg34zswzqfijykco8kqpo">
               <w:r>
                 <w:rPr>
                   <w:rFonts w:ascii="Arial" w:cs="Arial" w:eastAsia="Arial" w:hAnsi="Arial"/>
@@ -20612,7 +20612,7 @@
               <w:spacing w:after="10" w:before="0"/>
               <w:ind w:left="120"/>
             </w:pPr>
-            <w:hyperlink w:history="1" r:id="rIdwdd-2r3-kltvfvc3izlxx">
+            <w:hyperlink w:history="1" r:id="rIdycf37qyhyckwwa5_qompj">
               <w:r>
                 <w:rPr>
                   <w:rFonts w:ascii="Arial" w:cs="Arial" w:eastAsia="Arial" w:hAnsi="Arial"/>
@@ -20822,7 +20822,7 @@
             <w:pPr>
               <w:spacing w:after="20" w:before="0"/>
             </w:pPr>
-            <w:hyperlink w:history="1" r:id="rIdklagp-mschb04gagm0hx3">
+            <w:hyperlink w:history="1" r:id="rIdpewtxyp_j5kjaeqo02mav">
               <w:r>
                 <w:rPr>
                   <w:rFonts w:ascii="Arial" w:cs="Arial" w:eastAsia="Arial" w:hAnsi="Arial"/>
@@ -20855,7 +20855,7 @@
               <w:spacing w:after="10" w:before="0"/>
               <w:ind w:left="120"/>
             </w:pPr>
-            <w:hyperlink w:history="1" r:id="rIdfgartiyy1llt5vpcc-cal">
+            <w:hyperlink w:history="1" r:id="rIdjav_9haspkkrxu3hhd-wu">
               <w:r>
                 <w:rPr>
                   <w:rFonts w:ascii="Arial" w:cs="Arial" w:eastAsia="Arial" w:hAnsi="Arial"/>
@@ -20917,7 +20917,7 @@
               <w:spacing w:after="10" w:before="0"/>
               <w:ind w:left="120"/>
             </w:pPr>
-            <w:hyperlink w:history="1" r:id="rIdvqpw2oshpfb2-jg7n41yt">
+            <w:hyperlink w:history="1" r:id="rIdx7ssosnnzm2wx6nnfqpfs">
               <w:r>
                 <w:rPr>
                   <w:rFonts w:ascii="Arial" w:cs="Arial" w:eastAsia="Arial" w:hAnsi="Arial"/>
@@ -21444,7 +21444,7 @@
         </w:rPr>
         <w:t xml:space="preserve">© 2026 SeaVuria and ARES. Aligned with KICD objectives. Developed by SeaVuria; technical implementation by ARES (with AI assistance from Claude). Licensed under </w:t>
       </w:r>
-      <w:hyperlink w:history="1" r:id="rIdj8e2zbryyq1xaac1jukef">
+      <w:hyperlink w:history="1" r:id="rId6hrk73toe22wwqnv6hsy3">
         <w:r>
           <w:rPr>
             <w:rFonts w:ascii="Arial" w:cs="Arial" w:eastAsia="Arial" w:hAnsi="Arial"/>
@@ -21465,7 +21465,7 @@
         </w:rPr>
         <w:t xml:space="preserve"> (</w:t>
       </w:r>
-      <w:hyperlink w:history="1" r:id="rIduny00yypca39mvg3c8r0p">
+      <w:hyperlink w:history="1" r:id="rIdpysxec7glynn6r8mipb7c">
         <w:r>
           <w:rPr>
             <w:rFonts w:ascii="Arial" w:cs="Arial" w:eastAsia="Arial" w:hAnsi="Arial"/>
@@ -22478,7 +22478,7 @@
             <w:pPr>
               <w:spacing w:after="20" w:before="0"/>
             </w:pPr>
-            <w:hyperlink w:history="1" r:id="rIdc3hgiuqxkt6cvmokniljt">
+            <w:hyperlink w:history="1" r:id="rIdwqlhfykoj62frb73uueko">
               <w:r>
                 <w:rPr>
                   <w:rFonts w:ascii="Arial" w:cs="Arial" w:eastAsia="Arial" w:hAnsi="Arial"/>
@@ -22511,7 +22511,7 @@
               <w:spacing w:after="10" w:before="0"/>
               <w:ind w:left="120"/>
             </w:pPr>
-            <w:hyperlink w:history="1" r:id="rIdifjboai4movihepieffgm">
+            <w:hyperlink w:history="1" r:id="rIdjq8ouo_ek_ta5_x4bbz46">
               <w:r>
                 <w:rPr>
                   <w:rFonts w:ascii="Arial" w:cs="Arial" w:eastAsia="Arial" w:hAnsi="Arial"/>
@@ -22556,7 +22556,7 @@
             <w:pPr>
               <w:spacing w:after="20" w:before="0"/>
             </w:pPr>
-            <w:hyperlink w:history="1" r:id="rIdhkqgj1mfxhzlmnfmklx7j">
+            <w:hyperlink w:history="1" r:id="rIddkmvqabhlwj49x_aas6u5">
               <w:r>
                 <w:rPr>
                   <w:rFonts w:ascii="Arial" w:cs="Arial" w:eastAsia="Arial" w:hAnsi="Arial"/>
@@ -22589,7 +22589,7 @@
               <w:spacing w:after="10" w:before="0"/>
               <w:ind w:left="120"/>
             </w:pPr>
-            <w:hyperlink w:history="1" r:id="rIdoy4tzxztc4p-u7htgyww6">
+            <w:hyperlink w:history="1" r:id="rIdchfxgb9fontap-bwet9ve">
               <w:r>
                 <w:rPr>
                   <w:rFonts w:ascii="Arial" w:cs="Arial" w:eastAsia="Arial" w:hAnsi="Arial"/>
@@ -22784,7 +22784,7 @@
             <w:pPr>
               <w:spacing w:after="20" w:before="0"/>
             </w:pPr>
-            <w:hyperlink w:history="1" r:id="rId4enx-tsvpy02ybu8nrx-c">
+            <w:hyperlink w:history="1" r:id="rIdseh6niegmvzn4bofq2tu9">
               <w:r>
                 <w:rPr>
                   <w:rFonts w:ascii="Arial" w:cs="Arial" w:eastAsia="Arial" w:hAnsi="Arial"/>
@@ -22817,7 +22817,7 @@
               <w:spacing w:after="10" w:before="0"/>
               <w:ind w:left="120"/>
             </w:pPr>
-            <w:hyperlink w:history="1" r:id="rIdetkmgkekrrlyjnwlmdjss">
+            <w:hyperlink w:history="1" r:id="rIdkg9hqinp_lziqzwlgrbfw">
               <w:r>
                 <w:rPr>
                   <w:rFonts w:ascii="Arial" w:cs="Arial" w:eastAsia="Arial" w:hAnsi="Arial"/>
@@ -22862,7 +22862,7 @@
             <w:pPr>
               <w:spacing w:after="20" w:before="0"/>
             </w:pPr>
-            <w:hyperlink w:history="1" r:id="rIdx60mxwyauoy1t3sy0rwgu">
+            <w:hyperlink w:history="1" r:id="rIdre282wnvaxkn8cbaiui6s">
               <w:r>
                 <w:rPr>
                   <w:rFonts w:ascii="Arial" w:cs="Arial" w:eastAsia="Arial" w:hAnsi="Arial"/>
@@ -22895,7 +22895,7 @@
               <w:spacing w:after="10" w:before="0"/>
               <w:ind w:left="120"/>
             </w:pPr>
-            <w:hyperlink w:history="1" r:id="rIdiabrptt0en4xoamig2auv">
+            <w:hyperlink w:history="1" r:id="rIdixnggblswghrki62hna7k">
               <w:r>
                 <w:rPr>
                   <w:rFonts w:ascii="Arial" w:cs="Arial" w:eastAsia="Arial" w:hAnsi="Arial"/>
@@ -23090,7 +23090,7 @@
             <w:pPr>
               <w:spacing w:after="20" w:before="0"/>
             </w:pPr>
-            <w:hyperlink w:history="1" r:id="rIdcurijq64bg1o84rhy3t10">
+            <w:hyperlink w:history="1" r:id="rIdjymoufv2puizrgkdvmeqz">
               <w:r>
                 <w:rPr>
                   <w:rFonts w:ascii="Arial" w:cs="Arial" w:eastAsia="Arial" w:hAnsi="Arial"/>
@@ -23139,7 +23139,7 @@
               <w:spacing w:after="10" w:before="0"/>
               <w:ind w:left="120"/>
             </w:pPr>
-            <w:hyperlink w:history="1" r:id="rId7fuxhavylw2xoiy2tuosq">
+            <w:hyperlink w:history="1" r:id="rId4q911inxhsbxja5yzlr0t">
               <w:r>
                 <w:rPr>
                   <w:rFonts w:ascii="Arial" w:cs="Arial" w:eastAsia="Arial" w:hAnsi="Arial"/>
@@ -23184,7 +23184,7 @@
             <w:pPr>
               <w:spacing w:after="20" w:before="0"/>
             </w:pPr>
-            <w:hyperlink w:history="1" r:id="rId_h8lofqkm9uuoy02gsbie">
+            <w:hyperlink w:history="1" r:id="rId_qzdpc7ggo4pllt-7nghj">
               <w:r>
                 <w:rPr>
                   <w:rFonts w:ascii="Arial" w:cs="Arial" w:eastAsia="Arial" w:hAnsi="Arial"/>
@@ -23233,7 +23233,7 @@
               <w:spacing w:after="10" w:before="0"/>
               <w:ind w:left="120"/>
             </w:pPr>
-            <w:hyperlink w:history="1" r:id="rIdiucmjpozkhhe8143at3ma">
+            <w:hyperlink w:history="1" r:id="rIdkd71ikifwsjnbbdhazk3-">
               <w:r>
                 <w:rPr>
                   <w:rFonts w:ascii="Arial" w:cs="Arial" w:eastAsia="Arial" w:hAnsi="Arial"/>
@@ -23428,7 +23428,7 @@
             <w:pPr>
               <w:spacing w:after="20" w:before="0"/>
             </w:pPr>
-            <w:hyperlink w:history="1" r:id="rIdwfpgxe1sptprd-hruxhhc">
+            <w:hyperlink w:history="1" r:id="rIdkrxlimeqqoahw7do9pdon">
               <w:r>
                 <w:rPr>
                   <w:rFonts w:ascii="Arial" w:cs="Arial" w:eastAsia="Arial" w:hAnsi="Arial"/>
@@ -23477,7 +23477,7 @@
               <w:spacing w:after="10" w:before="0"/>
               <w:ind w:left="120"/>
             </w:pPr>
-            <w:hyperlink w:history="1" r:id="rIdzf9jmg-wksyfh7kobz0zh">
+            <w:hyperlink w:history="1" r:id="rIdtc94qaqobim9oi0rp9l09">
               <w:r>
                 <w:rPr>
                   <w:rFonts w:ascii="Arial" w:cs="Arial" w:eastAsia="Arial" w:hAnsi="Arial"/>
@@ -23522,7 +23522,7 @@
             <w:pPr>
               <w:spacing w:after="20" w:before="0"/>
             </w:pPr>
-            <w:hyperlink w:history="1" r:id="rId6e0piky6jqtn99p83_jqp">
+            <w:hyperlink w:history="1" r:id="rIdm0g22xqqvdgxhwpbx_iyk">
               <w:r>
                 <w:rPr>
                   <w:rFonts w:ascii="Arial" w:cs="Arial" w:eastAsia="Arial" w:hAnsi="Arial"/>
@@ -23571,7 +23571,7 @@
               <w:spacing w:after="10" w:before="0"/>
               <w:ind w:left="120"/>
             </w:pPr>
-            <w:hyperlink w:history="1" r:id="rIdjt28slk-z6nsfzkepgjdp">
+            <w:hyperlink w:history="1" r:id="rIdyaubg9vpggxnqu3_0qpwa">
               <w:r>
                 <w:rPr>
                   <w:rFonts w:ascii="Arial" w:cs="Arial" w:eastAsia="Arial" w:hAnsi="Arial"/>
@@ -23766,7 +23766,7 @@
             <w:pPr>
               <w:spacing w:after="20" w:before="0"/>
             </w:pPr>
-            <w:hyperlink w:history="1" r:id="rIdahzhovchg5ufyws2k-dvb">
+            <w:hyperlink w:history="1" r:id="rIdbcv4tf2jexldinqnqc7yk">
               <w:r>
                 <w:rPr>
                   <w:rFonts w:ascii="Arial" w:cs="Arial" w:eastAsia="Arial" w:hAnsi="Arial"/>
@@ -23815,7 +23815,7 @@
               <w:spacing w:after="10" w:before="0"/>
               <w:ind w:left="120"/>
             </w:pPr>
-            <w:hyperlink w:history="1" r:id="rIdetu0zn7s_v31snjijgra6">
+            <w:hyperlink w:history="1" r:id="rIddinxw910rbqh_0wa8xxtn">
               <w:r>
                 <w:rPr>
                   <w:rFonts w:ascii="Arial" w:cs="Arial" w:eastAsia="Arial" w:hAnsi="Arial"/>
@@ -23860,7 +23860,7 @@
             <w:pPr>
               <w:spacing w:after="20" w:before="0"/>
             </w:pPr>
-            <w:hyperlink w:history="1" r:id="rIdhmj0-cex-xzdeqyzc2wrg">
+            <w:hyperlink w:history="1" r:id="rIdsiztkvatol4bj_12zronw">
               <w:r>
                 <w:rPr>
                   <w:rFonts w:ascii="Arial" w:cs="Arial" w:eastAsia="Arial" w:hAnsi="Arial"/>
@@ -23909,7 +23909,7 @@
               <w:spacing w:after="10" w:before="0"/>
               <w:ind w:left="120"/>
             </w:pPr>
-            <w:hyperlink w:history="1" r:id="rIdrxrsm52wo7lmx5ljocolh">
+            <w:hyperlink w:history="1" r:id="rIdhtuerkenbfadhlixxokgv">
               <w:r>
                 <w:rPr>
                   <w:rFonts w:ascii="Arial" w:cs="Arial" w:eastAsia="Arial" w:hAnsi="Arial"/>
@@ -24687,7 +24687,7 @@
         </w:rPr>
         <w:t xml:space="preserve">© 2026 SeaVuria and ARES. Aligned with KICD objectives. Developed by SeaVuria; technical implementation by ARES (with AI assistance from Claude). Licensed under </w:t>
       </w:r>
-      <w:hyperlink w:history="1" r:id="rIduoo-ifxt2qgb901o3v2hu">
+      <w:hyperlink w:history="1" r:id="rId28l_joilygvzqfkfclny-">
         <w:r>
           <w:rPr>
             <w:rFonts w:ascii="Arial" w:cs="Arial" w:eastAsia="Arial" w:hAnsi="Arial"/>
@@ -24708,7 +24708,7 @@
         </w:rPr>
         <w:t xml:space="preserve"> (</w:t>
       </w:r>
-      <w:hyperlink w:history="1" r:id="rIde4hzfu5q2247iwmwwabtu">
+      <w:hyperlink w:history="1" r:id="rIdaatzjfxow43lv0gdjs8b0">
         <w:r>
           <w:rPr>
             <w:rFonts w:ascii="Arial" w:cs="Arial" w:eastAsia="Arial" w:hAnsi="Arial"/>

--- a/data/outputs/v2/Chemistry/SS1.5_Periodicity/Chemistry_Periodicity_CBE_LessonSequence.docx
+++ b/data/outputs/v2/Chemistry/SS1.5_Periodicity/Chemistry_Periodicity_CBE_LessonSequence.docx
@@ -2303,7 +2303,7 @@
         </w:rPr>
         <w:t xml:space="preserve">© 2026 SeaVuria and ARES. This work is licensed under a </w:t>
       </w:r>
-      <w:hyperlink w:history="1" r:id="rId10sz7s27nhadlrgmlcghy">
+      <w:hyperlink w:history="1" r:id="rId7advirofqvxtohoi-0xnf">
         <w:r>
           <w:rPr>
             <w:rFonts w:ascii="Arial" w:cs="Arial" w:eastAsia="Arial" w:hAnsi="Arial"/>
@@ -2323,7 +2323,7 @@
         </w:rPr>
         <w:t xml:space="preserve"> (</w:t>
       </w:r>
-      <w:hyperlink w:history="1" r:id="rIdm9qkx-3ag01cxmtv3ii5w">
+      <w:hyperlink w:history="1" r:id="rIdaq6vnqjmztm_kik5glweu">
         <w:r>
           <w:rPr>
             <w:rFonts w:ascii="Arial" w:cs="Arial" w:eastAsia="Arial" w:hAnsi="Arial"/>
@@ -2343,7 +2343,7 @@
         </w:rPr>
         <w:t xml:space="preserve">). To view a copy of this license, visit </w:t>
       </w:r>
-      <w:hyperlink w:history="1" r:id="rId9gc6omm1ahs0vypnwo_bp">
+      <w:hyperlink w:history="1" r:id="rIdazjm5aksx2w9_lwzsmlwr">
         <w:r>
           <w:rPr>
             <w:rFonts w:ascii="Arial" w:cs="Arial" w:eastAsia="Arial" w:hAnsi="Arial"/>
@@ -3355,7 +3355,7 @@
             <w:pPr>
               <w:spacing w:after="20" w:before="0"/>
             </w:pPr>
-            <w:hyperlink w:history="1" r:id="rId-ekbwtl-f8tjulz05s2-6">
+            <w:hyperlink w:history="1" r:id="rIdrg7cmvsodaxgfzsuf1-gy">
               <w:r>
                 <w:rPr>
                   <w:rFonts w:ascii="Arial" w:cs="Arial" w:eastAsia="Arial" w:hAnsi="Arial"/>
@@ -3388,7 +3388,7 @@
               <w:spacing w:after="10" w:before="0"/>
               <w:ind w:left="120"/>
             </w:pPr>
-            <w:hyperlink w:history="1" r:id="rIdhjb5aynesmkqvpooxo-o0">
+            <w:hyperlink w:history="1" r:id="rId90qzycde39wbde0jporxy">
               <w:r>
                 <w:rPr>
                   <w:rFonts w:ascii="Arial" w:cs="Arial" w:eastAsia="Arial" w:hAnsi="Arial"/>
@@ -3433,7 +3433,7 @@
             <w:pPr>
               <w:spacing w:after="20" w:before="0"/>
             </w:pPr>
-            <w:hyperlink w:history="1" r:id="rIdrb-k9lybn-7xqnjxmaymm">
+            <w:hyperlink w:history="1" r:id="rIda1rsr8l1quy52irzodq8o">
               <w:r>
                 <w:rPr>
                   <w:rFonts w:ascii="Arial" w:cs="Arial" w:eastAsia="Arial" w:hAnsi="Arial"/>
@@ -3466,7 +3466,7 @@
               <w:spacing w:after="10" w:before="0"/>
               <w:ind w:left="120"/>
             </w:pPr>
-            <w:hyperlink w:history="1" r:id="rIdg1o3llfnyan340vidzdpa">
+            <w:hyperlink w:history="1" r:id="rIdt1vatushr-1xxg6y0fg-0">
               <w:r>
                 <w:rPr>
                   <w:rFonts w:ascii="Arial" w:cs="Arial" w:eastAsia="Arial" w:hAnsi="Arial"/>
@@ -3661,7 +3661,7 @@
             <w:pPr>
               <w:spacing w:after="20" w:before="0"/>
             </w:pPr>
-            <w:hyperlink w:history="1" r:id="rId-mowm2y4caddymgzvrgrh">
+            <w:hyperlink w:history="1" r:id="rIdehhe3aycq2ejhxpdfl5vb">
               <w:r>
                 <w:rPr>
                   <w:rFonts w:ascii="Arial" w:cs="Arial" w:eastAsia="Arial" w:hAnsi="Arial"/>
@@ -3694,7 +3694,7 @@
               <w:spacing w:after="10" w:before="0"/>
               <w:ind w:left="120"/>
             </w:pPr>
-            <w:hyperlink w:history="1" r:id="rIdv81mfhfie3br6fh0gjz0l">
+            <w:hyperlink w:history="1" r:id="rIdi-o7cp5u84d_h9xgdj9hi">
               <w:r>
                 <w:rPr>
                   <w:rFonts w:ascii="Arial" w:cs="Arial" w:eastAsia="Arial" w:hAnsi="Arial"/>
@@ -3739,7 +3739,7 @@
             <w:pPr>
               <w:spacing w:after="20" w:before="0"/>
             </w:pPr>
-            <w:hyperlink w:history="1" r:id="rIdpuf9ufcgridjleotfooej">
+            <w:hyperlink w:history="1" r:id="rIdl_rfji1pn636elw4peqw1">
               <w:r>
                 <w:rPr>
                   <w:rFonts w:ascii="Arial" w:cs="Arial" w:eastAsia="Arial" w:hAnsi="Arial"/>
@@ -3772,7 +3772,7 @@
               <w:spacing w:after="10" w:before="0"/>
               <w:ind w:left="120"/>
             </w:pPr>
-            <w:hyperlink w:history="1" r:id="rIdd-rajdg9fai_wtapbpvu7">
+            <w:hyperlink w:history="1" r:id="rId298enro3yll-u2vfdsfwd">
               <w:r>
                 <w:rPr>
                   <w:rFonts w:ascii="Arial" w:cs="Arial" w:eastAsia="Arial" w:hAnsi="Arial"/>
@@ -3967,7 +3967,7 @@
             <w:pPr>
               <w:spacing w:after="20" w:before="0"/>
             </w:pPr>
-            <w:hyperlink w:history="1" r:id="rIdkhw2uufms9sg5gfzzyrst">
+            <w:hyperlink w:history="1" r:id="rIddyu6jqpimisz2a2vzxf9m">
               <w:r>
                 <w:rPr>
                   <w:rFonts w:ascii="Arial" w:cs="Arial" w:eastAsia="Arial" w:hAnsi="Arial"/>
@@ -4016,7 +4016,7 @@
               <w:spacing w:after="10" w:before="0"/>
               <w:ind w:left="120"/>
             </w:pPr>
-            <w:hyperlink w:history="1" r:id="rIdsapqhzumpa0xx1cmhtpkx">
+            <w:hyperlink w:history="1" r:id="rIdyz6t103hz5i_1v9yva5pk">
               <w:r>
                 <w:rPr>
                   <w:rFonts w:ascii="Arial" w:cs="Arial" w:eastAsia="Arial" w:hAnsi="Arial"/>
@@ -4061,7 +4061,7 @@
             <w:pPr>
               <w:spacing w:after="20" w:before="0"/>
             </w:pPr>
-            <w:hyperlink w:history="1" r:id="rId3p_r4khnsjgqy4ldc0m2s">
+            <w:hyperlink w:history="1" r:id="rIdyjiwaq-oxhylocqvllxza">
               <w:r>
                 <w:rPr>
                   <w:rFonts w:ascii="Arial" w:cs="Arial" w:eastAsia="Arial" w:hAnsi="Arial"/>
@@ -4094,7 +4094,7 @@
               <w:spacing w:after="10" w:before="0"/>
               <w:ind w:left="120"/>
             </w:pPr>
-            <w:hyperlink w:history="1" r:id="rIdo6hqvohhavcujwu-o1vak">
+            <w:hyperlink w:history="1" r:id="rIdlmmjooofj2onpxincafyr">
               <w:r>
                 <w:rPr>
                   <w:rFonts w:ascii="Arial" w:cs="Arial" w:eastAsia="Arial" w:hAnsi="Arial"/>
@@ -4289,7 +4289,7 @@
             <w:pPr>
               <w:spacing w:after="20" w:before="0"/>
             </w:pPr>
-            <w:hyperlink w:history="1" r:id="rIduwvprsoyktvlxqmvk1q1q">
+            <w:hyperlink w:history="1" r:id="rId8wqgi55wsmzcosrzzzh0y">
               <w:r>
                 <w:rPr>
                   <w:rFonts w:ascii="Arial" w:cs="Arial" w:eastAsia="Arial" w:hAnsi="Arial"/>
@@ -4338,7 +4338,7 @@
               <w:spacing w:after="10" w:before="0"/>
               <w:ind w:left="120"/>
             </w:pPr>
-            <w:hyperlink w:history="1" r:id="rIdmcg7z8-moqp2dr__9nl8q">
+            <w:hyperlink w:history="1" r:id="rIdumafmxjykqjvisdxweuse">
               <w:r>
                 <w:rPr>
                   <w:rFonts w:ascii="Arial" w:cs="Arial" w:eastAsia="Arial" w:hAnsi="Arial"/>
@@ -4383,7 +4383,7 @@
             <w:pPr>
               <w:spacing w:after="20" w:before="0"/>
             </w:pPr>
-            <w:hyperlink w:history="1" r:id="rIdqyz8hmwdgr7idwk4jjbve">
+            <w:hyperlink w:history="1" r:id="rIdv3qzeedl9vkefkoasrypr">
               <w:r>
                 <w:rPr>
                   <w:rFonts w:ascii="Arial" w:cs="Arial" w:eastAsia="Arial" w:hAnsi="Arial"/>
@@ -4416,7 +4416,7 @@
               <w:spacing w:after="10" w:before="0"/>
               <w:ind w:left="120"/>
             </w:pPr>
-            <w:hyperlink w:history="1" r:id="rId6tmbcw4hu2nm7gp5guj1-">
+            <w:hyperlink w:history="1" r:id="rIdqa5um2wf82a-f-4jxahhb">
               <w:r>
                 <w:rPr>
                   <w:rFonts w:ascii="Arial" w:cs="Arial" w:eastAsia="Arial" w:hAnsi="Arial"/>
@@ -4611,7 +4611,7 @@
             <w:pPr>
               <w:spacing w:after="20" w:before="0"/>
             </w:pPr>
-            <w:hyperlink w:history="1" r:id="rId07_jqdoarob0xrgptltqa">
+            <w:hyperlink w:history="1" r:id="rIdodzuw8h3wqfxuf3fzihkn">
               <w:r>
                 <w:rPr>
                   <w:rFonts w:ascii="Arial" w:cs="Arial" w:eastAsia="Arial" w:hAnsi="Arial"/>
@@ -4660,7 +4660,7 @@
               <w:spacing w:after="10" w:before="0"/>
               <w:ind w:left="120"/>
             </w:pPr>
-            <w:hyperlink w:history="1" r:id="rIdkqjog5ssej1xv4cbv1tri">
+            <w:hyperlink w:history="1" r:id="rIdnaqy5ktdkczesab5ro69s">
               <w:r>
                 <w:rPr>
                   <w:rFonts w:ascii="Arial" w:cs="Arial" w:eastAsia="Arial" w:hAnsi="Arial"/>
@@ -4705,7 +4705,7 @@
             <w:pPr>
               <w:spacing w:after="20" w:before="0"/>
             </w:pPr>
-            <w:hyperlink w:history="1" r:id="rIdj8kyx4em8ovf6dhx-ecqp">
+            <w:hyperlink w:history="1" r:id="rIdmzyjvxawjovxxc8z3vnmb">
               <w:r>
                 <w:rPr>
                   <w:rFonts w:ascii="Arial" w:cs="Arial" w:eastAsia="Arial" w:hAnsi="Arial"/>
@@ -4754,7 +4754,7 @@
               <w:spacing w:after="10" w:before="0"/>
               <w:ind w:left="120"/>
             </w:pPr>
-            <w:hyperlink w:history="1" r:id="rIds3hoaz5c4wsizevjhv3ir">
+            <w:hyperlink w:history="1" r:id="rIdixqfvnpshxnvfx5lb1a1h">
               <w:r>
                 <w:rPr>
                   <w:rFonts w:ascii="Arial" w:cs="Arial" w:eastAsia="Arial" w:hAnsi="Arial"/>
@@ -5266,7 +5266,7 @@
         </w:rPr>
         <w:t xml:space="preserve">© 2026 SeaVuria and ARES. Aligned with KICD objectives. Developed by SeaVuria; technical implementation by ARES (with AI assistance from Claude). Licensed under </w:t>
       </w:r>
-      <w:hyperlink w:history="1" r:id="rIdtqcvbg8u4hym_fbn9ey5-">
+      <w:hyperlink w:history="1" r:id="rIdpe_obcvc7qz_yzj2anncv">
         <w:r>
           <w:rPr>
             <w:rFonts w:ascii="Arial" w:cs="Arial" w:eastAsia="Arial" w:hAnsi="Arial"/>
@@ -5287,7 +5287,7 @@
         </w:rPr>
         <w:t xml:space="preserve"> (</w:t>
       </w:r>
-      <w:hyperlink w:history="1" r:id="rIdwadz4xfd7fjdv4kdbh2ae">
+      <w:hyperlink w:history="1" r:id="rIdv-4fvosnbiduoxojkfzdx">
         <w:r>
           <w:rPr>
             <w:rFonts w:ascii="Arial" w:cs="Arial" w:eastAsia="Arial" w:hAnsi="Arial"/>
@@ -5660,7 +5660,7 @@
                 <w:sz w:val="18"/>
                 <w:szCs w:val="18"/>
               </w:rPr>
-              <w:t xml:space="preserve">Learners will be able to: carry out a structured experiment comparing the reactions of Li, Na and K with cold water; collect and test hydrogen gas using a glowing splint; measure pH of resulting solutions; draw electron configuration diagrams for Li, Na and K; write and balance chemical equations for Group I metal reactions with water; tabulate data and identify trends</w:t>
+              <w:t xml:space="preserve">Learners will be able to: carry out a structured experiment comparing the reactions of Li, Na and K with cold water; collect and test hydrogen gas using a lighted splint (squeaky pop); measure pH of resulting solutions; draw electron configuration diagrams for Li, Na and K; write and balance chemical equations for Group I metal reactions with water; tabulate data and identify trends</w:t>
             </w:r>
           </w:p>
         </w:tc>
@@ -6017,7 +6017,7 @@
                 <w:sz w:val="18"/>
                 <w:szCs w:val="18"/>
               </w:rPr>
-              <w:t xml:space="preserve">Learners begin by revisiting their Lesson 1 predictions about lithium and potassium. They then carry out a structured practical in which the teacher demonstrates the reaction of Li, Na and K with cold water (K as teacher-only demo). Students collect hydrogen gas over water and test it with a glowing splint, measure the pH of the resulting solutions using universal indicator or a pH meter, and record all observations in a structured results table. In the Explain phase, they draw electron configuration diagrams for Li, Na and K, link increasing atomic radius and shielding to decreasing ionisation energy, and write balanced equations with state symbols. They revise their DQB predictions and update their personal science notebooks. The lesson ends with a model-building sketch connecting electron configuration to the reactivity trend observed at the Kisumu water plant.</w:t>
+              <w:t xml:space="preserve">Learners begin by revisiting their Lesson 1 predictions about lithium and potassium. They then carry out a structured practical in which the teacher demonstrates the reaction of Li, Na and K with cold water (K as teacher-only demo). Students collect hydrogen gas over water and test it with a lighted splint (squeaky pop), measure the pH of the resulting solutions using universal indicator or a pH meter, and record all observations in a structured results table. In the Explain phase, they draw electron configuration diagrams for Li, Na and K, link increasing atomic radius and shielding to decreasing ionisation energy, and write balanced equations with state symbols. They revise their DQB predictions and update their personal science notebooks. The lesson ends with a model-building sketch connecting electron configuration to the reactivity trend observed at the Kisumu water plant.</w:t>
             </w:r>
           </w:p>
         </w:tc>
@@ -6300,7 +6300,7 @@
             <w:pPr>
               <w:spacing w:after="20" w:before="0"/>
             </w:pPr>
-            <w:hyperlink w:history="1" r:id="rIdwlbxqizntjjaq5pf71cak">
+            <w:hyperlink w:history="1" r:id="rIdceg4b5jwb-p5b-lxzazmb">
               <w:r>
                 <w:rPr>
                   <w:rFonts w:ascii="Arial" w:cs="Arial" w:eastAsia="Arial" w:hAnsi="Arial"/>
@@ -6333,7 +6333,7 @@
               <w:spacing w:after="10" w:before="0"/>
               <w:ind w:left="120"/>
             </w:pPr>
-            <w:hyperlink w:history="1" r:id="rId3roevcfun2xlj9tzko_hq">
+            <w:hyperlink w:history="1" r:id="rIdujctfdqi_w0gy8cae974m">
               <w:r>
                 <w:rPr>
                   <w:rFonts w:ascii="Arial" w:cs="Arial" w:eastAsia="Arial" w:hAnsi="Arial"/>
@@ -6378,7 +6378,7 @@
             <w:pPr>
               <w:spacing w:after="20" w:before="0"/>
             </w:pPr>
-            <w:hyperlink w:history="1" r:id="rIdifywlmi1sxxwou3jgzpfh">
+            <w:hyperlink w:history="1" r:id="rIdjszhlb2fd1lqabkywpe_o">
               <w:r>
                 <w:rPr>
                   <w:rFonts w:ascii="Arial" w:cs="Arial" w:eastAsia="Arial" w:hAnsi="Arial"/>
@@ -6411,7 +6411,7 @@
               <w:spacing w:after="10" w:before="0"/>
               <w:ind w:left="120"/>
             </w:pPr>
-            <w:hyperlink w:history="1" r:id="rIds1yxdjy5xjokfheemd_zo">
+            <w:hyperlink w:history="1" r:id="rIdyd7p835q44jgo8aevpzfa">
               <w:r>
                 <w:rPr>
                   <w:rFonts w:ascii="Arial" w:cs="Arial" w:eastAsia="Arial" w:hAnsi="Arial"/>
@@ -6606,7 +6606,7 @@
             <w:pPr>
               <w:spacing w:after="20" w:before="0"/>
             </w:pPr>
-            <w:hyperlink w:history="1" r:id="rId_nzktiz-dqvaeshhig4fd">
+            <w:hyperlink w:history="1" r:id="rIdsnox5cpv7tz4r7blz4zcj">
               <w:r>
                 <w:rPr>
                   <w:rFonts w:ascii="Arial" w:cs="Arial" w:eastAsia="Arial" w:hAnsi="Arial"/>
@@ -6639,7 +6639,7 @@
               <w:spacing w:after="10" w:before="0"/>
               <w:ind w:left="120"/>
             </w:pPr>
-            <w:hyperlink w:history="1" r:id="rId_mu1zdibfvjwojnvqqqgr">
+            <w:hyperlink w:history="1" r:id="rIdinyfa1jqoni0ekmsy-kcu">
               <w:r>
                 <w:rPr>
                   <w:rFonts w:ascii="Arial" w:cs="Arial" w:eastAsia="Arial" w:hAnsi="Arial"/>
@@ -6684,7 +6684,7 @@
             <w:pPr>
               <w:spacing w:after="20" w:before="0"/>
             </w:pPr>
-            <w:hyperlink w:history="1" r:id="rIdimqdswsr6dgu6erbihlnx">
+            <w:hyperlink w:history="1" r:id="rIdsbd8lhkex3bpg4lse5bsw">
               <w:r>
                 <w:rPr>
                   <w:rFonts w:ascii="Arial" w:cs="Arial" w:eastAsia="Arial" w:hAnsi="Arial"/>
@@ -6717,7 +6717,7 @@
               <w:spacing w:after="10" w:before="0"/>
               <w:ind w:left="120"/>
             </w:pPr>
-            <w:hyperlink w:history="1" r:id="rIdmnm_zrwz0glgwxcdayl1t">
+            <w:hyperlink w:history="1" r:id="rId5gjpr7vfonbu_057lu61_">
               <w:r>
                 <w:rPr>
                   <w:rFonts w:ascii="Arial" w:cs="Arial" w:eastAsia="Arial" w:hAnsi="Arial"/>
@@ -6759,7 +6759,7 @@
                 <w:sz w:val="18"/>
                 <w:szCs w:val="18"/>
               </w:rPr>
-              <w:t xml:space="preserve">Students are arranged in groups of four around their lab benches. The structured practical proceeds in three stages: STAGE 1 — Lithium with water (student-conducted with teacher at the front): Each group receives a large clear plastic trough half-filled with distilled water, a small piece of universal indicator paper (or 3 drops of universal indicator solution added to the water), and a test tube for gas collection. The teacher uses tongs to place a rice-grain piece of lithium into each group trough. Students observe and record: speed of reaction, appearance of the metal surface, sound, whether the metal sinks or floats, gas produced (test tube inverted over metal to collect gas — teacher brings glowing splint to each group for testing), and colour change of indicator. STAGE 2 — Sodium with water (student-conducted, repeating Lesson 1 observations now with data collection): Teacher provides each group with a rice-grain piece of sodium. Students repeat observations and gas test, and measure pH using the indicator. STAGE 3 — Potassium with water (TEACHER DEMONSTRATION ONLY, students observe from seats): Teacher moves to the front demonstration bench, places a safety screen, and drops a rice-grain piece of potassium into a large water trough. Students observe the characteristic lilac/purple flame, rapid movement across the surface and vigorous fizzing from their seats. Students record all observations in a structured results table with columns: Element | Appearance of metal | Reaction speed (slow/medium/fast/explosive) | Gas produced (yes/no) | Splint result | pH of solution | Other observations.</w:t>
+              <w:t xml:space="preserve">Students are arranged in groups of four around their lab benches. The structured practical proceeds in three stages: STAGE 1 — Lithium with water (student-conducted with teacher at the front): Each group receives a large clear plastic trough half-filled with distilled water, a small piece of universal indicator paper (or 3 drops of universal indicator solution added to the water), and a test tube for gas collection. The teacher uses tongs to place a rice-grain piece of lithium into each group trough. Students observe and record: speed of reaction, appearance of the metal surface, sound, whether the metal sinks or floats, gas produced (test tube inverted over metal to collect gas — teacher brings a lighted splint to each group for testing), and colour change of indicator. STAGE 2 — Sodium with water (student-conducted, repeating Lesson 1 observations now with data collection): Teacher provides each group with a rice-grain piece of sodium. Students repeat observations and gas test, and measure pH using the indicator. STAGE 3 — Potassium with water (TEACHER DEMONSTRATION ONLY, students observe from seats): Teacher moves to the front demonstration bench, places a safety screen, and drops a rice-grain piece of potassium into a large water trough. Students observe the characteristic lilac/purple flame, rapid movement across the surface and vigorous fizzing from their seats. Students record all observations in a structured results table with columns: Element | Appearance of metal | Reaction speed (slow/medium/fast/explosive) | Gas produced (yes/no) | Splint result | pH of solution | Other observations.</w:t>
             </w:r>
           </w:p>
         </w:tc>
@@ -6912,7 +6912,7 @@
             <w:pPr>
               <w:spacing w:after="20" w:before="0"/>
             </w:pPr>
-            <w:hyperlink w:history="1" r:id="rIdwdtkpjdcg3avibscj7480">
+            <w:hyperlink w:history="1" r:id="rIde0lwiedda77uvy6kfqvvu">
               <w:r>
                 <w:rPr>
                   <w:rFonts w:ascii="Arial" w:cs="Arial" w:eastAsia="Arial" w:hAnsi="Arial"/>
@@ -6945,7 +6945,7 @@
               <w:spacing w:after="10" w:before="0"/>
               <w:ind w:left="120"/>
             </w:pPr>
-            <w:hyperlink w:history="1" r:id="rIdat5dus134s9rrxwojwbxk">
+            <w:hyperlink w:history="1" r:id="rIdhgtgojjkjn0z4bi_thvx_">
               <w:r>
                 <w:rPr>
                   <w:rFonts w:ascii="Arial" w:cs="Arial" w:eastAsia="Arial" w:hAnsi="Arial"/>
@@ -6990,7 +6990,7 @@
             <w:pPr>
               <w:spacing w:after="20" w:before="0"/>
             </w:pPr>
-            <w:hyperlink w:history="1" r:id="rIdbpv5x5k_fvhwynfoqg8oe">
+            <w:hyperlink w:history="1" r:id="rIdmarpitc7wzuak0qg5dsrp">
               <w:r>
                 <w:rPr>
                   <w:rFonts w:ascii="Arial" w:cs="Arial" w:eastAsia="Arial" w:hAnsi="Arial"/>
@@ -7023,7 +7023,7 @@
               <w:spacing w:after="10" w:before="0"/>
               <w:ind w:left="120"/>
             </w:pPr>
-            <w:hyperlink w:history="1" r:id="rId7bjlaiuro5lsid6omra1k">
+            <w:hyperlink w:history="1" r:id="rIdsuqxswepq_p7_iuce0hoc">
               <w:r>
                 <w:rPr>
                   <w:rFonts w:ascii="Arial" w:cs="Arial" w:eastAsia="Arial" w:hAnsi="Arial"/>
@@ -7218,7 +7218,7 @@
             <w:pPr>
               <w:spacing w:after="20" w:before="0"/>
             </w:pPr>
-            <w:hyperlink w:history="1" r:id="rIdxnpwutp8tmdp04o_g0rav">
+            <w:hyperlink w:history="1" r:id="rIdpzjhu5shdm8cjpi7apjj4">
               <w:r>
                 <w:rPr>
                   <w:rFonts w:ascii="Arial" w:cs="Arial" w:eastAsia="Arial" w:hAnsi="Arial"/>
@@ -7251,7 +7251,7 @@
               <w:spacing w:after="10" w:before="0"/>
               <w:ind w:left="120"/>
             </w:pPr>
-            <w:hyperlink w:history="1" r:id="rIda6ds9p70w1gffyhvj_acz">
+            <w:hyperlink w:history="1" r:id="rIdnw4wfsiuxw3_cnprefllf">
               <w:r>
                 <w:rPr>
                   <w:rFonts w:ascii="Arial" w:cs="Arial" w:eastAsia="Arial" w:hAnsi="Arial"/>
@@ -7296,7 +7296,7 @@
             <w:pPr>
               <w:spacing w:after="20" w:before="0"/>
             </w:pPr>
-            <w:hyperlink w:history="1" r:id="rId_mcgwpxii1x5xn6oibnhb">
+            <w:hyperlink w:history="1" r:id="rId2srvx60arbp1tnof-s1bh">
               <w:r>
                 <w:rPr>
                   <w:rFonts w:ascii="Arial" w:cs="Arial" w:eastAsia="Arial" w:hAnsi="Arial"/>
@@ -7329,7 +7329,7 @@
               <w:spacing w:after="10" w:before="0"/>
               <w:ind w:left="120"/>
             </w:pPr>
-            <w:hyperlink w:history="1" r:id="rIdevz158pwamrhjaxvsnnev">
+            <w:hyperlink w:history="1" r:id="rIdzrtz91bvcbmljxms2cqmf">
               <w:r>
                 <w:rPr>
                   <w:rFonts w:ascii="Arial" w:cs="Arial" w:eastAsia="Arial" w:hAnsi="Arial"/>
@@ -7524,7 +7524,7 @@
             <w:pPr>
               <w:spacing w:after="20" w:before="0"/>
             </w:pPr>
-            <w:hyperlink w:history="1" r:id="rIdybe3slwhq4w4pxx8t8egv">
+            <w:hyperlink w:history="1" r:id="rIdq-ggv_8qltexkxrmpyuc_">
               <w:r>
                 <w:rPr>
                   <w:rFonts w:ascii="Arial" w:cs="Arial" w:eastAsia="Arial" w:hAnsi="Arial"/>
@@ -7557,7 +7557,7 @@
               <w:spacing w:after="10" w:before="0"/>
               <w:ind w:left="120"/>
             </w:pPr>
-            <w:hyperlink w:history="1" r:id="rId9mxpgbbudnrh4ug5hpngq">
+            <w:hyperlink w:history="1" r:id="rIdgnauhymnw5wybyqbehx5_">
               <w:r>
                 <w:rPr>
                   <w:rFonts w:ascii="Arial" w:cs="Arial" w:eastAsia="Arial" w:hAnsi="Arial"/>
@@ -7602,7 +7602,7 @@
             <w:pPr>
               <w:spacing w:after="20" w:before="0"/>
             </w:pPr>
-            <w:hyperlink w:history="1" r:id="rIdjq8nnc2giiwuhgaek1q9e">
+            <w:hyperlink w:history="1" r:id="rIds6wrssg2g-yanpbrmckzy">
               <w:r>
                 <w:rPr>
                   <w:rFonts w:ascii="Arial" w:cs="Arial" w:eastAsia="Arial" w:hAnsi="Arial"/>
@@ -7635,7 +7635,7 @@
               <w:spacing w:after="10" w:before="0"/>
               <w:ind w:left="120"/>
             </w:pPr>
-            <w:hyperlink w:history="1" r:id="rIdr6w-j1pynamb3qwect4sb">
+            <w:hyperlink w:history="1" r:id="rId1bco-pjnkfktjv36rint4">
               <w:r>
                 <w:rPr>
                   <w:rFonts w:ascii="Arial" w:cs="Arial" w:eastAsia="Arial" w:hAnsi="Arial"/>
@@ -7993,7 +7993,7 @@
                 <w:sz w:val="18"/>
                 <w:szCs w:val="18"/>
               </w:rPr>
-              <w:t xml:space="preserve">Lithium reacted slowly and steadily with cold water, floating on the surface and fizzing gently. Sodium reacted faster, skimming across the surface and fizzing vigorously — consistent with the Kisumu water plant demonstration. Potassium reacted most violently, producing a lilac flame and very rapid fizzing. All three produced a gas that relighted a glowing splint, confirming hydrogen production. All three produced alkaline solutions (pH 8 to 14), with potassium producing the highest pH reading.</w:t>
+              <w:t xml:space="preserve">Lithium reacted slowly and steadily with cold water, floating on the surface and fizzing gently. Sodium reacted faster, skimming across the surface and fizzing vigorously — consistent with the Kisumu water plant demonstration. Potassium reacted most violently, producing a lilac flame and very rapid fizzing. All three produced a gas that burned with a squeaky pop when a lighted splint was held to it, confirming hydrogen production. All three produced alkaline solutions (pH 8 to 14), with potassium producing the highest pH reading.</w:t>
             </w:r>
           </w:p>
         </w:tc>
@@ -8147,7 +8147,7 @@
         </w:rPr>
         <w:t xml:space="preserve">© 2026 SeaVuria and ARES. Aligned with KICD objectives. Developed by SeaVuria; technical implementation by ARES (with AI assistance from Claude). Licensed under </w:t>
       </w:r>
-      <w:hyperlink w:history="1" r:id="rIdfsykynubfm5caa2035eya">
+      <w:hyperlink w:history="1" r:id="rIdx8rb65cn9uq777dwkhklq">
         <w:r>
           <w:rPr>
             <w:rFonts w:ascii="Arial" w:cs="Arial" w:eastAsia="Arial" w:hAnsi="Arial"/>
@@ -8168,7 +8168,7 @@
         </w:rPr>
         <w:t xml:space="preserve"> (</w:t>
       </w:r>
-      <w:hyperlink w:history="1" r:id="rIdoy6wyav0u79mu-ubumobm">
+      <w:hyperlink w:history="1" r:id="rId1hnahhexckiiguno4jjhz">
         <w:r>
           <w:rPr>
             <w:rFonts w:ascii="Arial" w:cs="Arial" w:eastAsia="Arial" w:hAnsi="Arial"/>
@@ -9181,7 +9181,7 @@
             <w:pPr>
               <w:spacing w:after="20" w:before="0"/>
             </w:pPr>
-            <w:hyperlink w:history="1" r:id="rIdxugygy1zlsoz-l8lcco7x">
+            <w:hyperlink w:history="1" r:id="rIdxuuoqwixolf4poujeu6al">
               <w:r>
                 <w:rPr>
                   <w:rFonts w:ascii="Arial" w:cs="Arial" w:eastAsia="Arial" w:hAnsi="Arial"/>
@@ -9214,7 +9214,7 @@
               <w:spacing w:after="10" w:before="0"/>
               <w:ind w:left="120"/>
             </w:pPr>
-            <w:hyperlink w:history="1" r:id="rIdl1vzsfev6i2vwll00sxcv">
+            <w:hyperlink w:history="1" r:id="rIdfqhs6rsp-rhk-jtbfbgbo">
               <w:r>
                 <w:rPr>
                   <w:rFonts w:ascii="Arial" w:cs="Arial" w:eastAsia="Arial" w:hAnsi="Arial"/>
@@ -9259,7 +9259,7 @@
             <w:pPr>
               <w:spacing w:after="20" w:before="0"/>
             </w:pPr>
-            <w:hyperlink w:history="1" r:id="rIdic9x2yt2yglzluuttczfv">
+            <w:hyperlink w:history="1" r:id="rIdusab6zkgyrdkyhd73cexp">
               <w:r>
                 <w:rPr>
                   <w:rFonts w:ascii="Arial" w:cs="Arial" w:eastAsia="Arial" w:hAnsi="Arial"/>
@@ -9292,7 +9292,7 @@
               <w:spacing w:after="10" w:before="0"/>
               <w:ind w:left="120"/>
             </w:pPr>
-            <w:hyperlink w:history="1" r:id="rIdw8qsqofzwfvqwjagebh1x">
+            <w:hyperlink w:history="1" r:id="rIdiiccfp0aw4ewrfjdev4fz">
               <w:r>
                 <w:rPr>
                   <w:rFonts w:ascii="Arial" w:cs="Arial" w:eastAsia="Arial" w:hAnsi="Arial"/>
@@ -9639,7 +9639,7 @@
             <w:pPr>
               <w:spacing w:after="20" w:before="0"/>
             </w:pPr>
-            <w:hyperlink w:history="1" r:id="rIdkp0pzyerjhqseuthuhhek">
+            <w:hyperlink w:history="1" r:id="rIdazzcwcce_k9mlcuwzmzm6">
               <w:r>
                 <w:rPr>
                   <w:rFonts w:ascii="Arial" w:cs="Arial" w:eastAsia="Arial" w:hAnsi="Arial"/>
@@ -9672,7 +9672,7 @@
               <w:spacing w:after="10" w:before="0"/>
               <w:ind w:left="120"/>
             </w:pPr>
-            <w:hyperlink w:history="1" r:id="rIdnvkizs-eekusgx86ar9st">
+            <w:hyperlink w:history="1" r:id="rIddwqygkcbiizduqclcitgx">
               <w:r>
                 <w:rPr>
                   <w:rFonts w:ascii="Arial" w:cs="Arial" w:eastAsia="Arial" w:hAnsi="Arial"/>
@@ -9717,7 +9717,7 @@
             <w:pPr>
               <w:spacing w:after="20" w:before="0"/>
             </w:pPr>
-            <w:hyperlink w:history="1" r:id="rIdneqpzfyzhvwqsc9tjcy6b">
+            <w:hyperlink w:history="1" r:id="rIdbxvumos2reusds17i_xye">
               <w:r>
                 <w:rPr>
                   <w:rFonts w:ascii="Arial" w:cs="Arial" w:eastAsia="Arial" w:hAnsi="Arial"/>
@@ -9750,7 +9750,7 @@
               <w:spacing w:after="10" w:before="0"/>
               <w:ind w:left="120"/>
             </w:pPr>
-            <w:hyperlink w:history="1" r:id="rIdig_hylkhilnop3vdll6y1">
+            <w:hyperlink w:history="1" r:id="rIdhiwj8axnrgi66tfpqllv-">
               <w:r>
                 <w:rPr>
                   <w:rFonts w:ascii="Arial" w:cs="Arial" w:eastAsia="Arial" w:hAnsi="Arial"/>
@@ -10325,7 +10325,7 @@
             <w:pPr>
               <w:spacing w:after="20" w:before="0"/>
             </w:pPr>
-            <w:hyperlink w:history="1" r:id="rIdybcqi44thy6y9qytayns_">
+            <w:hyperlink w:history="1" r:id="rId7kelcoq_cnhbbbyljqywv">
               <w:r>
                 <w:rPr>
                   <w:rFonts w:ascii="Arial" w:cs="Arial" w:eastAsia="Arial" w:hAnsi="Arial"/>
@@ -10374,7 +10374,7 @@
               <w:spacing w:after="10" w:before="0"/>
               <w:ind w:left="120"/>
             </w:pPr>
-            <w:hyperlink w:history="1" r:id="rIdfrecqa5ggmhesrsvynyje">
+            <w:hyperlink w:history="1" r:id="rIdjea1sphih7446zu13b3el">
               <w:r>
                 <w:rPr>
                   <w:rFonts w:ascii="Arial" w:cs="Arial" w:eastAsia="Arial" w:hAnsi="Arial"/>
@@ -10419,7 +10419,7 @@
             <w:pPr>
               <w:spacing w:after="20" w:before="0"/>
             </w:pPr>
-            <w:hyperlink w:history="1" r:id="rIdtxsijl58nlxwfgg19oeqk">
+            <w:hyperlink w:history="1" r:id="rId05l1k9qodao2jcpgugabp">
               <w:r>
                 <w:rPr>
                   <w:rFonts w:ascii="Arial" w:cs="Arial" w:eastAsia="Arial" w:hAnsi="Arial"/>
@@ -10452,7 +10452,7 @@
               <w:spacing w:after="10" w:before="0"/>
               <w:ind w:left="120"/>
             </w:pPr>
-            <w:hyperlink w:history="1" r:id="rIdvzj656gn7jtraxymbmktd">
+            <w:hyperlink w:history="1" r:id="rIdt3nniuqpg8y0e7arzz4t8">
               <w:r>
                 <w:rPr>
                   <w:rFonts w:ascii="Arial" w:cs="Arial" w:eastAsia="Arial" w:hAnsi="Arial"/>
@@ -10989,7 +10989,7 @@
             <w:pPr>
               <w:spacing w:after="20" w:before="0"/>
             </w:pPr>
-            <w:hyperlink w:history="1" r:id="rId9zuiyvrbfvgidmhlfnm4k">
+            <w:hyperlink w:history="1" r:id="rIdsyozta0vdu9qm9s_atijg">
               <w:r>
                 <w:rPr>
                   <w:rFonts w:ascii="Arial" w:cs="Arial" w:eastAsia="Arial" w:hAnsi="Arial"/>
@@ -11038,7 +11038,7 @@
               <w:spacing w:after="10" w:before="0"/>
               <w:ind w:left="120"/>
             </w:pPr>
-            <w:hyperlink w:history="1" r:id="rIdvckddgmgcrh5qz6adaby5">
+            <w:hyperlink w:history="1" r:id="rIda7nz8xpuzid47eqdtrlph">
               <w:r>
                 <w:rPr>
                   <w:rFonts w:ascii="Arial" w:cs="Arial" w:eastAsia="Arial" w:hAnsi="Arial"/>
@@ -11083,7 +11083,7 @@
             <w:pPr>
               <w:spacing w:after="20" w:before="0"/>
             </w:pPr>
-            <w:hyperlink w:history="1" r:id="rIdzczfs98kr6wahrheoagmy">
+            <w:hyperlink w:history="1" r:id="rIdwoqe6okfdwbac91sz6m6j">
               <w:r>
                 <w:rPr>
                   <w:rFonts w:ascii="Arial" w:cs="Arial" w:eastAsia="Arial" w:hAnsi="Arial"/>
@@ -11116,7 +11116,7 @@
               <w:spacing w:after="10" w:before="0"/>
               <w:ind w:left="120"/>
             </w:pPr>
-            <w:hyperlink w:history="1" r:id="rIdsp4fbqwnad_wjvzcldyfo">
+            <w:hyperlink w:history="1" r:id="rIdwx42_opszkpo3nociu5bi">
               <w:r>
                 <w:rPr>
                   <w:rFonts w:ascii="Arial" w:cs="Arial" w:eastAsia="Arial" w:hAnsi="Arial"/>
@@ -11539,7 +11539,7 @@
             <w:pPr>
               <w:spacing w:after="20" w:before="0"/>
             </w:pPr>
-            <w:hyperlink w:history="1" r:id="rIdnzxfvv2fnqoas8gufoohv">
+            <w:hyperlink w:history="1" r:id="rId0orlkl5k5axdc5jg3z0g1">
               <w:r>
                 <w:rPr>
                   <w:rFonts w:ascii="Arial" w:cs="Arial" w:eastAsia="Arial" w:hAnsi="Arial"/>
@@ -11588,7 +11588,7 @@
               <w:spacing w:after="10" w:before="0"/>
               <w:ind w:left="120"/>
             </w:pPr>
-            <w:hyperlink w:history="1" r:id="rIdozp4vdiqnkfthpvzrqp1v">
+            <w:hyperlink w:history="1" r:id="rIdzswbmeto74ow5ydbkrdpq">
               <w:r>
                 <w:rPr>
                   <w:rFonts w:ascii="Arial" w:cs="Arial" w:eastAsia="Arial" w:hAnsi="Arial"/>
@@ -11633,7 +11633,7 @@
             <w:pPr>
               <w:spacing w:after="20" w:before="0"/>
             </w:pPr>
-            <w:hyperlink w:history="1" r:id="rIdf-jtz-7tmqaurfxvsbuyj">
+            <w:hyperlink w:history="1" r:id="rIdpmu2q5wuhmy8mhipa5l5i">
               <w:r>
                 <w:rPr>
                   <w:rFonts w:ascii="Arial" w:cs="Arial" w:eastAsia="Arial" w:hAnsi="Arial"/>
@@ -11666,7 +11666,7 @@
               <w:spacing w:after="10" w:before="0"/>
               <w:ind w:left="120"/>
             </w:pPr>
-            <w:hyperlink w:history="1" r:id="rId-fux1zvzznd2kxxo-kour">
+            <w:hyperlink w:history="1" r:id="rIdkkcoyoxfcnyizxqgsf9gd">
               <w:r>
                 <w:rPr>
                   <w:rFonts w:ascii="Arial" w:cs="Arial" w:eastAsia="Arial" w:hAnsi="Arial"/>
@@ -12482,7 +12482,7 @@
         </w:rPr>
         <w:t xml:space="preserve">© 2026 SeaVuria and ARES. Aligned with KICD objectives. Developed by SeaVuria; technical implementation by ARES (with AI assistance from Claude). Licensed under </w:t>
       </w:r>
-      <w:hyperlink w:history="1" r:id="rId0ocx5bwtewopy-gbcjvbx">
+      <w:hyperlink w:history="1" r:id="rIdh3sbeb5f8idxjjymdxyjx">
         <w:r>
           <w:rPr>
             <w:rFonts w:ascii="Arial" w:cs="Arial" w:eastAsia="Arial" w:hAnsi="Arial"/>
@@ -12503,7 +12503,7 @@
         </w:rPr>
         <w:t xml:space="preserve"> (</w:t>
       </w:r>
-      <w:hyperlink w:history="1" r:id="rIduhvdafjwlanus1yxrjftw">
+      <w:hyperlink w:history="1" r:id="rIdpl1w0hagzm1ioj1do48bn">
         <w:r>
           <w:rPr>
             <w:rFonts w:ascii="Arial" w:cs="Arial" w:eastAsia="Arial" w:hAnsi="Arial"/>
@@ -13516,7 +13516,7 @@
             <w:pPr>
               <w:spacing w:after="20" w:before="0"/>
             </w:pPr>
-            <w:hyperlink w:history="1" r:id="rIdaqcv0ixxwn8uur-jt24ok">
+            <w:hyperlink w:history="1" r:id="rIdgcjmd6jq-kkjfovl9yzzd">
               <w:r>
                 <w:rPr>
                   <w:rFonts w:ascii="Arial" w:cs="Arial" w:eastAsia="Arial" w:hAnsi="Arial"/>
@@ -13549,7 +13549,7 @@
               <w:spacing w:after="10" w:before="0"/>
               <w:ind w:left="120"/>
             </w:pPr>
-            <w:hyperlink w:history="1" r:id="rIdhl6f3wy_f1mmzoeuc8-fb">
+            <w:hyperlink w:history="1" r:id="rIdfpbvf9pj4zfyzlttxo9yt">
               <w:r>
                 <w:rPr>
                   <w:rFonts w:ascii="Arial" w:cs="Arial" w:eastAsia="Arial" w:hAnsi="Arial"/>
@@ -13594,7 +13594,7 @@
             <w:pPr>
               <w:spacing w:after="20" w:before="0"/>
             </w:pPr>
-            <w:hyperlink w:history="1" r:id="rIdqefbsf9tuhyexlhd7toly">
+            <w:hyperlink w:history="1" r:id="rIdf2zdc4berybzlz9vc7shc">
               <w:r>
                 <w:rPr>
                   <w:rFonts w:ascii="Arial" w:cs="Arial" w:eastAsia="Arial" w:hAnsi="Arial"/>
@@ -13627,7 +13627,7 @@
               <w:spacing w:after="10" w:before="0"/>
               <w:ind w:left="120"/>
             </w:pPr>
-            <w:hyperlink w:history="1" r:id="rIdo-hhoi_yp08wonpsgl5nl">
+            <w:hyperlink w:history="1" r:id="rIdgos6isgw2q5gixjsdckcz">
               <w:r>
                 <w:rPr>
                   <w:rFonts w:ascii="Arial" w:cs="Arial" w:eastAsia="Arial" w:hAnsi="Arial"/>
@@ -13822,7 +13822,7 @@
             <w:pPr>
               <w:spacing w:after="20" w:before="0"/>
             </w:pPr>
-            <w:hyperlink w:history="1" r:id="rIdq4tnj3maoemecf2ibjz4m">
+            <w:hyperlink w:history="1" r:id="rIdatrlbfhfa4qfnntyjzmsa">
               <w:r>
                 <w:rPr>
                   <w:rFonts w:ascii="Arial" w:cs="Arial" w:eastAsia="Arial" w:hAnsi="Arial"/>
@@ -13855,7 +13855,7 @@
               <w:spacing w:after="10" w:before="0"/>
               <w:ind w:left="120"/>
             </w:pPr>
-            <w:hyperlink w:history="1" r:id="rIdgseblntts-2rllnnuj8lj">
+            <w:hyperlink w:history="1" r:id="rIdx0wntvt-pmjeulw2z-xqx">
               <w:r>
                 <w:rPr>
                   <w:rFonts w:ascii="Arial" w:cs="Arial" w:eastAsia="Arial" w:hAnsi="Arial"/>
@@ -13900,7 +13900,7 @@
             <w:pPr>
               <w:spacing w:after="20" w:before="0"/>
             </w:pPr>
-            <w:hyperlink w:history="1" r:id="rId6x16lmswemfbazm0th_qw">
+            <w:hyperlink w:history="1" r:id="rId7wtlho9gylya-3jmp5w8w">
               <w:r>
                 <w:rPr>
                   <w:rFonts w:ascii="Arial" w:cs="Arial" w:eastAsia="Arial" w:hAnsi="Arial"/>
@@ -13933,7 +13933,7 @@
               <w:spacing w:after="10" w:before="0"/>
               <w:ind w:left="120"/>
             </w:pPr>
-            <w:hyperlink w:history="1" r:id="rIdltgennu8wmygn3mgjzbqs">
+            <w:hyperlink w:history="1" r:id="rIdm1zg8r3gzjpuhnpxtb4xt">
               <w:r>
                 <w:rPr>
                   <w:rFonts w:ascii="Arial" w:cs="Arial" w:eastAsia="Arial" w:hAnsi="Arial"/>
@@ -14128,7 +14128,7 @@
             <w:pPr>
               <w:spacing w:after="20" w:before="0"/>
             </w:pPr>
-            <w:hyperlink w:history="1" r:id="rId-po5axo7v7pgby0o7tvtb">
+            <w:hyperlink w:history="1" r:id="rId4amaklldi_qhrkyqlcll_">
               <w:r>
                 <w:rPr>
                   <w:rFonts w:ascii="Arial" w:cs="Arial" w:eastAsia="Arial" w:hAnsi="Arial"/>
@@ -14177,7 +14177,7 @@
               <w:spacing w:after="10" w:before="0"/>
               <w:ind w:left="120"/>
             </w:pPr>
-            <w:hyperlink w:history="1" r:id="rIdjmyibhcelhcfj2du2umaj">
+            <w:hyperlink w:history="1" r:id="rIdguh_9xw8yc4ktrck1jeh5">
               <w:r>
                 <w:rPr>
                   <w:rFonts w:ascii="Arial" w:cs="Arial" w:eastAsia="Arial" w:hAnsi="Arial"/>
@@ -14222,7 +14222,7 @@
             <w:pPr>
               <w:spacing w:after="20" w:before="0"/>
             </w:pPr>
-            <w:hyperlink w:history="1" r:id="rIdmpfvw4anfnj9jhvwzmmjo">
+            <w:hyperlink w:history="1" r:id="rIdmp793lsugmagjrlochxcd">
               <w:r>
                 <w:rPr>
                   <w:rFonts w:ascii="Arial" w:cs="Arial" w:eastAsia="Arial" w:hAnsi="Arial"/>
@@ -14255,7 +14255,7 @@
               <w:spacing w:after="10" w:before="0"/>
               <w:ind w:left="120"/>
             </w:pPr>
-            <w:hyperlink w:history="1" r:id="rId89m4s9yxi1d9wec53jsbf">
+            <w:hyperlink w:history="1" r:id="rId1jwizqe3k70fi7w2xpgom">
               <w:r>
                 <w:rPr>
                   <w:rFonts w:ascii="Arial" w:cs="Arial" w:eastAsia="Arial" w:hAnsi="Arial"/>
@@ -14450,7 +14450,7 @@
             <w:pPr>
               <w:spacing w:after="20" w:before="0"/>
             </w:pPr>
-            <w:hyperlink w:history="1" r:id="rIdnhfcpr06mg-f_slalhi54">
+            <w:hyperlink w:history="1" r:id="rIdxth8rh7i37mg7nk6clarm">
               <w:r>
                 <w:rPr>
                   <w:rFonts w:ascii="Arial" w:cs="Arial" w:eastAsia="Arial" w:hAnsi="Arial"/>
@@ -14499,7 +14499,7 @@
               <w:spacing w:after="10" w:before="0"/>
               <w:ind w:left="120"/>
             </w:pPr>
-            <w:hyperlink w:history="1" r:id="rIdzvrbi5_p6seoyxs3c6g2k">
+            <w:hyperlink w:history="1" r:id="rIdxwbx2iksk4flfqqovs8vs">
               <w:r>
                 <w:rPr>
                   <w:rFonts w:ascii="Arial" w:cs="Arial" w:eastAsia="Arial" w:hAnsi="Arial"/>
@@ -14544,7 +14544,7 @@
             <w:pPr>
               <w:spacing w:after="20" w:before="0"/>
             </w:pPr>
-            <w:hyperlink w:history="1" r:id="rIdpng3rhq57j2r1dcmklqkt">
+            <w:hyperlink w:history="1" r:id="rId3axtddnarbdbdlusaxp9c">
               <w:r>
                 <w:rPr>
                   <w:rFonts w:ascii="Arial" w:cs="Arial" w:eastAsia="Arial" w:hAnsi="Arial"/>
@@ -14577,7 +14577,7 @@
               <w:spacing w:after="10" w:before="0"/>
               <w:ind w:left="120"/>
             </w:pPr>
-            <w:hyperlink w:history="1" r:id="rIdqxaec_jf0bgh5pecsjkdt">
+            <w:hyperlink w:history="1" r:id="rIdlf59cjuydvee41dbtudlr">
               <w:r>
                 <w:rPr>
                   <w:rFonts w:ascii="Arial" w:cs="Arial" w:eastAsia="Arial" w:hAnsi="Arial"/>
@@ -14772,7 +14772,7 @@
             <w:pPr>
               <w:spacing w:after="20" w:before="0"/>
             </w:pPr>
-            <w:hyperlink w:history="1" r:id="rIdekuuwgtywvmp2tzgl1y0-">
+            <w:hyperlink w:history="1" r:id="rIdzbdqxoywcnvm6zly4kvcw">
               <w:r>
                 <w:rPr>
                   <w:rFonts w:ascii="Arial" w:cs="Arial" w:eastAsia="Arial" w:hAnsi="Arial"/>
@@ -14821,7 +14821,7 @@
               <w:spacing w:after="10" w:before="0"/>
               <w:ind w:left="120"/>
             </w:pPr>
-            <w:hyperlink w:history="1" r:id="rIdchczbdmihio--828lxbmv">
+            <w:hyperlink w:history="1" r:id="rIdxerw-ejklqcws0gftayn9">
               <w:r>
                 <w:rPr>
                   <w:rFonts w:ascii="Arial" w:cs="Arial" w:eastAsia="Arial" w:hAnsi="Arial"/>
@@ -14866,7 +14866,7 @@
             <w:pPr>
               <w:spacing w:after="20" w:before="0"/>
             </w:pPr>
-            <w:hyperlink w:history="1" r:id="rId7-luukojcujttpdvp7sak">
+            <w:hyperlink w:history="1" r:id="rId99ukcsu5scdblrw93spyx">
               <w:r>
                 <w:rPr>
                   <w:rFonts w:ascii="Arial" w:cs="Arial" w:eastAsia="Arial" w:hAnsi="Arial"/>
@@ -14915,7 +14915,7 @@
               <w:spacing w:after="10" w:before="0"/>
               <w:ind w:left="120"/>
             </w:pPr>
-            <w:hyperlink w:history="1" r:id="rIdf2ly0wxsvjbgp-esbhq2j">
+            <w:hyperlink w:history="1" r:id="rIdq35cz8z77bfwgpya-2ycl">
               <w:r>
                 <w:rPr>
                   <w:rFonts w:ascii="Arial" w:cs="Arial" w:eastAsia="Arial" w:hAnsi="Arial"/>
@@ -15427,7 +15427,7 @@
         </w:rPr>
         <w:t xml:space="preserve">© 2026 SeaVuria and ARES. Aligned with KICD objectives. Developed by SeaVuria; technical implementation by ARES (with AI assistance from Claude). Licensed under </w:t>
       </w:r>
-      <w:hyperlink w:history="1" r:id="rId2kps6rfbhpgab_nebwtcp">
+      <w:hyperlink w:history="1" r:id="rIdfhlsmbummmllwmoar0alb">
         <w:r>
           <w:rPr>
             <w:rFonts w:ascii="Arial" w:cs="Arial" w:eastAsia="Arial" w:hAnsi="Arial"/>
@@ -15448,7 +15448,7 @@
         </w:rPr>
         <w:t xml:space="preserve"> (</w:t>
       </w:r>
-      <w:hyperlink w:history="1" r:id="rIdnjlnnms_q9wlaq3k0eor2">
+      <w:hyperlink w:history="1" r:id="rIdexzajjij3y6axdtneolr4">
         <w:r>
           <w:rPr>
             <w:rFonts w:ascii="Arial" w:cs="Arial" w:eastAsia="Arial" w:hAnsi="Arial"/>
@@ -16461,7 +16461,7 @@
             <w:pPr>
               <w:spacing w:after="20" w:before="0"/>
             </w:pPr>
-            <w:hyperlink w:history="1" r:id="rIdihzgaww_o3kfhwpqdncsf">
+            <w:hyperlink w:history="1" r:id="rIdcns6zf928spk2qrsnjgoo">
               <w:r>
                 <w:rPr>
                   <w:rFonts w:ascii="Arial" w:cs="Arial" w:eastAsia="Arial" w:hAnsi="Arial"/>
@@ -16494,7 +16494,7 @@
               <w:spacing w:after="10" w:before="0"/>
               <w:ind w:left="120"/>
             </w:pPr>
-            <w:hyperlink w:history="1" r:id="rId3d0ycolwprz0kbcksc2e0">
+            <w:hyperlink w:history="1" r:id="rIdqj53gvtbepqklz8uiwmsr">
               <w:r>
                 <w:rPr>
                   <w:rFonts w:ascii="Arial" w:cs="Arial" w:eastAsia="Arial" w:hAnsi="Arial"/>
@@ -16539,7 +16539,7 @@
             <w:pPr>
               <w:spacing w:after="20" w:before="0"/>
             </w:pPr>
-            <w:hyperlink w:history="1" r:id="rIda4cwkxezuhcaywvytrgej">
+            <w:hyperlink w:history="1" r:id="rIdyvceykmvaajt33wdwl0qa">
               <w:r>
                 <w:rPr>
                   <w:rFonts w:ascii="Arial" w:cs="Arial" w:eastAsia="Arial" w:hAnsi="Arial"/>
@@ -16572,7 +16572,7 @@
               <w:spacing w:after="10" w:before="0"/>
               <w:ind w:left="120"/>
             </w:pPr>
-            <w:hyperlink w:history="1" r:id="rIdenjl7ruz_llwpvy6lc3dc">
+            <w:hyperlink w:history="1" r:id="rIde5fxvh4kmffrs-wclm2nw">
               <w:r>
                 <w:rPr>
                   <w:rFonts w:ascii="Arial" w:cs="Arial" w:eastAsia="Arial" w:hAnsi="Arial"/>
@@ -16767,7 +16767,7 @@
             <w:pPr>
               <w:spacing w:after="20" w:before="0"/>
             </w:pPr>
-            <w:hyperlink w:history="1" r:id="rId8-juaf4b1irx4zfx3je2p">
+            <w:hyperlink w:history="1" r:id="rIdubj3bifdkeep9hkfpc58v">
               <w:r>
                 <w:rPr>
                   <w:rFonts w:ascii="Arial" w:cs="Arial" w:eastAsia="Arial" w:hAnsi="Arial"/>
@@ -16800,7 +16800,7 @@
               <w:spacing w:after="10" w:before="0"/>
               <w:ind w:left="120"/>
             </w:pPr>
-            <w:hyperlink w:history="1" r:id="rIdhh7fakfhzufcplxmw2nq3">
+            <w:hyperlink w:history="1" r:id="rIdwobpkbn1ktteuh7zdfsqz">
               <w:r>
                 <w:rPr>
                   <w:rFonts w:ascii="Arial" w:cs="Arial" w:eastAsia="Arial" w:hAnsi="Arial"/>
@@ -16845,7 +16845,7 @@
             <w:pPr>
               <w:spacing w:after="20" w:before="0"/>
             </w:pPr>
-            <w:hyperlink w:history="1" r:id="rIdbrih50byl_hysnhaf0rap">
+            <w:hyperlink w:history="1" r:id="rIde2biwpor8wjitgjj65fss">
               <w:r>
                 <w:rPr>
                   <w:rFonts w:ascii="Arial" w:cs="Arial" w:eastAsia="Arial" w:hAnsi="Arial"/>
@@ -16878,7 +16878,7 @@
               <w:spacing w:after="10" w:before="0"/>
               <w:ind w:left="120"/>
             </w:pPr>
-            <w:hyperlink w:history="1" r:id="rIdsm4xjqieukuufhvdhieaz">
+            <w:hyperlink w:history="1" r:id="rIdl_jlbk4ctfjemm7bm366q">
               <w:r>
                 <w:rPr>
                   <w:rFonts w:ascii="Arial" w:cs="Arial" w:eastAsia="Arial" w:hAnsi="Arial"/>
@@ -17073,7 +17073,7 @@
             <w:pPr>
               <w:spacing w:after="20" w:before="0"/>
             </w:pPr>
-            <w:hyperlink w:history="1" r:id="rId-tqzijfndgdam2ozm-uo0">
+            <w:hyperlink w:history="1" r:id="rIdtiibbhykvtion7hmt1jjj">
               <w:r>
                 <w:rPr>
                   <w:rFonts w:ascii="Arial" w:cs="Arial" w:eastAsia="Arial" w:hAnsi="Arial"/>
@@ -17106,7 +17106,7 @@
               <w:spacing w:after="10" w:before="0"/>
               <w:ind w:left="120"/>
             </w:pPr>
-            <w:hyperlink w:history="1" r:id="rIdyggsfznihpmreoxzcuouo">
+            <w:hyperlink w:history="1" r:id="rIdnltbn6kfdpdmo4xtnrapx">
               <w:r>
                 <w:rPr>
                   <w:rFonts w:ascii="Arial" w:cs="Arial" w:eastAsia="Arial" w:hAnsi="Arial"/>
@@ -17151,7 +17151,7 @@
             <w:pPr>
               <w:spacing w:after="20" w:before="0"/>
             </w:pPr>
-            <w:hyperlink w:history="1" r:id="rIdt50aj41umyjbk0mekkvfc">
+            <w:hyperlink w:history="1" r:id="rIdccrz4b9idu_5g4iy6kuou">
               <w:r>
                 <w:rPr>
                   <w:rFonts w:ascii="Arial" w:cs="Arial" w:eastAsia="Arial" w:hAnsi="Arial"/>
@@ -17184,7 +17184,7 @@
               <w:spacing w:after="10" w:before="0"/>
               <w:ind w:left="120"/>
             </w:pPr>
-            <w:hyperlink w:history="1" r:id="rIdzgw_yrcsyiadzqwl2a2qu">
+            <w:hyperlink w:history="1" r:id="rIdpkboqnz9o9rdk0byi3zin">
               <w:r>
                 <w:rPr>
                   <w:rFonts w:ascii="Arial" w:cs="Arial" w:eastAsia="Arial" w:hAnsi="Arial"/>
@@ -17379,7 +17379,7 @@
             <w:pPr>
               <w:spacing w:after="20" w:before="0"/>
             </w:pPr>
-            <w:hyperlink w:history="1" r:id="rIdugys1xu3rkjfmnwyqynic">
+            <w:hyperlink w:history="1" r:id="rIdyyqot1agth7cocvkgxtbv">
               <w:r>
                 <w:rPr>
                   <w:rFonts w:ascii="Arial" w:cs="Arial" w:eastAsia="Arial" w:hAnsi="Arial"/>
@@ -17412,7 +17412,7 @@
               <w:spacing w:after="10" w:before="0"/>
               <w:ind w:left="120"/>
             </w:pPr>
-            <w:hyperlink w:history="1" r:id="rIdo8wmylzcm6f-hagpejftf">
+            <w:hyperlink w:history="1" r:id="rIdikgbgktqrnnyoz7qkqaxd">
               <w:r>
                 <w:rPr>
                   <w:rFonts w:ascii="Arial" w:cs="Arial" w:eastAsia="Arial" w:hAnsi="Arial"/>
@@ -17457,7 +17457,7 @@
             <w:pPr>
               <w:spacing w:after="20" w:before="0"/>
             </w:pPr>
-            <w:hyperlink w:history="1" r:id="rId4o-z3kxus9btzvkiurx_p">
+            <w:hyperlink w:history="1" r:id="rId1yfbdvovyki3qepdw-p7k">
               <w:r>
                 <w:rPr>
                   <w:rFonts w:ascii="Arial" w:cs="Arial" w:eastAsia="Arial" w:hAnsi="Arial"/>
@@ -17490,7 +17490,7 @@
               <w:spacing w:after="10" w:before="0"/>
               <w:ind w:left="120"/>
             </w:pPr>
-            <w:hyperlink w:history="1" r:id="rIdgdujubeolczucbhjbbhkh">
+            <w:hyperlink w:history="1" r:id="rIdllwmqth_ib0tf6vycz2hq">
               <w:r>
                 <w:rPr>
                   <w:rFonts w:ascii="Arial" w:cs="Arial" w:eastAsia="Arial" w:hAnsi="Arial"/>
@@ -17685,7 +17685,7 @@
             <w:pPr>
               <w:spacing w:after="20" w:before="0"/>
             </w:pPr>
-            <w:hyperlink w:history="1" r:id="rId860e9wprcqnzg6taxul-k">
+            <w:hyperlink w:history="1" r:id="rIdt4nwj0bixuba3lsxgswgj">
               <w:r>
                 <w:rPr>
                   <w:rFonts w:ascii="Arial" w:cs="Arial" w:eastAsia="Arial" w:hAnsi="Arial"/>
@@ -17718,7 +17718,7 @@
               <w:spacing w:after="10" w:before="0"/>
               <w:ind w:left="120"/>
             </w:pPr>
-            <w:hyperlink w:history="1" r:id="rIdybjobz5koemd72pz4dm-m">
+            <w:hyperlink w:history="1" r:id="rIdcxh3wobausnbpko_7_5cr">
               <w:r>
                 <w:rPr>
                   <w:rFonts w:ascii="Arial" w:cs="Arial" w:eastAsia="Arial" w:hAnsi="Arial"/>
@@ -17763,7 +17763,7 @@
             <w:pPr>
               <w:spacing w:after="20" w:before="0"/>
             </w:pPr>
-            <w:hyperlink w:history="1" r:id="rIdvtq87ps8dofz0lzwim-bg">
+            <w:hyperlink w:history="1" r:id="rIdxalhcmtz8tq2mpmmvinxb">
               <w:r>
                 <w:rPr>
                   <w:rFonts w:ascii="Arial" w:cs="Arial" w:eastAsia="Arial" w:hAnsi="Arial"/>
@@ -17796,7 +17796,7 @@
               <w:spacing w:after="10" w:before="0"/>
               <w:ind w:left="120"/>
             </w:pPr>
-            <w:hyperlink w:history="1" r:id="rIdblkqm4hqgpkv1km6bhthg">
+            <w:hyperlink w:history="1" r:id="rIdaobnqvjwsbax39-zndrp4">
               <w:r>
                 <w:rPr>
                   <w:rFonts w:ascii="Arial" w:cs="Arial" w:eastAsia="Arial" w:hAnsi="Arial"/>
@@ -18536,7 +18536,7 @@
         </w:rPr>
         <w:t xml:space="preserve">© 2026 SeaVuria and ARES. Aligned with KICD objectives. Developed by SeaVuria; technical implementation by ARES (with AI assistance from Claude). Licensed under </w:t>
       </w:r>
-      <w:hyperlink w:history="1" r:id="rIds9xxz-8z8yaor9uexp2ve">
+      <w:hyperlink w:history="1" r:id="rId7yswv4jdtjsu10u3dvoxu">
         <w:r>
           <w:rPr>
             <w:rFonts w:ascii="Arial" w:cs="Arial" w:eastAsia="Arial" w:hAnsi="Arial"/>
@@ -18557,7 +18557,7 @@
         </w:rPr>
         <w:t xml:space="preserve"> (</w:t>
       </w:r>
-      <w:hyperlink w:history="1" r:id="rIdpe2sbmwtwmzmd1ezk_vhl">
+      <w:hyperlink w:history="1" r:id="rIdlvav6j0svkvyriqgtq3ev">
         <w:r>
           <w:rPr>
             <w:rFonts w:ascii="Arial" w:cs="Arial" w:eastAsia="Arial" w:hAnsi="Arial"/>
@@ -19570,7 +19570,7 @@
             <w:pPr>
               <w:spacing w:after="20" w:before="0"/>
             </w:pPr>
-            <w:hyperlink w:history="1" r:id="rIdvw31yptjn-gt6okmg2lez">
+            <w:hyperlink w:history="1" r:id="rIdjf7wfajhqpf1wcbn8va-m">
               <w:r>
                 <w:rPr>
                   <w:rFonts w:ascii="Arial" w:cs="Arial" w:eastAsia="Arial" w:hAnsi="Arial"/>
@@ -19603,7 +19603,7 @@
               <w:spacing w:after="10" w:before="0"/>
               <w:ind w:left="120"/>
             </w:pPr>
-            <w:hyperlink w:history="1" r:id="rIduepce3jqy02clmuhjygjn">
+            <w:hyperlink w:history="1" r:id="rIdfgo89d9uv2usgh16h-qux">
               <w:r>
                 <w:rPr>
                   <w:rFonts w:ascii="Arial" w:cs="Arial" w:eastAsia="Arial" w:hAnsi="Arial"/>
@@ -19665,7 +19665,7 @@
               <w:spacing w:after="10" w:before="0"/>
               <w:ind w:left="120"/>
             </w:pPr>
-            <w:hyperlink w:history="1" r:id="rId1rd7ujnyxw4kstbrcmyrl">
+            <w:hyperlink w:history="1" r:id="rIdmfclgtlc-bdacdnpztev6">
               <w:r>
                 <w:rPr>
                   <w:rFonts w:ascii="Arial" w:cs="Arial" w:eastAsia="Arial" w:hAnsi="Arial"/>
@@ -19875,7 +19875,7 @@
             <w:pPr>
               <w:spacing w:after="20" w:before="0"/>
             </w:pPr>
-            <w:hyperlink w:history="1" r:id="rIdbe0qi3np214iqr4qafvvi">
+            <w:hyperlink w:history="1" r:id="rId36zc9hqrau10vjflvqrhs">
               <w:r>
                 <w:rPr>
                   <w:rFonts w:ascii="Arial" w:cs="Arial" w:eastAsia="Arial" w:hAnsi="Arial"/>
@@ -19908,7 +19908,7 @@
               <w:spacing w:after="10" w:before="0"/>
               <w:ind w:left="120"/>
             </w:pPr>
-            <w:hyperlink w:history="1" r:id="rIdrecl3e2gwm3v9ui5omjo1">
+            <w:hyperlink w:history="1" r:id="rIdn47291kjphq1apdvfkkg1">
               <w:r>
                 <w:rPr>
                   <w:rFonts w:ascii="Arial" w:cs="Arial" w:eastAsia="Arial" w:hAnsi="Arial"/>
@@ -19970,7 +19970,7 @@
               <w:spacing w:after="10" w:before="0"/>
               <w:ind w:left="120"/>
             </w:pPr>
-            <w:hyperlink w:history="1" r:id="rIdblcxrwl9gvl88xdd0_egi">
+            <w:hyperlink w:history="1" r:id="rIddgq8nvdrjam19mqmikzwp">
               <w:r>
                 <w:rPr>
                   <w:rFonts w:ascii="Arial" w:cs="Arial" w:eastAsia="Arial" w:hAnsi="Arial"/>
@@ -20027,7 +20027,7 @@
                 <w:sz w:val="18"/>
                 <w:szCs w:val="18"/>
               </w:rPr>
-              <w:t xml:space="preserve">Teacher carries out a structured demonstration sequence. Students complete the Observe column of their POE worksheet for each reaction, noting: what they see (colour change, gas, flame, vigour), what they hear (fizzing level), and what they can infer about products. For the water reactions: Na (teacher demo, behind safety screen), Mg ribbon in cold water (students can observe closely), Al foil in cold water (negative result — students record this carefully). For dilute HCl reactions: Mg ribbon (students test gas with glowing splint), Al foil (students observe rate, compare to Mg). For burning in oxygen: Mg ribbon burns brilliantly (students use dark glass), sulfur burns with blue flame producing choking gas (fume cupboard, teacher only). A 4-column observation table on the board is filled in real time as a class.</w:t>
+              <w:t xml:space="preserve">Teacher carries out a structured demonstration sequence. Students complete the Observe column of their POE worksheet for each reaction, noting: what they see (colour change, gas, flame, vigour), what they hear (fizzing level), and what they can infer about products. For the water reactions: Na (teacher demo, behind safety screen), Mg ribbon in cold water (students can observe closely), Al foil in cold water (negative result — students record this carefully). For dilute HCl reactions: Mg ribbon (students test gas with a lighted splint for a squeaky pop), Al foil (students observe rate, compare to Mg). For burning in oxygen: Mg ribbon burns brilliantly (students use dark glass), sulfur burns with blue flame producing choking gas (fume cupboard, teacher only). A 4-column observation table on the board is filled in real time as a class.</w:t>
             </w:r>
           </w:p>
         </w:tc>
@@ -20059,7 +20059,7 @@
                 <w:sz w:val="18"/>
                 <w:szCs w:val="18"/>
               </w:rPr>
-              <w:t xml:space="preserve">Begin with the anchoring phenomenon re-enactment: 'We are going back to Kisumu Water Plant. Watch this sodium — same sodium the water officer used.' Drop a 2 mm piece of sodium into a beaker of water behind the safety screen. After students react, say: 'Write exactly what you see in your Observe column — be precise. Is it more or less vigorous than Lesson 2?' [WAIT TIME: 30 seconds of silent writing.] Move through the sequence: Mg in cold water — 'Compare the vigour to sodium. Write numbers if you can — count the bubbles per second.' Al in cold water — 'Record what you see. Nothing is also a valid scientific observation.' For HCl reactions, prompt: 'Collect the gas from the Mg reaction. What does the glowing splint tell you?' Before burning Mg, warn: 'Eyes protected — look away or use dark glass. I will count to three.' After each demonstration, pause for [WAIT TIME: 20 seconds] of individual recording. For sulfur, say from fume cupboard: 'Notice the colour of the flame and the sharp smell — that gas is sulfur dioxide. Note the product and the hazard — both are data.'</w:t>
+              <w:t xml:space="preserve">Begin with the anchoring phenomenon re-enactment: 'We are going back to Kisumu Water Plant. Watch this sodium — same sodium the water officer used.' Drop a 2 mm piece of sodium into a beaker of water behind the safety screen. After students react, say: 'Write exactly what you see in your Observe column — be precise. Is it more or less vigorous than Lesson 2?' [WAIT TIME: 30 seconds of silent writing.] Move through the sequence: Mg in cold water — 'Compare the vigour to sodium. Write numbers if you can — count the bubbles per second.' Al in cold water — 'Record what you see. Nothing is also a valid scientific observation.' For HCl reactions, prompt: 'Collect the gas from the Mg reaction. What does the lighted splint tell you?' Before burning Mg, warn: 'Eyes protected — look away or use dark glass. I will count to three.' After each demonstration, pause for [WAIT TIME: 20 seconds] of individual recording. For sulfur, say from fume cupboard: 'Notice the colour of the flame and the sharp smell — that gas is sulfur dioxide. Note the product and the hazard — both are data.'</w:t>
             </w:r>
           </w:p>
         </w:tc>
@@ -20180,7 +20180,7 @@
             <w:pPr>
               <w:spacing w:after="20" w:before="0"/>
             </w:pPr>
-            <w:hyperlink w:history="1" r:id="rId636wff1o2wu-yhq-xqqi2">
+            <w:hyperlink w:history="1" r:id="rIdo24netmbxc-xnh3wtgckm">
               <w:r>
                 <w:rPr>
                   <w:rFonts w:ascii="Arial" w:cs="Arial" w:eastAsia="Arial" w:hAnsi="Arial"/>
@@ -20229,7 +20229,7 @@
               <w:spacing w:after="10" w:before="0"/>
               <w:ind w:left="120"/>
             </w:pPr>
-            <w:hyperlink w:history="1" r:id="rIdxdtlyrfc5ba2iiyx4rgno">
+            <w:hyperlink w:history="1" r:id="rIdemfvxylagboccutjube3f">
               <w:r>
                 <w:rPr>
                   <w:rFonts w:ascii="Arial" w:cs="Arial" w:eastAsia="Arial" w:hAnsi="Arial"/>
@@ -20291,7 +20291,7 @@
               <w:spacing w:after="10" w:before="0"/>
               <w:ind w:left="120"/>
             </w:pPr>
-            <w:hyperlink w:history="1" r:id="rIdbjogpbnne5x9nybrtkd3q">
+            <w:hyperlink w:history="1" r:id="rIdamdwzn4zczbgv4qn1e7v5">
               <w:r>
                 <w:rPr>
                   <w:rFonts w:ascii="Arial" w:cs="Arial" w:eastAsia="Arial" w:hAnsi="Arial"/>
@@ -20501,7 +20501,7 @@
             <w:pPr>
               <w:spacing w:after="20" w:before="0"/>
             </w:pPr>
-            <w:hyperlink w:history="1" r:id="rIdwskznhzpr7nnjms5hncnt">
+            <w:hyperlink w:history="1" r:id="rIdttd_jczcqsskcylho3ome">
               <w:r>
                 <w:rPr>
                   <w:rFonts w:ascii="Arial" w:cs="Arial" w:eastAsia="Arial" w:hAnsi="Arial"/>
@@ -20550,7 +20550,7 @@
               <w:spacing w:after="10" w:before="0"/>
               <w:ind w:left="120"/>
             </w:pPr>
-            <w:hyperlink w:history="1" r:id="rIdrg34zswzqfijykco8kqpo">
+            <w:hyperlink w:history="1" r:id="rIdb9kum-a9rkbv1wnmuulvg">
               <w:r>
                 <w:rPr>
                   <w:rFonts w:ascii="Arial" w:cs="Arial" w:eastAsia="Arial" w:hAnsi="Arial"/>
@@ -20612,7 +20612,7 @@
               <w:spacing w:after="10" w:before="0"/>
               <w:ind w:left="120"/>
             </w:pPr>
-            <w:hyperlink w:history="1" r:id="rIdycf37qyhyckwwa5_qompj">
+            <w:hyperlink w:history="1" r:id="rIdtxpu4z0obvfux9j8f_7eh">
               <w:r>
                 <w:rPr>
                   <w:rFonts w:ascii="Arial" w:cs="Arial" w:eastAsia="Arial" w:hAnsi="Arial"/>
@@ -20822,7 +20822,7 @@
             <w:pPr>
               <w:spacing w:after="20" w:before="0"/>
             </w:pPr>
-            <w:hyperlink w:history="1" r:id="rIdpewtxyp_j5kjaeqo02mav">
+            <w:hyperlink w:history="1" r:id="rIdagvgyr5zusza7o-7capst">
               <w:r>
                 <w:rPr>
                   <w:rFonts w:ascii="Arial" w:cs="Arial" w:eastAsia="Arial" w:hAnsi="Arial"/>
@@ -20855,7 +20855,7 @@
               <w:spacing w:after="10" w:before="0"/>
               <w:ind w:left="120"/>
             </w:pPr>
-            <w:hyperlink w:history="1" r:id="rIdjav_9haspkkrxu3hhd-wu">
+            <w:hyperlink w:history="1" r:id="rIde8g9bmyd6f15kvx2py4o2">
               <w:r>
                 <w:rPr>
                   <w:rFonts w:ascii="Arial" w:cs="Arial" w:eastAsia="Arial" w:hAnsi="Arial"/>
@@ -20917,7 +20917,7 @@
               <w:spacing w:after="10" w:before="0"/>
               <w:ind w:left="120"/>
             </w:pPr>
-            <w:hyperlink w:history="1" r:id="rIdx7ssosnnzm2wx6nnfqpfs">
+            <w:hyperlink w:history="1" r:id="rIdv63seoc3wjau0ftfrtdni">
               <w:r>
                 <w:rPr>
                   <w:rFonts w:ascii="Arial" w:cs="Arial" w:eastAsia="Arial" w:hAnsi="Arial"/>
@@ -20974,7 +20974,7 @@
                 <w:sz w:val="18"/>
                 <w:szCs w:val="18"/>
               </w:rPr>
-              <w:t xml:space="preserve">Each student opens their cumulative annotated periodic table model (started in Lesson 1 and updated each lesson). For the period 3 row, they add colour-coded reactivity annotations: (1) highlight Na in red, Mg in orange, Al in yellow, Si in green, S in blue, Cl in violet, Ar in grey, corresponding to their reactivity ranking; (2) annotate each element with its reaction outcome with water (one word: violent / slow / none) and with oxygen (burns / glows / none); (3) draw a trend arrow across the period labelled: ionisation energy increases, reactivity with water and metals decreases, with the exact data points from the Lesson 5 graph. Students who finish early extend: add the equation for the reaction of the oxide of Na with water (forms NaOH — basic) and the equation for SO2 dissolving in water (forms H2SO3 — acidic), annotating which side of period 3 gives basic and which gives acidic oxides.</w:t>
+              <w:t xml:space="preserve">Each student opens their cumulative annotated periodic table model (started in Lesson 1 and updated each lesson). For the period 3 row, they add colour-coded reactivity annotations: (1) highlight Na in red, Mg in orange, Al in yellow, Si in green, S in blue, Cl in violet, Ar in grey, corresponding to their reactivity ranking; (2) annotate each element with its reaction outcome with water (one word: violent / slow / none) and with oxygen (burns / glows / none); (3) draw a trend arrow across the period labelled: ionisation energy generally increases (note the dip at Al), reactivity with water and metals decreases, with the exact data points from the Lesson 5 graph. Students who finish early extend: add the equation for the reaction of the oxide of Na with water (forms NaOH — basic) and the equation for SO2 dissolving in water (forms H2SO3 — acidic), annotating which side of period 3 gives basic and which gives acidic oxides.</w:t>
             </w:r>
           </w:p>
         </w:tc>
@@ -21356,7 +21356,7 @@
                 <w:sz w:val="18"/>
                 <w:szCs w:val="18"/>
               </w:rPr>
-              <w:t xml:space="preserve">The reactivity of period 3 elements with water and acids decreases across the period because nuclear charge increases while shielding remains nearly constant, raising ionisation energy and making it harder to remove outer electrons; period 3 metals form basic oxides and non-metals form acidic oxides; the products of reactions with water and HCl can be predicted from electron configuration.</w:t>
+              <w:t xml:space="preserve">The reactivity of period 3 elements with water and acids decreases across the period because nuclear charge increases while shielding remains nearly constant, generally raising ionisation energy (Al first ionisation energy dips below Mg, but removing all three of its outer electrons costs far more energy) and making it harder to remove outer electrons; period 3 metals form basic oxides and non-metals form acidic oxides; the products of reactions with water and HCl can be predicted from electron configuration.</w:t>
             </w:r>
           </w:p>
         </w:tc>
@@ -21422,7 +21422,7 @@
                 <w:sz w:val="18"/>
                 <w:szCs w:val="18"/>
               </w:rPr>
-              <w:t xml:space="preserve">Sodium reacts explosively with Lake Victoria water because it has only one outer electron held by 11 protons with 2 full inner shells providing moderate shielding — its ionisation energy is only 496 kJ per mole and the electron is given up almost instantaneously to water molecules; magnesium has 12 protons with the same inner shielding, so its two outer electrons experience stronger effective nuclear charge and are harder to remove — reactivity is far lower; aluminium and silicon have even higher effective nuclear charges and higher ionisation energies, so they do not react with cold water at all; the anchoring phenomenon is now fully explained by the left-to-right increase in effective nuclear charge across period 3.</w:t>
+              <w:t xml:space="preserve">Sodium reacts explosively with Lake Victoria water because it has only one outer electron held by 11 protons with 2 full inner shells providing moderate shielding — its ionisation energy is only 496 kJ per mole and the electron is given up almost instantaneously to water molecules; magnesium has 12 protons with the same inner shielding, so its two outer electrons experience stronger effective nuclear charge and are harder to remove — reactivity is far lower; aluminium and silicon have even higher effective nuclear charges and more outer electrons to remove (Al first ionisation energy, 577 kJ per mole, dips below Mg at 738 because its single 3p electron is easier to remove, but the total energy to remove all three outer electrons is much higher, and Al is also protected by its oxide layer), so they do not react with cold water at all; the anchoring phenomenon is now fully explained by the left-to-right increase in effective nuclear charge across period 3.</w:t>
             </w:r>
           </w:p>
         </w:tc>
@@ -21444,7 +21444,7 @@
         </w:rPr>
         <w:t xml:space="preserve">© 2026 SeaVuria and ARES. Aligned with KICD objectives. Developed by SeaVuria; technical implementation by ARES (with AI assistance from Claude). Licensed under </w:t>
       </w:r>
-      <w:hyperlink w:history="1" r:id="rId6hrk73toe22wwqnv6hsy3">
+      <w:hyperlink w:history="1" r:id="rId47ubwuvupjovhvkgae6it">
         <w:r>
           <w:rPr>
             <w:rFonts w:ascii="Arial" w:cs="Arial" w:eastAsia="Arial" w:hAnsi="Arial"/>
@@ -21465,7 +21465,7 @@
         </w:rPr>
         <w:t xml:space="preserve"> (</w:t>
       </w:r>
-      <w:hyperlink w:history="1" r:id="rIdpysxec7glynn6r8mipb7c">
+      <w:hyperlink w:history="1" r:id="rIdags2kcupizcejdmo5h512">
         <w:r>
           <w:rPr>
             <w:rFonts w:ascii="Arial" w:cs="Arial" w:eastAsia="Arial" w:hAnsi="Arial"/>
@@ -22478,7 +22478,7 @@
             <w:pPr>
               <w:spacing w:after="20" w:before="0"/>
             </w:pPr>
-            <w:hyperlink w:history="1" r:id="rIdwqlhfykoj62frb73uueko">
+            <w:hyperlink w:history="1" r:id="rId1bur4m9dcdfqbh1t3geev">
               <w:r>
                 <w:rPr>
                   <w:rFonts w:ascii="Arial" w:cs="Arial" w:eastAsia="Arial" w:hAnsi="Arial"/>
@@ -22511,7 +22511,7 @@
               <w:spacing w:after="10" w:before="0"/>
               <w:ind w:left="120"/>
             </w:pPr>
-            <w:hyperlink w:history="1" r:id="rIdjq8ouo_ek_ta5_x4bbz46">
+            <w:hyperlink w:history="1" r:id="rIduhjpkm4pvznxaoovsz8wq">
               <w:r>
                 <w:rPr>
                   <w:rFonts w:ascii="Arial" w:cs="Arial" w:eastAsia="Arial" w:hAnsi="Arial"/>
@@ -22556,7 +22556,7 @@
             <w:pPr>
               <w:spacing w:after="20" w:before="0"/>
             </w:pPr>
-            <w:hyperlink w:history="1" r:id="rIddkmvqabhlwj49x_aas6u5">
+            <w:hyperlink w:history="1" r:id="rIdbicakiqbahuse0p9dunjq">
               <w:r>
                 <w:rPr>
                   <w:rFonts w:ascii="Arial" w:cs="Arial" w:eastAsia="Arial" w:hAnsi="Arial"/>
@@ -22589,7 +22589,7 @@
               <w:spacing w:after="10" w:before="0"/>
               <w:ind w:left="120"/>
             </w:pPr>
-            <w:hyperlink w:history="1" r:id="rIdchfxgb9fontap-bwet9ve">
+            <w:hyperlink w:history="1" r:id="rIdjftwogstr2g2rce5unpd_">
               <w:r>
                 <w:rPr>
                   <w:rFonts w:ascii="Arial" w:cs="Arial" w:eastAsia="Arial" w:hAnsi="Arial"/>
@@ -22784,7 +22784,7 @@
             <w:pPr>
               <w:spacing w:after="20" w:before="0"/>
             </w:pPr>
-            <w:hyperlink w:history="1" r:id="rIdseh6niegmvzn4bofq2tu9">
+            <w:hyperlink w:history="1" r:id="rIdwprsrv3r6w2dr4qjpxqkf">
               <w:r>
                 <w:rPr>
                   <w:rFonts w:ascii="Arial" w:cs="Arial" w:eastAsia="Arial" w:hAnsi="Arial"/>
@@ -22817,7 +22817,7 @@
               <w:spacing w:after="10" w:before="0"/>
               <w:ind w:left="120"/>
             </w:pPr>
-            <w:hyperlink w:history="1" r:id="rIdkg9hqinp_lziqzwlgrbfw">
+            <w:hyperlink w:history="1" r:id="rIdr6reyidq8bkq6jzwf1izu">
               <w:r>
                 <w:rPr>
                   <w:rFonts w:ascii="Arial" w:cs="Arial" w:eastAsia="Arial" w:hAnsi="Arial"/>
@@ -22862,7 +22862,7 @@
             <w:pPr>
               <w:spacing w:after="20" w:before="0"/>
             </w:pPr>
-            <w:hyperlink w:history="1" r:id="rIdre282wnvaxkn8cbaiui6s">
+            <w:hyperlink w:history="1" r:id="rId6cw_7msrxfvdz346eoxwz">
               <w:r>
                 <w:rPr>
                   <w:rFonts w:ascii="Arial" w:cs="Arial" w:eastAsia="Arial" w:hAnsi="Arial"/>
@@ -22895,7 +22895,7 @@
               <w:spacing w:after="10" w:before="0"/>
               <w:ind w:left="120"/>
             </w:pPr>
-            <w:hyperlink w:history="1" r:id="rIdixnggblswghrki62hna7k">
+            <w:hyperlink w:history="1" r:id="rIddj3g42rql87lc9l9lmqe-">
               <w:r>
                 <w:rPr>
                   <w:rFonts w:ascii="Arial" w:cs="Arial" w:eastAsia="Arial" w:hAnsi="Arial"/>
@@ -23090,7 +23090,7 @@
             <w:pPr>
               <w:spacing w:after="20" w:before="0"/>
             </w:pPr>
-            <w:hyperlink w:history="1" r:id="rIdjymoufv2puizrgkdvmeqz">
+            <w:hyperlink w:history="1" r:id="rId11jo4ivnhfcvhr00wwix6">
               <w:r>
                 <w:rPr>
                   <w:rFonts w:ascii="Arial" w:cs="Arial" w:eastAsia="Arial" w:hAnsi="Arial"/>
@@ -23139,7 +23139,7 @@
               <w:spacing w:after="10" w:before="0"/>
               <w:ind w:left="120"/>
             </w:pPr>
-            <w:hyperlink w:history="1" r:id="rId4q911inxhsbxja5yzlr0t">
+            <w:hyperlink w:history="1" r:id="rIdbjllnbz3takyneyepoilz">
               <w:r>
                 <w:rPr>
                   <w:rFonts w:ascii="Arial" w:cs="Arial" w:eastAsia="Arial" w:hAnsi="Arial"/>
@@ -23184,7 +23184,7 @@
             <w:pPr>
               <w:spacing w:after="20" w:before="0"/>
             </w:pPr>
-            <w:hyperlink w:history="1" r:id="rId_qzdpc7ggo4pllt-7nghj">
+            <w:hyperlink w:history="1" r:id="rId4xczuilt44aevmlnjke_z">
               <w:r>
                 <w:rPr>
                   <w:rFonts w:ascii="Arial" w:cs="Arial" w:eastAsia="Arial" w:hAnsi="Arial"/>
@@ -23233,7 +23233,7 @@
               <w:spacing w:after="10" w:before="0"/>
               <w:ind w:left="120"/>
             </w:pPr>
-            <w:hyperlink w:history="1" r:id="rIdkd71ikifwsjnbbdhazk3-">
+            <w:hyperlink w:history="1" r:id="rId0boimnz-po6hzruhfzlad">
               <w:r>
                 <w:rPr>
                   <w:rFonts w:ascii="Arial" w:cs="Arial" w:eastAsia="Arial" w:hAnsi="Arial"/>
@@ -23428,7 +23428,7 @@
             <w:pPr>
               <w:spacing w:after="20" w:before="0"/>
             </w:pPr>
-            <w:hyperlink w:history="1" r:id="rIdkrxlimeqqoahw7do9pdon">
+            <w:hyperlink w:history="1" r:id="rIdt1aaof2wcpsaovsytpkd5">
               <w:r>
                 <w:rPr>
                   <w:rFonts w:ascii="Arial" w:cs="Arial" w:eastAsia="Arial" w:hAnsi="Arial"/>
@@ -23477,7 +23477,7 @@
               <w:spacing w:after="10" w:before="0"/>
               <w:ind w:left="120"/>
             </w:pPr>
-            <w:hyperlink w:history="1" r:id="rIdtc94qaqobim9oi0rp9l09">
+            <w:hyperlink w:history="1" r:id="rIds7hpplbwpbo-dxmrf8oc-">
               <w:r>
                 <w:rPr>
                   <w:rFonts w:ascii="Arial" w:cs="Arial" w:eastAsia="Arial" w:hAnsi="Arial"/>
@@ -23522,7 +23522,7 @@
             <w:pPr>
               <w:spacing w:after="20" w:before="0"/>
             </w:pPr>
-            <w:hyperlink w:history="1" r:id="rIdm0g22xqqvdgxhwpbx_iyk">
+            <w:hyperlink w:history="1" r:id="rIdsysytfkppi0lfuetrowlh">
               <w:r>
                 <w:rPr>
                   <w:rFonts w:ascii="Arial" w:cs="Arial" w:eastAsia="Arial" w:hAnsi="Arial"/>
@@ -23571,7 +23571,7 @@
               <w:spacing w:after="10" w:before="0"/>
               <w:ind w:left="120"/>
             </w:pPr>
-            <w:hyperlink w:history="1" r:id="rIdyaubg9vpggxnqu3_0qpwa">
+            <w:hyperlink w:history="1" r:id="rIdvejzhbrunlgoj6s8dpdbd">
               <w:r>
                 <w:rPr>
                   <w:rFonts w:ascii="Arial" w:cs="Arial" w:eastAsia="Arial" w:hAnsi="Arial"/>
@@ -23766,7 +23766,7 @@
             <w:pPr>
               <w:spacing w:after="20" w:before="0"/>
             </w:pPr>
-            <w:hyperlink w:history="1" r:id="rIdbcv4tf2jexldinqnqc7yk">
+            <w:hyperlink w:history="1" r:id="rIdb_0t_5njk6huqxh9rydrj">
               <w:r>
                 <w:rPr>
                   <w:rFonts w:ascii="Arial" w:cs="Arial" w:eastAsia="Arial" w:hAnsi="Arial"/>
@@ -23815,7 +23815,7 @@
               <w:spacing w:after="10" w:before="0"/>
               <w:ind w:left="120"/>
             </w:pPr>
-            <w:hyperlink w:history="1" r:id="rIddinxw910rbqh_0wa8xxtn">
+            <w:hyperlink w:history="1" r:id="rIduxh09s-ljeucbk6foin0p">
               <w:r>
                 <w:rPr>
                   <w:rFonts w:ascii="Arial" w:cs="Arial" w:eastAsia="Arial" w:hAnsi="Arial"/>
@@ -23860,7 +23860,7 @@
             <w:pPr>
               <w:spacing w:after="20" w:before="0"/>
             </w:pPr>
-            <w:hyperlink w:history="1" r:id="rIdsiztkvatol4bj_12zronw">
+            <w:hyperlink w:history="1" r:id="rId3zhlbvrqa6cjwpa2npihb">
               <w:r>
                 <w:rPr>
                   <w:rFonts w:ascii="Arial" w:cs="Arial" w:eastAsia="Arial" w:hAnsi="Arial"/>
@@ -23909,7 +23909,7 @@
               <w:spacing w:after="10" w:before="0"/>
               <w:ind w:left="120"/>
             </w:pPr>
-            <w:hyperlink w:history="1" r:id="rIdhtuerkenbfadhlixxokgv">
+            <w:hyperlink w:history="1" r:id="rId49jziwqum6kqjh0v36phs">
               <w:r>
                 <w:rPr>
                   <w:rFonts w:ascii="Arial" w:cs="Arial" w:eastAsia="Arial" w:hAnsi="Arial"/>
@@ -24599,7 +24599,7 @@
                 <w:sz w:val="18"/>
                 <w:szCs w:val="18"/>
               </w:rPr>
-              <w:t xml:space="preserve">Students learned that an element's position in the periodic table — specifically its group and period number — determines its electron configuration, which in turn determines every physical and chemical property observed. Going down Group I (Li → Na → K), increasing electron shells increase shielding, reducing the effective nuclear charge felt by the outer electron, lowering ionisation energy and increasing reactivity with water. Going across Period 3 (Na → Mg → Al), increasing nuclear charge with the same shielding effect increases ionisation energy and decreases reactivity with cold water. Group VIII elements have full outer shells (noble gas configuration), giving them zero tendency to gain or lose electrons, making them completely inert. These principles explain every Kenyan application studied: chlorine's 7 valence electrons drive its oxidising disinfectant power; argon's full shell makes it the ideal inert welding atmosphere; calcium's 2 valence electrons and moderate reactivity make it suitable for construction chemistry in cement.</w:t>
+              <w:t xml:space="preserve">Students learned that an element's position in the periodic table — specifically its group and period number — determines its electron configuration, which in turn determines every physical and chemical property observed. Going down Group I (Li → Na → K), increasing electron shells increase shielding, reducing the effective nuclear charge felt by the outer electron, lowering ionisation energy and increasing reactivity with water. Going across Period 3 (Na → Mg → Al), increasing nuclear charge with the same shielding effect generally increases ionisation energy (with a dip at Al, whose 3p electron is easier to remove, although removing all three Al outer electrons costs more energy) and decreases reactivity with cold water. Group VIII elements have full outer shells (noble gas configuration), giving them zero tendency to gain or lose electrons, making them completely inert. These principles explain every Kenyan application studied: chlorine's 7 valence electrons drive its oxidising disinfectant power; argon's full shell makes it the ideal inert welding atmosphere; calcium's 2 valence electrons and moderate reactivity make it suitable for construction chemistry in cement.</w:t>
             </w:r>
           </w:p>
         </w:tc>
@@ -24687,7 +24687,7 @@
         </w:rPr>
         <w:t xml:space="preserve">© 2026 SeaVuria and ARES. Aligned with KICD objectives. Developed by SeaVuria; technical implementation by ARES (with AI assistance from Claude). Licensed under </w:t>
       </w:r>
-      <w:hyperlink w:history="1" r:id="rId28l_joilygvzqfkfclny-">
+      <w:hyperlink w:history="1" r:id="rIdvvie6pvb3w9-wemv0j4ef">
         <w:r>
           <w:rPr>
             <w:rFonts w:ascii="Arial" w:cs="Arial" w:eastAsia="Arial" w:hAnsi="Arial"/>
@@ -24708,7 +24708,7 @@
         </w:rPr>
         <w:t xml:space="preserve"> (</w:t>
       </w:r>
-      <w:hyperlink w:history="1" r:id="rIdaatzjfxow43lv0gdjs8b0">
+      <w:hyperlink w:history="1" r:id="rIdcl2imfjfxpleiixoywrvb">
         <w:r>
           <w:rPr>
             <w:rFonts w:ascii="Arial" w:cs="Arial" w:eastAsia="Arial" w:hAnsi="Arial"/>

--- a/data/outputs/v2/Chemistry/SS1.5_Periodicity/Chemistry_Periodicity_CBE_LessonSequence.docx
+++ b/data/outputs/v2/Chemistry/SS1.5_Periodicity/Chemistry_Periodicity_CBE_LessonSequence.docx
@@ -2303,7 +2303,7 @@
         </w:rPr>
         <w:t xml:space="preserve">© 2026 SeaVuria and ARES. This work is licensed under a </w:t>
       </w:r>
-      <w:hyperlink w:history="1" r:id="rId7advirofqvxtohoi-0xnf">
+      <w:hyperlink w:history="1" r:id="rIdvs2ittqxeu-kk7nztn_dc">
         <w:r>
           <w:rPr>
             <w:rFonts w:ascii="Arial" w:cs="Arial" w:eastAsia="Arial" w:hAnsi="Arial"/>
@@ -2323,7 +2323,7 @@
         </w:rPr>
         <w:t xml:space="preserve"> (</w:t>
       </w:r>
-      <w:hyperlink w:history="1" r:id="rIdaq6vnqjmztm_kik5glweu">
+      <w:hyperlink w:history="1" r:id="rIdj4sig6yiwc8lyadcnnsbs">
         <w:r>
           <w:rPr>
             <w:rFonts w:ascii="Arial" w:cs="Arial" w:eastAsia="Arial" w:hAnsi="Arial"/>
@@ -2343,7 +2343,7 @@
         </w:rPr>
         <w:t xml:space="preserve">). To view a copy of this license, visit </w:t>
       </w:r>
-      <w:hyperlink w:history="1" r:id="rIdazjm5aksx2w9_lwzsmlwr">
+      <w:hyperlink w:history="1" r:id="rIdgw7kyudofnvlpcenpoepr">
         <w:r>
           <w:rPr>
             <w:rFonts w:ascii="Arial" w:cs="Arial" w:eastAsia="Arial" w:hAnsi="Arial"/>
@@ -3355,7 +3355,7 @@
             <w:pPr>
               <w:spacing w:after="20" w:before="0"/>
             </w:pPr>
-            <w:hyperlink w:history="1" r:id="rIdrg7cmvsodaxgfzsuf1-gy">
+            <w:hyperlink w:history="1" r:id="rIdcmf01hhhegwf5nyeflezi">
               <w:r>
                 <w:rPr>
                   <w:rFonts w:ascii="Arial" w:cs="Arial" w:eastAsia="Arial" w:hAnsi="Arial"/>
@@ -3388,7 +3388,7 @@
               <w:spacing w:after="10" w:before="0"/>
               <w:ind w:left="120"/>
             </w:pPr>
-            <w:hyperlink w:history="1" r:id="rId90qzycde39wbde0jporxy">
+            <w:hyperlink w:history="1" r:id="rIdylbuqkghecvzilmwl1w7j">
               <w:r>
                 <w:rPr>
                   <w:rFonts w:ascii="Arial" w:cs="Arial" w:eastAsia="Arial" w:hAnsi="Arial"/>
@@ -3433,7 +3433,7 @@
             <w:pPr>
               <w:spacing w:after="20" w:before="0"/>
             </w:pPr>
-            <w:hyperlink w:history="1" r:id="rIda1rsr8l1quy52irzodq8o">
+            <w:hyperlink w:history="1" r:id="rId_if4vdu25_4hi8rm-aivz">
               <w:r>
                 <w:rPr>
                   <w:rFonts w:ascii="Arial" w:cs="Arial" w:eastAsia="Arial" w:hAnsi="Arial"/>
@@ -3466,7 +3466,7 @@
               <w:spacing w:after="10" w:before="0"/>
               <w:ind w:left="120"/>
             </w:pPr>
-            <w:hyperlink w:history="1" r:id="rIdt1vatushr-1xxg6y0fg-0">
+            <w:hyperlink w:history="1" r:id="rIdo7fukupuoahbgs5bkxsvz">
               <w:r>
                 <w:rPr>
                   <w:rFonts w:ascii="Arial" w:cs="Arial" w:eastAsia="Arial" w:hAnsi="Arial"/>
@@ -3661,7 +3661,7 @@
             <w:pPr>
               <w:spacing w:after="20" w:before="0"/>
             </w:pPr>
-            <w:hyperlink w:history="1" r:id="rIdehhe3aycq2ejhxpdfl5vb">
+            <w:hyperlink w:history="1" r:id="rId6iwh-l6_s6d5osdb0n3iw">
               <w:r>
                 <w:rPr>
                   <w:rFonts w:ascii="Arial" w:cs="Arial" w:eastAsia="Arial" w:hAnsi="Arial"/>
@@ -3694,7 +3694,7 @@
               <w:spacing w:after="10" w:before="0"/>
               <w:ind w:left="120"/>
             </w:pPr>
-            <w:hyperlink w:history="1" r:id="rIdi-o7cp5u84d_h9xgdj9hi">
+            <w:hyperlink w:history="1" r:id="rId8xevpaug9679z18l0sipi">
               <w:r>
                 <w:rPr>
                   <w:rFonts w:ascii="Arial" w:cs="Arial" w:eastAsia="Arial" w:hAnsi="Arial"/>
@@ -3739,7 +3739,7 @@
             <w:pPr>
               <w:spacing w:after="20" w:before="0"/>
             </w:pPr>
-            <w:hyperlink w:history="1" r:id="rIdl_rfji1pn636elw4peqw1">
+            <w:hyperlink w:history="1" r:id="rIdtvxuf-rwvski5qjvjlkq8">
               <w:r>
                 <w:rPr>
                   <w:rFonts w:ascii="Arial" w:cs="Arial" w:eastAsia="Arial" w:hAnsi="Arial"/>
@@ -3772,7 +3772,7 @@
               <w:spacing w:after="10" w:before="0"/>
               <w:ind w:left="120"/>
             </w:pPr>
-            <w:hyperlink w:history="1" r:id="rId298enro3yll-u2vfdsfwd">
+            <w:hyperlink w:history="1" r:id="rIdpuff6jwgm5ihiafr23tlg">
               <w:r>
                 <w:rPr>
                   <w:rFonts w:ascii="Arial" w:cs="Arial" w:eastAsia="Arial" w:hAnsi="Arial"/>
@@ -3967,7 +3967,7 @@
             <w:pPr>
               <w:spacing w:after="20" w:before="0"/>
             </w:pPr>
-            <w:hyperlink w:history="1" r:id="rIddyu6jqpimisz2a2vzxf9m">
+            <w:hyperlink w:history="1" r:id="rIdxq0hkce8vcfdsqlxfasp1">
               <w:r>
                 <w:rPr>
                   <w:rFonts w:ascii="Arial" w:cs="Arial" w:eastAsia="Arial" w:hAnsi="Arial"/>
@@ -4016,7 +4016,7 @@
               <w:spacing w:after="10" w:before="0"/>
               <w:ind w:left="120"/>
             </w:pPr>
-            <w:hyperlink w:history="1" r:id="rIdyz6t103hz5i_1v9yva5pk">
+            <w:hyperlink w:history="1" r:id="rIdufiqv1w_xajuhrjbw7w7h">
               <w:r>
                 <w:rPr>
                   <w:rFonts w:ascii="Arial" w:cs="Arial" w:eastAsia="Arial" w:hAnsi="Arial"/>
@@ -4061,7 +4061,7 @@
             <w:pPr>
               <w:spacing w:after="20" w:before="0"/>
             </w:pPr>
-            <w:hyperlink w:history="1" r:id="rIdyjiwaq-oxhylocqvllxza">
+            <w:hyperlink w:history="1" r:id="rId8m0wvresd1trdpsqdtiwq">
               <w:r>
                 <w:rPr>
                   <w:rFonts w:ascii="Arial" w:cs="Arial" w:eastAsia="Arial" w:hAnsi="Arial"/>
@@ -4094,7 +4094,7 @@
               <w:spacing w:after="10" w:before="0"/>
               <w:ind w:left="120"/>
             </w:pPr>
-            <w:hyperlink w:history="1" r:id="rIdlmmjooofj2onpxincafyr">
+            <w:hyperlink w:history="1" r:id="rId8uv3bmnrcspdhwpbikloy">
               <w:r>
                 <w:rPr>
                   <w:rFonts w:ascii="Arial" w:cs="Arial" w:eastAsia="Arial" w:hAnsi="Arial"/>
@@ -4289,7 +4289,7 @@
             <w:pPr>
               <w:spacing w:after="20" w:before="0"/>
             </w:pPr>
-            <w:hyperlink w:history="1" r:id="rId8wqgi55wsmzcosrzzzh0y">
+            <w:hyperlink w:history="1" r:id="rIdjqvw8ov_an9k1w2rw2law">
               <w:r>
                 <w:rPr>
                   <w:rFonts w:ascii="Arial" w:cs="Arial" w:eastAsia="Arial" w:hAnsi="Arial"/>
@@ -4338,7 +4338,7 @@
               <w:spacing w:after="10" w:before="0"/>
               <w:ind w:left="120"/>
             </w:pPr>
-            <w:hyperlink w:history="1" r:id="rIdumafmxjykqjvisdxweuse">
+            <w:hyperlink w:history="1" r:id="rId0en7lj6tz3wcvyeob6jl6">
               <w:r>
                 <w:rPr>
                   <w:rFonts w:ascii="Arial" w:cs="Arial" w:eastAsia="Arial" w:hAnsi="Arial"/>
@@ -4383,7 +4383,7 @@
             <w:pPr>
               <w:spacing w:after="20" w:before="0"/>
             </w:pPr>
-            <w:hyperlink w:history="1" r:id="rIdv3qzeedl9vkefkoasrypr">
+            <w:hyperlink w:history="1" r:id="rIdzoa2d5vuloiq41vz9_8mi">
               <w:r>
                 <w:rPr>
                   <w:rFonts w:ascii="Arial" w:cs="Arial" w:eastAsia="Arial" w:hAnsi="Arial"/>
@@ -4416,7 +4416,7 @@
               <w:spacing w:after="10" w:before="0"/>
               <w:ind w:left="120"/>
             </w:pPr>
-            <w:hyperlink w:history="1" r:id="rIdqa5um2wf82a-f-4jxahhb">
+            <w:hyperlink w:history="1" r:id="rIdvbitwdxjxdjjdlql-pdck">
               <w:r>
                 <w:rPr>
                   <w:rFonts w:ascii="Arial" w:cs="Arial" w:eastAsia="Arial" w:hAnsi="Arial"/>
@@ -4611,7 +4611,7 @@
             <w:pPr>
               <w:spacing w:after="20" w:before="0"/>
             </w:pPr>
-            <w:hyperlink w:history="1" r:id="rIdodzuw8h3wqfxuf3fzihkn">
+            <w:hyperlink w:history="1" r:id="rIdgi6jjv2khx6jjojnzr-q4">
               <w:r>
                 <w:rPr>
                   <w:rFonts w:ascii="Arial" w:cs="Arial" w:eastAsia="Arial" w:hAnsi="Arial"/>
@@ -4660,7 +4660,7 @@
               <w:spacing w:after="10" w:before="0"/>
               <w:ind w:left="120"/>
             </w:pPr>
-            <w:hyperlink w:history="1" r:id="rIdnaqy5ktdkczesab5ro69s">
+            <w:hyperlink w:history="1" r:id="rIdgwe7iydly8tdpw0aw-b86">
               <w:r>
                 <w:rPr>
                   <w:rFonts w:ascii="Arial" w:cs="Arial" w:eastAsia="Arial" w:hAnsi="Arial"/>
@@ -4705,7 +4705,7 @@
             <w:pPr>
               <w:spacing w:after="20" w:before="0"/>
             </w:pPr>
-            <w:hyperlink w:history="1" r:id="rIdmzyjvxawjovxxc8z3vnmb">
+            <w:hyperlink w:history="1" r:id="rIdb4cxm-tbu6lvcy3bewro4">
               <w:r>
                 <w:rPr>
                   <w:rFonts w:ascii="Arial" w:cs="Arial" w:eastAsia="Arial" w:hAnsi="Arial"/>
@@ -4754,7 +4754,7 @@
               <w:spacing w:after="10" w:before="0"/>
               <w:ind w:left="120"/>
             </w:pPr>
-            <w:hyperlink w:history="1" r:id="rIdixqfvnpshxnvfx5lb1a1h">
+            <w:hyperlink w:history="1" r:id="rIdytht8k6whzoir6z3-z3ky">
               <w:r>
                 <w:rPr>
                   <w:rFonts w:ascii="Arial" w:cs="Arial" w:eastAsia="Arial" w:hAnsi="Arial"/>
@@ -5266,7 +5266,7 @@
         </w:rPr>
         <w:t xml:space="preserve">© 2026 SeaVuria and ARES. Aligned with KICD objectives. Developed by SeaVuria; technical implementation by ARES (with AI assistance from Claude). Licensed under </w:t>
       </w:r>
-      <w:hyperlink w:history="1" r:id="rIdpe_obcvc7qz_yzj2anncv">
+      <w:hyperlink w:history="1" r:id="rIdmqjrib-tgvcjtoh7jouu7">
         <w:r>
           <w:rPr>
             <w:rFonts w:ascii="Arial" w:cs="Arial" w:eastAsia="Arial" w:hAnsi="Arial"/>
@@ -5287,7 +5287,7 @@
         </w:rPr>
         <w:t xml:space="preserve"> (</w:t>
       </w:r>
-      <w:hyperlink w:history="1" r:id="rIdv-4fvosnbiduoxojkfzdx">
+      <w:hyperlink w:history="1" r:id="rIdmpueriuu4yij0hnzqdwom">
         <w:r>
           <w:rPr>
             <w:rFonts w:ascii="Arial" w:cs="Arial" w:eastAsia="Arial" w:hAnsi="Arial"/>
@@ -6300,7 +6300,7 @@
             <w:pPr>
               <w:spacing w:after="20" w:before="0"/>
             </w:pPr>
-            <w:hyperlink w:history="1" r:id="rIdceg4b5jwb-p5b-lxzazmb">
+            <w:hyperlink w:history="1" r:id="rIdpurtlf4hupgomdz28lpd2">
               <w:r>
                 <w:rPr>
                   <w:rFonts w:ascii="Arial" w:cs="Arial" w:eastAsia="Arial" w:hAnsi="Arial"/>
@@ -6333,7 +6333,7 @@
               <w:spacing w:after="10" w:before="0"/>
               <w:ind w:left="120"/>
             </w:pPr>
-            <w:hyperlink w:history="1" r:id="rIdujctfdqi_w0gy8cae974m">
+            <w:hyperlink w:history="1" r:id="rIdv5pa14lokw9brcimrskvy">
               <w:r>
                 <w:rPr>
                   <w:rFonts w:ascii="Arial" w:cs="Arial" w:eastAsia="Arial" w:hAnsi="Arial"/>
@@ -6378,7 +6378,7 @@
             <w:pPr>
               <w:spacing w:after="20" w:before="0"/>
             </w:pPr>
-            <w:hyperlink w:history="1" r:id="rIdjszhlb2fd1lqabkywpe_o">
+            <w:hyperlink w:history="1" r:id="rIdvozsjmnzsfmjnfx7osgzf">
               <w:r>
                 <w:rPr>
                   <w:rFonts w:ascii="Arial" w:cs="Arial" w:eastAsia="Arial" w:hAnsi="Arial"/>
@@ -6411,7 +6411,7 @@
               <w:spacing w:after="10" w:before="0"/>
               <w:ind w:left="120"/>
             </w:pPr>
-            <w:hyperlink w:history="1" r:id="rIdyd7p835q44jgo8aevpzfa">
+            <w:hyperlink w:history="1" r:id="rIdj4ubl7pcifumtvdi_v0so">
               <w:r>
                 <w:rPr>
                   <w:rFonts w:ascii="Arial" w:cs="Arial" w:eastAsia="Arial" w:hAnsi="Arial"/>
@@ -6606,7 +6606,7 @@
             <w:pPr>
               <w:spacing w:after="20" w:before="0"/>
             </w:pPr>
-            <w:hyperlink w:history="1" r:id="rIdsnox5cpv7tz4r7blz4zcj">
+            <w:hyperlink w:history="1" r:id="rIdin4folxmpby2rd4qwjzh0">
               <w:r>
                 <w:rPr>
                   <w:rFonts w:ascii="Arial" w:cs="Arial" w:eastAsia="Arial" w:hAnsi="Arial"/>
@@ -6639,7 +6639,7 @@
               <w:spacing w:after="10" w:before="0"/>
               <w:ind w:left="120"/>
             </w:pPr>
-            <w:hyperlink w:history="1" r:id="rIdinyfa1jqoni0ekmsy-kcu">
+            <w:hyperlink w:history="1" r:id="rIdvkadnmqe0v9yynnf0mlld">
               <w:r>
                 <w:rPr>
                   <w:rFonts w:ascii="Arial" w:cs="Arial" w:eastAsia="Arial" w:hAnsi="Arial"/>
@@ -6684,7 +6684,7 @@
             <w:pPr>
               <w:spacing w:after="20" w:before="0"/>
             </w:pPr>
-            <w:hyperlink w:history="1" r:id="rIdsbd8lhkex3bpg4lse5bsw">
+            <w:hyperlink w:history="1" r:id="rId4qzdliga7-b2fjj3cuup9">
               <w:r>
                 <w:rPr>
                   <w:rFonts w:ascii="Arial" w:cs="Arial" w:eastAsia="Arial" w:hAnsi="Arial"/>
@@ -6717,7 +6717,7 @@
               <w:spacing w:after="10" w:before="0"/>
               <w:ind w:left="120"/>
             </w:pPr>
-            <w:hyperlink w:history="1" r:id="rId5gjpr7vfonbu_057lu61_">
+            <w:hyperlink w:history="1" r:id="rIdbxjfkyh9vosig2yzyozd-">
               <w:r>
                 <w:rPr>
                   <w:rFonts w:ascii="Arial" w:cs="Arial" w:eastAsia="Arial" w:hAnsi="Arial"/>
@@ -6912,7 +6912,7 @@
             <w:pPr>
               <w:spacing w:after="20" w:before="0"/>
             </w:pPr>
-            <w:hyperlink w:history="1" r:id="rIde0lwiedda77uvy6kfqvvu">
+            <w:hyperlink w:history="1" r:id="rIdru2o-f8ya-e1qa3iftwwc">
               <w:r>
                 <w:rPr>
                   <w:rFonts w:ascii="Arial" w:cs="Arial" w:eastAsia="Arial" w:hAnsi="Arial"/>
@@ -6945,7 +6945,7 @@
               <w:spacing w:after="10" w:before="0"/>
               <w:ind w:left="120"/>
             </w:pPr>
-            <w:hyperlink w:history="1" r:id="rIdhgtgojjkjn0z4bi_thvx_">
+            <w:hyperlink w:history="1" r:id="rIdl3so9ssbyblaerbmguv71">
               <w:r>
                 <w:rPr>
                   <w:rFonts w:ascii="Arial" w:cs="Arial" w:eastAsia="Arial" w:hAnsi="Arial"/>
@@ -6990,7 +6990,7 @@
             <w:pPr>
               <w:spacing w:after="20" w:before="0"/>
             </w:pPr>
-            <w:hyperlink w:history="1" r:id="rIdmarpitc7wzuak0qg5dsrp">
+            <w:hyperlink w:history="1" r:id="rIdhqf1dk_c8bnffm2w1fssc">
               <w:r>
                 <w:rPr>
                   <w:rFonts w:ascii="Arial" w:cs="Arial" w:eastAsia="Arial" w:hAnsi="Arial"/>
@@ -7023,7 +7023,7 @@
               <w:spacing w:after="10" w:before="0"/>
               <w:ind w:left="120"/>
             </w:pPr>
-            <w:hyperlink w:history="1" r:id="rIdsuqxswepq_p7_iuce0hoc">
+            <w:hyperlink w:history="1" r:id="rIdowp3miufc2lu-ujll57ru">
               <w:r>
                 <w:rPr>
                   <w:rFonts w:ascii="Arial" w:cs="Arial" w:eastAsia="Arial" w:hAnsi="Arial"/>
@@ -7218,7 +7218,7 @@
             <w:pPr>
               <w:spacing w:after="20" w:before="0"/>
             </w:pPr>
-            <w:hyperlink w:history="1" r:id="rIdpzjhu5shdm8cjpi7apjj4">
+            <w:hyperlink w:history="1" r:id="rIdzyemp8lsxx-kcv8olyzoo">
               <w:r>
                 <w:rPr>
                   <w:rFonts w:ascii="Arial" w:cs="Arial" w:eastAsia="Arial" w:hAnsi="Arial"/>
@@ -7251,7 +7251,7 @@
               <w:spacing w:after="10" w:before="0"/>
               <w:ind w:left="120"/>
             </w:pPr>
-            <w:hyperlink w:history="1" r:id="rIdnw4wfsiuxw3_cnprefllf">
+            <w:hyperlink w:history="1" r:id="rIdvw1nat80-num9t2opdcs-">
               <w:r>
                 <w:rPr>
                   <w:rFonts w:ascii="Arial" w:cs="Arial" w:eastAsia="Arial" w:hAnsi="Arial"/>
@@ -7296,7 +7296,7 @@
             <w:pPr>
               <w:spacing w:after="20" w:before="0"/>
             </w:pPr>
-            <w:hyperlink w:history="1" r:id="rId2srvx60arbp1tnof-s1bh">
+            <w:hyperlink w:history="1" r:id="rIdtyh6q6nghh1p7sjdgfeva">
               <w:r>
                 <w:rPr>
                   <w:rFonts w:ascii="Arial" w:cs="Arial" w:eastAsia="Arial" w:hAnsi="Arial"/>
@@ -7329,7 +7329,7 @@
               <w:spacing w:after="10" w:before="0"/>
               <w:ind w:left="120"/>
             </w:pPr>
-            <w:hyperlink w:history="1" r:id="rIdzrtz91bvcbmljxms2cqmf">
+            <w:hyperlink w:history="1" r:id="rIdngzcz413luurgejfwbisr">
               <w:r>
                 <w:rPr>
                   <w:rFonts w:ascii="Arial" w:cs="Arial" w:eastAsia="Arial" w:hAnsi="Arial"/>
@@ -7524,7 +7524,7 @@
             <w:pPr>
               <w:spacing w:after="20" w:before="0"/>
             </w:pPr>
-            <w:hyperlink w:history="1" r:id="rIdq-ggv_8qltexkxrmpyuc_">
+            <w:hyperlink w:history="1" r:id="rIdfnvgxucxedidw7h0wgwex">
               <w:r>
                 <w:rPr>
                   <w:rFonts w:ascii="Arial" w:cs="Arial" w:eastAsia="Arial" w:hAnsi="Arial"/>
@@ -7557,7 +7557,7 @@
               <w:spacing w:after="10" w:before="0"/>
               <w:ind w:left="120"/>
             </w:pPr>
-            <w:hyperlink w:history="1" r:id="rIdgnauhymnw5wybyqbehx5_">
+            <w:hyperlink w:history="1" r:id="rIdxl8fcuhe0dqyago_8yyjp">
               <w:r>
                 <w:rPr>
                   <w:rFonts w:ascii="Arial" w:cs="Arial" w:eastAsia="Arial" w:hAnsi="Arial"/>
@@ -7602,7 +7602,7 @@
             <w:pPr>
               <w:spacing w:after="20" w:before="0"/>
             </w:pPr>
-            <w:hyperlink w:history="1" r:id="rIds6wrssg2g-yanpbrmckzy">
+            <w:hyperlink w:history="1" r:id="rIdwapvf6cuhazwzi2hcnjiy">
               <w:r>
                 <w:rPr>
                   <w:rFonts w:ascii="Arial" w:cs="Arial" w:eastAsia="Arial" w:hAnsi="Arial"/>
@@ -7635,7 +7635,7 @@
               <w:spacing w:after="10" w:before="0"/>
               <w:ind w:left="120"/>
             </w:pPr>
-            <w:hyperlink w:history="1" r:id="rId1bco-pjnkfktjv36rint4">
+            <w:hyperlink w:history="1" r:id="rIdhb0fohnorqu3l2pofmlzd">
               <w:r>
                 <w:rPr>
                   <w:rFonts w:ascii="Arial" w:cs="Arial" w:eastAsia="Arial" w:hAnsi="Arial"/>
@@ -8147,7 +8147,7 @@
         </w:rPr>
         <w:t xml:space="preserve">© 2026 SeaVuria and ARES. Aligned with KICD objectives. Developed by SeaVuria; technical implementation by ARES (with AI assistance from Claude). Licensed under </w:t>
       </w:r>
-      <w:hyperlink w:history="1" r:id="rIdx8rb65cn9uq777dwkhklq">
+      <w:hyperlink w:history="1" r:id="rIdjamgvvwo3ridarrpljbaj">
         <w:r>
           <w:rPr>
             <w:rFonts w:ascii="Arial" w:cs="Arial" w:eastAsia="Arial" w:hAnsi="Arial"/>
@@ -8168,7 +8168,7 @@
         </w:rPr>
         <w:t xml:space="preserve"> (</w:t>
       </w:r>
-      <w:hyperlink w:history="1" r:id="rId1hnahhexckiiguno4jjhz">
+      <w:hyperlink w:history="1" r:id="rIdaj9pwk4y4deejctpjphwi">
         <w:r>
           <w:rPr>
             <w:rFonts w:ascii="Arial" w:cs="Arial" w:eastAsia="Arial" w:hAnsi="Arial"/>
@@ -9181,7 +9181,7 @@
             <w:pPr>
               <w:spacing w:after="20" w:before="0"/>
             </w:pPr>
-            <w:hyperlink w:history="1" r:id="rIdxuuoqwixolf4poujeu6al">
+            <w:hyperlink w:history="1" r:id="rIdbbgnsbpxcv66xcjsgr8q7">
               <w:r>
                 <w:rPr>
                   <w:rFonts w:ascii="Arial" w:cs="Arial" w:eastAsia="Arial" w:hAnsi="Arial"/>
@@ -9214,7 +9214,7 @@
               <w:spacing w:after="10" w:before="0"/>
               <w:ind w:left="120"/>
             </w:pPr>
-            <w:hyperlink w:history="1" r:id="rIdfqhs6rsp-rhk-jtbfbgbo">
+            <w:hyperlink w:history="1" r:id="rIdenlqroxtz-3te4ogjsdsl">
               <w:r>
                 <w:rPr>
                   <w:rFonts w:ascii="Arial" w:cs="Arial" w:eastAsia="Arial" w:hAnsi="Arial"/>
@@ -9259,7 +9259,7 @@
             <w:pPr>
               <w:spacing w:after="20" w:before="0"/>
             </w:pPr>
-            <w:hyperlink w:history="1" r:id="rIdusab6zkgyrdkyhd73cexp">
+            <w:hyperlink w:history="1" r:id="rIdqlt2fmcvcckevvttwfxgp">
               <w:r>
                 <w:rPr>
                   <w:rFonts w:ascii="Arial" w:cs="Arial" w:eastAsia="Arial" w:hAnsi="Arial"/>
@@ -9292,7 +9292,7 @@
               <w:spacing w:after="10" w:before="0"/>
               <w:ind w:left="120"/>
             </w:pPr>
-            <w:hyperlink w:history="1" r:id="rIdiiccfp0aw4ewrfjdev4fz">
+            <w:hyperlink w:history="1" r:id="rIdbzkxpra9qsj3p-iupu6bw">
               <w:r>
                 <w:rPr>
                   <w:rFonts w:ascii="Arial" w:cs="Arial" w:eastAsia="Arial" w:hAnsi="Arial"/>
@@ -9639,7 +9639,7 @@
             <w:pPr>
               <w:spacing w:after="20" w:before="0"/>
             </w:pPr>
-            <w:hyperlink w:history="1" r:id="rIdazzcwcce_k9mlcuwzmzm6">
+            <w:hyperlink w:history="1" r:id="rIdylx4jdwydqt4noxd4iuhr">
               <w:r>
                 <w:rPr>
                   <w:rFonts w:ascii="Arial" w:cs="Arial" w:eastAsia="Arial" w:hAnsi="Arial"/>
@@ -9672,7 +9672,7 @@
               <w:spacing w:after="10" w:before="0"/>
               <w:ind w:left="120"/>
             </w:pPr>
-            <w:hyperlink w:history="1" r:id="rIddwqygkcbiizduqclcitgx">
+            <w:hyperlink w:history="1" r:id="rId9kkyagsqwjps0bieajegh">
               <w:r>
                 <w:rPr>
                   <w:rFonts w:ascii="Arial" w:cs="Arial" w:eastAsia="Arial" w:hAnsi="Arial"/>
@@ -9717,7 +9717,7 @@
             <w:pPr>
               <w:spacing w:after="20" w:before="0"/>
             </w:pPr>
-            <w:hyperlink w:history="1" r:id="rIdbxvumos2reusds17i_xye">
+            <w:hyperlink w:history="1" r:id="rIdjx7k-qvjvhjo8jvnedfxy">
               <w:r>
                 <w:rPr>
                   <w:rFonts w:ascii="Arial" w:cs="Arial" w:eastAsia="Arial" w:hAnsi="Arial"/>
@@ -9750,7 +9750,7 @@
               <w:spacing w:after="10" w:before="0"/>
               <w:ind w:left="120"/>
             </w:pPr>
-            <w:hyperlink w:history="1" r:id="rIdhiwj8axnrgi66tfpqllv-">
+            <w:hyperlink w:history="1" r:id="rIdnpfwrzqmbrqjn-vt0chyw">
               <w:r>
                 <w:rPr>
                   <w:rFonts w:ascii="Arial" w:cs="Arial" w:eastAsia="Arial" w:hAnsi="Arial"/>
@@ -10325,7 +10325,7 @@
             <w:pPr>
               <w:spacing w:after="20" w:before="0"/>
             </w:pPr>
-            <w:hyperlink w:history="1" r:id="rId7kelcoq_cnhbbbyljqywv">
+            <w:hyperlink w:history="1" r:id="rIdbexmcqolvuijwhhmebd1p">
               <w:r>
                 <w:rPr>
                   <w:rFonts w:ascii="Arial" w:cs="Arial" w:eastAsia="Arial" w:hAnsi="Arial"/>
@@ -10374,7 +10374,7 @@
               <w:spacing w:after="10" w:before="0"/>
               <w:ind w:left="120"/>
             </w:pPr>
-            <w:hyperlink w:history="1" r:id="rIdjea1sphih7446zu13b3el">
+            <w:hyperlink w:history="1" r:id="rIdh-ntezcgdx0cjn9i9wv2o">
               <w:r>
                 <w:rPr>
                   <w:rFonts w:ascii="Arial" w:cs="Arial" w:eastAsia="Arial" w:hAnsi="Arial"/>
@@ -10419,7 +10419,7 @@
             <w:pPr>
               <w:spacing w:after="20" w:before="0"/>
             </w:pPr>
-            <w:hyperlink w:history="1" r:id="rId05l1k9qodao2jcpgugabp">
+            <w:hyperlink w:history="1" r:id="rIdkw87flulofna6yhu80ks_">
               <w:r>
                 <w:rPr>
                   <w:rFonts w:ascii="Arial" w:cs="Arial" w:eastAsia="Arial" w:hAnsi="Arial"/>
@@ -10452,7 +10452,7 @@
               <w:spacing w:after="10" w:before="0"/>
               <w:ind w:left="120"/>
             </w:pPr>
-            <w:hyperlink w:history="1" r:id="rIdt3nniuqpg8y0e7arzz4t8">
+            <w:hyperlink w:history="1" r:id="rIdygdmn8oaeuibdfjsxallr">
               <w:r>
                 <w:rPr>
                   <w:rFonts w:ascii="Arial" w:cs="Arial" w:eastAsia="Arial" w:hAnsi="Arial"/>
@@ -10989,7 +10989,7 @@
             <w:pPr>
               <w:spacing w:after="20" w:before="0"/>
             </w:pPr>
-            <w:hyperlink w:history="1" r:id="rIdsyozta0vdu9qm9s_atijg">
+            <w:hyperlink w:history="1" r:id="rIdj1gsivchb2ogphacojsky">
               <w:r>
                 <w:rPr>
                   <w:rFonts w:ascii="Arial" w:cs="Arial" w:eastAsia="Arial" w:hAnsi="Arial"/>
@@ -11038,7 +11038,7 @@
               <w:spacing w:after="10" w:before="0"/>
               <w:ind w:left="120"/>
             </w:pPr>
-            <w:hyperlink w:history="1" r:id="rIda7nz8xpuzid47eqdtrlph">
+            <w:hyperlink w:history="1" r:id="rIdkwoeabnbt9iiw6pkennpu">
               <w:r>
                 <w:rPr>
                   <w:rFonts w:ascii="Arial" w:cs="Arial" w:eastAsia="Arial" w:hAnsi="Arial"/>
@@ -11083,7 +11083,7 @@
             <w:pPr>
               <w:spacing w:after="20" w:before="0"/>
             </w:pPr>
-            <w:hyperlink w:history="1" r:id="rIdwoqe6okfdwbac91sz6m6j">
+            <w:hyperlink w:history="1" r:id="rIdamssnojsrmsrprjgw-rk1">
               <w:r>
                 <w:rPr>
                   <w:rFonts w:ascii="Arial" w:cs="Arial" w:eastAsia="Arial" w:hAnsi="Arial"/>
@@ -11116,7 +11116,7 @@
               <w:spacing w:after="10" w:before="0"/>
               <w:ind w:left="120"/>
             </w:pPr>
-            <w:hyperlink w:history="1" r:id="rIdwx42_opszkpo3nociu5bi">
+            <w:hyperlink w:history="1" r:id="rIdy0xxolibija6yfcpyuyvu">
               <w:r>
                 <w:rPr>
                   <w:rFonts w:ascii="Arial" w:cs="Arial" w:eastAsia="Arial" w:hAnsi="Arial"/>
@@ -11539,7 +11539,7 @@
             <w:pPr>
               <w:spacing w:after="20" w:before="0"/>
             </w:pPr>
-            <w:hyperlink w:history="1" r:id="rId0orlkl5k5axdc5jg3z0g1">
+            <w:hyperlink w:history="1" r:id="rId_n48cr9za8z-lsjqly4wd">
               <w:r>
                 <w:rPr>
                   <w:rFonts w:ascii="Arial" w:cs="Arial" w:eastAsia="Arial" w:hAnsi="Arial"/>
@@ -11588,7 +11588,7 @@
               <w:spacing w:after="10" w:before="0"/>
               <w:ind w:left="120"/>
             </w:pPr>
-            <w:hyperlink w:history="1" r:id="rIdzswbmeto74ow5ydbkrdpq">
+            <w:hyperlink w:history="1" r:id="rIdn1hjc_yujvceugncpqxrz">
               <w:r>
                 <w:rPr>
                   <w:rFonts w:ascii="Arial" w:cs="Arial" w:eastAsia="Arial" w:hAnsi="Arial"/>
@@ -11633,7 +11633,7 @@
             <w:pPr>
               <w:spacing w:after="20" w:before="0"/>
             </w:pPr>
-            <w:hyperlink w:history="1" r:id="rIdpmu2q5wuhmy8mhipa5l5i">
+            <w:hyperlink w:history="1" r:id="rIdqwjsuy20sbbuheml1fka9">
               <w:r>
                 <w:rPr>
                   <w:rFonts w:ascii="Arial" w:cs="Arial" w:eastAsia="Arial" w:hAnsi="Arial"/>
@@ -11666,7 +11666,7 @@
               <w:spacing w:after="10" w:before="0"/>
               <w:ind w:left="120"/>
             </w:pPr>
-            <w:hyperlink w:history="1" r:id="rIdkkcoyoxfcnyizxqgsf9gd">
+            <w:hyperlink w:history="1" r:id="rId5selziphcbjyhi2wc7clt">
               <w:r>
                 <w:rPr>
                   <w:rFonts w:ascii="Arial" w:cs="Arial" w:eastAsia="Arial" w:hAnsi="Arial"/>
@@ -12482,7 +12482,7 @@
         </w:rPr>
         <w:t xml:space="preserve">© 2026 SeaVuria and ARES. Aligned with KICD objectives. Developed by SeaVuria; technical implementation by ARES (with AI assistance from Claude). Licensed under </w:t>
       </w:r>
-      <w:hyperlink w:history="1" r:id="rIdh3sbeb5f8idxjjymdxyjx">
+      <w:hyperlink w:history="1" r:id="rIdhni61sjid7vuhudcy5n44">
         <w:r>
           <w:rPr>
             <w:rFonts w:ascii="Arial" w:cs="Arial" w:eastAsia="Arial" w:hAnsi="Arial"/>
@@ -12503,7 +12503,7 @@
         </w:rPr>
         <w:t xml:space="preserve"> (</w:t>
       </w:r>
-      <w:hyperlink w:history="1" r:id="rIdpl1w0hagzm1ioj1do48bn">
+      <w:hyperlink w:history="1" r:id="rId43iupcq7mmzcjhiwyh2q5">
         <w:r>
           <w:rPr>
             <w:rFonts w:ascii="Arial" w:cs="Arial" w:eastAsia="Arial" w:hAnsi="Arial"/>
@@ -13516,7 +13516,7 @@
             <w:pPr>
               <w:spacing w:after="20" w:before="0"/>
             </w:pPr>
-            <w:hyperlink w:history="1" r:id="rIdgcjmd6jq-kkjfovl9yzzd">
+            <w:hyperlink w:history="1" r:id="rIdsms3qfn_ijv2-sbzl9sar">
               <w:r>
                 <w:rPr>
                   <w:rFonts w:ascii="Arial" w:cs="Arial" w:eastAsia="Arial" w:hAnsi="Arial"/>
@@ -13549,7 +13549,7 @@
               <w:spacing w:after="10" w:before="0"/>
               <w:ind w:left="120"/>
             </w:pPr>
-            <w:hyperlink w:history="1" r:id="rIdfpbvf9pj4zfyzlttxo9yt">
+            <w:hyperlink w:history="1" r:id="rIdxwyesxux31brapebis5u-">
               <w:r>
                 <w:rPr>
                   <w:rFonts w:ascii="Arial" w:cs="Arial" w:eastAsia="Arial" w:hAnsi="Arial"/>
@@ -13594,7 +13594,7 @@
             <w:pPr>
               <w:spacing w:after="20" w:before="0"/>
             </w:pPr>
-            <w:hyperlink w:history="1" r:id="rIdf2zdc4berybzlz9vc7shc">
+            <w:hyperlink w:history="1" r:id="rIdnlwc6qhgtomgfqebp9ffr">
               <w:r>
                 <w:rPr>
                   <w:rFonts w:ascii="Arial" w:cs="Arial" w:eastAsia="Arial" w:hAnsi="Arial"/>
@@ -13627,7 +13627,7 @@
               <w:spacing w:after="10" w:before="0"/>
               <w:ind w:left="120"/>
             </w:pPr>
-            <w:hyperlink w:history="1" r:id="rIdgos6isgw2q5gixjsdckcz">
+            <w:hyperlink w:history="1" r:id="rIdqxq6jezcfhxnjoblklymo">
               <w:r>
                 <w:rPr>
                   <w:rFonts w:ascii="Arial" w:cs="Arial" w:eastAsia="Arial" w:hAnsi="Arial"/>
@@ -13822,7 +13822,7 @@
             <w:pPr>
               <w:spacing w:after="20" w:before="0"/>
             </w:pPr>
-            <w:hyperlink w:history="1" r:id="rIdatrlbfhfa4qfnntyjzmsa">
+            <w:hyperlink w:history="1" r:id="rIdlvlf1lxnj8l-ww92ijrow">
               <w:r>
                 <w:rPr>
                   <w:rFonts w:ascii="Arial" w:cs="Arial" w:eastAsia="Arial" w:hAnsi="Arial"/>
@@ -13855,7 +13855,7 @@
               <w:spacing w:after="10" w:before="0"/>
               <w:ind w:left="120"/>
             </w:pPr>
-            <w:hyperlink w:history="1" r:id="rIdx0wntvt-pmjeulw2z-xqx">
+            <w:hyperlink w:history="1" r:id="rId_jl5rvv3ufs1gdpgn_vx6">
               <w:r>
                 <w:rPr>
                   <w:rFonts w:ascii="Arial" w:cs="Arial" w:eastAsia="Arial" w:hAnsi="Arial"/>
@@ -13900,7 +13900,7 @@
             <w:pPr>
               <w:spacing w:after="20" w:before="0"/>
             </w:pPr>
-            <w:hyperlink w:history="1" r:id="rId7wtlho9gylya-3jmp5w8w">
+            <w:hyperlink w:history="1" r:id="rId0q3iqd-jszx6cvngetntx">
               <w:r>
                 <w:rPr>
                   <w:rFonts w:ascii="Arial" w:cs="Arial" w:eastAsia="Arial" w:hAnsi="Arial"/>
@@ -13933,7 +13933,7 @@
               <w:spacing w:after="10" w:before="0"/>
               <w:ind w:left="120"/>
             </w:pPr>
-            <w:hyperlink w:history="1" r:id="rIdm1zg8r3gzjpuhnpxtb4xt">
+            <w:hyperlink w:history="1" r:id="rIdecbqngec4cg4n9scexvfg">
               <w:r>
                 <w:rPr>
                   <w:rFonts w:ascii="Arial" w:cs="Arial" w:eastAsia="Arial" w:hAnsi="Arial"/>
@@ -14128,7 +14128,7 @@
             <w:pPr>
               <w:spacing w:after="20" w:before="0"/>
             </w:pPr>
-            <w:hyperlink w:history="1" r:id="rId4amaklldi_qhrkyqlcll_">
+            <w:hyperlink w:history="1" r:id="rIdmwtfktdleae18xdzdupbw">
               <w:r>
                 <w:rPr>
                   <w:rFonts w:ascii="Arial" w:cs="Arial" w:eastAsia="Arial" w:hAnsi="Arial"/>
@@ -14177,7 +14177,7 @@
               <w:spacing w:after="10" w:before="0"/>
               <w:ind w:left="120"/>
             </w:pPr>
-            <w:hyperlink w:history="1" r:id="rIdguh_9xw8yc4ktrck1jeh5">
+            <w:hyperlink w:history="1" r:id="rIdneeeutgqdww-wp2td_p_b">
               <w:r>
                 <w:rPr>
                   <w:rFonts w:ascii="Arial" w:cs="Arial" w:eastAsia="Arial" w:hAnsi="Arial"/>
@@ -14222,7 +14222,7 @@
             <w:pPr>
               <w:spacing w:after="20" w:before="0"/>
             </w:pPr>
-            <w:hyperlink w:history="1" r:id="rIdmp793lsugmagjrlochxcd">
+            <w:hyperlink w:history="1" r:id="rIdmxfcjpy9vhghvd6jge6xh">
               <w:r>
                 <w:rPr>
                   <w:rFonts w:ascii="Arial" w:cs="Arial" w:eastAsia="Arial" w:hAnsi="Arial"/>
@@ -14255,7 +14255,7 @@
               <w:spacing w:after="10" w:before="0"/>
               <w:ind w:left="120"/>
             </w:pPr>
-            <w:hyperlink w:history="1" r:id="rId1jwizqe3k70fi7w2xpgom">
+            <w:hyperlink w:history="1" r:id="rIdfhqjwwqmrrphwi5enws0t">
               <w:r>
                 <w:rPr>
                   <w:rFonts w:ascii="Arial" w:cs="Arial" w:eastAsia="Arial" w:hAnsi="Arial"/>
@@ -14450,7 +14450,7 @@
             <w:pPr>
               <w:spacing w:after="20" w:before="0"/>
             </w:pPr>
-            <w:hyperlink w:history="1" r:id="rIdxth8rh7i37mg7nk6clarm">
+            <w:hyperlink w:history="1" r:id="rIdtk5zdwik3rqabfwfxdqlq">
               <w:r>
                 <w:rPr>
                   <w:rFonts w:ascii="Arial" w:cs="Arial" w:eastAsia="Arial" w:hAnsi="Arial"/>
@@ -14499,7 +14499,7 @@
               <w:spacing w:after="10" w:before="0"/>
               <w:ind w:left="120"/>
             </w:pPr>
-            <w:hyperlink w:history="1" r:id="rIdxwbx2iksk4flfqqovs8vs">
+            <w:hyperlink w:history="1" r:id="rIdkmtvfhpz1f1gueiyszcet">
               <w:r>
                 <w:rPr>
                   <w:rFonts w:ascii="Arial" w:cs="Arial" w:eastAsia="Arial" w:hAnsi="Arial"/>
@@ -14544,7 +14544,7 @@
             <w:pPr>
               <w:spacing w:after="20" w:before="0"/>
             </w:pPr>
-            <w:hyperlink w:history="1" r:id="rId3axtddnarbdbdlusaxp9c">
+            <w:hyperlink w:history="1" r:id="rIdczvbv9u1pjcbpz47-e0qk">
               <w:r>
                 <w:rPr>
                   <w:rFonts w:ascii="Arial" w:cs="Arial" w:eastAsia="Arial" w:hAnsi="Arial"/>
@@ -14577,7 +14577,7 @@
               <w:spacing w:after="10" w:before="0"/>
               <w:ind w:left="120"/>
             </w:pPr>
-            <w:hyperlink w:history="1" r:id="rIdlf59cjuydvee41dbtudlr">
+            <w:hyperlink w:history="1" r:id="rIdvyeyu0n2l-_brqmvguddw">
               <w:r>
                 <w:rPr>
                   <w:rFonts w:ascii="Arial" w:cs="Arial" w:eastAsia="Arial" w:hAnsi="Arial"/>
@@ -14772,7 +14772,7 @@
             <w:pPr>
               <w:spacing w:after="20" w:before="0"/>
             </w:pPr>
-            <w:hyperlink w:history="1" r:id="rIdzbdqxoywcnvm6zly4kvcw">
+            <w:hyperlink w:history="1" r:id="rIdqmeknncrc7cdpim24s7sl">
               <w:r>
                 <w:rPr>
                   <w:rFonts w:ascii="Arial" w:cs="Arial" w:eastAsia="Arial" w:hAnsi="Arial"/>
@@ -14821,7 +14821,7 @@
               <w:spacing w:after="10" w:before="0"/>
               <w:ind w:left="120"/>
             </w:pPr>
-            <w:hyperlink w:history="1" r:id="rIdxerw-ejklqcws0gftayn9">
+            <w:hyperlink w:history="1" r:id="rIdbugd-soezdlivt9ab08qi">
               <w:r>
                 <w:rPr>
                   <w:rFonts w:ascii="Arial" w:cs="Arial" w:eastAsia="Arial" w:hAnsi="Arial"/>
@@ -14866,7 +14866,7 @@
             <w:pPr>
               <w:spacing w:after="20" w:before="0"/>
             </w:pPr>
-            <w:hyperlink w:history="1" r:id="rId99ukcsu5scdblrw93spyx">
+            <w:hyperlink w:history="1" r:id="rIdgrldlkdutgmfbxtvb4_f9">
               <w:r>
                 <w:rPr>
                   <w:rFonts w:ascii="Arial" w:cs="Arial" w:eastAsia="Arial" w:hAnsi="Arial"/>
@@ -14915,7 +14915,7 @@
               <w:spacing w:after="10" w:before="0"/>
               <w:ind w:left="120"/>
             </w:pPr>
-            <w:hyperlink w:history="1" r:id="rIdq35cz8z77bfwgpya-2ycl">
+            <w:hyperlink w:history="1" r:id="rIduo0imuzjpq0mjv6wd7vdm">
               <w:r>
                 <w:rPr>
                   <w:rFonts w:ascii="Arial" w:cs="Arial" w:eastAsia="Arial" w:hAnsi="Arial"/>
@@ -15427,7 +15427,7 @@
         </w:rPr>
         <w:t xml:space="preserve">© 2026 SeaVuria and ARES. Aligned with KICD objectives. Developed by SeaVuria; technical implementation by ARES (with AI assistance from Claude). Licensed under </w:t>
       </w:r>
-      <w:hyperlink w:history="1" r:id="rIdfhlsmbummmllwmoar0alb">
+      <w:hyperlink w:history="1" r:id="rIdx1w4ldcpy9f85_i3hi1qu">
         <w:r>
           <w:rPr>
             <w:rFonts w:ascii="Arial" w:cs="Arial" w:eastAsia="Arial" w:hAnsi="Arial"/>
@@ -15448,7 +15448,7 @@
         </w:rPr>
         <w:t xml:space="preserve"> (</w:t>
       </w:r>
-      <w:hyperlink w:history="1" r:id="rIdexzajjij3y6axdtneolr4">
+      <w:hyperlink w:history="1" r:id="rIdzrxgjn2lnlmmuncuazw6j">
         <w:r>
           <w:rPr>
             <w:rFonts w:ascii="Arial" w:cs="Arial" w:eastAsia="Arial" w:hAnsi="Arial"/>
@@ -16461,7 +16461,7 @@
             <w:pPr>
               <w:spacing w:after="20" w:before="0"/>
             </w:pPr>
-            <w:hyperlink w:history="1" r:id="rIdcns6zf928spk2qrsnjgoo">
+            <w:hyperlink w:history="1" r:id="rIdraxzpoijsa2oe8qtgg9jh">
               <w:r>
                 <w:rPr>
                   <w:rFonts w:ascii="Arial" w:cs="Arial" w:eastAsia="Arial" w:hAnsi="Arial"/>
@@ -16494,7 +16494,7 @@
               <w:spacing w:after="10" w:before="0"/>
               <w:ind w:left="120"/>
             </w:pPr>
-            <w:hyperlink w:history="1" r:id="rIdqj53gvtbepqklz8uiwmsr">
+            <w:hyperlink w:history="1" r:id="rId7bj35m7ux6hqa_k-ilz7y">
               <w:r>
                 <w:rPr>
                   <w:rFonts w:ascii="Arial" w:cs="Arial" w:eastAsia="Arial" w:hAnsi="Arial"/>
@@ -16539,7 +16539,7 @@
             <w:pPr>
               <w:spacing w:after="20" w:before="0"/>
             </w:pPr>
-            <w:hyperlink w:history="1" r:id="rIdyvceykmvaajt33wdwl0qa">
+            <w:hyperlink w:history="1" r:id="rIdexapufnjex4dg1k1ns6cx">
               <w:r>
                 <w:rPr>
                   <w:rFonts w:ascii="Arial" w:cs="Arial" w:eastAsia="Arial" w:hAnsi="Arial"/>
@@ -16572,7 +16572,7 @@
               <w:spacing w:after="10" w:before="0"/>
               <w:ind w:left="120"/>
             </w:pPr>
-            <w:hyperlink w:history="1" r:id="rIde5fxvh4kmffrs-wclm2nw">
+            <w:hyperlink w:history="1" r:id="rIdr3ctvbybndls9qzxgmae6">
               <w:r>
                 <w:rPr>
                   <w:rFonts w:ascii="Arial" w:cs="Arial" w:eastAsia="Arial" w:hAnsi="Arial"/>
@@ -16767,7 +16767,7 @@
             <w:pPr>
               <w:spacing w:after="20" w:before="0"/>
             </w:pPr>
-            <w:hyperlink w:history="1" r:id="rIdubj3bifdkeep9hkfpc58v">
+            <w:hyperlink w:history="1" r:id="rIdfd1nrxybpvlurepbtblg4">
               <w:r>
                 <w:rPr>
                   <w:rFonts w:ascii="Arial" w:cs="Arial" w:eastAsia="Arial" w:hAnsi="Arial"/>
@@ -16800,7 +16800,7 @@
               <w:spacing w:after="10" w:before="0"/>
               <w:ind w:left="120"/>
             </w:pPr>
-            <w:hyperlink w:history="1" r:id="rIdwobpkbn1ktteuh7zdfsqz">
+            <w:hyperlink w:history="1" r:id="rIdx4oqiuzviq_2kohfuwa9x">
               <w:r>
                 <w:rPr>
                   <w:rFonts w:ascii="Arial" w:cs="Arial" w:eastAsia="Arial" w:hAnsi="Arial"/>
@@ -16845,7 +16845,7 @@
             <w:pPr>
               <w:spacing w:after="20" w:before="0"/>
             </w:pPr>
-            <w:hyperlink w:history="1" r:id="rIde2biwpor8wjitgjj65fss">
+            <w:hyperlink w:history="1" r:id="rId9qsucismjligmjvla49k4">
               <w:r>
                 <w:rPr>
                   <w:rFonts w:ascii="Arial" w:cs="Arial" w:eastAsia="Arial" w:hAnsi="Arial"/>
@@ -16878,7 +16878,7 @@
               <w:spacing w:after="10" w:before="0"/>
               <w:ind w:left="120"/>
             </w:pPr>
-            <w:hyperlink w:history="1" r:id="rIdl_jlbk4ctfjemm7bm366q">
+            <w:hyperlink w:history="1" r:id="rIdrcds8mjbqarrnsdvlkmad">
               <w:r>
                 <w:rPr>
                   <w:rFonts w:ascii="Arial" w:cs="Arial" w:eastAsia="Arial" w:hAnsi="Arial"/>
@@ -17073,7 +17073,7 @@
             <w:pPr>
               <w:spacing w:after="20" w:before="0"/>
             </w:pPr>
-            <w:hyperlink w:history="1" r:id="rIdtiibbhykvtion7hmt1jjj">
+            <w:hyperlink w:history="1" r:id="rIdsluoyjhthzb5bp_bj2y3a">
               <w:r>
                 <w:rPr>
                   <w:rFonts w:ascii="Arial" w:cs="Arial" w:eastAsia="Arial" w:hAnsi="Arial"/>
@@ -17106,7 +17106,7 @@
               <w:spacing w:after="10" w:before="0"/>
               <w:ind w:left="120"/>
             </w:pPr>
-            <w:hyperlink w:history="1" r:id="rIdnltbn6kfdpdmo4xtnrapx">
+            <w:hyperlink w:history="1" r:id="rIdzy51qljlq2cze5vvbyolq">
               <w:r>
                 <w:rPr>
                   <w:rFonts w:ascii="Arial" w:cs="Arial" w:eastAsia="Arial" w:hAnsi="Arial"/>
@@ -17151,7 +17151,7 @@
             <w:pPr>
               <w:spacing w:after="20" w:before="0"/>
             </w:pPr>
-            <w:hyperlink w:history="1" r:id="rIdccrz4b9idu_5g4iy6kuou">
+            <w:hyperlink w:history="1" r:id="rIdxkmdiyv2rl6phaxanpn83">
               <w:r>
                 <w:rPr>
                   <w:rFonts w:ascii="Arial" w:cs="Arial" w:eastAsia="Arial" w:hAnsi="Arial"/>
@@ -17184,7 +17184,7 @@
               <w:spacing w:after="10" w:before="0"/>
               <w:ind w:left="120"/>
             </w:pPr>
-            <w:hyperlink w:history="1" r:id="rIdpkboqnz9o9rdk0byi3zin">
+            <w:hyperlink w:history="1" r:id="rIdvskvact7ijggb-hsfqxef">
               <w:r>
                 <w:rPr>
                   <w:rFonts w:ascii="Arial" w:cs="Arial" w:eastAsia="Arial" w:hAnsi="Arial"/>
@@ -17379,7 +17379,7 @@
             <w:pPr>
               <w:spacing w:after="20" w:before="0"/>
             </w:pPr>
-            <w:hyperlink w:history="1" r:id="rIdyyqot1agth7cocvkgxtbv">
+            <w:hyperlink w:history="1" r:id="rIdpj6mssupcytf3wa7zdyze">
               <w:r>
                 <w:rPr>
                   <w:rFonts w:ascii="Arial" w:cs="Arial" w:eastAsia="Arial" w:hAnsi="Arial"/>
@@ -17412,7 +17412,7 @@
               <w:spacing w:after="10" w:before="0"/>
               <w:ind w:left="120"/>
             </w:pPr>
-            <w:hyperlink w:history="1" r:id="rIdikgbgktqrnnyoz7qkqaxd">
+            <w:hyperlink w:history="1" r:id="rIdon4axesjuhiuprjbr7qjd">
               <w:r>
                 <w:rPr>
                   <w:rFonts w:ascii="Arial" w:cs="Arial" w:eastAsia="Arial" w:hAnsi="Arial"/>
@@ -17457,7 +17457,7 @@
             <w:pPr>
               <w:spacing w:after="20" w:before="0"/>
             </w:pPr>
-            <w:hyperlink w:history="1" r:id="rId1yfbdvovyki3qepdw-p7k">
+            <w:hyperlink w:history="1" r:id="rIdh8qnll9te7v1urnmzcobn">
               <w:r>
                 <w:rPr>
                   <w:rFonts w:ascii="Arial" w:cs="Arial" w:eastAsia="Arial" w:hAnsi="Arial"/>
@@ -17490,7 +17490,7 @@
               <w:spacing w:after="10" w:before="0"/>
               <w:ind w:left="120"/>
             </w:pPr>
-            <w:hyperlink w:history="1" r:id="rIdllwmqth_ib0tf6vycz2hq">
+            <w:hyperlink w:history="1" r:id="rIdjddkjs7juqyaatg6_h4pd">
               <w:r>
                 <w:rPr>
                   <w:rFonts w:ascii="Arial" w:cs="Arial" w:eastAsia="Arial" w:hAnsi="Arial"/>
@@ -17685,7 +17685,7 @@
             <w:pPr>
               <w:spacing w:after="20" w:before="0"/>
             </w:pPr>
-            <w:hyperlink w:history="1" r:id="rIdt4nwj0bixuba3lsxgswgj">
+            <w:hyperlink w:history="1" r:id="rIdvt6fyyb-sr0blr0w9rkqv">
               <w:r>
                 <w:rPr>
                   <w:rFonts w:ascii="Arial" w:cs="Arial" w:eastAsia="Arial" w:hAnsi="Arial"/>
@@ -17718,7 +17718,7 @@
               <w:spacing w:after="10" w:before="0"/>
               <w:ind w:left="120"/>
             </w:pPr>
-            <w:hyperlink w:history="1" r:id="rIdcxh3wobausnbpko_7_5cr">
+            <w:hyperlink w:history="1" r:id="rIde-otbkobrjox6_ehuwk9t">
               <w:r>
                 <w:rPr>
                   <w:rFonts w:ascii="Arial" w:cs="Arial" w:eastAsia="Arial" w:hAnsi="Arial"/>
@@ -17763,7 +17763,7 @@
             <w:pPr>
               <w:spacing w:after="20" w:before="0"/>
             </w:pPr>
-            <w:hyperlink w:history="1" r:id="rIdxalhcmtz8tq2mpmmvinxb">
+            <w:hyperlink w:history="1" r:id="rIdjzt67hqewyuyml-n-tff6">
               <w:r>
                 <w:rPr>
                   <w:rFonts w:ascii="Arial" w:cs="Arial" w:eastAsia="Arial" w:hAnsi="Arial"/>
@@ -17796,7 +17796,7 @@
               <w:spacing w:after="10" w:before="0"/>
               <w:ind w:left="120"/>
             </w:pPr>
-            <w:hyperlink w:history="1" r:id="rIdaobnqvjwsbax39-zndrp4">
+            <w:hyperlink w:history="1" r:id="rId0effubbudmiqyljhwqf_-">
               <w:r>
                 <w:rPr>
                   <w:rFonts w:ascii="Arial" w:cs="Arial" w:eastAsia="Arial" w:hAnsi="Arial"/>
@@ -18536,7 +18536,7 @@
         </w:rPr>
         <w:t xml:space="preserve">© 2026 SeaVuria and ARES. Aligned with KICD objectives. Developed by SeaVuria; technical implementation by ARES (with AI assistance from Claude). Licensed under </w:t>
       </w:r>
-      <w:hyperlink w:history="1" r:id="rId7yswv4jdtjsu10u3dvoxu">
+      <w:hyperlink w:history="1" r:id="rIdcys7khp804gwwglallags">
         <w:r>
           <w:rPr>
             <w:rFonts w:ascii="Arial" w:cs="Arial" w:eastAsia="Arial" w:hAnsi="Arial"/>
@@ -18557,7 +18557,7 @@
         </w:rPr>
         <w:t xml:space="preserve"> (</w:t>
       </w:r>
-      <w:hyperlink w:history="1" r:id="rIdlvav6j0svkvyriqgtq3ev">
+      <w:hyperlink w:history="1" r:id="rId5ovzkmsba1ohnoquo2p1y">
         <w:r>
           <w:rPr>
             <w:rFonts w:ascii="Arial" w:cs="Arial" w:eastAsia="Arial" w:hAnsi="Arial"/>
@@ -19570,7 +19570,7 @@
             <w:pPr>
               <w:spacing w:after="20" w:before="0"/>
             </w:pPr>
-            <w:hyperlink w:history="1" r:id="rIdjf7wfajhqpf1wcbn8va-m">
+            <w:hyperlink w:history="1" r:id="rIdukvu2pqcubw3oalb_ureu">
               <w:r>
                 <w:rPr>
                   <w:rFonts w:ascii="Arial" w:cs="Arial" w:eastAsia="Arial" w:hAnsi="Arial"/>
@@ -19603,7 +19603,7 @@
               <w:spacing w:after="10" w:before="0"/>
               <w:ind w:left="120"/>
             </w:pPr>
-            <w:hyperlink w:history="1" r:id="rIdfgo89d9uv2usgh16h-qux">
+            <w:hyperlink w:history="1" r:id="rIdhn6uz4flmp7ouptrtk1rb">
               <w:r>
                 <w:rPr>
                   <w:rFonts w:ascii="Arial" w:cs="Arial" w:eastAsia="Arial" w:hAnsi="Arial"/>
@@ -19665,7 +19665,7 @@
               <w:spacing w:after="10" w:before="0"/>
               <w:ind w:left="120"/>
             </w:pPr>
-            <w:hyperlink w:history="1" r:id="rIdmfclgtlc-bdacdnpztev6">
+            <w:hyperlink w:history="1" r:id="rId9mcomo6eipuq-zy0aofy6">
               <w:r>
                 <w:rPr>
                   <w:rFonts w:ascii="Arial" w:cs="Arial" w:eastAsia="Arial" w:hAnsi="Arial"/>
@@ -19875,7 +19875,7 @@
             <w:pPr>
               <w:spacing w:after="20" w:before="0"/>
             </w:pPr>
-            <w:hyperlink w:history="1" r:id="rId36zc9hqrau10vjflvqrhs">
+            <w:hyperlink w:history="1" r:id="rIdhqfqhrpb44h634xrx9spd">
               <w:r>
                 <w:rPr>
                   <w:rFonts w:ascii="Arial" w:cs="Arial" w:eastAsia="Arial" w:hAnsi="Arial"/>
@@ -19908,7 +19908,7 @@
               <w:spacing w:after="10" w:before="0"/>
               <w:ind w:left="120"/>
             </w:pPr>
-            <w:hyperlink w:history="1" r:id="rIdn47291kjphq1apdvfkkg1">
+            <w:hyperlink w:history="1" r:id="rIdpaaqr2tzqahnyu_ph89ws">
               <w:r>
                 <w:rPr>
                   <w:rFonts w:ascii="Arial" w:cs="Arial" w:eastAsia="Arial" w:hAnsi="Arial"/>
@@ -19970,7 +19970,7 @@
               <w:spacing w:after="10" w:before="0"/>
               <w:ind w:left="120"/>
             </w:pPr>
-            <w:hyperlink w:history="1" r:id="rIddgq8nvdrjam19mqmikzwp">
+            <w:hyperlink w:history="1" r:id="rIdqkh1marrbjcorimtmr-cw">
               <w:r>
                 <w:rPr>
                   <w:rFonts w:ascii="Arial" w:cs="Arial" w:eastAsia="Arial" w:hAnsi="Arial"/>
@@ -20180,7 +20180,7 @@
             <w:pPr>
               <w:spacing w:after="20" w:before="0"/>
             </w:pPr>
-            <w:hyperlink w:history="1" r:id="rIdo24netmbxc-xnh3wtgckm">
+            <w:hyperlink w:history="1" r:id="rIdr6x11wtrf5cju6cdanu3j">
               <w:r>
                 <w:rPr>
                   <w:rFonts w:ascii="Arial" w:cs="Arial" w:eastAsia="Arial" w:hAnsi="Arial"/>
@@ -20229,7 +20229,7 @@
               <w:spacing w:after="10" w:before="0"/>
               <w:ind w:left="120"/>
             </w:pPr>
-            <w:hyperlink w:history="1" r:id="rIdemfvxylagboccutjube3f">
+            <w:hyperlink w:history="1" r:id="rIdhhfnnbpxrdtxhfstkimz-">
               <w:r>
                 <w:rPr>
                   <w:rFonts w:ascii="Arial" w:cs="Arial" w:eastAsia="Arial" w:hAnsi="Arial"/>
@@ -20291,7 +20291,7 @@
               <w:spacing w:after="10" w:before="0"/>
               <w:ind w:left="120"/>
             </w:pPr>
-            <w:hyperlink w:history="1" r:id="rIdamdwzn4zczbgv4qn1e7v5">
+            <w:hyperlink w:history="1" r:id="rId6qzlm81dtrfhrriysyv-q">
               <w:r>
                 <w:rPr>
                   <w:rFonts w:ascii="Arial" w:cs="Arial" w:eastAsia="Arial" w:hAnsi="Arial"/>
@@ -20501,7 +20501,7 @@
             <w:pPr>
               <w:spacing w:after="20" w:before="0"/>
             </w:pPr>
-            <w:hyperlink w:history="1" r:id="rIdttd_jczcqsskcylho3ome">
+            <w:hyperlink w:history="1" r:id="rIdxmzdzlhgjsgchdwy8jmnc">
               <w:r>
                 <w:rPr>
                   <w:rFonts w:ascii="Arial" w:cs="Arial" w:eastAsia="Arial" w:hAnsi="Arial"/>
@@ -20550,7 +20550,7 @@
               <w:spacing w:after="10" w:before="0"/>
               <w:ind w:left="120"/>
             </w:pPr>
-            <w:hyperlink w:history="1" r:id="rIdb9kum-a9rkbv1wnmuulvg">
+            <w:hyperlink w:history="1" r:id="rIdegyo4f2msilsk_xif3mhi">
               <w:r>
                 <w:rPr>
                   <w:rFonts w:ascii="Arial" w:cs="Arial" w:eastAsia="Arial" w:hAnsi="Arial"/>
@@ -20612,7 +20612,7 @@
               <w:spacing w:after="10" w:before="0"/>
               <w:ind w:left="120"/>
             </w:pPr>
-            <w:hyperlink w:history="1" r:id="rIdtxpu4z0obvfux9j8f_7eh">
+            <w:hyperlink w:history="1" r:id="rIdwcjhogukb5kgdcmyvtnke">
               <w:r>
                 <w:rPr>
                   <w:rFonts w:ascii="Arial" w:cs="Arial" w:eastAsia="Arial" w:hAnsi="Arial"/>
@@ -20822,7 +20822,7 @@
             <w:pPr>
               <w:spacing w:after="20" w:before="0"/>
             </w:pPr>
-            <w:hyperlink w:history="1" r:id="rIdagvgyr5zusza7o-7capst">
+            <w:hyperlink w:history="1" r:id="rIdoghm8sfry_1iwmuoxtsnc">
               <w:r>
                 <w:rPr>
                   <w:rFonts w:ascii="Arial" w:cs="Arial" w:eastAsia="Arial" w:hAnsi="Arial"/>
@@ -20855,7 +20855,7 @@
               <w:spacing w:after="10" w:before="0"/>
               <w:ind w:left="120"/>
             </w:pPr>
-            <w:hyperlink w:history="1" r:id="rIde8g9bmyd6f15kvx2py4o2">
+            <w:hyperlink w:history="1" r:id="rIdmwq-gnhkwgcnsg6-fv_r1">
               <w:r>
                 <w:rPr>
                   <w:rFonts w:ascii="Arial" w:cs="Arial" w:eastAsia="Arial" w:hAnsi="Arial"/>
@@ -20917,7 +20917,7 @@
               <w:spacing w:after="10" w:before="0"/>
               <w:ind w:left="120"/>
             </w:pPr>
-            <w:hyperlink w:history="1" r:id="rIdv63seoc3wjau0ftfrtdni">
+            <w:hyperlink w:history="1" r:id="rIdbeeb8mdxptdys1yzicf9h">
               <w:r>
                 <w:rPr>
                   <w:rFonts w:ascii="Arial" w:cs="Arial" w:eastAsia="Arial" w:hAnsi="Arial"/>
@@ -21444,7 +21444,7 @@
         </w:rPr>
         <w:t xml:space="preserve">© 2026 SeaVuria and ARES. Aligned with KICD objectives. Developed by SeaVuria; technical implementation by ARES (with AI assistance from Claude). Licensed under </w:t>
       </w:r>
-      <w:hyperlink w:history="1" r:id="rId47ubwuvupjovhvkgae6it">
+      <w:hyperlink w:history="1" r:id="rIddortdhtaki6odjcyj_ckc">
         <w:r>
           <w:rPr>
             <w:rFonts w:ascii="Arial" w:cs="Arial" w:eastAsia="Arial" w:hAnsi="Arial"/>
@@ -21465,7 +21465,7 @@
         </w:rPr>
         <w:t xml:space="preserve"> (</w:t>
       </w:r>
-      <w:hyperlink w:history="1" r:id="rIdags2kcupizcejdmo5h512">
+      <w:hyperlink w:history="1" r:id="rIdxb5chyyw9knnvauwzr6-s">
         <w:r>
           <w:rPr>
             <w:rFonts w:ascii="Arial" w:cs="Arial" w:eastAsia="Arial" w:hAnsi="Arial"/>
@@ -22478,7 +22478,7 @@
             <w:pPr>
               <w:spacing w:after="20" w:before="0"/>
             </w:pPr>
-            <w:hyperlink w:history="1" r:id="rId1bur4m9dcdfqbh1t3geev">
+            <w:hyperlink w:history="1" r:id="rIdzf5jzlrzgjp-kh-m6bt6_">
               <w:r>
                 <w:rPr>
                   <w:rFonts w:ascii="Arial" w:cs="Arial" w:eastAsia="Arial" w:hAnsi="Arial"/>
@@ -22511,7 +22511,7 @@
               <w:spacing w:after="10" w:before="0"/>
               <w:ind w:left="120"/>
             </w:pPr>
-            <w:hyperlink w:history="1" r:id="rIduhjpkm4pvznxaoovsz8wq">
+            <w:hyperlink w:history="1" r:id="rIdq5d4zkwgpebmji2_otslb">
               <w:r>
                 <w:rPr>
                   <w:rFonts w:ascii="Arial" w:cs="Arial" w:eastAsia="Arial" w:hAnsi="Arial"/>
@@ -22556,7 +22556,7 @@
             <w:pPr>
               <w:spacing w:after="20" w:before="0"/>
             </w:pPr>
-            <w:hyperlink w:history="1" r:id="rIdbicakiqbahuse0p9dunjq">
+            <w:hyperlink w:history="1" r:id="rIdqypvpepmncqmekwqmy6kb">
               <w:r>
                 <w:rPr>
                   <w:rFonts w:ascii="Arial" w:cs="Arial" w:eastAsia="Arial" w:hAnsi="Arial"/>
@@ -22589,7 +22589,7 @@
               <w:spacing w:after="10" w:before="0"/>
               <w:ind w:left="120"/>
             </w:pPr>
-            <w:hyperlink w:history="1" r:id="rIdjftwogstr2g2rce5unpd_">
+            <w:hyperlink w:history="1" r:id="rIdjl0ztlqpb0ql69znyeow5">
               <w:r>
                 <w:rPr>
                   <w:rFonts w:ascii="Arial" w:cs="Arial" w:eastAsia="Arial" w:hAnsi="Arial"/>
@@ -22784,7 +22784,7 @@
             <w:pPr>
               <w:spacing w:after="20" w:before="0"/>
             </w:pPr>
-            <w:hyperlink w:history="1" r:id="rIdwprsrv3r6w2dr4qjpxqkf">
+            <w:hyperlink w:history="1" r:id="rIdfhsv64dvowt4rue7qt59v">
               <w:r>
                 <w:rPr>
                   <w:rFonts w:ascii="Arial" w:cs="Arial" w:eastAsia="Arial" w:hAnsi="Arial"/>
@@ -22817,7 +22817,7 @@
               <w:spacing w:after="10" w:before="0"/>
               <w:ind w:left="120"/>
             </w:pPr>
-            <w:hyperlink w:history="1" r:id="rIdr6reyidq8bkq6jzwf1izu">
+            <w:hyperlink w:history="1" r:id="rIdccudtiyef34_r61knmidi">
               <w:r>
                 <w:rPr>
                   <w:rFonts w:ascii="Arial" w:cs="Arial" w:eastAsia="Arial" w:hAnsi="Arial"/>
@@ -22862,7 +22862,7 @@
             <w:pPr>
               <w:spacing w:after="20" w:before="0"/>
             </w:pPr>
-            <w:hyperlink w:history="1" r:id="rId6cw_7msrxfvdz346eoxwz">
+            <w:hyperlink w:history="1" r:id="rIdf_ipiyojiixkjbviizdml">
               <w:r>
                 <w:rPr>
                   <w:rFonts w:ascii="Arial" w:cs="Arial" w:eastAsia="Arial" w:hAnsi="Arial"/>
@@ -22895,7 +22895,7 @@
               <w:spacing w:after="10" w:before="0"/>
               <w:ind w:left="120"/>
             </w:pPr>
-            <w:hyperlink w:history="1" r:id="rIddj3g42rql87lc9l9lmqe-">
+            <w:hyperlink w:history="1" r:id="rIdmoai7mdrjreh15ncwcw-x">
               <w:r>
                 <w:rPr>
                   <w:rFonts w:ascii="Arial" w:cs="Arial" w:eastAsia="Arial" w:hAnsi="Arial"/>
@@ -23090,7 +23090,7 @@
             <w:pPr>
               <w:spacing w:after="20" w:before="0"/>
             </w:pPr>
-            <w:hyperlink w:history="1" r:id="rId11jo4ivnhfcvhr00wwix6">
+            <w:hyperlink w:history="1" r:id="rIddba_zhphyyfpqz48ah6p_">
               <w:r>
                 <w:rPr>
                   <w:rFonts w:ascii="Arial" w:cs="Arial" w:eastAsia="Arial" w:hAnsi="Arial"/>
@@ -23139,7 +23139,7 @@
               <w:spacing w:after="10" w:before="0"/>
               <w:ind w:left="120"/>
             </w:pPr>
-            <w:hyperlink w:history="1" r:id="rIdbjllnbz3takyneyepoilz">
+            <w:hyperlink w:history="1" r:id="rIdnpawdwmt8tuc4c_pdbpkp">
               <w:r>
                 <w:rPr>
                   <w:rFonts w:ascii="Arial" w:cs="Arial" w:eastAsia="Arial" w:hAnsi="Arial"/>
@@ -23184,7 +23184,7 @@
             <w:pPr>
               <w:spacing w:after="20" w:before="0"/>
             </w:pPr>
-            <w:hyperlink w:history="1" r:id="rId4xczuilt44aevmlnjke_z">
+            <w:hyperlink w:history="1" r:id="rIdag0h12ou4tcavfjzwppfm">
               <w:r>
                 <w:rPr>
                   <w:rFonts w:ascii="Arial" w:cs="Arial" w:eastAsia="Arial" w:hAnsi="Arial"/>
@@ -23233,7 +23233,7 @@
               <w:spacing w:after="10" w:before="0"/>
               <w:ind w:left="120"/>
             </w:pPr>
-            <w:hyperlink w:history="1" r:id="rId0boimnz-po6hzruhfzlad">
+            <w:hyperlink w:history="1" r:id="rIda-c3qxcy659sivxm6bwrb">
               <w:r>
                 <w:rPr>
                   <w:rFonts w:ascii="Arial" w:cs="Arial" w:eastAsia="Arial" w:hAnsi="Arial"/>
@@ -23428,7 +23428,7 @@
             <w:pPr>
               <w:spacing w:after="20" w:before="0"/>
             </w:pPr>
-            <w:hyperlink w:history="1" r:id="rIdt1aaof2wcpsaovsytpkd5">
+            <w:hyperlink w:history="1" r:id="rIdkw1bb3nyzgqzt3-djfpuf">
               <w:r>
                 <w:rPr>
                   <w:rFonts w:ascii="Arial" w:cs="Arial" w:eastAsia="Arial" w:hAnsi="Arial"/>
@@ -23477,7 +23477,7 @@
               <w:spacing w:after="10" w:before="0"/>
               <w:ind w:left="120"/>
             </w:pPr>
-            <w:hyperlink w:history="1" r:id="rIds7hpplbwpbo-dxmrf8oc-">
+            <w:hyperlink w:history="1" r:id="rIdgb8s4kx4w9roczg-0qe_o">
               <w:r>
                 <w:rPr>
                   <w:rFonts w:ascii="Arial" w:cs="Arial" w:eastAsia="Arial" w:hAnsi="Arial"/>
@@ -23522,7 +23522,7 @@
             <w:pPr>
               <w:spacing w:after="20" w:before="0"/>
             </w:pPr>
-            <w:hyperlink w:history="1" r:id="rIdsysytfkppi0lfuetrowlh">
+            <w:hyperlink w:history="1" r:id="rIdcfuduvubf_nkki6kapfyy">
               <w:r>
                 <w:rPr>
                   <w:rFonts w:ascii="Arial" w:cs="Arial" w:eastAsia="Arial" w:hAnsi="Arial"/>
@@ -23571,7 +23571,7 @@
               <w:spacing w:after="10" w:before="0"/>
               <w:ind w:left="120"/>
             </w:pPr>
-            <w:hyperlink w:history="1" r:id="rIdvejzhbrunlgoj6s8dpdbd">
+            <w:hyperlink w:history="1" r:id="rId8v2dykoviaern1hqc7gbd">
               <w:r>
                 <w:rPr>
                   <w:rFonts w:ascii="Arial" w:cs="Arial" w:eastAsia="Arial" w:hAnsi="Arial"/>
@@ -23766,7 +23766,7 @@
             <w:pPr>
               <w:spacing w:after="20" w:before="0"/>
             </w:pPr>
-            <w:hyperlink w:history="1" r:id="rIdb_0t_5njk6huqxh9rydrj">
+            <w:hyperlink w:history="1" r:id="rId8ssug9bnrorydzikv2jfu">
               <w:r>
                 <w:rPr>
                   <w:rFonts w:ascii="Arial" w:cs="Arial" w:eastAsia="Arial" w:hAnsi="Arial"/>
@@ -23815,7 +23815,7 @@
               <w:spacing w:after="10" w:before="0"/>
               <w:ind w:left="120"/>
             </w:pPr>
-            <w:hyperlink w:history="1" r:id="rIduxh09s-ljeucbk6foin0p">
+            <w:hyperlink w:history="1" r:id="rIdgusf_fw0--mjssxkgsvxf">
               <w:r>
                 <w:rPr>
                   <w:rFonts w:ascii="Arial" w:cs="Arial" w:eastAsia="Arial" w:hAnsi="Arial"/>
@@ -23860,7 +23860,7 @@
             <w:pPr>
               <w:spacing w:after="20" w:before="0"/>
             </w:pPr>
-            <w:hyperlink w:history="1" r:id="rId3zhlbvrqa6cjwpa2npihb">
+            <w:hyperlink w:history="1" r:id="rIdabgnzkj6jot4zexv1yk0-">
               <w:r>
                 <w:rPr>
                   <w:rFonts w:ascii="Arial" w:cs="Arial" w:eastAsia="Arial" w:hAnsi="Arial"/>
@@ -23909,7 +23909,7 @@
               <w:spacing w:after="10" w:before="0"/>
               <w:ind w:left="120"/>
             </w:pPr>
-            <w:hyperlink w:history="1" r:id="rId49jziwqum6kqjh0v36phs">
+            <w:hyperlink w:history="1" r:id="rId7ztauolc1pguyng4v7nny">
               <w:r>
                 <w:rPr>
                   <w:rFonts w:ascii="Arial" w:cs="Arial" w:eastAsia="Arial" w:hAnsi="Arial"/>
@@ -24687,7 +24687,7 @@
         </w:rPr>
         <w:t xml:space="preserve">© 2026 SeaVuria and ARES. Aligned with KICD objectives. Developed by SeaVuria; technical implementation by ARES (with AI assistance from Claude). Licensed under </w:t>
       </w:r>
-      <w:hyperlink w:history="1" r:id="rIdvvie6pvb3w9-wemv0j4ef">
+      <w:hyperlink w:history="1" r:id="rId7ppe2tvmun2kcrikk1vvx">
         <w:r>
           <w:rPr>
             <w:rFonts w:ascii="Arial" w:cs="Arial" w:eastAsia="Arial" w:hAnsi="Arial"/>
@@ -24708,7 +24708,7 @@
         </w:rPr>
         <w:t xml:space="preserve"> (</w:t>
       </w:r>
-      <w:hyperlink w:history="1" r:id="rIdcl2imfjfxpleiixoywrvb">
+      <w:hyperlink w:history="1" r:id="rIdtuavsgapjukohucralxev">
         <w:r>
           <w:rPr>
             <w:rFonts w:ascii="Arial" w:cs="Arial" w:eastAsia="Arial" w:hAnsi="Arial"/>

--- a/data/outputs/v2/Chemistry/SS1.5_Periodicity/Chemistry_Periodicity_CBE_LessonSequence.docx
+++ b/data/outputs/v2/Chemistry/SS1.5_Periodicity/Chemistry_Periodicity_CBE_LessonSequence.docx
@@ -4,6 +4,7 @@
   <w:body>
     <w:p>
       <w:pPr>
+        <w:keepNext w:val="false"/>
         <w:spacing w:after="30" w:before="0"/>
         <w:jc w:val="center"/>
       </w:pPr>
@@ -23,6 +24,7 @@
     </w:p>
     <w:p>
       <w:pPr>
+        <w:keepNext w:val="false"/>
         <w:spacing w:after="60" w:before="0"/>
         <w:jc w:val="center"/>
       </w:pPr>
@@ -81,6 +83,7 @@
           </w:tcPr>
           <w:p>
             <w:pPr>
+              <w:keepNext w:val="false"/>
               <w:spacing w:after="40" w:before="0"/>
               <w:jc w:val="center"/>
             </w:pPr>
@@ -115,6 +118,7 @@
           </w:tcPr>
           <w:p>
             <w:pPr>
+              <w:keepNext w:val="false"/>
               <w:spacing w:after="40" w:before="0"/>
               <w:jc w:val="left"/>
             </w:pPr>
@@ -147,6 +151,7 @@
           </w:tcPr>
           <w:p>
             <w:pPr>
+              <w:keepNext w:val="false"/>
               <w:spacing w:after="40" w:before="0"/>
               <w:jc w:val="left"/>
             </w:pPr>
@@ -181,6 +186,7 @@
           </w:tcPr>
           <w:p>
             <w:pPr>
+              <w:keepNext w:val="false"/>
               <w:spacing w:after="40" w:before="0"/>
               <w:jc w:val="left"/>
             </w:pPr>
@@ -213,6 +219,7 @@
           </w:tcPr>
           <w:p>
             <w:pPr>
+              <w:keepNext w:val="false"/>
               <w:spacing w:after="40" w:before="0"/>
               <w:jc w:val="left"/>
             </w:pPr>
@@ -247,6 +254,7 @@
           </w:tcPr>
           <w:p>
             <w:pPr>
+              <w:keepNext w:val="false"/>
               <w:spacing w:after="40" w:before="0"/>
               <w:jc w:val="left"/>
             </w:pPr>
@@ -279,6 +287,7 @@
           </w:tcPr>
           <w:p>
             <w:pPr>
+              <w:keepNext w:val="false"/>
               <w:spacing w:after="40" w:before="0"/>
               <w:jc w:val="left"/>
             </w:pPr>
@@ -313,6 +322,7 @@
           </w:tcPr>
           <w:p>
             <w:pPr>
+              <w:keepNext w:val="false"/>
               <w:spacing w:after="40" w:before="0"/>
               <w:jc w:val="left"/>
             </w:pPr>
@@ -345,6 +355,7 @@
           </w:tcPr>
           <w:p>
             <w:pPr>
+              <w:keepNext w:val="false"/>
               <w:spacing w:after="40" w:before="0"/>
               <w:jc w:val="left"/>
             </w:pPr>
@@ -379,6 +390,7 @@
           </w:tcPr>
           <w:p>
             <w:pPr>
+              <w:keepNext w:val="false"/>
               <w:spacing w:after="40" w:before="0"/>
               <w:jc w:val="left"/>
             </w:pPr>
@@ -411,6 +423,7 @@
           </w:tcPr>
           <w:p>
             <w:pPr>
+              <w:keepNext w:val="false"/>
               <w:spacing w:after="40" w:before="0"/>
               <w:jc w:val="left"/>
             </w:pPr>
@@ -445,6 +458,7 @@
           </w:tcPr>
           <w:p>
             <w:pPr>
+              <w:keepNext w:val="false"/>
               <w:spacing w:after="40" w:before="0"/>
               <w:jc w:val="left"/>
             </w:pPr>
@@ -672,6 +686,7 @@
           </w:tcPr>
           <w:p>
             <w:pPr>
+              <w:keepNext w:val="false"/>
               <w:spacing w:after="40" w:before="0"/>
               <w:jc w:val="left"/>
             </w:pPr>
@@ -704,6 +719,7 @@
           </w:tcPr>
           <w:p>
             <w:pPr>
+              <w:keepNext w:val="false"/>
               <w:spacing w:after="40" w:before="0"/>
               <w:jc w:val="left"/>
             </w:pPr>
@@ -723,6 +739,7 @@
           </w:p>
           <w:p>
             <w:pPr>
+              <w:keepNext w:val="false"/>
               <w:spacing w:after="40" w:before="0"/>
               <w:jc w:val="left"/>
             </w:pPr>
@@ -742,6 +759,7 @@
           </w:p>
           <w:p>
             <w:pPr>
+              <w:keepNext w:val="false"/>
               <w:spacing w:after="40" w:before="0"/>
               <w:jc w:val="left"/>
             </w:pPr>
@@ -761,6 +779,7 @@
           </w:p>
           <w:p>
             <w:pPr>
+              <w:keepNext w:val="false"/>
               <w:spacing w:after="40" w:before="0"/>
               <w:jc w:val="left"/>
             </w:pPr>
@@ -780,6 +799,7 @@
           </w:p>
           <w:p>
             <w:pPr>
+              <w:keepNext w:val="false"/>
               <w:spacing w:after="40" w:before="0"/>
               <w:jc w:val="left"/>
             </w:pPr>
@@ -799,6 +819,7 @@
           </w:p>
           <w:p>
             <w:pPr>
+              <w:keepNext w:val="false"/>
               <w:spacing w:after="40" w:before="0"/>
               <w:jc w:val="left"/>
             </w:pPr>
@@ -833,6 +854,7 @@
           </w:tcPr>
           <w:p>
             <w:pPr>
+              <w:keepNext w:val="false"/>
               <w:spacing w:after="40" w:before="0"/>
               <w:jc w:val="left"/>
             </w:pPr>
@@ -960,6 +982,7 @@
           </w:tcPr>
           <w:p>
             <w:pPr>
+              <w:keepNext w:val="false"/>
               <w:spacing w:after="40" w:before="0"/>
               <w:jc w:val="left"/>
             </w:pPr>
@@ -1027,6 +1050,7 @@
           </w:tcPr>
           <w:p>
             <w:pPr>
+              <w:keepNext w:val="false"/>
               <w:spacing w:after="40" w:before="0"/>
               <w:jc w:val="left"/>
             </w:pPr>
@@ -1174,6 +1198,7 @@
           </w:tcPr>
           <w:p>
             <w:pPr>
+              <w:keepNext w:val="false"/>
               <w:spacing w:after="40" w:before="0"/>
               <w:jc w:val="left"/>
             </w:pPr>
@@ -1281,6 +1306,7 @@
           </w:tcPr>
           <w:p>
             <w:pPr>
+              <w:keepNext w:val="false"/>
               <w:spacing w:after="40" w:before="0"/>
               <w:jc w:val="left"/>
             </w:pPr>
@@ -1428,6 +1454,7 @@
           </w:tcPr>
           <w:p>
             <w:pPr>
+              <w:keepNext w:val="false"/>
               <w:spacing w:after="40" w:before="0"/>
               <w:jc w:val="left"/>
             </w:pPr>
@@ -1460,6 +1487,7 @@
           </w:tcPr>
           <w:p>
             <w:pPr>
+              <w:keepNext w:val="false"/>
               <w:spacing w:after="40" w:before="0"/>
               <w:jc w:val="left"/>
             </w:pPr>
@@ -1494,6 +1522,7 @@
           </w:tcPr>
           <w:p>
             <w:pPr>
+              <w:keepNext w:val="false"/>
               <w:spacing w:after="40" w:before="0"/>
               <w:jc w:val="left"/>
             </w:pPr>
@@ -1526,6 +1555,7 @@
           </w:tcPr>
           <w:p>
             <w:pPr>
+              <w:keepNext w:val="false"/>
               <w:spacing w:after="40" w:before="0"/>
               <w:jc w:val="left"/>
             </w:pPr>
@@ -1545,6 +1575,7 @@
           </w:p>
           <w:p>
             <w:pPr>
+              <w:keepNext w:val="false"/>
               <w:spacing w:after="40" w:before="0"/>
               <w:jc w:val="left"/>
             </w:pPr>
@@ -1564,6 +1595,7 @@
           </w:p>
           <w:p>
             <w:pPr>
+              <w:keepNext w:val="false"/>
               <w:spacing w:after="40" w:before="0"/>
               <w:jc w:val="left"/>
             </w:pPr>
@@ -1583,6 +1615,7 @@
           </w:p>
           <w:p>
             <w:pPr>
+              <w:keepNext w:val="false"/>
               <w:spacing w:after="40" w:before="0"/>
               <w:jc w:val="left"/>
             </w:pPr>
@@ -1602,6 +1635,7 @@
           </w:p>
           <w:p>
             <w:pPr>
+              <w:keepNext w:val="false"/>
               <w:spacing w:after="40" w:before="0"/>
               <w:jc w:val="left"/>
             </w:pPr>
@@ -1636,6 +1670,7 @@
           </w:tcPr>
           <w:p>
             <w:pPr>
+              <w:keepNext w:val="false"/>
               <w:spacing w:after="40" w:before="0"/>
               <w:jc w:val="left"/>
             </w:pPr>
@@ -1668,6 +1703,7 @@
           </w:tcPr>
           <w:p>
             <w:pPr>
+              <w:keepNext w:val="false"/>
               <w:spacing w:after="40" w:before="0"/>
               <w:jc w:val="left"/>
             </w:pPr>
@@ -1687,6 +1723,7 @@
           </w:p>
           <w:p>
             <w:pPr>
+              <w:keepNext w:val="false"/>
               <w:spacing w:after="40" w:before="0"/>
               <w:jc w:val="left"/>
             </w:pPr>
@@ -1706,6 +1743,7 @@
           </w:p>
           <w:p>
             <w:pPr>
+              <w:keepNext w:val="false"/>
               <w:spacing w:after="40" w:before="0"/>
               <w:jc w:val="left"/>
             </w:pPr>
@@ -1725,6 +1763,7 @@
           </w:p>
           <w:p>
             <w:pPr>
+              <w:keepNext w:val="false"/>
               <w:spacing w:after="40" w:before="0"/>
               <w:jc w:val="left"/>
             </w:pPr>
@@ -1744,6 +1783,7 @@
           </w:p>
           <w:p>
             <w:pPr>
+              <w:keepNext w:val="false"/>
               <w:spacing w:after="40" w:before="0"/>
               <w:jc w:val="left"/>
             </w:pPr>
@@ -1778,6 +1818,7 @@
           </w:tcPr>
           <w:p>
             <w:pPr>
+              <w:keepNext w:val="false"/>
               <w:spacing w:after="40" w:before="0"/>
               <w:jc w:val="left"/>
             </w:pPr>
@@ -1810,6 +1851,7 @@
           </w:tcPr>
           <w:p>
             <w:pPr>
+              <w:keepNext w:val="false"/>
               <w:spacing w:after="40" w:before="0"/>
               <w:jc w:val="left"/>
             </w:pPr>
@@ -1829,6 +1871,7 @@
           </w:p>
           <w:p>
             <w:pPr>
+              <w:keepNext w:val="false"/>
               <w:spacing w:after="40" w:before="0"/>
               <w:jc w:val="left"/>
             </w:pPr>
@@ -1848,6 +1891,7 @@
           </w:p>
           <w:p>
             <w:pPr>
+              <w:keepNext w:val="false"/>
               <w:spacing w:after="40" w:before="0"/>
               <w:jc w:val="left"/>
             </w:pPr>
@@ -1867,6 +1911,7 @@
           </w:p>
           <w:p>
             <w:pPr>
+              <w:keepNext w:val="false"/>
               <w:spacing w:after="40" w:before="0"/>
               <w:jc w:val="left"/>
             </w:pPr>
@@ -1886,6 +1931,7 @@
           </w:p>
           <w:p>
             <w:pPr>
+              <w:keepNext w:val="false"/>
               <w:spacing w:after="40" w:before="0"/>
               <w:jc w:val="left"/>
             </w:pPr>
@@ -1905,6 +1951,7 @@
           </w:p>
           <w:p>
             <w:pPr>
+              <w:keepNext w:val="false"/>
               <w:spacing w:after="40" w:before="0"/>
               <w:jc w:val="left"/>
             </w:pPr>
@@ -1924,6 +1971,7 @@
           </w:p>
           <w:p>
             <w:pPr>
+              <w:keepNext w:val="false"/>
               <w:spacing w:after="40" w:before="0"/>
               <w:jc w:val="left"/>
             </w:pPr>
@@ -1943,6 +1991,7 @@
           </w:p>
           <w:p>
             <w:pPr>
+              <w:keepNext w:val="false"/>
               <w:spacing w:after="40" w:before="0"/>
               <w:jc w:val="left"/>
             </w:pPr>
@@ -1962,6 +2011,7 @@
           </w:p>
           <w:p>
             <w:pPr>
+              <w:keepNext w:val="false"/>
               <w:spacing w:after="40" w:before="0"/>
               <w:jc w:val="left"/>
             </w:pPr>
@@ -1981,6 +2031,7 @@
           </w:p>
           <w:p>
             <w:pPr>
+              <w:keepNext w:val="false"/>
               <w:spacing w:after="40" w:before="0"/>
               <w:jc w:val="left"/>
             </w:pPr>
@@ -2000,6 +2051,7 @@
           </w:p>
           <w:p>
             <w:pPr>
+              <w:keepNext w:val="false"/>
               <w:spacing w:after="40" w:before="0"/>
               <w:jc w:val="left"/>
             </w:pPr>
@@ -2019,6 +2071,7 @@
           </w:p>
           <w:p>
             <w:pPr>
+              <w:keepNext w:val="false"/>
               <w:spacing w:after="40" w:before="0"/>
               <w:jc w:val="left"/>
             </w:pPr>
@@ -2038,6 +2091,7 @@
           </w:p>
           <w:p>
             <w:pPr>
+              <w:keepNext w:val="false"/>
               <w:spacing w:after="40" w:before="0"/>
               <w:jc w:val="left"/>
             </w:pPr>
@@ -2072,6 +2126,7 @@
           </w:tcPr>
           <w:p>
             <w:pPr>
+              <w:keepNext w:val="false"/>
               <w:spacing w:after="40" w:before="0"/>
               <w:jc w:val="left"/>
             </w:pPr>
@@ -2303,7 +2358,7 @@
         </w:rPr>
         <w:t xml:space="preserve">© 2026 SeaVuria and ARES. This work is licensed under a </w:t>
       </w:r>
-      <w:hyperlink w:history="1" r:id="rIdvs2ittqxeu-kk7nztn_dc">
+      <w:hyperlink w:history="1" r:id="rIdzhpdjib0-opib5cmsdjp2">
         <w:r>
           <w:rPr>
             <w:rFonts w:ascii="Arial" w:cs="Arial" w:eastAsia="Arial" w:hAnsi="Arial"/>
@@ -2323,7 +2378,7 @@
         </w:rPr>
         <w:t xml:space="preserve"> (</w:t>
       </w:r>
-      <w:hyperlink w:history="1" r:id="rIdj4sig6yiwc8lyadcnnsbs">
+      <w:hyperlink w:history="1" r:id="rId_bpvk4wlej75zt8oh_dow">
         <w:r>
           <w:rPr>
             <w:rFonts w:ascii="Arial" w:cs="Arial" w:eastAsia="Arial" w:hAnsi="Arial"/>
@@ -2343,7 +2398,7 @@
         </w:rPr>
         <w:t xml:space="preserve">). To view a copy of this license, visit </w:t>
       </w:r>
-      <w:hyperlink w:history="1" r:id="rIdgw7kyudofnvlpcenpoepr">
+      <w:hyperlink w:history="1" r:id="rIdkrww7kw_lnd_uc_k0lruk">
         <w:r>
           <w:rPr>
             <w:rFonts w:ascii="Arial" w:cs="Arial" w:eastAsia="Arial" w:hAnsi="Arial"/>
@@ -2402,6 +2457,7 @@
           </w:tcPr>
           <w:p>
             <w:pPr>
+              <w:keepNext w:val="false"/>
               <w:spacing w:after="40" w:before="0"/>
               <w:jc w:val="center"/>
             </w:pPr>
@@ -2437,6 +2493,7 @@
           </w:tcPr>
           <w:p>
             <w:pPr>
+              <w:keepNext w:val="false"/>
               <w:spacing w:after="40" w:before="0"/>
               <w:jc w:val="center"/>
             </w:pPr>
@@ -2471,6 +2528,7 @@
           </w:tcPr>
           <w:p>
             <w:pPr>
+              <w:keepNext w:val="false"/>
               <w:spacing w:after="40" w:before="0"/>
               <w:jc w:val="left"/>
             </w:pPr>
@@ -2503,6 +2561,7 @@
           </w:tcPr>
           <w:p>
             <w:pPr>
+              <w:keepNext w:val="false"/>
               <w:spacing w:after="40" w:before="0"/>
               <w:jc w:val="left"/>
             </w:pPr>
@@ -2537,6 +2596,7 @@
           </w:tcPr>
           <w:p>
             <w:pPr>
+              <w:keepNext w:val="false"/>
               <w:spacing w:after="40" w:before="0"/>
               <w:jc w:val="left"/>
             </w:pPr>
@@ -2569,6 +2629,7 @@
           </w:tcPr>
           <w:p>
             <w:pPr>
+              <w:keepNext w:val="false"/>
               <w:spacing w:after="40" w:before="0"/>
               <w:jc w:val="left"/>
             </w:pPr>
@@ -2603,6 +2664,7 @@
           </w:tcPr>
           <w:p>
             <w:pPr>
+              <w:keepNext w:val="false"/>
               <w:spacing w:after="40" w:before="0"/>
               <w:jc w:val="left"/>
             </w:pPr>
@@ -2635,6 +2697,7 @@
           </w:tcPr>
           <w:p>
             <w:pPr>
+              <w:keepNext w:val="false"/>
               <w:spacing w:after="40" w:before="0"/>
               <w:jc w:val="left"/>
             </w:pPr>
@@ -2669,6 +2732,7 @@
           </w:tcPr>
           <w:p>
             <w:pPr>
+              <w:keepNext w:val="false"/>
               <w:spacing w:after="40" w:before="0"/>
               <w:jc w:val="left"/>
             </w:pPr>
@@ -2701,6 +2765,7 @@
           </w:tcPr>
           <w:p>
             <w:pPr>
+              <w:keepNext w:val="false"/>
               <w:spacing w:after="40" w:before="0"/>
               <w:jc w:val="left"/>
             </w:pPr>
@@ -2735,6 +2800,7 @@
           </w:tcPr>
           <w:p>
             <w:pPr>
+              <w:keepNext w:val="false"/>
               <w:spacing w:after="40" w:before="0"/>
               <w:jc w:val="left"/>
             </w:pPr>
@@ -2767,6 +2833,7 @@
           </w:tcPr>
           <w:p>
             <w:pPr>
+              <w:keepNext w:val="false"/>
               <w:spacing w:after="40" w:before="0"/>
               <w:jc w:val="left"/>
             </w:pPr>
@@ -2801,6 +2868,7 @@
           </w:tcPr>
           <w:p>
             <w:pPr>
+              <w:keepNext w:val="false"/>
               <w:spacing w:after="40" w:before="0"/>
               <w:jc w:val="left"/>
             </w:pPr>
@@ -2833,6 +2901,7 @@
           </w:tcPr>
           <w:p>
             <w:pPr>
+              <w:keepNext w:val="false"/>
               <w:spacing w:after="40" w:before="0"/>
               <w:jc w:val="left"/>
             </w:pPr>
@@ -2867,6 +2936,7 @@
           </w:tcPr>
           <w:p>
             <w:pPr>
+              <w:keepNext w:val="false"/>
               <w:spacing w:after="40" w:before="0"/>
               <w:jc w:val="left"/>
             </w:pPr>
@@ -2899,6 +2969,7 @@
           </w:tcPr>
           <w:p>
             <w:pPr>
+              <w:keepNext w:val="false"/>
               <w:spacing w:after="40" w:before="0"/>
               <w:jc w:val="left"/>
             </w:pPr>
@@ -2933,6 +3004,7 @@
           </w:tcPr>
           <w:p>
             <w:pPr>
+              <w:keepNext w:val="false"/>
               <w:spacing w:after="40" w:before="0"/>
               <w:jc w:val="left"/>
             </w:pPr>
@@ -2965,6 +3037,7 @@
           </w:tcPr>
           <w:p>
             <w:pPr>
+              <w:keepNext w:val="false"/>
               <w:spacing w:after="40" w:before="0"/>
               <w:jc w:val="left"/>
             </w:pPr>
@@ -3024,6 +3097,7 @@
           </w:tcPr>
           <w:p>
             <w:pPr>
+              <w:keepNext w:val="false"/>
               <w:spacing w:after="40" w:before="0"/>
               <w:jc w:val="center"/>
             </w:pPr>
@@ -3058,6 +3132,7 @@
           </w:tcPr>
           <w:p>
             <w:pPr>
+              <w:keepNext w:val="false"/>
               <w:spacing w:after="40" w:before="0"/>
               <w:jc w:val="left"/>
             </w:pPr>
@@ -3122,6 +3197,7 @@
           </w:tcPr>
           <w:p>
             <w:pPr>
+              <w:keepNext w:val="false"/>
               <w:spacing w:after="40" w:before="0"/>
               <w:jc w:val="center"/>
             </w:pPr>
@@ -3156,6 +3232,7 @@
           </w:tcPr>
           <w:p>
             <w:pPr>
+              <w:keepNext w:val="false"/>
               <w:spacing w:after="40" w:before="0"/>
               <w:jc w:val="left"/>
             </w:pPr>
@@ -3188,6 +3265,7 @@
           </w:tcPr>
           <w:p>
             <w:pPr>
+              <w:keepNext w:val="false"/>
               <w:spacing w:after="40" w:before="0"/>
               <w:jc w:val="left"/>
             </w:pPr>
@@ -3220,6 +3298,7 @@
           </w:tcPr>
           <w:p>
             <w:pPr>
+              <w:keepNext w:val="false"/>
               <w:spacing w:after="40" w:before="0"/>
               <w:jc w:val="left"/>
             </w:pPr>
@@ -3252,6 +3331,7 @@
           </w:tcPr>
           <w:p>
             <w:pPr>
+              <w:keepNext w:val="false"/>
               <w:spacing w:after="40" w:before="0"/>
               <w:jc w:val="left"/>
             </w:pPr>
@@ -3284,6 +3364,7 @@
           </w:tcPr>
           <w:p>
             <w:pPr>
+              <w:keepNext w:val="false"/>
               <w:spacing w:after="40" w:before="0"/>
               <w:jc w:val="left"/>
             </w:pPr>
@@ -3318,6 +3399,7 @@
           </w:tcPr>
           <w:p>
             <w:pPr>
+              <w:keepNext w:val="false"/>
               <w:spacing w:after="40" w:before="0"/>
               <w:jc w:val="left"/>
             </w:pPr>
@@ -3355,7 +3437,7 @@
             <w:pPr>
               <w:spacing w:after="20" w:before="0"/>
             </w:pPr>
-            <w:hyperlink w:history="1" r:id="rIdcmf01hhhegwf5nyeflezi">
+            <w:hyperlink w:history="1" r:id="rIdtlobvl7r8ki_nzzajr3yv">
               <w:r>
                 <w:rPr>
                   <w:rFonts w:ascii="Arial" w:cs="Arial" w:eastAsia="Arial" w:hAnsi="Arial"/>
@@ -3388,7 +3470,7 @@
               <w:spacing w:after="10" w:before="0"/>
               <w:ind w:left="120"/>
             </w:pPr>
-            <w:hyperlink w:history="1" r:id="rIdylbuqkghecvzilmwl1w7j">
+            <w:hyperlink w:history="1" r:id="rIdh1worbbvdcgd8zw6rulgp">
               <w:r>
                 <w:rPr>
                   <w:rFonts w:ascii="Arial" w:cs="Arial" w:eastAsia="Arial" w:hAnsi="Arial"/>
@@ -3433,7 +3515,7 @@
             <w:pPr>
               <w:spacing w:after="20" w:before="0"/>
             </w:pPr>
-            <w:hyperlink w:history="1" r:id="rId_if4vdu25_4hi8rm-aivz">
+            <w:hyperlink w:history="1" r:id="rIdwfiwk9zvrmkitclgkifxv">
               <w:r>
                 <w:rPr>
                   <w:rFonts w:ascii="Arial" w:cs="Arial" w:eastAsia="Arial" w:hAnsi="Arial"/>
@@ -3466,7 +3548,7 @@
               <w:spacing w:after="10" w:before="0"/>
               <w:ind w:left="120"/>
             </w:pPr>
-            <w:hyperlink w:history="1" r:id="rIdo7fukupuoahbgs5bkxsvz">
+            <w:hyperlink w:history="1" r:id="rIdf238bphodej5enbnor00v">
               <w:r>
                 <w:rPr>
                   <w:rFonts w:ascii="Arial" w:cs="Arial" w:eastAsia="Arial" w:hAnsi="Arial"/>
@@ -3494,6 +3576,7 @@
           </w:tcPr>
           <w:p>
             <w:pPr>
+              <w:keepNext w:val="false"/>
               <w:spacing w:after="40" w:before="0"/>
               <w:jc w:val="left"/>
             </w:pPr>
@@ -3526,6 +3609,7 @@
           </w:tcPr>
           <w:p>
             <w:pPr>
+              <w:keepNext w:val="false"/>
               <w:spacing w:after="40" w:before="0"/>
               <w:jc w:val="left"/>
             </w:pPr>
@@ -3558,6 +3642,7 @@
           </w:tcPr>
           <w:p>
             <w:pPr>
+              <w:keepNext w:val="false"/>
               <w:spacing w:after="40" w:before="0"/>
               <w:jc w:val="left"/>
             </w:pPr>
@@ -3590,6 +3675,7 @@
           </w:tcPr>
           <w:p>
             <w:pPr>
+              <w:keepNext w:val="false"/>
               <w:spacing w:after="40" w:before="0"/>
               <w:jc w:val="left"/>
             </w:pPr>
@@ -3624,6 +3710,7 @@
           </w:tcPr>
           <w:p>
             <w:pPr>
+              <w:keepNext w:val="false"/>
               <w:spacing w:after="40" w:before="0"/>
               <w:jc w:val="left"/>
             </w:pPr>
@@ -3661,7 +3748,7 @@
             <w:pPr>
               <w:spacing w:after="20" w:before="0"/>
             </w:pPr>
-            <w:hyperlink w:history="1" r:id="rId6iwh-l6_s6d5osdb0n3iw">
+            <w:hyperlink w:history="1" r:id="rIdeds3oewyna8rdxtz_h1of">
               <w:r>
                 <w:rPr>
                   <w:rFonts w:ascii="Arial" w:cs="Arial" w:eastAsia="Arial" w:hAnsi="Arial"/>
@@ -3694,7 +3781,7 @@
               <w:spacing w:after="10" w:before="0"/>
               <w:ind w:left="120"/>
             </w:pPr>
-            <w:hyperlink w:history="1" r:id="rId8xevpaug9679z18l0sipi">
+            <w:hyperlink w:history="1" r:id="rId8ik4kqjxxovxk-yflroq7">
               <w:r>
                 <w:rPr>
                   <w:rFonts w:ascii="Arial" w:cs="Arial" w:eastAsia="Arial" w:hAnsi="Arial"/>
@@ -3739,7 +3826,7 @@
             <w:pPr>
               <w:spacing w:after="20" w:before="0"/>
             </w:pPr>
-            <w:hyperlink w:history="1" r:id="rIdtvxuf-rwvski5qjvjlkq8">
+            <w:hyperlink w:history="1" r:id="rIdmtjup9d0bf2nbm-g1ue2q">
               <w:r>
                 <w:rPr>
                   <w:rFonts w:ascii="Arial" w:cs="Arial" w:eastAsia="Arial" w:hAnsi="Arial"/>
@@ -3772,7 +3859,7 @@
               <w:spacing w:after="10" w:before="0"/>
               <w:ind w:left="120"/>
             </w:pPr>
-            <w:hyperlink w:history="1" r:id="rIdpuff6jwgm5ihiafr23tlg">
+            <w:hyperlink w:history="1" r:id="rIdanpoz1cih6fqkvjtszj3j">
               <w:r>
                 <w:rPr>
                   <w:rFonts w:ascii="Arial" w:cs="Arial" w:eastAsia="Arial" w:hAnsi="Arial"/>
@@ -3800,6 +3887,7 @@
           </w:tcPr>
           <w:p>
             <w:pPr>
+              <w:keepNext w:val="false"/>
               <w:spacing w:after="40" w:before="0"/>
               <w:jc w:val="left"/>
             </w:pPr>
@@ -3832,6 +3920,7 @@
           </w:tcPr>
           <w:p>
             <w:pPr>
+              <w:keepNext w:val="false"/>
               <w:spacing w:after="40" w:before="0"/>
               <w:jc w:val="left"/>
             </w:pPr>
@@ -3864,6 +3953,7 @@
           </w:tcPr>
           <w:p>
             <w:pPr>
+              <w:keepNext w:val="false"/>
               <w:spacing w:after="40" w:before="0"/>
               <w:jc w:val="left"/>
             </w:pPr>
@@ -3896,6 +3986,7 @@
           </w:tcPr>
           <w:p>
             <w:pPr>
+              <w:keepNext w:val="false"/>
               <w:spacing w:after="40" w:before="0"/>
               <w:jc w:val="left"/>
             </w:pPr>
@@ -3930,6 +4021,7 @@
           </w:tcPr>
           <w:p>
             <w:pPr>
+              <w:keepNext w:val="false"/>
               <w:spacing w:after="40" w:before="0"/>
               <w:jc w:val="left"/>
             </w:pPr>
@@ -3967,7 +4059,7 @@
             <w:pPr>
               <w:spacing w:after="20" w:before="0"/>
             </w:pPr>
-            <w:hyperlink w:history="1" r:id="rIdxq0hkce8vcfdsqlxfasp1">
+            <w:hyperlink w:history="1" r:id="rIdjjcbatlh6ap18p_ifxncr">
               <w:r>
                 <w:rPr>
                   <w:rFonts w:ascii="Arial" w:cs="Arial" w:eastAsia="Arial" w:hAnsi="Arial"/>
@@ -4016,7 +4108,7 @@
               <w:spacing w:after="10" w:before="0"/>
               <w:ind w:left="120"/>
             </w:pPr>
-            <w:hyperlink w:history="1" r:id="rIdufiqv1w_xajuhrjbw7w7h">
+            <w:hyperlink w:history="1" r:id="rIdirbh1b5mwhnsrqq9srkq1">
               <w:r>
                 <w:rPr>
                   <w:rFonts w:ascii="Arial" w:cs="Arial" w:eastAsia="Arial" w:hAnsi="Arial"/>
@@ -4061,7 +4153,7 @@
             <w:pPr>
               <w:spacing w:after="20" w:before="0"/>
             </w:pPr>
-            <w:hyperlink w:history="1" r:id="rId8m0wvresd1trdpsqdtiwq">
+            <w:hyperlink w:history="1" r:id="rIdjzrauyevxgw-tfl2myyzi">
               <w:r>
                 <w:rPr>
                   <w:rFonts w:ascii="Arial" w:cs="Arial" w:eastAsia="Arial" w:hAnsi="Arial"/>
@@ -4094,7 +4186,7 @@
               <w:spacing w:after="10" w:before="0"/>
               <w:ind w:left="120"/>
             </w:pPr>
-            <w:hyperlink w:history="1" r:id="rId8uv3bmnrcspdhwpbikloy">
+            <w:hyperlink w:history="1" r:id="rIdy7oy77apetipbzs-lrzey">
               <w:r>
                 <w:rPr>
                   <w:rFonts w:ascii="Arial" w:cs="Arial" w:eastAsia="Arial" w:hAnsi="Arial"/>
@@ -4122,6 +4214,7 @@
           </w:tcPr>
           <w:p>
             <w:pPr>
+              <w:keepNext w:val="false"/>
               <w:spacing w:after="40" w:before="0"/>
               <w:jc w:val="left"/>
             </w:pPr>
@@ -4154,6 +4247,7 @@
           </w:tcPr>
           <w:p>
             <w:pPr>
+              <w:keepNext w:val="false"/>
               <w:spacing w:after="40" w:before="0"/>
               <w:jc w:val="left"/>
             </w:pPr>
@@ -4186,6 +4280,7 @@
           </w:tcPr>
           <w:p>
             <w:pPr>
+              <w:keepNext w:val="false"/>
               <w:spacing w:after="40" w:before="0"/>
               <w:jc w:val="left"/>
             </w:pPr>
@@ -4218,6 +4313,7 @@
           </w:tcPr>
           <w:p>
             <w:pPr>
+              <w:keepNext w:val="false"/>
               <w:spacing w:after="40" w:before="0"/>
               <w:jc w:val="left"/>
             </w:pPr>
@@ -4252,6 +4348,7 @@
           </w:tcPr>
           <w:p>
             <w:pPr>
+              <w:keepNext w:val="false"/>
               <w:spacing w:after="40" w:before="0"/>
               <w:jc w:val="left"/>
             </w:pPr>
@@ -4289,7 +4386,7 @@
             <w:pPr>
               <w:spacing w:after="20" w:before="0"/>
             </w:pPr>
-            <w:hyperlink w:history="1" r:id="rIdjqvw8ov_an9k1w2rw2law">
+            <w:hyperlink w:history="1" r:id="rIdbo8dizntz2ipmb2lbmkrs">
               <w:r>
                 <w:rPr>
                   <w:rFonts w:ascii="Arial" w:cs="Arial" w:eastAsia="Arial" w:hAnsi="Arial"/>
@@ -4338,7 +4435,7 @@
               <w:spacing w:after="10" w:before="0"/>
               <w:ind w:left="120"/>
             </w:pPr>
-            <w:hyperlink w:history="1" r:id="rId0en7lj6tz3wcvyeob6jl6">
+            <w:hyperlink w:history="1" r:id="rIdclfdvklkgvduhdfscy-0f">
               <w:r>
                 <w:rPr>
                   <w:rFonts w:ascii="Arial" w:cs="Arial" w:eastAsia="Arial" w:hAnsi="Arial"/>
@@ -4383,7 +4480,7 @@
             <w:pPr>
               <w:spacing w:after="20" w:before="0"/>
             </w:pPr>
-            <w:hyperlink w:history="1" r:id="rIdzoa2d5vuloiq41vz9_8mi">
+            <w:hyperlink w:history="1" r:id="rId6h-704codec4ob1outkiz">
               <w:r>
                 <w:rPr>
                   <w:rFonts w:ascii="Arial" w:cs="Arial" w:eastAsia="Arial" w:hAnsi="Arial"/>
@@ -4416,7 +4513,7 @@
               <w:spacing w:after="10" w:before="0"/>
               <w:ind w:left="120"/>
             </w:pPr>
-            <w:hyperlink w:history="1" r:id="rIdvbitwdxjxdjjdlql-pdck">
+            <w:hyperlink w:history="1" r:id="rId3j8vmprmkslxi7d99urvp">
               <w:r>
                 <w:rPr>
                   <w:rFonts w:ascii="Arial" w:cs="Arial" w:eastAsia="Arial" w:hAnsi="Arial"/>
@@ -4444,6 +4541,7 @@
           </w:tcPr>
           <w:p>
             <w:pPr>
+              <w:keepNext w:val="false"/>
               <w:spacing w:after="40" w:before="0"/>
               <w:jc w:val="left"/>
             </w:pPr>
@@ -4476,6 +4574,7 @@
           </w:tcPr>
           <w:p>
             <w:pPr>
+              <w:keepNext w:val="false"/>
               <w:spacing w:after="40" w:before="0"/>
               <w:jc w:val="left"/>
             </w:pPr>
@@ -4508,6 +4607,7 @@
           </w:tcPr>
           <w:p>
             <w:pPr>
+              <w:keepNext w:val="false"/>
               <w:spacing w:after="40" w:before="0"/>
               <w:jc w:val="left"/>
             </w:pPr>
@@ -4540,6 +4640,7 @@
           </w:tcPr>
           <w:p>
             <w:pPr>
+              <w:keepNext w:val="false"/>
               <w:spacing w:after="40" w:before="0"/>
               <w:jc w:val="left"/>
             </w:pPr>
@@ -4574,6 +4675,7 @@
           </w:tcPr>
           <w:p>
             <w:pPr>
+              <w:keepNext w:val="false"/>
               <w:spacing w:after="40" w:before="0"/>
               <w:jc w:val="left"/>
             </w:pPr>
@@ -4611,7 +4713,7 @@
             <w:pPr>
               <w:spacing w:after="20" w:before="0"/>
             </w:pPr>
-            <w:hyperlink w:history="1" r:id="rIdgi6jjv2khx6jjojnzr-q4">
+            <w:hyperlink w:history="1" r:id="rIdkwrqsiqej-n0gwyt3iwga">
               <w:r>
                 <w:rPr>
                   <w:rFonts w:ascii="Arial" w:cs="Arial" w:eastAsia="Arial" w:hAnsi="Arial"/>
@@ -4660,7 +4762,7 @@
               <w:spacing w:after="10" w:before="0"/>
               <w:ind w:left="120"/>
             </w:pPr>
-            <w:hyperlink w:history="1" r:id="rIdgwe7iydly8tdpw0aw-b86">
+            <w:hyperlink w:history="1" r:id="rIdhtnevc8tyrl3fmbyd5qb7">
               <w:r>
                 <w:rPr>
                   <w:rFonts w:ascii="Arial" w:cs="Arial" w:eastAsia="Arial" w:hAnsi="Arial"/>
@@ -4705,7 +4807,7 @@
             <w:pPr>
               <w:spacing w:after="20" w:before="0"/>
             </w:pPr>
-            <w:hyperlink w:history="1" r:id="rIdb4cxm-tbu6lvcy3bewro4">
+            <w:hyperlink w:history="1" r:id="rIdbfjqsqtdl8zir7phskpdr">
               <w:r>
                 <w:rPr>
                   <w:rFonts w:ascii="Arial" w:cs="Arial" w:eastAsia="Arial" w:hAnsi="Arial"/>
@@ -4754,7 +4856,7 @@
               <w:spacing w:after="10" w:before="0"/>
               <w:ind w:left="120"/>
             </w:pPr>
-            <w:hyperlink w:history="1" r:id="rIdytht8k6whzoir6z3-z3ky">
+            <w:hyperlink w:history="1" r:id="rIdqkhvdj-akorgkslvy8yc6">
               <w:r>
                 <w:rPr>
                   <w:rFonts w:ascii="Arial" w:cs="Arial" w:eastAsia="Arial" w:hAnsi="Arial"/>
@@ -4782,6 +4884,7 @@
           </w:tcPr>
           <w:p>
             <w:pPr>
+              <w:keepNext w:val="false"/>
               <w:spacing w:after="40" w:before="0"/>
               <w:jc w:val="left"/>
             </w:pPr>
@@ -4814,6 +4917,7 @@
           </w:tcPr>
           <w:p>
             <w:pPr>
+              <w:keepNext w:val="false"/>
               <w:spacing w:after="40" w:before="0"/>
               <w:jc w:val="left"/>
             </w:pPr>
@@ -4846,6 +4950,7 @@
           </w:tcPr>
           <w:p>
             <w:pPr>
+              <w:keepNext w:val="false"/>
               <w:spacing w:after="40" w:before="0"/>
               <w:jc w:val="left"/>
             </w:pPr>
@@ -4878,6 +4983,7 @@
           </w:tcPr>
           <w:p>
             <w:pPr>
+              <w:keepNext w:val="false"/>
               <w:spacing w:after="40" w:before="0"/>
               <w:jc w:val="left"/>
             </w:pPr>
@@ -4937,6 +5043,7 @@
           </w:tcPr>
           <w:p>
             <w:pPr>
+              <w:keepNext w:val="false"/>
               <w:spacing w:after="40" w:before="0"/>
               <w:jc w:val="center"/>
             </w:pPr>
@@ -4971,6 +5078,7 @@
           </w:tcPr>
           <w:p>
             <w:pPr>
+              <w:keepNext w:val="false"/>
               <w:spacing w:after="40" w:before="0"/>
               <w:jc w:val="left"/>
             </w:pPr>
@@ -5032,6 +5140,7 @@
           </w:tcPr>
           <w:p>
             <w:pPr>
+              <w:keepNext w:val="false"/>
               <w:spacing w:after="40" w:before="0"/>
               <w:jc w:val="center"/>
             </w:pPr>
@@ -5066,6 +5175,7 @@
           </w:tcPr>
           <w:p>
             <w:pPr>
+              <w:keepNext w:val="false"/>
               <w:spacing w:after="40" w:before="0"/>
               <w:jc w:val="left"/>
             </w:pPr>
@@ -5098,6 +5208,7 @@
           </w:tcPr>
           <w:p>
             <w:pPr>
+              <w:keepNext w:val="false"/>
               <w:spacing w:after="40" w:before="0"/>
               <w:jc w:val="left"/>
             </w:pPr>
@@ -5132,6 +5243,7 @@
           </w:tcPr>
           <w:p>
             <w:pPr>
+              <w:keepNext w:val="false"/>
               <w:spacing w:after="40" w:before="0"/>
               <w:jc w:val="left"/>
             </w:pPr>
@@ -5164,6 +5276,7 @@
           </w:tcPr>
           <w:p>
             <w:pPr>
+              <w:keepNext w:val="false"/>
               <w:spacing w:after="40" w:before="0"/>
               <w:jc w:val="left"/>
             </w:pPr>
@@ -5198,6 +5311,7 @@
           </w:tcPr>
           <w:p>
             <w:pPr>
+              <w:keepNext w:val="false"/>
               <w:spacing w:after="40" w:before="0"/>
               <w:jc w:val="left"/>
             </w:pPr>
@@ -5230,6 +5344,7 @@
           </w:tcPr>
           <w:p>
             <w:pPr>
+              <w:keepNext w:val="false"/>
               <w:spacing w:after="40" w:before="0"/>
               <w:jc w:val="left"/>
             </w:pPr>
@@ -5266,7 +5381,7 @@
         </w:rPr>
         <w:t xml:space="preserve">© 2026 SeaVuria and ARES. Aligned with KICD objectives. Developed by SeaVuria; technical implementation by ARES (with AI assistance from Claude). Licensed under </w:t>
       </w:r>
-      <w:hyperlink w:history="1" r:id="rIdmqjrib-tgvcjtoh7jouu7">
+      <w:hyperlink w:history="1" r:id="rIdjo3eqjszkjy5udxuslq4t">
         <w:r>
           <w:rPr>
             <w:rFonts w:ascii="Arial" w:cs="Arial" w:eastAsia="Arial" w:hAnsi="Arial"/>
@@ -5287,7 +5402,7 @@
         </w:rPr>
         <w:t xml:space="preserve"> (</w:t>
       </w:r>
-      <w:hyperlink w:history="1" r:id="rIdmpueriuu4yij0hnzqdwom">
+      <w:hyperlink w:history="1" r:id="rIdb7wwjk6bbl-buf0ywftun">
         <w:r>
           <w:rPr>
             <w:rFonts w:ascii="Arial" w:cs="Arial" w:eastAsia="Arial" w:hAnsi="Arial"/>
@@ -5347,6 +5462,7 @@
           </w:tcPr>
           <w:p>
             <w:pPr>
+              <w:keepNext w:val="false"/>
               <w:spacing w:after="40" w:before="0"/>
               <w:jc w:val="center"/>
             </w:pPr>
@@ -5382,6 +5498,7 @@
           </w:tcPr>
           <w:p>
             <w:pPr>
+              <w:keepNext w:val="false"/>
               <w:spacing w:after="40" w:before="0"/>
               <w:jc w:val="center"/>
             </w:pPr>
@@ -5416,6 +5533,7 @@
           </w:tcPr>
           <w:p>
             <w:pPr>
+              <w:keepNext w:val="false"/>
               <w:spacing w:after="40" w:before="0"/>
               <w:jc w:val="left"/>
             </w:pPr>
@@ -5448,6 +5566,7 @@
           </w:tcPr>
           <w:p>
             <w:pPr>
+              <w:keepNext w:val="false"/>
               <w:spacing w:after="40" w:before="0"/>
               <w:jc w:val="left"/>
             </w:pPr>
@@ -5482,6 +5601,7 @@
           </w:tcPr>
           <w:p>
             <w:pPr>
+              <w:keepNext w:val="false"/>
               <w:spacing w:after="40" w:before="0"/>
               <w:jc w:val="left"/>
             </w:pPr>
@@ -5514,6 +5634,7 @@
           </w:tcPr>
           <w:p>
             <w:pPr>
+              <w:keepNext w:val="false"/>
               <w:spacing w:after="40" w:before="0"/>
               <w:jc w:val="left"/>
             </w:pPr>
@@ -5548,6 +5669,7 @@
           </w:tcPr>
           <w:p>
             <w:pPr>
+              <w:keepNext w:val="false"/>
               <w:spacing w:after="40" w:before="0"/>
               <w:jc w:val="left"/>
             </w:pPr>
@@ -5580,6 +5702,7 @@
           </w:tcPr>
           <w:p>
             <w:pPr>
+              <w:keepNext w:val="false"/>
               <w:spacing w:after="40" w:before="0"/>
               <w:jc w:val="left"/>
             </w:pPr>
@@ -5614,6 +5737,7 @@
           </w:tcPr>
           <w:p>
             <w:pPr>
+              <w:keepNext w:val="false"/>
               <w:spacing w:after="40" w:before="0"/>
               <w:jc w:val="left"/>
             </w:pPr>
@@ -5646,6 +5770,7 @@
           </w:tcPr>
           <w:p>
             <w:pPr>
+              <w:keepNext w:val="false"/>
               <w:spacing w:after="40" w:before="0"/>
               <w:jc w:val="left"/>
             </w:pPr>
@@ -5680,6 +5805,7 @@
           </w:tcPr>
           <w:p>
             <w:pPr>
+              <w:keepNext w:val="false"/>
               <w:spacing w:after="40" w:before="0"/>
               <w:jc w:val="left"/>
             </w:pPr>
@@ -5712,6 +5838,7 @@
           </w:tcPr>
           <w:p>
             <w:pPr>
+              <w:keepNext w:val="false"/>
               <w:spacing w:after="40" w:before="0"/>
               <w:jc w:val="left"/>
             </w:pPr>
@@ -5746,6 +5873,7 @@
           </w:tcPr>
           <w:p>
             <w:pPr>
+              <w:keepNext w:val="false"/>
               <w:spacing w:after="40" w:before="0"/>
               <w:jc w:val="left"/>
             </w:pPr>
@@ -5778,6 +5906,7 @@
           </w:tcPr>
           <w:p>
             <w:pPr>
+              <w:keepNext w:val="false"/>
               <w:spacing w:after="40" w:before="0"/>
               <w:jc w:val="left"/>
             </w:pPr>
@@ -5812,6 +5941,7 @@
           </w:tcPr>
           <w:p>
             <w:pPr>
+              <w:keepNext w:val="false"/>
               <w:spacing w:after="40" w:before="0"/>
               <w:jc w:val="left"/>
             </w:pPr>
@@ -5844,6 +5974,7 @@
           </w:tcPr>
           <w:p>
             <w:pPr>
+              <w:keepNext w:val="false"/>
               <w:spacing w:after="40" w:before="0"/>
               <w:jc w:val="left"/>
             </w:pPr>
@@ -5878,6 +6009,7 @@
           </w:tcPr>
           <w:p>
             <w:pPr>
+              <w:keepNext w:val="false"/>
               <w:spacing w:after="40" w:before="0"/>
               <w:jc w:val="left"/>
             </w:pPr>
@@ -5910,6 +6042,7 @@
           </w:tcPr>
           <w:p>
             <w:pPr>
+              <w:keepNext w:val="false"/>
               <w:spacing w:after="40" w:before="0"/>
               <w:jc w:val="left"/>
             </w:pPr>
@@ -5969,6 +6102,7 @@
           </w:tcPr>
           <w:p>
             <w:pPr>
+              <w:keepNext w:val="false"/>
               <w:spacing w:after="40" w:before="0"/>
               <w:jc w:val="center"/>
             </w:pPr>
@@ -6003,6 +6137,7 @@
           </w:tcPr>
           <w:p>
             <w:pPr>
+              <w:keepNext w:val="false"/>
               <w:spacing w:after="40" w:before="0"/>
               <w:jc w:val="left"/>
             </w:pPr>
@@ -6067,6 +6202,7 @@
           </w:tcPr>
           <w:p>
             <w:pPr>
+              <w:keepNext w:val="false"/>
               <w:spacing w:after="40" w:before="0"/>
               <w:jc w:val="center"/>
             </w:pPr>
@@ -6101,6 +6237,7 @@
           </w:tcPr>
           <w:p>
             <w:pPr>
+              <w:keepNext w:val="false"/>
               <w:spacing w:after="40" w:before="0"/>
               <w:jc w:val="left"/>
             </w:pPr>
@@ -6133,6 +6270,7 @@
           </w:tcPr>
           <w:p>
             <w:pPr>
+              <w:keepNext w:val="false"/>
               <w:spacing w:after="40" w:before="0"/>
               <w:jc w:val="left"/>
             </w:pPr>
@@ -6165,6 +6303,7 @@
           </w:tcPr>
           <w:p>
             <w:pPr>
+              <w:keepNext w:val="false"/>
               <w:spacing w:after="40" w:before="0"/>
               <w:jc w:val="left"/>
             </w:pPr>
@@ -6197,6 +6336,7 @@
           </w:tcPr>
           <w:p>
             <w:pPr>
+              <w:keepNext w:val="false"/>
               <w:spacing w:after="40" w:before="0"/>
               <w:jc w:val="left"/>
             </w:pPr>
@@ -6229,6 +6369,7 @@
           </w:tcPr>
           <w:p>
             <w:pPr>
+              <w:keepNext w:val="false"/>
               <w:spacing w:after="40" w:before="0"/>
               <w:jc w:val="left"/>
             </w:pPr>
@@ -6263,6 +6404,7 @@
           </w:tcPr>
           <w:p>
             <w:pPr>
+              <w:keepNext w:val="false"/>
               <w:spacing w:after="40" w:before="0"/>
               <w:jc w:val="left"/>
             </w:pPr>
@@ -6300,7 +6442,7 @@
             <w:pPr>
               <w:spacing w:after="20" w:before="0"/>
             </w:pPr>
-            <w:hyperlink w:history="1" r:id="rIdpurtlf4hupgomdz28lpd2">
+            <w:hyperlink w:history="1" r:id="rIdzia_izgivavl-so7qrfhs">
               <w:r>
                 <w:rPr>
                   <w:rFonts w:ascii="Arial" w:cs="Arial" w:eastAsia="Arial" w:hAnsi="Arial"/>
@@ -6333,7 +6475,7 @@
               <w:spacing w:after="10" w:before="0"/>
               <w:ind w:left="120"/>
             </w:pPr>
-            <w:hyperlink w:history="1" r:id="rIdv5pa14lokw9brcimrskvy">
+            <w:hyperlink w:history="1" r:id="rIdhvyq05bkq4-mpobbsg8-j">
               <w:r>
                 <w:rPr>
                   <w:rFonts w:ascii="Arial" w:cs="Arial" w:eastAsia="Arial" w:hAnsi="Arial"/>
@@ -6378,7 +6520,7 @@
             <w:pPr>
               <w:spacing w:after="20" w:before="0"/>
             </w:pPr>
-            <w:hyperlink w:history="1" r:id="rIdvozsjmnzsfmjnfx7osgzf">
+            <w:hyperlink w:history="1" r:id="rId_ugatzz5iudh28l-bvo_k">
               <w:r>
                 <w:rPr>
                   <w:rFonts w:ascii="Arial" w:cs="Arial" w:eastAsia="Arial" w:hAnsi="Arial"/>
@@ -6411,7 +6553,7 @@
               <w:spacing w:after="10" w:before="0"/>
               <w:ind w:left="120"/>
             </w:pPr>
-            <w:hyperlink w:history="1" r:id="rIdj4ubl7pcifumtvdi_v0so">
+            <w:hyperlink w:history="1" r:id="rIdoee8rihyphid-pmsed_fd">
               <w:r>
                 <w:rPr>
                   <w:rFonts w:ascii="Arial" w:cs="Arial" w:eastAsia="Arial" w:hAnsi="Arial"/>
@@ -6439,6 +6581,7 @@
           </w:tcPr>
           <w:p>
             <w:pPr>
+              <w:keepNext w:val="false"/>
               <w:spacing w:after="40" w:before="0"/>
               <w:jc w:val="left"/>
             </w:pPr>
@@ -6471,6 +6614,7 @@
           </w:tcPr>
           <w:p>
             <w:pPr>
+              <w:keepNext w:val="false"/>
               <w:spacing w:after="40" w:before="0"/>
               <w:jc w:val="left"/>
             </w:pPr>
@@ -6503,6 +6647,7 @@
           </w:tcPr>
           <w:p>
             <w:pPr>
+              <w:keepNext w:val="false"/>
               <w:spacing w:after="40" w:before="0"/>
               <w:jc w:val="left"/>
             </w:pPr>
@@ -6535,6 +6680,7 @@
           </w:tcPr>
           <w:p>
             <w:pPr>
+              <w:keepNext w:val="false"/>
               <w:spacing w:after="40" w:before="0"/>
               <w:jc w:val="left"/>
             </w:pPr>
@@ -6569,6 +6715,7 @@
           </w:tcPr>
           <w:p>
             <w:pPr>
+              <w:keepNext w:val="false"/>
               <w:spacing w:after="40" w:before="0"/>
               <w:jc w:val="left"/>
             </w:pPr>
@@ -6606,7 +6753,7 @@
             <w:pPr>
               <w:spacing w:after="20" w:before="0"/>
             </w:pPr>
-            <w:hyperlink w:history="1" r:id="rIdin4folxmpby2rd4qwjzh0">
+            <w:hyperlink w:history="1" r:id="rIdtgset-8gq51r-pufcv0bq">
               <w:r>
                 <w:rPr>
                   <w:rFonts w:ascii="Arial" w:cs="Arial" w:eastAsia="Arial" w:hAnsi="Arial"/>
@@ -6639,7 +6786,7 @@
               <w:spacing w:after="10" w:before="0"/>
               <w:ind w:left="120"/>
             </w:pPr>
-            <w:hyperlink w:history="1" r:id="rIdvkadnmqe0v9yynnf0mlld">
+            <w:hyperlink w:history="1" r:id="rIdszgb8wzirzz9n6mraxxq_">
               <w:r>
                 <w:rPr>
                   <w:rFonts w:ascii="Arial" w:cs="Arial" w:eastAsia="Arial" w:hAnsi="Arial"/>
@@ -6684,7 +6831,7 @@
             <w:pPr>
               <w:spacing w:after="20" w:before="0"/>
             </w:pPr>
-            <w:hyperlink w:history="1" r:id="rId4qzdliga7-b2fjj3cuup9">
+            <w:hyperlink w:history="1" r:id="rIdfj1hc12l0gojdm-c6qfrc">
               <w:r>
                 <w:rPr>
                   <w:rFonts w:ascii="Arial" w:cs="Arial" w:eastAsia="Arial" w:hAnsi="Arial"/>
@@ -6717,7 +6864,7 @@
               <w:spacing w:after="10" w:before="0"/>
               <w:ind w:left="120"/>
             </w:pPr>
-            <w:hyperlink w:history="1" r:id="rIdbxjfkyh9vosig2yzyozd-">
+            <w:hyperlink w:history="1" r:id="rId6lf2nyauzc_l3i0lqy0qa">
               <w:r>
                 <w:rPr>
                   <w:rFonts w:ascii="Arial" w:cs="Arial" w:eastAsia="Arial" w:hAnsi="Arial"/>
@@ -6745,6 +6892,7 @@
           </w:tcPr>
           <w:p>
             <w:pPr>
+              <w:keepNext w:val="false"/>
               <w:spacing w:after="40" w:before="0"/>
               <w:jc w:val="left"/>
             </w:pPr>
@@ -6777,6 +6925,7 @@
           </w:tcPr>
           <w:p>
             <w:pPr>
+              <w:keepNext w:val="false"/>
               <w:spacing w:after="40" w:before="0"/>
               <w:jc w:val="left"/>
             </w:pPr>
@@ -6809,6 +6958,7 @@
           </w:tcPr>
           <w:p>
             <w:pPr>
+              <w:keepNext w:val="false"/>
               <w:spacing w:after="40" w:before="0"/>
               <w:jc w:val="left"/>
             </w:pPr>
@@ -6841,6 +6991,7 @@
           </w:tcPr>
           <w:p>
             <w:pPr>
+              <w:keepNext w:val="false"/>
               <w:spacing w:after="40" w:before="0"/>
               <w:jc w:val="left"/>
             </w:pPr>
@@ -6875,6 +7026,7 @@
           </w:tcPr>
           <w:p>
             <w:pPr>
+              <w:keepNext w:val="false"/>
               <w:spacing w:after="40" w:before="0"/>
               <w:jc w:val="left"/>
             </w:pPr>
@@ -6912,7 +7064,7 @@
             <w:pPr>
               <w:spacing w:after="20" w:before="0"/>
             </w:pPr>
-            <w:hyperlink w:history="1" r:id="rIdru2o-f8ya-e1qa3iftwwc">
+            <w:hyperlink w:history="1" r:id="rIdmawn0uggvbskwffpptz4w">
               <w:r>
                 <w:rPr>
                   <w:rFonts w:ascii="Arial" w:cs="Arial" w:eastAsia="Arial" w:hAnsi="Arial"/>
@@ -6945,7 +7097,7 @@
               <w:spacing w:after="10" w:before="0"/>
               <w:ind w:left="120"/>
             </w:pPr>
-            <w:hyperlink w:history="1" r:id="rIdl3so9ssbyblaerbmguv71">
+            <w:hyperlink w:history="1" r:id="rId1juhwdj8vyxtd3jx5jxzz">
               <w:r>
                 <w:rPr>
                   <w:rFonts w:ascii="Arial" w:cs="Arial" w:eastAsia="Arial" w:hAnsi="Arial"/>
@@ -6990,7 +7142,7 @@
             <w:pPr>
               <w:spacing w:after="20" w:before="0"/>
             </w:pPr>
-            <w:hyperlink w:history="1" r:id="rIdhqf1dk_c8bnffm2w1fssc">
+            <w:hyperlink w:history="1" r:id="rIdatav7vmwkfdpt5ae2ycb4">
               <w:r>
                 <w:rPr>
                   <w:rFonts w:ascii="Arial" w:cs="Arial" w:eastAsia="Arial" w:hAnsi="Arial"/>
@@ -7023,7 +7175,7 @@
               <w:spacing w:after="10" w:before="0"/>
               <w:ind w:left="120"/>
             </w:pPr>
-            <w:hyperlink w:history="1" r:id="rIdowp3miufc2lu-ujll57ru">
+            <w:hyperlink w:history="1" r:id="rIdsiesbhr9gsb6aebcgcs1y">
               <w:r>
                 <w:rPr>
                   <w:rFonts w:ascii="Arial" w:cs="Arial" w:eastAsia="Arial" w:hAnsi="Arial"/>
@@ -7051,6 +7203,7 @@
           </w:tcPr>
           <w:p>
             <w:pPr>
+              <w:keepNext w:val="false"/>
               <w:spacing w:after="40" w:before="0"/>
               <w:jc w:val="left"/>
             </w:pPr>
@@ -7083,6 +7236,7 @@
           </w:tcPr>
           <w:p>
             <w:pPr>
+              <w:keepNext w:val="false"/>
               <w:spacing w:after="40" w:before="0"/>
               <w:jc w:val="left"/>
             </w:pPr>
@@ -7115,6 +7269,7 @@
           </w:tcPr>
           <w:p>
             <w:pPr>
+              <w:keepNext w:val="false"/>
               <w:spacing w:after="40" w:before="0"/>
               <w:jc w:val="left"/>
             </w:pPr>
@@ -7147,6 +7302,7 @@
           </w:tcPr>
           <w:p>
             <w:pPr>
+              <w:keepNext w:val="false"/>
               <w:spacing w:after="40" w:before="0"/>
               <w:jc w:val="left"/>
             </w:pPr>
@@ -7181,6 +7337,7 @@
           </w:tcPr>
           <w:p>
             <w:pPr>
+              <w:keepNext w:val="false"/>
               <w:spacing w:after="40" w:before="0"/>
               <w:jc w:val="left"/>
             </w:pPr>
@@ -7218,7 +7375,7 @@
             <w:pPr>
               <w:spacing w:after="20" w:before="0"/>
             </w:pPr>
-            <w:hyperlink w:history="1" r:id="rIdzyemp8lsxx-kcv8olyzoo">
+            <w:hyperlink w:history="1" r:id="rIdza7zhgxsikpsvi490rzls">
               <w:r>
                 <w:rPr>
                   <w:rFonts w:ascii="Arial" w:cs="Arial" w:eastAsia="Arial" w:hAnsi="Arial"/>
@@ -7251,7 +7408,7 @@
               <w:spacing w:after="10" w:before="0"/>
               <w:ind w:left="120"/>
             </w:pPr>
-            <w:hyperlink w:history="1" r:id="rIdvw1nat80-num9t2opdcs-">
+            <w:hyperlink w:history="1" r:id="rIdxe90erbt_itlwltrfgdac">
               <w:r>
                 <w:rPr>
                   <w:rFonts w:ascii="Arial" w:cs="Arial" w:eastAsia="Arial" w:hAnsi="Arial"/>
@@ -7296,7 +7453,7 @@
             <w:pPr>
               <w:spacing w:after="20" w:before="0"/>
             </w:pPr>
-            <w:hyperlink w:history="1" r:id="rIdtyh6q6nghh1p7sjdgfeva">
+            <w:hyperlink w:history="1" r:id="rId8o6rotum1jb9w_btu3vip">
               <w:r>
                 <w:rPr>
                   <w:rFonts w:ascii="Arial" w:cs="Arial" w:eastAsia="Arial" w:hAnsi="Arial"/>
@@ -7329,7 +7486,7 @@
               <w:spacing w:after="10" w:before="0"/>
               <w:ind w:left="120"/>
             </w:pPr>
-            <w:hyperlink w:history="1" r:id="rIdngzcz413luurgejfwbisr">
+            <w:hyperlink w:history="1" r:id="rIddfpegmbfpidpzp6ykm8ok">
               <w:r>
                 <w:rPr>
                   <w:rFonts w:ascii="Arial" w:cs="Arial" w:eastAsia="Arial" w:hAnsi="Arial"/>
@@ -7357,6 +7514,7 @@
           </w:tcPr>
           <w:p>
             <w:pPr>
+              <w:keepNext w:val="false"/>
               <w:spacing w:after="40" w:before="0"/>
               <w:jc w:val="left"/>
             </w:pPr>
@@ -7389,6 +7547,7 @@
           </w:tcPr>
           <w:p>
             <w:pPr>
+              <w:keepNext w:val="false"/>
               <w:spacing w:after="40" w:before="0"/>
               <w:jc w:val="left"/>
             </w:pPr>
@@ -7421,6 +7580,7 @@
           </w:tcPr>
           <w:p>
             <w:pPr>
+              <w:keepNext w:val="false"/>
               <w:spacing w:after="40" w:before="0"/>
               <w:jc w:val="left"/>
             </w:pPr>
@@ -7453,6 +7613,7 @@
           </w:tcPr>
           <w:p>
             <w:pPr>
+              <w:keepNext w:val="false"/>
               <w:spacing w:after="40" w:before="0"/>
               <w:jc w:val="left"/>
             </w:pPr>
@@ -7487,6 +7648,7 @@
           </w:tcPr>
           <w:p>
             <w:pPr>
+              <w:keepNext w:val="false"/>
               <w:spacing w:after="40" w:before="0"/>
               <w:jc w:val="left"/>
             </w:pPr>
@@ -7524,7 +7686,7 @@
             <w:pPr>
               <w:spacing w:after="20" w:before="0"/>
             </w:pPr>
-            <w:hyperlink w:history="1" r:id="rIdfnvgxucxedidw7h0wgwex">
+            <w:hyperlink w:history="1" r:id="rIdrvftn1msrkwx6kr2iou-t">
               <w:r>
                 <w:rPr>
                   <w:rFonts w:ascii="Arial" w:cs="Arial" w:eastAsia="Arial" w:hAnsi="Arial"/>
@@ -7557,7 +7719,7 @@
               <w:spacing w:after="10" w:before="0"/>
               <w:ind w:left="120"/>
             </w:pPr>
-            <w:hyperlink w:history="1" r:id="rIdxl8fcuhe0dqyago_8yyjp">
+            <w:hyperlink w:history="1" r:id="rIdmmdqkz0eu42iwjjf4qmav">
               <w:r>
                 <w:rPr>
                   <w:rFonts w:ascii="Arial" w:cs="Arial" w:eastAsia="Arial" w:hAnsi="Arial"/>
@@ -7602,7 +7764,7 @@
             <w:pPr>
               <w:spacing w:after="20" w:before="0"/>
             </w:pPr>
-            <w:hyperlink w:history="1" r:id="rIdwapvf6cuhazwzi2hcnjiy">
+            <w:hyperlink w:history="1" r:id="rIdz-lds70y19ix2oflw5l3r">
               <w:r>
                 <w:rPr>
                   <w:rFonts w:ascii="Arial" w:cs="Arial" w:eastAsia="Arial" w:hAnsi="Arial"/>
@@ -7635,7 +7797,7 @@
               <w:spacing w:after="10" w:before="0"/>
               <w:ind w:left="120"/>
             </w:pPr>
-            <w:hyperlink w:history="1" r:id="rIdhb0fohnorqu3l2pofmlzd">
+            <w:hyperlink w:history="1" r:id="rIduj1ncirk_mblfuwlgseeb">
               <w:r>
                 <w:rPr>
                   <w:rFonts w:ascii="Arial" w:cs="Arial" w:eastAsia="Arial" w:hAnsi="Arial"/>
@@ -7663,6 +7825,7 @@
           </w:tcPr>
           <w:p>
             <w:pPr>
+              <w:keepNext w:val="false"/>
               <w:spacing w:after="40" w:before="0"/>
               <w:jc w:val="left"/>
             </w:pPr>
@@ -7695,6 +7858,7 @@
           </w:tcPr>
           <w:p>
             <w:pPr>
+              <w:keepNext w:val="false"/>
               <w:spacing w:after="40" w:before="0"/>
               <w:jc w:val="left"/>
             </w:pPr>
@@ -7727,6 +7891,7 @@
           </w:tcPr>
           <w:p>
             <w:pPr>
+              <w:keepNext w:val="false"/>
               <w:spacing w:after="40" w:before="0"/>
               <w:jc w:val="left"/>
             </w:pPr>
@@ -7759,6 +7924,7 @@
           </w:tcPr>
           <w:p>
             <w:pPr>
+              <w:keepNext w:val="false"/>
               <w:spacing w:after="40" w:before="0"/>
               <w:jc w:val="left"/>
             </w:pPr>
@@ -7818,6 +7984,7 @@
           </w:tcPr>
           <w:p>
             <w:pPr>
+              <w:keepNext w:val="false"/>
               <w:spacing w:after="40" w:before="0"/>
               <w:jc w:val="center"/>
             </w:pPr>
@@ -7852,6 +8019,7 @@
           </w:tcPr>
           <w:p>
             <w:pPr>
+              <w:keepNext w:val="false"/>
               <w:spacing w:after="40" w:before="0"/>
               <w:jc w:val="left"/>
             </w:pPr>
@@ -7913,6 +8081,7 @@
           </w:tcPr>
           <w:p>
             <w:pPr>
+              <w:keepNext w:val="false"/>
               <w:spacing w:after="40" w:before="0"/>
               <w:jc w:val="center"/>
             </w:pPr>
@@ -7947,6 +8116,7 @@
           </w:tcPr>
           <w:p>
             <w:pPr>
+              <w:keepNext w:val="false"/>
               <w:spacing w:after="40" w:before="0"/>
               <w:jc w:val="left"/>
             </w:pPr>
@@ -7979,6 +8149,7 @@
           </w:tcPr>
           <w:p>
             <w:pPr>
+              <w:keepNext w:val="false"/>
               <w:spacing w:after="40" w:before="0"/>
               <w:jc w:val="left"/>
             </w:pPr>
@@ -8013,6 +8184,7 @@
           </w:tcPr>
           <w:p>
             <w:pPr>
+              <w:keepNext w:val="false"/>
               <w:spacing w:after="40" w:before="0"/>
               <w:jc w:val="left"/>
             </w:pPr>
@@ -8045,6 +8217,7 @@
           </w:tcPr>
           <w:p>
             <w:pPr>
+              <w:keepNext w:val="false"/>
               <w:spacing w:after="40" w:before="0"/>
               <w:jc w:val="left"/>
             </w:pPr>
@@ -8079,6 +8252,7 @@
           </w:tcPr>
           <w:p>
             <w:pPr>
+              <w:keepNext w:val="false"/>
               <w:spacing w:after="40" w:before="0"/>
               <w:jc w:val="left"/>
             </w:pPr>
@@ -8111,6 +8285,7 @@
           </w:tcPr>
           <w:p>
             <w:pPr>
+              <w:keepNext w:val="false"/>
               <w:spacing w:after="40" w:before="0"/>
               <w:jc w:val="left"/>
             </w:pPr>
@@ -8147,7 +8322,7 @@
         </w:rPr>
         <w:t xml:space="preserve">© 2026 SeaVuria and ARES. Aligned with KICD objectives. Developed by SeaVuria; technical implementation by ARES (with AI assistance from Claude). Licensed under </w:t>
       </w:r>
-      <w:hyperlink w:history="1" r:id="rIdjamgvvwo3ridarrpljbaj">
+      <w:hyperlink w:history="1" r:id="rIdk3ngwd_vjjpebx0y1j8j6">
         <w:r>
           <w:rPr>
             <w:rFonts w:ascii="Arial" w:cs="Arial" w:eastAsia="Arial" w:hAnsi="Arial"/>
@@ -8168,7 +8343,7 @@
         </w:rPr>
         <w:t xml:space="preserve"> (</w:t>
       </w:r>
-      <w:hyperlink w:history="1" r:id="rIdaj9pwk4y4deejctpjphwi">
+      <w:hyperlink w:history="1" r:id="rId0d2m3kn5k9md5ljshk4in">
         <w:r>
           <w:rPr>
             <w:rFonts w:ascii="Arial" w:cs="Arial" w:eastAsia="Arial" w:hAnsi="Arial"/>
@@ -8228,6 +8403,7 @@
           </w:tcPr>
           <w:p>
             <w:pPr>
+              <w:keepNext w:val="false"/>
               <w:spacing w:after="40" w:before="0"/>
               <w:jc w:val="center"/>
             </w:pPr>
@@ -8263,6 +8439,7 @@
           </w:tcPr>
           <w:p>
             <w:pPr>
+              <w:keepNext w:val="false"/>
               <w:spacing w:after="40" w:before="0"/>
               <w:jc w:val="center"/>
             </w:pPr>
@@ -8297,6 +8474,7 @@
           </w:tcPr>
           <w:p>
             <w:pPr>
+              <w:keepNext w:val="false"/>
               <w:spacing w:after="40" w:before="0"/>
               <w:jc w:val="left"/>
             </w:pPr>
@@ -8329,6 +8507,7 @@
           </w:tcPr>
           <w:p>
             <w:pPr>
+              <w:keepNext w:val="false"/>
               <w:spacing w:after="40" w:before="0"/>
               <w:jc w:val="left"/>
             </w:pPr>
@@ -8363,6 +8542,7 @@
           </w:tcPr>
           <w:p>
             <w:pPr>
+              <w:keepNext w:val="false"/>
               <w:spacing w:after="40" w:before="0"/>
               <w:jc w:val="left"/>
             </w:pPr>
@@ -8395,6 +8575,7 @@
           </w:tcPr>
           <w:p>
             <w:pPr>
+              <w:keepNext w:val="false"/>
               <w:spacing w:after="40" w:before="0"/>
               <w:jc w:val="left"/>
             </w:pPr>
@@ -8429,6 +8610,7 @@
           </w:tcPr>
           <w:p>
             <w:pPr>
+              <w:keepNext w:val="false"/>
               <w:spacing w:after="40" w:before="0"/>
               <w:jc w:val="left"/>
             </w:pPr>
@@ -8461,6 +8643,7 @@
           </w:tcPr>
           <w:p>
             <w:pPr>
+              <w:keepNext w:val="false"/>
               <w:spacing w:after="40" w:before="0"/>
               <w:jc w:val="left"/>
             </w:pPr>
@@ -8495,6 +8678,7 @@
           </w:tcPr>
           <w:p>
             <w:pPr>
+              <w:keepNext w:val="false"/>
               <w:spacing w:after="40" w:before="0"/>
               <w:jc w:val="left"/>
             </w:pPr>
@@ -8527,6 +8711,7 @@
           </w:tcPr>
           <w:p>
             <w:pPr>
+              <w:keepNext w:val="false"/>
               <w:spacing w:after="40" w:before="0"/>
               <w:jc w:val="left"/>
             </w:pPr>
@@ -8561,6 +8746,7 @@
           </w:tcPr>
           <w:p>
             <w:pPr>
+              <w:keepNext w:val="false"/>
               <w:spacing w:after="40" w:before="0"/>
               <w:jc w:val="left"/>
             </w:pPr>
@@ -8593,6 +8779,7 @@
           </w:tcPr>
           <w:p>
             <w:pPr>
+              <w:keepNext w:val="false"/>
               <w:spacing w:after="40" w:before="0"/>
               <w:jc w:val="left"/>
             </w:pPr>
@@ -8627,6 +8814,7 @@
           </w:tcPr>
           <w:p>
             <w:pPr>
+              <w:keepNext w:val="false"/>
               <w:spacing w:after="40" w:before="0"/>
               <w:jc w:val="left"/>
             </w:pPr>
@@ -8659,6 +8847,7 @@
           </w:tcPr>
           <w:p>
             <w:pPr>
+              <w:keepNext w:val="false"/>
               <w:spacing w:after="40" w:before="0"/>
               <w:jc w:val="left"/>
             </w:pPr>
@@ -8693,6 +8882,7 @@
           </w:tcPr>
           <w:p>
             <w:pPr>
+              <w:keepNext w:val="false"/>
               <w:spacing w:after="40" w:before="0"/>
               <w:jc w:val="left"/>
             </w:pPr>
@@ -8725,6 +8915,7 @@
           </w:tcPr>
           <w:p>
             <w:pPr>
+              <w:keepNext w:val="false"/>
               <w:spacing w:after="40" w:before="0"/>
               <w:jc w:val="left"/>
             </w:pPr>
@@ -8759,6 +8950,7 @@
           </w:tcPr>
           <w:p>
             <w:pPr>
+              <w:keepNext w:val="false"/>
               <w:spacing w:after="40" w:before="0"/>
               <w:jc w:val="left"/>
             </w:pPr>
@@ -8791,6 +8983,7 @@
           </w:tcPr>
           <w:p>
             <w:pPr>
+              <w:keepNext w:val="false"/>
               <w:spacing w:after="40" w:before="0"/>
               <w:jc w:val="left"/>
             </w:pPr>
@@ -8850,6 +9043,7 @@
           </w:tcPr>
           <w:p>
             <w:pPr>
+              <w:keepNext w:val="false"/>
               <w:spacing w:after="40" w:before="0"/>
               <w:jc w:val="center"/>
             </w:pPr>
@@ -8884,6 +9078,7 @@
           </w:tcPr>
           <w:p>
             <w:pPr>
+              <w:keepNext w:val="false"/>
               <w:spacing w:after="40" w:before="0"/>
               <w:jc w:val="left"/>
             </w:pPr>
@@ -8948,6 +9143,7 @@
           </w:tcPr>
           <w:p>
             <w:pPr>
+              <w:keepNext w:val="false"/>
               <w:spacing w:after="40" w:before="0"/>
               <w:jc w:val="center"/>
             </w:pPr>
@@ -8982,6 +9178,7 @@
           </w:tcPr>
           <w:p>
             <w:pPr>
+              <w:keepNext w:val="false"/>
               <w:spacing w:after="40" w:before="0"/>
               <w:jc w:val="left"/>
             </w:pPr>
@@ -9014,6 +9211,7 @@
           </w:tcPr>
           <w:p>
             <w:pPr>
+              <w:keepNext w:val="false"/>
               <w:spacing w:after="40" w:before="0"/>
               <w:jc w:val="left"/>
             </w:pPr>
@@ -9046,6 +9244,7 @@
           </w:tcPr>
           <w:p>
             <w:pPr>
+              <w:keepNext w:val="false"/>
               <w:spacing w:after="40" w:before="0"/>
               <w:jc w:val="left"/>
             </w:pPr>
@@ -9078,6 +9277,7 @@
           </w:tcPr>
           <w:p>
             <w:pPr>
+              <w:keepNext w:val="false"/>
               <w:spacing w:after="40" w:before="0"/>
               <w:jc w:val="left"/>
             </w:pPr>
@@ -9110,6 +9310,7 @@
           </w:tcPr>
           <w:p>
             <w:pPr>
+              <w:keepNext w:val="false"/>
               <w:spacing w:after="40" w:before="0"/>
               <w:jc w:val="left"/>
             </w:pPr>
@@ -9144,6 +9345,7 @@
           </w:tcPr>
           <w:p>
             <w:pPr>
+              <w:keepNext w:val="false"/>
               <w:spacing w:after="40" w:before="0"/>
               <w:jc w:val="left"/>
             </w:pPr>
@@ -9181,7 +9383,7 @@
             <w:pPr>
               <w:spacing w:after="20" w:before="0"/>
             </w:pPr>
-            <w:hyperlink w:history="1" r:id="rIdbbgnsbpxcv66xcjsgr8q7">
+            <w:hyperlink w:history="1" r:id="rIdivf-dz1fyoavnasu635ul">
               <w:r>
                 <w:rPr>
                   <w:rFonts w:ascii="Arial" w:cs="Arial" w:eastAsia="Arial" w:hAnsi="Arial"/>
@@ -9214,7 +9416,7 @@
               <w:spacing w:after="10" w:before="0"/>
               <w:ind w:left="120"/>
             </w:pPr>
-            <w:hyperlink w:history="1" r:id="rIdenlqroxtz-3te4ogjsdsl">
+            <w:hyperlink w:history="1" r:id="rIdrgmaiir3ki6di6y2gcpou">
               <w:r>
                 <w:rPr>
                   <w:rFonts w:ascii="Arial" w:cs="Arial" w:eastAsia="Arial" w:hAnsi="Arial"/>
@@ -9259,7 +9461,7 @@
             <w:pPr>
               <w:spacing w:after="20" w:before="0"/>
             </w:pPr>
-            <w:hyperlink w:history="1" r:id="rIdqlt2fmcvcckevvttwfxgp">
+            <w:hyperlink w:history="1" r:id="rIddcyujjz7awtn-3rpugdqc">
               <w:r>
                 <w:rPr>
                   <w:rFonts w:ascii="Arial" w:cs="Arial" w:eastAsia="Arial" w:hAnsi="Arial"/>
@@ -9292,7 +9494,7 @@
               <w:spacing w:after="10" w:before="0"/>
               <w:ind w:left="120"/>
             </w:pPr>
-            <w:hyperlink w:history="1" r:id="rIdbzkxpra9qsj3p-iupu6bw">
+            <w:hyperlink w:history="1" r:id="rId1qysvyqb7evc4mwh4hx7w">
               <w:r>
                 <w:rPr>
                   <w:rFonts w:ascii="Arial" w:cs="Arial" w:eastAsia="Arial" w:hAnsi="Arial"/>
@@ -9320,6 +9522,7 @@
           </w:tcPr>
           <w:p>
             <w:pPr>
+              <w:keepNext w:val="false"/>
               <w:spacing w:after="40" w:before="0"/>
               <w:jc w:val="left"/>
             </w:pPr>
@@ -9352,6 +9555,7 @@
           </w:tcPr>
           <w:p>
             <w:pPr>
+              <w:keepNext w:val="false"/>
               <w:spacing w:after="40" w:before="0"/>
               <w:jc w:val="left"/>
             </w:pPr>
@@ -9371,6 +9575,7 @@
           </w:p>
           <w:p>
             <w:pPr>
+              <w:keepNext w:val="false"/>
               <w:spacing w:after="40" w:before="0"/>
               <w:jc w:val="left"/>
             </w:pPr>
@@ -9390,6 +9595,7 @@
           </w:p>
           <w:p>
             <w:pPr>
+              <w:keepNext w:val="false"/>
               <w:spacing w:after="40" w:before="0"/>
               <w:jc w:val="left"/>
             </w:pPr>
@@ -9409,6 +9615,7 @@
           </w:p>
           <w:p>
             <w:pPr>
+              <w:keepNext w:val="false"/>
               <w:spacing w:after="40" w:before="0"/>
               <w:jc w:val="left"/>
             </w:pPr>
@@ -9428,6 +9635,7 @@
           </w:p>
           <w:p>
             <w:pPr>
+              <w:keepNext w:val="false"/>
               <w:spacing w:after="40" w:before="0"/>
               <w:jc w:val="left"/>
             </w:pPr>
@@ -9447,6 +9655,7 @@
           </w:p>
           <w:p>
             <w:pPr>
+              <w:keepNext w:val="false"/>
               <w:spacing w:after="40" w:before="0"/>
               <w:jc w:val="left"/>
             </w:pPr>
@@ -9466,6 +9675,7 @@
           </w:p>
           <w:p>
             <w:pPr>
+              <w:keepNext w:val="false"/>
               <w:spacing w:after="40" w:before="0"/>
               <w:jc w:val="left"/>
             </w:pPr>
@@ -9485,6 +9695,7 @@
           </w:p>
           <w:p>
             <w:pPr>
+              <w:keepNext w:val="false"/>
               <w:spacing w:after="40" w:before="0"/>
               <w:jc w:val="left"/>
             </w:pPr>
@@ -9504,6 +9715,7 @@
           </w:p>
           <w:p>
             <w:pPr>
+              <w:keepNext w:val="false"/>
               <w:spacing w:after="40" w:before="0"/>
               <w:jc w:val="left"/>
             </w:pPr>
@@ -9536,6 +9748,7 @@
           </w:tcPr>
           <w:p>
             <w:pPr>
+              <w:keepNext w:val="false"/>
               <w:spacing w:after="40" w:before="0"/>
               <w:jc w:val="left"/>
             </w:pPr>
@@ -9568,6 +9781,7 @@
           </w:tcPr>
           <w:p>
             <w:pPr>
+              <w:keepNext w:val="false"/>
               <w:spacing w:after="40" w:before="0"/>
               <w:jc w:val="left"/>
             </w:pPr>
@@ -9602,6 +9816,7 @@
           </w:tcPr>
           <w:p>
             <w:pPr>
+              <w:keepNext w:val="false"/>
               <w:spacing w:after="40" w:before="0"/>
               <w:jc w:val="left"/>
             </w:pPr>
@@ -9639,7 +9854,7 @@
             <w:pPr>
               <w:spacing w:after="20" w:before="0"/>
             </w:pPr>
-            <w:hyperlink w:history="1" r:id="rIdylx4jdwydqt4noxd4iuhr">
+            <w:hyperlink w:history="1" r:id="rIdrw9igcwlaopwfcdqwehrx">
               <w:r>
                 <w:rPr>
                   <w:rFonts w:ascii="Arial" w:cs="Arial" w:eastAsia="Arial" w:hAnsi="Arial"/>
@@ -9672,7 +9887,7 @@
               <w:spacing w:after="10" w:before="0"/>
               <w:ind w:left="120"/>
             </w:pPr>
-            <w:hyperlink w:history="1" r:id="rId9kkyagsqwjps0bieajegh">
+            <w:hyperlink w:history="1" r:id="rIdw8wbeabuszz0qbkfxhtob">
               <w:r>
                 <w:rPr>
                   <w:rFonts w:ascii="Arial" w:cs="Arial" w:eastAsia="Arial" w:hAnsi="Arial"/>
@@ -9717,7 +9932,7 @@
             <w:pPr>
               <w:spacing w:after="20" w:before="0"/>
             </w:pPr>
-            <w:hyperlink w:history="1" r:id="rIdjx7k-qvjvhjo8jvnedfxy">
+            <w:hyperlink w:history="1" r:id="rIdkeiyjdw44ldmp6szbbxc7">
               <w:r>
                 <w:rPr>
                   <w:rFonts w:ascii="Arial" w:cs="Arial" w:eastAsia="Arial" w:hAnsi="Arial"/>
@@ -9750,7 +9965,7 @@
               <w:spacing w:after="10" w:before="0"/>
               <w:ind w:left="120"/>
             </w:pPr>
-            <w:hyperlink w:history="1" r:id="rIdnpfwrzqmbrqjn-vt0chyw">
+            <w:hyperlink w:history="1" r:id="rIdzekbrr8jw8rlll1y4eyp1">
               <w:r>
                 <w:rPr>
                   <w:rFonts w:ascii="Arial" w:cs="Arial" w:eastAsia="Arial" w:hAnsi="Arial"/>
@@ -9778,6 +9993,7 @@
           </w:tcPr>
           <w:p>
             <w:pPr>
+              <w:keepNext w:val="false"/>
               <w:spacing w:after="40" w:before="0"/>
               <w:jc w:val="left"/>
             </w:pPr>
@@ -9797,6 +10013,7 @@
           </w:p>
           <w:p>
             <w:pPr>
+              <w:keepNext w:val="false"/>
               <w:spacing w:after="40" w:before="0"/>
               <w:jc w:val="left"/>
             </w:pPr>
@@ -9816,6 +10033,7 @@
           </w:p>
           <w:p>
             <w:pPr>
+              <w:keepNext w:val="false"/>
               <w:spacing w:after="40" w:before="0"/>
               <w:jc w:val="left"/>
             </w:pPr>
@@ -9835,6 +10053,7 @@
           </w:p>
           <w:p>
             <w:pPr>
+              <w:keepNext w:val="false"/>
               <w:spacing w:after="40" w:before="0"/>
               <w:jc w:val="left"/>
             </w:pPr>
@@ -9854,6 +10073,7 @@
           </w:p>
           <w:p>
             <w:pPr>
+              <w:keepNext w:val="false"/>
               <w:spacing w:after="40" w:before="0"/>
               <w:jc w:val="left"/>
             </w:pPr>
@@ -9873,6 +10093,7 @@
           </w:p>
           <w:p>
             <w:pPr>
+              <w:keepNext w:val="false"/>
               <w:spacing w:after="40" w:before="0"/>
               <w:jc w:val="left"/>
             </w:pPr>
@@ -9892,6 +10113,7 @@
           </w:p>
           <w:p>
             <w:pPr>
+              <w:keepNext w:val="false"/>
               <w:spacing w:after="40" w:before="0"/>
               <w:jc w:val="left"/>
             </w:pPr>
@@ -9911,6 +10133,7 @@
           </w:p>
           <w:p>
             <w:pPr>
+              <w:keepNext w:val="false"/>
               <w:spacing w:after="40" w:before="0"/>
               <w:jc w:val="left"/>
             </w:pPr>
@@ -9930,6 +10153,7 @@
           </w:p>
           <w:p>
             <w:pPr>
+              <w:keepNext w:val="false"/>
               <w:spacing w:after="40" w:before="0"/>
               <w:jc w:val="left"/>
             </w:pPr>
@@ -9949,6 +10173,7 @@
           </w:p>
           <w:p>
             <w:pPr>
+              <w:keepNext w:val="false"/>
               <w:spacing w:after="40" w:before="0"/>
               <w:jc w:val="left"/>
             </w:pPr>
@@ -9968,6 +10193,7 @@
           </w:p>
           <w:p>
             <w:pPr>
+              <w:keepNext w:val="false"/>
               <w:spacing w:after="40" w:before="0"/>
               <w:jc w:val="left"/>
             </w:pPr>
@@ -10000,6 +10226,7 @@
           </w:tcPr>
           <w:p>
             <w:pPr>
+              <w:keepNext w:val="false"/>
               <w:spacing w:after="40" w:before="0"/>
               <w:jc w:val="left"/>
             </w:pPr>
@@ -10019,6 +10246,7 @@
           </w:p>
           <w:p>
             <w:pPr>
+              <w:keepNext w:val="false"/>
               <w:spacing w:after="40" w:before="0"/>
               <w:jc w:val="left"/>
             </w:pPr>
@@ -10038,6 +10266,7 @@
           </w:p>
           <w:p>
             <w:pPr>
+              <w:keepNext w:val="false"/>
               <w:spacing w:after="40" w:before="0"/>
               <w:jc w:val="left"/>
             </w:pPr>
@@ -10057,6 +10286,7 @@
           </w:p>
           <w:p>
             <w:pPr>
+              <w:keepNext w:val="false"/>
               <w:spacing w:after="40" w:before="0"/>
               <w:jc w:val="left"/>
             </w:pPr>
@@ -10076,6 +10306,7 @@
           </w:p>
           <w:p>
             <w:pPr>
+              <w:keepNext w:val="false"/>
               <w:spacing w:after="40" w:before="0"/>
               <w:jc w:val="left"/>
             </w:pPr>
@@ -10095,6 +10326,7 @@
           </w:p>
           <w:p>
             <w:pPr>
+              <w:keepNext w:val="false"/>
               <w:spacing w:after="40" w:before="0"/>
               <w:jc w:val="left"/>
             </w:pPr>
@@ -10114,6 +10346,7 @@
           </w:p>
           <w:p>
             <w:pPr>
+              <w:keepNext w:val="false"/>
               <w:spacing w:after="40" w:before="0"/>
               <w:jc w:val="left"/>
             </w:pPr>
@@ -10133,6 +10366,7 @@
           </w:p>
           <w:p>
             <w:pPr>
+              <w:keepNext w:val="false"/>
               <w:spacing w:after="40" w:before="0"/>
               <w:jc w:val="left"/>
             </w:pPr>
@@ -10152,6 +10386,7 @@
           </w:p>
           <w:p>
             <w:pPr>
+              <w:keepNext w:val="false"/>
               <w:spacing w:after="40" w:before="0"/>
               <w:jc w:val="left"/>
             </w:pPr>
@@ -10171,6 +10406,7 @@
           </w:p>
           <w:p>
             <w:pPr>
+              <w:keepNext w:val="false"/>
               <w:spacing w:after="40" w:before="0"/>
               <w:jc w:val="left"/>
             </w:pPr>
@@ -10190,6 +10426,7 @@
           </w:p>
           <w:p>
             <w:pPr>
+              <w:keepNext w:val="false"/>
               <w:spacing w:after="40" w:before="0"/>
               <w:jc w:val="left"/>
             </w:pPr>
@@ -10222,6 +10459,7 @@
           </w:tcPr>
           <w:p>
             <w:pPr>
+              <w:keepNext w:val="false"/>
               <w:spacing w:after="40" w:before="0"/>
               <w:jc w:val="left"/>
             </w:pPr>
@@ -10254,6 +10492,7 @@
           </w:tcPr>
           <w:p>
             <w:pPr>
+              <w:keepNext w:val="false"/>
               <w:spacing w:after="40" w:before="0"/>
               <w:jc w:val="left"/>
             </w:pPr>
@@ -10288,6 +10527,7 @@
           </w:tcPr>
           <w:p>
             <w:pPr>
+              <w:keepNext w:val="false"/>
               <w:spacing w:after="40" w:before="0"/>
               <w:jc w:val="left"/>
             </w:pPr>
@@ -10325,7 +10565,7 @@
             <w:pPr>
               <w:spacing w:after="20" w:before="0"/>
             </w:pPr>
-            <w:hyperlink w:history="1" r:id="rIdbexmcqolvuijwhhmebd1p">
+            <w:hyperlink w:history="1" r:id="rIdesht0ta1lo_eggnxhr2qc">
               <w:r>
                 <w:rPr>
                   <w:rFonts w:ascii="Arial" w:cs="Arial" w:eastAsia="Arial" w:hAnsi="Arial"/>
@@ -10374,7 +10614,7 @@
               <w:spacing w:after="10" w:before="0"/>
               <w:ind w:left="120"/>
             </w:pPr>
-            <w:hyperlink w:history="1" r:id="rIdh-ntezcgdx0cjn9i9wv2o">
+            <w:hyperlink w:history="1" r:id="rId5cbomc1u4x5os3tbbuqj0">
               <w:r>
                 <w:rPr>
                   <w:rFonts w:ascii="Arial" w:cs="Arial" w:eastAsia="Arial" w:hAnsi="Arial"/>
@@ -10419,7 +10659,7 @@
             <w:pPr>
               <w:spacing w:after="20" w:before="0"/>
             </w:pPr>
-            <w:hyperlink w:history="1" r:id="rIdkw87flulofna6yhu80ks_">
+            <w:hyperlink w:history="1" r:id="rIdsui7rplwczm7cuw4aryo7">
               <w:r>
                 <w:rPr>
                   <w:rFonts w:ascii="Arial" w:cs="Arial" w:eastAsia="Arial" w:hAnsi="Arial"/>
@@ -10452,7 +10692,7 @@
               <w:spacing w:after="10" w:before="0"/>
               <w:ind w:left="120"/>
             </w:pPr>
-            <w:hyperlink w:history="1" r:id="rIdygdmn8oaeuibdfjsxallr">
+            <w:hyperlink w:history="1" r:id="rIdej4k5lfr4wyt35odk1qae">
               <w:r>
                 <w:rPr>
                   <w:rFonts w:ascii="Arial" w:cs="Arial" w:eastAsia="Arial" w:hAnsi="Arial"/>
@@ -10480,6 +10720,7 @@
           </w:tcPr>
           <w:p>
             <w:pPr>
+              <w:keepNext w:val="false"/>
               <w:spacing w:after="40" w:before="0"/>
               <w:jc w:val="left"/>
             </w:pPr>
@@ -10499,6 +10740,7 @@
           </w:p>
           <w:p>
             <w:pPr>
+              <w:keepNext w:val="false"/>
               <w:spacing w:after="40" w:before="0"/>
               <w:jc w:val="left"/>
             </w:pPr>
@@ -10518,6 +10760,7 @@
           </w:p>
           <w:p>
             <w:pPr>
+              <w:keepNext w:val="false"/>
               <w:spacing w:after="40" w:before="0"/>
               <w:jc w:val="left"/>
             </w:pPr>
@@ -10537,6 +10780,7 @@
           </w:p>
           <w:p>
             <w:pPr>
+              <w:keepNext w:val="false"/>
               <w:spacing w:after="40" w:before="0"/>
               <w:jc w:val="left"/>
             </w:pPr>
@@ -10556,6 +10800,7 @@
           </w:p>
           <w:p>
             <w:pPr>
+              <w:keepNext w:val="false"/>
               <w:spacing w:after="40" w:before="0"/>
               <w:jc w:val="left"/>
             </w:pPr>
@@ -10575,6 +10820,7 @@
           </w:p>
           <w:p>
             <w:pPr>
+              <w:keepNext w:val="false"/>
               <w:spacing w:after="40" w:before="0"/>
               <w:jc w:val="left"/>
             </w:pPr>
@@ -10594,6 +10840,7 @@
           </w:p>
           <w:p>
             <w:pPr>
+              <w:keepNext w:val="false"/>
               <w:spacing w:after="40" w:before="0"/>
               <w:jc w:val="left"/>
             </w:pPr>
@@ -10613,6 +10860,7 @@
           </w:p>
           <w:p>
             <w:pPr>
+              <w:keepNext w:val="false"/>
               <w:spacing w:after="40" w:before="0"/>
               <w:jc w:val="left"/>
             </w:pPr>
@@ -10632,6 +10880,7 @@
           </w:p>
           <w:p>
             <w:pPr>
+              <w:keepNext w:val="false"/>
               <w:spacing w:after="40" w:before="0"/>
               <w:jc w:val="left"/>
             </w:pPr>
@@ -10651,6 +10900,7 @@
           </w:p>
           <w:p>
             <w:pPr>
+              <w:keepNext w:val="false"/>
               <w:spacing w:after="40" w:before="0"/>
               <w:jc w:val="left"/>
             </w:pPr>
@@ -10670,6 +10920,7 @@
           </w:p>
           <w:p>
             <w:pPr>
+              <w:keepNext w:val="false"/>
               <w:spacing w:after="40" w:before="0"/>
               <w:jc w:val="left"/>
             </w:pPr>
@@ -10702,6 +10953,7 @@
           </w:tcPr>
           <w:p>
             <w:pPr>
+              <w:keepNext w:val="false"/>
               <w:spacing w:after="40" w:before="0"/>
               <w:jc w:val="left"/>
             </w:pPr>
@@ -10721,6 +10973,7 @@
           </w:p>
           <w:p>
             <w:pPr>
+              <w:keepNext w:val="false"/>
               <w:spacing w:after="40" w:before="0"/>
               <w:jc w:val="left"/>
             </w:pPr>
@@ -10740,6 +10993,7 @@
           </w:p>
           <w:p>
             <w:pPr>
+              <w:keepNext w:val="false"/>
               <w:spacing w:after="40" w:before="0"/>
               <w:jc w:val="left"/>
             </w:pPr>
@@ -10759,6 +11013,7 @@
           </w:p>
           <w:p>
             <w:pPr>
+              <w:keepNext w:val="false"/>
               <w:spacing w:after="40" w:before="0"/>
               <w:jc w:val="left"/>
             </w:pPr>
@@ -10778,6 +11033,7 @@
           </w:p>
           <w:p>
             <w:pPr>
+              <w:keepNext w:val="false"/>
               <w:spacing w:after="40" w:before="0"/>
               <w:jc w:val="left"/>
             </w:pPr>
@@ -10797,6 +11053,7 @@
           </w:p>
           <w:p>
             <w:pPr>
+              <w:keepNext w:val="false"/>
               <w:spacing w:after="40" w:before="0"/>
               <w:jc w:val="left"/>
             </w:pPr>
@@ -10816,6 +11073,7 @@
           </w:p>
           <w:p>
             <w:pPr>
+              <w:keepNext w:val="false"/>
               <w:spacing w:after="40" w:before="0"/>
               <w:jc w:val="left"/>
             </w:pPr>
@@ -10835,6 +11093,7 @@
           </w:p>
           <w:p>
             <w:pPr>
+              <w:keepNext w:val="false"/>
               <w:spacing w:after="40" w:before="0"/>
               <w:jc w:val="left"/>
             </w:pPr>
@@ -10854,6 +11113,7 @@
           </w:p>
           <w:p>
             <w:pPr>
+              <w:keepNext w:val="false"/>
               <w:spacing w:after="40" w:before="0"/>
               <w:jc w:val="left"/>
             </w:pPr>
@@ -10886,6 +11146,7 @@
           </w:tcPr>
           <w:p>
             <w:pPr>
+              <w:keepNext w:val="false"/>
               <w:spacing w:after="40" w:before="0"/>
               <w:jc w:val="left"/>
             </w:pPr>
@@ -10918,6 +11179,7 @@
           </w:tcPr>
           <w:p>
             <w:pPr>
+              <w:keepNext w:val="false"/>
               <w:spacing w:after="40" w:before="0"/>
               <w:jc w:val="left"/>
             </w:pPr>
@@ -10952,6 +11214,7 @@
           </w:tcPr>
           <w:p>
             <w:pPr>
+              <w:keepNext w:val="false"/>
               <w:spacing w:after="40" w:before="0"/>
               <w:jc w:val="left"/>
             </w:pPr>
@@ -10989,7 +11252,7 @@
             <w:pPr>
               <w:spacing w:after="20" w:before="0"/>
             </w:pPr>
-            <w:hyperlink w:history="1" r:id="rIdj1gsivchb2ogphacojsky">
+            <w:hyperlink w:history="1" r:id="rIddll69gqbfyw_4hkkq3wez">
               <w:r>
                 <w:rPr>
                   <w:rFonts w:ascii="Arial" w:cs="Arial" w:eastAsia="Arial" w:hAnsi="Arial"/>
@@ -11038,7 +11301,7 @@
               <w:spacing w:after="10" w:before="0"/>
               <w:ind w:left="120"/>
             </w:pPr>
-            <w:hyperlink w:history="1" r:id="rIdkwoeabnbt9iiw6pkennpu">
+            <w:hyperlink w:history="1" r:id="rIde6irpdx8pshmtuz5x1wmd">
               <w:r>
                 <w:rPr>
                   <w:rFonts w:ascii="Arial" w:cs="Arial" w:eastAsia="Arial" w:hAnsi="Arial"/>
@@ -11083,7 +11346,7 @@
             <w:pPr>
               <w:spacing w:after="20" w:before="0"/>
             </w:pPr>
-            <w:hyperlink w:history="1" r:id="rIdamssnojsrmsrprjgw-rk1">
+            <w:hyperlink w:history="1" r:id="rIdpqynckox3bodzhwazix9f">
               <w:r>
                 <w:rPr>
                   <w:rFonts w:ascii="Arial" w:cs="Arial" w:eastAsia="Arial" w:hAnsi="Arial"/>
@@ -11116,7 +11379,7 @@
               <w:spacing w:after="10" w:before="0"/>
               <w:ind w:left="120"/>
             </w:pPr>
-            <w:hyperlink w:history="1" r:id="rIdy0xxolibija6yfcpyuyvu">
+            <w:hyperlink w:history="1" r:id="rIdcyckmfwkk-5ki0ih_xhcm">
               <w:r>
                 <w:rPr>
                   <w:rFonts w:ascii="Arial" w:cs="Arial" w:eastAsia="Arial" w:hAnsi="Arial"/>
@@ -11144,6 +11407,7 @@
           </w:tcPr>
           <w:p>
             <w:pPr>
+              <w:keepNext w:val="false"/>
               <w:spacing w:after="40" w:before="0"/>
               <w:jc w:val="left"/>
             </w:pPr>
@@ -11163,6 +11427,7 @@
           </w:p>
           <w:p>
             <w:pPr>
+              <w:keepNext w:val="false"/>
               <w:spacing w:after="40" w:before="0"/>
               <w:jc w:val="left"/>
             </w:pPr>
@@ -11182,6 +11447,7 @@
           </w:p>
           <w:p>
             <w:pPr>
+              <w:keepNext w:val="false"/>
               <w:spacing w:after="40" w:before="0"/>
               <w:jc w:val="left"/>
             </w:pPr>
@@ -11201,6 +11467,7 @@
           </w:p>
           <w:p>
             <w:pPr>
+              <w:keepNext w:val="false"/>
               <w:spacing w:after="40" w:before="0"/>
               <w:jc w:val="left"/>
             </w:pPr>
@@ -11220,6 +11487,7 @@
           </w:p>
           <w:p>
             <w:pPr>
+              <w:keepNext w:val="false"/>
               <w:spacing w:after="40" w:before="0"/>
               <w:jc w:val="left"/>
             </w:pPr>
@@ -11239,6 +11507,7 @@
           </w:p>
           <w:p>
             <w:pPr>
+              <w:keepNext w:val="false"/>
               <w:spacing w:after="40" w:before="0"/>
               <w:jc w:val="left"/>
             </w:pPr>
@@ -11258,6 +11527,7 @@
           </w:p>
           <w:p>
             <w:pPr>
+              <w:keepNext w:val="false"/>
               <w:spacing w:after="40" w:before="0"/>
               <w:jc w:val="left"/>
             </w:pPr>
@@ -11290,6 +11560,7 @@
           </w:tcPr>
           <w:p>
             <w:pPr>
+              <w:keepNext w:val="false"/>
               <w:spacing w:after="40" w:before="0"/>
               <w:jc w:val="left"/>
             </w:pPr>
@@ -11309,6 +11580,7 @@
           </w:p>
           <w:p>
             <w:pPr>
+              <w:keepNext w:val="false"/>
               <w:spacing w:after="40" w:before="0"/>
               <w:jc w:val="left"/>
             </w:pPr>
@@ -11328,6 +11600,7 @@
           </w:p>
           <w:p>
             <w:pPr>
+              <w:keepNext w:val="false"/>
               <w:spacing w:after="40" w:before="0"/>
               <w:jc w:val="left"/>
             </w:pPr>
@@ -11347,6 +11620,7 @@
           </w:p>
           <w:p>
             <w:pPr>
+              <w:keepNext w:val="false"/>
               <w:spacing w:after="40" w:before="0"/>
               <w:jc w:val="left"/>
             </w:pPr>
@@ -11366,6 +11640,7 @@
           </w:p>
           <w:p>
             <w:pPr>
+              <w:keepNext w:val="false"/>
               <w:spacing w:after="40" w:before="0"/>
               <w:jc w:val="left"/>
             </w:pPr>
@@ -11385,6 +11660,7 @@
           </w:p>
           <w:p>
             <w:pPr>
+              <w:keepNext w:val="false"/>
               <w:spacing w:after="40" w:before="0"/>
               <w:jc w:val="left"/>
             </w:pPr>
@@ -11404,6 +11680,7 @@
           </w:p>
           <w:p>
             <w:pPr>
+              <w:keepNext w:val="false"/>
               <w:spacing w:after="40" w:before="0"/>
               <w:jc w:val="left"/>
             </w:pPr>
@@ -11436,6 +11713,7 @@
           </w:tcPr>
           <w:p>
             <w:pPr>
+              <w:keepNext w:val="false"/>
               <w:spacing w:after="40" w:before="0"/>
               <w:jc w:val="left"/>
             </w:pPr>
@@ -11468,6 +11746,7 @@
           </w:tcPr>
           <w:p>
             <w:pPr>
+              <w:keepNext w:val="false"/>
               <w:spacing w:after="40" w:before="0"/>
               <w:jc w:val="left"/>
             </w:pPr>
@@ -11502,6 +11781,7 @@
           </w:tcPr>
           <w:p>
             <w:pPr>
+              <w:keepNext w:val="false"/>
               <w:spacing w:after="40" w:before="0"/>
               <w:jc w:val="left"/>
             </w:pPr>
@@ -11539,7 +11819,7 @@
             <w:pPr>
               <w:spacing w:after="20" w:before="0"/>
             </w:pPr>
-            <w:hyperlink w:history="1" r:id="rId_n48cr9za8z-lsjqly4wd">
+            <w:hyperlink w:history="1" r:id="rIdytckzkeotcvxibncmdr4x">
               <w:r>
                 <w:rPr>
                   <w:rFonts w:ascii="Arial" w:cs="Arial" w:eastAsia="Arial" w:hAnsi="Arial"/>
@@ -11588,7 +11868,7 @@
               <w:spacing w:after="10" w:before="0"/>
               <w:ind w:left="120"/>
             </w:pPr>
-            <w:hyperlink w:history="1" r:id="rIdn1hjc_yujvceugncpqxrz">
+            <w:hyperlink w:history="1" r:id="rIdwavjkxxdyjwf7r-9hud-b">
               <w:r>
                 <w:rPr>
                   <w:rFonts w:ascii="Arial" w:cs="Arial" w:eastAsia="Arial" w:hAnsi="Arial"/>
@@ -11633,7 +11913,7 @@
             <w:pPr>
               <w:spacing w:after="20" w:before="0"/>
             </w:pPr>
-            <w:hyperlink w:history="1" r:id="rIdqwjsuy20sbbuheml1fka9">
+            <w:hyperlink w:history="1" r:id="rIdh1fj31tvhdbmku1havqdz">
               <w:r>
                 <w:rPr>
                   <w:rFonts w:ascii="Arial" w:cs="Arial" w:eastAsia="Arial" w:hAnsi="Arial"/>
@@ -11666,7 +11946,7 @@
               <w:spacing w:after="10" w:before="0"/>
               <w:ind w:left="120"/>
             </w:pPr>
-            <w:hyperlink w:history="1" r:id="rId5selziphcbjyhi2wc7clt">
+            <w:hyperlink w:history="1" r:id="rId30pgumx2-fcns6j6ekykm">
               <w:r>
                 <w:rPr>
                   <w:rFonts w:ascii="Arial" w:cs="Arial" w:eastAsia="Arial" w:hAnsi="Arial"/>
@@ -11694,6 +11974,7 @@
           </w:tcPr>
           <w:p>
             <w:pPr>
+              <w:keepNext w:val="false"/>
               <w:spacing w:after="40" w:before="0"/>
               <w:jc w:val="left"/>
             </w:pPr>
@@ -11713,6 +11994,7 @@
           </w:p>
           <w:p>
             <w:pPr>
+              <w:keepNext w:val="false"/>
               <w:spacing w:after="40" w:before="0"/>
               <w:jc w:val="left"/>
             </w:pPr>
@@ -11732,6 +12014,7 @@
           </w:p>
           <w:p>
             <w:pPr>
+              <w:keepNext w:val="false"/>
               <w:spacing w:after="40" w:before="0"/>
               <w:jc w:val="left"/>
             </w:pPr>
@@ -11751,6 +12034,7 @@
           </w:p>
           <w:p>
             <w:pPr>
+              <w:keepNext w:val="false"/>
               <w:spacing w:after="40" w:before="0"/>
               <w:jc w:val="left"/>
             </w:pPr>
@@ -11770,6 +12054,7 @@
           </w:p>
           <w:p>
             <w:pPr>
+              <w:keepNext w:val="false"/>
               <w:spacing w:after="40" w:before="0"/>
               <w:jc w:val="left"/>
             </w:pPr>
@@ -11789,6 +12074,7 @@
           </w:p>
           <w:p>
             <w:pPr>
+              <w:keepNext w:val="false"/>
               <w:spacing w:after="40" w:before="0"/>
               <w:jc w:val="left"/>
             </w:pPr>
@@ -11808,6 +12094,7 @@
           </w:p>
           <w:p>
             <w:pPr>
+              <w:keepNext w:val="false"/>
               <w:spacing w:after="40" w:before="0"/>
               <w:jc w:val="left"/>
             </w:pPr>
@@ -11827,6 +12114,7 @@
           </w:p>
           <w:p>
             <w:pPr>
+              <w:keepNext w:val="false"/>
               <w:spacing w:after="40" w:before="0"/>
               <w:jc w:val="left"/>
             </w:pPr>
@@ -11846,6 +12134,7 @@
           </w:p>
           <w:p>
             <w:pPr>
+              <w:keepNext w:val="false"/>
               <w:spacing w:after="40" w:before="0"/>
               <w:jc w:val="left"/>
             </w:pPr>
@@ -11878,6 +12167,7 @@
           </w:tcPr>
           <w:p>
             <w:pPr>
+              <w:keepNext w:val="false"/>
               <w:spacing w:after="40" w:before="0"/>
               <w:jc w:val="left"/>
             </w:pPr>
@@ -11897,6 +12187,7 @@
           </w:p>
           <w:p>
             <w:pPr>
+              <w:keepNext w:val="false"/>
               <w:spacing w:after="40" w:before="0"/>
               <w:jc w:val="left"/>
             </w:pPr>
@@ -11916,6 +12207,7 @@
           </w:p>
           <w:p>
             <w:pPr>
+              <w:keepNext w:val="false"/>
               <w:spacing w:after="40" w:before="0"/>
               <w:jc w:val="left"/>
             </w:pPr>
@@ -11935,6 +12227,7 @@
           </w:p>
           <w:p>
             <w:pPr>
+              <w:keepNext w:val="false"/>
               <w:spacing w:after="40" w:before="0"/>
               <w:jc w:val="left"/>
             </w:pPr>
@@ -11954,6 +12247,7 @@
           </w:p>
           <w:p>
             <w:pPr>
+              <w:keepNext w:val="false"/>
               <w:spacing w:after="40" w:before="0"/>
               <w:jc w:val="left"/>
             </w:pPr>
@@ -11973,6 +12267,7 @@
           </w:p>
           <w:p>
             <w:pPr>
+              <w:keepNext w:val="false"/>
               <w:spacing w:after="40" w:before="0"/>
               <w:jc w:val="left"/>
             </w:pPr>
@@ -11992,6 +12287,7 @@
           </w:p>
           <w:p>
             <w:pPr>
+              <w:keepNext w:val="false"/>
               <w:spacing w:after="40" w:before="0"/>
               <w:jc w:val="left"/>
             </w:pPr>
@@ -12011,6 +12307,7 @@
           </w:p>
           <w:p>
             <w:pPr>
+              <w:keepNext w:val="false"/>
               <w:spacing w:after="40" w:before="0"/>
               <w:jc w:val="left"/>
             </w:pPr>
@@ -12030,6 +12327,7 @@
           </w:p>
           <w:p>
             <w:pPr>
+              <w:keepNext w:val="false"/>
               <w:spacing w:after="40" w:before="0"/>
               <w:jc w:val="left"/>
             </w:pPr>
@@ -12062,6 +12360,7 @@
           </w:tcPr>
           <w:p>
             <w:pPr>
+              <w:keepNext w:val="false"/>
               <w:spacing w:after="40" w:before="0"/>
               <w:jc w:val="left"/>
             </w:pPr>
@@ -12094,6 +12393,7 @@
           </w:tcPr>
           <w:p>
             <w:pPr>
+              <w:keepNext w:val="false"/>
               <w:spacing w:after="40" w:before="0"/>
               <w:jc w:val="left"/>
             </w:pPr>
@@ -12153,6 +12453,7 @@
           </w:tcPr>
           <w:p>
             <w:pPr>
+              <w:keepNext w:val="false"/>
               <w:spacing w:after="40" w:before="0"/>
               <w:jc w:val="center"/>
             </w:pPr>
@@ -12187,6 +12488,7 @@
           </w:tcPr>
           <w:p>
             <w:pPr>
+              <w:keepNext w:val="false"/>
               <w:spacing w:after="40" w:before="0"/>
               <w:jc w:val="left"/>
             </w:pPr>
@@ -12248,6 +12550,7 @@
           </w:tcPr>
           <w:p>
             <w:pPr>
+              <w:keepNext w:val="false"/>
               <w:spacing w:after="40" w:before="0"/>
               <w:jc w:val="center"/>
             </w:pPr>
@@ -12282,6 +12585,7 @@
           </w:tcPr>
           <w:p>
             <w:pPr>
+              <w:keepNext w:val="false"/>
               <w:spacing w:after="40" w:before="0"/>
               <w:jc w:val="left"/>
             </w:pPr>
@@ -12314,6 +12618,7 @@
           </w:tcPr>
           <w:p>
             <w:pPr>
+              <w:keepNext w:val="false"/>
               <w:spacing w:after="40" w:before="0"/>
               <w:jc w:val="left"/>
             </w:pPr>
@@ -12348,6 +12653,7 @@
           </w:tcPr>
           <w:p>
             <w:pPr>
+              <w:keepNext w:val="false"/>
               <w:spacing w:after="40" w:before="0"/>
               <w:jc w:val="left"/>
             </w:pPr>
@@ -12380,6 +12686,7 @@
           </w:tcPr>
           <w:p>
             <w:pPr>
+              <w:keepNext w:val="false"/>
               <w:spacing w:after="40" w:before="0"/>
               <w:jc w:val="left"/>
             </w:pPr>
@@ -12414,6 +12721,7 @@
           </w:tcPr>
           <w:p>
             <w:pPr>
+              <w:keepNext w:val="false"/>
               <w:spacing w:after="40" w:before="0"/>
               <w:jc w:val="left"/>
             </w:pPr>
@@ -12446,6 +12754,7 @@
           </w:tcPr>
           <w:p>
             <w:pPr>
+              <w:keepNext w:val="false"/>
               <w:spacing w:after="40" w:before="0"/>
               <w:jc w:val="left"/>
             </w:pPr>
@@ -12482,7 +12791,7 @@
         </w:rPr>
         <w:t xml:space="preserve">© 2026 SeaVuria and ARES. Aligned with KICD objectives. Developed by SeaVuria; technical implementation by ARES (with AI assistance from Claude). Licensed under </w:t>
       </w:r>
-      <w:hyperlink w:history="1" r:id="rIdhni61sjid7vuhudcy5n44">
+      <w:hyperlink w:history="1" r:id="rIdj8k9kurtgs2ssdjlw1uft">
         <w:r>
           <w:rPr>
             <w:rFonts w:ascii="Arial" w:cs="Arial" w:eastAsia="Arial" w:hAnsi="Arial"/>
@@ -12503,7 +12812,7 @@
         </w:rPr>
         <w:t xml:space="preserve"> (</w:t>
       </w:r>
-      <w:hyperlink w:history="1" r:id="rId43iupcq7mmzcjhiwyh2q5">
+      <w:hyperlink w:history="1" r:id="rId59vxivnmmmcmgzbp3ccpj">
         <w:r>
           <w:rPr>
             <w:rFonts w:ascii="Arial" w:cs="Arial" w:eastAsia="Arial" w:hAnsi="Arial"/>
@@ -12563,6 +12872,7 @@
           </w:tcPr>
           <w:p>
             <w:pPr>
+              <w:keepNext w:val="false"/>
               <w:spacing w:after="40" w:before="0"/>
               <w:jc w:val="center"/>
             </w:pPr>
@@ -12598,6 +12908,7 @@
           </w:tcPr>
           <w:p>
             <w:pPr>
+              <w:keepNext w:val="false"/>
               <w:spacing w:after="40" w:before="0"/>
               <w:jc w:val="center"/>
             </w:pPr>
@@ -12632,6 +12943,7 @@
           </w:tcPr>
           <w:p>
             <w:pPr>
+              <w:keepNext w:val="false"/>
               <w:spacing w:after="40" w:before="0"/>
               <w:jc w:val="left"/>
             </w:pPr>
@@ -12664,6 +12976,7 @@
           </w:tcPr>
           <w:p>
             <w:pPr>
+              <w:keepNext w:val="false"/>
               <w:spacing w:after="40" w:before="0"/>
               <w:jc w:val="left"/>
             </w:pPr>
@@ -12698,6 +13011,7 @@
           </w:tcPr>
           <w:p>
             <w:pPr>
+              <w:keepNext w:val="false"/>
               <w:spacing w:after="40" w:before="0"/>
               <w:jc w:val="left"/>
             </w:pPr>
@@ -12730,6 +13044,7 @@
           </w:tcPr>
           <w:p>
             <w:pPr>
+              <w:keepNext w:val="false"/>
               <w:spacing w:after="40" w:before="0"/>
               <w:jc w:val="left"/>
             </w:pPr>
@@ -12764,6 +13079,7 @@
           </w:tcPr>
           <w:p>
             <w:pPr>
+              <w:keepNext w:val="false"/>
               <w:spacing w:after="40" w:before="0"/>
               <w:jc w:val="left"/>
             </w:pPr>
@@ -12796,6 +13112,7 @@
           </w:tcPr>
           <w:p>
             <w:pPr>
+              <w:keepNext w:val="false"/>
               <w:spacing w:after="40" w:before="0"/>
               <w:jc w:val="left"/>
             </w:pPr>
@@ -12830,6 +13147,7 @@
           </w:tcPr>
           <w:p>
             <w:pPr>
+              <w:keepNext w:val="false"/>
               <w:spacing w:after="40" w:before="0"/>
               <w:jc w:val="left"/>
             </w:pPr>
@@ -12862,6 +13180,7 @@
           </w:tcPr>
           <w:p>
             <w:pPr>
+              <w:keepNext w:val="false"/>
               <w:spacing w:after="40" w:before="0"/>
               <w:jc w:val="left"/>
             </w:pPr>
@@ -12896,6 +13215,7 @@
           </w:tcPr>
           <w:p>
             <w:pPr>
+              <w:keepNext w:val="false"/>
               <w:spacing w:after="40" w:before="0"/>
               <w:jc w:val="left"/>
             </w:pPr>
@@ -12928,6 +13248,7 @@
           </w:tcPr>
           <w:p>
             <w:pPr>
+              <w:keepNext w:val="false"/>
               <w:spacing w:after="40" w:before="0"/>
               <w:jc w:val="left"/>
             </w:pPr>
@@ -12962,6 +13283,7 @@
           </w:tcPr>
           <w:p>
             <w:pPr>
+              <w:keepNext w:val="false"/>
               <w:spacing w:after="40" w:before="0"/>
               <w:jc w:val="left"/>
             </w:pPr>
@@ -12994,6 +13316,7 @@
           </w:tcPr>
           <w:p>
             <w:pPr>
+              <w:keepNext w:val="false"/>
               <w:spacing w:after="40" w:before="0"/>
               <w:jc w:val="left"/>
             </w:pPr>
@@ -13028,6 +13351,7 @@
           </w:tcPr>
           <w:p>
             <w:pPr>
+              <w:keepNext w:val="false"/>
               <w:spacing w:after="40" w:before="0"/>
               <w:jc w:val="left"/>
             </w:pPr>
@@ -13060,6 +13384,7 @@
           </w:tcPr>
           <w:p>
             <w:pPr>
+              <w:keepNext w:val="false"/>
               <w:spacing w:after="40" w:before="0"/>
               <w:jc w:val="left"/>
             </w:pPr>
@@ -13094,6 +13419,7 @@
           </w:tcPr>
           <w:p>
             <w:pPr>
+              <w:keepNext w:val="false"/>
               <w:spacing w:after="40" w:before="0"/>
               <w:jc w:val="left"/>
             </w:pPr>
@@ -13126,6 +13452,7 @@
           </w:tcPr>
           <w:p>
             <w:pPr>
+              <w:keepNext w:val="false"/>
               <w:spacing w:after="40" w:before="0"/>
               <w:jc w:val="left"/>
             </w:pPr>
@@ -13185,6 +13512,7 @@
           </w:tcPr>
           <w:p>
             <w:pPr>
+              <w:keepNext w:val="false"/>
               <w:spacing w:after="40" w:before="0"/>
               <w:jc w:val="center"/>
             </w:pPr>
@@ -13219,6 +13547,7 @@
           </w:tcPr>
           <w:p>
             <w:pPr>
+              <w:keepNext w:val="false"/>
               <w:spacing w:after="40" w:before="0"/>
               <w:jc w:val="left"/>
             </w:pPr>
@@ -13283,6 +13612,7 @@
           </w:tcPr>
           <w:p>
             <w:pPr>
+              <w:keepNext w:val="false"/>
               <w:spacing w:after="40" w:before="0"/>
               <w:jc w:val="center"/>
             </w:pPr>
@@ -13317,6 +13647,7 @@
           </w:tcPr>
           <w:p>
             <w:pPr>
+              <w:keepNext w:val="false"/>
               <w:spacing w:after="40" w:before="0"/>
               <w:jc w:val="left"/>
             </w:pPr>
@@ -13349,6 +13680,7 @@
           </w:tcPr>
           <w:p>
             <w:pPr>
+              <w:keepNext w:val="false"/>
               <w:spacing w:after="40" w:before="0"/>
               <w:jc w:val="left"/>
             </w:pPr>
@@ -13381,6 +13713,7 @@
           </w:tcPr>
           <w:p>
             <w:pPr>
+              <w:keepNext w:val="false"/>
               <w:spacing w:after="40" w:before="0"/>
               <w:jc w:val="left"/>
             </w:pPr>
@@ -13413,6 +13746,7 @@
           </w:tcPr>
           <w:p>
             <w:pPr>
+              <w:keepNext w:val="false"/>
               <w:spacing w:after="40" w:before="0"/>
               <w:jc w:val="left"/>
             </w:pPr>
@@ -13445,6 +13779,7 @@
           </w:tcPr>
           <w:p>
             <w:pPr>
+              <w:keepNext w:val="false"/>
               <w:spacing w:after="40" w:before="0"/>
               <w:jc w:val="left"/>
             </w:pPr>
@@ -13479,6 +13814,7 @@
           </w:tcPr>
           <w:p>
             <w:pPr>
+              <w:keepNext w:val="false"/>
               <w:spacing w:after="40" w:before="0"/>
               <w:jc w:val="left"/>
             </w:pPr>
@@ -13516,7 +13852,7 @@
             <w:pPr>
               <w:spacing w:after="20" w:before="0"/>
             </w:pPr>
-            <w:hyperlink w:history="1" r:id="rIdsms3qfn_ijv2-sbzl9sar">
+            <w:hyperlink w:history="1" r:id="rIdpay9e9vl3njwa1wf4efbp">
               <w:r>
                 <w:rPr>
                   <w:rFonts w:ascii="Arial" w:cs="Arial" w:eastAsia="Arial" w:hAnsi="Arial"/>
@@ -13549,7 +13885,7 @@
               <w:spacing w:after="10" w:before="0"/>
               <w:ind w:left="120"/>
             </w:pPr>
-            <w:hyperlink w:history="1" r:id="rIdxwyesxux31brapebis5u-">
+            <w:hyperlink w:history="1" r:id="rIduorigjl90souzjstccsuw">
               <w:r>
                 <w:rPr>
                   <w:rFonts w:ascii="Arial" w:cs="Arial" w:eastAsia="Arial" w:hAnsi="Arial"/>
@@ -13594,7 +13930,7 @@
             <w:pPr>
               <w:spacing w:after="20" w:before="0"/>
             </w:pPr>
-            <w:hyperlink w:history="1" r:id="rIdnlwc6qhgtomgfqebp9ffr">
+            <w:hyperlink w:history="1" r:id="rIdg-h_z3-wzgddtaqy1fjit">
               <w:r>
                 <w:rPr>
                   <w:rFonts w:ascii="Arial" w:cs="Arial" w:eastAsia="Arial" w:hAnsi="Arial"/>
@@ -13627,7 +13963,7 @@
               <w:spacing w:after="10" w:before="0"/>
               <w:ind w:left="120"/>
             </w:pPr>
-            <w:hyperlink w:history="1" r:id="rIdqxq6jezcfhxnjoblklymo">
+            <w:hyperlink w:history="1" r:id="rId2feysgr81azsej9lpstgp">
               <w:r>
                 <w:rPr>
                   <w:rFonts w:ascii="Arial" w:cs="Arial" w:eastAsia="Arial" w:hAnsi="Arial"/>
@@ -13655,6 +13991,7 @@
           </w:tcPr>
           <w:p>
             <w:pPr>
+              <w:keepNext w:val="false"/>
               <w:spacing w:after="40" w:before="0"/>
               <w:jc w:val="left"/>
             </w:pPr>
@@ -13687,6 +14024,7 @@
           </w:tcPr>
           <w:p>
             <w:pPr>
+              <w:keepNext w:val="false"/>
               <w:spacing w:after="40" w:before="0"/>
               <w:jc w:val="left"/>
             </w:pPr>
@@ -13719,6 +14057,7 @@
           </w:tcPr>
           <w:p>
             <w:pPr>
+              <w:keepNext w:val="false"/>
               <w:spacing w:after="40" w:before="0"/>
               <w:jc w:val="left"/>
             </w:pPr>
@@ -13751,6 +14090,7 @@
           </w:tcPr>
           <w:p>
             <w:pPr>
+              <w:keepNext w:val="false"/>
               <w:spacing w:after="40" w:before="0"/>
               <w:jc w:val="left"/>
             </w:pPr>
@@ -13785,6 +14125,7 @@
           </w:tcPr>
           <w:p>
             <w:pPr>
+              <w:keepNext w:val="false"/>
               <w:spacing w:after="40" w:before="0"/>
               <w:jc w:val="left"/>
             </w:pPr>
@@ -13822,7 +14163,7 @@
             <w:pPr>
               <w:spacing w:after="20" w:before="0"/>
             </w:pPr>
-            <w:hyperlink w:history="1" r:id="rIdlvlf1lxnj8l-ww92ijrow">
+            <w:hyperlink w:history="1" r:id="rIdz58jqg7ghfskcqs4te8st">
               <w:r>
                 <w:rPr>
                   <w:rFonts w:ascii="Arial" w:cs="Arial" w:eastAsia="Arial" w:hAnsi="Arial"/>
@@ -13855,7 +14196,7 @@
               <w:spacing w:after="10" w:before="0"/>
               <w:ind w:left="120"/>
             </w:pPr>
-            <w:hyperlink w:history="1" r:id="rId_jl5rvv3ufs1gdpgn_vx6">
+            <w:hyperlink w:history="1" r:id="rIdzybwoumrw45ei3kdqgwah">
               <w:r>
                 <w:rPr>
                   <w:rFonts w:ascii="Arial" w:cs="Arial" w:eastAsia="Arial" w:hAnsi="Arial"/>
@@ -13900,7 +14241,7 @@
             <w:pPr>
               <w:spacing w:after="20" w:before="0"/>
             </w:pPr>
-            <w:hyperlink w:history="1" r:id="rId0q3iqd-jszx6cvngetntx">
+            <w:hyperlink w:history="1" r:id="rIdyzp5ghfgfly0ercjito8m">
               <w:r>
                 <w:rPr>
                   <w:rFonts w:ascii="Arial" w:cs="Arial" w:eastAsia="Arial" w:hAnsi="Arial"/>
@@ -13933,7 +14274,7 @@
               <w:spacing w:after="10" w:before="0"/>
               <w:ind w:left="120"/>
             </w:pPr>
-            <w:hyperlink w:history="1" r:id="rIdecbqngec4cg4n9scexvfg">
+            <w:hyperlink w:history="1" r:id="rIdo0hgp7ltcinqyctjixw0c">
               <w:r>
                 <w:rPr>
                   <w:rFonts w:ascii="Arial" w:cs="Arial" w:eastAsia="Arial" w:hAnsi="Arial"/>
@@ -13961,6 +14302,7 @@
           </w:tcPr>
           <w:p>
             <w:pPr>
+              <w:keepNext w:val="false"/>
               <w:spacing w:after="40" w:before="0"/>
               <w:jc w:val="left"/>
             </w:pPr>
@@ -13993,6 +14335,7 @@
           </w:tcPr>
           <w:p>
             <w:pPr>
+              <w:keepNext w:val="false"/>
               <w:spacing w:after="40" w:before="0"/>
               <w:jc w:val="left"/>
             </w:pPr>
@@ -14025,6 +14368,7 @@
           </w:tcPr>
           <w:p>
             <w:pPr>
+              <w:keepNext w:val="false"/>
               <w:spacing w:after="40" w:before="0"/>
               <w:jc w:val="left"/>
             </w:pPr>
@@ -14057,6 +14401,7 @@
           </w:tcPr>
           <w:p>
             <w:pPr>
+              <w:keepNext w:val="false"/>
               <w:spacing w:after="40" w:before="0"/>
               <w:jc w:val="left"/>
             </w:pPr>
@@ -14091,6 +14436,7 @@
           </w:tcPr>
           <w:p>
             <w:pPr>
+              <w:keepNext w:val="false"/>
               <w:spacing w:after="40" w:before="0"/>
               <w:jc w:val="left"/>
             </w:pPr>
@@ -14128,7 +14474,7 @@
             <w:pPr>
               <w:spacing w:after="20" w:before="0"/>
             </w:pPr>
-            <w:hyperlink w:history="1" r:id="rIdmwtfktdleae18xdzdupbw">
+            <w:hyperlink w:history="1" r:id="rIddij1iv6g0q8jpijspvaaf">
               <w:r>
                 <w:rPr>
                   <w:rFonts w:ascii="Arial" w:cs="Arial" w:eastAsia="Arial" w:hAnsi="Arial"/>
@@ -14177,7 +14523,7 @@
               <w:spacing w:after="10" w:before="0"/>
               <w:ind w:left="120"/>
             </w:pPr>
-            <w:hyperlink w:history="1" r:id="rIdneeeutgqdww-wp2td_p_b">
+            <w:hyperlink w:history="1" r:id="rIdgeayzlopzkly_cdznpfbk">
               <w:r>
                 <w:rPr>
                   <w:rFonts w:ascii="Arial" w:cs="Arial" w:eastAsia="Arial" w:hAnsi="Arial"/>
@@ -14222,7 +14568,7 @@
             <w:pPr>
               <w:spacing w:after="20" w:before="0"/>
             </w:pPr>
-            <w:hyperlink w:history="1" r:id="rIdmxfcjpy9vhghvd6jge6xh">
+            <w:hyperlink w:history="1" r:id="rId5ft9hkroqesg4wgt4lzmy">
               <w:r>
                 <w:rPr>
                   <w:rFonts w:ascii="Arial" w:cs="Arial" w:eastAsia="Arial" w:hAnsi="Arial"/>
@@ -14255,7 +14601,7 @@
               <w:spacing w:after="10" w:before="0"/>
               <w:ind w:left="120"/>
             </w:pPr>
-            <w:hyperlink w:history="1" r:id="rIdfhqjwwqmrrphwi5enws0t">
+            <w:hyperlink w:history="1" r:id="rIdvjas0_fzh9vjy5e74qnn_">
               <w:r>
                 <w:rPr>
                   <w:rFonts w:ascii="Arial" w:cs="Arial" w:eastAsia="Arial" w:hAnsi="Arial"/>
@@ -14283,6 +14629,7 @@
           </w:tcPr>
           <w:p>
             <w:pPr>
+              <w:keepNext w:val="false"/>
               <w:spacing w:after="40" w:before="0"/>
               <w:jc w:val="left"/>
             </w:pPr>
@@ -14315,6 +14662,7 @@
           </w:tcPr>
           <w:p>
             <w:pPr>
+              <w:keepNext w:val="false"/>
               <w:spacing w:after="40" w:before="0"/>
               <w:jc w:val="left"/>
             </w:pPr>
@@ -14347,6 +14695,7 @@
           </w:tcPr>
           <w:p>
             <w:pPr>
+              <w:keepNext w:val="false"/>
               <w:spacing w:after="40" w:before="0"/>
               <w:jc w:val="left"/>
             </w:pPr>
@@ -14379,6 +14728,7 @@
           </w:tcPr>
           <w:p>
             <w:pPr>
+              <w:keepNext w:val="false"/>
               <w:spacing w:after="40" w:before="0"/>
               <w:jc w:val="left"/>
             </w:pPr>
@@ -14413,6 +14763,7 @@
           </w:tcPr>
           <w:p>
             <w:pPr>
+              <w:keepNext w:val="false"/>
               <w:spacing w:after="40" w:before="0"/>
               <w:jc w:val="left"/>
             </w:pPr>
@@ -14450,7 +14801,7 @@
             <w:pPr>
               <w:spacing w:after="20" w:before="0"/>
             </w:pPr>
-            <w:hyperlink w:history="1" r:id="rIdtk5zdwik3rqabfwfxdqlq">
+            <w:hyperlink w:history="1" r:id="rIdudq_bo_kv16puitpaxbfk">
               <w:r>
                 <w:rPr>
                   <w:rFonts w:ascii="Arial" w:cs="Arial" w:eastAsia="Arial" w:hAnsi="Arial"/>
@@ -14499,7 +14850,7 @@
               <w:spacing w:after="10" w:before="0"/>
               <w:ind w:left="120"/>
             </w:pPr>
-            <w:hyperlink w:history="1" r:id="rIdkmtvfhpz1f1gueiyszcet">
+            <w:hyperlink w:history="1" r:id="rIdh_ij_qgtclmr9fbesuf6y">
               <w:r>
                 <w:rPr>
                   <w:rFonts w:ascii="Arial" w:cs="Arial" w:eastAsia="Arial" w:hAnsi="Arial"/>
@@ -14544,7 +14895,7 @@
             <w:pPr>
               <w:spacing w:after="20" w:before="0"/>
             </w:pPr>
-            <w:hyperlink w:history="1" r:id="rIdczvbv9u1pjcbpz47-e0qk">
+            <w:hyperlink w:history="1" r:id="rId47qascnvsqyuacpaxae3c">
               <w:r>
                 <w:rPr>
                   <w:rFonts w:ascii="Arial" w:cs="Arial" w:eastAsia="Arial" w:hAnsi="Arial"/>
@@ -14577,7 +14928,7 @@
               <w:spacing w:after="10" w:before="0"/>
               <w:ind w:left="120"/>
             </w:pPr>
-            <w:hyperlink w:history="1" r:id="rIdvyeyu0n2l-_brqmvguddw">
+            <w:hyperlink w:history="1" r:id="rId15qiuftn8joi3foe-ft7j">
               <w:r>
                 <w:rPr>
                   <w:rFonts w:ascii="Arial" w:cs="Arial" w:eastAsia="Arial" w:hAnsi="Arial"/>
@@ -14605,6 +14956,7 @@
           </w:tcPr>
           <w:p>
             <w:pPr>
+              <w:keepNext w:val="false"/>
               <w:spacing w:after="40" w:before="0"/>
               <w:jc w:val="left"/>
             </w:pPr>
@@ -14637,6 +14989,7 @@
           </w:tcPr>
           <w:p>
             <w:pPr>
+              <w:keepNext w:val="false"/>
               <w:spacing w:after="40" w:before="0"/>
               <w:jc w:val="left"/>
             </w:pPr>
@@ -14669,6 +15022,7 @@
           </w:tcPr>
           <w:p>
             <w:pPr>
+              <w:keepNext w:val="false"/>
               <w:spacing w:after="40" w:before="0"/>
               <w:jc w:val="left"/>
             </w:pPr>
@@ -14701,6 +15055,7 @@
           </w:tcPr>
           <w:p>
             <w:pPr>
+              <w:keepNext w:val="false"/>
               <w:spacing w:after="40" w:before="0"/>
               <w:jc w:val="left"/>
             </w:pPr>
@@ -14735,6 +15090,7 @@
           </w:tcPr>
           <w:p>
             <w:pPr>
+              <w:keepNext w:val="false"/>
               <w:spacing w:after="40" w:before="0"/>
               <w:jc w:val="left"/>
             </w:pPr>
@@ -14772,7 +15128,7 @@
             <w:pPr>
               <w:spacing w:after="20" w:before="0"/>
             </w:pPr>
-            <w:hyperlink w:history="1" r:id="rIdqmeknncrc7cdpim24s7sl">
+            <w:hyperlink w:history="1" r:id="rIdkjsjfg-jgy2rmasezrezp">
               <w:r>
                 <w:rPr>
                   <w:rFonts w:ascii="Arial" w:cs="Arial" w:eastAsia="Arial" w:hAnsi="Arial"/>
@@ -14821,7 +15177,7 @@
               <w:spacing w:after="10" w:before="0"/>
               <w:ind w:left="120"/>
             </w:pPr>
-            <w:hyperlink w:history="1" r:id="rIdbugd-soezdlivt9ab08qi">
+            <w:hyperlink w:history="1" r:id="rId1szricuag65c1q-kgpk9h">
               <w:r>
                 <w:rPr>
                   <w:rFonts w:ascii="Arial" w:cs="Arial" w:eastAsia="Arial" w:hAnsi="Arial"/>
@@ -14866,7 +15222,7 @@
             <w:pPr>
               <w:spacing w:after="20" w:before="0"/>
             </w:pPr>
-            <w:hyperlink w:history="1" r:id="rIdgrldlkdutgmfbxtvb4_f9">
+            <w:hyperlink w:history="1" r:id="rIdjm-k2woceaovxrzw2dzfq">
               <w:r>
                 <w:rPr>
                   <w:rFonts w:ascii="Arial" w:cs="Arial" w:eastAsia="Arial" w:hAnsi="Arial"/>
@@ -14915,7 +15271,7 @@
               <w:spacing w:after="10" w:before="0"/>
               <w:ind w:left="120"/>
             </w:pPr>
-            <w:hyperlink w:history="1" r:id="rIduo0imuzjpq0mjv6wd7vdm">
+            <w:hyperlink w:history="1" r:id="rIdwabbgumjyd3wdkrds7f2u">
               <w:r>
                 <w:rPr>
                   <w:rFonts w:ascii="Arial" w:cs="Arial" w:eastAsia="Arial" w:hAnsi="Arial"/>
@@ -14943,6 +15299,7 @@
           </w:tcPr>
           <w:p>
             <w:pPr>
+              <w:keepNext w:val="false"/>
               <w:spacing w:after="40" w:before="0"/>
               <w:jc w:val="left"/>
             </w:pPr>
@@ -14975,6 +15332,7 @@
           </w:tcPr>
           <w:p>
             <w:pPr>
+              <w:keepNext w:val="false"/>
               <w:spacing w:after="40" w:before="0"/>
               <w:jc w:val="left"/>
             </w:pPr>
@@ -15007,6 +15365,7 @@
           </w:tcPr>
           <w:p>
             <w:pPr>
+              <w:keepNext w:val="false"/>
               <w:spacing w:after="40" w:before="0"/>
               <w:jc w:val="left"/>
             </w:pPr>
@@ -15039,6 +15398,7 @@
           </w:tcPr>
           <w:p>
             <w:pPr>
+              <w:keepNext w:val="false"/>
               <w:spacing w:after="40" w:before="0"/>
               <w:jc w:val="left"/>
             </w:pPr>
@@ -15098,6 +15458,7 @@
           </w:tcPr>
           <w:p>
             <w:pPr>
+              <w:keepNext w:val="false"/>
               <w:spacing w:after="40" w:before="0"/>
               <w:jc w:val="center"/>
             </w:pPr>
@@ -15132,6 +15493,7 @@
           </w:tcPr>
           <w:p>
             <w:pPr>
+              <w:keepNext w:val="false"/>
               <w:spacing w:after="40" w:before="0"/>
               <w:jc w:val="left"/>
             </w:pPr>
@@ -15193,6 +15555,7 @@
           </w:tcPr>
           <w:p>
             <w:pPr>
+              <w:keepNext w:val="false"/>
               <w:spacing w:after="40" w:before="0"/>
               <w:jc w:val="center"/>
             </w:pPr>
@@ -15227,6 +15590,7 @@
           </w:tcPr>
           <w:p>
             <w:pPr>
+              <w:keepNext w:val="false"/>
               <w:spacing w:after="40" w:before="0"/>
               <w:jc w:val="left"/>
             </w:pPr>
@@ -15259,6 +15623,7 @@
           </w:tcPr>
           <w:p>
             <w:pPr>
+              <w:keepNext w:val="false"/>
               <w:spacing w:after="40" w:before="0"/>
               <w:jc w:val="left"/>
             </w:pPr>
@@ -15293,6 +15658,7 @@
           </w:tcPr>
           <w:p>
             <w:pPr>
+              <w:keepNext w:val="false"/>
               <w:spacing w:after="40" w:before="0"/>
               <w:jc w:val="left"/>
             </w:pPr>
@@ -15325,6 +15691,7 @@
           </w:tcPr>
           <w:p>
             <w:pPr>
+              <w:keepNext w:val="false"/>
               <w:spacing w:after="40" w:before="0"/>
               <w:jc w:val="left"/>
             </w:pPr>
@@ -15359,6 +15726,7 @@
           </w:tcPr>
           <w:p>
             <w:pPr>
+              <w:keepNext w:val="false"/>
               <w:spacing w:after="40" w:before="0"/>
               <w:jc w:val="left"/>
             </w:pPr>
@@ -15391,6 +15759,7 @@
           </w:tcPr>
           <w:p>
             <w:pPr>
+              <w:keepNext w:val="false"/>
               <w:spacing w:after="40" w:before="0"/>
               <w:jc w:val="left"/>
             </w:pPr>
@@ -15427,7 +15796,7 @@
         </w:rPr>
         <w:t xml:space="preserve">© 2026 SeaVuria and ARES. Aligned with KICD objectives. Developed by SeaVuria; technical implementation by ARES (with AI assistance from Claude). Licensed under </w:t>
       </w:r>
-      <w:hyperlink w:history="1" r:id="rIdx1w4ldcpy9f85_i3hi1qu">
+      <w:hyperlink w:history="1" r:id="rIduad3eeoupl9bp7mauufqq">
         <w:r>
           <w:rPr>
             <w:rFonts w:ascii="Arial" w:cs="Arial" w:eastAsia="Arial" w:hAnsi="Arial"/>
@@ -15448,7 +15817,7 @@
         </w:rPr>
         <w:t xml:space="preserve"> (</w:t>
       </w:r>
-      <w:hyperlink w:history="1" r:id="rIdzrxgjn2lnlmmuncuazw6j">
+      <w:hyperlink w:history="1" r:id="rIdx0zd2zb_4wr9mczrewszs">
         <w:r>
           <w:rPr>
             <w:rFonts w:ascii="Arial" w:cs="Arial" w:eastAsia="Arial" w:hAnsi="Arial"/>
@@ -15508,6 +15877,7 @@
           </w:tcPr>
           <w:p>
             <w:pPr>
+              <w:keepNext w:val="false"/>
               <w:spacing w:after="40" w:before="0"/>
               <w:jc w:val="center"/>
             </w:pPr>
@@ -15543,6 +15913,7 @@
           </w:tcPr>
           <w:p>
             <w:pPr>
+              <w:keepNext w:val="false"/>
               <w:spacing w:after="40" w:before="0"/>
               <w:jc w:val="center"/>
             </w:pPr>
@@ -15577,6 +15948,7 @@
           </w:tcPr>
           <w:p>
             <w:pPr>
+              <w:keepNext w:val="false"/>
               <w:spacing w:after="40" w:before="0"/>
               <w:jc w:val="left"/>
             </w:pPr>
@@ -15609,6 +15981,7 @@
           </w:tcPr>
           <w:p>
             <w:pPr>
+              <w:keepNext w:val="false"/>
               <w:spacing w:after="40" w:before="0"/>
               <w:jc w:val="left"/>
             </w:pPr>
@@ -15643,6 +16016,7 @@
           </w:tcPr>
           <w:p>
             <w:pPr>
+              <w:keepNext w:val="false"/>
               <w:spacing w:after="40" w:before="0"/>
               <w:jc w:val="left"/>
             </w:pPr>
@@ -15675,6 +16049,7 @@
           </w:tcPr>
           <w:p>
             <w:pPr>
+              <w:keepNext w:val="false"/>
               <w:spacing w:after="40" w:before="0"/>
               <w:jc w:val="left"/>
             </w:pPr>
@@ -15709,6 +16084,7 @@
           </w:tcPr>
           <w:p>
             <w:pPr>
+              <w:keepNext w:val="false"/>
               <w:spacing w:after="40" w:before="0"/>
               <w:jc w:val="left"/>
             </w:pPr>
@@ -15741,6 +16117,7 @@
           </w:tcPr>
           <w:p>
             <w:pPr>
+              <w:keepNext w:val="false"/>
               <w:spacing w:after="40" w:before="0"/>
               <w:jc w:val="left"/>
             </w:pPr>
@@ -15775,6 +16152,7 @@
           </w:tcPr>
           <w:p>
             <w:pPr>
+              <w:keepNext w:val="false"/>
               <w:spacing w:after="40" w:before="0"/>
               <w:jc w:val="left"/>
             </w:pPr>
@@ -15807,6 +16185,7 @@
           </w:tcPr>
           <w:p>
             <w:pPr>
+              <w:keepNext w:val="false"/>
               <w:spacing w:after="40" w:before="0"/>
               <w:jc w:val="left"/>
             </w:pPr>
@@ -15841,6 +16220,7 @@
           </w:tcPr>
           <w:p>
             <w:pPr>
+              <w:keepNext w:val="false"/>
               <w:spacing w:after="40" w:before="0"/>
               <w:jc w:val="left"/>
             </w:pPr>
@@ -15873,6 +16253,7 @@
           </w:tcPr>
           <w:p>
             <w:pPr>
+              <w:keepNext w:val="false"/>
               <w:spacing w:after="40" w:before="0"/>
               <w:jc w:val="left"/>
             </w:pPr>
@@ -15907,6 +16288,7 @@
           </w:tcPr>
           <w:p>
             <w:pPr>
+              <w:keepNext w:val="false"/>
               <w:spacing w:after="40" w:before="0"/>
               <w:jc w:val="left"/>
             </w:pPr>
@@ -15939,6 +16321,7 @@
           </w:tcPr>
           <w:p>
             <w:pPr>
+              <w:keepNext w:val="false"/>
               <w:spacing w:after="40" w:before="0"/>
               <w:jc w:val="left"/>
             </w:pPr>
@@ -15973,6 +16356,7 @@
           </w:tcPr>
           <w:p>
             <w:pPr>
+              <w:keepNext w:val="false"/>
               <w:spacing w:after="40" w:before="0"/>
               <w:jc w:val="left"/>
             </w:pPr>
@@ -16005,6 +16389,7 @@
           </w:tcPr>
           <w:p>
             <w:pPr>
+              <w:keepNext w:val="false"/>
               <w:spacing w:after="40" w:before="0"/>
               <w:jc w:val="left"/>
             </w:pPr>
@@ -16039,6 +16424,7 @@
           </w:tcPr>
           <w:p>
             <w:pPr>
+              <w:keepNext w:val="false"/>
               <w:spacing w:after="40" w:before="0"/>
               <w:jc w:val="left"/>
             </w:pPr>
@@ -16071,6 +16457,7 @@
           </w:tcPr>
           <w:p>
             <w:pPr>
+              <w:keepNext w:val="false"/>
               <w:spacing w:after="40" w:before="0"/>
               <w:jc w:val="left"/>
             </w:pPr>
@@ -16130,6 +16517,7 @@
           </w:tcPr>
           <w:p>
             <w:pPr>
+              <w:keepNext w:val="false"/>
               <w:spacing w:after="40" w:before="0"/>
               <w:jc w:val="center"/>
             </w:pPr>
@@ -16164,6 +16552,7 @@
           </w:tcPr>
           <w:p>
             <w:pPr>
+              <w:keepNext w:val="false"/>
               <w:spacing w:after="40" w:before="0"/>
               <w:jc w:val="left"/>
             </w:pPr>
@@ -16228,6 +16617,7 @@
           </w:tcPr>
           <w:p>
             <w:pPr>
+              <w:keepNext w:val="false"/>
               <w:spacing w:after="40" w:before="0"/>
               <w:jc w:val="center"/>
             </w:pPr>
@@ -16262,6 +16652,7 @@
           </w:tcPr>
           <w:p>
             <w:pPr>
+              <w:keepNext w:val="false"/>
               <w:spacing w:after="40" w:before="0"/>
               <w:jc w:val="left"/>
             </w:pPr>
@@ -16294,6 +16685,7 @@
           </w:tcPr>
           <w:p>
             <w:pPr>
+              <w:keepNext w:val="false"/>
               <w:spacing w:after="40" w:before="0"/>
               <w:jc w:val="left"/>
             </w:pPr>
@@ -16326,6 +16718,7 @@
           </w:tcPr>
           <w:p>
             <w:pPr>
+              <w:keepNext w:val="false"/>
               <w:spacing w:after="40" w:before="0"/>
               <w:jc w:val="left"/>
             </w:pPr>
@@ -16358,6 +16751,7 @@
           </w:tcPr>
           <w:p>
             <w:pPr>
+              <w:keepNext w:val="false"/>
               <w:spacing w:after="40" w:before="0"/>
               <w:jc w:val="left"/>
             </w:pPr>
@@ -16390,6 +16784,7 @@
           </w:tcPr>
           <w:p>
             <w:pPr>
+              <w:keepNext w:val="false"/>
               <w:spacing w:after="40" w:before="0"/>
               <w:jc w:val="left"/>
             </w:pPr>
@@ -16424,6 +16819,7 @@
           </w:tcPr>
           <w:p>
             <w:pPr>
+              <w:keepNext w:val="false"/>
               <w:spacing w:after="40" w:before="0"/>
               <w:jc w:val="left"/>
             </w:pPr>
@@ -16461,7 +16857,7 @@
             <w:pPr>
               <w:spacing w:after="20" w:before="0"/>
             </w:pPr>
-            <w:hyperlink w:history="1" r:id="rIdraxzpoijsa2oe8qtgg9jh">
+            <w:hyperlink w:history="1" r:id="rIdgxhw2svka6sbvozsdlbuk">
               <w:r>
                 <w:rPr>
                   <w:rFonts w:ascii="Arial" w:cs="Arial" w:eastAsia="Arial" w:hAnsi="Arial"/>
@@ -16494,7 +16890,7 @@
               <w:spacing w:after="10" w:before="0"/>
               <w:ind w:left="120"/>
             </w:pPr>
-            <w:hyperlink w:history="1" r:id="rId7bj35m7ux6hqa_k-ilz7y">
+            <w:hyperlink w:history="1" r:id="rIdpjfxjstewlfq6n00nds4q">
               <w:r>
                 <w:rPr>
                   <w:rFonts w:ascii="Arial" w:cs="Arial" w:eastAsia="Arial" w:hAnsi="Arial"/>
@@ -16539,7 +16935,7 @@
             <w:pPr>
               <w:spacing w:after="20" w:before="0"/>
             </w:pPr>
-            <w:hyperlink w:history="1" r:id="rIdexapufnjex4dg1k1ns6cx">
+            <w:hyperlink w:history="1" r:id="rIdjz992sn9ku5alizaqxfgf">
               <w:r>
                 <w:rPr>
                   <w:rFonts w:ascii="Arial" w:cs="Arial" w:eastAsia="Arial" w:hAnsi="Arial"/>
@@ -16572,7 +16968,7 @@
               <w:spacing w:after="10" w:before="0"/>
               <w:ind w:left="120"/>
             </w:pPr>
-            <w:hyperlink w:history="1" r:id="rIdr3ctvbybndls9qzxgmae6">
+            <w:hyperlink w:history="1" r:id="rIdifdvintc6es6amjsx7lmk">
               <w:r>
                 <w:rPr>
                   <w:rFonts w:ascii="Arial" w:cs="Arial" w:eastAsia="Arial" w:hAnsi="Arial"/>
@@ -16600,6 +16996,7 @@
           </w:tcPr>
           <w:p>
             <w:pPr>
+              <w:keepNext w:val="false"/>
               <w:spacing w:after="40" w:before="0"/>
               <w:jc w:val="left"/>
             </w:pPr>
@@ -16632,6 +17029,7 @@
           </w:tcPr>
           <w:p>
             <w:pPr>
+              <w:keepNext w:val="false"/>
               <w:spacing w:after="40" w:before="0"/>
               <w:jc w:val="left"/>
             </w:pPr>
@@ -16664,6 +17062,7 @@
           </w:tcPr>
           <w:p>
             <w:pPr>
+              <w:keepNext w:val="false"/>
               <w:spacing w:after="40" w:before="0"/>
               <w:jc w:val="left"/>
             </w:pPr>
@@ -16696,6 +17095,7 @@
           </w:tcPr>
           <w:p>
             <w:pPr>
+              <w:keepNext w:val="false"/>
               <w:spacing w:after="40" w:before="0"/>
               <w:jc w:val="left"/>
             </w:pPr>
@@ -16730,6 +17130,7 @@
           </w:tcPr>
           <w:p>
             <w:pPr>
+              <w:keepNext w:val="false"/>
               <w:spacing w:after="40" w:before="0"/>
               <w:jc w:val="left"/>
             </w:pPr>
@@ -16767,7 +17168,7 @@
             <w:pPr>
               <w:spacing w:after="20" w:before="0"/>
             </w:pPr>
-            <w:hyperlink w:history="1" r:id="rIdfd1nrxybpvlurepbtblg4">
+            <w:hyperlink w:history="1" r:id="rIdhhwebs0krjbx0befztqo8">
               <w:r>
                 <w:rPr>
                   <w:rFonts w:ascii="Arial" w:cs="Arial" w:eastAsia="Arial" w:hAnsi="Arial"/>
@@ -16800,7 +17201,7 @@
               <w:spacing w:after="10" w:before="0"/>
               <w:ind w:left="120"/>
             </w:pPr>
-            <w:hyperlink w:history="1" r:id="rIdx4oqiuzviq_2kohfuwa9x">
+            <w:hyperlink w:history="1" r:id="rIdzkfo2wrmnzzkl--amjzcj">
               <w:r>
                 <w:rPr>
                   <w:rFonts w:ascii="Arial" w:cs="Arial" w:eastAsia="Arial" w:hAnsi="Arial"/>
@@ -16845,7 +17246,7 @@
             <w:pPr>
               <w:spacing w:after="20" w:before="0"/>
             </w:pPr>
-            <w:hyperlink w:history="1" r:id="rId9qsucismjligmjvla49k4">
+            <w:hyperlink w:history="1" r:id="rIdhz-dscwtn-snfcpnfclqz">
               <w:r>
                 <w:rPr>
                   <w:rFonts w:ascii="Arial" w:cs="Arial" w:eastAsia="Arial" w:hAnsi="Arial"/>
@@ -16878,7 +17279,7 @@
               <w:spacing w:after="10" w:before="0"/>
               <w:ind w:left="120"/>
             </w:pPr>
-            <w:hyperlink w:history="1" r:id="rIdrcds8mjbqarrnsdvlkmad">
+            <w:hyperlink w:history="1" r:id="rIdgr6svyzk_h_bydxjug_qr">
               <w:r>
                 <w:rPr>
                   <w:rFonts w:ascii="Arial" w:cs="Arial" w:eastAsia="Arial" w:hAnsi="Arial"/>
@@ -16906,6 +17307,7 @@
           </w:tcPr>
           <w:p>
             <w:pPr>
+              <w:keepNext w:val="false"/>
               <w:spacing w:after="40" w:before="0"/>
               <w:jc w:val="left"/>
             </w:pPr>
@@ -16938,6 +17340,7 @@
           </w:tcPr>
           <w:p>
             <w:pPr>
+              <w:keepNext w:val="false"/>
               <w:spacing w:after="40" w:before="0"/>
               <w:jc w:val="left"/>
             </w:pPr>
@@ -16970,6 +17373,7 @@
           </w:tcPr>
           <w:p>
             <w:pPr>
+              <w:keepNext w:val="false"/>
               <w:spacing w:after="40" w:before="0"/>
               <w:jc w:val="left"/>
             </w:pPr>
@@ -17002,6 +17406,7 @@
           </w:tcPr>
           <w:p>
             <w:pPr>
+              <w:keepNext w:val="false"/>
               <w:spacing w:after="40" w:before="0"/>
               <w:jc w:val="left"/>
             </w:pPr>
@@ -17036,6 +17441,7 @@
           </w:tcPr>
           <w:p>
             <w:pPr>
+              <w:keepNext w:val="false"/>
               <w:spacing w:after="40" w:before="0"/>
               <w:jc w:val="left"/>
             </w:pPr>
@@ -17073,7 +17479,7 @@
             <w:pPr>
               <w:spacing w:after="20" w:before="0"/>
             </w:pPr>
-            <w:hyperlink w:history="1" r:id="rIdsluoyjhthzb5bp_bj2y3a">
+            <w:hyperlink w:history="1" r:id="rIdf_ho4x5redat5hvosnb7v">
               <w:r>
                 <w:rPr>
                   <w:rFonts w:ascii="Arial" w:cs="Arial" w:eastAsia="Arial" w:hAnsi="Arial"/>
@@ -17106,7 +17512,7 @@
               <w:spacing w:after="10" w:before="0"/>
               <w:ind w:left="120"/>
             </w:pPr>
-            <w:hyperlink w:history="1" r:id="rIdzy51qljlq2cze5vvbyolq">
+            <w:hyperlink w:history="1" r:id="rIdcl_53hqsxishqwb8cfs8l">
               <w:r>
                 <w:rPr>
                   <w:rFonts w:ascii="Arial" w:cs="Arial" w:eastAsia="Arial" w:hAnsi="Arial"/>
@@ -17151,7 +17557,7 @@
             <w:pPr>
               <w:spacing w:after="20" w:before="0"/>
             </w:pPr>
-            <w:hyperlink w:history="1" r:id="rIdxkmdiyv2rl6phaxanpn83">
+            <w:hyperlink w:history="1" r:id="rIdq3tf700vqebe-shztmaw-">
               <w:r>
                 <w:rPr>
                   <w:rFonts w:ascii="Arial" w:cs="Arial" w:eastAsia="Arial" w:hAnsi="Arial"/>
@@ -17184,7 +17590,7 @@
               <w:spacing w:after="10" w:before="0"/>
               <w:ind w:left="120"/>
             </w:pPr>
-            <w:hyperlink w:history="1" r:id="rIdvskvact7ijggb-hsfqxef">
+            <w:hyperlink w:history="1" r:id="rIdbphdgy79kvir5fwom5lbq">
               <w:r>
                 <w:rPr>
                   <w:rFonts w:ascii="Arial" w:cs="Arial" w:eastAsia="Arial" w:hAnsi="Arial"/>
@@ -17212,6 +17618,7 @@
           </w:tcPr>
           <w:p>
             <w:pPr>
+              <w:keepNext w:val="false"/>
               <w:spacing w:after="40" w:before="0"/>
               <w:jc w:val="left"/>
             </w:pPr>
@@ -17244,6 +17651,7 @@
           </w:tcPr>
           <w:p>
             <w:pPr>
+              <w:keepNext w:val="false"/>
               <w:spacing w:after="40" w:before="0"/>
               <w:jc w:val="left"/>
             </w:pPr>
@@ -17276,6 +17684,7 @@
           </w:tcPr>
           <w:p>
             <w:pPr>
+              <w:keepNext w:val="false"/>
               <w:spacing w:after="40" w:before="0"/>
               <w:jc w:val="left"/>
             </w:pPr>
@@ -17308,6 +17717,7 @@
           </w:tcPr>
           <w:p>
             <w:pPr>
+              <w:keepNext w:val="false"/>
               <w:spacing w:after="40" w:before="0"/>
               <w:jc w:val="left"/>
             </w:pPr>
@@ -17342,6 +17752,7 @@
           </w:tcPr>
           <w:p>
             <w:pPr>
+              <w:keepNext w:val="false"/>
               <w:spacing w:after="40" w:before="0"/>
               <w:jc w:val="left"/>
             </w:pPr>
@@ -17379,7 +17790,7 @@
             <w:pPr>
               <w:spacing w:after="20" w:before="0"/>
             </w:pPr>
-            <w:hyperlink w:history="1" r:id="rIdpj6mssupcytf3wa7zdyze">
+            <w:hyperlink w:history="1" r:id="rIdv2coi3rhi5vxuriixjzou">
               <w:r>
                 <w:rPr>
                   <w:rFonts w:ascii="Arial" w:cs="Arial" w:eastAsia="Arial" w:hAnsi="Arial"/>
@@ -17412,7 +17823,7 @@
               <w:spacing w:after="10" w:before="0"/>
               <w:ind w:left="120"/>
             </w:pPr>
-            <w:hyperlink w:history="1" r:id="rIdon4axesjuhiuprjbr7qjd">
+            <w:hyperlink w:history="1" r:id="rId1td8mdniau7bh-0gcodd7">
               <w:r>
                 <w:rPr>
                   <w:rFonts w:ascii="Arial" w:cs="Arial" w:eastAsia="Arial" w:hAnsi="Arial"/>
@@ -17457,7 +17868,7 @@
             <w:pPr>
               <w:spacing w:after="20" w:before="0"/>
             </w:pPr>
-            <w:hyperlink w:history="1" r:id="rIdh8qnll9te7v1urnmzcobn">
+            <w:hyperlink w:history="1" r:id="rIdqswe3fhfprfoo50tol1kk">
               <w:r>
                 <w:rPr>
                   <w:rFonts w:ascii="Arial" w:cs="Arial" w:eastAsia="Arial" w:hAnsi="Arial"/>
@@ -17490,7 +17901,7 @@
               <w:spacing w:after="10" w:before="0"/>
               <w:ind w:left="120"/>
             </w:pPr>
-            <w:hyperlink w:history="1" r:id="rIdjddkjs7juqyaatg6_h4pd">
+            <w:hyperlink w:history="1" r:id="rIdnddzvmnl8mhjjbvd3q2kq">
               <w:r>
                 <w:rPr>
                   <w:rFonts w:ascii="Arial" w:cs="Arial" w:eastAsia="Arial" w:hAnsi="Arial"/>
@@ -17518,6 +17929,7 @@
           </w:tcPr>
           <w:p>
             <w:pPr>
+              <w:keepNext w:val="false"/>
               <w:spacing w:after="40" w:before="0"/>
               <w:jc w:val="left"/>
             </w:pPr>
@@ -17550,6 +17962,7 @@
           </w:tcPr>
           <w:p>
             <w:pPr>
+              <w:keepNext w:val="false"/>
               <w:spacing w:after="40" w:before="0"/>
               <w:jc w:val="left"/>
             </w:pPr>
@@ -17582,6 +17995,7 @@
           </w:tcPr>
           <w:p>
             <w:pPr>
+              <w:keepNext w:val="false"/>
               <w:spacing w:after="40" w:before="0"/>
               <w:jc w:val="left"/>
             </w:pPr>
@@ -17614,6 +18028,7 @@
           </w:tcPr>
           <w:p>
             <w:pPr>
+              <w:keepNext w:val="false"/>
               <w:spacing w:after="40" w:before="0"/>
               <w:jc w:val="left"/>
             </w:pPr>
@@ -17648,6 +18063,7 @@
           </w:tcPr>
           <w:p>
             <w:pPr>
+              <w:keepNext w:val="false"/>
               <w:spacing w:after="40" w:before="0"/>
               <w:jc w:val="left"/>
             </w:pPr>
@@ -17685,7 +18101,7 @@
             <w:pPr>
               <w:spacing w:after="20" w:before="0"/>
             </w:pPr>
-            <w:hyperlink w:history="1" r:id="rIdvt6fyyb-sr0blr0w9rkqv">
+            <w:hyperlink w:history="1" r:id="rIdv669mrr0jgjw5lofju9ok">
               <w:r>
                 <w:rPr>
                   <w:rFonts w:ascii="Arial" w:cs="Arial" w:eastAsia="Arial" w:hAnsi="Arial"/>
@@ -17718,7 +18134,7 @@
               <w:spacing w:after="10" w:before="0"/>
               <w:ind w:left="120"/>
             </w:pPr>
-            <w:hyperlink w:history="1" r:id="rIde-otbkobrjox6_ehuwk9t">
+            <w:hyperlink w:history="1" r:id="rIdvuv2easdmmg1o8ltctjlx">
               <w:r>
                 <w:rPr>
                   <w:rFonts w:ascii="Arial" w:cs="Arial" w:eastAsia="Arial" w:hAnsi="Arial"/>
@@ -17763,7 +18179,7 @@
             <w:pPr>
               <w:spacing w:after="20" w:before="0"/>
             </w:pPr>
-            <w:hyperlink w:history="1" r:id="rIdjzt67hqewyuyml-n-tff6">
+            <w:hyperlink w:history="1" r:id="rIdihfzquit18wpzgb9alkru">
               <w:r>
                 <w:rPr>
                   <w:rFonts w:ascii="Arial" w:cs="Arial" w:eastAsia="Arial" w:hAnsi="Arial"/>
@@ -17796,7 +18212,7 @@
               <w:spacing w:after="10" w:before="0"/>
               <w:ind w:left="120"/>
             </w:pPr>
-            <w:hyperlink w:history="1" r:id="rId0effubbudmiqyljhwqf_-">
+            <w:hyperlink w:history="1" r:id="rIdtdxcbyxua67g5nbaxskpf">
               <w:r>
                 <w:rPr>
                   <w:rFonts w:ascii="Arial" w:cs="Arial" w:eastAsia="Arial" w:hAnsi="Arial"/>
@@ -17824,6 +18240,7 @@
           </w:tcPr>
           <w:p>
             <w:pPr>
+              <w:keepNext w:val="false"/>
               <w:spacing w:after="40" w:before="0"/>
               <w:jc w:val="left"/>
             </w:pPr>
@@ -17856,6 +18273,7 @@
           </w:tcPr>
           <w:p>
             <w:pPr>
+              <w:keepNext w:val="false"/>
               <w:spacing w:after="40" w:before="0"/>
               <w:jc w:val="left"/>
             </w:pPr>
@@ -17888,6 +18306,7 @@
           </w:tcPr>
           <w:p>
             <w:pPr>
+              <w:keepNext w:val="false"/>
               <w:spacing w:after="40" w:before="0"/>
               <w:jc w:val="left"/>
             </w:pPr>
@@ -17920,6 +18339,7 @@
           </w:tcPr>
           <w:p>
             <w:pPr>
+              <w:keepNext w:val="false"/>
               <w:spacing w:after="40" w:before="0"/>
               <w:jc w:val="left"/>
             </w:pPr>
@@ -17979,6 +18399,7 @@
           </w:tcPr>
           <w:p>
             <w:pPr>
+              <w:keepNext w:val="false"/>
               <w:spacing w:after="40" w:before="0"/>
               <w:jc w:val="center"/>
             </w:pPr>
@@ -18013,6 +18434,7 @@
           </w:tcPr>
           <w:p>
             <w:pPr>
+              <w:keepNext w:val="false"/>
               <w:spacing w:after="40" w:before="0"/>
               <w:jc w:val="left"/>
             </w:pPr>
@@ -18032,6 +18454,7 @@
           </w:p>
           <w:p>
             <w:pPr>
+              <w:keepNext w:val="false"/>
               <w:spacing w:after="40" w:before="0"/>
               <w:jc w:val="left"/>
             </w:pPr>
@@ -18051,6 +18474,7 @@
           </w:p>
           <w:p>
             <w:pPr>
+              <w:keepNext w:val="false"/>
               <w:spacing w:after="40" w:before="0"/>
               <w:jc w:val="left"/>
             </w:pPr>
@@ -18070,6 +18494,7 @@
           </w:p>
           <w:p>
             <w:pPr>
+              <w:keepNext w:val="false"/>
               <w:spacing w:after="40" w:before="0"/>
               <w:jc w:val="left"/>
             </w:pPr>
@@ -18089,6 +18514,7 @@
           </w:p>
           <w:p>
             <w:pPr>
+              <w:keepNext w:val="false"/>
               <w:spacing w:after="40" w:before="0"/>
               <w:jc w:val="left"/>
             </w:pPr>
@@ -18108,6 +18534,7 @@
           </w:p>
           <w:p>
             <w:pPr>
+              <w:keepNext w:val="false"/>
               <w:spacing w:after="40" w:before="0"/>
               <w:jc w:val="left"/>
             </w:pPr>
@@ -18127,6 +18554,7 @@
           </w:p>
           <w:p>
             <w:pPr>
+              <w:keepNext w:val="false"/>
               <w:spacing w:after="40" w:before="0"/>
               <w:jc w:val="left"/>
             </w:pPr>
@@ -18146,6 +18574,7 @@
           </w:p>
           <w:p>
             <w:pPr>
+              <w:keepNext w:val="false"/>
               <w:spacing w:after="40" w:before="0"/>
               <w:jc w:val="left"/>
             </w:pPr>
@@ -18165,6 +18594,7 @@
           </w:p>
           <w:p>
             <w:pPr>
+              <w:keepNext w:val="false"/>
               <w:spacing w:after="40" w:before="0"/>
               <w:jc w:val="left"/>
             </w:pPr>
@@ -18184,6 +18614,7 @@
           </w:p>
           <w:p>
             <w:pPr>
+              <w:keepNext w:val="false"/>
               <w:spacing w:after="40" w:before="0"/>
               <w:jc w:val="left"/>
             </w:pPr>
@@ -18203,6 +18634,7 @@
           </w:p>
           <w:p>
             <w:pPr>
+              <w:keepNext w:val="false"/>
               <w:spacing w:after="40" w:before="0"/>
               <w:jc w:val="left"/>
             </w:pPr>
@@ -18222,6 +18654,7 @@
           </w:p>
           <w:p>
             <w:pPr>
+              <w:keepNext w:val="false"/>
               <w:spacing w:after="40" w:before="0"/>
               <w:jc w:val="left"/>
             </w:pPr>
@@ -18241,6 +18674,7 @@
           </w:p>
           <w:p>
             <w:pPr>
+              <w:keepNext w:val="false"/>
               <w:spacing w:after="40" w:before="0"/>
               <w:jc w:val="left"/>
             </w:pPr>
@@ -18302,6 +18736,7 @@
           </w:tcPr>
           <w:p>
             <w:pPr>
+              <w:keepNext w:val="false"/>
               <w:spacing w:after="40" w:before="0"/>
               <w:jc w:val="center"/>
             </w:pPr>
@@ -18336,6 +18771,7 @@
           </w:tcPr>
           <w:p>
             <w:pPr>
+              <w:keepNext w:val="false"/>
               <w:spacing w:after="40" w:before="0"/>
               <w:jc w:val="left"/>
             </w:pPr>
@@ -18368,6 +18804,7 @@
           </w:tcPr>
           <w:p>
             <w:pPr>
+              <w:keepNext w:val="false"/>
               <w:spacing w:after="40" w:before="0"/>
               <w:jc w:val="left"/>
             </w:pPr>
@@ -18402,6 +18839,7 @@
           </w:tcPr>
           <w:p>
             <w:pPr>
+              <w:keepNext w:val="false"/>
               <w:spacing w:after="40" w:before="0"/>
               <w:jc w:val="left"/>
             </w:pPr>
@@ -18434,6 +18872,7 @@
           </w:tcPr>
           <w:p>
             <w:pPr>
+              <w:keepNext w:val="false"/>
               <w:spacing w:after="40" w:before="0"/>
               <w:jc w:val="left"/>
             </w:pPr>
@@ -18468,6 +18907,7 @@
           </w:tcPr>
           <w:p>
             <w:pPr>
+              <w:keepNext w:val="false"/>
               <w:spacing w:after="40" w:before="0"/>
               <w:jc w:val="left"/>
             </w:pPr>
@@ -18500,6 +18940,7 @@
           </w:tcPr>
           <w:p>
             <w:pPr>
+              <w:keepNext w:val="false"/>
               <w:spacing w:after="40" w:before="0"/>
               <w:jc w:val="left"/>
             </w:pPr>
@@ -18536,7 +18977,7 @@
         </w:rPr>
         <w:t xml:space="preserve">© 2026 SeaVuria and ARES. Aligned with KICD objectives. Developed by SeaVuria; technical implementation by ARES (with AI assistance from Claude). Licensed under </w:t>
       </w:r>
-      <w:hyperlink w:history="1" r:id="rIdcys7khp804gwwglallags">
+      <w:hyperlink w:history="1" r:id="rIdqqvuadhvkuz3hfqvsfegm">
         <w:r>
           <w:rPr>
             <w:rFonts w:ascii="Arial" w:cs="Arial" w:eastAsia="Arial" w:hAnsi="Arial"/>
@@ -18557,7 +18998,7 @@
         </w:rPr>
         <w:t xml:space="preserve"> (</w:t>
       </w:r>
-      <w:hyperlink w:history="1" r:id="rId5ovzkmsba1ohnoquo2p1y">
+      <w:hyperlink w:history="1" r:id="rId4ulutzzkosh8j6czvasia">
         <w:r>
           <w:rPr>
             <w:rFonts w:ascii="Arial" w:cs="Arial" w:eastAsia="Arial" w:hAnsi="Arial"/>
@@ -18617,6 +19058,7 @@
           </w:tcPr>
           <w:p>
             <w:pPr>
+              <w:keepNext w:val="false"/>
               <w:spacing w:after="40" w:before="0"/>
               <w:jc w:val="center"/>
             </w:pPr>
@@ -18652,6 +19094,7 @@
           </w:tcPr>
           <w:p>
             <w:pPr>
+              <w:keepNext w:val="false"/>
               <w:spacing w:after="40" w:before="0"/>
               <w:jc w:val="center"/>
             </w:pPr>
@@ -18686,6 +19129,7 @@
           </w:tcPr>
           <w:p>
             <w:pPr>
+              <w:keepNext w:val="false"/>
               <w:spacing w:after="40" w:before="0"/>
               <w:jc w:val="left"/>
             </w:pPr>
@@ -18718,6 +19162,7 @@
           </w:tcPr>
           <w:p>
             <w:pPr>
+              <w:keepNext w:val="false"/>
               <w:spacing w:after="40" w:before="0"/>
               <w:jc w:val="left"/>
             </w:pPr>
@@ -18752,6 +19197,7 @@
           </w:tcPr>
           <w:p>
             <w:pPr>
+              <w:keepNext w:val="false"/>
               <w:spacing w:after="40" w:before="0"/>
               <w:jc w:val="left"/>
             </w:pPr>
@@ -18784,6 +19230,7 @@
           </w:tcPr>
           <w:p>
             <w:pPr>
+              <w:keepNext w:val="false"/>
               <w:spacing w:after="40" w:before="0"/>
               <w:jc w:val="left"/>
             </w:pPr>
@@ -18818,6 +19265,7 @@
           </w:tcPr>
           <w:p>
             <w:pPr>
+              <w:keepNext w:val="false"/>
               <w:spacing w:after="40" w:before="0"/>
               <w:jc w:val="left"/>
             </w:pPr>
@@ -18850,6 +19298,7 @@
           </w:tcPr>
           <w:p>
             <w:pPr>
+              <w:keepNext w:val="false"/>
               <w:spacing w:after="40" w:before="0"/>
               <w:jc w:val="left"/>
             </w:pPr>
@@ -18884,6 +19333,7 @@
           </w:tcPr>
           <w:p>
             <w:pPr>
+              <w:keepNext w:val="false"/>
               <w:spacing w:after="40" w:before="0"/>
               <w:jc w:val="left"/>
             </w:pPr>
@@ -18916,6 +19366,7 @@
           </w:tcPr>
           <w:p>
             <w:pPr>
+              <w:keepNext w:val="false"/>
               <w:spacing w:after="40" w:before="0"/>
               <w:jc w:val="left"/>
             </w:pPr>
@@ -18950,6 +19401,7 @@
           </w:tcPr>
           <w:p>
             <w:pPr>
+              <w:keepNext w:val="false"/>
               <w:spacing w:after="40" w:before="0"/>
               <w:jc w:val="left"/>
             </w:pPr>
@@ -18982,6 +19434,7 @@
           </w:tcPr>
           <w:p>
             <w:pPr>
+              <w:keepNext w:val="false"/>
               <w:spacing w:after="40" w:before="0"/>
               <w:jc w:val="left"/>
             </w:pPr>
@@ -19016,6 +19469,7 @@
           </w:tcPr>
           <w:p>
             <w:pPr>
+              <w:keepNext w:val="false"/>
               <w:spacing w:after="40" w:before="0"/>
               <w:jc w:val="left"/>
             </w:pPr>
@@ -19048,6 +19502,7 @@
           </w:tcPr>
           <w:p>
             <w:pPr>
+              <w:keepNext w:val="false"/>
               <w:spacing w:after="40" w:before="0"/>
               <w:jc w:val="left"/>
             </w:pPr>
@@ -19082,6 +19537,7 @@
           </w:tcPr>
           <w:p>
             <w:pPr>
+              <w:keepNext w:val="false"/>
               <w:spacing w:after="40" w:before="0"/>
               <w:jc w:val="left"/>
             </w:pPr>
@@ -19114,6 +19570,7 @@
           </w:tcPr>
           <w:p>
             <w:pPr>
+              <w:keepNext w:val="false"/>
               <w:spacing w:after="40" w:before="0"/>
               <w:jc w:val="left"/>
             </w:pPr>
@@ -19148,6 +19605,7 @@
           </w:tcPr>
           <w:p>
             <w:pPr>
+              <w:keepNext w:val="false"/>
               <w:spacing w:after="40" w:before="0"/>
               <w:jc w:val="left"/>
             </w:pPr>
@@ -19180,6 +19638,7 @@
           </w:tcPr>
           <w:p>
             <w:pPr>
+              <w:keepNext w:val="false"/>
               <w:spacing w:after="40" w:before="0"/>
               <w:jc w:val="left"/>
             </w:pPr>
@@ -19239,6 +19698,7 @@
           </w:tcPr>
           <w:p>
             <w:pPr>
+              <w:keepNext w:val="false"/>
               <w:spacing w:after="40" w:before="0"/>
               <w:jc w:val="center"/>
             </w:pPr>
@@ -19273,6 +19733,7 @@
           </w:tcPr>
           <w:p>
             <w:pPr>
+              <w:keepNext w:val="false"/>
               <w:spacing w:after="40" w:before="0"/>
               <w:jc w:val="left"/>
             </w:pPr>
@@ -19337,6 +19798,7 @@
           </w:tcPr>
           <w:p>
             <w:pPr>
+              <w:keepNext w:val="false"/>
               <w:spacing w:after="40" w:before="0"/>
               <w:jc w:val="center"/>
             </w:pPr>
@@ -19371,6 +19833,7 @@
           </w:tcPr>
           <w:p>
             <w:pPr>
+              <w:keepNext w:val="false"/>
               <w:spacing w:after="40" w:before="0"/>
               <w:jc w:val="left"/>
             </w:pPr>
@@ -19403,6 +19866,7 @@
           </w:tcPr>
           <w:p>
             <w:pPr>
+              <w:keepNext w:val="false"/>
               <w:spacing w:after="40" w:before="0"/>
               <w:jc w:val="left"/>
             </w:pPr>
@@ -19435,6 +19899,7 @@
           </w:tcPr>
           <w:p>
             <w:pPr>
+              <w:keepNext w:val="false"/>
               <w:spacing w:after="40" w:before="0"/>
               <w:jc w:val="left"/>
             </w:pPr>
@@ -19467,6 +19932,7 @@
           </w:tcPr>
           <w:p>
             <w:pPr>
+              <w:keepNext w:val="false"/>
               <w:spacing w:after="40" w:before="0"/>
               <w:jc w:val="left"/>
             </w:pPr>
@@ -19499,6 +19965,7 @@
           </w:tcPr>
           <w:p>
             <w:pPr>
+              <w:keepNext w:val="false"/>
               <w:spacing w:after="40" w:before="0"/>
               <w:jc w:val="left"/>
             </w:pPr>
@@ -19533,6 +20000,7 @@
           </w:tcPr>
           <w:p>
             <w:pPr>
+              <w:keepNext w:val="false"/>
               <w:spacing w:after="40" w:before="0"/>
               <w:jc w:val="left"/>
             </w:pPr>
@@ -19570,7 +20038,7 @@
             <w:pPr>
               <w:spacing w:after="20" w:before="0"/>
             </w:pPr>
-            <w:hyperlink w:history="1" r:id="rIdukvu2pqcubw3oalb_ureu">
+            <w:hyperlink w:history="1" r:id="rIdxfcr1jc8smzfghd-5q5gh">
               <w:r>
                 <w:rPr>
                   <w:rFonts w:ascii="Arial" w:cs="Arial" w:eastAsia="Arial" w:hAnsi="Arial"/>
@@ -19603,7 +20071,7 @@
               <w:spacing w:after="10" w:before="0"/>
               <w:ind w:left="120"/>
             </w:pPr>
-            <w:hyperlink w:history="1" r:id="rIdhn6uz4flmp7ouptrtk1rb">
+            <w:hyperlink w:history="1" r:id="rIdwcdspgflcvloawgph4rf7">
               <w:r>
                 <w:rPr>
                   <w:rFonts w:ascii="Arial" w:cs="Arial" w:eastAsia="Arial" w:hAnsi="Arial"/>
@@ -19665,7 +20133,7 @@
               <w:spacing w:after="10" w:before="0"/>
               <w:ind w:left="120"/>
             </w:pPr>
-            <w:hyperlink w:history="1" r:id="rId9mcomo6eipuq-zy0aofy6">
+            <w:hyperlink w:history="1" r:id="rId5d8zocp8z3jofxy8irgvh">
               <w:r>
                 <w:rPr>
                   <w:rFonts w:ascii="Arial" w:cs="Arial" w:eastAsia="Arial" w:hAnsi="Arial"/>
@@ -19708,6 +20176,7 @@
           </w:tcPr>
           <w:p>
             <w:pPr>
+              <w:keepNext w:val="false"/>
               <w:spacing w:after="40" w:before="0"/>
               <w:jc w:val="left"/>
             </w:pPr>
@@ -19740,6 +20209,7 @@
           </w:tcPr>
           <w:p>
             <w:pPr>
+              <w:keepNext w:val="false"/>
               <w:spacing w:after="40" w:before="0"/>
               <w:jc w:val="left"/>
             </w:pPr>
@@ -19772,6 +20242,7 @@
           </w:tcPr>
           <w:p>
             <w:pPr>
+              <w:keepNext w:val="false"/>
               <w:spacing w:after="40" w:before="0"/>
               <w:jc w:val="left"/>
             </w:pPr>
@@ -19804,6 +20275,7 @@
           </w:tcPr>
           <w:p>
             <w:pPr>
+              <w:keepNext w:val="false"/>
               <w:spacing w:after="40" w:before="0"/>
               <w:jc w:val="left"/>
             </w:pPr>
@@ -19838,6 +20310,7 @@
           </w:tcPr>
           <w:p>
             <w:pPr>
+              <w:keepNext w:val="false"/>
               <w:spacing w:after="40" w:before="0"/>
               <w:jc w:val="left"/>
             </w:pPr>
@@ -19875,7 +20348,7 @@
             <w:pPr>
               <w:spacing w:after="20" w:before="0"/>
             </w:pPr>
-            <w:hyperlink w:history="1" r:id="rIdhqfqhrpb44h634xrx9spd">
+            <w:hyperlink w:history="1" r:id="rIdyn4wrfdhhztjttcj-6vdf">
               <w:r>
                 <w:rPr>
                   <w:rFonts w:ascii="Arial" w:cs="Arial" w:eastAsia="Arial" w:hAnsi="Arial"/>
@@ -19908,7 +20381,7 @@
               <w:spacing w:after="10" w:before="0"/>
               <w:ind w:left="120"/>
             </w:pPr>
-            <w:hyperlink w:history="1" r:id="rIdpaaqr2tzqahnyu_ph89ws">
+            <w:hyperlink w:history="1" r:id="rIdwhovqh9lsqgld6w4jjmxh">
               <w:r>
                 <w:rPr>
                   <w:rFonts w:ascii="Arial" w:cs="Arial" w:eastAsia="Arial" w:hAnsi="Arial"/>
@@ -19970,7 +20443,7 @@
               <w:spacing w:after="10" w:before="0"/>
               <w:ind w:left="120"/>
             </w:pPr>
-            <w:hyperlink w:history="1" r:id="rIdqkh1marrbjcorimtmr-cw">
+            <w:hyperlink w:history="1" r:id="rIdnj40mdeypzkvvmhfdfabc">
               <w:r>
                 <w:rPr>
                   <w:rFonts w:ascii="Arial" w:cs="Arial" w:eastAsia="Arial" w:hAnsi="Arial"/>
@@ -20013,6 +20486,7 @@
           </w:tcPr>
           <w:p>
             <w:pPr>
+              <w:keepNext w:val="false"/>
               <w:spacing w:after="40" w:before="0"/>
               <w:jc w:val="left"/>
             </w:pPr>
@@ -20045,6 +20519,7 @@
           </w:tcPr>
           <w:p>
             <w:pPr>
+              <w:keepNext w:val="false"/>
               <w:spacing w:after="40" w:before="0"/>
               <w:jc w:val="left"/>
             </w:pPr>
@@ -20077,6 +20552,7 @@
           </w:tcPr>
           <w:p>
             <w:pPr>
+              <w:keepNext w:val="false"/>
               <w:spacing w:after="40" w:before="0"/>
               <w:jc w:val="left"/>
             </w:pPr>
@@ -20109,6 +20585,7 @@
           </w:tcPr>
           <w:p>
             <w:pPr>
+              <w:keepNext w:val="false"/>
               <w:spacing w:after="40" w:before="0"/>
               <w:jc w:val="left"/>
             </w:pPr>
@@ -20143,6 +20620,7 @@
           </w:tcPr>
           <w:p>
             <w:pPr>
+              <w:keepNext w:val="false"/>
               <w:spacing w:after="40" w:before="0"/>
               <w:jc w:val="left"/>
             </w:pPr>
@@ -20180,7 +20658,7 @@
             <w:pPr>
               <w:spacing w:after="20" w:before="0"/>
             </w:pPr>
-            <w:hyperlink w:history="1" r:id="rIdr6x11wtrf5cju6cdanu3j">
+            <w:hyperlink w:history="1" r:id="rId08gzd3l3us_a4xz87lcgr">
               <w:r>
                 <w:rPr>
                   <w:rFonts w:ascii="Arial" w:cs="Arial" w:eastAsia="Arial" w:hAnsi="Arial"/>
@@ -20229,7 +20707,7 @@
               <w:spacing w:after="10" w:before="0"/>
               <w:ind w:left="120"/>
             </w:pPr>
-            <w:hyperlink w:history="1" r:id="rIdhhfnnbpxrdtxhfstkimz-">
+            <w:hyperlink w:history="1" r:id="rId673wb1eolopfe2t7wwnk1">
               <w:r>
                 <w:rPr>
                   <w:rFonts w:ascii="Arial" w:cs="Arial" w:eastAsia="Arial" w:hAnsi="Arial"/>
@@ -20291,7 +20769,7 @@
               <w:spacing w:after="10" w:before="0"/>
               <w:ind w:left="120"/>
             </w:pPr>
-            <w:hyperlink w:history="1" r:id="rId6qzlm81dtrfhrriysyv-q">
+            <w:hyperlink w:history="1" r:id="rIdgvgr2ccgjyfojs-hln7as">
               <w:r>
                 <w:rPr>
                   <w:rFonts w:ascii="Arial" w:cs="Arial" w:eastAsia="Arial" w:hAnsi="Arial"/>
@@ -20334,6 +20812,7 @@
           </w:tcPr>
           <w:p>
             <w:pPr>
+              <w:keepNext w:val="false"/>
               <w:spacing w:after="40" w:before="0"/>
               <w:jc w:val="left"/>
             </w:pPr>
@@ -20366,6 +20845,7 @@
           </w:tcPr>
           <w:p>
             <w:pPr>
+              <w:keepNext w:val="false"/>
               <w:spacing w:after="40" w:before="0"/>
               <w:jc w:val="left"/>
             </w:pPr>
@@ -20398,6 +20878,7 @@
           </w:tcPr>
           <w:p>
             <w:pPr>
+              <w:keepNext w:val="false"/>
               <w:spacing w:after="40" w:before="0"/>
               <w:jc w:val="left"/>
             </w:pPr>
@@ -20430,6 +20911,7 @@
           </w:tcPr>
           <w:p>
             <w:pPr>
+              <w:keepNext w:val="false"/>
               <w:spacing w:after="40" w:before="0"/>
               <w:jc w:val="left"/>
             </w:pPr>
@@ -20464,6 +20946,7 @@
           </w:tcPr>
           <w:p>
             <w:pPr>
+              <w:keepNext w:val="false"/>
               <w:spacing w:after="40" w:before="0"/>
               <w:jc w:val="left"/>
             </w:pPr>
@@ -20501,7 +20984,7 @@
             <w:pPr>
               <w:spacing w:after="20" w:before="0"/>
             </w:pPr>
-            <w:hyperlink w:history="1" r:id="rIdxmzdzlhgjsgchdwy8jmnc">
+            <w:hyperlink w:history="1" r:id="rIdbmwjvcf6puh5zakrxxffi">
               <w:r>
                 <w:rPr>
                   <w:rFonts w:ascii="Arial" w:cs="Arial" w:eastAsia="Arial" w:hAnsi="Arial"/>
@@ -20550,7 +21033,7 @@
               <w:spacing w:after="10" w:before="0"/>
               <w:ind w:left="120"/>
             </w:pPr>
-            <w:hyperlink w:history="1" r:id="rIdegyo4f2msilsk_xif3mhi">
+            <w:hyperlink w:history="1" r:id="rIdau_vryrzxkj2qyhw202t9">
               <w:r>
                 <w:rPr>
                   <w:rFonts w:ascii="Arial" w:cs="Arial" w:eastAsia="Arial" w:hAnsi="Arial"/>
@@ -20612,7 +21095,7 @@
               <w:spacing w:after="10" w:before="0"/>
               <w:ind w:left="120"/>
             </w:pPr>
-            <w:hyperlink w:history="1" r:id="rIdwcjhogukb5kgdcmyvtnke">
+            <w:hyperlink w:history="1" r:id="rIdrypcfzfjwtsqrl28mscjm">
               <w:r>
                 <w:rPr>
                   <w:rFonts w:ascii="Arial" w:cs="Arial" w:eastAsia="Arial" w:hAnsi="Arial"/>
@@ -20655,6 +21138,7 @@
           </w:tcPr>
           <w:p>
             <w:pPr>
+              <w:keepNext w:val="false"/>
               <w:spacing w:after="40" w:before="0"/>
               <w:jc w:val="left"/>
             </w:pPr>
@@ -20687,6 +21171,7 @@
           </w:tcPr>
           <w:p>
             <w:pPr>
+              <w:keepNext w:val="false"/>
               <w:spacing w:after="40" w:before="0"/>
               <w:jc w:val="left"/>
             </w:pPr>
@@ -20719,6 +21204,7 @@
           </w:tcPr>
           <w:p>
             <w:pPr>
+              <w:keepNext w:val="false"/>
               <w:spacing w:after="40" w:before="0"/>
               <w:jc w:val="left"/>
             </w:pPr>
@@ -20751,6 +21237,7 @@
           </w:tcPr>
           <w:p>
             <w:pPr>
+              <w:keepNext w:val="false"/>
               <w:spacing w:after="40" w:before="0"/>
               <w:jc w:val="left"/>
             </w:pPr>
@@ -20785,6 +21272,7 @@
           </w:tcPr>
           <w:p>
             <w:pPr>
+              <w:keepNext w:val="false"/>
               <w:spacing w:after="40" w:before="0"/>
               <w:jc w:val="left"/>
             </w:pPr>
@@ -20822,7 +21310,7 @@
             <w:pPr>
               <w:spacing w:after="20" w:before="0"/>
             </w:pPr>
-            <w:hyperlink w:history="1" r:id="rIdoghm8sfry_1iwmuoxtsnc">
+            <w:hyperlink w:history="1" r:id="rIdk0dwcdh78xc4_thcjrtav">
               <w:r>
                 <w:rPr>
                   <w:rFonts w:ascii="Arial" w:cs="Arial" w:eastAsia="Arial" w:hAnsi="Arial"/>
@@ -20855,7 +21343,7 @@
               <w:spacing w:after="10" w:before="0"/>
               <w:ind w:left="120"/>
             </w:pPr>
-            <w:hyperlink w:history="1" r:id="rIdmwq-gnhkwgcnsg6-fv_r1">
+            <w:hyperlink w:history="1" r:id="rIdat_layr-fr7ipq48ua1hs">
               <w:r>
                 <w:rPr>
                   <w:rFonts w:ascii="Arial" w:cs="Arial" w:eastAsia="Arial" w:hAnsi="Arial"/>
@@ -20917,7 +21405,7 @@
               <w:spacing w:after="10" w:before="0"/>
               <w:ind w:left="120"/>
             </w:pPr>
-            <w:hyperlink w:history="1" r:id="rIdbeeb8mdxptdys1yzicf9h">
+            <w:hyperlink w:history="1" r:id="rIdahjbj__w4cjvfeiw74mo5">
               <w:r>
                 <w:rPr>
                   <w:rFonts w:ascii="Arial" w:cs="Arial" w:eastAsia="Arial" w:hAnsi="Arial"/>
@@ -20960,6 +21448,7 @@
           </w:tcPr>
           <w:p>
             <w:pPr>
+              <w:keepNext w:val="false"/>
               <w:spacing w:after="40" w:before="0"/>
               <w:jc w:val="left"/>
             </w:pPr>
@@ -20992,6 +21481,7 @@
           </w:tcPr>
           <w:p>
             <w:pPr>
+              <w:keepNext w:val="false"/>
               <w:spacing w:after="40" w:before="0"/>
               <w:jc w:val="left"/>
             </w:pPr>
@@ -21024,6 +21514,7 @@
           </w:tcPr>
           <w:p>
             <w:pPr>
+              <w:keepNext w:val="false"/>
               <w:spacing w:after="40" w:before="0"/>
               <w:jc w:val="left"/>
             </w:pPr>
@@ -21056,6 +21547,7 @@
           </w:tcPr>
           <w:p>
             <w:pPr>
+              <w:keepNext w:val="false"/>
               <w:spacing w:after="40" w:before="0"/>
               <w:jc w:val="left"/>
             </w:pPr>
@@ -21115,6 +21607,7 @@
           </w:tcPr>
           <w:p>
             <w:pPr>
+              <w:keepNext w:val="false"/>
               <w:spacing w:after="40" w:before="0"/>
               <w:jc w:val="center"/>
             </w:pPr>
@@ -21149,6 +21642,7 @@
           </w:tcPr>
           <w:p>
             <w:pPr>
+              <w:keepNext w:val="false"/>
               <w:spacing w:after="40" w:before="0"/>
               <w:jc w:val="left"/>
             </w:pPr>
@@ -21210,6 +21704,7 @@
           </w:tcPr>
           <w:p>
             <w:pPr>
+              <w:keepNext w:val="false"/>
               <w:spacing w:after="40" w:before="0"/>
               <w:jc w:val="center"/>
             </w:pPr>
@@ -21244,6 +21739,7 @@
           </w:tcPr>
           <w:p>
             <w:pPr>
+              <w:keepNext w:val="false"/>
               <w:spacing w:after="40" w:before="0"/>
               <w:jc w:val="left"/>
             </w:pPr>
@@ -21276,6 +21772,7 @@
           </w:tcPr>
           <w:p>
             <w:pPr>
+              <w:keepNext w:val="false"/>
               <w:spacing w:after="40" w:before="0"/>
               <w:jc w:val="left"/>
             </w:pPr>
@@ -21310,6 +21807,7 @@
           </w:tcPr>
           <w:p>
             <w:pPr>
+              <w:keepNext w:val="false"/>
               <w:spacing w:after="40" w:before="0"/>
               <w:jc w:val="left"/>
             </w:pPr>
@@ -21342,6 +21840,7 @@
           </w:tcPr>
           <w:p>
             <w:pPr>
+              <w:keepNext w:val="false"/>
               <w:spacing w:after="40" w:before="0"/>
               <w:jc w:val="left"/>
             </w:pPr>
@@ -21376,6 +21875,7 @@
           </w:tcPr>
           <w:p>
             <w:pPr>
+              <w:keepNext w:val="false"/>
               <w:spacing w:after="40" w:before="0"/>
               <w:jc w:val="left"/>
             </w:pPr>
@@ -21408,6 +21908,7 @@
           </w:tcPr>
           <w:p>
             <w:pPr>
+              <w:keepNext w:val="false"/>
               <w:spacing w:after="40" w:before="0"/>
               <w:jc w:val="left"/>
             </w:pPr>
@@ -21444,7 +21945,7 @@
         </w:rPr>
         <w:t xml:space="preserve">© 2026 SeaVuria and ARES. Aligned with KICD objectives. Developed by SeaVuria; technical implementation by ARES (with AI assistance from Claude). Licensed under </w:t>
       </w:r>
-      <w:hyperlink w:history="1" r:id="rIddortdhtaki6odjcyj_ckc">
+      <w:hyperlink w:history="1" r:id="rId5jy2rppitzms6enbpczyj">
         <w:r>
           <w:rPr>
             <w:rFonts w:ascii="Arial" w:cs="Arial" w:eastAsia="Arial" w:hAnsi="Arial"/>
@@ -21465,7 +21966,7 @@
         </w:rPr>
         <w:t xml:space="preserve"> (</w:t>
       </w:r>
-      <w:hyperlink w:history="1" r:id="rIdxb5chyyw9knnvauwzr6-s">
+      <w:hyperlink w:history="1" r:id="rIdbaflzfgkfcztwusqhr9nt">
         <w:r>
           <w:rPr>
             <w:rFonts w:ascii="Arial" w:cs="Arial" w:eastAsia="Arial" w:hAnsi="Arial"/>
@@ -21525,6 +22026,7 @@
           </w:tcPr>
           <w:p>
             <w:pPr>
+              <w:keepNext w:val="false"/>
               <w:spacing w:after="40" w:before="0"/>
               <w:jc w:val="center"/>
             </w:pPr>
@@ -21560,6 +22062,7 @@
           </w:tcPr>
           <w:p>
             <w:pPr>
+              <w:keepNext w:val="false"/>
               <w:spacing w:after="40" w:before="0"/>
               <w:jc w:val="center"/>
             </w:pPr>
@@ -21594,6 +22097,7 @@
           </w:tcPr>
           <w:p>
             <w:pPr>
+              <w:keepNext w:val="false"/>
               <w:spacing w:after="40" w:before="0"/>
               <w:jc w:val="left"/>
             </w:pPr>
@@ -21626,6 +22130,7 @@
           </w:tcPr>
           <w:p>
             <w:pPr>
+              <w:keepNext w:val="false"/>
               <w:spacing w:after="40" w:before="0"/>
               <w:jc w:val="left"/>
             </w:pPr>
@@ -21660,6 +22165,7 @@
           </w:tcPr>
           <w:p>
             <w:pPr>
+              <w:keepNext w:val="false"/>
               <w:spacing w:after="40" w:before="0"/>
               <w:jc w:val="left"/>
             </w:pPr>
@@ -21692,6 +22198,7 @@
           </w:tcPr>
           <w:p>
             <w:pPr>
+              <w:keepNext w:val="false"/>
               <w:spacing w:after="40" w:before="0"/>
               <w:jc w:val="left"/>
             </w:pPr>
@@ -21726,6 +22233,7 @@
           </w:tcPr>
           <w:p>
             <w:pPr>
+              <w:keepNext w:val="false"/>
               <w:spacing w:after="40" w:before="0"/>
               <w:jc w:val="left"/>
             </w:pPr>
@@ -21758,6 +22266,7 @@
           </w:tcPr>
           <w:p>
             <w:pPr>
+              <w:keepNext w:val="false"/>
               <w:spacing w:after="40" w:before="0"/>
               <w:jc w:val="left"/>
             </w:pPr>
@@ -21792,6 +22301,7 @@
           </w:tcPr>
           <w:p>
             <w:pPr>
+              <w:keepNext w:val="false"/>
               <w:spacing w:after="40" w:before="0"/>
               <w:jc w:val="left"/>
             </w:pPr>
@@ -21824,6 +22334,7 @@
           </w:tcPr>
           <w:p>
             <w:pPr>
+              <w:keepNext w:val="false"/>
               <w:spacing w:after="40" w:before="0"/>
               <w:jc w:val="left"/>
             </w:pPr>
@@ -21858,6 +22369,7 @@
           </w:tcPr>
           <w:p>
             <w:pPr>
+              <w:keepNext w:val="false"/>
               <w:spacing w:after="40" w:before="0"/>
               <w:jc w:val="left"/>
             </w:pPr>
@@ -21890,6 +22402,7 @@
           </w:tcPr>
           <w:p>
             <w:pPr>
+              <w:keepNext w:val="false"/>
               <w:spacing w:after="40" w:before="0"/>
               <w:jc w:val="left"/>
             </w:pPr>
@@ -21924,6 +22437,7 @@
           </w:tcPr>
           <w:p>
             <w:pPr>
+              <w:keepNext w:val="false"/>
               <w:spacing w:after="40" w:before="0"/>
               <w:jc w:val="left"/>
             </w:pPr>
@@ -21956,6 +22470,7 @@
           </w:tcPr>
           <w:p>
             <w:pPr>
+              <w:keepNext w:val="false"/>
               <w:spacing w:after="40" w:before="0"/>
               <w:jc w:val="left"/>
             </w:pPr>
@@ -21990,6 +22505,7 @@
           </w:tcPr>
           <w:p>
             <w:pPr>
+              <w:keepNext w:val="false"/>
               <w:spacing w:after="40" w:before="0"/>
               <w:jc w:val="left"/>
             </w:pPr>
@@ -22022,6 +22538,7 @@
           </w:tcPr>
           <w:p>
             <w:pPr>
+              <w:keepNext w:val="false"/>
               <w:spacing w:after="40" w:before="0"/>
               <w:jc w:val="left"/>
             </w:pPr>
@@ -22056,6 +22573,7 @@
           </w:tcPr>
           <w:p>
             <w:pPr>
+              <w:keepNext w:val="false"/>
               <w:spacing w:after="40" w:before="0"/>
               <w:jc w:val="left"/>
             </w:pPr>
@@ -22088,6 +22606,7 @@
           </w:tcPr>
           <w:p>
             <w:pPr>
+              <w:keepNext w:val="false"/>
               <w:spacing w:after="40" w:before="0"/>
               <w:jc w:val="left"/>
             </w:pPr>
@@ -22147,6 +22666,7 @@
           </w:tcPr>
           <w:p>
             <w:pPr>
+              <w:keepNext w:val="false"/>
               <w:spacing w:after="40" w:before="0"/>
               <w:jc w:val="center"/>
             </w:pPr>
@@ -22181,6 +22701,7 @@
           </w:tcPr>
           <w:p>
             <w:pPr>
+              <w:keepNext w:val="false"/>
               <w:spacing w:after="40" w:before="0"/>
               <w:jc w:val="left"/>
             </w:pPr>
@@ -22245,6 +22766,7 @@
           </w:tcPr>
           <w:p>
             <w:pPr>
+              <w:keepNext w:val="false"/>
               <w:spacing w:after="40" w:before="0"/>
               <w:jc w:val="center"/>
             </w:pPr>
@@ -22279,6 +22801,7 @@
           </w:tcPr>
           <w:p>
             <w:pPr>
+              <w:keepNext w:val="false"/>
               <w:spacing w:after="40" w:before="0"/>
               <w:jc w:val="left"/>
             </w:pPr>
@@ -22311,6 +22834,7 @@
           </w:tcPr>
           <w:p>
             <w:pPr>
+              <w:keepNext w:val="false"/>
               <w:spacing w:after="40" w:before="0"/>
               <w:jc w:val="left"/>
             </w:pPr>
@@ -22343,6 +22867,7 @@
           </w:tcPr>
           <w:p>
             <w:pPr>
+              <w:keepNext w:val="false"/>
               <w:spacing w:after="40" w:before="0"/>
               <w:jc w:val="left"/>
             </w:pPr>
@@ -22375,6 +22900,7 @@
           </w:tcPr>
           <w:p>
             <w:pPr>
+              <w:keepNext w:val="false"/>
               <w:spacing w:after="40" w:before="0"/>
               <w:jc w:val="left"/>
             </w:pPr>
@@ -22407,6 +22933,7 @@
           </w:tcPr>
           <w:p>
             <w:pPr>
+              <w:keepNext w:val="false"/>
               <w:spacing w:after="40" w:before="0"/>
               <w:jc w:val="left"/>
             </w:pPr>
@@ -22441,6 +22968,7 @@
           </w:tcPr>
           <w:p>
             <w:pPr>
+              <w:keepNext w:val="false"/>
               <w:spacing w:after="40" w:before="0"/>
               <w:jc w:val="left"/>
             </w:pPr>
@@ -22478,7 +23006,7 @@
             <w:pPr>
               <w:spacing w:after="20" w:before="0"/>
             </w:pPr>
-            <w:hyperlink w:history="1" r:id="rIdzf5jzlrzgjp-kh-m6bt6_">
+            <w:hyperlink w:history="1" r:id="rId9dhll_t_gpcseepv_kyox">
               <w:r>
                 <w:rPr>
                   <w:rFonts w:ascii="Arial" w:cs="Arial" w:eastAsia="Arial" w:hAnsi="Arial"/>
@@ -22511,7 +23039,7 @@
               <w:spacing w:after="10" w:before="0"/>
               <w:ind w:left="120"/>
             </w:pPr>
-            <w:hyperlink w:history="1" r:id="rIdq5d4zkwgpebmji2_otslb">
+            <w:hyperlink w:history="1" r:id="rIdvwy2n-x-pd9tf4fudtqx8">
               <w:r>
                 <w:rPr>
                   <w:rFonts w:ascii="Arial" w:cs="Arial" w:eastAsia="Arial" w:hAnsi="Arial"/>
@@ -22556,7 +23084,7 @@
             <w:pPr>
               <w:spacing w:after="20" w:before="0"/>
             </w:pPr>
-            <w:hyperlink w:history="1" r:id="rIdqypvpepmncqmekwqmy6kb">
+            <w:hyperlink w:history="1" r:id="rIdctsjmjbyr5mh4q9am3w16">
               <w:r>
                 <w:rPr>
                   <w:rFonts w:ascii="Arial" w:cs="Arial" w:eastAsia="Arial" w:hAnsi="Arial"/>
@@ -22589,7 +23117,7 @@
               <w:spacing w:after="10" w:before="0"/>
               <w:ind w:left="120"/>
             </w:pPr>
-            <w:hyperlink w:history="1" r:id="rIdjl0ztlqpb0ql69znyeow5">
+            <w:hyperlink w:history="1" r:id="rIde45plnwry7hsvagbkzsom">
               <w:r>
                 <w:rPr>
                   <w:rFonts w:ascii="Arial" w:cs="Arial" w:eastAsia="Arial" w:hAnsi="Arial"/>
@@ -22617,6 +23145,7 @@
           </w:tcPr>
           <w:p>
             <w:pPr>
+              <w:keepNext w:val="false"/>
               <w:spacing w:after="40" w:before="0"/>
               <w:jc w:val="left"/>
             </w:pPr>
@@ -22649,6 +23178,7 @@
           </w:tcPr>
           <w:p>
             <w:pPr>
+              <w:keepNext w:val="false"/>
               <w:spacing w:after="40" w:before="0"/>
               <w:jc w:val="left"/>
             </w:pPr>
@@ -22681,6 +23211,7 @@
           </w:tcPr>
           <w:p>
             <w:pPr>
+              <w:keepNext w:val="false"/>
               <w:spacing w:after="40" w:before="0"/>
               <w:jc w:val="left"/>
             </w:pPr>
@@ -22713,6 +23244,7 @@
           </w:tcPr>
           <w:p>
             <w:pPr>
+              <w:keepNext w:val="false"/>
               <w:spacing w:after="40" w:before="0"/>
               <w:jc w:val="left"/>
             </w:pPr>
@@ -22747,6 +23279,7 @@
           </w:tcPr>
           <w:p>
             <w:pPr>
+              <w:keepNext w:val="false"/>
               <w:spacing w:after="40" w:before="0"/>
               <w:jc w:val="left"/>
             </w:pPr>
@@ -22784,7 +23317,7 @@
             <w:pPr>
               <w:spacing w:after="20" w:before="0"/>
             </w:pPr>
-            <w:hyperlink w:history="1" r:id="rIdfhsv64dvowt4rue7qt59v">
+            <w:hyperlink w:history="1" r:id="rIdjlwuvubbsqk6yylqlnhi_">
               <w:r>
                 <w:rPr>
                   <w:rFonts w:ascii="Arial" w:cs="Arial" w:eastAsia="Arial" w:hAnsi="Arial"/>
@@ -22817,7 +23350,7 @@
               <w:spacing w:after="10" w:before="0"/>
               <w:ind w:left="120"/>
             </w:pPr>
-            <w:hyperlink w:history="1" r:id="rIdccudtiyef34_r61knmidi">
+            <w:hyperlink w:history="1" r:id="rIdeclhtztaznonxylqjk8ri">
               <w:r>
                 <w:rPr>
                   <w:rFonts w:ascii="Arial" w:cs="Arial" w:eastAsia="Arial" w:hAnsi="Arial"/>
@@ -22862,7 +23395,7 @@
             <w:pPr>
               <w:spacing w:after="20" w:before="0"/>
             </w:pPr>
-            <w:hyperlink w:history="1" r:id="rIdf_ipiyojiixkjbviizdml">
+            <w:hyperlink w:history="1" r:id="rIdyiywbmpz0ufx5bvwdotwo">
               <w:r>
                 <w:rPr>
                   <w:rFonts w:ascii="Arial" w:cs="Arial" w:eastAsia="Arial" w:hAnsi="Arial"/>
@@ -22895,7 +23428,7 @@
               <w:spacing w:after="10" w:before="0"/>
               <w:ind w:left="120"/>
             </w:pPr>
-            <w:hyperlink w:history="1" r:id="rIdmoai7mdrjreh15ncwcw-x">
+            <w:hyperlink w:history="1" r:id="rId24ixjz4g7orsyg7o34nhu">
               <w:r>
                 <w:rPr>
                   <w:rFonts w:ascii="Arial" w:cs="Arial" w:eastAsia="Arial" w:hAnsi="Arial"/>
@@ -22923,6 +23456,7 @@
           </w:tcPr>
           <w:p>
             <w:pPr>
+              <w:keepNext w:val="false"/>
               <w:spacing w:after="40" w:before="0"/>
               <w:jc w:val="left"/>
             </w:pPr>
@@ -22955,6 +23489,7 @@
           </w:tcPr>
           <w:p>
             <w:pPr>
+              <w:keepNext w:val="false"/>
               <w:spacing w:after="40" w:before="0"/>
               <w:jc w:val="left"/>
             </w:pPr>
@@ -22987,6 +23522,7 @@
           </w:tcPr>
           <w:p>
             <w:pPr>
+              <w:keepNext w:val="false"/>
               <w:spacing w:after="40" w:before="0"/>
               <w:jc w:val="left"/>
             </w:pPr>
@@ -23019,6 +23555,7 @@
           </w:tcPr>
           <w:p>
             <w:pPr>
+              <w:keepNext w:val="false"/>
               <w:spacing w:after="40" w:before="0"/>
               <w:jc w:val="left"/>
             </w:pPr>
@@ -23053,6 +23590,7 @@
           </w:tcPr>
           <w:p>
             <w:pPr>
+              <w:keepNext w:val="false"/>
               <w:spacing w:after="40" w:before="0"/>
               <w:jc w:val="left"/>
             </w:pPr>
@@ -23090,7 +23628,7 @@
             <w:pPr>
               <w:spacing w:after="20" w:before="0"/>
             </w:pPr>
-            <w:hyperlink w:history="1" r:id="rIddba_zhphyyfpqz48ah6p_">
+            <w:hyperlink w:history="1" r:id="rIdv_c0vba95beneqdstzp5w">
               <w:r>
                 <w:rPr>
                   <w:rFonts w:ascii="Arial" w:cs="Arial" w:eastAsia="Arial" w:hAnsi="Arial"/>
@@ -23139,7 +23677,7 @@
               <w:spacing w:after="10" w:before="0"/>
               <w:ind w:left="120"/>
             </w:pPr>
-            <w:hyperlink w:history="1" r:id="rIdnpawdwmt8tuc4c_pdbpkp">
+            <w:hyperlink w:history="1" r:id="rIdzvyadxi63h10kpfcarzdc">
               <w:r>
                 <w:rPr>
                   <w:rFonts w:ascii="Arial" w:cs="Arial" w:eastAsia="Arial" w:hAnsi="Arial"/>
@@ -23184,7 +23722,7 @@
             <w:pPr>
               <w:spacing w:after="20" w:before="0"/>
             </w:pPr>
-            <w:hyperlink w:history="1" r:id="rIdag0h12ou4tcavfjzwppfm">
+            <w:hyperlink w:history="1" r:id="rIdzry6jwycjzdwfxz_r77mz">
               <w:r>
                 <w:rPr>
                   <w:rFonts w:ascii="Arial" w:cs="Arial" w:eastAsia="Arial" w:hAnsi="Arial"/>
@@ -23233,7 +23771,7 @@
               <w:spacing w:after="10" w:before="0"/>
               <w:ind w:left="120"/>
             </w:pPr>
-            <w:hyperlink w:history="1" r:id="rIda-c3qxcy659sivxm6bwrb">
+            <w:hyperlink w:history="1" r:id="rIdvg85tbuuegg5jox8pw9lt">
               <w:r>
                 <w:rPr>
                   <w:rFonts w:ascii="Arial" w:cs="Arial" w:eastAsia="Arial" w:hAnsi="Arial"/>
@@ -23261,6 +23799,7 @@
           </w:tcPr>
           <w:p>
             <w:pPr>
+              <w:keepNext w:val="false"/>
               <w:spacing w:after="40" w:before="0"/>
               <w:jc w:val="left"/>
             </w:pPr>
@@ -23293,6 +23832,7 @@
           </w:tcPr>
           <w:p>
             <w:pPr>
+              <w:keepNext w:val="false"/>
               <w:spacing w:after="40" w:before="0"/>
               <w:jc w:val="left"/>
             </w:pPr>
@@ -23325,6 +23865,7 @@
           </w:tcPr>
           <w:p>
             <w:pPr>
+              <w:keepNext w:val="false"/>
               <w:spacing w:after="40" w:before="0"/>
               <w:jc w:val="left"/>
             </w:pPr>
@@ -23357,6 +23898,7 @@
           </w:tcPr>
           <w:p>
             <w:pPr>
+              <w:keepNext w:val="false"/>
               <w:spacing w:after="40" w:before="0"/>
               <w:jc w:val="left"/>
             </w:pPr>
@@ -23391,6 +23933,7 @@
           </w:tcPr>
           <w:p>
             <w:pPr>
+              <w:keepNext w:val="false"/>
               <w:spacing w:after="40" w:before="0"/>
               <w:jc w:val="left"/>
             </w:pPr>
@@ -23428,7 +23971,7 @@
             <w:pPr>
               <w:spacing w:after="20" w:before="0"/>
             </w:pPr>
-            <w:hyperlink w:history="1" r:id="rIdkw1bb3nyzgqzt3-djfpuf">
+            <w:hyperlink w:history="1" r:id="rIdgjukpjv4-7tzsoowmcwny">
               <w:r>
                 <w:rPr>
                   <w:rFonts w:ascii="Arial" w:cs="Arial" w:eastAsia="Arial" w:hAnsi="Arial"/>
@@ -23477,7 +24020,7 @@
               <w:spacing w:after="10" w:before="0"/>
               <w:ind w:left="120"/>
             </w:pPr>
-            <w:hyperlink w:history="1" r:id="rIdgb8s4kx4w9roczg-0qe_o">
+            <w:hyperlink w:history="1" r:id="rId5bzlle4pksjx1-5sy9trg">
               <w:r>
                 <w:rPr>
                   <w:rFonts w:ascii="Arial" w:cs="Arial" w:eastAsia="Arial" w:hAnsi="Arial"/>
@@ -23522,7 +24065,7 @@
             <w:pPr>
               <w:spacing w:after="20" w:before="0"/>
             </w:pPr>
-            <w:hyperlink w:history="1" r:id="rIdcfuduvubf_nkki6kapfyy">
+            <w:hyperlink w:history="1" r:id="rIdwd3ujgaf5fhfc_i4nlt5b">
               <w:r>
                 <w:rPr>
                   <w:rFonts w:ascii="Arial" w:cs="Arial" w:eastAsia="Arial" w:hAnsi="Arial"/>
@@ -23571,7 +24114,7 @@
               <w:spacing w:after="10" w:before="0"/>
               <w:ind w:left="120"/>
             </w:pPr>
-            <w:hyperlink w:history="1" r:id="rId8v2dykoviaern1hqc7gbd">
+            <w:hyperlink w:history="1" r:id="rIdh4l1_uswli_bu2rvj-kuw">
               <w:r>
                 <w:rPr>
                   <w:rFonts w:ascii="Arial" w:cs="Arial" w:eastAsia="Arial" w:hAnsi="Arial"/>
@@ -23599,6 +24142,7 @@
           </w:tcPr>
           <w:p>
             <w:pPr>
+              <w:keepNext w:val="false"/>
               <w:spacing w:after="40" w:before="0"/>
               <w:jc w:val="left"/>
             </w:pPr>
@@ -23631,6 +24175,7 @@
           </w:tcPr>
           <w:p>
             <w:pPr>
+              <w:keepNext w:val="false"/>
               <w:spacing w:after="40" w:before="0"/>
               <w:jc w:val="left"/>
             </w:pPr>
@@ -23663,6 +24208,7 @@
           </w:tcPr>
           <w:p>
             <w:pPr>
+              <w:keepNext w:val="false"/>
               <w:spacing w:after="40" w:before="0"/>
               <w:jc w:val="left"/>
             </w:pPr>
@@ -23695,6 +24241,7 @@
           </w:tcPr>
           <w:p>
             <w:pPr>
+              <w:keepNext w:val="false"/>
               <w:spacing w:after="40" w:before="0"/>
               <w:jc w:val="left"/>
             </w:pPr>
@@ -23729,6 +24276,7 @@
           </w:tcPr>
           <w:p>
             <w:pPr>
+              <w:keepNext w:val="false"/>
               <w:spacing w:after="40" w:before="0"/>
               <w:jc w:val="left"/>
             </w:pPr>
@@ -23766,7 +24314,7 @@
             <w:pPr>
               <w:spacing w:after="20" w:before="0"/>
             </w:pPr>
-            <w:hyperlink w:history="1" r:id="rId8ssug9bnrorydzikv2jfu">
+            <w:hyperlink w:history="1" r:id="rIdbfy_fqytu2pv5hqq6mox4">
               <w:r>
                 <w:rPr>
                   <w:rFonts w:ascii="Arial" w:cs="Arial" w:eastAsia="Arial" w:hAnsi="Arial"/>
@@ -23815,7 +24363,7 @@
               <w:spacing w:after="10" w:before="0"/>
               <w:ind w:left="120"/>
             </w:pPr>
-            <w:hyperlink w:history="1" r:id="rIdgusf_fw0--mjssxkgsvxf">
+            <w:hyperlink w:history="1" r:id="rId_h1yjj1mopsfirrjs3-do">
               <w:r>
                 <w:rPr>
                   <w:rFonts w:ascii="Arial" w:cs="Arial" w:eastAsia="Arial" w:hAnsi="Arial"/>
@@ -23860,7 +24408,7 @@
             <w:pPr>
               <w:spacing w:after="20" w:before="0"/>
             </w:pPr>
-            <w:hyperlink w:history="1" r:id="rIdabgnzkj6jot4zexv1yk0-">
+            <w:hyperlink w:history="1" r:id="rIdtnoj2m34vuj2qbklmkaub">
               <w:r>
                 <w:rPr>
                   <w:rFonts w:ascii="Arial" w:cs="Arial" w:eastAsia="Arial" w:hAnsi="Arial"/>
@@ -23909,7 +24457,7 @@
               <w:spacing w:after="10" w:before="0"/>
               <w:ind w:left="120"/>
             </w:pPr>
-            <w:hyperlink w:history="1" r:id="rId7ztauolc1pguyng4v7nny">
+            <w:hyperlink w:history="1" r:id="rIdefwo4vjeng6mnypcdimbq">
               <w:r>
                 <w:rPr>
                   <w:rFonts w:ascii="Arial" w:cs="Arial" w:eastAsia="Arial" w:hAnsi="Arial"/>
@@ -23937,6 +24485,7 @@
           </w:tcPr>
           <w:p>
             <w:pPr>
+              <w:keepNext w:val="false"/>
               <w:spacing w:after="40" w:before="0"/>
               <w:jc w:val="left"/>
             </w:pPr>
@@ -23969,6 +24518,7 @@
           </w:tcPr>
           <w:p>
             <w:pPr>
+              <w:keepNext w:val="false"/>
               <w:spacing w:after="40" w:before="0"/>
               <w:jc w:val="left"/>
             </w:pPr>
@@ -24001,6 +24551,7 @@
           </w:tcPr>
           <w:p>
             <w:pPr>
+              <w:keepNext w:val="false"/>
               <w:spacing w:after="40" w:before="0"/>
               <w:jc w:val="left"/>
             </w:pPr>
@@ -24033,6 +24584,7 @@
           </w:tcPr>
           <w:p>
             <w:pPr>
+              <w:keepNext w:val="false"/>
               <w:spacing w:after="40" w:before="0"/>
               <w:jc w:val="left"/>
             </w:pPr>
@@ -24092,6 +24644,7 @@
           </w:tcPr>
           <w:p>
             <w:pPr>
+              <w:keepNext w:val="false"/>
               <w:spacing w:after="40" w:before="0"/>
               <w:jc w:val="center"/>
             </w:pPr>
@@ -24126,6 +24679,7 @@
           </w:tcPr>
           <w:p>
             <w:pPr>
+              <w:keepNext w:val="false"/>
               <w:spacing w:after="40" w:before="0"/>
               <w:jc w:val="left"/>
             </w:pPr>
@@ -24145,6 +24699,7 @@
           </w:p>
           <w:p>
             <w:pPr>
+              <w:keepNext w:val="false"/>
               <w:spacing w:after="40" w:before="0"/>
               <w:jc w:val="left"/>
             </w:pPr>
@@ -24164,6 +24719,7 @@
           </w:p>
           <w:p>
             <w:pPr>
+              <w:keepNext w:val="false"/>
               <w:spacing w:after="40" w:before="0"/>
               <w:jc w:val="left"/>
             </w:pPr>
@@ -24183,6 +24739,7 @@
           </w:p>
           <w:p>
             <w:pPr>
+              <w:keepNext w:val="false"/>
               <w:spacing w:after="40" w:before="0"/>
               <w:jc w:val="left"/>
             </w:pPr>
@@ -24202,6 +24759,7 @@
           </w:p>
           <w:p>
             <w:pPr>
+              <w:keepNext w:val="false"/>
               <w:spacing w:after="40" w:before="0"/>
               <w:jc w:val="left"/>
             </w:pPr>
@@ -24221,6 +24779,7 @@
           </w:p>
           <w:p>
             <w:pPr>
+              <w:keepNext w:val="false"/>
               <w:spacing w:after="40" w:before="0"/>
               <w:jc w:val="left"/>
             </w:pPr>
@@ -24240,6 +24799,7 @@
           </w:p>
           <w:p>
             <w:pPr>
+              <w:keepNext w:val="false"/>
               <w:spacing w:after="40" w:before="0"/>
               <w:jc w:val="left"/>
             </w:pPr>
@@ -24259,6 +24819,7 @@
           </w:p>
           <w:p>
             <w:pPr>
+              <w:keepNext w:val="false"/>
               <w:spacing w:after="40" w:before="0"/>
               <w:jc w:val="left"/>
             </w:pPr>
@@ -24278,6 +24839,7 @@
           </w:p>
           <w:p>
             <w:pPr>
+              <w:keepNext w:val="false"/>
               <w:spacing w:after="40" w:before="0"/>
               <w:jc w:val="left"/>
             </w:pPr>
@@ -24297,6 +24859,7 @@
           </w:p>
           <w:p>
             <w:pPr>
+              <w:keepNext w:val="false"/>
               <w:spacing w:after="40" w:before="0"/>
               <w:jc w:val="left"/>
             </w:pPr>
@@ -24316,6 +24879,7 @@
           </w:p>
           <w:p>
             <w:pPr>
+              <w:keepNext w:val="false"/>
               <w:spacing w:after="40" w:before="0"/>
               <w:jc w:val="left"/>
             </w:pPr>
@@ -24335,6 +24899,7 @@
           </w:p>
           <w:p>
             <w:pPr>
+              <w:keepNext w:val="false"/>
               <w:spacing w:after="40" w:before="0"/>
               <w:jc w:val="left"/>
             </w:pPr>
@@ -24354,6 +24919,7 @@
           </w:p>
           <w:p>
             <w:pPr>
+              <w:keepNext w:val="false"/>
               <w:spacing w:after="40" w:before="0"/>
               <w:jc w:val="left"/>
             </w:pPr>
@@ -24373,6 +24939,7 @@
           </w:p>
           <w:p>
             <w:pPr>
+              <w:keepNext w:val="false"/>
               <w:spacing w:after="40" w:before="0"/>
               <w:jc w:val="left"/>
             </w:pPr>
@@ -24392,6 +24959,7 @@
           </w:p>
           <w:p>
             <w:pPr>
+              <w:keepNext w:val="false"/>
               <w:spacing w:after="40" w:before="0"/>
               <w:jc w:val="left"/>
             </w:pPr>
@@ -24453,6 +25021,7 @@
           </w:tcPr>
           <w:p>
             <w:pPr>
+              <w:keepNext w:val="false"/>
               <w:spacing w:after="40" w:before="0"/>
               <w:jc w:val="center"/>
             </w:pPr>
@@ -24487,6 +25056,7 @@
           </w:tcPr>
           <w:p>
             <w:pPr>
+              <w:keepNext w:val="false"/>
               <w:spacing w:after="40" w:before="0"/>
               <w:jc w:val="left"/>
             </w:pPr>
@@ -24519,6 +25089,7 @@
           </w:tcPr>
           <w:p>
             <w:pPr>
+              <w:keepNext w:val="false"/>
               <w:spacing w:after="40" w:before="0"/>
               <w:jc w:val="left"/>
             </w:pPr>
@@ -24553,6 +25124,7 @@
           </w:tcPr>
           <w:p>
             <w:pPr>
+              <w:keepNext w:val="false"/>
               <w:spacing w:after="40" w:before="0"/>
               <w:jc w:val="left"/>
             </w:pPr>
@@ -24585,6 +25157,7 @@
           </w:tcPr>
           <w:p>
             <w:pPr>
+              <w:keepNext w:val="false"/>
               <w:spacing w:after="40" w:before="0"/>
               <w:jc w:val="left"/>
             </w:pPr>
@@ -24619,6 +25192,7 @@
           </w:tcPr>
           <w:p>
             <w:pPr>
+              <w:keepNext w:val="false"/>
               <w:spacing w:after="40" w:before="0"/>
               <w:jc w:val="left"/>
             </w:pPr>
@@ -24651,6 +25225,7 @@
           </w:tcPr>
           <w:p>
             <w:pPr>
+              <w:keepNext w:val="false"/>
               <w:spacing w:after="40" w:before="0"/>
               <w:jc w:val="left"/>
             </w:pPr>
@@ -24687,7 +25262,7 @@
         </w:rPr>
         <w:t xml:space="preserve">© 2026 SeaVuria and ARES. Aligned with KICD objectives. Developed by SeaVuria; technical implementation by ARES (with AI assistance from Claude). Licensed under </w:t>
       </w:r>
-      <w:hyperlink w:history="1" r:id="rId7ppe2tvmun2kcrikk1vvx">
+      <w:hyperlink w:history="1" r:id="rIdqcvdwsxp9cus7whnh8mua">
         <w:r>
           <w:rPr>
             <w:rFonts w:ascii="Arial" w:cs="Arial" w:eastAsia="Arial" w:hAnsi="Arial"/>
@@ -24708,7 +25283,7 @@
         </w:rPr>
         <w:t xml:space="preserve"> (</w:t>
       </w:r>
-      <w:hyperlink w:history="1" r:id="rIdtuavsgapjukohucralxev">
+      <w:hyperlink w:history="1" r:id="rIdp-nepmeqggcc3a66-fs4w">
         <w:r>
           <w:rPr>
             <w:rFonts w:ascii="Arial" w:cs="Arial" w:eastAsia="Arial" w:hAnsi="Arial"/>
@@ -24769,6 +25344,7 @@
           </w:tcPr>
           <w:p>
             <w:pPr>
+              <w:keepNext w:val="false"/>
               <w:spacing w:after="40" w:before="0"/>
               <w:jc w:val="center"/>
             </w:pPr>
@@ -24803,6 +25379,7 @@
           </w:tcPr>
           <w:p>
             <w:pPr>
+              <w:keepNext w:val="false"/>
               <w:spacing w:after="40" w:before="0"/>
               <w:jc w:val="left"/>
             </w:pPr>
@@ -24835,6 +25412,7 @@
           </w:tcPr>
           <w:p>
             <w:pPr>
+              <w:keepNext w:val="false"/>
               <w:spacing w:after="40" w:before="0"/>
               <w:jc w:val="left"/>
             </w:pPr>
@@ -24867,6 +25445,7 @@
           </w:tcPr>
           <w:p>
             <w:pPr>
+              <w:keepNext w:val="false"/>
               <w:spacing w:after="40" w:before="0"/>
               <w:jc w:val="left"/>
             </w:pPr>
@@ -24901,6 +25480,7 @@
           </w:tcPr>
           <w:p>
             <w:pPr>
+              <w:keepNext w:val="false"/>
               <w:spacing w:after="40" w:before="0"/>
               <w:jc w:val="left"/>
             </w:pPr>
@@ -24933,6 +25513,7 @@
           </w:tcPr>
           <w:p>
             <w:pPr>
+              <w:keepNext w:val="false"/>
               <w:spacing w:after="40" w:before="0"/>
               <w:jc w:val="left"/>
             </w:pPr>
@@ -24965,6 +25546,7 @@
           </w:tcPr>
           <w:p>
             <w:pPr>
+              <w:keepNext w:val="false"/>
               <w:spacing w:after="40" w:before="0"/>
               <w:jc w:val="left"/>
             </w:pPr>
@@ -24999,6 +25581,7 @@
           </w:tcPr>
           <w:p>
             <w:pPr>
+              <w:keepNext w:val="false"/>
               <w:spacing w:after="40" w:before="0"/>
               <w:jc w:val="left"/>
             </w:pPr>
@@ -25031,6 +25614,7 @@
           </w:tcPr>
           <w:p>
             <w:pPr>
+              <w:keepNext w:val="false"/>
               <w:spacing w:after="40" w:before="0"/>
               <w:jc w:val="left"/>
             </w:pPr>
@@ -25063,6 +25647,7 @@
           </w:tcPr>
           <w:p>
             <w:pPr>
+              <w:keepNext w:val="false"/>
               <w:spacing w:after="40" w:before="0"/>
               <w:jc w:val="left"/>
             </w:pPr>
@@ -25097,6 +25682,7 @@
           </w:tcPr>
           <w:p>
             <w:pPr>
+              <w:keepNext w:val="false"/>
               <w:spacing w:after="40" w:before="0"/>
               <w:jc w:val="left"/>
             </w:pPr>
@@ -25129,6 +25715,7 @@
           </w:tcPr>
           <w:p>
             <w:pPr>
+              <w:keepNext w:val="false"/>
               <w:spacing w:after="40" w:before="0"/>
               <w:jc w:val="left"/>
             </w:pPr>
@@ -25161,6 +25748,7 @@
           </w:tcPr>
           <w:p>
             <w:pPr>
+              <w:keepNext w:val="false"/>
               <w:spacing w:after="40" w:before="0"/>
               <w:jc w:val="left"/>
             </w:pPr>

--- a/data/outputs/v2/Chemistry/SS1.5_Periodicity/Chemistry_Periodicity_CBE_LessonSequence.docx
+++ b/data/outputs/v2/Chemistry/SS1.5_Periodicity/Chemistry_Periodicity_CBE_LessonSequence.docx
@@ -2358,7 +2358,7 @@
         </w:rPr>
         <w:t xml:space="preserve">© 2026 SeaVuria and ARES. This work is licensed under a </w:t>
       </w:r>
-      <w:hyperlink w:history="1" r:id="rIdzhpdjib0-opib5cmsdjp2">
+      <w:hyperlink w:history="1" r:id="rIdc6wpp1zn67m8qrr-8rmgb">
         <w:r>
           <w:rPr>
             <w:rFonts w:ascii="Arial" w:cs="Arial" w:eastAsia="Arial" w:hAnsi="Arial"/>
@@ -2378,7 +2378,7 @@
         </w:rPr>
         <w:t xml:space="preserve"> (</w:t>
       </w:r>
-      <w:hyperlink w:history="1" r:id="rId_bpvk4wlej75zt8oh_dow">
+      <w:hyperlink w:history="1" r:id="rId9dqn1yzwubv2xi1xe1qdl">
         <w:r>
           <w:rPr>
             <w:rFonts w:ascii="Arial" w:cs="Arial" w:eastAsia="Arial" w:hAnsi="Arial"/>
@@ -2398,7 +2398,7 @@
         </w:rPr>
         <w:t xml:space="preserve">). To view a copy of this license, visit </w:t>
       </w:r>
-      <w:hyperlink w:history="1" r:id="rIdkrww7kw_lnd_uc_k0lruk">
+      <w:hyperlink w:history="1" r:id="rIduwoxe1kexvv0rml5pq_jt">
         <w:r>
           <w:rPr>
             <w:rFonts w:ascii="Arial" w:cs="Arial" w:eastAsia="Arial" w:hAnsi="Arial"/>
@@ -3437,7 +3437,7 @@
             <w:pPr>
               <w:spacing w:after="20" w:before="0"/>
             </w:pPr>
-            <w:hyperlink w:history="1" r:id="rIdtlobvl7r8ki_nzzajr3yv">
+            <w:hyperlink w:history="1" r:id="rIdzpfodixkdfw9cusci4slx">
               <w:r>
                 <w:rPr>
                   <w:rFonts w:ascii="Arial" w:cs="Arial" w:eastAsia="Arial" w:hAnsi="Arial"/>
@@ -3470,7 +3470,7 @@
               <w:spacing w:after="10" w:before="0"/>
               <w:ind w:left="120"/>
             </w:pPr>
-            <w:hyperlink w:history="1" r:id="rIdh1worbbvdcgd8zw6rulgp">
+            <w:hyperlink w:history="1" r:id="rIdwqd_d_cdpxif1sxn7rjg_">
               <w:r>
                 <w:rPr>
                   <w:rFonts w:ascii="Arial" w:cs="Arial" w:eastAsia="Arial" w:hAnsi="Arial"/>
@@ -3515,7 +3515,7 @@
             <w:pPr>
               <w:spacing w:after="20" w:before="0"/>
             </w:pPr>
-            <w:hyperlink w:history="1" r:id="rIdwfiwk9zvrmkitclgkifxv">
+            <w:hyperlink w:history="1" r:id="rIdduuhqecdg7wsyinjqgqkh">
               <w:r>
                 <w:rPr>
                   <w:rFonts w:ascii="Arial" w:cs="Arial" w:eastAsia="Arial" w:hAnsi="Arial"/>
@@ -3548,7 +3548,7 @@
               <w:spacing w:after="10" w:before="0"/>
               <w:ind w:left="120"/>
             </w:pPr>
-            <w:hyperlink w:history="1" r:id="rIdf238bphodej5enbnor00v">
+            <w:hyperlink w:history="1" r:id="rIdd4oqmtbqbtsin-r-yod-c">
               <w:r>
                 <w:rPr>
                   <w:rFonts w:ascii="Arial" w:cs="Arial" w:eastAsia="Arial" w:hAnsi="Arial"/>
@@ -3748,7 +3748,7 @@
             <w:pPr>
               <w:spacing w:after="20" w:before="0"/>
             </w:pPr>
-            <w:hyperlink w:history="1" r:id="rIdeds3oewyna8rdxtz_h1of">
+            <w:hyperlink w:history="1" r:id="rIdxfr7qvttq0mtshp5gc6w-">
               <w:r>
                 <w:rPr>
                   <w:rFonts w:ascii="Arial" w:cs="Arial" w:eastAsia="Arial" w:hAnsi="Arial"/>
@@ -3781,7 +3781,7 @@
               <w:spacing w:after="10" w:before="0"/>
               <w:ind w:left="120"/>
             </w:pPr>
-            <w:hyperlink w:history="1" r:id="rId8ik4kqjxxovxk-yflroq7">
+            <w:hyperlink w:history="1" r:id="rIdm-i7jsp7wdvlaalludnsm">
               <w:r>
                 <w:rPr>
                   <w:rFonts w:ascii="Arial" w:cs="Arial" w:eastAsia="Arial" w:hAnsi="Arial"/>
@@ -3826,7 +3826,7 @@
             <w:pPr>
               <w:spacing w:after="20" w:before="0"/>
             </w:pPr>
-            <w:hyperlink w:history="1" r:id="rIdmtjup9d0bf2nbm-g1ue2q">
+            <w:hyperlink w:history="1" r:id="rIdurgn0c9mp4ozwhn3rh3qm">
               <w:r>
                 <w:rPr>
                   <w:rFonts w:ascii="Arial" w:cs="Arial" w:eastAsia="Arial" w:hAnsi="Arial"/>
@@ -3859,7 +3859,7 @@
               <w:spacing w:after="10" w:before="0"/>
               <w:ind w:left="120"/>
             </w:pPr>
-            <w:hyperlink w:history="1" r:id="rIdanpoz1cih6fqkvjtszj3j">
+            <w:hyperlink w:history="1" r:id="rIdem7wadq1gnluqq58cnze_">
               <w:r>
                 <w:rPr>
                   <w:rFonts w:ascii="Arial" w:cs="Arial" w:eastAsia="Arial" w:hAnsi="Arial"/>
@@ -4059,7 +4059,7 @@
             <w:pPr>
               <w:spacing w:after="20" w:before="0"/>
             </w:pPr>
-            <w:hyperlink w:history="1" r:id="rIdjjcbatlh6ap18p_ifxncr">
+            <w:hyperlink w:history="1" r:id="rIdtudyyhywmuyey400vnnuq">
               <w:r>
                 <w:rPr>
                   <w:rFonts w:ascii="Arial" w:cs="Arial" w:eastAsia="Arial" w:hAnsi="Arial"/>
@@ -4108,7 +4108,7 @@
               <w:spacing w:after="10" w:before="0"/>
               <w:ind w:left="120"/>
             </w:pPr>
-            <w:hyperlink w:history="1" r:id="rIdirbh1b5mwhnsrqq9srkq1">
+            <w:hyperlink w:history="1" r:id="rIdlkzvn0h5wyluaprtk1bnv">
               <w:r>
                 <w:rPr>
                   <w:rFonts w:ascii="Arial" w:cs="Arial" w:eastAsia="Arial" w:hAnsi="Arial"/>
@@ -4153,7 +4153,7 @@
             <w:pPr>
               <w:spacing w:after="20" w:before="0"/>
             </w:pPr>
-            <w:hyperlink w:history="1" r:id="rIdjzrauyevxgw-tfl2myyzi">
+            <w:hyperlink w:history="1" r:id="rIdrpk6h7nzbtacsv22pleto">
               <w:r>
                 <w:rPr>
                   <w:rFonts w:ascii="Arial" w:cs="Arial" w:eastAsia="Arial" w:hAnsi="Arial"/>
@@ -4186,7 +4186,7 @@
               <w:spacing w:after="10" w:before="0"/>
               <w:ind w:left="120"/>
             </w:pPr>
-            <w:hyperlink w:history="1" r:id="rIdy7oy77apetipbzs-lrzey">
+            <w:hyperlink w:history="1" r:id="rIdfavf34hisgagc1uivvwvp">
               <w:r>
                 <w:rPr>
                   <w:rFonts w:ascii="Arial" w:cs="Arial" w:eastAsia="Arial" w:hAnsi="Arial"/>
@@ -4386,7 +4386,7 @@
             <w:pPr>
               <w:spacing w:after="20" w:before="0"/>
             </w:pPr>
-            <w:hyperlink w:history="1" r:id="rIdbo8dizntz2ipmb2lbmkrs">
+            <w:hyperlink w:history="1" r:id="rIdg6kihfz5bfxgo8pulibyn">
               <w:r>
                 <w:rPr>
                   <w:rFonts w:ascii="Arial" w:cs="Arial" w:eastAsia="Arial" w:hAnsi="Arial"/>
@@ -4435,7 +4435,7 @@
               <w:spacing w:after="10" w:before="0"/>
               <w:ind w:left="120"/>
             </w:pPr>
-            <w:hyperlink w:history="1" r:id="rIdclfdvklkgvduhdfscy-0f">
+            <w:hyperlink w:history="1" r:id="rIdii393pgtlaamjwftm-pl2">
               <w:r>
                 <w:rPr>
                   <w:rFonts w:ascii="Arial" w:cs="Arial" w:eastAsia="Arial" w:hAnsi="Arial"/>
@@ -4480,7 +4480,7 @@
             <w:pPr>
               <w:spacing w:after="20" w:before="0"/>
             </w:pPr>
-            <w:hyperlink w:history="1" r:id="rId6h-704codec4ob1outkiz">
+            <w:hyperlink w:history="1" r:id="rId-vjtlccw1edh3glzjz_3k">
               <w:r>
                 <w:rPr>
                   <w:rFonts w:ascii="Arial" w:cs="Arial" w:eastAsia="Arial" w:hAnsi="Arial"/>
@@ -4513,7 +4513,7 @@
               <w:spacing w:after="10" w:before="0"/>
               <w:ind w:left="120"/>
             </w:pPr>
-            <w:hyperlink w:history="1" r:id="rId3j8vmprmkslxi7d99urvp">
+            <w:hyperlink w:history="1" r:id="rIdqib_r6-mm84btk0jwb1k0">
               <w:r>
                 <w:rPr>
                   <w:rFonts w:ascii="Arial" w:cs="Arial" w:eastAsia="Arial" w:hAnsi="Arial"/>
@@ -4713,7 +4713,7 @@
             <w:pPr>
               <w:spacing w:after="20" w:before="0"/>
             </w:pPr>
-            <w:hyperlink w:history="1" r:id="rIdkwrqsiqej-n0gwyt3iwga">
+            <w:hyperlink w:history="1" r:id="rIdfxrogy9dvitdryfsgj_kj">
               <w:r>
                 <w:rPr>
                   <w:rFonts w:ascii="Arial" w:cs="Arial" w:eastAsia="Arial" w:hAnsi="Arial"/>
@@ -4762,7 +4762,7 @@
               <w:spacing w:after="10" w:before="0"/>
               <w:ind w:left="120"/>
             </w:pPr>
-            <w:hyperlink w:history="1" r:id="rIdhtnevc8tyrl3fmbyd5qb7">
+            <w:hyperlink w:history="1" r:id="rId7nhmpxl7salp9xvn09xub">
               <w:r>
                 <w:rPr>
                   <w:rFonts w:ascii="Arial" w:cs="Arial" w:eastAsia="Arial" w:hAnsi="Arial"/>
@@ -4807,7 +4807,7 @@
             <w:pPr>
               <w:spacing w:after="20" w:before="0"/>
             </w:pPr>
-            <w:hyperlink w:history="1" r:id="rIdbfjqsqtdl8zir7phskpdr">
+            <w:hyperlink w:history="1" r:id="rIdj5ebh0gpugrev3m1ek24q">
               <w:r>
                 <w:rPr>
                   <w:rFonts w:ascii="Arial" w:cs="Arial" w:eastAsia="Arial" w:hAnsi="Arial"/>
@@ -4856,7 +4856,7 @@
               <w:spacing w:after="10" w:before="0"/>
               <w:ind w:left="120"/>
             </w:pPr>
-            <w:hyperlink w:history="1" r:id="rIdqkhvdj-akorgkslvy8yc6">
+            <w:hyperlink w:history="1" r:id="rIdl5lejkrpbi2e8vkh3i5_o">
               <w:r>
                 <w:rPr>
                   <w:rFonts w:ascii="Arial" w:cs="Arial" w:eastAsia="Arial" w:hAnsi="Arial"/>
@@ -5381,7 +5381,7 @@
         </w:rPr>
         <w:t xml:space="preserve">© 2026 SeaVuria and ARES. Aligned with KICD objectives. Developed by SeaVuria; technical implementation by ARES (with AI assistance from Claude). Licensed under </w:t>
       </w:r>
-      <w:hyperlink w:history="1" r:id="rIdjo3eqjszkjy5udxuslq4t">
+      <w:hyperlink w:history="1" r:id="rIdhyguai0obqjzhrsvafaa6">
         <w:r>
           <w:rPr>
             <w:rFonts w:ascii="Arial" w:cs="Arial" w:eastAsia="Arial" w:hAnsi="Arial"/>
@@ -5402,7 +5402,7 @@
         </w:rPr>
         <w:t xml:space="preserve"> (</w:t>
       </w:r>
-      <w:hyperlink w:history="1" r:id="rIdb7wwjk6bbl-buf0ywftun">
+      <w:hyperlink w:history="1" r:id="rIdb5xpl8eme7yrhif6ms_qq">
         <w:r>
           <w:rPr>
             <w:rFonts w:ascii="Arial" w:cs="Arial" w:eastAsia="Arial" w:hAnsi="Arial"/>
@@ -6442,7 +6442,7 @@
             <w:pPr>
               <w:spacing w:after="20" w:before="0"/>
             </w:pPr>
-            <w:hyperlink w:history="1" r:id="rIdzia_izgivavl-so7qrfhs">
+            <w:hyperlink w:history="1" r:id="rIdnxppaju9qlwkdefffs28t">
               <w:r>
                 <w:rPr>
                   <w:rFonts w:ascii="Arial" w:cs="Arial" w:eastAsia="Arial" w:hAnsi="Arial"/>
@@ -6475,7 +6475,7 @@
               <w:spacing w:after="10" w:before="0"/>
               <w:ind w:left="120"/>
             </w:pPr>
-            <w:hyperlink w:history="1" r:id="rIdhvyq05bkq4-mpobbsg8-j">
+            <w:hyperlink w:history="1" r:id="rIdijbwiyzezrmmxserekhhv">
               <w:r>
                 <w:rPr>
                   <w:rFonts w:ascii="Arial" w:cs="Arial" w:eastAsia="Arial" w:hAnsi="Arial"/>
@@ -6520,7 +6520,7 @@
             <w:pPr>
               <w:spacing w:after="20" w:before="0"/>
             </w:pPr>
-            <w:hyperlink w:history="1" r:id="rId_ugatzz5iudh28l-bvo_k">
+            <w:hyperlink w:history="1" r:id="rIde0df7k4zv364t9lvlgmac">
               <w:r>
                 <w:rPr>
                   <w:rFonts w:ascii="Arial" w:cs="Arial" w:eastAsia="Arial" w:hAnsi="Arial"/>
@@ -6553,7 +6553,7 @@
               <w:spacing w:after="10" w:before="0"/>
               <w:ind w:left="120"/>
             </w:pPr>
-            <w:hyperlink w:history="1" r:id="rIdoee8rihyphid-pmsed_fd">
+            <w:hyperlink w:history="1" r:id="rIda8n0bn0n1a6v4xxtzzlnq">
               <w:r>
                 <w:rPr>
                   <w:rFonts w:ascii="Arial" w:cs="Arial" w:eastAsia="Arial" w:hAnsi="Arial"/>
@@ -6753,7 +6753,7 @@
             <w:pPr>
               <w:spacing w:after="20" w:before="0"/>
             </w:pPr>
-            <w:hyperlink w:history="1" r:id="rIdtgset-8gq51r-pufcv0bq">
+            <w:hyperlink w:history="1" r:id="rId65asn0svf6den491du27y">
               <w:r>
                 <w:rPr>
                   <w:rFonts w:ascii="Arial" w:cs="Arial" w:eastAsia="Arial" w:hAnsi="Arial"/>
@@ -6786,7 +6786,7 @@
               <w:spacing w:after="10" w:before="0"/>
               <w:ind w:left="120"/>
             </w:pPr>
-            <w:hyperlink w:history="1" r:id="rIdszgb8wzirzz9n6mraxxq_">
+            <w:hyperlink w:history="1" r:id="rIdmqclqqmd97bn6nol6bxam">
               <w:r>
                 <w:rPr>
                   <w:rFonts w:ascii="Arial" w:cs="Arial" w:eastAsia="Arial" w:hAnsi="Arial"/>
@@ -6831,7 +6831,7 @@
             <w:pPr>
               <w:spacing w:after="20" w:before="0"/>
             </w:pPr>
-            <w:hyperlink w:history="1" r:id="rIdfj1hc12l0gojdm-c6qfrc">
+            <w:hyperlink w:history="1" r:id="rId1084lyel7t6ip5skw7otb">
               <w:r>
                 <w:rPr>
                   <w:rFonts w:ascii="Arial" w:cs="Arial" w:eastAsia="Arial" w:hAnsi="Arial"/>
@@ -6864,7 +6864,7 @@
               <w:spacing w:after="10" w:before="0"/>
               <w:ind w:left="120"/>
             </w:pPr>
-            <w:hyperlink w:history="1" r:id="rId6lf2nyauzc_l3i0lqy0qa">
+            <w:hyperlink w:history="1" r:id="rIdnaxz6wybofmtw6moboumj">
               <w:r>
                 <w:rPr>
                   <w:rFonts w:ascii="Arial" w:cs="Arial" w:eastAsia="Arial" w:hAnsi="Arial"/>
@@ -7064,7 +7064,7 @@
             <w:pPr>
               <w:spacing w:after="20" w:before="0"/>
             </w:pPr>
-            <w:hyperlink w:history="1" r:id="rIdmawn0uggvbskwffpptz4w">
+            <w:hyperlink w:history="1" r:id="rIdb4_hokkfvyfagawcn-tng">
               <w:r>
                 <w:rPr>
                   <w:rFonts w:ascii="Arial" w:cs="Arial" w:eastAsia="Arial" w:hAnsi="Arial"/>
@@ -7097,7 +7097,7 @@
               <w:spacing w:after="10" w:before="0"/>
               <w:ind w:left="120"/>
             </w:pPr>
-            <w:hyperlink w:history="1" r:id="rId1juhwdj8vyxtd3jx5jxzz">
+            <w:hyperlink w:history="1" r:id="rIdtjkyu6fudoj2pcjqyt0nb">
               <w:r>
                 <w:rPr>
                   <w:rFonts w:ascii="Arial" w:cs="Arial" w:eastAsia="Arial" w:hAnsi="Arial"/>
@@ -7142,7 +7142,7 @@
             <w:pPr>
               <w:spacing w:after="20" w:before="0"/>
             </w:pPr>
-            <w:hyperlink w:history="1" r:id="rIdatav7vmwkfdpt5ae2ycb4">
+            <w:hyperlink w:history="1" r:id="rIdomb1dyiogriyfdnkixnq6">
               <w:r>
                 <w:rPr>
                   <w:rFonts w:ascii="Arial" w:cs="Arial" w:eastAsia="Arial" w:hAnsi="Arial"/>
@@ -7175,7 +7175,7 @@
               <w:spacing w:after="10" w:before="0"/>
               <w:ind w:left="120"/>
             </w:pPr>
-            <w:hyperlink w:history="1" r:id="rIdsiesbhr9gsb6aebcgcs1y">
+            <w:hyperlink w:history="1" r:id="rId-6eiisbhhvk20puvxxmjr">
               <w:r>
                 <w:rPr>
                   <w:rFonts w:ascii="Arial" w:cs="Arial" w:eastAsia="Arial" w:hAnsi="Arial"/>
@@ -7375,7 +7375,7 @@
             <w:pPr>
               <w:spacing w:after="20" w:before="0"/>
             </w:pPr>
-            <w:hyperlink w:history="1" r:id="rIdza7zhgxsikpsvi490rzls">
+            <w:hyperlink w:history="1" r:id="rIdegea8m4k9dx1nn1lpydng">
               <w:r>
                 <w:rPr>
                   <w:rFonts w:ascii="Arial" w:cs="Arial" w:eastAsia="Arial" w:hAnsi="Arial"/>
@@ -7408,7 +7408,7 @@
               <w:spacing w:after="10" w:before="0"/>
               <w:ind w:left="120"/>
             </w:pPr>
-            <w:hyperlink w:history="1" r:id="rIdxe90erbt_itlwltrfgdac">
+            <w:hyperlink w:history="1" r:id="rId3bsp2lhnuozcwptbidxuo">
               <w:r>
                 <w:rPr>
                   <w:rFonts w:ascii="Arial" w:cs="Arial" w:eastAsia="Arial" w:hAnsi="Arial"/>
@@ -7453,7 +7453,7 @@
             <w:pPr>
               <w:spacing w:after="20" w:before="0"/>
             </w:pPr>
-            <w:hyperlink w:history="1" r:id="rId8o6rotum1jb9w_btu3vip">
+            <w:hyperlink w:history="1" r:id="rIdnypkxe0lv1frpwmz6urlq">
               <w:r>
                 <w:rPr>
                   <w:rFonts w:ascii="Arial" w:cs="Arial" w:eastAsia="Arial" w:hAnsi="Arial"/>
@@ -7486,7 +7486,7 @@
               <w:spacing w:after="10" w:before="0"/>
               <w:ind w:left="120"/>
             </w:pPr>
-            <w:hyperlink w:history="1" r:id="rIddfpegmbfpidpzp6ykm8ok">
+            <w:hyperlink w:history="1" r:id="rId92csjsxorrqy_bqz7uazk">
               <w:r>
                 <w:rPr>
                   <w:rFonts w:ascii="Arial" w:cs="Arial" w:eastAsia="Arial" w:hAnsi="Arial"/>
@@ -7686,7 +7686,7 @@
             <w:pPr>
               <w:spacing w:after="20" w:before="0"/>
             </w:pPr>
-            <w:hyperlink w:history="1" r:id="rIdrvftn1msrkwx6kr2iou-t">
+            <w:hyperlink w:history="1" r:id="rIdwda5tgm5twvjkhmniqbd1">
               <w:r>
                 <w:rPr>
                   <w:rFonts w:ascii="Arial" w:cs="Arial" w:eastAsia="Arial" w:hAnsi="Arial"/>
@@ -7719,7 +7719,7 @@
               <w:spacing w:after="10" w:before="0"/>
               <w:ind w:left="120"/>
             </w:pPr>
-            <w:hyperlink w:history="1" r:id="rIdmmdqkz0eu42iwjjf4qmav">
+            <w:hyperlink w:history="1" r:id="rIdsxth3dcnechn_zp-g34wc">
               <w:r>
                 <w:rPr>
                   <w:rFonts w:ascii="Arial" w:cs="Arial" w:eastAsia="Arial" w:hAnsi="Arial"/>
@@ -7764,7 +7764,7 @@
             <w:pPr>
               <w:spacing w:after="20" w:before="0"/>
             </w:pPr>
-            <w:hyperlink w:history="1" r:id="rIdz-lds70y19ix2oflw5l3r">
+            <w:hyperlink w:history="1" r:id="rId8wfjltcdun1g3kbfn4ipe">
               <w:r>
                 <w:rPr>
                   <w:rFonts w:ascii="Arial" w:cs="Arial" w:eastAsia="Arial" w:hAnsi="Arial"/>
@@ -7797,7 +7797,7 @@
               <w:spacing w:after="10" w:before="0"/>
               <w:ind w:left="120"/>
             </w:pPr>
-            <w:hyperlink w:history="1" r:id="rIduj1ncirk_mblfuwlgseeb">
+            <w:hyperlink w:history="1" r:id="rIdn94swjxvs3f0uvil1yf6e">
               <w:r>
                 <w:rPr>
                   <w:rFonts w:ascii="Arial" w:cs="Arial" w:eastAsia="Arial" w:hAnsi="Arial"/>
@@ -8322,7 +8322,7 @@
         </w:rPr>
         <w:t xml:space="preserve">© 2026 SeaVuria and ARES. Aligned with KICD objectives. Developed by SeaVuria; technical implementation by ARES (with AI assistance from Claude). Licensed under </w:t>
       </w:r>
-      <w:hyperlink w:history="1" r:id="rIdk3ngwd_vjjpebx0y1j8j6">
+      <w:hyperlink w:history="1" r:id="rIdysixbcltgmkzm5u5dtyfg">
         <w:r>
           <w:rPr>
             <w:rFonts w:ascii="Arial" w:cs="Arial" w:eastAsia="Arial" w:hAnsi="Arial"/>
@@ -8343,7 +8343,7 @@
         </w:rPr>
         <w:t xml:space="preserve"> (</w:t>
       </w:r>
-      <w:hyperlink w:history="1" r:id="rId0d2m3kn5k9md5ljshk4in">
+      <w:hyperlink w:history="1" r:id="rIdfnxqtkc4zy3gpi8xg5ut8">
         <w:r>
           <w:rPr>
             <w:rFonts w:ascii="Arial" w:cs="Arial" w:eastAsia="Arial" w:hAnsi="Arial"/>
@@ -9383,7 +9383,7 @@
             <w:pPr>
               <w:spacing w:after="20" w:before="0"/>
             </w:pPr>
-            <w:hyperlink w:history="1" r:id="rIdivf-dz1fyoavnasu635ul">
+            <w:hyperlink w:history="1" r:id="rIdlnlrmalx47xb03avfp9h7">
               <w:r>
                 <w:rPr>
                   <w:rFonts w:ascii="Arial" w:cs="Arial" w:eastAsia="Arial" w:hAnsi="Arial"/>
@@ -9416,7 +9416,7 @@
               <w:spacing w:after="10" w:before="0"/>
               <w:ind w:left="120"/>
             </w:pPr>
-            <w:hyperlink w:history="1" r:id="rIdrgmaiir3ki6di6y2gcpou">
+            <w:hyperlink w:history="1" r:id="rIdvrfdwzegauzgeinlwgklj">
               <w:r>
                 <w:rPr>
                   <w:rFonts w:ascii="Arial" w:cs="Arial" w:eastAsia="Arial" w:hAnsi="Arial"/>
@@ -9461,7 +9461,7 @@
             <w:pPr>
               <w:spacing w:after="20" w:before="0"/>
             </w:pPr>
-            <w:hyperlink w:history="1" r:id="rIddcyujjz7awtn-3rpugdqc">
+            <w:hyperlink w:history="1" r:id="rIdg0g9dahtvenk5akrxaak0">
               <w:r>
                 <w:rPr>
                   <w:rFonts w:ascii="Arial" w:cs="Arial" w:eastAsia="Arial" w:hAnsi="Arial"/>
@@ -9494,7 +9494,7 @@
               <w:spacing w:after="10" w:before="0"/>
               <w:ind w:left="120"/>
             </w:pPr>
-            <w:hyperlink w:history="1" r:id="rId1qysvyqb7evc4mwh4hx7w">
+            <w:hyperlink w:history="1" r:id="rIdwyio4e29lqnrb5s2cf_vn">
               <w:r>
                 <w:rPr>
                   <w:rFonts w:ascii="Arial" w:cs="Arial" w:eastAsia="Arial" w:hAnsi="Arial"/>
@@ -9854,7 +9854,7 @@
             <w:pPr>
               <w:spacing w:after="20" w:before="0"/>
             </w:pPr>
-            <w:hyperlink w:history="1" r:id="rIdrw9igcwlaopwfcdqwehrx">
+            <w:hyperlink w:history="1" r:id="rIdjtezjypumnom7rpnmk9cv">
               <w:r>
                 <w:rPr>
                   <w:rFonts w:ascii="Arial" w:cs="Arial" w:eastAsia="Arial" w:hAnsi="Arial"/>
@@ -9887,7 +9887,7 @@
               <w:spacing w:after="10" w:before="0"/>
               <w:ind w:left="120"/>
             </w:pPr>
-            <w:hyperlink w:history="1" r:id="rIdw8wbeabuszz0qbkfxhtob">
+            <w:hyperlink w:history="1" r:id="rId5lswa3preslw9zjdi5gmp">
               <w:r>
                 <w:rPr>
                   <w:rFonts w:ascii="Arial" w:cs="Arial" w:eastAsia="Arial" w:hAnsi="Arial"/>
@@ -9932,7 +9932,7 @@
             <w:pPr>
               <w:spacing w:after="20" w:before="0"/>
             </w:pPr>
-            <w:hyperlink w:history="1" r:id="rIdkeiyjdw44ldmp6szbbxc7">
+            <w:hyperlink w:history="1" r:id="rIdwq0tsw4k5groy9uix9ayk">
               <w:r>
                 <w:rPr>
                   <w:rFonts w:ascii="Arial" w:cs="Arial" w:eastAsia="Arial" w:hAnsi="Arial"/>
@@ -9965,7 +9965,7 @@
               <w:spacing w:after="10" w:before="0"/>
               <w:ind w:left="120"/>
             </w:pPr>
-            <w:hyperlink w:history="1" r:id="rIdzekbrr8jw8rlll1y4eyp1">
+            <w:hyperlink w:history="1" r:id="rIdvriizmx0mwjwnnta5a2u8">
               <w:r>
                 <w:rPr>
                   <w:rFonts w:ascii="Arial" w:cs="Arial" w:eastAsia="Arial" w:hAnsi="Arial"/>
@@ -10565,7 +10565,7 @@
             <w:pPr>
               <w:spacing w:after="20" w:before="0"/>
             </w:pPr>
-            <w:hyperlink w:history="1" r:id="rIdesht0ta1lo_eggnxhr2qc">
+            <w:hyperlink w:history="1" r:id="rIdv-onujk3_z42oqw1ir5oe">
               <w:r>
                 <w:rPr>
                   <w:rFonts w:ascii="Arial" w:cs="Arial" w:eastAsia="Arial" w:hAnsi="Arial"/>
@@ -10614,7 +10614,7 @@
               <w:spacing w:after="10" w:before="0"/>
               <w:ind w:left="120"/>
             </w:pPr>
-            <w:hyperlink w:history="1" r:id="rId5cbomc1u4x5os3tbbuqj0">
+            <w:hyperlink w:history="1" r:id="rIdsezme-f2ujo7ynttbjfqh">
               <w:r>
                 <w:rPr>
                   <w:rFonts w:ascii="Arial" w:cs="Arial" w:eastAsia="Arial" w:hAnsi="Arial"/>
@@ -10659,7 +10659,7 @@
             <w:pPr>
               <w:spacing w:after="20" w:before="0"/>
             </w:pPr>
-            <w:hyperlink w:history="1" r:id="rIdsui7rplwczm7cuw4aryo7">
+            <w:hyperlink w:history="1" r:id="rIdqgz-3xtuwuspsqh0af6n3">
               <w:r>
                 <w:rPr>
                   <w:rFonts w:ascii="Arial" w:cs="Arial" w:eastAsia="Arial" w:hAnsi="Arial"/>
@@ -10692,7 +10692,7 @@
               <w:spacing w:after="10" w:before="0"/>
               <w:ind w:left="120"/>
             </w:pPr>
-            <w:hyperlink w:history="1" r:id="rIdej4k5lfr4wyt35odk1qae">
+            <w:hyperlink w:history="1" r:id="rIdrcao4jzrfn1ssqnf1z7bv">
               <w:r>
                 <w:rPr>
                   <w:rFonts w:ascii="Arial" w:cs="Arial" w:eastAsia="Arial" w:hAnsi="Arial"/>
@@ -11252,7 +11252,7 @@
             <w:pPr>
               <w:spacing w:after="20" w:before="0"/>
             </w:pPr>
-            <w:hyperlink w:history="1" r:id="rIddll69gqbfyw_4hkkq3wez">
+            <w:hyperlink w:history="1" r:id="rIdsa2qkfmxujqw-nttl7lks">
               <w:r>
                 <w:rPr>
                   <w:rFonts w:ascii="Arial" w:cs="Arial" w:eastAsia="Arial" w:hAnsi="Arial"/>
@@ -11301,7 +11301,7 @@
               <w:spacing w:after="10" w:before="0"/>
               <w:ind w:left="120"/>
             </w:pPr>
-            <w:hyperlink w:history="1" r:id="rIde6irpdx8pshmtuz5x1wmd">
+            <w:hyperlink w:history="1" r:id="rIdodx_v-wv8vwqlf9ni72uu">
               <w:r>
                 <w:rPr>
                   <w:rFonts w:ascii="Arial" w:cs="Arial" w:eastAsia="Arial" w:hAnsi="Arial"/>
@@ -11346,7 +11346,7 @@
             <w:pPr>
               <w:spacing w:after="20" w:before="0"/>
             </w:pPr>
-            <w:hyperlink w:history="1" r:id="rIdpqynckox3bodzhwazix9f">
+            <w:hyperlink w:history="1" r:id="rIdkh62a1mlf0vq7hlqx8rqw">
               <w:r>
                 <w:rPr>
                   <w:rFonts w:ascii="Arial" w:cs="Arial" w:eastAsia="Arial" w:hAnsi="Arial"/>
@@ -11379,7 +11379,7 @@
               <w:spacing w:after="10" w:before="0"/>
               <w:ind w:left="120"/>
             </w:pPr>
-            <w:hyperlink w:history="1" r:id="rIdcyckmfwkk-5ki0ih_xhcm">
+            <w:hyperlink w:history="1" r:id="rIdb4k_vyapyd9yajf9drc8f">
               <w:r>
                 <w:rPr>
                   <w:rFonts w:ascii="Arial" w:cs="Arial" w:eastAsia="Arial" w:hAnsi="Arial"/>
@@ -11819,7 +11819,7 @@
             <w:pPr>
               <w:spacing w:after="20" w:before="0"/>
             </w:pPr>
-            <w:hyperlink w:history="1" r:id="rIdytckzkeotcvxibncmdr4x">
+            <w:hyperlink w:history="1" r:id="rIdmyt40wpxx8oywjdbnnahg">
               <w:r>
                 <w:rPr>
                   <w:rFonts w:ascii="Arial" w:cs="Arial" w:eastAsia="Arial" w:hAnsi="Arial"/>
@@ -11868,7 +11868,7 @@
               <w:spacing w:after="10" w:before="0"/>
               <w:ind w:left="120"/>
             </w:pPr>
-            <w:hyperlink w:history="1" r:id="rIdwavjkxxdyjwf7r-9hud-b">
+            <w:hyperlink w:history="1" r:id="rIdjugdsmn8exlxntsqhydp9">
               <w:r>
                 <w:rPr>
                   <w:rFonts w:ascii="Arial" w:cs="Arial" w:eastAsia="Arial" w:hAnsi="Arial"/>
@@ -11913,7 +11913,7 @@
             <w:pPr>
               <w:spacing w:after="20" w:before="0"/>
             </w:pPr>
-            <w:hyperlink w:history="1" r:id="rIdh1fj31tvhdbmku1havqdz">
+            <w:hyperlink w:history="1" r:id="rIdhx9k2xe2nmyilro29-xz7">
               <w:r>
                 <w:rPr>
                   <w:rFonts w:ascii="Arial" w:cs="Arial" w:eastAsia="Arial" w:hAnsi="Arial"/>
@@ -11946,7 +11946,7 @@
               <w:spacing w:after="10" w:before="0"/>
               <w:ind w:left="120"/>
             </w:pPr>
-            <w:hyperlink w:history="1" r:id="rId30pgumx2-fcns6j6ekykm">
+            <w:hyperlink w:history="1" r:id="rIdoo8wfdw7-bjjfyvyaooyq">
               <w:r>
                 <w:rPr>
                   <w:rFonts w:ascii="Arial" w:cs="Arial" w:eastAsia="Arial" w:hAnsi="Arial"/>
@@ -12791,7 +12791,7 @@
         </w:rPr>
         <w:t xml:space="preserve">© 2026 SeaVuria and ARES. Aligned with KICD objectives. Developed by SeaVuria; technical implementation by ARES (with AI assistance from Claude). Licensed under </w:t>
       </w:r>
-      <w:hyperlink w:history="1" r:id="rIdj8k9kurtgs2ssdjlw1uft">
+      <w:hyperlink w:history="1" r:id="rIdbeoyz49wxwedx2mvdfcxv">
         <w:r>
           <w:rPr>
             <w:rFonts w:ascii="Arial" w:cs="Arial" w:eastAsia="Arial" w:hAnsi="Arial"/>
@@ -12812,7 +12812,7 @@
         </w:rPr>
         <w:t xml:space="preserve"> (</w:t>
       </w:r>
-      <w:hyperlink w:history="1" r:id="rId59vxivnmmmcmgzbp3ccpj">
+      <w:hyperlink w:history="1" r:id="rIdcuepmjdk3iglukx6q0ro3">
         <w:r>
           <w:rPr>
             <w:rFonts w:ascii="Arial" w:cs="Arial" w:eastAsia="Arial" w:hAnsi="Arial"/>
@@ -13852,7 +13852,7 @@
             <w:pPr>
               <w:spacing w:after="20" w:before="0"/>
             </w:pPr>
-            <w:hyperlink w:history="1" r:id="rIdpay9e9vl3njwa1wf4efbp">
+            <w:hyperlink w:history="1" r:id="rIdmryzflsrtrmql4-udkgh6">
               <w:r>
                 <w:rPr>
                   <w:rFonts w:ascii="Arial" w:cs="Arial" w:eastAsia="Arial" w:hAnsi="Arial"/>
@@ -13885,7 +13885,7 @@
               <w:spacing w:after="10" w:before="0"/>
               <w:ind w:left="120"/>
             </w:pPr>
-            <w:hyperlink w:history="1" r:id="rIduorigjl90souzjstccsuw">
+            <w:hyperlink w:history="1" r:id="rId7yyyzupqkgjp9_slnbn5b">
               <w:r>
                 <w:rPr>
                   <w:rFonts w:ascii="Arial" w:cs="Arial" w:eastAsia="Arial" w:hAnsi="Arial"/>
@@ -13930,7 +13930,7 @@
             <w:pPr>
               <w:spacing w:after="20" w:before="0"/>
             </w:pPr>
-            <w:hyperlink w:history="1" r:id="rIdg-h_z3-wzgddtaqy1fjit">
+            <w:hyperlink w:history="1" r:id="rIdorw4vs715q7srynl3w26a">
               <w:r>
                 <w:rPr>
                   <w:rFonts w:ascii="Arial" w:cs="Arial" w:eastAsia="Arial" w:hAnsi="Arial"/>
@@ -13963,7 +13963,7 @@
               <w:spacing w:after="10" w:before="0"/>
               <w:ind w:left="120"/>
             </w:pPr>
-            <w:hyperlink w:history="1" r:id="rId2feysgr81azsej9lpstgp">
+            <w:hyperlink w:history="1" r:id="rIdyxxval_aqx-qr1n-v1v-c">
               <w:r>
                 <w:rPr>
                   <w:rFonts w:ascii="Arial" w:cs="Arial" w:eastAsia="Arial" w:hAnsi="Arial"/>
@@ -14163,7 +14163,7 @@
             <w:pPr>
               <w:spacing w:after="20" w:before="0"/>
             </w:pPr>
-            <w:hyperlink w:history="1" r:id="rIdz58jqg7ghfskcqs4te8st">
+            <w:hyperlink w:history="1" r:id="rIdm5c2wi2fmhrdqdshtfx6b">
               <w:r>
                 <w:rPr>
                   <w:rFonts w:ascii="Arial" w:cs="Arial" w:eastAsia="Arial" w:hAnsi="Arial"/>
@@ -14196,7 +14196,7 @@
               <w:spacing w:after="10" w:before="0"/>
               <w:ind w:left="120"/>
             </w:pPr>
-            <w:hyperlink w:history="1" r:id="rIdzybwoumrw45ei3kdqgwah">
+            <w:hyperlink w:history="1" r:id="rId59hbrr273wwh2jj89bwgz">
               <w:r>
                 <w:rPr>
                   <w:rFonts w:ascii="Arial" w:cs="Arial" w:eastAsia="Arial" w:hAnsi="Arial"/>
@@ -14241,7 +14241,7 @@
             <w:pPr>
               <w:spacing w:after="20" w:before="0"/>
             </w:pPr>
-            <w:hyperlink w:history="1" r:id="rIdyzp5ghfgfly0ercjito8m">
+            <w:hyperlink w:history="1" r:id="rIdnj5hsvnfupvmmmh1pj56x">
               <w:r>
                 <w:rPr>
                   <w:rFonts w:ascii="Arial" w:cs="Arial" w:eastAsia="Arial" w:hAnsi="Arial"/>
@@ -14274,7 +14274,7 @@
               <w:spacing w:after="10" w:before="0"/>
               <w:ind w:left="120"/>
             </w:pPr>
-            <w:hyperlink w:history="1" r:id="rIdo0hgp7ltcinqyctjixw0c">
+            <w:hyperlink w:history="1" r:id="rId8bf8u4pp2dtss8qiwgukz">
               <w:r>
                 <w:rPr>
                   <w:rFonts w:ascii="Arial" w:cs="Arial" w:eastAsia="Arial" w:hAnsi="Arial"/>
@@ -14474,7 +14474,7 @@
             <w:pPr>
               <w:spacing w:after="20" w:before="0"/>
             </w:pPr>
-            <w:hyperlink w:history="1" r:id="rIddij1iv6g0q8jpijspvaaf">
+            <w:hyperlink w:history="1" r:id="rIdqslhazlix_2ahasei2c2q">
               <w:r>
                 <w:rPr>
                   <w:rFonts w:ascii="Arial" w:cs="Arial" w:eastAsia="Arial" w:hAnsi="Arial"/>
@@ -14523,7 +14523,7 @@
               <w:spacing w:after="10" w:before="0"/>
               <w:ind w:left="120"/>
             </w:pPr>
-            <w:hyperlink w:history="1" r:id="rIdgeayzlopzkly_cdznpfbk">
+            <w:hyperlink w:history="1" r:id="rIdzpbz6e0zc_u6k9zccfua8">
               <w:r>
                 <w:rPr>
                   <w:rFonts w:ascii="Arial" w:cs="Arial" w:eastAsia="Arial" w:hAnsi="Arial"/>
@@ -14568,7 +14568,7 @@
             <w:pPr>
               <w:spacing w:after="20" w:before="0"/>
             </w:pPr>
-            <w:hyperlink w:history="1" r:id="rId5ft9hkroqesg4wgt4lzmy">
+            <w:hyperlink w:history="1" r:id="rId25bcb7fej-abpive9tpqu">
               <w:r>
                 <w:rPr>
                   <w:rFonts w:ascii="Arial" w:cs="Arial" w:eastAsia="Arial" w:hAnsi="Arial"/>
@@ -14601,7 +14601,7 @@
               <w:spacing w:after="10" w:before="0"/>
               <w:ind w:left="120"/>
             </w:pPr>
-            <w:hyperlink w:history="1" r:id="rIdvjas0_fzh9vjy5e74qnn_">
+            <w:hyperlink w:history="1" r:id="rIdtghn4sibpq7kkpnw4ejyc">
               <w:r>
                 <w:rPr>
                   <w:rFonts w:ascii="Arial" w:cs="Arial" w:eastAsia="Arial" w:hAnsi="Arial"/>
@@ -14801,7 +14801,7 @@
             <w:pPr>
               <w:spacing w:after="20" w:before="0"/>
             </w:pPr>
-            <w:hyperlink w:history="1" r:id="rIdudq_bo_kv16puitpaxbfk">
+            <w:hyperlink w:history="1" r:id="rIdlmlvhahi6_z0zag-dx_1u">
               <w:r>
                 <w:rPr>
                   <w:rFonts w:ascii="Arial" w:cs="Arial" w:eastAsia="Arial" w:hAnsi="Arial"/>
@@ -14850,7 +14850,7 @@
               <w:spacing w:after="10" w:before="0"/>
               <w:ind w:left="120"/>
             </w:pPr>
-            <w:hyperlink w:history="1" r:id="rIdh_ij_qgtclmr9fbesuf6y">
+            <w:hyperlink w:history="1" r:id="rIdooc2jv7s-uubll8mimpg-">
               <w:r>
                 <w:rPr>
                   <w:rFonts w:ascii="Arial" w:cs="Arial" w:eastAsia="Arial" w:hAnsi="Arial"/>
@@ -14895,7 +14895,7 @@
             <w:pPr>
               <w:spacing w:after="20" w:before="0"/>
             </w:pPr>
-            <w:hyperlink w:history="1" r:id="rId47qascnvsqyuacpaxae3c">
+            <w:hyperlink w:history="1" r:id="rIdzoz6tuepix4gugm_fhudx">
               <w:r>
                 <w:rPr>
                   <w:rFonts w:ascii="Arial" w:cs="Arial" w:eastAsia="Arial" w:hAnsi="Arial"/>
@@ -14928,7 +14928,7 @@
               <w:spacing w:after="10" w:before="0"/>
               <w:ind w:left="120"/>
             </w:pPr>
-            <w:hyperlink w:history="1" r:id="rId15qiuftn8joi3foe-ft7j">
+            <w:hyperlink w:history="1" r:id="rId0iiafvt9m9fdbpjjdcckc">
               <w:r>
                 <w:rPr>
                   <w:rFonts w:ascii="Arial" w:cs="Arial" w:eastAsia="Arial" w:hAnsi="Arial"/>
@@ -15128,7 +15128,7 @@
             <w:pPr>
               <w:spacing w:after="20" w:before="0"/>
             </w:pPr>
-            <w:hyperlink w:history="1" r:id="rIdkjsjfg-jgy2rmasezrezp">
+            <w:hyperlink w:history="1" r:id="rId2hi6hmbup5vl3sbaftsvn">
               <w:r>
                 <w:rPr>
                   <w:rFonts w:ascii="Arial" w:cs="Arial" w:eastAsia="Arial" w:hAnsi="Arial"/>
@@ -15177,7 +15177,7 @@
               <w:spacing w:after="10" w:before="0"/>
               <w:ind w:left="120"/>
             </w:pPr>
-            <w:hyperlink w:history="1" r:id="rId1szricuag65c1q-kgpk9h">
+            <w:hyperlink w:history="1" r:id="rId-op_gdx-20xznxl96d5fj">
               <w:r>
                 <w:rPr>
                   <w:rFonts w:ascii="Arial" w:cs="Arial" w:eastAsia="Arial" w:hAnsi="Arial"/>
@@ -15222,7 +15222,7 @@
             <w:pPr>
               <w:spacing w:after="20" w:before="0"/>
             </w:pPr>
-            <w:hyperlink w:history="1" r:id="rIdjm-k2woceaovxrzw2dzfq">
+            <w:hyperlink w:history="1" r:id="rIdiejychlxb4u951eic-dpm">
               <w:r>
                 <w:rPr>
                   <w:rFonts w:ascii="Arial" w:cs="Arial" w:eastAsia="Arial" w:hAnsi="Arial"/>
@@ -15271,7 +15271,7 @@
               <w:spacing w:after="10" w:before="0"/>
               <w:ind w:left="120"/>
             </w:pPr>
-            <w:hyperlink w:history="1" r:id="rIdwabbgumjyd3wdkrds7f2u">
+            <w:hyperlink w:history="1" r:id="rIdkzpvvxx0d9ntoivxfrl4n">
               <w:r>
                 <w:rPr>
                   <w:rFonts w:ascii="Arial" w:cs="Arial" w:eastAsia="Arial" w:hAnsi="Arial"/>
@@ -15796,7 +15796,7 @@
         </w:rPr>
         <w:t xml:space="preserve">© 2026 SeaVuria and ARES. Aligned with KICD objectives. Developed by SeaVuria; technical implementation by ARES (with AI assistance from Claude). Licensed under </w:t>
       </w:r>
-      <w:hyperlink w:history="1" r:id="rIduad3eeoupl9bp7mauufqq">
+      <w:hyperlink w:history="1" r:id="rIdvm9pnebvlu7hovqwu6vlq">
         <w:r>
           <w:rPr>
             <w:rFonts w:ascii="Arial" w:cs="Arial" w:eastAsia="Arial" w:hAnsi="Arial"/>
@@ -15817,7 +15817,7 @@
         </w:rPr>
         <w:t xml:space="preserve"> (</w:t>
       </w:r>
-      <w:hyperlink w:history="1" r:id="rIdx0zd2zb_4wr9mczrewszs">
+      <w:hyperlink w:history="1" r:id="rIdoizo30lssk6pkmgtdaqle">
         <w:r>
           <w:rPr>
             <w:rFonts w:ascii="Arial" w:cs="Arial" w:eastAsia="Arial" w:hAnsi="Arial"/>
@@ -16857,7 +16857,7 @@
             <w:pPr>
               <w:spacing w:after="20" w:before="0"/>
             </w:pPr>
-            <w:hyperlink w:history="1" r:id="rIdgxhw2svka6sbvozsdlbuk">
+            <w:hyperlink w:history="1" r:id="rIdkeuputrv0qpkrpuw7ow7d">
               <w:r>
                 <w:rPr>
                   <w:rFonts w:ascii="Arial" w:cs="Arial" w:eastAsia="Arial" w:hAnsi="Arial"/>
@@ -16890,7 +16890,7 @@
               <w:spacing w:after="10" w:before="0"/>
               <w:ind w:left="120"/>
             </w:pPr>
-            <w:hyperlink w:history="1" r:id="rIdpjfxjstewlfq6n00nds4q">
+            <w:hyperlink w:history="1" r:id="rIddgyi6rfidptt6bfevor39">
               <w:r>
                 <w:rPr>
                   <w:rFonts w:ascii="Arial" w:cs="Arial" w:eastAsia="Arial" w:hAnsi="Arial"/>
@@ -16935,7 +16935,7 @@
             <w:pPr>
               <w:spacing w:after="20" w:before="0"/>
             </w:pPr>
-            <w:hyperlink w:history="1" r:id="rIdjz992sn9ku5alizaqxfgf">
+            <w:hyperlink w:history="1" r:id="rIdeqncvqrxeh9w-8il4wikx">
               <w:r>
                 <w:rPr>
                   <w:rFonts w:ascii="Arial" w:cs="Arial" w:eastAsia="Arial" w:hAnsi="Arial"/>
@@ -16968,7 +16968,7 @@
               <w:spacing w:after="10" w:before="0"/>
               <w:ind w:left="120"/>
             </w:pPr>
-            <w:hyperlink w:history="1" r:id="rIdifdvintc6es6amjsx7lmk">
+            <w:hyperlink w:history="1" r:id="rId9mksh62hhxxdhphzr0mps">
               <w:r>
                 <w:rPr>
                   <w:rFonts w:ascii="Arial" w:cs="Arial" w:eastAsia="Arial" w:hAnsi="Arial"/>
@@ -17168,7 +17168,7 @@
             <w:pPr>
               <w:spacing w:after="20" w:before="0"/>
             </w:pPr>
-            <w:hyperlink w:history="1" r:id="rIdhhwebs0krjbx0befztqo8">
+            <w:hyperlink w:history="1" r:id="rId2alpx3bfwvn4kvjxmfbzg">
               <w:r>
                 <w:rPr>
                   <w:rFonts w:ascii="Arial" w:cs="Arial" w:eastAsia="Arial" w:hAnsi="Arial"/>
@@ -17201,7 +17201,7 @@
               <w:spacing w:after="10" w:before="0"/>
               <w:ind w:left="120"/>
             </w:pPr>
-            <w:hyperlink w:history="1" r:id="rIdzkfo2wrmnzzkl--amjzcj">
+            <w:hyperlink w:history="1" r:id="rIdayso-psmflttecbiqebuo">
               <w:r>
                 <w:rPr>
                   <w:rFonts w:ascii="Arial" w:cs="Arial" w:eastAsia="Arial" w:hAnsi="Arial"/>
@@ -17246,7 +17246,7 @@
             <w:pPr>
               <w:spacing w:after="20" w:before="0"/>
             </w:pPr>
-            <w:hyperlink w:history="1" r:id="rIdhz-dscwtn-snfcpnfclqz">
+            <w:hyperlink w:history="1" r:id="rIdrohqr2lwd4gcz_mq-0vzh">
               <w:r>
                 <w:rPr>
                   <w:rFonts w:ascii="Arial" w:cs="Arial" w:eastAsia="Arial" w:hAnsi="Arial"/>
@@ -17279,7 +17279,7 @@
               <w:spacing w:after="10" w:before="0"/>
               <w:ind w:left="120"/>
             </w:pPr>
-            <w:hyperlink w:history="1" r:id="rIdgr6svyzk_h_bydxjug_qr">
+            <w:hyperlink w:history="1" r:id="rIdit33dsg9uvouplfiy2_d2">
               <w:r>
                 <w:rPr>
                   <w:rFonts w:ascii="Arial" w:cs="Arial" w:eastAsia="Arial" w:hAnsi="Arial"/>
@@ -17479,7 +17479,7 @@
             <w:pPr>
               <w:spacing w:after="20" w:before="0"/>
             </w:pPr>
-            <w:hyperlink w:history="1" r:id="rIdf_ho4x5redat5hvosnb7v">
+            <w:hyperlink w:history="1" r:id="rId3zoh-aa04vs3iqdbbh923">
               <w:r>
                 <w:rPr>
                   <w:rFonts w:ascii="Arial" w:cs="Arial" w:eastAsia="Arial" w:hAnsi="Arial"/>
@@ -17512,7 +17512,7 @@
               <w:spacing w:after="10" w:before="0"/>
               <w:ind w:left="120"/>
             </w:pPr>
-            <w:hyperlink w:history="1" r:id="rIdcl_53hqsxishqwb8cfs8l">
+            <w:hyperlink w:history="1" r:id="rIdbjt0ttwuj7bv7wjbi4pti">
               <w:r>
                 <w:rPr>
                   <w:rFonts w:ascii="Arial" w:cs="Arial" w:eastAsia="Arial" w:hAnsi="Arial"/>
@@ -17557,7 +17557,7 @@
             <w:pPr>
               <w:spacing w:after="20" w:before="0"/>
             </w:pPr>
-            <w:hyperlink w:history="1" r:id="rIdq3tf700vqebe-shztmaw-">
+            <w:hyperlink w:history="1" r:id="rIdwtcp63jwxmzkarnaq3tkq">
               <w:r>
                 <w:rPr>
                   <w:rFonts w:ascii="Arial" w:cs="Arial" w:eastAsia="Arial" w:hAnsi="Arial"/>
@@ -17590,7 +17590,7 @@
               <w:spacing w:after="10" w:before="0"/>
               <w:ind w:left="120"/>
             </w:pPr>
-            <w:hyperlink w:history="1" r:id="rIdbphdgy79kvir5fwom5lbq">
+            <w:hyperlink w:history="1" r:id="rIdz4oilxmnea-axcco9z7at">
               <w:r>
                 <w:rPr>
                   <w:rFonts w:ascii="Arial" w:cs="Arial" w:eastAsia="Arial" w:hAnsi="Arial"/>
@@ -17790,7 +17790,7 @@
             <w:pPr>
               <w:spacing w:after="20" w:before="0"/>
             </w:pPr>
-            <w:hyperlink w:history="1" r:id="rIdv2coi3rhi5vxuriixjzou">
+            <w:hyperlink w:history="1" r:id="rIdqdosxf2xf1jdgnw1pzact">
               <w:r>
                 <w:rPr>
                   <w:rFonts w:ascii="Arial" w:cs="Arial" w:eastAsia="Arial" w:hAnsi="Arial"/>
@@ -17823,7 +17823,7 @@
               <w:spacing w:after="10" w:before="0"/>
               <w:ind w:left="120"/>
             </w:pPr>
-            <w:hyperlink w:history="1" r:id="rId1td8mdniau7bh-0gcodd7">
+            <w:hyperlink w:history="1" r:id="rIdsfrofvflvhap-vkywsffh">
               <w:r>
                 <w:rPr>
                   <w:rFonts w:ascii="Arial" w:cs="Arial" w:eastAsia="Arial" w:hAnsi="Arial"/>
@@ -17868,7 +17868,7 @@
             <w:pPr>
               <w:spacing w:after="20" w:before="0"/>
             </w:pPr>
-            <w:hyperlink w:history="1" r:id="rIdqswe3fhfprfoo50tol1kk">
+            <w:hyperlink w:history="1" r:id="rIdsp9qmdsbpz-u-b8o2g4m6">
               <w:r>
                 <w:rPr>
                   <w:rFonts w:ascii="Arial" w:cs="Arial" w:eastAsia="Arial" w:hAnsi="Arial"/>
@@ -17901,7 +17901,7 @@
               <w:spacing w:after="10" w:before="0"/>
               <w:ind w:left="120"/>
             </w:pPr>
-            <w:hyperlink w:history="1" r:id="rIdnddzvmnl8mhjjbvd3q2kq">
+            <w:hyperlink w:history="1" r:id="rIdz_7wnelcsajxskzft1qt4">
               <w:r>
                 <w:rPr>
                   <w:rFonts w:ascii="Arial" w:cs="Arial" w:eastAsia="Arial" w:hAnsi="Arial"/>
@@ -18101,7 +18101,7 @@
             <w:pPr>
               <w:spacing w:after="20" w:before="0"/>
             </w:pPr>
-            <w:hyperlink w:history="1" r:id="rIdv669mrr0jgjw5lofju9ok">
+            <w:hyperlink w:history="1" r:id="rIdiydikzj0ovgouakwfo6sm">
               <w:r>
                 <w:rPr>
                   <w:rFonts w:ascii="Arial" w:cs="Arial" w:eastAsia="Arial" w:hAnsi="Arial"/>
@@ -18134,7 +18134,7 @@
               <w:spacing w:after="10" w:before="0"/>
               <w:ind w:left="120"/>
             </w:pPr>
-            <w:hyperlink w:history="1" r:id="rIdvuv2easdmmg1o8ltctjlx">
+            <w:hyperlink w:history="1" r:id="rIdapskmctnatdupj_vrmbxn">
               <w:r>
                 <w:rPr>
                   <w:rFonts w:ascii="Arial" w:cs="Arial" w:eastAsia="Arial" w:hAnsi="Arial"/>
@@ -18179,7 +18179,7 @@
             <w:pPr>
               <w:spacing w:after="20" w:before="0"/>
             </w:pPr>
-            <w:hyperlink w:history="1" r:id="rIdihfzquit18wpzgb9alkru">
+            <w:hyperlink w:history="1" r:id="rIdg-rfhp-jwzl9hw3xp2wi-">
               <w:r>
                 <w:rPr>
                   <w:rFonts w:ascii="Arial" w:cs="Arial" w:eastAsia="Arial" w:hAnsi="Arial"/>
@@ -18212,7 +18212,7 @@
               <w:spacing w:after="10" w:before="0"/>
               <w:ind w:left="120"/>
             </w:pPr>
-            <w:hyperlink w:history="1" r:id="rIdtdxcbyxua67g5nbaxskpf">
+            <w:hyperlink w:history="1" r:id="rId2kqcv4astndzvzii_o-c0">
               <w:r>
                 <w:rPr>
                   <w:rFonts w:ascii="Arial" w:cs="Arial" w:eastAsia="Arial" w:hAnsi="Arial"/>
@@ -18977,7 +18977,7 @@
         </w:rPr>
         <w:t xml:space="preserve">© 2026 SeaVuria and ARES. Aligned with KICD objectives. Developed by SeaVuria; technical implementation by ARES (with AI assistance from Claude). Licensed under </w:t>
       </w:r>
-      <w:hyperlink w:history="1" r:id="rIdqqvuadhvkuz3hfqvsfegm">
+      <w:hyperlink w:history="1" r:id="rIdy8typbm0tugzrmpq9fcdz">
         <w:r>
           <w:rPr>
             <w:rFonts w:ascii="Arial" w:cs="Arial" w:eastAsia="Arial" w:hAnsi="Arial"/>
@@ -18998,7 +18998,7 @@
         </w:rPr>
         <w:t xml:space="preserve"> (</w:t>
       </w:r>
-      <w:hyperlink w:history="1" r:id="rId4ulutzzkosh8j6czvasia">
+      <w:hyperlink w:history="1" r:id="rIdhpae1re53lzjsarmipgyj">
         <w:r>
           <w:rPr>
             <w:rFonts w:ascii="Arial" w:cs="Arial" w:eastAsia="Arial" w:hAnsi="Arial"/>
@@ -20038,7 +20038,7 @@
             <w:pPr>
               <w:spacing w:after="20" w:before="0"/>
             </w:pPr>
-            <w:hyperlink w:history="1" r:id="rIdxfcr1jc8smzfghd-5q5gh">
+            <w:hyperlink w:history="1" r:id="rIdazs_0_zszcgsfeaiou7ie">
               <w:r>
                 <w:rPr>
                   <w:rFonts w:ascii="Arial" w:cs="Arial" w:eastAsia="Arial" w:hAnsi="Arial"/>
@@ -20071,7 +20071,7 @@
               <w:spacing w:after="10" w:before="0"/>
               <w:ind w:left="120"/>
             </w:pPr>
-            <w:hyperlink w:history="1" r:id="rIdwcdspgflcvloawgph4rf7">
+            <w:hyperlink w:history="1" r:id="rIdsfpdnoqu4ouejzvgnvtag">
               <w:r>
                 <w:rPr>
                   <w:rFonts w:ascii="Arial" w:cs="Arial" w:eastAsia="Arial" w:hAnsi="Arial"/>
@@ -20133,7 +20133,7 @@
               <w:spacing w:after="10" w:before="0"/>
               <w:ind w:left="120"/>
             </w:pPr>
-            <w:hyperlink w:history="1" r:id="rId5d8zocp8z3jofxy8irgvh">
+            <w:hyperlink w:history="1" r:id="rIdpgo-3zbtksqsglknbi1yu">
               <w:r>
                 <w:rPr>
                   <w:rFonts w:ascii="Arial" w:cs="Arial" w:eastAsia="Arial" w:hAnsi="Arial"/>
@@ -20348,7 +20348,7 @@
             <w:pPr>
               <w:spacing w:after="20" w:before="0"/>
             </w:pPr>
-            <w:hyperlink w:history="1" r:id="rIdyn4wrfdhhztjttcj-6vdf">
+            <w:hyperlink w:history="1" r:id="rIde_0t3ed0-jcfwqejcku56">
               <w:r>
                 <w:rPr>
                   <w:rFonts w:ascii="Arial" w:cs="Arial" w:eastAsia="Arial" w:hAnsi="Arial"/>
@@ -20381,7 +20381,7 @@
               <w:spacing w:after="10" w:before="0"/>
               <w:ind w:left="120"/>
             </w:pPr>
-            <w:hyperlink w:history="1" r:id="rIdwhovqh9lsqgld6w4jjmxh">
+            <w:hyperlink w:history="1" r:id="rIdkqfyes0dggir6-fvsofau">
               <w:r>
                 <w:rPr>
                   <w:rFonts w:ascii="Arial" w:cs="Arial" w:eastAsia="Arial" w:hAnsi="Arial"/>
@@ -20443,7 +20443,7 @@
               <w:spacing w:after="10" w:before="0"/>
               <w:ind w:left="120"/>
             </w:pPr>
-            <w:hyperlink w:history="1" r:id="rIdnj40mdeypzkvvmhfdfabc">
+            <w:hyperlink w:history="1" r:id="rIdlx-lgtfm3xqeungv1nzh7">
               <w:r>
                 <w:rPr>
                   <w:rFonts w:ascii="Arial" w:cs="Arial" w:eastAsia="Arial" w:hAnsi="Arial"/>
@@ -20658,7 +20658,7 @@
             <w:pPr>
               <w:spacing w:after="20" w:before="0"/>
             </w:pPr>
-            <w:hyperlink w:history="1" r:id="rId08gzd3l3us_a4xz87lcgr">
+            <w:hyperlink w:history="1" r:id="rIdqauq68u9v788bf6tzk3a8">
               <w:r>
                 <w:rPr>
                   <w:rFonts w:ascii="Arial" w:cs="Arial" w:eastAsia="Arial" w:hAnsi="Arial"/>
@@ -20707,7 +20707,7 @@
               <w:spacing w:after="10" w:before="0"/>
               <w:ind w:left="120"/>
             </w:pPr>
-            <w:hyperlink w:history="1" r:id="rId673wb1eolopfe2t7wwnk1">
+            <w:hyperlink w:history="1" r:id="rIdh4orq72egkmll2pu4iimn">
               <w:r>
                 <w:rPr>
                   <w:rFonts w:ascii="Arial" w:cs="Arial" w:eastAsia="Arial" w:hAnsi="Arial"/>
@@ -20769,7 +20769,7 @@
               <w:spacing w:after="10" w:before="0"/>
               <w:ind w:left="120"/>
             </w:pPr>
-            <w:hyperlink w:history="1" r:id="rIdgvgr2ccgjyfojs-hln7as">
+            <w:hyperlink w:history="1" r:id="rIdqr9rwrb6bkvi8atvrkxjr">
               <w:r>
                 <w:rPr>
                   <w:rFonts w:ascii="Arial" w:cs="Arial" w:eastAsia="Arial" w:hAnsi="Arial"/>
@@ -20984,7 +20984,7 @@
             <w:pPr>
               <w:spacing w:after="20" w:before="0"/>
             </w:pPr>
-            <w:hyperlink w:history="1" r:id="rIdbmwjvcf6puh5zakrxxffi">
+            <w:hyperlink w:history="1" r:id="rIdyufvhxu6o5lk31bn7zyqq">
               <w:r>
                 <w:rPr>
                   <w:rFonts w:ascii="Arial" w:cs="Arial" w:eastAsia="Arial" w:hAnsi="Arial"/>
@@ -21033,7 +21033,7 @@
               <w:spacing w:after="10" w:before="0"/>
               <w:ind w:left="120"/>
             </w:pPr>
-            <w:hyperlink w:history="1" r:id="rIdau_vryrzxkj2qyhw202t9">
+            <w:hyperlink w:history="1" r:id="rIdk94hst7ybdimsp2jyh7r9">
               <w:r>
                 <w:rPr>
                   <w:rFonts w:ascii="Arial" w:cs="Arial" w:eastAsia="Arial" w:hAnsi="Arial"/>
@@ -21095,7 +21095,7 @@
               <w:spacing w:after="10" w:before="0"/>
               <w:ind w:left="120"/>
             </w:pPr>
-            <w:hyperlink w:history="1" r:id="rIdrypcfzfjwtsqrl28mscjm">
+            <w:hyperlink w:history="1" r:id="rIdknw1uvzrsvb28cxroiadd">
               <w:r>
                 <w:rPr>
                   <w:rFonts w:ascii="Arial" w:cs="Arial" w:eastAsia="Arial" w:hAnsi="Arial"/>
@@ -21310,7 +21310,7 @@
             <w:pPr>
               <w:spacing w:after="20" w:before="0"/>
             </w:pPr>
-            <w:hyperlink w:history="1" r:id="rIdk0dwcdh78xc4_thcjrtav">
+            <w:hyperlink w:history="1" r:id="rIdiw346zf5px0kkmkqsu3xl">
               <w:r>
                 <w:rPr>
                   <w:rFonts w:ascii="Arial" w:cs="Arial" w:eastAsia="Arial" w:hAnsi="Arial"/>
@@ -21343,7 +21343,7 @@
               <w:spacing w:after="10" w:before="0"/>
               <w:ind w:left="120"/>
             </w:pPr>
-            <w:hyperlink w:history="1" r:id="rIdat_layr-fr7ipq48ua1hs">
+            <w:hyperlink w:history="1" r:id="rIdavq8mecey5rev-az0ljpj">
               <w:r>
                 <w:rPr>
                   <w:rFonts w:ascii="Arial" w:cs="Arial" w:eastAsia="Arial" w:hAnsi="Arial"/>
@@ -21405,7 +21405,7 @@
               <w:spacing w:after="10" w:before="0"/>
               <w:ind w:left="120"/>
             </w:pPr>
-            <w:hyperlink w:history="1" r:id="rIdahjbj__w4cjvfeiw74mo5">
+            <w:hyperlink w:history="1" r:id="rIdbcs8p0yxcrye1-pv1oj3d">
               <w:r>
                 <w:rPr>
                   <w:rFonts w:ascii="Arial" w:cs="Arial" w:eastAsia="Arial" w:hAnsi="Arial"/>
@@ -21945,7 +21945,7 @@
         </w:rPr>
         <w:t xml:space="preserve">© 2026 SeaVuria and ARES. Aligned with KICD objectives. Developed by SeaVuria; technical implementation by ARES (with AI assistance from Claude). Licensed under </w:t>
       </w:r>
-      <w:hyperlink w:history="1" r:id="rId5jy2rppitzms6enbpczyj">
+      <w:hyperlink w:history="1" r:id="rIdsdzg1n9qsb61kuselox8e">
         <w:r>
           <w:rPr>
             <w:rFonts w:ascii="Arial" w:cs="Arial" w:eastAsia="Arial" w:hAnsi="Arial"/>
@@ -21966,7 +21966,7 @@
         </w:rPr>
         <w:t xml:space="preserve"> (</w:t>
       </w:r>
-      <w:hyperlink w:history="1" r:id="rIdbaflzfgkfcztwusqhr9nt">
+      <w:hyperlink w:history="1" r:id="rIdahpro-fbmnelyb8kxqiru">
         <w:r>
           <w:rPr>
             <w:rFonts w:ascii="Arial" w:cs="Arial" w:eastAsia="Arial" w:hAnsi="Arial"/>
@@ -23006,7 +23006,7 @@
             <w:pPr>
               <w:spacing w:after="20" w:before="0"/>
             </w:pPr>
-            <w:hyperlink w:history="1" r:id="rId9dhll_t_gpcseepv_kyox">
+            <w:hyperlink w:history="1" r:id="rIdrmjj7mkbpgmmfdb-tuie0">
               <w:r>
                 <w:rPr>
                   <w:rFonts w:ascii="Arial" w:cs="Arial" w:eastAsia="Arial" w:hAnsi="Arial"/>
@@ -23039,7 +23039,7 @@
               <w:spacing w:after="10" w:before="0"/>
               <w:ind w:left="120"/>
             </w:pPr>
-            <w:hyperlink w:history="1" r:id="rIdvwy2n-x-pd9tf4fudtqx8">
+            <w:hyperlink w:history="1" r:id="rIdrpf58lemqxo_kqhd5a00b">
               <w:r>
                 <w:rPr>
                   <w:rFonts w:ascii="Arial" w:cs="Arial" w:eastAsia="Arial" w:hAnsi="Arial"/>
@@ -23084,7 +23084,7 @@
             <w:pPr>
               <w:spacing w:after="20" w:before="0"/>
             </w:pPr>
-            <w:hyperlink w:history="1" r:id="rIdctsjmjbyr5mh4q9am3w16">
+            <w:hyperlink w:history="1" r:id="rIdt-5yhilt-shk8fmzdw59d">
               <w:r>
                 <w:rPr>
                   <w:rFonts w:ascii="Arial" w:cs="Arial" w:eastAsia="Arial" w:hAnsi="Arial"/>
@@ -23117,7 +23117,7 @@
               <w:spacing w:after="10" w:before="0"/>
               <w:ind w:left="120"/>
             </w:pPr>
-            <w:hyperlink w:history="1" r:id="rIde45plnwry7hsvagbkzsom">
+            <w:hyperlink w:history="1" r:id="rIdfxagd120wquat5o2iffwy">
               <w:r>
                 <w:rPr>
                   <w:rFonts w:ascii="Arial" w:cs="Arial" w:eastAsia="Arial" w:hAnsi="Arial"/>
@@ -23317,7 +23317,7 @@
             <w:pPr>
               <w:spacing w:after="20" w:before="0"/>
             </w:pPr>
-            <w:hyperlink w:history="1" r:id="rIdjlwuvubbsqk6yylqlnhi_">
+            <w:hyperlink w:history="1" r:id="rIdykxfm7htpn2_sn4zla6tc">
               <w:r>
                 <w:rPr>
                   <w:rFonts w:ascii="Arial" w:cs="Arial" w:eastAsia="Arial" w:hAnsi="Arial"/>
@@ -23350,7 +23350,7 @@
               <w:spacing w:after="10" w:before="0"/>
               <w:ind w:left="120"/>
             </w:pPr>
-            <w:hyperlink w:history="1" r:id="rIdeclhtztaznonxylqjk8ri">
+            <w:hyperlink w:history="1" r:id="rIdi9jmqohuavfiqmbqwnk4m">
               <w:r>
                 <w:rPr>
                   <w:rFonts w:ascii="Arial" w:cs="Arial" w:eastAsia="Arial" w:hAnsi="Arial"/>
@@ -23395,7 +23395,7 @@
             <w:pPr>
               <w:spacing w:after="20" w:before="0"/>
             </w:pPr>
-            <w:hyperlink w:history="1" r:id="rIdyiywbmpz0ufx5bvwdotwo">
+            <w:hyperlink w:history="1" r:id="rIdjuiu2ksvla5piyrdgtfga">
               <w:r>
                 <w:rPr>
                   <w:rFonts w:ascii="Arial" w:cs="Arial" w:eastAsia="Arial" w:hAnsi="Arial"/>
@@ -23428,7 +23428,7 @@
               <w:spacing w:after="10" w:before="0"/>
               <w:ind w:left="120"/>
             </w:pPr>
-            <w:hyperlink w:history="1" r:id="rId24ixjz4g7orsyg7o34nhu">
+            <w:hyperlink w:history="1" r:id="rIdutagthbanoxrdwoqsmfff">
               <w:r>
                 <w:rPr>
                   <w:rFonts w:ascii="Arial" w:cs="Arial" w:eastAsia="Arial" w:hAnsi="Arial"/>
@@ -23628,7 +23628,7 @@
             <w:pPr>
               <w:spacing w:after="20" w:before="0"/>
             </w:pPr>
-            <w:hyperlink w:history="1" r:id="rIdv_c0vba95beneqdstzp5w">
+            <w:hyperlink w:history="1" r:id="rIdj7a4fxg3kokp23nlbvqeu">
               <w:r>
                 <w:rPr>
                   <w:rFonts w:ascii="Arial" w:cs="Arial" w:eastAsia="Arial" w:hAnsi="Arial"/>
@@ -23677,7 +23677,7 @@
               <w:spacing w:after="10" w:before="0"/>
               <w:ind w:left="120"/>
             </w:pPr>
-            <w:hyperlink w:history="1" r:id="rIdzvyadxi63h10kpfcarzdc">
+            <w:hyperlink w:history="1" r:id="rIdv6antf2g7e3kyaldwjkzp">
               <w:r>
                 <w:rPr>
                   <w:rFonts w:ascii="Arial" w:cs="Arial" w:eastAsia="Arial" w:hAnsi="Arial"/>
@@ -23722,7 +23722,7 @@
             <w:pPr>
               <w:spacing w:after="20" w:before="0"/>
             </w:pPr>
-            <w:hyperlink w:history="1" r:id="rIdzry6jwycjzdwfxz_r77mz">
+            <w:hyperlink w:history="1" r:id="rIdbuowoihkoo1ssbn-xlia6">
               <w:r>
                 <w:rPr>
                   <w:rFonts w:ascii="Arial" w:cs="Arial" w:eastAsia="Arial" w:hAnsi="Arial"/>
@@ -23771,7 +23771,7 @@
               <w:spacing w:after="10" w:before="0"/>
               <w:ind w:left="120"/>
             </w:pPr>
-            <w:hyperlink w:history="1" r:id="rIdvg85tbuuegg5jox8pw9lt">
+            <w:hyperlink w:history="1" r:id="rIdmvfva2jknsddyljrqkywt">
               <w:r>
                 <w:rPr>
                   <w:rFonts w:ascii="Arial" w:cs="Arial" w:eastAsia="Arial" w:hAnsi="Arial"/>
@@ -23971,7 +23971,7 @@
             <w:pPr>
               <w:spacing w:after="20" w:before="0"/>
             </w:pPr>
-            <w:hyperlink w:history="1" r:id="rIdgjukpjv4-7tzsoowmcwny">
+            <w:hyperlink w:history="1" r:id="rIdwoppfibuit-bu3jn6jlzs">
               <w:r>
                 <w:rPr>
                   <w:rFonts w:ascii="Arial" w:cs="Arial" w:eastAsia="Arial" w:hAnsi="Arial"/>
@@ -24020,7 +24020,7 @@
               <w:spacing w:after="10" w:before="0"/>
               <w:ind w:left="120"/>
             </w:pPr>
-            <w:hyperlink w:history="1" r:id="rId5bzlle4pksjx1-5sy9trg">
+            <w:hyperlink w:history="1" r:id="rIdq43a-4han0bxerfdto5jb">
               <w:r>
                 <w:rPr>
                   <w:rFonts w:ascii="Arial" w:cs="Arial" w:eastAsia="Arial" w:hAnsi="Arial"/>
@@ -24065,7 +24065,7 @@
             <w:pPr>
               <w:spacing w:after="20" w:before="0"/>
             </w:pPr>
-            <w:hyperlink w:history="1" r:id="rIdwd3ujgaf5fhfc_i4nlt5b">
+            <w:hyperlink w:history="1" r:id="rId0si1vi5nwlvjfgprusfo_">
               <w:r>
                 <w:rPr>
                   <w:rFonts w:ascii="Arial" w:cs="Arial" w:eastAsia="Arial" w:hAnsi="Arial"/>
@@ -24114,7 +24114,7 @@
               <w:spacing w:after="10" w:before="0"/>
               <w:ind w:left="120"/>
             </w:pPr>
-            <w:hyperlink w:history="1" r:id="rIdh4l1_uswli_bu2rvj-kuw">
+            <w:hyperlink w:history="1" r:id="rId2e13b_o2opzoajchfwnqo">
               <w:r>
                 <w:rPr>
                   <w:rFonts w:ascii="Arial" w:cs="Arial" w:eastAsia="Arial" w:hAnsi="Arial"/>
@@ -24314,7 +24314,7 @@
             <w:pPr>
               <w:spacing w:after="20" w:before="0"/>
             </w:pPr>
-            <w:hyperlink w:history="1" r:id="rIdbfy_fqytu2pv5hqq6mox4">
+            <w:hyperlink w:history="1" r:id="rIdczlplub0oorkn-v1om46s">
               <w:r>
                 <w:rPr>
                   <w:rFonts w:ascii="Arial" w:cs="Arial" w:eastAsia="Arial" w:hAnsi="Arial"/>
@@ -24363,7 +24363,7 @@
               <w:spacing w:after="10" w:before="0"/>
               <w:ind w:left="120"/>
             </w:pPr>
-            <w:hyperlink w:history="1" r:id="rId_h1yjj1mopsfirrjs3-do">
+            <w:hyperlink w:history="1" r:id="rIdimzvw2f67ghnefsk1ldgy">
               <w:r>
                 <w:rPr>
                   <w:rFonts w:ascii="Arial" w:cs="Arial" w:eastAsia="Arial" w:hAnsi="Arial"/>
@@ -24408,7 +24408,7 @@
             <w:pPr>
               <w:spacing w:after="20" w:before="0"/>
             </w:pPr>
-            <w:hyperlink w:history="1" r:id="rIdtnoj2m34vuj2qbklmkaub">
+            <w:hyperlink w:history="1" r:id="rIdehw-p_c4hrvcbsawcezk0">
               <w:r>
                 <w:rPr>
                   <w:rFonts w:ascii="Arial" w:cs="Arial" w:eastAsia="Arial" w:hAnsi="Arial"/>
@@ -24457,7 +24457,7 @@
               <w:spacing w:after="10" w:before="0"/>
               <w:ind w:left="120"/>
             </w:pPr>
-            <w:hyperlink w:history="1" r:id="rIdefwo4vjeng6mnypcdimbq">
+            <w:hyperlink w:history="1" r:id="rIdddfagzdytk6coks84ncn_">
               <w:r>
                 <w:rPr>
                   <w:rFonts w:ascii="Arial" w:cs="Arial" w:eastAsia="Arial" w:hAnsi="Arial"/>
@@ -25262,7 +25262,7 @@
         </w:rPr>
         <w:t xml:space="preserve">© 2026 SeaVuria and ARES. Aligned with KICD objectives. Developed by SeaVuria; technical implementation by ARES (with AI assistance from Claude). Licensed under </w:t>
       </w:r>
-      <w:hyperlink w:history="1" r:id="rIdqcvdwsxp9cus7whnh8mua">
+      <w:hyperlink w:history="1" r:id="rId5rea56zr7x6mtr822y66w">
         <w:r>
           <w:rPr>
             <w:rFonts w:ascii="Arial" w:cs="Arial" w:eastAsia="Arial" w:hAnsi="Arial"/>
@@ -25283,7 +25283,7 @@
         </w:rPr>
         <w:t xml:space="preserve"> (</w:t>
       </w:r>
-      <w:hyperlink w:history="1" r:id="rIdp-nepmeqggcc3a66-fs4w">
+      <w:hyperlink w:history="1" r:id="rIdvmz6vdi5l8uq3wrat7fww">
         <w:r>
           <w:rPr>
             <w:rFonts w:ascii="Arial" w:cs="Arial" w:eastAsia="Arial" w:hAnsi="Arial"/>
